--- a/final project report.docx
+++ b/final project report.docx
@@ -1,6 +1,6 @@
 
 <file path=word/document.xml><?xml version="1.0" encoding="utf-8"?>
-<w:document xmlns:wpc="http://schemas.microsoft.com/office/word/2010/wordprocessingCanvas" xmlns:mc="http://schemas.openxmlformats.org/markup-compatibility/2006" xmlns:o="urn:schemas-microsoft-com:office:office" xmlns:r="http://schemas.openxmlformats.org/officeDocument/2006/relationships" xmlns:m="http://schemas.openxmlformats.org/officeDocument/2006/math" xmlns:v="urn:schemas-microsoft-com:vml" xmlns:wp14="http://schemas.microsoft.com/office/word/2010/wordprocessingDrawing" xmlns:wp="http://schemas.openxmlformats.org/drawingml/2006/wordprocessingDrawing" xmlns:w10="urn:schemas-microsoft-com:office:word" xmlns:w="http://schemas.openxmlformats.org/wordprocessingml/2006/main" xmlns:w14="http://schemas.microsoft.com/office/word/2010/wordml" xmlns:w15="http://schemas.microsoft.com/office/word/2012/wordml" xmlns:wpg="http://schemas.microsoft.com/office/word/2010/wordprocessingGroup" xmlns:wpi="http://schemas.microsoft.com/office/word/2010/wordprocessingInk" xmlns:wne="http://schemas.microsoft.com/office/word/2006/wordml" xmlns:wps="http://schemas.microsoft.com/office/word/2010/wordprocessingShape" mc:Ignorable="w14 w15 wp14">
+<w:document xmlns:wpc="http://schemas.microsoft.com/office/word/2010/wordprocessingCanvas" xmlns:cx="http://schemas.microsoft.com/office/drawing/2014/chartex" xmlns:cx1="http://schemas.microsoft.com/office/drawing/2015/9/8/chartex" xmlns:cx2="http://schemas.microsoft.com/office/drawing/2015/10/21/chartex" xmlns:cx3="http://schemas.microsoft.com/office/drawing/2016/5/9/chartex" xmlns:cx4="http://schemas.microsoft.com/office/drawing/2016/5/10/chartex" xmlns:cx5="http://schemas.microsoft.com/office/drawing/2016/5/11/chartex" xmlns:cx6="http://schemas.microsoft.com/office/drawing/2016/5/12/chartex" xmlns:cx7="http://schemas.microsoft.com/office/drawing/2016/5/13/chartex" xmlns:cx8="http://schemas.microsoft.com/office/drawing/2016/5/14/chartex" xmlns:mc="http://schemas.openxmlformats.org/markup-compatibility/2006" xmlns:aink="http://schemas.microsoft.com/office/drawing/2016/ink" xmlns:am3d="http://schemas.microsoft.com/office/drawing/2017/model3d" xmlns:o="urn:schemas-microsoft-com:office:office" xmlns:oel="http://schemas.microsoft.com/office/2019/extlst" xmlns:r="http://schemas.openxmlformats.org/officeDocument/2006/relationships" xmlns:m="http://schemas.openxmlformats.org/officeDocument/2006/math" xmlns:v="urn:schemas-microsoft-com:vml" xmlns:wp14="http://schemas.microsoft.com/office/word/2010/wordprocessingDrawing" xmlns:wp="http://schemas.openxmlformats.org/drawingml/2006/wordprocessingDrawing" xmlns:w10="urn:schemas-microsoft-com:office:word" xmlns:w="http://schemas.openxmlformats.org/wordprocessingml/2006/main" xmlns:w14="http://schemas.microsoft.com/office/word/2010/wordml" xmlns:w15="http://schemas.microsoft.com/office/word/2012/wordml" xmlns:w16cex="http://schemas.microsoft.com/office/word/2018/wordml/cex" xmlns:w16cid="http://schemas.microsoft.com/office/word/2016/wordml/cid" xmlns:w16="http://schemas.microsoft.com/office/word/2018/wordml" xmlns:w16du="http://schemas.microsoft.com/office/word/2023/wordml/word16du" xmlns:w16sdtdh="http://schemas.microsoft.com/office/word/2020/wordml/sdtdatahash" xmlns:w16sdtfl="http://schemas.microsoft.com/office/word/2024/wordml/sdtformatlock" xmlns:w16se="http://schemas.microsoft.com/office/word/2015/wordml/symex" xmlns:wpg="http://schemas.microsoft.com/office/word/2010/wordprocessingGroup" xmlns:wpi="http://schemas.microsoft.com/office/word/2010/wordprocessingInk" xmlns:wne="http://schemas.microsoft.com/office/word/2006/wordml" xmlns:wps="http://schemas.microsoft.com/office/word/2010/wordprocessingShape" mc:Ignorable="w14 w15 w16se w16cid w16 w16cex w16sdtdh w16sdtfl w16du wp14">
   <w:body>
     <w:p>
       <w:pPr>
@@ -8,8 +8,6 @@
         <w:spacing w:after="0" w:line="360" w:lineRule="auto"/>
         <w:jc w:val="both"/>
       </w:pPr>
-      <w:bookmarkStart w:id="0" w:name="_GoBack"/>
-      <w:bookmarkEnd w:id="0"/>
       <w:r>
         <w:t xml:space="preserve"> </w:t>
       </w:r>
@@ -478,10 +476,39 @@
         <w:spacing w:after="0" w:line="360" w:lineRule="auto"/>
         <w:jc w:val="both"/>
       </w:pPr>
-      <w:bookmarkStart w:id="1" w:name="_Toc265989753"/>
+      <w:bookmarkStart w:id="0" w:name="_Toc265989753"/>
       <w:r>
         <w:t>4.1 Paper</w:t>
       </w:r>
+      <w:bookmarkEnd w:id="0"/>
+    </w:p>
+    <w:p>
+      <w:pPr>
+        <w:spacing w:after="0" w:line="360" w:lineRule="auto"/>
+        <w:jc w:val="both"/>
+        <w:rPr>
+          <w:rFonts w:cs="Times New Roman"/>
+          <w:szCs w:val="24"/>
+        </w:rPr>
+      </w:pPr>
+      <w:r>
+        <w:rPr>
+          <w:rFonts w:cs="Times New Roman"/>
+          <w:szCs w:val="24"/>
+        </w:rPr>
+        <w:t>Use A4 size white paper and print only on single side of the paper.</w:t>
+      </w:r>
+    </w:p>
+    <w:p>
+      <w:pPr>
+        <w:pStyle w:val="Heading2"/>
+        <w:spacing w:after="0" w:line="360" w:lineRule="auto"/>
+        <w:jc w:val="both"/>
+      </w:pPr>
+      <w:bookmarkStart w:id="1" w:name="_Toc265989754"/>
+      <w:r>
+        <w:t>4.2 Length of the Report</w:t>
+      </w:r>
       <w:bookmarkEnd w:id="1"/>
     </w:p>
     <w:p>
@@ -498,7 +525,7 @@
           <w:rFonts w:cs="Times New Roman"/>
           <w:szCs w:val="24"/>
         </w:rPr>
-        <w:t>Use A4 size white paper and print only on single side of the paper.</w:t>
+        <w:t>It depends on the nature of the project. The valid length is under the jurisdiction of the supervisor and the department.</w:t>
       </w:r>
     </w:p>
     <w:p>
@@ -507,40 +534,40 @@
         <w:spacing w:after="0" w:line="360" w:lineRule="auto"/>
         <w:jc w:val="both"/>
       </w:pPr>
-      <w:bookmarkStart w:id="2" w:name="_Toc265989754"/>
-      <w:r>
-        <w:t>4.2 Length of the Report</w:t>
-      </w:r>
-      <w:bookmarkEnd w:id="2"/>
-    </w:p>
-    <w:p>
-      <w:pPr>
-        <w:spacing w:after="0" w:line="360" w:lineRule="auto"/>
-        <w:jc w:val="both"/>
-        <w:rPr>
-          <w:rFonts w:cs="Times New Roman"/>
-          <w:szCs w:val="24"/>
-        </w:rPr>
-      </w:pPr>
-      <w:r>
-        <w:rPr>
-          <w:rFonts w:cs="Times New Roman"/>
-          <w:szCs w:val="24"/>
-        </w:rPr>
-        <w:t>It depends on the nature of the project. The valid length is under the jurisdiction of the supervisor and the department.</w:t>
-      </w:r>
-    </w:p>
-    <w:p>
-      <w:pPr>
-        <w:pStyle w:val="Heading2"/>
-        <w:spacing w:after="0" w:line="360" w:lineRule="auto"/>
-        <w:jc w:val="both"/>
-      </w:pPr>
-      <w:bookmarkStart w:id="3" w:name="_Toc265989755"/>
+      <w:bookmarkStart w:id="2" w:name="_Toc265989755"/>
       <w:r>
         <w:lastRenderedPageBreak/>
         <w:t>4.3 Margins</w:t>
       </w:r>
+      <w:bookmarkEnd w:id="2"/>
+    </w:p>
+    <w:p>
+      <w:pPr>
+        <w:spacing w:after="0" w:line="360" w:lineRule="auto"/>
+        <w:jc w:val="both"/>
+        <w:rPr>
+          <w:rFonts w:cs="Times New Roman"/>
+          <w:szCs w:val="24"/>
+        </w:rPr>
+      </w:pPr>
+      <w:r>
+        <w:rPr>
+          <w:rFonts w:cs="Times New Roman"/>
+          <w:szCs w:val="24"/>
+        </w:rPr>
+        <w:t>Left side: 1.5 inch, Right side: 1 inch, Bottom: 1 inch, Top: 1 inch</w:t>
+      </w:r>
+    </w:p>
+    <w:p>
+      <w:pPr>
+        <w:pStyle w:val="Heading2"/>
+        <w:spacing w:after="0" w:line="360" w:lineRule="auto"/>
+        <w:jc w:val="both"/>
+      </w:pPr>
+      <w:bookmarkStart w:id="3" w:name="_Toc265989756"/>
+      <w:r>
+        <w:t>4.4 Font</w:t>
+      </w:r>
       <w:bookmarkEnd w:id="3"/>
     </w:p>
     <w:p>
@@ -557,7 +584,7 @@
           <w:rFonts w:cs="Times New Roman"/>
           <w:szCs w:val="24"/>
         </w:rPr>
-        <w:t>Left side: 1.5 inch, Right side: 1 inch, Bottom: 1 inch, Top: 1 inch</w:t>
+        <w:t>Times New Roman, Black</w:t>
       </w:r>
     </w:p>
     <w:p>
@@ -566,9 +593,9 @@
         <w:spacing w:after="0" w:line="360" w:lineRule="auto"/>
         <w:jc w:val="both"/>
       </w:pPr>
-      <w:bookmarkStart w:id="4" w:name="_Toc265989756"/>
-      <w:r>
-        <w:t>4.4 Font</w:t>
+      <w:bookmarkStart w:id="4" w:name="_Toc265989757"/>
+      <w:r>
+        <w:t>4.5 Font Size</w:t>
       </w:r>
       <w:bookmarkEnd w:id="4"/>
     </w:p>
@@ -586,7 +613,117 @@
           <w:rFonts w:cs="Times New Roman"/>
           <w:szCs w:val="24"/>
         </w:rPr>
-        <w:t>Times New Roman, Black</w:t>
+        <w:t xml:space="preserve">Heading 1: 16, Bold, </w:t>
+      </w:r>
+      <w:r>
+        <w:rPr>
+          <w:rFonts w:cs="Times New Roman"/>
+          <w:szCs w:val="24"/>
+        </w:rPr>
+        <w:t>Space Before:  12 pt, After:  12 pt, Keep with next, Keep lines together</w:t>
+      </w:r>
+      <w:r>
+        <w:rPr>
+          <w:rFonts w:cs="Times New Roman"/>
+          <w:szCs w:val="24"/>
+        </w:rPr>
+        <w:t xml:space="preserve">, Every context word should start with Uppercase, </w:t>
+      </w:r>
+    </w:p>
+    <w:p>
+      <w:pPr>
+        <w:spacing w:after="0" w:line="360" w:lineRule="auto"/>
+        <w:jc w:val="both"/>
+        <w:rPr>
+          <w:rFonts w:cs="Times New Roman"/>
+          <w:szCs w:val="24"/>
+        </w:rPr>
+      </w:pPr>
+      <w:r>
+        <w:rPr>
+          <w:rFonts w:cs="Times New Roman"/>
+          <w:szCs w:val="24"/>
+        </w:rPr>
+        <w:t xml:space="preserve">Heading 2: 14, Bold, </w:t>
+      </w:r>
+      <w:r>
+        <w:rPr>
+          <w:rFonts w:cs="Times New Roman"/>
+          <w:szCs w:val="24"/>
+        </w:rPr>
+        <w:t>Space Before:  12 pt, After:  12 pt, Keep with next, Keep lines together</w:t>
+      </w:r>
+      <w:r>
+        <w:rPr>
+          <w:rFonts w:cs="Times New Roman"/>
+          <w:szCs w:val="24"/>
+        </w:rPr>
+        <w:t>, Every context word should start with Uppercase</w:t>
+      </w:r>
+    </w:p>
+    <w:p>
+      <w:pPr>
+        <w:spacing w:after="0" w:line="360" w:lineRule="auto"/>
+        <w:jc w:val="both"/>
+        <w:rPr>
+          <w:rFonts w:cs="Times New Roman"/>
+          <w:szCs w:val="24"/>
+        </w:rPr>
+      </w:pPr>
+      <w:r>
+        <w:rPr>
+          <w:rFonts w:cs="Times New Roman"/>
+          <w:szCs w:val="24"/>
+        </w:rPr>
+        <w:t xml:space="preserve">Heading 3: 12, Bold, </w:t>
+      </w:r>
+      <w:r>
+        <w:rPr>
+          <w:rFonts w:cs="Times New Roman"/>
+          <w:szCs w:val="24"/>
+        </w:rPr>
+        <w:t xml:space="preserve">Space Before:  6 pt, After:  6 pt, Keep with next, Keep lines together </w:t>
+      </w:r>
+      <w:r>
+        <w:rPr>
+          <w:rFonts w:cs="Times New Roman"/>
+          <w:szCs w:val="24"/>
+        </w:rPr>
+        <w:t>, Every context word should start with Uppercase</w:t>
+      </w:r>
+    </w:p>
+    <w:p>
+      <w:pPr>
+        <w:spacing w:after="0" w:line="360" w:lineRule="auto"/>
+        <w:jc w:val="both"/>
+        <w:rPr>
+          <w:rFonts w:cs="Times New Roman"/>
+          <w:szCs w:val="24"/>
+        </w:rPr>
+      </w:pPr>
+      <w:r>
+        <w:rPr>
+          <w:rFonts w:cs="Times New Roman"/>
+          <w:szCs w:val="24"/>
+        </w:rPr>
+        <w:t>Heading 4: 12, Normal, Every context word should start with Uppercase</w:t>
+      </w:r>
+    </w:p>
+    <w:p>
+      <w:pPr>
+        <w:spacing w:after="0" w:line="360" w:lineRule="auto"/>
+        <w:jc w:val="both"/>
+        <w:rPr>
+          <w:rFonts w:cs="Times New Roman"/>
+          <w:szCs w:val="24"/>
+        </w:rPr>
+      </w:pPr>
+      <w:r>
+        <w:rPr>
+          <w:rFonts w:cs="Times New Roman"/>
+          <w:szCs w:val="24"/>
+        </w:rPr>
+        <w:t>Main Text: 12, Normal and Justified, Italics and Bold are permitted for emphasis as and when required.</w:t>
       </w:r>
     </w:p>
     <w:p>
@@ -595,150 +732,11 @@
         <w:spacing w:after="0" w:line="360" w:lineRule="auto"/>
         <w:jc w:val="both"/>
       </w:pPr>
-      <w:bookmarkStart w:id="5" w:name="_Toc265989757"/>
-      <w:r>
-        <w:t>4.5 Font Size</w:t>
+      <w:bookmarkStart w:id="5" w:name="_Toc265989758"/>
+      <w:r>
+        <w:t>4.6 Line Spacing</w:t>
       </w:r>
       <w:bookmarkEnd w:id="5"/>
-    </w:p>
-    <w:p>
-      <w:pPr>
-        <w:spacing w:after="0" w:line="360" w:lineRule="auto"/>
-        <w:jc w:val="both"/>
-        <w:rPr>
-          <w:rFonts w:cs="Times New Roman"/>
-          <w:szCs w:val="24"/>
-        </w:rPr>
-      </w:pPr>
-      <w:r>
-        <w:rPr>
-          <w:rFonts w:cs="Times New Roman"/>
-          <w:szCs w:val="24"/>
-        </w:rPr>
-        <w:t xml:space="preserve">Heading 1: 16, Bold, </w:t>
-      </w:r>
-      <w:r>
-        <w:rPr>
-          <w:rFonts w:cs="Times New Roman"/>
-          <w:szCs w:val="24"/>
-        </w:rPr>
-        <w:t>Space Before:  12 pt, After:  12 pt, Keep with next, Keep lines together</w:t>
-      </w:r>
-      <w:r>
-        <w:rPr>
-          <w:rFonts w:cs="Times New Roman"/>
-          <w:szCs w:val="24"/>
-        </w:rPr>
-        <w:t xml:space="preserve">, Every context word should start with Uppercase, </w:t>
-      </w:r>
-    </w:p>
-    <w:p>
-      <w:pPr>
-        <w:spacing w:after="0" w:line="360" w:lineRule="auto"/>
-        <w:jc w:val="both"/>
-        <w:rPr>
-          <w:rFonts w:cs="Times New Roman"/>
-          <w:szCs w:val="24"/>
-        </w:rPr>
-      </w:pPr>
-      <w:r>
-        <w:rPr>
-          <w:rFonts w:cs="Times New Roman"/>
-          <w:szCs w:val="24"/>
-        </w:rPr>
-        <w:t xml:space="preserve">Heading 2: 14, Bold, </w:t>
-      </w:r>
-      <w:r>
-        <w:rPr>
-          <w:rFonts w:cs="Times New Roman"/>
-          <w:szCs w:val="24"/>
-        </w:rPr>
-        <w:t>Space Before:  12 pt, After:  12 pt, Keep with next, Keep lines together</w:t>
-      </w:r>
-      <w:r>
-        <w:rPr>
-          <w:rFonts w:cs="Times New Roman"/>
-          <w:szCs w:val="24"/>
-        </w:rPr>
-        <w:t>, Every context word should start with Uppercase</w:t>
-      </w:r>
-    </w:p>
-    <w:p>
-      <w:pPr>
-        <w:spacing w:after="0" w:line="360" w:lineRule="auto"/>
-        <w:jc w:val="both"/>
-        <w:rPr>
-          <w:rFonts w:cs="Times New Roman"/>
-          <w:szCs w:val="24"/>
-        </w:rPr>
-      </w:pPr>
-      <w:r>
-        <w:rPr>
-          <w:rFonts w:cs="Times New Roman"/>
-          <w:szCs w:val="24"/>
-        </w:rPr>
-        <w:t xml:space="preserve">Heading 3: 12, Bold, </w:t>
-      </w:r>
-      <w:r>
-        <w:rPr>
-          <w:rFonts w:cs="Times New Roman"/>
-          <w:szCs w:val="24"/>
-        </w:rPr>
-        <w:t xml:space="preserve">Space Before:  6 pt, After:  6 pt, Keep with next, Keep lines together </w:t>
-      </w:r>
-      <w:r>
-        <w:rPr>
-          <w:rFonts w:cs="Times New Roman"/>
-          <w:szCs w:val="24"/>
-        </w:rPr>
-        <w:t>, Every context word should start with Uppercase</w:t>
-      </w:r>
-    </w:p>
-    <w:p>
-      <w:pPr>
-        <w:spacing w:after="0" w:line="360" w:lineRule="auto"/>
-        <w:jc w:val="both"/>
-        <w:rPr>
-          <w:rFonts w:cs="Times New Roman"/>
-          <w:szCs w:val="24"/>
-        </w:rPr>
-      </w:pPr>
-      <w:r>
-        <w:rPr>
-          <w:rFonts w:cs="Times New Roman"/>
-          <w:szCs w:val="24"/>
-        </w:rPr>
-        <w:t>Heading 4: 12, Normal, Every context word should start with Uppercase</w:t>
-      </w:r>
-    </w:p>
-    <w:p>
-      <w:pPr>
-        <w:spacing w:after="0" w:line="360" w:lineRule="auto"/>
-        <w:jc w:val="both"/>
-        <w:rPr>
-          <w:rFonts w:cs="Times New Roman"/>
-          <w:szCs w:val="24"/>
-        </w:rPr>
-      </w:pPr>
-      <w:r>
-        <w:rPr>
-          <w:rFonts w:cs="Times New Roman"/>
-          <w:szCs w:val="24"/>
-        </w:rPr>
-        <w:t>Main Text: 12, Normal and Justified, Italics and Bold are permitted for emphasis as and when required.</w:t>
-      </w:r>
-    </w:p>
-    <w:p>
-      <w:pPr>
-        <w:pStyle w:val="Heading2"/>
-        <w:spacing w:after="0" w:line="360" w:lineRule="auto"/>
-        <w:jc w:val="both"/>
-      </w:pPr>
-      <w:bookmarkStart w:id="6" w:name="_Toc265989758"/>
-      <w:r>
-        <w:t>4.6 Line Spacing</w:t>
-      </w:r>
-      <w:bookmarkEnd w:id="6"/>
     </w:p>
     <w:p>
       <w:pPr>
@@ -767,37 +765,66 @@
         <w:spacing w:after="0" w:line="360" w:lineRule="auto"/>
         <w:jc w:val="both"/>
       </w:pPr>
-      <w:bookmarkStart w:id="7" w:name="_Toc265989759"/>
+      <w:bookmarkStart w:id="6" w:name="_Toc265989759"/>
       <w:r>
         <w:t>Paragraph</w:t>
       </w:r>
+      <w:bookmarkEnd w:id="6"/>
+      <w:r>
+        <w:t xml:space="preserve"> </w:t>
+      </w:r>
+    </w:p>
+    <w:p>
+      <w:pPr>
+        <w:spacing w:after="0" w:line="360" w:lineRule="auto"/>
+        <w:jc w:val="both"/>
+        <w:rPr>
+          <w:rFonts w:cs="Times New Roman"/>
+          <w:szCs w:val="24"/>
+        </w:rPr>
+      </w:pPr>
+      <w:r>
+        <w:rPr>
+          <w:rFonts w:cs="Times New Roman"/>
+          <w:szCs w:val="24"/>
+        </w:rPr>
+        <w:t>N</w:t>
+      </w:r>
+      <w:r>
+        <w:rPr>
+          <w:rFonts w:cs="Times New Roman"/>
+          <w:szCs w:val="24"/>
+        </w:rPr>
+        <w:t xml:space="preserve">o indentation </w:t>
+      </w:r>
+    </w:p>
+    <w:p>
+      <w:pPr>
+        <w:pStyle w:val="Heading2"/>
+        <w:spacing w:after="0" w:line="360" w:lineRule="auto"/>
+        <w:jc w:val="both"/>
+      </w:pPr>
+      <w:bookmarkStart w:id="7" w:name="_Toc265989760"/>
+      <w:r>
+        <w:t>4.8. Page Number</w:t>
+      </w:r>
       <w:bookmarkEnd w:id="7"/>
-      <w:r>
-        <w:t xml:space="preserve"> </w:t>
-      </w:r>
-    </w:p>
-    <w:p>
-      <w:pPr>
-        <w:spacing w:after="0" w:line="360" w:lineRule="auto"/>
-        <w:jc w:val="both"/>
-        <w:rPr>
-          <w:rFonts w:cs="Times New Roman"/>
-          <w:szCs w:val="24"/>
-        </w:rPr>
-      </w:pPr>
-      <w:r>
-        <w:rPr>
-          <w:rFonts w:cs="Times New Roman"/>
-          <w:szCs w:val="24"/>
-        </w:rPr>
-        <w:t>N</w:t>
-      </w:r>
-      <w:r>
-        <w:rPr>
-          <w:rFonts w:cs="Times New Roman"/>
-          <w:szCs w:val="24"/>
-        </w:rPr>
-        <w:t xml:space="preserve">o indentation </w:t>
+    </w:p>
+    <w:p>
+      <w:pPr>
+        <w:spacing w:after="0" w:line="360" w:lineRule="auto"/>
+        <w:jc w:val="both"/>
+        <w:rPr>
+          <w:rFonts w:cs="Times New Roman"/>
+          <w:szCs w:val="24"/>
+        </w:rPr>
+      </w:pPr>
+      <w:r>
+        <w:rPr>
+          <w:rFonts w:cs="Times New Roman"/>
+          <w:szCs w:val="24"/>
+        </w:rPr>
+        <w:t>At the right of the page, Times New Roman, 10, Black, Normal</w:t>
       </w:r>
     </w:p>
     <w:p>
@@ -806,9 +833,9 @@
         <w:spacing w:after="0" w:line="360" w:lineRule="auto"/>
         <w:jc w:val="both"/>
       </w:pPr>
-      <w:bookmarkStart w:id="8" w:name="_Toc265989760"/>
-      <w:r>
-        <w:t>4.8. Page Number</w:t>
+      <w:bookmarkStart w:id="8" w:name="_Toc265989761"/>
+      <w:r>
+        <w:t>4.9 Pagination</w:t>
       </w:r>
       <w:bookmarkEnd w:id="8"/>
     </w:p>
@@ -826,7 +853,7 @@
           <w:rFonts w:cs="Times New Roman"/>
           <w:szCs w:val="24"/>
         </w:rPr>
-        <w:t>At the right of the page, Times New Roman, 10, Black, Normal</w:t>
+        <w:t>Natural numbers (1,2,3,…) from first page to end of the report including Annex. Roman numbering in the introductory pages like Acknowledgement, Table of Contents, List of Tables, List of Figures, and other if any.</w:t>
       </w:r>
     </w:p>
     <w:p>
@@ -835,40 +862,11 @@
         <w:spacing w:after="0" w:line="360" w:lineRule="auto"/>
         <w:jc w:val="both"/>
       </w:pPr>
-      <w:bookmarkStart w:id="9" w:name="_Toc265989761"/>
-      <w:r>
-        <w:t>4.9 Pagination</w:t>
+      <w:bookmarkStart w:id="9" w:name="_Toc265989762"/>
+      <w:r>
+        <w:t>4.10 Table and Figure labeling</w:t>
       </w:r>
       <w:bookmarkEnd w:id="9"/>
-    </w:p>
-    <w:p>
-      <w:pPr>
-        <w:spacing w:after="0" w:line="360" w:lineRule="auto"/>
-        <w:jc w:val="both"/>
-        <w:rPr>
-          <w:rFonts w:cs="Times New Roman"/>
-          <w:szCs w:val="24"/>
-        </w:rPr>
-      </w:pPr>
-      <w:r>
-        <w:rPr>
-          <w:rFonts w:cs="Times New Roman"/>
-          <w:szCs w:val="24"/>
-        </w:rPr>
-        <w:t>Natural numbers (1,2,3,…) from first page to end of the report including Annex. Roman numbering in the introductory pages like Acknowledgement, Table of Contents, List of Tables, List of Figures, and other if any.</w:t>
-      </w:r>
-    </w:p>
-    <w:p>
-      <w:pPr>
-        <w:pStyle w:val="Heading2"/>
-        <w:spacing w:after="0" w:line="360" w:lineRule="auto"/>
-        <w:jc w:val="both"/>
-      </w:pPr>
-      <w:bookmarkStart w:id="10" w:name="_Toc265989762"/>
-      <w:r>
-        <w:t>4.10 Table and Figure labeling</w:t>
-      </w:r>
-      <w:bookmarkEnd w:id="10"/>
     </w:p>
     <w:p>
       <w:pPr>
@@ -1022,11 +1020,12 @@
         <w:spacing w:after="0" w:line="360" w:lineRule="auto"/>
         <w:jc w:val="both"/>
       </w:pPr>
-      <w:bookmarkStart w:id="11" w:name="_Toc265989763"/>
-      <w:r>
+      <w:bookmarkStart w:id="10" w:name="_Toc265989763"/>
+      <w:r>
+        <w:lastRenderedPageBreak/>
         <w:t>4.11 Binding</w:t>
       </w:r>
-      <w:bookmarkEnd w:id="11"/>
+      <w:bookmarkEnd w:id="10"/>
     </w:p>
     <w:p>
       <w:pPr>
@@ -1262,6 +1261,7 @@
           <w:noProof/>
           <w:lang w:val="en-US"/>
         </w:rPr>
+        <w:lastRenderedPageBreak/>
         <w:drawing>
           <wp:inline distT="0" distB="0" distL="0" distR="0" wp14:anchorId="7ED736C8" wp14:editId="19800969">
             <wp:extent cx="2379345" cy="694055"/>
@@ -1325,7 +1325,7 @@
           <w:szCs w:val="28"/>
         </w:rPr>
       </w:pPr>
-      <w:bookmarkStart w:id="12" w:name="_Toc52224141"/>
+      <w:bookmarkStart w:id="11" w:name="_Toc52224141"/>
       <w:r>
         <w:rPr>
           <w:b/>
@@ -1335,7 +1335,7 @@
         </w:rPr>
         <w:t>LA GRANDEE INTERNATIONAL COLLEGE</w:t>
       </w:r>
-      <w:bookmarkEnd w:id="12"/>
+      <w:bookmarkEnd w:id="11"/>
     </w:p>
     <w:p>
       <w:pPr>
@@ -1422,8 +1422,8 @@
           <w:szCs w:val="28"/>
         </w:rPr>
       </w:pPr>
-      <w:bookmarkStart w:id="13" w:name="_Toc52226986"/>
-      <w:bookmarkStart w:id="14" w:name="_Toc52224142"/>
+      <w:bookmarkStart w:id="12" w:name="_Toc52226986"/>
+      <w:bookmarkStart w:id="13" w:name="_Toc52224142"/>
       <w:r>
         <w:rPr>
           <w:b/>
@@ -1433,7 +1433,7 @@
         </w:rPr>
         <w:t>“</w:t>
       </w:r>
-      <w:bookmarkEnd w:id="13"/>
+      <w:bookmarkEnd w:id="12"/>
       <w:sdt>
         <w:sdtPr>
           <w:rPr>
@@ -1452,7 +1452,6 @@
           <w:dataBinding w:prefixMappings="xmlns:ns0='http://purl.org/dc/elements/1.1/' xmlns:ns1='http://schemas.openxmlformats.org/package/2006/metadata/core-properties' " w:xpath="/ns1:coreProperties[1]/ns0:title[1]" w:storeItemID="{6C3C8BC8-F283-45AE-878A-BAB7291924A1}"/>
           <w:text/>
         </w:sdtPr>
-        <w:sdtEndPr/>
         <w:sdtContent>
           <w:r>
             <w:rPr>
@@ -1471,7 +1470,7 @@
         </w:rPr>
         <w:t>”</w:t>
       </w:r>
-      <w:bookmarkEnd w:id="14"/>
+      <w:bookmarkEnd w:id="13"/>
     </w:p>
     <w:p>
       <w:pPr>
@@ -1725,10 +1724,10 @@
         <w:tblLook w:val="04A0" w:firstRow="1" w:lastRow="0" w:firstColumn="1" w:lastColumn="0" w:noHBand="0" w:noVBand="1"/>
       </w:tblPr>
       <w:tblGrid>
-        <w:gridCol w:w="2130"/>
-        <w:gridCol w:w="2131"/>
-        <w:gridCol w:w="1280"/>
-        <w:gridCol w:w="2981"/>
+        <w:gridCol w:w="2076"/>
+        <w:gridCol w:w="2077"/>
+        <w:gridCol w:w="1248"/>
+        <w:gridCol w:w="2905"/>
       </w:tblGrid>
       <w:tr>
         <w:trPr>
@@ -1861,7 +1860,6 @@
             <w:dataBinding w:prefixMappings="xmlns:ns0='http://purl.org/dc/elements/1.1/' xmlns:ns1='http://schemas.openxmlformats.org/package/2006/metadata/core-properties' " w:xpath="/ns1:coreProperties[1]/ns0:creator[1]" w:storeItemID="{6C3C8BC8-F283-45AE-878A-BAB7291924A1}"/>
             <w:text/>
           </w:sdtPr>
-          <w:sdtEndPr/>
           <w:sdtContent>
             <w:tc>
               <w:tcPr>
@@ -2379,6 +2377,7 @@
           <w:sz w:val="32"/>
           <w:szCs w:val="32"/>
         </w:rPr>
+        <w:lastRenderedPageBreak/>
         <w:t>Acknowledgement</w:t>
       </w:r>
     </w:p>
@@ -2451,7 +2450,7 @@
         <w:jc w:val="both"/>
       </w:pPr>
       <w:r>
-        <w:t>Generic Thapa</w:t>
+        <w:t>Divya Sharma</w:t>
       </w:r>
     </w:p>
     <w:p>
@@ -2460,25 +2459,7 @@
         <w:jc w:val="both"/>
       </w:pPr>
       <w:r>
-        <w:t>Generic Sharma</w:t>
-      </w:r>
-    </w:p>
-    <w:p>
-      <w:pPr>
-        <w:spacing w:before="120" w:after="0" w:line="360" w:lineRule="auto"/>
-        <w:jc w:val="both"/>
-      </w:pPr>
-      <w:r>
-        <w:t>Generic Gurung</w:t>
-      </w:r>
-    </w:p>
-    <w:p>
-      <w:pPr>
-        <w:spacing w:before="120" w:after="0" w:line="360" w:lineRule="auto"/>
-        <w:jc w:val="both"/>
-      </w:pPr>
-      <w:r>
-        <w:t>Generic Nepali</w:t>
+        <w:t>Sabina Puwanli</w:t>
       </w:r>
     </w:p>
     <w:p>
@@ -2532,6 +2513,7 @@
           <w:sz w:val="32"/>
           <w:szCs w:val="32"/>
         </w:rPr>
+        <w:lastRenderedPageBreak/>
         <w:t>Declaration for</w:t>
       </w:r>
     </w:p>
@@ -2553,7 +2535,25 @@
           <w:sz w:val="32"/>
           <w:szCs w:val="32"/>
         </w:rPr>
-        <w:t>“Project Title”</w:t>
+        <w:t>“</w:t>
+      </w:r>
+      <w:r>
+        <w:rPr>
+          <w:rFonts w:cs="Times New Roman"/>
+          <w:b/>
+          <w:sz w:val="32"/>
+          <w:szCs w:val="32"/>
+        </w:rPr>
+        <w:t>Rock,Paper,Scissor</w:t>
+      </w:r>
+      <w:r>
+        <w:rPr>
+          <w:rFonts w:cs="Times New Roman"/>
+          <w:b/>
+          <w:sz w:val="32"/>
+          <w:szCs w:val="32"/>
+        </w:rPr>
+        <w:t>”</w:t>
       </w:r>
     </w:p>
     <w:p>
@@ -2609,7 +2609,21 @@
           <w:rFonts w:cs="Times New Roman"/>
           <w:szCs w:val="24"/>
         </w:rPr>
-        <w:t>I (We) hereby declare that I (we) am (are) the only author(s) of this work and that no sources other than the listed here have been used in this work.</w:t>
+        <w:t>We</w:t>
+      </w:r>
+      <w:r>
+        <w:rPr>
+          <w:rFonts w:cs="Times New Roman"/>
+          <w:szCs w:val="24"/>
+        </w:rPr>
+        <w:t xml:space="preserve"> </w:t>
+      </w:r>
+      <w:r>
+        <w:rPr>
+          <w:rFonts w:cs="Times New Roman"/>
+          <w:szCs w:val="24"/>
+        </w:rPr>
+        <w:t>hereby declare that we are the only author(s) of this work and that no sources other than the listed here have been used in this work.</w:t>
       </w:r>
     </w:p>
     <w:p>
@@ -2736,6 +2750,7 @@
           <w:sz w:val="28"/>
           <w:szCs w:val="24"/>
         </w:rPr>
+        <w:lastRenderedPageBreak/>
         <w:t>Supervisor</w:t>
       </w:r>
       <w:r>
@@ -2779,7 +2794,7 @@
           <w:b/>
           <w:szCs w:val="24"/>
         </w:rPr>
-        <w:t>Project Title</w:t>
+        <w:t>Rock,Paper,Scissor</w:t>
       </w:r>
       <w:r>
         <w:rPr>
@@ -2794,7 +2809,7 @@
           <w:b/>
           <w:szCs w:val="24"/>
         </w:rPr>
-        <w:t>Student Name1</w:t>
+        <w:t xml:space="preserve">Divya Sharma </w:t>
       </w:r>
       <w:r>
         <w:rPr>
@@ -2802,7 +2817,7 @@
           <w:b/>
           <w:szCs w:val="24"/>
         </w:rPr>
-        <w:t xml:space="preserve"> and</w:t>
+        <w:t>and</w:t>
       </w:r>
       <w:r>
         <w:rPr>
@@ -2810,28 +2825,7 @@
           <w:b/>
           <w:szCs w:val="24"/>
         </w:rPr>
-        <w:t xml:space="preserve"> Student Name 2</w:t>
-      </w:r>
-      <w:r>
-        <w:rPr>
-          <w:rFonts w:cs="Times New Roman"/>
-          <w:szCs w:val="24"/>
-        </w:rPr>
-        <w:t xml:space="preserve"> during their </w:t>
-      </w:r>
-      <w:r>
-        <w:rPr>
-          <w:rFonts w:cs="Times New Roman"/>
-          <w:szCs w:val="24"/>
-        </w:rPr>
-        <w:t>_</w:t>
-      </w:r>
-      <w:r>
-        <w:rPr>
-          <w:rFonts w:cs="Times New Roman"/>
-          <w:szCs w:val="24"/>
-        </w:rPr>
-        <w:t>th</w:t>
+        <w:t xml:space="preserve"> S</w:t>
       </w:r>
       <w:r>
         <w:rPr>
@@ -2839,6 +2833,28 @@
           <w:b/>
           <w:szCs w:val="24"/>
         </w:rPr>
+        <w:t xml:space="preserve">abina Puwanli </w:t>
+      </w:r>
+      <w:r>
+        <w:rPr>
+          <w:rFonts w:cs="Times New Roman"/>
+          <w:szCs w:val="24"/>
+        </w:rPr>
+        <w:t xml:space="preserve">during their </w:t>
+      </w:r>
+      <w:r>
+        <w:rPr>
+          <w:rFonts w:cs="Times New Roman"/>
+          <w:szCs w:val="24"/>
+        </w:rPr>
+        <w:t>2nd</w:t>
+      </w:r>
+      <w:r>
+        <w:rPr>
+          <w:rFonts w:cs="Times New Roman"/>
+          <w:b/>
+          <w:szCs w:val="24"/>
+        </w:rPr>
         <w:t xml:space="preserve"> </w:t>
       </w:r>
       <w:r>
@@ -2860,15 +2876,28 @@
           <w:rFonts w:cs="Times New Roman"/>
           <w:szCs w:val="24"/>
         </w:rPr>
-        <w:t xml:space="preserve"> of the requirements for the degree of </w:t>
-      </w:r>
-      <w:r>
-        <w:rPr>
-          <w:rFonts w:cs="Times New Roman"/>
-          <w:b/>
-          <w:szCs w:val="24"/>
-        </w:rPr>
-        <w:t>Program Name</w:t>
+        <w:t xml:space="preserve"> of the requirements for the degree of</w:t>
+      </w:r>
+      <w:r>
+        <w:rPr>
+          <w:rFonts w:cs="Times New Roman"/>
+          <w:szCs w:val="24"/>
+        </w:rPr>
+        <w:t xml:space="preserve"> Bachelor of Computer Application</w:t>
+      </w:r>
+      <w:r>
+        <w:rPr>
+          <w:rFonts w:cs="Times New Roman"/>
+          <w:szCs w:val="24"/>
+        </w:rPr>
+        <w:t xml:space="preserve"> (BCA)</w:t>
+      </w:r>
+      <w:r>
+        <w:rPr>
+          <w:rFonts w:cs="Times New Roman"/>
+          <w:szCs w:val="24"/>
+        </w:rPr>
+        <w:t xml:space="preserve"> </w:t>
       </w:r>
       <w:r>
         <w:rPr>
@@ -2991,6 +3020,7 @@
           <w:sz w:val="32"/>
           <w:szCs w:val="24"/>
         </w:rPr>
+        <w:lastRenderedPageBreak/>
         <w:t>Letter of Approval</w:t>
       </w:r>
     </w:p>
@@ -3017,7 +3047,7 @@
           <w:b/>
           <w:szCs w:val="24"/>
         </w:rPr>
-        <w:t>Project Title</w:t>
+        <w:t>Rock, Paper, Scissor</w:t>
       </w:r>
       <w:r>
         <w:rPr>
@@ -3067,14 +3097,29 @@
           <w:b/>
           <w:szCs w:val="24"/>
         </w:rPr>
-        <w:t>Program Name</w:t>
-      </w:r>
-      <w:r>
-        <w:rPr>
-          <w:rFonts w:cs="Times New Roman"/>
-          <w:szCs w:val="24"/>
-        </w:rPr>
-        <w:t xml:space="preserve"> under </w:t>
+        <w:t xml:space="preserve">Bachleor of Computer Application </w:t>
+      </w:r>
+      <w:r>
+        <w:rPr>
+          <w:rFonts w:cs="Times New Roman"/>
+          <w:b/>
+          <w:szCs w:val="24"/>
+        </w:rPr>
+        <w:t xml:space="preserve">(BCA) </w:t>
+      </w:r>
+      <w:r>
+        <w:rPr>
+          <w:rFonts w:cs="Times New Roman"/>
+          <w:szCs w:val="24"/>
+        </w:rPr>
+        <w:t>under</w:t>
+      </w:r>
+      <w:r>
+        <w:rPr>
+          <w:rFonts w:cs="Times New Roman"/>
+          <w:szCs w:val="24"/>
+        </w:rPr>
+        <w:t xml:space="preserve"> </w:t>
       </w:r>
       <w:r>
         <w:rPr>
@@ -3131,9 +3176,9 @@
         <w:tblLook w:val="04A0" w:firstRow="1" w:lastRow="0" w:firstColumn="1" w:lastColumn="0" w:noHBand="0" w:noVBand="1"/>
       </w:tblPr>
       <w:tblGrid>
-        <w:gridCol w:w="2840"/>
-        <w:gridCol w:w="2841"/>
-        <w:gridCol w:w="2841"/>
+        <w:gridCol w:w="2768"/>
+        <w:gridCol w:w="2769"/>
+        <w:gridCol w:w="2769"/>
       </w:tblGrid>
       <w:tr>
         <w:trPr>
@@ -3465,6 +3510,7 @@
           <w:sz w:val="32"/>
           <w:szCs w:val="32"/>
         </w:rPr>
+        <w:lastRenderedPageBreak/>
         <w:t>TABLE OF CONTENT</w:t>
       </w:r>
     </w:p>
@@ -4442,6 +4488,7 @@
           <w:sz w:val="32"/>
           <w:szCs w:val="32"/>
         </w:rPr>
+        <w:lastRenderedPageBreak/>
         <w:t>LIST OF FIGURES</w:t>
       </w:r>
     </w:p>
@@ -4484,6 +4531,7 @@
           <w:sz w:val="32"/>
           <w:szCs w:val="32"/>
         </w:rPr>
+        <w:lastRenderedPageBreak/>
         <w:t>ABBREVIATIONS</w:t>
       </w:r>
     </w:p>
@@ -5176,172 +5224,8 @@
         <w:jc w:val="both"/>
       </w:pPr>
       <w:r>
+        <w:lastRenderedPageBreak/>
         <w:t>Introduction</w:t>
-      </w:r>
-    </w:p>
-    <w:p>
-      <w:pPr>
-        <w:spacing w:after="0" w:line="360" w:lineRule="auto"/>
-        <w:jc w:val="both"/>
-      </w:pPr>
-      <w:r>
-        <w:t>Movie Ticket Management System is a system process whereby customers can directly purchase or bo</w:t>
-      </w:r>
-      <w:r>
-        <w:t>ok the ticket which helps to kee</w:t>
-      </w:r>
-      <w:r>
-        <w:t>p the record</w:t>
-      </w:r>
-      <w:r>
-        <w:t>s and store the customer’s details</w:t>
-      </w:r>
-      <w:r>
-        <w:t xml:space="preserve">. </w:t>
-      </w:r>
-      <w:r>
-        <w:t>The main purpose of this project is to provide a customer with an alternative and convenient manner to buy movie tickets as per their needs. In the existing system there are several drawbacks. So, to sort out all the existing problems this project was chosen because it provides customer</w:t>
-      </w:r>
-      <w:r>
-        <w:t xml:space="preserve"> with an alternative and convenient manner to buy movie tickets as per their needs. This system helps to generate the movie records to add and update it. Paper based or traditional system will be changed into computerized system which will be more helpful and reliable.</w:t>
-      </w:r>
-    </w:p>
-    <w:p>
-      <w:pPr>
-        <w:spacing w:after="0" w:line="360" w:lineRule="auto"/>
-        <w:jc w:val="both"/>
-      </w:pPr>
-    </w:p>
-    <w:p>
-      <w:pPr>
-        <w:spacing w:after="0" w:line="360" w:lineRule="auto"/>
-        <w:jc w:val="both"/>
-      </w:pPr>
-      <w:r>
-        <w:t>This system helps to minimize the number of staffs at the ticket counter and to increase the profit of organization. Currently, Ticket seller cannot handle all the customers at the same time if he/she is working manually. Hence, in order to reduce this proble</w:t>
-      </w:r>
-      <w:r>
-        <w:t>m a system is to be developed or</w:t>
-      </w:r>
-      <w:r>
-        <w:t xml:space="preserve"> required as per the today’s world scenario. So, for that we developed the system called Movie Ticket Management System.</w:t>
-      </w:r>
-    </w:p>
-    <w:p>
-      <w:pPr>
-        <w:spacing w:after="0" w:line="360" w:lineRule="auto"/>
-        <w:jc w:val="both"/>
-      </w:pPr>
-    </w:p>
-    <w:p>
-      <w:pPr>
-        <w:spacing w:after="0" w:line="360" w:lineRule="auto"/>
-        <w:jc w:val="both"/>
-      </w:pPr>
-      <w:r>
-        <w:t>For our project, we divided work between us from the beginning. Documentation and coding was divided between all of us. Mainly, G</w:t>
-      </w:r>
-      <w:r>
-        <w:t>antt chart was sketched and</w:t>
-      </w:r>
-      <w:r>
-        <w:t xml:space="preserve"> requirement traceability matrix</w:t>
-      </w:r>
-      <w:r>
-        <w:t xml:space="preserve"> </w:t>
-      </w:r>
-      <w:r>
-        <w:t>was done by Roshan Bhattarai. Similarly, flowchart was graphically designed</w:t>
-      </w:r>
-      <w:r>
-        <w:t xml:space="preserve"> </w:t>
-      </w:r>
-      <w:r>
-        <w:t xml:space="preserve">by </w:t>
-      </w:r>
-      <w:r>
-        <w:t>Suman Devkota. Sushmita Gurung designed DFD</w:t>
-      </w:r>
-      <w:r>
-        <w:t>. Research about project related information and testing platform and was handled by Arpan Pokhrel</w:t>
-      </w:r>
-      <w:r>
-        <w:t>.</w:t>
-      </w:r>
-      <w:r>
-        <w:t xml:space="preserve"> However, each member contributed to the coding and testing of each module and provided their valuable inputs to improve the system.</w:t>
-      </w:r>
-    </w:p>
-    <w:p>
-      <w:pPr>
-        <w:spacing w:after="0" w:line="360" w:lineRule="auto"/>
-        <w:jc w:val="both"/>
-      </w:pPr>
-    </w:p>
-    <w:p>
-      <w:pPr>
-        <w:spacing w:after="0" w:line="360" w:lineRule="auto"/>
-        <w:jc w:val="both"/>
-      </w:pPr>
-      <w:r>
-        <w:t>While doing research we knew that there were many difficulti</w:t>
-      </w:r>
-      <w:r>
-        <w:t>es regarding collection of data</w:t>
-      </w:r>
-      <w:r>
-        <w:t xml:space="preserve">, multiple seat </w:t>
-      </w:r>
-      <w:r>
-        <w:t>booking, data</w:t>
-      </w:r>
-      <w:r>
-        <w:t xml:space="preserve"> was </w:t>
-      </w:r>
-      <w:r>
-        <w:t>inaccurate, adaptation</w:t>
-      </w:r>
-      <w:r>
-        <w:t xml:space="preserve"> in system according to government policy was </w:t>
-      </w:r>
-      <w:r>
-        <w:t xml:space="preserve">difficult while </w:t>
-      </w:r>
-      <w:r>
-        <w:t>changing. By keeping these difficulties we made this system and we were successful to minimize these difficulties using C++.</w:t>
-      </w:r>
-    </w:p>
-    <w:p>
-      <w:pPr>
-        <w:spacing w:after="0" w:line="360" w:lineRule="auto"/>
-        <w:jc w:val="both"/>
-      </w:pPr>
-    </w:p>
-    <w:p>
-      <w:pPr>
-        <w:spacing w:after="0" w:line="360" w:lineRule="auto"/>
-        <w:jc w:val="both"/>
-      </w:pPr>
-      <w:r>
-        <w:t>Going digitally is one of the great idea in this time period because each and every thing has been digitalized and many of the work pressures will be overcome, work will be much faster and we will be able to find each and every thing in much more efficient way. We will be able to deliver a better experience for our customers.Analyzing of data wi</w:t>
-      </w:r>
-      <w:r>
-        <w:t>ll be much more easier, so going digitally is best method.</w:t>
-      </w:r>
-    </w:p>
-    <w:p>
-      <w:pPr>
-        <w:spacing w:after="0" w:line="360" w:lineRule="auto"/>
-        <w:jc w:val="both"/>
-      </w:pPr>
-    </w:p>
-    <w:p>
-      <w:pPr>
-        <w:spacing w:after="0" w:line="360" w:lineRule="auto"/>
-        <w:jc w:val="both"/>
-      </w:pPr>
-      <w:r>
-        <w:t>Existing system are manual so it is low and also there is high chance of data damage due to external cause, finding of customers details in need was more time consuming. For this environment we developed Movie Ticket Management System</w:t>
       </w:r>
     </w:p>
     <w:p>
@@ -5386,6 +5270,7 @@
         <w:jc w:val="both"/>
       </w:pPr>
       <w:r>
+        <w:lastRenderedPageBreak/>
         <w:t>P</w:t>
       </w:r>
       <w:r>
@@ -5400,267 +5285,9 @@
     </w:p>
     <w:p>
       <w:pPr>
-        <w:spacing w:line="360" w:lineRule="auto"/>
-        <w:jc w:val="both"/>
-        <w:rPr>
-          <w:color w:val="000000" w:themeColor="text1"/>
-        </w:rPr>
-      </w:pPr>
-      <w:r>
-        <w:t>There were many difficulties as this was our first programming based project. Although there were many problems we were able to solve an implement it on our project.</w:t>
-      </w:r>
-      <w:r>
-        <w:rPr>
-          <w:color w:val="000000" w:themeColor="text1"/>
-        </w:rPr>
-        <w:t xml:space="preserve"> </w:t>
-      </w:r>
-      <w:r>
-        <w:rPr>
-          <w:color w:val="000000" w:themeColor="text1"/>
-        </w:rPr>
-        <w:t xml:space="preserve">Lots of errors and many failures occur while attempting </w:t>
-      </w:r>
-      <w:r>
-        <w:rPr>
-          <w:color w:val="000000" w:themeColor="text1"/>
-        </w:rPr>
-        <w:t>the entire</w:t>
-      </w:r>
-      <w:r>
-        <w:rPr>
-          <w:color w:val="000000" w:themeColor="text1"/>
-        </w:rPr>
-        <w:t xml:space="preserve"> task given in this </w:t>
-      </w:r>
-      <w:r>
-        <w:rPr>
-          <w:color w:val="000000" w:themeColor="text1"/>
-        </w:rPr>
-        <w:t>project.</w:t>
-      </w:r>
-      <w:r>
-        <w:rPr>
-          <w:color w:val="000000" w:themeColor="text1"/>
-        </w:rPr>
-        <w:t xml:space="preserve"> </w:t>
-      </w:r>
-      <w:r>
-        <w:t xml:space="preserve">Data collection, multiple seat booking, data was inaccurate, adaptation in system according to government policy and organizational change were difficult in the existing </w:t>
-      </w:r>
-      <w:r>
-        <w:t>system. So to overcome these difficulties our program was intended.</w:t>
-      </w:r>
-    </w:p>
-    <w:p>
-      <w:pPr>
-        <w:spacing w:line="360" w:lineRule="auto"/>
-        <w:jc w:val="both"/>
-        <w:rPr>
-          <w:color w:val="000000" w:themeColor="text1"/>
-        </w:rPr>
-      </w:pPr>
-    </w:p>
-    <w:p>
-      <w:pPr>
         <w:spacing w:before="120" w:after="0" w:line="360" w:lineRule="auto"/>
         <w:jc w:val="both"/>
       </w:pPr>
-      <w:r>
-        <w:t xml:space="preserve">At beginning people used to store/write data in manual form which results misplaced or loss of data. </w:t>
-      </w:r>
-      <w:r>
-        <w:t>Previous system used to take</w:t>
-      </w:r>
-      <w:r>
-        <w:t xml:space="preserve"> a lot of </w:t>
-      </w:r>
-      <w:r>
-        <w:t>spaces, prone</w:t>
-      </w:r>
-      <w:r>
-        <w:t xml:space="preserve"> to damage and being </w:t>
-      </w:r>
-      <w:r>
-        <w:t xml:space="preserve">misplaced, hard </w:t>
-      </w:r>
-      <w:r>
-        <w:t xml:space="preserve">to make </w:t>
-      </w:r>
-      <w:r>
-        <w:t>changes, take</w:t>
-      </w:r>
-      <w:r>
-        <w:t xml:space="preserve"> a lot of access </w:t>
-      </w:r>
-      <w:r>
-        <w:t>time, lack</w:t>
-      </w:r>
-      <w:r>
-        <w:t xml:space="preserve"> of </w:t>
-      </w:r>
-      <w:r>
-        <w:t>security, higher</w:t>
-      </w:r>
-      <w:r>
-        <w:t xml:space="preserve"> </w:t>
-      </w:r>
-      <w:r>
-        <w:t>cost, large</w:t>
-      </w:r>
-      <w:r>
-        <w:t xml:space="preserve"> ongoing staff </w:t>
-      </w:r>
-      <w:r>
-        <w:t>training</w:t>
-      </w:r>
-      <w:r>
-        <w:t xml:space="preserve"> </w:t>
-      </w:r>
-      <w:r>
-        <w:t>cost, system</w:t>
-      </w:r>
-      <w:r>
-        <w:t xml:space="preserve"> is dependent on good </w:t>
-      </w:r>
-      <w:r>
-        <w:t>individual, misinterpretation among peoples.</w:t>
-      </w:r>
-    </w:p>
-    <w:p>
-      <w:pPr>
-        <w:spacing w:before="120" w:after="0" w:line="360" w:lineRule="auto"/>
-        <w:jc w:val="both"/>
-      </w:pPr>
-      <w:r>
-        <w:t>List of the following issues as secondary but prominent issues – can make problem statements in both micro and macro-level.</w:t>
-      </w:r>
-    </w:p>
-    <w:p>
-      <w:pPr>
-        <w:pStyle w:val="ListParagraph"/>
-        <w:numPr>
-          <w:ilvl w:val="0"/>
-          <w:numId w:val="3"/>
-        </w:numPr>
-        <w:spacing w:before="120" w:after="0" w:line="360" w:lineRule="auto"/>
-        <w:jc w:val="both"/>
-      </w:pPr>
-      <w:r>
-        <w:t>Data redundancies</w:t>
-      </w:r>
-    </w:p>
-    <w:p>
-      <w:pPr>
-        <w:pStyle w:val="ListParagraph"/>
-        <w:numPr>
-          <w:ilvl w:val="0"/>
-          <w:numId w:val="3"/>
-        </w:numPr>
-        <w:spacing w:before="120" w:after="0" w:line="360" w:lineRule="auto"/>
-        <w:jc w:val="both"/>
-      </w:pPr>
-      <w:r>
-        <w:t>Paperwork(hardcopy)</w:t>
-      </w:r>
-    </w:p>
-    <w:p>
-      <w:pPr>
-        <w:pStyle w:val="ListParagraph"/>
-        <w:numPr>
-          <w:ilvl w:val="0"/>
-          <w:numId w:val="3"/>
-        </w:numPr>
-        <w:spacing w:before="120" w:after="0" w:line="360" w:lineRule="auto"/>
-        <w:jc w:val="both"/>
-      </w:pPr>
-      <w:r>
-        <w:t>Lesser flexibility of current system</w:t>
-      </w:r>
-    </w:p>
-    <w:p>
-      <w:pPr>
-        <w:pStyle w:val="ListParagraph"/>
-        <w:numPr>
-          <w:ilvl w:val="0"/>
-          <w:numId w:val="3"/>
-        </w:numPr>
-        <w:spacing w:before="120" w:after="0" w:line="360" w:lineRule="auto"/>
-        <w:jc w:val="both"/>
-      </w:pPr>
-      <w:r>
-        <w:t>Security</w:t>
-      </w:r>
-    </w:p>
-    <w:p>
-      <w:pPr>
-        <w:pStyle w:val="ListParagraph"/>
-        <w:numPr>
-          <w:ilvl w:val="0"/>
-          <w:numId w:val="3"/>
-        </w:numPr>
-        <w:spacing w:before="120" w:after="0" w:line="360" w:lineRule="auto"/>
-        <w:jc w:val="both"/>
-      </w:pPr>
-      <w:r>
-        <w:t>Storage issues</w:t>
-      </w:r>
-    </w:p>
-    <w:p>
-      <w:pPr>
-        <w:pStyle w:val="ListParagraph"/>
-        <w:numPr>
-          <w:ilvl w:val="0"/>
-          <w:numId w:val="3"/>
-        </w:numPr>
-        <w:spacing w:before="120" w:after="0" w:line="360" w:lineRule="auto"/>
-        <w:jc w:val="both"/>
-      </w:pPr>
-      <w:r>
-        <w:t>Unorganised tasks</w:t>
-      </w:r>
-    </w:p>
-    <w:p>
-      <w:pPr>
-        <w:pStyle w:val="ListParagraph"/>
-        <w:numPr>
-          <w:ilvl w:val="0"/>
-          <w:numId w:val="3"/>
-        </w:numPr>
-        <w:spacing w:before="120" w:after="0" w:line="360" w:lineRule="auto"/>
-        <w:jc w:val="both"/>
-      </w:pPr>
-      <w:r>
-        <w:t>Out-dated technology</w:t>
-      </w:r>
-    </w:p>
-    <w:p>
-      <w:pPr>
-        <w:pStyle w:val="ListParagraph"/>
-        <w:numPr>
-          <w:ilvl w:val="0"/>
-          <w:numId w:val="3"/>
-        </w:numPr>
-        <w:spacing w:before="120" w:after="0" w:line="360" w:lineRule="auto"/>
-        <w:jc w:val="both"/>
-      </w:pPr>
-      <w:r>
-        <w:t>Zero technology adaptation</w:t>
-      </w:r>
-    </w:p>
-    <w:p>
-      <w:pPr>
-        <w:pStyle w:val="ListParagraph"/>
-        <w:numPr>
-          <w:ilvl w:val="0"/>
-          <w:numId w:val="3"/>
-        </w:numPr>
-        <w:spacing w:before="120" w:after="0" w:line="360" w:lineRule="auto"/>
-        <w:jc w:val="both"/>
-      </w:pPr>
-      <w:r>
-        <w:t>Few functions and functionality</w:t>
-      </w:r>
     </w:p>
     <w:p>
       <w:pPr>
@@ -5682,6 +5309,7 @@
         <w:jc w:val="both"/>
       </w:pPr>
       <w:r>
+        <w:lastRenderedPageBreak/>
         <w:t>Objectives</w:t>
       </w:r>
     </w:p>
@@ -6081,6 +5709,7 @@
         <w:t>: Actionable Verbs Examples</w:t>
       </w:r>
     </w:p>
+    <w:p/>
     <w:p>
       <w:pPr>
         <w:pStyle w:val="Heading1"/>
@@ -6092,6 +5721,7 @@
         <w:jc w:val="both"/>
       </w:pPr>
       <w:r>
+        <w:lastRenderedPageBreak/>
         <w:t>Background Study</w:t>
       </w:r>
     </w:p>
@@ -6100,79 +5730,6 @@
         <w:spacing w:after="0" w:line="360" w:lineRule="auto"/>
         <w:jc w:val="both"/>
       </w:pPr>
-      <w:r>
-        <w:t xml:space="preserve">The background section should discuss your findings in a </w:t>
-      </w:r>
-      <w:r>
-        <w:rPr>
-          <w:b/>
-          <w:bCs/>
-        </w:rPr>
-        <w:t>chronological</w:t>
-      </w:r>
-      <w:r>
-        <w:rPr>
-          <w:b/>
-          <w:bCs/>
-        </w:rPr>
-        <w:t xml:space="preserve"> </w:t>
-      </w:r>
-      <w:r>
-        <w:t>(</w:t>
-      </w:r>
-      <w:r>
-        <w:rPr>
-          <w:b/>
-          <w:bCs/>
-        </w:rPr>
-        <w:t>Sequential</w:t>
-      </w:r>
-      <w:r>
-        <w:t xml:space="preserve"> </w:t>
-      </w:r>
-      <w:r>
-        <w:rPr>
-          <w:b/>
-          <w:bCs/>
-        </w:rPr>
-        <w:t>Manner</w:t>
-      </w:r>
-      <w:r>
-        <w:t>)</w:t>
-      </w:r>
-      <w:r>
-        <w:t xml:space="preserve"> manner to accentuate the progress in the field and the missing points that need to be addressed. </w:t>
-      </w:r>
-    </w:p>
-    <w:p>
-      <w:pPr>
-        <w:spacing w:after="0" w:line="360" w:lineRule="auto"/>
-        <w:jc w:val="both"/>
-      </w:pPr>
-      <w:r>
-        <w:t>The project background should include information about the reasoning why you want to implement this specific project in this specific location in this specific manner. It must explain the current situation and its problems and the way in which you want to solve these problems.</w:t>
-      </w:r>
-    </w:p>
-    <w:p>
-      <w:pPr>
-        <w:spacing w:after="0" w:line="360" w:lineRule="auto"/>
-        <w:jc w:val="both"/>
-        <w:rPr>
-          <w:color w:val="FF0000"/>
-        </w:rPr>
-      </w:pPr>
-      <w:r>
-        <w:rPr>
-          <w:color w:val="FF0000"/>
-        </w:rPr>
-        <w:t>May use research findings</w:t>
-      </w:r>
-      <w:r>
-        <w:rPr>
-          <w:color w:val="FF0000"/>
-        </w:rPr>
-        <w:t xml:space="preserve"> in the study, for example, traditional system is more prone to theft, loss of data, hazards, and forgetfulness. The research should be authentic, it can be from a book, website, or a scholarly article.</w:t>
-      </w:r>
     </w:p>
     <w:p>
       <w:pPr>
@@ -6194,695 +5751,37 @@
         <w:jc w:val="both"/>
       </w:pPr>
       <w:r>
+        <w:lastRenderedPageBreak/>
         <w:t>Requirement Document</w:t>
       </w:r>
     </w:p>
-    <w:p>
-      <w:pPr>
-        <w:spacing w:after="0" w:line="360" w:lineRule="auto"/>
-        <w:jc w:val="both"/>
-      </w:pPr>
-      <w:r>
-        <w:t>A project cannot be implemented without proper requirements being studied; the requirements mostly are directed towards business needs for the project. Since this documentation requires</w:t>
-      </w:r>
-      <w:r>
-        <w:t xml:space="preserve"> complete problem-based solutions, some part of the problem statement may be repeated. </w:t>
-      </w:r>
-      <w:r>
-        <w:rPr>
-          <w:color w:val="FF0000"/>
-        </w:rPr>
-        <w:t>The main purpose is to capture the needs which ensure that they meet the expectations of the stakeholders</w:t>
-      </w:r>
-      <w:r>
-        <w:t>.</w:t>
-      </w:r>
-    </w:p>
-    <w:p>
-      <w:pPr>
-        <w:pStyle w:val="NormalWeb"/>
-        <w:shd w:val="clear" w:color="auto" w:fill="FFFFFF"/>
-        <w:spacing w:before="0" w:beforeAutospacing="0" w:after="0" w:afterAutospacing="0" w:line="360" w:lineRule="auto"/>
-        <w:jc w:val="both"/>
-      </w:pPr>
-      <w:r>
-        <w:t>R</w:t>
-      </w:r>
-      <w:r>
-        <w:t xml:space="preserve">equirements help communicate and define </w:t>
-      </w:r>
-      <w:r>
-        <w:t>business</w:t>
-      </w:r>
-      <w:r>
-        <w:t xml:space="preserve"> needs and problems. </w:t>
-      </w:r>
-      <w:r>
-        <w:t xml:space="preserve">The process involved here are </w:t>
-      </w:r>
-      <w:r>
-        <w:t>requirements gathering, stakeholders establish a consensus on what is needed for customers</w:t>
-      </w:r>
-      <w:r>
-        <w:t>, end users, administration’s</w:t>
-      </w:r>
-      <w:r>
-        <w:t xml:space="preserve"> problems to be solved. The process also can provide a basis for estimates, timelines, and, if used effectively, help prevent failures. </w:t>
-      </w:r>
-    </w:p>
-    <w:p>
-      <w:pPr>
-        <w:spacing w:after="0" w:line="360" w:lineRule="auto"/>
-        <w:jc w:val="both"/>
-        <w:rPr>
-          <w:color w:val="FF0000"/>
-        </w:rPr>
-      </w:pPr>
-      <w:r>
-        <w:rPr>
-          <w:color w:val="FF0000"/>
-        </w:rPr>
-        <w:t>The benefits include:</w:t>
-      </w:r>
-    </w:p>
-    <w:p>
-      <w:pPr>
-        <w:numPr>
-          <w:ilvl w:val="0"/>
-          <w:numId w:val="5"/>
-        </w:numPr>
-        <w:shd w:val="clear" w:color="auto" w:fill="FFFFFF"/>
-        <w:spacing w:before="100" w:beforeAutospacing="1" w:after="0" w:line="360" w:lineRule="auto"/>
-        <w:jc w:val="both"/>
-        <w:rPr>
-          <w:color w:val="FF0000"/>
-        </w:rPr>
-      </w:pPr>
-      <w:r>
-        <w:rPr>
-          <w:color w:val="FF0000"/>
-        </w:rPr>
-        <w:t>Alignment: Consensus and agreement among stakeholders.</w:t>
-      </w:r>
-    </w:p>
-    <w:p>
-      <w:pPr>
-        <w:numPr>
-          <w:ilvl w:val="0"/>
-          <w:numId w:val="5"/>
-        </w:numPr>
-        <w:shd w:val="clear" w:color="auto" w:fill="FFFFFF"/>
-        <w:spacing w:before="100" w:beforeAutospacing="1" w:after="0" w:line="360" w:lineRule="auto"/>
-        <w:jc w:val="both"/>
-        <w:rPr>
-          <w:color w:val="FF0000"/>
-        </w:rPr>
-      </w:pPr>
-      <w:r>
-        <w:rPr>
-          <w:color w:val="FF0000"/>
-        </w:rPr>
-        <w:t>Preparation: More accurate estimates for budgets and timelines.</w:t>
-      </w:r>
-    </w:p>
-    <w:p>
-      <w:pPr>
-        <w:numPr>
-          <w:ilvl w:val="0"/>
-          <w:numId w:val="5"/>
-        </w:numPr>
-        <w:shd w:val="clear" w:color="auto" w:fill="FFFFFF"/>
-        <w:spacing w:before="100" w:beforeAutospacing="1" w:after="0" w:line="360" w:lineRule="auto"/>
-        <w:jc w:val="both"/>
-        <w:rPr>
-          <w:color w:val="FF0000"/>
-        </w:rPr>
-      </w:pPr>
-      <w:r>
-        <w:rPr>
-          <w:color w:val="FF0000"/>
-        </w:rPr>
-        <w:t>Direction: Information for design, development, QA, or vendor teams.</w:t>
-      </w:r>
-    </w:p>
-    <w:p>
-      <w:pPr>
-        <w:numPr>
-          <w:ilvl w:val="0"/>
-          <w:numId w:val="5"/>
-        </w:numPr>
-        <w:shd w:val="clear" w:color="auto" w:fill="FFFFFF"/>
-        <w:spacing w:before="100" w:beforeAutospacing="1" w:after="0" w:line="360" w:lineRule="auto"/>
-        <w:jc w:val="both"/>
-        <w:rPr>
-          <w:color w:val="FF0000"/>
-        </w:rPr>
-      </w:pPr>
-      <w:r>
-        <w:rPr>
-          <w:color w:val="FF0000"/>
-        </w:rPr>
-        <w:t>Efficiency: A defined plan before starting design and code work.</w:t>
-      </w:r>
-    </w:p>
-    <w:p>
-      <w:pPr>
-        <w:numPr>
-          <w:ilvl w:val="0"/>
-          <w:numId w:val="5"/>
-        </w:numPr>
-        <w:shd w:val="clear" w:color="auto" w:fill="FFFFFF"/>
-        <w:spacing w:before="100" w:beforeAutospacing="1" w:after="0" w:line="360" w:lineRule="auto"/>
-        <w:jc w:val="both"/>
-        <w:rPr>
-          <w:color w:val="FF0000"/>
-        </w:rPr>
-      </w:pPr>
-      <w:r>
-        <w:rPr>
-          <w:color w:val="FF0000"/>
-        </w:rPr>
-        <w:t>Productivity: Less rework and </w:t>
-      </w:r>
-      <w:hyperlink r:id="rId13" w:history="1">
-        <w:r>
-          <w:rPr>
-            <w:color w:val="FF0000"/>
-          </w:rPr>
-          <w:t>scope creep</w:t>
-        </w:r>
-      </w:hyperlink>
-      <w:r>
-        <w:rPr>
-          <w:color w:val="FF0000"/>
-        </w:rPr>
-        <w:t>.</w:t>
-      </w:r>
-    </w:p>
-    <w:p>
-      <w:pPr>
-        <w:pStyle w:val="NormalWeb"/>
-        <w:shd w:val="clear" w:color="auto" w:fill="FFFFFF"/>
-        <w:spacing w:before="0" w:beforeAutospacing="0" w:after="0" w:afterAutospacing="0" w:line="360" w:lineRule="auto"/>
-        <w:jc w:val="both"/>
-      </w:pPr>
-      <w:r>
-        <w:t>Where are you headed, how long will it take, and was it a success? Requirements are the compass for the project for everyone to consult before setting sail. Start off in the correct direction, and there is a better chance the project and its participants will end up in the right place</w:t>
-      </w:r>
-      <w:r>
-        <w:t>.</w:t>
-      </w:r>
-    </w:p>
-    <w:p>
-      <w:pPr>
-        <w:pStyle w:val="NormalWeb"/>
-        <w:shd w:val="clear" w:color="auto" w:fill="FFFFFF"/>
-        <w:spacing w:before="0" w:beforeAutospacing="0" w:after="0" w:afterAutospacing="0" w:line="360" w:lineRule="auto"/>
-        <w:jc w:val="both"/>
-      </w:pPr>
-      <w:r>
-        <w:t>It does not define how to project will be created and delivered only the requirements are mentioned. The requirement document should also implement the quality control of the project, must also mention how they should implement the quality control of the project.</w:t>
-      </w:r>
-    </w:p>
-    <w:p>
-      <w:pPr>
-        <w:pStyle w:val="NormalWeb"/>
-        <w:shd w:val="clear" w:color="auto" w:fill="FFFFFF"/>
-        <w:spacing w:before="0" w:beforeAutospacing="0" w:after="0" w:afterAutospacing="0" w:line="360" w:lineRule="auto"/>
-        <w:jc w:val="both"/>
-        <w:rPr>
-          <w:color w:val="FF0000"/>
-        </w:rPr>
-      </w:pPr>
-      <w:r>
-        <w:rPr>
-          <w:color w:val="FF0000"/>
-        </w:rPr>
-        <w:t>The best way to create a requirement document is by using a requirement matrix which prioritizes</w:t>
-      </w:r>
-      <w:r>
-        <w:rPr>
-          <w:color w:val="FF0000"/>
-        </w:rPr>
-        <w:t xml:space="preserve"> the requirements.</w:t>
-      </w:r>
-    </w:p>
-    <w:p>
-      <w:pPr>
-        <w:pStyle w:val="NormalWeb"/>
-        <w:shd w:val="clear" w:color="auto" w:fill="FFFFFF"/>
-        <w:spacing w:before="0" w:beforeAutospacing="0" w:after="0" w:afterAutospacing="0" w:line="360" w:lineRule="auto"/>
-        <w:jc w:val="both"/>
-      </w:pPr>
-      <w:r>
-        <w:rPr>
-          <w:b/>
-          <w:bCs/>
-        </w:rPr>
-        <w:t>R</w:t>
-      </w:r>
-      <w:r>
-        <w:rPr>
-          <w:b/>
-          <w:bCs/>
-        </w:rPr>
-        <w:t>equirements Matri</w:t>
-      </w:r>
-      <w:r>
-        <w:rPr>
-          <w:b/>
-          <w:bCs/>
-        </w:rPr>
-        <w:t>x</w:t>
-      </w:r>
-      <w:r>
-        <w:rPr>
-          <w:b/>
-          <w:bCs/>
-        </w:rPr>
-        <w:t xml:space="preserve">: </w:t>
-      </w:r>
-      <w:r>
-        <w:t xml:space="preserve"> A simple requirement matrix is of the following type.</w:t>
-      </w:r>
-    </w:p>
-    <w:tbl>
-      <w:tblPr>
-        <w:tblStyle w:val="GridTable1Light1"/>
-        <w:tblW w:w="5000" w:type="pct"/>
-        <w:tblLayout w:type="fixed"/>
-        <w:tblCellMar>
-          <w:left w:w="43" w:type="dxa"/>
-          <w:right w:w="43" w:type="dxa"/>
-        </w:tblCellMar>
-        <w:tblLook w:val="04A0" w:firstRow="1" w:lastRow="0" w:firstColumn="1" w:lastColumn="0" w:noHBand="0" w:noVBand="1"/>
-      </w:tblPr>
-      <w:tblGrid>
-        <w:gridCol w:w="594"/>
-        <w:gridCol w:w="1865"/>
-        <w:gridCol w:w="1725"/>
-        <w:gridCol w:w="1546"/>
-        <w:gridCol w:w="2662"/>
-      </w:tblGrid>
-      <w:tr>
-        <w:trPr>
-          <w:cnfStyle w:val="100000000000" w:firstRow="1" w:lastRow="0" w:firstColumn="0" w:lastColumn="0" w:oddVBand="0" w:evenVBand="0" w:oddHBand="0" w:evenHBand="0" w:firstRowFirstColumn="0" w:firstRowLastColumn="0" w:lastRowFirstColumn="0" w:lastRowLastColumn="0"/>
-          <w:trHeight w:val="1637"/>
-        </w:trPr>
-        <w:tc>
-          <w:tcPr>
-            <w:cnfStyle w:val="001000000000" w:firstRow="0" w:lastRow="0" w:firstColumn="1" w:lastColumn="0" w:oddVBand="0" w:evenVBand="0" w:oddHBand="0" w:evenHBand="0" w:firstRowFirstColumn="0" w:firstRowLastColumn="0" w:lastRowFirstColumn="0" w:lastRowLastColumn="0"/>
-            <w:tcW w:w="354" w:type="pct"/>
-          </w:tcPr>
-          <w:p>
-            <w:pPr>
-              <w:pStyle w:val="NormalWeb"/>
-              <w:spacing w:before="0" w:beforeAutospacing="0" w:after="0" w:afterAutospacing="0" w:line="360" w:lineRule="auto"/>
-              <w:jc w:val="both"/>
-            </w:pPr>
-            <w:r>
-              <w:t>SN.</w:t>
-            </w:r>
-          </w:p>
-        </w:tc>
-        <w:tc>
-          <w:tcPr>
-            <w:tcW w:w="1111" w:type="pct"/>
-          </w:tcPr>
-          <w:p>
-            <w:pPr>
-              <w:pStyle w:val="NormalWeb"/>
-              <w:spacing w:before="0" w:beforeAutospacing="0" w:after="0" w:afterAutospacing="0" w:line="360" w:lineRule="auto"/>
-              <w:jc w:val="both"/>
-              <w:cnfStyle w:val="100000000000" w:firstRow="1" w:lastRow="0" w:firstColumn="0" w:lastColumn="0" w:oddVBand="0" w:evenVBand="0" w:oddHBand="0" w:evenHBand="0" w:firstRowFirstColumn="0" w:firstRowLastColumn="0" w:lastRowFirstColumn="0" w:lastRowLastColumn="0"/>
-            </w:pPr>
-            <w:r>
-              <w:t>Required modules, system, and features.</w:t>
-            </w:r>
-          </w:p>
-        </w:tc>
-        <w:tc>
-          <w:tcPr>
-            <w:tcW w:w="1028" w:type="pct"/>
-          </w:tcPr>
-          <w:p>
-            <w:pPr>
-              <w:pStyle w:val="NormalWeb"/>
-              <w:spacing w:before="0" w:beforeAutospacing="0" w:after="0" w:afterAutospacing="0" w:line="360" w:lineRule="auto"/>
-              <w:jc w:val="both"/>
-              <w:cnfStyle w:val="100000000000" w:firstRow="1" w:lastRow="0" w:firstColumn="0" w:lastColumn="0" w:oddVBand="0" w:evenVBand="0" w:oddHBand="0" w:evenHBand="0" w:firstRowFirstColumn="0" w:firstRowLastColumn="0" w:lastRowFirstColumn="0" w:lastRowLastColumn="0"/>
-            </w:pPr>
-            <w:r>
-              <w:t>Description for the modules</w:t>
-            </w:r>
-          </w:p>
-        </w:tc>
-        <w:tc>
-          <w:tcPr>
-            <w:tcW w:w="921" w:type="pct"/>
-          </w:tcPr>
-          <w:p>
-            <w:pPr>
-              <w:pStyle w:val="NormalWeb"/>
-              <w:spacing w:before="0" w:beforeAutospacing="0" w:after="0" w:afterAutospacing="0" w:line="360" w:lineRule="auto"/>
-              <w:jc w:val="both"/>
-              <w:cnfStyle w:val="100000000000" w:firstRow="1" w:lastRow="0" w:firstColumn="0" w:lastColumn="0" w:oddVBand="0" w:evenVBand="0" w:oddHBand="0" w:evenHBand="0" w:firstRowFirstColumn="0" w:firstRowLastColumn="0" w:lastRowFirstColumn="0" w:lastRowLastColumn="0"/>
-            </w:pPr>
-            <w:r>
-              <w:t>Priority (</w:t>
-            </w:r>
-            <w:r>
-              <w:t>High, Moderate, low)</w:t>
-            </w:r>
-          </w:p>
-        </w:tc>
-        <w:tc>
-          <w:tcPr>
-            <w:tcW w:w="1586" w:type="pct"/>
-          </w:tcPr>
-          <w:p>
-            <w:pPr>
-              <w:pStyle w:val="NormalWeb"/>
-              <w:spacing w:before="0" w:beforeAutospacing="0" w:after="0" w:afterAutospacing="0" w:line="360" w:lineRule="auto"/>
-              <w:jc w:val="both"/>
-              <w:cnfStyle w:val="100000000000" w:firstRow="1" w:lastRow="0" w:firstColumn="0" w:lastColumn="0" w:oddVBand="0" w:evenVBand="0" w:oddHBand="0" w:evenHBand="0" w:firstRowFirstColumn="0" w:firstRowLastColumn="0" w:lastRowFirstColumn="0" w:lastRowLastColumn="0"/>
-            </w:pPr>
-            <w:r>
-              <w:t>Remarks</w:t>
-            </w:r>
-          </w:p>
-        </w:tc>
-      </w:tr>
-      <w:tr>
-        <w:trPr>
-          <w:trHeight w:val="935"/>
-        </w:trPr>
-        <w:tc>
-          <w:tcPr>
-            <w:cnfStyle w:val="001000000000" w:firstRow="0" w:lastRow="0" w:firstColumn="1" w:lastColumn="0" w:oddVBand="0" w:evenVBand="0" w:oddHBand="0" w:evenHBand="0" w:firstRowFirstColumn="0" w:firstRowLastColumn="0" w:lastRowFirstColumn="0" w:lastRowLastColumn="0"/>
-            <w:tcW w:w="354" w:type="pct"/>
-          </w:tcPr>
-          <w:p>
-            <w:pPr>
-              <w:pStyle w:val="NormalWeb"/>
-              <w:spacing w:before="0" w:beforeAutospacing="0" w:after="0" w:afterAutospacing="0" w:line="360" w:lineRule="auto"/>
-              <w:jc w:val="both"/>
-            </w:pPr>
-            <w:r>
-              <w:t>1.</w:t>
-            </w:r>
-          </w:p>
-        </w:tc>
-        <w:tc>
-          <w:tcPr>
-            <w:tcW w:w="1111" w:type="pct"/>
-          </w:tcPr>
-          <w:p>
-            <w:pPr>
-              <w:pStyle w:val="NormalWeb"/>
-              <w:spacing w:before="0" w:beforeAutospacing="0" w:after="0" w:afterAutospacing="0" w:line="360" w:lineRule="auto"/>
-              <w:jc w:val="both"/>
-              <w:cnfStyle w:val="000000000000" w:firstRow="0" w:lastRow="0" w:firstColumn="0" w:lastColumn="0" w:oddVBand="0" w:evenVBand="0" w:oddHBand="0" w:evenHBand="0" w:firstRowFirstColumn="0" w:firstRowLastColumn="0" w:lastRowFirstColumn="0" w:lastRowLastColumn="0"/>
-            </w:pPr>
-            <w:r>
-              <w:t>Login and security system</w:t>
-            </w:r>
-          </w:p>
-        </w:tc>
-        <w:tc>
-          <w:tcPr>
-            <w:tcW w:w="1028" w:type="pct"/>
-          </w:tcPr>
-          <w:p>
-            <w:pPr>
-              <w:pStyle w:val="NormalWeb"/>
-              <w:spacing w:before="0" w:beforeAutospacing="0" w:after="0" w:afterAutospacing="0" w:line="360" w:lineRule="auto"/>
-              <w:jc w:val="both"/>
-              <w:cnfStyle w:val="000000000000" w:firstRow="0" w:lastRow="0" w:firstColumn="0" w:lastColumn="0" w:oddVBand="0" w:evenVBand="0" w:oddHBand="0" w:evenHBand="0" w:firstRowFirstColumn="0" w:firstRowLastColumn="0" w:lastRowFirstColumn="0" w:lastRowLastColumn="0"/>
-            </w:pPr>
-            <w:r>
-              <w:t>Only the admin can login in the system</w:t>
-            </w:r>
-          </w:p>
-        </w:tc>
-        <w:tc>
-          <w:tcPr>
-            <w:tcW w:w="921" w:type="pct"/>
-          </w:tcPr>
-          <w:p>
-            <w:pPr>
-              <w:pStyle w:val="NormalWeb"/>
-              <w:spacing w:before="0" w:beforeAutospacing="0" w:after="0" w:afterAutospacing="0" w:line="360" w:lineRule="auto"/>
-              <w:jc w:val="both"/>
-              <w:cnfStyle w:val="000000000000" w:firstRow="0" w:lastRow="0" w:firstColumn="0" w:lastColumn="0" w:oddVBand="0" w:evenVBand="0" w:oddHBand="0" w:evenHBand="0" w:firstRowFirstColumn="0" w:firstRowLastColumn="0" w:lastRowFirstColumn="0" w:lastRowLastColumn="0"/>
-            </w:pPr>
-            <w:r>
-              <w:t>High</w:t>
-            </w:r>
-          </w:p>
-        </w:tc>
-        <w:tc>
-          <w:tcPr>
-            <w:tcW w:w="1586" w:type="pct"/>
-          </w:tcPr>
-          <w:p>
-            <w:pPr>
-              <w:pStyle w:val="NormalWeb"/>
-              <w:numPr>
-                <w:ilvl w:val="0"/>
-                <w:numId w:val="6"/>
-              </w:numPr>
-              <w:spacing w:before="0" w:beforeAutospacing="0" w:after="0" w:afterAutospacing="0" w:line="360" w:lineRule="auto"/>
-              <w:ind w:left="105" w:hanging="55"/>
-              <w:jc w:val="both"/>
-              <w:cnfStyle w:val="000000000000" w:firstRow="0" w:lastRow="0" w:firstColumn="0" w:lastColumn="0" w:oddVBand="0" w:evenVBand="0" w:oddHBand="0" w:evenHBand="0" w:firstRowFirstColumn="0" w:firstRowLastColumn="0" w:lastRowFirstColumn="0" w:lastRowLastColumn="0"/>
-            </w:pPr>
-            <w:r>
-              <w:t>Binod will look after this feature.</w:t>
-            </w:r>
-          </w:p>
-        </w:tc>
-      </w:tr>
-      <w:tr>
-        <w:trPr>
-          <w:trHeight w:val="935"/>
-        </w:trPr>
-        <w:tc>
-          <w:tcPr>
-            <w:cnfStyle w:val="001000000000" w:firstRow="0" w:lastRow="0" w:firstColumn="1" w:lastColumn="0" w:oddVBand="0" w:evenVBand="0" w:oddHBand="0" w:evenHBand="0" w:firstRowFirstColumn="0" w:firstRowLastColumn="0" w:lastRowFirstColumn="0" w:lastRowLastColumn="0"/>
-            <w:tcW w:w="354" w:type="pct"/>
-          </w:tcPr>
-          <w:p>
-            <w:pPr>
-              <w:pStyle w:val="NormalWeb"/>
-              <w:spacing w:before="0" w:beforeAutospacing="0" w:after="0" w:afterAutospacing="0" w:line="360" w:lineRule="auto"/>
-              <w:jc w:val="both"/>
-            </w:pPr>
-            <w:r>
-              <w:t>2.</w:t>
-            </w:r>
-          </w:p>
-        </w:tc>
-        <w:tc>
-          <w:tcPr>
-            <w:tcW w:w="1111" w:type="pct"/>
-          </w:tcPr>
-          <w:p>
-            <w:pPr>
-              <w:pStyle w:val="NormalWeb"/>
-              <w:spacing w:before="0" w:beforeAutospacing="0" w:after="0" w:afterAutospacing="0" w:line="360" w:lineRule="auto"/>
-              <w:jc w:val="both"/>
-              <w:cnfStyle w:val="000000000000" w:firstRow="0" w:lastRow="0" w:firstColumn="0" w:lastColumn="0" w:oddVBand="0" w:evenVBand="0" w:oddHBand="0" w:evenHBand="0" w:firstRowFirstColumn="0" w:firstRowLastColumn="0" w:lastRowFirstColumn="0" w:lastRowLastColumn="0"/>
-            </w:pPr>
-            <w:r>
-              <w:t>Data entry</w:t>
-            </w:r>
-          </w:p>
-        </w:tc>
-        <w:tc>
-          <w:tcPr>
-            <w:tcW w:w="1028" w:type="pct"/>
-          </w:tcPr>
-          <w:p>
-            <w:pPr>
-              <w:pStyle w:val="NormalWeb"/>
-              <w:spacing w:before="0" w:beforeAutospacing="0" w:after="0" w:afterAutospacing="0" w:line="360" w:lineRule="auto"/>
-              <w:jc w:val="both"/>
-              <w:cnfStyle w:val="000000000000" w:firstRow="0" w:lastRow="0" w:firstColumn="0" w:lastColumn="0" w:oddVBand="0" w:evenVBand="0" w:oddHBand="0" w:evenHBand="0" w:firstRowFirstColumn="0" w:firstRowLastColumn="0" w:lastRowFirstColumn="0" w:lastRowLastColumn="0"/>
-            </w:pPr>
-            <w:r>
-              <w:t>Data entry of the major contact details of the consumer</w:t>
-            </w:r>
-          </w:p>
-        </w:tc>
-        <w:tc>
-          <w:tcPr>
-            <w:tcW w:w="921" w:type="pct"/>
-          </w:tcPr>
-          <w:p>
-            <w:pPr>
-              <w:pStyle w:val="NormalWeb"/>
-              <w:spacing w:before="0" w:beforeAutospacing="0" w:after="0" w:afterAutospacing="0" w:line="360" w:lineRule="auto"/>
-              <w:jc w:val="both"/>
-              <w:cnfStyle w:val="000000000000" w:firstRow="0" w:lastRow="0" w:firstColumn="0" w:lastColumn="0" w:oddVBand="0" w:evenVBand="0" w:oddHBand="0" w:evenHBand="0" w:firstRowFirstColumn="0" w:firstRowLastColumn="0" w:lastRowFirstColumn="0" w:lastRowLastColumn="0"/>
-            </w:pPr>
-            <w:r>
-              <w:t>High</w:t>
-            </w:r>
-          </w:p>
-        </w:tc>
-        <w:tc>
-          <w:tcPr>
-            <w:tcW w:w="1586" w:type="pct"/>
-          </w:tcPr>
-          <w:p>
-            <w:pPr>
-              <w:pStyle w:val="NormalWeb"/>
-              <w:numPr>
-                <w:ilvl w:val="0"/>
-                <w:numId w:val="6"/>
-              </w:numPr>
-              <w:spacing w:before="0" w:beforeAutospacing="0" w:after="0" w:afterAutospacing="0" w:line="360" w:lineRule="auto"/>
-              <w:ind w:left="105" w:hanging="55"/>
-              <w:jc w:val="both"/>
-              <w:cnfStyle w:val="000000000000" w:firstRow="0" w:lastRow="0" w:firstColumn="0" w:lastColumn="0" w:oddVBand="0" w:evenVBand="0" w:oddHBand="0" w:evenHBand="0" w:firstRowFirstColumn="0" w:firstRowLastColumn="0" w:lastRowFirstColumn="0" w:lastRowLastColumn="0"/>
-            </w:pPr>
-            <w:r>
-              <w:t>Entire team must work here to improve the data entry system.</w:t>
-            </w:r>
-          </w:p>
-        </w:tc>
-      </w:tr>
-    </w:tbl>
-    <w:p>
-      <w:pPr>
-        <w:pStyle w:val="NormalWeb"/>
-        <w:shd w:val="clear" w:color="auto" w:fill="FFFFFF"/>
-        <w:spacing w:before="0" w:beforeAutospacing="0" w:after="0" w:afterAutospacing="0" w:line="360" w:lineRule="auto"/>
-        <w:jc w:val="both"/>
-      </w:pPr>
-    </w:p>
-    <w:p>
-      <w:pPr>
-        <w:pStyle w:val="NormalWeb"/>
-        <w:shd w:val="clear" w:color="auto" w:fill="FFFFFF"/>
-        <w:spacing w:before="0" w:beforeAutospacing="0" w:after="0" w:afterAutospacing="0" w:line="360" w:lineRule="auto"/>
-        <w:jc w:val="both"/>
-      </w:pPr>
-      <w:r>
-        <w:t>TYPES OF REQUIREMENTS</w:t>
-      </w:r>
-    </w:p>
-    <w:p>
-      <w:pPr>
-        <w:pStyle w:val="NormalWeb"/>
-        <w:numPr>
-          <w:ilvl w:val="0"/>
-          <w:numId w:val="7"/>
-        </w:numPr>
-        <w:shd w:val="clear" w:color="auto" w:fill="FFFFFF"/>
-        <w:spacing w:before="0" w:beforeAutospacing="0" w:after="0" w:afterAutospacing="0" w:line="360" w:lineRule="auto"/>
-        <w:jc w:val="both"/>
-      </w:pPr>
-      <w:r>
-        <w:t>Business</w:t>
-      </w:r>
-      <w:r>
-        <w:t xml:space="preserve"> requirements which align to high-level business goals</w:t>
-      </w:r>
-    </w:p>
-    <w:p>
-      <w:pPr>
-        <w:pStyle w:val="NormalWeb"/>
-        <w:numPr>
-          <w:ilvl w:val="0"/>
-          <w:numId w:val="7"/>
-        </w:numPr>
-        <w:shd w:val="clear" w:color="auto" w:fill="FFFFFF"/>
-        <w:spacing w:before="0" w:beforeAutospacing="0" w:after="0" w:afterAutospacing="0" w:line="360" w:lineRule="auto"/>
-        <w:jc w:val="both"/>
-      </w:pPr>
-      <w:r>
-        <w:t xml:space="preserve">Users’ requirement what the users want to do with the systems. </w:t>
-      </w:r>
-    </w:p>
-    <w:p>
-      <w:pPr>
-        <w:pStyle w:val="NormalWeb"/>
-        <w:numPr>
-          <w:ilvl w:val="0"/>
-          <w:numId w:val="7"/>
-        </w:numPr>
-        <w:shd w:val="clear" w:color="auto" w:fill="FFFFFF"/>
-        <w:spacing w:before="0" w:beforeAutospacing="0" w:after="0" w:afterAutospacing="0" w:line="360" w:lineRule="auto"/>
-        <w:jc w:val="both"/>
-      </w:pPr>
-      <w:r>
-        <w:t>Functional (Must have) requirements: the functions involved with the system.</w:t>
-      </w:r>
-    </w:p>
-    <w:p>
-      <w:pPr>
-        <w:pStyle w:val="NormalWeb"/>
-        <w:numPr>
-          <w:ilvl w:val="0"/>
-          <w:numId w:val="7"/>
-        </w:numPr>
-        <w:shd w:val="clear" w:color="auto" w:fill="FFFFFF"/>
-        <w:spacing w:before="0" w:beforeAutospacing="0" w:after="0" w:afterAutospacing="0" w:line="360" w:lineRule="auto"/>
-        <w:jc w:val="both"/>
-      </w:pPr>
-      <w:r>
-        <w:t>Non-functional requirement (not directly stated but are present in the system), these must be identified in order to improve overall workings of the system.</w:t>
-      </w:r>
-    </w:p>
-    <w:p>
-      <w:pPr>
-        <w:pStyle w:val="NormalWeb"/>
-        <w:shd w:val="clear" w:color="auto" w:fill="FFFFFF"/>
-        <w:spacing w:before="0" w:beforeAutospacing="0" w:after="0" w:afterAutospacing="0" w:line="360" w:lineRule="auto"/>
-        <w:jc w:val="both"/>
-        <w:rPr>
-          <w:color w:val="FF0000"/>
-        </w:rPr>
-      </w:pPr>
-      <w:r>
-        <w:rPr>
-          <w:color w:val="FF0000"/>
-        </w:rPr>
-        <w:t xml:space="preserve">Segmenting the requirements based on the above-mentioned requirements will help you improve your </w:t>
-      </w:r>
-      <w:r>
-        <w:rPr>
-          <w:color w:val="FF0000"/>
-        </w:rPr>
-        <w:t>requirements analysis</w:t>
-      </w:r>
-      <w:r>
-        <w:rPr>
-          <w:color w:val="FF0000"/>
-        </w:rPr>
-        <w:t xml:space="preserve"> and speed up the process.</w:t>
-      </w:r>
-    </w:p>
-    <w:p>
-      <w:pPr>
-        <w:spacing w:after="0" w:line="360" w:lineRule="auto"/>
-        <w:jc w:val="both"/>
-        <w:rPr>
-          <w:rFonts w:eastAsia="Times New Roman" w:cs="Times New Roman"/>
-          <w:color w:val="FF0000"/>
-          <w:szCs w:val="24"/>
-          <w:lang w:val="en-US"/>
-        </w:rPr>
-      </w:pPr>
-      <w:r>
-        <w:rPr>
-          <w:color w:val="FF0000"/>
-        </w:rPr>
-        <w:br w:type="page"/>
-      </w:r>
-    </w:p>
+    <w:p/>
+    <w:p/>
+    <w:p/>
+    <w:p/>
+    <w:p/>
+    <w:p/>
+    <w:p/>
+    <w:p/>
+    <w:p/>
+    <w:p/>
+    <w:p/>
+    <w:p/>
+    <w:p/>
+    <w:p/>
+    <w:p/>
+    <w:p/>
+    <w:p/>
+    <w:p/>
+    <w:p/>
+    <w:p/>
+    <w:p/>
+    <w:p/>
+    <w:p/>
+    <w:p/>
+    <w:p/>
+    <w:p/>
+    <w:p/>
     <w:p>
       <w:pPr>
         <w:pStyle w:val="Heading1"/>
@@ -6894,6 +5793,7 @@
         <w:jc w:val="both"/>
       </w:pPr>
       <w:r>
+        <w:lastRenderedPageBreak/>
         <w:t>System Design</w:t>
       </w:r>
     </w:p>
@@ -7009,7 +5909,7 @@
                     <pic:cNvPicPr/>
                   </pic:nvPicPr>
                   <pic:blipFill>
-                    <a:blip r:embed="rId14">
+                    <a:blip r:embed="rId13">
                       <a:extLst>
                         <a:ext uri="{28A0092B-C50C-407E-A947-70E740481C1C}">
                           <a14:useLocalDpi xmlns:a14="http://schemas.microsoft.com/office/drawing/2010/main" val="0"/>
@@ -7057,6 +5957,7 @@
         <w:jc w:val="both"/>
       </w:pPr>
       <w:r>
+        <w:lastRenderedPageBreak/>
         <w:t>Development</w:t>
       </w:r>
     </w:p>
@@ -7613,6 +6514,7 @@
         <w:jc w:val="both"/>
       </w:pPr>
       <w:r>
+        <w:lastRenderedPageBreak/>
         <w:t>Testing</w:t>
       </w:r>
     </w:p>
@@ -7765,7 +6667,7 @@
                           <pic:cNvPr id="1026" name="Picture 2">
                             <a:extLst>
                               <a:ext uri="{FF2B5EF4-FFF2-40B4-BE49-F238E27FC236}">
-                                <a16:creationId xmlns:a16="http://schemas.microsoft.com/office/drawing/2014/main" xmlns:w16se="http://schemas.microsoft.com/office/word/2015/wordml/symex" xmlns:w16sdtfl="http://schemas.microsoft.com/office/word/2024/wordml/sdtformatlock" xmlns:w16sdtdh="http://schemas.microsoft.com/office/word/2020/wordml/sdtdatahash" xmlns:w16du="http://schemas.microsoft.com/office/word/2023/wordml/word16du" xmlns:w16="http://schemas.microsoft.com/office/word/2018/wordml" xmlns:w16cid="http://schemas.microsoft.com/office/word/2016/wordml/cid" xmlns:w16cex="http://schemas.microsoft.com/office/word/2018/wordml/cex" xmlns:w="http://schemas.openxmlformats.org/wordprocessingml/2006/main" xmlns:w10="urn:schemas-microsoft-com:office:word" xmlns:v="urn:schemas-microsoft-com:vml" xmlns:oel="http://schemas.microsoft.com/office/2019/extlst" xmlns:o="urn:schemas-microsoft-com:office:office" xmlns:am3d="http://schemas.microsoft.com/office/drawing/2017/model3d" xmlns:aink="http://schemas.microsoft.com/office/drawing/2016/ink" xmlns:cx8="http://schemas.microsoft.com/office/drawing/2016/5/14/chartex" xmlns:cx7="http://schemas.microsoft.com/office/drawing/2016/5/13/chartex" xmlns:cx6="http://schemas.microsoft.com/office/drawing/2016/5/12/chartex" xmlns:cx5="http://schemas.microsoft.com/office/drawing/2016/5/11/chartex" xmlns:cx4="http://schemas.microsoft.com/office/drawing/2016/5/10/chartex" xmlns:cx3="http://schemas.microsoft.com/office/drawing/2016/5/9/chartex" xmlns:cx2="http://schemas.microsoft.com/office/drawing/2015/10/21/chartex" xmlns:cx1="http://schemas.microsoft.com/office/drawing/2015/9/8/chartex" xmlns:cx="http://schemas.microsoft.com/office/drawing/2014/chartex" xmlns="" id="{F6C4AF52-ACA0-4323-B934-EF30663D567C}"/>
+                                <a16:creationId xmlns:a16="http://schemas.microsoft.com/office/drawing/2014/main" id="{F6C4AF52-ACA0-4323-B934-EF30663D567C}"/>
                               </a:ext>
                             </a:extLst>
                           </pic:cNvPr>
@@ -7774,7 +6676,7 @@
                           </pic:cNvPicPr>
                         </pic:nvPicPr>
                         <pic:blipFill rotWithShape="1">
-                          <a:blip r:embed="rId15">
+                          <a:blip r:embed="rId14">
                             <a:extLst>
                               <a:ext uri="{28A0092B-C50C-407E-A947-70E740481C1C}">
                                 <a14:useLocalDpi xmlns:a14="http://schemas.microsoft.com/office/drawing/2010/main" val="0"/>
@@ -7837,7 +6739,7 @@
                                   <w:lang w:val="en-US"/>
                                 </w:rPr>
                               </w:pPr>
-                              <w:bookmarkStart w:id="15" w:name="_Toc56929757"/>
+                              <w:bookmarkStart w:id="14" w:name="_Toc56929757"/>
                               <w:r>
                                 <w:rPr>
                                   <w:rFonts w:cs="Times New Roman"/>
@@ -7923,7 +6825,7 @@
                                 </w:rPr>
                                 <w:t>: Software Testing Life Cycle</w:t>
                               </w:r>
-                              <w:bookmarkEnd w:id="15"/>
+                              <w:bookmarkEnd w:id="14"/>
                             </w:p>
                           </w:txbxContent>
                         </wps:txbx>
@@ -7948,12 +6850,12 @@
           </mc:Choice>
           <mc:Fallback>
             <w:pict>
-              <v:group w14:anchorId="7B020EE0" id="Group 14" o:spid="_x0000_s1026" style="position:absolute;left:0;text-align:left;margin-left:21.75pt;margin-top:16.8pt;width:337.5pt;height:263.4pt;z-index:251660288;mso-width-relative:margin;mso-height-relative:margin" coordsize="45732,35693" o:gfxdata="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">
+              <v:group w14:anchorId="7B020EE0" id="Group 14" o:spid="_x0000_s1026" style="position:absolute;left:0;text-align:left;margin-left:21.75pt;margin-top:16.8pt;width:337.5pt;height:263.4pt;z-index:251660288;mso-width-relative:margin;mso-height-relative:margin" coordsize="45732,35693" o:gfxdata="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">
                 <v:shapetype id="_x0000_t202" coordsize="21600,21600" o:spt="202" path="m,l,21600r21600,l21600,xe">
                   <v:stroke joinstyle="miter"/>
                   <v:path gradientshapeok="t" o:connecttype="rect"/>
                 </v:shapetype>
-                <v:shape id="Text Box 12" o:spid="_x0000_s1028" type="#_x0000_t202" style="position:absolute;top:32670;width:45732;height:3023;visibility:visible;mso-wrap-style:square;v-text-anchor:top" o:gfxdata="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" stroked="f">
+                <v:shape id="Text Box 12" o:spid="_x0000_s1028" type="#_x0000_t202" style="position:absolute;top:32670;width:45732;height:3023;visibility:visible;mso-wrap-style:square;v-text-anchor:top" o:gfxdata="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" stroked="f">
                   <v:textbox inset="0,0,0,0">
                     <w:txbxContent>
                       <w:p>
@@ -7970,7 +6872,7 @@
                             <w:lang w:val="en-US"/>
                           </w:rPr>
                         </w:pPr>
-                        <w:bookmarkStart w:id="16" w:name="_Toc56929757"/>
+                        <w:bookmarkStart w:id="15" w:name="_Toc56929757"/>
                         <w:r>
                           <w:rPr>
                             <w:rFonts w:cs="Times New Roman"/>
@@ -8056,7 +6958,7 @@
                           </w:rPr>
                           <w:t>: Software Testing Life Cycle</w:t>
                         </w:r>
-                        <w:bookmarkEnd w:id="16"/>
+                        <w:bookmarkEnd w:id="15"/>
                       </w:p>
                     </w:txbxContent>
                   </v:textbox>
@@ -8173,6 +7075,7 @@
           <w:rFonts w:cs="Times New Roman"/>
           <w:lang w:val="en-US"/>
         </w:rPr>
+        <w:lastRenderedPageBreak/>
         <w:t xml:space="preserve">Test Case Designing − create the test cases based on </w:t>
       </w:r>
       <w:r>
@@ -8271,14 +7174,14 @@
           <w:lang w:val="en-US"/>
         </w:rPr>
       </w:pPr>
-      <w:bookmarkStart w:id="17" w:name="_Toc57274838"/>
+      <w:bookmarkStart w:id="16" w:name="_Toc57274838"/>
       <w:r>
         <w:rPr>
           <w:lang w:val="en-US"/>
         </w:rPr>
         <w:t>EXAMPLE OF A TEST CASE,</w:t>
       </w:r>
-      <w:bookmarkEnd w:id="17"/>
+      <w:bookmarkEnd w:id="16"/>
       <w:r>
         <w:rPr>
           <w:lang w:val="en-US"/>
@@ -8492,7 +7395,7 @@
                     </pic:cNvPicPr>
                   </pic:nvPicPr>
                   <pic:blipFill>
-                    <a:blip r:embed="rId16">
+                    <a:blip r:embed="rId15">
                       <a:extLst>
                         <a:ext uri="{28A0092B-C50C-407E-A947-70E740481C1C}">
                           <a14:useLocalDpi xmlns:a14="http://schemas.microsoft.com/office/drawing/2010/main" val="0"/>
@@ -8580,7 +7483,7 @@
                                 <w:lang w:val="en-US"/>
                               </w:rPr>
                             </w:pPr>
-                            <w:bookmarkStart w:id="18" w:name="_Toc56929758"/>
+                            <w:bookmarkStart w:id="17" w:name="_Toc56929758"/>
                             <w:r>
                               <w:rPr>
                                 <w:rFonts w:cs="Times New Roman"/>
@@ -8666,7 +7569,7 @@
                               </w:rPr>
                               <w:t>: Test Case using Matrix</w:t>
                             </w:r>
-                            <w:bookmarkEnd w:id="18"/>
+                            <w:bookmarkEnd w:id="17"/>
                           </w:p>
                         </w:txbxContent>
                       </wps:txbx>
@@ -8684,7 +7587,7 @@
           </mc:Choice>
           <mc:Fallback>
             <w:pict>
-              <v:shape w14:anchorId="52A503B0" id="Text Box 13" o:spid="_x0000_s1029" type="#_x0000_t202" style="position:absolute;left:0;text-align:left;margin-left:-3pt;margin-top:150.95pt;width:415.3pt;height:.05pt;z-index:251661312;visibility:visible;mso-wrap-style:square;mso-wrap-distance-left:9pt;mso-wrap-distance-top:0;mso-wrap-distance-right:9pt;mso-wrap-distance-bottom:0;mso-position-horizontal:absolute;mso-position-horizontal-relative:text;mso-position-vertical:absolute;mso-position-vertical-relative:text;v-text-anchor:top" o:gfxdata="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" stroked="f">
+              <v:shape w14:anchorId="52A503B0" id="Text Box 13" o:spid="_x0000_s1029" type="#_x0000_t202" style="position:absolute;left:0;text-align:left;margin-left:-3pt;margin-top:150.95pt;width:415.3pt;height:.05pt;z-index:251661312;visibility:visible;mso-wrap-style:square;mso-wrap-distance-left:9pt;mso-wrap-distance-top:0;mso-wrap-distance-right:9pt;mso-wrap-distance-bottom:0;mso-position-horizontal:absolute;mso-position-horizontal-relative:text;mso-position-vertical:absolute;mso-position-vertical-relative:text;v-text-anchor:top" o:gfxdata="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" stroked="f">
                 <v:textbox style="mso-fit-shape-to-text:t" inset="0,0,0,0">
                   <w:txbxContent>
                     <w:p>
@@ -8701,7 +7604,7 @@
                           <w:lang w:val="en-US"/>
                         </w:rPr>
                       </w:pPr>
-                      <w:bookmarkStart w:id="19" w:name="_Toc56929758"/>
+                      <w:bookmarkStart w:id="18" w:name="_Toc56929758"/>
                       <w:r>
                         <w:rPr>
                           <w:rFonts w:cs="Times New Roman"/>
@@ -8787,7 +7690,7 @@
                         </w:rPr>
                         <w:t>: Test Case using Matrix</w:t>
                       </w:r>
-                      <w:bookmarkEnd w:id="19"/>
+                      <w:bookmarkEnd w:id="18"/>
                     </w:p>
                   </w:txbxContent>
                 </v:textbox>
@@ -8815,11 +7718,11 @@
         <w:spacing w:line="360" w:lineRule="auto"/>
         <w:ind w:left="360"/>
       </w:pPr>
-      <w:bookmarkStart w:id="20" w:name="_Toc57274839"/>
+      <w:bookmarkStart w:id="19" w:name="_Toc57274839"/>
       <w:r>
         <w:t>A Test Matrix with Tested modules or Requirement Traceability Matrix</w:t>
       </w:r>
-      <w:bookmarkEnd w:id="20"/>
+      <w:bookmarkEnd w:id="19"/>
     </w:p>
     <w:p>
       <w:pPr>
@@ -8865,6 +7768,7 @@
           <w:szCs w:val="24"/>
           <w:shd w:val="clear" w:color="auto" w:fill="FFFFFF"/>
         </w:rPr>
+        <w:lastRenderedPageBreak/>
         <w:t>It collects all requirements addressed by the client or the requirement analysts and requirement traceability in a single document, delivered at the conclusion of the Software development life cycle.</w:t>
       </w:r>
     </w:p>
@@ -9413,11 +8317,11 @@
                     <pic:cNvPicPr/>
                   </pic:nvPicPr>
                   <pic:blipFill>
-                    <a:blip r:embed="rId17">
+                    <a:blip r:embed="rId16">
                       <a:extLst>
                         <a:ext uri="{BEBA8EAE-BF5A-486C-A8C5-ECC9F3942E4B}">
                           <a14:imgProps xmlns:a14="http://schemas.microsoft.com/office/drawing/2010/main">
-                            <a14:imgLayer r:embed="rId18">
+                            <a14:imgLayer r:embed="rId17">
                               <a14:imgEffect>
                                 <a14:backgroundRemoval t="8511" b="91135" l="4330" r="95464">
                                   <a14:foregroundMark x1="11753" y1="40780" x2="11753" y2="40780"/>
@@ -9499,12 +8403,12 @@
         <w:tblLook w:val="04A0" w:firstRow="1" w:lastRow="0" w:firstColumn="1" w:lastColumn="0" w:noHBand="0" w:noVBand="1"/>
       </w:tblPr>
       <w:tblGrid>
-        <w:gridCol w:w="571"/>
-        <w:gridCol w:w="2034"/>
-        <w:gridCol w:w="989"/>
-        <w:gridCol w:w="979"/>
-        <w:gridCol w:w="1034"/>
-        <w:gridCol w:w="1032"/>
+        <w:gridCol w:w="570"/>
+        <w:gridCol w:w="2026"/>
+        <w:gridCol w:w="977"/>
+        <w:gridCol w:w="853"/>
+        <w:gridCol w:w="1009"/>
+        <w:gridCol w:w="978"/>
         <w:gridCol w:w="1883"/>
       </w:tblGrid>
       <w:tr>
@@ -9527,6 +8431,7 @@
                 <w:szCs w:val="24"/>
                 <w:shd w:val="clear" w:color="auto" w:fill="FFFFFF" w:themeFill="background1"/>
               </w:rPr>
+              <w:lastRenderedPageBreak/>
               <w:t>No</w:t>
             </w:r>
             <w:r>
@@ -10180,6 +9085,7 @@
         <w:rPr>
           <w:bCs/>
         </w:rPr>
+        <w:lastRenderedPageBreak/>
         <w:t>Project Results</w:t>
       </w:r>
     </w:p>
@@ -10307,7 +9213,11 @@
         <w:t xml:space="preserve">about “How the teamwork works”. Spiritually throughout the </w:t>
       </w:r>
       <w:r>
-        <w:t>project journey we acquire knowledge that everything can be learnt with passion and patience. Similarly, we developed friendly bond than the beginning.</w:t>
+        <w:t xml:space="preserve">project </w:t>
+      </w:r>
+      <w:r>
+        <w:lastRenderedPageBreak/>
+        <w:t>journey we acquire knowledge that everything can be learnt with passion and patience. Similarly, we developed friendly bond than the beginning.</w:t>
       </w:r>
     </w:p>
     <w:p>
@@ -10332,6 +9242,7 @@
         <w:jc w:val="both"/>
       </w:pPr>
       <w:r>
+        <w:lastRenderedPageBreak/>
         <w:t xml:space="preserve"> Future Enhancements</w:t>
       </w:r>
     </w:p>
@@ -10442,6 +9353,7 @@
         <w:rPr>
           <w:b/>
         </w:rPr>
+        <w:lastRenderedPageBreak/>
         <w:t>11</w:t>
       </w:r>
       <w:r>
@@ -10490,6 +9402,7 @@
         <w:pStyle w:val="Heading2"/>
       </w:pPr>
       <w:r>
+        <w:lastRenderedPageBreak/>
         <w:t>12. Annexures</w:t>
       </w:r>
     </w:p>
@@ -10563,12 +9476,12 @@
       </w:pPr>
     </w:p>
     <w:sectPr>
-      <w:headerReference w:type="even" r:id="rId19"/>
-      <w:headerReference w:type="default" r:id="rId20"/>
-      <w:footerReference w:type="even" r:id="rId21"/>
-      <w:footerReference w:type="default" r:id="rId22"/>
-      <w:headerReference w:type="first" r:id="rId23"/>
-      <w:footerReference w:type="first" r:id="rId24"/>
+      <w:headerReference w:type="even" r:id="rId18"/>
+      <w:headerReference w:type="default" r:id="rId19"/>
+      <w:footerReference w:type="even" r:id="rId20"/>
+      <w:footerReference w:type="default" r:id="rId21"/>
+      <w:headerReference w:type="first" r:id="rId22"/>
+      <w:footerReference w:type="first" r:id="rId23"/>
       <w:pgSz w:w="11906" w:h="16838" w:code="9"/>
       <w:pgMar w:top="1440" w:right="1440" w:bottom="1440" w:left="2160" w:header="720" w:footer="720" w:gutter="0"/>
       <w:cols w:space="720"/>
@@ -10579,7 +9492,7 @@
 </file>
 
 <file path=word/endnotes.xml><?xml version="1.0" encoding="utf-8"?>
-<w:endnotes xmlns:wpc="http://schemas.microsoft.com/office/word/2010/wordprocessingCanvas" xmlns:mc="http://schemas.openxmlformats.org/markup-compatibility/2006" xmlns:o="urn:schemas-microsoft-com:office:office" xmlns:r="http://schemas.openxmlformats.org/officeDocument/2006/relationships" xmlns:m="http://schemas.openxmlformats.org/officeDocument/2006/math" xmlns:v="urn:schemas-microsoft-com:vml" xmlns:wp14="http://schemas.microsoft.com/office/word/2010/wordprocessingDrawing" xmlns:wp="http://schemas.openxmlformats.org/drawingml/2006/wordprocessingDrawing" xmlns:w10="urn:schemas-microsoft-com:office:word" xmlns:w="http://schemas.openxmlformats.org/wordprocessingml/2006/main" xmlns:w14="http://schemas.microsoft.com/office/word/2010/wordml" xmlns:w15="http://schemas.microsoft.com/office/word/2012/wordml" xmlns:wpg="http://schemas.microsoft.com/office/word/2010/wordprocessingGroup" xmlns:wpi="http://schemas.microsoft.com/office/word/2010/wordprocessingInk" xmlns:wne="http://schemas.microsoft.com/office/word/2006/wordml" xmlns:wps="http://schemas.microsoft.com/office/word/2010/wordprocessingShape" mc:Ignorable="w14 w15 wp14">
+<w:endnotes xmlns:wpc="http://schemas.microsoft.com/office/word/2010/wordprocessingCanvas" xmlns:cx="http://schemas.microsoft.com/office/drawing/2014/chartex" xmlns:cx1="http://schemas.microsoft.com/office/drawing/2015/9/8/chartex" xmlns:cx2="http://schemas.microsoft.com/office/drawing/2015/10/21/chartex" xmlns:cx3="http://schemas.microsoft.com/office/drawing/2016/5/9/chartex" xmlns:cx4="http://schemas.microsoft.com/office/drawing/2016/5/10/chartex" xmlns:cx5="http://schemas.microsoft.com/office/drawing/2016/5/11/chartex" xmlns:cx6="http://schemas.microsoft.com/office/drawing/2016/5/12/chartex" xmlns:cx7="http://schemas.microsoft.com/office/drawing/2016/5/13/chartex" xmlns:cx8="http://schemas.microsoft.com/office/drawing/2016/5/14/chartex" xmlns:mc="http://schemas.openxmlformats.org/markup-compatibility/2006" xmlns:aink="http://schemas.microsoft.com/office/drawing/2016/ink" xmlns:am3d="http://schemas.microsoft.com/office/drawing/2017/model3d" xmlns:o="urn:schemas-microsoft-com:office:office" xmlns:oel="http://schemas.microsoft.com/office/2019/extlst" xmlns:r="http://schemas.openxmlformats.org/officeDocument/2006/relationships" xmlns:m="http://schemas.openxmlformats.org/officeDocument/2006/math" xmlns:v="urn:schemas-microsoft-com:vml" xmlns:wp14="http://schemas.microsoft.com/office/word/2010/wordprocessingDrawing" xmlns:wp="http://schemas.openxmlformats.org/drawingml/2006/wordprocessingDrawing" xmlns:w10="urn:schemas-microsoft-com:office:word" xmlns:w="http://schemas.openxmlformats.org/wordprocessingml/2006/main" xmlns:w14="http://schemas.microsoft.com/office/word/2010/wordml" xmlns:w15="http://schemas.microsoft.com/office/word/2012/wordml" xmlns:w16cex="http://schemas.microsoft.com/office/word/2018/wordml/cex" xmlns:w16cid="http://schemas.microsoft.com/office/word/2016/wordml/cid" xmlns:w16="http://schemas.microsoft.com/office/word/2018/wordml" xmlns:w16du="http://schemas.microsoft.com/office/word/2023/wordml/word16du" xmlns:w16sdtdh="http://schemas.microsoft.com/office/word/2020/wordml/sdtdatahash" xmlns:w16sdtfl="http://schemas.microsoft.com/office/word/2024/wordml/sdtformatlock" xmlns:w16se="http://schemas.microsoft.com/office/word/2015/wordml/symex" xmlns:wpg="http://schemas.microsoft.com/office/word/2010/wordprocessingGroup" xmlns:wpi="http://schemas.microsoft.com/office/word/2010/wordprocessingInk" xmlns:wne="http://schemas.microsoft.com/office/word/2006/wordml" xmlns:wps="http://schemas.microsoft.com/office/word/2010/wordprocessingShape" mc:Ignorable="w14 w15 w16se w16cid w16 w16cex w16sdtdh w16sdtfl w16du wp14">
   <w:endnote w:type="separator" w:id="-1">
     <w:p>
       <w:pPr>
@@ -10604,7 +9517,7 @@
 </file>
 
 <file path=word/footer1.xml><?xml version="1.0" encoding="utf-8"?>
-<w:ftr xmlns:wpc="http://schemas.microsoft.com/office/word/2010/wordprocessingCanvas" xmlns:mc="http://schemas.openxmlformats.org/markup-compatibility/2006" xmlns:o="urn:schemas-microsoft-com:office:office" xmlns:r="http://schemas.openxmlformats.org/officeDocument/2006/relationships" xmlns:m="http://schemas.openxmlformats.org/officeDocument/2006/math" xmlns:v="urn:schemas-microsoft-com:vml" xmlns:wp14="http://schemas.microsoft.com/office/word/2010/wordprocessingDrawing" xmlns:wp="http://schemas.openxmlformats.org/drawingml/2006/wordprocessingDrawing" xmlns:w10="urn:schemas-microsoft-com:office:word" xmlns:w="http://schemas.openxmlformats.org/wordprocessingml/2006/main" xmlns:w14="http://schemas.microsoft.com/office/word/2010/wordml" xmlns:w15="http://schemas.microsoft.com/office/word/2012/wordml" xmlns:wpg="http://schemas.microsoft.com/office/word/2010/wordprocessingGroup" xmlns:wpi="http://schemas.microsoft.com/office/word/2010/wordprocessingInk" xmlns:wne="http://schemas.microsoft.com/office/word/2006/wordml" xmlns:wps="http://schemas.microsoft.com/office/word/2010/wordprocessingShape" mc:Ignorable="w14 w15 wp14">
+<w:ftr xmlns:wpc="http://schemas.microsoft.com/office/word/2010/wordprocessingCanvas" xmlns:cx="http://schemas.microsoft.com/office/drawing/2014/chartex" xmlns:cx1="http://schemas.microsoft.com/office/drawing/2015/9/8/chartex" xmlns:cx2="http://schemas.microsoft.com/office/drawing/2015/10/21/chartex" xmlns:cx3="http://schemas.microsoft.com/office/drawing/2016/5/9/chartex" xmlns:cx4="http://schemas.microsoft.com/office/drawing/2016/5/10/chartex" xmlns:cx5="http://schemas.microsoft.com/office/drawing/2016/5/11/chartex" xmlns:cx6="http://schemas.microsoft.com/office/drawing/2016/5/12/chartex" xmlns:cx7="http://schemas.microsoft.com/office/drawing/2016/5/13/chartex" xmlns:cx8="http://schemas.microsoft.com/office/drawing/2016/5/14/chartex" xmlns:mc="http://schemas.openxmlformats.org/markup-compatibility/2006" xmlns:aink="http://schemas.microsoft.com/office/drawing/2016/ink" xmlns:am3d="http://schemas.microsoft.com/office/drawing/2017/model3d" xmlns:o="urn:schemas-microsoft-com:office:office" xmlns:oel="http://schemas.microsoft.com/office/2019/extlst" xmlns:r="http://schemas.openxmlformats.org/officeDocument/2006/relationships" xmlns:m="http://schemas.openxmlformats.org/officeDocument/2006/math" xmlns:v="urn:schemas-microsoft-com:vml" xmlns:wp14="http://schemas.microsoft.com/office/word/2010/wordprocessingDrawing" xmlns:wp="http://schemas.openxmlformats.org/drawingml/2006/wordprocessingDrawing" xmlns:w10="urn:schemas-microsoft-com:office:word" xmlns:w="http://schemas.openxmlformats.org/wordprocessingml/2006/main" xmlns:w14="http://schemas.microsoft.com/office/word/2010/wordml" xmlns:w15="http://schemas.microsoft.com/office/word/2012/wordml" xmlns:w16cex="http://schemas.microsoft.com/office/word/2018/wordml/cex" xmlns:w16cid="http://schemas.microsoft.com/office/word/2016/wordml/cid" xmlns:w16="http://schemas.microsoft.com/office/word/2018/wordml" xmlns:w16du="http://schemas.microsoft.com/office/word/2023/wordml/word16du" xmlns:w16sdtdh="http://schemas.microsoft.com/office/word/2020/wordml/sdtdatahash" xmlns:w16sdtfl="http://schemas.microsoft.com/office/word/2024/wordml/sdtformatlock" xmlns:w16se="http://schemas.microsoft.com/office/word/2015/wordml/symex" xmlns:wpg="http://schemas.microsoft.com/office/word/2010/wordprocessingGroup" xmlns:wpi="http://schemas.microsoft.com/office/word/2010/wordprocessingInk" xmlns:wne="http://schemas.microsoft.com/office/word/2006/wordml" xmlns:wps="http://schemas.microsoft.com/office/word/2010/wordprocessingShape" mc:Ignorable="w14 w15 w16se w16cid w16 w16cex w16sdtdh w16sdtfl w16du wp14">
   <w:p>
     <w:pPr>
       <w:pStyle w:val="Footer"/>
@@ -10614,7 +9527,7 @@
 </file>
 
 <file path=word/footer2.xml><?xml version="1.0" encoding="utf-8"?>
-<w:ftr xmlns:wpc="http://schemas.microsoft.com/office/word/2010/wordprocessingCanvas" xmlns:mc="http://schemas.openxmlformats.org/markup-compatibility/2006" xmlns:o="urn:schemas-microsoft-com:office:office" xmlns:r="http://schemas.openxmlformats.org/officeDocument/2006/relationships" xmlns:m="http://schemas.openxmlformats.org/officeDocument/2006/math" xmlns:v="urn:schemas-microsoft-com:vml" xmlns:wp14="http://schemas.microsoft.com/office/word/2010/wordprocessingDrawing" xmlns:wp="http://schemas.openxmlformats.org/drawingml/2006/wordprocessingDrawing" xmlns:w10="urn:schemas-microsoft-com:office:word" xmlns:w="http://schemas.openxmlformats.org/wordprocessingml/2006/main" xmlns:w14="http://schemas.microsoft.com/office/word/2010/wordml" xmlns:w15="http://schemas.microsoft.com/office/word/2012/wordml" xmlns:wpg="http://schemas.microsoft.com/office/word/2010/wordprocessingGroup" xmlns:wpi="http://schemas.microsoft.com/office/word/2010/wordprocessingInk" xmlns:wne="http://schemas.microsoft.com/office/word/2006/wordml" xmlns:wps="http://schemas.microsoft.com/office/word/2010/wordprocessingShape" mc:Ignorable="w14 w15 wp14">
+<w:ftr xmlns:wpc="http://schemas.microsoft.com/office/word/2010/wordprocessingCanvas" xmlns:cx="http://schemas.microsoft.com/office/drawing/2014/chartex" xmlns:cx1="http://schemas.microsoft.com/office/drawing/2015/9/8/chartex" xmlns:cx2="http://schemas.microsoft.com/office/drawing/2015/10/21/chartex" xmlns:cx3="http://schemas.microsoft.com/office/drawing/2016/5/9/chartex" xmlns:cx4="http://schemas.microsoft.com/office/drawing/2016/5/10/chartex" xmlns:cx5="http://schemas.microsoft.com/office/drawing/2016/5/11/chartex" xmlns:cx6="http://schemas.microsoft.com/office/drawing/2016/5/12/chartex" xmlns:cx7="http://schemas.microsoft.com/office/drawing/2016/5/13/chartex" xmlns:cx8="http://schemas.microsoft.com/office/drawing/2016/5/14/chartex" xmlns:mc="http://schemas.openxmlformats.org/markup-compatibility/2006" xmlns:aink="http://schemas.microsoft.com/office/drawing/2016/ink" xmlns:am3d="http://schemas.microsoft.com/office/drawing/2017/model3d" xmlns:o="urn:schemas-microsoft-com:office:office" xmlns:oel="http://schemas.microsoft.com/office/2019/extlst" xmlns:r="http://schemas.openxmlformats.org/officeDocument/2006/relationships" xmlns:m="http://schemas.openxmlformats.org/officeDocument/2006/math" xmlns:v="urn:schemas-microsoft-com:vml" xmlns:wp14="http://schemas.microsoft.com/office/word/2010/wordprocessingDrawing" xmlns:wp="http://schemas.openxmlformats.org/drawingml/2006/wordprocessingDrawing" xmlns:w10="urn:schemas-microsoft-com:office:word" xmlns:w="http://schemas.openxmlformats.org/wordprocessingml/2006/main" xmlns:w14="http://schemas.microsoft.com/office/word/2010/wordml" xmlns:w15="http://schemas.microsoft.com/office/word/2012/wordml" xmlns:w16cex="http://schemas.microsoft.com/office/word/2018/wordml/cex" xmlns:w16cid="http://schemas.microsoft.com/office/word/2016/wordml/cid" xmlns:w16="http://schemas.microsoft.com/office/word/2018/wordml" xmlns:w16du="http://schemas.microsoft.com/office/word/2023/wordml/word16du" xmlns:w16sdtdh="http://schemas.microsoft.com/office/word/2020/wordml/sdtdatahash" xmlns:w16sdtfl="http://schemas.microsoft.com/office/word/2024/wordml/sdtformatlock" xmlns:w16se="http://schemas.microsoft.com/office/word/2015/wordml/symex" xmlns:wpg="http://schemas.microsoft.com/office/word/2010/wordprocessingGroup" xmlns:wpi="http://schemas.microsoft.com/office/word/2010/wordprocessingInk" xmlns:wne="http://schemas.microsoft.com/office/word/2006/wordml" xmlns:wps="http://schemas.microsoft.com/office/word/2010/wordprocessingShape" mc:Ignorable="w14 w15 w16se w16cid w16 w16cex w16sdtdh w16sdtfl w16du wp14">
   <w:sdt>
     <w:sdtPr>
       <w:id w:val="1769740165"/>
@@ -10667,7 +9580,7 @@
 </file>
 
 <file path=word/footer3.xml><?xml version="1.0" encoding="utf-8"?>
-<w:ftr xmlns:wpc="http://schemas.microsoft.com/office/word/2010/wordprocessingCanvas" xmlns:mc="http://schemas.openxmlformats.org/markup-compatibility/2006" xmlns:o="urn:schemas-microsoft-com:office:office" xmlns:r="http://schemas.openxmlformats.org/officeDocument/2006/relationships" xmlns:m="http://schemas.openxmlformats.org/officeDocument/2006/math" xmlns:v="urn:schemas-microsoft-com:vml" xmlns:wp14="http://schemas.microsoft.com/office/word/2010/wordprocessingDrawing" xmlns:wp="http://schemas.openxmlformats.org/drawingml/2006/wordprocessingDrawing" xmlns:w10="urn:schemas-microsoft-com:office:word" xmlns:w="http://schemas.openxmlformats.org/wordprocessingml/2006/main" xmlns:w14="http://schemas.microsoft.com/office/word/2010/wordml" xmlns:w15="http://schemas.microsoft.com/office/word/2012/wordml" xmlns:wpg="http://schemas.microsoft.com/office/word/2010/wordprocessingGroup" xmlns:wpi="http://schemas.microsoft.com/office/word/2010/wordprocessingInk" xmlns:wne="http://schemas.microsoft.com/office/word/2006/wordml" xmlns:wps="http://schemas.microsoft.com/office/word/2010/wordprocessingShape" mc:Ignorable="w14 w15 wp14">
+<w:ftr xmlns:wpc="http://schemas.microsoft.com/office/word/2010/wordprocessingCanvas" xmlns:cx="http://schemas.microsoft.com/office/drawing/2014/chartex" xmlns:cx1="http://schemas.microsoft.com/office/drawing/2015/9/8/chartex" xmlns:cx2="http://schemas.microsoft.com/office/drawing/2015/10/21/chartex" xmlns:cx3="http://schemas.microsoft.com/office/drawing/2016/5/9/chartex" xmlns:cx4="http://schemas.microsoft.com/office/drawing/2016/5/10/chartex" xmlns:cx5="http://schemas.microsoft.com/office/drawing/2016/5/11/chartex" xmlns:cx6="http://schemas.microsoft.com/office/drawing/2016/5/12/chartex" xmlns:cx7="http://schemas.microsoft.com/office/drawing/2016/5/13/chartex" xmlns:cx8="http://schemas.microsoft.com/office/drawing/2016/5/14/chartex" xmlns:mc="http://schemas.openxmlformats.org/markup-compatibility/2006" xmlns:aink="http://schemas.microsoft.com/office/drawing/2016/ink" xmlns:am3d="http://schemas.microsoft.com/office/drawing/2017/model3d" xmlns:o="urn:schemas-microsoft-com:office:office" xmlns:oel="http://schemas.microsoft.com/office/2019/extlst" xmlns:r="http://schemas.openxmlformats.org/officeDocument/2006/relationships" xmlns:m="http://schemas.openxmlformats.org/officeDocument/2006/math" xmlns:v="urn:schemas-microsoft-com:vml" xmlns:wp14="http://schemas.microsoft.com/office/word/2010/wordprocessingDrawing" xmlns:wp="http://schemas.openxmlformats.org/drawingml/2006/wordprocessingDrawing" xmlns:w10="urn:schemas-microsoft-com:office:word" xmlns:w="http://schemas.openxmlformats.org/wordprocessingml/2006/main" xmlns:w14="http://schemas.microsoft.com/office/word/2010/wordml" xmlns:w15="http://schemas.microsoft.com/office/word/2012/wordml" xmlns:w16cex="http://schemas.microsoft.com/office/word/2018/wordml/cex" xmlns:w16cid="http://schemas.microsoft.com/office/word/2016/wordml/cid" xmlns:w16="http://schemas.microsoft.com/office/word/2018/wordml" xmlns:w16du="http://schemas.microsoft.com/office/word/2023/wordml/word16du" xmlns:w16sdtdh="http://schemas.microsoft.com/office/word/2020/wordml/sdtdatahash" xmlns:w16sdtfl="http://schemas.microsoft.com/office/word/2024/wordml/sdtformatlock" xmlns:w16se="http://schemas.microsoft.com/office/word/2015/wordml/symex" xmlns:wpg="http://schemas.microsoft.com/office/word/2010/wordprocessingGroup" xmlns:wpi="http://schemas.microsoft.com/office/word/2010/wordprocessingInk" xmlns:wne="http://schemas.microsoft.com/office/word/2006/wordml" xmlns:wps="http://schemas.microsoft.com/office/word/2010/wordprocessingShape" mc:Ignorable="w14 w15 w16se w16cid w16 w16cex w16sdtdh w16sdtfl w16du wp14">
   <w:p>
     <w:pPr>
       <w:pStyle w:val="Footer"/>
@@ -10677,7 +9590,7 @@
 </file>
 
 <file path=word/footnotes.xml><?xml version="1.0" encoding="utf-8"?>
-<w:footnotes xmlns:wpc="http://schemas.microsoft.com/office/word/2010/wordprocessingCanvas" xmlns:mc="http://schemas.openxmlformats.org/markup-compatibility/2006" xmlns:o="urn:schemas-microsoft-com:office:office" xmlns:r="http://schemas.openxmlformats.org/officeDocument/2006/relationships" xmlns:m="http://schemas.openxmlformats.org/officeDocument/2006/math" xmlns:v="urn:schemas-microsoft-com:vml" xmlns:wp14="http://schemas.microsoft.com/office/word/2010/wordprocessingDrawing" xmlns:wp="http://schemas.openxmlformats.org/drawingml/2006/wordprocessingDrawing" xmlns:w10="urn:schemas-microsoft-com:office:word" xmlns:w="http://schemas.openxmlformats.org/wordprocessingml/2006/main" xmlns:w14="http://schemas.microsoft.com/office/word/2010/wordml" xmlns:w15="http://schemas.microsoft.com/office/word/2012/wordml" xmlns:wpg="http://schemas.microsoft.com/office/word/2010/wordprocessingGroup" xmlns:wpi="http://schemas.microsoft.com/office/word/2010/wordprocessingInk" xmlns:wne="http://schemas.microsoft.com/office/word/2006/wordml" xmlns:wps="http://schemas.microsoft.com/office/word/2010/wordprocessingShape" mc:Ignorable="w14 w15 wp14">
+<w:footnotes xmlns:wpc="http://schemas.microsoft.com/office/word/2010/wordprocessingCanvas" xmlns:cx="http://schemas.microsoft.com/office/drawing/2014/chartex" xmlns:cx1="http://schemas.microsoft.com/office/drawing/2015/9/8/chartex" xmlns:cx2="http://schemas.microsoft.com/office/drawing/2015/10/21/chartex" xmlns:cx3="http://schemas.microsoft.com/office/drawing/2016/5/9/chartex" xmlns:cx4="http://schemas.microsoft.com/office/drawing/2016/5/10/chartex" xmlns:cx5="http://schemas.microsoft.com/office/drawing/2016/5/11/chartex" xmlns:cx6="http://schemas.microsoft.com/office/drawing/2016/5/12/chartex" xmlns:cx7="http://schemas.microsoft.com/office/drawing/2016/5/13/chartex" xmlns:cx8="http://schemas.microsoft.com/office/drawing/2016/5/14/chartex" xmlns:mc="http://schemas.openxmlformats.org/markup-compatibility/2006" xmlns:aink="http://schemas.microsoft.com/office/drawing/2016/ink" xmlns:am3d="http://schemas.microsoft.com/office/drawing/2017/model3d" xmlns:o="urn:schemas-microsoft-com:office:office" xmlns:oel="http://schemas.microsoft.com/office/2019/extlst" xmlns:r="http://schemas.openxmlformats.org/officeDocument/2006/relationships" xmlns:m="http://schemas.openxmlformats.org/officeDocument/2006/math" xmlns:v="urn:schemas-microsoft-com:vml" xmlns:wp14="http://schemas.microsoft.com/office/word/2010/wordprocessingDrawing" xmlns:wp="http://schemas.openxmlformats.org/drawingml/2006/wordprocessingDrawing" xmlns:w10="urn:schemas-microsoft-com:office:word" xmlns:w="http://schemas.openxmlformats.org/wordprocessingml/2006/main" xmlns:w14="http://schemas.microsoft.com/office/word/2010/wordml" xmlns:w15="http://schemas.microsoft.com/office/word/2012/wordml" xmlns:w16cex="http://schemas.microsoft.com/office/word/2018/wordml/cex" xmlns:w16cid="http://schemas.microsoft.com/office/word/2016/wordml/cid" xmlns:w16="http://schemas.microsoft.com/office/word/2018/wordml" xmlns:w16du="http://schemas.microsoft.com/office/word/2023/wordml/word16du" xmlns:w16sdtdh="http://schemas.microsoft.com/office/word/2020/wordml/sdtdatahash" xmlns:w16sdtfl="http://schemas.microsoft.com/office/word/2024/wordml/sdtformatlock" xmlns:w16se="http://schemas.microsoft.com/office/word/2015/wordml/symex" xmlns:wpg="http://schemas.microsoft.com/office/word/2010/wordprocessingGroup" xmlns:wpi="http://schemas.microsoft.com/office/word/2010/wordprocessingInk" xmlns:wne="http://schemas.microsoft.com/office/word/2006/wordml" xmlns:wps="http://schemas.microsoft.com/office/word/2010/wordprocessingShape" mc:Ignorable="w14 w15 w16se w16cid w16 w16cex w16sdtdh w16sdtfl w16du wp14">
   <w:footnote w:type="separator" w:id="-1">
     <w:p>
       <w:pPr>
@@ -10702,7 +9615,7 @@
 </file>
 
 <file path=word/header1.xml><?xml version="1.0" encoding="utf-8"?>
-<w:hdr xmlns:wpc="http://schemas.microsoft.com/office/word/2010/wordprocessingCanvas" xmlns:mc="http://schemas.openxmlformats.org/markup-compatibility/2006" xmlns:o="urn:schemas-microsoft-com:office:office" xmlns:r="http://schemas.openxmlformats.org/officeDocument/2006/relationships" xmlns:m="http://schemas.openxmlformats.org/officeDocument/2006/math" xmlns:v="urn:schemas-microsoft-com:vml" xmlns:wp14="http://schemas.microsoft.com/office/word/2010/wordprocessingDrawing" xmlns:wp="http://schemas.openxmlformats.org/drawingml/2006/wordprocessingDrawing" xmlns:w10="urn:schemas-microsoft-com:office:word" xmlns:w="http://schemas.openxmlformats.org/wordprocessingml/2006/main" xmlns:w14="http://schemas.microsoft.com/office/word/2010/wordml" xmlns:w15="http://schemas.microsoft.com/office/word/2012/wordml" xmlns:wpg="http://schemas.microsoft.com/office/word/2010/wordprocessingGroup" xmlns:wpi="http://schemas.microsoft.com/office/word/2010/wordprocessingInk" xmlns:wne="http://schemas.microsoft.com/office/word/2006/wordml" xmlns:wps="http://schemas.microsoft.com/office/word/2010/wordprocessingShape" mc:Ignorable="w14 w15 wp14">
+<w:hdr xmlns:wpc="http://schemas.microsoft.com/office/word/2010/wordprocessingCanvas" xmlns:cx="http://schemas.microsoft.com/office/drawing/2014/chartex" xmlns:cx1="http://schemas.microsoft.com/office/drawing/2015/9/8/chartex" xmlns:cx2="http://schemas.microsoft.com/office/drawing/2015/10/21/chartex" xmlns:cx3="http://schemas.microsoft.com/office/drawing/2016/5/9/chartex" xmlns:cx4="http://schemas.microsoft.com/office/drawing/2016/5/10/chartex" xmlns:cx5="http://schemas.microsoft.com/office/drawing/2016/5/11/chartex" xmlns:cx6="http://schemas.microsoft.com/office/drawing/2016/5/12/chartex" xmlns:cx7="http://schemas.microsoft.com/office/drawing/2016/5/13/chartex" xmlns:cx8="http://schemas.microsoft.com/office/drawing/2016/5/14/chartex" xmlns:mc="http://schemas.openxmlformats.org/markup-compatibility/2006" xmlns:aink="http://schemas.microsoft.com/office/drawing/2016/ink" xmlns:am3d="http://schemas.microsoft.com/office/drawing/2017/model3d" xmlns:o="urn:schemas-microsoft-com:office:office" xmlns:oel="http://schemas.microsoft.com/office/2019/extlst" xmlns:r="http://schemas.openxmlformats.org/officeDocument/2006/relationships" xmlns:m="http://schemas.openxmlformats.org/officeDocument/2006/math" xmlns:v="urn:schemas-microsoft-com:vml" xmlns:wp14="http://schemas.microsoft.com/office/word/2010/wordprocessingDrawing" xmlns:wp="http://schemas.openxmlformats.org/drawingml/2006/wordprocessingDrawing" xmlns:w10="urn:schemas-microsoft-com:office:word" xmlns:w="http://schemas.openxmlformats.org/wordprocessingml/2006/main" xmlns:w14="http://schemas.microsoft.com/office/word/2010/wordml" xmlns:w15="http://schemas.microsoft.com/office/word/2012/wordml" xmlns:w16cex="http://schemas.microsoft.com/office/word/2018/wordml/cex" xmlns:w16cid="http://schemas.microsoft.com/office/word/2016/wordml/cid" xmlns:w16="http://schemas.microsoft.com/office/word/2018/wordml" xmlns:w16du="http://schemas.microsoft.com/office/word/2023/wordml/word16du" xmlns:w16sdtdh="http://schemas.microsoft.com/office/word/2020/wordml/sdtdatahash" xmlns:w16sdtfl="http://schemas.microsoft.com/office/word/2024/wordml/sdtformatlock" xmlns:w16se="http://schemas.microsoft.com/office/word/2015/wordml/symex" xmlns:wpg="http://schemas.microsoft.com/office/word/2010/wordprocessingGroup" xmlns:wpi="http://schemas.microsoft.com/office/word/2010/wordprocessingInk" xmlns:wne="http://schemas.microsoft.com/office/word/2006/wordml" xmlns:wps="http://schemas.microsoft.com/office/word/2010/wordprocessingShape" mc:Ignorable="w14 w15 w16se w16cid w16 w16cex w16sdtdh w16sdtfl w16du wp14">
   <w:p>
     <w:pPr>
       <w:pStyle w:val="Header"/>
@@ -10712,7 +9625,7 @@
 </file>
 
 <file path=word/header2.xml><?xml version="1.0" encoding="utf-8"?>
-<w:hdr xmlns:wpc="http://schemas.microsoft.com/office/word/2010/wordprocessingCanvas" xmlns:mc="http://schemas.openxmlformats.org/markup-compatibility/2006" xmlns:o="urn:schemas-microsoft-com:office:office" xmlns:r="http://schemas.openxmlformats.org/officeDocument/2006/relationships" xmlns:m="http://schemas.openxmlformats.org/officeDocument/2006/math" xmlns:v="urn:schemas-microsoft-com:vml" xmlns:wp14="http://schemas.microsoft.com/office/word/2010/wordprocessingDrawing" xmlns:wp="http://schemas.openxmlformats.org/drawingml/2006/wordprocessingDrawing" xmlns:w10="urn:schemas-microsoft-com:office:word" xmlns:w="http://schemas.openxmlformats.org/wordprocessingml/2006/main" xmlns:w14="http://schemas.microsoft.com/office/word/2010/wordml" xmlns:w15="http://schemas.microsoft.com/office/word/2012/wordml" xmlns:wpg="http://schemas.microsoft.com/office/word/2010/wordprocessingGroup" xmlns:wpi="http://schemas.microsoft.com/office/word/2010/wordprocessingInk" xmlns:wne="http://schemas.microsoft.com/office/word/2006/wordml" xmlns:wps="http://schemas.microsoft.com/office/word/2010/wordprocessingShape" mc:Ignorable="w14 w15 wp14">
+<w:hdr xmlns:wpc="http://schemas.microsoft.com/office/word/2010/wordprocessingCanvas" xmlns:cx="http://schemas.microsoft.com/office/drawing/2014/chartex" xmlns:cx1="http://schemas.microsoft.com/office/drawing/2015/9/8/chartex" xmlns:cx2="http://schemas.microsoft.com/office/drawing/2015/10/21/chartex" xmlns:cx3="http://schemas.microsoft.com/office/drawing/2016/5/9/chartex" xmlns:cx4="http://schemas.microsoft.com/office/drawing/2016/5/10/chartex" xmlns:cx5="http://schemas.microsoft.com/office/drawing/2016/5/11/chartex" xmlns:cx6="http://schemas.microsoft.com/office/drawing/2016/5/12/chartex" xmlns:cx7="http://schemas.microsoft.com/office/drawing/2016/5/13/chartex" xmlns:cx8="http://schemas.microsoft.com/office/drawing/2016/5/14/chartex" xmlns:mc="http://schemas.openxmlformats.org/markup-compatibility/2006" xmlns:aink="http://schemas.microsoft.com/office/drawing/2016/ink" xmlns:am3d="http://schemas.microsoft.com/office/drawing/2017/model3d" xmlns:o="urn:schemas-microsoft-com:office:office" xmlns:oel="http://schemas.microsoft.com/office/2019/extlst" xmlns:r="http://schemas.openxmlformats.org/officeDocument/2006/relationships" xmlns:m="http://schemas.openxmlformats.org/officeDocument/2006/math" xmlns:v="urn:schemas-microsoft-com:vml" xmlns:wp14="http://schemas.microsoft.com/office/word/2010/wordprocessingDrawing" xmlns:wp="http://schemas.openxmlformats.org/drawingml/2006/wordprocessingDrawing" xmlns:w10="urn:schemas-microsoft-com:office:word" xmlns:w="http://schemas.openxmlformats.org/wordprocessingml/2006/main" xmlns:w14="http://schemas.microsoft.com/office/word/2010/wordml" xmlns:w15="http://schemas.microsoft.com/office/word/2012/wordml" xmlns:w16cex="http://schemas.microsoft.com/office/word/2018/wordml/cex" xmlns:w16cid="http://schemas.microsoft.com/office/word/2016/wordml/cid" xmlns:w16="http://schemas.microsoft.com/office/word/2018/wordml" xmlns:w16du="http://schemas.microsoft.com/office/word/2023/wordml/word16du" xmlns:w16sdtdh="http://schemas.microsoft.com/office/word/2020/wordml/sdtdatahash" xmlns:w16sdtfl="http://schemas.microsoft.com/office/word/2024/wordml/sdtformatlock" xmlns:w16se="http://schemas.microsoft.com/office/word/2015/wordml/symex" xmlns:wpg="http://schemas.microsoft.com/office/word/2010/wordprocessingGroup" xmlns:wpi="http://schemas.microsoft.com/office/word/2010/wordprocessingInk" xmlns:wne="http://schemas.microsoft.com/office/word/2006/wordml" xmlns:wps="http://schemas.microsoft.com/office/word/2010/wordprocessingShape" mc:Ignorable="w14 w15 w16se w16cid w16 w16cex w16sdtdh w16sdtfl w16du wp14">
   <w:p>
     <w:pPr>
       <w:pStyle w:val="Header"/>
@@ -10722,7 +9635,7 @@
 </file>
 
 <file path=word/header3.xml><?xml version="1.0" encoding="utf-8"?>
-<w:hdr xmlns:wpc="http://schemas.microsoft.com/office/word/2010/wordprocessingCanvas" xmlns:mc="http://schemas.openxmlformats.org/markup-compatibility/2006" xmlns:o="urn:schemas-microsoft-com:office:office" xmlns:r="http://schemas.openxmlformats.org/officeDocument/2006/relationships" xmlns:m="http://schemas.openxmlformats.org/officeDocument/2006/math" xmlns:v="urn:schemas-microsoft-com:vml" xmlns:wp14="http://schemas.microsoft.com/office/word/2010/wordprocessingDrawing" xmlns:wp="http://schemas.openxmlformats.org/drawingml/2006/wordprocessingDrawing" xmlns:w10="urn:schemas-microsoft-com:office:word" xmlns:w="http://schemas.openxmlformats.org/wordprocessingml/2006/main" xmlns:w14="http://schemas.microsoft.com/office/word/2010/wordml" xmlns:w15="http://schemas.microsoft.com/office/word/2012/wordml" xmlns:wpg="http://schemas.microsoft.com/office/word/2010/wordprocessingGroup" xmlns:wpi="http://schemas.microsoft.com/office/word/2010/wordprocessingInk" xmlns:wne="http://schemas.microsoft.com/office/word/2006/wordml" xmlns:wps="http://schemas.microsoft.com/office/word/2010/wordprocessingShape" mc:Ignorable="w14 w15 wp14">
+<w:hdr xmlns:wpc="http://schemas.microsoft.com/office/word/2010/wordprocessingCanvas" xmlns:cx="http://schemas.microsoft.com/office/drawing/2014/chartex" xmlns:cx1="http://schemas.microsoft.com/office/drawing/2015/9/8/chartex" xmlns:cx2="http://schemas.microsoft.com/office/drawing/2015/10/21/chartex" xmlns:cx3="http://schemas.microsoft.com/office/drawing/2016/5/9/chartex" xmlns:cx4="http://schemas.microsoft.com/office/drawing/2016/5/10/chartex" xmlns:cx5="http://schemas.microsoft.com/office/drawing/2016/5/11/chartex" xmlns:cx6="http://schemas.microsoft.com/office/drawing/2016/5/12/chartex" xmlns:cx7="http://schemas.microsoft.com/office/drawing/2016/5/13/chartex" xmlns:cx8="http://schemas.microsoft.com/office/drawing/2016/5/14/chartex" xmlns:mc="http://schemas.openxmlformats.org/markup-compatibility/2006" xmlns:aink="http://schemas.microsoft.com/office/drawing/2016/ink" xmlns:am3d="http://schemas.microsoft.com/office/drawing/2017/model3d" xmlns:o="urn:schemas-microsoft-com:office:office" xmlns:oel="http://schemas.microsoft.com/office/2019/extlst" xmlns:r="http://schemas.openxmlformats.org/officeDocument/2006/relationships" xmlns:m="http://schemas.openxmlformats.org/officeDocument/2006/math" xmlns:v="urn:schemas-microsoft-com:vml" xmlns:wp14="http://schemas.microsoft.com/office/word/2010/wordprocessingDrawing" xmlns:wp="http://schemas.openxmlformats.org/drawingml/2006/wordprocessingDrawing" xmlns:w10="urn:schemas-microsoft-com:office:word" xmlns:w="http://schemas.openxmlformats.org/wordprocessingml/2006/main" xmlns:w14="http://schemas.microsoft.com/office/word/2010/wordml" xmlns:w15="http://schemas.microsoft.com/office/word/2012/wordml" xmlns:w16cex="http://schemas.microsoft.com/office/word/2018/wordml/cex" xmlns:w16cid="http://schemas.microsoft.com/office/word/2016/wordml/cid" xmlns:w16="http://schemas.microsoft.com/office/word/2018/wordml" xmlns:w16du="http://schemas.microsoft.com/office/word/2023/wordml/word16du" xmlns:w16sdtdh="http://schemas.microsoft.com/office/word/2020/wordml/sdtdatahash" xmlns:w16sdtfl="http://schemas.microsoft.com/office/word/2024/wordml/sdtformatlock" xmlns:w16se="http://schemas.microsoft.com/office/word/2015/wordml/symex" xmlns:wpg="http://schemas.microsoft.com/office/word/2010/wordprocessingGroup" xmlns:wpi="http://schemas.microsoft.com/office/word/2010/wordprocessingInk" xmlns:wne="http://schemas.microsoft.com/office/word/2006/wordml" xmlns:wps="http://schemas.microsoft.com/office/word/2010/wordprocessingShape" mc:Ignorable="w14 w15 w16se w16cid w16 w16cex w16sdtdh w16sdtfl w16du wp14">
   <w:p>
     <w:pPr>
       <w:pStyle w:val="Header"/>
@@ -10732,8 +9645,8 @@
 </file>
 
 <file path=word/numbering.xml><?xml version="1.0" encoding="utf-8"?>
-<w:numbering xmlns:wpc="http://schemas.microsoft.com/office/word/2010/wordprocessingCanvas" xmlns:mc="http://schemas.openxmlformats.org/markup-compatibility/2006" xmlns:o="urn:schemas-microsoft-com:office:office" xmlns:r="http://schemas.openxmlformats.org/officeDocument/2006/relationships" xmlns:m="http://schemas.openxmlformats.org/officeDocument/2006/math" xmlns:v="urn:schemas-microsoft-com:vml" xmlns:wp14="http://schemas.microsoft.com/office/word/2010/wordprocessingDrawing" xmlns:wp="http://schemas.openxmlformats.org/drawingml/2006/wordprocessingDrawing" xmlns:w10="urn:schemas-microsoft-com:office:word" xmlns:w="http://schemas.openxmlformats.org/wordprocessingml/2006/main" xmlns:w14="http://schemas.microsoft.com/office/word/2010/wordml" xmlns:w15="http://schemas.microsoft.com/office/word/2012/wordml" xmlns:wpg="http://schemas.microsoft.com/office/word/2010/wordprocessingGroup" xmlns:wpi="http://schemas.microsoft.com/office/word/2010/wordprocessingInk" xmlns:wne="http://schemas.microsoft.com/office/word/2006/wordml" xmlns:wps="http://schemas.microsoft.com/office/word/2010/wordprocessingShape" mc:Ignorable="w14 w15 wp14">
-  <w:abstractNum w:abstractNumId="0">
+<w:numbering xmlns:wpc="http://schemas.microsoft.com/office/word/2010/wordprocessingCanvas" xmlns:cx="http://schemas.microsoft.com/office/drawing/2014/chartex" xmlns:cx1="http://schemas.microsoft.com/office/drawing/2015/9/8/chartex" xmlns:cx2="http://schemas.microsoft.com/office/drawing/2015/10/21/chartex" xmlns:cx3="http://schemas.microsoft.com/office/drawing/2016/5/9/chartex" xmlns:cx4="http://schemas.microsoft.com/office/drawing/2016/5/10/chartex" xmlns:cx5="http://schemas.microsoft.com/office/drawing/2016/5/11/chartex" xmlns:cx6="http://schemas.microsoft.com/office/drawing/2016/5/12/chartex" xmlns:cx7="http://schemas.microsoft.com/office/drawing/2016/5/13/chartex" xmlns:cx8="http://schemas.microsoft.com/office/drawing/2016/5/14/chartex" xmlns:mc="http://schemas.openxmlformats.org/markup-compatibility/2006" xmlns:aink="http://schemas.microsoft.com/office/drawing/2016/ink" xmlns:am3d="http://schemas.microsoft.com/office/drawing/2017/model3d" xmlns:o="urn:schemas-microsoft-com:office:office" xmlns:oel="http://schemas.microsoft.com/office/2019/extlst" xmlns:r="http://schemas.openxmlformats.org/officeDocument/2006/relationships" xmlns:m="http://schemas.openxmlformats.org/officeDocument/2006/math" xmlns:v="urn:schemas-microsoft-com:vml" xmlns:wp14="http://schemas.microsoft.com/office/word/2010/wordprocessingDrawing" xmlns:wp="http://schemas.openxmlformats.org/drawingml/2006/wordprocessingDrawing" xmlns:w10="urn:schemas-microsoft-com:office:word" xmlns:w="http://schemas.openxmlformats.org/wordprocessingml/2006/main" xmlns:w14="http://schemas.microsoft.com/office/word/2010/wordml" xmlns:w15="http://schemas.microsoft.com/office/word/2012/wordml" xmlns:w16cex="http://schemas.microsoft.com/office/word/2018/wordml/cex" xmlns:w16cid="http://schemas.microsoft.com/office/word/2016/wordml/cid" xmlns:w16="http://schemas.microsoft.com/office/word/2018/wordml" xmlns:w16du="http://schemas.microsoft.com/office/word/2023/wordml/word16du" xmlns:w16sdtdh="http://schemas.microsoft.com/office/word/2020/wordml/sdtdatahash" xmlns:w16sdtfl="http://schemas.microsoft.com/office/word/2024/wordml/sdtformatlock" xmlns:w16se="http://schemas.microsoft.com/office/word/2015/wordml/symex" xmlns:wpg="http://schemas.microsoft.com/office/word/2010/wordprocessingGroup" xmlns:wpi="http://schemas.microsoft.com/office/word/2010/wordprocessingInk" xmlns:wne="http://schemas.microsoft.com/office/word/2006/wordml" xmlns:wps="http://schemas.microsoft.com/office/word/2010/wordprocessingShape" mc:Ignorable="w14 w15 w16se w16cid w16 w16cex w16sdtdh w16sdtfl w16du wp14">
+  <w:abstractNum w:abstractNumId="0" w15:restartNumberingAfterBreak="0">
     <w:nsid w:val="0FA97372"/>
     <w:multiLevelType w:val="multilevel"/>
     <w:tmpl w:val="7C181842"/>
@@ -10846,7 +9759,7 @@
       </w:rPr>
     </w:lvl>
   </w:abstractNum>
-  <w:abstractNum w:abstractNumId="1">
+  <w:abstractNum w:abstractNumId="1" w15:restartNumberingAfterBreak="0">
     <w:nsid w:val="11080D9D"/>
     <w:multiLevelType w:val="multilevel"/>
     <w:tmpl w:val="DB1C7804"/>
@@ -10995,7 +9908,7 @@
       </w:rPr>
     </w:lvl>
   </w:abstractNum>
-  <w:abstractNum w:abstractNumId="2">
+  <w:abstractNum w:abstractNumId="2" w15:restartNumberingAfterBreak="0">
     <w:nsid w:val="1F5B20BF"/>
     <w:multiLevelType w:val="hybridMultilevel"/>
     <w:tmpl w:val="0B148300"/>
@@ -11081,7 +9994,7 @@
       </w:pPr>
     </w:lvl>
   </w:abstractNum>
-  <w:abstractNum w:abstractNumId="3">
+  <w:abstractNum w:abstractNumId="3" w15:restartNumberingAfterBreak="0">
     <w:nsid w:val="28D53AAE"/>
     <w:multiLevelType w:val="multilevel"/>
     <w:tmpl w:val="E0D85A56"/>
@@ -11202,7 +10115,7 @@
       </w:rPr>
     </w:lvl>
   </w:abstractNum>
-  <w:abstractNum w:abstractNumId="4">
+  <w:abstractNum w:abstractNumId="4" w15:restartNumberingAfterBreak="0">
     <w:nsid w:val="304450E7"/>
     <w:multiLevelType w:val="hybridMultilevel"/>
     <w:tmpl w:val="179C1F3A"/>
@@ -11291,7 +10204,7 @@
       </w:pPr>
     </w:lvl>
   </w:abstractNum>
-  <w:abstractNum w:abstractNumId="5">
+  <w:abstractNum w:abstractNumId="5" w15:restartNumberingAfterBreak="0">
     <w:nsid w:val="354143F8"/>
     <w:multiLevelType w:val="hybridMultilevel"/>
     <w:tmpl w:val="80A26312"/>
@@ -11404,7 +10317,7 @@
       </w:rPr>
     </w:lvl>
   </w:abstractNum>
-  <w:abstractNum w:abstractNumId="6">
+  <w:abstractNum w:abstractNumId="6" w15:restartNumberingAfterBreak="0">
     <w:nsid w:val="37B976D2"/>
     <w:multiLevelType w:val="hybridMultilevel"/>
     <w:tmpl w:val="C686B4C6"/>
@@ -11493,7 +10406,7 @@
       </w:pPr>
     </w:lvl>
   </w:abstractNum>
-  <w:abstractNum w:abstractNumId="7">
+  <w:abstractNum w:abstractNumId="7" w15:restartNumberingAfterBreak="0">
     <w:nsid w:val="3A103230"/>
     <w:multiLevelType w:val="hybridMultilevel"/>
     <w:tmpl w:val="420E5E74"/>
@@ -11582,7 +10495,7 @@
       </w:pPr>
     </w:lvl>
   </w:abstractNum>
-  <w:abstractNum w:abstractNumId="8">
+  <w:abstractNum w:abstractNumId="8" w15:restartNumberingAfterBreak="0">
     <w:nsid w:val="3D85501A"/>
     <w:multiLevelType w:val="hybridMultilevel"/>
     <w:tmpl w:val="7ED8929C"/>
@@ -11668,7 +10581,7 @@
       </w:pPr>
     </w:lvl>
   </w:abstractNum>
-  <w:abstractNum w:abstractNumId="9">
+  <w:abstractNum w:abstractNumId="9" w15:restartNumberingAfterBreak="0">
     <w:nsid w:val="40EC6F4B"/>
     <w:multiLevelType w:val="hybridMultilevel"/>
     <w:tmpl w:val="CCFC8B78"/>
@@ -11781,7 +10694,7 @@
       </w:rPr>
     </w:lvl>
   </w:abstractNum>
-  <w:abstractNum w:abstractNumId="10">
+  <w:abstractNum w:abstractNumId="10" w15:restartNumberingAfterBreak="0">
     <w:nsid w:val="510C12AC"/>
     <w:multiLevelType w:val="hybridMultilevel"/>
     <w:tmpl w:val="1EECA868"/>
@@ -11894,7 +10807,7 @@
       </w:rPr>
     </w:lvl>
   </w:abstractNum>
-  <w:abstractNum w:abstractNumId="11">
+  <w:abstractNum w:abstractNumId="11" w15:restartNumberingAfterBreak="0">
     <w:nsid w:val="5CFE4A2C"/>
     <w:multiLevelType w:val="hybridMultilevel"/>
     <w:tmpl w:val="07B62302"/>
@@ -11983,7 +10896,7 @@
       </w:pPr>
     </w:lvl>
   </w:abstractNum>
-  <w:abstractNum w:abstractNumId="12">
+  <w:abstractNum w:abstractNumId="12" w15:restartNumberingAfterBreak="0">
     <w:nsid w:val="60975DAC"/>
     <w:multiLevelType w:val="hybridMultilevel"/>
     <w:tmpl w:val="BC9058BE"/>
@@ -12073,7 +10986,7 @@
       </w:pPr>
     </w:lvl>
   </w:abstractNum>
-  <w:abstractNum w:abstractNumId="13">
+  <w:abstractNum w:abstractNumId="13" w15:restartNumberingAfterBreak="0">
     <w:nsid w:val="60B12A81"/>
     <w:multiLevelType w:val="multilevel"/>
     <w:tmpl w:val="BBE6D7CC"/>
@@ -12222,7 +11135,7 @@
       </w:rPr>
     </w:lvl>
   </w:abstractNum>
-  <w:abstractNum w:abstractNumId="14">
+  <w:abstractNum w:abstractNumId="14" w15:restartNumberingAfterBreak="0">
     <w:nsid w:val="69CA3B02"/>
     <w:multiLevelType w:val="hybridMultilevel"/>
     <w:tmpl w:val="F642E598"/>
@@ -12335,7 +11248,7 @@
       </w:rPr>
     </w:lvl>
   </w:abstractNum>
-  <w:abstractNum w:abstractNumId="15">
+  <w:abstractNum w:abstractNumId="15" w15:restartNumberingAfterBreak="0">
     <w:nsid w:val="72BA1947"/>
     <w:multiLevelType w:val="hybridMultilevel"/>
     <w:tmpl w:val="CCE4C876"/>
@@ -12448,7 +11361,7 @@
       </w:rPr>
     </w:lvl>
   </w:abstractNum>
-  <w:abstractNum w:abstractNumId="16">
+  <w:abstractNum w:abstractNumId="16" w15:restartNumberingAfterBreak="0">
     <w:nsid w:val="7A3B0902"/>
     <w:multiLevelType w:val="hybridMultilevel"/>
     <w:tmpl w:val="8F7AAA36"/>
@@ -12561,62 +11474,62 @@
       </w:rPr>
     </w:lvl>
   </w:abstractNum>
-  <w:num w:numId="1">
+  <w:num w:numId="1" w16cid:durableId="432363941">
     <w:abstractNumId w:val="4"/>
   </w:num>
-  <w:num w:numId="2">
+  <w:num w:numId="2" w16cid:durableId="1729526360">
     <w:abstractNumId w:val="12"/>
   </w:num>
-  <w:num w:numId="3">
+  <w:num w:numId="3" w16cid:durableId="574440366">
     <w:abstractNumId w:val="5"/>
   </w:num>
-  <w:num w:numId="4">
+  <w:num w:numId="4" w16cid:durableId="796217836">
     <w:abstractNumId w:val="10"/>
   </w:num>
-  <w:num w:numId="5">
+  <w:num w:numId="5" w16cid:durableId="2081051434">
     <w:abstractNumId w:val="13"/>
   </w:num>
-  <w:num w:numId="6">
+  <w:num w:numId="6" w16cid:durableId="1933705383">
     <w:abstractNumId w:val="14"/>
   </w:num>
-  <w:num w:numId="7">
+  <w:num w:numId="7" w16cid:durableId="192421525">
     <w:abstractNumId w:val="6"/>
   </w:num>
-  <w:num w:numId="8">
+  <w:num w:numId="8" w16cid:durableId="2114812601">
     <w:abstractNumId w:val="2"/>
   </w:num>
-  <w:num w:numId="9">
+  <w:num w:numId="9" w16cid:durableId="1838882321">
     <w:abstractNumId w:val="9"/>
   </w:num>
-  <w:num w:numId="10">
+  <w:num w:numId="10" w16cid:durableId="1096050008">
     <w:abstractNumId w:val="0"/>
   </w:num>
-  <w:num w:numId="11">
+  <w:num w:numId="11" w16cid:durableId="867064433">
     <w:abstractNumId w:val="7"/>
   </w:num>
-  <w:num w:numId="12">
+  <w:num w:numId="12" w16cid:durableId="2113089128">
     <w:abstractNumId w:val="11"/>
   </w:num>
-  <w:num w:numId="13">
+  <w:num w:numId="13" w16cid:durableId="1354846491">
     <w:abstractNumId w:val="8"/>
   </w:num>
-  <w:num w:numId="14">
+  <w:num w:numId="14" w16cid:durableId="640958892">
     <w:abstractNumId w:val="3"/>
   </w:num>
-  <w:num w:numId="15">
+  <w:num w:numId="15" w16cid:durableId="1508322790">
     <w:abstractNumId w:val="16"/>
   </w:num>
-  <w:num w:numId="16">
+  <w:num w:numId="16" w16cid:durableId="2096200563">
     <w:abstractNumId w:val="1"/>
   </w:num>
-  <w:num w:numId="17">
+  <w:num w:numId="17" w16cid:durableId="1523326001">
     <w:abstractNumId w:val="15"/>
   </w:num>
 </w:numbering>
 </file>
 
 <file path=word/styles.xml><?xml version="1.0" encoding="utf-8"?>
-<w:styles xmlns:mc="http://schemas.openxmlformats.org/markup-compatibility/2006" xmlns:r="http://schemas.openxmlformats.org/officeDocument/2006/relationships" xmlns:w="http://schemas.openxmlformats.org/wordprocessingml/2006/main" xmlns:w14="http://schemas.microsoft.com/office/word/2010/wordml" xmlns:w15="http://schemas.microsoft.com/office/word/2012/wordml" mc:Ignorable="w14 w15">
+<w:styles xmlns:mc="http://schemas.openxmlformats.org/markup-compatibility/2006" xmlns:r="http://schemas.openxmlformats.org/officeDocument/2006/relationships" xmlns:w="http://schemas.openxmlformats.org/wordprocessingml/2006/main" xmlns:w14="http://schemas.microsoft.com/office/word/2010/wordml" xmlns:w15="http://schemas.microsoft.com/office/word/2012/wordml" xmlns:w16cex="http://schemas.microsoft.com/office/word/2018/wordml/cex" xmlns:w16cid="http://schemas.microsoft.com/office/word/2016/wordml/cid" xmlns:w16="http://schemas.microsoft.com/office/word/2018/wordml" xmlns:w16du="http://schemas.microsoft.com/office/word/2023/wordml/word16du" xmlns:w16sdtdh="http://schemas.microsoft.com/office/word/2020/wordml/sdtdatahash" xmlns:w16sdtfl="http://schemas.microsoft.com/office/word/2024/wordml/sdtformatlock" xmlns:w16se="http://schemas.microsoft.com/office/word/2015/wordml/symex" mc:Ignorable="w14 w15 w16se w16cid w16 w16cex w16sdtdh w16sdtfl w16du">
   <w:docDefaults>
     <w:rPrDefault>
       <w:rPr>
@@ -12632,7 +11545,7 @@
       </w:pPr>
     </w:pPrDefault>
   </w:docDefaults>
-  <w:latentStyles w:defLockedState="0" w:defUIPriority="99" w:defSemiHidden="0" w:defUnhideWhenUsed="0" w:defQFormat="0" w:count="371">
+  <w:latentStyles w:defLockedState="0" w:defUIPriority="99" w:defSemiHidden="0" w:defUnhideWhenUsed="0" w:defQFormat="0" w:count="376">
     <w:lsdException w:name="Normal" w:uiPriority="0" w:qFormat="1"/>
     <w:lsdException w:name="heading 1" w:uiPriority="9" w:qFormat="1"/>
     <w:lsdException w:name="heading 2" w:semiHidden="1" w:uiPriority="9" w:unhideWhenUsed="1" w:qFormat="1"/>
@@ -13004,6 +11917,11 @@
     <w:lsdException w:name="List Table 5 Dark Accent 6" w:uiPriority="50"/>
     <w:lsdException w:name="List Table 6 Colorful Accent 6" w:uiPriority="51"/>
     <w:lsdException w:name="List Table 7 Colorful Accent 6" w:uiPriority="52"/>
+    <w:lsdException w:name="Mention" w:semiHidden="1" w:unhideWhenUsed="1"/>
+    <w:lsdException w:name="Smart Hyperlink" w:semiHidden="1" w:unhideWhenUsed="1"/>
+    <w:lsdException w:name="Hashtag" w:semiHidden="1" w:unhideWhenUsed="1"/>
+    <w:lsdException w:name="Unresolved Mention" w:semiHidden="1" w:unhideWhenUsed="1"/>
+    <w:lsdException w:name="Smart Link" w:semiHidden="1" w:unhideWhenUsed="1"/>
   </w:latentStyles>
   <w:style w:type="paragraph" w:default="1" w:styleId="Normal">
     <w:name w:val="Normal"/>
@@ -13094,7 +12012,6 @@
       <w:spacing w:after="0" w:line="240" w:lineRule="auto"/>
     </w:pPr>
     <w:tblPr>
-      <w:tblInd w:w="0" w:type="dxa"/>
       <w:tblBorders>
         <w:top w:val="single" w:sz="4" w:space="0" w:color="auto"/>
         <w:left w:val="single" w:sz="4" w:space="0" w:color="auto"/>
@@ -13103,12 +12020,6 @@
         <w:insideH w:val="single" w:sz="4" w:space="0" w:color="auto"/>
         <w:insideV w:val="single" w:sz="4" w:space="0" w:color="auto"/>
       </w:tblBorders>
-      <w:tblCellMar>
-        <w:top w:w="0" w:type="dxa"/>
-        <w:left w:w="108" w:type="dxa"/>
-        <w:bottom w:w="0" w:type="dxa"/>
-        <w:right w:w="108" w:type="dxa"/>
-      </w:tblCellMar>
     </w:tblPr>
   </w:style>
   <w:style w:type="character" w:styleId="PlaceholderText">
@@ -13297,19 +12208,12 @@
     <w:tblPr>
       <w:tblStyleRowBandSize w:val="1"/>
       <w:tblStyleColBandSize w:val="1"/>
-      <w:tblInd w:w="0" w:type="dxa"/>
       <w:tblBorders>
         <w:top w:val="single" w:sz="4" w:space="0" w:color="000000" w:themeColor="text1"/>
         <w:left w:val="single" w:sz="4" w:space="0" w:color="000000" w:themeColor="text1"/>
         <w:bottom w:val="single" w:sz="4" w:space="0" w:color="000000" w:themeColor="text1"/>
         <w:right w:val="single" w:sz="4" w:space="0" w:color="000000" w:themeColor="text1"/>
       </w:tblBorders>
-      <w:tblCellMar>
-        <w:top w:w="0" w:type="dxa"/>
-        <w:left w:w="108" w:type="dxa"/>
-        <w:bottom w:w="0" w:type="dxa"/>
-        <w:right w:w="108" w:type="dxa"/>
-      </w:tblCellMar>
     </w:tblPr>
     <w:tblStylePr w:type="firstRow">
       <w:rPr>
@@ -13428,7 +12332,6 @@
     <w:tblPr>
       <w:tblStyleRowBandSize w:val="1"/>
       <w:tblStyleColBandSize w:val="1"/>
-      <w:tblInd w:w="0" w:type="dxa"/>
       <w:tblBorders>
         <w:top w:val="single" w:sz="4" w:space="0" w:color="999999" w:themeColor="text1" w:themeTint="66"/>
         <w:left w:val="single" w:sz="4" w:space="0" w:color="999999" w:themeColor="text1" w:themeTint="66"/>
@@ -13437,12 +12340,6 @@
         <w:insideH w:val="single" w:sz="4" w:space="0" w:color="999999" w:themeColor="text1" w:themeTint="66"/>
         <w:insideV w:val="single" w:sz="4" w:space="0" w:color="999999" w:themeColor="text1" w:themeTint="66"/>
       </w:tblBorders>
-      <w:tblCellMar>
-        <w:top w:w="0" w:type="dxa"/>
-        <w:left w:w="108" w:type="dxa"/>
-        <w:bottom w:w="0" w:type="dxa"/>
-        <w:right w:w="108" w:type="dxa"/>
-      </w:tblCellMar>
     </w:tblPr>
     <w:tblStylePr w:type="firstRow">
       <w:rPr>
@@ -13527,7 +12424,7 @@
 </file>
 
 <file path=word/glossary/document.xml><?xml version="1.0" encoding="utf-8"?>
-<w:glossaryDocument xmlns:wpc="http://schemas.microsoft.com/office/word/2010/wordprocessingCanvas" xmlns:mc="http://schemas.openxmlformats.org/markup-compatibility/2006" xmlns:o="urn:schemas-microsoft-com:office:office" xmlns:r="http://schemas.openxmlformats.org/officeDocument/2006/relationships" xmlns:m="http://schemas.openxmlformats.org/officeDocument/2006/math" xmlns:v="urn:schemas-microsoft-com:vml" xmlns:wp14="http://schemas.microsoft.com/office/word/2010/wordprocessingDrawing" xmlns:wp="http://schemas.openxmlformats.org/drawingml/2006/wordprocessingDrawing" xmlns:w10="urn:schemas-microsoft-com:office:word" xmlns:w="http://schemas.openxmlformats.org/wordprocessingml/2006/main" xmlns:w14="http://schemas.microsoft.com/office/word/2010/wordml" xmlns:w15="http://schemas.microsoft.com/office/word/2012/wordml" xmlns:wpg="http://schemas.microsoft.com/office/word/2010/wordprocessingGroup" xmlns:wpi="http://schemas.microsoft.com/office/word/2010/wordprocessingInk" xmlns:wne="http://schemas.microsoft.com/office/word/2006/wordml" xmlns:wps="http://schemas.microsoft.com/office/word/2010/wordprocessingShape" mc:Ignorable="w14 w15 wp14">
+<w:glossaryDocument xmlns:wpc="http://schemas.microsoft.com/office/word/2010/wordprocessingCanvas" xmlns:cx="http://schemas.microsoft.com/office/drawing/2014/chartex" xmlns:cx1="http://schemas.microsoft.com/office/drawing/2015/9/8/chartex" xmlns:cx2="http://schemas.microsoft.com/office/drawing/2015/10/21/chartex" xmlns:cx3="http://schemas.microsoft.com/office/drawing/2016/5/9/chartex" xmlns:cx4="http://schemas.microsoft.com/office/drawing/2016/5/10/chartex" xmlns:cx5="http://schemas.microsoft.com/office/drawing/2016/5/11/chartex" xmlns:cx6="http://schemas.microsoft.com/office/drawing/2016/5/12/chartex" xmlns:cx7="http://schemas.microsoft.com/office/drawing/2016/5/13/chartex" xmlns:cx8="http://schemas.microsoft.com/office/drawing/2016/5/14/chartex" xmlns:mc="http://schemas.openxmlformats.org/markup-compatibility/2006" xmlns:aink="http://schemas.microsoft.com/office/drawing/2016/ink" xmlns:am3d="http://schemas.microsoft.com/office/drawing/2017/model3d" xmlns:o="urn:schemas-microsoft-com:office:office" xmlns:oel="http://schemas.microsoft.com/office/2019/extlst" xmlns:r="http://schemas.openxmlformats.org/officeDocument/2006/relationships" xmlns:m="http://schemas.openxmlformats.org/officeDocument/2006/math" xmlns:v="urn:schemas-microsoft-com:vml" xmlns:wp14="http://schemas.microsoft.com/office/word/2010/wordprocessingDrawing" xmlns:wp="http://schemas.openxmlformats.org/drawingml/2006/wordprocessingDrawing" xmlns:w10="urn:schemas-microsoft-com:office:word" xmlns:w="http://schemas.openxmlformats.org/wordprocessingml/2006/main" xmlns:w14="http://schemas.microsoft.com/office/word/2010/wordml" xmlns:w15="http://schemas.microsoft.com/office/word/2012/wordml" xmlns:w16cex="http://schemas.microsoft.com/office/word/2018/wordml/cex" xmlns:w16cid="http://schemas.microsoft.com/office/word/2016/wordml/cid" xmlns:w16="http://schemas.microsoft.com/office/word/2018/wordml" xmlns:w16du="http://schemas.microsoft.com/office/word/2023/wordml/word16du" xmlns:w16sdtdh="http://schemas.microsoft.com/office/word/2020/wordml/sdtdatahash" xmlns:w16sdtfl="http://schemas.microsoft.com/office/word/2024/wordml/sdtformatlock" xmlns:w16se="http://schemas.microsoft.com/office/word/2015/wordml/symex" xmlns:wpg="http://schemas.microsoft.com/office/word/2010/wordprocessingGroup" xmlns:wpi="http://schemas.microsoft.com/office/word/2010/wordprocessingInk" xmlns:wne="http://schemas.microsoft.com/office/word/2006/wordml" xmlns:wps="http://schemas.microsoft.com/office/word/2010/wordprocessingShape" mc:Ignorable="w14 w15 w16se w16cid w16 w16cex w16sdtdh w16sdtfl w16du wp14">
   <w:docParts>
     <w:docPart>
       <w:docPartPr>
@@ -13592,7 +12489,7 @@
 </file>
 
 <file path=word/glossary/fontTable.xml><?xml version="1.0" encoding="utf-8"?>
-<w:fonts xmlns:mc="http://schemas.openxmlformats.org/markup-compatibility/2006" xmlns:r="http://schemas.openxmlformats.org/officeDocument/2006/relationships" xmlns:w="http://schemas.openxmlformats.org/wordprocessingml/2006/main" xmlns:w14="http://schemas.microsoft.com/office/word/2010/wordml" xmlns:w15="http://schemas.microsoft.com/office/word/2012/wordml" mc:Ignorable="w14 w15">
+<w:fonts xmlns:mc="http://schemas.openxmlformats.org/markup-compatibility/2006" xmlns:r="http://schemas.openxmlformats.org/officeDocument/2006/relationships" xmlns:w="http://schemas.openxmlformats.org/wordprocessingml/2006/main" xmlns:w14="http://schemas.microsoft.com/office/word/2010/wordml" xmlns:w15="http://schemas.microsoft.com/office/word/2012/wordml" xmlns:w16cex="http://schemas.microsoft.com/office/word/2018/wordml/cex" xmlns:w16cid="http://schemas.microsoft.com/office/word/2016/wordml/cid" xmlns:w16="http://schemas.microsoft.com/office/word/2018/wordml" xmlns:w16du="http://schemas.microsoft.com/office/word/2023/wordml/word16du" xmlns:w16sdtdh="http://schemas.microsoft.com/office/word/2020/wordml/sdtdatahash" xmlns:w16sdtfl="http://schemas.microsoft.com/office/word/2024/wordml/sdtformatlock" xmlns:w16se="http://schemas.microsoft.com/office/word/2015/wordml/symex" mc:Ignorable="w14 w15 w16se w16cid w16 w16cex w16sdtdh w16sdtfl w16du">
   <w:font w:name="Times New Roman">
     <w:panose1 w:val="02020603050405020304"/>
     <w:charset w:val="00"/>
@@ -13646,7 +12543,7 @@
 </file>
 
 <file path=word/glossary/settings.xml><?xml version="1.0" encoding="utf-8"?>
-<w:settings xmlns:mc="http://schemas.openxmlformats.org/markup-compatibility/2006" xmlns:o="urn:schemas-microsoft-com:office:office" xmlns:r="http://schemas.openxmlformats.org/officeDocument/2006/relationships" xmlns:m="http://schemas.openxmlformats.org/officeDocument/2006/math" xmlns:v="urn:schemas-microsoft-com:vml" xmlns:w10="urn:schemas-microsoft-com:office:word" xmlns:w="http://schemas.openxmlformats.org/wordprocessingml/2006/main" xmlns:w14="http://schemas.microsoft.com/office/word/2010/wordml" xmlns:w15="http://schemas.microsoft.com/office/word/2012/wordml" xmlns:sl="http://schemas.openxmlformats.org/schemaLibrary/2006/main" mc:Ignorable="w14 w15">
+<w:settings xmlns:mc="http://schemas.openxmlformats.org/markup-compatibility/2006" xmlns:o="urn:schemas-microsoft-com:office:office" xmlns:r="http://schemas.openxmlformats.org/officeDocument/2006/relationships" xmlns:m="http://schemas.openxmlformats.org/officeDocument/2006/math" xmlns:v="urn:schemas-microsoft-com:vml" xmlns:w10="urn:schemas-microsoft-com:office:word" xmlns:w="http://schemas.openxmlformats.org/wordprocessingml/2006/main" xmlns:w14="http://schemas.microsoft.com/office/word/2010/wordml" xmlns:w15="http://schemas.microsoft.com/office/word/2012/wordml" xmlns:w16cex="http://schemas.microsoft.com/office/word/2018/wordml/cex" xmlns:w16cid="http://schemas.microsoft.com/office/word/2016/wordml/cid" xmlns:w16="http://schemas.microsoft.com/office/word/2018/wordml" xmlns:w16du="http://schemas.microsoft.com/office/word/2023/wordml/word16du" xmlns:w16sdtdh="http://schemas.microsoft.com/office/word/2020/wordml/sdtdatahash" xmlns:w16sdtfl="http://schemas.microsoft.com/office/word/2024/wordml/sdtformatlock" xmlns:w16se="http://schemas.microsoft.com/office/word/2015/wordml/symex" xmlns:sl="http://schemas.openxmlformats.org/schemaLibrary/2006/main" mc:Ignorable="w14 w15 w16se w16cid w16 w16cex w16sdtdh w16sdtfl w16du">
   <w:view w:val="normal"/>
   <w:defaultTabStop w:val="720"/>
   <w:characterSpacingControl w:val="doNotCompress"/>
@@ -13656,6 +12553,7 @@
     <w:compatSetting w:name="overrideTableStyleFontSizeAndJustification" w:uri="http://schemas.microsoft.com/office/word" w:val="1"/>
     <w:compatSetting w:name="enableOpenTypeFeatures" w:uri="http://schemas.microsoft.com/office/word" w:val="1"/>
     <w:compatSetting w:name="doNotFlipMirrorIndents" w:uri="http://schemas.microsoft.com/office/word" w:val="1"/>
+    <w:compatSetting w:name="useWord2013TrackBottomHyphenation" w:uri="http://schemas.microsoft.com/office/word" w:val="1"/>
   </w:compat>
   <w:rsids>
     <w:rsidRoot w:val="001B1BB0"/>
@@ -13668,13 +12566,17 @@
     <w:rsid w:val="005A53D4"/>
     <w:rsid w:val="00632E6A"/>
     <w:rsid w:val="00743365"/>
+    <w:rsid w:val="007C12A3"/>
     <w:rsid w:val="00B43994"/>
     <w:rsid w:val="00C4473B"/>
     <w:rsid w:val="00C86294"/>
+    <w:rsid w:val="00DA309B"/>
     <w:rsid w:val="00DD3B45"/>
     <w:rsid w:val="00DF390D"/>
+    <w:rsid w:val="00ED5739"/>
     <w:rsid w:val="00F530A9"/>
     <w:rsid w:val="00F97161"/>
+    <w:rsid w:val="00FE3784"/>
   </w:rsids>
   <m:mathPr>
     <m:mathFont m:val="Cambria Math"/>
@@ -13697,7 +12599,7 @@
 </file>
 
 <file path=word/glossary/styles.xml><?xml version="1.0" encoding="utf-8"?>
-<w:styles xmlns:mc="http://schemas.openxmlformats.org/markup-compatibility/2006" xmlns:r="http://schemas.openxmlformats.org/officeDocument/2006/relationships" xmlns:w="http://schemas.openxmlformats.org/wordprocessingml/2006/main" xmlns:w14="http://schemas.microsoft.com/office/word/2010/wordml" xmlns:w15="http://schemas.microsoft.com/office/word/2012/wordml" mc:Ignorable="w14 w15">
+<w:styles xmlns:mc="http://schemas.openxmlformats.org/markup-compatibility/2006" xmlns:r="http://schemas.openxmlformats.org/officeDocument/2006/relationships" xmlns:w="http://schemas.openxmlformats.org/wordprocessingml/2006/main" xmlns:w14="http://schemas.microsoft.com/office/word/2010/wordml" xmlns:w15="http://schemas.microsoft.com/office/word/2012/wordml" xmlns:w16cex="http://schemas.microsoft.com/office/word/2018/wordml/cex" xmlns:w16cid="http://schemas.microsoft.com/office/word/2016/wordml/cid" xmlns:w16="http://schemas.microsoft.com/office/word/2018/wordml" xmlns:w16du="http://schemas.microsoft.com/office/word/2023/wordml/word16du" xmlns:w16sdtdh="http://schemas.microsoft.com/office/word/2020/wordml/sdtdatahash" xmlns:w16sdtfl="http://schemas.microsoft.com/office/word/2024/wordml/sdtformatlock" xmlns:w16se="http://schemas.microsoft.com/office/word/2015/wordml/symex" mc:Ignorable="w14 w15 w16se w16cid w16 w16cex w16sdtdh w16sdtfl w16du">
   <w:docDefaults>
     <w:rPrDefault>
       <w:rPr>
@@ -13713,7 +12615,7 @@
       </w:pPr>
     </w:pPrDefault>
   </w:docDefaults>
-  <w:latentStyles w:defLockedState="0" w:defUIPriority="99" w:defSemiHidden="0" w:defUnhideWhenUsed="0" w:defQFormat="0" w:count="371">
+  <w:latentStyles w:defLockedState="0" w:defUIPriority="99" w:defSemiHidden="0" w:defUnhideWhenUsed="0" w:defQFormat="0" w:count="376">
     <w:lsdException w:name="Normal" w:uiPriority="0" w:qFormat="1"/>
     <w:lsdException w:name="heading 1" w:uiPriority="9" w:qFormat="1"/>
     <w:lsdException w:name="heading 2" w:semiHidden="1" w:uiPriority="9" w:unhideWhenUsed="1" w:qFormat="1"/>
@@ -14085,6 +12987,11 @@
     <w:lsdException w:name="List Table 5 Dark Accent 6" w:uiPriority="50"/>
     <w:lsdException w:name="List Table 6 Colorful Accent 6" w:uiPriority="51"/>
     <w:lsdException w:name="List Table 7 Colorful Accent 6" w:uiPriority="52"/>
+    <w:lsdException w:name="Mention" w:semiHidden="1" w:unhideWhenUsed="1"/>
+    <w:lsdException w:name="Smart Hyperlink" w:semiHidden="1" w:unhideWhenUsed="1"/>
+    <w:lsdException w:name="Hashtag" w:semiHidden="1" w:unhideWhenUsed="1"/>
+    <w:lsdException w:name="Unresolved Mention" w:semiHidden="1" w:unhideWhenUsed="1"/>
+    <w:lsdException w:name="Smart Link" w:semiHidden="1" w:unhideWhenUsed="1"/>
   </w:latentStyles>
   <w:style w:type="paragraph" w:default="1" w:styleId="Normal">
     <w:name w:val="Normal"/>
@@ -14139,7 +13046,7 @@
 </file>
 
 <file path=word/glossary/webSettings.xml><?xml version="1.0" encoding="utf-8"?>
-<w:webSettings xmlns:mc="http://schemas.openxmlformats.org/markup-compatibility/2006" xmlns:r="http://schemas.openxmlformats.org/officeDocument/2006/relationships" xmlns:w="http://schemas.openxmlformats.org/wordprocessingml/2006/main" xmlns:w14="http://schemas.microsoft.com/office/word/2010/wordml" xmlns:w15="http://schemas.microsoft.com/office/word/2012/wordml" mc:Ignorable="w14 w15">
+<w:webSettings xmlns:mc="http://schemas.openxmlformats.org/markup-compatibility/2006" xmlns:r="http://schemas.openxmlformats.org/officeDocument/2006/relationships" xmlns:w="http://schemas.openxmlformats.org/wordprocessingml/2006/main" xmlns:w14="http://schemas.microsoft.com/office/word/2010/wordml" xmlns:w15="http://schemas.microsoft.com/office/word/2012/wordml" xmlns:w16cex="http://schemas.microsoft.com/office/word/2018/wordml/cex" xmlns:w16cid="http://schemas.microsoft.com/office/word/2016/wordml/cid" xmlns:w16="http://schemas.microsoft.com/office/word/2018/wordml" xmlns:w16du="http://schemas.microsoft.com/office/word/2023/wordml/word16du" xmlns:w16sdtdh="http://schemas.microsoft.com/office/word/2020/wordml/sdtdatahash" xmlns:w16sdtfl="http://schemas.microsoft.com/office/word/2024/wordml/sdtformatlock" xmlns:w16se="http://schemas.microsoft.com/office/word/2015/wordml/symex" mc:Ignorable="w14 w15 w16se w16cid w16 w16cex w16sdtdh w16sdtfl w16du">
   <w:optimizeForBrowser/>
   <w:allowPNG/>
 </w:webSettings>
@@ -14441,6 +13348,15 @@
 </file>
 
 <file path=customXml/item1.xml><?xml version="1.0" encoding="utf-8"?>
+<?mso-contentType ?>
+<FormTemplates xmlns="http://schemas.microsoft.com/sharepoint/v3/contenttype/forms">
+  <Display>DocumentLibraryForm</Display>
+  <Edit>DocumentLibraryForm</Edit>
+  <New>DocumentLibraryForm</New>
+</FormTemplates>
+</file>
+
+<file path=customXml/item2.xml><?xml version="1.0" encoding="utf-8"?>
 <ct:contentTypeSchema xmlns:ct="http://schemas.microsoft.com/office/2006/metadata/contentType" xmlns:ma="http://schemas.microsoft.com/office/2006/metadata/properties/metaAttributes" ct:_="" ma:_="" ma:contentTypeName="Document" ma:contentTypeID="0x01010021A59588BC0053418FC88F40861DA871" ma:contentTypeVersion="10" ma:contentTypeDescription="Create a new document." ma:contentTypeScope="" ma:versionID="3673c1cf7550c71788a22a838bb0d9c0">
   <xsd:schema xmlns:xsd="http://www.w3.org/2001/XMLSchema" xmlns:xs="http://www.w3.org/2001/XMLSchema" xmlns:p="http://schemas.microsoft.com/office/2006/metadata/properties" xmlns:ns2="22f4eba5-1bf1-421f-a001-fd7acca9760c" targetNamespace="http://schemas.microsoft.com/office/2006/metadata/properties" ma:root="true" ma:fieldsID="ac330b6bfa0f539d41f40e8181b11b47" ns2:_="">
     <xsd:import namespace="22f4eba5-1bf1-421f-a001-fd7acca9760c"/>
@@ -14624,22 +13540,21 @@
 </ct:contentTypeSchema>
 </file>
 
-<file path=customXml/item2.xml><?xml version="1.0" encoding="utf-8"?>
+<file path=customXml/item3.xml><?xml version="1.0" encoding="utf-8"?>
 <p:properties xmlns:p="http://schemas.microsoft.com/office/2006/metadata/properties" xmlns:xsi="http://www.w3.org/2001/XMLSchema-instance" xmlns:pc="http://schemas.microsoft.com/office/infopath/2007/PartnerControls">
   <documentManagement/>
 </p:properties>
 </file>
 
-<file path=customXml/item3.xml><?xml version="1.0" encoding="utf-8"?>
-<?mso-contentType ?>
-<FormTemplates xmlns="http://schemas.microsoft.com/sharepoint/v3/contenttype/forms">
-  <Display>DocumentLibraryForm</Display>
-  <Edit>DocumentLibraryForm</Edit>
-  <New>DocumentLibraryForm</New>
-</FormTemplates>
+<file path=customXml/itemProps1.xml><?xml version="1.0" encoding="utf-8"?>
+<ds:datastoreItem xmlns:ds="http://schemas.openxmlformats.org/officeDocument/2006/customXml" ds:itemID="{56C44748-5791-4773-80AF-F953C3055353}">
+  <ds:schemaRefs>
+    <ds:schemaRef ds:uri="http://schemas.microsoft.com/sharepoint/v3/contenttype/forms"/>
+  </ds:schemaRefs>
+</ds:datastoreItem>
 </file>
 
-<file path=customXml/itemProps1.xml><?xml version="1.0" encoding="utf-8"?>
+<file path=customXml/itemProps2.xml><?xml version="1.0" encoding="utf-8"?>
 <ds:datastoreItem xmlns:ds="http://schemas.openxmlformats.org/officeDocument/2006/customXml" ds:itemID="{65E5B5D4-677A-455F-8552-96943537CE77}">
   <ds:schemaRefs>
     <ds:schemaRef ds:uri="http://schemas.microsoft.com/office/2006/metadata/contentType"/>
@@ -14657,19 +13572,11 @@
 </ds:datastoreItem>
 </file>
 
-<file path=customXml/itemProps2.xml><?xml version="1.0" encoding="utf-8"?>
+<file path=customXml/itemProps3.xml><?xml version="1.0" encoding="utf-8"?>
 <ds:datastoreItem xmlns:ds="http://schemas.openxmlformats.org/officeDocument/2006/customXml" ds:itemID="{279A32A1-94B8-4C38-AF26-42DBFF0B0D86}">
   <ds:schemaRefs>
     <ds:schemaRef ds:uri="http://schemas.microsoft.com/office/2006/metadata/properties"/>
     <ds:schemaRef ds:uri="http://schemas.microsoft.com/office/infopath/2007/PartnerControls"/>
   </ds:schemaRefs>
 </ds:datastoreItem>
-</file>
-
-<file path=customXml/itemProps3.xml><?xml version="1.0" encoding="utf-8"?>
-<ds:datastoreItem xmlns:ds="http://schemas.openxmlformats.org/officeDocument/2006/customXml" ds:itemID="{56C44748-5791-4773-80AF-F953C3055353}">
-  <ds:schemaRefs>
-    <ds:schemaRef ds:uri="http://schemas.microsoft.com/sharepoint/v3/contenttype/forms"/>
-  </ds:schemaRefs>
-</ds:datastoreItem>
 </file>
--- a/final project report.docx
+++ b/final project report.docx
@@ -1,6 +1,6 @@
 
 <file path=word/document.xml><?xml version="1.0" encoding="utf-8"?>
-<w:document xmlns:wpc="http://schemas.microsoft.com/office/word/2010/wordprocessingCanvas" xmlns:cx="http://schemas.microsoft.com/office/drawing/2014/chartex" xmlns:cx1="http://schemas.microsoft.com/office/drawing/2015/9/8/chartex" xmlns:cx2="http://schemas.microsoft.com/office/drawing/2015/10/21/chartex" xmlns:cx3="http://schemas.microsoft.com/office/drawing/2016/5/9/chartex" xmlns:cx4="http://schemas.microsoft.com/office/drawing/2016/5/10/chartex" xmlns:cx5="http://schemas.microsoft.com/office/drawing/2016/5/11/chartex" xmlns:cx6="http://schemas.microsoft.com/office/drawing/2016/5/12/chartex" xmlns:cx7="http://schemas.microsoft.com/office/drawing/2016/5/13/chartex" xmlns:cx8="http://schemas.microsoft.com/office/drawing/2016/5/14/chartex" xmlns:mc="http://schemas.openxmlformats.org/markup-compatibility/2006" xmlns:aink="http://schemas.microsoft.com/office/drawing/2016/ink" xmlns:am3d="http://schemas.microsoft.com/office/drawing/2017/model3d" xmlns:o="urn:schemas-microsoft-com:office:office" xmlns:oel="http://schemas.microsoft.com/office/2019/extlst" xmlns:r="http://schemas.openxmlformats.org/officeDocument/2006/relationships" xmlns:m="http://schemas.openxmlformats.org/officeDocument/2006/math" xmlns:v="urn:schemas-microsoft-com:vml" xmlns:wp14="http://schemas.microsoft.com/office/word/2010/wordprocessingDrawing" xmlns:wp="http://schemas.openxmlformats.org/drawingml/2006/wordprocessingDrawing" xmlns:w10="urn:schemas-microsoft-com:office:word" xmlns:w="http://schemas.openxmlformats.org/wordprocessingml/2006/main" xmlns:w14="http://schemas.microsoft.com/office/word/2010/wordml" xmlns:w15="http://schemas.microsoft.com/office/word/2012/wordml" xmlns:w16cex="http://schemas.microsoft.com/office/word/2018/wordml/cex" xmlns:w16cid="http://schemas.microsoft.com/office/word/2016/wordml/cid" xmlns:w16="http://schemas.microsoft.com/office/word/2018/wordml" xmlns:w16du="http://schemas.microsoft.com/office/word/2023/wordml/word16du" xmlns:w16sdtdh="http://schemas.microsoft.com/office/word/2020/wordml/sdtdatahash" xmlns:w16sdtfl="http://schemas.microsoft.com/office/word/2024/wordml/sdtformatlock" xmlns:w16se="http://schemas.microsoft.com/office/word/2015/wordml/symex" xmlns:wpg="http://schemas.microsoft.com/office/word/2010/wordprocessingGroup" xmlns:wpi="http://schemas.microsoft.com/office/word/2010/wordprocessingInk" xmlns:wne="http://schemas.microsoft.com/office/word/2006/wordml" xmlns:wps="http://schemas.microsoft.com/office/word/2010/wordprocessingShape" mc:Ignorable="w14 w15 w16se w16cid w16 w16cex w16sdtdh w16sdtfl w16du wp14">
+<w:document xmlns:wpc="http://schemas.microsoft.com/office/word/2010/wordprocessingCanvas" xmlns:mc="http://schemas.openxmlformats.org/markup-compatibility/2006" xmlns:o="urn:schemas-microsoft-com:office:office" xmlns:r="http://schemas.openxmlformats.org/officeDocument/2006/relationships" xmlns:m="http://schemas.openxmlformats.org/officeDocument/2006/math" xmlns:v="urn:schemas-microsoft-com:vml" xmlns:wp14="http://schemas.microsoft.com/office/word/2010/wordprocessingDrawing" xmlns:wp="http://schemas.openxmlformats.org/drawingml/2006/wordprocessingDrawing" xmlns:w10="urn:schemas-microsoft-com:office:word" xmlns:w="http://schemas.openxmlformats.org/wordprocessingml/2006/main" xmlns:w14="http://schemas.microsoft.com/office/word/2010/wordml" xmlns:w15="http://schemas.microsoft.com/office/word/2012/wordml" xmlns:wpg="http://schemas.microsoft.com/office/word/2010/wordprocessingGroup" xmlns:wpi="http://schemas.microsoft.com/office/word/2010/wordprocessingInk" xmlns:wne="http://schemas.microsoft.com/office/word/2006/wordml" xmlns:wps="http://schemas.microsoft.com/office/word/2010/wordprocessingShape" mc:Ignorable="w14 w15 wp14">
   <w:body>
     <w:p>
       <w:pPr>
@@ -1022,7 +1022,6 @@
       </w:pPr>
       <w:bookmarkStart w:id="10" w:name="_Toc265989763"/>
       <w:r>
-        <w:lastRenderedPageBreak/>
         <w:t>4.11 Binding</w:t>
       </w:r>
       <w:bookmarkEnd w:id="10"/>
@@ -1261,12 +1260,11 @@
           <w:noProof/>
           <w:lang w:val="en-US"/>
         </w:rPr>
-        <w:lastRenderedPageBreak/>
         <w:drawing>
-          <wp:inline distT="0" distB="0" distL="0" distR="0" wp14:anchorId="7ED736C8" wp14:editId="19800969">
-            <wp:extent cx="2379345" cy="694055"/>
-            <wp:effectExtent l="0" t="0" r="1905" b="0"/>
-            <wp:docPr id="1" name="Picture 1" descr="LA Grandee International College"/>
+          <wp:inline distT="0" distB="0" distL="0" distR="0" wp14:anchorId="761D56FA" wp14:editId="16E81A9B">
+            <wp:extent cx="2381885" cy="690880"/>
+            <wp:effectExtent l="0" t="0" r="0" b="0"/>
+            <wp:docPr id="10" name="Picture 10" descr="logo.png (250×73)"/>
             <wp:cNvGraphicFramePr>
               <a:graphicFrameLocks xmlns:a="http://schemas.openxmlformats.org/drawingml/2006/main" noChangeAspect="1"/>
             </wp:cNvGraphicFramePr>
@@ -1274,38 +1272,36 @@
               <a:graphicData uri="http://schemas.openxmlformats.org/drawingml/2006/picture">
                 <pic:pic xmlns:pic="http://schemas.openxmlformats.org/drawingml/2006/picture">
                   <pic:nvPicPr>
-                    <pic:cNvPr id="0" name="Picture 1"/>
-                    <pic:cNvPicPr/>
+                    <pic:cNvPr id="0" name="Picture 1" descr="logo.png (250×73)"/>
+                    <pic:cNvPicPr>
+                      <a:picLocks noChangeAspect="1" noChangeArrowheads="1"/>
+                    </pic:cNvPicPr>
                   </pic:nvPicPr>
                   <pic:blipFill>
-                    <a:blip r:embed="rId10">
+                    <a:blip r:embed="rId11">
                       <a:extLst>
-                        <a:ext uri="{BEBA8EAE-BF5A-486C-A8C5-ECC9F3942E4B}">
-                          <a14:imgProps xmlns:a14="http://schemas.microsoft.com/office/drawing/2010/main">
-                            <a14:imgLayer r:embed="rId11">
-                              <a14:imgEffect>
-                                <a14:saturation sat="0"/>
-                              </a14:imgEffect>
-                            </a14:imgLayer>
-                          </a14:imgProps>
-                        </a:ext>
                         <a:ext uri="{28A0092B-C50C-407E-A947-70E740481C1C}">
                           <a14:useLocalDpi xmlns:a14="http://schemas.microsoft.com/office/drawing/2010/main" val="0"/>
                         </a:ext>
                       </a:extLst>
                     </a:blip>
+                    <a:srcRect/>
                     <a:stretch>
                       <a:fillRect/>
                     </a:stretch>
                   </pic:blipFill>
-                  <pic:spPr>
+                  <pic:spPr bwMode="auto">
                     <a:xfrm>
                       <a:off x="0" y="0"/>
-                      <a:ext cx="2379345" cy="694055"/>
+                      <a:ext cx="2381885" cy="690880"/>
                     </a:xfrm>
                     <a:prstGeom prst="rect">
                       <a:avLst/>
                     </a:prstGeom>
+                    <a:noFill/>
+                    <a:ln>
+                      <a:noFill/>
+                    </a:ln>
                   </pic:spPr>
                 </pic:pic>
               </a:graphicData>
@@ -1316,7 +1312,7 @@
     </w:p>
     <w:p>
       <w:pPr>
-        <w:spacing w:before="120" w:after="0" w:line="360" w:lineRule="auto"/>
+        <w:spacing w:before="120" w:after="120" w:line="360" w:lineRule="auto"/>
         <w:jc w:val="center"/>
         <w:rPr>
           <w:b/>
@@ -1339,8 +1335,11 @@
     </w:p>
     <w:p>
       <w:pPr>
-        <w:spacing w:before="120" w:after="0" w:line="360" w:lineRule="auto"/>
-        <w:jc w:val="center"/>
+        <w:tabs>
+          <w:tab w:val="center" w:pos="4153"/>
+          <w:tab w:val="left" w:pos="6380"/>
+        </w:tabs>
+        <w:spacing w:before="120" w:after="120" w:line="360" w:lineRule="auto"/>
         <w:rPr>
           <w:rFonts w:cs="Times New Roman"/>
           <w:b/>
@@ -1357,7 +1356,7 @@
           <w:sz w:val="28"/>
           <w:szCs w:val="28"/>
         </w:rPr>
-        <w:t>Simalchaur, Pokhara</w:t>
+        <w:tab/>
       </w:r>
       <w:r>
         <w:rPr>
@@ -1367,7 +1366,7 @@
           <w:sz w:val="28"/>
           <w:szCs w:val="28"/>
         </w:rPr>
-        <w:t xml:space="preserve"> </w:t>
+        <w:t>Simalchaur, Pokhara</w:t>
       </w:r>
       <w:r>
         <w:rPr>
@@ -1377,43 +1376,9 @@
           <w:sz w:val="28"/>
           <w:szCs w:val="28"/>
         </w:rPr>
-        <w:t>Nepal</w:t>
-      </w:r>
-    </w:p>
-    <w:p>
-      <w:pPr>
-        <w:spacing w:before="120" w:after="0" w:line="360" w:lineRule="auto"/>
-        <w:jc w:val="center"/>
-        <w:rPr>
-          <w:rFonts w:cs="Times New Roman"/>
-        </w:rPr>
-      </w:pPr>
-      <w:r>
-        <w:rPr>
-          <w:rFonts w:cs="Times New Roman"/>
-        </w:rPr>
-        <w:t>A Project Proposal</w:t>
-      </w:r>
-    </w:p>
-    <w:p>
-      <w:pPr>
-        <w:spacing w:before="120" w:after="0" w:line="360" w:lineRule="auto"/>
-        <w:jc w:val="center"/>
-        <w:rPr>
-          <w:rFonts w:cs="Times New Roman"/>
-        </w:rPr>
-      </w:pPr>
-      <w:r>
-        <w:rPr>
-          <w:rFonts w:cs="Times New Roman"/>
-        </w:rPr>
-        <w:t>On</w:t>
-      </w:r>
-    </w:p>
-    <w:p>
-      <w:pPr>
-        <w:spacing w:before="120" w:after="0" w:line="360" w:lineRule="auto"/>
-        <w:jc w:val="center"/>
+        <w:t xml:space="preserve"> </w:t>
+      </w:r>
+      <w:r>
         <w:rPr>
           <w:rFonts w:cs="Times New Roman"/>
           <w:b/>
@@ -1421,9 +1386,75 @@
           <w:sz w:val="28"/>
           <w:szCs w:val="28"/>
         </w:rPr>
+        <w:t>Nepal</w:t>
+      </w:r>
+      <w:r>
+        <w:rPr>
+          <w:rFonts w:cs="Times New Roman"/>
+          <w:b/>
+          <w:bCs/>
+          <w:sz w:val="28"/>
+          <w:szCs w:val="28"/>
+        </w:rPr>
+        <w:tab/>
+      </w:r>
+    </w:p>
+    <w:p>
+      <w:pPr>
+        <w:spacing w:before="120" w:after="120" w:line="360" w:lineRule="auto"/>
+        <w:jc w:val="center"/>
+        <w:rPr>
+          <w:rFonts w:cs="Times New Roman"/>
+        </w:rPr>
+      </w:pPr>
+      <w:r>
+        <w:rPr>
+          <w:rFonts w:cs="Times New Roman"/>
+        </w:rPr>
+        <w:t>A Project Proposal</w:t>
+      </w:r>
+    </w:p>
+    <w:p>
+      <w:pPr>
+        <w:spacing w:before="120" w:after="120" w:line="360" w:lineRule="auto"/>
+        <w:jc w:val="center"/>
+        <w:rPr>
+          <w:rFonts w:cs="Times New Roman"/>
+        </w:rPr>
+      </w:pPr>
+      <w:r>
+        <w:rPr>
+          <w:rFonts w:cs="Times New Roman"/>
+        </w:rPr>
+        <w:t>On</w:t>
+      </w:r>
+    </w:p>
+    <w:p>
+      <w:pPr>
+        <w:tabs>
+          <w:tab w:val="center" w:pos="4153"/>
+          <w:tab w:val="left" w:pos="5961"/>
+        </w:tabs>
+        <w:spacing w:before="120" w:after="120" w:line="360" w:lineRule="auto"/>
+        <w:rPr>
+          <w:rFonts w:cs="Times New Roman"/>
+          <w:b/>
+          <w:bCs/>
+          <w:sz w:val="28"/>
+          <w:szCs w:val="28"/>
+        </w:rPr>
       </w:pPr>
       <w:bookmarkStart w:id="12" w:name="_Toc52226986"/>
       <w:bookmarkStart w:id="13" w:name="_Toc52224142"/>
+      <w:r>
+        <w:rPr>
+          <w:b/>
+          <w:bCs/>
+          <w:sz w:val="28"/>
+          <w:szCs w:val="24"/>
+        </w:rPr>
+        <w:tab/>
+      </w:r>
       <w:r>
         <w:rPr>
           <w:b/>
@@ -1448,16 +1479,18 @@
           <w:placeholder>
             <w:docPart w:val="272C1A22B7244BE3AEDB1C3778ACA723"/>
           </w:placeholder>
-          <w:showingPlcHdr/>
           <w:dataBinding w:prefixMappings="xmlns:ns0='http://purl.org/dc/elements/1.1/' xmlns:ns1='http://schemas.openxmlformats.org/package/2006/metadata/core-properties' " w:xpath="/ns1:coreProperties[1]/ns0:title[1]" w:storeItemID="{6C3C8BC8-F283-45AE-878A-BAB7291924A1}"/>
           <w:text/>
         </w:sdtPr>
         <w:sdtContent>
           <w:r>
             <w:rPr>
-              <w:rStyle w:val="PlaceholderText"/>
+              <w:b/>
+              <w:bCs/>
+              <w:sz w:val="28"/>
+              <w:szCs w:val="28"/>
             </w:rPr>
-            <w:t>[Title]</w:t>
+            <w:t>Rock, Paper, Scissor</w:t>
           </w:r>
         </w:sdtContent>
       </w:sdt>
@@ -1471,10 +1504,19 @@
         <w:t>”</w:t>
       </w:r>
       <w:bookmarkEnd w:id="13"/>
-    </w:p>
-    <w:p>
-      <w:pPr>
-        <w:spacing w:before="120" w:after="0" w:line="360" w:lineRule="auto"/>
+      <w:r>
+        <w:rPr>
+          <w:b/>
+          <w:bCs/>
+          <w:sz w:val="28"/>
+          <w:szCs w:val="24"/>
+        </w:rPr>
+        <w:tab/>
+      </w:r>
+    </w:p>
+    <w:p>
+      <w:pPr>
+        <w:spacing w:before="120" w:after="120" w:line="360" w:lineRule="auto"/>
         <w:jc w:val="center"/>
         <w:rPr>
           <w:rFonts w:cs="Times New Roman"/>
@@ -1493,9 +1535,9 @@
         <mc:AlternateContent>
           <mc:Choice Requires="wpg">
             <w:drawing>
-              <wp:inline distT="0" distB="0" distL="0" distR="0" wp14:anchorId="1B8BA90A" wp14:editId="6FA7E6DB">
-                <wp:extent cx="869950" cy="1397000"/>
-                <wp:effectExtent l="19050" t="0" r="25400" b="31750"/>
+              <wp:inline distT="0" distB="0" distL="0" distR="0" wp14:anchorId="1B8BA90A" wp14:editId="3DCDD5F0">
+                <wp:extent cx="552893" cy="1562986"/>
+                <wp:effectExtent l="19050" t="0" r="19050" b="37465"/>
                 <wp:docPr id="5" name="Group 5"/>
                 <wp:cNvGraphicFramePr/>
                 <a:graphic xmlns:a="http://schemas.openxmlformats.org/drawingml/2006/main">
@@ -1505,7 +1547,7 @@
                       <wpg:grpSpPr>
                         <a:xfrm>
                           <a:off x="0" y="0"/>
-                          <a:ext cx="869950" cy="1397000"/>
+                          <a:ext cx="552893" cy="1562986"/>
                           <a:chOff x="0" y="0"/>
                           <a:chExt cx="676275" cy="1609725"/>
                         </a:xfrm>
@@ -1605,7 +1647,7 @@
           </mc:Choice>
           <mc:Fallback>
             <w:pict>
-              <v:group w14:anchorId="642C8E53" id="Group 5" o:spid="_x0000_s1026" style="width:68.5pt;height:110pt;mso-position-horizontal-relative:char;mso-position-vertical-relative:line" coordsize="6762,16097" o:gfxdata="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">
+              <v:group w14:anchorId="5F28FB87" id="Group 5" o:spid="_x0000_s1026" style="width:43.55pt;height:123.05pt;mso-position-horizontal-relative:char;mso-position-vertical-relative:line" coordsize="6762,16097" o:gfxdata="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">
                 <v:line id="Straight Connector 2" o:spid="_x0000_s1027" style="position:absolute;visibility:visible;mso-wrap-style:square" from="3333,0" to="3333,16097" o:connectortype="straight" o:gfxdata="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" strokecolor="black [3200]" strokeweight="2.5pt">
                   <v:stroke joinstyle="miter"/>
                 </v:line>
@@ -1624,7 +1666,7 @@
     </w:p>
     <w:p>
       <w:pPr>
-        <w:spacing w:before="120" w:after="0" w:line="360" w:lineRule="auto"/>
+        <w:spacing w:before="120" w:after="120" w:line="360" w:lineRule="auto"/>
         <w:jc w:val="center"/>
         <w:rPr>
           <w:rFonts w:cs="Times New Roman"/>
@@ -1643,7 +1685,7 @@
     </w:p>
     <w:p>
       <w:pPr>
-        <w:spacing w:before="120" w:after="0" w:line="360" w:lineRule="auto"/>
+        <w:spacing w:before="120" w:after="120" w:line="360" w:lineRule="auto"/>
         <w:jc w:val="center"/>
         <w:rPr>
           <w:rFonts w:cs="Times New Roman"/>
@@ -1653,12 +1695,24 @@
         <w:rPr>
           <w:rFonts w:cs="Times New Roman"/>
         </w:rPr>
-        <w:t>Bachelor of Computer Application(BCA) Program</w:t>
-      </w:r>
-    </w:p>
-    <w:p>
-      <w:pPr>
-        <w:spacing w:before="120" w:after="0" w:line="360" w:lineRule="auto"/>
+        <w:t>Bachelor of Computer Application</w:t>
+      </w:r>
+      <w:r>
+        <w:rPr>
+          <w:rFonts w:cs="Times New Roman"/>
+        </w:rPr>
+        <w:t xml:space="preserve"> </w:t>
+      </w:r>
+      <w:r>
+        <w:rPr>
+          <w:rFonts w:cs="Times New Roman"/>
+        </w:rPr>
+        <w:t>(BCA) Program</w:t>
+      </w:r>
+    </w:p>
+    <w:p>
+      <w:pPr>
+        <w:spacing w:before="120" w:after="120" w:line="360" w:lineRule="auto"/>
         <w:jc w:val="center"/>
         <w:rPr>
           <w:rFonts w:cs="Times New Roman"/>
@@ -1673,7 +1727,7 @@
     </w:p>
     <w:p>
       <w:pPr>
-        <w:spacing w:before="120" w:after="0" w:line="360" w:lineRule="auto"/>
+        <w:spacing w:before="120" w:after="120" w:line="360" w:lineRule="auto"/>
         <w:jc w:val="center"/>
         <w:rPr>
           <w:rFonts w:cs="Times New Roman"/>
@@ -1690,8 +1744,11 @@
     </w:p>
     <w:p>
       <w:pPr>
-        <w:spacing w:before="120" w:after="0" w:line="360" w:lineRule="auto"/>
-        <w:jc w:val="center"/>
+        <w:tabs>
+          <w:tab w:val="center" w:pos="4153"/>
+          <w:tab w:val="left" w:pos="5425"/>
+        </w:tabs>
+        <w:spacing w:before="120" w:after="120" w:line="360" w:lineRule="auto"/>
         <w:rPr>
           <w:rFonts w:cs="Times New Roman"/>
           <w:b/>
@@ -1706,7 +1763,25 @@
           <w:bCs/>
           <w:szCs w:val="24"/>
         </w:rPr>
+        <w:tab/>
+      </w:r>
+      <w:r>
+        <w:rPr>
+          <w:rFonts w:cs="Times New Roman"/>
+          <w:b/>
+          <w:bCs/>
+          <w:szCs w:val="24"/>
+        </w:rPr>
         <w:t>Submitted by:</w:t>
+      </w:r>
+      <w:r>
+        <w:rPr>
+          <w:rFonts w:cs="Times New Roman"/>
+          <w:b/>
+          <w:bCs/>
+          <w:szCs w:val="24"/>
+        </w:rPr>
+        <w:tab/>
       </w:r>
     </w:p>
     <w:tbl>
@@ -1740,7 +1815,7 @@
           </w:tcPr>
           <w:p>
             <w:pPr>
-              <w:spacing w:before="120" w:line="360" w:lineRule="auto"/>
+              <w:spacing w:before="120" w:after="120" w:line="360" w:lineRule="auto"/>
               <w:jc w:val="center"/>
               <w:rPr>
                 <w:rFonts w:cs="Times New Roman"/>
@@ -1767,7 +1842,7 @@
           </w:tcPr>
           <w:p>
             <w:pPr>
-              <w:spacing w:before="120" w:line="360" w:lineRule="auto"/>
+              <w:spacing w:before="120" w:after="120" w:line="360" w:lineRule="auto"/>
               <w:jc w:val="center"/>
               <w:rPr>
                 <w:rFonts w:cs="Times New Roman"/>
@@ -1794,7 +1869,7 @@
           </w:tcPr>
           <w:p>
             <w:pPr>
-              <w:spacing w:before="120" w:line="360" w:lineRule="auto"/>
+              <w:spacing w:before="120" w:after="120" w:line="360" w:lineRule="auto"/>
               <w:jc w:val="center"/>
               <w:rPr>
                 <w:rFonts w:cs="Times New Roman"/>
@@ -1821,7 +1896,7 @@
           </w:tcPr>
           <w:p>
             <w:pPr>
-              <w:spacing w:before="120" w:line="360" w:lineRule="auto"/>
+              <w:spacing w:before="120" w:after="120" w:line="360" w:lineRule="auto"/>
               <w:jc w:val="center"/>
               <w:rPr>
                 <w:rFonts w:cs="Times New Roman"/>
@@ -1838,119 +1913,6 @@
                 <w:szCs w:val="24"/>
               </w:rPr>
               <w:t>P.U. Registration Number</w:t>
-            </w:r>
-          </w:p>
-        </w:tc>
-      </w:tr>
-      <w:tr>
-        <w:trPr>
-          <w:trHeight w:val="20"/>
-        </w:trPr>
-        <w:sdt>
-          <w:sdtPr>
-            <w:rPr>
-              <w:rFonts w:cs="Times New Roman"/>
-            </w:rPr>
-            <w:alias w:val="Author"/>
-            <w:tag w:val=""/>
-            <w:id w:val="2026284900"/>
-            <w:placeholder>
-              <w:docPart w:val="B60308EA4A03407396F90736BAE58D5C"/>
-            </w:placeholder>
-            <w:dataBinding w:prefixMappings="xmlns:ns0='http://purl.org/dc/elements/1.1/' xmlns:ns1='http://schemas.openxmlformats.org/package/2006/metadata/core-properties' " w:xpath="/ns1:coreProperties[1]/ns0:creator[1]" w:storeItemID="{6C3C8BC8-F283-45AE-878A-BAB7291924A1}"/>
-            <w:text/>
-          </w:sdtPr>
-          <w:sdtContent>
-            <w:tc>
-              <w:tcPr>
-                <w:tcW w:w="1250" w:type="pct"/>
-                <w:vAlign w:val="center"/>
-              </w:tcPr>
-              <w:p>
-                <w:pPr>
-                  <w:spacing w:before="120" w:line="360" w:lineRule="auto"/>
-                  <w:jc w:val="center"/>
-                  <w:rPr>
-                    <w:rFonts w:cs="Times New Roman"/>
-                  </w:rPr>
-                </w:pPr>
-                <w:r>
-                  <w:rPr>
-                    <w:rFonts w:cs="Times New Roman"/>
-                  </w:rPr>
-                  <w:t>Arpan Pokhrel</w:t>
-                </w:r>
-              </w:p>
-            </w:tc>
-          </w:sdtContent>
-        </w:sdt>
-        <w:tc>
-          <w:tcPr>
-            <w:tcW w:w="1250" w:type="pct"/>
-            <w:vAlign w:val="center"/>
-          </w:tcPr>
-          <w:p>
-            <w:pPr>
-              <w:spacing w:before="120" w:line="360" w:lineRule="auto"/>
-              <w:jc w:val="center"/>
-              <w:rPr>
-                <w:rFonts w:cs="Times New Roman"/>
-              </w:rPr>
-            </w:pPr>
-            <w:r>
-              <w:rPr>
-                <w:rFonts w:cs="Times New Roman"/>
-              </w:rPr>
-              <w:t>BCA</w:t>
-            </w:r>
-          </w:p>
-        </w:tc>
-        <w:tc>
-          <w:tcPr>
-            <w:tcW w:w="751" w:type="pct"/>
-            <w:vAlign w:val="center"/>
-          </w:tcPr>
-          <w:p>
-            <w:pPr>
-              <w:spacing w:before="120" w:line="360" w:lineRule="auto"/>
-              <w:jc w:val="center"/>
-              <w:rPr>
-                <w:rFonts w:cs="Times New Roman"/>
-              </w:rPr>
-            </w:pPr>
-            <w:r>
-              <w:rPr>
-                <w:rFonts w:cs="Times New Roman"/>
-              </w:rPr>
-              <w:t>2</w:t>
-            </w:r>
-            <w:r>
-              <w:rPr>
-                <w:rFonts w:cs="Times New Roman"/>
-                <w:vertAlign w:val="superscript"/>
-              </w:rPr>
-              <w:t>nd</w:t>
-            </w:r>
-          </w:p>
-        </w:tc>
-        <w:tc>
-          <w:tcPr>
-            <w:tcW w:w="1749" w:type="pct"/>
-            <w:vAlign w:val="center"/>
-          </w:tcPr>
-          <w:p>
-            <w:pPr>
-              <w:spacing w:before="120" w:line="360" w:lineRule="auto"/>
-              <w:jc w:val="center"/>
-              <w:rPr>
-                <w:rFonts w:cs="Times New Roman"/>
-              </w:rPr>
-            </w:pPr>
-            <w:r>
-              <w:rPr>
-                <w:rFonts w:cs="Times New Roman"/>
-              </w:rPr>
-              <w:t>2019-00-00-0000</w:t>
             </w:r>
           </w:p>
         </w:tc>
@@ -1966,19 +1928,16 @@
           </w:tcPr>
           <w:p>
             <w:pPr>
-              <w:spacing w:before="120" w:line="360" w:lineRule="auto"/>
-              <w:jc w:val="center"/>
+              <w:spacing w:before="120" w:after="120" w:line="360" w:lineRule="auto"/>
               <w:rPr>
                 <w:rFonts w:cs="Times New Roman"/>
-                <w:b/>
-                <w:bCs/>
               </w:rPr>
             </w:pPr>
             <w:r>
               <w:rPr>
                 <w:rFonts w:cs="Times New Roman"/>
               </w:rPr>
-              <w:t>Generic Name</w:t>
+              <w:t>Divya Sharma</w:t>
             </w:r>
           </w:p>
         </w:tc>
@@ -1989,12 +1948,10 @@
           </w:tcPr>
           <w:p>
             <w:pPr>
-              <w:spacing w:before="120" w:line="360" w:lineRule="auto"/>
+              <w:spacing w:before="120" w:after="120" w:line="360" w:lineRule="auto"/>
               <w:jc w:val="center"/>
               <w:rPr>
                 <w:rFonts w:cs="Times New Roman"/>
-                <w:b/>
-                <w:bCs/>
               </w:rPr>
             </w:pPr>
             <w:r>
@@ -2012,12 +1969,10 @@
           </w:tcPr>
           <w:p>
             <w:pPr>
-              <w:spacing w:before="120" w:line="360" w:lineRule="auto"/>
+              <w:spacing w:before="120" w:after="120" w:line="360" w:lineRule="auto"/>
               <w:jc w:val="center"/>
               <w:rPr>
                 <w:rFonts w:cs="Times New Roman"/>
-                <w:b/>
-                <w:bCs/>
               </w:rPr>
             </w:pPr>
             <w:r>
@@ -2042,19 +1997,17 @@
           </w:tcPr>
           <w:p>
             <w:pPr>
-              <w:spacing w:before="120" w:line="360" w:lineRule="auto"/>
+              <w:spacing w:before="120" w:after="120" w:line="360" w:lineRule="auto"/>
               <w:jc w:val="center"/>
               <w:rPr>
                 <w:rFonts w:cs="Times New Roman"/>
-                <w:b/>
-                <w:bCs/>
               </w:rPr>
             </w:pPr>
             <w:r>
               <w:rPr>
                 <w:rFonts w:cs="Times New Roman"/>
               </w:rPr>
-              <w:t>2019-00-00-0000</w:t>
+              <w:t>2025-1-53-0323</w:t>
             </w:r>
           </w:p>
         </w:tc>
@@ -2070,19 +2023,18 @@
           </w:tcPr>
           <w:p>
             <w:pPr>
-              <w:spacing w:before="120" w:line="360" w:lineRule="auto"/>
-              <w:jc w:val="center"/>
+              <w:spacing w:before="120" w:after="120" w:line="360" w:lineRule="auto"/>
               <w:rPr>
                 <w:rFonts w:cs="Times New Roman"/>
-                <w:b/>
                 <w:bCs/>
               </w:rPr>
             </w:pPr>
             <w:r>
               <w:rPr>
                 <w:rFonts w:cs="Times New Roman"/>
-              </w:rPr>
-              <w:t>Generic Name</w:t>
+                <w:bCs/>
+              </w:rPr>
+              <w:t>Sabina Puwanli</w:t>
             </w:r>
           </w:p>
         </w:tc>
@@ -2093,7 +2045,7 @@
           </w:tcPr>
           <w:p>
             <w:pPr>
-              <w:spacing w:before="120" w:line="360" w:lineRule="auto"/>
+              <w:spacing w:before="120" w:after="120" w:line="360" w:lineRule="auto"/>
               <w:jc w:val="center"/>
               <w:rPr>
                 <w:rFonts w:cs="Times New Roman"/>
@@ -2116,7 +2068,7 @@
           </w:tcPr>
           <w:p>
             <w:pPr>
-              <w:spacing w:before="120" w:line="360" w:lineRule="auto"/>
+              <w:spacing w:before="120" w:after="120" w:line="360" w:lineRule="auto"/>
               <w:jc w:val="center"/>
               <w:rPr>
                 <w:rFonts w:cs="Times New Roman"/>
@@ -2146,7 +2098,7 @@
           </w:tcPr>
           <w:p>
             <w:pPr>
-              <w:spacing w:before="120" w:line="360" w:lineRule="auto"/>
+              <w:spacing w:before="120" w:after="120" w:line="360" w:lineRule="auto"/>
               <w:jc w:val="center"/>
               <w:rPr>
                 <w:rFonts w:cs="Times New Roman"/>
@@ -2158,111 +2110,7 @@
               <w:rPr>
                 <w:rFonts w:cs="Times New Roman"/>
               </w:rPr>
-              <w:t>2019-00-00-0000</w:t>
-            </w:r>
-          </w:p>
-        </w:tc>
-      </w:tr>
-      <w:tr>
-        <w:trPr>
-          <w:trHeight w:val="20"/>
-        </w:trPr>
-        <w:tc>
-          <w:tcPr>
-            <w:tcW w:w="1250" w:type="pct"/>
-            <w:vAlign w:val="center"/>
-          </w:tcPr>
-          <w:p>
-            <w:pPr>
-              <w:spacing w:before="120" w:line="360" w:lineRule="auto"/>
-              <w:jc w:val="both"/>
-              <w:rPr>
-                <w:rFonts w:cs="Times New Roman"/>
-                <w:b/>
-                <w:bCs/>
-              </w:rPr>
-            </w:pPr>
-            <w:r>
-              <w:rPr>
-                <w:rFonts w:cs="Times New Roman"/>
-              </w:rPr>
-              <w:t>Generic Name</w:t>
-            </w:r>
-          </w:p>
-        </w:tc>
-        <w:tc>
-          <w:tcPr>
-            <w:tcW w:w="1250" w:type="pct"/>
-            <w:vAlign w:val="center"/>
-          </w:tcPr>
-          <w:p>
-            <w:pPr>
-              <w:spacing w:before="120" w:line="360" w:lineRule="auto"/>
-              <w:jc w:val="both"/>
-              <w:rPr>
-                <w:rFonts w:cs="Times New Roman"/>
-                <w:b/>
-                <w:bCs/>
-              </w:rPr>
-            </w:pPr>
-            <w:r>
-              <w:rPr>
-                <w:rFonts w:cs="Times New Roman"/>
-              </w:rPr>
-              <w:t>BCA</w:t>
-            </w:r>
-          </w:p>
-        </w:tc>
-        <w:tc>
-          <w:tcPr>
-            <w:tcW w:w="751" w:type="pct"/>
-            <w:vAlign w:val="center"/>
-          </w:tcPr>
-          <w:p>
-            <w:pPr>
-              <w:spacing w:before="120" w:line="360" w:lineRule="auto"/>
-              <w:jc w:val="both"/>
-              <w:rPr>
-                <w:rFonts w:cs="Times New Roman"/>
-                <w:b/>
-                <w:bCs/>
-              </w:rPr>
-            </w:pPr>
-            <w:r>
-              <w:rPr>
-                <w:rFonts w:cs="Times New Roman"/>
-              </w:rPr>
-              <w:t>2</w:t>
-            </w:r>
-            <w:r>
-              <w:rPr>
-                <w:rFonts w:cs="Times New Roman"/>
-                <w:vertAlign w:val="superscript"/>
-              </w:rPr>
-              <w:t>nd</w:t>
-            </w:r>
-          </w:p>
-        </w:tc>
-        <w:tc>
-          <w:tcPr>
-            <w:tcW w:w="1749" w:type="pct"/>
-            <w:vAlign w:val="center"/>
-          </w:tcPr>
-          <w:p>
-            <w:pPr>
-              <w:spacing w:before="120" w:line="360" w:lineRule="auto"/>
-              <w:jc w:val="both"/>
-              <w:rPr>
-                <w:rFonts w:cs="Times New Roman"/>
-                <w:b/>
-                <w:bCs/>
-              </w:rPr>
-            </w:pPr>
-            <w:r>
-              <w:rPr>
-                <w:rFonts w:cs="Times New Roman"/>
-              </w:rPr>
-              <w:t>2019-00-00-0000</w:t>
+              <w:t>2025-1-53-0341</w:t>
             </w:r>
           </w:p>
         </w:tc>
@@ -2270,7 +2118,7 @@
     </w:tbl>
     <w:p>
       <w:pPr>
-        <w:spacing w:before="120" w:after="0" w:line="360" w:lineRule="auto"/>
+        <w:spacing w:before="120" w:after="120" w:line="360" w:lineRule="auto"/>
         <w:jc w:val="center"/>
         <w:rPr>
           <w:rFonts w:cs="Times New Roman"/>
@@ -2323,7 +2171,7 @@
           <w:noProof/>
           <w:szCs w:val="24"/>
         </w:rPr>
-        <w:t>11/06/2026</w:t>
+        <w:t>14/06/2026</w:t>
       </w:r>
       <w:r>
         <w:rPr>
@@ -2337,8 +2185,6 @@
     </w:p>
     <w:p>
       <w:pPr>
-        <w:spacing w:before="120" w:after="0" w:line="360" w:lineRule="auto"/>
-        <w:jc w:val="both"/>
         <w:rPr>
           <w:rFonts w:cs="Times New Roman"/>
           <w:b/>
@@ -2346,23 +2192,20 @@
           <w:szCs w:val="32"/>
         </w:rPr>
       </w:pPr>
-    </w:p>
-    <w:p>
-      <w:pPr>
-        <w:spacing w:before="120" w:after="0" w:line="360" w:lineRule="auto"/>
-        <w:jc w:val="both"/>
+      <w:r>
         <w:rPr>
           <w:rFonts w:cs="Times New Roman"/>
           <w:b/>
           <w:sz w:val="32"/>
           <w:szCs w:val="32"/>
         </w:rPr>
-      </w:pPr>
+        <w:br w:type="page"/>
+      </w:r>
     </w:p>
     <w:p>
       <w:pPr>
         <w:spacing w:before="120" w:after="0" w:line="360" w:lineRule="auto"/>
-        <w:jc w:val="center"/>
+        <w:jc w:val="both"/>
         <w:rPr>
           <w:rFonts w:cs="Times New Roman"/>
           <w:b/>
@@ -2370,102 +2213,23 @@
           <w:szCs w:val="32"/>
         </w:rPr>
       </w:pPr>
-      <w:r>
+    </w:p>
+    <w:p>
+      <w:pPr>
+        <w:spacing w:before="120" w:after="0" w:line="360" w:lineRule="auto"/>
+        <w:jc w:val="both"/>
         <w:rPr>
           <w:rFonts w:cs="Times New Roman"/>
           <w:b/>
           <w:sz w:val="32"/>
           <w:szCs w:val="32"/>
         </w:rPr>
-        <w:lastRenderedPageBreak/>
-        <w:t>Acknowledgement</w:t>
-      </w:r>
+      </w:pPr>
     </w:p>
     <w:p>
       <w:pPr>
         <w:spacing w:before="120" w:after="0" w:line="360" w:lineRule="auto"/>
-        <w:jc w:val="both"/>
-      </w:pPr>
-      <w:r>
-        <w:t xml:space="preserve">The satisfaction that accompanies after the successful completion of any task will be incomplete without mentioning the people whose ceaseless and relentless cooperation, constant guidance and encouragement made this project possible. </w:t>
-      </w:r>
-    </w:p>
-    <w:p>
-      <w:pPr>
-        <w:spacing w:before="120" w:after="120" w:line="360" w:lineRule="auto"/>
-        <w:jc w:val="both"/>
-      </w:pPr>
-      <w:r>
-        <w:t xml:space="preserve">We are grateful to our project supervisor </w:t>
-      </w:r>
-      <w:r>
-        <w:rPr>
-          <w:b/>
-          <w:bCs/>
-        </w:rPr>
-        <w:t xml:space="preserve">Mr </w:t>
-      </w:r>
-      <w:r>
-        <w:rPr>
-          <w:b/>
-          <w:bCs/>
-        </w:rPr>
-        <w:t>Arpan Pokhrel</w:t>
-      </w:r>
-      <w:r>
-        <w:t xml:space="preserve">, our faculty teacher </w:t>
-      </w:r>
-      <w:r>
-        <w:rPr>
-          <w:b/>
-          <w:bCs/>
-        </w:rPr>
-        <w:t>Mr. Ramesh Chalise,</w:t>
-      </w:r>
-      <w:r>
-        <w:t xml:space="preserve"> for the guidance, inspiration and constructive suggestions that helped us in the preparation of this project.</w:t>
-      </w:r>
-    </w:p>
-    <w:p>
-      <w:pPr>
-        <w:spacing w:before="120" w:after="0" w:line="360" w:lineRule="auto"/>
-        <w:jc w:val="both"/>
-      </w:pPr>
-      <w:r>
-        <w:t xml:space="preserve">We are also appreciative among each other and have understood that teamwork, the designation of the task per the skillset one portrays, constant synchronisation and monitoring of progress and instilling new knowledge and skill is imperative for the success of any given work. </w:t>
-      </w:r>
-    </w:p>
-    <w:p>
-      <w:pPr>
-        <w:spacing w:before="120" w:after="0" w:line="360" w:lineRule="auto"/>
-        <w:jc w:val="both"/>
-      </w:pPr>
-      <w:r>
-        <w:t xml:space="preserve">Sincerely, </w:t>
-      </w:r>
-    </w:p>
-    <w:p>
-      <w:pPr>
-        <w:spacing w:before="120" w:after="0" w:line="360" w:lineRule="auto"/>
-        <w:jc w:val="both"/>
-      </w:pPr>
-      <w:r>
-        <w:t>Divya Sharma</w:t>
-      </w:r>
-    </w:p>
-    <w:p>
-      <w:pPr>
-        <w:spacing w:before="120" w:after="0" w:line="360" w:lineRule="auto"/>
-        <w:jc w:val="both"/>
-      </w:pPr>
-      <w:r>
-        <w:t>Sabina Puwanli</w:t>
-      </w:r>
-    </w:p>
-    <w:p>
-      <w:pPr>
-        <w:spacing w:after="0" w:line="360" w:lineRule="auto"/>
-        <w:jc w:val="both"/>
+        <w:jc w:val="center"/>
         <w:rPr>
           <w:rFonts w:cs="Times New Roman"/>
           <w:b/>
@@ -2473,32 +2237,113 @@
           <w:szCs w:val="32"/>
         </w:rPr>
       </w:pPr>
-    </w:p>
-    <w:p>
-      <w:pPr>
-        <w:spacing w:after="0" w:line="360" w:lineRule="auto"/>
-        <w:jc w:val="both"/>
+      <w:r>
         <w:rPr>
           <w:rFonts w:cs="Times New Roman"/>
           <w:b/>
           <w:sz w:val="32"/>
           <w:szCs w:val="32"/>
         </w:rPr>
-      </w:pPr>
-      <w:r>
+        <w:t>Acknowledgement</w:t>
+      </w:r>
+    </w:p>
+    <w:p>
+      <w:pPr>
+        <w:spacing w:before="120" w:after="0" w:line="360" w:lineRule="auto"/>
+        <w:jc w:val="both"/>
+      </w:pPr>
+      <w:r>
+        <w:t xml:space="preserve">The satisfaction that accompanies after the successful completion of any task will be incomplete without mentioning the people whose ceaseless and relentless cooperation, constant guidance and encouragement made this project possible. </w:t>
+      </w:r>
+    </w:p>
+    <w:p>
+      <w:pPr>
+        <w:spacing w:before="120" w:after="120" w:line="360" w:lineRule="auto"/>
+        <w:jc w:val="both"/>
+      </w:pPr>
+      <w:r>
+        <w:t xml:space="preserve">We are grateful to our project supervisor </w:t>
+      </w:r>
+      <w:r>
+        <w:rPr>
+          <w:b/>
+          <w:bCs/>
+        </w:rPr>
+        <w:t xml:space="preserve">Mr </w:t>
+      </w:r>
+      <w:r>
+        <w:rPr>
+          <w:b/>
+          <w:bCs/>
+        </w:rPr>
+        <w:t>Arpan Pokhrel</w:t>
+      </w:r>
+      <w:r>
+        <w:t xml:space="preserve">, our faculty teacher </w:t>
+      </w:r>
+      <w:r>
+        <w:rPr>
+          <w:b/>
+          <w:bCs/>
+        </w:rPr>
+        <w:t>Mr. Ramesh Chalise,</w:t>
+      </w:r>
+      <w:r>
+        <w:t xml:space="preserve"> for the guidance, inspiration and constructive suggestions that helped us in the preparation of this project.</w:t>
+      </w:r>
+    </w:p>
+    <w:p>
+      <w:pPr>
+        <w:spacing w:before="120" w:after="0" w:line="360" w:lineRule="auto"/>
+        <w:jc w:val="both"/>
+      </w:pPr>
+      <w:r>
+        <w:t xml:space="preserve">We are also appreciative among each other and have understood that teamwork, the designation of the task per the skillset one portrays, constant synchronisation and monitoring of progress and instilling new knowledge and skill is imperative for the success of any given work. </w:t>
+      </w:r>
+    </w:p>
+    <w:p>
+      <w:pPr>
+        <w:spacing w:before="120" w:after="0" w:line="360" w:lineRule="auto"/>
+        <w:jc w:val="both"/>
+      </w:pPr>
+      <w:r>
+        <w:t xml:space="preserve">Sincerely, </w:t>
+      </w:r>
+    </w:p>
+    <w:p>
+      <w:pPr>
+        <w:spacing w:before="120" w:after="0" w:line="360" w:lineRule="auto"/>
+        <w:jc w:val="both"/>
+      </w:pPr>
+      <w:r>
+        <w:t>Divya Sharma</w:t>
+      </w:r>
+    </w:p>
+    <w:p>
+      <w:pPr>
+        <w:spacing w:before="120" w:after="0" w:line="360" w:lineRule="auto"/>
+        <w:jc w:val="both"/>
+      </w:pPr>
+      <w:r>
+        <w:t>Sabina Puwanli</w:t>
+      </w:r>
+    </w:p>
+    <w:p>
+      <w:pPr>
+        <w:spacing w:after="0" w:line="360" w:lineRule="auto"/>
+        <w:jc w:val="both"/>
         <w:rPr>
           <w:rFonts w:cs="Times New Roman"/>
           <w:b/>
           <w:sz w:val="32"/>
           <w:szCs w:val="32"/>
         </w:rPr>
-        <w:br w:type="page"/>
-      </w:r>
-    </w:p>
-    <w:p>
-      <w:pPr>
-        <w:spacing w:after="0" w:line="360" w:lineRule="auto"/>
-        <w:jc w:val="center"/>
+      </w:pPr>
+    </w:p>
+    <w:p>
+      <w:pPr>
+        <w:spacing w:after="0" w:line="360" w:lineRule="auto"/>
+        <w:jc w:val="both"/>
         <w:rPr>
           <w:rFonts w:cs="Times New Roman"/>
           <w:b/>
@@ -2513,8 +2358,7 @@
           <w:sz w:val="32"/>
           <w:szCs w:val="32"/>
         </w:rPr>
-        <w:lastRenderedPageBreak/>
-        <w:t>Declaration for</w:t>
+        <w:br w:type="page"/>
       </w:r>
     </w:p>
     <w:p>
@@ -2535,17 +2379,20 @@
           <w:sz w:val="32"/>
           <w:szCs w:val="32"/>
         </w:rPr>
-        <w:t>“</w:t>
-      </w:r>
-      <w:r>
+        <w:t>Declaration for</w:t>
+      </w:r>
+    </w:p>
+    <w:p>
+      <w:pPr>
+        <w:spacing w:after="0" w:line="360" w:lineRule="auto"/>
+        <w:jc w:val="center"/>
         <w:rPr>
           <w:rFonts w:cs="Times New Roman"/>
           <w:b/>
           <w:sz w:val="32"/>
           <w:szCs w:val="32"/>
         </w:rPr>
-        <w:t>Rock,Paper,Scissor</w:t>
-      </w:r>
+      </w:pPr>
       <w:r>
         <w:rPr>
           <w:rFonts w:cs="Times New Roman"/>
@@ -2553,6 +2400,24 @@
           <w:sz w:val="32"/>
           <w:szCs w:val="32"/>
         </w:rPr>
+        <w:t>“</w:t>
+      </w:r>
+      <w:r>
+        <w:rPr>
+          <w:rFonts w:cs="Times New Roman"/>
+          <w:b/>
+          <w:sz w:val="32"/>
+          <w:szCs w:val="32"/>
+        </w:rPr>
+        <w:t>Rock,Paper,Scissor</w:t>
+      </w:r>
+      <w:r>
+        <w:rPr>
+          <w:rFonts w:cs="Times New Roman"/>
+          <w:b/>
+          <w:sz w:val="32"/>
+          <w:szCs w:val="32"/>
+        </w:rPr>
         <w:t>”</w:t>
       </w:r>
     </w:p>
@@ -2750,7 +2615,6 @@
           <w:sz w:val="28"/>
           <w:szCs w:val="24"/>
         </w:rPr>
-        <w:lastRenderedPageBreak/>
         <w:t>Supervisor</w:t>
       </w:r>
       <w:r>
@@ -3020,7 +2884,6 @@
           <w:sz w:val="32"/>
           <w:szCs w:val="24"/>
         </w:rPr>
-        <w:lastRenderedPageBreak/>
         <w:t>Letter of Approval</w:t>
       </w:r>
     </w:p>
@@ -3510,7 +3373,6 @@
           <w:sz w:val="32"/>
           <w:szCs w:val="32"/>
         </w:rPr>
-        <w:lastRenderedPageBreak/>
         <w:t>TABLE OF CONTENT</w:t>
       </w:r>
     </w:p>
@@ -4488,7 +4350,6 @@
           <w:sz w:val="32"/>
           <w:szCs w:val="32"/>
         </w:rPr>
-        <w:lastRenderedPageBreak/>
         <w:t>LIST OF FIGURES</w:t>
       </w:r>
     </w:p>
@@ -4531,7 +4392,6 @@
           <w:sz w:val="32"/>
           <w:szCs w:val="32"/>
         </w:rPr>
-        <w:lastRenderedPageBreak/>
         <w:t>ABBREVIATIONS</w:t>
       </w:r>
     </w:p>
@@ -5222,15 +5082,250 @@
         </w:numPr>
         <w:spacing w:after="0" w:line="360" w:lineRule="auto"/>
         <w:jc w:val="both"/>
-      </w:pPr>
-      <w:r>
-        <w:lastRenderedPageBreak/>
+        <w:rPr>
+          <w:sz w:val="32"/>
+        </w:rPr>
+      </w:pPr>
+      <w:r>
+        <w:rPr>
+          <w:sz w:val="32"/>
+        </w:rPr>
         <w:t>Introduction</w:t>
       </w:r>
     </w:p>
     <w:p>
       <w:pPr>
+        <w:tabs>
+          <w:tab w:val="left" w:pos="7380"/>
+          <w:tab w:val="left" w:pos="8280"/>
+        </w:tabs>
+        <w:spacing w:line="360" w:lineRule="auto"/>
+        <w:jc w:val="both"/>
+        <w:rPr>
+          <w:szCs w:val="24"/>
+        </w:rPr>
+      </w:pPr>
+      <w:r>
+        <w:rPr>
+          <w:szCs w:val="24"/>
+        </w:rPr>
+        <w:t>Rock, Paper, Scissors is one of the most popular and old</w:t>
+      </w:r>
+      <w:r>
+        <w:rPr>
+          <w:szCs w:val="24"/>
+        </w:rPr>
+        <w:t xml:space="preserve">est hand games played </w:t>
+      </w:r>
+      <w:r>
+        <w:rPr>
+          <w:szCs w:val="24"/>
+        </w:rPr>
+        <w:t xml:space="preserve">throughout </w:t>
+      </w:r>
+      <w:r>
+        <w:rPr>
+          <w:szCs w:val="24"/>
+        </w:rPr>
+        <w:t>the world. The game is simple, entertaining and commonly used for decision making purposes. Traditionally, the game is played between two players where each player chooses whether rock, paper, or scissor. In this computerized version, the user plays against computer and the w</w:t>
+      </w:r>
+      <w:r>
+        <w:rPr>
+          <w:szCs w:val="24"/>
+        </w:rPr>
+        <w:t xml:space="preserve">inner is determined </w:t>
+      </w:r>
+      <w:r>
+        <w:rPr>
+          <w:szCs w:val="24"/>
+        </w:rPr>
+        <w:t>according to</w:t>
+      </w:r>
+      <w:r>
+        <w:rPr>
+          <w:szCs w:val="24"/>
+        </w:rPr>
+        <w:t xml:space="preserve"> the rules: rock defeats scissors, scissors defeat</w:t>
+      </w:r>
+      <w:r>
+        <w:rPr>
+          <w:szCs w:val="24"/>
+        </w:rPr>
+        <w:t xml:space="preserve"> paper, and paper defeats rocks.</w:t>
+      </w:r>
+    </w:p>
+    <w:p>
+      <w:pPr>
+        <w:tabs>
+          <w:tab w:val="left" w:pos="7380"/>
+          <w:tab w:val="left" w:pos="8280"/>
+        </w:tabs>
+        <w:spacing w:line="360" w:lineRule="auto"/>
+        <w:jc w:val="both"/>
+        <w:rPr>
+          <w:szCs w:val="24"/>
+        </w:rPr>
+      </w:pPr>
+      <w:r>
+        <w:rPr>
+          <w:szCs w:val="24"/>
+        </w:rPr>
+        <w:t xml:space="preserve">This project focuses on developing an advanced Rock Paper Scissors game using C programming language with several advanced features such as login system, registration system, CRUD operations, score management, multiplayer gameplay, account deletion, tournament mode, leaderboard system, match history, and file handling. The project is designed to simulate a real real-world gaming </w:t>
+      </w:r>
+      <w:r>
+        <w:rPr>
+          <w:szCs w:val="24"/>
+        </w:rPr>
+        <w:t xml:space="preserve">system where users can create accounts, store scores permanently, compete with other players, and </w:t>
+      </w:r>
+      <w:r>
+        <w:rPr>
+          <w:szCs w:val="24"/>
+        </w:rPr>
+        <w:t xml:space="preserve">manage their data efficiently. </w:t>
+      </w:r>
+    </w:p>
+    <w:p>
+      <w:pPr>
+        <w:spacing w:line="360" w:lineRule="auto"/>
+        <w:jc w:val="both"/>
+        <w:rPr>
+          <w:szCs w:val="24"/>
+        </w:rPr>
+      </w:pPr>
+      <w:r>
+        <w:rPr>
+          <w:szCs w:val="24"/>
+        </w:rPr>
+        <w:t>The system will allow users to create accounts and securely log in using usernames. User data is stored permanently using file handlin</w:t>
+      </w:r>
+      <w:r>
+        <w:rPr>
+          <w:szCs w:val="24"/>
+        </w:rPr>
+        <w:t>g techniques</w:t>
+      </w:r>
+      <w:r>
+        <w:rPr>
+          <w:szCs w:val="24"/>
+        </w:rPr>
+        <w:t>. Once logged in, players can play against the computer or compete with another player in multiplayer mode. Scores are recorded and stored in files so that player performance can be tracked ev</w:t>
+      </w:r>
+      <w:r>
+        <w:rPr>
+          <w:szCs w:val="24"/>
+        </w:rPr>
+        <w:t>en after the program is closed.</w:t>
+      </w:r>
+    </w:p>
+    <w:p>
+      <w:pPr>
+        <w:spacing w:line="360" w:lineRule="auto"/>
+        <w:jc w:val="both"/>
+        <w:rPr>
+          <w:szCs w:val="24"/>
+        </w:rPr>
+      </w:pPr>
+      <w:r>
+        <w:rPr>
+          <w:szCs w:val="24"/>
+        </w:rPr>
+        <w:t>The implementation of CRUD operation is one of the most important highlights of the project. CRUD stands for Create, Read, Update</w:t>
+      </w:r>
+      <w:r>
+        <w:rPr>
+          <w:szCs w:val="24"/>
+        </w:rPr>
+        <w:t>, and Delete. In this project, users can create new accounts, read player details and scores, update records automatically through gameplay, and delete accounts permanently.</w:t>
+      </w:r>
+    </w:p>
+    <w:p>
+      <w:pPr>
+        <w:spacing w:line="360" w:lineRule="auto"/>
+        <w:jc w:val="both"/>
+        <w:rPr>
+          <w:szCs w:val="24"/>
+        </w:rPr>
+      </w:pPr>
+      <w:r>
+        <w:rPr>
+          <w:szCs w:val="24"/>
+        </w:rPr>
+        <w:t>File handling is another important component of the project. Since the C language does not include a built-in data base</w:t>
+      </w:r>
+      <w:r>
+        <w:rPr>
+          <w:szCs w:val="24"/>
+        </w:rPr>
+        <w:t xml:space="preserve"> management system, text files are used to store player records, scores, and match history. The multiplayer feature increases interaction and competitiveness between users. Instead of limiting gameplay to computer-based interaction only, the system allows two user</w:t>
+      </w:r>
+      <w:r>
+        <w:rPr>
+          <w:szCs w:val="24"/>
+        </w:rPr>
+        <w:t>s</w:t>
+      </w:r>
+      <w:r>
+        <w:rPr>
+          <w:szCs w:val="24"/>
+        </w:rPr>
+        <w:t xml:space="preserve"> to compete directly against each other. This improves our experience and makes the game more engaging.</w:t>
+      </w:r>
+    </w:p>
+    <w:p>
+      <w:pPr>
+        <w:rPr>
+          <w:szCs w:val="24"/>
+        </w:rPr>
+      </w:pPr>
+      <w:r>
+        <w:rPr>
+          <w:szCs w:val="24"/>
+        </w:rPr>
+        <w:br w:type="page"/>
+      </w:r>
+    </w:p>
+    <w:p>
+      <w:pPr>
+        <w:spacing w:line="360" w:lineRule="auto"/>
+        <w:jc w:val="both"/>
+      </w:pPr>
+      <w:r>
+        <w:t>This project also includes additional innovative feature such as tournament mode and streak bonus system. Tournament mode allows users to compete in multiple rounds continuously, while the streak bonus system reward users for consecutive wins. These features increase excitement and provide better gaming experience.</w:t>
+      </w:r>
+    </w:p>
+    <w:p>
+      <w:pPr>
+        <w:spacing w:line="360" w:lineRule="auto"/>
+        <w:jc w:val="both"/>
+        <w:rPr>
+          <w:szCs w:val="24"/>
+        </w:rPr>
+      </w:pPr>
+      <w:r>
+        <w:rPr>
+          <w:szCs w:val="24"/>
+        </w:rPr>
+        <w:t>The project demonstrates the practical application of various programming concepts including loops, conditional statements, arrays, structures, functions, file handling and user authentication which helps beginner programmers understand how multiple concepts can be combined together to create a complete software application.</w:t>
+      </w:r>
+    </w:p>
+    <w:p>
+      <w:pPr>
+        <w:spacing w:line="360" w:lineRule="auto"/>
+        <w:jc w:val="both"/>
+      </w:pPr>
+      <w:r>
+        <w:t>Overall, the advanced Rock Paper Scissors game is an educational and interactive project that combines entertainment with software development knowledge. It provides practical understanding of game logic, user management systems, and permanent dat</w:t>
+      </w:r>
+      <w:r>
+        <w:t>a storage through file handling.</w:t>
+      </w:r>
+    </w:p>
+    <w:p/>
+    <w:p>
+      <w:pPr>
         <w:spacing w:before="120" w:after="0" w:line="360" w:lineRule="auto"/>
+        <w:ind w:firstLine="720"/>
         <w:jc w:val="both"/>
       </w:pPr>
     </w:p>
@@ -5268,32 +5363,124 @@
         </w:numPr>
         <w:spacing w:after="0" w:line="360" w:lineRule="auto"/>
         <w:jc w:val="both"/>
-      </w:pPr>
-      <w:r>
-        <w:lastRenderedPageBreak/>
-        <w:t>P</w:t>
-      </w:r>
-      <w:r>
-        <w:t xml:space="preserve">roblem </w:t>
-      </w:r>
-      <w:r>
-        <w:t>S</w:t>
-      </w:r>
-      <w:r>
-        <w:t>tatement</w:t>
-      </w:r>
-    </w:p>
+        <w:rPr>
+          <w:sz w:val="32"/>
+        </w:rPr>
+      </w:pPr>
+      <w:r>
+        <w:rPr>
+          <w:sz w:val="32"/>
+        </w:rPr>
+        <w:t xml:space="preserve">Objective </w:t>
+      </w:r>
+    </w:p>
+    <w:p>
+      <w:pPr>
+        <w:spacing w:line="360" w:lineRule="auto"/>
+        <w:jc w:val="both"/>
+        <w:rPr>
+          <w:szCs w:val="24"/>
+        </w:rPr>
+      </w:pPr>
+      <w:r>
+        <w:rPr>
+          <w:szCs w:val="24"/>
+        </w:rPr>
+        <w:t>The main objective of this project is to develop a complete Rock Paper Scissors gaming system using C programming language. Here are some specific objectives listed below:</w:t>
+      </w:r>
+    </w:p>
+    <w:p>
+      <w:pPr>
+        <w:pStyle w:val="ListParagraph"/>
+        <w:numPr>
+          <w:ilvl w:val="0"/>
+          <w:numId w:val="18"/>
+        </w:numPr>
+        <w:spacing w:after="0" w:line="360" w:lineRule="auto"/>
+        <w:ind w:left="180" w:hanging="180"/>
+        <w:jc w:val="both"/>
+        <w:rPr>
+          <w:rFonts w:eastAsia="Times New Roman" w:cs="Times New Roman"/>
+          <w:szCs w:val="24"/>
+        </w:rPr>
+      </w:pPr>
+      <w:r>
+        <w:rPr>
+          <w:szCs w:val="24"/>
+        </w:rPr>
+        <w:t>To implement multiple gameplay modes including player versus computer and multiplayer functionality.</w:t>
+      </w:r>
+    </w:p>
+    <w:p>
+      <w:pPr>
+        <w:pStyle w:val="ListParagraph"/>
+        <w:numPr>
+          <w:ilvl w:val="0"/>
+          <w:numId w:val="18"/>
+        </w:numPr>
+        <w:tabs>
+          <w:tab w:val="left" w:pos="180"/>
+        </w:tabs>
+        <w:spacing w:after="0" w:line="360" w:lineRule="auto"/>
+        <w:ind w:left="360"/>
+        <w:jc w:val="both"/>
+        <w:rPr>
+          <w:rFonts w:eastAsia="Times New Roman" w:cs="Times New Roman"/>
+          <w:szCs w:val="24"/>
+        </w:rPr>
+      </w:pPr>
+      <w:r>
+        <w:rPr>
+          <w:rFonts w:eastAsia="Times New Roman" w:cs="Times New Roman"/>
+          <w:szCs w:val="24"/>
+        </w:rPr>
+        <w:t>To use file handling for storing player records, maintaining match history, and displaying scoreboards.</w:t>
+      </w:r>
+    </w:p>
+    <w:p>
+      <w:pPr>
+        <w:pStyle w:val="ListParagraph"/>
+        <w:numPr>
+          <w:ilvl w:val="0"/>
+          <w:numId w:val="18"/>
+        </w:numPr>
+        <w:spacing w:after="0" w:line="360" w:lineRule="auto"/>
+        <w:ind w:left="180" w:hanging="180"/>
+        <w:jc w:val="both"/>
+        <w:rPr>
+          <w:rFonts w:eastAsia="Times New Roman" w:cs="Times New Roman"/>
+          <w:szCs w:val="24"/>
+        </w:rPr>
+      </w:pPr>
+      <w:r>
+        <w:rPr>
+          <w:rFonts w:eastAsia="Times New Roman" w:cs="Times New Roman"/>
+          <w:szCs w:val="24"/>
+        </w:rPr>
+        <w:t>To create a das</w:t>
+      </w:r>
+      <w:r>
+        <w:rPr>
+          <w:rFonts w:eastAsia="Times New Roman" w:cs="Times New Roman"/>
+          <w:szCs w:val="24"/>
+        </w:rPr>
+        <w:t>hboard that provides easy access to gameplay, match history, leaderboard and user options.</w:t>
+      </w:r>
+    </w:p>
+    <w:p>
+      <w:r>
+        <w:tab/>
+      </w:r>
+    </w:p>
+    <w:p/>
     <w:p>
       <w:pPr>
         <w:spacing w:before="120" w:after="0" w:line="360" w:lineRule="auto"/>
         <w:jc w:val="both"/>
       </w:pPr>
     </w:p>
-    <w:p>
-      <w:pPr>
-        <w:spacing w:after="0" w:line="360" w:lineRule="auto"/>
-        <w:jc w:val="both"/>
-      </w:pPr>
+    <w:p/>
+    <w:p>
       <w:r>
         <w:br w:type="page"/>
       </w:r>
@@ -5309,50 +5496,39 @@
         <w:jc w:val="both"/>
       </w:pPr>
       <w:r>
-        <w:lastRenderedPageBreak/>
-        <w:t>Objectives</w:t>
-      </w:r>
-    </w:p>
-    <w:p>
-      <w:pPr>
-        <w:spacing w:after="0" w:line="360" w:lineRule="auto"/>
-        <w:jc w:val="both"/>
-      </w:pPr>
-      <w:r>
-        <w:t xml:space="preserve">Still important and pivotal section and as everything else in the project development is centred around it, so the objectives must be clearly defined, </w:t>
-      </w:r>
-      <w:r>
-        <w:rPr>
-          <w:color w:val="FF0000"/>
-        </w:rPr>
-        <w:t>but based on what objectives you were able to achieve, disregard the objectives you were not able to achieve</w:t>
-      </w:r>
-      <w:r>
-        <w:t xml:space="preserve">. At least </w:t>
-      </w:r>
-      <w:r>
-        <w:rPr>
-          <w:color w:val="FF0000"/>
-        </w:rPr>
-        <w:t xml:space="preserve">7 objectives </w:t>
-      </w:r>
-      <w:r>
-        <w:t>should be completed</w:t>
-      </w:r>
-      <w:r>
-        <w:t xml:space="preserve"> by </w:t>
-      </w:r>
-      <w:r>
-        <w:t>the project.</w:t>
-      </w:r>
-    </w:p>
-    <w:p>
-      <w:pPr>
-        <w:spacing w:after="0" w:line="360" w:lineRule="auto"/>
-        <w:jc w:val="both"/>
-      </w:pPr>
-      <w:r>
-        <w:t>Still, the objective should be SMART (Specific, Measurable, Achievable, Realistic, and Time-bound)</w:t>
+        <w:t>Study of Previous System</w:t>
+      </w:r>
+    </w:p>
+    <w:p>
+      <w:pPr>
+        <w:spacing w:line="360" w:lineRule="auto"/>
+        <w:jc w:val="both"/>
+        <w:rPr>
+          <w:szCs w:val="24"/>
+        </w:rPr>
+      </w:pPr>
+      <w:r>
+        <w:rPr>
+          <w:szCs w:val="24"/>
+        </w:rPr>
+        <w:t>The previous Rock Paper Scissors system was a simple game developed to provide basic entertainment for users. The system allowed a player to play against the computer by selecting one of three options: rock, paper, or scissors. The computer generated its choice randomly, and the winner was decided according to the game rules. The system was easy to use and helped user understand the basic concept of game programming.</w:t>
+      </w:r>
+    </w:p>
+    <w:p>
+      <w:pPr>
+        <w:spacing w:line="360" w:lineRule="auto"/>
+        <w:jc w:val="both"/>
+        <w:rPr>
+          <w:b/>
+          <w:szCs w:val="24"/>
+        </w:rPr>
+      </w:pPr>
+      <w:r>
+        <w:rPr>
+          <w:b/>
+          <w:szCs w:val="24"/>
+        </w:rPr>
+        <w:t>Features of the Previous System</w:t>
       </w:r>
     </w:p>
     <w:p>
@@ -5360,20 +5536,20 @@
         <w:pStyle w:val="ListParagraph"/>
         <w:numPr>
           <w:ilvl w:val="0"/>
-          <w:numId w:val="4"/>
+          <w:numId w:val="20"/>
         </w:numPr>
         <w:spacing w:after="0" w:line="360" w:lineRule="auto"/>
-        <w:jc w:val="both"/>
-      </w:pPr>
-      <w:r>
-        <w:rPr>
-          <w:b/>
-          <w:bCs/>
-        </w:rPr>
-        <w:t>Specific</w:t>
-      </w:r>
-      <w:r>
-        <w:t>: Indicate precisely what you intend to achieve through this objective</w:t>
+        <w:ind w:left="180" w:hanging="180"/>
+        <w:jc w:val="both"/>
+        <w:rPr>
+          <w:szCs w:val="24"/>
+        </w:rPr>
+      </w:pPr>
+      <w:r>
+        <w:rPr>
+          <w:szCs w:val="24"/>
+        </w:rPr>
+        <w:t>Basic single-player gameplay.</w:t>
       </w:r>
     </w:p>
     <w:p>
@@ -5381,20 +5557,19 @@
         <w:pStyle w:val="ListParagraph"/>
         <w:numPr>
           <w:ilvl w:val="0"/>
-          <w:numId w:val="4"/>
+          <w:numId w:val="20"/>
         </w:numPr>
         <w:spacing w:after="0" w:line="360" w:lineRule="auto"/>
         <w:jc w:val="both"/>
-      </w:pPr>
-      <w:r>
-        <w:rPr>
-          <w:b/>
-          <w:bCs/>
-        </w:rPr>
-        <w:t>Measurable</w:t>
-      </w:r>
-      <w:r>
-        <w:t>: What you accept as proof of project success</w:t>
+        <w:rPr>
+          <w:szCs w:val="24"/>
+        </w:rPr>
+      </w:pPr>
+      <w:r>
+        <w:rPr>
+          <w:szCs w:val="24"/>
+        </w:rPr>
+        <w:t>Random computer-generated moves.</w:t>
       </w:r>
     </w:p>
     <w:p>
@@ -5402,20 +5577,19 @@
         <w:pStyle w:val="ListParagraph"/>
         <w:numPr>
           <w:ilvl w:val="0"/>
-          <w:numId w:val="4"/>
+          <w:numId w:val="20"/>
         </w:numPr>
         <w:spacing w:after="0" w:line="360" w:lineRule="auto"/>
         <w:jc w:val="both"/>
-      </w:pPr>
-      <w:r>
-        <w:rPr>
-          <w:b/>
-          <w:bCs/>
-        </w:rPr>
-        <w:t>Attainable</w:t>
-      </w:r>
-      <w:r>
-        <w:t>: Given the resources available</w:t>
+        <w:rPr>
+          <w:szCs w:val="24"/>
+        </w:rPr>
+      </w:pPr>
+      <w:r>
+        <w:rPr>
+          <w:szCs w:val="24"/>
+        </w:rPr>
+        <w:t>Simple game logic implementation.</w:t>
       </w:r>
     </w:p>
     <w:p>
@@ -5423,20 +5597,19 @@
         <w:pStyle w:val="ListParagraph"/>
         <w:numPr>
           <w:ilvl w:val="0"/>
-          <w:numId w:val="4"/>
+          <w:numId w:val="20"/>
         </w:numPr>
         <w:spacing w:after="0" w:line="360" w:lineRule="auto"/>
         <w:jc w:val="both"/>
-      </w:pPr>
-      <w:r>
-        <w:rPr>
-          <w:b/>
-          <w:bCs/>
-        </w:rPr>
-        <w:t>Relevant</w:t>
-      </w:r>
-      <w:r>
-        <w:t>: Related to the overall goal of the project</w:t>
+        <w:rPr>
+          <w:szCs w:val="24"/>
+        </w:rPr>
+      </w:pPr>
+      <w:r>
+        <w:rPr>
+          <w:szCs w:val="24"/>
+        </w:rPr>
+        <w:t>Basic score display during gameplay.</w:t>
       </w:r>
     </w:p>
     <w:p>
@@ -5444,272 +5617,242 @@
         <w:pStyle w:val="ListParagraph"/>
         <w:numPr>
           <w:ilvl w:val="0"/>
-          <w:numId w:val="4"/>
+          <w:numId w:val="20"/>
         </w:numPr>
         <w:spacing w:after="0" w:line="360" w:lineRule="auto"/>
         <w:jc w:val="both"/>
-      </w:pPr>
-      <w:r>
+        <w:rPr>
+          <w:szCs w:val="24"/>
+        </w:rPr>
+      </w:pPr>
+      <w:r>
+        <w:rPr>
+          <w:szCs w:val="24"/>
+        </w:rPr>
+        <w:t>Simple user interface.</w:t>
+      </w:r>
+    </w:p>
+    <w:p>
+      <w:pPr>
+        <w:spacing w:line="360" w:lineRule="auto"/>
+        <w:jc w:val="both"/>
         <w:rPr>
           <w:b/>
-          <w:bCs/>
-        </w:rPr>
-        <w:t>Time bound</w:t>
-      </w:r>
-      <w:r>
-        <w:t xml:space="preserve">: Can be achieved in the given </w:t>
-      </w:r>
-      <w:r>
-        <w:t>time.</w:t>
-      </w:r>
-      <w:r>
-        <w:t xml:space="preserve"> </w:t>
-      </w:r>
-    </w:p>
-    <w:p>
-      <w:pPr>
-        <w:spacing w:after="0" w:line="360" w:lineRule="auto"/>
-        <w:jc w:val="both"/>
-      </w:pPr>
-      <w:r>
-        <w:t xml:space="preserve">Do not focus on many objectives, rather focus on what is </w:t>
-      </w:r>
-      <w:r>
-        <w:t>completed.</w:t>
-      </w:r>
-    </w:p>
-    <w:p>
-      <w:pPr>
-        <w:spacing w:after="0" w:line="360" w:lineRule="auto"/>
-        <w:jc w:val="both"/>
-      </w:pPr>
-      <w:r>
-        <w:t>The objectives always start from the preposition “</w:t>
-      </w:r>
+          <w:szCs w:val="24"/>
+        </w:rPr>
+      </w:pPr>
       <w:r>
         <w:rPr>
           <w:b/>
-          <w:bCs/>
-        </w:rPr>
-        <w:t xml:space="preserve">TO” </w:t>
-      </w:r>
-      <w:r>
-        <w:rPr>
-          <w:b/>
-          <w:bCs/>
-        </w:rPr>
-        <w:t xml:space="preserve"> </w:t>
-      </w:r>
-      <w:r>
-        <w:t>in a</w:t>
-      </w:r>
-      <w:r>
-        <w:t xml:space="preserve"> sentence.</w:t>
-      </w:r>
-    </w:p>
-    <w:p>
-      <w:pPr>
-        <w:spacing w:after="0" w:line="360" w:lineRule="auto"/>
-        <w:jc w:val="both"/>
-      </w:pPr>
-      <w:r>
-        <w:rPr>
-          <w:b/>
-          <w:bCs/>
-        </w:rPr>
-        <w:t>Use Actionable verbs like</w:t>
-      </w:r>
-      <w:r>
-        <w:t xml:space="preserve"> to identify, to examine, to compare, to evaluate, to discern, to explore, to investigate, to translate, to illustrate, to justify, to assure.</w:t>
-      </w:r>
-    </w:p>
-    <w:p>
-      <w:pPr>
-        <w:spacing w:after="0" w:line="360" w:lineRule="auto"/>
-        <w:jc w:val="both"/>
-      </w:pPr>
-      <w:r>
-        <w:rPr>
-          <w:b/>
-          <w:bCs/>
-        </w:rPr>
-        <w:t xml:space="preserve">Avoid </w:t>
-      </w:r>
-      <w:r>
-        <w:rPr>
-          <w:b/>
-          <w:bCs/>
-        </w:rPr>
-        <w:t>weak</w:t>
-      </w:r>
-      <w:r>
-        <w:rPr>
-          <w:b/>
-          <w:bCs/>
-        </w:rPr>
-        <w:t xml:space="preserve"> action verbs like</w:t>
-      </w:r>
-      <w:r>
-        <w:rPr>
-          <w:b/>
-          <w:bCs/>
-        </w:rPr>
-        <w:t xml:space="preserve"> </w:t>
-      </w:r>
-      <w:r>
-        <w:t>to study, to find out, to describe, to conclude, to see, to look into, to recommend.</w:t>
-      </w:r>
-    </w:p>
-    <w:p>
-      <w:pPr>
-        <w:keepNext/>
-        <w:spacing w:after="0" w:line="360" w:lineRule="auto"/>
-        <w:jc w:val="both"/>
-      </w:pPr>
-      <w:r>
-        <w:rPr>
-          <w:noProof/>
-          <w:lang w:val="en-US"/>
-        </w:rPr>
-        <w:drawing>
-          <wp:inline distT="0" distB="0" distL="0" distR="0" wp14:anchorId="0BCC94B0" wp14:editId="43DAC30A">
-            <wp:extent cx="5236488" cy="2862688"/>
-            <wp:effectExtent l="0" t="0" r="2540" b="0"/>
-            <wp:docPr id="6" name="Picture 6" descr="Writing instructional goals and objectives"/>
-            <wp:cNvGraphicFramePr>
-              <a:graphicFrameLocks xmlns:a="http://schemas.openxmlformats.org/drawingml/2006/main" noChangeAspect="1"/>
-            </wp:cNvGraphicFramePr>
-            <a:graphic xmlns:a="http://schemas.openxmlformats.org/drawingml/2006/main">
-              <a:graphicData uri="http://schemas.openxmlformats.org/drawingml/2006/picture">
-                <pic:pic xmlns:pic="http://schemas.openxmlformats.org/drawingml/2006/picture">
-                  <pic:nvPicPr>
-                    <pic:cNvPr id="0" name="Picture 1" descr="Writing instructional goals and objectives"/>
-                    <pic:cNvPicPr>
-                      <a:picLocks noChangeAspect="1" noChangeArrowheads="1"/>
-                    </pic:cNvPicPr>
-                  </pic:nvPicPr>
-                  <pic:blipFill rotWithShape="1">
-                    <a:blip r:embed="rId12">
-                      <a:extLst>
-                        <a:ext uri="{28A0092B-C50C-407E-A947-70E740481C1C}">
-                          <a14:useLocalDpi xmlns:a14="http://schemas.microsoft.com/office/drawing/2010/main" val="0"/>
-                        </a:ext>
-                      </a:extLst>
-                    </a:blip>
-                    <a:srcRect l="5923" t="7196" r="5803" b="10302"/>
-                    <a:stretch/>
-                  </pic:blipFill>
-                  <pic:spPr bwMode="auto">
-                    <a:xfrm>
-                      <a:off x="0" y="0"/>
-                      <a:ext cx="5287292" cy="2890461"/>
-                    </a:xfrm>
-                    <a:prstGeom prst="rect">
-                      <a:avLst/>
-                    </a:prstGeom>
-                    <a:noFill/>
-                    <a:ln>
-                      <a:noFill/>
-                    </a:ln>
-                    <a:extLst>
-                      <a:ext uri="{53640926-AAD7-44D8-BBD7-CCE9431645EC}">
-                        <a14:shadowObscured xmlns:a14="http://schemas.microsoft.com/office/drawing/2010/main"/>
-                      </a:ext>
-                    </a:extLst>
-                  </pic:spPr>
-                </pic:pic>
-              </a:graphicData>
-            </a:graphic>
-          </wp:inline>
-        </w:drawing>
-      </w:r>
-    </w:p>
-    <w:p>
-      <w:pPr>
-        <w:pStyle w:val="Caption"/>
-        <w:spacing w:after="0" w:line="360" w:lineRule="auto"/>
-        <w:jc w:val="center"/>
-        <w:rPr>
-          <w:i w:val="0"/>
-          <w:iCs w:val="0"/>
-          <w:color w:val="auto"/>
-          <w:sz w:val="24"/>
-          <w:szCs w:val="24"/>
-        </w:rPr>
-      </w:pPr>
-      <w:r>
-        <w:rPr>
-          <w:i w:val="0"/>
-          <w:iCs w:val="0"/>
-          <w:color w:val="auto"/>
-          <w:sz w:val="24"/>
-          <w:szCs w:val="24"/>
-        </w:rPr>
-        <w:t xml:space="preserve">Figure </w:t>
-      </w:r>
-      <w:r>
-        <w:rPr>
-          <w:i w:val="0"/>
-          <w:iCs w:val="0"/>
-          <w:color w:val="auto"/>
-          <w:sz w:val="24"/>
-          <w:szCs w:val="24"/>
-        </w:rPr>
-        <w:fldChar w:fldCharType="begin"/>
-      </w:r>
-      <w:r>
-        <w:rPr>
-          <w:i w:val="0"/>
-          <w:iCs w:val="0"/>
-          <w:color w:val="auto"/>
-          <w:sz w:val="24"/>
-          <w:szCs w:val="24"/>
-        </w:rPr>
-        <w:instrText xml:space="preserve"> SEQ Figure \* ARABIC </w:instrText>
-      </w:r>
-      <w:r>
-        <w:rPr>
-          <w:i w:val="0"/>
-          <w:iCs w:val="0"/>
-          <w:color w:val="auto"/>
-          <w:sz w:val="24"/>
-          <w:szCs w:val="24"/>
-        </w:rPr>
-        <w:fldChar w:fldCharType="separate"/>
-      </w:r>
-      <w:r>
-        <w:rPr>
-          <w:i w:val="0"/>
-          <w:iCs w:val="0"/>
-          <w:noProof/>
-          <w:color w:val="auto"/>
-          <w:sz w:val="24"/>
-          <w:szCs w:val="24"/>
-        </w:rPr>
-        <w:t>1</w:t>
-      </w:r>
-      <w:r>
-        <w:rPr>
-          <w:i w:val="0"/>
-          <w:iCs w:val="0"/>
-          <w:color w:val="auto"/>
-          <w:sz w:val="24"/>
-          <w:szCs w:val="24"/>
-        </w:rPr>
-        <w:fldChar w:fldCharType="end"/>
-      </w:r>
-      <w:r>
-        <w:rPr>
-          <w:i w:val="0"/>
-          <w:iCs w:val="0"/>
-          <w:color w:val="auto"/>
-          <w:sz w:val="24"/>
-          <w:szCs w:val="24"/>
-        </w:rPr>
-        <w:t>: Actionable Verbs Examples</w:t>
-      </w:r>
-    </w:p>
-    <w:p/>
+          <w:szCs w:val="24"/>
+        </w:rPr>
+        <w:t>Limitations of Previous System</w:t>
+      </w:r>
+    </w:p>
+    <w:p>
+      <w:pPr>
+        <w:pStyle w:val="ListParagraph"/>
+        <w:numPr>
+          <w:ilvl w:val="0"/>
+          <w:numId w:val="19"/>
+        </w:numPr>
+        <w:spacing w:after="0" w:line="360" w:lineRule="auto"/>
+        <w:ind w:left="180" w:hanging="180"/>
+        <w:jc w:val="both"/>
+        <w:rPr>
+          <w:szCs w:val="24"/>
+        </w:rPr>
+      </w:pPr>
+      <w:r>
+        <w:rPr>
+          <w:szCs w:val="24"/>
+        </w:rPr>
+        <w:t>The game was limited to single-player mode only.</w:t>
+      </w:r>
+    </w:p>
+    <w:p>
+      <w:pPr>
+        <w:pStyle w:val="ListParagraph"/>
+        <w:numPr>
+          <w:ilvl w:val="0"/>
+          <w:numId w:val="19"/>
+        </w:numPr>
+        <w:spacing w:after="0" w:line="360" w:lineRule="auto"/>
+        <w:ind w:left="180" w:hanging="180"/>
+        <w:jc w:val="both"/>
+        <w:rPr>
+          <w:szCs w:val="24"/>
+        </w:rPr>
+      </w:pPr>
+      <w:r>
+        <w:rPr>
+          <w:szCs w:val="24"/>
+        </w:rPr>
+        <w:t>There was no user registration and login system.</w:t>
+      </w:r>
+    </w:p>
+    <w:p>
+      <w:pPr>
+        <w:pStyle w:val="ListParagraph"/>
+        <w:numPr>
+          <w:ilvl w:val="0"/>
+          <w:numId w:val="19"/>
+        </w:numPr>
+        <w:spacing w:after="0" w:line="360" w:lineRule="auto"/>
+        <w:ind w:left="180" w:hanging="180"/>
+        <w:jc w:val="both"/>
+        <w:rPr>
+          <w:szCs w:val="24"/>
+        </w:rPr>
+      </w:pPr>
+      <w:r>
+        <w:rPr>
+          <w:szCs w:val="24"/>
+        </w:rPr>
+        <w:t>Scores and match history were not stored permanently.</w:t>
+      </w:r>
+    </w:p>
+    <w:p>
+      <w:pPr>
+        <w:pStyle w:val="ListParagraph"/>
+        <w:numPr>
+          <w:ilvl w:val="0"/>
+          <w:numId w:val="19"/>
+        </w:numPr>
+        <w:spacing w:after="0" w:line="360" w:lineRule="auto"/>
+        <w:ind w:left="180" w:hanging="180"/>
+        <w:jc w:val="both"/>
+        <w:rPr>
+          <w:szCs w:val="24"/>
+        </w:rPr>
+      </w:pPr>
+      <w:r>
+        <w:rPr>
+          <w:szCs w:val="24"/>
+        </w:rPr>
+        <w:t>No multiplayer game feature was available.</w:t>
+      </w:r>
+    </w:p>
+    <w:p>
+      <w:pPr>
+        <w:pStyle w:val="ListParagraph"/>
+        <w:numPr>
+          <w:ilvl w:val="0"/>
+          <w:numId w:val="19"/>
+        </w:numPr>
+        <w:spacing w:after="0" w:line="360" w:lineRule="auto"/>
+        <w:ind w:left="180" w:hanging="180"/>
+        <w:jc w:val="both"/>
+        <w:rPr>
+          <w:szCs w:val="24"/>
+        </w:rPr>
+      </w:pPr>
+      <w:r>
+        <w:rPr>
+          <w:szCs w:val="24"/>
+        </w:rPr>
+        <w:t>The game lacked a scoreboard and ranking system.</w:t>
+      </w:r>
+    </w:p>
+    <w:p>
+      <w:pPr>
+        <w:pStyle w:val="ListParagraph"/>
+        <w:numPr>
+          <w:ilvl w:val="0"/>
+          <w:numId w:val="19"/>
+        </w:numPr>
+        <w:spacing w:after="0" w:line="360" w:lineRule="auto"/>
+        <w:ind w:left="180" w:hanging="180"/>
+        <w:jc w:val="both"/>
+        <w:rPr>
+          <w:szCs w:val="24"/>
+        </w:rPr>
+      </w:pPr>
+      <w:r>
+        <w:rPr>
+          <w:szCs w:val="24"/>
+        </w:rPr>
+        <w:t>CRUD operations were not implemented properly.</w:t>
+      </w:r>
+    </w:p>
+    <w:p>
+      <w:pPr>
+        <w:pStyle w:val="ListParagraph"/>
+        <w:numPr>
+          <w:ilvl w:val="0"/>
+          <w:numId w:val="19"/>
+        </w:numPr>
+        <w:spacing w:after="0" w:line="360" w:lineRule="auto"/>
+        <w:ind w:left="180" w:hanging="180"/>
+        <w:jc w:val="both"/>
+        <w:rPr>
+          <w:szCs w:val="24"/>
+        </w:rPr>
+      </w:pPr>
+      <w:r>
+        <w:rPr>
+          <w:szCs w:val="24"/>
+        </w:rPr>
+        <w:t>The interface was less interactive and user-friendly.</w:t>
+      </w:r>
+    </w:p>
+    <w:p>
+      <w:pPr>
+        <w:pStyle w:val="ListParagraph"/>
+        <w:numPr>
+          <w:ilvl w:val="0"/>
+          <w:numId w:val="19"/>
+        </w:numPr>
+        <w:tabs>
+          <w:tab w:val="left" w:pos="180"/>
+        </w:tabs>
+        <w:spacing w:after="0" w:line="360" w:lineRule="auto"/>
+        <w:jc w:val="both"/>
+        <w:rPr>
+          <w:szCs w:val="24"/>
+        </w:rPr>
+      </w:pPr>
+      <w:r>
+        <w:rPr>
+          <w:szCs w:val="24"/>
+        </w:rPr>
+        <w:t>Data handling and file management were inefficient.</w:t>
+      </w:r>
+    </w:p>
+    <w:p>
+      <w:pPr>
+        <w:pStyle w:val="ListParagraph"/>
+        <w:numPr>
+          <w:ilvl w:val="0"/>
+          <w:numId w:val="19"/>
+        </w:numPr>
+        <w:spacing w:after="0" w:line="360" w:lineRule="auto"/>
+        <w:ind w:left="180" w:hanging="180"/>
+        <w:jc w:val="both"/>
+        <w:rPr>
+          <w:szCs w:val="24"/>
+        </w:rPr>
+      </w:pPr>
+      <w:r>
+        <w:rPr>
+          <w:szCs w:val="24"/>
+        </w:rPr>
+        <w:t>The game had limited features and low user engagement.</w:t>
+      </w:r>
+    </w:p>
+    <w:p>
+      <w:pPr>
+        <w:rPr>
+          <w:szCs w:val="24"/>
+        </w:rPr>
+      </w:pPr>
+      <w:r>
+        <w:rPr>
+          <w:szCs w:val="24"/>
+        </w:rPr>
+        <w:br w:type="page"/>
+      </w:r>
+    </w:p>
     <w:p>
       <w:pPr>
         <w:pStyle w:val="Heading1"/>
@@ -5721,22 +5864,351 @@
         <w:jc w:val="both"/>
       </w:pPr>
       <w:r>
-        <w:lastRenderedPageBreak/>
-        <w:t>Background Study</w:t>
-      </w:r>
-    </w:p>
-    <w:p>
-      <w:pPr>
-        <w:spacing w:after="0" w:line="360" w:lineRule="auto"/>
-        <w:jc w:val="both"/>
-      </w:pPr>
-    </w:p>
-    <w:p>
-      <w:pPr>
-        <w:spacing w:after="0" w:line="360" w:lineRule="auto"/>
-        <w:jc w:val="both"/>
-      </w:pPr>
-      <w:r>
+        <w:t xml:space="preserve">Current Problems and </w:t>
+      </w:r>
+      <w:r>
+        <w:t xml:space="preserve">Implemented </w:t>
+      </w:r>
+      <w:r>
+        <w:t>Solution</w:t>
+      </w:r>
+    </w:p>
+    <w:p>
+      <w:pPr>
+        <w:spacing w:line="360" w:lineRule="auto"/>
+        <w:jc w:val="both"/>
+        <w:rPr>
+          <w:b/>
+          <w:szCs w:val="24"/>
+        </w:rPr>
+      </w:pPr>
+      <w:r>
+        <w:rPr>
+          <w:b/>
+          <w:szCs w:val="24"/>
+        </w:rPr>
+        <w:t>Current Problems</w:t>
+      </w:r>
+    </w:p>
+    <w:p>
+      <w:pPr>
+        <w:pStyle w:val="ListParagraph"/>
+        <w:numPr>
+          <w:ilvl w:val="0"/>
+          <w:numId w:val="21"/>
+        </w:numPr>
+        <w:spacing w:after="0" w:line="360" w:lineRule="auto"/>
+        <w:ind w:left="180" w:hanging="180"/>
+        <w:jc w:val="both"/>
+        <w:rPr>
+          <w:szCs w:val="24"/>
+        </w:rPr>
+      </w:pPr>
+      <w:r>
+        <w:rPr>
+          <w:szCs w:val="24"/>
+        </w:rPr>
+        <w:t>The</w:t>
+      </w:r>
+      <w:r>
+        <w:rPr>
+          <w:szCs w:val="24"/>
+        </w:rPr>
+        <w:t xml:space="preserve"> Traditional games don’t save player records permanently.</w:t>
+      </w:r>
+    </w:p>
+    <w:p>
+      <w:pPr>
+        <w:pStyle w:val="ListParagraph"/>
+        <w:numPr>
+          <w:ilvl w:val="0"/>
+          <w:numId w:val="21"/>
+        </w:numPr>
+        <w:tabs>
+          <w:tab w:val="left" w:pos="180"/>
+        </w:tabs>
+        <w:spacing w:after="0" w:line="360" w:lineRule="auto"/>
+        <w:jc w:val="both"/>
+        <w:rPr>
+          <w:szCs w:val="24"/>
+        </w:rPr>
+      </w:pPr>
+      <w:r>
+        <w:rPr>
+          <w:szCs w:val="24"/>
+        </w:rPr>
+        <w:t>Users cannot create personal accounts.</w:t>
+      </w:r>
+    </w:p>
+    <w:p>
+      <w:pPr>
+        <w:pStyle w:val="ListParagraph"/>
+        <w:numPr>
+          <w:ilvl w:val="0"/>
+          <w:numId w:val="21"/>
+        </w:numPr>
+        <w:spacing w:after="0" w:line="360" w:lineRule="auto"/>
+        <w:ind w:left="180" w:hanging="180"/>
+        <w:jc w:val="both"/>
+        <w:rPr>
+          <w:szCs w:val="24"/>
+        </w:rPr>
+      </w:pPr>
+      <w:r>
+        <w:rPr>
+          <w:szCs w:val="24"/>
+        </w:rPr>
+        <w:t>There is no secure login system.</w:t>
+      </w:r>
+    </w:p>
+    <w:p>
+      <w:pPr>
+        <w:pStyle w:val="ListParagraph"/>
+        <w:numPr>
+          <w:ilvl w:val="0"/>
+          <w:numId w:val="21"/>
+        </w:numPr>
+        <w:spacing w:after="0" w:line="360" w:lineRule="auto"/>
+        <w:ind w:left="180" w:hanging="180"/>
+        <w:jc w:val="both"/>
+        <w:rPr>
+          <w:szCs w:val="24"/>
+        </w:rPr>
+      </w:pPr>
+      <w:r>
+        <w:rPr>
+          <w:szCs w:val="24"/>
+        </w:rPr>
+        <w:t>Players cannot track scores and ranking.</w:t>
+      </w:r>
+    </w:p>
+    <w:p>
+      <w:pPr>
+        <w:pStyle w:val="ListParagraph"/>
+        <w:numPr>
+          <w:ilvl w:val="0"/>
+          <w:numId w:val="21"/>
+        </w:numPr>
+        <w:spacing w:after="0" w:line="360" w:lineRule="auto"/>
+        <w:ind w:left="180" w:hanging="180"/>
+        <w:jc w:val="both"/>
+        <w:rPr>
+          <w:szCs w:val="24"/>
+        </w:rPr>
+      </w:pPr>
+      <w:r>
+        <w:rPr>
+          <w:szCs w:val="24"/>
+        </w:rPr>
+        <w:t>Multiplayer mode is missing in basic systems.</w:t>
+      </w:r>
+    </w:p>
+    <w:p>
+      <w:pPr>
+        <w:pStyle w:val="ListParagraph"/>
+        <w:numPr>
+          <w:ilvl w:val="0"/>
+          <w:numId w:val="21"/>
+        </w:numPr>
+        <w:spacing w:after="0" w:line="360" w:lineRule="auto"/>
+        <w:ind w:left="180" w:hanging="180"/>
+        <w:jc w:val="both"/>
+        <w:rPr>
+          <w:szCs w:val="24"/>
+        </w:rPr>
+      </w:pPr>
+      <w:r>
+        <w:rPr>
+          <w:szCs w:val="24"/>
+        </w:rPr>
+        <w:t>Existing systems lack CRUD operations.</w:t>
+      </w:r>
+    </w:p>
+    <w:p>
+      <w:pPr>
+        <w:pStyle w:val="ListParagraph"/>
+        <w:numPr>
+          <w:ilvl w:val="0"/>
+          <w:numId w:val="21"/>
+        </w:numPr>
+        <w:spacing w:after="0" w:line="360" w:lineRule="auto"/>
+        <w:ind w:left="180" w:hanging="180"/>
+        <w:jc w:val="both"/>
+        <w:rPr>
+          <w:szCs w:val="24"/>
+        </w:rPr>
+      </w:pPr>
+      <w:r>
+        <w:rPr>
+          <w:szCs w:val="24"/>
+        </w:rPr>
+        <w:t>Match history cannot be stored.</w:t>
+      </w:r>
+    </w:p>
+    <w:p>
+      <w:pPr>
+        <w:pStyle w:val="ListParagraph"/>
+        <w:spacing w:after="0" w:line="360" w:lineRule="auto"/>
+        <w:ind w:left="180"/>
+        <w:jc w:val="both"/>
+        <w:rPr>
+          <w:szCs w:val="24"/>
+        </w:rPr>
+      </w:pPr>
+    </w:p>
+    <w:p>
+      <w:pPr>
+        <w:spacing w:line="360" w:lineRule="auto"/>
+        <w:jc w:val="both"/>
+        <w:rPr>
+          <w:b/>
+          <w:szCs w:val="24"/>
+        </w:rPr>
+      </w:pPr>
+      <w:r>
+        <w:rPr>
+          <w:b/>
+          <w:szCs w:val="24"/>
+        </w:rPr>
+        <w:t>Implemented</w:t>
+      </w:r>
+      <w:r>
+        <w:rPr>
+          <w:b/>
+          <w:szCs w:val="24"/>
+        </w:rPr>
+        <w:t xml:space="preserve"> Solutions</w:t>
+      </w:r>
+    </w:p>
+    <w:p>
+      <w:pPr>
+        <w:spacing w:line="360" w:lineRule="auto"/>
+        <w:jc w:val="both"/>
+        <w:rPr>
+          <w:szCs w:val="24"/>
+        </w:rPr>
+      </w:pPr>
+      <w:r>
+        <w:rPr>
+          <w:szCs w:val="24"/>
+        </w:rPr>
+        <w:t xml:space="preserve">To solve the above problems, an advanced </w:t>
+      </w:r>
+      <w:r>
+        <w:rPr>
+          <w:szCs w:val="24"/>
+        </w:rPr>
+        <w:t xml:space="preserve">Rock Paper Scissors game is developed </w:t>
+      </w:r>
+      <w:r>
+        <w:rPr>
+          <w:szCs w:val="24"/>
+        </w:rPr>
+        <w:t>using C programming language.</w:t>
+      </w:r>
+      <w:r>
+        <w:rPr>
+          <w:szCs w:val="24"/>
+        </w:rPr>
+        <w:t xml:space="preserve"> This system includes:</w:t>
+      </w:r>
+    </w:p>
+    <w:p>
+      <w:pPr>
+        <w:pStyle w:val="ListParagraph"/>
+        <w:numPr>
+          <w:ilvl w:val="0"/>
+          <w:numId w:val="22"/>
+        </w:numPr>
+        <w:spacing w:after="0" w:line="360" w:lineRule="auto"/>
+        <w:ind w:left="180" w:hanging="180"/>
+        <w:jc w:val="both"/>
+        <w:rPr>
+          <w:szCs w:val="24"/>
+        </w:rPr>
+      </w:pPr>
+      <w:r>
+        <w:rPr>
+          <w:szCs w:val="24"/>
+        </w:rPr>
+        <w:t>User registration and login system.</w:t>
+      </w:r>
+    </w:p>
+    <w:p>
+      <w:pPr>
+        <w:pStyle w:val="ListParagraph"/>
+        <w:numPr>
+          <w:ilvl w:val="0"/>
+          <w:numId w:val="22"/>
+        </w:numPr>
+        <w:spacing w:after="0" w:line="360" w:lineRule="auto"/>
+        <w:ind w:left="180" w:hanging="180"/>
+        <w:jc w:val="both"/>
+        <w:rPr>
+          <w:szCs w:val="24"/>
+        </w:rPr>
+      </w:pPr>
+      <w:r>
+        <w:rPr>
+          <w:szCs w:val="24"/>
+        </w:rPr>
+        <w:t>File handling for permanent data storage.</w:t>
+      </w:r>
+    </w:p>
+    <w:p>
+      <w:pPr>
+        <w:pStyle w:val="ListParagraph"/>
+        <w:numPr>
+          <w:ilvl w:val="0"/>
+          <w:numId w:val="22"/>
+        </w:numPr>
+        <w:spacing w:after="0" w:line="360" w:lineRule="auto"/>
+        <w:ind w:left="180" w:hanging="180"/>
+        <w:jc w:val="both"/>
+        <w:rPr>
+          <w:szCs w:val="24"/>
+        </w:rPr>
+      </w:pPr>
+      <w:r>
+        <w:rPr>
+          <w:szCs w:val="24"/>
+        </w:rPr>
+        <w:t>Multiplayer gameplay mode.</w:t>
+      </w:r>
+    </w:p>
+    <w:p>
+      <w:pPr>
+        <w:pStyle w:val="ListParagraph"/>
+        <w:numPr>
+          <w:ilvl w:val="0"/>
+          <w:numId w:val="22"/>
+        </w:numPr>
+        <w:spacing w:after="0" w:line="360" w:lineRule="auto"/>
+        <w:ind w:left="180" w:hanging="180"/>
+        <w:jc w:val="both"/>
+        <w:rPr>
+          <w:szCs w:val="24"/>
+        </w:rPr>
+      </w:pPr>
+      <w:r>
+        <w:rPr>
+          <w:szCs w:val="24"/>
+        </w:rPr>
+        <w:t>Leaderboard system.</w:t>
+      </w:r>
+      <w:bookmarkStart w:id="14" w:name="_GoBack"/>
+      <w:bookmarkEnd w:id="14"/>
+    </w:p>
+    <w:p>
+      <w:pPr>
+        <w:rPr>
+          <w:szCs w:val="24"/>
+        </w:rPr>
+      </w:pPr>
+      <w:r>
+        <w:rPr>
+          <w:szCs w:val="24"/>
+        </w:rPr>
         <w:br w:type="page"/>
       </w:r>
     </w:p>
@@ -5751,7 +6223,6 @@
         <w:jc w:val="both"/>
       </w:pPr>
       <w:r>
-        <w:lastRenderedPageBreak/>
         <w:t>Requirement Document</w:t>
       </w:r>
     </w:p>
@@ -5793,7 +6264,6 @@
         <w:jc w:val="both"/>
       </w:pPr>
       <w:r>
-        <w:lastRenderedPageBreak/>
         <w:t>System Design</w:t>
       </w:r>
     </w:p>
@@ -5909,7 +6379,7 @@
                     <pic:cNvPicPr/>
                   </pic:nvPicPr>
                   <pic:blipFill>
-                    <a:blip r:embed="rId13">
+                    <a:blip r:embed="rId12">
                       <a:extLst>
                         <a:ext uri="{28A0092B-C50C-407E-A947-70E740481C1C}">
                           <a14:useLocalDpi xmlns:a14="http://schemas.microsoft.com/office/drawing/2010/main" val="0"/>
@@ -5957,7 +6427,6 @@
         <w:jc w:val="both"/>
       </w:pPr>
       <w:r>
-        <w:lastRenderedPageBreak/>
         <w:t>Development</w:t>
       </w:r>
     </w:p>
@@ -6514,7 +6983,6 @@
         <w:jc w:val="both"/>
       </w:pPr>
       <w:r>
-        <w:lastRenderedPageBreak/>
         <w:t>Testing</w:t>
       </w:r>
     </w:p>
@@ -6667,7 +7135,7 @@
                           <pic:cNvPr id="1026" name="Picture 2">
                             <a:extLst>
                               <a:ext uri="{FF2B5EF4-FFF2-40B4-BE49-F238E27FC236}">
-                                <a16:creationId xmlns:a16="http://schemas.microsoft.com/office/drawing/2014/main" id="{F6C4AF52-ACA0-4323-B934-EF30663D567C}"/>
+                                <a16:creationId xmlns:a16="http://schemas.microsoft.com/office/drawing/2014/main" xmlns:w16se="http://schemas.microsoft.com/office/word/2015/wordml/symex" xmlns:w16sdtfl="http://schemas.microsoft.com/office/word/2024/wordml/sdtformatlock" xmlns:w16sdtdh="http://schemas.microsoft.com/office/word/2020/wordml/sdtdatahash" xmlns:w16du="http://schemas.microsoft.com/office/word/2023/wordml/word16du" xmlns:w16="http://schemas.microsoft.com/office/word/2018/wordml" xmlns:w16cid="http://schemas.microsoft.com/office/word/2016/wordml/cid" xmlns:w16cex="http://schemas.microsoft.com/office/word/2018/wordml/cex" xmlns:w="http://schemas.openxmlformats.org/wordprocessingml/2006/main" xmlns:w10="urn:schemas-microsoft-com:office:word" xmlns:v="urn:schemas-microsoft-com:vml" xmlns:oel="http://schemas.microsoft.com/office/2019/extlst" xmlns:o="urn:schemas-microsoft-com:office:office" xmlns:am3d="http://schemas.microsoft.com/office/drawing/2017/model3d" xmlns:aink="http://schemas.microsoft.com/office/drawing/2016/ink" xmlns:cx8="http://schemas.microsoft.com/office/drawing/2016/5/14/chartex" xmlns:cx7="http://schemas.microsoft.com/office/drawing/2016/5/13/chartex" xmlns:cx6="http://schemas.microsoft.com/office/drawing/2016/5/12/chartex" xmlns:cx5="http://schemas.microsoft.com/office/drawing/2016/5/11/chartex" xmlns:cx4="http://schemas.microsoft.com/office/drawing/2016/5/10/chartex" xmlns:cx3="http://schemas.microsoft.com/office/drawing/2016/5/9/chartex" xmlns:cx2="http://schemas.microsoft.com/office/drawing/2015/10/21/chartex" xmlns:cx1="http://schemas.microsoft.com/office/drawing/2015/9/8/chartex" xmlns:cx="http://schemas.microsoft.com/office/drawing/2014/chartex" xmlns="" id="{F6C4AF52-ACA0-4323-B934-EF30663D567C}"/>
                               </a:ext>
                             </a:extLst>
                           </pic:cNvPr>
@@ -6676,7 +7144,7 @@
                           </pic:cNvPicPr>
                         </pic:nvPicPr>
                         <pic:blipFill rotWithShape="1">
-                          <a:blip r:embed="rId14">
+                          <a:blip r:embed="rId13">
                             <a:extLst>
                               <a:ext uri="{28A0092B-C50C-407E-A947-70E740481C1C}">
                                 <a14:useLocalDpi xmlns:a14="http://schemas.microsoft.com/office/drawing/2010/main" val="0"/>
@@ -6739,7 +7207,7 @@
                                   <w:lang w:val="en-US"/>
                                 </w:rPr>
                               </w:pPr>
-                              <w:bookmarkStart w:id="14" w:name="_Toc56929757"/>
+                              <w:bookmarkStart w:id="15" w:name="_Toc56929757"/>
                               <w:r>
                                 <w:rPr>
                                   <w:rFonts w:cs="Times New Roman"/>
@@ -6825,7 +7293,7 @@
                                 </w:rPr>
                                 <w:t>: Software Testing Life Cycle</w:t>
                               </w:r>
-                              <w:bookmarkEnd w:id="14"/>
+                              <w:bookmarkEnd w:id="15"/>
                             </w:p>
                           </w:txbxContent>
                         </wps:txbx>
@@ -6850,12 +7318,12 @@
           </mc:Choice>
           <mc:Fallback>
             <w:pict>
-              <v:group w14:anchorId="7B020EE0" id="Group 14" o:spid="_x0000_s1026" style="position:absolute;left:0;text-align:left;margin-left:21.75pt;margin-top:16.8pt;width:337.5pt;height:263.4pt;z-index:251660288;mso-width-relative:margin;mso-height-relative:margin" coordsize="45732,35693" o:gfxdata="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">
+              <v:group w14:anchorId="7B020EE0" id="Group 14" o:spid="_x0000_s1026" style="position:absolute;left:0;text-align:left;margin-left:21.75pt;margin-top:16.8pt;width:337.5pt;height:263.4pt;z-index:251660288;mso-width-relative:margin;mso-height-relative:margin" coordsize="45732,35693" o:gfxdata="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">
                 <v:shapetype id="_x0000_t202" coordsize="21600,21600" o:spt="202" path="m,l,21600r21600,l21600,xe">
                   <v:stroke joinstyle="miter"/>
                   <v:path gradientshapeok="t" o:connecttype="rect"/>
                 </v:shapetype>
-                <v:shape id="Text Box 12" o:spid="_x0000_s1028" type="#_x0000_t202" style="position:absolute;top:32670;width:45732;height:3023;visibility:visible;mso-wrap-style:square;v-text-anchor:top" o:gfxdata="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" stroked="f">
+                <v:shape id="Text Box 12" o:spid="_x0000_s1028" type="#_x0000_t202" style="position:absolute;top:32670;width:45732;height:3023;visibility:visible;mso-wrap-style:square;v-text-anchor:top" o:gfxdata="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" stroked="f">
                   <v:textbox inset="0,0,0,0">
                     <w:txbxContent>
                       <w:p>
@@ -6872,7 +7340,7 @@
                             <w:lang w:val="en-US"/>
                           </w:rPr>
                         </w:pPr>
-                        <w:bookmarkStart w:id="15" w:name="_Toc56929757"/>
+                        <w:bookmarkStart w:id="16" w:name="_Toc56929757"/>
                         <w:r>
                           <w:rPr>
                             <w:rFonts w:cs="Times New Roman"/>
@@ -6958,7 +7426,7 @@
                           </w:rPr>
                           <w:t>: Software Testing Life Cycle</w:t>
                         </w:r>
-                        <w:bookmarkEnd w:id="15"/>
+                        <w:bookmarkEnd w:id="16"/>
                       </w:p>
                     </w:txbxContent>
                   </v:textbox>
@@ -7075,7 +7543,6 @@
           <w:rFonts w:cs="Times New Roman"/>
           <w:lang w:val="en-US"/>
         </w:rPr>
-        <w:lastRenderedPageBreak/>
         <w:t xml:space="preserve">Test Case Designing − create the test cases based on </w:t>
       </w:r>
       <w:r>
@@ -7174,14 +7641,14 @@
           <w:lang w:val="en-US"/>
         </w:rPr>
       </w:pPr>
-      <w:bookmarkStart w:id="16" w:name="_Toc57274838"/>
+      <w:bookmarkStart w:id="17" w:name="_Toc57274838"/>
       <w:r>
         <w:rPr>
           <w:lang w:val="en-US"/>
         </w:rPr>
         <w:t>EXAMPLE OF A TEST CASE,</w:t>
       </w:r>
-      <w:bookmarkEnd w:id="16"/>
+      <w:bookmarkEnd w:id="17"/>
       <w:r>
         <w:rPr>
           <w:lang w:val="en-US"/>
@@ -7395,7 +7862,7 @@
                     </pic:cNvPicPr>
                   </pic:nvPicPr>
                   <pic:blipFill>
-                    <a:blip r:embed="rId15">
+                    <a:blip r:embed="rId14">
                       <a:extLst>
                         <a:ext uri="{28A0092B-C50C-407E-A947-70E740481C1C}">
                           <a14:useLocalDpi xmlns:a14="http://schemas.microsoft.com/office/drawing/2010/main" val="0"/>
@@ -7483,7 +7950,7 @@
                                 <w:lang w:val="en-US"/>
                               </w:rPr>
                             </w:pPr>
-                            <w:bookmarkStart w:id="17" w:name="_Toc56929758"/>
+                            <w:bookmarkStart w:id="18" w:name="_Toc56929758"/>
                             <w:r>
                               <w:rPr>
                                 <w:rFonts w:cs="Times New Roman"/>
@@ -7569,7 +8036,7 @@
                               </w:rPr>
                               <w:t>: Test Case using Matrix</w:t>
                             </w:r>
-                            <w:bookmarkEnd w:id="17"/>
+                            <w:bookmarkEnd w:id="18"/>
                           </w:p>
                         </w:txbxContent>
                       </wps:txbx>
@@ -7587,7 +8054,7 @@
           </mc:Choice>
           <mc:Fallback>
             <w:pict>
-              <v:shape w14:anchorId="52A503B0" id="Text Box 13" o:spid="_x0000_s1029" type="#_x0000_t202" style="position:absolute;left:0;text-align:left;margin-left:-3pt;margin-top:150.95pt;width:415.3pt;height:.05pt;z-index:251661312;visibility:visible;mso-wrap-style:square;mso-wrap-distance-left:9pt;mso-wrap-distance-top:0;mso-wrap-distance-right:9pt;mso-wrap-distance-bottom:0;mso-position-horizontal:absolute;mso-position-horizontal-relative:text;mso-position-vertical:absolute;mso-position-vertical-relative:text;v-text-anchor:top" o:gfxdata="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" stroked="f">
+              <v:shape w14:anchorId="52A503B0" id="Text Box 13" o:spid="_x0000_s1029" type="#_x0000_t202" style="position:absolute;left:0;text-align:left;margin-left:-3pt;margin-top:150.95pt;width:415.3pt;height:.05pt;z-index:251661312;visibility:visible;mso-wrap-style:square;mso-wrap-distance-left:9pt;mso-wrap-distance-top:0;mso-wrap-distance-right:9pt;mso-wrap-distance-bottom:0;mso-position-horizontal:absolute;mso-position-horizontal-relative:text;mso-position-vertical:absolute;mso-position-vertical-relative:text;v-text-anchor:top" o:gfxdata="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" stroked="f">
                 <v:textbox style="mso-fit-shape-to-text:t" inset="0,0,0,0">
                   <w:txbxContent>
                     <w:p>
@@ -7604,7 +8071,7 @@
                           <w:lang w:val="en-US"/>
                         </w:rPr>
                       </w:pPr>
-                      <w:bookmarkStart w:id="18" w:name="_Toc56929758"/>
+                      <w:bookmarkStart w:id="19" w:name="_Toc56929758"/>
                       <w:r>
                         <w:rPr>
                           <w:rFonts w:cs="Times New Roman"/>
@@ -7690,7 +8157,7 @@
                         </w:rPr>
                         <w:t>: Test Case using Matrix</w:t>
                       </w:r>
-                      <w:bookmarkEnd w:id="18"/>
+                      <w:bookmarkEnd w:id="19"/>
                     </w:p>
                   </w:txbxContent>
                 </v:textbox>
@@ -7718,11 +8185,11 @@
         <w:spacing w:line="360" w:lineRule="auto"/>
         <w:ind w:left="360"/>
       </w:pPr>
-      <w:bookmarkStart w:id="19" w:name="_Toc57274839"/>
+      <w:bookmarkStart w:id="20" w:name="_Toc57274839"/>
       <w:r>
         <w:t>A Test Matrix with Tested modules or Requirement Traceability Matrix</w:t>
       </w:r>
-      <w:bookmarkEnd w:id="19"/>
+      <w:bookmarkEnd w:id="20"/>
     </w:p>
     <w:p>
       <w:pPr>
@@ -7768,7 +8235,6 @@
           <w:szCs w:val="24"/>
           <w:shd w:val="clear" w:color="auto" w:fill="FFFFFF"/>
         </w:rPr>
-        <w:lastRenderedPageBreak/>
         <w:t>It collects all requirements addressed by the client or the requirement analysts and requirement traceability in a single document, delivered at the conclusion of the Software development life cycle.</w:t>
       </w:r>
     </w:p>
@@ -8317,11 +8783,11 @@
                     <pic:cNvPicPr/>
                   </pic:nvPicPr>
                   <pic:blipFill>
-                    <a:blip r:embed="rId16">
+                    <a:blip r:embed="rId15">
                       <a:extLst>
                         <a:ext uri="{BEBA8EAE-BF5A-486C-A8C5-ECC9F3942E4B}">
                           <a14:imgProps xmlns:a14="http://schemas.microsoft.com/office/drawing/2010/main">
-                            <a14:imgLayer r:embed="rId17">
+                            <a14:imgLayer r:embed="rId16">
                               <a14:imgEffect>
                                 <a14:backgroundRemoval t="8511" b="91135" l="4330" r="95464">
                                   <a14:foregroundMark x1="11753" y1="40780" x2="11753" y2="40780"/>
@@ -8431,7 +8897,6 @@
                 <w:szCs w:val="24"/>
                 <w:shd w:val="clear" w:color="auto" w:fill="FFFFFF" w:themeFill="background1"/>
               </w:rPr>
-              <w:lastRenderedPageBreak/>
               <w:t>No</w:t>
             </w:r>
             <w:r>
@@ -9085,7 +9550,6 @@
         <w:rPr>
           <w:bCs/>
         </w:rPr>
-        <w:lastRenderedPageBreak/>
         <w:t>Project Results</w:t>
       </w:r>
     </w:p>
@@ -9213,11 +9677,7 @@
         <w:t xml:space="preserve">about “How the teamwork works”. Spiritually throughout the </w:t>
       </w:r>
       <w:r>
-        <w:t xml:space="preserve">project </w:t>
-      </w:r>
-      <w:r>
-        <w:lastRenderedPageBreak/>
-        <w:t>journey we acquire knowledge that everything can be learnt with passion and patience. Similarly, we developed friendly bond than the beginning.</w:t>
+        <w:t>project journey we acquire knowledge that everything can be learnt with passion and patience. Similarly, we developed friendly bond than the beginning.</w:t>
       </w:r>
     </w:p>
     <w:p>
@@ -9242,7 +9702,6 @@
         <w:jc w:val="both"/>
       </w:pPr>
       <w:r>
-        <w:lastRenderedPageBreak/>
         <w:t xml:space="preserve"> Future Enhancements</w:t>
       </w:r>
     </w:p>
@@ -9353,7 +9812,6 @@
         <w:rPr>
           <w:b/>
         </w:rPr>
-        <w:lastRenderedPageBreak/>
         <w:t>11</w:t>
       </w:r>
       <w:r>
@@ -9402,7 +9860,6 @@
         <w:pStyle w:val="Heading2"/>
       </w:pPr>
       <w:r>
-        <w:lastRenderedPageBreak/>
         <w:t>12. Annexures</w:t>
       </w:r>
     </w:p>
@@ -9476,12 +9933,7 @@
       </w:pPr>
     </w:p>
     <w:sectPr>
-      <w:headerReference w:type="even" r:id="rId18"/>
-      <w:headerReference w:type="default" r:id="rId19"/>
-      <w:footerReference w:type="even" r:id="rId20"/>
-      <w:footerReference w:type="default" r:id="rId21"/>
-      <w:headerReference w:type="first" r:id="rId22"/>
-      <w:footerReference w:type="first" r:id="rId23"/>
+      <w:footerReference w:type="default" r:id="rId17"/>
       <w:pgSz w:w="11906" w:h="16838" w:code="9"/>
       <w:pgMar w:top="1440" w:right="1440" w:bottom="1440" w:left="2160" w:header="720" w:footer="720" w:gutter="0"/>
       <w:cols w:space="720"/>
@@ -9492,7 +9944,7 @@
 </file>
 
 <file path=word/endnotes.xml><?xml version="1.0" encoding="utf-8"?>
-<w:endnotes xmlns:wpc="http://schemas.microsoft.com/office/word/2010/wordprocessingCanvas" xmlns:cx="http://schemas.microsoft.com/office/drawing/2014/chartex" xmlns:cx1="http://schemas.microsoft.com/office/drawing/2015/9/8/chartex" xmlns:cx2="http://schemas.microsoft.com/office/drawing/2015/10/21/chartex" xmlns:cx3="http://schemas.microsoft.com/office/drawing/2016/5/9/chartex" xmlns:cx4="http://schemas.microsoft.com/office/drawing/2016/5/10/chartex" xmlns:cx5="http://schemas.microsoft.com/office/drawing/2016/5/11/chartex" xmlns:cx6="http://schemas.microsoft.com/office/drawing/2016/5/12/chartex" xmlns:cx7="http://schemas.microsoft.com/office/drawing/2016/5/13/chartex" xmlns:cx8="http://schemas.microsoft.com/office/drawing/2016/5/14/chartex" xmlns:mc="http://schemas.openxmlformats.org/markup-compatibility/2006" xmlns:aink="http://schemas.microsoft.com/office/drawing/2016/ink" xmlns:am3d="http://schemas.microsoft.com/office/drawing/2017/model3d" xmlns:o="urn:schemas-microsoft-com:office:office" xmlns:oel="http://schemas.microsoft.com/office/2019/extlst" xmlns:r="http://schemas.openxmlformats.org/officeDocument/2006/relationships" xmlns:m="http://schemas.openxmlformats.org/officeDocument/2006/math" xmlns:v="urn:schemas-microsoft-com:vml" xmlns:wp14="http://schemas.microsoft.com/office/word/2010/wordprocessingDrawing" xmlns:wp="http://schemas.openxmlformats.org/drawingml/2006/wordprocessingDrawing" xmlns:w10="urn:schemas-microsoft-com:office:word" xmlns:w="http://schemas.openxmlformats.org/wordprocessingml/2006/main" xmlns:w14="http://schemas.microsoft.com/office/word/2010/wordml" xmlns:w15="http://schemas.microsoft.com/office/word/2012/wordml" xmlns:w16cex="http://schemas.microsoft.com/office/word/2018/wordml/cex" xmlns:w16cid="http://schemas.microsoft.com/office/word/2016/wordml/cid" xmlns:w16="http://schemas.microsoft.com/office/word/2018/wordml" xmlns:w16du="http://schemas.microsoft.com/office/word/2023/wordml/word16du" xmlns:w16sdtdh="http://schemas.microsoft.com/office/word/2020/wordml/sdtdatahash" xmlns:w16sdtfl="http://schemas.microsoft.com/office/word/2024/wordml/sdtformatlock" xmlns:w16se="http://schemas.microsoft.com/office/word/2015/wordml/symex" xmlns:wpg="http://schemas.microsoft.com/office/word/2010/wordprocessingGroup" xmlns:wpi="http://schemas.microsoft.com/office/word/2010/wordprocessingInk" xmlns:wne="http://schemas.microsoft.com/office/word/2006/wordml" xmlns:wps="http://schemas.microsoft.com/office/word/2010/wordprocessingShape" mc:Ignorable="w14 w15 w16se w16cid w16 w16cex w16sdtdh w16sdtfl w16du wp14">
+<w:endnotes xmlns:wpc="http://schemas.microsoft.com/office/word/2010/wordprocessingCanvas" xmlns:mc="http://schemas.openxmlformats.org/markup-compatibility/2006" xmlns:o="urn:schemas-microsoft-com:office:office" xmlns:r="http://schemas.openxmlformats.org/officeDocument/2006/relationships" xmlns:m="http://schemas.openxmlformats.org/officeDocument/2006/math" xmlns:v="urn:schemas-microsoft-com:vml" xmlns:wp14="http://schemas.microsoft.com/office/word/2010/wordprocessingDrawing" xmlns:wp="http://schemas.openxmlformats.org/drawingml/2006/wordprocessingDrawing" xmlns:w10="urn:schemas-microsoft-com:office:word" xmlns:w="http://schemas.openxmlformats.org/wordprocessingml/2006/main" xmlns:w14="http://schemas.microsoft.com/office/word/2010/wordml" xmlns:w15="http://schemas.microsoft.com/office/word/2012/wordml" xmlns:wpg="http://schemas.microsoft.com/office/word/2010/wordprocessingGroup" xmlns:wpi="http://schemas.microsoft.com/office/word/2010/wordprocessingInk" xmlns:wne="http://schemas.microsoft.com/office/word/2006/wordml" xmlns:wps="http://schemas.microsoft.com/office/word/2010/wordprocessingShape" mc:Ignorable="w14 w15 wp14">
   <w:endnote w:type="separator" w:id="-1">
     <w:p>
       <w:pPr>
@@ -9517,17 +9969,7 @@
 </file>
 
 <file path=word/footer1.xml><?xml version="1.0" encoding="utf-8"?>
-<w:ftr xmlns:wpc="http://schemas.microsoft.com/office/word/2010/wordprocessingCanvas" xmlns:cx="http://schemas.microsoft.com/office/drawing/2014/chartex" xmlns:cx1="http://schemas.microsoft.com/office/drawing/2015/9/8/chartex" xmlns:cx2="http://schemas.microsoft.com/office/drawing/2015/10/21/chartex" xmlns:cx3="http://schemas.microsoft.com/office/drawing/2016/5/9/chartex" xmlns:cx4="http://schemas.microsoft.com/office/drawing/2016/5/10/chartex" xmlns:cx5="http://schemas.microsoft.com/office/drawing/2016/5/11/chartex" xmlns:cx6="http://schemas.microsoft.com/office/drawing/2016/5/12/chartex" xmlns:cx7="http://schemas.microsoft.com/office/drawing/2016/5/13/chartex" xmlns:cx8="http://schemas.microsoft.com/office/drawing/2016/5/14/chartex" xmlns:mc="http://schemas.openxmlformats.org/markup-compatibility/2006" xmlns:aink="http://schemas.microsoft.com/office/drawing/2016/ink" xmlns:am3d="http://schemas.microsoft.com/office/drawing/2017/model3d" xmlns:o="urn:schemas-microsoft-com:office:office" xmlns:oel="http://schemas.microsoft.com/office/2019/extlst" xmlns:r="http://schemas.openxmlformats.org/officeDocument/2006/relationships" xmlns:m="http://schemas.openxmlformats.org/officeDocument/2006/math" xmlns:v="urn:schemas-microsoft-com:vml" xmlns:wp14="http://schemas.microsoft.com/office/word/2010/wordprocessingDrawing" xmlns:wp="http://schemas.openxmlformats.org/drawingml/2006/wordprocessingDrawing" xmlns:w10="urn:schemas-microsoft-com:office:word" xmlns:w="http://schemas.openxmlformats.org/wordprocessingml/2006/main" xmlns:w14="http://schemas.microsoft.com/office/word/2010/wordml" xmlns:w15="http://schemas.microsoft.com/office/word/2012/wordml" xmlns:w16cex="http://schemas.microsoft.com/office/word/2018/wordml/cex" xmlns:w16cid="http://schemas.microsoft.com/office/word/2016/wordml/cid" xmlns:w16="http://schemas.microsoft.com/office/word/2018/wordml" xmlns:w16du="http://schemas.microsoft.com/office/word/2023/wordml/word16du" xmlns:w16sdtdh="http://schemas.microsoft.com/office/word/2020/wordml/sdtdatahash" xmlns:w16sdtfl="http://schemas.microsoft.com/office/word/2024/wordml/sdtformatlock" xmlns:w16se="http://schemas.microsoft.com/office/word/2015/wordml/symex" xmlns:wpg="http://schemas.microsoft.com/office/word/2010/wordprocessingGroup" xmlns:wpi="http://schemas.microsoft.com/office/word/2010/wordprocessingInk" xmlns:wne="http://schemas.microsoft.com/office/word/2006/wordml" xmlns:wps="http://schemas.microsoft.com/office/word/2010/wordprocessingShape" mc:Ignorable="w14 w15 w16se w16cid w16 w16cex w16sdtdh w16sdtfl w16du wp14">
-  <w:p>
-    <w:pPr>
-      <w:pStyle w:val="Footer"/>
-    </w:pPr>
-  </w:p>
-</w:ftr>
-</file>
-
-<file path=word/footer2.xml><?xml version="1.0" encoding="utf-8"?>
-<w:ftr xmlns:wpc="http://schemas.microsoft.com/office/word/2010/wordprocessingCanvas" xmlns:cx="http://schemas.microsoft.com/office/drawing/2014/chartex" xmlns:cx1="http://schemas.microsoft.com/office/drawing/2015/9/8/chartex" xmlns:cx2="http://schemas.microsoft.com/office/drawing/2015/10/21/chartex" xmlns:cx3="http://schemas.microsoft.com/office/drawing/2016/5/9/chartex" xmlns:cx4="http://schemas.microsoft.com/office/drawing/2016/5/10/chartex" xmlns:cx5="http://schemas.microsoft.com/office/drawing/2016/5/11/chartex" xmlns:cx6="http://schemas.microsoft.com/office/drawing/2016/5/12/chartex" xmlns:cx7="http://schemas.microsoft.com/office/drawing/2016/5/13/chartex" xmlns:cx8="http://schemas.microsoft.com/office/drawing/2016/5/14/chartex" xmlns:mc="http://schemas.openxmlformats.org/markup-compatibility/2006" xmlns:aink="http://schemas.microsoft.com/office/drawing/2016/ink" xmlns:am3d="http://schemas.microsoft.com/office/drawing/2017/model3d" xmlns:o="urn:schemas-microsoft-com:office:office" xmlns:oel="http://schemas.microsoft.com/office/2019/extlst" xmlns:r="http://schemas.openxmlformats.org/officeDocument/2006/relationships" xmlns:m="http://schemas.openxmlformats.org/officeDocument/2006/math" xmlns:v="urn:schemas-microsoft-com:vml" xmlns:wp14="http://schemas.microsoft.com/office/word/2010/wordprocessingDrawing" xmlns:wp="http://schemas.openxmlformats.org/drawingml/2006/wordprocessingDrawing" xmlns:w10="urn:schemas-microsoft-com:office:word" xmlns:w="http://schemas.openxmlformats.org/wordprocessingml/2006/main" xmlns:w14="http://schemas.microsoft.com/office/word/2010/wordml" xmlns:w15="http://schemas.microsoft.com/office/word/2012/wordml" xmlns:w16cex="http://schemas.microsoft.com/office/word/2018/wordml/cex" xmlns:w16cid="http://schemas.microsoft.com/office/word/2016/wordml/cid" xmlns:w16="http://schemas.microsoft.com/office/word/2018/wordml" xmlns:w16du="http://schemas.microsoft.com/office/word/2023/wordml/word16du" xmlns:w16sdtdh="http://schemas.microsoft.com/office/word/2020/wordml/sdtdatahash" xmlns:w16sdtfl="http://schemas.microsoft.com/office/word/2024/wordml/sdtformatlock" xmlns:w16se="http://schemas.microsoft.com/office/word/2015/wordml/symex" xmlns:wpg="http://schemas.microsoft.com/office/word/2010/wordprocessingGroup" xmlns:wpi="http://schemas.microsoft.com/office/word/2010/wordprocessingInk" xmlns:wne="http://schemas.microsoft.com/office/word/2006/wordml" xmlns:wps="http://schemas.microsoft.com/office/word/2010/wordprocessingShape" mc:Ignorable="w14 w15 w16se w16cid w16 w16cex w16sdtdh w16sdtfl w16du wp14">
+<w:ftr xmlns:wpc="http://schemas.microsoft.com/office/word/2010/wordprocessingCanvas" xmlns:mc="http://schemas.openxmlformats.org/markup-compatibility/2006" xmlns:o="urn:schemas-microsoft-com:office:office" xmlns:r="http://schemas.openxmlformats.org/officeDocument/2006/relationships" xmlns:m="http://schemas.openxmlformats.org/officeDocument/2006/math" xmlns:v="urn:schemas-microsoft-com:vml" xmlns:wp14="http://schemas.microsoft.com/office/word/2010/wordprocessingDrawing" xmlns:wp="http://schemas.openxmlformats.org/drawingml/2006/wordprocessingDrawing" xmlns:w10="urn:schemas-microsoft-com:office:word" xmlns:w="http://schemas.openxmlformats.org/wordprocessingml/2006/main" xmlns:w14="http://schemas.microsoft.com/office/word/2010/wordml" xmlns:w15="http://schemas.microsoft.com/office/word/2012/wordml" xmlns:wpg="http://schemas.microsoft.com/office/word/2010/wordprocessingGroup" xmlns:wpi="http://schemas.microsoft.com/office/word/2010/wordprocessingInk" xmlns:wne="http://schemas.microsoft.com/office/word/2006/wordml" xmlns:wps="http://schemas.microsoft.com/office/word/2010/wordprocessingShape" mc:Ignorable="w14 w15 wp14">
   <w:sdt>
     <w:sdtPr>
       <w:id w:val="1769740165"/>
@@ -9579,18 +10021,8 @@
 </w:ftr>
 </file>
 
-<file path=word/footer3.xml><?xml version="1.0" encoding="utf-8"?>
-<w:ftr xmlns:wpc="http://schemas.microsoft.com/office/word/2010/wordprocessingCanvas" xmlns:cx="http://schemas.microsoft.com/office/drawing/2014/chartex" xmlns:cx1="http://schemas.microsoft.com/office/drawing/2015/9/8/chartex" xmlns:cx2="http://schemas.microsoft.com/office/drawing/2015/10/21/chartex" xmlns:cx3="http://schemas.microsoft.com/office/drawing/2016/5/9/chartex" xmlns:cx4="http://schemas.microsoft.com/office/drawing/2016/5/10/chartex" xmlns:cx5="http://schemas.microsoft.com/office/drawing/2016/5/11/chartex" xmlns:cx6="http://schemas.microsoft.com/office/drawing/2016/5/12/chartex" xmlns:cx7="http://schemas.microsoft.com/office/drawing/2016/5/13/chartex" xmlns:cx8="http://schemas.microsoft.com/office/drawing/2016/5/14/chartex" xmlns:mc="http://schemas.openxmlformats.org/markup-compatibility/2006" xmlns:aink="http://schemas.microsoft.com/office/drawing/2016/ink" xmlns:am3d="http://schemas.microsoft.com/office/drawing/2017/model3d" xmlns:o="urn:schemas-microsoft-com:office:office" xmlns:oel="http://schemas.microsoft.com/office/2019/extlst" xmlns:r="http://schemas.openxmlformats.org/officeDocument/2006/relationships" xmlns:m="http://schemas.openxmlformats.org/officeDocument/2006/math" xmlns:v="urn:schemas-microsoft-com:vml" xmlns:wp14="http://schemas.microsoft.com/office/word/2010/wordprocessingDrawing" xmlns:wp="http://schemas.openxmlformats.org/drawingml/2006/wordprocessingDrawing" xmlns:w10="urn:schemas-microsoft-com:office:word" xmlns:w="http://schemas.openxmlformats.org/wordprocessingml/2006/main" xmlns:w14="http://schemas.microsoft.com/office/word/2010/wordml" xmlns:w15="http://schemas.microsoft.com/office/word/2012/wordml" xmlns:w16cex="http://schemas.microsoft.com/office/word/2018/wordml/cex" xmlns:w16cid="http://schemas.microsoft.com/office/word/2016/wordml/cid" xmlns:w16="http://schemas.microsoft.com/office/word/2018/wordml" xmlns:w16du="http://schemas.microsoft.com/office/word/2023/wordml/word16du" xmlns:w16sdtdh="http://schemas.microsoft.com/office/word/2020/wordml/sdtdatahash" xmlns:w16sdtfl="http://schemas.microsoft.com/office/word/2024/wordml/sdtformatlock" xmlns:w16se="http://schemas.microsoft.com/office/word/2015/wordml/symex" xmlns:wpg="http://schemas.microsoft.com/office/word/2010/wordprocessingGroup" xmlns:wpi="http://schemas.microsoft.com/office/word/2010/wordprocessingInk" xmlns:wne="http://schemas.microsoft.com/office/word/2006/wordml" xmlns:wps="http://schemas.microsoft.com/office/word/2010/wordprocessingShape" mc:Ignorable="w14 w15 w16se w16cid w16 w16cex w16sdtdh w16sdtfl w16du wp14">
-  <w:p>
-    <w:pPr>
-      <w:pStyle w:val="Footer"/>
-    </w:pPr>
-  </w:p>
-</w:ftr>
-</file>
-
 <file path=word/footnotes.xml><?xml version="1.0" encoding="utf-8"?>
-<w:footnotes xmlns:wpc="http://schemas.microsoft.com/office/word/2010/wordprocessingCanvas" xmlns:cx="http://schemas.microsoft.com/office/drawing/2014/chartex" xmlns:cx1="http://schemas.microsoft.com/office/drawing/2015/9/8/chartex" xmlns:cx2="http://schemas.microsoft.com/office/drawing/2015/10/21/chartex" xmlns:cx3="http://schemas.microsoft.com/office/drawing/2016/5/9/chartex" xmlns:cx4="http://schemas.microsoft.com/office/drawing/2016/5/10/chartex" xmlns:cx5="http://schemas.microsoft.com/office/drawing/2016/5/11/chartex" xmlns:cx6="http://schemas.microsoft.com/office/drawing/2016/5/12/chartex" xmlns:cx7="http://schemas.microsoft.com/office/drawing/2016/5/13/chartex" xmlns:cx8="http://schemas.microsoft.com/office/drawing/2016/5/14/chartex" xmlns:mc="http://schemas.openxmlformats.org/markup-compatibility/2006" xmlns:aink="http://schemas.microsoft.com/office/drawing/2016/ink" xmlns:am3d="http://schemas.microsoft.com/office/drawing/2017/model3d" xmlns:o="urn:schemas-microsoft-com:office:office" xmlns:oel="http://schemas.microsoft.com/office/2019/extlst" xmlns:r="http://schemas.openxmlformats.org/officeDocument/2006/relationships" xmlns:m="http://schemas.openxmlformats.org/officeDocument/2006/math" xmlns:v="urn:schemas-microsoft-com:vml" xmlns:wp14="http://schemas.microsoft.com/office/word/2010/wordprocessingDrawing" xmlns:wp="http://schemas.openxmlformats.org/drawingml/2006/wordprocessingDrawing" xmlns:w10="urn:schemas-microsoft-com:office:word" xmlns:w="http://schemas.openxmlformats.org/wordprocessingml/2006/main" xmlns:w14="http://schemas.microsoft.com/office/word/2010/wordml" xmlns:w15="http://schemas.microsoft.com/office/word/2012/wordml" xmlns:w16cex="http://schemas.microsoft.com/office/word/2018/wordml/cex" xmlns:w16cid="http://schemas.microsoft.com/office/word/2016/wordml/cid" xmlns:w16="http://schemas.microsoft.com/office/word/2018/wordml" xmlns:w16du="http://schemas.microsoft.com/office/word/2023/wordml/word16du" xmlns:w16sdtdh="http://schemas.microsoft.com/office/word/2020/wordml/sdtdatahash" xmlns:w16sdtfl="http://schemas.microsoft.com/office/word/2024/wordml/sdtformatlock" xmlns:w16se="http://schemas.microsoft.com/office/word/2015/wordml/symex" xmlns:wpg="http://schemas.microsoft.com/office/word/2010/wordprocessingGroup" xmlns:wpi="http://schemas.microsoft.com/office/word/2010/wordprocessingInk" xmlns:wne="http://schemas.microsoft.com/office/word/2006/wordml" xmlns:wps="http://schemas.microsoft.com/office/word/2010/wordprocessingShape" mc:Ignorable="w14 w15 w16se w16cid w16 w16cex w16sdtdh w16sdtfl w16du wp14">
+<w:footnotes xmlns:wpc="http://schemas.microsoft.com/office/word/2010/wordprocessingCanvas" xmlns:mc="http://schemas.openxmlformats.org/markup-compatibility/2006" xmlns:o="urn:schemas-microsoft-com:office:office" xmlns:r="http://schemas.openxmlformats.org/officeDocument/2006/relationships" xmlns:m="http://schemas.openxmlformats.org/officeDocument/2006/math" xmlns:v="urn:schemas-microsoft-com:vml" xmlns:wp14="http://schemas.microsoft.com/office/word/2010/wordprocessingDrawing" xmlns:wp="http://schemas.openxmlformats.org/drawingml/2006/wordprocessingDrawing" xmlns:w10="urn:schemas-microsoft-com:office:word" xmlns:w="http://schemas.openxmlformats.org/wordprocessingml/2006/main" xmlns:w14="http://schemas.microsoft.com/office/word/2010/wordml" xmlns:w15="http://schemas.microsoft.com/office/word/2012/wordml" xmlns:wpg="http://schemas.microsoft.com/office/word/2010/wordprocessingGroup" xmlns:wpi="http://schemas.microsoft.com/office/word/2010/wordprocessingInk" xmlns:wne="http://schemas.microsoft.com/office/word/2006/wordml" xmlns:wps="http://schemas.microsoft.com/office/word/2010/wordprocessingShape" mc:Ignorable="w14 w15 wp14">
   <w:footnote w:type="separator" w:id="-1">
     <w:p>
       <w:pPr>
@@ -9614,39 +10046,98 @@
 </w:footnotes>
 </file>
 
-<file path=word/header1.xml><?xml version="1.0" encoding="utf-8"?>
-<w:hdr xmlns:wpc="http://schemas.microsoft.com/office/word/2010/wordprocessingCanvas" xmlns:cx="http://schemas.microsoft.com/office/drawing/2014/chartex" xmlns:cx1="http://schemas.microsoft.com/office/drawing/2015/9/8/chartex" xmlns:cx2="http://schemas.microsoft.com/office/drawing/2015/10/21/chartex" xmlns:cx3="http://schemas.microsoft.com/office/drawing/2016/5/9/chartex" xmlns:cx4="http://schemas.microsoft.com/office/drawing/2016/5/10/chartex" xmlns:cx5="http://schemas.microsoft.com/office/drawing/2016/5/11/chartex" xmlns:cx6="http://schemas.microsoft.com/office/drawing/2016/5/12/chartex" xmlns:cx7="http://schemas.microsoft.com/office/drawing/2016/5/13/chartex" xmlns:cx8="http://schemas.microsoft.com/office/drawing/2016/5/14/chartex" xmlns:mc="http://schemas.openxmlformats.org/markup-compatibility/2006" xmlns:aink="http://schemas.microsoft.com/office/drawing/2016/ink" xmlns:am3d="http://schemas.microsoft.com/office/drawing/2017/model3d" xmlns:o="urn:schemas-microsoft-com:office:office" xmlns:oel="http://schemas.microsoft.com/office/2019/extlst" xmlns:r="http://schemas.openxmlformats.org/officeDocument/2006/relationships" xmlns:m="http://schemas.openxmlformats.org/officeDocument/2006/math" xmlns:v="urn:schemas-microsoft-com:vml" xmlns:wp14="http://schemas.microsoft.com/office/word/2010/wordprocessingDrawing" xmlns:wp="http://schemas.openxmlformats.org/drawingml/2006/wordprocessingDrawing" xmlns:w10="urn:schemas-microsoft-com:office:word" xmlns:w="http://schemas.openxmlformats.org/wordprocessingml/2006/main" xmlns:w14="http://schemas.microsoft.com/office/word/2010/wordml" xmlns:w15="http://schemas.microsoft.com/office/word/2012/wordml" xmlns:w16cex="http://schemas.microsoft.com/office/word/2018/wordml/cex" xmlns:w16cid="http://schemas.microsoft.com/office/word/2016/wordml/cid" xmlns:w16="http://schemas.microsoft.com/office/word/2018/wordml" xmlns:w16du="http://schemas.microsoft.com/office/word/2023/wordml/word16du" xmlns:w16sdtdh="http://schemas.microsoft.com/office/word/2020/wordml/sdtdatahash" xmlns:w16sdtfl="http://schemas.microsoft.com/office/word/2024/wordml/sdtformatlock" xmlns:w16se="http://schemas.microsoft.com/office/word/2015/wordml/symex" xmlns:wpg="http://schemas.microsoft.com/office/word/2010/wordprocessingGroup" xmlns:wpi="http://schemas.microsoft.com/office/word/2010/wordprocessingInk" xmlns:wne="http://schemas.microsoft.com/office/word/2006/wordml" xmlns:wps="http://schemas.microsoft.com/office/word/2010/wordprocessingShape" mc:Ignorable="w14 w15 w16se w16cid w16 w16cex w16sdtdh w16sdtfl w16du wp14">
-  <w:p>
-    <w:pPr>
-      <w:pStyle w:val="Header"/>
-    </w:pPr>
-  </w:p>
-</w:hdr>
-</file>
-
-<file path=word/header2.xml><?xml version="1.0" encoding="utf-8"?>
-<w:hdr xmlns:wpc="http://schemas.microsoft.com/office/word/2010/wordprocessingCanvas" xmlns:cx="http://schemas.microsoft.com/office/drawing/2014/chartex" xmlns:cx1="http://schemas.microsoft.com/office/drawing/2015/9/8/chartex" xmlns:cx2="http://schemas.microsoft.com/office/drawing/2015/10/21/chartex" xmlns:cx3="http://schemas.microsoft.com/office/drawing/2016/5/9/chartex" xmlns:cx4="http://schemas.microsoft.com/office/drawing/2016/5/10/chartex" xmlns:cx5="http://schemas.microsoft.com/office/drawing/2016/5/11/chartex" xmlns:cx6="http://schemas.microsoft.com/office/drawing/2016/5/12/chartex" xmlns:cx7="http://schemas.microsoft.com/office/drawing/2016/5/13/chartex" xmlns:cx8="http://schemas.microsoft.com/office/drawing/2016/5/14/chartex" xmlns:mc="http://schemas.openxmlformats.org/markup-compatibility/2006" xmlns:aink="http://schemas.microsoft.com/office/drawing/2016/ink" xmlns:am3d="http://schemas.microsoft.com/office/drawing/2017/model3d" xmlns:o="urn:schemas-microsoft-com:office:office" xmlns:oel="http://schemas.microsoft.com/office/2019/extlst" xmlns:r="http://schemas.openxmlformats.org/officeDocument/2006/relationships" xmlns:m="http://schemas.openxmlformats.org/officeDocument/2006/math" xmlns:v="urn:schemas-microsoft-com:vml" xmlns:wp14="http://schemas.microsoft.com/office/word/2010/wordprocessingDrawing" xmlns:wp="http://schemas.openxmlformats.org/drawingml/2006/wordprocessingDrawing" xmlns:w10="urn:schemas-microsoft-com:office:word" xmlns:w="http://schemas.openxmlformats.org/wordprocessingml/2006/main" xmlns:w14="http://schemas.microsoft.com/office/word/2010/wordml" xmlns:w15="http://schemas.microsoft.com/office/word/2012/wordml" xmlns:w16cex="http://schemas.microsoft.com/office/word/2018/wordml/cex" xmlns:w16cid="http://schemas.microsoft.com/office/word/2016/wordml/cid" xmlns:w16="http://schemas.microsoft.com/office/word/2018/wordml" xmlns:w16du="http://schemas.microsoft.com/office/word/2023/wordml/word16du" xmlns:w16sdtdh="http://schemas.microsoft.com/office/word/2020/wordml/sdtdatahash" xmlns:w16sdtfl="http://schemas.microsoft.com/office/word/2024/wordml/sdtformatlock" xmlns:w16se="http://schemas.microsoft.com/office/word/2015/wordml/symex" xmlns:wpg="http://schemas.microsoft.com/office/word/2010/wordprocessingGroup" xmlns:wpi="http://schemas.microsoft.com/office/word/2010/wordprocessingInk" xmlns:wne="http://schemas.microsoft.com/office/word/2006/wordml" xmlns:wps="http://schemas.microsoft.com/office/word/2010/wordprocessingShape" mc:Ignorable="w14 w15 w16se w16cid w16 w16cex w16sdtdh w16sdtfl w16du wp14">
-  <w:p>
-    <w:pPr>
-      <w:pStyle w:val="Header"/>
-    </w:pPr>
-  </w:p>
-</w:hdr>
-</file>
-
-<file path=word/header3.xml><?xml version="1.0" encoding="utf-8"?>
-<w:hdr xmlns:wpc="http://schemas.microsoft.com/office/word/2010/wordprocessingCanvas" xmlns:cx="http://schemas.microsoft.com/office/drawing/2014/chartex" xmlns:cx1="http://schemas.microsoft.com/office/drawing/2015/9/8/chartex" xmlns:cx2="http://schemas.microsoft.com/office/drawing/2015/10/21/chartex" xmlns:cx3="http://schemas.microsoft.com/office/drawing/2016/5/9/chartex" xmlns:cx4="http://schemas.microsoft.com/office/drawing/2016/5/10/chartex" xmlns:cx5="http://schemas.microsoft.com/office/drawing/2016/5/11/chartex" xmlns:cx6="http://schemas.microsoft.com/office/drawing/2016/5/12/chartex" xmlns:cx7="http://schemas.microsoft.com/office/drawing/2016/5/13/chartex" xmlns:cx8="http://schemas.microsoft.com/office/drawing/2016/5/14/chartex" xmlns:mc="http://schemas.openxmlformats.org/markup-compatibility/2006" xmlns:aink="http://schemas.microsoft.com/office/drawing/2016/ink" xmlns:am3d="http://schemas.microsoft.com/office/drawing/2017/model3d" xmlns:o="urn:schemas-microsoft-com:office:office" xmlns:oel="http://schemas.microsoft.com/office/2019/extlst" xmlns:r="http://schemas.openxmlformats.org/officeDocument/2006/relationships" xmlns:m="http://schemas.openxmlformats.org/officeDocument/2006/math" xmlns:v="urn:schemas-microsoft-com:vml" xmlns:wp14="http://schemas.microsoft.com/office/word/2010/wordprocessingDrawing" xmlns:wp="http://schemas.openxmlformats.org/drawingml/2006/wordprocessingDrawing" xmlns:w10="urn:schemas-microsoft-com:office:word" xmlns:w="http://schemas.openxmlformats.org/wordprocessingml/2006/main" xmlns:w14="http://schemas.microsoft.com/office/word/2010/wordml" xmlns:w15="http://schemas.microsoft.com/office/word/2012/wordml" xmlns:w16cex="http://schemas.microsoft.com/office/word/2018/wordml/cex" xmlns:w16cid="http://schemas.microsoft.com/office/word/2016/wordml/cid" xmlns:w16="http://schemas.microsoft.com/office/word/2018/wordml" xmlns:w16du="http://schemas.microsoft.com/office/word/2023/wordml/word16du" xmlns:w16sdtdh="http://schemas.microsoft.com/office/word/2020/wordml/sdtdatahash" xmlns:w16sdtfl="http://schemas.microsoft.com/office/word/2024/wordml/sdtformatlock" xmlns:w16se="http://schemas.microsoft.com/office/word/2015/wordml/symex" xmlns:wpg="http://schemas.microsoft.com/office/word/2010/wordprocessingGroup" xmlns:wpi="http://schemas.microsoft.com/office/word/2010/wordprocessingInk" xmlns:wne="http://schemas.microsoft.com/office/word/2006/wordml" xmlns:wps="http://schemas.microsoft.com/office/word/2010/wordprocessingShape" mc:Ignorable="w14 w15 w16se w16cid w16 w16cex w16sdtdh w16sdtfl w16du wp14">
-  <w:p>
-    <w:pPr>
-      <w:pStyle w:val="Header"/>
-    </w:pPr>
-  </w:p>
-</w:hdr>
-</file>
-
 <file path=word/numbering.xml><?xml version="1.0" encoding="utf-8"?>
-<w:numbering xmlns:wpc="http://schemas.microsoft.com/office/word/2010/wordprocessingCanvas" xmlns:cx="http://schemas.microsoft.com/office/drawing/2014/chartex" xmlns:cx1="http://schemas.microsoft.com/office/drawing/2015/9/8/chartex" xmlns:cx2="http://schemas.microsoft.com/office/drawing/2015/10/21/chartex" xmlns:cx3="http://schemas.microsoft.com/office/drawing/2016/5/9/chartex" xmlns:cx4="http://schemas.microsoft.com/office/drawing/2016/5/10/chartex" xmlns:cx5="http://schemas.microsoft.com/office/drawing/2016/5/11/chartex" xmlns:cx6="http://schemas.microsoft.com/office/drawing/2016/5/12/chartex" xmlns:cx7="http://schemas.microsoft.com/office/drawing/2016/5/13/chartex" xmlns:cx8="http://schemas.microsoft.com/office/drawing/2016/5/14/chartex" xmlns:mc="http://schemas.openxmlformats.org/markup-compatibility/2006" xmlns:aink="http://schemas.microsoft.com/office/drawing/2016/ink" xmlns:am3d="http://schemas.microsoft.com/office/drawing/2017/model3d" xmlns:o="urn:schemas-microsoft-com:office:office" xmlns:oel="http://schemas.microsoft.com/office/2019/extlst" xmlns:r="http://schemas.openxmlformats.org/officeDocument/2006/relationships" xmlns:m="http://schemas.openxmlformats.org/officeDocument/2006/math" xmlns:v="urn:schemas-microsoft-com:vml" xmlns:wp14="http://schemas.microsoft.com/office/word/2010/wordprocessingDrawing" xmlns:wp="http://schemas.openxmlformats.org/drawingml/2006/wordprocessingDrawing" xmlns:w10="urn:schemas-microsoft-com:office:word" xmlns:w="http://schemas.openxmlformats.org/wordprocessingml/2006/main" xmlns:w14="http://schemas.microsoft.com/office/word/2010/wordml" xmlns:w15="http://schemas.microsoft.com/office/word/2012/wordml" xmlns:w16cex="http://schemas.microsoft.com/office/word/2018/wordml/cex" xmlns:w16cid="http://schemas.microsoft.com/office/word/2016/wordml/cid" xmlns:w16="http://schemas.microsoft.com/office/word/2018/wordml" xmlns:w16du="http://schemas.microsoft.com/office/word/2023/wordml/word16du" xmlns:w16sdtdh="http://schemas.microsoft.com/office/word/2020/wordml/sdtdatahash" xmlns:w16sdtfl="http://schemas.microsoft.com/office/word/2024/wordml/sdtformatlock" xmlns:w16se="http://schemas.microsoft.com/office/word/2015/wordml/symex" xmlns:wpg="http://schemas.microsoft.com/office/word/2010/wordprocessingGroup" xmlns:wpi="http://schemas.microsoft.com/office/word/2010/wordprocessingInk" xmlns:wne="http://schemas.microsoft.com/office/word/2006/wordml" xmlns:wps="http://schemas.microsoft.com/office/word/2010/wordprocessingShape" mc:Ignorable="w14 w15 w16se w16cid w16 w16cex w16sdtdh w16sdtfl w16du wp14">
-  <w:abstractNum w:abstractNumId="0" w15:restartNumberingAfterBreak="0">
+<w:numbering xmlns:wpc="http://schemas.microsoft.com/office/word/2010/wordprocessingCanvas" xmlns:mc="http://schemas.openxmlformats.org/markup-compatibility/2006" xmlns:o="urn:schemas-microsoft-com:office:office" xmlns:r="http://schemas.openxmlformats.org/officeDocument/2006/relationships" xmlns:m="http://schemas.openxmlformats.org/officeDocument/2006/math" xmlns:v="urn:schemas-microsoft-com:vml" xmlns:wp14="http://schemas.microsoft.com/office/word/2010/wordprocessingDrawing" xmlns:wp="http://schemas.openxmlformats.org/drawingml/2006/wordprocessingDrawing" xmlns:w10="urn:schemas-microsoft-com:office:word" xmlns:w="http://schemas.openxmlformats.org/wordprocessingml/2006/main" xmlns:w14="http://schemas.microsoft.com/office/word/2010/wordml" xmlns:w15="http://schemas.microsoft.com/office/word/2012/wordml" xmlns:wpg="http://schemas.microsoft.com/office/word/2010/wordprocessingGroup" xmlns:wpi="http://schemas.microsoft.com/office/word/2010/wordprocessingInk" xmlns:wne="http://schemas.microsoft.com/office/word/2006/wordml" xmlns:wps="http://schemas.microsoft.com/office/word/2010/wordprocessingShape" mc:Ignorable="w14 w15 wp14">
+  <w:abstractNum w:abstractNumId="0">
+    <w:nsid w:val="0E022743"/>
+    <w:multiLevelType w:val="hybridMultilevel"/>
+    <w:tmpl w:val="FCAAA680"/>
+    <w:lvl w:ilvl="0" w:tplc="04090001">
+      <w:start w:val="1"/>
+      <w:numFmt w:val="bullet"/>
+      <w:lvlText w:val=""/>
+      <w:lvlJc w:val="left"/>
+      <w:pPr>
+        <w:ind w:left="360" w:hanging="360"/>
+      </w:pPr>
+      <w:rPr>
+        <w:rFonts w:ascii="Symbol" w:hAnsi="Symbol" w:hint="default"/>
+      </w:rPr>
+    </w:lvl>
+    <w:lvl w:ilvl="1" w:tplc="04090019" w:tentative="1">
+      <w:start w:val="1"/>
+      <w:numFmt w:val="lowerLetter"/>
+      <w:lvlText w:val="%2."/>
+      <w:lvlJc w:val="left"/>
+      <w:pPr>
+        <w:ind w:left="1080" w:hanging="360"/>
+      </w:pPr>
+    </w:lvl>
+    <w:lvl w:ilvl="2" w:tplc="0409001B" w:tentative="1">
+      <w:start w:val="1"/>
+      <w:numFmt w:val="lowerRoman"/>
+      <w:lvlText w:val="%3."/>
+      <w:lvlJc w:val="right"/>
+      <w:pPr>
+        <w:ind w:left="1800" w:hanging="180"/>
+      </w:pPr>
+    </w:lvl>
+    <w:lvl w:ilvl="3" w:tplc="0409000F" w:tentative="1">
+      <w:start w:val="1"/>
+      <w:numFmt w:val="decimal"/>
+      <w:lvlText w:val="%4."/>
+      <w:lvlJc w:val="left"/>
+      <w:pPr>
+        <w:ind w:left="2520" w:hanging="360"/>
+      </w:pPr>
+    </w:lvl>
+    <w:lvl w:ilvl="4" w:tplc="04090019" w:tentative="1">
+      <w:start w:val="1"/>
+      <w:numFmt w:val="lowerLetter"/>
+      <w:lvlText w:val="%5."/>
+      <w:lvlJc w:val="left"/>
+      <w:pPr>
+        <w:ind w:left="3240" w:hanging="360"/>
+      </w:pPr>
+    </w:lvl>
+    <w:lvl w:ilvl="5" w:tplc="0409001B" w:tentative="1">
+      <w:start w:val="1"/>
+      <w:numFmt w:val="lowerRoman"/>
+      <w:lvlText w:val="%6."/>
+      <w:lvlJc w:val="right"/>
+      <w:pPr>
+        <w:ind w:left="3960" w:hanging="180"/>
+      </w:pPr>
+    </w:lvl>
+    <w:lvl w:ilvl="6" w:tplc="0409000F" w:tentative="1">
+      <w:start w:val="1"/>
+      <w:numFmt w:val="decimal"/>
+      <w:lvlText w:val="%7."/>
+      <w:lvlJc w:val="left"/>
+      <w:pPr>
+        <w:ind w:left="4680" w:hanging="360"/>
+      </w:pPr>
+    </w:lvl>
+    <w:lvl w:ilvl="7" w:tplc="04090019" w:tentative="1">
+      <w:start w:val="1"/>
+      <w:numFmt w:val="lowerLetter"/>
+      <w:lvlText w:val="%8."/>
+      <w:lvlJc w:val="left"/>
+      <w:pPr>
+        <w:ind w:left="5400" w:hanging="360"/>
+      </w:pPr>
+    </w:lvl>
+    <w:lvl w:ilvl="8" w:tplc="0409001B" w:tentative="1">
+      <w:start w:val="1"/>
+      <w:numFmt w:val="lowerRoman"/>
+      <w:lvlText w:val="%9."/>
+      <w:lvlJc w:val="right"/>
+      <w:pPr>
+        <w:ind w:left="6120" w:hanging="180"/>
+      </w:pPr>
+    </w:lvl>
+  </w:abstractNum>
+  <w:abstractNum w:abstractNumId="1">
     <w:nsid w:val="0FA97372"/>
     <w:multiLevelType w:val="multilevel"/>
     <w:tmpl w:val="7C181842"/>
@@ -9759,7 +10250,7 @@
       </w:rPr>
     </w:lvl>
   </w:abstractNum>
-  <w:abstractNum w:abstractNumId="1" w15:restartNumberingAfterBreak="0">
+  <w:abstractNum w:abstractNumId="2">
     <w:nsid w:val="11080D9D"/>
     <w:multiLevelType w:val="multilevel"/>
     <w:tmpl w:val="DB1C7804"/>
@@ -9908,7 +10399,7 @@
       </w:rPr>
     </w:lvl>
   </w:abstractNum>
-  <w:abstractNum w:abstractNumId="2" w15:restartNumberingAfterBreak="0">
+  <w:abstractNum w:abstractNumId="3">
     <w:nsid w:val="1F5B20BF"/>
     <w:multiLevelType w:val="hybridMultilevel"/>
     <w:tmpl w:val="0B148300"/>
@@ -9994,7 +10485,96 @@
       </w:pPr>
     </w:lvl>
   </w:abstractNum>
-  <w:abstractNum w:abstractNumId="3" w15:restartNumberingAfterBreak="0">
+  <w:abstractNum w:abstractNumId="4">
+    <w:nsid w:val="230E7A72"/>
+    <w:multiLevelType w:val="hybridMultilevel"/>
+    <w:tmpl w:val="D14E5DB6"/>
+    <w:lvl w:ilvl="0" w:tplc="04090001">
+      <w:start w:val="1"/>
+      <w:numFmt w:val="bullet"/>
+      <w:lvlText w:val=""/>
+      <w:lvlJc w:val="left"/>
+      <w:pPr>
+        <w:ind w:left="360" w:hanging="360"/>
+      </w:pPr>
+      <w:rPr>
+        <w:rFonts w:ascii="Symbol" w:hAnsi="Symbol" w:hint="default"/>
+      </w:rPr>
+    </w:lvl>
+    <w:lvl w:ilvl="1" w:tplc="04090019" w:tentative="1">
+      <w:start w:val="1"/>
+      <w:numFmt w:val="lowerLetter"/>
+      <w:lvlText w:val="%2."/>
+      <w:lvlJc w:val="left"/>
+      <w:pPr>
+        <w:ind w:left="1080" w:hanging="360"/>
+      </w:pPr>
+    </w:lvl>
+    <w:lvl w:ilvl="2" w:tplc="0409001B" w:tentative="1">
+      <w:start w:val="1"/>
+      <w:numFmt w:val="lowerRoman"/>
+      <w:lvlText w:val="%3."/>
+      <w:lvlJc w:val="right"/>
+      <w:pPr>
+        <w:ind w:left="1800" w:hanging="180"/>
+      </w:pPr>
+    </w:lvl>
+    <w:lvl w:ilvl="3" w:tplc="0409000F" w:tentative="1">
+      <w:start w:val="1"/>
+      <w:numFmt w:val="decimal"/>
+      <w:lvlText w:val="%4."/>
+      <w:lvlJc w:val="left"/>
+      <w:pPr>
+        <w:ind w:left="2520" w:hanging="360"/>
+      </w:pPr>
+    </w:lvl>
+    <w:lvl w:ilvl="4" w:tplc="04090019" w:tentative="1">
+      <w:start w:val="1"/>
+      <w:numFmt w:val="lowerLetter"/>
+      <w:lvlText w:val="%5."/>
+      <w:lvlJc w:val="left"/>
+      <w:pPr>
+        <w:ind w:left="3240" w:hanging="360"/>
+      </w:pPr>
+    </w:lvl>
+    <w:lvl w:ilvl="5" w:tplc="0409001B" w:tentative="1">
+      <w:start w:val="1"/>
+      <w:numFmt w:val="lowerRoman"/>
+      <w:lvlText w:val="%6."/>
+      <w:lvlJc w:val="right"/>
+      <w:pPr>
+        <w:ind w:left="3960" w:hanging="180"/>
+      </w:pPr>
+    </w:lvl>
+    <w:lvl w:ilvl="6" w:tplc="0409000F" w:tentative="1">
+      <w:start w:val="1"/>
+      <w:numFmt w:val="decimal"/>
+      <w:lvlText w:val="%7."/>
+      <w:lvlJc w:val="left"/>
+      <w:pPr>
+        <w:ind w:left="4680" w:hanging="360"/>
+      </w:pPr>
+    </w:lvl>
+    <w:lvl w:ilvl="7" w:tplc="04090019" w:tentative="1">
+      <w:start w:val="1"/>
+      <w:numFmt w:val="lowerLetter"/>
+      <w:lvlText w:val="%8."/>
+      <w:lvlJc w:val="left"/>
+      <w:pPr>
+        <w:ind w:left="5400" w:hanging="360"/>
+      </w:pPr>
+    </w:lvl>
+    <w:lvl w:ilvl="8" w:tplc="0409001B" w:tentative="1">
+      <w:start w:val="1"/>
+      <w:numFmt w:val="lowerRoman"/>
+      <w:lvlText w:val="%9."/>
+      <w:lvlJc w:val="right"/>
+      <w:pPr>
+        <w:ind w:left="6120" w:hanging="180"/>
+      </w:pPr>
+    </w:lvl>
+  </w:abstractNum>
+  <w:abstractNum w:abstractNumId="5">
     <w:nsid w:val="28D53AAE"/>
     <w:multiLevelType w:val="multilevel"/>
     <w:tmpl w:val="E0D85A56"/>
@@ -10115,7 +10695,96 @@
       </w:rPr>
     </w:lvl>
   </w:abstractNum>
-  <w:abstractNum w:abstractNumId="4" w15:restartNumberingAfterBreak="0">
+  <w:abstractNum w:abstractNumId="6">
+    <w:nsid w:val="2BC606F8"/>
+    <w:multiLevelType w:val="hybridMultilevel"/>
+    <w:tmpl w:val="02CE1BBA"/>
+    <w:lvl w:ilvl="0" w:tplc="04090001">
+      <w:start w:val="1"/>
+      <w:numFmt w:val="bullet"/>
+      <w:lvlText w:val=""/>
+      <w:lvlJc w:val="left"/>
+      <w:pPr>
+        <w:ind w:left="360" w:hanging="360"/>
+      </w:pPr>
+      <w:rPr>
+        <w:rFonts w:ascii="Symbol" w:hAnsi="Symbol" w:hint="default"/>
+      </w:rPr>
+    </w:lvl>
+    <w:lvl w:ilvl="1" w:tplc="04090019" w:tentative="1">
+      <w:start w:val="1"/>
+      <w:numFmt w:val="lowerLetter"/>
+      <w:lvlText w:val="%2."/>
+      <w:lvlJc w:val="left"/>
+      <w:pPr>
+        <w:ind w:left="1080" w:hanging="360"/>
+      </w:pPr>
+    </w:lvl>
+    <w:lvl w:ilvl="2" w:tplc="0409001B" w:tentative="1">
+      <w:start w:val="1"/>
+      <w:numFmt w:val="lowerRoman"/>
+      <w:lvlText w:val="%3."/>
+      <w:lvlJc w:val="right"/>
+      <w:pPr>
+        <w:ind w:left="1800" w:hanging="180"/>
+      </w:pPr>
+    </w:lvl>
+    <w:lvl w:ilvl="3" w:tplc="0409000F" w:tentative="1">
+      <w:start w:val="1"/>
+      <w:numFmt w:val="decimal"/>
+      <w:lvlText w:val="%4."/>
+      <w:lvlJc w:val="left"/>
+      <w:pPr>
+        <w:ind w:left="2520" w:hanging="360"/>
+      </w:pPr>
+    </w:lvl>
+    <w:lvl w:ilvl="4" w:tplc="04090019" w:tentative="1">
+      <w:start w:val="1"/>
+      <w:numFmt w:val="lowerLetter"/>
+      <w:lvlText w:val="%5."/>
+      <w:lvlJc w:val="left"/>
+      <w:pPr>
+        <w:ind w:left="3240" w:hanging="360"/>
+      </w:pPr>
+    </w:lvl>
+    <w:lvl w:ilvl="5" w:tplc="0409001B" w:tentative="1">
+      <w:start w:val="1"/>
+      <w:numFmt w:val="lowerRoman"/>
+      <w:lvlText w:val="%6."/>
+      <w:lvlJc w:val="right"/>
+      <w:pPr>
+        <w:ind w:left="3960" w:hanging="180"/>
+      </w:pPr>
+    </w:lvl>
+    <w:lvl w:ilvl="6" w:tplc="0409000F" w:tentative="1">
+      <w:start w:val="1"/>
+      <w:numFmt w:val="decimal"/>
+      <w:lvlText w:val="%7."/>
+      <w:lvlJc w:val="left"/>
+      <w:pPr>
+        <w:ind w:left="4680" w:hanging="360"/>
+      </w:pPr>
+    </w:lvl>
+    <w:lvl w:ilvl="7" w:tplc="04090019" w:tentative="1">
+      <w:start w:val="1"/>
+      <w:numFmt w:val="lowerLetter"/>
+      <w:lvlText w:val="%8."/>
+      <w:lvlJc w:val="left"/>
+      <w:pPr>
+        <w:ind w:left="5400" w:hanging="360"/>
+      </w:pPr>
+    </w:lvl>
+    <w:lvl w:ilvl="8" w:tplc="0409001B" w:tentative="1">
+      <w:start w:val="1"/>
+      <w:numFmt w:val="lowerRoman"/>
+      <w:lvlText w:val="%9."/>
+      <w:lvlJc w:val="right"/>
+      <w:pPr>
+        <w:ind w:left="6120" w:hanging="180"/>
+      </w:pPr>
+    </w:lvl>
+  </w:abstractNum>
+  <w:abstractNum w:abstractNumId="7">
     <w:nsid w:val="304450E7"/>
     <w:multiLevelType w:val="hybridMultilevel"/>
     <w:tmpl w:val="179C1F3A"/>
@@ -10204,7 +10873,7 @@
       </w:pPr>
     </w:lvl>
   </w:abstractNum>
-  <w:abstractNum w:abstractNumId="5" w15:restartNumberingAfterBreak="0">
+  <w:abstractNum w:abstractNumId="8">
     <w:nsid w:val="354143F8"/>
     <w:multiLevelType w:val="hybridMultilevel"/>
     <w:tmpl w:val="80A26312"/>
@@ -10317,7 +10986,7 @@
       </w:rPr>
     </w:lvl>
   </w:abstractNum>
-  <w:abstractNum w:abstractNumId="6" w15:restartNumberingAfterBreak="0">
+  <w:abstractNum w:abstractNumId="9">
     <w:nsid w:val="37B976D2"/>
     <w:multiLevelType w:val="hybridMultilevel"/>
     <w:tmpl w:val="C686B4C6"/>
@@ -10406,7 +11075,7 @@
       </w:pPr>
     </w:lvl>
   </w:abstractNum>
-  <w:abstractNum w:abstractNumId="7" w15:restartNumberingAfterBreak="0">
+  <w:abstractNum w:abstractNumId="10">
     <w:nsid w:val="3A103230"/>
     <w:multiLevelType w:val="hybridMultilevel"/>
     <w:tmpl w:val="420E5E74"/>
@@ -10495,7 +11164,120 @@
       </w:pPr>
     </w:lvl>
   </w:abstractNum>
-  <w:abstractNum w:abstractNumId="8" w15:restartNumberingAfterBreak="0">
+  <w:abstractNum w:abstractNumId="11">
+    <w:nsid w:val="3CAA7D00"/>
+    <w:multiLevelType w:val="hybridMultilevel"/>
+    <w:tmpl w:val="7FAE95B6"/>
+    <w:lvl w:ilvl="0" w:tplc="04090001">
+      <w:start w:val="1"/>
+      <w:numFmt w:val="bullet"/>
+      <w:lvlText w:val=""/>
+      <w:lvlJc w:val="left"/>
+      <w:pPr>
+        <w:ind w:left="1080" w:hanging="360"/>
+      </w:pPr>
+      <w:rPr>
+        <w:rFonts w:ascii="Symbol" w:hAnsi="Symbol" w:hint="default"/>
+      </w:rPr>
+    </w:lvl>
+    <w:lvl w:ilvl="1" w:tplc="04090003" w:tentative="1">
+      <w:start w:val="1"/>
+      <w:numFmt w:val="bullet"/>
+      <w:lvlText w:val="o"/>
+      <w:lvlJc w:val="left"/>
+      <w:pPr>
+        <w:ind w:left="1800" w:hanging="360"/>
+      </w:pPr>
+      <w:rPr>
+        <w:rFonts w:ascii="Courier New" w:hAnsi="Courier New" w:cs="Courier New" w:hint="default"/>
+      </w:rPr>
+    </w:lvl>
+    <w:lvl w:ilvl="2" w:tplc="04090005" w:tentative="1">
+      <w:start w:val="1"/>
+      <w:numFmt w:val="bullet"/>
+      <w:lvlText w:val=""/>
+      <w:lvlJc w:val="left"/>
+      <w:pPr>
+        <w:ind w:left="2520" w:hanging="360"/>
+      </w:pPr>
+      <w:rPr>
+        <w:rFonts w:ascii="Wingdings" w:hAnsi="Wingdings" w:hint="default"/>
+      </w:rPr>
+    </w:lvl>
+    <w:lvl w:ilvl="3" w:tplc="04090001" w:tentative="1">
+      <w:start w:val="1"/>
+      <w:numFmt w:val="bullet"/>
+      <w:lvlText w:val=""/>
+      <w:lvlJc w:val="left"/>
+      <w:pPr>
+        <w:ind w:left="3240" w:hanging="360"/>
+      </w:pPr>
+      <w:rPr>
+        <w:rFonts w:ascii="Symbol" w:hAnsi="Symbol" w:hint="default"/>
+      </w:rPr>
+    </w:lvl>
+    <w:lvl w:ilvl="4" w:tplc="04090003" w:tentative="1">
+      <w:start w:val="1"/>
+      <w:numFmt w:val="bullet"/>
+      <w:lvlText w:val="o"/>
+      <w:lvlJc w:val="left"/>
+      <w:pPr>
+        <w:ind w:left="3960" w:hanging="360"/>
+      </w:pPr>
+      <w:rPr>
+        <w:rFonts w:ascii="Courier New" w:hAnsi="Courier New" w:cs="Courier New" w:hint="default"/>
+      </w:rPr>
+    </w:lvl>
+    <w:lvl w:ilvl="5" w:tplc="04090005" w:tentative="1">
+      <w:start w:val="1"/>
+      <w:numFmt w:val="bullet"/>
+      <w:lvlText w:val=""/>
+      <w:lvlJc w:val="left"/>
+      <w:pPr>
+        <w:ind w:left="4680" w:hanging="360"/>
+      </w:pPr>
+      <w:rPr>
+        <w:rFonts w:ascii="Wingdings" w:hAnsi="Wingdings" w:hint="default"/>
+      </w:rPr>
+    </w:lvl>
+    <w:lvl w:ilvl="6" w:tplc="04090001" w:tentative="1">
+      <w:start w:val="1"/>
+      <w:numFmt w:val="bullet"/>
+      <w:lvlText w:val=""/>
+      <w:lvlJc w:val="left"/>
+      <w:pPr>
+        <w:ind w:left="5400" w:hanging="360"/>
+      </w:pPr>
+      <w:rPr>
+        <w:rFonts w:ascii="Symbol" w:hAnsi="Symbol" w:hint="default"/>
+      </w:rPr>
+    </w:lvl>
+    <w:lvl w:ilvl="7" w:tplc="04090003" w:tentative="1">
+      <w:start w:val="1"/>
+      <w:numFmt w:val="bullet"/>
+      <w:lvlText w:val="o"/>
+      <w:lvlJc w:val="left"/>
+      <w:pPr>
+        <w:ind w:left="6120" w:hanging="360"/>
+      </w:pPr>
+      <w:rPr>
+        <w:rFonts w:ascii="Courier New" w:hAnsi="Courier New" w:cs="Courier New" w:hint="default"/>
+      </w:rPr>
+    </w:lvl>
+    <w:lvl w:ilvl="8" w:tplc="04090005" w:tentative="1">
+      <w:start w:val="1"/>
+      <w:numFmt w:val="bullet"/>
+      <w:lvlText w:val=""/>
+      <w:lvlJc w:val="left"/>
+      <w:pPr>
+        <w:ind w:left="6840" w:hanging="360"/>
+      </w:pPr>
+      <w:rPr>
+        <w:rFonts w:ascii="Wingdings" w:hAnsi="Wingdings" w:hint="default"/>
+      </w:rPr>
+    </w:lvl>
+  </w:abstractNum>
+  <w:abstractNum w:abstractNumId="12">
     <w:nsid w:val="3D85501A"/>
     <w:multiLevelType w:val="hybridMultilevel"/>
     <w:tmpl w:val="7ED8929C"/>
@@ -10581,7 +11363,7 @@
       </w:pPr>
     </w:lvl>
   </w:abstractNum>
-  <w:abstractNum w:abstractNumId="9" w15:restartNumberingAfterBreak="0">
+  <w:abstractNum w:abstractNumId="13">
     <w:nsid w:val="40EC6F4B"/>
     <w:multiLevelType w:val="hybridMultilevel"/>
     <w:tmpl w:val="CCFC8B78"/>
@@ -10694,7 +11476,96 @@
       </w:rPr>
     </w:lvl>
   </w:abstractNum>
-  <w:abstractNum w:abstractNumId="10" w15:restartNumberingAfterBreak="0">
+  <w:abstractNum w:abstractNumId="14">
+    <w:nsid w:val="45022324"/>
+    <w:multiLevelType w:val="hybridMultilevel"/>
+    <w:tmpl w:val="FD901576"/>
+    <w:lvl w:ilvl="0" w:tplc="04090001">
+      <w:start w:val="1"/>
+      <w:numFmt w:val="bullet"/>
+      <w:lvlText w:val=""/>
+      <w:lvlJc w:val="left"/>
+      <w:pPr>
+        <w:ind w:left="360" w:hanging="360"/>
+      </w:pPr>
+      <w:rPr>
+        <w:rFonts w:ascii="Symbol" w:hAnsi="Symbol" w:hint="default"/>
+      </w:rPr>
+    </w:lvl>
+    <w:lvl w:ilvl="1" w:tplc="04090019" w:tentative="1">
+      <w:start w:val="1"/>
+      <w:numFmt w:val="lowerLetter"/>
+      <w:lvlText w:val="%2."/>
+      <w:lvlJc w:val="left"/>
+      <w:pPr>
+        <w:ind w:left="1080" w:hanging="360"/>
+      </w:pPr>
+    </w:lvl>
+    <w:lvl w:ilvl="2" w:tplc="0409001B" w:tentative="1">
+      <w:start w:val="1"/>
+      <w:numFmt w:val="lowerRoman"/>
+      <w:lvlText w:val="%3."/>
+      <w:lvlJc w:val="right"/>
+      <w:pPr>
+        <w:ind w:left="1800" w:hanging="180"/>
+      </w:pPr>
+    </w:lvl>
+    <w:lvl w:ilvl="3" w:tplc="0409000F" w:tentative="1">
+      <w:start w:val="1"/>
+      <w:numFmt w:val="decimal"/>
+      <w:lvlText w:val="%4."/>
+      <w:lvlJc w:val="left"/>
+      <w:pPr>
+        <w:ind w:left="2520" w:hanging="360"/>
+      </w:pPr>
+    </w:lvl>
+    <w:lvl w:ilvl="4" w:tplc="04090019" w:tentative="1">
+      <w:start w:val="1"/>
+      <w:numFmt w:val="lowerLetter"/>
+      <w:lvlText w:val="%5."/>
+      <w:lvlJc w:val="left"/>
+      <w:pPr>
+        <w:ind w:left="3240" w:hanging="360"/>
+      </w:pPr>
+    </w:lvl>
+    <w:lvl w:ilvl="5" w:tplc="0409001B" w:tentative="1">
+      <w:start w:val="1"/>
+      <w:numFmt w:val="lowerRoman"/>
+      <w:lvlText w:val="%6."/>
+      <w:lvlJc w:val="right"/>
+      <w:pPr>
+        <w:ind w:left="3960" w:hanging="180"/>
+      </w:pPr>
+    </w:lvl>
+    <w:lvl w:ilvl="6" w:tplc="0409000F" w:tentative="1">
+      <w:start w:val="1"/>
+      <w:numFmt w:val="decimal"/>
+      <w:lvlText w:val="%7."/>
+      <w:lvlJc w:val="left"/>
+      <w:pPr>
+        <w:ind w:left="4680" w:hanging="360"/>
+      </w:pPr>
+    </w:lvl>
+    <w:lvl w:ilvl="7" w:tplc="04090019" w:tentative="1">
+      <w:start w:val="1"/>
+      <w:numFmt w:val="lowerLetter"/>
+      <w:lvlText w:val="%8."/>
+      <w:lvlJc w:val="left"/>
+      <w:pPr>
+        <w:ind w:left="5400" w:hanging="360"/>
+      </w:pPr>
+    </w:lvl>
+    <w:lvl w:ilvl="8" w:tplc="0409001B" w:tentative="1">
+      <w:start w:val="1"/>
+      <w:numFmt w:val="lowerRoman"/>
+      <w:lvlText w:val="%9."/>
+      <w:lvlJc w:val="right"/>
+      <w:pPr>
+        <w:ind w:left="6120" w:hanging="180"/>
+      </w:pPr>
+    </w:lvl>
+  </w:abstractNum>
+  <w:abstractNum w:abstractNumId="15">
     <w:nsid w:val="510C12AC"/>
     <w:multiLevelType w:val="hybridMultilevel"/>
     <w:tmpl w:val="1EECA868"/>
@@ -10807,7 +11678,7 @@
       </w:rPr>
     </w:lvl>
   </w:abstractNum>
-  <w:abstractNum w:abstractNumId="11" w15:restartNumberingAfterBreak="0">
+  <w:abstractNum w:abstractNumId="16">
     <w:nsid w:val="5CFE4A2C"/>
     <w:multiLevelType w:val="hybridMultilevel"/>
     <w:tmpl w:val="07B62302"/>
@@ -10896,7 +11767,7 @@
       </w:pPr>
     </w:lvl>
   </w:abstractNum>
-  <w:abstractNum w:abstractNumId="12" w15:restartNumberingAfterBreak="0">
+  <w:abstractNum w:abstractNumId="17">
     <w:nsid w:val="60975DAC"/>
     <w:multiLevelType w:val="hybridMultilevel"/>
     <w:tmpl w:val="BC9058BE"/>
@@ -10986,7 +11857,7 @@
       </w:pPr>
     </w:lvl>
   </w:abstractNum>
-  <w:abstractNum w:abstractNumId="13" w15:restartNumberingAfterBreak="0">
+  <w:abstractNum w:abstractNumId="18">
     <w:nsid w:val="60B12A81"/>
     <w:multiLevelType w:val="multilevel"/>
     <w:tmpl w:val="BBE6D7CC"/>
@@ -11135,7 +12006,7 @@
       </w:rPr>
     </w:lvl>
   </w:abstractNum>
-  <w:abstractNum w:abstractNumId="14" w15:restartNumberingAfterBreak="0">
+  <w:abstractNum w:abstractNumId="19">
     <w:nsid w:val="69CA3B02"/>
     <w:multiLevelType w:val="hybridMultilevel"/>
     <w:tmpl w:val="F642E598"/>
@@ -11248,7 +12119,7 @@
       </w:rPr>
     </w:lvl>
   </w:abstractNum>
-  <w:abstractNum w:abstractNumId="15" w15:restartNumberingAfterBreak="0">
+  <w:abstractNum w:abstractNumId="20">
     <w:nsid w:val="72BA1947"/>
     <w:multiLevelType w:val="hybridMultilevel"/>
     <w:tmpl w:val="CCE4C876"/>
@@ -11361,7 +12232,7 @@
       </w:rPr>
     </w:lvl>
   </w:abstractNum>
-  <w:abstractNum w:abstractNumId="16" w15:restartNumberingAfterBreak="0">
+  <w:abstractNum w:abstractNumId="21">
     <w:nsid w:val="7A3B0902"/>
     <w:multiLevelType w:val="hybridMultilevel"/>
     <w:tmpl w:val="8F7AAA36"/>
@@ -11474,62 +12345,77 @@
       </w:rPr>
     </w:lvl>
   </w:abstractNum>
-  <w:num w:numId="1" w16cid:durableId="432363941">
-    <w:abstractNumId w:val="4"/>
+  <w:num w:numId="1">
+    <w:abstractNumId w:val="7"/>
   </w:num>
-  <w:num w:numId="2" w16cid:durableId="1729526360">
+  <w:num w:numId="2">
+    <w:abstractNumId w:val="17"/>
+  </w:num>
+  <w:num w:numId="3">
+    <w:abstractNumId w:val="8"/>
+  </w:num>
+  <w:num w:numId="4">
+    <w:abstractNumId w:val="15"/>
+  </w:num>
+  <w:num w:numId="5">
+    <w:abstractNumId w:val="18"/>
+  </w:num>
+  <w:num w:numId="6">
+    <w:abstractNumId w:val="19"/>
+  </w:num>
+  <w:num w:numId="7">
+    <w:abstractNumId w:val="9"/>
+  </w:num>
+  <w:num w:numId="8">
+    <w:abstractNumId w:val="3"/>
+  </w:num>
+  <w:num w:numId="9">
+    <w:abstractNumId w:val="13"/>
+  </w:num>
+  <w:num w:numId="10">
+    <w:abstractNumId w:val="1"/>
+  </w:num>
+  <w:num w:numId="11">
+    <w:abstractNumId w:val="10"/>
+  </w:num>
+  <w:num w:numId="12">
+    <w:abstractNumId w:val="16"/>
+  </w:num>
+  <w:num w:numId="13">
     <w:abstractNumId w:val="12"/>
   </w:num>
-  <w:num w:numId="3" w16cid:durableId="574440366">
+  <w:num w:numId="14">
     <w:abstractNumId w:val="5"/>
   </w:num>
-  <w:num w:numId="4" w16cid:durableId="796217836">
-    <w:abstractNumId w:val="10"/>
+  <w:num w:numId="15">
+    <w:abstractNumId w:val="21"/>
   </w:num>
-  <w:num w:numId="5" w16cid:durableId="2081051434">
-    <w:abstractNumId w:val="13"/>
+  <w:num w:numId="16">
+    <w:abstractNumId w:val="2"/>
   </w:num>
-  <w:num w:numId="6" w16cid:durableId="1933705383">
+  <w:num w:numId="17">
+    <w:abstractNumId w:val="20"/>
+  </w:num>
+  <w:num w:numId="18">
+    <w:abstractNumId w:val="11"/>
+  </w:num>
+  <w:num w:numId="19">
+    <w:abstractNumId w:val="0"/>
+  </w:num>
+  <w:num w:numId="20">
+    <w:abstractNumId w:val="6"/>
+  </w:num>
+  <w:num w:numId="21">
     <w:abstractNumId w:val="14"/>
   </w:num>
-  <w:num w:numId="7" w16cid:durableId="192421525">
-    <w:abstractNumId w:val="6"/>
-  </w:num>
-  <w:num w:numId="8" w16cid:durableId="2114812601">
-    <w:abstractNumId w:val="2"/>
-  </w:num>
-  <w:num w:numId="9" w16cid:durableId="1838882321">
-    <w:abstractNumId w:val="9"/>
-  </w:num>
-  <w:num w:numId="10" w16cid:durableId="1096050008">
-    <w:abstractNumId w:val="0"/>
-  </w:num>
-  <w:num w:numId="11" w16cid:durableId="867064433">
-    <w:abstractNumId w:val="7"/>
-  </w:num>
-  <w:num w:numId="12" w16cid:durableId="2113089128">
-    <w:abstractNumId w:val="11"/>
-  </w:num>
-  <w:num w:numId="13" w16cid:durableId="1354846491">
-    <w:abstractNumId w:val="8"/>
-  </w:num>
-  <w:num w:numId="14" w16cid:durableId="640958892">
-    <w:abstractNumId w:val="3"/>
-  </w:num>
-  <w:num w:numId="15" w16cid:durableId="1508322790">
-    <w:abstractNumId w:val="16"/>
-  </w:num>
-  <w:num w:numId="16" w16cid:durableId="2096200563">
-    <w:abstractNumId w:val="1"/>
-  </w:num>
-  <w:num w:numId="17" w16cid:durableId="1523326001">
-    <w:abstractNumId w:val="15"/>
+  <w:num w:numId="22">
+    <w:abstractNumId w:val="4"/>
   </w:num>
 </w:numbering>
 </file>
 
 <file path=word/styles.xml><?xml version="1.0" encoding="utf-8"?>
-<w:styles xmlns:mc="http://schemas.openxmlformats.org/markup-compatibility/2006" xmlns:r="http://schemas.openxmlformats.org/officeDocument/2006/relationships" xmlns:w="http://schemas.openxmlformats.org/wordprocessingml/2006/main" xmlns:w14="http://schemas.microsoft.com/office/word/2010/wordml" xmlns:w15="http://schemas.microsoft.com/office/word/2012/wordml" xmlns:w16cex="http://schemas.microsoft.com/office/word/2018/wordml/cex" xmlns:w16cid="http://schemas.microsoft.com/office/word/2016/wordml/cid" xmlns:w16="http://schemas.microsoft.com/office/word/2018/wordml" xmlns:w16du="http://schemas.microsoft.com/office/word/2023/wordml/word16du" xmlns:w16sdtdh="http://schemas.microsoft.com/office/word/2020/wordml/sdtdatahash" xmlns:w16sdtfl="http://schemas.microsoft.com/office/word/2024/wordml/sdtformatlock" xmlns:w16se="http://schemas.microsoft.com/office/word/2015/wordml/symex" mc:Ignorable="w14 w15 w16se w16cid w16 w16cex w16sdtdh w16sdtfl w16du">
+<w:styles xmlns:mc="http://schemas.openxmlformats.org/markup-compatibility/2006" xmlns:r="http://schemas.openxmlformats.org/officeDocument/2006/relationships" xmlns:w="http://schemas.openxmlformats.org/wordprocessingml/2006/main" xmlns:w14="http://schemas.microsoft.com/office/word/2010/wordml" xmlns:w15="http://schemas.microsoft.com/office/word/2012/wordml" mc:Ignorable="w14 w15">
   <w:docDefaults>
     <w:rPrDefault>
       <w:rPr>
@@ -11545,7 +12431,7 @@
       </w:pPr>
     </w:pPrDefault>
   </w:docDefaults>
-  <w:latentStyles w:defLockedState="0" w:defUIPriority="99" w:defSemiHidden="0" w:defUnhideWhenUsed="0" w:defQFormat="0" w:count="376">
+  <w:latentStyles w:defLockedState="0" w:defUIPriority="99" w:defSemiHidden="0" w:defUnhideWhenUsed="0" w:defQFormat="0" w:count="371">
     <w:lsdException w:name="Normal" w:uiPriority="0" w:qFormat="1"/>
     <w:lsdException w:name="heading 1" w:uiPriority="9" w:qFormat="1"/>
     <w:lsdException w:name="heading 2" w:semiHidden="1" w:uiPriority="9" w:unhideWhenUsed="1" w:qFormat="1"/>
@@ -11917,11 +12803,6 @@
     <w:lsdException w:name="List Table 5 Dark Accent 6" w:uiPriority="50"/>
     <w:lsdException w:name="List Table 6 Colorful Accent 6" w:uiPriority="51"/>
     <w:lsdException w:name="List Table 7 Colorful Accent 6" w:uiPriority="52"/>
-    <w:lsdException w:name="Mention" w:semiHidden="1" w:unhideWhenUsed="1"/>
-    <w:lsdException w:name="Smart Hyperlink" w:semiHidden="1" w:unhideWhenUsed="1"/>
-    <w:lsdException w:name="Hashtag" w:semiHidden="1" w:unhideWhenUsed="1"/>
-    <w:lsdException w:name="Unresolved Mention" w:semiHidden="1" w:unhideWhenUsed="1"/>
-    <w:lsdException w:name="Smart Link" w:semiHidden="1" w:unhideWhenUsed="1"/>
   </w:latentStyles>
   <w:style w:type="paragraph" w:default="1" w:styleId="Normal">
     <w:name w:val="Normal"/>
@@ -12012,6 +12893,7 @@
       <w:spacing w:after="0" w:line="240" w:lineRule="auto"/>
     </w:pPr>
     <w:tblPr>
+      <w:tblInd w:w="0" w:type="dxa"/>
       <w:tblBorders>
         <w:top w:val="single" w:sz="4" w:space="0" w:color="auto"/>
         <w:left w:val="single" w:sz="4" w:space="0" w:color="auto"/>
@@ -12020,6 +12902,12 @@
         <w:insideH w:val="single" w:sz="4" w:space="0" w:color="auto"/>
         <w:insideV w:val="single" w:sz="4" w:space="0" w:color="auto"/>
       </w:tblBorders>
+      <w:tblCellMar>
+        <w:top w:w="0" w:type="dxa"/>
+        <w:left w:w="108" w:type="dxa"/>
+        <w:bottom w:w="0" w:type="dxa"/>
+        <w:right w:w="108" w:type="dxa"/>
+      </w:tblCellMar>
     </w:tblPr>
   </w:style>
   <w:style w:type="character" w:styleId="PlaceholderText">
@@ -12208,12 +13096,19 @@
     <w:tblPr>
       <w:tblStyleRowBandSize w:val="1"/>
       <w:tblStyleColBandSize w:val="1"/>
+      <w:tblInd w:w="0" w:type="dxa"/>
       <w:tblBorders>
         <w:top w:val="single" w:sz="4" w:space="0" w:color="000000" w:themeColor="text1"/>
         <w:left w:val="single" w:sz="4" w:space="0" w:color="000000" w:themeColor="text1"/>
         <w:bottom w:val="single" w:sz="4" w:space="0" w:color="000000" w:themeColor="text1"/>
         <w:right w:val="single" w:sz="4" w:space="0" w:color="000000" w:themeColor="text1"/>
       </w:tblBorders>
+      <w:tblCellMar>
+        <w:top w:w="0" w:type="dxa"/>
+        <w:left w:w="108" w:type="dxa"/>
+        <w:bottom w:w="0" w:type="dxa"/>
+        <w:right w:w="108" w:type="dxa"/>
+      </w:tblCellMar>
     </w:tblPr>
     <w:tblStylePr w:type="firstRow">
       <w:rPr>
@@ -12332,6 +13227,7 @@
     <w:tblPr>
       <w:tblStyleRowBandSize w:val="1"/>
       <w:tblStyleColBandSize w:val="1"/>
+      <w:tblInd w:w="0" w:type="dxa"/>
       <w:tblBorders>
         <w:top w:val="single" w:sz="4" w:space="0" w:color="999999" w:themeColor="text1" w:themeTint="66"/>
         <w:left w:val="single" w:sz="4" w:space="0" w:color="999999" w:themeColor="text1" w:themeTint="66"/>
@@ -12340,6 +13236,12 @@
         <w:insideH w:val="single" w:sz="4" w:space="0" w:color="999999" w:themeColor="text1" w:themeTint="66"/>
         <w:insideV w:val="single" w:sz="4" w:space="0" w:color="999999" w:themeColor="text1" w:themeTint="66"/>
       </w:tblBorders>
+      <w:tblCellMar>
+        <w:top w:w="0" w:type="dxa"/>
+        <w:left w:w="108" w:type="dxa"/>
+        <w:bottom w:w="0" w:type="dxa"/>
+        <w:right w:w="108" w:type="dxa"/>
+      </w:tblCellMar>
     </w:tblPr>
     <w:tblStylePr w:type="firstRow">
       <w:rPr>
@@ -12424,7 +13326,7 @@
 </file>
 
 <file path=word/glossary/document.xml><?xml version="1.0" encoding="utf-8"?>
-<w:glossaryDocument xmlns:wpc="http://schemas.microsoft.com/office/word/2010/wordprocessingCanvas" xmlns:cx="http://schemas.microsoft.com/office/drawing/2014/chartex" xmlns:cx1="http://schemas.microsoft.com/office/drawing/2015/9/8/chartex" xmlns:cx2="http://schemas.microsoft.com/office/drawing/2015/10/21/chartex" xmlns:cx3="http://schemas.microsoft.com/office/drawing/2016/5/9/chartex" xmlns:cx4="http://schemas.microsoft.com/office/drawing/2016/5/10/chartex" xmlns:cx5="http://schemas.microsoft.com/office/drawing/2016/5/11/chartex" xmlns:cx6="http://schemas.microsoft.com/office/drawing/2016/5/12/chartex" xmlns:cx7="http://schemas.microsoft.com/office/drawing/2016/5/13/chartex" xmlns:cx8="http://schemas.microsoft.com/office/drawing/2016/5/14/chartex" xmlns:mc="http://schemas.openxmlformats.org/markup-compatibility/2006" xmlns:aink="http://schemas.microsoft.com/office/drawing/2016/ink" xmlns:am3d="http://schemas.microsoft.com/office/drawing/2017/model3d" xmlns:o="urn:schemas-microsoft-com:office:office" xmlns:oel="http://schemas.microsoft.com/office/2019/extlst" xmlns:r="http://schemas.openxmlformats.org/officeDocument/2006/relationships" xmlns:m="http://schemas.openxmlformats.org/officeDocument/2006/math" xmlns:v="urn:schemas-microsoft-com:vml" xmlns:wp14="http://schemas.microsoft.com/office/word/2010/wordprocessingDrawing" xmlns:wp="http://schemas.openxmlformats.org/drawingml/2006/wordprocessingDrawing" xmlns:w10="urn:schemas-microsoft-com:office:word" xmlns:w="http://schemas.openxmlformats.org/wordprocessingml/2006/main" xmlns:w14="http://schemas.microsoft.com/office/word/2010/wordml" xmlns:w15="http://schemas.microsoft.com/office/word/2012/wordml" xmlns:w16cex="http://schemas.microsoft.com/office/word/2018/wordml/cex" xmlns:w16cid="http://schemas.microsoft.com/office/word/2016/wordml/cid" xmlns:w16="http://schemas.microsoft.com/office/word/2018/wordml" xmlns:w16du="http://schemas.microsoft.com/office/word/2023/wordml/word16du" xmlns:w16sdtdh="http://schemas.microsoft.com/office/word/2020/wordml/sdtdatahash" xmlns:w16sdtfl="http://schemas.microsoft.com/office/word/2024/wordml/sdtformatlock" xmlns:w16se="http://schemas.microsoft.com/office/word/2015/wordml/symex" xmlns:wpg="http://schemas.microsoft.com/office/word/2010/wordprocessingGroup" xmlns:wpi="http://schemas.microsoft.com/office/word/2010/wordprocessingInk" xmlns:wne="http://schemas.microsoft.com/office/word/2006/wordml" xmlns:wps="http://schemas.microsoft.com/office/word/2010/wordprocessingShape" mc:Ignorable="w14 w15 w16se w16cid w16 w16cex w16sdtdh w16sdtfl w16du wp14">
+<w:glossaryDocument xmlns:wpc="http://schemas.microsoft.com/office/word/2010/wordprocessingCanvas" xmlns:mc="http://schemas.openxmlformats.org/markup-compatibility/2006" xmlns:o="urn:schemas-microsoft-com:office:office" xmlns:r="http://schemas.openxmlformats.org/officeDocument/2006/relationships" xmlns:m="http://schemas.openxmlformats.org/officeDocument/2006/math" xmlns:v="urn:schemas-microsoft-com:vml" xmlns:wp14="http://schemas.microsoft.com/office/word/2010/wordprocessingDrawing" xmlns:wp="http://schemas.openxmlformats.org/drawingml/2006/wordprocessingDrawing" xmlns:w10="urn:schemas-microsoft-com:office:word" xmlns:w="http://schemas.openxmlformats.org/wordprocessingml/2006/main" xmlns:w14="http://schemas.microsoft.com/office/word/2010/wordml" xmlns:w15="http://schemas.microsoft.com/office/word/2012/wordml" xmlns:wpg="http://schemas.microsoft.com/office/word/2010/wordprocessingGroup" xmlns:wpi="http://schemas.microsoft.com/office/word/2010/wordprocessingInk" xmlns:wne="http://schemas.microsoft.com/office/word/2006/wordml" xmlns:wps="http://schemas.microsoft.com/office/word/2010/wordprocessingShape" mc:Ignorable="w14 w15 wp14">
   <w:docParts>
     <w:docPart>
       <w:docPartPr>
@@ -12455,54 +13357,25 @@
         </w:p>
       </w:docPartBody>
     </w:docPart>
-    <w:docPart>
-      <w:docPartPr>
-        <w:name w:val="B60308EA4A03407396F90736BAE58D5C"/>
-        <w:category>
-          <w:name w:val="General"/>
-          <w:gallery w:val="placeholder"/>
-        </w:category>
-        <w:types>
-          <w:type w:val="bbPlcHdr"/>
-        </w:types>
-        <w:behaviors>
-          <w:behavior w:val="content"/>
-        </w:behaviors>
-        <w:guid w:val="{71933C8E-F15D-4E71-8009-E4AEDA90A2B1}"/>
-      </w:docPartPr>
-      <w:docPartBody>
-        <w:p>
-          <w:pPr>
-            <w:pStyle w:val="B60308EA4A03407396F90736BAE58D5C"/>
-          </w:pPr>
-          <w:r>
-            <w:rPr>
-              <w:rStyle w:val="PlaceholderText"/>
-            </w:rPr>
-            <w:t>[Author]</w:t>
-          </w:r>
-        </w:p>
-      </w:docPartBody>
-    </w:docPart>
   </w:docParts>
 </w:glossaryDocument>
 </file>
 
 <file path=word/glossary/fontTable.xml><?xml version="1.0" encoding="utf-8"?>
-<w:fonts xmlns:mc="http://schemas.openxmlformats.org/markup-compatibility/2006" xmlns:r="http://schemas.openxmlformats.org/officeDocument/2006/relationships" xmlns:w="http://schemas.openxmlformats.org/wordprocessingml/2006/main" xmlns:w14="http://schemas.microsoft.com/office/word/2010/wordml" xmlns:w15="http://schemas.microsoft.com/office/word/2012/wordml" xmlns:w16cex="http://schemas.microsoft.com/office/word/2018/wordml/cex" xmlns:w16cid="http://schemas.microsoft.com/office/word/2016/wordml/cid" xmlns:w16="http://schemas.microsoft.com/office/word/2018/wordml" xmlns:w16du="http://schemas.microsoft.com/office/word/2023/wordml/word16du" xmlns:w16sdtdh="http://schemas.microsoft.com/office/word/2020/wordml/sdtdatahash" xmlns:w16sdtfl="http://schemas.microsoft.com/office/word/2024/wordml/sdtformatlock" xmlns:w16se="http://schemas.microsoft.com/office/word/2015/wordml/symex" mc:Ignorable="w14 w15 w16se w16cid w16 w16cex w16sdtdh w16sdtfl w16du">
+<w:fonts xmlns:mc="http://schemas.openxmlformats.org/markup-compatibility/2006" xmlns:r="http://schemas.openxmlformats.org/officeDocument/2006/relationships" xmlns:w="http://schemas.openxmlformats.org/wordprocessingml/2006/main" xmlns:w14="http://schemas.microsoft.com/office/word/2010/wordml" xmlns:w15="http://schemas.microsoft.com/office/word/2012/wordml" mc:Ignorable="w14 w15">
+  <w:font w:name="Symbol">
+    <w:panose1 w:val="05050102010706020507"/>
+    <w:charset w:val="02"/>
+    <w:family w:val="roman"/>
+    <w:pitch w:val="variable"/>
+    <w:sig w:usb0="00000000" w:usb1="10000000" w:usb2="00000000" w:usb3="00000000" w:csb0="80000000" w:csb1="00000000"/>
+  </w:font>
   <w:font w:name="Times New Roman">
     <w:panose1 w:val="02020603050405020304"/>
     <w:charset w:val="00"/>
     <w:family w:val="roman"/>
     <w:pitch w:val="variable"/>
     <w:sig w:usb0="E0002EFF" w:usb1="C000785B" w:usb2="00000009" w:usb3="00000000" w:csb0="000001FF" w:csb1="00000000"/>
-  </w:font>
-  <w:font w:name="Symbol">
-    <w:panose1 w:val="05050102010706020507"/>
-    <w:charset w:val="02"/>
-    <w:family w:val="roman"/>
-    <w:pitch w:val="variable"/>
-    <w:sig w:usb0="00000000" w:usb1="10000000" w:usb2="00000000" w:usb3="00000000" w:csb0="80000000" w:csb1="00000000"/>
   </w:font>
   <w:font w:name="Courier New">
     <w:panose1 w:val="02070309020205020404"/>
@@ -12543,7 +13416,7 @@
 </file>
 
 <file path=word/glossary/settings.xml><?xml version="1.0" encoding="utf-8"?>
-<w:settings xmlns:mc="http://schemas.openxmlformats.org/markup-compatibility/2006" xmlns:o="urn:schemas-microsoft-com:office:office" xmlns:r="http://schemas.openxmlformats.org/officeDocument/2006/relationships" xmlns:m="http://schemas.openxmlformats.org/officeDocument/2006/math" xmlns:v="urn:schemas-microsoft-com:vml" xmlns:w10="urn:schemas-microsoft-com:office:word" xmlns:w="http://schemas.openxmlformats.org/wordprocessingml/2006/main" xmlns:w14="http://schemas.microsoft.com/office/word/2010/wordml" xmlns:w15="http://schemas.microsoft.com/office/word/2012/wordml" xmlns:w16cex="http://schemas.microsoft.com/office/word/2018/wordml/cex" xmlns:w16cid="http://schemas.microsoft.com/office/word/2016/wordml/cid" xmlns:w16="http://schemas.microsoft.com/office/word/2018/wordml" xmlns:w16du="http://schemas.microsoft.com/office/word/2023/wordml/word16du" xmlns:w16sdtdh="http://schemas.microsoft.com/office/word/2020/wordml/sdtdatahash" xmlns:w16sdtfl="http://schemas.microsoft.com/office/word/2024/wordml/sdtformatlock" xmlns:w16se="http://schemas.microsoft.com/office/word/2015/wordml/symex" xmlns:sl="http://schemas.openxmlformats.org/schemaLibrary/2006/main" mc:Ignorable="w14 w15 w16se w16cid w16 w16cex w16sdtdh w16sdtfl w16du">
+<w:settings xmlns:mc="http://schemas.openxmlformats.org/markup-compatibility/2006" xmlns:o="urn:schemas-microsoft-com:office:office" xmlns:r="http://schemas.openxmlformats.org/officeDocument/2006/relationships" xmlns:m="http://schemas.openxmlformats.org/officeDocument/2006/math" xmlns:v="urn:schemas-microsoft-com:vml" xmlns:w10="urn:schemas-microsoft-com:office:word" xmlns:w="http://schemas.openxmlformats.org/wordprocessingml/2006/main" xmlns:w14="http://schemas.microsoft.com/office/word/2010/wordml" xmlns:w15="http://schemas.microsoft.com/office/word/2012/wordml" xmlns:sl="http://schemas.openxmlformats.org/schemaLibrary/2006/main" mc:Ignorable="w14 w15">
   <w:view w:val="normal"/>
   <w:defaultTabStop w:val="720"/>
   <w:characterSpacingControl w:val="doNotCompress"/>
@@ -12553,7 +13426,6 @@
     <w:compatSetting w:name="overrideTableStyleFontSizeAndJustification" w:uri="http://schemas.microsoft.com/office/word" w:val="1"/>
     <w:compatSetting w:name="enableOpenTypeFeatures" w:uri="http://schemas.microsoft.com/office/word" w:val="1"/>
     <w:compatSetting w:name="doNotFlipMirrorIndents" w:uri="http://schemas.microsoft.com/office/word" w:val="1"/>
-    <w:compatSetting w:name="useWord2013TrackBottomHyphenation" w:uri="http://schemas.microsoft.com/office/word" w:val="1"/>
   </w:compat>
   <w:rsids>
     <w:rsidRoot w:val="001B1BB0"/>
@@ -12570,6 +13442,7 @@
     <w:rsid w:val="00B43994"/>
     <w:rsid w:val="00C4473B"/>
     <w:rsid w:val="00C86294"/>
+    <w:rsid w:val="00D45CFF"/>
     <w:rsid w:val="00DA309B"/>
     <w:rsid w:val="00DD3B45"/>
     <w:rsid w:val="00DF390D"/>
@@ -12599,7 +13472,7 @@
 </file>
 
 <file path=word/glossary/styles.xml><?xml version="1.0" encoding="utf-8"?>
-<w:styles xmlns:mc="http://schemas.openxmlformats.org/markup-compatibility/2006" xmlns:r="http://schemas.openxmlformats.org/officeDocument/2006/relationships" xmlns:w="http://schemas.openxmlformats.org/wordprocessingml/2006/main" xmlns:w14="http://schemas.microsoft.com/office/word/2010/wordml" xmlns:w15="http://schemas.microsoft.com/office/word/2012/wordml" xmlns:w16cex="http://schemas.microsoft.com/office/word/2018/wordml/cex" xmlns:w16cid="http://schemas.microsoft.com/office/word/2016/wordml/cid" xmlns:w16="http://schemas.microsoft.com/office/word/2018/wordml" xmlns:w16du="http://schemas.microsoft.com/office/word/2023/wordml/word16du" xmlns:w16sdtdh="http://schemas.microsoft.com/office/word/2020/wordml/sdtdatahash" xmlns:w16sdtfl="http://schemas.microsoft.com/office/word/2024/wordml/sdtformatlock" xmlns:w16se="http://schemas.microsoft.com/office/word/2015/wordml/symex" mc:Ignorable="w14 w15 w16se w16cid w16 w16cex w16sdtdh w16sdtfl w16du">
+<w:styles xmlns:mc="http://schemas.openxmlformats.org/markup-compatibility/2006" xmlns:r="http://schemas.openxmlformats.org/officeDocument/2006/relationships" xmlns:w="http://schemas.openxmlformats.org/wordprocessingml/2006/main" xmlns:w14="http://schemas.microsoft.com/office/word/2010/wordml" xmlns:w15="http://schemas.microsoft.com/office/word/2012/wordml" mc:Ignorable="w14 w15">
   <w:docDefaults>
     <w:rPrDefault>
       <w:rPr>
@@ -12615,7 +13488,7 @@
       </w:pPr>
     </w:pPrDefault>
   </w:docDefaults>
-  <w:latentStyles w:defLockedState="0" w:defUIPriority="99" w:defSemiHidden="0" w:defUnhideWhenUsed="0" w:defQFormat="0" w:count="376">
+  <w:latentStyles w:defLockedState="0" w:defUIPriority="99" w:defSemiHidden="0" w:defUnhideWhenUsed="0" w:defQFormat="0" w:count="371">
     <w:lsdException w:name="Normal" w:uiPriority="0" w:qFormat="1"/>
     <w:lsdException w:name="heading 1" w:uiPriority="9" w:qFormat="1"/>
     <w:lsdException w:name="heading 2" w:semiHidden="1" w:uiPriority="9" w:unhideWhenUsed="1" w:qFormat="1"/>
@@ -12987,11 +13860,6 @@
     <w:lsdException w:name="List Table 5 Dark Accent 6" w:uiPriority="50"/>
     <w:lsdException w:name="List Table 6 Colorful Accent 6" w:uiPriority="51"/>
     <w:lsdException w:name="List Table 7 Colorful Accent 6" w:uiPriority="52"/>
-    <w:lsdException w:name="Mention" w:semiHidden="1" w:unhideWhenUsed="1"/>
-    <w:lsdException w:name="Smart Hyperlink" w:semiHidden="1" w:unhideWhenUsed="1"/>
-    <w:lsdException w:name="Hashtag" w:semiHidden="1" w:unhideWhenUsed="1"/>
-    <w:lsdException w:name="Unresolved Mention" w:semiHidden="1" w:unhideWhenUsed="1"/>
-    <w:lsdException w:name="Smart Link" w:semiHidden="1" w:unhideWhenUsed="1"/>
   </w:latentStyles>
   <w:style w:type="paragraph" w:default="1" w:styleId="Normal">
     <w:name w:val="Normal"/>
@@ -13046,7 +13914,7 @@
 </file>
 
 <file path=word/glossary/webSettings.xml><?xml version="1.0" encoding="utf-8"?>
-<w:webSettings xmlns:mc="http://schemas.openxmlformats.org/markup-compatibility/2006" xmlns:r="http://schemas.openxmlformats.org/officeDocument/2006/relationships" xmlns:w="http://schemas.openxmlformats.org/wordprocessingml/2006/main" xmlns:w14="http://schemas.microsoft.com/office/word/2010/wordml" xmlns:w15="http://schemas.microsoft.com/office/word/2012/wordml" xmlns:w16cex="http://schemas.microsoft.com/office/word/2018/wordml/cex" xmlns:w16cid="http://schemas.microsoft.com/office/word/2016/wordml/cid" xmlns:w16="http://schemas.microsoft.com/office/word/2018/wordml" xmlns:w16du="http://schemas.microsoft.com/office/word/2023/wordml/word16du" xmlns:w16sdtdh="http://schemas.microsoft.com/office/word/2020/wordml/sdtdatahash" xmlns:w16sdtfl="http://schemas.microsoft.com/office/word/2024/wordml/sdtformatlock" xmlns:w16se="http://schemas.microsoft.com/office/word/2015/wordml/symex" mc:Ignorable="w14 w15 w16se w16cid w16 w16cex w16sdtdh w16sdtfl w16du">
+<w:webSettings xmlns:mc="http://schemas.openxmlformats.org/markup-compatibility/2006" xmlns:r="http://schemas.openxmlformats.org/officeDocument/2006/relationships" xmlns:w="http://schemas.openxmlformats.org/wordprocessingml/2006/main" xmlns:w14="http://schemas.microsoft.com/office/word/2010/wordml" xmlns:w15="http://schemas.microsoft.com/office/word/2012/wordml" mc:Ignorable="w14 w15">
   <w:optimizeForBrowser/>
   <w:allowPNG/>
 </w:webSettings>
@@ -13348,12 +14216,9 @@
 </file>
 
 <file path=customXml/item1.xml><?xml version="1.0" encoding="utf-8"?>
-<?mso-contentType ?>
-<FormTemplates xmlns="http://schemas.microsoft.com/sharepoint/v3/contenttype/forms">
-  <Display>DocumentLibraryForm</Display>
-  <Edit>DocumentLibraryForm</Edit>
-  <New>DocumentLibraryForm</New>
-</FormTemplates>
+<p:properties xmlns:p="http://schemas.microsoft.com/office/2006/metadata/properties" xmlns:xsi="http://www.w3.org/2001/XMLSchema-instance" xmlns:pc="http://schemas.microsoft.com/office/infopath/2007/PartnerControls">
+  <documentManagement/>
+</p:properties>
 </file>
 
 <file path=customXml/item2.xml><?xml version="1.0" encoding="utf-8"?>
@@ -13541,15 +14406,23 @@
 </file>
 
 <file path=customXml/item3.xml><?xml version="1.0" encoding="utf-8"?>
-<p:properties xmlns:p="http://schemas.microsoft.com/office/2006/metadata/properties" xmlns:xsi="http://www.w3.org/2001/XMLSchema-instance" xmlns:pc="http://schemas.microsoft.com/office/infopath/2007/PartnerControls">
-  <documentManagement/>
-</p:properties>
+<?mso-contentType ?>
+<FormTemplates xmlns="http://schemas.microsoft.com/sharepoint/v3/contenttype/forms">
+  <Display>DocumentLibraryForm</Display>
+  <Edit>DocumentLibraryForm</Edit>
+  <New>DocumentLibraryForm</New>
+</FormTemplates>
+</file>
+
+<file path=customXml/item4.xml><?xml version="1.0" encoding="utf-8"?>
+<b:Sources xmlns:b="http://schemas.openxmlformats.org/officeDocument/2006/bibliography" xmlns="http://schemas.openxmlformats.org/officeDocument/2006/bibliography" SelectedStyle="\APASixthEditionOfficeOnline.xsl" StyleName="APA" Version="6"/>
 </file>
 
 <file path=customXml/itemProps1.xml><?xml version="1.0" encoding="utf-8"?>
-<ds:datastoreItem xmlns:ds="http://schemas.openxmlformats.org/officeDocument/2006/customXml" ds:itemID="{56C44748-5791-4773-80AF-F953C3055353}">
+<ds:datastoreItem xmlns:ds="http://schemas.openxmlformats.org/officeDocument/2006/customXml" ds:itemID="{279A32A1-94B8-4C38-AF26-42DBFF0B0D86}">
   <ds:schemaRefs>
-    <ds:schemaRef ds:uri="http://schemas.microsoft.com/sharepoint/v3/contenttype/forms"/>
+    <ds:schemaRef ds:uri="http://schemas.microsoft.com/office/2006/metadata/properties"/>
+    <ds:schemaRef ds:uri="http://schemas.microsoft.com/office/infopath/2007/PartnerControls"/>
   </ds:schemaRefs>
 </ds:datastoreItem>
 </file>
@@ -13573,10 +14446,17 @@
 </file>
 
 <file path=customXml/itemProps3.xml><?xml version="1.0" encoding="utf-8"?>
-<ds:datastoreItem xmlns:ds="http://schemas.openxmlformats.org/officeDocument/2006/customXml" ds:itemID="{279A32A1-94B8-4C38-AF26-42DBFF0B0D86}">
+<ds:datastoreItem xmlns:ds="http://schemas.openxmlformats.org/officeDocument/2006/customXml" ds:itemID="{56C44748-5791-4773-80AF-F953C3055353}">
   <ds:schemaRefs>
-    <ds:schemaRef ds:uri="http://schemas.microsoft.com/office/2006/metadata/properties"/>
-    <ds:schemaRef ds:uri="http://schemas.microsoft.com/office/infopath/2007/PartnerControls"/>
+    <ds:schemaRef ds:uri="http://schemas.microsoft.com/sharepoint/v3/contenttype/forms"/>
+  </ds:schemaRefs>
+</ds:datastoreItem>
+</file>
+
+<file path=customXml/itemProps4.xml><?xml version="1.0" encoding="utf-8"?>
+<ds:datastoreItem xmlns:ds="http://schemas.openxmlformats.org/officeDocument/2006/customXml" ds:itemID="{E9ADDFEF-8E6D-4A44-9BD5-88DAE4957CA9}">
+  <ds:schemaRefs>
+    <ds:schemaRef ds:uri="http://schemas.openxmlformats.org/officeDocument/2006/bibliography"/>
   </ds:schemaRefs>
 </ds:datastoreItem>
 </file>
--- a/final project report.docx
+++ b/final project report.docx
@@ -1,6 +1,6 @@
 
 <file path=word/document.xml><?xml version="1.0" encoding="utf-8"?>
-<w:document xmlns:wpc="http://schemas.microsoft.com/office/word/2010/wordprocessingCanvas" xmlns:mc="http://schemas.openxmlformats.org/markup-compatibility/2006" xmlns:o="urn:schemas-microsoft-com:office:office" xmlns:r="http://schemas.openxmlformats.org/officeDocument/2006/relationships" xmlns:m="http://schemas.openxmlformats.org/officeDocument/2006/math" xmlns:v="urn:schemas-microsoft-com:vml" xmlns:wp14="http://schemas.microsoft.com/office/word/2010/wordprocessingDrawing" xmlns:wp="http://schemas.openxmlformats.org/drawingml/2006/wordprocessingDrawing" xmlns:w10="urn:schemas-microsoft-com:office:word" xmlns:w="http://schemas.openxmlformats.org/wordprocessingml/2006/main" xmlns:w14="http://schemas.microsoft.com/office/word/2010/wordml" xmlns:w15="http://schemas.microsoft.com/office/word/2012/wordml" xmlns:wpg="http://schemas.microsoft.com/office/word/2010/wordprocessingGroup" xmlns:wpi="http://schemas.microsoft.com/office/word/2010/wordprocessingInk" xmlns:wne="http://schemas.microsoft.com/office/word/2006/wordml" xmlns:wps="http://schemas.microsoft.com/office/word/2010/wordprocessingShape" mc:Ignorable="w14 w15 wp14">
+<w:document xmlns:wpc="http://schemas.microsoft.com/office/word/2010/wordprocessingCanvas" xmlns:cx="http://schemas.microsoft.com/office/drawing/2014/chartex" xmlns:cx1="http://schemas.microsoft.com/office/drawing/2015/9/8/chartex" xmlns:cx2="http://schemas.microsoft.com/office/drawing/2015/10/21/chartex" xmlns:cx3="http://schemas.microsoft.com/office/drawing/2016/5/9/chartex" xmlns:cx4="http://schemas.microsoft.com/office/drawing/2016/5/10/chartex" xmlns:cx5="http://schemas.microsoft.com/office/drawing/2016/5/11/chartex" xmlns:cx6="http://schemas.microsoft.com/office/drawing/2016/5/12/chartex" xmlns:cx7="http://schemas.microsoft.com/office/drawing/2016/5/13/chartex" xmlns:cx8="http://schemas.microsoft.com/office/drawing/2016/5/14/chartex" xmlns:mc="http://schemas.openxmlformats.org/markup-compatibility/2006" xmlns:aink="http://schemas.microsoft.com/office/drawing/2016/ink" xmlns:am3d="http://schemas.microsoft.com/office/drawing/2017/model3d" xmlns:o="urn:schemas-microsoft-com:office:office" xmlns:oel="http://schemas.microsoft.com/office/2019/extlst" xmlns:r="http://schemas.openxmlformats.org/officeDocument/2006/relationships" xmlns:m="http://schemas.openxmlformats.org/officeDocument/2006/math" xmlns:v="urn:schemas-microsoft-com:vml" xmlns:wp14="http://schemas.microsoft.com/office/word/2010/wordprocessingDrawing" xmlns:wp="http://schemas.openxmlformats.org/drawingml/2006/wordprocessingDrawing" xmlns:w10="urn:schemas-microsoft-com:office:word" xmlns:w="http://schemas.openxmlformats.org/wordprocessingml/2006/main" xmlns:w14="http://schemas.microsoft.com/office/word/2010/wordml" xmlns:w15="http://schemas.microsoft.com/office/word/2012/wordml" xmlns:w16cex="http://schemas.microsoft.com/office/word/2018/wordml/cex" xmlns:w16cid="http://schemas.microsoft.com/office/word/2016/wordml/cid" xmlns:w16="http://schemas.microsoft.com/office/word/2018/wordml" xmlns:w16du="http://schemas.microsoft.com/office/word/2023/wordml/word16du" xmlns:w16sdtdh="http://schemas.microsoft.com/office/word/2020/wordml/sdtdatahash" xmlns:w16sdtfl="http://schemas.microsoft.com/office/word/2024/wordml/sdtformatlock" xmlns:w16se="http://schemas.microsoft.com/office/word/2015/wordml/symex" xmlns:wpg="http://schemas.microsoft.com/office/word/2010/wordprocessingGroup" xmlns:wpi="http://schemas.microsoft.com/office/word/2010/wordprocessingInk" xmlns:wne="http://schemas.microsoft.com/office/word/2006/wordml" xmlns:wps="http://schemas.microsoft.com/office/word/2010/wordprocessingShape" mc:Ignorable="w14 w15 w16se w16cid w16 w16cex w16sdtdh w16sdtfl w16du wp14">
   <w:body>
     <w:p>
       <w:pPr>
@@ -496,7 +496,23 @@
           <w:rFonts w:cs="Times New Roman"/>
           <w:szCs w:val="24"/>
         </w:rPr>
-        <w:t>Use A4 size white paper and print only on single side of the paper.</w:t>
+        <w:t xml:space="preserve">Use </w:t>
+      </w:r>
+      <w:proofErr w:type="spellStart"/>
+      <w:r>
+        <w:rPr>
+          <w:rFonts w:cs="Times New Roman"/>
+          <w:szCs w:val="24"/>
+        </w:rPr>
+        <w:t>A4</w:t>
+      </w:r>
+      <w:proofErr w:type="spellEnd"/>
+      <w:r>
+        <w:rPr>
+          <w:rFonts w:cs="Times New Roman"/>
+          <w:szCs w:val="24"/>
+        </w:rPr>
+        <w:t xml:space="preserve"> size white paper and print only on single side of the paper.</w:t>
       </w:r>
     </w:p>
     <w:p>
@@ -555,7 +571,23 @@
           <w:rFonts w:cs="Times New Roman"/>
           <w:szCs w:val="24"/>
         </w:rPr>
-        <w:t>Left side: 1.5 inch, Right side: 1 inch, Bottom: 1 inch, Top: 1 inch</w:t>
+        <w:t xml:space="preserve">Left side: </w:t>
+      </w:r>
+      <w:proofErr w:type="gramStart"/>
+      <w:r>
+        <w:rPr>
+          <w:rFonts w:cs="Times New Roman"/>
+          <w:szCs w:val="24"/>
+        </w:rPr>
+        <w:t>1.5 inch</w:t>
+      </w:r>
+      <w:proofErr w:type="gramEnd"/>
+      <w:r>
+        <w:rPr>
+          <w:rFonts w:cs="Times New Roman"/>
+          <w:szCs w:val="24"/>
+        </w:rPr>
+        <w:t>, Right side: 1 inch, Bottom: 1 inch, Top: 1 inch</w:t>
       </w:r>
     </w:p>
     <w:p>
@@ -620,14 +652,62 @@
           <w:rFonts w:cs="Times New Roman"/>
           <w:szCs w:val="24"/>
         </w:rPr>
-        <w:t>Space Before:  12 pt, After:  12 pt, Keep with next, Keep lines together</w:t>
-      </w:r>
-      <w:r>
-        <w:rPr>
-          <w:rFonts w:cs="Times New Roman"/>
-          <w:szCs w:val="24"/>
-        </w:rPr>
-        <w:t xml:space="preserve">, Every context word should start with Uppercase, </w:t>
+        <w:t xml:space="preserve">Space Before:  12 pt, After:  12 pt, </w:t>
+      </w:r>
+      <w:proofErr w:type="gramStart"/>
+      <w:r>
+        <w:rPr>
+          <w:rFonts w:cs="Times New Roman"/>
+          <w:szCs w:val="24"/>
+        </w:rPr>
+        <w:t>Keep</w:t>
+      </w:r>
+      <w:proofErr w:type="gramEnd"/>
+      <w:r>
+        <w:rPr>
+          <w:rFonts w:cs="Times New Roman"/>
+          <w:szCs w:val="24"/>
+        </w:rPr>
+        <w:t xml:space="preserve"> with next, </w:t>
+      </w:r>
+      <w:proofErr w:type="gramStart"/>
+      <w:r>
+        <w:rPr>
+          <w:rFonts w:cs="Times New Roman"/>
+          <w:szCs w:val="24"/>
+        </w:rPr>
+        <w:t>Keep</w:t>
+      </w:r>
+      <w:proofErr w:type="gramEnd"/>
+      <w:r>
+        <w:rPr>
+          <w:rFonts w:cs="Times New Roman"/>
+          <w:szCs w:val="24"/>
+        </w:rPr>
+        <w:t xml:space="preserve"> lines together</w:t>
+      </w:r>
+      <w:r>
+        <w:rPr>
+          <w:rFonts w:cs="Times New Roman"/>
+          <w:szCs w:val="24"/>
+        </w:rPr>
+        <w:t xml:space="preserve">, </w:t>
+      </w:r>
+      <w:proofErr w:type="gramStart"/>
+      <w:r>
+        <w:rPr>
+          <w:rFonts w:cs="Times New Roman"/>
+          <w:szCs w:val="24"/>
+        </w:rPr>
+        <w:t>Every</w:t>
+      </w:r>
+      <w:proofErr w:type="gramEnd"/>
+      <w:r>
+        <w:rPr>
+          <w:rFonts w:cs="Times New Roman"/>
+          <w:szCs w:val="24"/>
+        </w:rPr>
+        <w:t xml:space="preserve"> context word should start with Uppercase, </w:t>
       </w:r>
     </w:p>
     <w:p>
@@ -651,14 +731,62 @@
           <w:rFonts w:cs="Times New Roman"/>
           <w:szCs w:val="24"/>
         </w:rPr>
-        <w:t>Space Before:  12 pt, After:  12 pt, Keep with next, Keep lines together</w:t>
-      </w:r>
-      <w:r>
-        <w:rPr>
-          <w:rFonts w:cs="Times New Roman"/>
-          <w:szCs w:val="24"/>
-        </w:rPr>
-        <w:t>, Every context word should start with Uppercase</w:t>
+        <w:t xml:space="preserve">Space Before:  12 pt, After:  12 pt, </w:t>
+      </w:r>
+      <w:proofErr w:type="gramStart"/>
+      <w:r>
+        <w:rPr>
+          <w:rFonts w:cs="Times New Roman"/>
+          <w:szCs w:val="24"/>
+        </w:rPr>
+        <w:t>Keep</w:t>
+      </w:r>
+      <w:proofErr w:type="gramEnd"/>
+      <w:r>
+        <w:rPr>
+          <w:rFonts w:cs="Times New Roman"/>
+          <w:szCs w:val="24"/>
+        </w:rPr>
+        <w:t xml:space="preserve"> with next, </w:t>
+      </w:r>
+      <w:proofErr w:type="gramStart"/>
+      <w:r>
+        <w:rPr>
+          <w:rFonts w:cs="Times New Roman"/>
+          <w:szCs w:val="24"/>
+        </w:rPr>
+        <w:t>Keep</w:t>
+      </w:r>
+      <w:proofErr w:type="gramEnd"/>
+      <w:r>
+        <w:rPr>
+          <w:rFonts w:cs="Times New Roman"/>
+          <w:szCs w:val="24"/>
+        </w:rPr>
+        <w:t xml:space="preserve"> lines together</w:t>
+      </w:r>
+      <w:r>
+        <w:rPr>
+          <w:rFonts w:cs="Times New Roman"/>
+          <w:szCs w:val="24"/>
+        </w:rPr>
+        <w:t xml:space="preserve">, </w:t>
+      </w:r>
+      <w:proofErr w:type="gramStart"/>
+      <w:r>
+        <w:rPr>
+          <w:rFonts w:cs="Times New Roman"/>
+          <w:szCs w:val="24"/>
+        </w:rPr>
+        <w:t>Every</w:t>
+      </w:r>
+      <w:proofErr w:type="gramEnd"/>
+      <w:r>
+        <w:rPr>
+          <w:rFonts w:cs="Times New Roman"/>
+          <w:szCs w:val="24"/>
+        </w:rPr>
+        <w:t xml:space="preserve"> context word should start with Uppercase</w:t>
       </w:r>
     </w:p>
     <w:p>
@@ -682,14 +810,78 @@
           <w:rFonts w:cs="Times New Roman"/>
           <w:szCs w:val="24"/>
         </w:rPr>
-        <w:t xml:space="preserve">Space Before:  6 pt, After:  6 pt, Keep with next, Keep lines together </w:t>
-      </w:r>
-      <w:r>
-        <w:rPr>
-          <w:rFonts w:cs="Times New Roman"/>
-          <w:szCs w:val="24"/>
-        </w:rPr>
-        <w:t>, Every context word should start with Uppercase</w:t>
+        <w:t xml:space="preserve">Space Before:  6 pt, After:  6 pt, </w:t>
+      </w:r>
+      <w:proofErr w:type="gramStart"/>
+      <w:r>
+        <w:rPr>
+          <w:rFonts w:cs="Times New Roman"/>
+          <w:szCs w:val="24"/>
+        </w:rPr>
+        <w:t>Keep</w:t>
+      </w:r>
+      <w:proofErr w:type="gramEnd"/>
+      <w:r>
+        <w:rPr>
+          <w:rFonts w:cs="Times New Roman"/>
+          <w:szCs w:val="24"/>
+        </w:rPr>
+        <w:t xml:space="preserve"> with next, </w:t>
+      </w:r>
+      <w:proofErr w:type="gramStart"/>
+      <w:r>
+        <w:rPr>
+          <w:rFonts w:cs="Times New Roman"/>
+          <w:szCs w:val="24"/>
+        </w:rPr>
+        <w:t>Keep</w:t>
+      </w:r>
+      <w:proofErr w:type="gramEnd"/>
+      <w:r>
+        <w:rPr>
+          <w:rFonts w:cs="Times New Roman"/>
+          <w:szCs w:val="24"/>
+        </w:rPr>
+        <w:t xml:space="preserve"> lines </w:t>
+      </w:r>
+      <w:proofErr w:type="gramStart"/>
+      <w:r>
+        <w:rPr>
+          <w:rFonts w:cs="Times New Roman"/>
+          <w:szCs w:val="24"/>
+        </w:rPr>
+        <w:t xml:space="preserve">together </w:t>
+      </w:r>
+      <w:r>
+        <w:rPr>
+          <w:rFonts w:cs="Times New Roman"/>
+          <w:szCs w:val="24"/>
+        </w:rPr>
+        <w:t>,</w:t>
+      </w:r>
+      <w:proofErr w:type="gramEnd"/>
+      <w:r>
+        <w:rPr>
+          <w:rFonts w:cs="Times New Roman"/>
+          <w:szCs w:val="24"/>
+        </w:rPr>
+        <w:t xml:space="preserve"> </w:t>
+      </w:r>
+      <w:proofErr w:type="gramStart"/>
+      <w:r>
+        <w:rPr>
+          <w:rFonts w:cs="Times New Roman"/>
+          <w:szCs w:val="24"/>
+        </w:rPr>
+        <w:t>Every</w:t>
+      </w:r>
+      <w:proofErr w:type="gramEnd"/>
+      <w:r>
+        <w:rPr>
+          <w:rFonts w:cs="Times New Roman"/>
+          <w:szCs w:val="24"/>
+        </w:rPr>
+        <w:t xml:space="preserve"> context word should start with Uppercase</w:t>
       </w:r>
     </w:p>
     <w:p>
@@ -706,7 +898,23 @@
           <w:rFonts w:cs="Times New Roman"/>
           <w:szCs w:val="24"/>
         </w:rPr>
-        <w:t>Heading 4: 12, Normal, Every context word should start with Uppercase</w:t>
+        <w:t xml:space="preserve">Heading 4: 12, Normal, </w:t>
+      </w:r>
+      <w:proofErr w:type="gramStart"/>
+      <w:r>
+        <w:rPr>
+          <w:rFonts w:cs="Times New Roman"/>
+          <w:szCs w:val="24"/>
+        </w:rPr>
+        <w:t>Every</w:t>
+      </w:r>
+      <w:proofErr w:type="gramEnd"/>
+      <w:r>
+        <w:rPr>
+          <w:rFonts w:cs="Times New Roman"/>
+          <w:szCs w:val="24"/>
+        </w:rPr>
+        <w:t xml:space="preserve"> context word should start with Uppercase</w:t>
       </w:r>
     </w:p>
     <w:p>
@@ -853,7 +1061,23 @@
           <w:rFonts w:cs="Times New Roman"/>
           <w:szCs w:val="24"/>
         </w:rPr>
-        <w:t>Natural numbers (1,2,3,…) from first page to end of the report including Annex. Roman numbering in the introductory pages like Acknowledgement, Table of Contents, List of Tables, List of Figures, and other if any.</w:t>
+        <w:t>Natural numbers (1,</w:t>
+      </w:r>
+      <w:proofErr w:type="gramStart"/>
+      <w:r>
+        <w:rPr>
+          <w:rFonts w:cs="Times New Roman"/>
+          <w:szCs w:val="24"/>
+        </w:rPr>
+        <w:t>2,3,…</w:t>
+      </w:r>
+      <w:proofErr w:type="gramEnd"/>
+      <w:r>
+        <w:rPr>
+          <w:rFonts w:cs="Times New Roman"/>
+          <w:szCs w:val="24"/>
+        </w:rPr>
+        <w:t>) from first page to end of the report including Annex. Roman numbering in the introductory pages like Acknowledgement, Table of Contents, List of Tables, List of Figures, and other if any.</w:t>
       </w:r>
     </w:p>
     <w:p>
@@ -864,9 +1088,14 @@
       </w:pPr>
       <w:bookmarkStart w:id="9" w:name="_Toc265989762"/>
       <w:r>
-        <w:t>4.10 Table and Figure labeling</w:t>
+        <w:t xml:space="preserve">4.10 Table and Figure </w:t>
+      </w:r>
+      <w:proofErr w:type="spellStart"/>
+      <w:r>
+        <w:t>labeling</w:t>
       </w:r>
       <w:bookmarkEnd w:id="9"/>
+      <w:proofErr w:type="spellEnd"/>
     </w:p>
     <w:p>
       <w:pPr>
@@ -882,7 +1111,41 @@
           <w:rFonts w:cs="Times New Roman"/>
           <w:szCs w:val="24"/>
         </w:rPr>
-        <w:t xml:space="preserve">Table Section No.Table No – Table Name, Times New Roman, 10, Normal, center </w:t>
+        <w:t xml:space="preserve">Table Section </w:t>
+      </w:r>
+      <w:proofErr w:type="spellStart"/>
+      <w:proofErr w:type="gramStart"/>
+      <w:r>
+        <w:rPr>
+          <w:rFonts w:cs="Times New Roman"/>
+          <w:szCs w:val="24"/>
+        </w:rPr>
+        <w:t>No.Table</w:t>
+      </w:r>
+      <w:proofErr w:type="spellEnd"/>
+      <w:proofErr w:type="gramEnd"/>
+      <w:r>
+        <w:rPr>
+          <w:rFonts w:cs="Times New Roman"/>
+          <w:szCs w:val="24"/>
+        </w:rPr>
+        <w:t xml:space="preserve"> No – Table Name, Times New Roman, 10, Normal, </w:t>
+      </w:r>
+      <w:proofErr w:type="spellStart"/>
+      <w:r>
+        <w:rPr>
+          <w:rFonts w:cs="Times New Roman"/>
+          <w:szCs w:val="24"/>
+        </w:rPr>
+        <w:t>center</w:t>
+      </w:r>
+      <w:proofErr w:type="spellEnd"/>
+      <w:r>
+        <w:rPr>
+          <w:rFonts w:cs="Times New Roman"/>
+          <w:szCs w:val="24"/>
+        </w:rPr>
+        <w:t xml:space="preserve"> </w:t>
       </w:r>
     </w:p>
     <w:p>
@@ -956,15 +1219,42 @@
           <w:rFonts w:cs="Times New Roman"/>
           <w:szCs w:val="20"/>
         </w:rPr>
-        <w:t>Figure Section No.Figure No – Figure Name, Times New Roman, 10, Normal</w:t>
-      </w:r>
+        <w:t xml:space="preserve">Figure Section </w:t>
+      </w:r>
+      <w:proofErr w:type="spellStart"/>
+      <w:proofErr w:type="gramStart"/>
       <w:r>
         <w:rPr>
           <w:rFonts w:cs="Times New Roman"/>
           <w:szCs w:val="20"/>
         </w:rPr>
-        <w:t>, center</w:t>
-      </w:r>
+        <w:t>No.Figure</w:t>
+      </w:r>
+      <w:proofErr w:type="spellEnd"/>
+      <w:proofErr w:type="gramEnd"/>
+      <w:r>
+        <w:rPr>
+          <w:rFonts w:cs="Times New Roman"/>
+          <w:szCs w:val="20"/>
+        </w:rPr>
+        <w:t xml:space="preserve"> No – Figure Name, Times New Roman, 10, Normal</w:t>
+      </w:r>
+      <w:r>
+        <w:rPr>
+          <w:rFonts w:cs="Times New Roman"/>
+          <w:szCs w:val="20"/>
+        </w:rPr>
+        <w:t xml:space="preserve">, </w:t>
+      </w:r>
+      <w:proofErr w:type="spellStart"/>
+      <w:r>
+        <w:rPr>
+          <w:rFonts w:cs="Times New Roman"/>
+          <w:szCs w:val="20"/>
+        </w:rPr>
+        <w:t>center</w:t>
+      </w:r>
+      <w:proofErr w:type="spellEnd"/>
     </w:p>
     <w:p>
       <w:pPr>
@@ -1022,6 +1312,7 @@
       </w:pPr>
       <w:bookmarkStart w:id="10" w:name="_Toc265989763"/>
       <w:r>
+        <w:lastRenderedPageBreak/>
         <w:t>4.11 Binding</w:t>
       </w:r>
       <w:bookmarkEnd w:id="10"/>
@@ -1040,7 +1331,39 @@
           <w:rFonts w:cs="Times New Roman"/>
           <w:szCs w:val="20"/>
         </w:rPr>
-        <w:t>Proposal: Tape Binding (1 Copy during defense and after defense, 2 copies of finalized version of the proposal with correction need to be submitted to the college).</w:t>
+        <w:t xml:space="preserve">Proposal: Tape Binding (1 Copy during </w:t>
+      </w:r>
+      <w:proofErr w:type="spellStart"/>
+      <w:r>
+        <w:rPr>
+          <w:rFonts w:cs="Times New Roman"/>
+          <w:szCs w:val="20"/>
+        </w:rPr>
+        <w:t>defense</w:t>
+      </w:r>
+      <w:proofErr w:type="spellEnd"/>
+      <w:r>
+        <w:rPr>
+          <w:rFonts w:cs="Times New Roman"/>
+          <w:szCs w:val="20"/>
+        </w:rPr>
+        <w:t xml:space="preserve"> and after </w:t>
+      </w:r>
+      <w:proofErr w:type="spellStart"/>
+      <w:r>
+        <w:rPr>
+          <w:rFonts w:cs="Times New Roman"/>
+          <w:szCs w:val="20"/>
+        </w:rPr>
+        <w:t>defense</w:t>
+      </w:r>
+      <w:proofErr w:type="spellEnd"/>
+      <w:r>
+        <w:rPr>
+          <w:rFonts w:cs="Times New Roman"/>
+          <w:szCs w:val="20"/>
+        </w:rPr>
+        <w:t>, 2 copies of finalized version of the proposal with correction need to be submitted to the college).</w:t>
       </w:r>
     </w:p>
     <w:p>
@@ -1260,6 +1583,7 @@
           <w:noProof/>
           <w:lang w:val="en-US"/>
         </w:rPr>
+        <w:lastRenderedPageBreak/>
         <w:drawing>
           <wp:inline distT="0" distB="0" distL="0" distR="0" wp14:anchorId="761D56FA" wp14:editId="16E81A9B">
             <wp:extent cx="2381885" cy="690880"/>
@@ -1358,6 +1682,7 @@
         </w:rPr>
         <w:tab/>
       </w:r>
+      <w:proofErr w:type="spellStart"/>
       <w:r>
         <w:rPr>
           <w:rFonts w:cs="Times New Roman"/>
@@ -1366,7 +1691,18 @@
           <w:sz w:val="28"/>
           <w:szCs w:val="28"/>
         </w:rPr>
-        <w:t>Simalchaur, Pokhara</w:t>
+        <w:t>Simalchaur</w:t>
+      </w:r>
+      <w:proofErr w:type="spellEnd"/>
+      <w:r>
+        <w:rPr>
+          <w:rFonts w:cs="Times New Roman"/>
+          <w:b/>
+          <w:bCs/>
+          <w:sz w:val="28"/>
+          <w:szCs w:val="28"/>
+        </w:rPr>
+        <w:t>, Pokhara</w:t>
       </w:r>
       <w:r>
         <w:rPr>
@@ -1905,6 +2241,7 @@
                 <w:szCs w:val="24"/>
               </w:rPr>
             </w:pPr>
+            <w:proofErr w:type="spellStart"/>
             <w:r>
               <w:rPr>
                 <w:rFonts w:cs="Times New Roman"/>
@@ -1912,7 +2249,17 @@
                 <w:bCs/>
                 <w:szCs w:val="24"/>
               </w:rPr>
-              <w:t>P.U. Registration Number</w:t>
+              <w:t>P.U</w:t>
+            </w:r>
+            <w:proofErr w:type="spellEnd"/>
+            <w:r>
+              <w:rPr>
+                <w:rFonts w:cs="Times New Roman"/>
+                <w:b/>
+                <w:bCs/>
+                <w:szCs w:val="24"/>
+              </w:rPr>
+              <w:t>. Registration Number</w:t>
             </w:r>
           </w:p>
         </w:tc>
@@ -2127,6 +2474,7 @@
           <w:szCs w:val="24"/>
         </w:rPr>
       </w:pPr>
+      <w:proofErr w:type="spellStart"/>
       <w:r>
         <w:rPr>
           <w:rFonts w:cs="Times New Roman"/>
@@ -2171,7 +2519,18 @@
           <w:noProof/>
           <w:szCs w:val="24"/>
         </w:rPr>
-        <w:t>14/06/2026</w:t>
+        <w:t>14</w:t>
+      </w:r>
+      <w:proofErr w:type="spellEnd"/>
+      <w:r>
+        <w:rPr>
+          <w:rFonts w:cs="Times New Roman"/>
+          <w:b/>
+          <w:bCs/>
+          <w:noProof/>
+          <w:szCs w:val="24"/>
+        </w:rPr>
+        <w:t>/06/2026</w:t>
       </w:r>
       <w:r>
         <w:rPr>
@@ -2379,6 +2738,7 @@
           <w:sz w:val="32"/>
           <w:szCs w:val="32"/>
         </w:rPr>
+        <w:lastRenderedPageBreak/>
         <w:t>Declaration for</w:t>
       </w:r>
     </w:p>
@@ -2402,6 +2762,8 @@
         </w:rPr>
         <w:t>“</w:t>
       </w:r>
+      <w:proofErr w:type="spellStart"/>
+      <w:proofErr w:type="gramStart"/>
       <w:r>
         <w:rPr>
           <w:rFonts w:cs="Times New Roman"/>
@@ -2409,8 +2771,9 @@
           <w:sz w:val="32"/>
           <w:szCs w:val="32"/>
         </w:rPr>
-        <w:t>Rock,Paper,Scissor</w:t>
-      </w:r>
+        <w:t>Rock,Paper</w:t>
+      </w:r>
+      <w:proofErr w:type="gramEnd"/>
       <w:r>
         <w:rPr>
           <w:rFonts w:cs="Times New Roman"/>
@@ -2418,6 +2781,16 @@
           <w:sz w:val="32"/>
           <w:szCs w:val="32"/>
         </w:rPr>
+        <w:t>,Scissor</w:t>
+      </w:r>
+      <w:proofErr w:type="spellEnd"/>
+      <w:r>
+        <w:rPr>
+          <w:rFonts w:cs="Times New Roman"/>
+          <w:b/>
+          <w:sz w:val="32"/>
+          <w:szCs w:val="32"/>
+        </w:rPr>
         <w:t>”</w:t>
       </w:r>
     </w:p>
@@ -2580,12 +2953,21 @@
           <w:szCs w:val="24"/>
         </w:rPr>
       </w:pPr>
-      <w:r>
-        <w:rPr>
-          <w:rFonts w:cs="Times New Roman"/>
-          <w:szCs w:val="24"/>
-        </w:rPr>
-        <w:t>Date:____ / ____ / ________</w:t>
+      <w:proofErr w:type="gramStart"/>
+      <w:r>
+        <w:rPr>
+          <w:rFonts w:cs="Times New Roman"/>
+          <w:szCs w:val="24"/>
+        </w:rPr>
+        <w:t>Date:_</w:t>
+      </w:r>
+      <w:proofErr w:type="gramEnd"/>
+      <w:r>
+        <w:rPr>
+          <w:rFonts w:cs="Times New Roman"/>
+          <w:szCs w:val="24"/>
+        </w:rPr>
+        <w:t>___ / ____ / ________</w:t>
       </w:r>
     </w:p>
     <w:p>
@@ -2615,6 +2997,7 @@
           <w:sz w:val="28"/>
           <w:szCs w:val="24"/>
         </w:rPr>
+        <w:lastRenderedPageBreak/>
         <w:t>Supervisor</w:t>
       </w:r>
       <w:r>
@@ -2652,14 +3035,26 @@
         </w:rPr>
         <w:t>I hereby recommend that this project entitled “</w:t>
       </w:r>
+      <w:proofErr w:type="spellStart"/>
+      <w:proofErr w:type="gramStart"/>
       <w:r>
         <w:rPr>
           <w:rFonts w:cs="Times New Roman"/>
           <w:b/>
           <w:szCs w:val="24"/>
         </w:rPr>
-        <w:t>Rock,Paper,Scissor</w:t>
-      </w:r>
+        <w:t>Rock,Paper</w:t>
+      </w:r>
+      <w:proofErr w:type="gramEnd"/>
+      <w:r>
+        <w:rPr>
+          <w:rFonts w:cs="Times New Roman"/>
+          <w:b/>
+          <w:szCs w:val="24"/>
+        </w:rPr>
+        <w:t>,Scissor</w:t>
+      </w:r>
+      <w:proofErr w:type="spellEnd"/>
       <w:r>
         <w:rPr>
           <w:rFonts w:cs="Times New Roman"/>
@@ -2754,7 +3149,15 @@
           <w:rFonts w:cs="Times New Roman"/>
           <w:szCs w:val="24"/>
         </w:rPr>
-        <w:t xml:space="preserve"> (BCA)</w:t>
+        <w:t xml:space="preserve"> (</w:t>
+      </w:r>
+      <w:proofErr w:type="gramStart"/>
+      <w:r>
+        <w:rPr>
+          <w:rFonts w:cs="Times New Roman"/>
+          <w:szCs w:val="24"/>
+        </w:rPr>
+        <w:t>BCA)</w:t>
       </w:r>
       <w:r>
         <w:rPr>
@@ -2768,7 +3171,15 @@
           <w:rFonts w:cs="Times New Roman"/>
           <w:szCs w:val="24"/>
         </w:rPr>
-        <w:t xml:space="preserve"> under </w:t>
+        <w:t xml:space="preserve"> under</w:t>
+      </w:r>
+      <w:proofErr w:type="gramEnd"/>
+      <w:r>
+        <w:rPr>
+          <w:rFonts w:cs="Times New Roman"/>
+          <w:szCs w:val="24"/>
+        </w:rPr>
+        <w:t xml:space="preserve"> </w:t>
       </w:r>
       <w:r>
         <w:rPr>
@@ -2823,13 +3234,25 @@
           <w:szCs w:val="24"/>
         </w:rPr>
       </w:pPr>
+      <w:proofErr w:type="spellStart"/>
+      <w:proofErr w:type="gramStart"/>
       <w:r>
         <w:rPr>
           <w:rFonts w:cs="Times New Roman"/>
           <w:b/>
           <w:szCs w:val="24"/>
         </w:rPr>
-        <w:t>Name of the Supervisor</w:t>
+        <w:t>Mr.Arpan</w:t>
+      </w:r>
+      <w:proofErr w:type="spellEnd"/>
+      <w:proofErr w:type="gramEnd"/>
+      <w:r>
+        <w:rPr>
+          <w:rFonts w:cs="Times New Roman"/>
+          <w:b/>
+          <w:szCs w:val="24"/>
+        </w:rPr>
+        <w:t xml:space="preserve"> Pokhrel</w:t>
       </w:r>
     </w:p>
     <w:p>
@@ -2838,16 +3261,10 @@
         <w:jc w:val="both"/>
         <w:rPr>
           <w:rFonts w:cs="Times New Roman"/>
-          <w:szCs w:val="24"/>
-        </w:rPr>
-      </w:pPr>
-      <w:r>
-        <w:rPr>
-          <w:rFonts w:cs="Times New Roman"/>
-          <w:szCs w:val="24"/>
-        </w:rPr>
-        <w:t>Date:____ / ____ / ________</w:t>
-      </w:r>
+          <w:b/>
+          <w:szCs w:val="24"/>
+        </w:rPr>
+      </w:pPr>
     </w:p>
     <w:p>
       <w:pPr>
@@ -2855,6 +3272,62 @@
         <w:jc w:val="both"/>
         <w:rPr>
           <w:rFonts w:cs="Times New Roman"/>
+          <w:bCs/>
+          <w:szCs w:val="24"/>
+        </w:rPr>
+      </w:pPr>
+      <w:r>
+        <w:rPr>
+          <w:rFonts w:cs="Times New Roman"/>
+          <w:bCs/>
+          <w:szCs w:val="24"/>
+        </w:rPr>
+        <w:t>Supervisor</w:t>
+      </w:r>
+    </w:p>
+    <w:p>
+      <w:pPr>
+        <w:spacing w:after="0" w:line="360" w:lineRule="auto"/>
+        <w:jc w:val="both"/>
+        <w:rPr>
+          <w:rFonts w:cs="Times New Roman"/>
+          <w:b/>
+          <w:szCs w:val="24"/>
+        </w:rPr>
+      </w:pPr>
+    </w:p>
+    <w:p>
+      <w:pPr>
+        <w:spacing w:after="0" w:line="360" w:lineRule="auto"/>
+        <w:jc w:val="both"/>
+        <w:rPr>
+          <w:rFonts w:cs="Times New Roman"/>
+          <w:szCs w:val="24"/>
+        </w:rPr>
+      </w:pPr>
+      <w:proofErr w:type="gramStart"/>
+      <w:r>
+        <w:rPr>
+          <w:rFonts w:cs="Times New Roman"/>
+          <w:szCs w:val="24"/>
+        </w:rPr>
+        <w:t>Date:_</w:t>
+      </w:r>
+      <w:proofErr w:type="gramEnd"/>
+      <w:r>
+        <w:rPr>
+          <w:rFonts w:cs="Times New Roman"/>
+          <w:szCs w:val="24"/>
+        </w:rPr>
+        <w:t>___ / ____ / ________</w:t>
+      </w:r>
+    </w:p>
+    <w:p>
+      <w:pPr>
+        <w:spacing w:after="0" w:line="360" w:lineRule="auto"/>
+        <w:jc w:val="both"/>
+        <w:rPr>
+          <w:rFonts w:cs="Times New Roman"/>
           <w:szCs w:val="24"/>
         </w:rPr>
       </w:pPr>
@@ -2884,6 +3357,7 @@
           <w:sz w:val="32"/>
           <w:szCs w:val="24"/>
         </w:rPr>
+        <w:lastRenderedPageBreak/>
         <w:t>Letter of Approval</w:t>
       </w:r>
     </w:p>
@@ -2954,13 +3428,23 @@
         </w:rPr>
         <w:t xml:space="preserve"> of the requirements for the degree of </w:t>
       </w:r>
+      <w:proofErr w:type="spellStart"/>
       <w:r>
         <w:rPr>
           <w:rFonts w:cs="Times New Roman"/>
           <w:b/>
           <w:szCs w:val="24"/>
         </w:rPr>
-        <w:t xml:space="preserve">Bachleor of Computer Application </w:t>
+        <w:t>Bachleor</w:t>
+      </w:r>
+      <w:proofErr w:type="spellEnd"/>
+      <w:r>
+        <w:rPr>
+          <w:rFonts w:cs="Times New Roman"/>
+          <w:b/>
+          <w:szCs w:val="24"/>
+        </w:rPr>
+        <w:t xml:space="preserve"> of Computer Application </w:t>
       </w:r>
       <w:r>
         <w:rPr>
@@ -3194,12 +3678,21 @@
                 <w:szCs w:val="24"/>
               </w:rPr>
             </w:pPr>
+            <w:proofErr w:type="gramStart"/>
             <w:r>
               <w:rPr>
                 <w:rFonts w:cs="Times New Roman"/>
                 <w:szCs w:val="24"/>
               </w:rPr>
-              <w:t>Date:____ / ____ / ________</w:t>
+              <w:t>Date:_</w:t>
+            </w:r>
+            <w:proofErr w:type="gramEnd"/>
+            <w:r>
+              <w:rPr>
+                <w:rFonts w:cs="Times New Roman"/>
+                <w:szCs w:val="24"/>
+              </w:rPr>
+              <w:t>___ / ____ / ________</w:t>
             </w:r>
           </w:p>
           <w:p>
@@ -3373,6 +3866,7 @@
           <w:sz w:val="32"/>
           <w:szCs w:val="32"/>
         </w:rPr>
+        <w:lastRenderedPageBreak/>
         <w:t>TABLE OF CONTENT</w:t>
       </w:r>
     </w:p>
@@ -4350,6 +4844,7 @@
           <w:sz w:val="32"/>
           <w:szCs w:val="32"/>
         </w:rPr>
+        <w:lastRenderedPageBreak/>
         <w:t>LIST OF FIGURES</w:t>
       </w:r>
     </w:p>
@@ -4392,6 +4887,7 @@
           <w:sz w:val="32"/>
           <w:szCs w:val="32"/>
         </w:rPr>
+        <w:lastRenderedPageBreak/>
         <w:t>ABBREVIATIONS</w:t>
       </w:r>
     </w:p>
@@ -5090,6 +5586,7 @@
         <w:rPr>
           <w:sz w:val="32"/>
         </w:rPr>
+        <w:lastRenderedPageBreak/>
         <w:t>Introduction</w:t>
       </w:r>
     </w:p>
@@ -5291,6 +5788,7 @@
         <w:jc w:val="both"/>
       </w:pPr>
       <w:r>
+        <w:lastRenderedPageBreak/>
         <w:t>This project also includes additional innovative feature such as tournament mode and streak bonus system. Tournament mode allows users to compete in multiple rounds continuously, while the streak bonus system reward users for consecutive wins. These features increase excitement and provide better gaming experience.</w:t>
       </w:r>
     </w:p>
@@ -5315,10 +5813,7 @@
         <w:jc w:val="both"/>
       </w:pPr>
       <w:r>
-        <w:t>Overall, the advanced Rock Paper Scissors game is an educational and interactive project that combines entertainment with software development knowledge. It provides practical understanding of game logic, user management systems, and permanent dat</w:t>
-      </w:r>
-      <w:r>
-        <w:t>a storage through file handling.</w:t>
+        <w:t>Overall, the advanced Rock Paper Scissors game is an educational and interactive project that combines entertainment with software development knowledge. It provides practical understanding of game logic, user management systems, and permanent data storage through file handling.</w:t>
       </w:r>
     </w:p>
     <w:p/>
@@ -5371,6 +5866,61 @@
         <w:rPr>
           <w:sz w:val="32"/>
         </w:rPr>
+        <w:lastRenderedPageBreak/>
+        <w:t>Problem Statement</w:t>
+      </w:r>
+    </w:p>
+    <w:p>
+      <w:pPr>
+        <w:jc w:val="both"/>
+      </w:pPr>
+      <w:r>
+        <w:t>Traditional Rock Paper Scissors games are normally played manually and do not keep any records of results, player identities, or previous matches. Because of this, users cannot review their performance, compare scores over time, or maintain a leaderboard. In a multiplayer environment, it is also difficult to manage repeated gameplay and fair result recording without an organized system. In the rapidly evolving world of online gaming, providing a seamless and secure experience for players is crucial for the success of any gaming platform. The system must efficiently manage user interactions, game sessions, and data storage to ensure smooth operation, user satisfaction, and fair play.</w:t>
+      </w:r>
+    </w:p>
+    <w:p>
+      <w:pPr>
+        <w:jc w:val="both"/>
+      </w:pPr>
+      <w:r>
+        <w:t>The problem addressed in this project is the absence of a structured, computer-based Rock Paper Scissors system that supports multiple modes, user registration, login, file-based data storage, match history, and leaderboard tracking. The aim is to solve these problems by building a C program that can manage gameplay in a systematic and user-friendly manner.</w:t>
+      </w:r>
+    </w:p>
+    <w:p/>
+    <w:p/>
+    <w:p/>
+    <w:p/>
+    <w:p/>
+    <w:p/>
+    <w:p/>
+    <w:p/>
+    <w:p/>
+    <w:p/>
+    <w:p/>
+    <w:p/>
+    <w:p/>
+    <w:p/>
+    <w:p/>
+    <w:p/>
+    <w:p/>
+    <w:p>
+      <w:pPr>
+        <w:pStyle w:val="Heading1"/>
+        <w:numPr>
+          <w:ilvl w:val="0"/>
+          <w:numId w:val="2"/>
+        </w:numPr>
+        <w:spacing w:after="0" w:line="360" w:lineRule="auto"/>
+        <w:jc w:val="both"/>
+        <w:rPr>
+          <w:sz w:val="32"/>
+        </w:rPr>
+      </w:pPr>
+      <w:r>
+        <w:rPr>
+          <w:sz w:val="32"/>
+        </w:rPr>
+        <w:lastRenderedPageBreak/>
         <w:t xml:space="preserve">Objective </w:t>
       </w:r>
     </w:p>
@@ -5409,6 +5959,123 @@
           <w:szCs w:val="24"/>
         </w:rPr>
         <w:t>To implement multiple gameplay modes including player versus computer and multiplayer functionality.</w:t>
+      </w:r>
+    </w:p>
+    <w:p>
+      <w:pPr>
+        <w:pStyle w:val="ListParagraph"/>
+        <w:numPr>
+          <w:ilvl w:val="0"/>
+          <w:numId w:val="18"/>
+        </w:numPr>
+        <w:spacing w:after="0" w:line="360" w:lineRule="auto"/>
+        <w:ind w:left="180" w:hanging="180"/>
+        <w:jc w:val="both"/>
+        <w:rPr>
+          <w:rFonts w:eastAsia="Times New Roman" w:cs="Times New Roman"/>
+          <w:szCs w:val="24"/>
+        </w:rPr>
+      </w:pPr>
+      <w:r>
+        <w:rPr>
+          <w:rFonts w:eastAsia="Times New Roman" w:cs="Times New Roman"/>
+          <w:szCs w:val="24"/>
+        </w:rPr>
+        <w:t>To create a das</w:t>
+      </w:r>
+      <w:r>
+        <w:rPr>
+          <w:rFonts w:eastAsia="Times New Roman" w:cs="Times New Roman"/>
+          <w:szCs w:val="24"/>
+        </w:rPr>
+        <w:t>hboard that provides easy access to gameplay, match history, leaderboard and user options.</w:t>
+      </w:r>
+    </w:p>
+    <w:p>
+      <w:pPr>
+        <w:pStyle w:val="ListParagraph"/>
+        <w:numPr>
+          <w:ilvl w:val="0"/>
+          <w:numId w:val="18"/>
+        </w:numPr>
+        <w:spacing w:after="0" w:line="360" w:lineRule="auto"/>
+        <w:ind w:left="180" w:hanging="180"/>
+        <w:jc w:val="both"/>
+        <w:rPr>
+          <w:rFonts w:eastAsia="Times New Roman" w:cs="Times New Roman"/>
+          <w:szCs w:val="24"/>
+        </w:rPr>
+      </w:pPr>
+      <w:r>
+        <w:rPr>
+          <w:rFonts w:eastAsia="Times New Roman" w:cs="Times New Roman"/>
+          <w:szCs w:val="24"/>
+        </w:rPr>
+        <w:t xml:space="preserve"> To implement user registration and login functionality</w:t>
+      </w:r>
+      <w:r>
+        <w:rPr>
+          <w:rFonts w:eastAsia="Times New Roman" w:cs="Times New Roman"/>
+          <w:szCs w:val="24"/>
+        </w:rPr>
+        <w:t>.</w:t>
+      </w:r>
+    </w:p>
+    <w:p>
+      <w:pPr>
+        <w:pStyle w:val="ListParagraph"/>
+        <w:numPr>
+          <w:ilvl w:val="0"/>
+          <w:numId w:val="18"/>
+        </w:numPr>
+        <w:spacing w:line="360" w:lineRule="auto"/>
+        <w:ind w:left="180" w:hanging="180"/>
+        <w:jc w:val="both"/>
+        <w:rPr>
+          <w:rFonts w:eastAsia="Times New Roman" w:cs="Times New Roman"/>
+          <w:szCs w:val="24"/>
+          <w:lang w:val="en-US"/>
+        </w:rPr>
+      </w:pPr>
+      <w:r>
+        <w:rPr>
+          <w:rFonts w:eastAsia="Times New Roman" w:cs="Times New Roman"/>
+          <w:szCs w:val="24"/>
+          <w:lang w:val="en-US"/>
+        </w:rPr>
+        <w:t>T</w:t>
+      </w:r>
+      <w:r>
+        <w:rPr>
+          <w:rFonts w:eastAsia="Times New Roman" w:cs="Times New Roman"/>
+          <w:szCs w:val="24"/>
+          <w:lang w:val="en-US"/>
+        </w:rPr>
+        <w:t xml:space="preserve">o ensure accurate game result calculation. </w:t>
+      </w:r>
+    </w:p>
+    <w:p>
+      <w:pPr>
+        <w:pStyle w:val="ListParagraph"/>
+        <w:numPr>
+          <w:ilvl w:val="0"/>
+          <w:numId w:val="18"/>
+        </w:numPr>
+        <w:spacing w:after="0" w:line="360" w:lineRule="auto"/>
+        <w:ind w:left="180" w:hanging="180"/>
+        <w:jc w:val="both"/>
+        <w:rPr>
+          <w:rFonts w:eastAsia="Times New Roman" w:cs="Times New Roman"/>
+          <w:szCs w:val="24"/>
+        </w:rPr>
+      </w:pPr>
+      <w:r>
+        <w:rPr>
+          <w:rFonts w:eastAsia="Times New Roman" w:cs="Times New Roman"/>
+          <w:szCs w:val="24"/>
+          <w:lang w:val="en-US"/>
+        </w:rPr>
+        <w:t>To provide a simple and user-friendly interface.</w:t>
       </w:r>
     </w:p>
     <w:p>
@@ -5434,37 +6101,14 @@
           <w:rFonts w:eastAsia="Times New Roman" w:cs="Times New Roman"/>
           <w:szCs w:val="24"/>
         </w:rPr>
-        <w:t>To use file handling for storing player records, maintaining match history, and displaying scoreboards.</w:t>
-      </w:r>
-    </w:p>
-    <w:p>
-      <w:pPr>
-        <w:pStyle w:val="ListParagraph"/>
-        <w:numPr>
-          <w:ilvl w:val="0"/>
-          <w:numId w:val="18"/>
-        </w:numPr>
-        <w:spacing w:after="0" w:line="360" w:lineRule="auto"/>
-        <w:ind w:left="180" w:hanging="180"/>
-        <w:jc w:val="both"/>
+        <w:t>To use file handling for storing player records, maintaining match history</w:t>
+      </w:r>
+      <w:r>
         <w:rPr>
           <w:rFonts w:eastAsia="Times New Roman" w:cs="Times New Roman"/>
           <w:szCs w:val="24"/>
         </w:rPr>
-      </w:pPr>
-      <w:r>
-        <w:rPr>
-          <w:rFonts w:eastAsia="Times New Roman" w:cs="Times New Roman"/>
-          <w:szCs w:val="24"/>
-        </w:rPr>
-        <w:t>To create a das</w:t>
-      </w:r>
-      <w:r>
-        <w:rPr>
-          <w:rFonts w:eastAsia="Times New Roman" w:cs="Times New Roman"/>
-          <w:szCs w:val="24"/>
-        </w:rPr>
-        <w:t>hboard that provides easy access to gameplay, match history, leaderboard and user options.</w:t>
+        <w:t>.</w:t>
       </w:r>
     </w:p>
     <w:p>
@@ -5496,720 +6140,94 @@
         <w:jc w:val="both"/>
       </w:pPr>
       <w:r>
-        <w:t>Study of Previous System</w:t>
-      </w:r>
-    </w:p>
-    <w:p>
-      <w:pPr>
-        <w:spacing w:line="360" w:lineRule="auto"/>
+        <w:lastRenderedPageBreak/>
+        <w:t>Background Study</w:t>
+      </w:r>
+    </w:p>
+    <w:p>
+      <w:pPr>
         <w:jc w:val="both"/>
-        <w:rPr>
-          <w:szCs w:val="24"/>
-        </w:rPr>
-      </w:pPr>
-      <w:r>
-        <w:rPr>
-          <w:szCs w:val="24"/>
-        </w:rPr>
-        <w:t>The previous Rock Paper Scissors system was a simple game developed to provide basic entertainment for users. The system allowed a player to play against the computer by selecting one of three options: rock, paper, or scissors. The computer generated its choice randomly, and the winner was decided according to the game rules. The system was easy to use and helped user understand the basic concept of game programming.</w:t>
-      </w:r>
-    </w:p>
-    <w:p>
-      <w:pPr>
-        <w:spacing w:line="360" w:lineRule="auto"/>
+      </w:pPr>
+      <w:r>
+        <w:t>The evolution of game development from traditional board and hand games to digital applications has significantly enhanced user engagement and accessibility. Rock-Paper-Scissors, being one of the oldest and simplest games, has served as an ideal subject for computerization due to its straightforward rules and minimal computational requirements.</w:t>
+      </w:r>
+      <w:r>
+        <w:t xml:space="preserve"> Historically, computer implementations of Rock-Paper-Scissors were basic, often limited to single-player modes against the computer without persistent data storage. These implementations lacked features such as user registration, match history, and leaderboards, which are essential for fostering competitive spirit and long-term engagement.</w:t>
+      </w:r>
+      <w:r>
+        <w:t xml:space="preserve"> </w:t>
+      </w:r>
+      <w:r>
+        <w:t>With the advent of modern programming languages and database technologies, developers began integrating file handling and database management systems to store user profiles, game results, and historical data. This transition has improved the scalability and user experience of such games.</w:t>
+      </w:r>
+    </w:p>
+    <w:p>
+      <w:pPr>
         <w:jc w:val="both"/>
-        <w:rPr>
-          <w:b/>
-          <w:szCs w:val="24"/>
-        </w:rPr>
-      </w:pPr>
-      <w:r>
-        <w:rPr>
-          <w:b/>
-          <w:szCs w:val="24"/>
-        </w:rPr>
-        <w:t>Features of the Previous System</w:t>
-      </w:r>
-    </w:p>
-    <w:p>
-      <w:pPr>
-        <w:pStyle w:val="ListParagraph"/>
-        <w:numPr>
-          <w:ilvl w:val="0"/>
-          <w:numId w:val="20"/>
-        </w:numPr>
-        <w:spacing w:after="0" w:line="360" w:lineRule="auto"/>
-        <w:ind w:left="180" w:hanging="180"/>
+      </w:pPr>
+      <w:r>
+        <w:t xml:space="preserve">Current challenges in digital game implementations include data security, user friendliness, and feature richness. Many existing systems do not support multiplayer functionality, which limits social interaction. Additionally, traditional game systems often do not include comprehensive dashboards or real-time leaderboards, which are critical for motivating </w:t>
+      </w:r>
+      <w:proofErr w:type="spellStart"/>
+      <w:proofErr w:type="gramStart"/>
+      <w:r>
+        <w:t>players.</w:t>
+      </w:r>
+      <w:r>
+        <w:t>As</w:t>
+      </w:r>
+      <w:proofErr w:type="spellEnd"/>
+      <w:proofErr w:type="gramEnd"/>
+      <w:r>
+        <w:t xml:space="preserve"> gaming and computing developed, many traditional games were adapted into digital versions. Early computer versions of simple games were usually built to demonstrate basic logic and user interaction. Rock Paper Scissors became especially useful for programming practice because it requires only a few rules, yet it still needs conditional decision-making and random number generation. In this way, it became a common beginner-level project in programming education. The digital version also removed the need for physical play and allowed the game to be used in classrooms, labs, and self-learning environments.</w:t>
+      </w:r>
+    </w:p>
+    <w:p>
+      <w:pPr>
         <w:jc w:val="both"/>
         <w:rPr>
-          <w:szCs w:val="24"/>
-        </w:rPr>
-      </w:pPr>
-      <w:r>
-        <w:rPr>
-          <w:szCs w:val="24"/>
-        </w:rPr>
-        <w:t>Basic single-player gameplay.</w:t>
-      </w:r>
-    </w:p>
-    <w:p>
-      <w:pPr>
-        <w:pStyle w:val="ListParagraph"/>
-        <w:numPr>
-          <w:ilvl w:val="0"/>
-          <w:numId w:val="20"/>
-        </w:numPr>
-        <w:spacing w:after="0" w:line="360" w:lineRule="auto"/>
+          <w:rFonts w:ascii="Georgia" w:hAnsi="Georgia"/>
+          <w:color w:val="27251E"/>
+        </w:rPr>
+      </w:pPr>
+      <w:r>
+        <w:t xml:space="preserve"> Many existing systems do not support multiplayer functionality, which limits social interaction. Additionally, traditional game systems often do not include comprehensive dashboards or real-time leaderboards, which are critical for motivating </w:t>
+      </w:r>
+      <w:proofErr w:type="spellStart"/>
+      <w:proofErr w:type="gramStart"/>
+      <w:r>
+        <w:t>players.This</w:t>
+      </w:r>
+      <w:proofErr w:type="spellEnd"/>
+      <w:proofErr w:type="gramEnd"/>
+      <w:r>
+        <w:t xml:space="preserve"> project aims to address these gaps by implementing a multi-mode Rock-Paper-Scissors game with robust data management, multiplayer capabilities, and an intuitive user interface. The motivation stems from the need to create an engaging online game platform that is accessible to users with varying levels of technical expertise, and to explore how traditional games can be adapted to modern digital environments.</w:t>
+      </w:r>
+      <w:r>
+        <w:t xml:space="preserve"> The development process involves </w:t>
+      </w:r>
+      <w:proofErr w:type="spellStart"/>
+      <w:r>
+        <w:t>analyzing</w:t>
+      </w:r>
+      <w:proofErr w:type="spellEnd"/>
+      <w:r>
+        <w:t xml:space="preserve"> existing systems, identifying missing features, and designing an integrated system that combines game logic with user management, data persistence, and interactive interfaces.</w:t>
+      </w:r>
+      <w:r>
+        <w:rPr>
+          <w:rFonts w:ascii="Georgia" w:hAnsi="Georgia"/>
+          <w:color w:val="27251E"/>
+        </w:rPr>
+        <w:t xml:space="preserve"> </w:t>
+      </w:r>
+    </w:p>
+    <w:p>
+      <w:pPr>
         <w:jc w:val="both"/>
-        <w:rPr>
-          <w:szCs w:val="24"/>
-        </w:rPr>
-      </w:pPr>
-      <w:r>
-        <w:rPr>
-          <w:szCs w:val="24"/>
-        </w:rPr>
-        <w:t>Random computer-generated moves.</w:t>
-      </w:r>
-    </w:p>
-    <w:p>
-      <w:pPr>
-        <w:pStyle w:val="ListParagraph"/>
-        <w:numPr>
-          <w:ilvl w:val="0"/>
-          <w:numId w:val="20"/>
-        </w:numPr>
-        <w:spacing w:after="0" w:line="360" w:lineRule="auto"/>
-        <w:jc w:val="both"/>
-        <w:rPr>
-          <w:szCs w:val="24"/>
-        </w:rPr>
-      </w:pPr>
-      <w:r>
-        <w:rPr>
-          <w:szCs w:val="24"/>
-        </w:rPr>
-        <w:t>Simple game logic implementation.</w:t>
-      </w:r>
-    </w:p>
-    <w:p>
-      <w:pPr>
-        <w:pStyle w:val="ListParagraph"/>
-        <w:numPr>
-          <w:ilvl w:val="0"/>
-          <w:numId w:val="20"/>
-        </w:numPr>
-        <w:spacing w:after="0" w:line="360" w:lineRule="auto"/>
-        <w:jc w:val="both"/>
-        <w:rPr>
-          <w:szCs w:val="24"/>
-        </w:rPr>
-      </w:pPr>
-      <w:r>
-        <w:rPr>
-          <w:szCs w:val="24"/>
-        </w:rPr>
-        <w:t>Basic score display during gameplay.</w:t>
-      </w:r>
-    </w:p>
-    <w:p>
-      <w:pPr>
-        <w:pStyle w:val="ListParagraph"/>
-        <w:numPr>
-          <w:ilvl w:val="0"/>
-          <w:numId w:val="20"/>
-        </w:numPr>
-        <w:spacing w:after="0" w:line="360" w:lineRule="auto"/>
-        <w:jc w:val="both"/>
-        <w:rPr>
-          <w:szCs w:val="24"/>
-        </w:rPr>
-      </w:pPr>
-      <w:r>
-        <w:rPr>
-          <w:szCs w:val="24"/>
-        </w:rPr>
-        <w:t>Simple user interface.</w:t>
-      </w:r>
-    </w:p>
-    <w:p>
-      <w:pPr>
-        <w:spacing w:line="360" w:lineRule="auto"/>
-        <w:jc w:val="both"/>
-        <w:rPr>
-          <w:b/>
-          <w:szCs w:val="24"/>
-        </w:rPr>
-      </w:pPr>
-      <w:r>
-        <w:rPr>
-          <w:b/>
-          <w:szCs w:val="24"/>
-        </w:rPr>
-        <w:t>Limitations of Previous System</w:t>
-      </w:r>
-    </w:p>
-    <w:p>
-      <w:pPr>
-        <w:pStyle w:val="ListParagraph"/>
-        <w:numPr>
-          <w:ilvl w:val="0"/>
-          <w:numId w:val="19"/>
-        </w:numPr>
-        <w:spacing w:after="0" w:line="360" w:lineRule="auto"/>
-        <w:ind w:left="180" w:hanging="180"/>
-        <w:jc w:val="both"/>
-        <w:rPr>
-          <w:szCs w:val="24"/>
-        </w:rPr>
-      </w:pPr>
-      <w:r>
-        <w:rPr>
-          <w:szCs w:val="24"/>
-        </w:rPr>
-        <w:t>The game was limited to single-player mode only.</w:t>
-      </w:r>
-    </w:p>
-    <w:p>
-      <w:pPr>
-        <w:pStyle w:val="ListParagraph"/>
-        <w:numPr>
-          <w:ilvl w:val="0"/>
-          <w:numId w:val="19"/>
-        </w:numPr>
-        <w:spacing w:after="0" w:line="360" w:lineRule="auto"/>
-        <w:ind w:left="180" w:hanging="180"/>
-        <w:jc w:val="both"/>
-        <w:rPr>
-          <w:szCs w:val="24"/>
-        </w:rPr>
-      </w:pPr>
-      <w:r>
-        <w:rPr>
-          <w:szCs w:val="24"/>
-        </w:rPr>
-        <w:t>There was no user registration and login system.</w:t>
-      </w:r>
-    </w:p>
-    <w:p>
-      <w:pPr>
-        <w:pStyle w:val="ListParagraph"/>
-        <w:numPr>
-          <w:ilvl w:val="0"/>
-          <w:numId w:val="19"/>
-        </w:numPr>
-        <w:spacing w:after="0" w:line="360" w:lineRule="auto"/>
-        <w:ind w:left="180" w:hanging="180"/>
-        <w:jc w:val="both"/>
-        <w:rPr>
-          <w:szCs w:val="24"/>
-        </w:rPr>
-      </w:pPr>
-      <w:r>
-        <w:rPr>
-          <w:szCs w:val="24"/>
-        </w:rPr>
-        <w:t>Scores and match history were not stored permanently.</w:t>
-      </w:r>
-    </w:p>
-    <w:p>
-      <w:pPr>
-        <w:pStyle w:val="ListParagraph"/>
-        <w:numPr>
-          <w:ilvl w:val="0"/>
-          <w:numId w:val="19"/>
-        </w:numPr>
-        <w:spacing w:after="0" w:line="360" w:lineRule="auto"/>
-        <w:ind w:left="180" w:hanging="180"/>
-        <w:jc w:val="both"/>
-        <w:rPr>
-          <w:szCs w:val="24"/>
-        </w:rPr>
-      </w:pPr>
-      <w:r>
-        <w:rPr>
-          <w:szCs w:val="24"/>
-        </w:rPr>
-        <w:t>No multiplayer game feature was available.</w:t>
-      </w:r>
-    </w:p>
-    <w:p>
-      <w:pPr>
-        <w:pStyle w:val="ListParagraph"/>
-        <w:numPr>
-          <w:ilvl w:val="0"/>
-          <w:numId w:val="19"/>
-        </w:numPr>
-        <w:spacing w:after="0" w:line="360" w:lineRule="auto"/>
-        <w:ind w:left="180" w:hanging="180"/>
-        <w:jc w:val="both"/>
-        <w:rPr>
-          <w:szCs w:val="24"/>
-        </w:rPr>
-      </w:pPr>
-      <w:r>
-        <w:rPr>
-          <w:szCs w:val="24"/>
-        </w:rPr>
-        <w:t>The game lacked a scoreboard and ranking system.</w:t>
-      </w:r>
-    </w:p>
-    <w:p>
-      <w:pPr>
-        <w:pStyle w:val="ListParagraph"/>
-        <w:numPr>
-          <w:ilvl w:val="0"/>
-          <w:numId w:val="19"/>
-        </w:numPr>
-        <w:spacing w:after="0" w:line="360" w:lineRule="auto"/>
-        <w:ind w:left="180" w:hanging="180"/>
-        <w:jc w:val="both"/>
-        <w:rPr>
-          <w:szCs w:val="24"/>
-        </w:rPr>
-      </w:pPr>
-      <w:r>
-        <w:rPr>
-          <w:szCs w:val="24"/>
-        </w:rPr>
-        <w:t>CRUD operations were not implemented properly.</w:t>
-      </w:r>
-    </w:p>
-    <w:p>
-      <w:pPr>
-        <w:pStyle w:val="ListParagraph"/>
-        <w:numPr>
-          <w:ilvl w:val="0"/>
-          <w:numId w:val="19"/>
-        </w:numPr>
-        <w:spacing w:after="0" w:line="360" w:lineRule="auto"/>
-        <w:ind w:left="180" w:hanging="180"/>
-        <w:jc w:val="both"/>
-        <w:rPr>
-          <w:szCs w:val="24"/>
-        </w:rPr>
-      </w:pPr>
-      <w:r>
-        <w:rPr>
-          <w:szCs w:val="24"/>
-        </w:rPr>
-        <w:t>The interface was less interactive and user-friendly.</w:t>
-      </w:r>
-    </w:p>
-    <w:p>
-      <w:pPr>
-        <w:pStyle w:val="ListParagraph"/>
-        <w:numPr>
-          <w:ilvl w:val="0"/>
-          <w:numId w:val="19"/>
-        </w:numPr>
-        <w:tabs>
-          <w:tab w:val="left" w:pos="180"/>
-        </w:tabs>
-        <w:spacing w:after="0" w:line="360" w:lineRule="auto"/>
-        <w:jc w:val="both"/>
-        <w:rPr>
-          <w:szCs w:val="24"/>
-        </w:rPr>
-      </w:pPr>
-      <w:r>
-        <w:rPr>
-          <w:szCs w:val="24"/>
-        </w:rPr>
-        <w:t>Data handling and file management were inefficient.</w:t>
-      </w:r>
-    </w:p>
-    <w:p>
-      <w:pPr>
-        <w:pStyle w:val="ListParagraph"/>
-        <w:numPr>
-          <w:ilvl w:val="0"/>
-          <w:numId w:val="19"/>
-        </w:numPr>
-        <w:spacing w:after="0" w:line="360" w:lineRule="auto"/>
-        <w:ind w:left="180" w:hanging="180"/>
-        <w:jc w:val="both"/>
-        <w:rPr>
-          <w:szCs w:val="24"/>
-        </w:rPr>
-      </w:pPr>
-      <w:r>
-        <w:rPr>
-          <w:szCs w:val="24"/>
-        </w:rPr>
-        <w:t>The game had limited features and low user engagement.</w:t>
-      </w:r>
-    </w:p>
-    <w:p>
-      <w:pPr>
-        <w:rPr>
-          <w:szCs w:val="24"/>
-        </w:rPr>
-      </w:pPr>
-      <w:r>
-        <w:rPr>
-          <w:szCs w:val="24"/>
-        </w:rPr>
-        <w:br w:type="page"/>
-      </w:r>
-    </w:p>
-    <w:p>
-      <w:pPr>
-        <w:pStyle w:val="Heading1"/>
-        <w:numPr>
-          <w:ilvl w:val="0"/>
-          <w:numId w:val="2"/>
-        </w:numPr>
-        <w:spacing w:line="360" w:lineRule="auto"/>
-        <w:jc w:val="both"/>
-      </w:pPr>
-      <w:r>
-        <w:t xml:space="preserve">Current Problems and </w:t>
-      </w:r>
-      <w:r>
-        <w:t xml:space="preserve">Implemented </w:t>
-      </w:r>
-      <w:r>
-        <w:t>Solution</w:t>
-      </w:r>
-    </w:p>
-    <w:p>
-      <w:pPr>
-        <w:spacing w:line="360" w:lineRule="auto"/>
-        <w:jc w:val="both"/>
-        <w:rPr>
-          <w:b/>
-          <w:szCs w:val="24"/>
-        </w:rPr>
-      </w:pPr>
-      <w:r>
-        <w:rPr>
-          <w:b/>
-          <w:szCs w:val="24"/>
-        </w:rPr>
-        <w:t>Current Problems</w:t>
-      </w:r>
-    </w:p>
-    <w:p>
-      <w:pPr>
-        <w:pStyle w:val="ListParagraph"/>
-        <w:numPr>
-          <w:ilvl w:val="0"/>
-          <w:numId w:val="21"/>
-        </w:numPr>
-        <w:spacing w:after="0" w:line="360" w:lineRule="auto"/>
-        <w:ind w:left="180" w:hanging="180"/>
-        <w:jc w:val="both"/>
-        <w:rPr>
-          <w:szCs w:val="24"/>
-        </w:rPr>
-      </w:pPr>
-      <w:r>
-        <w:rPr>
-          <w:szCs w:val="24"/>
-        </w:rPr>
-        <w:t>The</w:t>
-      </w:r>
-      <w:r>
-        <w:rPr>
-          <w:szCs w:val="24"/>
-        </w:rPr>
-        <w:t xml:space="preserve"> Traditional games don’t save player records permanently.</w:t>
-      </w:r>
-    </w:p>
-    <w:p>
-      <w:pPr>
-        <w:pStyle w:val="ListParagraph"/>
-        <w:numPr>
-          <w:ilvl w:val="0"/>
-          <w:numId w:val="21"/>
-        </w:numPr>
-        <w:tabs>
-          <w:tab w:val="left" w:pos="180"/>
-        </w:tabs>
-        <w:spacing w:after="0" w:line="360" w:lineRule="auto"/>
-        <w:jc w:val="both"/>
-        <w:rPr>
-          <w:szCs w:val="24"/>
-        </w:rPr>
-      </w:pPr>
-      <w:r>
-        <w:rPr>
-          <w:szCs w:val="24"/>
-        </w:rPr>
-        <w:t>Users cannot create personal accounts.</w:t>
-      </w:r>
-    </w:p>
-    <w:p>
-      <w:pPr>
-        <w:pStyle w:val="ListParagraph"/>
-        <w:numPr>
-          <w:ilvl w:val="0"/>
-          <w:numId w:val="21"/>
-        </w:numPr>
-        <w:spacing w:after="0" w:line="360" w:lineRule="auto"/>
-        <w:ind w:left="180" w:hanging="180"/>
-        <w:jc w:val="both"/>
-        <w:rPr>
-          <w:szCs w:val="24"/>
-        </w:rPr>
-      </w:pPr>
-      <w:r>
-        <w:rPr>
-          <w:szCs w:val="24"/>
-        </w:rPr>
-        <w:t>There is no secure login system.</w:t>
-      </w:r>
-    </w:p>
-    <w:p>
-      <w:pPr>
-        <w:pStyle w:val="ListParagraph"/>
-        <w:numPr>
-          <w:ilvl w:val="0"/>
-          <w:numId w:val="21"/>
-        </w:numPr>
-        <w:spacing w:after="0" w:line="360" w:lineRule="auto"/>
-        <w:ind w:left="180" w:hanging="180"/>
-        <w:jc w:val="both"/>
-        <w:rPr>
-          <w:szCs w:val="24"/>
-        </w:rPr>
-      </w:pPr>
-      <w:r>
-        <w:rPr>
-          <w:szCs w:val="24"/>
-        </w:rPr>
-        <w:t>Players cannot track scores and ranking.</w:t>
-      </w:r>
-    </w:p>
-    <w:p>
-      <w:pPr>
-        <w:pStyle w:val="ListParagraph"/>
-        <w:numPr>
-          <w:ilvl w:val="0"/>
-          <w:numId w:val="21"/>
-        </w:numPr>
-        <w:spacing w:after="0" w:line="360" w:lineRule="auto"/>
-        <w:ind w:left="180" w:hanging="180"/>
-        <w:jc w:val="both"/>
-        <w:rPr>
-          <w:szCs w:val="24"/>
-        </w:rPr>
-      </w:pPr>
-      <w:r>
-        <w:rPr>
-          <w:szCs w:val="24"/>
-        </w:rPr>
-        <w:t>Multiplayer mode is missing in basic systems.</w:t>
-      </w:r>
-    </w:p>
-    <w:p>
-      <w:pPr>
-        <w:pStyle w:val="ListParagraph"/>
-        <w:numPr>
-          <w:ilvl w:val="0"/>
-          <w:numId w:val="21"/>
-        </w:numPr>
-        <w:spacing w:after="0" w:line="360" w:lineRule="auto"/>
-        <w:ind w:left="180" w:hanging="180"/>
-        <w:jc w:val="both"/>
-        <w:rPr>
-          <w:szCs w:val="24"/>
-        </w:rPr>
-      </w:pPr>
-      <w:r>
-        <w:rPr>
-          <w:szCs w:val="24"/>
-        </w:rPr>
-        <w:t>Existing systems lack CRUD operations.</w:t>
-      </w:r>
-    </w:p>
-    <w:p>
-      <w:pPr>
-        <w:pStyle w:val="ListParagraph"/>
-        <w:numPr>
-          <w:ilvl w:val="0"/>
-          <w:numId w:val="21"/>
-        </w:numPr>
-        <w:spacing w:after="0" w:line="360" w:lineRule="auto"/>
-        <w:ind w:left="180" w:hanging="180"/>
-        <w:jc w:val="both"/>
-        <w:rPr>
-          <w:szCs w:val="24"/>
-        </w:rPr>
-      </w:pPr>
-      <w:r>
-        <w:rPr>
-          <w:szCs w:val="24"/>
-        </w:rPr>
-        <w:t>Match history cannot be stored.</w:t>
-      </w:r>
-    </w:p>
-    <w:p>
-      <w:pPr>
-        <w:pStyle w:val="ListParagraph"/>
-        <w:spacing w:after="0" w:line="360" w:lineRule="auto"/>
-        <w:ind w:left="180"/>
-        <w:jc w:val="both"/>
-        <w:rPr>
-          <w:szCs w:val="24"/>
-        </w:rPr>
-      </w:pPr>
-    </w:p>
-    <w:p>
-      <w:pPr>
-        <w:spacing w:line="360" w:lineRule="auto"/>
-        <w:jc w:val="both"/>
-        <w:rPr>
-          <w:b/>
-          <w:szCs w:val="24"/>
-        </w:rPr>
-      </w:pPr>
-      <w:r>
-        <w:rPr>
-          <w:b/>
-          <w:szCs w:val="24"/>
-        </w:rPr>
-        <w:t>Implemented</w:t>
-      </w:r>
-      <w:r>
-        <w:rPr>
-          <w:b/>
-          <w:szCs w:val="24"/>
-        </w:rPr>
-        <w:t xml:space="preserve"> Solutions</w:t>
-      </w:r>
-    </w:p>
-    <w:p>
-      <w:pPr>
-        <w:spacing w:line="360" w:lineRule="auto"/>
-        <w:jc w:val="both"/>
-        <w:rPr>
-          <w:szCs w:val="24"/>
-        </w:rPr>
-      </w:pPr>
-      <w:r>
-        <w:rPr>
-          <w:szCs w:val="24"/>
-        </w:rPr>
-        <w:t xml:space="preserve">To solve the above problems, an advanced </w:t>
-      </w:r>
-      <w:r>
-        <w:rPr>
-          <w:szCs w:val="24"/>
-        </w:rPr>
-        <w:t xml:space="preserve">Rock Paper Scissors game is developed </w:t>
-      </w:r>
-      <w:r>
-        <w:rPr>
-          <w:szCs w:val="24"/>
-        </w:rPr>
-        <w:t>using C programming language.</w:t>
-      </w:r>
-      <w:r>
-        <w:rPr>
-          <w:szCs w:val="24"/>
-        </w:rPr>
-        <w:t xml:space="preserve"> This system includes:</w:t>
-      </w:r>
-    </w:p>
-    <w:p>
-      <w:pPr>
-        <w:pStyle w:val="ListParagraph"/>
-        <w:numPr>
-          <w:ilvl w:val="0"/>
-          <w:numId w:val="22"/>
-        </w:numPr>
-        <w:spacing w:after="0" w:line="360" w:lineRule="auto"/>
-        <w:ind w:left="180" w:hanging="180"/>
-        <w:jc w:val="both"/>
-        <w:rPr>
-          <w:szCs w:val="24"/>
-        </w:rPr>
-      </w:pPr>
-      <w:r>
-        <w:rPr>
-          <w:szCs w:val="24"/>
-        </w:rPr>
-        <w:t>User registration and login system.</w:t>
-      </w:r>
-    </w:p>
-    <w:p>
-      <w:pPr>
-        <w:pStyle w:val="ListParagraph"/>
-        <w:numPr>
-          <w:ilvl w:val="0"/>
-          <w:numId w:val="22"/>
-        </w:numPr>
-        <w:spacing w:after="0" w:line="360" w:lineRule="auto"/>
-        <w:ind w:left="180" w:hanging="180"/>
-        <w:jc w:val="both"/>
-        <w:rPr>
-          <w:szCs w:val="24"/>
-        </w:rPr>
-      </w:pPr>
-      <w:r>
-        <w:rPr>
-          <w:szCs w:val="24"/>
-        </w:rPr>
-        <w:t>File handling for permanent data storage.</w:t>
-      </w:r>
-    </w:p>
-    <w:p>
-      <w:pPr>
-        <w:pStyle w:val="ListParagraph"/>
-        <w:numPr>
-          <w:ilvl w:val="0"/>
-          <w:numId w:val="22"/>
-        </w:numPr>
-        <w:spacing w:after="0" w:line="360" w:lineRule="auto"/>
-        <w:ind w:left="180" w:hanging="180"/>
-        <w:jc w:val="both"/>
-        <w:rPr>
-          <w:szCs w:val="24"/>
-        </w:rPr>
-      </w:pPr>
-      <w:r>
-        <w:rPr>
-          <w:szCs w:val="24"/>
-        </w:rPr>
-        <w:t>Multiplayer gameplay mode.</w:t>
-      </w:r>
-    </w:p>
-    <w:p>
-      <w:pPr>
-        <w:pStyle w:val="ListParagraph"/>
-        <w:numPr>
-          <w:ilvl w:val="0"/>
-          <w:numId w:val="22"/>
-        </w:numPr>
-        <w:spacing w:after="0" w:line="360" w:lineRule="auto"/>
-        <w:ind w:left="180" w:hanging="180"/>
-        <w:jc w:val="both"/>
-        <w:rPr>
-          <w:szCs w:val="24"/>
-        </w:rPr>
-      </w:pPr>
-      <w:r>
-        <w:rPr>
-          <w:szCs w:val="24"/>
-        </w:rPr>
-        <w:t>Leaderboard system.</w:t>
-      </w:r>
-      <w:bookmarkStart w:id="14" w:name="_GoBack"/>
-      <w:bookmarkEnd w:id="14"/>
-    </w:p>
-    <w:p>
-      <w:pPr>
-        <w:rPr>
-          <w:szCs w:val="24"/>
-        </w:rPr>
-      </w:pPr>
-      <w:r>
-        <w:rPr>
-          <w:szCs w:val="24"/>
-        </w:rPr>
-        <w:br w:type="page"/>
+      </w:pPr>
+      <w:r>
+        <w:t>The project is also suitable for a local academic setting because it can be implemented with simple tools and tested on standard computers without needing internet access. This makes it accessible to students and teachers while still showing important concepts such as modular programming, data persistence, and user interaction. In short, the background of the project shows a clear evolution from a traditional hand game to a digital system that supports storage, tracking, and repeated use.</w:t>
       </w:r>
     </w:p>
     <w:p>
@@ -6223,8 +6241,1984 @@
         <w:jc w:val="both"/>
       </w:pPr>
       <w:r>
+        <w:lastRenderedPageBreak/>
         <w:t>Requirement Document</w:t>
       </w:r>
+    </w:p>
+    <w:p>
+      <w:pPr>
+        <w:pStyle w:val="isselectedend"/>
+        <w:jc w:val="both"/>
+      </w:pPr>
+      <w:r>
+        <w:t>A project cannot be successfully implemented without proper requirement analysis. The requirement document identifies the needs of stakeholders and ensures that the developed system meets user expectations. The Rock Paper Scissors Game was developed to provide a digital platform for playing the traditional game while incorporating user authentication, score tracking, and file management features.</w:t>
+      </w:r>
+    </w:p>
+    <w:p>
+      <w:pPr>
+        <w:pStyle w:val="isselectedend"/>
+        <w:jc w:val="both"/>
+      </w:pPr>
+      <w:r>
+        <w:t>The requirement gathering process involved identifying the needs of players, developers, and supervisors. These requirements were categorized into business requirements, user requirements, functional requirements, and non-functional requirements.</w:t>
+      </w:r>
+    </w:p>
+    <w:p>
+      <w:pPr>
+        <w:pStyle w:val="Heading2"/>
+        <w:numPr>
+          <w:ilvl w:val="1"/>
+          <w:numId w:val="2"/>
+        </w:numPr>
+      </w:pPr>
+      <w:r>
+        <w:t>Requirement Matri</w:t>
+      </w:r>
+      <w:r>
+        <w:t>x</w:t>
+      </w:r>
+    </w:p>
+    <w:p>
+      <w:pPr>
+        <w:pStyle w:val="NormalWeb"/>
+        <w:shd w:val="clear" w:color="auto" w:fill="FFFFFF"/>
+        <w:spacing w:before="0" w:beforeAutospacing="0" w:after="0" w:afterAutospacing="0" w:line="360" w:lineRule="auto"/>
+        <w:jc w:val="both"/>
+      </w:pPr>
+    </w:p>
+    <w:tbl>
+      <w:tblPr>
+        <w:tblStyle w:val="GridTable1Light1"/>
+        <w:tblW w:w="4999" w:type="pct"/>
+        <w:tblInd w:w="-5" w:type="dxa"/>
+        <w:tblLayout w:type="fixed"/>
+        <w:tblCellMar>
+          <w:left w:w="43" w:type="dxa"/>
+          <w:right w:w="43" w:type="dxa"/>
+        </w:tblCellMar>
+        <w:tblLook w:val="04A0" w:firstRow="1" w:lastRow="0" w:firstColumn="1" w:lastColumn="0" w:noHBand="0" w:noVBand="1"/>
+      </w:tblPr>
+      <w:tblGrid>
+        <w:gridCol w:w="1659"/>
+        <w:gridCol w:w="1659"/>
+        <w:gridCol w:w="2083"/>
+        <w:gridCol w:w="1236"/>
+        <w:gridCol w:w="1657"/>
+      </w:tblGrid>
+      <w:tr>
+        <w:trPr>
+          <w:cnfStyle w:val="100000000000" w:firstRow="1" w:lastRow="0" w:firstColumn="0" w:lastColumn="0" w:oddVBand="0" w:evenVBand="0" w:oddHBand="0" w:evenHBand="0" w:firstRowFirstColumn="0" w:firstRowLastColumn="0" w:lastRowFirstColumn="0" w:lastRowLastColumn="0"/>
+          <w:trHeight w:val="1793"/>
+        </w:trPr>
+        <w:tc>
+          <w:tcPr>
+            <w:cnfStyle w:val="001000000000" w:firstRow="0" w:lastRow="0" w:firstColumn="1" w:lastColumn="0" w:oddVBand="0" w:evenVBand="0" w:oddHBand="0" w:evenHBand="0" w:firstRowFirstColumn="0" w:firstRowLastColumn="0" w:lastRowFirstColumn="0" w:lastRowLastColumn="0"/>
+            <w:tcW w:w="1000" w:type="pct"/>
+          </w:tcPr>
+          <w:p>
+            <w:pPr>
+              <w:pStyle w:val="NormalWeb"/>
+              <w:spacing w:before="0" w:beforeAutospacing="0" w:after="0" w:afterAutospacing="0" w:line="360" w:lineRule="auto"/>
+              <w:jc w:val="both"/>
+            </w:pPr>
+            <w:r>
+              <w:t>SN.</w:t>
+            </w:r>
+          </w:p>
+        </w:tc>
+        <w:tc>
+          <w:tcPr>
+            <w:tcW w:w="1000" w:type="pct"/>
+          </w:tcPr>
+          <w:p>
+            <w:pPr>
+              <w:pStyle w:val="NormalWeb"/>
+              <w:spacing w:before="0" w:beforeAutospacing="0" w:after="0" w:afterAutospacing="0" w:line="360" w:lineRule="auto"/>
+              <w:jc w:val="both"/>
+              <w:cnfStyle w:val="100000000000" w:firstRow="1" w:lastRow="0" w:firstColumn="0" w:lastColumn="0" w:oddVBand="0" w:evenVBand="0" w:oddHBand="0" w:evenHBand="0" w:firstRowFirstColumn="0" w:firstRowLastColumn="0" w:lastRowFirstColumn="0" w:lastRowLastColumn="0"/>
+            </w:pPr>
+            <w:r>
+              <w:t>Required modules, system, and features.</w:t>
+            </w:r>
+          </w:p>
+        </w:tc>
+        <w:tc>
+          <w:tcPr>
+            <w:tcW w:w="1256" w:type="pct"/>
+          </w:tcPr>
+          <w:p>
+            <w:pPr>
+              <w:pStyle w:val="NormalWeb"/>
+              <w:spacing w:before="0" w:beforeAutospacing="0" w:after="0" w:afterAutospacing="0" w:line="360" w:lineRule="auto"/>
+              <w:jc w:val="both"/>
+              <w:cnfStyle w:val="100000000000" w:firstRow="1" w:lastRow="0" w:firstColumn="0" w:lastColumn="0" w:oddVBand="0" w:evenVBand="0" w:oddHBand="0" w:evenHBand="0" w:firstRowFirstColumn="0" w:firstRowLastColumn="0" w:lastRowFirstColumn="0" w:lastRowLastColumn="0"/>
+            </w:pPr>
+            <w:r>
+              <w:t>Description for the modules</w:t>
+            </w:r>
+          </w:p>
+        </w:tc>
+        <w:tc>
+          <w:tcPr>
+            <w:tcW w:w="745" w:type="pct"/>
+          </w:tcPr>
+          <w:p>
+            <w:pPr>
+              <w:pStyle w:val="NormalWeb"/>
+              <w:spacing w:before="0" w:beforeAutospacing="0" w:after="0" w:afterAutospacing="0" w:line="360" w:lineRule="auto"/>
+              <w:jc w:val="both"/>
+              <w:cnfStyle w:val="100000000000" w:firstRow="1" w:lastRow="0" w:firstColumn="0" w:lastColumn="0" w:oddVBand="0" w:evenVBand="0" w:oddHBand="0" w:evenHBand="0" w:firstRowFirstColumn="0" w:firstRowLastColumn="0" w:lastRowFirstColumn="0" w:lastRowLastColumn="0"/>
+            </w:pPr>
+            <w:r>
+              <w:t>Priority (High, Moderate, low)</w:t>
+            </w:r>
+          </w:p>
+        </w:tc>
+        <w:tc>
+          <w:tcPr>
+            <w:tcW w:w="999" w:type="pct"/>
+          </w:tcPr>
+          <w:p>
+            <w:pPr>
+              <w:pStyle w:val="NormalWeb"/>
+              <w:spacing w:before="0" w:beforeAutospacing="0" w:after="0" w:afterAutospacing="0" w:line="360" w:lineRule="auto"/>
+              <w:jc w:val="both"/>
+              <w:cnfStyle w:val="100000000000" w:firstRow="1" w:lastRow="0" w:firstColumn="0" w:lastColumn="0" w:oddVBand="0" w:evenVBand="0" w:oddHBand="0" w:evenHBand="0" w:firstRowFirstColumn="0" w:firstRowLastColumn="0" w:lastRowFirstColumn="0" w:lastRowLastColumn="0"/>
+            </w:pPr>
+            <w:r>
+              <w:t>Remarks</w:t>
+            </w:r>
+          </w:p>
+        </w:tc>
+      </w:tr>
+      <w:tr>
+        <w:trPr>
+          <w:trHeight w:val="1487"/>
+        </w:trPr>
+        <w:tc>
+          <w:tcPr>
+            <w:cnfStyle w:val="001000000000" w:firstRow="0" w:lastRow="0" w:firstColumn="1" w:lastColumn="0" w:oddVBand="0" w:evenVBand="0" w:oddHBand="0" w:evenHBand="0" w:firstRowFirstColumn="0" w:firstRowLastColumn="0" w:lastRowFirstColumn="0" w:lastRowLastColumn="0"/>
+            <w:tcW w:w="1000" w:type="pct"/>
+          </w:tcPr>
+          <w:p>
+            <w:pPr>
+              <w:pStyle w:val="NormalWeb"/>
+              <w:spacing w:before="0" w:beforeAutospacing="0" w:after="0" w:afterAutospacing="0" w:line="360" w:lineRule="auto"/>
+              <w:jc w:val="both"/>
+            </w:pPr>
+            <w:r>
+              <w:t>1.</w:t>
+            </w:r>
+          </w:p>
+        </w:tc>
+        <w:tc>
+          <w:tcPr>
+            <w:tcW w:w="1000" w:type="pct"/>
+          </w:tcPr>
+          <w:tbl>
+            <w:tblPr>
+              <w:tblW w:w="0" w:type="auto"/>
+              <w:tblCellSpacing w:w="15" w:type="dxa"/>
+              <w:tblCellMar>
+                <w:top w:w="15" w:type="dxa"/>
+                <w:left w:w="15" w:type="dxa"/>
+                <w:bottom w:w="15" w:type="dxa"/>
+                <w:right w:w="15" w:type="dxa"/>
+              </w:tblCellMar>
+              <w:tblLook w:val="04A0" w:firstRow="1" w:lastRow="0" w:firstColumn="1" w:lastColumn="0" w:noHBand="0" w:noVBand="1"/>
+            </w:tblPr>
+            <w:tblGrid>
+              <w:gridCol w:w="1335"/>
+            </w:tblGrid>
+            <w:tr>
+              <w:trPr>
+                <w:trHeight w:val="727"/>
+                <w:tblCellSpacing w:w="15" w:type="dxa"/>
+              </w:trPr>
+              <w:tc>
+                <w:tcPr>
+                  <w:tcW w:w="1275" w:type="dxa"/>
+                  <w:vAlign w:val="center"/>
+                  <w:hideMark/>
+                </w:tcPr>
+                <w:p>
+                  <w:pPr>
+                    <w:pStyle w:val="NormalWeb"/>
+                    <w:spacing w:line="360" w:lineRule="auto"/>
+                    <w:jc w:val="both"/>
+                  </w:pPr>
+                  <w:r>
+                    <w:t>Registration system</w:t>
+                  </w:r>
+                  <w:r>
+                    <w:t xml:space="preserve"> and Login System</w:t>
+                  </w:r>
+                </w:p>
+              </w:tc>
+            </w:tr>
+            <w:tr>
+              <w:trPr>
+                <w:trHeight w:val="753"/>
+                <w:tblCellSpacing w:w="15" w:type="dxa"/>
+              </w:trPr>
+              <w:tc>
+                <w:tcPr>
+                  <w:tcW w:w="1275" w:type="dxa"/>
+                  <w:vAlign w:val="center"/>
+                </w:tcPr>
+                <w:p>
+                  <w:pPr>
+                    <w:pStyle w:val="NormalWeb"/>
+                    <w:spacing w:line="360" w:lineRule="auto"/>
+                    <w:jc w:val="both"/>
+                  </w:pPr>
+                </w:p>
+              </w:tc>
+            </w:tr>
+          </w:tbl>
+          <w:p>
+            <w:pPr>
+              <w:pStyle w:val="NormalWeb"/>
+              <w:spacing w:line="360" w:lineRule="auto"/>
+              <w:jc w:val="both"/>
+              <w:cnfStyle w:val="000000000000" w:firstRow="0" w:lastRow="0" w:firstColumn="0" w:lastColumn="0" w:oddVBand="0" w:evenVBand="0" w:oddHBand="0" w:evenHBand="0" w:firstRowFirstColumn="0" w:firstRowLastColumn="0" w:lastRowFirstColumn="0" w:lastRowLastColumn="0"/>
+              <w:rPr>
+                <w:vanish/>
+              </w:rPr>
+            </w:pPr>
+          </w:p>
+          <w:tbl>
+            <w:tblPr>
+              <w:tblW w:w="1989" w:type="dxa"/>
+              <w:tblCellSpacing w:w="15" w:type="dxa"/>
+              <w:tblCellMar>
+                <w:top w:w="15" w:type="dxa"/>
+                <w:left w:w="15" w:type="dxa"/>
+                <w:bottom w:w="15" w:type="dxa"/>
+                <w:right w:w="15" w:type="dxa"/>
+              </w:tblCellMar>
+              <w:tblLook w:val="04A0" w:firstRow="1" w:lastRow="0" w:firstColumn="1" w:lastColumn="0" w:noHBand="0" w:noVBand="1"/>
+            </w:tblPr>
+            <w:tblGrid>
+              <w:gridCol w:w="1989"/>
+            </w:tblGrid>
+            <w:tr>
+              <w:trPr>
+                <w:trHeight w:val="16"/>
+                <w:tblCellSpacing w:w="15" w:type="dxa"/>
+              </w:trPr>
+              <w:tc>
+                <w:tcPr>
+                  <w:tcW w:w="1929" w:type="dxa"/>
+                  <w:vAlign w:val="center"/>
+                  <w:hideMark/>
+                </w:tcPr>
+                <w:p>
+                  <w:pPr>
+                    <w:pStyle w:val="NormalWeb"/>
+                    <w:spacing w:line="360" w:lineRule="auto"/>
+                    <w:jc w:val="both"/>
+                  </w:pPr>
+                </w:p>
+              </w:tc>
+            </w:tr>
+          </w:tbl>
+          <w:p>
+            <w:pPr>
+              <w:pStyle w:val="NormalWeb"/>
+              <w:spacing w:before="0" w:beforeAutospacing="0" w:after="0" w:afterAutospacing="0" w:line="360" w:lineRule="auto"/>
+              <w:jc w:val="both"/>
+              <w:cnfStyle w:val="000000000000" w:firstRow="0" w:lastRow="0" w:firstColumn="0" w:lastColumn="0" w:oddVBand="0" w:evenVBand="0" w:oddHBand="0" w:evenHBand="0" w:firstRowFirstColumn="0" w:firstRowLastColumn="0" w:lastRowFirstColumn="0" w:lastRowLastColumn="0"/>
+            </w:pPr>
+          </w:p>
+        </w:tc>
+        <w:tc>
+          <w:tcPr>
+            <w:tcW w:w="1256" w:type="pct"/>
+          </w:tcPr>
+          <w:p>
+            <w:pPr>
+              <w:pStyle w:val="NormalWeb"/>
+              <w:spacing w:before="0" w:beforeAutospacing="0" w:after="0" w:afterAutospacing="0" w:line="360" w:lineRule="auto"/>
+              <w:jc w:val="both"/>
+              <w:cnfStyle w:val="000000000000" w:firstRow="0" w:lastRow="0" w:firstColumn="0" w:lastColumn="0" w:oddVBand="0" w:evenVBand="0" w:oddHBand="0" w:evenHBand="0" w:firstRowFirstColumn="0" w:firstRowLastColumn="0" w:lastRowFirstColumn="0" w:lastRowLastColumn="0"/>
+            </w:pPr>
+            <w:r>
+              <w:rPr>
+                <w:lang w:val="en-GB"/>
+              </w:rPr>
+              <w:t>Allows new users to create an account with username and passwor</w:t>
+            </w:r>
+            <w:r>
+              <w:rPr>
+                <w:lang w:val="en-GB"/>
+              </w:rPr>
+              <w:t xml:space="preserve">d </w:t>
+            </w:r>
+            <w:proofErr w:type="gramStart"/>
+            <w:r>
+              <w:rPr>
+                <w:lang w:val="en-GB"/>
+              </w:rPr>
+              <w:t xml:space="preserve">and  </w:t>
+            </w:r>
+            <w:r>
+              <w:rPr>
+                <w:lang w:val="en-GB"/>
+              </w:rPr>
+              <w:t>Authenticates</w:t>
+            </w:r>
+            <w:proofErr w:type="gramEnd"/>
+            <w:r>
+              <w:rPr>
+                <w:lang w:val="en-GB"/>
+              </w:rPr>
+              <w:t xml:space="preserve"> </w:t>
+            </w:r>
+            <w:r>
+              <w:rPr>
+                <w:lang w:val="en-GB"/>
+              </w:rPr>
+              <w:t>registered</w:t>
+            </w:r>
+            <w:r>
+              <w:rPr>
+                <w:lang w:val="en-GB"/>
+              </w:rPr>
+              <w:t xml:space="preserve">   </w:t>
+            </w:r>
+            <w:r>
+              <w:rPr>
+                <w:lang w:val="en-GB"/>
+              </w:rPr>
+              <w:t>users before accessing the game.</w:t>
+            </w:r>
+          </w:p>
+        </w:tc>
+        <w:tc>
+          <w:tcPr>
+            <w:tcW w:w="745" w:type="pct"/>
+          </w:tcPr>
+          <w:p>
+            <w:pPr>
+              <w:pStyle w:val="NormalWeb"/>
+              <w:spacing w:before="0" w:beforeAutospacing="0" w:after="0" w:afterAutospacing="0" w:line="360" w:lineRule="auto"/>
+              <w:jc w:val="center"/>
+              <w:cnfStyle w:val="000000000000" w:firstRow="0" w:lastRow="0" w:firstColumn="0" w:lastColumn="0" w:oddVBand="0" w:evenVBand="0" w:oddHBand="0" w:evenHBand="0" w:firstRowFirstColumn="0" w:firstRowLastColumn="0" w:lastRowFirstColumn="0" w:lastRowLastColumn="0"/>
+            </w:pPr>
+            <w:r>
+              <w:t>High</w:t>
+            </w:r>
+          </w:p>
+        </w:tc>
+        <w:tc>
+          <w:tcPr>
+            <w:tcW w:w="999" w:type="pct"/>
+          </w:tcPr>
+          <w:p>
+            <w:pPr>
+              <w:pStyle w:val="NormalWeb"/>
+              <w:spacing w:before="0" w:beforeAutospacing="0" w:after="0" w:afterAutospacing="0" w:line="360" w:lineRule="auto"/>
+              <w:jc w:val="both"/>
+              <w:cnfStyle w:val="000000000000" w:firstRow="0" w:lastRow="0" w:firstColumn="0" w:lastColumn="0" w:oddVBand="0" w:evenVBand="0" w:oddHBand="0" w:evenHBand="0" w:firstRowFirstColumn="0" w:firstRowLastColumn="0" w:lastRowFirstColumn="0" w:lastRowLastColumn="0"/>
+            </w:pPr>
+            <w:r>
+              <w:rPr>
+                <w:lang w:val="en-GB"/>
+              </w:rPr>
+              <w:t>Essential for first-time users</w:t>
+            </w:r>
+            <w:r>
+              <w:rPr>
+                <w:lang w:val="en-GB"/>
+              </w:rPr>
+              <w:t xml:space="preserve"> and security </w:t>
+            </w:r>
+            <w:proofErr w:type="gramStart"/>
+            <w:r>
+              <w:rPr>
+                <w:lang w:val="en-GB"/>
+              </w:rPr>
+              <w:t>feature .</w:t>
+            </w:r>
+            <w:proofErr w:type="gramEnd"/>
+          </w:p>
+        </w:tc>
+      </w:tr>
+      <w:tr>
+        <w:trPr>
+          <w:trHeight w:val="1793"/>
+        </w:trPr>
+        <w:tc>
+          <w:tcPr>
+            <w:cnfStyle w:val="001000000000" w:firstRow="0" w:lastRow="0" w:firstColumn="1" w:lastColumn="0" w:oddVBand="0" w:evenVBand="0" w:oddHBand="0" w:evenHBand="0" w:firstRowFirstColumn="0" w:firstRowLastColumn="0" w:lastRowFirstColumn="0" w:lastRowLastColumn="0"/>
+            <w:tcW w:w="1000" w:type="pct"/>
+          </w:tcPr>
+          <w:p>
+            <w:pPr>
+              <w:pStyle w:val="NormalWeb"/>
+              <w:spacing w:before="0" w:beforeAutospacing="0" w:after="0" w:afterAutospacing="0" w:line="360" w:lineRule="auto"/>
+              <w:jc w:val="both"/>
+            </w:pPr>
+            <w:r>
+              <w:t>2.</w:t>
+            </w:r>
+          </w:p>
+        </w:tc>
+        <w:tc>
+          <w:tcPr>
+            <w:tcW w:w="1000" w:type="pct"/>
+          </w:tcPr>
+          <w:p>
+            <w:pPr>
+              <w:pStyle w:val="NormalWeb"/>
+              <w:spacing w:line="360" w:lineRule="auto"/>
+              <w:jc w:val="both"/>
+              <w:cnfStyle w:val="000000000000" w:firstRow="0" w:lastRow="0" w:firstColumn="0" w:lastColumn="0" w:oddVBand="0" w:evenVBand="0" w:oddHBand="0" w:evenHBand="0" w:firstRowFirstColumn="0" w:firstRowLastColumn="0" w:lastRowFirstColumn="0" w:lastRowLastColumn="0"/>
+            </w:pPr>
+            <w:r>
+              <w:rPr>
+                <w:lang w:val="en-GB"/>
+              </w:rPr>
+              <w:t>Password Validation</w:t>
+            </w:r>
+          </w:p>
+        </w:tc>
+        <w:tc>
+          <w:tcPr>
+            <w:tcW w:w="1256" w:type="pct"/>
+          </w:tcPr>
+          <w:p>
+            <w:pPr>
+              <w:pStyle w:val="NormalWeb"/>
+              <w:spacing w:before="0" w:beforeAutospacing="0" w:after="0" w:afterAutospacing="0" w:line="360" w:lineRule="auto"/>
+              <w:cnfStyle w:val="000000000000" w:firstRow="0" w:lastRow="0" w:firstColumn="0" w:lastColumn="0" w:oddVBand="0" w:evenVBand="0" w:oddHBand="0" w:evenHBand="0" w:firstRowFirstColumn="0" w:firstRowLastColumn="0" w:lastRowFirstColumn="0" w:lastRowLastColumn="0"/>
+              <w:rPr>
+                <w:lang w:val="en-GB"/>
+              </w:rPr>
+            </w:pPr>
+            <w:r>
+              <w:rPr>
+                <w:lang w:val="en-GB"/>
+              </w:rPr>
+              <w:t>Verifies user credentials during login</w:t>
+            </w:r>
+          </w:p>
+        </w:tc>
+        <w:tc>
+          <w:tcPr>
+            <w:tcW w:w="745" w:type="pct"/>
+          </w:tcPr>
+          <w:p>
+            <w:pPr>
+              <w:pStyle w:val="NormalWeb"/>
+              <w:spacing w:before="0" w:beforeAutospacing="0" w:after="0" w:afterAutospacing="0" w:line="360" w:lineRule="auto"/>
+              <w:jc w:val="center"/>
+              <w:cnfStyle w:val="000000000000" w:firstRow="0" w:lastRow="0" w:firstColumn="0" w:lastColumn="0" w:oddVBand="0" w:evenVBand="0" w:oddHBand="0" w:evenHBand="0" w:firstRowFirstColumn="0" w:firstRowLastColumn="0" w:lastRowFirstColumn="0" w:lastRowLastColumn="0"/>
+            </w:pPr>
+            <w:r>
+              <w:t>High</w:t>
+            </w:r>
+          </w:p>
+        </w:tc>
+        <w:tc>
+          <w:tcPr>
+            <w:tcW w:w="999" w:type="pct"/>
+          </w:tcPr>
+          <w:p>
+            <w:pPr>
+              <w:pStyle w:val="NormalWeb"/>
+              <w:spacing w:before="0" w:beforeAutospacing="0" w:after="0" w:afterAutospacing="0" w:line="360" w:lineRule="auto"/>
+              <w:jc w:val="both"/>
+              <w:cnfStyle w:val="000000000000" w:firstRow="0" w:lastRow="0" w:firstColumn="0" w:lastColumn="0" w:oddVBand="0" w:evenVBand="0" w:oddHBand="0" w:evenHBand="0" w:firstRowFirstColumn="0" w:firstRowLastColumn="0" w:lastRowFirstColumn="0" w:lastRowLastColumn="0"/>
+              <w:rPr>
+                <w:lang w:val="en-GB"/>
+              </w:rPr>
+            </w:pPr>
+            <w:r>
+              <w:rPr>
+                <w:lang w:val="en-GB"/>
+              </w:rPr>
+              <w:t>Prevents unauthorized access.</w:t>
+            </w:r>
+          </w:p>
+        </w:tc>
+      </w:tr>
+      <w:tr>
+        <w:trPr>
+          <w:trHeight w:val="1793"/>
+        </w:trPr>
+        <w:tc>
+          <w:tcPr>
+            <w:cnfStyle w:val="001000000000" w:firstRow="0" w:lastRow="0" w:firstColumn="1" w:lastColumn="0" w:oddVBand="0" w:evenVBand="0" w:oddHBand="0" w:evenHBand="0" w:firstRowFirstColumn="0" w:firstRowLastColumn="0" w:lastRowFirstColumn="0" w:lastRowLastColumn="0"/>
+            <w:tcW w:w="1000" w:type="pct"/>
+          </w:tcPr>
+          <w:p>
+            <w:pPr>
+              <w:pStyle w:val="NormalWeb"/>
+              <w:spacing w:before="0" w:beforeAutospacing="0" w:after="0" w:afterAutospacing="0" w:line="360" w:lineRule="auto"/>
+              <w:jc w:val="both"/>
+            </w:pPr>
+            <w:r>
+              <w:t>3.</w:t>
+            </w:r>
+          </w:p>
+        </w:tc>
+        <w:tc>
+          <w:tcPr>
+            <w:tcW w:w="1000" w:type="pct"/>
+          </w:tcPr>
+          <w:p>
+            <w:pPr>
+              <w:pStyle w:val="NormalWeb"/>
+              <w:spacing w:line="360" w:lineRule="auto"/>
+              <w:jc w:val="both"/>
+              <w:cnfStyle w:val="000000000000" w:firstRow="0" w:lastRow="0" w:firstColumn="0" w:lastColumn="0" w:oddVBand="0" w:evenVBand="0" w:oddHBand="0" w:evenHBand="0" w:firstRowFirstColumn="0" w:firstRowLastColumn="0" w:lastRowFirstColumn="0" w:lastRowLastColumn="0"/>
+              <w:rPr>
+                <w:lang w:val="en-GB"/>
+              </w:rPr>
+            </w:pPr>
+            <w:r>
+              <w:rPr>
+                <w:lang w:val="en-GB"/>
+              </w:rPr>
+              <w:t>Main Dashboard</w:t>
+            </w:r>
+          </w:p>
+        </w:tc>
+        <w:tc>
+          <w:tcPr>
+            <w:tcW w:w="1256" w:type="pct"/>
+          </w:tcPr>
+          <w:p>
+            <w:pPr>
+              <w:pStyle w:val="NormalWeb"/>
+              <w:spacing w:before="0" w:beforeAutospacing="0" w:after="0" w:afterAutospacing="0" w:line="360" w:lineRule="auto"/>
+              <w:cnfStyle w:val="000000000000" w:firstRow="0" w:lastRow="0" w:firstColumn="0" w:lastColumn="0" w:oddVBand="0" w:evenVBand="0" w:oddHBand="0" w:evenHBand="0" w:firstRowFirstColumn="0" w:firstRowLastColumn="0" w:lastRowFirstColumn="0" w:lastRowLastColumn="0"/>
+              <w:rPr>
+                <w:lang w:val="en-GB"/>
+              </w:rPr>
+            </w:pPr>
+            <w:r>
+              <w:rPr>
+                <w:lang w:val="en-GB"/>
+              </w:rPr>
+              <w:t>Provides navigation to all game functions.</w:t>
+            </w:r>
+          </w:p>
+        </w:tc>
+        <w:tc>
+          <w:tcPr>
+            <w:tcW w:w="745" w:type="pct"/>
+          </w:tcPr>
+          <w:p>
+            <w:pPr>
+              <w:pStyle w:val="NormalWeb"/>
+              <w:spacing w:before="0" w:beforeAutospacing="0" w:after="0" w:afterAutospacing="0" w:line="360" w:lineRule="auto"/>
+              <w:jc w:val="center"/>
+              <w:cnfStyle w:val="000000000000" w:firstRow="0" w:lastRow="0" w:firstColumn="0" w:lastColumn="0" w:oddVBand="0" w:evenVBand="0" w:oddHBand="0" w:evenHBand="0" w:firstRowFirstColumn="0" w:firstRowLastColumn="0" w:lastRowFirstColumn="0" w:lastRowLastColumn="0"/>
+            </w:pPr>
+            <w:r>
+              <w:t>High</w:t>
+            </w:r>
+          </w:p>
+        </w:tc>
+        <w:tc>
+          <w:tcPr>
+            <w:tcW w:w="999" w:type="pct"/>
+          </w:tcPr>
+          <w:p>
+            <w:pPr>
+              <w:pStyle w:val="NormalWeb"/>
+              <w:spacing w:before="0" w:beforeAutospacing="0" w:after="0" w:afterAutospacing="0" w:line="360" w:lineRule="auto"/>
+              <w:jc w:val="both"/>
+              <w:cnfStyle w:val="000000000000" w:firstRow="0" w:lastRow="0" w:firstColumn="0" w:lastColumn="0" w:oddVBand="0" w:evenVBand="0" w:oddHBand="0" w:evenHBand="0" w:firstRowFirstColumn="0" w:firstRowLastColumn="0" w:lastRowFirstColumn="0" w:lastRowLastColumn="0"/>
+              <w:rPr>
+                <w:lang w:val="en-GB"/>
+              </w:rPr>
+            </w:pPr>
+            <w:r>
+              <w:rPr>
+                <w:lang w:val="en-GB"/>
+              </w:rPr>
+              <w:t>Central control module</w:t>
+            </w:r>
+          </w:p>
+        </w:tc>
+      </w:tr>
+      <w:tr>
+        <w:trPr>
+          <w:trHeight w:val="1793"/>
+        </w:trPr>
+        <w:tc>
+          <w:tcPr>
+            <w:cnfStyle w:val="001000000000" w:firstRow="0" w:lastRow="0" w:firstColumn="1" w:lastColumn="0" w:oddVBand="0" w:evenVBand="0" w:oddHBand="0" w:evenHBand="0" w:firstRowFirstColumn="0" w:firstRowLastColumn="0" w:lastRowFirstColumn="0" w:lastRowLastColumn="0"/>
+            <w:tcW w:w="1000" w:type="pct"/>
+          </w:tcPr>
+          <w:p>
+            <w:pPr>
+              <w:pStyle w:val="NormalWeb"/>
+              <w:spacing w:before="0" w:beforeAutospacing="0" w:after="0" w:afterAutospacing="0" w:line="360" w:lineRule="auto"/>
+              <w:jc w:val="both"/>
+            </w:pPr>
+            <w:r>
+              <w:lastRenderedPageBreak/>
+              <w:t>4.</w:t>
+            </w:r>
+          </w:p>
+        </w:tc>
+        <w:tc>
+          <w:tcPr>
+            <w:tcW w:w="1000" w:type="pct"/>
+          </w:tcPr>
+          <w:p>
+            <w:pPr>
+              <w:pStyle w:val="NormalWeb"/>
+              <w:spacing w:line="360" w:lineRule="auto"/>
+              <w:jc w:val="both"/>
+              <w:cnfStyle w:val="000000000000" w:firstRow="0" w:lastRow="0" w:firstColumn="0" w:lastColumn="0" w:oddVBand="0" w:evenVBand="0" w:oddHBand="0" w:evenHBand="0" w:firstRowFirstColumn="0" w:firstRowLastColumn="0" w:lastRowFirstColumn="0" w:lastRowLastColumn="0"/>
+              <w:rPr>
+                <w:lang w:val="en-GB"/>
+              </w:rPr>
+            </w:pPr>
+            <w:r>
+              <w:rPr>
+                <w:lang w:val="en-GB"/>
+              </w:rPr>
+              <w:t>Single Player Mode</w:t>
+            </w:r>
+          </w:p>
+        </w:tc>
+        <w:tc>
+          <w:tcPr>
+            <w:tcW w:w="1256" w:type="pct"/>
+          </w:tcPr>
+          <w:p>
+            <w:pPr>
+              <w:pStyle w:val="NormalWeb"/>
+              <w:spacing w:before="0" w:beforeAutospacing="0" w:after="0" w:afterAutospacing="0" w:line="360" w:lineRule="auto"/>
+              <w:cnfStyle w:val="000000000000" w:firstRow="0" w:lastRow="0" w:firstColumn="0" w:lastColumn="0" w:oddVBand="0" w:evenVBand="0" w:oddHBand="0" w:evenHBand="0" w:firstRowFirstColumn="0" w:firstRowLastColumn="0" w:lastRowFirstColumn="0" w:lastRowLastColumn="0"/>
+              <w:rPr>
+                <w:lang w:val="en-GB"/>
+              </w:rPr>
+            </w:pPr>
+            <w:r>
+              <w:rPr>
+                <w:lang w:val="en-GB"/>
+              </w:rPr>
+              <w:t>Allows users to play against the computer.</w:t>
+            </w:r>
+          </w:p>
+        </w:tc>
+        <w:tc>
+          <w:tcPr>
+            <w:tcW w:w="745" w:type="pct"/>
+          </w:tcPr>
+          <w:p>
+            <w:pPr>
+              <w:pStyle w:val="NormalWeb"/>
+              <w:spacing w:before="0" w:beforeAutospacing="0" w:after="0" w:afterAutospacing="0" w:line="360" w:lineRule="auto"/>
+              <w:jc w:val="center"/>
+              <w:cnfStyle w:val="000000000000" w:firstRow="0" w:lastRow="0" w:firstColumn="0" w:lastColumn="0" w:oddVBand="0" w:evenVBand="0" w:oddHBand="0" w:evenHBand="0" w:firstRowFirstColumn="0" w:firstRowLastColumn="0" w:lastRowFirstColumn="0" w:lastRowLastColumn="0"/>
+            </w:pPr>
+            <w:r>
+              <w:t>High</w:t>
+            </w:r>
+          </w:p>
+        </w:tc>
+        <w:tc>
+          <w:tcPr>
+            <w:tcW w:w="999" w:type="pct"/>
+          </w:tcPr>
+          <w:p>
+            <w:pPr>
+              <w:pStyle w:val="NormalWeb"/>
+              <w:spacing w:before="0" w:beforeAutospacing="0" w:after="0" w:afterAutospacing="0" w:line="360" w:lineRule="auto"/>
+              <w:jc w:val="both"/>
+              <w:cnfStyle w:val="000000000000" w:firstRow="0" w:lastRow="0" w:firstColumn="0" w:lastColumn="0" w:oddVBand="0" w:evenVBand="0" w:oddHBand="0" w:evenHBand="0" w:firstRowFirstColumn="0" w:firstRowLastColumn="0" w:lastRowFirstColumn="0" w:lastRowLastColumn="0"/>
+              <w:rPr>
+                <w:lang w:val="en-GB"/>
+              </w:rPr>
+            </w:pPr>
+            <w:r>
+              <w:rPr>
+                <w:lang w:val="en-GB"/>
+              </w:rPr>
+              <w:t>Core functionality</w:t>
+            </w:r>
+          </w:p>
+        </w:tc>
+      </w:tr>
+      <w:tr>
+        <w:trPr>
+          <w:trHeight w:val="1793"/>
+        </w:trPr>
+        <w:tc>
+          <w:tcPr>
+            <w:cnfStyle w:val="001000000000" w:firstRow="0" w:lastRow="0" w:firstColumn="1" w:lastColumn="0" w:oddVBand="0" w:evenVBand="0" w:oddHBand="0" w:evenHBand="0" w:firstRowFirstColumn="0" w:firstRowLastColumn="0" w:lastRowFirstColumn="0" w:lastRowLastColumn="0"/>
+            <w:tcW w:w="1000" w:type="pct"/>
+          </w:tcPr>
+          <w:p>
+            <w:pPr>
+              <w:pStyle w:val="NormalWeb"/>
+              <w:spacing w:before="0" w:beforeAutospacing="0" w:after="0" w:afterAutospacing="0" w:line="360" w:lineRule="auto"/>
+              <w:jc w:val="both"/>
+            </w:pPr>
+            <w:r>
+              <w:t>5.</w:t>
+            </w:r>
+          </w:p>
+        </w:tc>
+        <w:tc>
+          <w:tcPr>
+            <w:tcW w:w="1000" w:type="pct"/>
+          </w:tcPr>
+          <w:p>
+            <w:pPr>
+              <w:pStyle w:val="NormalWeb"/>
+              <w:spacing w:line="360" w:lineRule="auto"/>
+              <w:jc w:val="both"/>
+              <w:cnfStyle w:val="000000000000" w:firstRow="0" w:lastRow="0" w:firstColumn="0" w:lastColumn="0" w:oddVBand="0" w:evenVBand="0" w:oddHBand="0" w:evenHBand="0" w:firstRowFirstColumn="0" w:firstRowLastColumn="0" w:lastRowFirstColumn="0" w:lastRowLastColumn="0"/>
+              <w:rPr>
+                <w:lang w:val="en-GB"/>
+              </w:rPr>
+            </w:pPr>
+            <w:r>
+              <w:rPr>
+                <w:lang w:val="en-GB"/>
+              </w:rPr>
+              <w:t>Random Choice Generator</w:t>
+            </w:r>
+          </w:p>
+        </w:tc>
+        <w:tc>
+          <w:tcPr>
+            <w:tcW w:w="1256" w:type="pct"/>
+          </w:tcPr>
+          <w:p>
+            <w:pPr>
+              <w:pStyle w:val="NormalWeb"/>
+              <w:spacing w:before="0" w:beforeAutospacing="0" w:after="0" w:afterAutospacing="0" w:line="360" w:lineRule="auto"/>
+              <w:cnfStyle w:val="000000000000" w:firstRow="0" w:lastRow="0" w:firstColumn="0" w:lastColumn="0" w:oddVBand="0" w:evenVBand="0" w:oddHBand="0" w:evenHBand="0" w:firstRowFirstColumn="0" w:firstRowLastColumn="0" w:lastRowFirstColumn="0" w:lastRowLastColumn="0"/>
+              <w:rPr>
+                <w:lang w:val="en-GB"/>
+              </w:rPr>
+            </w:pPr>
+            <w:r>
+              <w:rPr>
+                <w:lang w:val="en-GB"/>
+              </w:rPr>
+              <w:t>Generates computer moves using random numbers.</w:t>
+            </w:r>
+          </w:p>
+        </w:tc>
+        <w:tc>
+          <w:tcPr>
+            <w:tcW w:w="745" w:type="pct"/>
+          </w:tcPr>
+          <w:p>
+            <w:pPr>
+              <w:pStyle w:val="NormalWeb"/>
+              <w:spacing w:before="0" w:beforeAutospacing="0" w:after="0" w:afterAutospacing="0" w:line="360" w:lineRule="auto"/>
+              <w:jc w:val="center"/>
+              <w:cnfStyle w:val="000000000000" w:firstRow="0" w:lastRow="0" w:firstColumn="0" w:lastColumn="0" w:oddVBand="0" w:evenVBand="0" w:oddHBand="0" w:evenHBand="0" w:firstRowFirstColumn="0" w:firstRowLastColumn="0" w:lastRowFirstColumn="0" w:lastRowLastColumn="0"/>
+            </w:pPr>
+            <w:r>
+              <w:t>High</w:t>
+            </w:r>
+          </w:p>
+        </w:tc>
+        <w:tc>
+          <w:tcPr>
+            <w:tcW w:w="999" w:type="pct"/>
+          </w:tcPr>
+          <w:p>
+            <w:pPr>
+              <w:pStyle w:val="NormalWeb"/>
+              <w:spacing w:before="0" w:beforeAutospacing="0" w:after="0" w:afterAutospacing="0" w:line="360" w:lineRule="auto"/>
+              <w:jc w:val="both"/>
+              <w:cnfStyle w:val="000000000000" w:firstRow="0" w:lastRow="0" w:firstColumn="0" w:lastColumn="0" w:oddVBand="0" w:evenVBand="0" w:oddHBand="0" w:evenHBand="0" w:firstRowFirstColumn="0" w:firstRowLastColumn="0" w:lastRowFirstColumn="0" w:lastRowLastColumn="0"/>
+              <w:rPr>
+                <w:lang w:val="en-GB"/>
+              </w:rPr>
+            </w:pPr>
+            <w:r>
+              <w:rPr>
+                <w:lang w:val="en-GB"/>
+              </w:rPr>
+              <w:t>Required for gameplay</w:t>
+            </w:r>
+          </w:p>
+        </w:tc>
+      </w:tr>
+      <w:tr>
+        <w:trPr>
+          <w:trHeight w:val="1793"/>
+        </w:trPr>
+        <w:tc>
+          <w:tcPr>
+            <w:cnfStyle w:val="001000000000" w:firstRow="0" w:lastRow="0" w:firstColumn="1" w:lastColumn="0" w:oddVBand="0" w:evenVBand="0" w:oddHBand="0" w:evenHBand="0" w:firstRowFirstColumn="0" w:firstRowLastColumn="0" w:lastRowFirstColumn="0" w:lastRowLastColumn="0"/>
+            <w:tcW w:w="1000" w:type="pct"/>
+          </w:tcPr>
+          <w:p>
+            <w:pPr>
+              <w:pStyle w:val="NormalWeb"/>
+              <w:spacing w:before="0" w:beforeAutospacing="0" w:after="0" w:afterAutospacing="0" w:line="360" w:lineRule="auto"/>
+              <w:jc w:val="both"/>
+            </w:pPr>
+            <w:r>
+              <w:t>6.</w:t>
+            </w:r>
+          </w:p>
+        </w:tc>
+        <w:tc>
+          <w:tcPr>
+            <w:tcW w:w="1000" w:type="pct"/>
+          </w:tcPr>
+          <w:p>
+            <w:pPr>
+              <w:pStyle w:val="NormalWeb"/>
+              <w:spacing w:line="360" w:lineRule="auto"/>
+              <w:jc w:val="both"/>
+              <w:cnfStyle w:val="000000000000" w:firstRow="0" w:lastRow="0" w:firstColumn="0" w:lastColumn="0" w:oddVBand="0" w:evenVBand="0" w:oddHBand="0" w:evenHBand="0" w:firstRowFirstColumn="0" w:firstRowLastColumn="0" w:lastRowFirstColumn="0" w:lastRowLastColumn="0"/>
+              <w:rPr>
+                <w:lang w:val="en-GB"/>
+              </w:rPr>
+            </w:pPr>
+            <w:r>
+              <w:rPr>
+                <w:lang w:val="en-GB"/>
+              </w:rPr>
+              <w:t>Multiplayer Mode</w:t>
+            </w:r>
+          </w:p>
+        </w:tc>
+        <w:tc>
+          <w:tcPr>
+            <w:tcW w:w="1256" w:type="pct"/>
+          </w:tcPr>
+          <w:p>
+            <w:pPr>
+              <w:pStyle w:val="NormalWeb"/>
+              <w:spacing w:before="0" w:beforeAutospacing="0" w:after="0" w:afterAutospacing="0" w:line="360" w:lineRule="auto"/>
+              <w:cnfStyle w:val="000000000000" w:firstRow="0" w:lastRow="0" w:firstColumn="0" w:lastColumn="0" w:oddVBand="0" w:evenVBand="0" w:oddHBand="0" w:evenHBand="0" w:firstRowFirstColumn="0" w:firstRowLastColumn="0" w:lastRowFirstColumn="0" w:lastRowLastColumn="0"/>
+              <w:rPr>
+                <w:lang w:val="en-GB"/>
+              </w:rPr>
+            </w:pPr>
+            <w:r>
+              <w:rPr>
+                <w:lang w:val="en-GB"/>
+              </w:rPr>
+              <w:t>Allows two users to play on the same system.</w:t>
+            </w:r>
+          </w:p>
+        </w:tc>
+        <w:tc>
+          <w:tcPr>
+            <w:tcW w:w="745" w:type="pct"/>
+          </w:tcPr>
+          <w:p>
+            <w:pPr>
+              <w:pStyle w:val="NormalWeb"/>
+              <w:spacing w:before="0" w:beforeAutospacing="0" w:after="0" w:afterAutospacing="0" w:line="360" w:lineRule="auto"/>
+              <w:jc w:val="center"/>
+              <w:cnfStyle w:val="000000000000" w:firstRow="0" w:lastRow="0" w:firstColumn="0" w:lastColumn="0" w:oddVBand="0" w:evenVBand="0" w:oddHBand="0" w:evenHBand="0" w:firstRowFirstColumn="0" w:firstRowLastColumn="0" w:lastRowFirstColumn="0" w:lastRowLastColumn="0"/>
+            </w:pPr>
+            <w:r>
+              <w:t>High</w:t>
+            </w:r>
+          </w:p>
+        </w:tc>
+        <w:tc>
+          <w:tcPr>
+            <w:tcW w:w="999" w:type="pct"/>
+          </w:tcPr>
+          <w:p>
+            <w:pPr>
+              <w:pStyle w:val="NormalWeb"/>
+              <w:spacing w:before="0" w:beforeAutospacing="0" w:after="0" w:afterAutospacing="0" w:line="360" w:lineRule="auto"/>
+              <w:jc w:val="both"/>
+              <w:cnfStyle w:val="000000000000" w:firstRow="0" w:lastRow="0" w:firstColumn="0" w:lastColumn="0" w:oddVBand="0" w:evenVBand="0" w:oddHBand="0" w:evenHBand="0" w:firstRowFirstColumn="0" w:firstRowLastColumn="0" w:lastRowFirstColumn="0" w:lastRowLastColumn="0"/>
+              <w:rPr>
+                <w:lang w:val="en-GB"/>
+              </w:rPr>
+            </w:pPr>
+            <w:r>
+              <w:rPr>
+                <w:lang w:val="en-GB"/>
+              </w:rPr>
+              <w:t>Additional functionality</w:t>
+            </w:r>
+          </w:p>
+        </w:tc>
+      </w:tr>
+      <w:tr>
+        <w:trPr>
+          <w:trHeight w:val="2321"/>
+        </w:trPr>
+        <w:tc>
+          <w:tcPr>
+            <w:cnfStyle w:val="001000000000" w:firstRow="0" w:lastRow="0" w:firstColumn="1" w:lastColumn="0" w:oddVBand="0" w:evenVBand="0" w:oddHBand="0" w:evenHBand="0" w:firstRowFirstColumn="0" w:firstRowLastColumn="0" w:lastRowFirstColumn="0" w:lastRowLastColumn="0"/>
+            <w:tcW w:w="1000" w:type="pct"/>
+          </w:tcPr>
+          <w:p>
+            <w:pPr>
+              <w:pStyle w:val="NormalWeb"/>
+              <w:spacing w:before="0" w:beforeAutospacing="0" w:after="0" w:afterAutospacing="0" w:line="360" w:lineRule="auto"/>
+              <w:jc w:val="both"/>
+            </w:pPr>
+            <w:r>
+              <w:t>7.</w:t>
+            </w:r>
+          </w:p>
+        </w:tc>
+        <w:tc>
+          <w:tcPr>
+            <w:tcW w:w="1000" w:type="pct"/>
+          </w:tcPr>
+          <w:p>
+            <w:pPr>
+              <w:pStyle w:val="NormalWeb"/>
+              <w:spacing w:line="360" w:lineRule="auto"/>
+              <w:jc w:val="both"/>
+              <w:cnfStyle w:val="000000000000" w:firstRow="0" w:lastRow="0" w:firstColumn="0" w:lastColumn="0" w:oddVBand="0" w:evenVBand="0" w:oddHBand="0" w:evenHBand="0" w:firstRowFirstColumn="0" w:firstRowLastColumn="0" w:lastRowFirstColumn="0" w:lastRowLastColumn="0"/>
+              <w:rPr>
+                <w:lang w:val="en-GB"/>
+              </w:rPr>
+            </w:pPr>
+            <w:r>
+              <w:rPr>
+                <w:lang w:val="en-GB"/>
+              </w:rPr>
+              <w:t>Winner Determination Module</w:t>
+            </w:r>
+            <w:r>
+              <w:rPr>
+                <w:lang w:val="en-GB"/>
+              </w:rPr>
+              <w:t xml:space="preserve"> </w:t>
+            </w:r>
+            <w:proofErr w:type="gramStart"/>
+            <w:r>
+              <w:rPr>
+                <w:lang w:val="en-GB"/>
+              </w:rPr>
+              <w:t xml:space="preserve">and  </w:t>
+            </w:r>
+            <w:r>
+              <w:rPr>
+                <w:lang w:val="en-GB"/>
+              </w:rPr>
+              <w:t>Score</w:t>
+            </w:r>
+            <w:proofErr w:type="gramEnd"/>
+            <w:r>
+              <w:rPr>
+                <w:lang w:val="en-GB"/>
+              </w:rPr>
+              <w:t xml:space="preserve"> Management System</w:t>
+            </w:r>
+          </w:p>
+        </w:tc>
+        <w:tc>
+          <w:tcPr>
+            <w:tcW w:w="1256" w:type="pct"/>
+          </w:tcPr>
+          <w:p>
+            <w:pPr>
+              <w:pStyle w:val="NormalWeb"/>
+              <w:spacing w:before="0" w:beforeAutospacing="0" w:after="0" w:afterAutospacing="0" w:line="360" w:lineRule="auto"/>
+              <w:cnfStyle w:val="000000000000" w:firstRow="0" w:lastRow="0" w:firstColumn="0" w:lastColumn="0" w:oddVBand="0" w:evenVBand="0" w:oddHBand="0" w:evenHBand="0" w:firstRowFirstColumn="0" w:firstRowLastColumn="0" w:lastRowFirstColumn="0" w:lastRowLastColumn="0"/>
+              <w:rPr>
+                <w:lang w:val="en-GB"/>
+              </w:rPr>
+            </w:pPr>
+            <w:r>
+              <w:rPr>
+                <w:lang w:val="en-GB"/>
+              </w:rPr>
+              <w:t>Determines winner according to game rules</w:t>
+            </w:r>
+            <w:r>
+              <w:rPr>
+                <w:lang w:val="en-GB"/>
+              </w:rPr>
+              <w:t xml:space="preserve"> and updates scores </w:t>
+            </w:r>
+          </w:p>
+        </w:tc>
+        <w:tc>
+          <w:tcPr>
+            <w:tcW w:w="745" w:type="pct"/>
+          </w:tcPr>
+          <w:p>
+            <w:pPr>
+              <w:pStyle w:val="NormalWeb"/>
+              <w:spacing w:before="0" w:beforeAutospacing="0" w:after="0" w:afterAutospacing="0" w:line="360" w:lineRule="auto"/>
+              <w:jc w:val="center"/>
+              <w:cnfStyle w:val="000000000000" w:firstRow="0" w:lastRow="0" w:firstColumn="0" w:lastColumn="0" w:oddVBand="0" w:evenVBand="0" w:oddHBand="0" w:evenHBand="0" w:firstRowFirstColumn="0" w:firstRowLastColumn="0" w:lastRowFirstColumn="0" w:lastRowLastColumn="0"/>
+            </w:pPr>
+            <w:r>
+              <w:t>High</w:t>
+            </w:r>
+          </w:p>
+        </w:tc>
+        <w:tc>
+          <w:tcPr>
+            <w:tcW w:w="999" w:type="pct"/>
+          </w:tcPr>
+          <w:p>
+            <w:pPr>
+              <w:pStyle w:val="NormalWeb"/>
+              <w:spacing w:before="0" w:beforeAutospacing="0" w:after="0" w:afterAutospacing="0" w:line="360" w:lineRule="auto"/>
+              <w:jc w:val="both"/>
+              <w:cnfStyle w:val="000000000000" w:firstRow="0" w:lastRow="0" w:firstColumn="0" w:lastColumn="0" w:oddVBand="0" w:evenVBand="0" w:oddHBand="0" w:evenHBand="0" w:firstRowFirstColumn="0" w:firstRowLastColumn="0" w:lastRowFirstColumn="0" w:lastRowLastColumn="0"/>
+              <w:rPr>
+                <w:lang w:val="en-GB"/>
+              </w:rPr>
+            </w:pPr>
+            <w:r>
+              <w:rPr>
+                <w:lang w:val="en-GB"/>
+              </w:rPr>
+              <w:t>Main game logic</w:t>
+            </w:r>
+            <w:r>
+              <w:rPr>
+                <w:lang w:val="en-GB"/>
+              </w:rPr>
+              <w:t xml:space="preserve"> and </w:t>
+            </w:r>
+            <w:r>
+              <w:rPr>
+                <w:lang w:val="en-GB"/>
+              </w:rPr>
+              <w:t>Performance tracking.</w:t>
+            </w:r>
+          </w:p>
+        </w:tc>
+      </w:tr>
+      <w:tr>
+        <w:trPr>
+          <w:trHeight w:val="1793"/>
+        </w:trPr>
+        <w:tc>
+          <w:tcPr>
+            <w:cnfStyle w:val="001000000000" w:firstRow="0" w:lastRow="0" w:firstColumn="1" w:lastColumn="0" w:oddVBand="0" w:evenVBand="0" w:oddHBand="0" w:evenHBand="0" w:firstRowFirstColumn="0" w:firstRowLastColumn="0" w:lastRowFirstColumn="0" w:lastRowLastColumn="0"/>
+            <w:tcW w:w="1000" w:type="pct"/>
+          </w:tcPr>
+          <w:p>
+            <w:pPr>
+              <w:pStyle w:val="NormalWeb"/>
+              <w:spacing w:before="0" w:beforeAutospacing="0" w:after="0" w:afterAutospacing="0" w:line="360" w:lineRule="auto"/>
+              <w:jc w:val="both"/>
+            </w:pPr>
+            <w:r>
+              <w:t>8.</w:t>
+            </w:r>
+          </w:p>
+        </w:tc>
+        <w:tc>
+          <w:tcPr>
+            <w:tcW w:w="1000" w:type="pct"/>
+          </w:tcPr>
+          <w:p>
+            <w:pPr>
+              <w:pStyle w:val="NormalWeb"/>
+              <w:spacing w:line="360" w:lineRule="auto"/>
+              <w:jc w:val="both"/>
+              <w:cnfStyle w:val="000000000000" w:firstRow="0" w:lastRow="0" w:firstColumn="0" w:lastColumn="0" w:oddVBand="0" w:evenVBand="0" w:oddHBand="0" w:evenHBand="0" w:firstRowFirstColumn="0" w:firstRowLastColumn="0" w:lastRowFirstColumn="0" w:lastRowLastColumn="0"/>
+              <w:rPr>
+                <w:lang w:val="en-GB"/>
+              </w:rPr>
+            </w:pPr>
+            <w:r>
+              <w:rPr>
+                <w:lang w:val="en-GB"/>
+              </w:rPr>
+              <w:t>File Handling System</w:t>
+            </w:r>
+            <w:r>
+              <w:rPr>
+                <w:lang w:val="en-GB"/>
+              </w:rPr>
+              <w:t xml:space="preserve"> and </w:t>
+            </w:r>
+            <w:r>
+              <w:rPr>
+                <w:lang w:val="en-GB"/>
+              </w:rPr>
+              <w:t>Scoreboard Display</w:t>
+            </w:r>
+          </w:p>
+        </w:tc>
+        <w:tc>
+          <w:tcPr>
+            <w:tcW w:w="1256" w:type="pct"/>
+          </w:tcPr>
+          <w:p>
+            <w:pPr>
+              <w:pStyle w:val="NormalWeb"/>
+              <w:spacing w:before="0" w:beforeAutospacing="0" w:after="0" w:afterAutospacing="0" w:line="360" w:lineRule="auto"/>
+              <w:cnfStyle w:val="000000000000" w:firstRow="0" w:lastRow="0" w:firstColumn="0" w:lastColumn="0" w:oddVBand="0" w:evenVBand="0" w:oddHBand="0" w:evenHBand="0" w:firstRowFirstColumn="0" w:firstRowLastColumn="0" w:lastRowFirstColumn="0" w:lastRowLastColumn="0"/>
+              <w:rPr>
+                <w:lang w:val="en-GB"/>
+              </w:rPr>
+            </w:pPr>
+            <w:r>
+              <w:rPr>
+                <w:lang w:val="en-GB"/>
+              </w:rPr>
+              <w:t>Stores user accounts and scores in files</w:t>
+            </w:r>
+            <w:r>
+              <w:rPr>
+                <w:lang w:val="en-GB"/>
+              </w:rPr>
+              <w:t xml:space="preserve"> and </w:t>
+            </w:r>
+            <w:r>
+              <w:rPr>
+                <w:lang w:val="en-GB"/>
+              </w:rPr>
+              <w:t>Shows player records and scores.</w:t>
+            </w:r>
+          </w:p>
+        </w:tc>
+        <w:tc>
+          <w:tcPr>
+            <w:tcW w:w="745" w:type="pct"/>
+          </w:tcPr>
+          <w:p>
+            <w:pPr>
+              <w:pStyle w:val="NormalWeb"/>
+              <w:spacing w:before="0" w:beforeAutospacing="0" w:after="0" w:afterAutospacing="0" w:line="360" w:lineRule="auto"/>
+              <w:jc w:val="center"/>
+              <w:cnfStyle w:val="000000000000" w:firstRow="0" w:lastRow="0" w:firstColumn="0" w:lastColumn="0" w:oddVBand="0" w:evenVBand="0" w:oddHBand="0" w:evenHBand="0" w:firstRowFirstColumn="0" w:firstRowLastColumn="0" w:lastRowFirstColumn="0" w:lastRowLastColumn="0"/>
+            </w:pPr>
+            <w:r>
+              <w:t>High</w:t>
+            </w:r>
+          </w:p>
+        </w:tc>
+        <w:tc>
+          <w:tcPr>
+            <w:tcW w:w="999" w:type="pct"/>
+          </w:tcPr>
+          <w:p>
+            <w:pPr>
+              <w:pStyle w:val="NormalWeb"/>
+              <w:spacing w:before="0" w:beforeAutospacing="0" w:after="0" w:afterAutospacing="0" w:line="360" w:lineRule="auto"/>
+              <w:jc w:val="both"/>
+              <w:cnfStyle w:val="000000000000" w:firstRow="0" w:lastRow="0" w:firstColumn="0" w:lastColumn="0" w:oddVBand="0" w:evenVBand="0" w:oddHBand="0" w:evenHBand="0" w:firstRowFirstColumn="0" w:firstRowLastColumn="0" w:lastRowFirstColumn="0" w:lastRowLastColumn="0"/>
+              <w:rPr>
+                <w:lang w:val="en-GB"/>
+              </w:rPr>
+            </w:pPr>
+            <w:r>
+              <w:rPr>
+                <w:lang w:val="en-GB"/>
+              </w:rPr>
+              <w:t>Data persistence</w:t>
+            </w:r>
+            <w:r>
+              <w:rPr>
+                <w:lang w:val="en-GB"/>
+              </w:rPr>
+              <w:t xml:space="preserve"> and </w:t>
+            </w:r>
+            <w:r>
+              <w:rPr>
+                <w:lang w:val="en-GB"/>
+              </w:rPr>
+              <w:t>User convenience</w:t>
+            </w:r>
+          </w:p>
+        </w:tc>
+      </w:tr>
+      <w:tr>
+        <w:trPr>
+          <w:trHeight w:val="1793"/>
+        </w:trPr>
+        <w:tc>
+          <w:tcPr>
+            <w:cnfStyle w:val="001000000000" w:firstRow="0" w:lastRow="0" w:firstColumn="1" w:lastColumn="0" w:oddVBand="0" w:evenVBand="0" w:oddHBand="0" w:evenHBand="0" w:firstRowFirstColumn="0" w:firstRowLastColumn="0" w:lastRowFirstColumn="0" w:lastRowLastColumn="0"/>
+            <w:tcW w:w="1000" w:type="pct"/>
+          </w:tcPr>
+          <w:p>
+            <w:pPr>
+              <w:pStyle w:val="NormalWeb"/>
+              <w:spacing w:before="0" w:beforeAutospacing="0" w:after="0" w:afterAutospacing="0" w:line="360" w:lineRule="auto"/>
+              <w:jc w:val="both"/>
+            </w:pPr>
+            <w:r>
+              <w:t>9.</w:t>
+            </w:r>
+          </w:p>
+        </w:tc>
+        <w:tc>
+          <w:tcPr>
+            <w:tcW w:w="1000" w:type="pct"/>
+          </w:tcPr>
+          <w:p>
+            <w:pPr>
+              <w:pStyle w:val="NormalWeb"/>
+              <w:spacing w:line="360" w:lineRule="auto"/>
+              <w:jc w:val="both"/>
+              <w:cnfStyle w:val="000000000000" w:firstRow="0" w:lastRow="0" w:firstColumn="0" w:lastColumn="0" w:oddVBand="0" w:evenVBand="0" w:oddHBand="0" w:evenHBand="0" w:firstRowFirstColumn="0" w:firstRowLastColumn="0" w:lastRowFirstColumn="0" w:lastRowLastColumn="0"/>
+              <w:rPr>
+                <w:lang w:val="en-GB"/>
+              </w:rPr>
+            </w:pPr>
+            <w:r>
+              <w:rPr>
+                <w:lang w:val="en-GB"/>
+              </w:rPr>
+              <w:t>Input Validation</w:t>
+            </w:r>
+          </w:p>
+        </w:tc>
+        <w:tc>
+          <w:tcPr>
+            <w:tcW w:w="1256" w:type="pct"/>
+          </w:tcPr>
+          <w:p>
+            <w:pPr>
+              <w:pStyle w:val="NormalWeb"/>
+              <w:spacing w:before="0" w:beforeAutospacing="0" w:after="0" w:afterAutospacing="0" w:line="360" w:lineRule="auto"/>
+              <w:cnfStyle w:val="000000000000" w:firstRow="0" w:lastRow="0" w:firstColumn="0" w:lastColumn="0" w:oddVBand="0" w:evenVBand="0" w:oddHBand="0" w:evenHBand="0" w:firstRowFirstColumn="0" w:firstRowLastColumn="0" w:lastRowFirstColumn="0" w:lastRowLastColumn="0"/>
+              <w:rPr>
+                <w:lang w:val="en-GB"/>
+              </w:rPr>
+            </w:pPr>
+            <w:r>
+              <w:rPr>
+                <w:lang w:val="en-GB"/>
+              </w:rPr>
+              <w:t>Prevents invalid menu selections and entries.</w:t>
+            </w:r>
+          </w:p>
+        </w:tc>
+        <w:tc>
+          <w:tcPr>
+            <w:tcW w:w="745" w:type="pct"/>
+          </w:tcPr>
+          <w:p>
+            <w:pPr>
+              <w:pStyle w:val="NormalWeb"/>
+              <w:spacing w:before="0" w:beforeAutospacing="0" w:after="0" w:afterAutospacing="0" w:line="360" w:lineRule="auto"/>
+              <w:jc w:val="center"/>
+              <w:cnfStyle w:val="000000000000" w:firstRow="0" w:lastRow="0" w:firstColumn="0" w:lastColumn="0" w:oddVBand="0" w:evenVBand="0" w:oddHBand="0" w:evenHBand="0" w:firstRowFirstColumn="0" w:firstRowLastColumn="0" w:lastRowFirstColumn="0" w:lastRowLastColumn="0"/>
+            </w:pPr>
+            <w:r>
+              <w:t>High</w:t>
+            </w:r>
+          </w:p>
+        </w:tc>
+        <w:tc>
+          <w:tcPr>
+            <w:tcW w:w="999" w:type="pct"/>
+          </w:tcPr>
+          <w:p>
+            <w:pPr>
+              <w:pStyle w:val="NormalWeb"/>
+              <w:spacing w:before="0" w:beforeAutospacing="0" w:after="0" w:afterAutospacing="0" w:line="360" w:lineRule="auto"/>
+              <w:jc w:val="both"/>
+              <w:cnfStyle w:val="000000000000" w:firstRow="0" w:lastRow="0" w:firstColumn="0" w:lastColumn="0" w:oddVBand="0" w:evenVBand="0" w:oddHBand="0" w:evenHBand="0" w:firstRowFirstColumn="0" w:firstRowLastColumn="0" w:lastRowFirstColumn="0" w:lastRowLastColumn="0"/>
+              <w:rPr>
+                <w:lang w:val="en-GB"/>
+              </w:rPr>
+            </w:pPr>
+            <w:r>
+              <w:rPr>
+                <w:lang w:val="en-GB"/>
+              </w:rPr>
+              <w:t>Error handling.</w:t>
+            </w:r>
+          </w:p>
+        </w:tc>
+      </w:tr>
+      <w:tr>
+        <w:trPr>
+          <w:trHeight w:val="1793"/>
+        </w:trPr>
+        <w:tc>
+          <w:tcPr>
+            <w:cnfStyle w:val="001000000000" w:firstRow="0" w:lastRow="0" w:firstColumn="1" w:lastColumn="0" w:oddVBand="0" w:evenVBand="0" w:oddHBand="0" w:evenHBand="0" w:firstRowFirstColumn="0" w:firstRowLastColumn="0" w:lastRowFirstColumn="0" w:lastRowLastColumn="0"/>
+            <w:tcW w:w="1000" w:type="pct"/>
+          </w:tcPr>
+          <w:p>
+            <w:pPr>
+              <w:pStyle w:val="NormalWeb"/>
+              <w:spacing w:before="0" w:beforeAutospacing="0" w:after="0" w:afterAutospacing="0" w:line="360" w:lineRule="auto"/>
+              <w:jc w:val="both"/>
+            </w:pPr>
+            <w:r>
+              <w:t>10.</w:t>
+            </w:r>
+          </w:p>
+        </w:tc>
+        <w:tc>
+          <w:tcPr>
+            <w:tcW w:w="1000" w:type="pct"/>
+          </w:tcPr>
+          <w:p>
+            <w:pPr>
+              <w:pStyle w:val="NormalWeb"/>
+              <w:spacing w:line="360" w:lineRule="auto"/>
+              <w:jc w:val="both"/>
+              <w:cnfStyle w:val="000000000000" w:firstRow="0" w:lastRow="0" w:firstColumn="0" w:lastColumn="0" w:oddVBand="0" w:evenVBand="0" w:oddHBand="0" w:evenHBand="0" w:firstRowFirstColumn="0" w:firstRowLastColumn="0" w:lastRowFirstColumn="0" w:lastRowLastColumn="0"/>
+              <w:rPr>
+                <w:lang w:val="en-GB"/>
+              </w:rPr>
+            </w:pPr>
+            <w:r>
+              <w:rPr>
+                <w:lang w:val="en-GB"/>
+              </w:rPr>
+              <w:t>Logout System</w:t>
+            </w:r>
+            <w:r>
+              <w:rPr>
+                <w:lang w:val="en-GB"/>
+              </w:rPr>
+              <w:t xml:space="preserve"> and </w:t>
+            </w:r>
+            <w:r>
+              <w:rPr>
+                <w:lang w:val="en-GB"/>
+              </w:rPr>
+              <w:t>Exit System</w:t>
+            </w:r>
+          </w:p>
+        </w:tc>
+        <w:tc>
+          <w:tcPr>
+            <w:tcW w:w="1256" w:type="pct"/>
+          </w:tcPr>
+          <w:p>
+            <w:pPr>
+              <w:pStyle w:val="NormalWeb"/>
+              <w:spacing w:before="0" w:beforeAutospacing="0" w:after="0" w:afterAutospacing="0" w:line="360" w:lineRule="auto"/>
+              <w:cnfStyle w:val="000000000000" w:firstRow="0" w:lastRow="0" w:firstColumn="0" w:lastColumn="0" w:oddVBand="0" w:evenVBand="0" w:oddHBand="0" w:evenHBand="0" w:firstRowFirstColumn="0" w:firstRowLastColumn="0" w:lastRowFirstColumn="0" w:lastRowLastColumn="0"/>
+              <w:rPr>
+                <w:lang w:val="en-GB"/>
+              </w:rPr>
+            </w:pPr>
+            <w:r>
+              <w:rPr>
+                <w:lang w:val="en-GB"/>
+              </w:rPr>
+              <w:t>Allows users to safely log out</w:t>
+            </w:r>
+            <w:r>
+              <w:rPr>
+                <w:lang w:val="en-GB"/>
+              </w:rPr>
+              <w:t xml:space="preserve"> and </w:t>
+            </w:r>
+            <w:proofErr w:type="gramStart"/>
+            <w:r>
+              <w:rPr>
+                <w:lang w:val="en-GB"/>
+              </w:rPr>
+              <w:t>Closes</w:t>
+            </w:r>
+            <w:proofErr w:type="gramEnd"/>
+            <w:r>
+              <w:rPr>
+                <w:lang w:val="en-GB"/>
+              </w:rPr>
+              <w:t xml:space="preserve"> the application safely.</w:t>
+            </w:r>
+          </w:p>
+        </w:tc>
+        <w:tc>
+          <w:tcPr>
+            <w:tcW w:w="745" w:type="pct"/>
+          </w:tcPr>
+          <w:p>
+            <w:pPr>
+              <w:pStyle w:val="NormalWeb"/>
+              <w:spacing w:before="0" w:beforeAutospacing="0" w:after="0" w:afterAutospacing="0" w:line="360" w:lineRule="auto"/>
+              <w:jc w:val="center"/>
+              <w:cnfStyle w:val="000000000000" w:firstRow="0" w:lastRow="0" w:firstColumn="0" w:lastColumn="0" w:oddVBand="0" w:evenVBand="0" w:oddHBand="0" w:evenHBand="0" w:firstRowFirstColumn="0" w:firstRowLastColumn="0" w:lastRowFirstColumn="0" w:lastRowLastColumn="0"/>
+            </w:pPr>
+            <w:r>
+              <w:t>High</w:t>
+            </w:r>
+          </w:p>
+        </w:tc>
+        <w:tc>
+          <w:tcPr>
+            <w:tcW w:w="999" w:type="pct"/>
+          </w:tcPr>
+          <w:p>
+            <w:pPr>
+              <w:pStyle w:val="NormalWeb"/>
+              <w:spacing w:before="0" w:beforeAutospacing="0" w:after="0" w:afterAutospacing="0" w:line="360" w:lineRule="auto"/>
+              <w:jc w:val="both"/>
+              <w:cnfStyle w:val="000000000000" w:firstRow="0" w:lastRow="0" w:firstColumn="0" w:lastColumn="0" w:oddVBand="0" w:evenVBand="0" w:oddHBand="0" w:evenHBand="0" w:firstRowFirstColumn="0" w:firstRowLastColumn="0" w:lastRowFirstColumn="0" w:lastRowLastColumn="0"/>
+              <w:rPr>
+                <w:lang w:val="en-GB"/>
+              </w:rPr>
+            </w:pPr>
+            <w:r>
+              <w:rPr>
+                <w:lang w:val="en-GB"/>
+              </w:rPr>
+              <w:t>Security enhancement</w:t>
+            </w:r>
+            <w:r>
+              <w:rPr>
+                <w:lang w:val="en-GB"/>
+              </w:rPr>
+              <w:t xml:space="preserve"> and final operation.</w:t>
+            </w:r>
+          </w:p>
+        </w:tc>
+      </w:tr>
+    </w:tbl>
+    <w:p>
+      <w:pPr>
+        <w:pStyle w:val="ListParagraph"/>
+        <w:ind w:left="360"/>
+      </w:pPr>
+    </w:p>
+    <w:p>
+      <w:pPr>
+        <w:pStyle w:val="Heading2"/>
+        <w:numPr>
+          <w:ilvl w:val="1"/>
+          <w:numId w:val="2"/>
+        </w:numPr>
+        <w:spacing w:before="0" w:after="0" w:line="360" w:lineRule="auto"/>
+      </w:pPr>
+      <w:r>
+        <w:lastRenderedPageBreak/>
+        <w:t>Business Requirements</w:t>
+      </w:r>
+    </w:p>
+    <w:p>
+      <w:pPr>
+        <w:pStyle w:val="ListParagraph"/>
+        <w:numPr>
+          <w:ilvl w:val="0"/>
+          <w:numId w:val="31"/>
+        </w:numPr>
+        <w:spacing w:after="0" w:line="360" w:lineRule="auto"/>
+        <w:ind w:left="180" w:hanging="180"/>
+        <w:rPr>
+          <w:lang w:val="en-US"/>
+        </w:rPr>
+      </w:pPr>
+      <w:r>
+        <w:rPr>
+          <w:lang w:val="en-US"/>
+        </w:rPr>
+        <w:t>Digitalize the traditional Rock Paper Scissors game</w:t>
+      </w:r>
+    </w:p>
+    <w:p>
+      <w:pPr>
+        <w:pStyle w:val="ListParagraph"/>
+        <w:numPr>
+          <w:ilvl w:val="0"/>
+          <w:numId w:val="31"/>
+        </w:numPr>
+        <w:spacing w:after="0" w:line="360" w:lineRule="auto"/>
+        <w:ind w:left="180" w:hanging="180"/>
+        <w:rPr>
+          <w:lang w:val="en-US"/>
+        </w:rPr>
+      </w:pPr>
+      <w:proofErr w:type="gramStart"/>
+      <w:r>
+        <w:rPr>
+          <w:lang w:val="en-US"/>
+        </w:rPr>
+        <w:t>.Reduce</w:t>
+      </w:r>
+      <w:proofErr w:type="gramEnd"/>
+      <w:r>
+        <w:rPr>
+          <w:lang w:val="en-US"/>
+        </w:rPr>
+        <w:t xml:space="preserve"> manual score keeping </w:t>
+      </w:r>
+    </w:p>
+    <w:p>
+      <w:pPr>
+        <w:pStyle w:val="ListParagraph"/>
+        <w:numPr>
+          <w:ilvl w:val="0"/>
+          <w:numId w:val="31"/>
+        </w:numPr>
+        <w:spacing w:after="0" w:line="360" w:lineRule="auto"/>
+        <w:ind w:left="180" w:hanging="180"/>
+        <w:rPr>
+          <w:lang w:val="en-US"/>
+        </w:rPr>
+      </w:pPr>
+      <w:r>
+        <w:rPr>
+          <w:lang w:val="en-US"/>
+        </w:rPr>
+        <w:t xml:space="preserve"> Maintain player records securely.  </w:t>
+      </w:r>
+    </w:p>
+    <w:p>
+      <w:pPr>
+        <w:pStyle w:val="ListParagraph"/>
+        <w:numPr>
+          <w:ilvl w:val="0"/>
+          <w:numId w:val="31"/>
+        </w:numPr>
+        <w:spacing w:after="0" w:line="360" w:lineRule="auto"/>
+        <w:ind w:left="180" w:hanging="180"/>
+        <w:rPr>
+          <w:lang w:val="en-US"/>
+        </w:rPr>
+      </w:pPr>
+      <w:r>
+        <w:rPr>
+          <w:lang w:val="en-US"/>
+        </w:rPr>
+        <w:t>Provide an interactive gaming experience</w:t>
+      </w:r>
+    </w:p>
+    <w:p>
+      <w:pPr>
+        <w:pStyle w:val="Heading2"/>
+        <w:tabs>
+          <w:tab w:val="left" w:pos="360"/>
+        </w:tabs>
+        <w:spacing w:before="0" w:after="0" w:line="360" w:lineRule="auto"/>
+        <w:rPr>
+          <w:bCs/>
+          <w:lang w:val="en-US"/>
+        </w:rPr>
+      </w:pPr>
+      <w:r>
+        <w:rPr>
+          <w:lang w:val="en-US"/>
+        </w:rPr>
+        <w:t xml:space="preserve">5.3 </w:t>
+      </w:r>
+      <w:r>
+        <w:rPr>
+          <w:bCs/>
+          <w:lang w:val="en-US"/>
+        </w:rPr>
+        <w:t>User Requirements</w:t>
+      </w:r>
+    </w:p>
+    <w:p>
+      <w:pPr>
+        <w:pStyle w:val="ListParagraph"/>
+        <w:numPr>
+          <w:ilvl w:val="0"/>
+          <w:numId w:val="34"/>
+        </w:numPr>
+        <w:tabs>
+          <w:tab w:val="left" w:pos="360"/>
+          <w:tab w:val="left" w:pos="720"/>
+        </w:tabs>
+        <w:spacing w:after="0" w:line="360" w:lineRule="auto"/>
+        <w:ind w:left="180" w:hanging="180"/>
+        <w:rPr>
+          <w:lang w:val="en-US"/>
+        </w:rPr>
+      </w:pPr>
+      <w:r>
+        <w:rPr>
+          <w:lang w:val="en-US"/>
+        </w:rPr>
+        <w:t>User should be able to register.</w:t>
+      </w:r>
+    </w:p>
+    <w:p>
+      <w:pPr>
+        <w:pStyle w:val="ListParagraph"/>
+        <w:numPr>
+          <w:ilvl w:val="0"/>
+          <w:numId w:val="34"/>
+        </w:numPr>
+        <w:tabs>
+          <w:tab w:val="left" w:pos="360"/>
+          <w:tab w:val="left" w:pos="720"/>
+        </w:tabs>
+        <w:spacing w:after="0" w:line="360" w:lineRule="auto"/>
+        <w:ind w:left="180" w:hanging="180"/>
+        <w:rPr>
+          <w:lang w:val="en-US"/>
+        </w:rPr>
+      </w:pPr>
+      <w:r>
+        <w:rPr>
+          <w:lang w:val="en-US"/>
+        </w:rPr>
+        <w:t>User should be able to login.</w:t>
+      </w:r>
+    </w:p>
+    <w:p>
+      <w:pPr>
+        <w:pStyle w:val="ListParagraph"/>
+        <w:numPr>
+          <w:ilvl w:val="0"/>
+          <w:numId w:val="34"/>
+        </w:numPr>
+        <w:tabs>
+          <w:tab w:val="left" w:pos="360"/>
+          <w:tab w:val="left" w:pos="720"/>
+        </w:tabs>
+        <w:spacing w:after="0" w:line="360" w:lineRule="auto"/>
+        <w:ind w:left="180" w:hanging="180"/>
+        <w:rPr>
+          <w:lang w:val="en-US"/>
+        </w:rPr>
+      </w:pPr>
+      <w:r>
+        <w:rPr>
+          <w:lang w:val="en-US"/>
+        </w:rPr>
+        <w:t>User should be able to play against computer.</w:t>
+      </w:r>
+    </w:p>
+    <w:p>
+      <w:pPr>
+        <w:pStyle w:val="ListParagraph"/>
+        <w:numPr>
+          <w:ilvl w:val="0"/>
+          <w:numId w:val="34"/>
+        </w:numPr>
+        <w:tabs>
+          <w:tab w:val="left" w:pos="360"/>
+          <w:tab w:val="left" w:pos="720"/>
+        </w:tabs>
+        <w:spacing w:after="0" w:line="360" w:lineRule="auto"/>
+        <w:ind w:left="180" w:hanging="180"/>
+        <w:rPr>
+          <w:lang w:val="en-US"/>
+        </w:rPr>
+      </w:pPr>
+      <w:r>
+        <w:rPr>
+          <w:lang w:val="en-US"/>
+        </w:rPr>
+        <w:t>User should be able to play multiplayer mode.</w:t>
+      </w:r>
+    </w:p>
+    <w:p>
+      <w:pPr>
+        <w:pStyle w:val="ListParagraph"/>
+        <w:numPr>
+          <w:ilvl w:val="0"/>
+          <w:numId w:val="34"/>
+        </w:numPr>
+        <w:tabs>
+          <w:tab w:val="left" w:pos="360"/>
+          <w:tab w:val="left" w:pos="720"/>
+        </w:tabs>
+        <w:spacing w:after="0" w:line="360" w:lineRule="auto"/>
+        <w:ind w:left="180" w:hanging="180"/>
+        <w:rPr>
+          <w:lang w:val="en-US"/>
+        </w:rPr>
+      </w:pPr>
+      <w:r>
+        <w:rPr>
+          <w:lang w:val="en-US"/>
+        </w:rPr>
+        <w:t>User should be able to view scores.</w:t>
+      </w:r>
+    </w:p>
+    <w:p>
+      <w:pPr>
+        <w:pStyle w:val="Heading2"/>
+        <w:spacing w:before="0" w:after="0" w:line="360" w:lineRule="auto"/>
+        <w:rPr>
+          <w:bCs/>
+          <w:lang w:val="en-US"/>
+        </w:rPr>
+      </w:pPr>
+      <w:r>
+        <w:rPr>
+          <w:bCs/>
+          <w:lang w:val="en-US"/>
+        </w:rPr>
+        <w:t>5.4 Functional Requirements</w:t>
+      </w:r>
+    </w:p>
+    <w:p>
+      <w:pPr>
+        <w:pStyle w:val="ListParagraph"/>
+        <w:numPr>
+          <w:ilvl w:val="0"/>
+          <w:numId w:val="36"/>
+        </w:numPr>
+        <w:spacing w:after="0" w:line="360" w:lineRule="auto"/>
+        <w:ind w:left="180" w:hanging="180"/>
+        <w:rPr>
+          <w:lang w:val="en-US"/>
+        </w:rPr>
+      </w:pPr>
+      <w:r>
+        <w:rPr>
+          <w:lang w:val="en-US"/>
+        </w:rPr>
+        <w:t>Registration functionality.</w:t>
+      </w:r>
+    </w:p>
+    <w:p>
+      <w:pPr>
+        <w:pStyle w:val="ListParagraph"/>
+        <w:numPr>
+          <w:ilvl w:val="0"/>
+          <w:numId w:val="36"/>
+        </w:numPr>
+        <w:spacing w:after="0" w:line="360" w:lineRule="auto"/>
+        <w:ind w:left="180" w:hanging="180"/>
+        <w:rPr>
+          <w:lang w:val="en-US"/>
+        </w:rPr>
+      </w:pPr>
+      <w:r>
+        <w:rPr>
+          <w:lang w:val="en-US"/>
+        </w:rPr>
+        <w:t>Login authentication.</w:t>
+      </w:r>
+    </w:p>
+    <w:p>
+      <w:pPr>
+        <w:pStyle w:val="ListParagraph"/>
+        <w:numPr>
+          <w:ilvl w:val="0"/>
+          <w:numId w:val="36"/>
+        </w:numPr>
+        <w:spacing w:after="0" w:line="360" w:lineRule="auto"/>
+        <w:ind w:left="180" w:hanging="180"/>
+        <w:rPr>
+          <w:lang w:val="en-US"/>
+        </w:rPr>
+      </w:pPr>
+      <w:r>
+        <w:rPr>
+          <w:lang w:val="en-US"/>
+        </w:rPr>
+        <w:t xml:space="preserve"> Gameplay processing. </w:t>
+      </w:r>
+    </w:p>
+    <w:p>
+      <w:pPr>
+        <w:pStyle w:val="ListParagraph"/>
+        <w:numPr>
+          <w:ilvl w:val="0"/>
+          <w:numId w:val="36"/>
+        </w:numPr>
+        <w:spacing w:after="0" w:line="360" w:lineRule="auto"/>
+        <w:ind w:left="180" w:hanging="180"/>
+        <w:rPr>
+          <w:lang w:val="en-US"/>
+        </w:rPr>
+      </w:pPr>
+      <w:r>
+        <w:rPr>
+          <w:lang w:val="en-US"/>
+        </w:rPr>
+        <w:t xml:space="preserve"> Winner determination.  </w:t>
+      </w:r>
+    </w:p>
+    <w:p>
+      <w:pPr>
+        <w:pStyle w:val="ListParagraph"/>
+        <w:numPr>
+          <w:ilvl w:val="0"/>
+          <w:numId w:val="36"/>
+        </w:numPr>
+        <w:spacing w:after="0" w:line="360" w:lineRule="auto"/>
+        <w:ind w:left="180" w:hanging="180"/>
+        <w:rPr>
+          <w:lang w:val="en-US"/>
+        </w:rPr>
+      </w:pPr>
+      <w:r>
+        <w:rPr>
+          <w:lang w:val="en-US"/>
+        </w:rPr>
+        <w:t>Score calculation.</w:t>
+      </w:r>
+    </w:p>
+    <w:p>
+      <w:pPr>
+        <w:pStyle w:val="ListParagraph"/>
+        <w:numPr>
+          <w:ilvl w:val="0"/>
+          <w:numId w:val="36"/>
+        </w:numPr>
+        <w:spacing w:after="0" w:line="360" w:lineRule="auto"/>
+        <w:ind w:left="180" w:hanging="180"/>
+        <w:rPr>
+          <w:lang w:val="en-US"/>
+        </w:rPr>
+      </w:pPr>
+      <w:r>
+        <w:rPr>
+          <w:lang w:val="en-US"/>
+        </w:rPr>
+        <w:t>File storage and retrieval.</w:t>
+      </w:r>
+    </w:p>
+    <w:p>
+      <w:pPr>
+        <w:pStyle w:val="Heading2"/>
+        <w:spacing w:before="0" w:after="0" w:line="360" w:lineRule="auto"/>
+        <w:rPr>
+          <w:bCs/>
+          <w:lang w:val="en-US"/>
+        </w:rPr>
+      </w:pPr>
+      <w:r>
+        <w:rPr>
+          <w:bCs/>
+          <w:lang w:val="en-US"/>
+        </w:rPr>
+        <w:t>5.5 Non-Functional Requirements</w:t>
+      </w:r>
+    </w:p>
+    <w:p>
+      <w:pPr>
+        <w:pStyle w:val="ListParagraph"/>
+        <w:numPr>
+          <w:ilvl w:val="0"/>
+          <w:numId w:val="40"/>
+        </w:numPr>
+        <w:spacing w:after="0" w:line="360" w:lineRule="auto"/>
+        <w:ind w:left="180" w:hanging="180"/>
+        <w:rPr>
+          <w:lang w:val="en-US"/>
+        </w:rPr>
+      </w:pPr>
+      <w:proofErr w:type="spellStart"/>
+      <w:r>
+        <w:rPr>
+          <w:lang w:val="en-US"/>
+        </w:rPr>
+        <w:t>PerformanceReliability</w:t>
+      </w:r>
+      <w:proofErr w:type="spellEnd"/>
+      <w:r>
+        <w:rPr>
+          <w:lang w:val="en-US"/>
+        </w:rPr>
+        <w:t xml:space="preserve">  </w:t>
+      </w:r>
+    </w:p>
+    <w:p>
+      <w:pPr>
+        <w:pStyle w:val="ListParagraph"/>
+        <w:numPr>
+          <w:ilvl w:val="0"/>
+          <w:numId w:val="40"/>
+        </w:numPr>
+        <w:spacing w:after="0" w:line="360" w:lineRule="auto"/>
+        <w:ind w:left="180" w:hanging="180"/>
+        <w:rPr>
+          <w:lang w:val="en-US"/>
+        </w:rPr>
+      </w:pPr>
+      <w:r>
+        <w:rPr>
+          <w:lang w:val="en-US"/>
+        </w:rPr>
+        <w:t>Security</w:t>
+      </w:r>
+    </w:p>
+    <w:p>
+      <w:pPr>
+        <w:pStyle w:val="ListParagraph"/>
+        <w:numPr>
+          <w:ilvl w:val="0"/>
+          <w:numId w:val="40"/>
+        </w:numPr>
+        <w:spacing w:after="0" w:line="360" w:lineRule="auto"/>
+        <w:ind w:left="180" w:hanging="180"/>
+        <w:rPr>
+          <w:lang w:val="en-US"/>
+        </w:rPr>
+      </w:pPr>
+      <w:r>
+        <w:rPr>
+          <w:lang w:val="en-US"/>
+        </w:rPr>
+        <w:t xml:space="preserve"> Usability </w:t>
+      </w:r>
+    </w:p>
+    <w:p>
+      <w:pPr>
+        <w:pStyle w:val="ListParagraph"/>
+        <w:numPr>
+          <w:ilvl w:val="0"/>
+          <w:numId w:val="40"/>
+        </w:numPr>
+        <w:spacing w:after="0" w:line="360" w:lineRule="auto"/>
+        <w:ind w:left="180" w:hanging="180"/>
+        <w:rPr>
+          <w:lang w:val="en-US"/>
+        </w:rPr>
+      </w:pPr>
+      <w:r>
+        <w:rPr>
+          <w:lang w:val="en-US"/>
+        </w:rPr>
+        <w:t>Maintainability</w:t>
+      </w:r>
+    </w:p>
+    <w:p>
+      <w:pPr>
+        <w:pStyle w:val="ListParagraph"/>
+        <w:numPr>
+          <w:ilvl w:val="0"/>
+          <w:numId w:val="40"/>
+        </w:numPr>
+        <w:spacing w:after="0"/>
+        <w:ind w:left="180" w:hanging="180"/>
+        <w:rPr>
+          <w:lang w:val="en-US"/>
+        </w:rPr>
+      </w:pPr>
+      <w:r>
+        <w:rPr>
+          <w:lang w:val="en-US"/>
+        </w:rPr>
+        <w:t>Portability</w:t>
+      </w:r>
+    </w:p>
+    <w:p>
+      <w:pPr>
+        <w:pStyle w:val="Heading2"/>
+        <w:spacing w:after="0"/>
+        <w:rPr>
+          <w:lang w:val="en-US"/>
+        </w:rPr>
+      </w:pPr>
+    </w:p>
+    <w:p>
+      <w:pPr>
+        <w:spacing w:after="0"/>
+      </w:pPr>
+    </w:p>
+    <w:p>
+      <w:pPr>
+        <w:spacing w:after="0"/>
+      </w:pPr>
+    </w:p>
+    <w:p>
+      <w:pPr>
+        <w:spacing w:after="0"/>
+      </w:pPr>
     </w:p>
     <w:p/>
     <w:p/>
@@ -6253,6 +8247,13 @@
     <w:p/>
     <w:p/>
     <w:p/>
+    <w:p/>
+    <w:p/>
+    <w:p/>
+    <w:p/>
+    <w:p/>
+    <w:p/>
+    <w:p/>
     <w:p>
       <w:pPr>
         <w:pStyle w:val="Heading1"/>
@@ -6264,6 +8265,521 @@
         <w:jc w:val="both"/>
       </w:pPr>
       <w:r>
+        <w:lastRenderedPageBreak/>
+        <w:t>System</w:t>
+      </w:r>
+      <w:r>
+        <w:t xml:space="preserve"> Design</w:t>
+      </w:r>
+    </w:p>
+    <w:p>
+      <w:r>
+        <w:t>System Design represents the structure and operation of the Rock Paper Scissors Game. The design phase converts system requirements into a blueprint for development.</w:t>
+      </w:r>
+    </w:p>
+    <w:p/>
+    <w:p/>
+    <w:p>
+      <w:pPr>
+        <w:spacing w:after="0" w:line="360" w:lineRule="auto"/>
+        <w:jc w:val="both"/>
+        <w:rPr>
+          <w:szCs w:val="24"/>
+        </w:rPr>
+      </w:pPr>
+    </w:p>
+    <w:p>
+      <w:pPr>
+        <w:rPr>
+          <w:szCs w:val="24"/>
+        </w:rPr>
+      </w:pPr>
+      <w:r>
+        <w:rPr>
+          <w:szCs w:val="24"/>
+        </w:rPr>
+        <w:br w:type="page"/>
+      </w:r>
+    </w:p>
+    <w:p>
+      <w:pPr>
+        <w:pStyle w:val="Heading1"/>
+        <w:numPr>
+          <w:ilvl w:val="0"/>
+          <w:numId w:val="2"/>
+        </w:numPr>
+        <w:spacing w:line="360" w:lineRule="auto"/>
+        <w:jc w:val="both"/>
+      </w:pPr>
+      <w:r>
+        <w:lastRenderedPageBreak/>
+        <w:t>Development</w:t>
+      </w:r>
+    </w:p>
+    <w:p>
+      <w:r>
+        <w:t xml:space="preserve">The waterfall model will be chosen for the development of the Rock Paper Scissor game because it is suitable for small and </w:t>
+      </w:r>
+      <w:proofErr w:type="gramStart"/>
+      <w:r>
+        <w:t>well defined</w:t>
+      </w:r>
+      <w:proofErr w:type="gramEnd"/>
+      <w:r>
+        <w:t xml:space="preserve"> projects. The project requirements and features will be clearly defined before the development process begins, which will make the waterfall approach effective and easy to </w:t>
+      </w:r>
+      <w:proofErr w:type="spellStart"/>
+      <w:proofErr w:type="gramStart"/>
+      <w:r>
+        <w:t>manage.Unlike</w:t>
+      </w:r>
+      <w:proofErr w:type="spellEnd"/>
+      <w:proofErr w:type="gramEnd"/>
+      <w:r>
+        <w:t xml:space="preserve"> complex software projects, this project will follow a simple and structured process. Each phase such as requirement analysis, system design, implementation, testing, and maintenance will be completed step by step in sequence. This will help in proper planning, coding, testing, and documentation.</w:t>
+      </w:r>
+    </w:p>
+    <w:p>
+      <w:r>
+        <w:rPr>
+          <w:noProof/>
+        </w:rPr>
+        <w:drawing>
+          <wp:inline distT="0" distB="0" distL="0" distR="0" wp14:anchorId="1AD31D95" wp14:editId="3022A1B1">
+            <wp:extent cx="4763135" cy="3806190"/>
+            <wp:effectExtent l="0" t="0" r="0" b="3810"/>
+            <wp:docPr id="6" name="Picture 6" descr="waterfall model of software engineering - Computer and Internet"/>
+            <wp:cNvGraphicFramePr>
+              <a:graphicFrameLocks xmlns:a="http://schemas.openxmlformats.org/drawingml/2006/main" noChangeAspect="1"/>
+            </wp:cNvGraphicFramePr>
+            <a:graphic xmlns:a="http://schemas.openxmlformats.org/drawingml/2006/main">
+              <a:graphicData uri="http://schemas.openxmlformats.org/drawingml/2006/picture">
+                <pic:pic xmlns:pic="http://schemas.openxmlformats.org/drawingml/2006/picture">
+                  <pic:nvPicPr>
+                    <pic:cNvPr id="0" name="Picture 2" descr="waterfall model of software engineering - Computer and Internet"/>
+                    <pic:cNvPicPr>
+                      <a:picLocks noChangeAspect="1" noChangeArrowheads="1"/>
+                    </pic:cNvPicPr>
+                  </pic:nvPicPr>
+                  <pic:blipFill>
+                    <a:blip r:embed="rId12">
+                      <a:extLst>
+                        <a:ext uri="{28A0092B-C50C-407E-A947-70E740481C1C}">
+                          <a14:useLocalDpi xmlns:a14="http://schemas.microsoft.com/office/drawing/2010/main" val="0"/>
+                        </a:ext>
+                      </a:extLst>
+                    </a:blip>
+                    <a:srcRect/>
+                    <a:stretch>
+                      <a:fillRect/>
+                    </a:stretch>
+                  </pic:blipFill>
+                  <pic:spPr bwMode="auto">
+                    <a:xfrm>
+                      <a:off x="0" y="0"/>
+                      <a:ext cx="4800738" cy="3836238"/>
+                    </a:xfrm>
+                    <a:prstGeom prst="rect">
+                      <a:avLst/>
+                    </a:prstGeom>
+                    <a:noFill/>
+                    <a:ln>
+                      <a:noFill/>
+                    </a:ln>
+                  </pic:spPr>
+                </pic:pic>
+              </a:graphicData>
+            </a:graphic>
+          </wp:inline>
+        </w:drawing>
+      </w:r>
+    </w:p>
+    <w:p/>
+    <w:p/>
+    <w:p/>
+    <w:p/>
+    <w:p/>
+    <w:p/>
+    <w:p/>
+    <w:p/>
+    <w:p/>
+    <w:p>
+      <w:pPr>
+        <w:pStyle w:val="Heading1"/>
+        <w:numPr>
+          <w:ilvl w:val="0"/>
+          <w:numId w:val="2"/>
+        </w:numPr>
+        <w:spacing w:after="0" w:line="360" w:lineRule="auto"/>
+        <w:jc w:val="both"/>
+      </w:pPr>
+      <w:r>
+        <w:lastRenderedPageBreak/>
+        <w:t>Testing</w:t>
+      </w:r>
+    </w:p>
+    <w:p>
+      <w:r>
+        <w:t>Testing was performed according to the Software Testing Life Cycle (</w:t>
+      </w:r>
+      <w:proofErr w:type="spellStart"/>
+      <w:r>
+        <w:t>STLC</w:t>
+      </w:r>
+      <w:proofErr w:type="spellEnd"/>
+      <w:r>
+        <w:t>) to ensure that all modules functioned correctly.</w:t>
+      </w:r>
+    </w:p>
+    <w:p>
+      <w:pPr>
+        <w:pStyle w:val="Heading2"/>
+        <w:numPr>
+          <w:ilvl w:val="1"/>
+          <w:numId w:val="2"/>
+        </w:numPr>
+        <w:rPr>
+          <w:lang w:val="en-US"/>
+        </w:rPr>
+      </w:pPr>
+      <w:r>
+        <w:rPr>
+          <w:lang w:val="en-US"/>
+        </w:rPr>
+        <w:t>Software Testing Life Cycle (</w:t>
+      </w:r>
+      <w:proofErr w:type="spellStart"/>
+      <w:r>
+        <w:rPr>
+          <w:lang w:val="en-US"/>
+        </w:rPr>
+        <w:t>STLC</w:t>
+      </w:r>
+      <w:proofErr w:type="spellEnd"/>
+      <w:r>
+        <w:rPr>
+          <w:lang w:val="en-US"/>
+        </w:rPr>
+        <w:t>)</w:t>
+      </w:r>
+    </w:p>
+    <w:p>
+      <w:pPr>
+        <w:rPr>
+          <w:lang w:val="en-US"/>
+        </w:rPr>
+      </w:pPr>
+      <w:r>
+        <w:rPr>
+          <w:lang w:val="en-US"/>
+        </w:rPr>
+        <w:t>The following phases were followed:</w:t>
+      </w:r>
+    </w:p>
+    <w:p>
+      <w:pPr>
+        <w:pStyle w:val="ListParagraph"/>
+        <w:numPr>
+          <w:ilvl w:val="0"/>
+          <w:numId w:val="42"/>
+        </w:numPr>
+        <w:tabs>
+          <w:tab w:val="left" w:pos="180"/>
+        </w:tabs>
+        <w:ind w:left="360"/>
+        <w:rPr>
+          <w:lang w:val="en-US"/>
+        </w:rPr>
+      </w:pPr>
+      <w:r>
+        <w:rPr>
+          <w:b/>
+          <w:bCs/>
+          <w:lang w:val="en-US"/>
+        </w:rPr>
+        <w:t xml:space="preserve">Requirement </w:t>
+      </w:r>
+      <w:proofErr w:type="gramStart"/>
+      <w:r>
+        <w:rPr>
+          <w:b/>
+          <w:bCs/>
+          <w:lang w:val="en-US"/>
+        </w:rPr>
+        <w:t>Analysis</w:t>
+      </w:r>
+      <w:r>
+        <w:rPr>
+          <w:b/>
+          <w:bCs/>
+          <w:lang w:val="en-US"/>
+        </w:rPr>
+        <w:t xml:space="preserve"> </w:t>
+      </w:r>
+      <w:r>
+        <w:rPr>
+          <w:b/>
+          <w:bCs/>
+          <w:lang w:val="en-US"/>
+        </w:rPr>
+        <w:t>:</w:t>
+      </w:r>
+      <w:proofErr w:type="gramEnd"/>
+      <w:r>
+        <w:rPr>
+          <w:b/>
+          <w:bCs/>
+          <w:lang w:val="en-US"/>
+        </w:rPr>
+        <w:t xml:space="preserve"> </w:t>
+      </w:r>
+      <w:r>
+        <w:rPr>
+          <w:lang w:val="en-US"/>
+        </w:rPr>
+        <w:t>Project requirements were analyzed.</w:t>
+      </w:r>
+    </w:p>
+    <w:p>
+      <w:pPr>
+        <w:pStyle w:val="ListParagraph"/>
+        <w:numPr>
+          <w:ilvl w:val="0"/>
+          <w:numId w:val="42"/>
+        </w:numPr>
+        <w:tabs>
+          <w:tab w:val="left" w:pos="180"/>
+        </w:tabs>
+        <w:ind w:left="360"/>
+        <w:rPr>
+          <w:lang w:val="en-US"/>
+        </w:rPr>
+      </w:pPr>
+      <w:r>
+        <w:rPr>
+          <w:b/>
+          <w:bCs/>
+          <w:lang w:val="en-US"/>
+        </w:rPr>
+        <w:t xml:space="preserve">Test </w:t>
+      </w:r>
+      <w:proofErr w:type="gramStart"/>
+      <w:r>
+        <w:rPr>
+          <w:b/>
+          <w:bCs/>
+          <w:lang w:val="en-US"/>
+        </w:rPr>
+        <w:t>Planning</w:t>
+      </w:r>
+      <w:r>
+        <w:rPr>
+          <w:b/>
+          <w:bCs/>
+          <w:lang w:val="en-US"/>
+        </w:rPr>
+        <w:t xml:space="preserve"> :</w:t>
+      </w:r>
+      <w:proofErr w:type="gramEnd"/>
+      <w:r>
+        <w:rPr>
+          <w:lang w:val="en-US"/>
+        </w:rPr>
+        <w:t xml:space="preserve"> </w:t>
+      </w:r>
+      <w:r>
+        <w:rPr>
+          <w:lang w:val="en-US"/>
+        </w:rPr>
+        <w:t>Testing strategies and objectives were prepared</w:t>
+      </w:r>
+    </w:p>
+    <w:p>
+      <w:pPr>
+        <w:pStyle w:val="ListParagraph"/>
+        <w:numPr>
+          <w:ilvl w:val="0"/>
+          <w:numId w:val="42"/>
+        </w:numPr>
+        <w:tabs>
+          <w:tab w:val="left" w:pos="180"/>
+        </w:tabs>
+        <w:ind w:left="360"/>
+        <w:rPr>
+          <w:lang w:val="en-US"/>
+        </w:rPr>
+      </w:pPr>
+      <w:r>
+        <w:rPr>
+          <w:b/>
+          <w:bCs/>
+          <w:lang w:val="en-US"/>
+        </w:rPr>
+        <w:t>Test Case Design:</w:t>
+      </w:r>
+      <w:r>
+        <w:rPr>
+          <w:lang w:val="en-US"/>
+        </w:rPr>
+        <w:t xml:space="preserve"> </w:t>
+      </w:r>
+      <w:r>
+        <w:rPr>
+          <w:lang w:val="en-US"/>
+        </w:rPr>
+        <w:t>Positive and negative test cases were created.</w:t>
+      </w:r>
+    </w:p>
+    <w:p>
+      <w:pPr>
+        <w:pStyle w:val="ListParagraph"/>
+        <w:numPr>
+          <w:ilvl w:val="0"/>
+          <w:numId w:val="42"/>
+        </w:numPr>
+        <w:tabs>
+          <w:tab w:val="left" w:pos="180"/>
+        </w:tabs>
+        <w:ind w:left="360"/>
+        <w:rPr>
+          <w:lang w:val="en-US"/>
+        </w:rPr>
+      </w:pPr>
+      <w:r>
+        <w:rPr>
+          <w:b/>
+          <w:bCs/>
+          <w:lang w:val="en-US"/>
+        </w:rPr>
+        <w:t>Test Environment Setup:</w:t>
+      </w:r>
+      <w:r>
+        <w:rPr>
+          <w:lang w:val="en-US"/>
+        </w:rPr>
+        <w:t xml:space="preserve"> </w:t>
+      </w:r>
+      <w:r>
+        <w:rPr>
+          <w:lang w:val="en-US"/>
+        </w:rPr>
+        <w:t>Program execution environment was prepared.</w:t>
+      </w:r>
+    </w:p>
+    <w:p>
+      <w:pPr>
+        <w:pStyle w:val="ListParagraph"/>
+        <w:numPr>
+          <w:ilvl w:val="0"/>
+          <w:numId w:val="42"/>
+        </w:numPr>
+        <w:tabs>
+          <w:tab w:val="left" w:pos="180"/>
+        </w:tabs>
+        <w:ind w:left="360"/>
+        <w:rPr>
+          <w:lang w:val="en-US"/>
+        </w:rPr>
+      </w:pPr>
+      <w:r>
+        <w:rPr>
+          <w:b/>
+          <w:bCs/>
+          <w:lang w:val="en-US"/>
+        </w:rPr>
+        <w:t>Test Execution:</w:t>
+      </w:r>
+      <w:r>
+        <w:rPr>
+          <w:lang w:val="en-US"/>
+        </w:rPr>
+        <w:t xml:space="preserve"> </w:t>
+      </w:r>
+      <w:r>
+        <w:rPr>
+          <w:lang w:val="en-US"/>
+        </w:rPr>
+        <w:t>Modules were executed and validated.</w:t>
+      </w:r>
+    </w:p>
+    <w:p>
+      <w:pPr>
+        <w:pStyle w:val="ListParagraph"/>
+        <w:numPr>
+          <w:ilvl w:val="0"/>
+          <w:numId w:val="42"/>
+        </w:numPr>
+        <w:tabs>
+          <w:tab w:val="left" w:pos="180"/>
+        </w:tabs>
+        <w:ind w:left="360"/>
+        <w:rPr>
+          <w:lang w:val="en-US"/>
+        </w:rPr>
+      </w:pPr>
+      <w:r>
+        <w:rPr>
+          <w:b/>
+          <w:bCs/>
+          <w:lang w:val="en-US"/>
+        </w:rPr>
+        <w:t>Test Closure:</w:t>
+      </w:r>
+      <w:r>
+        <w:rPr>
+          <w:lang w:val="en-US"/>
+        </w:rPr>
+        <w:t xml:space="preserve"> </w:t>
+      </w:r>
+      <w:r>
+        <w:rPr>
+          <w:lang w:val="en-US"/>
+        </w:rPr>
+        <w:t>Results were documented.</w:t>
+      </w:r>
+    </w:p>
+    <w:p>
+      <w:pPr>
+        <w:rPr>
+          <w:lang w:val="en-US"/>
+        </w:rPr>
+      </w:pPr>
+    </w:p>
+    <w:p/>
+    <w:p/>
+    <w:p/>
+    <w:p/>
+    <w:p/>
+    <w:p/>
+    <w:p/>
+    <w:p/>
+    <w:p/>
+    <w:p/>
+    <w:p/>
+    <w:p/>
+    <w:p/>
+    <w:p/>
+    <w:p/>
+    <w:p/>
+    <w:p/>
+    <w:p/>
+    <w:p/>
+    <w:p/>
+    <w:p/>
+    <w:p/>
+    <w:p/>
+    <w:p/>
+    <w:p/>
+    <w:p/>
+    <w:p/>
+    <w:p/>
+    <w:p>
+      <w:pPr>
+        <w:pStyle w:val="Heading1"/>
+        <w:spacing w:after="0" w:line="360" w:lineRule="auto"/>
+        <w:jc w:val="both"/>
+      </w:pPr>
+      <w:r>
         <w:t>System Design</w:t>
       </w:r>
     </w:p>
@@ -6305,7 +8821,31 @@
         <w:jc w:val="both"/>
       </w:pPr>
       <w:r>
-        <w:t>In the case of DFDs, do not include context level diagram rather use level-1 or level-2 DFD, given the limited time you guys have one may use the correctly amended DFD diagrams.</w:t>
+        <w:t xml:space="preserve">In the case of </w:t>
+      </w:r>
+      <w:proofErr w:type="spellStart"/>
+      <w:r>
+        <w:t>DFDs</w:t>
+      </w:r>
+      <w:proofErr w:type="spellEnd"/>
+      <w:r>
+        <w:t xml:space="preserve">, do not include context level diagram rather use level-1 or level-2 </w:t>
+      </w:r>
+      <w:proofErr w:type="spellStart"/>
+      <w:r>
+        <w:t>DFD</w:t>
+      </w:r>
+      <w:proofErr w:type="spellEnd"/>
+      <w:r>
+        <w:t xml:space="preserve">, given the limited time you guys have one may use the correctly amended </w:t>
+      </w:r>
+      <w:proofErr w:type="spellStart"/>
+      <w:r>
+        <w:t>DFD</w:t>
+      </w:r>
+      <w:proofErr w:type="spellEnd"/>
+      <w:r>
+        <w:t xml:space="preserve"> diagrams.</w:t>
       </w:r>
     </w:p>
     <w:p>
@@ -6363,6 +8903,7 @@
           <w:noProof/>
           <w:lang w:val="en-US"/>
         </w:rPr>
+        <w:lastRenderedPageBreak/>
         <w:drawing>
           <wp:inline distT="0" distB="0" distL="0" distR="0" wp14:anchorId="23DD7EC3" wp14:editId="723BBC67">
             <wp:extent cx="4274794" cy="5438774"/>
@@ -6379,7 +8920,7 @@
                     <pic:cNvPicPr/>
                   </pic:nvPicPr>
                   <pic:blipFill>
-                    <a:blip r:embed="rId12">
+                    <a:blip r:embed="rId13">
                       <a:extLst>
                         <a:ext uri="{28A0092B-C50C-407E-A947-70E740481C1C}">
                           <a14:useLocalDpi xmlns:a14="http://schemas.microsoft.com/office/drawing/2010/main" val="0"/>
@@ -6427,19 +8968,7 @@
         <w:jc w:val="both"/>
       </w:pPr>
       <w:r>
-        <w:t>Development</w:t>
-      </w:r>
-    </w:p>
-    <w:p>
-      <w:pPr>
-        <w:spacing w:after="0" w:line="360" w:lineRule="auto"/>
-        <w:jc w:val="both"/>
-      </w:pPr>
-      <w:r>
-        <w:t>Here, development refers to the model you have used for the project, for instance, waterfall, spiral, however, this section is not limited to the model only.</w:t>
-      </w:r>
-      <w:r>
-        <w:t xml:space="preserve"> Here, you need to describe the model you have used – SDLC.</w:t>
+        <w:t>Project Result</w:t>
       </w:r>
     </w:p>
     <w:p>
@@ -6450,73 +8979,7 @@
         <w:jc w:val="both"/>
       </w:pPr>
       <w:r>
-        <w:t xml:space="preserve">Development may also refer to the entirety of process of planning, organizing, </w:t>
-      </w:r>
-      <w:r>
-        <w:t>coordinating,</w:t>
-      </w:r>
-      <w:r>
-        <w:t xml:space="preserve"> and controlling the resources to accomplish specific goals.</w:t>
-      </w:r>
-      <w:r>
-        <w:t xml:space="preserve"> You can include the development environment (IDE) you </w:t>
-      </w:r>
-      <w:r>
-        <w:t>choose</w:t>
-      </w:r>
-      <w:r>
-        <w:t xml:space="preserve"> and with reasons why, the tools you used for documentation, system design, and </w:t>
-      </w:r>
-      <w:r>
-        <w:t>Gantt</w:t>
-      </w:r>
-      <w:r>
-        <w:t xml:space="preserve"> </w:t>
-      </w:r>
-      <w:r>
-        <w:t>charts (or</w:t>
-      </w:r>
-      <w:r>
-        <w:t xml:space="preserve"> other scheduling charts).</w:t>
-      </w:r>
-    </w:p>
-    <w:p>
-      <w:pPr>
-        <w:pStyle w:val="NormalWeb"/>
-        <w:shd w:val="clear" w:color="auto" w:fill="FFFFFF"/>
-        <w:spacing w:before="0" w:beforeAutospacing="0" w:after="0" w:afterAutospacing="0" w:line="360" w:lineRule="auto"/>
-        <w:jc w:val="both"/>
-      </w:pPr>
-      <w:r>
-        <w:t>What collaboration platform you have used, also describe the reason why, for example, you might have used SLACK, GIT or other repositories,</w:t>
-      </w:r>
-      <w:r>
-        <w:t xml:space="preserve"> Microsoft</w:t>
-      </w:r>
-      <w:r>
-        <w:t xml:space="preserve"> Teams with your project supervisor or your team members.</w:t>
-      </w:r>
-    </w:p>
-    <w:p>
-      <w:pPr>
-        <w:pStyle w:val="NormalWeb"/>
-        <w:shd w:val="clear" w:color="auto" w:fill="FFFFFF"/>
-        <w:spacing w:before="0" w:beforeAutospacing="0" w:after="0" w:afterAutospacing="0" w:line="360" w:lineRule="auto"/>
-        <w:jc w:val="both"/>
-      </w:pPr>
-      <w:r>
-        <w:t xml:space="preserve">Do not forget the development paradigm is based on system designs too, you must religiously follow the system design and must not divert from the designs. </w:t>
-      </w:r>
-    </w:p>
-    <w:p>
-      <w:pPr>
-        <w:pStyle w:val="NormalWeb"/>
-        <w:shd w:val="clear" w:color="auto" w:fill="FFFFFF"/>
-        <w:spacing w:before="0" w:beforeAutospacing="0" w:after="0" w:afterAutospacing="0" w:line="360" w:lineRule="auto"/>
-        <w:jc w:val="both"/>
-      </w:pPr>
-      <w:r>
-        <w:t>Finally, most importantly, the chart of work assignment.</w:t>
+        <w:t xml:space="preserve">. </w:t>
       </w:r>
     </w:p>
     <w:tbl>
@@ -6542,8 +9005,13 @@
               <w:spacing w:before="0" w:beforeAutospacing="0" w:after="0" w:afterAutospacing="0" w:line="360" w:lineRule="auto"/>
               <w:jc w:val="both"/>
             </w:pPr>
-            <w:r>
-              <w:t>S.N.</w:t>
+            <w:proofErr w:type="spellStart"/>
+            <w:r>
+              <w:t>S.N</w:t>
+            </w:r>
+            <w:proofErr w:type="spellEnd"/>
+            <w:r>
+              <w:t>.</w:t>
             </w:r>
           </w:p>
         </w:tc>
@@ -6652,8 +9120,13 @@
               <w:ind w:left="346"/>
               <w:jc w:val="both"/>
             </w:pPr>
-            <w:r>
-              <w:t xml:space="preserve">DFD </w:t>
+            <w:proofErr w:type="spellStart"/>
+            <w:r>
+              <w:t>DFD</w:t>
+            </w:r>
+            <w:proofErr w:type="spellEnd"/>
+            <w:r>
+              <w:t xml:space="preserve"> </w:t>
             </w:r>
           </w:p>
           <w:p>
@@ -6790,6 +9263,7 @@
               <w:jc w:val="both"/>
             </w:pPr>
             <w:r>
+              <w:lastRenderedPageBreak/>
               <w:t>Coding of login system</w:t>
             </w:r>
           </w:p>
@@ -6979,13 +9453,144 @@
           <w:ilvl w:val="0"/>
           <w:numId w:val="2"/>
         </w:numPr>
+        <w:tabs>
+          <w:tab w:val="left" w:pos="720"/>
+        </w:tabs>
         <w:spacing w:after="0" w:line="360" w:lineRule="auto"/>
         <w:jc w:val="both"/>
       </w:pPr>
       <w:r>
-        <w:t>Testing</w:t>
-      </w:r>
-    </w:p>
+        <w:lastRenderedPageBreak/>
+        <w:t xml:space="preserve">  Future Enhancement</w:t>
+      </w:r>
+    </w:p>
+    <w:p>
+      <w:pPr>
+        <w:pStyle w:val="ListParagraph"/>
+        <w:numPr>
+          <w:ilvl w:val="0"/>
+          <w:numId w:val="28"/>
+        </w:numPr>
+        <w:ind w:left="180" w:hanging="180"/>
+      </w:pPr>
+      <w:r>
+        <w:t xml:space="preserve">Graphical User Interface (GUI) </w:t>
+      </w:r>
+    </w:p>
+    <w:p>
+      <w:pPr>
+        <w:pStyle w:val="ListParagraph"/>
+        <w:numPr>
+          <w:ilvl w:val="0"/>
+          <w:numId w:val="28"/>
+        </w:numPr>
+        <w:ind w:left="180" w:hanging="180"/>
+      </w:pPr>
+      <w:r>
+        <w:t xml:space="preserve">Database </w:t>
+      </w:r>
+      <w:proofErr w:type="spellStart"/>
+      <w:r>
+        <w:t>Intergration</w:t>
+      </w:r>
+      <w:proofErr w:type="spellEnd"/>
+    </w:p>
+    <w:p>
+      <w:pPr>
+        <w:pStyle w:val="ListParagraph"/>
+        <w:numPr>
+          <w:ilvl w:val="0"/>
+          <w:numId w:val="28"/>
+        </w:numPr>
+        <w:ind w:left="180" w:hanging="180"/>
+      </w:pPr>
+      <w:r>
+        <w:t xml:space="preserve">Online </w:t>
+      </w:r>
+      <w:proofErr w:type="spellStart"/>
+      <w:r>
+        <w:t>Mulitiplayer</w:t>
+      </w:r>
+      <w:proofErr w:type="spellEnd"/>
+    </w:p>
+    <w:p>
+      <w:pPr>
+        <w:pStyle w:val="ListParagraph"/>
+        <w:numPr>
+          <w:ilvl w:val="0"/>
+          <w:numId w:val="28"/>
+        </w:numPr>
+        <w:ind w:left="180" w:hanging="180"/>
+      </w:pPr>
+      <w:r>
+        <w:t>AI opponent</w:t>
+      </w:r>
+    </w:p>
+    <w:p>
+      <w:pPr>
+        <w:pStyle w:val="ListParagraph"/>
+        <w:numPr>
+          <w:ilvl w:val="0"/>
+          <w:numId w:val="28"/>
+        </w:numPr>
+        <w:ind w:left="180" w:hanging="180"/>
+      </w:pPr>
+      <w:r>
+        <w:t>Effect and Animation</w:t>
+      </w:r>
+    </w:p>
+    <w:p>
+      <w:pPr>
+        <w:pStyle w:val="ListParagraph"/>
+        <w:numPr>
+          <w:ilvl w:val="0"/>
+          <w:numId w:val="28"/>
+        </w:numPr>
+        <w:ind w:left="180" w:hanging="180"/>
+      </w:pPr>
+      <w:r>
+        <w:t>Sound effect</w:t>
+      </w:r>
+    </w:p>
+    <w:p/>
+    <w:p>
+      <w:pPr>
+        <w:ind w:left="360"/>
+      </w:pPr>
+    </w:p>
+    <w:p>
+      <w:pPr>
+        <w:tabs>
+          <w:tab w:val="left" w:pos="0"/>
+        </w:tabs>
+      </w:pPr>
+    </w:p>
+    <w:p/>
+    <w:p/>
+    <w:p/>
+    <w:p/>
+    <w:p/>
+    <w:p/>
+    <w:p/>
+    <w:p/>
+    <w:p/>
+    <w:p/>
+    <w:p/>
+    <w:p/>
+    <w:p/>
+    <w:p/>
+    <w:p/>
+    <w:p/>
+    <w:p/>
+    <w:p/>
+    <w:p/>
+    <w:p/>
+    <w:p/>
+    <w:p/>
+    <w:p/>
+    <w:p/>
+    <w:p/>
+    <w:p/>
     <w:p>
       <w:pPr>
         <w:spacing w:line="360" w:lineRule="auto"/>
@@ -7012,7 +9617,21 @@
         <w:rPr>
           <w:rFonts w:cs="Times New Roman"/>
         </w:rPr>
-        <w:t>TLC stands for Software Testing Life Cycle. STLC is a sequence of different activities performed by the testing team to ensure the quality of the software or the product.</w:t>
+        <w:t xml:space="preserve">TLC stands for Software Testing Life Cycle. </w:t>
+      </w:r>
+      <w:proofErr w:type="spellStart"/>
+      <w:r>
+        <w:rPr>
+          <w:rFonts w:cs="Times New Roman"/>
+        </w:rPr>
+        <w:t>STLC</w:t>
+      </w:r>
+      <w:proofErr w:type="spellEnd"/>
+      <w:r>
+        <w:rPr>
+          <w:rFonts w:cs="Times New Roman"/>
+        </w:rPr>
+        <w:t xml:space="preserve"> is a sequence of different activities performed by the testing team to ensure the quality of the software or the product.</w:t>
       </w:r>
     </w:p>
     <w:p>
@@ -7056,11 +9675,33 @@
           <w:rFonts w:cs="Times New Roman"/>
         </w:rPr>
       </w:pPr>
-      <w:r>
-        <w:rPr>
-          <w:rFonts w:cs="Times New Roman"/>
-        </w:rPr>
-        <w:t>STLC is an integral part of Software Development Life Cycle (SDLC). But, STLC deals only with the testing phases.</w:t>
+      <w:proofErr w:type="spellStart"/>
+      <w:r>
+        <w:rPr>
+          <w:rFonts w:cs="Times New Roman"/>
+        </w:rPr>
+        <w:t>STLC</w:t>
+      </w:r>
+      <w:proofErr w:type="spellEnd"/>
+      <w:r>
+        <w:rPr>
+          <w:rFonts w:cs="Times New Roman"/>
+        </w:rPr>
+        <w:t xml:space="preserve"> is an integral part of Software Development Life Cycle (SDLC). But, </w:t>
+      </w:r>
+      <w:proofErr w:type="spellStart"/>
+      <w:r>
+        <w:rPr>
+          <w:rFonts w:cs="Times New Roman"/>
+        </w:rPr>
+        <w:t>STLC</w:t>
+      </w:r>
+      <w:proofErr w:type="spellEnd"/>
+      <w:r>
+        <w:rPr>
+          <w:rFonts w:cs="Times New Roman"/>
+        </w:rPr>
+        <w:t xml:space="preserve"> deals only with the testing phases.</w:t>
       </w:r>
     </w:p>
     <w:p>
@@ -7076,11 +9717,19 @@
           <w:rFonts w:cs="Times New Roman"/>
         </w:rPr>
       </w:pPr>
-      <w:r>
-        <w:rPr>
-          <w:rFonts w:cs="Times New Roman"/>
-        </w:rPr>
-        <w:t>STLC starts as soon as requirements are defined or SRD (Software Requirement Document) is shared by stakeholders.</w:t>
+      <w:proofErr w:type="spellStart"/>
+      <w:r>
+        <w:rPr>
+          <w:rFonts w:cs="Times New Roman"/>
+        </w:rPr>
+        <w:t>STLC</w:t>
+      </w:r>
+      <w:proofErr w:type="spellEnd"/>
+      <w:r>
+        <w:rPr>
+          <w:rFonts w:cs="Times New Roman"/>
+        </w:rPr>
+        <w:t xml:space="preserve"> starts as soon as requirements are defined or SRD (Software Requirement Document) is shared by stakeholders.</w:t>
       </w:r>
     </w:p>
     <w:p>
@@ -7135,7 +9784,7 @@
                           <pic:cNvPr id="1026" name="Picture 2">
                             <a:extLst>
                               <a:ext uri="{FF2B5EF4-FFF2-40B4-BE49-F238E27FC236}">
-                                <a16:creationId xmlns:a16="http://schemas.microsoft.com/office/drawing/2014/main" xmlns:w16se="http://schemas.microsoft.com/office/word/2015/wordml/symex" xmlns:w16sdtfl="http://schemas.microsoft.com/office/word/2024/wordml/sdtformatlock" xmlns:w16sdtdh="http://schemas.microsoft.com/office/word/2020/wordml/sdtdatahash" xmlns:w16du="http://schemas.microsoft.com/office/word/2023/wordml/word16du" xmlns:w16="http://schemas.microsoft.com/office/word/2018/wordml" xmlns:w16cid="http://schemas.microsoft.com/office/word/2016/wordml/cid" xmlns:w16cex="http://schemas.microsoft.com/office/word/2018/wordml/cex" xmlns:w="http://schemas.openxmlformats.org/wordprocessingml/2006/main" xmlns:w10="urn:schemas-microsoft-com:office:word" xmlns:v="urn:schemas-microsoft-com:vml" xmlns:oel="http://schemas.microsoft.com/office/2019/extlst" xmlns:o="urn:schemas-microsoft-com:office:office" xmlns:am3d="http://schemas.microsoft.com/office/drawing/2017/model3d" xmlns:aink="http://schemas.microsoft.com/office/drawing/2016/ink" xmlns:cx8="http://schemas.microsoft.com/office/drawing/2016/5/14/chartex" xmlns:cx7="http://schemas.microsoft.com/office/drawing/2016/5/13/chartex" xmlns:cx6="http://schemas.microsoft.com/office/drawing/2016/5/12/chartex" xmlns:cx5="http://schemas.microsoft.com/office/drawing/2016/5/11/chartex" xmlns:cx4="http://schemas.microsoft.com/office/drawing/2016/5/10/chartex" xmlns:cx3="http://schemas.microsoft.com/office/drawing/2016/5/9/chartex" xmlns:cx2="http://schemas.microsoft.com/office/drawing/2015/10/21/chartex" xmlns:cx1="http://schemas.microsoft.com/office/drawing/2015/9/8/chartex" xmlns:cx="http://schemas.microsoft.com/office/drawing/2014/chartex" xmlns="" id="{F6C4AF52-ACA0-4323-B934-EF30663D567C}"/>
+                                <a16:creationId xmlns:a16="http://schemas.microsoft.com/office/drawing/2014/main" id="{F6C4AF52-ACA0-4323-B934-EF30663D567C}"/>
                               </a:ext>
                             </a:extLst>
                           </pic:cNvPr>
@@ -7144,7 +9793,7 @@
                           </pic:cNvPicPr>
                         </pic:nvPicPr>
                         <pic:blipFill rotWithShape="1">
-                          <a:blip r:embed="rId13">
+                          <a:blip r:embed="rId14">
                             <a:extLst>
                               <a:ext uri="{28A0092B-C50C-407E-A947-70E740481C1C}">
                                 <a14:useLocalDpi xmlns:a14="http://schemas.microsoft.com/office/drawing/2010/main" val="0"/>
@@ -7207,7 +9856,7 @@
                                   <w:lang w:val="en-US"/>
                                 </w:rPr>
                               </w:pPr>
-                              <w:bookmarkStart w:id="15" w:name="_Toc56929757"/>
+                              <w:bookmarkStart w:id="14" w:name="_Toc56929757"/>
                               <w:r>
                                 <w:rPr>
                                   <w:rFonts w:cs="Times New Roman"/>
@@ -7293,7 +9942,7 @@
                                 </w:rPr>
                                 <w:t>: Software Testing Life Cycle</w:t>
                               </w:r>
-                              <w:bookmarkEnd w:id="15"/>
+                              <w:bookmarkEnd w:id="14"/>
                             </w:p>
                           </w:txbxContent>
                         </wps:txbx>
@@ -7318,12 +9967,12 @@
           </mc:Choice>
           <mc:Fallback>
             <w:pict>
-              <v:group w14:anchorId="7B020EE0" id="Group 14" o:spid="_x0000_s1026" style="position:absolute;left:0;text-align:left;margin-left:21.75pt;margin-top:16.8pt;width:337.5pt;height:263.4pt;z-index:251660288;mso-width-relative:margin;mso-height-relative:margin" coordsize="45732,35693" o:gfxdata="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">
+              <v:group w14:anchorId="7B020EE0" id="Group 14" o:spid="_x0000_s1026" style="position:absolute;left:0;text-align:left;margin-left:21.75pt;margin-top:16.8pt;width:337.5pt;height:263.4pt;z-index:251660288;mso-width-relative:margin;mso-height-relative:margin" coordsize="45732,35693" o:gfxdata="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">
                 <v:shapetype id="_x0000_t202" coordsize="21600,21600" o:spt="202" path="m,l,21600r21600,l21600,xe">
                   <v:stroke joinstyle="miter"/>
                   <v:path gradientshapeok="t" o:connecttype="rect"/>
                 </v:shapetype>
-                <v:shape id="Text Box 12" o:spid="_x0000_s1028" type="#_x0000_t202" style="position:absolute;top:32670;width:45732;height:3023;visibility:visible;mso-wrap-style:square;v-text-anchor:top" o:gfxdata="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" stroked="f">
+                <v:shape id="Text Box 12" o:spid="_x0000_s1028" type="#_x0000_t202" style="position:absolute;top:32670;width:45732;height:3023;visibility:visible;mso-wrap-style:square;v-text-anchor:top" o:gfxdata="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" stroked="f">
                   <v:textbox inset="0,0,0,0">
                     <w:txbxContent>
                       <w:p>
@@ -7340,7 +9989,7 @@
                             <w:lang w:val="en-US"/>
                           </w:rPr>
                         </w:pPr>
-                        <w:bookmarkStart w:id="16" w:name="_Toc56929757"/>
+                        <w:bookmarkStart w:id="15" w:name="_Toc56929757"/>
                         <w:r>
                           <w:rPr>
                             <w:rFonts w:cs="Times New Roman"/>
@@ -7426,7 +10075,7 @@
                           </w:rPr>
                           <w:t>: Software Testing Life Cycle</w:t>
                         </w:r>
-                        <w:bookmarkEnd w:id="16"/>
+                        <w:bookmarkEnd w:id="15"/>
                       </w:p>
                     </w:txbxContent>
                   </v:textbox>
@@ -7437,11 +10086,19 @@
           </mc:Fallback>
         </mc:AlternateContent>
       </w:r>
-      <w:r>
-        <w:rPr>
-          <w:rFonts w:cs="Times New Roman"/>
-        </w:rPr>
-        <w:t>STLC provides a step-by-step process to ensure quality software.</w:t>
+      <w:proofErr w:type="spellStart"/>
+      <w:r>
+        <w:rPr>
+          <w:rFonts w:cs="Times New Roman"/>
+        </w:rPr>
+        <w:t>STLC</w:t>
+      </w:r>
+      <w:proofErr w:type="spellEnd"/>
+      <w:r>
+        <w:rPr>
+          <w:rFonts w:cs="Times New Roman"/>
+        </w:rPr>
+        <w:t xml:space="preserve"> provides a step-by-step process to ensure quality software.</w:t>
       </w:r>
     </w:p>
     <w:p>
@@ -7459,7 +10116,23 @@
           <w:rFonts w:cs="Times New Roman"/>
           <w:lang w:val="en-US"/>
         </w:rPr>
-        <w:t>There are 6 major phases of STLC −</w:t>
+        <w:t xml:space="preserve">There are 6 major phases of </w:t>
+      </w:r>
+      <w:proofErr w:type="spellStart"/>
+      <w:r>
+        <w:rPr>
+          <w:rFonts w:cs="Times New Roman"/>
+          <w:lang w:val="en-US"/>
+        </w:rPr>
+        <w:t>STLC</w:t>
+      </w:r>
+      <w:proofErr w:type="spellEnd"/>
+      <w:r>
+        <w:rPr>
+          <w:rFonts w:cs="Times New Roman"/>
+          <w:lang w:val="en-US"/>
+        </w:rPr>
+        <w:t xml:space="preserve"> −</w:t>
       </w:r>
     </w:p>
     <w:p>
@@ -7483,6 +10156,7 @@
           <w:bCs/>
           <w:lang w:val="en-US"/>
         </w:rPr>
+        <w:lastRenderedPageBreak/>
         <w:t>Requirement Analysis</w:t>
       </w:r>
       <w:r>
@@ -7641,14 +10315,14 @@
           <w:lang w:val="en-US"/>
         </w:rPr>
       </w:pPr>
-      <w:bookmarkStart w:id="17" w:name="_Toc57274838"/>
+      <w:bookmarkStart w:id="16" w:name="_Toc57274838"/>
       <w:r>
         <w:rPr>
           <w:lang w:val="en-US"/>
         </w:rPr>
         <w:t>EXAMPLE OF A TEST CASE,</w:t>
       </w:r>
-      <w:bookmarkEnd w:id="17"/>
+      <w:bookmarkEnd w:id="16"/>
       <w:r>
         <w:rPr>
           <w:lang w:val="en-US"/>
@@ -7836,6 +10510,7 @@
           <w:noProof/>
           <w:lang w:val="en-US"/>
         </w:rPr>
+        <w:lastRenderedPageBreak/>
         <w:drawing>
           <wp:anchor distT="0" distB="0" distL="114300" distR="114300" simplePos="0" relativeHeight="251659264" behindDoc="0" locked="0" layoutInCell="1" allowOverlap="1" wp14:anchorId="70867EED" wp14:editId="72C03458">
             <wp:simplePos x="0" y="0"/>
@@ -7862,7 +10537,7 @@
                     </pic:cNvPicPr>
                   </pic:nvPicPr>
                   <pic:blipFill>
-                    <a:blip r:embed="rId14">
+                    <a:blip r:embed="rId15">
                       <a:extLst>
                         <a:ext uri="{28A0092B-C50C-407E-A947-70E740481C1C}">
                           <a14:useLocalDpi xmlns:a14="http://schemas.microsoft.com/office/drawing/2010/main" val="0"/>
@@ -7950,7 +10625,7 @@
                                 <w:lang w:val="en-US"/>
                               </w:rPr>
                             </w:pPr>
-                            <w:bookmarkStart w:id="18" w:name="_Toc56929758"/>
+                            <w:bookmarkStart w:id="17" w:name="_Toc56929758"/>
                             <w:r>
                               <w:rPr>
                                 <w:rFonts w:cs="Times New Roman"/>
@@ -8036,7 +10711,7 @@
                               </w:rPr>
                               <w:t>: Test Case using Matrix</w:t>
                             </w:r>
-                            <w:bookmarkEnd w:id="18"/>
+                            <w:bookmarkEnd w:id="17"/>
                           </w:p>
                         </w:txbxContent>
                       </wps:txbx>
@@ -8054,7 +10729,7 @@
           </mc:Choice>
           <mc:Fallback>
             <w:pict>
-              <v:shape w14:anchorId="52A503B0" id="Text Box 13" o:spid="_x0000_s1029" type="#_x0000_t202" style="position:absolute;left:0;text-align:left;margin-left:-3pt;margin-top:150.95pt;width:415.3pt;height:.05pt;z-index:251661312;visibility:visible;mso-wrap-style:square;mso-wrap-distance-left:9pt;mso-wrap-distance-top:0;mso-wrap-distance-right:9pt;mso-wrap-distance-bottom:0;mso-position-horizontal:absolute;mso-position-horizontal-relative:text;mso-position-vertical:absolute;mso-position-vertical-relative:text;v-text-anchor:top" o:gfxdata="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" stroked="f">
+              <v:shape w14:anchorId="52A503B0" id="Text Box 13" o:spid="_x0000_s1029" type="#_x0000_t202" style="position:absolute;left:0;text-align:left;margin-left:-3pt;margin-top:150.95pt;width:415.3pt;height:.05pt;z-index:251661312;visibility:visible;mso-wrap-style:square;mso-wrap-distance-left:9pt;mso-wrap-distance-top:0;mso-wrap-distance-right:9pt;mso-wrap-distance-bottom:0;mso-position-horizontal:absolute;mso-position-horizontal-relative:text;mso-position-vertical:absolute;mso-position-vertical-relative:text;v-text-anchor:top" o:gfxdata="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" stroked="f">
                 <v:textbox style="mso-fit-shape-to-text:t" inset="0,0,0,0">
                   <w:txbxContent>
                     <w:p>
@@ -8071,7 +10746,7 @@
                           <w:lang w:val="en-US"/>
                         </w:rPr>
                       </w:pPr>
-                      <w:bookmarkStart w:id="19" w:name="_Toc56929758"/>
+                      <w:bookmarkStart w:id="18" w:name="_Toc56929758"/>
                       <w:r>
                         <w:rPr>
                           <w:rFonts w:cs="Times New Roman"/>
@@ -8157,7 +10832,7 @@
                         </w:rPr>
                         <w:t>: Test Case using Matrix</w:t>
                       </w:r>
-                      <w:bookmarkEnd w:id="19"/>
+                      <w:bookmarkEnd w:id="18"/>
                     </w:p>
                   </w:txbxContent>
                 </v:textbox>
@@ -8185,11 +10860,11 @@
         <w:spacing w:line="360" w:lineRule="auto"/>
         <w:ind w:left="360"/>
       </w:pPr>
-      <w:bookmarkStart w:id="20" w:name="_Toc57274839"/>
+      <w:bookmarkStart w:id="19" w:name="_Toc57274839"/>
       <w:r>
         <w:t>A Test Matrix with Tested modules or Requirement Traceability Matrix</w:t>
       </w:r>
-      <w:bookmarkEnd w:id="20"/>
+      <w:bookmarkEnd w:id="19"/>
     </w:p>
     <w:p>
       <w:pPr>
@@ -8264,12 +10939,16 @@
                 <w:rFonts w:cs="Times New Roman"/>
               </w:rPr>
             </w:pPr>
+            <w:proofErr w:type="spellStart"/>
+            <w:proofErr w:type="gramStart"/>
             <w:r>
               <w:rPr>
                 <w:rFonts w:cs="Times New Roman"/>
               </w:rPr>
               <w:t>S.N</w:t>
             </w:r>
+            <w:proofErr w:type="spellEnd"/>
+            <w:proofErr w:type="gramEnd"/>
           </w:p>
         </w:tc>
         <w:tc>
@@ -8406,12 +11085,28 @@
                 <w:rFonts w:cs="Times New Roman"/>
               </w:rPr>
             </w:pPr>
+            <w:proofErr w:type="spellStart"/>
             <w:r>
               <w:rPr>
                 <w:rFonts w:cs="Times New Roman"/>
               </w:rPr>
-              <w:t>TC01, TC02</w:t>
-            </w:r>
+              <w:t>TC01</w:t>
+            </w:r>
+            <w:proofErr w:type="spellEnd"/>
+            <w:r>
+              <w:rPr>
+                <w:rFonts w:cs="Times New Roman"/>
+              </w:rPr>
+              <w:t xml:space="preserve">, </w:t>
+            </w:r>
+            <w:proofErr w:type="spellStart"/>
+            <w:r>
+              <w:rPr>
+                <w:rFonts w:cs="Times New Roman"/>
+              </w:rPr>
+              <w:t>TC02</w:t>
+            </w:r>
+            <w:proofErr w:type="spellEnd"/>
           </w:p>
         </w:tc>
         <w:tc>
@@ -8426,11 +11121,19 @@
                 <w:rFonts w:cs="Times New Roman"/>
               </w:rPr>
             </w:pPr>
+            <w:proofErr w:type="spellStart"/>
             <w:r>
               <w:rPr>
                 <w:rFonts w:cs="Times New Roman"/>
               </w:rPr>
-              <w:t>TC01- Pass</w:t>
+              <w:t>TC01</w:t>
+            </w:r>
+            <w:proofErr w:type="spellEnd"/>
+            <w:r>
+              <w:rPr>
+                <w:rFonts w:cs="Times New Roman"/>
+              </w:rPr>
+              <w:t>- Pass</w:t>
             </w:r>
           </w:p>
           <w:p>
@@ -8441,6 +11144,7 @@
                 <w:rFonts w:cs="Times New Roman"/>
               </w:rPr>
             </w:pPr>
+            <w:proofErr w:type="spellStart"/>
             <w:r>
               <w:rPr>
                 <w:rFonts w:cs="Times New Roman"/>
@@ -8453,6 +11157,7 @@
               </w:rPr>
               <w:t>2</w:t>
             </w:r>
+            <w:proofErr w:type="spellEnd"/>
             <w:r>
               <w:rPr>
                 <w:rFonts w:cs="Times New Roman"/>
@@ -8535,12 +11240,14 @@
                 <w:rFonts w:cs="Times New Roman"/>
               </w:rPr>
             </w:pPr>
+            <w:proofErr w:type="spellStart"/>
             <w:r>
               <w:rPr>
                 <w:rFonts w:cs="Times New Roman"/>
               </w:rPr>
               <w:t>TC03</w:t>
             </w:r>
+            <w:proofErr w:type="spellEnd"/>
           </w:p>
         </w:tc>
         <w:tc>
@@ -8555,11 +11262,19 @@
                 <w:rFonts w:cs="Times New Roman"/>
               </w:rPr>
             </w:pPr>
+            <w:proofErr w:type="spellStart"/>
             <w:r>
               <w:rPr>
                 <w:rFonts w:cs="Times New Roman"/>
               </w:rPr>
-              <w:t>TC03- pass</w:t>
+              <w:t>TC03</w:t>
+            </w:r>
+            <w:proofErr w:type="spellEnd"/>
+            <w:r>
+              <w:rPr>
+                <w:rFonts w:cs="Times New Roman"/>
+              </w:rPr>
+              <w:t>- pass</w:t>
             </w:r>
           </w:p>
         </w:tc>
@@ -8637,12 +11352,28 @@
                 <w:rFonts w:cs="Times New Roman"/>
               </w:rPr>
             </w:pPr>
+            <w:proofErr w:type="spellStart"/>
             <w:r>
               <w:rPr>
                 <w:rFonts w:cs="Times New Roman"/>
               </w:rPr>
-              <w:t>TC04, TC05, TC06</w:t>
-            </w:r>
+              <w:t>TC04</w:t>
+            </w:r>
+            <w:proofErr w:type="spellEnd"/>
+            <w:r>
+              <w:rPr>
+                <w:rFonts w:cs="Times New Roman"/>
+              </w:rPr>
+              <w:t xml:space="preserve">, TC05, </w:t>
+            </w:r>
+            <w:proofErr w:type="spellStart"/>
+            <w:r>
+              <w:rPr>
+                <w:rFonts w:cs="Times New Roman"/>
+              </w:rPr>
+              <w:t>TC06</w:t>
+            </w:r>
+            <w:proofErr w:type="spellEnd"/>
           </w:p>
         </w:tc>
         <w:tc>
@@ -8657,11 +11388,19 @@
                 <w:rFonts w:cs="Times New Roman"/>
               </w:rPr>
             </w:pPr>
+            <w:proofErr w:type="spellStart"/>
             <w:r>
               <w:rPr>
                 <w:rFonts w:cs="Times New Roman"/>
               </w:rPr>
-              <w:t>TC04- Pass</w:t>
+              <w:t>TC04</w:t>
+            </w:r>
+            <w:proofErr w:type="spellEnd"/>
+            <w:r>
+              <w:rPr>
+                <w:rFonts w:cs="Times New Roman"/>
+              </w:rPr>
+              <w:t>- Pass</w:t>
             </w:r>
           </w:p>
           <w:p>
@@ -8687,11 +11426,19 @@
                 <w:rFonts w:cs="Times New Roman"/>
               </w:rPr>
             </w:pPr>
+            <w:proofErr w:type="spellStart"/>
             <w:r>
               <w:rPr>
                 <w:rFonts w:cs="Times New Roman"/>
               </w:rPr>
-              <w:t>TC06- Pass</w:t>
+              <w:t>TC06</w:t>
+            </w:r>
+            <w:proofErr w:type="spellEnd"/>
+            <w:r>
+              <w:rPr>
+                <w:rFonts w:cs="Times New Roman"/>
+              </w:rPr>
+              <w:t>- Pass</w:t>
             </w:r>
           </w:p>
         </w:tc>
@@ -8742,7 +11489,23 @@
           <w:rFonts w:cs="Times New Roman"/>
           <w:highlight w:val="lightGray"/>
         </w:rPr>
-        <w:t xml:space="preserve">NOTE: UAT(User Acceptance Testing) must be addressed in the final report, so here it is not required in mid-term report. </w:t>
+        <w:t xml:space="preserve">NOTE: </w:t>
+      </w:r>
+      <w:proofErr w:type="gramStart"/>
+      <w:r>
+        <w:rPr>
+          <w:rFonts w:cs="Times New Roman"/>
+          <w:highlight w:val="lightGray"/>
+        </w:rPr>
+        <w:t>UAT(</w:t>
+      </w:r>
+      <w:proofErr w:type="gramEnd"/>
+      <w:r>
+        <w:rPr>
+          <w:rFonts w:cs="Times New Roman"/>
+          <w:highlight w:val="lightGray"/>
+        </w:rPr>
+        <w:t xml:space="preserve">User Acceptance Testing) must be addressed in the final report, so here it is not required in mid-term report. </w:t>
       </w:r>
     </w:p>
     <w:p>
@@ -8751,7 +11514,11 @@
         <w:jc w:val="both"/>
       </w:pPr>
       <w:r>
-        <w:t>User Acceptance Testing (UAT), also known as beta or end-user testing, is defined as testing the software by the user or client to determine whether it can be accepted or not. This is the final testing performed once the functional, system and regression testing are completed.</w:t>
+        <w:t xml:space="preserve">User Acceptance Testing (UAT), also known as beta or end-user testing, is defined as testing the software by the user or client to determine whether it can be accepted or </w:t>
+      </w:r>
+      <w:r>
+        <w:lastRenderedPageBreak/>
+        <w:t>not. This is the final testing performed once the functional, system and regression testing are completed.</w:t>
       </w:r>
     </w:p>
     <w:p>
@@ -8783,11 +11550,11 @@
                     <pic:cNvPicPr/>
                   </pic:nvPicPr>
                   <pic:blipFill>
-                    <a:blip r:embed="rId15">
+                    <a:blip r:embed="rId16">
                       <a:extLst>
                         <a:ext uri="{BEBA8EAE-BF5A-486C-A8C5-ECC9F3942E4B}">
                           <a14:imgProps xmlns:a14="http://schemas.microsoft.com/office/drawing/2010/main">
-                            <a14:imgLayer r:embed="rId16">
+                            <a14:imgLayer r:embed="rId17">
                               <a14:imgEffect>
                                 <a14:backgroundRemoval t="8511" b="91135" l="4330" r="95464">
                                   <a14:foregroundMark x1="11753" y1="40780" x2="11753" y2="40780"/>
@@ -8928,15 +11695,33 @@
                 <w:bCs/>
                 <w:szCs w:val="24"/>
               </w:rPr>
-              <w:t>Acceptance requirement</w:t>
-            </w:r>
+              <w:t xml:space="preserve">Acceptance </w:t>
+            </w:r>
+            <w:proofErr w:type="gramStart"/>
             <w:r>
               <w:rPr>
                 <w:rFonts w:eastAsiaTheme="majorEastAsia" w:cs="Times New Roman"/>
                 <w:bCs/>
                 <w:szCs w:val="24"/>
               </w:rPr>
-              <w:t>(USR)</w:t>
+              <w:t>requirement</w:t>
+            </w:r>
+            <w:r>
+              <w:rPr>
+                <w:rFonts w:eastAsiaTheme="majorEastAsia" w:cs="Times New Roman"/>
+                <w:bCs/>
+                <w:szCs w:val="24"/>
+              </w:rPr>
+              <w:t>(</w:t>
+            </w:r>
+            <w:proofErr w:type="gramEnd"/>
+            <w:r>
+              <w:rPr>
+                <w:rFonts w:eastAsiaTheme="majorEastAsia" w:cs="Times New Roman"/>
+                <w:bCs/>
+                <w:szCs w:val="24"/>
+              </w:rPr>
+              <w:t>USR)</w:t>
             </w:r>
           </w:p>
         </w:tc>
@@ -8995,15 +11780,33 @@
                 <w:bCs/>
                 <w:szCs w:val="24"/>
               </w:rPr>
-              <w:t>Test Results</w:t>
-            </w:r>
+              <w:t xml:space="preserve">Test </w:t>
+            </w:r>
+            <w:proofErr w:type="gramStart"/>
             <w:r>
               <w:rPr>
                 <w:rFonts w:eastAsiaTheme="majorEastAsia" w:cs="Times New Roman"/>
                 <w:bCs/>
                 <w:szCs w:val="24"/>
               </w:rPr>
-              <w:t>(DEV)</w:t>
+              <w:t>Results</w:t>
+            </w:r>
+            <w:r>
+              <w:rPr>
+                <w:rFonts w:eastAsiaTheme="majorEastAsia" w:cs="Times New Roman"/>
+                <w:bCs/>
+                <w:szCs w:val="24"/>
+              </w:rPr>
+              <w:t>(</w:t>
+            </w:r>
+            <w:proofErr w:type="gramEnd"/>
+            <w:r>
+              <w:rPr>
+                <w:rFonts w:eastAsiaTheme="majorEastAsia" w:cs="Times New Roman"/>
+                <w:bCs/>
+                <w:szCs w:val="24"/>
+              </w:rPr>
+              <w:t>DEV)</w:t>
             </w:r>
           </w:p>
         </w:tc>
@@ -9023,6 +11826,7 @@
                 <w:highlight w:val="lightGray"/>
               </w:rPr>
             </w:pPr>
+            <w:proofErr w:type="gramStart"/>
             <w:r>
               <w:rPr>
                 <w:rFonts w:eastAsiaTheme="majorEastAsia" w:cs="Times New Roman"/>
@@ -9037,7 +11841,16 @@
                 <w:bCs/>
                 <w:szCs w:val="24"/>
               </w:rPr>
-              <w:t>(USR)</w:t>
+              <w:t>(</w:t>
+            </w:r>
+            <w:proofErr w:type="gramEnd"/>
+            <w:r>
+              <w:rPr>
+                <w:rFonts w:eastAsiaTheme="majorEastAsia" w:cs="Times New Roman"/>
+                <w:bCs/>
+                <w:szCs w:val="24"/>
+              </w:rPr>
+              <w:t>USR)</w:t>
             </w:r>
           </w:p>
         </w:tc>
@@ -9550,147 +12363,44 @@
         <w:rPr>
           <w:bCs/>
         </w:rPr>
-        <w:t>Project Results</w:t>
-      </w:r>
-    </w:p>
-    <w:p>
-      <w:pPr>
-        <w:pStyle w:val="NormalWeb"/>
-        <w:shd w:val="clear" w:color="auto" w:fill="FFFFFF"/>
-        <w:spacing w:before="0" w:beforeAutospacing="0" w:after="0" w:afterAutospacing="0" w:line="360" w:lineRule="auto"/>
-        <w:jc w:val="both"/>
-      </w:pPr>
-      <w:r>
-        <w:t>Here in this section, you must put forward the results, on the basis of the following:</w:t>
-      </w:r>
-    </w:p>
-    <w:p>
-      <w:pPr>
-        <w:spacing w:line="360" w:lineRule="auto"/>
-      </w:pPr>
-      <w:r>
-        <w:t>The Movie Ticket Management System project was conceptualized for the easiness during ticket purchase, food purchase as well as to end repetition, confusion during seat booking for the users. The functions which we visualized during the project were completely achieved.</w:t>
-      </w:r>
-    </w:p>
-    <w:p>
-      <w:pPr>
-        <w:spacing w:line="360" w:lineRule="auto"/>
-      </w:pPr>
-      <w:r>
-        <w:t xml:space="preserve">The problems that have been solved with the project are: </w:t>
-      </w:r>
-    </w:p>
-    <w:p>
-      <w:pPr>
-        <w:spacing w:line="360" w:lineRule="auto"/>
-      </w:pPr>
-      <w:r>
-        <w:t>&gt;Time consumption during purchase of ticket and food is reduced.</w:t>
-      </w:r>
-    </w:p>
-    <w:p>
-      <w:pPr>
-        <w:spacing w:line="360" w:lineRule="auto"/>
-      </w:pPr>
-      <w:r>
-        <w:t>&gt;</w:t>
-      </w:r>
-      <w:r>
-        <w:t>Probability of reoccurrence of booking same seat is terminated.</w:t>
-      </w:r>
-    </w:p>
-    <w:p>
-      <w:pPr>
-        <w:spacing w:line="360" w:lineRule="auto"/>
-      </w:pPr>
-      <w:r>
-        <w:t>&gt;Data are stored in a proper way, customer details and transaction details are quickly and comfortably found.</w:t>
-      </w:r>
-    </w:p>
-    <w:p>
-      <w:pPr>
-        <w:spacing w:line="360" w:lineRule="auto"/>
-      </w:pPr>
-      <w:r>
-        <w:t>&gt;Data can be copied simply and can be stored in multiple places which lower the risk of data loss.</w:t>
-      </w:r>
-    </w:p>
-    <w:p>
-      <w:pPr>
-        <w:spacing w:line="360" w:lineRule="auto"/>
-      </w:pPr>
-      <w:r>
-        <w:t>After the background study about the manual ticketing systems, we got information about the drawbacks of manual system and by designing different features in digital system we tried to put an end to it and through our system following market necessity were met:</w:t>
-      </w:r>
-    </w:p>
-    <w:p>
-      <w:pPr>
-        <w:spacing w:line="360" w:lineRule="auto"/>
-      </w:pPr>
-      <w:r>
-        <w:t>&gt;Reduction in large numbers of staff in ticket counter.</w:t>
-      </w:r>
-    </w:p>
-    <w:p>
-      <w:pPr>
-        <w:spacing w:line="360" w:lineRule="auto"/>
-      </w:pPr>
-      <w:r>
-        <w:t>&gt;Customers are provided fast service and customers detailed were easily generated.</w:t>
-      </w:r>
-    </w:p>
-    <w:p>
-      <w:pPr>
-        <w:spacing w:line="360" w:lineRule="auto"/>
-      </w:pPr>
-      <w:r>
-        <w:t>&gt;After the proper management of customer details, sales report and cut off in usage of large quantities pen and papers profit is achieved.</w:t>
-      </w:r>
-    </w:p>
-    <w:p>
-      <w:pPr>
-        <w:spacing w:line="360" w:lineRule="auto"/>
-      </w:pPr>
-      <w:r>
-        <w:t>&gt;Data errors were speedily decreased such as repetition of customer details or forgotten of customer details.</w:t>
-      </w:r>
-    </w:p>
-    <w:p>
-      <w:pPr>
-        <w:spacing w:line="360" w:lineRule="auto"/>
-      </w:pPr>
-      <w:r>
-        <w:t>&gt;Clarity and consistency in operation is seen.</w:t>
-      </w:r>
-    </w:p>
-    <w:p>
-      <w:pPr>
-        <w:spacing w:line="360" w:lineRule="auto"/>
-      </w:pPr>
-      <w:r>
-        <w:t xml:space="preserve">At the beginning of project, we were unfamiliar about the C Programming and we were having fear about the project </w:t>
-      </w:r>
-      <w:r>
-        <w:t xml:space="preserve">risks. This project work has been a difficult task as well as very fruitful one as there were a lot of new and useful topics that we got to interact. This project helped us to share and present our ideas in the group as well as help us to know </w:t>
-      </w:r>
-      <w:r>
-        <w:t xml:space="preserve">about “How the teamwork works”. Spiritually throughout the </w:t>
-      </w:r>
-      <w:r>
-        <w:t>project journey we acquire knowledge that everything can be learnt with passion and patience. Similarly, we developed friendly bond than the beginning.</w:t>
-      </w:r>
-    </w:p>
-    <w:p>
-      <w:pPr>
-        <w:spacing w:line="360" w:lineRule="auto"/>
-      </w:pPr>
-      <w:r>
+        <w:lastRenderedPageBreak/>
         <w:t xml:space="preserve"> </w:t>
       </w:r>
       <w:r>
-        <w:br w:type="page"/>
-      </w:r>
-    </w:p>
+        <w:rPr>
+          <w:bCs/>
+        </w:rPr>
+        <w:t>Conclusion</w:t>
+      </w:r>
+    </w:p>
+    <w:p/>
+    <w:p/>
+    <w:p/>
+    <w:p/>
+    <w:p/>
+    <w:p/>
+    <w:p/>
+    <w:p/>
+    <w:p/>
+    <w:p/>
+    <w:p/>
+    <w:p/>
+    <w:p/>
+    <w:p/>
+    <w:p/>
+    <w:p/>
+    <w:p/>
+    <w:p/>
+    <w:p/>
+    <w:p/>
+    <w:p/>
+    <w:p/>
+    <w:p/>
+    <w:p/>
+    <w:p/>
+    <w:p/>
+    <w:p/>
+    <w:p/>
     <w:p>
       <w:pPr>
         <w:pStyle w:val="Heading1"/>
@@ -9702,141 +12412,71 @@
         <w:jc w:val="both"/>
       </w:pPr>
       <w:r>
-        <w:t xml:space="preserve"> Future Enhancements</w:t>
+        <w:lastRenderedPageBreak/>
+        <w:t xml:space="preserve"> </w:t>
+      </w:r>
+      <w:proofErr w:type="spellStart"/>
+      <w:r>
+        <w:t>Annexeures</w:t>
+      </w:r>
+      <w:proofErr w:type="spellEnd"/>
+    </w:p>
+    <w:p>
+      <w:r>
+        <w:br w:type="page"/>
       </w:r>
     </w:p>
     <w:p>
       <w:pPr>
         <w:spacing w:line="360" w:lineRule="auto"/>
-      </w:pPr>
-      <w:r>
-        <w:t>If we get enough time then we will create a new feature of mobile transaction.</w:t>
-      </w:r>
-    </w:p>
-    <w:p>
-      <w:pPr>
-        <w:pStyle w:val="ListParagraph"/>
-        <w:numPr>
-          <w:ilvl w:val="0"/>
-          <w:numId w:val="17"/>
-        </w:numPr>
+        <w:rPr>
+          <w:sz w:val="28"/>
+          <w:szCs w:val="28"/>
+        </w:rPr>
+      </w:pPr>
+      <w:r>
+        <w:rPr>
+          <w:b/>
+          <w:sz w:val="28"/>
+          <w:szCs w:val="28"/>
+        </w:rPr>
+        <w:lastRenderedPageBreak/>
+        <w:t>11</w:t>
+      </w:r>
+      <w:r>
+        <w:rPr>
+          <w:sz w:val="28"/>
+          <w:szCs w:val="28"/>
+        </w:rPr>
+        <w:t xml:space="preserve">. </w:t>
+      </w:r>
+      <w:r>
+        <w:rPr>
+          <w:b/>
+          <w:sz w:val="28"/>
+          <w:szCs w:val="28"/>
+        </w:rPr>
+        <w:t>Conclusion</w:t>
+      </w:r>
+    </w:p>
+    <w:p>
+      <w:pPr>
         <w:spacing w:line="360" w:lineRule="auto"/>
       </w:pPr>
       <w:r>
-        <w:t>Include GUI interfaces</w:t>
-      </w:r>
-    </w:p>
-    <w:p>
-      <w:pPr>
-        <w:pStyle w:val="ListParagraph"/>
-        <w:numPr>
-          <w:ilvl w:val="0"/>
-          <w:numId w:val="17"/>
-        </w:numPr>
-        <w:spacing w:line="360" w:lineRule="auto"/>
-      </w:pPr>
-      <w:r>
-        <w:t>Use Databases</w:t>
-      </w:r>
-    </w:p>
-    <w:p>
-      <w:pPr>
-        <w:pStyle w:val="ListParagraph"/>
-        <w:numPr>
-          <w:ilvl w:val="0"/>
-          <w:numId w:val="17"/>
-        </w:numPr>
-        <w:spacing w:line="360" w:lineRule="auto"/>
-      </w:pPr>
-      <w:r>
-        <w:t>Use complex data structures.</w:t>
-      </w:r>
-    </w:p>
-    <w:p>
-      <w:pPr>
-        <w:pStyle w:val="ListParagraph"/>
-        <w:numPr>
-          <w:ilvl w:val="0"/>
-          <w:numId w:val="17"/>
-        </w:numPr>
-        <w:spacing w:line="360" w:lineRule="auto"/>
-      </w:pPr>
-      <w:r>
-        <w:t>Socket programming and computer to computer networking of data</w:t>
-      </w:r>
-    </w:p>
-    <w:p>
-      <w:pPr>
-        <w:pStyle w:val="ListParagraph"/>
-        <w:numPr>
-          <w:ilvl w:val="0"/>
-          <w:numId w:val="17"/>
-        </w:numPr>
-        <w:spacing w:line="360" w:lineRule="auto"/>
-      </w:pPr>
-      <w:r>
-        <w:t>Barcode software</w:t>
-      </w:r>
-    </w:p>
-    <w:p>
-      <w:pPr>
-        <w:pStyle w:val="ListParagraph"/>
-        <w:numPr>
-          <w:ilvl w:val="0"/>
-          <w:numId w:val="17"/>
-        </w:numPr>
-        <w:spacing w:line="360" w:lineRule="auto"/>
-      </w:pPr>
-      <w:r>
-        <w:t>More features like data manipulation and data reporting</w:t>
-      </w:r>
-    </w:p>
-    <w:p>
-      <w:pPr>
-        <w:spacing w:line="360" w:lineRule="auto"/>
-      </w:pPr>
-      <w:r>
-        <w:t>Basically, think of the possibilities in the future and write it down. Can be brief, or a longer paragraph to describe what can be done. It is up to you.</w:t>
-      </w:r>
-    </w:p>
-    <w:p>
-      <w:r>
-        <w:br w:type="page"/>
-      </w:r>
-    </w:p>
-    <w:p>
-      <w:pPr>
-        <w:spacing w:line="360" w:lineRule="auto"/>
-      </w:pPr>
-      <w:r>
-        <w:rPr>
-          <w:b/>
-        </w:rPr>
-        <w:t>11</w:t>
-      </w:r>
-      <w:r>
-        <w:t xml:space="preserve">. </w:t>
-      </w:r>
-      <w:r>
-        <w:rPr>
-          <w:b/>
-        </w:rPr>
-        <w:t>Conclusion</w:t>
-      </w:r>
-    </w:p>
-    <w:p>
-      <w:pPr>
-        <w:spacing w:line="360" w:lineRule="auto"/>
-      </w:pPr>
-      <w:r>
         <w:t xml:space="preserve">Final, summary of the documentation, write down the most important components and findings. of </w:t>
       </w:r>
       <w:r>
         <w:t>each</w:t>
       </w:r>
       <w:r>
-        <w:t xml:space="preserve"> headings</w:t>
-      </w:r>
+        <w:t xml:space="preserve"> </w:t>
+      </w:r>
+      <w:proofErr w:type="gramStart"/>
+      <w:r>
+        <w:t>headings</w:t>
+      </w:r>
+      <w:proofErr w:type="gramEnd"/>
       <w:r>
         <w:t>.</w:t>
       </w:r>
@@ -9858,8 +12498,17 @@
     <w:p>
       <w:pPr>
         <w:pStyle w:val="Heading2"/>
-      </w:pPr>
-      <w:r>
+        <w:rPr>
+          <w:sz w:val="28"/>
+          <w:szCs w:val="28"/>
+        </w:rPr>
+      </w:pPr>
+      <w:r>
+        <w:rPr>
+          <w:sz w:val="28"/>
+          <w:szCs w:val="28"/>
+        </w:rPr>
+        <w:lastRenderedPageBreak/>
         <w:t>12. Annexures</w:t>
       </w:r>
     </w:p>
@@ -9933,7 +12582,7 @@
       </w:pPr>
     </w:p>
     <w:sectPr>
-      <w:footerReference w:type="default" r:id="rId17"/>
+      <w:footerReference w:type="default" r:id="rId18"/>
       <w:pgSz w:w="11906" w:h="16838" w:code="9"/>
       <w:pgMar w:top="1440" w:right="1440" w:bottom="1440" w:left="2160" w:header="720" w:footer="720" w:gutter="0"/>
       <w:cols w:space="720"/>
@@ -9944,7 +12593,7 @@
 </file>
 
 <file path=word/endnotes.xml><?xml version="1.0" encoding="utf-8"?>
-<w:endnotes xmlns:wpc="http://schemas.microsoft.com/office/word/2010/wordprocessingCanvas" xmlns:mc="http://schemas.openxmlformats.org/markup-compatibility/2006" xmlns:o="urn:schemas-microsoft-com:office:office" xmlns:r="http://schemas.openxmlformats.org/officeDocument/2006/relationships" xmlns:m="http://schemas.openxmlformats.org/officeDocument/2006/math" xmlns:v="urn:schemas-microsoft-com:vml" xmlns:wp14="http://schemas.microsoft.com/office/word/2010/wordprocessingDrawing" xmlns:wp="http://schemas.openxmlformats.org/drawingml/2006/wordprocessingDrawing" xmlns:w10="urn:schemas-microsoft-com:office:word" xmlns:w="http://schemas.openxmlformats.org/wordprocessingml/2006/main" xmlns:w14="http://schemas.microsoft.com/office/word/2010/wordml" xmlns:w15="http://schemas.microsoft.com/office/word/2012/wordml" xmlns:wpg="http://schemas.microsoft.com/office/word/2010/wordprocessingGroup" xmlns:wpi="http://schemas.microsoft.com/office/word/2010/wordprocessingInk" xmlns:wne="http://schemas.microsoft.com/office/word/2006/wordml" xmlns:wps="http://schemas.microsoft.com/office/word/2010/wordprocessingShape" mc:Ignorable="w14 w15 wp14">
+<w:endnotes xmlns:wpc="http://schemas.microsoft.com/office/word/2010/wordprocessingCanvas" xmlns:cx="http://schemas.microsoft.com/office/drawing/2014/chartex" xmlns:cx1="http://schemas.microsoft.com/office/drawing/2015/9/8/chartex" xmlns:cx2="http://schemas.microsoft.com/office/drawing/2015/10/21/chartex" xmlns:cx3="http://schemas.microsoft.com/office/drawing/2016/5/9/chartex" xmlns:cx4="http://schemas.microsoft.com/office/drawing/2016/5/10/chartex" xmlns:cx5="http://schemas.microsoft.com/office/drawing/2016/5/11/chartex" xmlns:cx6="http://schemas.microsoft.com/office/drawing/2016/5/12/chartex" xmlns:cx7="http://schemas.microsoft.com/office/drawing/2016/5/13/chartex" xmlns:cx8="http://schemas.microsoft.com/office/drawing/2016/5/14/chartex" xmlns:mc="http://schemas.openxmlformats.org/markup-compatibility/2006" xmlns:aink="http://schemas.microsoft.com/office/drawing/2016/ink" xmlns:am3d="http://schemas.microsoft.com/office/drawing/2017/model3d" xmlns:o="urn:schemas-microsoft-com:office:office" xmlns:oel="http://schemas.microsoft.com/office/2019/extlst" xmlns:r="http://schemas.openxmlformats.org/officeDocument/2006/relationships" xmlns:m="http://schemas.openxmlformats.org/officeDocument/2006/math" xmlns:v="urn:schemas-microsoft-com:vml" xmlns:wp14="http://schemas.microsoft.com/office/word/2010/wordprocessingDrawing" xmlns:wp="http://schemas.openxmlformats.org/drawingml/2006/wordprocessingDrawing" xmlns:w10="urn:schemas-microsoft-com:office:word" xmlns:w="http://schemas.openxmlformats.org/wordprocessingml/2006/main" xmlns:w14="http://schemas.microsoft.com/office/word/2010/wordml" xmlns:w15="http://schemas.microsoft.com/office/word/2012/wordml" xmlns:w16cex="http://schemas.microsoft.com/office/word/2018/wordml/cex" xmlns:w16cid="http://schemas.microsoft.com/office/word/2016/wordml/cid" xmlns:w16="http://schemas.microsoft.com/office/word/2018/wordml" xmlns:w16du="http://schemas.microsoft.com/office/word/2023/wordml/word16du" xmlns:w16sdtdh="http://schemas.microsoft.com/office/word/2020/wordml/sdtdatahash" xmlns:w16sdtfl="http://schemas.microsoft.com/office/word/2024/wordml/sdtformatlock" xmlns:w16se="http://schemas.microsoft.com/office/word/2015/wordml/symex" xmlns:wpg="http://schemas.microsoft.com/office/word/2010/wordprocessingGroup" xmlns:wpi="http://schemas.microsoft.com/office/word/2010/wordprocessingInk" xmlns:wne="http://schemas.microsoft.com/office/word/2006/wordml" xmlns:wps="http://schemas.microsoft.com/office/word/2010/wordprocessingShape" mc:Ignorable="w14 w15 w16se w16cid w16 w16cex w16sdtdh w16sdtfl w16du wp14">
   <w:endnote w:type="separator" w:id="-1">
     <w:p>
       <w:pPr>
@@ -9969,7 +12618,7 @@
 </file>
 
 <file path=word/footer1.xml><?xml version="1.0" encoding="utf-8"?>
-<w:ftr xmlns:wpc="http://schemas.microsoft.com/office/word/2010/wordprocessingCanvas" xmlns:mc="http://schemas.openxmlformats.org/markup-compatibility/2006" xmlns:o="urn:schemas-microsoft-com:office:office" xmlns:r="http://schemas.openxmlformats.org/officeDocument/2006/relationships" xmlns:m="http://schemas.openxmlformats.org/officeDocument/2006/math" xmlns:v="urn:schemas-microsoft-com:vml" xmlns:wp14="http://schemas.microsoft.com/office/word/2010/wordprocessingDrawing" xmlns:wp="http://schemas.openxmlformats.org/drawingml/2006/wordprocessingDrawing" xmlns:w10="urn:schemas-microsoft-com:office:word" xmlns:w="http://schemas.openxmlformats.org/wordprocessingml/2006/main" xmlns:w14="http://schemas.microsoft.com/office/word/2010/wordml" xmlns:w15="http://schemas.microsoft.com/office/word/2012/wordml" xmlns:wpg="http://schemas.microsoft.com/office/word/2010/wordprocessingGroup" xmlns:wpi="http://schemas.microsoft.com/office/word/2010/wordprocessingInk" xmlns:wne="http://schemas.microsoft.com/office/word/2006/wordml" xmlns:wps="http://schemas.microsoft.com/office/word/2010/wordprocessingShape" mc:Ignorable="w14 w15 wp14">
+<w:ftr xmlns:wpc="http://schemas.microsoft.com/office/word/2010/wordprocessingCanvas" xmlns:cx="http://schemas.microsoft.com/office/drawing/2014/chartex" xmlns:cx1="http://schemas.microsoft.com/office/drawing/2015/9/8/chartex" xmlns:cx2="http://schemas.microsoft.com/office/drawing/2015/10/21/chartex" xmlns:cx3="http://schemas.microsoft.com/office/drawing/2016/5/9/chartex" xmlns:cx4="http://schemas.microsoft.com/office/drawing/2016/5/10/chartex" xmlns:cx5="http://schemas.microsoft.com/office/drawing/2016/5/11/chartex" xmlns:cx6="http://schemas.microsoft.com/office/drawing/2016/5/12/chartex" xmlns:cx7="http://schemas.microsoft.com/office/drawing/2016/5/13/chartex" xmlns:cx8="http://schemas.microsoft.com/office/drawing/2016/5/14/chartex" xmlns:mc="http://schemas.openxmlformats.org/markup-compatibility/2006" xmlns:aink="http://schemas.microsoft.com/office/drawing/2016/ink" xmlns:am3d="http://schemas.microsoft.com/office/drawing/2017/model3d" xmlns:o="urn:schemas-microsoft-com:office:office" xmlns:oel="http://schemas.microsoft.com/office/2019/extlst" xmlns:r="http://schemas.openxmlformats.org/officeDocument/2006/relationships" xmlns:m="http://schemas.openxmlformats.org/officeDocument/2006/math" xmlns:v="urn:schemas-microsoft-com:vml" xmlns:wp14="http://schemas.microsoft.com/office/word/2010/wordprocessingDrawing" xmlns:wp="http://schemas.openxmlformats.org/drawingml/2006/wordprocessingDrawing" xmlns:w10="urn:schemas-microsoft-com:office:word" xmlns:w="http://schemas.openxmlformats.org/wordprocessingml/2006/main" xmlns:w14="http://schemas.microsoft.com/office/word/2010/wordml" xmlns:w15="http://schemas.microsoft.com/office/word/2012/wordml" xmlns:w16cex="http://schemas.microsoft.com/office/word/2018/wordml/cex" xmlns:w16cid="http://schemas.microsoft.com/office/word/2016/wordml/cid" xmlns:w16="http://schemas.microsoft.com/office/word/2018/wordml" xmlns:w16du="http://schemas.microsoft.com/office/word/2023/wordml/word16du" xmlns:w16sdtdh="http://schemas.microsoft.com/office/word/2020/wordml/sdtdatahash" xmlns:w16sdtfl="http://schemas.microsoft.com/office/word/2024/wordml/sdtformatlock" xmlns:w16se="http://schemas.microsoft.com/office/word/2015/wordml/symex" xmlns:wpg="http://schemas.microsoft.com/office/word/2010/wordprocessingGroup" xmlns:wpi="http://schemas.microsoft.com/office/word/2010/wordprocessingInk" xmlns:wne="http://schemas.microsoft.com/office/word/2006/wordml" xmlns:wps="http://schemas.microsoft.com/office/word/2010/wordprocessingShape" mc:Ignorable="w14 w15 w16se w16cid w16 w16cex w16sdtdh w16sdtfl w16du wp14">
   <w:sdt>
     <w:sdtPr>
       <w:id w:val="1769740165"/>
@@ -10022,7 +12671,7 @@
 </file>
 
 <file path=word/footnotes.xml><?xml version="1.0" encoding="utf-8"?>
-<w:footnotes xmlns:wpc="http://schemas.microsoft.com/office/word/2010/wordprocessingCanvas" xmlns:mc="http://schemas.openxmlformats.org/markup-compatibility/2006" xmlns:o="urn:schemas-microsoft-com:office:office" xmlns:r="http://schemas.openxmlformats.org/officeDocument/2006/relationships" xmlns:m="http://schemas.openxmlformats.org/officeDocument/2006/math" xmlns:v="urn:schemas-microsoft-com:vml" xmlns:wp14="http://schemas.microsoft.com/office/word/2010/wordprocessingDrawing" xmlns:wp="http://schemas.openxmlformats.org/drawingml/2006/wordprocessingDrawing" xmlns:w10="urn:schemas-microsoft-com:office:word" xmlns:w="http://schemas.openxmlformats.org/wordprocessingml/2006/main" xmlns:w14="http://schemas.microsoft.com/office/word/2010/wordml" xmlns:w15="http://schemas.microsoft.com/office/word/2012/wordml" xmlns:wpg="http://schemas.microsoft.com/office/word/2010/wordprocessingGroup" xmlns:wpi="http://schemas.microsoft.com/office/word/2010/wordprocessingInk" xmlns:wne="http://schemas.microsoft.com/office/word/2006/wordml" xmlns:wps="http://schemas.microsoft.com/office/word/2010/wordprocessingShape" mc:Ignorable="w14 w15 wp14">
+<w:footnotes xmlns:wpc="http://schemas.microsoft.com/office/word/2010/wordprocessingCanvas" xmlns:cx="http://schemas.microsoft.com/office/drawing/2014/chartex" xmlns:cx1="http://schemas.microsoft.com/office/drawing/2015/9/8/chartex" xmlns:cx2="http://schemas.microsoft.com/office/drawing/2015/10/21/chartex" xmlns:cx3="http://schemas.microsoft.com/office/drawing/2016/5/9/chartex" xmlns:cx4="http://schemas.microsoft.com/office/drawing/2016/5/10/chartex" xmlns:cx5="http://schemas.microsoft.com/office/drawing/2016/5/11/chartex" xmlns:cx6="http://schemas.microsoft.com/office/drawing/2016/5/12/chartex" xmlns:cx7="http://schemas.microsoft.com/office/drawing/2016/5/13/chartex" xmlns:cx8="http://schemas.microsoft.com/office/drawing/2016/5/14/chartex" xmlns:mc="http://schemas.openxmlformats.org/markup-compatibility/2006" xmlns:aink="http://schemas.microsoft.com/office/drawing/2016/ink" xmlns:am3d="http://schemas.microsoft.com/office/drawing/2017/model3d" xmlns:o="urn:schemas-microsoft-com:office:office" xmlns:oel="http://schemas.microsoft.com/office/2019/extlst" xmlns:r="http://schemas.openxmlformats.org/officeDocument/2006/relationships" xmlns:m="http://schemas.openxmlformats.org/officeDocument/2006/math" xmlns:v="urn:schemas-microsoft-com:vml" xmlns:wp14="http://schemas.microsoft.com/office/word/2010/wordprocessingDrawing" xmlns:wp="http://schemas.openxmlformats.org/drawingml/2006/wordprocessingDrawing" xmlns:w10="urn:schemas-microsoft-com:office:word" xmlns:w="http://schemas.openxmlformats.org/wordprocessingml/2006/main" xmlns:w14="http://schemas.microsoft.com/office/word/2010/wordml" xmlns:w15="http://schemas.microsoft.com/office/word/2012/wordml" xmlns:w16cex="http://schemas.microsoft.com/office/word/2018/wordml/cex" xmlns:w16cid="http://schemas.microsoft.com/office/word/2016/wordml/cid" xmlns:w16="http://schemas.microsoft.com/office/word/2018/wordml" xmlns:w16du="http://schemas.microsoft.com/office/word/2023/wordml/word16du" xmlns:w16sdtdh="http://schemas.microsoft.com/office/word/2020/wordml/sdtdatahash" xmlns:w16sdtfl="http://schemas.microsoft.com/office/word/2024/wordml/sdtformatlock" xmlns:w16se="http://schemas.microsoft.com/office/word/2015/wordml/symex" xmlns:wpg="http://schemas.microsoft.com/office/word/2010/wordprocessingGroup" xmlns:wpi="http://schemas.microsoft.com/office/word/2010/wordprocessingInk" xmlns:wne="http://schemas.microsoft.com/office/word/2006/wordml" xmlns:wps="http://schemas.microsoft.com/office/word/2010/wordprocessingShape" mc:Ignorable="w14 w15 w16se w16cid w16 w16cex w16sdtdh w16sdtfl w16du wp14">
   <w:footnote w:type="separator" w:id="-1">
     <w:p>
       <w:pPr>
@@ -10047,8 +12696,347 @@
 </file>
 
 <file path=word/numbering.xml><?xml version="1.0" encoding="utf-8"?>
-<w:numbering xmlns:wpc="http://schemas.microsoft.com/office/word/2010/wordprocessingCanvas" xmlns:mc="http://schemas.openxmlformats.org/markup-compatibility/2006" xmlns:o="urn:schemas-microsoft-com:office:office" xmlns:r="http://schemas.openxmlformats.org/officeDocument/2006/relationships" xmlns:m="http://schemas.openxmlformats.org/officeDocument/2006/math" xmlns:v="urn:schemas-microsoft-com:vml" xmlns:wp14="http://schemas.microsoft.com/office/word/2010/wordprocessingDrawing" xmlns:wp="http://schemas.openxmlformats.org/drawingml/2006/wordprocessingDrawing" xmlns:w10="urn:schemas-microsoft-com:office:word" xmlns:w="http://schemas.openxmlformats.org/wordprocessingml/2006/main" xmlns:w14="http://schemas.microsoft.com/office/word/2010/wordml" xmlns:w15="http://schemas.microsoft.com/office/word/2012/wordml" xmlns:wpg="http://schemas.microsoft.com/office/word/2010/wordprocessingGroup" xmlns:wpi="http://schemas.microsoft.com/office/word/2010/wordprocessingInk" xmlns:wne="http://schemas.microsoft.com/office/word/2006/wordml" xmlns:wps="http://schemas.microsoft.com/office/word/2010/wordprocessingShape" mc:Ignorable="w14 w15 wp14">
-  <w:abstractNum w:abstractNumId="0">
+<w:numbering xmlns:wpc="http://schemas.microsoft.com/office/word/2010/wordprocessingCanvas" xmlns:cx="http://schemas.microsoft.com/office/drawing/2014/chartex" xmlns:cx1="http://schemas.microsoft.com/office/drawing/2015/9/8/chartex" xmlns:cx2="http://schemas.microsoft.com/office/drawing/2015/10/21/chartex" xmlns:cx3="http://schemas.microsoft.com/office/drawing/2016/5/9/chartex" xmlns:cx4="http://schemas.microsoft.com/office/drawing/2016/5/10/chartex" xmlns:cx5="http://schemas.microsoft.com/office/drawing/2016/5/11/chartex" xmlns:cx6="http://schemas.microsoft.com/office/drawing/2016/5/12/chartex" xmlns:cx7="http://schemas.microsoft.com/office/drawing/2016/5/13/chartex" xmlns:cx8="http://schemas.microsoft.com/office/drawing/2016/5/14/chartex" xmlns:mc="http://schemas.openxmlformats.org/markup-compatibility/2006" xmlns:aink="http://schemas.microsoft.com/office/drawing/2016/ink" xmlns:am3d="http://schemas.microsoft.com/office/drawing/2017/model3d" xmlns:o="urn:schemas-microsoft-com:office:office" xmlns:oel="http://schemas.microsoft.com/office/2019/extlst" xmlns:r="http://schemas.openxmlformats.org/officeDocument/2006/relationships" xmlns:m="http://schemas.openxmlformats.org/officeDocument/2006/math" xmlns:v="urn:schemas-microsoft-com:vml" xmlns:wp14="http://schemas.microsoft.com/office/word/2010/wordprocessingDrawing" xmlns:wp="http://schemas.openxmlformats.org/drawingml/2006/wordprocessingDrawing" xmlns:w10="urn:schemas-microsoft-com:office:word" xmlns:w="http://schemas.openxmlformats.org/wordprocessingml/2006/main" xmlns:w14="http://schemas.microsoft.com/office/word/2010/wordml" xmlns:w15="http://schemas.microsoft.com/office/word/2012/wordml" xmlns:w16cex="http://schemas.microsoft.com/office/word/2018/wordml/cex" xmlns:w16cid="http://schemas.microsoft.com/office/word/2016/wordml/cid" xmlns:w16="http://schemas.microsoft.com/office/word/2018/wordml" xmlns:w16du="http://schemas.microsoft.com/office/word/2023/wordml/word16du" xmlns:w16sdtdh="http://schemas.microsoft.com/office/word/2020/wordml/sdtdatahash" xmlns:w16sdtfl="http://schemas.microsoft.com/office/word/2024/wordml/sdtformatlock" xmlns:w16se="http://schemas.microsoft.com/office/word/2015/wordml/symex" xmlns:wpg="http://schemas.microsoft.com/office/word/2010/wordprocessingGroup" xmlns:wpi="http://schemas.microsoft.com/office/word/2010/wordprocessingInk" xmlns:wne="http://schemas.microsoft.com/office/word/2006/wordml" xmlns:wps="http://schemas.microsoft.com/office/word/2010/wordprocessingShape" mc:Ignorable="w14 w15 w16se w16cid w16 w16cex w16sdtdh w16sdtfl w16du wp14">
+  <w:abstractNum w:abstractNumId="0" w15:restartNumberingAfterBreak="0">
+    <w:nsid w:val="02AF2FA9"/>
+    <w:multiLevelType w:val="hybridMultilevel"/>
+    <w:tmpl w:val="26E0B6EA"/>
+    <w:lvl w:ilvl="0" w:tplc="04090001">
+      <w:start w:val="1"/>
+      <w:numFmt w:val="bullet"/>
+      <w:lvlText w:val=""/>
+      <w:lvlJc w:val="left"/>
+      <w:pPr>
+        <w:ind w:left="720" w:hanging="360"/>
+      </w:pPr>
+      <w:rPr>
+        <w:rFonts w:ascii="Symbol" w:hAnsi="Symbol" w:hint="default"/>
+      </w:rPr>
+    </w:lvl>
+    <w:lvl w:ilvl="1" w:tplc="04090003" w:tentative="1">
+      <w:start w:val="1"/>
+      <w:numFmt w:val="bullet"/>
+      <w:lvlText w:val="o"/>
+      <w:lvlJc w:val="left"/>
+      <w:pPr>
+        <w:ind w:left="1440" w:hanging="360"/>
+      </w:pPr>
+      <w:rPr>
+        <w:rFonts w:ascii="Courier New" w:hAnsi="Courier New" w:cs="Courier New" w:hint="default"/>
+      </w:rPr>
+    </w:lvl>
+    <w:lvl w:ilvl="2" w:tplc="04090005" w:tentative="1">
+      <w:start w:val="1"/>
+      <w:numFmt w:val="bullet"/>
+      <w:lvlText w:val=""/>
+      <w:lvlJc w:val="left"/>
+      <w:pPr>
+        <w:ind w:left="2160" w:hanging="360"/>
+      </w:pPr>
+      <w:rPr>
+        <w:rFonts w:ascii="Wingdings" w:hAnsi="Wingdings" w:hint="default"/>
+      </w:rPr>
+    </w:lvl>
+    <w:lvl w:ilvl="3" w:tplc="04090001" w:tentative="1">
+      <w:start w:val="1"/>
+      <w:numFmt w:val="bullet"/>
+      <w:lvlText w:val=""/>
+      <w:lvlJc w:val="left"/>
+      <w:pPr>
+        <w:ind w:left="2880" w:hanging="360"/>
+      </w:pPr>
+      <w:rPr>
+        <w:rFonts w:ascii="Symbol" w:hAnsi="Symbol" w:hint="default"/>
+      </w:rPr>
+    </w:lvl>
+    <w:lvl w:ilvl="4" w:tplc="04090003" w:tentative="1">
+      <w:start w:val="1"/>
+      <w:numFmt w:val="bullet"/>
+      <w:lvlText w:val="o"/>
+      <w:lvlJc w:val="left"/>
+      <w:pPr>
+        <w:ind w:left="3600" w:hanging="360"/>
+      </w:pPr>
+      <w:rPr>
+        <w:rFonts w:ascii="Courier New" w:hAnsi="Courier New" w:cs="Courier New" w:hint="default"/>
+      </w:rPr>
+    </w:lvl>
+    <w:lvl w:ilvl="5" w:tplc="04090005" w:tentative="1">
+      <w:start w:val="1"/>
+      <w:numFmt w:val="bullet"/>
+      <w:lvlText w:val=""/>
+      <w:lvlJc w:val="left"/>
+      <w:pPr>
+        <w:ind w:left="4320" w:hanging="360"/>
+      </w:pPr>
+      <w:rPr>
+        <w:rFonts w:ascii="Wingdings" w:hAnsi="Wingdings" w:hint="default"/>
+      </w:rPr>
+    </w:lvl>
+    <w:lvl w:ilvl="6" w:tplc="04090001" w:tentative="1">
+      <w:start w:val="1"/>
+      <w:numFmt w:val="bullet"/>
+      <w:lvlText w:val=""/>
+      <w:lvlJc w:val="left"/>
+      <w:pPr>
+        <w:ind w:left="5040" w:hanging="360"/>
+      </w:pPr>
+      <w:rPr>
+        <w:rFonts w:ascii="Symbol" w:hAnsi="Symbol" w:hint="default"/>
+      </w:rPr>
+    </w:lvl>
+    <w:lvl w:ilvl="7" w:tplc="04090003" w:tentative="1">
+      <w:start w:val="1"/>
+      <w:numFmt w:val="bullet"/>
+      <w:lvlText w:val="o"/>
+      <w:lvlJc w:val="left"/>
+      <w:pPr>
+        <w:ind w:left="5760" w:hanging="360"/>
+      </w:pPr>
+      <w:rPr>
+        <w:rFonts w:ascii="Courier New" w:hAnsi="Courier New" w:cs="Courier New" w:hint="default"/>
+      </w:rPr>
+    </w:lvl>
+    <w:lvl w:ilvl="8" w:tplc="04090005" w:tentative="1">
+      <w:start w:val="1"/>
+      <w:numFmt w:val="bullet"/>
+      <w:lvlText w:val=""/>
+      <w:lvlJc w:val="left"/>
+      <w:pPr>
+        <w:ind w:left="6480" w:hanging="360"/>
+      </w:pPr>
+      <w:rPr>
+        <w:rFonts w:ascii="Wingdings" w:hAnsi="Wingdings" w:hint="default"/>
+      </w:rPr>
+    </w:lvl>
+  </w:abstractNum>
+  <w:abstractNum w:abstractNumId="1" w15:restartNumberingAfterBreak="0">
+    <w:nsid w:val="04710410"/>
+    <w:multiLevelType w:val="hybridMultilevel"/>
+    <w:tmpl w:val="1A20C2C2"/>
+    <w:lvl w:ilvl="0" w:tplc="04090001">
+      <w:start w:val="1"/>
+      <w:numFmt w:val="bullet"/>
+      <w:lvlText w:val=""/>
+      <w:lvlJc w:val="left"/>
+      <w:pPr>
+        <w:ind w:left="720" w:hanging="360"/>
+      </w:pPr>
+      <w:rPr>
+        <w:rFonts w:ascii="Symbol" w:hAnsi="Symbol" w:hint="default"/>
+      </w:rPr>
+    </w:lvl>
+    <w:lvl w:ilvl="1" w:tplc="04090003" w:tentative="1">
+      <w:start w:val="1"/>
+      <w:numFmt w:val="bullet"/>
+      <w:lvlText w:val="o"/>
+      <w:lvlJc w:val="left"/>
+      <w:pPr>
+        <w:ind w:left="1440" w:hanging="360"/>
+      </w:pPr>
+      <w:rPr>
+        <w:rFonts w:ascii="Courier New" w:hAnsi="Courier New" w:cs="Courier New" w:hint="default"/>
+      </w:rPr>
+    </w:lvl>
+    <w:lvl w:ilvl="2" w:tplc="04090005" w:tentative="1">
+      <w:start w:val="1"/>
+      <w:numFmt w:val="bullet"/>
+      <w:lvlText w:val=""/>
+      <w:lvlJc w:val="left"/>
+      <w:pPr>
+        <w:ind w:left="2160" w:hanging="360"/>
+      </w:pPr>
+      <w:rPr>
+        <w:rFonts w:ascii="Wingdings" w:hAnsi="Wingdings" w:hint="default"/>
+      </w:rPr>
+    </w:lvl>
+    <w:lvl w:ilvl="3" w:tplc="04090001" w:tentative="1">
+      <w:start w:val="1"/>
+      <w:numFmt w:val="bullet"/>
+      <w:lvlText w:val=""/>
+      <w:lvlJc w:val="left"/>
+      <w:pPr>
+        <w:ind w:left="2880" w:hanging="360"/>
+      </w:pPr>
+      <w:rPr>
+        <w:rFonts w:ascii="Symbol" w:hAnsi="Symbol" w:hint="default"/>
+      </w:rPr>
+    </w:lvl>
+    <w:lvl w:ilvl="4" w:tplc="04090003" w:tentative="1">
+      <w:start w:val="1"/>
+      <w:numFmt w:val="bullet"/>
+      <w:lvlText w:val="o"/>
+      <w:lvlJc w:val="left"/>
+      <w:pPr>
+        <w:ind w:left="3600" w:hanging="360"/>
+      </w:pPr>
+      <w:rPr>
+        <w:rFonts w:ascii="Courier New" w:hAnsi="Courier New" w:cs="Courier New" w:hint="default"/>
+      </w:rPr>
+    </w:lvl>
+    <w:lvl w:ilvl="5" w:tplc="04090005" w:tentative="1">
+      <w:start w:val="1"/>
+      <w:numFmt w:val="bullet"/>
+      <w:lvlText w:val=""/>
+      <w:lvlJc w:val="left"/>
+      <w:pPr>
+        <w:ind w:left="4320" w:hanging="360"/>
+      </w:pPr>
+      <w:rPr>
+        <w:rFonts w:ascii="Wingdings" w:hAnsi="Wingdings" w:hint="default"/>
+      </w:rPr>
+    </w:lvl>
+    <w:lvl w:ilvl="6" w:tplc="04090001" w:tentative="1">
+      <w:start w:val="1"/>
+      <w:numFmt w:val="bullet"/>
+      <w:lvlText w:val=""/>
+      <w:lvlJc w:val="left"/>
+      <w:pPr>
+        <w:ind w:left="5040" w:hanging="360"/>
+      </w:pPr>
+      <w:rPr>
+        <w:rFonts w:ascii="Symbol" w:hAnsi="Symbol" w:hint="default"/>
+      </w:rPr>
+    </w:lvl>
+    <w:lvl w:ilvl="7" w:tplc="04090003" w:tentative="1">
+      <w:start w:val="1"/>
+      <w:numFmt w:val="bullet"/>
+      <w:lvlText w:val="o"/>
+      <w:lvlJc w:val="left"/>
+      <w:pPr>
+        <w:ind w:left="5760" w:hanging="360"/>
+      </w:pPr>
+      <w:rPr>
+        <w:rFonts w:ascii="Courier New" w:hAnsi="Courier New" w:cs="Courier New" w:hint="default"/>
+      </w:rPr>
+    </w:lvl>
+    <w:lvl w:ilvl="8" w:tplc="04090005" w:tentative="1">
+      <w:start w:val="1"/>
+      <w:numFmt w:val="bullet"/>
+      <w:lvlText w:val=""/>
+      <w:lvlJc w:val="left"/>
+      <w:pPr>
+        <w:ind w:left="6480" w:hanging="360"/>
+      </w:pPr>
+      <w:rPr>
+        <w:rFonts w:ascii="Wingdings" w:hAnsi="Wingdings" w:hint="default"/>
+      </w:rPr>
+    </w:lvl>
+  </w:abstractNum>
+  <w:abstractNum w:abstractNumId="2" w15:restartNumberingAfterBreak="0">
+    <w:nsid w:val="08F018C5"/>
+    <w:multiLevelType w:val="hybridMultilevel"/>
+    <w:tmpl w:val="F5F20FAA"/>
+    <w:lvl w:ilvl="0" w:tplc="04090001">
+      <w:start w:val="1"/>
+      <w:numFmt w:val="bullet"/>
+      <w:lvlText w:val=""/>
+      <w:lvlJc w:val="left"/>
+      <w:pPr>
+        <w:ind w:left="720" w:hanging="360"/>
+      </w:pPr>
+      <w:rPr>
+        <w:rFonts w:ascii="Symbol" w:hAnsi="Symbol" w:hint="default"/>
+      </w:rPr>
+    </w:lvl>
+    <w:lvl w:ilvl="1" w:tplc="04090003" w:tentative="1">
+      <w:start w:val="1"/>
+      <w:numFmt w:val="bullet"/>
+      <w:lvlText w:val="o"/>
+      <w:lvlJc w:val="left"/>
+      <w:pPr>
+        <w:ind w:left="1440" w:hanging="360"/>
+      </w:pPr>
+      <w:rPr>
+        <w:rFonts w:ascii="Courier New" w:hAnsi="Courier New" w:cs="Courier New" w:hint="default"/>
+      </w:rPr>
+    </w:lvl>
+    <w:lvl w:ilvl="2" w:tplc="04090005" w:tentative="1">
+      <w:start w:val="1"/>
+      <w:numFmt w:val="bullet"/>
+      <w:lvlText w:val=""/>
+      <w:lvlJc w:val="left"/>
+      <w:pPr>
+        <w:ind w:left="2160" w:hanging="360"/>
+      </w:pPr>
+      <w:rPr>
+        <w:rFonts w:ascii="Wingdings" w:hAnsi="Wingdings" w:hint="default"/>
+      </w:rPr>
+    </w:lvl>
+    <w:lvl w:ilvl="3" w:tplc="04090001" w:tentative="1">
+      <w:start w:val="1"/>
+      <w:numFmt w:val="bullet"/>
+      <w:lvlText w:val=""/>
+      <w:lvlJc w:val="left"/>
+      <w:pPr>
+        <w:ind w:left="2880" w:hanging="360"/>
+      </w:pPr>
+      <w:rPr>
+        <w:rFonts w:ascii="Symbol" w:hAnsi="Symbol" w:hint="default"/>
+      </w:rPr>
+    </w:lvl>
+    <w:lvl w:ilvl="4" w:tplc="04090003" w:tentative="1">
+      <w:start w:val="1"/>
+      <w:numFmt w:val="bullet"/>
+      <w:lvlText w:val="o"/>
+      <w:lvlJc w:val="left"/>
+      <w:pPr>
+        <w:ind w:left="3600" w:hanging="360"/>
+      </w:pPr>
+      <w:rPr>
+        <w:rFonts w:ascii="Courier New" w:hAnsi="Courier New" w:cs="Courier New" w:hint="default"/>
+      </w:rPr>
+    </w:lvl>
+    <w:lvl w:ilvl="5" w:tplc="04090005" w:tentative="1">
+      <w:start w:val="1"/>
+      <w:numFmt w:val="bullet"/>
+      <w:lvlText w:val=""/>
+      <w:lvlJc w:val="left"/>
+      <w:pPr>
+        <w:ind w:left="4320" w:hanging="360"/>
+      </w:pPr>
+      <w:rPr>
+        <w:rFonts w:ascii="Wingdings" w:hAnsi="Wingdings" w:hint="default"/>
+      </w:rPr>
+    </w:lvl>
+    <w:lvl w:ilvl="6" w:tplc="04090001" w:tentative="1">
+      <w:start w:val="1"/>
+      <w:numFmt w:val="bullet"/>
+      <w:lvlText w:val=""/>
+      <w:lvlJc w:val="left"/>
+      <w:pPr>
+        <w:ind w:left="5040" w:hanging="360"/>
+      </w:pPr>
+      <w:rPr>
+        <w:rFonts w:ascii="Symbol" w:hAnsi="Symbol" w:hint="default"/>
+      </w:rPr>
+    </w:lvl>
+    <w:lvl w:ilvl="7" w:tplc="04090003" w:tentative="1">
+      <w:start w:val="1"/>
+      <w:numFmt w:val="bullet"/>
+      <w:lvlText w:val="o"/>
+      <w:lvlJc w:val="left"/>
+      <w:pPr>
+        <w:ind w:left="5760" w:hanging="360"/>
+      </w:pPr>
+      <w:rPr>
+        <w:rFonts w:ascii="Courier New" w:hAnsi="Courier New" w:cs="Courier New" w:hint="default"/>
+      </w:rPr>
+    </w:lvl>
+    <w:lvl w:ilvl="8" w:tplc="04090005" w:tentative="1">
+      <w:start w:val="1"/>
+      <w:numFmt w:val="bullet"/>
+      <w:lvlText w:val=""/>
+      <w:lvlJc w:val="left"/>
+      <w:pPr>
+        <w:ind w:left="6480" w:hanging="360"/>
+      </w:pPr>
+      <w:rPr>
+        <w:rFonts w:ascii="Wingdings" w:hAnsi="Wingdings" w:hint="default"/>
+      </w:rPr>
+    </w:lvl>
+  </w:abstractNum>
+  <w:abstractNum w:abstractNumId="3" w15:restartNumberingAfterBreak="0">
     <w:nsid w:val="0E022743"/>
     <w:multiLevelType w:val="hybridMultilevel"/>
     <w:tmpl w:val="FCAAA680"/>
@@ -10137,7 +13125,7 @@
       </w:pPr>
     </w:lvl>
   </w:abstractNum>
-  <w:abstractNum w:abstractNumId="1">
+  <w:abstractNum w:abstractNumId="4" w15:restartNumberingAfterBreak="0">
     <w:nsid w:val="0FA97372"/>
     <w:multiLevelType w:val="multilevel"/>
     <w:tmpl w:val="7C181842"/>
@@ -10250,7 +13238,7 @@
       </w:rPr>
     </w:lvl>
   </w:abstractNum>
-  <w:abstractNum w:abstractNumId="2">
+  <w:abstractNum w:abstractNumId="5" w15:restartNumberingAfterBreak="0">
     <w:nsid w:val="11080D9D"/>
     <w:multiLevelType w:val="multilevel"/>
     <w:tmpl w:val="DB1C7804"/>
@@ -10399,7 +13387,346 @@
       </w:rPr>
     </w:lvl>
   </w:abstractNum>
-  <w:abstractNum w:abstractNumId="3">
+  <w:abstractNum w:abstractNumId="6" w15:restartNumberingAfterBreak="0">
+    <w:nsid w:val="112A3736"/>
+    <w:multiLevelType w:val="hybridMultilevel"/>
+    <w:tmpl w:val="AC8C2C88"/>
+    <w:lvl w:ilvl="0" w:tplc="04090001">
+      <w:start w:val="1"/>
+      <w:numFmt w:val="bullet"/>
+      <w:lvlText w:val=""/>
+      <w:lvlJc w:val="left"/>
+      <w:pPr>
+        <w:ind w:left="720" w:hanging="360"/>
+      </w:pPr>
+      <w:rPr>
+        <w:rFonts w:ascii="Symbol" w:hAnsi="Symbol" w:hint="default"/>
+      </w:rPr>
+    </w:lvl>
+    <w:lvl w:ilvl="1" w:tplc="04090003" w:tentative="1">
+      <w:start w:val="1"/>
+      <w:numFmt w:val="bullet"/>
+      <w:lvlText w:val="o"/>
+      <w:lvlJc w:val="left"/>
+      <w:pPr>
+        <w:ind w:left="1440" w:hanging="360"/>
+      </w:pPr>
+      <w:rPr>
+        <w:rFonts w:ascii="Courier New" w:hAnsi="Courier New" w:cs="Courier New" w:hint="default"/>
+      </w:rPr>
+    </w:lvl>
+    <w:lvl w:ilvl="2" w:tplc="04090005" w:tentative="1">
+      <w:start w:val="1"/>
+      <w:numFmt w:val="bullet"/>
+      <w:lvlText w:val=""/>
+      <w:lvlJc w:val="left"/>
+      <w:pPr>
+        <w:ind w:left="2160" w:hanging="360"/>
+      </w:pPr>
+      <w:rPr>
+        <w:rFonts w:ascii="Wingdings" w:hAnsi="Wingdings" w:hint="default"/>
+      </w:rPr>
+    </w:lvl>
+    <w:lvl w:ilvl="3" w:tplc="04090001" w:tentative="1">
+      <w:start w:val="1"/>
+      <w:numFmt w:val="bullet"/>
+      <w:lvlText w:val=""/>
+      <w:lvlJc w:val="left"/>
+      <w:pPr>
+        <w:ind w:left="2880" w:hanging="360"/>
+      </w:pPr>
+      <w:rPr>
+        <w:rFonts w:ascii="Symbol" w:hAnsi="Symbol" w:hint="default"/>
+      </w:rPr>
+    </w:lvl>
+    <w:lvl w:ilvl="4" w:tplc="04090003" w:tentative="1">
+      <w:start w:val="1"/>
+      <w:numFmt w:val="bullet"/>
+      <w:lvlText w:val="o"/>
+      <w:lvlJc w:val="left"/>
+      <w:pPr>
+        <w:ind w:left="3600" w:hanging="360"/>
+      </w:pPr>
+      <w:rPr>
+        <w:rFonts w:ascii="Courier New" w:hAnsi="Courier New" w:cs="Courier New" w:hint="default"/>
+      </w:rPr>
+    </w:lvl>
+    <w:lvl w:ilvl="5" w:tplc="04090005" w:tentative="1">
+      <w:start w:val="1"/>
+      <w:numFmt w:val="bullet"/>
+      <w:lvlText w:val=""/>
+      <w:lvlJc w:val="left"/>
+      <w:pPr>
+        <w:ind w:left="4320" w:hanging="360"/>
+      </w:pPr>
+      <w:rPr>
+        <w:rFonts w:ascii="Wingdings" w:hAnsi="Wingdings" w:hint="default"/>
+      </w:rPr>
+    </w:lvl>
+    <w:lvl w:ilvl="6" w:tplc="04090001" w:tentative="1">
+      <w:start w:val="1"/>
+      <w:numFmt w:val="bullet"/>
+      <w:lvlText w:val=""/>
+      <w:lvlJc w:val="left"/>
+      <w:pPr>
+        <w:ind w:left="5040" w:hanging="360"/>
+      </w:pPr>
+      <w:rPr>
+        <w:rFonts w:ascii="Symbol" w:hAnsi="Symbol" w:hint="default"/>
+      </w:rPr>
+    </w:lvl>
+    <w:lvl w:ilvl="7" w:tplc="04090003" w:tentative="1">
+      <w:start w:val="1"/>
+      <w:numFmt w:val="bullet"/>
+      <w:lvlText w:val="o"/>
+      <w:lvlJc w:val="left"/>
+      <w:pPr>
+        <w:ind w:left="5760" w:hanging="360"/>
+      </w:pPr>
+      <w:rPr>
+        <w:rFonts w:ascii="Courier New" w:hAnsi="Courier New" w:cs="Courier New" w:hint="default"/>
+      </w:rPr>
+    </w:lvl>
+    <w:lvl w:ilvl="8" w:tplc="04090005" w:tentative="1">
+      <w:start w:val="1"/>
+      <w:numFmt w:val="bullet"/>
+      <w:lvlText w:val=""/>
+      <w:lvlJc w:val="left"/>
+      <w:pPr>
+        <w:ind w:left="6480" w:hanging="360"/>
+      </w:pPr>
+      <w:rPr>
+        <w:rFonts w:ascii="Wingdings" w:hAnsi="Wingdings" w:hint="default"/>
+      </w:rPr>
+    </w:lvl>
+  </w:abstractNum>
+  <w:abstractNum w:abstractNumId="7" w15:restartNumberingAfterBreak="0">
+    <w:nsid w:val="16737223"/>
+    <w:multiLevelType w:val="hybridMultilevel"/>
+    <w:tmpl w:val="E1A62552"/>
+    <w:lvl w:ilvl="0" w:tplc="04090001">
+      <w:start w:val="1"/>
+      <w:numFmt w:val="bullet"/>
+      <w:lvlText w:val=""/>
+      <w:lvlJc w:val="left"/>
+      <w:pPr>
+        <w:ind w:left="720" w:hanging="360"/>
+      </w:pPr>
+      <w:rPr>
+        <w:rFonts w:ascii="Symbol" w:hAnsi="Symbol" w:hint="default"/>
+      </w:rPr>
+    </w:lvl>
+    <w:lvl w:ilvl="1" w:tplc="04090003" w:tentative="1">
+      <w:start w:val="1"/>
+      <w:numFmt w:val="bullet"/>
+      <w:lvlText w:val="o"/>
+      <w:lvlJc w:val="left"/>
+      <w:pPr>
+        <w:ind w:left="1440" w:hanging="360"/>
+      </w:pPr>
+      <w:rPr>
+        <w:rFonts w:ascii="Courier New" w:hAnsi="Courier New" w:cs="Courier New" w:hint="default"/>
+      </w:rPr>
+    </w:lvl>
+    <w:lvl w:ilvl="2" w:tplc="04090005" w:tentative="1">
+      <w:start w:val="1"/>
+      <w:numFmt w:val="bullet"/>
+      <w:lvlText w:val=""/>
+      <w:lvlJc w:val="left"/>
+      <w:pPr>
+        <w:ind w:left="2160" w:hanging="360"/>
+      </w:pPr>
+      <w:rPr>
+        <w:rFonts w:ascii="Wingdings" w:hAnsi="Wingdings" w:hint="default"/>
+      </w:rPr>
+    </w:lvl>
+    <w:lvl w:ilvl="3" w:tplc="04090001" w:tentative="1">
+      <w:start w:val="1"/>
+      <w:numFmt w:val="bullet"/>
+      <w:lvlText w:val=""/>
+      <w:lvlJc w:val="left"/>
+      <w:pPr>
+        <w:ind w:left="2880" w:hanging="360"/>
+      </w:pPr>
+      <w:rPr>
+        <w:rFonts w:ascii="Symbol" w:hAnsi="Symbol" w:hint="default"/>
+      </w:rPr>
+    </w:lvl>
+    <w:lvl w:ilvl="4" w:tplc="04090003" w:tentative="1">
+      <w:start w:val="1"/>
+      <w:numFmt w:val="bullet"/>
+      <w:lvlText w:val="o"/>
+      <w:lvlJc w:val="left"/>
+      <w:pPr>
+        <w:ind w:left="3600" w:hanging="360"/>
+      </w:pPr>
+      <w:rPr>
+        <w:rFonts w:ascii="Courier New" w:hAnsi="Courier New" w:cs="Courier New" w:hint="default"/>
+      </w:rPr>
+    </w:lvl>
+    <w:lvl w:ilvl="5" w:tplc="04090005" w:tentative="1">
+      <w:start w:val="1"/>
+      <w:numFmt w:val="bullet"/>
+      <w:lvlText w:val=""/>
+      <w:lvlJc w:val="left"/>
+      <w:pPr>
+        <w:ind w:left="4320" w:hanging="360"/>
+      </w:pPr>
+      <w:rPr>
+        <w:rFonts w:ascii="Wingdings" w:hAnsi="Wingdings" w:hint="default"/>
+      </w:rPr>
+    </w:lvl>
+    <w:lvl w:ilvl="6" w:tplc="04090001" w:tentative="1">
+      <w:start w:val="1"/>
+      <w:numFmt w:val="bullet"/>
+      <w:lvlText w:val=""/>
+      <w:lvlJc w:val="left"/>
+      <w:pPr>
+        <w:ind w:left="5040" w:hanging="360"/>
+      </w:pPr>
+      <w:rPr>
+        <w:rFonts w:ascii="Symbol" w:hAnsi="Symbol" w:hint="default"/>
+      </w:rPr>
+    </w:lvl>
+    <w:lvl w:ilvl="7" w:tplc="04090003" w:tentative="1">
+      <w:start w:val="1"/>
+      <w:numFmt w:val="bullet"/>
+      <w:lvlText w:val="o"/>
+      <w:lvlJc w:val="left"/>
+      <w:pPr>
+        <w:ind w:left="5760" w:hanging="360"/>
+      </w:pPr>
+      <w:rPr>
+        <w:rFonts w:ascii="Courier New" w:hAnsi="Courier New" w:cs="Courier New" w:hint="default"/>
+      </w:rPr>
+    </w:lvl>
+    <w:lvl w:ilvl="8" w:tplc="04090005" w:tentative="1">
+      <w:start w:val="1"/>
+      <w:numFmt w:val="bullet"/>
+      <w:lvlText w:val=""/>
+      <w:lvlJc w:val="left"/>
+      <w:pPr>
+        <w:ind w:left="6480" w:hanging="360"/>
+      </w:pPr>
+      <w:rPr>
+        <w:rFonts w:ascii="Wingdings" w:hAnsi="Wingdings" w:hint="default"/>
+      </w:rPr>
+    </w:lvl>
+  </w:abstractNum>
+  <w:abstractNum w:abstractNumId="8" w15:restartNumberingAfterBreak="0">
+    <w:nsid w:val="1D1574F5"/>
+    <w:multiLevelType w:val="hybridMultilevel"/>
+    <w:tmpl w:val="51DE0FC4"/>
+    <w:lvl w:ilvl="0" w:tplc="04090001">
+      <w:start w:val="1"/>
+      <w:numFmt w:val="bullet"/>
+      <w:lvlText w:val=""/>
+      <w:lvlJc w:val="left"/>
+      <w:pPr>
+        <w:ind w:left="720" w:hanging="360"/>
+      </w:pPr>
+      <w:rPr>
+        <w:rFonts w:ascii="Symbol" w:hAnsi="Symbol" w:hint="default"/>
+      </w:rPr>
+    </w:lvl>
+    <w:lvl w:ilvl="1" w:tplc="04090003" w:tentative="1">
+      <w:start w:val="1"/>
+      <w:numFmt w:val="bullet"/>
+      <w:lvlText w:val="o"/>
+      <w:lvlJc w:val="left"/>
+      <w:pPr>
+        <w:ind w:left="1440" w:hanging="360"/>
+      </w:pPr>
+      <w:rPr>
+        <w:rFonts w:ascii="Courier New" w:hAnsi="Courier New" w:cs="Courier New" w:hint="default"/>
+      </w:rPr>
+    </w:lvl>
+    <w:lvl w:ilvl="2" w:tplc="04090005" w:tentative="1">
+      <w:start w:val="1"/>
+      <w:numFmt w:val="bullet"/>
+      <w:lvlText w:val=""/>
+      <w:lvlJc w:val="left"/>
+      <w:pPr>
+        <w:ind w:left="2160" w:hanging="360"/>
+      </w:pPr>
+      <w:rPr>
+        <w:rFonts w:ascii="Wingdings" w:hAnsi="Wingdings" w:hint="default"/>
+      </w:rPr>
+    </w:lvl>
+    <w:lvl w:ilvl="3" w:tplc="04090001" w:tentative="1">
+      <w:start w:val="1"/>
+      <w:numFmt w:val="bullet"/>
+      <w:lvlText w:val=""/>
+      <w:lvlJc w:val="left"/>
+      <w:pPr>
+        <w:ind w:left="2880" w:hanging="360"/>
+      </w:pPr>
+      <w:rPr>
+        <w:rFonts w:ascii="Symbol" w:hAnsi="Symbol" w:hint="default"/>
+      </w:rPr>
+    </w:lvl>
+    <w:lvl w:ilvl="4" w:tplc="04090003" w:tentative="1">
+      <w:start w:val="1"/>
+      <w:numFmt w:val="bullet"/>
+      <w:lvlText w:val="o"/>
+      <w:lvlJc w:val="left"/>
+      <w:pPr>
+        <w:ind w:left="3600" w:hanging="360"/>
+      </w:pPr>
+      <w:rPr>
+        <w:rFonts w:ascii="Courier New" w:hAnsi="Courier New" w:cs="Courier New" w:hint="default"/>
+      </w:rPr>
+    </w:lvl>
+    <w:lvl w:ilvl="5" w:tplc="04090005" w:tentative="1">
+      <w:start w:val="1"/>
+      <w:numFmt w:val="bullet"/>
+      <w:lvlText w:val=""/>
+      <w:lvlJc w:val="left"/>
+      <w:pPr>
+        <w:ind w:left="4320" w:hanging="360"/>
+      </w:pPr>
+      <w:rPr>
+        <w:rFonts w:ascii="Wingdings" w:hAnsi="Wingdings" w:hint="default"/>
+      </w:rPr>
+    </w:lvl>
+    <w:lvl w:ilvl="6" w:tplc="04090001" w:tentative="1">
+      <w:start w:val="1"/>
+      <w:numFmt w:val="bullet"/>
+      <w:lvlText w:val=""/>
+      <w:lvlJc w:val="left"/>
+      <w:pPr>
+        <w:ind w:left="5040" w:hanging="360"/>
+      </w:pPr>
+      <w:rPr>
+        <w:rFonts w:ascii="Symbol" w:hAnsi="Symbol" w:hint="default"/>
+      </w:rPr>
+    </w:lvl>
+    <w:lvl w:ilvl="7" w:tplc="04090003" w:tentative="1">
+      <w:start w:val="1"/>
+      <w:numFmt w:val="bullet"/>
+      <w:lvlText w:val="o"/>
+      <w:lvlJc w:val="left"/>
+      <w:pPr>
+        <w:ind w:left="5760" w:hanging="360"/>
+      </w:pPr>
+      <w:rPr>
+        <w:rFonts w:ascii="Courier New" w:hAnsi="Courier New" w:cs="Courier New" w:hint="default"/>
+      </w:rPr>
+    </w:lvl>
+    <w:lvl w:ilvl="8" w:tplc="04090005" w:tentative="1">
+      <w:start w:val="1"/>
+      <w:numFmt w:val="bullet"/>
+      <w:lvlText w:val=""/>
+      <w:lvlJc w:val="left"/>
+      <w:pPr>
+        <w:ind w:left="6480" w:hanging="360"/>
+      </w:pPr>
+      <w:rPr>
+        <w:rFonts w:ascii="Wingdings" w:hAnsi="Wingdings" w:hint="default"/>
+      </w:rPr>
+    </w:lvl>
+  </w:abstractNum>
+  <w:abstractNum w:abstractNumId="9" w15:restartNumberingAfterBreak="0">
     <w:nsid w:val="1F5B20BF"/>
     <w:multiLevelType w:val="hybridMultilevel"/>
     <w:tmpl w:val="0B148300"/>
@@ -10485,7 +13812,7 @@
       </w:pPr>
     </w:lvl>
   </w:abstractNum>
-  <w:abstractNum w:abstractNumId="4">
+  <w:abstractNum w:abstractNumId="10" w15:restartNumberingAfterBreak="0">
     <w:nsid w:val="230E7A72"/>
     <w:multiLevelType w:val="hybridMultilevel"/>
     <w:tmpl w:val="D14E5DB6"/>
@@ -10574,7 +13901,7 @@
       </w:pPr>
     </w:lvl>
   </w:abstractNum>
-  <w:abstractNum w:abstractNumId="5">
+  <w:abstractNum w:abstractNumId="11" w15:restartNumberingAfterBreak="0">
     <w:nsid w:val="28D53AAE"/>
     <w:multiLevelType w:val="multilevel"/>
     <w:tmpl w:val="E0D85A56"/>
@@ -10695,7 +14022,156 @@
       </w:rPr>
     </w:lvl>
   </w:abstractNum>
-  <w:abstractNum w:abstractNumId="6">
+  <w:abstractNum w:abstractNumId="12" w15:restartNumberingAfterBreak="0">
+    <w:nsid w:val="29DB7099"/>
+    <w:multiLevelType w:val="multilevel"/>
+    <w:tmpl w:val="D360899E"/>
+    <w:lvl w:ilvl="0">
+      <w:start w:val="1"/>
+      <w:numFmt w:val="bullet"/>
+      <w:lvlText w:val=""/>
+      <w:lvlJc w:val="left"/>
+      <w:pPr>
+        <w:tabs>
+          <w:tab w:val="num" w:pos="720"/>
+        </w:tabs>
+        <w:ind w:left="720" w:hanging="360"/>
+      </w:pPr>
+      <w:rPr>
+        <w:rFonts w:ascii="Symbol" w:hAnsi="Symbol" w:hint="default"/>
+        <w:sz w:val="20"/>
+      </w:rPr>
+    </w:lvl>
+    <w:lvl w:ilvl="1" w:tentative="1">
+      <w:start w:val="1"/>
+      <w:numFmt w:val="bullet"/>
+      <w:lvlText w:val="o"/>
+      <w:lvlJc w:val="left"/>
+      <w:pPr>
+        <w:tabs>
+          <w:tab w:val="num" w:pos="1440"/>
+        </w:tabs>
+        <w:ind w:left="1440" w:hanging="360"/>
+      </w:pPr>
+      <w:rPr>
+        <w:rFonts w:ascii="Courier New" w:hAnsi="Courier New" w:hint="default"/>
+        <w:sz w:val="20"/>
+      </w:rPr>
+    </w:lvl>
+    <w:lvl w:ilvl="2" w:tentative="1">
+      <w:start w:val="1"/>
+      <w:numFmt w:val="bullet"/>
+      <w:lvlText w:val=""/>
+      <w:lvlJc w:val="left"/>
+      <w:pPr>
+        <w:tabs>
+          <w:tab w:val="num" w:pos="2160"/>
+        </w:tabs>
+        <w:ind w:left="2160" w:hanging="360"/>
+      </w:pPr>
+      <w:rPr>
+        <w:rFonts w:ascii="Wingdings" w:hAnsi="Wingdings" w:hint="default"/>
+        <w:sz w:val="20"/>
+      </w:rPr>
+    </w:lvl>
+    <w:lvl w:ilvl="3" w:tentative="1">
+      <w:start w:val="1"/>
+      <w:numFmt w:val="bullet"/>
+      <w:lvlText w:val=""/>
+      <w:lvlJc w:val="left"/>
+      <w:pPr>
+        <w:tabs>
+          <w:tab w:val="num" w:pos="2880"/>
+        </w:tabs>
+        <w:ind w:left="2880" w:hanging="360"/>
+      </w:pPr>
+      <w:rPr>
+        <w:rFonts w:ascii="Wingdings" w:hAnsi="Wingdings" w:hint="default"/>
+        <w:sz w:val="20"/>
+      </w:rPr>
+    </w:lvl>
+    <w:lvl w:ilvl="4" w:tentative="1">
+      <w:start w:val="1"/>
+      <w:numFmt w:val="bullet"/>
+      <w:lvlText w:val=""/>
+      <w:lvlJc w:val="left"/>
+      <w:pPr>
+        <w:tabs>
+          <w:tab w:val="num" w:pos="3600"/>
+        </w:tabs>
+        <w:ind w:left="3600" w:hanging="360"/>
+      </w:pPr>
+      <w:rPr>
+        <w:rFonts w:ascii="Wingdings" w:hAnsi="Wingdings" w:hint="default"/>
+        <w:sz w:val="20"/>
+      </w:rPr>
+    </w:lvl>
+    <w:lvl w:ilvl="5" w:tentative="1">
+      <w:start w:val="1"/>
+      <w:numFmt w:val="bullet"/>
+      <w:lvlText w:val=""/>
+      <w:lvlJc w:val="left"/>
+      <w:pPr>
+        <w:tabs>
+          <w:tab w:val="num" w:pos="4320"/>
+        </w:tabs>
+        <w:ind w:left="4320" w:hanging="360"/>
+      </w:pPr>
+      <w:rPr>
+        <w:rFonts w:ascii="Wingdings" w:hAnsi="Wingdings" w:hint="default"/>
+        <w:sz w:val="20"/>
+      </w:rPr>
+    </w:lvl>
+    <w:lvl w:ilvl="6" w:tentative="1">
+      <w:start w:val="1"/>
+      <w:numFmt w:val="bullet"/>
+      <w:lvlText w:val=""/>
+      <w:lvlJc w:val="left"/>
+      <w:pPr>
+        <w:tabs>
+          <w:tab w:val="num" w:pos="5040"/>
+        </w:tabs>
+        <w:ind w:left="5040" w:hanging="360"/>
+      </w:pPr>
+      <w:rPr>
+        <w:rFonts w:ascii="Wingdings" w:hAnsi="Wingdings" w:hint="default"/>
+        <w:sz w:val="20"/>
+      </w:rPr>
+    </w:lvl>
+    <w:lvl w:ilvl="7" w:tentative="1">
+      <w:start w:val="1"/>
+      <w:numFmt w:val="bullet"/>
+      <w:lvlText w:val=""/>
+      <w:lvlJc w:val="left"/>
+      <w:pPr>
+        <w:tabs>
+          <w:tab w:val="num" w:pos="5760"/>
+        </w:tabs>
+        <w:ind w:left="5760" w:hanging="360"/>
+      </w:pPr>
+      <w:rPr>
+        <w:rFonts w:ascii="Wingdings" w:hAnsi="Wingdings" w:hint="default"/>
+        <w:sz w:val="20"/>
+      </w:rPr>
+    </w:lvl>
+    <w:lvl w:ilvl="8" w:tentative="1">
+      <w:start w:val="1"/>
+      <w:numFmt w:val="bullet"/>
+      <w:lvlText w:val=""/>
+      <w:lvlJc w:val="left"/>
+      <w:pPr>
+        <w:tabs>
+          <w:tab w:val="num" w:pos="6480"/>
+        </w:tabs>
+        <w:ind w:left="6480" w:hanging="360"/>
+      </w:pPr>
+      <w:rPr>
+        <w:rFonts w:ascii="Wingdings" w:hAnsi="Wingdings" w:hint="default"/>
+        <w:sz w:val="20"/>
+      </w:rPr>
+    </w:lvl>
+  </w:abstractNum>
+  <w:abstractNum w:abstractNumId="13" w15:restartNumberingAfterBreak="0">
     <w:nsid w:val="2BC606F8"/>
     <w:multiLevelType w:val="hybridMultilevel"/>
     <w:tmpl w:val="02CE1BBA"/>
@@ -10784,7 +14260,120 @@
       </w:pPr>
     </w:lvl>
   </w:abstractNum>
-  <w:abstractNum w:abstractNumId="7">
+  <w:abstractNum w:abstractNumId="14" w15:restartNumberingAfterBreak="0">
+    <w:nsid w:val="2E9B1B58"/>
+    <w:multiLevelType w:val="hybridMultilevel"/>
+    <w:tmpl w:val="7AAEFB44"/>
+    <w:lvl w:ilvl="0" w:tplc="04090001">
+      <w:start w:val="1"/>
+      <w:numFmt w:val="bullet"/>
+      <w:lvlText w:val=""/>
+      <w:lvlJc w:val="left"/>
+      <w:pPr>
+        <w:ind w:left="900" w:hanging="360"/>
+      </w:pPr>
+      <w:rPr>
+        <w:rFonts w:ascii="Symbol" w:hAnsi="Symbol" w:hint="default"/>
+      </w:rPr>
+    </w:lvl>
+    <w:lvl w:ilvl="1" w:tplc="04090003" w:tentative="1">
+      <w:start w:val="1"/>
+      <w:numFmt w:val="bullet"/>
+      <w:lvlText w:val="o"/>
+      <w:lvlJc w:val="left"/>
+      <w:pPr>
+        <w:ind w:left="1620" w:hanging="360"/>
+      </w:pPr>
+      <w:rPr>
+        <w:rFonts w:ascii="Courier New" w:hAnsi="Courier New" w:cs="Courier New" w:hint="default"/>
+      </w:rPr>
+    </w:lvl>
+    <w:lvl w:ilvl="2" w:tplc="04090005" w:tentative="1">
+      <w:start w:val="1"/>
+      <w:numFmt w:val="bullet"/>
+      <w:lvlText w:val=""/>
+      <w:lvlJc w:val="left"/>
+      <w:pPr>
+        <w:ind w:left="2340" w:hanging="360"/>
+      </w:pPr>
+      <w:rPr>
+        <w:rFonts w:ascii="Wingdings" w:hAnsi="Wingdings" w:hint="default"/>
+      </w:rPr>
+    </w:lvl>
+    <w:lvl w:ilvl="3" w:tplc="04090001" w:tentative="1">
+      <w:start w:val="1"/>
+      <w:numFmt w:val="bullet"/>
+      <w:lvlText w:val=""/>
+      <w:lvlJc w:val="left"/>
+      <w:pPr>
+        <w:ind w:left="3060" w:hanging="360"/>
+      </w:pPr>
+      <w:rPr>
+        <w:rFonts w:ascii="Symbol" w:hAnsi="Symbol" w:hint="default"/>
+      </w:rPr>
+    </w:lvl>
+    <w:lvl w:ilvl="4" w:tplc="04090003" w:tentative="1">
+      <w:start w:val="1"/>
+      <w:numFmt w:val="bullet"/>
+      <w:lvlText w:val="o"/>
+      <w:lvlJc w:val="left"/>
+      <w:pPr>
+        <w:ind w:left="3780" w:hanging="360"/>
+      </w:pPr>
+      <w:rPr>
+        <w:rFonts w:ascii="Courier New" w:hAnsi="Courier New" w:cs="Courier New" w:hint="default"/>
+      </w:rPr>
+    </w:lvl>
+    <w:lvl w:ilvl="5" w:tplc="04090005" w:tentative="1">
+      <w:start w:val="1"/>
+      <w:numFmt w:val="bullet"/>
+      <w:lvlText w:val=""/>
+      <w:lvlJc w:val="left"/>
+      <w:pPr>
+        <w:ind w:left="4500" w:hanging="360"/>
+      </w:pPr>
+      <w:rPr>
+        <w:rFonts w:ascii="Wingdings" w:hAnsi="Wingdings" w:hint="default"/>
+      </w:rPr>
+    </w:lvl>
+    <w:lvl w:ilvl="6" w:tplc="04090001" w:tentative="1">
+      <w:start w:val="1"/>
+      <w:numFmt w:val="bullet"/>
+      <w:lvlText w:val=""/>
+      <w:lvlJc w:val="left"/>
+      <w:pPr>
+        <w:ind w:left="5220" w:hanging="360"/>
+      </w:pPr>
+      <w:rPr>
+        <w:rFonts w:ascii="Symbol" w:hAnsi="Symbol" w:hint="default"/>
+      </w:rPr>
+    </w:lvl>
+    <w:lvl w:ilvl="7" w:tplc="04090003" w:tentative="1">
+      <w:start w:val="1"/>
+      <w:numFmt w:val="bullet"/>
+      <w:lvlText w:val="o"/>
+      <w:lvlJc w:val="left"/>
+      <w:pPr>
+        <w:ind w:left="5940" w:hanging="360"/>
+      </w:pPr>
+      <w:rPr>
+        <w:rFonts w:ascii="Courier New" w:hAnsi="Courier New" w:cs="Courier New" w:hint="default"/>
+      </w:rPr>
+    </w:lvl>
+    <w:lvl w:ilvl="8" w:tplc="04090005" w:tentative="1">
+      <w:start w:val="1"/>
+      <w:numFmt w:val="bullet"/>
+      <w:lvlText w:val=""/>
+      <w:lvlJc w:val="left"/>
+      <w:pPr>
+        <w:ind w:left="6660" w:hanging="360"/>
+      </w:pPr>
+      <w:rPr>
+        <w:rFonts w:ascii="Wingdings" w:hAnsi="Wingdings" w:hint="default"/>
+      </w:rPr>
+    </w:lvl>
+  </w:abstractNum>
+  <w:abstractNum w:abstractNumId="15" w15:restartNumberingAfterBreak="0">
     <w:nsid w:val="304450E7"/>
     <w:multiLevelType w:val="hybridMultilevel"/>
     <w:tmpl w:val="179C1F3A"/>
@@ -10873,7 +14462,7 @@
       </w:pPr>
     </w:lvl>
   </w:abstractNum>
-  <w:abstractNum w:abstractNumId="8">
+  <w:abstractNum w:abstractNumId="16" w15:restartNumberingAfterBreak="0">
     <w:nsid w:val="354143F8"/>
     <w:multiLevelType w:val="hybridMultilevel"/>
     <w:tmpl w:val="80A26312"/>
@@ -10986,7 +14575,7 @@
       </w:rPr>
     </w:lvl>
   </w:abstractNum>
-  <w:abstractNum w:abstractNumId="9">
+  <w:abstractNum w:abstractNumId="17" w15:restartNumberingAfterBreak="0">
     <w:nsid w:val="37B976D2"/>
     <w:multiLevelType w:val="hybridMultilevel"/>
     <w:tmpl w:val="C686B4C6"/>
@@ -11075,7 +14664,7 @@
       </w:pPr>
     </w:lvl>
   </w:abstractNum>
-  <w:abstractNum w:abstractNumId="10">
+  <w:abstractNum w:abstractNumId="18" w15:restartNumberingAfterBreak="0">
     <w:nsid w:val="3A103230"/>
     <w:multiLevelType w:val="hybridMultilevel"/>
     <w:tmpl w:val="420E5E74"/>
@@ -11164,7 +14753,7 @@
       </w:pPr>
     </w:lvl>
   </w:abstractNum>
-  <w:abstractNum w:abstractNumId="11">
+  <w:abstractNum w:abstractNumId="19" w15:restartNumberingAfterBreak="0">
     <w:nsid w:val="3CAA7D00"/>
     <w:multiLevelType w:val="hybridMultilevel"/>
     <w:tmpl w:val="7FAE95B6"/>
@@ -11277,7 +14866,7 @@
       </w:rPr>
     </w:lvl>
   </w:abstractNum>
-  <w:abstractNum w:abstractNumId="12">
+  <w:abstractNum w:abstractNumId="20" w15:restartNumberingAfterBreak="0">
     <w:nsid w:val="3D85501A"/>
     <w:multiLevelType w:val="hybridMultilevel"/>
     <w:tmpl w:val="7ED8929C"/>
@@ -11363,7 +14952,120 @@
       </w:pPr>
     </w:lvl>
   </w:abstractNum>
-  <w:abstractNum w:abstractNumId="13">
+  <w:abstractNum w:abstractNumId="21" w15:restartNumberingAfterBreak="0">
+    <w:nsid w:val="3E057983"/>
+    <w:multiLevelType w:val="hybridMultilevel"/>
+    <w:tmpl w:val="B37E624E"/>
+    <w:lvl w:ilvl="0" w:tplc="04090001">
+      <w:start w:val="1"/>
+      <w:numFmt w:val="bullet"/>
+      <w:lvlText w:val=""/>
+      <w:lvlJc w:val="left"/>
+      <w:pPr>
+        <w:ind w:left="720" w:hanging="360"/>
+      </w:pPr>
+      <w:rPr>
+        <w:rFonts w:ascii="Symbol" w:hAnsi="Symbol" w:hint="default"/>
+      </w:rPr>
+    </w:lvl>
+    <w:lvl w:ilvl="1" w:tplc="04090003" w:tentative="1">
+      <w:start w:val="1"/>
+      <w:numFmt w:val="bullet"/>
+      <w:lvlText w:val="o"/>
+      <w:lvlJc w:val="left"/>
+      <w:pPr>
+        <w:ind w:left="1440" w:hanging="360"/>
+      </w:pPr>
+      <w:rPr>
+        <w:rFonts w:ascii="Courier New" w:hAnsi="Courier New" w:cs="Courier New" w:hint="default"/>
+      </w:rPr>
+    </w:lvl>
+    <w:lvl w:ilvl="2" w:tplc="04090005" w:tentative="1">
+      <w:start w:val="1"/>
+      <w:numFmt w:val="bullet"/>
+      <w:lvlText w:val=""/>
+      <w:lvlJc w:val="left"/>
+      <w:pPr>
+        <w:ind w:left="2160" w:hanging="360"/>
+      </w:pPr>
+      <w:rPr>
+        <w:rFonts w:ascii="Wingdings" w:hAnsi="Wingdings" w:hint="default"/>
+      </w:rPr>
+    </w:lvl>
+    <w:lvl w:ilvl="3" w:tplc="04090001" w:tentative="1">
+      <w:start w:val="1"/>
+      <w:numFmt w:val="bullet"/>
+      <w:lvlText w:val=""/>
+      <w:lvlJc w:val="left"/>
+      <w:pPr>
+        <w:ind w:left="2880" w:hanging="360"/>
+      </w:pPr>
+      <w:rPr>
+        <w:rFonts w:ascii="Symbol" w:hAnsi="Symbol" w:hint="default"/>
+      </w:rPr>
+    </w:lvl>
+    <w:lvl w:ilvl="4" w:tplc="04090003" w:tentative="1">
+      <w:start w:val="1"/>
+      <w:numFmt w:val="bullet"/>
+      <w:lvlText w:val="o"/>
+      <w:lvlJc w:val="left"/>
+      <w:pPr>
+        <w:ind w:left="3600" w:hanging="360"/>
+      </w:pPr>
+      <w:rPr>
+        <w:rFonts w:ascii="Courier New" w:hAnsi="Courier New" w:cs="Courier New" w:hint="default"/>
+      </w:rPr>
+    </w:lvl>
+    <w:lvl w:ilvl="5" w:tplc="04090005" w:tentative="1">
+      <w:start w:val="1"/>
+      <w:numFmt w:val="bullet"/>
+      <w:lvlText w:val=""/>
+      <w:lvlJc w:val="left"/>
+      <w:pPr>
+        <w:ind w:left="4320" w:hanging="360"/>
+      </w:pPr>
+      <w:rPr>
+        <w:rFonts w:ascii="Wingdings" w:hAnsi="Wingdings" w:hint="default"/>
+      </w:rPr>
+    </w:lvl>
+    <w:lvl w:ilvl="6" w:tplc="04090001" w:tentative="1">
+      <w:start w:val="1"/>
+      <w:numFmt w:val="bullet"/>
+      <w:lvlText w:val=""/>
+      <w:lvlJc w:val="left"/>
+      <w:pPr>
+        <w:ind w:left="5040" w:hanging="360"/>
+      </w:pPr>
+      <w:rPr>
+        <w:rFonts w:ascii="Symbol" w:hAnsi="Symbol" w:hint="default"/>
+      </w:rPr>
+    </w:lvl>
+    <w:lvl w:ilvl="7" w:tplc="04090003" w:tentative="1">
+      <w:start w:val="1"/>
+      <w:numFmt w:val="bullet"/>
+      <w:lvlText w:val="o"/>
+      <w:lvlJc w:val="left"/>
+      <w:pPr>
+        <w:ind w:left="5760" w:hanging="360"/>
+      </w:pPr>
+      <w:rPr>
+        <w:rFonts w:ascii="Courier New" w:hAnsi="Courier New" w:cs="Courier New" w:hint="default"/>
+      </w:rPr>
+    </w:lvl>
+    <w:lvl w:ilvl="8" w:tplc="04090005" w:tentative="1">
+      <w:start w:val="1"/>
+      <w:numFmt w:val="bullet"/>
+      <w:lvlText w:val=""/>
+      <w:lvlJc w:val="left"/>
+      <w:pPr>
+        <w:ind w:left="6480" w:hanging="360"/>
+      </w:pPr>
+      <w:rPr>
+        <w:rFonts w:ascii="Wingdings" w:hAnsi="Wingdings" w:hint="default"/>
+      </w:rPr>
+    </w:lvl>
+  </w:abstractNum>
+  <w:abstractNum w:abstractNumId="22" w15:restartNumberingAfterBreak="0">
     <w:nsid w:val="40EC6F4B"/>
     <w:multiLevelType w:val="hybridMultilevel"/>
     <w:tmpl w:val="CCFC8B78"/>
@@ -11476,7 +15178,120 @@
       </w:rPr>
     </w:lvl>
   </w:abstractNum>
-  <w:abstractNum w:abstractNumId="14">
+  <w:abstractNum w:abstractNumId="23" w15:restartNumberingAfterBreak="0">
+    <w:nsid w:val="42FA2D85"/>
+    <w:multiLevelType w:val="hybridMultilevel"/>
+    <w:tmpl w:val="F1D89E2E"/>
+    <w:lvl w:ilvl="0" w:tplc="04090001">
+      <w:start w:val="1"/>
+      <w:numFmt w:val="bullet"/>
+      <w:lvlText w:val=""/>
+      <w:lvlJc w:val="left"/>
+      <w:pPr>
+        <w:ind w:left="720" w:hanging="360"/>
+      </w:pPr>
+      <w:rPr>
+        <w:rFonts w:ascii="Symbol" w:hAnsi="Symbol" w:hint="default"/>
+      </w:rPr>
+    </w:lvl>
+    <w:lvl w:ilvl="1" w:tplc="04090003" w:tentative="1">
+      <w:start w:val="1"/>
+      <w:numFmt w:val="bullet"/>
+      <w:lvlText w:val="o"/>
+      <w:lvlJc w:val="left"/>
+      <w:pPr>
+        <w:ind w:left="1440" w:hanging="360"/>
+      </w:pPr>
+      <w:rPr>
+        <w:rFonts w:ascii="Courier New" w:hAnsi="Courier New" w:cs="Courier New" w:hint="default"/>
+      </w:rPr>
+    </w:lvl>
+    <w:lvl w:ilvl="2" w:tplc="04090005" w:tentative="1">
+      <w:start w:val="1"/>
+      <w:numFmt w:val="bullet"/>
+      <w:lvlText w:val=""/>
+      <w:lvlJc w:val="left"/>
+      <w:pPr>
+        <w:ind w:left="2160" w:hanging="360"/>
+      </w:pPr>
+      <w:rPr>
+        <w:rFonts w:ascii="Wingdings" w:hAnsi="Wingdings" w:hint="default"/>
+      </w:rPr>
+    </w:lvl>
+    <w:lvl w:ilvl="3" w:tplc="04090001" w:tentative="1">
+      <w:start w:val="1"/>
+      <w:numFmt w:val="bullet"/>
+      <w:lvlText w:val=""/>
+      <w:lvlJc w:val="left"/>
+      <w:pPr>
+        <w:ind w:left="2880" w:hanging="360"/>
+      </w:pPr>
+      <w:rPr>
+        <w:rFonts w:ascii="Symbol" w:hAnsi="Symbol" w:hint="default"/>
+      </w:rPr>
+    </w:lvl>
+    <w:lvl w:ilvl="4" w:tplc="04090003" w:tentative="1">
+      <w:start w:val="1"/>
+      <w:numFmt w:val="bullet"/>
+      <w:lvlText w:val="o"/>
+      <w:lvlJc w:val="left"/>
+      <w:pPr>
+        <w:ind w:left="3600" w:hanging="360"/>
+      </w:pPr>
+      <w:rPr>
+        <w:rFonts w:ascii="Courier New" w:hAnsi="Courier New" w:cs="Courier New" w:hint="default"/>
+      </w:rPr>
+    </w:lvl>
+    <w:lvl w:ilvl="5" w:tplc="04090005" w:tentative="1">
+      <w:start w:val="1"/>
+      <w:numFmt w:val="bullet"/>
+      <w:lvlText w:val=""/>
+      <w:lvlJc w:val="left"/>
+      <w:pPr>
+        <w:ind w:left="4320" w:hanging="360"/>
+      </w:pPr>
+      <w:rPr>
+        <w:rFonts w:ascii="Wingdings" w:hAnsi="Wingdings" w:hint="default"/>
+      </w:rPr>
+    </w:lvl>
+    <w:lvl w:ilvl="6" w:tplc="04090001" w:tentative="1">
+      <w:start w:val="1"/>
+      <w:numFmt w:val="bullet"/>
+      <w:lvlText w:val=""/>
+      <w:lvlJc w:val="left"/>
+      <w:pPr>
+        <w:ind w:left="5040" w:hanging="360"/>
+      </w:pPr>
+      <w:rPr>
+        <w:rFonts w:ascii="Symbol" w:hAnsi="Symbol" w:hint="default"/>
+      </w:rPr>
+    </w:lvl>
+    <w:lvl w:ilvl="7" w:tplc="04090003" w:tentative="1">
+      <w:start w:val="1"/>
+      <w:numFmt w:val="bullet"/>
+      <w:lvlText w:val="o"/>
+      <w:lvlJc w:val="left"/>
+      <w:pPr>
+        <w:ind w:left="5760" w:hanging="360"/>
+      </w:pPr>
+      <w:rPr>
+        <w:rFonts w:ascii="Courier New" w:hAnsi="Courier New" w:cs="Courier New" w:hint="default"/>
+      </w:rPr>
+    </w:lvl>
+    <w:lvl w:ilvl="8" w:tplc="04090005" w:tentative="1">
+      <w:start w:val="1"/>
+      <w:numFmt w:val="bullet"/>
+      <w:lvlText w:val=""/>
+      <w:lvlJc w:val="left"/>
+      <w:pPr>
+        <w:ind w:left="6480" w:hanging="360"/>
+      </w:pPr>
+      <w:rPr>
+        <w:rFonts w:ascii="Wingdings" w:hAnsi="Wingdings" w:hint="default"/>
+      </w:rPr>
+    </w:lvl>
+  </w:abstractNum>
+  <w:abstractNum w:abstractNumId="24" w15:restartNumberingAfterBreak="0">
     <w:nsid w:val="45022324"/>
     <w:multiLevelType w:val="hybridMultilevel"/>
     <w:tmpl w:val="FD901576"/>
@@ -11565,7 +15380,156 @@
       </w:pPr>
     </w:lvl>
   </w:abstractNum>
-  <w:abstractNum w:abstractNumId="15">
+  <w:abstractNum w:abstractNumId="25" w15:restartNumberingAfterBreak="0">
+    <w:nsid w:val="506753AC"/>
+    <w:multiLevelType w:val="multilevel"/>
+    <w:tmpl w:val="61100354"/>
+    <w:lvl w:ilvl="0">
+      <w:start w:val="1"/>
+      <w:numFmt w:val="bullet"/>
+      <w:lvlText w:val=""/>
+      <w:lvlJc w:val="left"/>
+      <w:pPr>
+        <w:tabs>
+          <w:tab w:val="num" w:pos="720"/>
+        </w:tabs>
+        <w:ind w:left="720" w:hanging="360"/>
+      </w:pPr>
+      <w:rPr>
+        <w:rFonts w:ascii="Symbol" w:hAnsi="Symbol" w:hint="default"/>
+        <w:sz w:val="20"/>
+      </w:rPr>
+    </w:lvl>
+    <w:lvl w:ilvl="1" w:tentative="1">
+      <w:start w:val="1"/>
+      <w:numFmt w:val="bullet"/>
+      <w:lvlText w:val="o"/>
+      <w:lvlJc w:val="left"/>
+      <w:pPr>
+        <w:tabs>
+          <w:tab w:val="num" w:pos="1440"/>
+        </w:tabs>
+        <w:ind w:left="1440" w:hanging="360"/>
+      </w:pPr>
+      <w:rPr>
+        <w:rFonts w:ascii="Courier New" w:hAnsi="Courier New" w:hint="default"/>
+        <w:sz w:val="20"/>
+      </w:rPr>
+    </w:lvl>
+    <w:lvl w:ilvl="2" w:tentative="1">
+      <w:start w:val="1"/>
+      <w:numFmt w:val="bullet"/>
+      <w:lvlText w:val=""/>
+      <w:lvlJc w:val="left"/>
+      <w:pPr>
+        <w:tabs>
+          <w:tab w:val="num" w:pos="2160"/>
+        </w:tabs>
+        <w:ind w:left="2160" w:hanging="360"/>
+      </w:pPr>
+      <w:rPr>
+        <w:rFonts w:ascii="Wingdings" w:hAnsi="Wingdings" w:hint="default"/>
+        <w:sz w:val="20"/>
+      </w:rPr>
+    </w:lvl>
+    <w:lvl w:ilvl="3" w:tentative="1">
+      <w:start w:val="1"/>
+      <w:numFmt w:val="bullet"/>
+      <w:lvlText w:val=""/>
+      <w:lvlJc w:val="left"/>
+      <w:pPr>
+        <w:tabs>
+          <w:tab w:val="num" w:pos="2880"/>
+        </w:tabs>
+        <w:ind w:left="2880" w:hanging="360"/>
+      </w:pPr>
+      <w:rPr>
+        <w:rFonts w:ascii="Wingdings" w:hAnsi="Wingdings" w:hint="default"/>
+        <w:sz w:val="20"/>
+      </w:rPr>
+    </w:lvl>
+    <w:lvl w:ilvl="4" w:tentative="1">
+      <w:start w:val="1"/>
+      <w:numFmt w:val="bullet"/>
+      <w:lvlText w:val=""/>
+      <w:lvlJc w:val="left"/>
+      <w:pPr>
+        <w:tabs>
+          <w:tab w:val="num" w:pos="3600"/>
+        </w:tabs>
+        <w:ind w:left="3600" w:hanging="360"/>
+      </w:pPr>
+      <w:rPr>
+        <w:rFonts w:ascii="Wingdings" w:hAnsi="Wingdings" w:hint="default"/>
+        <w:sz w:val="20"/>
+      </w:rPr>
+    </w:lvl>
+    <w:lvl w:ilvl="5" w:tentative="1">
+      <w:start w:val="1"/>
+      <w:numFmt w:val="bullet"/>
+      <w:lvlText w:val=""/>
+      <w:lvlJc w:val="left"/>
+      <w:pPr>
+        <w:tabs>
+          <w:tab w:val="num" w:pos="4320"/>
+        </w:tabs>
+        <w:ind w:left="4320" w:hanging="360"/>
+      </w:pPr>
+      <w:rPr>
+        <w:rFonts w:ascii="Wingdings" w:hAnsi="Wingdings" w:hint="default"/>
+        <w:sz w:val="20"/>
+      </w:rPr>
+    </w:lvl>
+    <w:lvl w:ilvl="6" w:tentative="1">
+      <w:start w:val="1"/>
+      <w:numFmt w:val="bullet"/>
+      <w:lvlText w:val=""/>
+      <w:lvlJc w:val="left"/>
+      <w:pPr>
+        <w:tabs>
+          <w:tab w:val="num" w:pos="5040"/>
+        </w:tabs>
+        <w:ind w:left="5040" w:hanging="360"/>
+      </w:pPr>
+      <w:rPr>
+        <w:rFonts w:ascii="Wingdings" w:hAnsi="Wingdings" w:hint="default"/>
+        <w:sz w:val="20"/>
+      </w:rPr>
+    </w:lvl>
+    <w:lvl w:ilvl="7" w:tentative="1">
+      <w:start w:val="1"/>
+      <w:numFmt w:val="bullet"/>
+      <w:lvlText w:val=""/>
+      <w:lvlJc w:val="left"/>
+      <w:pPr>
+        <w:tabs>
+          <w:tab w:val="num" w:pos="5760"/>
+        </w:tabs>
+        <w:ind w:left="5760" w:hanging="360"/>
+      </w:pPr>
+      <w:rPr>
+        <w:rFonts w:ascii="Wingdings" w:hAnsi="Wingdings" w:hint="default"/>
+        <w:sz w:val="20"/>
+      </w:rPr>
+    </w:lvl>
+    <w:lvl w:ilvl="8" w:tentative="1">
+      <w:start w:val="1"/>
+      <w:numFmt w:val="bullet"/>
+      <w:lvlText w:val=""/>
+      <w:lvlJc w:val="left"/>
+      <w:pPr>
+        <w:tabs>
+          <w:tab w:val="num" w:pos="6480"/>
+        </w:tabs>
+        <w:ind w:left="6480" w:hanging="360"/>
+      </w:pPr>
+      <w:rPr>
+        <w:rFonts w:ascii="Wingdings" w:hAnsi="Wingdings" w:hint="default"/>
+        <w:sz w:val="20"/>
+      </w:rPr>
+    </w:lvl>
+  </w:abstractNum>
+  <w:abstractNum w:abstractNumId="26" w15:restartNumberingAfterBreak="0">
     <w:nsid w:val="510C12AC"/>
     <w:multiLevelType w:val="hybridMultilevel"/>
     <w:tmpl w:val="1EECA868"/>
@@ -11678,7 +15642,233 @@
       </w:rPr>
     </w:lvl>
   </w:abstractNum>
-  <w:abstractNum w:abstractNumId="16">
+  <w:abstractNum w:abstractNumId="27" w15:restartNumberingAfterBreak="0">
+    <w:nsid w:val="582375CB"/>
+    <w:multiLevelType w:val="hybridMultilevel"/>
+    <w:tmpl w:val="8FA6697A"/>
+    <w:lvl w:ilvl="0" w:tplc="04090001">
+      <w:start w:val="1"/>
+      <w:numFmt w:val="bullet"/>
+      <w:lvlText w:val=""/>
+      <w:lvlJc w:val="left"/>
+      <w:pPr>
+        <w:ind w:left="720" w:hanging="360"/>
+      </w:pPr>
+      <w:rPr>
+        <w:rFonts w:ascii="Symbol" w:hAnsi="Symbol" w:hint="default"/>
+      </w:rPr>
+    </w:lvl>
+    <w:lvl w:ilvl="1" w:tplc="04090003" w:tentative="1">
+      <w:start w:val="1"/>
+      <w:numFmt w:val="bullet"/>
+      <w:lvlText w:val="o"/>
+      <w:lvlJc w:val="left"/>
+      <w:pPr>
+        <w:ind w:left="1440" w:hanging="360"/>
+      </w:pPr>
+      <w:rPr>
+        <w:rFonts w:ascii="Courier New" w:hAnsi="Courier New" w:cs="Courier New" w:hint="default"/>
+      </w:rPr>
+    </w:lvl>
+    <w:lvl w:ilvl="2" w:tplc="04090005" w:tentative="1">
+      <w:start w:val="1"/>
+      <w:numFmt w:val="bullet"/>
+      <w:lvlText w:val=""/>
+      <w:lvlJc w:val="left"/>
+      <w:pPr>
+        <w:ind w:left="2160" w:hanging="360"/>
+      </w:pPr>
+      <w:rPr>
+        <w:rFonts w:ascii="Wingdings" w:hAnsi="Wingdings" w:hint="default"/>
+      </w:rPr>
+    </w:lvl>
+    <w:lvl w:ilvl="3" w:tplc="04090001" w:tentative="1">
+      <w:start w:val="1"/>
+      <w:numFmt w:val="bullet"/>
+      <w:lvlText w:val=""/>
+      <w:lvlJc w:val="left"/>
+      <w:pPr>
+        <w:ind w:left="2880" w:hanging="360"/>
+      </w:pPr>
+      <w:rPr>
+        <w:rFonts w:ascii="Symbol" w:hAnsi="Symbol" w:hint="default"/>
+      </w:rPr>
+    </w:lvl>
+    <w:lvl w:ilvl="4" w:tplc="04090003" w:tentative="1">
+      <w:start w:val="1"/>
+      <w:numFmt w:val="bullet"/>
+      <w:lvlText w:val="o"/>
+      <w:lvlJc w:val="left"/>
+      <w:pPr>
+        <w:ind w:left="3600" w:hanging="360"/>
+      </w:pPr>
+      <w:rPr>
+        <w:rFonts w:ascii="Courier New" w:hAnsi="Courier New" w:cs="Courier New" w:hint="default"/>
+      </w:rPr>
+    </w:lvl>
+    <w:lvl w:ilvl="5" w:tplc="04090005" w:tentative="1">
+      <w:start w:val="1"/>
+      <w:numFmt w:val="bullet"/>
+      <w:lvlText w:val=""/>
+      <w:lvlJc w:val="left"/>
+      <w:pPr>
+        <w:ind w:left="4320" w:hanging="360"/>
+      </w:pPr>
+      <w:rPr>
+        <w:rFonts w:ascii="Wingdings" w:hAnsi="Wingdings" w:hint="default"/>
+      </w:rPr>
+    </w:lvl>
+    <w:lvl w:ilvl="6" w:tplc="04090001" w:tentative="1">
+      <w:start w:val="1"/>
+      <w:numFmt w:val="bullet"/>
+      <w:lvlText w:val=""/>
+      <w:lvlJc w:val="left"/>
+      <w:pPr>
+        <w:ind w:left="5040" w:hanging="360"/>
+      </w:pPr>
+      <w:rPr>
+        <w:rFonts w:ascii="Symbol" w:hAnsi="Symbol" w:hint="default"/>
+      </w:rPr>
+    </w:lvl>
+    <w:lvl w:ilvl="7" w:tplc="04090003" w:tentative="1">
+      <w:start w:val="1"/>
+      <w:numFmt w:val="bullet"/>
+      <w:lvlText w:val="o"/>
+      <w:lvlJc w:val="left"/>
+      <w:pPr>
+        <w:ind w:left="5760" w:hanging="360"/>
+      </w:pPr>
+      <w:rPr>
+        <w:rFonts w:ascii="Courier New" w:hAnsi="Courier New" w:cs="Courier New" w:hint="default"/>
+      </w:rPr>
+    </w:lvl>
+    <w:lvl w:ilvl="8" w:tplc="04090005" w:tentative="1">
+      <w:start w:val="1"/>
+      <w:numFmt w:val="bullet"/>
+      <w:lvlText w:val=""/>
+      <w:lvlJc w:val="left"/>
+      <w:pPr>
+        <w:ind w:left="6480" w:hanging="360"/>
+      </w:pPr>
+      <w:rPr>
+        <w:rFonts w:ascii="Wingdings" w:hAnsi="Wingdings" w:hint="default"/>
+      </w:rPr>
+    </w:lvl>
+  </w:abstractNum>
+  <w:abstractNum w:abstractNumId="28" w15:restartNumberingAfterBreak="0">
+    <w:nsid w:val="59916BA6"/>
+    <w:multiLevelType w:val="hybridMultilevel"/>
+    <w:tmpl w:val="15280794"/>
+    <w:lvl w:ilvl="0" w:tplc="04090001">
+      <w:start w:val="1"/>
+      <w:numFmt w:val="bullet"/>
+      <w:lvlText w:val=""/>
+      <w:lvlJc w:val="left"/>
+      <w:pPr>
+        <w:ind w:left="720" w:hanging="360"/>
+      </w:pPr>
+      <w:rPr>
+        <w:rFonts w:ascii="Symbol" w:hAnsi="Symbol" w:hint="default"/>
+      </w:rPr>
+    </w:lvl>
+    <w:lvl w:ilvl="1" w:tplc="04090003" w:tentative="1">
+      <w:start w:val="1"/>
+      <w:numFmt w:val="bullet"/>
+      <w:lvlText w:val="o"/>
+      <w:lvlJc w:val="left"/>
+      <w:pPr>
+        <w:ind w:left="1440" w:hanging="360"/>
+      </w:pPr>
+      <w:rPr>
+        <w:rFonts w:ascii="Courier New" w:hAnsi="Courier New" w:cs="Courier New" w:hint="default"/>
+      </w:rPr>
+    </w:lvl>
+    <w:lvl w:ilvl="2" w:tplc="04090005" w:tentative="1">
+      <w:start w:val="1"/>
+      <w:numFmt w:val="bullet"/>
+      <w:lvlText w:val=""/>
+      <w:lvlJc w:val="left"/>
+      <w:pPr>
+        <w:ind w:left="2160" w:hanging="360"/>
+      </w:pPr>
+      <w:rPr>
+        <w:rFonts w:ascii="Wingdings" w:hAnsi="Wingdings" w:hint="default"/>
+      </w:rPr>
+    </w:lvl>
+    <w:lvl w:ilvl="3" w:tplc="04090001" w:tentative="1">
+      <w:start w:val="1"/>
+      <w:numFmt w:val="bullet"/>
+      <w:lvlText w:val=""/>
+      <w:lvlJc w:val="left"/>
+      <w:pPr>
+        <w:ind w:left="2880" w:hanging="360"/>
+      </w:pPr>
+      <w:rPr>
+        <w:rFonts w:ascii="Symbol" w:hAnsi="Symbol" w:hint="default"/>
+      </w:rPr>
+    </w:lvl>
+    <w:lvl w:ilvl="4" w:tplc="04090003" w:tentative="1">
+      <w:start w:val="1"/>
+      <w:numFmt w:val="bullet"/>
+      <w:lvlText w:val="o"/>
+      <w:lvlJc w:val="left"/>
+      <w:pPr>
+        <w:ind w:left="3600" w:hanging="360"/>
+      </w:pPr>
+      <w:rPr>
+        <w:rFonts w:ascii="Courier New" w:hAnsi="Courier New" w:cs="Courier New" w:hint="default"/>
+      </w:rPr>
+    </w:lvl>
+    <w:lvl w:ilvl="5" w:tplc="04090005" w:tentative="1">
+      <w:start w:val="1"/>
+      <w:numFmt w:val="bullet"/>
+      <w:lvlText w:val=""/>
+      <w:lvlJc w:val="left"/>
+      <w:pPr>
+        <w:ind w:left="4320" w:hanging="360"/>
+      </w:pPr>
+      <w:rPr>
+        <w:rFonts w:ascii="Wingdings" w:hAnsi="Wingdings" w:hint="default"/>
+      </w:rPr>
+    </w:lvl>
+    <w:lvl w:ilvl="6" w:tplc="04090001" w:tentative="1">
+      <w:start w:val="1"/>
+      <w:numFmt w:val="bullet"/>
+      <w:lvlText w:val=""/>
+      <w:lvlJc w:val="left"/>
+      <w:pPr>
+        <w:ind w:left="5040" w:hanging="360"/>
+      </w:pPr>
+      <w:rPr>
+        <w:rFonts w:ascii="Symbol" w:hAnsi="Symbol" w:hint="default"/>
+      </w:rPr>
+    </w:lvl>
+    <w:lvl w:ilvl="7" w:tplc="04090003" w:tentative="1">
+      <w:start w:val="1"/>
+      <w:numFmt w:val="bullet"/>
+      <w:lvlText w:val="o"/>
+      <w:lvlJc w:val="left"/>
+      <w:pPr>
+        <w:ind w:left="5760" w:hanging="360"/>
+      </w:pPr>
+      <w:rPr>
+        <w:rFonts w:ascii="Courier New" w:hAnsi="Courier New" w:cs="Courier New" w:hint="default"/>
+      </w:rPr>
+    </w:lvl>
+    <w:lvl w:ilvl="8" w:tplc="04090005" w:tentative="1">
+      <w:start w:val="1"/>
+      <w:numFmt w:val="bullet"/>
+      <w:lvlText w:val=""/>
+      <w:lvlJc w:val="left"/>
+      <w:pPr>
+        <w:ind w:left="6480" w:hanging="360"/>
+      </w:pPr>
+      <w:rPr>
+        <w:rFonts w:ascii="Wingdings" w:hAnsi="Wingdings" w:hint="default"/>
+      </w:rPr>
+    </w:lvl>
+  </w:abstractNum>
+  <w:abstractNum w:abstractNumId="29" w15:restartNumberingAfterBreak="0">
     <w:nsid w:val="5CFE4A2C"/>
     <w:multiLevelType w:val="hybridMultilevel"/>
     <w:tmpl w:val="07B62302"/>
@@ -11767,11 +15957,124 @@
       </w:pPr>
     </w:lvl>
   </w:abstractNum>
-  <w:abstractNum w:abstractNumId="17">
+  <w:abstractNum w:abstractNumId="30" w15:restartNumberingAfterBreak="0">
+    <w:nsid w:val="5EE54FC1"/>
+    <w:multiLevelType w:val="hybridMultilevel"/>
+    <w:tmpl w:val="DA84BB5A"/>
+    <w:lvl w:ilvl="0" w:tplc="04090001">
+      <w:start w:val="1"/>
+      <w:numFmt w:val="bullet"/>
+      <w:lvlText w:val=""/>
+      <w:lvlJc w:val="left"/>
+      <w:pPr>
+        <w:ind w:left="720" w:hanging="360"/>
+      </w:pPr>
+      <w:rPr>
+        <w:rFonts w:ascii="Symbol" w:hAnsi="Symbol" w:hint="default"/>
+      </w:rPr>
+    </w:lvl>
+    <w:lvl w:ilvl="1" w:tplc="04090003" w:tentative="1">
+      <w:start w:val="1"/>
+      <w:numFmt w:val="bullet"/>
+      <w:lvlText w:val="o"/>
+      <w:lvlJc w:val="left"/>
+      <w:pPr>
+        <w:ind w:left="1440" w:hanging="360"/>
+      </w:pPr>
+      <w:rPr>
+        <w:rFonts w:ascii="Courier New" w:hAnsi="Courier New" w:cs="Courier New" w:hint="default"/>
+      </w:rPr>
+    </w:lvl>
+    <w:lvl w:ilvl="2" w:tplc="04090005" w:tentative="1">
+      <w:start w:val="1"/>
+      <w:numFmt w:val="bullet"/>
+      <w:lvlText w:val=""/>
+      <w:lvlJc w:val="left"/>
+      <w:pPr>
+        <w:ind w:left="2160" w:hanging="360"/>
+      </w:pPr>
+      <w:rPr>
+        <w:rFonts w:ascii="Wingdings" w:hAnsi="Wingdings" w:hint="default"/>
+      </w:rPr>
+    </w:lvl>
+    <w:lvl w:ilvl="3" w:tplc="04090001" w:tentative="1">
+      <w:start w:val="1"/>
+      <w:numFmt w:val="bullet"/>
+      <w:lvlText w:val=""/>
+      <w:lvlJc w:val="left"/>
+      <w:pPr>
+        <w:ind w:left="2880" w:hanging="360"/>
+      </w:pPr>
+      <w:rPr>
+        <w:rFonts w:ascii="Symbol" w:hAnsi="Symbol" w:hint="default"/>
+      </w:rPr>
+    </w:lvl>
+    <w:lvl w:ilvl="4" w:tplc="04090003" w:tentative="1">
+      <w:start w:val="1"/>
+      <w:numFmt w:val="bullet"/>
+      <w:lvlText w:val="o"/>
+      <w:lvlJc w:val="left"/>
+      <w:pPr>
+        <w:ind w:left="3600" w:hanging="360"/>
+      </w:pPr>
+      <w:rPr>
+        <w:rFonts w:ascii="Courier New" w:hAnsi="Courier New" w:cs="Courier New" w:hint="default"/>
+      </w:rPr>
+    </w:lvl>
+    <w:lvl w:ilvl="5" w:tplc="04090005" w:tentative="1">
+      <w:start w:val="1"/>
+      <w:numFmt w:val="bullet"/>
+      <w:lvlText w:val=""/>
+      <w:lvlJc w:val="left"/>
+      <w:pPr>
+        <w:ind w:left="4320" w:hanging="360"/>
+      </w:pPr>
+      <w:rPr>
+        <w:rFonts w:ascii="Wingdings" w:hAnsi="Wingdings" w:hint="default"/>
+      </w:rPr>
+    </w:lvl>
+    <w:lvl w:ilvl="6" w:tplc="04090001" w:tentative="1">
+      <w:start w:val="1"/>
+      <w:numFmt w:val="bullet"/>
+      <w:lvlText w:val=""/>
+      <w:lvlJc w:val="left"/>
+      <w:pPr>
+        <w:ind w:left="5040" w:hanging="360"/>
+      </w:pPr>
+      <w:rPr>
+        <w:rFonts w:ascii="Symbol" w:hAnsi="Symbol" w:hint="default"/>
+      </w:rPr>
+    </w:lvl>
+    <w:lvl w:ilvl="7" w:tplc="04090003" w:tentative="1">
+      <w:start w:val="1"/>
+      <w:numFmt w:val="bullet"/>
+      <w:lvlText w:val="o"/>
+      <w:lvlJc w:val="left"/>
+      <w:pPr>
+        <w:ind w:left="5760" w:hanging="360"/>
+      </w:pPr>
+      <w:rPr>
+        <w:rFonts w:ascii="Courier New" w:hAnsi="Courier New" w:cs="Courier New" w:hint="default"/>
+      </w:rPr>
+    </w:lvl>
+    <w:lvl w:ilvl="8" w:tplc="04090005" w:tentative="1">
+      <w:start w:val="1"/>
+      <w:numFmt w:val="bullet"/>
+      <w:lvlText w:val=""/>
+      <w:lvlJc w:val="left"/>
+      <w:pPr>
+        <w:ind w:left="6480" w:hanging="360"/>
+      </w:pPr>
+      <w:rPr>
+        <w:rFonts w:ascii="Wingdings" w:hAnsi="Wingdings" w:hint="default"/>
+      </w:rPr>
+    </w:lvl>
+  </w:abstractNum>
+  <w:abstractNum w:abstractNumId="31" w15:restartNumberingAfterBreak="0">
     <w:nsid w:val="60975DAC"/>
-    <w:multiLevelType w:val="hybridMultilevel"/>
-    <w:tmpl w:val="BC9058BE"/>
-    <w:lvl w:ilvl="0" w:tplc="02723DC4">
+    <w:multiLevelType w:val="multilevel"/>
+    <w:tmpl w:val="1F52DA72"/>
+    <w:lvl w:ilvl="0">
       <w:start w:val="1"/>
       <w:numFmt w:val="decimal"/>
       <w:lvlText w:val="%1."/>
@@ -11784,80 +16087,112 @@
         <w:color w:val="auto"/>
       </w:rPr>
     </w:lvl>
-    <w:lvl w:ilvl="1" w:tplc="04090019" w:tentative="1">
-      <w:start w:val="1"/>
-      <w:numFmt w:val="lowerLetter"/>
-      <w:lvlText w:val="%2."/>
-      <w:lvlJc w:val="left"/>
-      <w:pPr>
-        <w:ind w:left="1080" w:hanging="360"/>
-      </w:pPr>
-    </w:lvl>
-    <w:lvl w:ilvl="2" w:tplc="0409001B" w:tentative="1">
-      <w:start w:val="1"/>
-      <w:numFmt w:val="lowerRoman"/>
-      <w:lvlText w:val="%3."/>
-      <w:lvlJc w:val="right"/>
-      <w:pPr>
-        <w:ind w:left="1800" w:hanging="180"/>
-      </w:pPr>
-    </w:lvl>
-    <w:lvl w:ilvl="3" w:tplc="0409000F" w:tentative="1">
+    <w:lvl w:ilvl="1">
       <w:start w:val="1"/>
       <w:numFmt w:val="decimal"/>
-      <w:lvlText w:val="%4."/>
-      <w:lvlJc w:val="left"/>
-      <w:pPr>
-        <w:ind w:left="2520" w:hanging="360"/>
-      </w:pPr>
-    </w:lvl>
-    <w:lvl w:ilvl="4" w:tplc="04090019" w:tentative="1">
-      <w:start w:val="1"/>
-      <w:numFmt w:val="lowerLetter"/>
-      <w:lvlText w:val="%5."/>
-      <w:lvlJc w:val="left"/>
-      <w:pPr>
-        <w:ind w:left="3240" w:hanging="360"/>
-      </w:pPr>
-    </w:lvl>
-    <w:lvl w:ilvl="5" w:tplc="0409001B" w:tentative="1">
-      <w:start w:val="1"/>
-      <w:numFmt w:val="lowerRoman"/>
-      <w:lvlText w:val="%6."/>
-      <w:lvlJc w:val="right"/>
-      <w:pPr>
-        <w:ind w:left="3960" w:hanging="180"/>
-      </w:pPr>
-    </w:lvl>
-    <w:lvl w:ilvl="6" w:tplc="0409000F" w:tentative="1">
+      <w:isLgl/>
+      <w:lvlText w:val="%1.%2"/>
+      <w:lvlJc w:val="left"/>
+      <w:pPr>
+        <w:ind w:left="360" w:hanging="360"/>
+      </w:pPr>
+      <w:rPr>
+        <w:rFonts w:hint="default"/>
+      </w:rPr>
+    </w:lvl>
+    <w:lvl w:ilvl="2">
       <w:start w:val="1"/>
       <w:numFmt w:val="decimal"/>
-      <w:lvlText w:val="%7."/>
-      <w:lvlJc w:val="left"/>
-      <w:pPr>
-        <w:ind w:left="4680" w:hanging="360"/>
-      </w:pPr>
-    </w:lvl>
-    <w:lvl w:ilvl="7" w:tplc="04090019" w:tentative="1">
-      <w:start w:val="1"/>
-      <w:numFmt w:val="lowerLetter"/>
-      <w:lvlText w:val="%8."/>
-      <w:lvlJc w:val="left"/>
-      <w:pPr>
-        <w:ind w:left="5400" w:hanging="360"/>
-      </w:pPr>
-    </w:lvl>
-    <w:lvl w:ilvl="8" w:tplc="0409001B" w:tentative="1">
-      <w:start w:val="1"/>
-      <w:numFmt w:val="lowerRoman"/>
-      <w:lvlText w:val="%9."/>
-      <w:lvlJc w:val="right"/>
-      <w:pPr>
-        <w:ind w:left="6120" w:hanging="180"/>
-      </w:pPr>
+      <w:isLgl/>
+      <w:lvlText w:val="%1.%2.%3"/>
+      <w:lvlJc w:val="left"/>
+      <w:pPr>
+        <w:ind w:left="720" w:hanging="720"/>
+      </w:pPr>
+      <w:rPr>
+        <w:rFonts w:hint="default"/>
+      </w:rPr>
+    </w:lvl>
+    <w:lvl w:ilvl="3">
+      <w:start w:val="1"/>
+      <w:numFmt w:val="decimal"/>
+      <w:isLgl/>
+      <w:lvlText w:val="%1.%2.%3.%4"/>
+      <w:lvlJc w:val="left"/>
+      <w:pPr>
+        <w:ind w:left="720" w:hanging="720"/>
+      </w:pPr>
+      <w:rPr>
+        <w:rFonts w:hint="default"/>
+      </w:rPr>
+    </w:lvl>
+    <w:lvl w:ilvl="4">
+      <w:start w:val="1"/>
+      <w:numFmt w:val="decimal"/>
+      <w:isLgl/>
+      <w:lvlText w:val="%1.%2.%3.%4.%5"/>
+      <w:lvlJc w:val="left"/>
+      <w:pPr>
+        <w:ind w:left="1080" w:hanging="1080"/>
+      </w:pPr>
+      <w:rPr>
+        <w:rFonts w:hint="default"/>
+      </w:rPr>
+    </w:lvl>
+    <w:lvl w:ilvl="5">
+      <w:start w:val="1"/>
+      <w:numFmt w:val="decimal"/>
+      <w:isLgl/>
+      <w:lvlText w:val="%1.%2.%3.%4.%5.%6"/>
+      <w:lvlJc w:val="left"/>
+      <w:pPr>
+        <w:ind w:left="1080" w:hanging="1080"/>
+      </w:pPr>
+      <w:rPr>
+        <w:rFonts w:hint="default"/>
+      </w:rPr>
+    </w:lvl>
+    <w:lvl w:ilvl="6">
+      <w:start w:val="1"/>
+      <w:numFmt w:val="decimal"/>
+      <w:isLgl/>
+      <w:lvlText w:val="%1.%2.%3.%4.%5.%6.%7"/>
+      <w:lvlJc w:val="left"/>
+      <w:pPr>
+        <w:ind w:left="1440" w:hanging="1440"/>
+      </w:pPr>
+      <w:rPr>
+        <w:rFonts w:hint="default"/>
+      </w:rPr>
+    </w:lvl>
+    <w:lvl w:ilvl="7">
+      <w:start w:val="1"/>
+      <w:numFmt w:val="decimal"/>
+      <w:isLgl/>
+      <w:lvlText w:val="%1.%2.%3.%4.%5.%6.%7.%8"/>
+      <w:lvlJc w:val="left"/>
+      <w:pPr>
+        <w:ind w:left="1440" w:hanging="1440"/>
+      </w:pPr>
+      <w:rPr>
+        <w:rFonts w:hint="default"/>
+      </w:rPr>
+    </w:lvl>
+    <w:lvl w:ilvl="8">
+      <w:start w:val="1"/>
+      <w:numFmt w:val="decimal"/>
+      <w:isLgl/>
+      <w:lvlText w:val="%1.%2.%3.%4.%5.%6.%7.%8.%9"/>
+      <w:lvlJc w:val="left"/>
+      <w:pPr>
+        <w:ind w:left="1800" w:hanging="1800"/>
+      </w:pPr>
+      <w:rPr>
+        <w:rFonts w:hint="default"/>
+      </w:rPr>
     </w:lvl>
   </w:abstractNum>
-  <w:abstractNum w:abstractNumId="18">
+  <w:abstractNum w:abstractNumId="32" w15:restartNumberingAfterBreak="0">
     <w:nsid w:val="60B12A81"/>
     <w:multiLevelType w:val="multilevel"/>
     <w:tmpl w:val="BBE6D7CC"/>
@@ -12006,7 +16341,120 @@
       </w:rPr>
     </w:lvl>
   </w:abstractNum>
-  <w:abstractNum w:abstractNumId="19">
+  <w:abstractNum w:abstractNumId="33" w15:restartNumberingAfterBreak="0">
+    <w:nsid w:val="690A662B"/>
+    <w:multiLevelType w:val="hybridMultilevel"/>
+    <w:tmpl w:val="B77E13B2"/>
+    <w:lvl w:ilvl="0" w:tplc="04090001">
+      <w:start w:val="1"/>
+      <w:numFmt w:val="bullet"/>
+      <w:lvlText w:val=""/>
+      <w:lvlJc w:val="left"/>
+      <w:pPr>
+        <w:ind w:left="720" w:hanging="360"/>
+      </w:pPr>
+      <w:rPr>
+        <w:rFonts w:ascii="Symbol" w:hAnsi="Symbol" w:hint="default"/>
+      </w:rPr>
+    </w:lvl>
+    <w:lvl w:ilvl="1" w:tplc="04090003" w:tentative="1">
+      <w:start w:val="1"/>
+      <w:numFmt w:val="bullet"/>
+      <w:lvlText w:val="o"/>
+      <w:lvlJc w:val="left"/>
+      <w:pPr>
+        <w:ind w:left="1440" w:hanging="360"/>
+      </w:pPr>
+      <w:rPr>
+        <w:rFonts w:ascii="Courier New" w:hAnsi="Courier New" w:cs="Courier New" w:hint="default"/>
+      </w:rPr>
+    </w:lvl>
+    <w:lvl w:ilvl="2" w:tplc="04090005" w:tentative="1">
+      <w:start w:val="1"/>
+      <w:numFmt w:val="bullet"/>
+      <w:lvlText w:val=""/>
+      <w:lvlJc w:val="left"/>
+      <w:pPr>
+        <w:ind w:left="2160" w:hanging="360"/>
+      </w:pPr>
+      <w:rPr>
+        <w:rFonts w:ascii="Wingdings" w:hAnsi="Wingdings" w:hint="default"/>
+      </w:rPr>
+    </w:lvl>
+    <w:lvl w:ilvl="3" w:tplc="04090001" w:tentative="1">
+      <w:start w:val="1"/>
+      <w:numFmt w:val="bullet"/>
+      <w:lvlText w:val=""/>
+      <w:lvlJc w:val="left"/>
+      <w:pPr>
+        <w:ind w:left="2880" w:hanging="360"/>
+      </w:pPr>
+      <w:rPr>
+        <w:rFonts w:ascii="Symbol" w:hAnsi="Symbol" w:hint="default"/>
+      </w:rPr>
+    </w:lvl>
+    <w:lvl w:ilvl="4" w:tplc="04090003" w:tentative="1">
+      <w:start w:val="1"/>
+      <w:numFmt w:val="bullet"/>
+      <w:lvlText w:val="o"/>
+      <w:lvlJc w:val="left"/>
+      <w:pPr>
+        <w:ind w:left="3600" w:hanging="360"/>
+      </w:pPr>
+      <w:rPr>
+        <w:rFonts w:ascii="Courier New" w:hAnsi="Courier New" w:cs="Courier New" w:hint="default"/>
+      </w:rPr>
+    </w:lvl>
+    <w:lvl w:ilvl="5" w:tplc="04090005" w:tentative="1">
+      <w:start w:val="1"/>
+      <w:numFmt w:val="bullet"/>
+      <w:lvlText w:val=""/>
+      <w:lvlJc w:val="left"/>
+      <w:pPr>
+        <w:ind w:left="4320" w:hanging="360"/>
+      </w:pPr>
+      <w:rPr>
+        <w:rFonts w:ascii="Wingdings" w:hAnsi="Wingdings" w:hint="default"/>
+      </w:rPr>
+    </w:lvl>
+    <w:lvl w:ilvl="6" w:tplc="04090001" w:tentative="1">
+      <w:start w:val="1"/>
+      <w:numFmt w:val="bullet"/>
+      <w:lvlText w:val=""/>
+      <w:lvlJc w:val="left"/>
+      <w:pPr>
+        <w:ind w:left="5040" w:hanging="360"/>
+      </w:pPr>
+      <w:rPr>
+        <w:rFonts w:ascii="Symbol" w:hAnsi="Symbol" w:hint="default"/>
+      </w:rPr>
+    </w:lvl>
+    <w:lvl w:ilvl="7" w:tplc="04090003" w:tentative="1">
+      <w:start w:val="1"/>
+      <w:numFmt w:val="bullet"/>
+      <w:lvlText w:val="o"/>
+      <w:lvlJc w:val="left"/>
+      <w:pPr>
+        <w:ind w:left="5760" w:hanging="360"/>
+      </w:pPr>
+      <w:rPr>
+        <w:rFonts w:ascii="Courier New" w:hAnsi="Courier New" w:cs="Courier New" w:hint="default"/>
+      </w:rPr>
+    </w:lvl>
+    <w:lvl w:ilvl="8" w:tplc="04090005" w:tentative="1">
+      <w:start w:val="1"/>
+      <w:numFmt w:val="bullet"/>
+      <w:lvlText w:val=""/>
+      <w:lvlJc w:val="left"/>
+      <w:pPr>
+        <w:ind w:left="6480" w:hanging="360"/>
+      </w:pPr>
+      <w:rPr>
+        <w:rFonts w:ascii="Wingdings" w:hAnsi="Wingdings" w:hint="default"/>
+      </w:rPr>
+    </w:lvl>
+  </w:abstractNum>
+  <w:abstractNum w:abstractNumId="34" w15:restartNumberingAfterBreak="0">
     <w:nsid w:val="69CA3B02"/>
     <w:multiLevelType w:val="hybridMultilevel"/>
     <w:tmpl w:val="F642E598"/>
@@ -12119,7 +16567,233 @@
       </w:rPr>
     </w:lvl>
   </w:abstractNum>
-  <w:abstractNum w:abstractNumId="20">
+  <w:abstractNum w:abstractNumId="35" w15:restartNumberingAfterBreak="0">
+    <w:nsid w:val="6DE10F54"/>
+    <w:multiLevelType w:val="hybridMultilevel"/>
+    <w:tmpl w:val="57166F10"/>
+    <w:lvl w:ilvl="0" w:tplc="04090001">
+      <w:start w:val="1"/>
+      <w:numFmt w:val="bullet"/>
+      <w:lvlText w:val=""/>
+      <w:lvlJc w:val="left"/>
+      <w:pPr>
+        <w:ind w:left="720" w:hanging="360"/>
+      </w:pPr>
+      <w:rPr>
+        <w:rFonts w:ascii="Symbol" w:hAnsi="Symbol" w:hint="default"/>
+      </w:rPr>
+    </w:lvl>
+    <w:lvl w:ilvl="1" w:tplc="04090003" w:tentative="1">
+      <w:start w:val="1"/>
+      <w:numFmt w:val="bullet"/>
+      <w:lvlText w:val="o"/>
+      <w:lvlJc w:val="left"/>
+      <w:pPr>
+        <w:ind w:left="1440" w:hanging="360"/>
+      </w:pPr>
+      <w:rPr>
+        <w:rFonts w:ascii="Courier New" w:hAnsi="Courier New" w:cs="Courier New" w:hint="default"/>
+      </w:rPr>
+    </w:lvl>
+    <w:lvl w:ilvl="2" w:tplc="04090005" w:tentative="1">
+      <w:start w:val="1"/>
+      <w:numFmt w:val="bullet"/>
+      <w:lvlText w:val=""/>
+      <w:lvlJc w:val="left"/>
+      <w:pPr>
+        <w:ind w:left="2160" w:hanging="360"/>
+      </w:pPr>
+      <w:rPr>
+        <w:rFonts w:ascii="Wingdings" w:hAnsi="Wingdings" w:hint="default"/>
+      </w:rPr>
+    </w:lvl>
+    <w:lvl w:ilvl="3" w:tplc="04090001" w:tentative="1">
+      <w:start w:val="1"/>
+      <w:numFmt w:val="bullet"/>
+      <w:lvlText w:val=""/>
+      <w:lvlJc w:val="left"/>
+      <w:pPr>
+        <w:ind w:left="2880" w:hanging="360"/>
+      </w:pPr>
+      <w:rPr>
+        <w:rFonts w:ascii="Symbol" w:hAnsi="Symbol" w:hint="default"/>
+      </w:rPr>
+    </w:lvl>
+    <w:lvl w:ilvl="4" w:tplc="04090003" w:tentative="1">
+      <w:start w:val="1"/>
+      <w:numFmt w:val="bullet"/>
+      <w:lvlText w:val="o"/>
+      <w:lvlJc w:val="left"/>
+      <w:pPr>
+        <w:ind w:left="3600" w:hanging="360"/>
+      </w:pPr>
+      <w:rPr>
+        <w:rFonts w:ascii="Courier New" w:hAnsi="Courier New" w:cs="Courier New" w:hint="default"/>
+      </w:rPr>
+    </w:lvl>
+    <w:lvl w:ilvl="5" w:tplc="04090005" w:tentative="1">
+      <w:start w:val="1"/>
+      <w:numFmt w:val="bullet"/>
+      <w:lvlText w:val=""/>
+      <w:lvlJc w:val="left"/>
+      <w:pPr>
+        <w:ind w:left="4320" w:hanging="360"/>
+      </w:pPr>
+      <w:rPr>
+        <w:rFonts w:ascii="Wingdings" w:hAnsi="Wingdings" w:hint="default"/>
+      </w:rPr>
+    </w:lvl>
+    <w:lvl w:ilvl="6" w:tplc="04090001" w:tentative="1">
+      <w:start w:val="1"/>
+      <w:numFmt w:val="bullet"/>
+      <w:lvlText w:val=""/>
+      <w:lvlJc w:val="left"/>
+      <w:pPr>
+        <w:ind w:left="5040" w:hanging="360"/>
+      </w:pPr>
+      <w:rPr>
+        <w:rFonts w:ascii="Symbol" w:hAnsi="Symbol" w:hint="default"/>
+      </w:rPr>
+    </w:lvl>
+    <w:lvl w:ilvl="7" w:tplc="04090003" w:tentative="1">
+      <w:start w:val="1"/>
+      <w:numFmt w:val="bullet"/>
+      <w:lvlText w:val="o"/>
+      <w:lvlJc w:val="left"/>
+      <w:pPr>
+        <w:ind w:left="5760" w:hanging="360"/>
+      </w:pPr>
+      <w:rPr>
+        <w:rFonts w:ascii="Courier New" w:hAnsi="Courier New" w:cs="Courier New" w:hint="default"/>
+      </w:rPr>
+    </w:lvl>
+    <w:lvl w:ilvl="8" w:tplc="04090005" w:tentative="1">
+      <w:start w:val="1"/>
+      <w:numFmt w:val="bullet"/>
+      <w:lvlText w:val=""/>
+      <w:lvlJc w:val="left"/>
+      <w:pPr>
+        <w:ind w:left="6480" w:hanging="360"/>
+      </w:pPr>
+      <w:rPr>
+        <w:rFonts w:ascii="Wingdings" w:hAnsi="Wingdings" w:hint="default"/>
+      </w:rPr>
+    </w:lvl>
+  </w:abstractNum>
+  <w:abstractNum w:abstractNumId="36" w15:restartNumberingAfterBreak="0">
+    <w:nsid w:val="6E17352B"/>
+    <w:multiLevelType w:val="hybridMultilevel"/>
+    <w:tmpl w:val="FB103E68"/>
+    <w:lvl w:ilvl="0" w:tplc="04090001">
+      <w:start w:val="1"/>
+      <w:numFmt w:val="bullet"/>
+      <w:lvlText w:val=""/>
+      <w:lvlJc w:val="left"/>
+      <w:pPr>
+        <w:ind w:left="720" w:hanging="360"/>
+      </w:pPr>
+      <w:rPr>
+        <w:rFonts w:ascii="Symbol" w:hAnsi="Symbol" w:hint="default"/>
+      </w:rPr>
+    </w:lvl>
+    <w:lvl w:ilvl="1" w:tplc="04090003" w:tentative="1">
+      <w:start w:val="1"/>
+      <w:numFmt w:val="bullet"/>
+      <w:lvlText w:val="o"/>
+      <w:lvlJc w:val="left"/>
+      <w:pPr>
+        <w:ind w:left="1440" w:hanging="360"/>
+      </w:pPr>
+      <w:rPr>
+        <w:rFonts w:ascii="Courier New" w:hAnsi="Courier New" w:cs="Courier New" w:hint="default"/>
+      </w:rPr>
+    </w:lvl>
+    <w:lvl w:ilvl="2" w:tplc="04090005" w:tentative="1">
+      <w:start w:val="1"/>
+      <w:numFmt w:val="bullet"/>
+      <w:lvlText w:val=""/>
+      <w:lvlJc w:val="left"/>
+      <w:pPr>
+        <w:ind w:left="2160" w:hanging="360"/>
+      </w:pPr>
+      <w:rPr>
+        <w:rFonts w:ascii="Wingdings" w:hAnsi="Wingdings" w:hint="default"/>
+      </w:rPr>
+    </w:lvl>
+    <w:lvl w:ilvl="3" w:tplc="04090001" w:tentative="1">
+      <w:start w:val="1"/>
+      <w:numFmt w:val="bullet"/>
+      <w:lvlText w:val=""/>
+      <w:lvlJc w:val="left"/>
+      <w:pPr>
+        <w:ind w:left="2880" w:hanging="360"/>
+      </w:pPr>
+      <w:rPr>
+        <w:rFonts w:ascii="Symbol" w:hAnsi="Symbol" w:hint="default"/>
+      </w:rPr>
+    </w:lvl>
+    <w:lvl w:ilvl="4" w:tplc="04090003" w:tentative="1">
+      <w:start w:val="1"/>
+      <w:numFmt w:val="bullet"/>
+      <w:lvlText w:val="o"/>
+      <w:lvlJc w:val="left"/>
+      <w:pPr>
+        <w:ind w:left="3600" w:hanging="360"/>
+      </w:pPr>
+      <w:rPr>
+        <w:rFonts w:ascii="Courier New" w:hAnsi="Courier New" w:cs="Courier New" w:hint="default"/>
+      </w:rPr>
+    </w:lvl>
+    <w:lvl w:ilvl="5" w:tplc="04090005" w:tentative="1">
+      <w:start w:val="1"/>
+      <w:numFmt w:val="bullet"/>
+      <w:lvlText w:val=""/>
+      <w:lvlJc w:val="left"/>
+      <w:pPr>
+        <w:ind w:left="4320" w:hanging="360"/>
+      </w:pPr>
+      <w:rPr>
+        <w:rFonts w:ascii="Wingdings" w:hAnsi="Wingdings" w:hint="default"/>
+      </w:rPr>
+    </w:lvl>
+    <w:lvl w:ilvl="6" w:tplc="04090001" w:tentative="1">
+      <w:start w:val="1"/>
+      <w:numFmt w:val="bullet"/>
+      <w:lvlText w:val=""/>
+      <w:lvlJc w:val="left"/>
+      <w:pPr>
+        <w:ind w:left="5040" w:hanging="360"/>
+      </w:pPr>
+      <w:rPr>
+        <w:rFonts w:ascii="Symbol" w:hAnsi="Symbol" w:hint="default"/>
+      </w:rPr>
+    </w:lvl>
+    <w:lvl w:ilvl="7" w:tplc="04090003" w:tentative="1">
+      <w:start w:val="1"/>
+      <w:numFmt w:val="bullet"/>
+      <w:lvlText w:val="o"/>
+      <w:lvlJc w:val="left"/>
+      <w:pPr>
+        <w:ind w:left="5760" w:hanging="360"/>
+      </w:pPr>
+      <w:rPr>
+        <w:rFonts w:ascii="Courier New" w:hAnsi="Courier New" w:cs="Courier New" w:hint="default"/>
+      </w:rPr>
+    </w:lvl>
+    <w:lvl w:ilvl="8" w:tplc="04090005" w:tentative="1">
+      <w:start w:val="1"/>
+      <w:numFmt w:val="bullet"/>
+      <w:lvlText w:val=""/>
+      <w:lvlJc w:val="left"/>
+      <w:pPr>
+        <w:ind w:left="6480" w:hanging="360"/>
+      </w:pPr>
+      <w:rPr>
+        <w:rFonts w:ascii="Wingdings" w:hAnsi="Wingdings" w:hint="default"/>
+      </w:rPr>
+    </w:lvl>
+  </w:abstractNum>
+  <w:abstractNum w:abstractNumId="37" w15:restartNumberingAfterBreak="0">
     <w:nsid w:val="72BA1947"/>
     <w:multiLevelType w:val="hybridMultilevel"/>
     <w:tmpl w:val="CCE4C876"/>
@@ -12232,7 +16906,120 @@
       </w:rPr>
     </w:lvl>
   </w:abstractNum>
-  <w:abstractNum w:abstractNumId="21">
+  <w:abstractNum w:abstractNumId="38" w15:restartNumberingAfterBreak="0">
+    <w:nsid w:val="78FD57A9"/>
+    <w:multiLevelType w:val="hybridMultilevel"/>
+    <w:tmpl w:val="830A9456"/>
+    <w:lvl w:ilvl="0" w:tplc="04090001">
+      <w:start w:val="1"/>
+      <w:numFmt w:val="bullet"/>
+      <w:lvlText w:val=""/>
+      <w:lvlJc w:val="left"/>
+      <w:pPr>
+        <w:ind w:left="720" w:hanging="360"/>
+      </w:pPr>
+      <w:rPr>
+        <w:rFonts w:ascii="Symbol" w:hAnsi="Symbol" w:hint="default"/>
+      </w:rPr>
+    </w:lvl>
+    <w:lvl w:ilvl="1" w:tplc="04090003" w:tentative="1">
+      <w:start w:val="1"/>
+      <w:numFmt w:val="bullet"/>
+      <w:lvlText w:val="o"/>
+      <w:lvlJc w:val="left"/>
+      <w:pPr>
+        <w:ind w:left="1440" w:hanging="360"/>
+      </w:pPr>
+      <w:rPr>
+        <w:rFonts w:ascii="Courier New" w:hAnsi="Courier New" w:cs="Courier New" w:hint="default"/>
+      </w:rPr>
+    </w:lvl>
+    <w:lvl w:ilvl="2" w:tplc="04090005" w:tentative="1">
+      <w:start w:val="1"/>
+      <w:numFmt w:val="bullet"/>
+      <w:lvlText w:val=""/>
+      <w:lvlJc w:val="left"/>
+      <w:pPr>
+        <w:ind w:left="2160" w:hanging="360"/>
+      </w:pPr>
+      <w:rPr>
+        <w:rFonts w:ascii="Wingdings" w:hAnsi="Wingdings" w:hint="default"/>
+      </w:rPr>
+    </w:lvl>
+    <w:lvl w:ilvl="3" w:tplc="04090001" w:tentative="1">
+      <w:start w:val="1"/>
+      <w:numFmt w:val="bullet"/>
+      <w:lvlText w:val=""/>
+      <w:lvlJc w:val="left"/>
+      <w:pPr>
+        <w:ind w:left="2880" w:hanging="360"/>
+      </w:pPr>
+      <w:rPr>
+        <w:rFonts w:ascii="Symbol" w:hAnsi="Symbol" w:hint="default"/>
+      </w:rPr>
+    </w:lvl>
+    <w:lvl w:ilvl="4" w:tplc="04090003" w:tentative="1">
+      <w:start w:val="1"/>
+      <w:numFmt w:val="bullet"/>
+      <w:lvlText w:val="o"/>
+      <w:lvlJc w:val="left"/>
+      <w:pPr>
+        <w:ind w:left="3600" w:hanging="360"/>
+      </w:pPr>
+      <w:rPr>
+        <w:rFonts w:ascii="Courier New" w:hAnsi="Courier New" w:cs="Courier New" w:hint="default"/>
+      </w:rPr>
+    </w:lvl>
+    <w:lvl w:ilvl="5" w:tplc="04090005" w:tentative="1">
+      <w:start w:val="1"/>
+      <w:numFmt w:val="bullet"/>
+      <w:lvlText w:val=""/>
+      <w:lvlJc w:val="left"/>
+      <w:pPr>
+        <w:ind w:left="4320" w:hanging="360"/>
+      </w:pPr>
+      <w:rPr>
+        <w:rFonts w:ascii="Wingdings" w:hAnsi="Wingdings" w:hint="default"/>
+      </w:rPr>
+    </w:lvl>
+    <w:lvl w:ilvl="6" w:tplc="04090001" w:tentative="1">
+      <w:start w:val="1"/>
+      <w:numFmt w:val="bullet"/>
+      <w:lvlText w:val=""/>
+      <w:lvlJc w:val="left"/>
+      <w:pPr>
+        <w:ind w:left="5040" w:hanging="360"/>
+      </w:pPr>
+      <w:rPr>
+        <w:rFonts w:ascii="Symbol" w:hAnsi="Symbol" w:hint="default"/>
+      </w:rPr>
+    </w:lvl>
+    <w:lvl w:ilvl="7" w:tplc="04090003" w:tentative="1">
+      <w:start w:val="1"/>
+      <w:numFmt w:val="bullet"/>
+      <w:lvlText w:val="o"/>
+      <w:lvlJc w:val="left"/>
+      <w:pPr>
+        <w:ind w:left="5760" w:hanging="360"/>
+      </w:pPr>
+      <w:rPr>
+        <w:rFonts w:ascii="Courier New" w:hAnsi="Courier New" w:cs="Courier New" w:hint="default"/>
+      </w:rPr>
+    </w:lvl>
+    <w:lvl w:ilvl="8" w:tplc="04090005" w:tentative="1">
+      <w:start w:val="1"/>
+      <w:numFmt w:val="bullet"/>
+      <w:lvlText w:val=""/>
+      <w:lvlJc w:val="left"/>
+      <w:pPr>
+        <w:ind w:left="6480" w:hanging="360"/>
+      </w:pPr>
+      <w:rPr>
+        <w:rFonts w:ascii="Wingdings" w:hAnsi="Wingdings" w:hint="default"/>
+      </w:rPr>
+    </w:lvl>
+  </w:abstractNum>
+  <w:abstractNum w:abstractNumId="39" w15:restartNumberingAfterBreak="0">
     <w:nsid w:val="7A3B0902"/>
     <w:multiLevelType w:val="hybridMultilevel"/>
     <w:tmpl w:val="8F7AAA36"/>
@@ -12345,77 +17132,399 @@
       </w:rPr>
     </w:lvl>
   </w:abstractNum>
-  <w:num w:numId="1">
+  <w:abstractNum w:abstractNumId="40" w15:restartNumberingAfterBreak="0">
+    <w:nsid w:val="7A600773"/>
+    <w:multiLevelType w:val="hybridMultilevel"/>
+    <w:tmpl w:val="0E0403B4"/>
+    <w:lvl w:ilvl="0" w:tplc="04090001">
+      <w:start w:val="1"/>
+      <w:numFmt w:val="bullet"/>
+      <w:lvlText w:val=""/>
+      <w:lvlJc w:val="left"/>
+      <w:pPr>
+        <w:ind w:left="720" w:hanging="360"/>
+      </w:pPr>
+      <w:rPr>
+        <w:rFonts w:ascii="Symbol" w:hAnsi="Symbol" w:hint="default"/>
+      </w:rPr>
+    </w:lvl>
+    <w:lvl w:ilvl="1" w:tplc="04090003" w:tentative="1">
+      <w:start w:val="1"/>
+      <w:numFmt w:val="bullet"/>
+      <w:lvlText w:val="o"/>
+      <w:lvlJc w:val="left"/>
+      <w:pPr>
+        <w:ind w:left="1440" w:hanging="360"/>
+      </w:pPr>
+      <w:rPr>
+        <w:rFonts w:ascii="Courier New" w:hAnsi="Courier New" w:cs="Courier New" w:hint="default"/>
+      </w:rPr>
+    </w:lvl>
+    <w:lvl w:ilvl="2" w:tplc="04090005" w:tentative="1">
+      <w:start w:val="1"/>
+      <w:numFmt w:val="bullet"/>
+      <w:lvlText w:val=""/>
+      <w:lvlJc w:val="left"/>
+      <w:pPr>
+        <w:ind w:left="2160" w:hanging="360"/>
+      </w:pPr>
+      <w:rPr>
+        <w:rFonts w:ascii="Wingdings" w:hAnsi="Wingdings" w:hint="default"/>
+      </w:rPr>
+    </w:lvl>
+    <w:lvl w:ilvl="3" w:tplc="04090001" w:tentative="1">
+      <w:start w:val="1"/>
+      <w:numFmt w:val="bullet"/>
+      <w:lvlText w:val=""/>
+      <w:lvlJc w:val="left"/>
+      <w:pPr>
+        <w:ind w:left="2880" w:hanging="360"/>
+      </w:pPr>
+      <w:rPr>
+        <w:rFonts w:ascii="Symbol" w:hAnsi="Symbol" w:hint="default"/>
+      </w:rPr>
+    </w:lvl>
+    <w:lvl w:ilvl="4" w:tplc="04090003" w:tentative="1">
+      <w:start w:val="1"/>
+      <w:numFmt w:val="bullet"/>
+      <w:lvlText w:val="o"/>
+      <w:lvlJc w:val="left"/>
+      <w:pPr>
+        <w:ind w:left="3600" w:hanging="360"/>
+      </w:pPr>
+      <w:rPr>
+        <w:rFonts w:ascii="Courier New" w:hAnsi="Courier New" w:cs="Courier New" w:hint="default"/>
+      </w:rPr>
+    </w:lvl>
+    <w:lvl w:ilvl="5" w:tplc="04090005" w:tentative="1">
+      <w:start w:val="1"/>
+      <w:numFmt w:val="bullet"/>
+      <w:lvlText w:val=""/>
+      <w:lvlJc w:val="left"/>
+      <w:pPr>
+        <w:ind w:left="4320" w:hanging="360"/>
+      </w:pPr>
+      <w:rPr>
+        <w:rFonts w:ascii="Wingdings" w:hAnsi="Wingdings" w:hint="default"/>
+      </w:rPr>
+    </w:lvl>
+    <w:lvl w:ilvl="6" w:tplc="04090001" w:tentative="1">
+      <w:start w:val="1"/>
+      <w:numFmt w:val="bullet"/>
+      <w:lvlText w:val=""/>
+      <w:lvlJc w:val="left"/>
+      <w:pPr>
+        <w:ind w:left="5040" w:hanging="360"/>
+      </w:pPr>
+      <w:rPr>
+        <w:rFonts w:ascii="Symbol" w:hAnsi="Symbol" w:hint="default"/>
+      </w:rPr>
+    </w:lvl>
+    <w:lvl w:ilvl="7" w:tplc="04090003" w:tentative="1">
+      <w:start w:val="1"/>
+      <w:numFmt w:val="bullet"/>
+      <w:lvlText w:val="o"/>
+      <w:lvlJc w:val="left"/>
+      <w:pPr>
+        <w:ind w:left="5760" w:hanging="360"/>
+      </w:pPr>
+      <w:rPr>
+        <w:rFonts w:ascii="Courier New" w:hAnsi="Courier New" w:cs="Courier New" w:hint="default"/>
+      </w:rPr>
+    </w:lvl>
+    <w:lvl w:ilvl="8" w:tplc="04090005" w:tentative="1">
+      <w:start w:val="1"/>
+      <w:numFmt w:val="bullet"/>
+      <w:lvlText w:val=""/>
+      <w:lvlJc w:val="left"/>
+      <w:pPr>
+        <w:ind w:left="6480" w:hanging="360"/>
+      </w:pPr>
+      <w:rPr>
+        <w:rFonts w:ascii="Wingdings" w:hAnsi="Wingdings" w:hint="default"/>
+      </w:rPr>
+    </w:lvl>
+  </w:abstractNum>
+  <w:abstractNum w:abstractNumId="41" w15:restartNumberingAfterBreak="0">
+    <w:nsid w:val="7B7D3BBC"/>
+    <w:multiLevelType w:val="multilevel"/>
+    <w:tmpl w:val="99D04C86"/>
+    <w:lvl w:ilvl="0">
+      <w:start w:val="1"/>
+      <w:numFmt w:val="bullet"/>
+      <w:lvlText w:val=""/>
+      <w:lvlJc w:val="left"/>
+      <w:pPr>
+        <w:tabs>
+          <w:tab w:val="num" w:pos="720"/>
+        </w:tabs>
+        <w:ind w:left="720" w:hanging="360"/>
+      </w:pPr>
+      <w:rPr>
+        <w:rFonts w:ascii="Symbol" w:hAnsi="Symbol" w:hint="default"/>
+        <w:sz w:val="20"/>
+      </w:rPr>
+    </w:lvl>
+    <w:lvl w:ilvl="1" w:tentative="1">
+      <w:start w:val="1"/>
+      <w:numFmt w:val="bullet"/>
+      <w:lvlText w:val="o"/>
+      <w:lvlJc w:val="left"/>
+      <w:pPr>
+        <w:tabs>
+          <w:tab w:val="num" w:pos="1440"/>
+        </w:tabs>
+        <w:ind w:left="1440" w:hanging="360"/>
+      </w:pPr>
+      <w:rPr>
+        <w:rFonts w:ascii="Courier New" w:hAnsi="Courier New" w:hint="default"/>
+        <w:sz w:val="20"/>
+      </w:rPr>
+    </w:lvl>
+    <w:lvl w:ilvl="2" w:tentative="1">
+      <w:start w:val="1"/>
+      <w:numFmt w:val="bullet"/>
+      <w:lvlText w:val=""/>
+      <w:lvlJc w:val="left"/>
+      <w:pPr>
+        <w:tabs>
+          <w:tab w:val="num" w:pos="2160"/>
+        </w:tabs>
+        <w:ind w:left="2160" w:hanging="360"/>
+      </w:pPr>
+      <w:rPr>
+        <w:rFonts w:ascii="Wingdings" w:hAnsi="Wingdings" w:hint="default"/>
+        <w:sz w:val="20"/>
+      </w:rPr>
+    </w:lvl>
+    <w:lvl w:ilvl="3" w:tentative="1">
+      <w:start w:val="1"/>
+      <w:numFmt w:val="bullet"/>
+      <w:lvlText w:val=""/>
+      <w:lvlJc w:val="left"/>
+      <w:pPr>
+        <w:tabs>
+          <w:tab w:val="num" w:pos="2880"/>
+        </w:tabs>
+        <w:ind w:left="2880" w:hanging="360"/>
+      </w:pPr>
+      <w:rPr>
+        <w:rFonts w:ascii="Wingdings" w:hAnsi="Wingdings" w:hint="default"/>
+        <w:sz w:val="20"/>
+      </w:rPr>
+    </w:lvl>
+    <w:lvl w:ilvl="4" w:tentative="1">
+      <w:start w:val="1"/>
+      <w:numFmt w:val="bullet"/>
+      <w:lvlText w:val=""/>
+      <w:lvlJc w:val="left"/>
+      <w:pPr>
+        <w:tabs>
+          <w:tab w:val="num" w:pos="3600"/>
+        </w:tabs>
+        <w:ind w:left="3600" w:hanging="360"/>
+      </w:pPr>
+      <w:rPr>
+        <w:rFonts w:ascii="Wingdings" w:hAnsi="Wingdings" w:hint="default"/>
+        <w:sz w:val="20"/>
+      </w:rPr>
+    </w:lvl>
+    <w:lvl w:ilvl="5" w:tentative="1">
+      <w:start w:val="1"/>
+      <w:numFmt w:val="bullet"/>
+      <w:lvlText w:val=""/>
+      <w:lvlJc w:val="left"/>
+      <w:pPr>
+        <w:tabs>
+          <w:tab w:val="num" w:pos="4320"/>
+        </w:tabs>
+        <w:ind w:left="4320" w:hanging="360"/>
+      </w:pPr>
+      <w:rPr>
+        <w:rFonts w:ascii="Wingdings" w:hAnsi="Wingdings" w:hint="default"/>
+        <w:sz w:val="20"/>
+      </w:rPr>
+    </w:lvl>
+    <w:lvl w:ilvl="6" w:tentative="1">
+      <w:start w:val="1"/>
+      <w:numFmt w:val="bullet"/>
+      <w:lvlText w:val=""/>
+      <w:lvlJc w:val="left"/>
+      <w:pPr>
+        <w:tabs>
+          <w:tab w:val="num" w:pos="5040"/>
+        </w:tabs>
+        <w:ind w:left="5040" w:hanging="360"/>
+      </w:pPr>
+      <w:rPr>
+        <w:rFonts w:ascii="Wingdings" w:hAnsi="Wingdings" w:hint="default"/>
+        <w:sz w:val="20"/>
+      </w:rPr>
+    </w:lvl>
+    <w:lvl w:ilvl="7" w:tentative="1">
+      <w:start w:val="1"/>
+      <w:numFmt w:val="bullet"/>
+      <w:lvlText w:val=""/>
+      <w:lvlJc w:val="left"/>
+      <w:pPr>
+        <w:tabs>
+          <w:tab w:val="num" w:pos="5760"/>
+        </w:tabs>
+        <w:ind w:left="5760" w:hanging="360"/>
+      </w:pPr>
+      <w:rPr>
+        <w:rFonts w:ascii="Wingdings" w:hAnsi="Wingdings" w:hint="default"/>
+        <w:sz w:val="20"/>
+      </w:rPr>
+    </w:lvl>
+    <w:lvl w:ilvl="8" w:tentative="1">
+      <w:start w:val="1"/>
+      <w:numFmt w:val="bullet"/>
+      <w:lvlText w:val=""/>
+      <w:lvlJc w:val="left"/>
+      <w:pPr>
+        <w:tabs>
+          <w:tab w:val="num" w:pos="6480"/>
+        </w:tabs>
+        <w:ind w:left="6480" w:hanging="360"/>
+      </w:pPr>
+      <w:rPr>
+        <w:rFonts w:ascii="Wingdings" w:hAnsi="Wingdings" w:hint="default"/>
+        <w:sz w:val="20"/>
+      </w:rPr>
+    </w:lvl>
+  </w:abstractNum>
+  <w:num w:numId="1" w16cid:durableId="1773165780">
+    <w:abstractNumId w:val="15"/>
+  </w:num>
+  <w:num w:numId="2" w16cid:durableId="1320616063">
+    <w:abstractNumId w:val="31"/>
+  </w:num>
+  <w:num w:numId="3" w16cid:durableId="2107269425">
+    <w:abstractNumId w:val="16"/>
+  </w:num>
+  <w:num w:numId="4" w16cid:durableId="1521898237">
+    <w:abstractNumId w:val="26"/>
+  </w:num>
+  <w:num w:numId="5" w16cid:durableId="943265137">
+    <w:abstractNumId w:val="32"/>
+  </w:num>
+  <w:num w:numId="6" w16cid:durableId="449738512">
+    <w:abstractNumId w:val="34"/>
+  </w:num>
+  <w:num w:numId="7" w16cid:durableId="1962609355">
+    <w:abstractNumId w:val="17"/>
+  </w:num>
+  <w:num w:numId="8" w16cid:durableId="2024554991">
+    <w:abstractNumId w:val="9"/>
+  </w:num>
+  <w:num w:numId="9" w16cid:durableId="1026634610">
+    <w:abstractNumId w:val="22"/>
+  </w:num>
+  <w:num w:numId="10" w16cid:durableId="1953395279">
+    <w:abstractNumId w:val="4"/>
+  </w:num>
+  <w:num w:numId="11" w16cid:durableId="291595662">
+    <w:abstractNumId w:val="18"/>
+  </w:num>
+  <w:num w:numId="12" w16cid:durableId="1557738495">
+    <w:abstractNumId w:val="29"/>
+  </w:num>
+  <w:num w:numId="13" w16cid:durableId="1821001554">
+    <w:abstractNumId w:val="20"/>
+  </w:num>
+  <w:num w:numId="14" w16cid:durableId="1471052803">
+    <w:abstractNumId w:val="11"/>
+  </w:num>
+  <w:num w:numId="15" w16cid:durableId="1836415643">
+    <w:abstractNumId w:val="39"/>
+  </w:num>
+  <w:num w:numId="16" w16cid:durableId="1642537558">
+    <w:abstractNumId w:val="5"/>
+  </w:num>
+  <w:num w:numId="17" w16cid:durableId="808784792">
+    <w:abstractNumId w:val="37"/>
+  </w:num>
+  <w:num w:numId="18" w16cid:durableId="363407699">
+    <w:abstractNumId w:val="19"/>
+  </w:num>
+  <w:num w:numId="19" w16cid:durableId="1042628653">
+    <w:abstractNumId w:val="3"/>
+  </w:num>
+  <w:num w:numId="20" w16cid:durableId="630523030">
+    <w:abstractNumId w:val="13"/>
+  </w:num>
+  <w:num w:numId="21" w16cid:durableId="1739550192">
+    <w:abstractNumId w:val="24"/>
+  </w:num>
+  <w:num w:numId="22" w16cid:durableId="187529239">
+    <w:abstractNumId w:val="10"/>
+  </w:num>
+  <w:num w:numId="23" w16cid:durableId="893007590">
+    <w:abstractNumId w:val="27"/>
+  </w:num>
+  <w:num w:numId="24" w16cid:durableId="1581063109">
     <w:abstractNumId w:val="7"/>
   </w:num>
-  <w:num w:numId="2">
-    <w:abstractNumId w:val="17"/>
+  <w:num w:numId="25" w16cid:durableId="935214693">
+    <w:abstractNumId w:val="40"/>
   </w:num>
-  <w:num w:numId="3">
+  <w:num w:numId="26" w16cid:durableId="1690714777">
     <w:abstractNumId w:val="8"/>
   </w:num>
-  <w:num w:numId="4">
-    <w:abstractNumId w:val="15"/>
+  <w:num w:numId="27" w16cid:durableId="1634870142">
+    <w:abstractNumId w:val="23"/>
   </w:num>
-  <w:num w:numId="5">
-    <w:abstractNumId w:val="18"/>
+  <w:num w:numId="28" w16cid:durableId="40711704">
+    <w:abstractNumId w:val="36"/>
   </w:num>
-  <w:num w:numId="6">
-    <w:abstractNumId w:val="19"/>
+  <w:num w:numId="29" w16cid:durableId="1052923370">
+    <w:abstractNumId w:val="14"/>
   </w:num>
-  <w:num w:numId="7">
-    <w:abstractNumId w:val="9"/>
+  <w:num w:numId="30" w16cid:durableId="538128949">
+    <w:abstractNumId w:val="28"/>
   </w:num>
-  <w:num w:numId="8">
-    <w:abstractNumId w:val="3"/>
+  <w:num w:numId="31" w16cid:durableId="1081609523">
+    <w:abstractNumId w:val="2"/>
   </w:num>
-  <w:num w:numId="9">
-    <w:abstractNumId w:val="13"/>
+  <w:num w:numId="32" w16cid:durableId="1952929642">
+    <w:abstractNumId w:val="25"/>
   </w:num>
-  <w:num w:numId="10">
+  <w:num w:numId="33" w16cid:durableId="1240022676">
     <w:abstractNumId w:val="1"/>
   </w:num>
-  <w:num w:numId="11">
-    <w:abstractNumId w:val="10"/>
+  <w:num w:numId="34" w16cid:durableId="503933501">
+    <w:abstractNumId w:val="0"/>
   </w:num>
-  <w:num w:numId="12">
-    <w:abstractNumId w:val="16"/>
-  </w:num>
-  <w:num w:numId="13">
+  <w:num w:numId="35" w16cid:durableId="1997372216">
     <w:abstractNumId w:val="12"/>
   </w:num>
-  <w:num w:numId="14">
-    <w:abstractNumId w:val="5"/>
+  <w:num w:numId="36" w16cid:durableId="424764812">
+    <w:abstractNumId w:val="38"/>
   </w:num>
-  <w:num w:numId="15">
+  <w:num w:numId="37" w16cid:durableId="469594030">
+    <w:abstractNumId w:val="41"/>
+  </w:num>
+  <w:num w:numId="38" w16cid:durableId="100613340">
+    <w:abstractNumId w:val="6"/>
+  </w:num>
+  <w:num w:numId="39" w16cid:durableId="875773531">
+    <w:abstractNumId w:val="33"/>
+  </w:num>
+  <w:num w:numId="40" w16cid:durableId="992491352">
+    <w:abstractNumId w:val="30"/>
+  </w:num>
+  <w:num w:numId="41" w16cid:durableId="1902863381">
     <w:abstractNumId w:val="21"/>
   </w:num>
-  <w:num w:numId="16">
-    <w:abstractNumId w:val="2"/>
-  </w:num>
-  <w:num w:numId="17">
-    <w:abstractNumId w:val="20"/>
-  </w:num>
-  <w:num w:numId="18">
-    <w:abstractNumId w:val="11"/>
-  </w:num>
-  <w:num w:numId="19">
-    <w:abstractNumId w:val="0"/>
-  </w:num>
-  <w:num w:numId="20">
-    <w:abstractNumId w:val="6"/>
-  </w:num>
-  <w:num w:numId="21">
-    <w:abstractNumId w:val="14"/>
-  </w:num>
-  <w:num w:numId="22">
-    <w:abstractNumId w:val="4"/>
+  <w:num w:numId="42" w16cid:durableId="207693438">
+    <w:abstractNumId w:val="35"/>
   </w:num>
 </w:numbering>
 </file>
 
 <file path=word/styles.xml><?xml version="1.0" encoding="utf-8"?>
-<w:styles xmlns:mc="http://schemas.openxmlformats.org/markup-compatibility/2006" xmlns:r="http://schemas.openxmlformats.org/officeDocument/2006/relationships" xmlns:w="http://schemas.openxmlformats.org/wordprocessingml/2006/main" xmlns:w14="http://schemas.microsoft.com/office/word/2010/wordml" xmlns:w15="http://schemas.microsoft.com/office/word/2012/wordml" mc:Ignorable="w14 w15">
+<w:styles xmlns:mc="http://schemas.openxmlformats.org/markup-compatibility/2006" xmlns:r="http://schemas.openxmlformats.org/officeDocument/2006/relationships" xmlns:w="http://schemas.openxmlformats.org/wordprocessingml/2006/main" xmlns:w14="http://schemas.microsoft.com/office/word/2010/wordml" xmlns:w15="http://schemas.microsoft.com/office/word/2012/wordml" xmlns:w16cex="http://schemas.microsoft.com/office/word/2018/wordml/cex" xmlns:w16cid="http://schemas.microsoft.com/office/word/2016/wordml/cid" xmlns:w16="http://schemas.microsoft.com/office/word/2018/wordml" xmlns:w16du="http://schemas.microsoft.com/office/word/2023/wordml/word16du" xmlns:w16sdtdh="http://schemas.microsoft.com/office/word/2020/wordml/sdtdatahash" xmlns:w16sdtfl="http://schemas.microsoft.com/office/word/2024/wordml/sdtformatlock" xmlns:w16se="http://schemas.microsoft.com/office/word/2015/wordml/symex" mc:Ignorable="w14 w15 w16se w16cid w16 w16cex w16sdtdh w16sdtfl w16du">
   <w:docDefaults>
     <w:rPrDefault>
       <w:rPr>
@@ -12431,7 +17540,7 @@
       </w:pPr>
     </w:pPrDefault>
   </w:docDefaults>
-  <w:latentStyles w:defLockedState="0" w:defUIPriority="99" w:defSemiHidden="0" w:defUnhideWhenUsed="0" w:defQFormat="0" w:count="371">
+  <w:latentStyles w:defLockedState="0" w:defUIPriority="99" w:defSemiHidden="0" w:defUnhideWhenUsed="0" w:defQFormat="0" w:count="376">
     <w:lsdException w:name="Normal" w:uiPriority="0" w:qFormat="1"/>
     <w:lsdException w:name="heading 1" w:uiPriority="9" w:qFormat="1"/>
     <w:lsdException w:name="heading 2" w:semiHidden="1" w:uiPriority="9" w:unhideWhenUsed="1" w:qFormat="1"/>
@@ -12803,6 +17912,11 @@
     <w:lsdException w:name="List Table 5 Dark Accent 6" w:uiPriority="50"/>
     <w:lsdException w:name="List Table 6 Colorful Accent 6" w:uiPriority="51"/>
     <w:lsdException w:name="List Table 7 Colorful Accent 6" w:uiPriority="52"/>
+    <w:lsdException w:name="Mention" w:semiHidden="1" w:unhideWhenUsed="1"/>
+    <w:lsdException w:name="Smart Hyperlink" w:semiHidden="1" w:unhideWhenUsed="1"/>
+    <w:lsdException w:name="Hashtag" w:semiHidden="1" w:unhideWhenUsed="1"/>
+    <w:lsdException w:name="Unresolved Mention" w:semiHidden="1" w:unhideWhenUsed="1"/>
+    <w:lsdException w:name="Smart Link" w:semiHidden="1" w:unhideWhenUsed="1"/>
   </w:latentStyles>
   <w:style w:type="paragraph" w:default="1" w:styleId="Normal">
     <w:name w:val="Normal"/>
@@ -12857,10 +17971,31 @@
       <w:szCs w:val="26"/>
     </w:rPr>
   </w:style>
+  <w:style w:type="paragraph" w:styleId="Heading3">
+    <w:name w:val="heading 3"/>
+    <w:basedOn w:val="Normal"/>
+    <w:next w:val="Normal"/>
+    <w:link w:val="Heading3Char"/>
+    <w:uiPriority w:val="9"/>
+    <w:semiHidden/>
+    <w:unhideWhenUsed/>
+    <w:qFormat/>
+    <w:rsid w:val="001B1000"/>
+    <w:pPr>
+      <w:keepNext/>
+      <w:keepLines/>
+      <w:spacing w:before="40" w:after="0"/>
+      <w:outlineLvl w:val="2"/>
+    </w:pPr>
+    <w:rPr>
+      <w:rFonts w:asciiTheme="majorHAnsi" w:eastAsiaTheme="majorEastAsia" w:hAnsiTheme="majorHAnsi" w:cstheme="majorBidi"/>
+      <w:color w:val="1F3763" w:themeColor="accent1" w:themeShade="7F"/>
+      <w:szCs w:val="24"/>
+    </w:rPr>
+  </w:style>
   <w:style w:type="character" w:default="1" w:styleId="DefaultParagraphFont">
     <w:name w:val="Default Paragraph Font"/>
     <w:uiPriority w:val="1"/>
-    <w:semiHidden/>
     <w:unhideWhenUsed/>
   </w:style>
   <w:style w:type="table" w:default="1" w:styleId="TableNormal">
@@ -12893,7 +18028,6 @@
       <w:spacing w:after="0" w:line="240" w:lineRule="auto"/>
     </w:pPr>
     <w:tblPr>
-      <w:tblInd w:w="0" w:type="dxa"/>
       <w:tblBorders>
         <w:top w:val="single" w:sz="4" w:space="0" w:color="auto"/>
         <w:left w:val="single" w:sz="4" w:space="0" w:color="auto"/>
@@ -12902,12 +18036,6 @@
         <w:insideH w:val="single" w:sz="4" w:space="0" w:color="auto"/>
         <w:insideV w:val="single" w:sz="4" w:space="0" w:color="auto"/>
       </w:tblBorders>
-      <w:tblCellMar>
-        <w:top w:w="0" w:type="dxa"/>
-        <w:left w:w="108" w:type="dxa"/>
-        <w:bottom w:w="0" w:type="dxa"/>
-        <w:right w:w="108" w:type="dxa"/>
-      </w:tblCellMar>
     </w:tblPr>
   </w:style>
   <w:style w:type="character" w:styleId="PlaceholderText">
@@ -13096,19 +18224,12 @@
     <w:tblPr>
       <w:tblStyleRowBandSize w:val="1"/>
       <w:tblStyleColBandSize w:val="1"/>
-      <w:tblInd w:w="0" w:type="dxa"/>
       <w:tblBorders>
         <w:top w:val="single" w:sz="4" w:space="0" w:color="000000" w:themeColor="text1"/>
         <w:left w:val="single" w:sz="4" w:space="0" w:color="000000" w:themeColor="text1"/>
         <w:bottom w:val="single" w:sz="4" w:space="0" w:color="000000" w:themeColor="text1"/>
         <w:right w:val="single" w:sz="4" w:space="0" w:color="000000" w:themeColor="text1"/>
       </w:tblBorders>
-      <w:tblCellMar>
-        <w:top w:w="0" w:type="dxa"/>
-        <w:left w:w="108" w:type="dxa"/>
-        <w:bottom w:w="0" w:type="dxa"/>
-        <w:right w:w="108" w:type="dxa"/>
-      </w:tblCellMar>
     </w:tblPr>
     <w:tblStylePr w:type="firstRow">
       <w:rPr>
@@ -13227,7 +18348,6 @@
     <w:tblPr>
       <w:tblStyleRowBandSize w:val="1"/>
       <w:tblStyleColBandSize w:val="1"/>
-      <w:tblInd w:w="0" w:type="dxa"/>
       <w:tblBorders>
         <w:top w:val="single" w:sz="4" w:space="0" w:color="999999" w:themeColor="text1" w:themeTint="66"/>
         <w:left w:val="single" w:sz="4" w:space="0" w:color="999999" w:themeColor="text1" w:themeTint="66"/>
@@ -13236,12 +18356,6 @@
         <w:insideH w:val="single" w:sz="4" w:space="0" w:color="999999" w:themeColor="text1" w:themeTint="66"/>
         <w:insideV w:val="single" w:sz="4" w:space="0" w:color="999999" w:themeColor="text1" w:themeTint="66"/>
       </w:tblBorders>
-      <w:tblCellMar>
-        <w:top w:w="0" w:type="dxa"/>
-        <w:left w:w="108" w:type="dxa"/>
-        <w:bottom w:w="0" w:type="dxa"/>
-        <w:right w:w="108" w:type="dxa"/>
-      </w:tblCellMar>
     </w:tblPr>
     <w:tblStylePr w:type="firstRow">
       <w:rPr>
@@ -13322,11 +18436,39 @@
       <w:lang w:val="en-GB"/>
     </w:rPr>
   </w:style>
+  <w:style w:type="paragraph" w:customStyle="1" w:styleId="isselectedend">
+    <w:name w:val="isselectedend"/>
+    <w:basedOn w:val="Normal"/>
+    <w:rsid w:val="00BA47F5"/>
+    <w:pPr>
+      <w:spacing w:before="100" w:beforeAutospacing="1" w:after="100" w:afterAutospacing="1" w:line="240" w:lineRule="auto"/>
+    </w:pPr>
+    <w:rPr>
+      <w:rFonts w:eastAsia="Times New Roman" w:cs="Times New Roman"/>
+      <w:szCs w:val="24"/>
+      <w:lang w:val="en-US"/>
+    </w:rPr>
+  </w:style>
+  <w:style w:type="character" w:customStyle="1" w:styleId="Heading3Char">
+    <w:name w:val="Heading 3 Char"/>
+    <w:basedOn w:val="DefaultParagraphFont"/>
+    <w:link w:val="Heading3"/>
+    <w:uiPriority w:val="9"/>
+    <w:semiHidden/>
+    <w:rsid w:val="001B1000"/>
+    <w:rPr>
+      <w:rFonts w:asciiTheme="majorHAnsi" w:eastAsiaTheme="majorEastAsia" w:hAnsiTheme="majorHAnsi" w:cstheme="majorBidi"/>
+      <w:color w:val="1F3763" w:themeColor="accent1" w:themeShade="7F"/>
+      <w:sz w:val="24"/>
+      <w:szCs w:val="24"/>
+      <w:lang w:val="en-GB"/>
+    </w:rPr>
+  </w:style>
 </w:styles>
 </file>
 
 <file path=word/glossary/document.xml><?xml version="1.0" encoding="utf-8"?>
-<w:glossaryDocument xmlns:wpc="http://schemas.microsoft.com/office/word/2010/wordprocessingCanvas" xmlns:mc="http://schemas.openxmlformats.org/markup-compatibility/2006" xmlns:o="urn:schemas-microsoft-com:office:office" xmlns:r="http://schemas.openxmlformats.org/officeDocument/2006/relationships" xmlns:m="http://schemas.openxmlformats.org/officeDocument/2006/math" xmlns:v="urn:schemas-microsoft-com:vml" xmlns:wp14="http://schemas.microsoft.com/office/word/2010/wordprocessingDrawing" xmlns:wp="http://schemas.openxmlformats.org/drawingml/2006/wordprocessingDrawing" xmlns:w10="urn:schemas-microsoft-com:office:word" xmlns:w="http://schemas.openxmlformats.org/wordprocessingml/2006/main" xmlns:w14="http://schemas.microsoft.com/office/word/2010/wordml" xmlns:w15="http://schemas.microsoft.com/office/word/2012/wordml" xmlns:wpg="http://schemas.microsoft.com/office/word/2010/wordprocessingGroup" xmlns:wpi="http://schemas.microsoft.com/office/word/2010/wordprocessingInk" xmlns:wne="http://schemas.microsoft.com/office/word/2006/wordml" xmlns:wps="http://schemas.microsoft.com/office/word/2010/wordprocessingShape" mc:Ignorable="w14 w15 wp14">
+<w:glossaryDocument xmlns:wpc="http://schemas.microsoft.com/office/word/2010/wordprocessingCanvas" xmlns:cx="http://schemas.microsoft.com/office/drawing/2014/chartex" xmlns:cx1="http://schemas.microsoft.com/office/drawing/2015/9/8/chartex" xmlns:cx2="http://schemas.microsoft.com/office/drawing/2015/10/21/chartex" xmlns:cx3="http://schemas.microsoft.com/office/drawing/2016/5/9/chartex" xmlns:cx4="http://schemas.microsoft.com/office/drawing/2016/5/10/chartex" xmlns:cx5="http://schemas.microsoft.com/office/drawing/2016/5/11/chartex" xmlns:cx6="http://schemas.microsoft.com/office/drawing/2016/5/12/chartex" xmlns:cx7="http://schemas.microsoft.com/office/drawing/2016/5/13/chartex" xmlns:cx8="http://schemas.microsoft.com/office/drawing/2016/5/14/chartex" xmlns:mc="http://schemas.openxmlformats.org/markup-compatibility/2006" xmlns:aink="http://schemas.microsoft.com/office/drawing/2016/ink" xmlns:am3d="http://schemas.microsoft.com/office/drawing/2017/model3d" xmlns:o="urn:schemas-microsoft-com:office:office" xmlns:oel="http://schemas.microsoft.com/office/2019/extlst" xmlns:r="http://schemas.openxmlformats.org/officeDocument/2006/relationships" xmlns:m="http://schemas.openxmlformats.org/officeDocument/2006/math" xmlns:v="urn:schemas-microsoft-com:vml" xmlns:wp14="http://schemas.microsoft.com/office/word/2010/wordprocessingDrawing" xmlns:wp="http://schemas.openxmlformats.org/drawingml/2006/wordprocessingDrawing" xmlns:w10="urn:schemas-microsoft-com:office:word" xmlns:w="http://schemas.openxmlformats.org/wordprocessingml/2006/main" xmlns:w14="http://schemas.microsoft.com/office/word/2010/wordml" xmlns:w15="http://schemas.microsoft.com/office/word/2012/wordml" xmlns:w16cex="http://schemas.microsoft.com/office/word/2018/wordml/cex" xmlns:w16cid="http://schemas.microsoft.com/office/word/2016/wordml/cid" xmlns:w16="http://schemas.microsoft.com/office/word/2018/wordml" xmlns:w16du="http://schemas.microsoft.com/office/word/2023/wordml/word16du" xmlns:w16sdtdh="http://schemas.microsoft.com/office/word/2020/wordml/sdtdatahash" xmlns:w16sdtfl="http://schemas.microsoft.com/office/word/2024/wordml/sdtformatlock" xmlns:w16se="http://schemas.microsoft.com/office/word/2015/wordml/symex" xmlns:wpg="http://schemas.microsoft.com/office/word/2010/wordprocessingGroup" xmlns:wpi="http://schemas.microsoft.com/office/word/2010/wordprocessingInk" xmlns:wne="http://schemas.microsoft.com/office/word/2006/wordml" xmlns:wps="http://schemas.microsoft.com/office/word/2010/wordprocessingShape" mc:Ignorable="w14 w15 w16se w16cid w16 w16cex w16sdtdh w16sdtfl w16du wp14">
   <w:docParts>
     <w:docPart>
       <w:docPartPr>
@@ -13362,7 +18504,7 @@
 </file>
 
 <file path=word/glossary/fontTable.xml><?xml version="1.0" encoding="utf-8"?>
-<w:fonts xmlns:mc="http://schemas.openxmlformats.org/markup-compatibility/2006" xmlns:r="http://schemas.openxmlformats.org/officeDocument/2006/relationships" xmlns:w="http://schemas.openxmlformats.org/wordprocessingml/2006/main" xmlns:w14="http://schemas.microsoft.com/office/word/2010/wordml" xmlns:w15="http://schemas.microsoft.com/office/word/2012/wordml" mc:Ignorable="w14 w15">
+<w:fonts xmlns:mc="http://schemas.openxmlformats.org/markup-compatibility/2006" xmlns:r="http://schemas.openxmlformats.org/officeDocument/2006/relationships" xmlns:w="http://schemas.openxmlformats.org/wordprocessingml/2006/main" xmlns:w14="http://schemas.microsoft.com/office/word/2010/wordml" xmlns:w15="http://schemas.microsoft.com/office/word/2012/wordml" xmlns:w16cex="http://schemas.microsoft.com/office/word/2018/wordml/cex" xmlns:w16cid="http://schemas.microsoft.com/office/word/2016/wordml/cid" xmlns:w16="http://schemas.microsoft.com/office/word/2018/wordml" xmlns:w16du="http://schemas.microsoft.com/office/word/2023/wordml/word16du" xmlns:w16sdtdh="http://schemas.microsoft.com/office/word/2020/wordml/sdtdatahash" xmlns:w16sdtfl="http://schemas.microsoft.com/office/word/2024/wordml/sdtformatlock" xmlns:w16se="http://schemas.microsoft.com/office/word/2015/wordml/symex" mc:Ignorable="w14 w15 w16se w16cid w16 w16cex w16sdtdh w16sdtfl w16du">
   <w:font w:name="Symbol">
     <w:panose1 w:val="05050102010706020507"/>
     <w:charset w:val="02"/>
@@ -13398,6 +18540,13 @@
     <w:pitch w:val="variable"/>
     <w:sig w:usb0="E4002EFF" w:usb1="C200247B" w:usb2="00000009" w:usb3="00000000" w:csb0="000001FF" w:csb1="00000000"/>
   </w:font>
+  <w:font w:name="Calibri Light">
+    <w:panose1 w:val="020F0302020204030204"/>
+    <w:charset w:val="00"/>
+    <w:family w:val="swiss"/>
+    <w:pitch w:val="variable"/>
+    <w:sig w:usb0="E4002EFF" w:usb1="C200247B" w:usb2="00000009" w:usb3="00000000" w:csb0="000001FF" w:csb1="00000000"/>
+  </w:font>
   <w:font w:name="Tahoma">
     <w:panose1 w:val="020B0604030504040204"/>
     <w:charset w:val="00"/>
@@ -13405,18 +18554,18 @@
     <w:pitch w:val="variable"/>
     <w:sig w:usb0="E1002EFF" w:usb1="C000605B" w:usb2="00000029" w:usb3="00000000" w:csb0="000101FF" w:csb1="00000000"/>
   </w:font>
-  <w:font w:name="Calibri Light">
-    <w:panose1 w:val="020F0302020204030204"/>
+  <w:font w:name="Georgia">
+    <w:panose1 w:val="02040502050405020303"/>
     <w:charset w:val="00"/>
-    <w:family w:val="swiss"/>
+    <w:family w:val="roman"/>
     <w:pitch w:val="variable"/>
-    <w:sig w:usb0="E4002EFF" w:usb1="C200247B" w:usb2="00000009" w:usb3="00000000" w:csb0="000001FF" w:csb1="00000000"/>
+    <w:sig w:usb0="00000287" w:usb1="00000000" w:usb2="00000000" w:usb3="00000000" w:csb0="0000009F" w:csb1="00000000"/>
   </w:font>
 </w:fonts>
 </file>
 
 <file path=word/glossary/settings.xml><?xml version="1.0" encoding="utf-8"?>
-<w:settings xmlns:mc="http://schemas.openxmlformats.org/markup-compatibility/2006" xmlns:o="urn:schemas-microsoft-com:office:office" xmlns:r="http://schemas.openxmlformats.org/officeDocument/2006/relationships" xmlns:m="http://schemas.openxmlformats.org/officeDocument/2006/math" xmlns:v="urn:schemas-microsoft-com:vml" xmlns:w10="urn:schemas-microsoft-com:office:word" xmlns:w="http://schemas.openxmlformats.org/wordprocessingml/2006/main" xmlns:w14="http://schemas.microsoft.com/office/word/2010/wordml" xmlns:w15="http://schemas.microsoft.com/office/word/2012/wordml" xmlns:sl="http://schemas.openxmlformats.org/schemaLibrary/2006/main" mc:Ignorable="w14 w15">
+<w:settings xmlns:mc="http://schemas.openxmlformats.org/markup-compatibility/2006" xmlns:o="urn:schemas-microsoft-com:office:office" xmlns:r="http://schemas.openxmlformats.org/officeDocument/2006/relationships" xmlns:m="http://schemas.openxmlformats.org/officeDocument/2006/math" xmlns:v="urn:schemas-microsoft-com:vml" xmlns:w10="urn:schemas-microsoft-com:office:word" xmlns:w="http://schemas.openxmlformats.org/wordprocessingml/2006/main" xmlns:w14="http://schemas.microsoft.com/office/word/2010/wordml" xmlns:w15="http://schemas.microsoft.com/office/word/2012/wordml" xmlns:w16cex="http://schemas.microsoft.com/office/word/2018/wordml/cex" xmlns:w16cid="http://schemas.microsoft.com/office/word/2016/wordml/cid" xmlns:w16="http://schemas.microsoft.com/office/word/2018/wordml" xmlns:w16du="http://schemas.microsoft.com/office/word/2023/wordml/word16du" xmlns:w16sdtdh="http://schemas.microsoft.com/office/word/2020/wordml/sdtdatahash" xmlns:w16sdtfl="http://schemas.microsoft.com/office/word/2024/wordml/sdtformatlock" xmlns:w16se="http://schemas.microsoft.com/office/word/2015/wordml/symex" xmlns:sl="http://schemas.openxmlformats.org/schemaLibrary/2006/main" mc:Ignorable="w14 w15 w16se w16cid w16 w16cex w16sdtdh w16sdtfl w16du">
   <w:view w:val="normal"/>
   <w:defaultTabStop w:val="720"/>
   <w:characterSpacingControl w:val="doNotCompress"/>
@@ -13426,22 +18575,29 @@
     <w:compatSetting w:name="overrideTableStyleFontSizeAndJustification" w:uri="http://schemas.microsoft.com/office/word" w:val="1"/>
     <w:compatSetting w:name="enableOpenTypeFeatures" w:uri="http://schemas.microsoft.com/office/word" w:val="1"/>
     <w:compatSetting w:name="doNotFlipMirrorIndents" w:uri="http://schemas.microsoft.com/office/word" w:val="1"/>
+    <w:compatSetting w:name="useWord2013TrackBottomHyphenation" w:uri="http://schemas.microsoft.com/office/word" w:val="1"/>
   </w:compat>
   <w:rsids>
     <w:rsidRoot w:val="001B1BB0"/>
     <w:rsid w:val="000F3C26"/>
     <w:rsid w:val="001300FF"/>
     <w:rsid w:val="001B1BB0"/>
+    <w:rsid w:val="003212F4"/>
     <w:rsid w:val="0035202E"/>
+    <w:rsid w:val="003708ED"/>
     <w:rsid w:val="005047B6"/>
     <w:rsid w:val="00586AAF"/>
     <w:rsid w:val="005A53D4"/>
     <w:rsid w:val="00632E6A"/>
     <w:rsid w:val="00743365"/>
     <w:rsid w:val="007C12A3"/>
+    <w:rsid w:val="008A5352"/>
+    <w:rsid w:val="009308D6"/>
+    <w:rsid w:val="00A65DB8"/>
     <w:rsid w:val="00B43994"/>
     <w:rsid w:val="00C4473B"/>
     <w:rsid w:val="00C86294"/>
+    <w:rsid w:val="00D458CD"/>
     <w:rsid w:val="00D45CFF"/>
     <w:rsid w:val="00DA309B"/>
     <w:rsid w:val="00DD3B45"/>
@@ -13472,7 +18628,7 @@
 </file>
 
 <file path=word/glossary/styles.xml><?xml version="1.0" encoding="utf-8"?>
-<w:styles xmlns:mc="http://schemas.openxmlformats.org/markup-compatibility/2006" xmlns:r="http://schemas.openxmlformats.org/officeDocument/2006/relationships" xmlns:w="http://schemas.openxmlformats.org/wordprocessingml/2006/main" xmlns:w14="http://schemas.microsoft.com/office/word/2010/wordml" xmlns:w15="http://schemas.microsoft.com/office/word/2012/wordml" mc:Ignorable="w14 w15">
+<w:styles xmlns:mc="http://schemas.openxmlformats.org/markup-compatibility/2006" xmlns:r="http://schemas.openxmlformats.org/officeDocument/2006/relationships" xmlns:w="http://schemas.openxmlformats.org/wordprocessingml/2006/main" xmlns:w14="http://schemas.microsoft.com/office/word/2010/wordml" xmlns:w15="http://schemas.microsoft.com/office/word/2012/wordml" xmlns:w16cex="http://schemas.microsoft.com/office/word/2018/wordml/cex" xmlns:w16cid="http://schemas.microsoft.com/office/word/2016/wordml/cid" xmlns:w16="http://schemas.microsoft.com/office/word/2018/wordml" xmlns:w16du="http://schemas.microsoft.com/office/word/2023/wordml/word16du" xmlns:w16sdtdh="http://schemas.microsoft.com/office/word/2020/wordml/sdtdatahash" xmlns:w16sdtfl="http://schemas.microsoft.com/office/word/2024/wordml/sdtformatlock" xmlns:w16se="http://schemas.microsoft.com/office/word/2015/wordml/symex" mc:Ignorable="w14 w15 w16se w16cid w16 w16cex w16sdtdh w16sdtfl w16du">
   <w:docDefaults>
     <w:rPrDefault>
       <w:rPr>
@@ -13488,7 +18644,7 @@
       </w:pPr>
     </w:pPrDefault>
   </w:docDefaults>
-  <w:latentStyles w:defLockedState="0" w:defUIPriority="99" w:defSemiHidden="0" w:defUnhideWhenUsed="0" w:defQFormat="0" w:count="371">
+  <w:latentStyles w:defLockedState="0" w:defUIPriority="99" w:defSemiHidden="0" w:defUnhideWhenUsed="0" w:defQFormat="0" w:count="376">
     <w:lsdException w:name="Normal" w:uiPriority="0" w:qFormat="1"/>
     <w:lsdException w:name="heading 1" w:uiPriority="9" w:qFormat="1"/>
     <w:lsdException w:name="heading 2" w:semiHidden="1" w:uiPriority="9" w:unhideWhenUsed="1" w:qFormat="1"/>
@@ -13860,6 +19016,11 @@
     <w:lsdException w:name="List Table 5 Dark Accent 6" w:uiPriority="50"/>
     <w:lsdException w:name="List Table 6 Colorful Accent 6" w:uiPriority="51"/>
     <w:lsdException w:name="List Table 7 Colorful Accent 6" w:uiPriority="52"/>
+    <w:lsdException w:name="Mention" w:semiHidden="1" w:unhideWhenUsed="1"/>
+    <w:lsdException w:name="Smart Hyperlink" w:semiHidden="1" w:unhideWhenUsed="1"/>
+    <w:lsdException w:name="Hashtag" w:semiHidden="1" w:unhideWhenUsed="1"/>
+    <w:lsdException w:name="Unresolved Mention" w:semiHidden="1" w:unhideWhenUsed="1"/>
+    <w:lsdException w:name="Smart Link" w:semiHidden="1" w:unhideWhenUsed="1"/>
   </w:latentStyles>
   <w:style w:type="paragraph" w:default="1" w:styleId="Normal">
     <w:name w:val="Normal"/>
@@ -13906,15 +19067,11 @@
     <w:name w:val="272C1A22B7244BE3AEDB1C3778ACA723"/>
     <w:rsid w:val="001B1BB0"/>
   </w:style>
-  <w:style w:type="paragraph" w:customStyle="1" w:styleId="B60308EA4A03407396F90736BAE58D5C">
-    <w:name w:val="B60308EA4A03407396F90736BAE58D5C"/>
-    <w:rsid w:val="001B1BB0"/>
-  </w:style>
 </w:styles>
 </file>
 
 <file path=word/glossary/webSettings.xml><?xml version="1.0" encoding="utf-8"?>
-<w:webSettings xmlns:mc="http://schemas.openxmlformats.org/markup-compatibility/2006" xmlns:r="http://schemas.openxmlformats.org/officeDocument/2006/relationships" xmlns:w="http://schemas.openxmlformats.org/wordprocessingml/2006/main" xmlns:w14="http://schemas.microsoft.com/office/word/2010/wordml" xmlns:w15="http://schemas.microsoft.com/office/word/2012/wordml" mc:Ignorable="w14 w15">
+<w:webSettings xmlns:mc="http://schemas.openxmlformats.org/markup-compatibility/2006" xmlns:r="http://schemas.openxmlformats.org/officeDocument/2006/relationships" xmlns:w="http://schemas.openxmlformats.org/wordprocessingml/2006/main" xmlns:w14="http://schemas.microsoft.com/office/word/2010/wordml" xmlns:w15="http://schemas.microsoft.com/office/word/2012/wordml" xmlns:w16cex="http://schemas.microsoft.com/office/word/2018/wordml/cex" xmlns:w16cid="http://schemas.microsoft.com/office/word/2016/wordml/cid" xmlns:w16="http://schemas.microsoft.com/office/word/2018/wordml" xmlns:w16du="http://schemas.microsoft.com/office/word/2023/wordml/word16du" xmlns:w16sdtdh="http://schemas.microsoft.com/office/word/2020/wordml/sdtdatahash" xmlns:w16sdtfl="http://schemas.microsoft.com/office/word/2024/wordml/sdtformatlock" xmlns:w16se="http://schemas.microsoft.com/office/word/2015/wordml/symex" mc:Ignorable="w14 w15 w16se w16cid w16 w16cex w16sdtdh w16sdtfl w16du">
   <w:optimizeForBrowser/>
   <w:allowPNG/>
 </w:webSettings>
@@ -14216,9 +19373,12 @@
 </file>
 
 <file path=customXml/item1.xml><?xml version="1.0" encoding="utf-8"?>
-<p:properties xmlns:p="http://schemas.microsoft.com/office/2006/metadata/properties" xmlns:xsi="http://www.w3.org/2001/XMLSchema-instance" xmlns:pc="http://schemas.microsoft.com/office/infopath/2007/PartnerControls">
-  <documentManagement/>
-</p:properties>
+<?mso-contentType ?>
+<FormTemplates xmlns="http://schemas.microsoft.com/sharepoint/v3/contenttype/forms">
+  <Display>DocumentLibraryForm</Display>
+  <Edit>DocumentLibraryForm</Edit>
+  <New>DocumentLibraryForm</New>
+</FormTemplates>
 </file>
 
 <file path=customXml/item2.xml><?xml version="1.0" encoding="utf-8"?>
@@ -14406,12 +19566,9 @@
 </file>
 
 <file path=customXml/item3.xml><?xml version="1.0" encoding="utf-8"?>
-<?mso-contentType ?>
-<FormTemplates xmlns="http://schemas.microsoft.com/sharepoint/v3/contenttype/forms">
-  <Display>DocumentLibraryForm</Display>
-  <Edit>DocumentLibraryForm</Edit>
-  <New>DocumentLibraryForm</New>
-</FormTemplates>
+<p:properties xmlns:p="http://schemas.microsoft.com/office/2006/metadata/properties" xmlns:xsi="http://www.w3.org/2001/XMLSchema-instance" xmlns:pc="http://schemas.microsoft.com/office/infopath/2007/PartnerControls">
+  <documentManagement/>
+</p:properties>
 </file>
 
 <file path=customXml/item4.xml><?xml version="1.0" encoding="utf-8"?>
@@ -14419,10 +19576,9 @@
 </file>
 
 <file path=customXml/itemProps1.xml><?xml version="1.0" encoding="utf-8"?>
-<ds:datastoreItem xmlns:ds="http://schemas.openxmlformats.org/officeDocument/2006/customXml" ds:itemID="{279A32A1-94B8-4C38-AF26-42DBFF0B0D86}">
+<ds:datastoreItem xmlns:ds="http://schemas.openxmlformats.org/officeDocument/2006/customXml" ds:itemID="{56C44748-5791-4773-80AF-F953C3055353}">
   <ds:schemaRefs>
-    <ds:schemaRef ds:uri="http://schemas.microsoft.com/office/2006/metadata/properties"/>
-    <ds:schemaRef ds:uri="http://schemas.microsoft.com/office/infopath/2007/PartnerControls"/>
+    <ds:schemaRef ds:uri="http://schemas.microsoft.com/sharepoint/v3/contenttype/forms"/>
   </ds:schemaRefs>
 </ds:datastoreItem>
 </file>
@@ -14446,9 +19602,10 @@
 </file>
 
 <file path=customXml/itemProps3.xml><?xml version="1.0" encoding="utf-8"?>
-<ds:datastoreItem xmlns:ds="http://schemas.openxmlformats.org/officeDocument/2006/customXml" ds:itemID="{56C44748-5791-4773-80AF-F953C3055353}">
+<ds:datastoreItem xmlns:ds="http://schemas.openxmlformats.org/officeDocument/2006/customXml" ds:itemID="{279A32A1-94B8-4C38-AF26-42DBFF0B0D86}">
   <ds:schemaRefs>
-    <ds:schemaRef ds:uri="http://schemas.microsoft.com/sharepoint/v3/contenttype/forms"/>
+    <ds:schemaRef ds:uri="http://schemas.microsoft.com/office/2006/metadata/properties"/>
+    <ds:schemaRef ds:uri="http://schemas.microsoft.com/office/infopath/2007/PartnerControls"/>
   </ds:schemaRefs>
 </ds:datastoreItem>
 </file>

--- a/final project report.docx
+++ b/final project report.docx
@@ -1,6 +1,6 @@
 
 <file path=word/document.xml><?xml version="1.0" encoding="utf-8"?>
-<w:document xmlns:wpc="http://schemas.microsoft.com/office/word/2010/wordprocessingCanvas" xmlns:cx="http://schemas.microsoft.com/office/drawing/2014/chartex" xmlns:cx1="http://schemas.microsoft.com/office/drawing/2015/9/8/chartex" xmlns:cx2="http://schemas.microsoft.com/office/drawing/2015/10/21/chartex" xmlns:cx3="http://schemas.microsoft.com/office/drawing/2016/5/9/chartex" xmlns:cx4="http://schemas.microsoft.com/office/drawing/2016/5/10/chartex" xmlns:cx5="http://schemas.microsoft.com/office/drawing/2016/5/11/chartex" xmlns:cx6="http://schemas.microsoft.com/office/drawing/2016/5/12/chartex" xmlns:cx7="http://schemas.microsoft.com/office/drawing/2016/5/13/chartex" xmlns:cx8="http://schemas.microsoft.com/office/drawing/2016/5/14/chartex" xmlns:mc="http://schemas.openxmlformats.org/markup-compatibility/2006" xmlns:aink="http://schemas.microsoft.com/office/drawing/2016/ink" xmlns:am3d="http://schemas.microsoft.com/office/drawing/2017/model3d" xmlns:o="urn:schemas-microsoft-com:office:office" xmlns:oel="http://schemas.microsoft.com/office/2019/extlst" xmlns:r="http://schemas.openxmlformats.org/officeDocument/2006/relationships" xmlns:m="http://schemas.openxmlformats.org/officeDocument/2006/math" xmlns:v="urn:schemas-microsoft-com:vml" xmlns:wp14="http://schemas.microsoft.com/office/word/2010/wordprocessingDrawing" xmlns:wp="http://schemas.openxmlformats.org/drawingml/2006/wordprocessingDrawing" xmlns:w10="urn:schemas-microsoft-com:office:word" xmlns:w="http://schemas.openxmlformats.org/wordprocessingml/2006/main" xmlns:w14="http://schemas.microsoft.com/office/word/2010/wordml" xmlns:w15="http://schemas.microsoft.com/office/word/2012/wordml" xmlns:w16cex="http://schemas.microsoft.com/office/word/2018/wordml/cex" xmlns:w16cid="http://schemas.microsoft.com/office/word/2016/wordml/cid" xmlns:w16="http://schemas.microsoft.com/office/word/2018/wordml" xmlns:w16du="http://schemas.microsoft.com/office/word/2023/wordml/word16du" xmlns:w16sdtdh="http://schemas.microsoft.com/office/word/2020/wordml/sdtdatahash" xmlns:w16sdtfl="http://schemas.microsoft.com/office/word/2024/wordml/sdtformatlock" xmlns:w16se="http://schemas.microsoft.com/office/word/2015/wordml/symex" xmlns:wpg="http://schemas.microsoft.com/office/word/2010/wordprocessingGroup" xmlns:wpi="http://schemas.microsoft.com/office/word/2010/wordprocessingInk" xmlns:wne="http://schemas.microsoft.com/office/word/2006/wordml" xmlns:wps="http://schemas.microsoft.com/office/word/2010/wordprocessingShape" mc:Ignorable="w14 w15 w16se w16cid w16 w16cex w16sdtdh w16sdtfl w16du wp14">
+<w:document xmlns:wpc="http://schemas.microsoft.com/office/word/2010/wordprocessingCanvas" xmlns:mc="http://schemas.openxmlformats.org/markup-compatibility/2006" xmlns:o="urn:schemas-microsoft-com:office:office" xmlns:r="http://schemas.openxmlformats.org/officeDocument/2006/relationships" xmlns:m="http://schemas.openxmlformats.org/officeDocument/2006/math" xmlns:v="urn:schemas-microsoft-com:vml" xmlns:wp14="http://schemas.microsoft.com/office/word/2010/wordprocessingDrawing" xmlns:wp="http://schemas.openxmlformats.org/drawingml/2006/wordprocessingDrawing" xmlns:w10="urn:schemas-microsoft-com:office:word" xmlns:w="http://schemas.openxmlformats.org/wordprocessingml/2006/main" xmlns:w14="http://schemas.microsoft.com/office/word/2010/wordml" xmlns:w15="http://schemas.microsoft.com/office/word/2012/wordml" xmlns:wpg="http://schemas.microsoft.com/office/word/2010/wordprocessingGroup" xmlns:wpi="http://schemas.microsoft.com/office/word/2010/wordprocessingInk" xmlns:wne="http://schemas.microsoft.com/office/word/2006/wordml" xmlns:wps="http://schemas.microsoft.com/office/word/2010/wordprocessingShape" mc:Ignorable="w14 w15 wp14">
   <w:body>
     <w:p>
       <w:pPr>
@@ -496,23 +496,7 @@
           <w:rFonts w:cs="Times New Roman"/>
           <w:szCs w:val="24"/>
         </w:rPr>
-        <w:t xml:space="preserve">Use </w:t>
-      </w:r>
-      <w:proofErr w:type="spellStart"/>
-      <w:r>
-        <w:rPr>
-          <w:rFonts w:cs="Times New Roman"/>
-          <w:szCs w:val="24"/>
-        </w:rPr>
-        <w:t>A4</w:t>
-      </w:r>
-      <w:proofErr w:type="spellEnd"/>
-      <w:r>
-        <w:rPr>
-          <w:rFonts w:cs="Times New Roman"/>
-          <w:szCs w:val="24"/>
-        </w:rPr>
-        <w:t xml:space="preserve"> size white paper and print only on single side of the paper.</w:t>
+        <w:t>Use A4 size white paper and print only on single side of the paper.</w:t>
       </w:r>
     </w:p>
     <w:p>
@@ -571,23 +555,7 @@
           <w:rFonts w:cs="Times New Roman"/>
           <w:szCs w:val="24"/>
         </w:rPr>
-        <w:t xml:space="preserve">Left side: </w:t>
-      </w:r>
-      <w:proofErr w:type="gramStart"/>
-      <w:r>
-        <w:rPr>
-          <w:rFonts w:cs="Times New Roman"/>
-          <w:szCs w:val="24"/>
-        </w:rPr>
-        <w:t>1.5 inch</w:t>
-      </w:r>
-      <w:proofErr w:type="gramEnd"/>
-      <w:r>
-        <w:rPr>
-          <w:rFonts w:cs="Times New Roman"/>
-          <w:szCs w:val="24"/>
-        </w:rPr>
-        <w:t>, Right side: 1 inch, Bottom: 1 inch, Top: 1 inch</w:t>
+        <w:t>Left side: 1.5 inch, Right side: 1 inch, Bottom: 1 inch, Top: 1 inch</w:t>
       </w:r>
     </w:p>
     <w:p>
@@ -652,62 +620,14 @@
           <w:rFonts w:cs="Times New Roman"/>
           <w:szCs w:val="24"/>
         </w:rPr>
-        <w:t xml:space="preserve">Space Before:  12 pt, After:  12 pt, </w:t>
-      </w:r>
-      <w:proofErr w:type="gramStart"/>
-      <w:r>
-        <w:rPr>
-          <w:rFonts w:cs="Times New Roman"/>
-          <w:szCs w:val="24"/>
-        </w:rPr>
-        <w:t>Keep</w:t>
-      </w:r>
-      <w:proofErr w:type="gramEnd"/>
-      <w:r>
-        <w:rPr>
-          <w:rFonts w:cs="Times New Roman"/>
-          <w:szCs w:val="24"/>
-        </w:rPr>
-        <w:t xml:space="preserve"> with next, </w:t>
-      </w:r>
-      <w:proofErr w:type="gramStart"/>
-      <w:r>
-        <w:rPr>
-          <w:rFonts w:cs="Times New Roman"/>
-          <w:szCs w:val="24"/>
-        </w:rPr>
-        <w:t>Keep</w:t>
-      </w:r>
-      <w:proofErr w:type="gramEnd"/>
-      <w:r>
-        <w:rPr>
-          <w:rFonts w:cs="Times New Roman"/>
-          <w:szCs w:val="24"/>
-        </w:rPr>
-        <w:t xml:space="preserve"> lines together</w:t>
-      </w:r>
-      <w:r>
-        <w:rPr>
-          <w:rFonts w:cs="Times New Roman"/>
-          <w:szCs w:val="24"/>
-        </w:rPr>
-        <w:t xml:space="preserve">, </w:t>
-      </w:r>
-      <w:proofErr w:type="gramStart"/>
-      <w:r>
-        <w:rPr>
-          <w:rFonts w:cs="Times New Roman"/>
-          <w:szCs w:val="24"/>
-        </w:rPr>
-        <w:t>Every</w:t>
-      </w:r>
-      <w:proofErr w:type="gramEnd"/>
-      <w:r>
-        <w:rPr>
-          <w:rFonts w:cs="Times New Roman"/>
-          <w:szCs w:val="24"/>
-        </w:rPr>
-        <w:t xml:space="preserve"> context word should start with Uppercase, </w:t>
+        <w:t>Space Before:  12 pt, After:  12 pt, Keep with next, Keep lines together</w:t>
+      </w:r>
+      <w:r>
+        <w:rPr>
+          <w:rFonts w:cs="Times New Roman"/>
+          <w:szCs w:val="24"/>
+        </w:rPr>
+        <w:t xml:space="preserve">, Every context word should start with Uppercase, </w:t>
       </w:r>
     </w:p>
     <w:p>
@@ -731,62 +651,14 @@
           <w:rFonts w:cs="Times New Roman"/>
           <w:szCs w:val="24"/>
         </w:rPr>
-        <w:t xml:space="preserve">Space Before:  12 pt, After:  12 pt, </w:t>
-      </w:r>
-      <w:proofErr w:type="gramStart"/>
-      <w:r>
-        <w:rPr>
-          <w:rFonts w:cs="Times New Roman"/>
-          <w:szCs w:val="24"/>
-        </w:rPr>
-        <w:t>Keep</w:t>
-      </w:r>
-      <w:proofErr w:type="gramEnd"/>
-      <w:r>
-        <w:rPr>
-          <w:rFonts w:cs="Times New Roman"/>
-          <w:szCs w:val="24"/>
-        </w:rPr>
-        <w:t xml:space="preserve"> with next, </w:t>
-      </w:r>
-      <w:proofErr w:type="gramStart"/>
-      <w:r>
-        <w:rPr>
-          <w:rFonts w:cs="Times New Roman"/>
-          <w:szCs w:val="24"/>
-        </w:rPr>
-        <w:t>Keep</w:t>
-      </w:r>
-      <w:proofErr w:type="gramEnd"/>
-      <w:r>
-        <w:rPr>
-          <w:rFonts w:cs="Times New Roman"/>
-          <w:szCs w:val="24"/>
-        </w:rPr>
-        <w:t xml:space="preserve"> lines together</w:t>
-      </w:r>
-      <w:r>
-        <w:rPr>
-          <w:rFonts w:cs="Times New Roman"/>
-          <w:szCs w:val="24"/>
-        </w:rPr>
-        <w:t xml:space="preserve">, </w:t>
-      </w:r>
-      <w:proofErr w:type="gramStart"/>
-      <w:r>
-        <w:rPr>
-          <w:rFonts w:cs="Times New Roman"/>
-          <w:szCs w:val="24"/>
-        </w:rPr>
-        <w:t>Every</w:t>
-      </w:r>
-      <w:proofErr w:type="gramEnd"/>
-      <w:r>
-        <w:rPr>
-          <w:rFonts w:cs="Times New Roman"/>
-          <w:szCs w:val="24"/>
-        </w:rPr>
-        <w:t xml:space="preserve"> context word should start with Uppercase</w:t>
+        <w:t>Space Before:  12 pt, After:  12 pt, Keep with next, Keep lines together</w:t>
+      </w:r>
+      <w:r>
+        <w:rPr>
+          <w:rFonts w:cs="Times New Roman"/>
+          <w:szCs w:val="24"/>
+        </w:rPr>
+        <w:t>, Every context word should start with Uppercase</w:t>
       </w:r>
     </w:p>
     <w:p>
@@ -810,78 +682,14 @@
           <w:rFonts w:cs="Times New Roman"/>
           <w:szCs w:val="24"/>
         </w:rPr>
-        <w:t xml:space="preserve">Space Before:  6 pt, After:  6 pt, </w:t>
-      </w:r>
-      <w:proofErr w:type="gramStart"/>
-      <w:r>
-        <w:rPr>
-          <w:rFonts w:cs="Times New Roman"/>
-          <w:szCs w:val="24"/>
-        </w:rPr>
-        <w:t>Keep</w:t>
-      </w:r>
-      <w:proofErr w:type="gramEnd"/>
-      <w:r>
-        <w:rPr>
-          <w:rFonts w:cs="Times New Roman"/>
-          <w:szCs w:val="24"/>
-        </w:rPr>
-        <w:t xml:space="preserve"> with next, </w:t>
-      </w:r>
-      <w:proofErr w:type="gramStart"/>
-      <w:r>
-        <w:rPr>
-          <w:rFonts w:cs="Times New Roman"/>
-          <w:szCs w:val="24"/>
-        </w:rPr>
-        <w:t>Keep</w:t>
-      </w:r>
-      <w:proofErr w:type="gramEnd"/>
-      <w:r>
-        <w:rPr>
-          <w:rFonts w:cs="Times New Roman"/>
-          <w:szCs w:val="24"/>
-        </w:rPr>
-        <w:t xml:space="preserve"> lines </w:t>
-      </w:r>
-      <w:proofErr w:type="gramStart"/>
-      <w:r>
-        <w:rPr>
-          <w:rFonts w:cs="Times New Roman"/>
-          <w:szCs w:val="24"/>
-        </w:rPr>
-        <w:t xml:space="preserve">together </w:t>
-      </w:r>
-      <w:r>
-        <w:rPr>
-          <w:rFonts w:cs="Times New Roman"/>
-          <w:szCs w:val="24"/>
-        </w:rPr>
-        <w:t>,</w:t>
-      </w:r>
-      <w:proofErr w:type="gramEnd"/>
-      <w:r>
-        <w:rPr>
-          <w:rFonts w:cs="Times New Roman"/>
-          <w:szCs w:val="24"/>
-        </w:rPr>
-        <w:t xml:space="preserve"> </w:t>
-      </w:r>
-      <w:proofErr w:type="gramStart"/>
-      <w:r>
-        <w:rPr>
-          <w:rFonts w:cs="Times New Roman"/>
-          <w:szCs w:val="24"/>
-        </w:rPr>
-        <w:t>Every</w:t>
-      </w:r>
-      <w:proofErr w:type="gramEnd"/>
-      <w:r>
-        <w:rPr>
-          <w:rFonts w:cs="Times New Roman"/>
-          <w:szCs w:val="24"/>
-        </w:rPr>
-        <w:t xml:space="preserve"> context word should start with Uppercase</w:t>
+        <w:t xml:space="preserve">Space Before:  6 pt, After:  6 pt, Keep with next, Keep lines together </w:t>
+      </w:r>
+      <w:r>
+        <w:rPr>
+          <w:rFonts w:cs="Times New Roman"/>
+          <w:szCs w:val="24"/>
+        </w:rPr>
+        <w:t>, Every context word should start with Uppercase</w:t>
       </w:r>
     </w:p>
     <w:p>
@@ -898,23 +706,7 @@
           <w:rFonts w:cs="Times New Roman"/>
           <w:szCs w:val="24"/>
         </w:rPr>
-        <w:t xml:space="preserve">Heading 4: 12, Normal, </w:t>
-      </w:r>
-      <w:proofErr w:type="gramStart"/>
-      <w:r>
-        <w:rPr>
-          <w:rFonts w:cs="Times New Roman"/>
-          <w:szCs w:val="24"/>
-        </w:rPr>
-        <w:t>Every</w:t>
-      </w:r>
-      <w:proofErr w:type="gramEnd"/>
-      <w:r>
-        <w:rPr>
-          <w:rFonts w:cs="Times New Roman"/>
-          <w:szCs w:val="24"/>
-        </w:rPr>
-        <w:t xml:space="preserve"> context word should start with Uppercase</w:t>
+        <w:t>Heading 4: 12, Normal, Every context word should start with Uppercase</w:t>
       </w:r>
     </w:p>
     <w:p>
@@ -1061,23 +853,7 @@
           <w:rFonts w:cs="Times New Roman"/>
           <w:szCs w:val="24"/>
         </w:rPr>
-        <w:t>Natural numbers (1,</w:t>
-      </w:r>
-      <w:proofErr w:type="gramStart"/>
-      <w:r>
-        <w:rPr>
-          <w:rFonts w:cs="Times New Roman"/>
-          <w:szCs w:val="24"/>
-        </w:rPr>
-        <w:t>2,3,…</w:t>
-      </w:r>
-      <w:proofErr w:type="gramEnd"/>
-      <w:r>
-        <w:rPr>
-          <w:rFonts w:cs="Times New Roman"/>
-          <w:szCs w:val="24"/>
-        </w:rPr>
-        <w:t>) from first page to end of the report including Annex. Roman numbering in the introductory pages like Acknowledgement, Table of Contents, List of Tables, List of Figures, and other if any.</w:t>
+        <w:t>Natural numbers (1,2,3,…) from first page to end of the report including Annex. Roman numbering in the introductory pages like Acknowledgement, Table of Contents, List of Tables, List of Figures, and other if any.</w:t>
       </w:r>
     </w:p>
     <w:p>
@@ -1088,14 +864,9 @@
       </w:pPr>
       <w:bookmarkStart w:id="9" w:name="_Toc265989762"/>
       <w:r>
-        <w:t xml:space="preserve">4.10 Table and Figure </w:t>
-      </w:r>
-      <w:proofErr w:type="spellStart"/>
-      <w:r>
-        <w:t>labeling</w:t>
+        <w:t>4.10 Table and Figure labeling</w:t>
       </w:r>
       <w:bookmarkEnd w:id="9"/>
-      <w:proofErr w:type="spellEnd"/>
     </w:p>
     <w:p>
       <w:pPr>
@@ -1111,41 +882,7 @@
           <w:rFonts w:cs="Times New Roman"/>
           <w:szCs w:val="24"/>
         </w:rPr>
-        <w:t xml:space="preserve">Table Section </w:t>
-      </w:r>
-      <w:proofErr w:type="spellStart"/>
-      <w:proofErr w:type="gramStart"/>
-      <w:r>
-        <w:rPr>
-          <w:rFonts w:cs="Times New Roman"/>
-          <w:szCs w:val="24"/>
-        </w:rPr>
-        <w:t>No.Table</w:t>
-      </w:r>
-      <w:proofErr w:type="spellEnd"/>
-      <w:proofErr w:type="gramEnd"/>
-      <w:r>
-        <w:rPr>
-          <w:rFonts w:cs="Times New Roman"/>
-          <w:szCs w:val="24"/>
-        </w:rPr>
-        <w:t xml:space="preserve"> No – Table Name, Times New Roman, 10, Normal, </w:t>
-      </w:r>
-      <w:proofErr w:type="spellStart"/>
-      <w:r>
-        <w:rPr>
-          <w:rFonts w:cs="Times New Roman"/>
-          <w:szCs w:val="24"/>
-        </w:rPr>
-        <w:t>center</w:t>
-      </w:r>
-      <w:proofErr w:type="spellEnd"/>
-      <w:r>
-        <w:rPr>
-          <w:rFonts w:cs="Times New Roman"/>
-          <w:szCs w:val="24"/>
-        </w:rPr>
-        <w:t xml:space="preserve"> </w:t>
+        <w:t xml:space="preserve">Table Section No.Table No – Table Name, Times New Roman, 10, Normal, center </w:t>
       </w:r>
     </w:p>
     <w:p>
@@ -1219,42 +956,15 @@
           <w:rFonts w:cs="Times New Roman"/>
           <w:szCs w:val="20"/>
         </w:rPr>
-        <w:t xml:space="preserve">Figure Section </w:t>
-      </w:r>
-      <w:proofErr w:type="spellStart"/>
-      <w:proofErr w:type="gramStart"/>
+        <w:t>Figure Section No.Figure No – Figure Name, Times New Roman, 10, Normal</w:t>
+      </w:r>
       <w:r>
         <w:rPr>
           <w:rFonts w:cs="Times New Roman"/>
           <w:szCs w:val="20"/>
         </w:rPr>
-        <w:t>No.Figure</w:t>
-      </w:r>
-      <w:proofErr w:type="spellEnd"/>
-      <w:proofErr w:type="gramEnd"/>
-      <w:r>
-        <w:rPr>
-          <w:rFonts w:cs="Times New Roman"/>
-          <w:szCs w:val="20"/>
-        </w:rPr>
-        <w:t xml:space="preserve"> No – Figure Name, Times New Roman, 10, Normal</w:t>
-      </w:r>
-      <w:r>
-        <w:rPr>
-          <w:rFonts w:cs="Times New Roman"/>
-          <w:szCs w:val="20"/>
-        </w:rPr>
-        <w:t xml:space="preserve">, </w:t>
-      </w:r>
-      <w:proofErr w:type="spellStart"/>
-      <w:r>
-        <w:rPr>
-          <w:rFonts w:cs="Times New Roman"/>
-          <w:szCs w:val="20"/>
-        </w:rPr>
-        <w:t>center</w:t>
-      </w:r>
-      <w:proofErr w:type="spellEnd"/>
+        <w:t>, center</w:t>
+      </w:r>
     </w:p>
     <w:p>
       <w:pPr>
@@ -1312,7 +1022,6 @@
       </w:pPr>
       <w:bookmarkStart w:id="10" w:name="_Toc265989763"/>
       <w:r>
-        <w:lastRenderedPageBreak/>
         <w:t>4.11 Binding</w:t>
       </w:r>
       <w:bookmarkEnd w:id="10"/>
@@ -1331,39 +1040,7 @@
           <w:rFonts w:cs="Times New Roman"/>
           <w:szCs w:val="20"/>
         </w:rPr>
-        <w:t xml:space="preserve">Proposal: Tape Binding (1 Copy during </w:t>
-      </w:r>
-      <w:proofErr w:type="spellStart"/>
-      <w:r>
-        <w:rPr>
-          <w:rFonts w:cs="Times New Roman"/>
-          <w:szCs w:val="20"/>
-        </w:rPr>
-        <w:t>defense</w:t>
-      </w:r>
-      <w:proofErr w:type="spellEnd"/>
-      <w:r>
-        <w:rPr>
-          <w:rFonts w:cs="Times New Roman"/>
-          <w:szCs w:val="20"/>
-        </w:rPr>
-        <w:t xml:space="preserve"> and after </w:t>
-      </w:r>
-      <w:proofErr w:type="spellStart"/>
-      <w:r>
-        <w:rPr>
-          <w:rFonts w:cs="Times New Roman"/>
-          <w:szCs w:val="20"/>
-        </w:rPr>
-        <w:t>defense</w:t>
-      </w:r>
-      <w:proofErr w:type="spellEnd"/>
-      <w:r>
-        <w:rPr>
-          <w:rFonts w:cs="Times New Roman"/>
-          <w:szCs w:val="20"/>
-        </w:rPr>
-        <w:t>, 2 copies of finalized version of the proposal with correction need to be submitted to the college).</w:t>
+        <w:t>Proposal: Tape Binding (1 Copy during defense and after defense, 2 copies of finalized version of the proposal with correction need to be submitted to the college).</w:t>
       </w:r>
     </w:p>
     <w:p>
@@ -1583,7 +1260,6 @@
           <w:noProof/>
           <w:lang w:val="en-US"/>
         </w:rPr>
-        <w:lastRenderedPageBreak/>
         <w:drawing>
           <wp:inline distT="0" distB="0" distL="0" distR="0" wp14:anchorId="761D56FA" wp14:editId="16E81A9B">
             <wp:extent cx="2381885" cy="690880"/>
@@ -1682,7 +1358,6 @@
         </w:rPr>
         <w:tab/>
       </w:r>
-      <w:proofErr w:type="spellStart"/>
       <w:r>
         <w:rPr>
           <w:rFonts w:cs="Times New Roman"/>
@@ -1691,18 +1366,7 @@
           <w:sz w:val="28"/>
           <w:szCs w:val="28"/>
         </w:rPr>
-        <w:t>Simalchaur</w:t>
-      </w:r>
-      <w:proofErr w:type="spellEnd"/>
-      <w:r>
-        <w:rPr>
-          <w:rFonts w:cs="Times New Roman"/>
-          <w:b/>
-          <w:bCs/>
-          <w:sz w:val="28"/>
-          <w:szCs w:val="28"/>
-        </w:rPr>
-        <w:t>, Pokhara</w:t>
+        <w:t>Simalchaur, Pokhara</w:t>
       </w:r>
       <w:r>
         <w:rPr>
@@ -1981,7 +1645,7 @@
               </wp:inline>
             </w:drawing>
           </mc:Choice>
-          <mc:Fallback>
+          <mc:Fallback xmlns:w16se="http://schemas.microsoft.com/office/word/2015/wordml/symex" xmlns:w16sdtfl="http://schemas.microsoft.com/office/word/2024/wordml/sdtformatlock" xmlns:w16sdtdh="http://schemas.microsoft.com/office/word/2020/wordml/sdtdatahash" xmlns:w16du="http://schemas.microsoft.com/office/word/2023/wordml/word16du" xmlns:w16="http://schemas.microsoft.com/office/word/2018/wordml" xmlns:w16cid="http://schemas.microsoft.com/office/word/2016/wordml/cid" xmlns:w16cex="http://schemas.microsoft.com/office/word/2018/wordml/cex" xmlns:oel="http://schemas.microsoft.com/office/2019/extlst" xmlns:am3d="http://schemas.microsoft.com/office/drawing/2017/model3d" xmlns:aink="http://schemas.microsoft.com/office/drawing/2016/ink" xmlns:cx8="http://schemas.microsoft.com/office/drawing/2016/5/14/chartex" xmlns:cx7="http://schemas.microsoft.com/office/drawing/2016/5/13/chartex" xmlns:cx6="http://schemas.microsoft.com/office/drawing/2016/5/12/chartex" xmlns:cx5="http://schemas.microsoft.com/office/drawing/2016/5/11/chartex" xmlns:cx4="http://schemas.microsoft.com/office/drawing/2016/5/10/chartex" xmlns:cx3="http://schemas.microsoft.com/office/drawing/2016/5/9/chartex" xmlns:cx2="http://schemas.microsoft.com/office/drawing/2015/10/21/chartex" xmlns:cx1="http://schemas.microsoft.com/office/drawing/2015/9/8/chartex" xmlns:cx="http://schemas.microsoft.com/office/drawing/2014/chartex">
             <w:pict>
               <v:group w14:anchorId="5F28FB87" id="Group 5" o:spid="_x0000_s1026" style="width:43.55pt;height:123.05pt;mso-position-horizontal-relative:char;mso-position-vertical-relative:line" coordsize="6762,16097" o:gfxdata="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">
                 <v:line id="Straight Connector 2" o:spid="_x0000_s1027" style="position:absolute;visibility:visible;mso-wrap-style:square" from="3333,0" to="3333,16097" o:connectortype="straight" o:gfxdata="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" strokecolor="black [3200]" strokeweight="2.5pt">
@@ -2241,7 +1905,6 @@
                 <w:szCs w:val="24"/>
               </w:rPr>
             </w:pPr>
-            <w:proofErr w:type="spellStart"/>
             <w:r>
               <w:rPr>
                 <w:rFonts w:cs="Times New Roman"/>
@@ -2249,17 +1912,7 @@
                 <w:bCs/>
                 <w:szCs w:val="24"/>
               </w:rPr>
-              <w:t>P.U</w:t>
-            </w:r>
-            <w:proofErr w:type="spellEnd"/>
-            <w:r>
-              <w:rPr>
-                <w:rFonts w:cs="Times New Roman"/>
-                <w:b/>
-                <w:bCs/>
-                <w:szCs w:val="24"/>
-              </w:rPr>
-              <w:t>. Registration Number</w:t>
+              <w:t>P.U. Registration Number</w:t>
             </w:r>
           </w:p>
         </w:tc>
@@ -2474,7 +2127,6 @@
           <w:szCs w:val="24"/>
         </w:rPr>
       </w:pPr>
-      <w:proofErr w:type="spellStart"/>
       <w:r>
         <w:rPr>
           <w:rFonts w:cs="Times New Roman"/>
@@ -2519,18 +2171,7 @@
           <w:noProof/>
           <w:szCs w:val="24"/>
         </w:rPr>
-        <w:t>14</w:t>
-      </w:r>
-      <w:proofErr w:type="spellEnd"/>
-      <w:r>
-        <w:rPr>
-          <w:rFonts w:cs="Times New Roman"/>
-          <w:b/>
-          <w:bCs/>
-          <w:noProof/>
-          <w:szCs w:val="24"/>
-        </w:rPr>
-        <w:t>/06/2026</w:t>
+        <w:t>15/06/2026</w:t>
       </w:r>
       <w:r>
         <w:rPr>
@@ -2738,7 +2379,6 @@
           <w:sz w:val="32"/>
           <w:szCs w:val="32"/>
         </w:rPr>
-        <w:lastRenderedPageBreak/>
         <w:t>Declaration for</w:t>
       </w:r>
     </w:p>
@@ -2762,8 +2402,6 @@
         </w:rPr>
         <w:t>“</w:t>
       </w:r>
-      <w:proofErr w:type="spellStart"/>
-      <w:proofErr w:type="gramStart"/>
       <w:r>
         <w:rPr>
           <w:rFonts w:cs="Times New Roman"/>
@@ -2771,9 +2409,8 @@
           <w:sz w:val="32"/>
           <w:szCs w:val="32"/>
         </w:rPr>
-        <w:t>Rock,Paper</w:t>
-      </w:r>
-      <w:proofErr w:type="gramEnd"/>
+        <w:t>Rock,Paper,Scissor</w:t>
+      </w:r>
       <w:r>
         <w:rPr>
           <w:rFonts w:cs="Times New Roman"/>
@@ -2781,16 +2418,6 @@
           <w:sz w:val="32"/>
           <w:szCs w:val="32"/>
         </w:rPr>
-        <w:t>,Scissor</w:t>
-      </w:r>
-      <w:proofErr w:type="spellEnd"/>
-      <w:r>
-        <w:rPr>
-          <w:rFonts w:cs="Times New Roman"/>
-          <w:b/>
-          <w:sz w:val="32"/>
-          <w:szCs w:val="32"/>
-        </w:rPr>
         <w:t>”</w:t>
       </w:r>
     </w:p>
@@ -2953,21 +2580,12 @@
           <w:szCs w:val="24"/>
         </w:rPr>
       </w:pPr>
-      <w:proofErr w:type="gramStart"/>
-      <w:r>
-        <w:rPr>
-          <w:rFonts w:cs="Times New Roman"/>
-          <w:szCs w:val="24"/>
-        </w:rPr>
-        <w:t>Date:_</w:t>
-      </w:r>
-      <w:proofErr w:type="gramEnd"/>
-      <w:r>
-        <w:rPr>
-          <w:rFonts w:cs="Times New Roman"/>
-          <w:szCs w:val="24"/>
-        </w:rPr>
-        <w:t>___ / ____ / ________</w:t>
+      <w:r>
+        <w:rPr>
+          <w:rFonts w:cs="Times New Roman"/>
+          <w:szCs w:val="24"/>
+        </w:rPr>
+        <w:t>Date:____ / ____ / ________</w:t>
       </w:r>
     </w:p>
     <w:p>
@@ -2997,7 +2615,6 @@
           <w:sz w:val="28"/>
           <w:szCs w:val="24"/>
         </w:rPr>
-        <w:lastRenderedPageBreak/>
         <w:t>Supervisor</w:t>
       </w:r>
       <w:r>
@@ -3035,32 +2652,28 @@
         </w:rPr>
         <w:t>I hereby recommend that this project entitled “</w:t>
       </w:r>
-      <w:proofErr w:type="spellStart"/>
-      <w:proofErr w:type="gramStart"/>
       <w:r>
         <w:rPr>
           <w:rFonts w:cs="Times New Roman"/>
           <w:b/>
           <w:szCs w:val="24"/>
         </w:rPr>
-        <w:t>Rock,Paper</w:t>
-      </w:r>
-      <w:proofErr w:type="gramEnd"/>
+        <w:t>Rock,Paper,Scissor</w:t>
+      </w:r>
+      <w:r>
+        <w:rPr>
+          <w:rFonts w:cs="Times New Roman"/>
+          <w:szCs w:val="24"/>
+        </w:rPr>
+        <w:t xml:space="preserve">” is done under my supervision by </w:t>
+      </w:r>
       <w:r>
         <w:rPr>
           <w:rFonts w:cs="Times New Roman"/>
           <w:b/>
           <w:szCs w:val="24"/>
         </w:rPr>
-        <w:t>,Scissor</w:t>
-      </w:r>
-      <w:proofErr w:type="spellEnd"/>
-      <w:r>
-        <w:rPr>
-          <w:rFonts w:cs="Times New Roman"/>
-          <w:szCs w:val="24"/>
-        </w:rPr>
-        <w:t xml:space="preserve">” is done under my supervision by </w:t>
+        <w:t xml:space="preserve">Divya Sharma </w:t>
       </w:r>
       <w:r>
         <w:rPr>
@@ -3068,7 +2681,7 @@
           <w:b/>
           <w:szCs w:val="24"/>
         </w:rPr>
-        <w:t xml:space="preserve">Divya Sharma </w:t>
+        <w:t>and</w:t>
       </w:r>
       <w:r>
         <w:rPr>
@@ -3076,7 +2689,7 @@
           <w:b/>
           <w:szCs w:val="24"/>
         </w:rPr>
-        <w:t>and</w:t>
+        <w:t xml:space="preserve"> S</w:t>
       </w:r>
       <w:r>
         <w:rPr>
@@ -3084,7 +2697,21 @@
           <w:b/>
           <w:szCs w:val="24"/>
         </w:rPr>
-        <w:t xml:space="preserve"> S</w:t>
+        <w:t xml:space="preserve">abina Puwanli </w:t>
+      </w:r>
+      <w:r>
+        <w:rPr>
+          <w:rFonts w:cs="Times New Roman"/>
+          <w:szCs w:val="24"/>
+        </w:rPr>
+        <w:t xml:space="preserve">during their </w:t>
+      </w:r>
+      <w:r>
+        <w:rPr>
+          <w:rFonts w:cs="Times New Roman"/>
+          <w:szCs w:val="24"/>
+        </w:rPr>
+        <w:t>2nd</w:t>
       </w:r>
       <w:r>
         <w:rPr>
@@ -3092,21 +2719,56 @@
           <w:b/>
           <w:szCs w:val="24"/>
         </w:rPr>
-        <w:t xml:space="preserve">abina Puwanli </w:t>
-      </w:r>
-      <w:r>
-        <w:rPr>
-          <w:rFonts w:cs="Times New Roman"/>
-          <w:szCs w:val="24"/>
-        </w:rPr>
-        <w:t xml:space="preserve">during their </w:t>
-      </w:r>
-      <w:r>
-        <w:rPr>
-          <w:rFonts w:cs="Times New Roman"/>
-          <w:szCs w:val="24"/>
-        </w:rPr>
-        <w:t>2nd</w:t>
+        <w:t xml:space="preserve"> </w:t>
+      </w:r>
+      <w:r>
+        <w:rPr>
+          <w:rFonts w:cs="Times New Roman"/>
+          <w:szCs w:val="24"/>
+        </w:rPr>
+        <w:t xml:space="preserve">Semester in partial </w:t>
+      </w:r>
+      <w:r>
+        <w:rPr>
+          <w:rFonts w:cs="Times New Roman"/>
+          <w:szCs w:val="24"/>
+        </w:rPr>
+        <w:t>fulfilment</w:t>
+      </w:r>
+      <w:r>
+        <w:rPr>
+          <w:rFonts w:cs="Times New Roman"/>
+          <w:szCs w:val="24"/>
+        </w:rPr>
+        <w:t xml:space="preserve"> of the requirements for the degree of</w:t>
+      </w:r>
+      <w:r>
+        <w:rPr>
+          <w:rFonts w:cs="Times New Roman"/>
+          <w:szCs w:val="24"/>
+        </w:rPr>
+        <w:t xml:space="preserve"> Bachelor of Computer Application</w:t>
+      </w:r>
+      <w:r>
+        <w:rPr>
+          <w:rFonts w:cs="Times New Roman"/>
+          <w:szCs w:val="24"/>
+        </w:rPr>
+        <w:t xml:space="preserve"> (BCA)</w:t>
+      </w:r>
+      <w:r>
+        <w:rPr>
+          <w:rFonts w:cs="Times New Roman"/>
+          <w:szCs w:val="24"/>
+        </w:rPr>
+        <w:t xml:space="preserve"> </w:t>
+      </w:r>
+      <w:r>
+        <w:rPr>
+          <w:rFonts w:cs="Times New Roman"/>
+          <w:szCs w:val="24"/>
+        </w:rPr>
+        <w:t xml:space="preserve"> under </w:t>
       </w:r>
       <w:r>
         <w:rPr>
@@ -3114,87 +2776,60 @@
           <w:b/>
           <w:szCs w:val="24"/>
         </w:rPr>
-        <w:t xml:space="preserve"> </w:t>
-      </w:r>
-      <w:r>
-        <w:rPr>
-          <w:rFonts w:cs="Times New Roman"/>
-          <w:szCs w:val="24"/>
-        </w:rPr>
-        <w:t xml:space="preserve">Semester in partial </w:t>
-      </w:r>
-      <w:r>
-        <w:rPr>
-          <w:rFonts w:cs="Times New Roman"/>
-          <w:szCs w:val="24"/>
-        </w:rPr>
-        <w:t>fulfilment</w:t>
-      </w:r>
-      <w:r>
-        <w:rPr>
-          <w:rFonts w:cs="Times New Roman"/>
-          <w:szCs w:val="24"/>
-        </w:rPr>
-        <w:t xml:space="preserve"> of the requirements for the degree of</w:t>
-      </w:r>
-      <w:r>
-        <w:rPr>
-          <w:rFonts w:cs="Times New Roman"/>
-          <w:szCs w:val="24"/>
-        </w:rPr>
-        <w:t xml:space="preserve"> Bachelor of Computer Application</w:t>
-      </w:r>
-      <w:r>
-        <w:rPr>
-          <w:rFonts w:cs="Times New Roman"/>
-          <w:szCs w:val="24"/>
-        </w:rPr>
-        <w:t xml:space="preserve"> (</w:t>
-      </w:r>
-      <w:proofErr w:type="gramStart"/>
-      <w:r>
-        <w:rPr>
-          <w:rFonts w:cs="Times New Roman"/>
-          <w:szCs w:val="24"/>
-        </w:rPr>
-        <w:t>BCA)</w:t>
-      </w:r>
-      <w:r>
-        <w:rPr>
-          <w:rFonts w:cs="Times New Roman"/>
-          <w:szCs w:val="24"/>
-        </w:rPr>
-        <w:t xml:space="preserve"> </w:t>
-      </w:r>
-      <w:r>
-        <w:rPr>
-          <w:rFonts w:cs="Times New Roman"/>
-          <w:szCs w:val="24"/>
-        </w:rPr>
-        <w:t xml:space="preserve"> under</w:t>
-      </w:r>
-      <w:proofErr w:type="gramEnd"/>
-      <w:r>
-        <w:rPr>
-          <w:rFonts w:cs="Times New Roman"/>
-          <w:szCs w:val="24"/>
-        </w:rPr>
-        <w:t xml:space="preserve"> </w:t>
-      </w:r>
-      <w:r>
+        <w:t>Pokhara University</w:t>
+      </w:r>
+      <w:r>
+        <w:rPr>
+          <w:rFonts w:cs="Times New Roman"/>
+          <w:szCs w:val="24"/>
+        </w:rPr>
+        <w:t xml:space="preserve"> is completed to my satisfaction and be processed for final evaluation.</w:t>
+      </w:r>
+    </w:p>
+    <w:p>
+      <w:pPr>
+        <w:spacing w:after="0" w:line="360" w:lineRule="auto"/>
+        <w:jc w:val="both"/>
+        <w:rPr>
+          <w:rFonts w:cs="Times New Roman"/>
+          <w:szCs w:val="24"/>
+        </w:rPr>
+      </w:pPr>
+    </w:p>
+    <w:p>
+      <w:pPr>
+        <w:spacing w:after="0" w:line="360" w:lineRule="auto"/>
+        <w:jc w:val="both"/>
+        <w:rPr>
+          <w:rFonts w:cs="Times New Roman"/>
+          <w:szCs w:val="24"/>
+        </w:rPr>
+      </w:pPr>
+      <w:r>
+        <w:rPr>
+          <w:rFonts w:cs="Times New Roman"/>
+          <w:szCs w:val="24"/>
+        </w:rPr>
+        <w:t>____________________________</w:t>
+      </w:r>
+    </w:p>
+    <w:p>
+      <w:pPr>
+        <w:spacing w:after="0" w:line="360" w:lineRule="auto"/>
+        <w:jc w:val="both"/>
         <w:rPr>
           <w:rFonts w:cs="Times New Roman"/>
           <w:b/>
           <w:szCs w:val="24"/>
         </w:rPr>
-        <w:t>Pokhara University</w:t>
-      </w:r>
-      <w:r>
-        <w:rPr>
-          <w:rFonts w:cs="Times New Roman"/>
-          <w:szCs w:val="24"/>
-        </w:rPr>
-        <w:t xml:space="preserve"> is completed to my satisfaction and be processed for final evaluation.</w:t>
+      </w:pPr>
+      <w:r>
+        <w:rPr>
+          <w:rFonts w:cs="Times New Roman"/>
+          <w:b/>
+          <w:szCs w:val="24"/>
+        </w:rPr>
+        <w:t>Mr.Arpan Pokhrel</w:t>
       </w:r>
     </w:p>
     <w:p>
@@ -3203,6 +2838,7 @@
         <w:jc w:val="both"/>
         <w:rPr>
           <w:rFonts w:cs="Times New Roman"/>
+          <w:b/>
           <w:szCs w:val="24"/>
         </w:rPr>
       </w:pPr>
@@ -3213,15 +2849,17 @@
         <w:jc w:val="both"/>
         <w:rPr>
           <w:rFonts w:cs="Times New Roman"/>
-          <w:szCs w:val="24"/>
-        </w:rPr>
-      </w:pPr>
-      <w:r>
-        <w:rPr>
-          <w:rFonts w:cs="Times New Roman"/>
-          <w:szCs w:val="24"/>
-        </w:rPr>
-        <w:t>____________________________</w:t>
+          <w:bCs/>
+          <w:szCs w:val="24"/>
+        </w:rPr>
+      </w:pPr>
+      <w:r>
+        <w:rPr>
+          <w:rFonts w:cs="Times New Roman"/>
+          <w:bCs/>
+          <w:szCs w:val="24"/>
+        </w:rPr>
+        <w:t>Supervisor</w:t>
       </w:r>
     </w:p>
     <w:p>
@@ -3234,26 +2872,6 @@
           <w:szCs w:val="24"/>
         </w:rPr>
       </w:pPr>
-      <w:proofErr w:type="spellStart"/>
-      <w:proofErr w:type="gramStart"/>
-      <w:r>
-        <w:rPr>
-          <w:rFonts w:cs="Times New Roman"/>
-          <w:b/>
-          <w:szCs w:val="24"/>
-        </w:rPr>
-        <w:t>Mr.Arpan</w:t>
-      </w:r>
-      <w:proofErr w:type="spellEnd"/>
-      <w:proofErr w:type="gramEnd"/>
-      <w:r>
-        <w:rPr>
-          <w:rFonts w:cs="Times New Roman"/>
-          <w:b/>
-          <w:szCs w:val="24"/>
-        </w:rPr>
-        <w:t xml:space="preserve"> Pokhrel</w:t>
-      </w:r>
     </w:p>
     <w:p>
       <w:pPr>
@@ -3261,65 +2879,15 @@
         <w:jc w:val="both"/>
         <w:rPr>
           <w:rFonts w:cs="Times New Roman"/>
-          <w:b/>
-          <w:szCs w:val="24"/>
-        </w:rPr>
-      </w:pPr>
-    </w:p>
-    <w:p>
-      <w:pPr>
-        <w:spacing w:after="0" w:line="360" w:lineRule="auto"/>
-        <w:jc w:val="both"/>
-        <w:rPr>
-          <w:rFonts w:cs="Times New Roman"/>
-          <w:bCs/>
-          <w:szCs w:val="24"/>
-        </w:rPr>
-      </w:pPr>
-      <w:r>
-        <w:rPr>
-          <w:rFonts w:cs="Times New Roman"/>
-          <w:bCs/>
-          <w:szCs w:val="24"/>
-        </w:rPr>
-        <w:t>Supervisor</w:t>
-      </w:r>
-    </w:p>
-    <w:p>
-      <w:pPr>
-        <w:spacing w:after="0" w:line="360" w:lineRule="auto"/>
-        <w:jc w:val="both"/>
-        <w:rPr>
-          <w:rFonts w:cs="Times New Roman"/>
-          <w:b/>
-          <w:szCs w:val="24"/>
-        </w:rPr>
-      </w:pPr>
-    </w:p>
-    <w:p>
-      <w:pPr>
-        <w:spacing w:after="0" w:line="360" w:lineRule="auto"/>
-        <w:jc w:val="both"/>
-        <w:rPr>
-          <w:rFonts w:cs="Times New Roman"/>
-          <w:szCs w:val="24"/>
-        </w:rPr>
-      </w:pPr>
-      <w:proofErr w:type="gramStart"/>
-      <w:r>
-        <w:rPr>
-          <w:rFonts w:cs="Times New Roman"/>
-          <w:szCs w:val="24"/>
-        </w:rPr>
-        <w:t>Date:_</w:t>
-      </w:r>
-      <w:proofErr w:type="gramEnd"/>
-      <w:r>
-        <w:rPr>
-          <w:rFonts w:cs="Times New Roman"/>
-          <w:szCs w:val="24"/>
-        </w:rPr>
-        <w:t>___ / ____ / ________</w:t>
+          <w:szCs w:val="24"/>
+        </w:rPr>
+      </w:pPr>
+      <w:r>
+        <w:rPr>
+          <w:rFonts w:cs="Times New Roman"/>
+          <w:szCs w:val="24"/>
+        </w:rPr>
+        <w:t>Date:____ / ____ / ________</w:t>
       </w:r>
     </w:p>
     <w:p>
@@ -3357,7 +2925,6 @@
           <w:sz w:val="32"/>
           <w:szCs w:val="24"/>
         </w:rPr>
-        <w:lastRenderedPageBreak/>
         <w:t>Letter of Approval</w:t>
       </w:r>
     </w:p>
@@ -3428,23 +2995,13 @@
         </w:rPr>
         <w:t xml:space="preserve"> of the requirements for the degree of </w:t>
       </w:r>
-      <w:proofErr w:type="spellStart"/>
       <w:r>
         <w:rPr>
           <w:rFonts w:cs="Times New Roman"/>
           <w:b/>
           <w:szCs w:val="24"/>
         </w:rPr>
-        <w:t>Bachleor</w:t>
-      </w:r>
-      <w:proofErr w:type="spellEnd"/>
-      <w:r>
-        <w:rPr>
-          <w:rFonts w:cs="Times New Roman"/>
-          <w:b/>
-          <w:szCs w:val="24"/>
-        </w:rPr>
-        <w:t xml:space="preserve"> of Computer Application </w:t>
+        <w:t xml:space="preserve">Bachleor of Computer Application </w:t>
       </w:r>
       <w:r>
         <w:rPr>
@@ -3678,21 +3235,12 @@
                 <w:szCs w:val="24"/>
               </w:rPr>
             </w:pPr>
-            <w:proofErr w:type="gramStart"/>
             <w:r>
               <w:rPr>
                 <w:rFonts w:cs="Times New Roman"/>
                 <w:szCs w:val="24"/>
               </w:rPr>
-              <w:t>Date:_</w:t>
-            </w:r>
-            <w:proofErr w:type="gramEnd"/>
-            <w:r>
-              <w:rPr>
-                <w:rFonts w:cs="Times New Roman"/>
-                <w:szCs w:val="24"/>
-              </w:rPr>
-              <w:t>___ / ____ / ________</w:t>
+              <w:t>Date:____ / ____ / ________</w:t>
             </w:r>
           </w:p>
           <w:p>
@@ -3866,7 +3414,6 @@
           <w:sz w:val="32"/>
           <w:szCs w:val="32"/>
         </w:rPr>
-        <w:lastRenderedPageBreak/>
         <w:t>TABLE OF CONTENT</w:t>
       </w:r>
     </w:p>
@@ -4844,7 +4391,6 @@
           <w:sz w:val="32"/>
           <w:szCs w:val="32"/>
         </w:rPr>
-        <w:lastRenderedPageBreak/>
         <w:t>LIST OF FIGURES</w:t>
       </w:r>
     </w:p>
@@ -4852,719 +4398,295 @@
       <w:pPr>
         <w:spacing w:after="0" w:line="360" w:lineRule="auto"/>
         <w:jc w:val="both"/>
+        <w:rPr>
+          <w:sz w:val="32"/>
+        </w:rPr>
+      </w:pPr>
+      <w:r>
         <w:rPr>
           <w:rFonts w:cs="Times New Roman"/>
           <w:b/>
           <w:sz w:val="32"/>
           <w:szCs w:val="32"/>
         </w:rPr>
-      </w:pPr>
-      <w:r>
-        <w:rPr>
-          <w:rFonts w:cs="Times New Roman"/>
-          <w:b/>
+        <w:br w:type="page"/>
+      </w:r>
+      <w:r>
+        <w:rPr>
           <w:sz w:val="32"/>
-          <w:szCs w:val="32"/>
+        </w:rPr>
+        <w:t xml:space="preserve"> </w:t>
+      </w:r>
+      <w:r>
+        <w:rPr>
+          <w:sz w:val="32"/>
+        </w:rPr>
+        <w:t>Introduction</w:t>
+      </w:r>
+    </w:p>
+    <w:p>
+      <w:pPr>
+        <w:tabs>
+          <w:tab w:val="left" w:pos="7380"/>
+          <w:tab w:val="left" w:pos="8280"/>
+        </w:tabs>
+        <w:spacing w:line="360" w:lineRule="auto"/>
+        <w:jc w:val="both"/>
+        <w:rPr>
+          <w:szCs w:val="24"/>
+        </w:rPr>
+      </w:pPr>
+      <w:r>
+        <w:rPr>
+          <w:szCs w:val="24"/>
+        </w:rPr>
+        <w:t>Rock, Paper, Scissors is one of the most popular and old</w:t>
+      </w:r>
+      <w:r>
+        <w:rPr>
+          <w:szCs w:val="24"/>
+        </w:rPr>
+        <w:t xml:space="preserve">est hand games played </w:t>
+      </w:r>
+      <w:r>
+        <w:rPr>
+          <w:szCs w:val="24"/>
+        </w:rPr>
+        <w:t xml:space="preserve">throughout </w:t>
+      </w:r>
+      <w:r>
+        <w:rPr>
+          <w:szCs w:val="24"/>
+        </w:rPr>
+        <w:t>the world. The game is simple, entertaining and commonly used for decision making purposes. Traditionally, the game is played between two players where each player chooses whether rock, paper, or scissor. In this computerized version, the user plays against computer and the w</w:t>
+      </w:r>
+      <w:r>
+        <w:rPr>
+          <w:szCs w:val="24"/>
+        </w:rPr>
+        <w:t xml:space="preserve">inner is determined </w:t>
+      </w:r>
+      <w:r>
+        <w:rPr>
+          <w:szCs w:val="24"/>
+        </w:rPr>
+        <w:t>according to</w:t>
+      </w:r>
+      <w:r>
+        <w:rPr>
+          <w:szCs w:val="24"/>
+        </w:rPr>
+        <w:t xml:space="preserve"> the rules: rock defeats scissors, scissors defeat</w:t>
+      </w:r>
+      <w:r>
+        <w:rPr>
+          <w:szCs w:val="24"/>
+        </w:rPr>
+        <w:t xml:space="preserve"> paper, and paper defeats rocks.</w:t>
+      </w:r>
+    </w:p>
+    <w:p>
+      <w:pPr>
+        <w:tabs>
+          <w:tab w:val="left" w:pos="7380"/>
+          <w:tab w:val="left" w:pos="8280"/>
+        </w:tabs>
+        <w:spacing w:line="360" w:lineRule="auto"/>
+        <w:jc w:val="both"/>
+        <w:rPr>
+          <w:szCs w:val="24"/>
+        </w:rPr>
+      </w:pPr>
+      <w:r>
+        <w:rPr>
+          <w:szCs w:val="24"/>
+        </w:rPr>
+        <w:t xml:space="preserve">This project focuses on developing an advanced Rock Paper Scissors game using C programming language with several advanced features such as login system, registration system, CRUD operations, score management, multiplayer gameplay, account deletion, tournament mode, leaderboard system, match history, and file handling. The project is designed to simulate a real real-world gaming </w:t>
+      </w:r>
+      <w:r>
+        <w:rPr>
+          <w:szCs w:val="24"/>
+        </w:rPr>
+        <w:t xml:space="preserve">system where users can create accounts, store scores permanently, compete with other players, and </w:t>
+      </w:r>
+      <w:r>
+        <w:rPr>
+          <w:szCs w:val="24"/>
+        </w:rPr>
+        <w:t xml:space="preserve">manage their data efficiently. </w:t>
+      </w:r>
+    </w:p>
+    <w:p>
+      <w:pPr>
+        <w:spacing w:line="360" w:lineRule="auto"/>
+        <w:jc w:val="both"/>
+        <w:rPr>
+          <w:szCs w:val="24"/>
+        </w:rPr>
+      </w:pPr>
+      <w:r>
+        <w:rPr>
+          <w:szCs w:val="24"/>
+        </w:rPr>
+        <w:t>The system will allow users to create accounts and securely log in using usernames. User data is stored permanently using file handlin</w:t>
+      </w:r>
+      <w:r>
+        <w:rPr>
+          <w:szCs w:val="24"/>
+        </w:rPr>
+        <w:t>g techniques</w:t>
+      </w:r>
+      <w:r>
+        <w:rPr>
+          <w:szCs w:val="24"/>
+        </w:rPr>
+        <w:t>. Once logged in, players can play against the computer or compete with another player in multiplayer mode. Scores are recorded and stored in files so that player performance can be tracked ev</w:t>
+      </w:r>
+      <w:r>
+        <w:rPr>
+          <w:szCs w:val="24"/>
+        </w:rPr>
+        <w:t>en after the program is closed.</w:t>
+      </w:r>
+    </w:p>
+    <w:p>
+      <w:pPr>
+        <w:spacing w:line="360" w:lineRule="auto"/>
+        <w:jc w:val="both"/>
+        <w:rPr>
+          <w:szCs w:val="24"/>
+        </w:rPr>
+      </w:pPr>
+      <w:r>
+        <w:rPr>
+          <w:szCs w:val="24"/>
+        </w:rPr>
+        <w:t>The implementation of CRUD operation is one of the most important highlights of the project. CRUD stands for Create, Read, Update</w:t>
+      </w:r>
+      <w:r>
+        <w:rPr>
+          <w:szCs w:val="24"/>
+        </w:rPr>
+        <w:t>, and Delete. In this project, users can create new accounts, read player details and scores, update records automatically through gameplay, and delete accounts permanently.</w:t>
+      </w:r>
+    </w:p>
+    <w:p>
+      <w:pPr>
+        <w:spacing w:line="360" w:lineRule="auto"/>
+        <w:jc w:val="both"/>
+        <w:rPr>
+          <w:szCs w:val="24"/>
+        </w:rPr>
+      </w:pPr>
+      <w:r>
+        <w:rPr>
+          <w:szCs w:val="24"/>
+        </w:rPr>
+        <w:t>File handling is another important component of the project. Since the C language does not include a built-in data base</w:t>
+      </w:r>
+      <w:r>
+        <w:rPr>
+          <w:szCs w:val="24"/>
+        </w:rPr>
+        <w:t xml:space="preserve"> management system, text files are used to store player records, scores, and match history. The multiplayer feature increases interaction and competitiveness between users. Instead of limiting gameplay to computer-based interaction only, the system allows two user</w:t>
+      </w:r>
+      <w:r>
+        <w:rPr>
+          <w:szCs w:val="24"/>
+        </w:rPr>
+        <w:t>s</w:t>
+      </w:r>
+      <w:r>
+        <w:rPr>
+          <w:szCs w:val="24"/>
+        </w:rPr>
+        <w:t xml:space="preserve"> to compete directly against each other. This improves our experience and makes the game more engaging.</w:t>
+      </w:r>
+    </w:p>
+    <w:p>
+      <w:pPr>
+        <w:tabs>
+          <w:tab w:val="center" w:pos="4153"/>
+        </w:tabs>
+        <w:rPr>
+          <w:szCs w:val="24"/>
+        </w:rPr>
+      </w:pPr>
+      <w:r>
+        <w:rPr>
+          <w:szCs w:val="24"/>
         </w:rPr>
         <w:br w:type="page"/>
       </w:r>
+      <w:r>
+        <w:rPr>
+          <w:szCs w:val="24"/>
+        </w:rPr>
+        <w:tab/>
+      </w:r>
+    </w:p>
+    <w:p>
+      <w:pPr>
+        <w:spacing w:line="360" w:lineRule="auto"/>
+        <w:jc w:val="both"/>
+      </w:pPr>
+      <w:r>
+        <w:t>This project also includes additional innovative feature such as tournament mode and streak bonus system. Tournament mode allows users to compete in multiple rounds continuously, while the streak bonus system reward users for consecutive wins. These features increase excitement and provide better gaming experience.</w:t>
+      </w:r>
+    </w:p>
+    <w:p>
+      <w:pPr>
+        <w:spacing w:line="360" w:lineRule="auto"/>
+        <w:jc w:val="both"/>
+        <w:rPr>
+          <w:szCs w:val="24"/>
+        </w:rPr>
+      </w:pPr>
+      <w:r>
+        <w:rPr>
+          <w:szCs w:val="24"/>
+        </w:rPr>
+        <w:t>The project demonstrates the practical application of various programming concepts including loops, conditional statements, arrays, structures, functions, file handling and user authentication which helps beginner programmers understand how multiple concepts can be combined together to create a complete software application.</w:t>
+      </w:r>
+    </w:p>
+    <w:p>
+      <w:pPr>
+        <w:spacing w:line="360" w:lineRule="auto"/>
+        <w:jc w:val="both"/>
+      </w:pPr>
+      <w:r>
+        <w:t>Overall, the advanced Rock Paper Scissors game is an educational and interactive project that combines entertainment with software development knowledge. It provides practical understanding of game logic, user management systems, and permanent data storage through file handling.</w:t>
+      </w:r>
+    </w:p>
+    <w:p/>
+    <w:p>
+      <w:pPr>
+        <w:spacing w:before="120" w:after="0" w:line="360" w:lineRule="auto"/>
+        <w:ind w:firstLine="720"/>
+        <w:jc w:val="both"/>
+      </w:pPr>
     </w:p>
     <w:p>
       <w:pPr>
         <w:spacing w:after="0" w:line="360" w:lineRule="auto"/>
-        <w:jc w:val="center"/>
-        <w:rPr>
-          <w:rFonts w:cs="Times New Roman"/>
-          <w:b/>
-          <w:sz w:val="32"/>
-          <w:szCs w:val="32"/>
-        </w:rPr>
-      </w:pPr>
-      <w:r>
-        <w:rPr>
-          <w:rFonts w:cs="Times New Roman"/>
-          <w:b/>
-          <w:sz w:val="32"/>
-          <w:szCs w:val="32"/>
-        </w:rPr>
-        <w:lastRenderedPageBreak/>
-        <w:t>ABBREVIATIONS</w:t>
-      </w:r>
-    </w:p>
-    <w:tbl>
-      <w:tblPr>
-        <w:tblStyle w:val="TableGrid"/>
-        <w:tblW w:w="0" w:type="auto"/>
-        <w:tblLook w:val="04A0" w:firstRow="1" w:lastRow="0" w:firstColumn="1" w:lastColumn="0" w:noHBand="0" w:noVBand="1"/>
-      </w:tblPr>
-      <w:tblGrid>
-        <w:gridCol w:w="2048"/>
-        <w:gridCol w:w="6248"/>
-      </w:tblGrid>
-      <w:tr>
-        <w:tc>
-          <w:tcPr>
-            <w:tcW w:w="2048" w:type="dxa"/>
-          </w:tcPr>
-          <w:p>
-            <w:pPr>
-              <w:spacing w:line="360" w:lineRule="auto"/>
-              <w:jc w:val="both"/>
-            </w:pPr>
-            <w:r>
-              <w:rPr>
-                <w:lang w:val="en-US"/>
-              </w:rPr>
-              <w:t>A/D</w:t>
-            </w:r>
-          </w:p>
-        </w:tc>
-        <w:tc>
-          <w:tcPr>
-            <w:tcW w:w="6248" w:type="dxa"/>
-          </w:tcPr>
-          <w:p>
-            <w:pPr>
-              <w:spacing w:line="360" w:lineRule="auto"/>
-              <w:jc w:val="both"/>
-            </w:pPr>
-            <w:r>
-              <w:rPr>
-                <w:lang w:val="en-US"/>
-              </w:rPr>
-              <w:t>Analog-to-Digital</w:t>
-            </w:r>
-          </w:p>
-        </w:tc>
-      </w:tr>
-      <w:tr>
-        <w:tc>
-          <w:tcPr>
-            <w:tcW w:w="2048" w:type="dxa"/>
-          </w:tcPr>
-          <w:p>
-            <w:pPr>
-              <w:spacing w:line="360" w:lineRule="auto"/>
-              <w:jc w:val="both"/>
-            </w:pPr>
-            <w:r>
-              <w:rPr>
-                <w:lang w:val="en-US"/>
-              </w:rPr>
-              <w:t>ABC</w:t>
-            </w:r>
-          </w:p>
-        </w:tc>
-        <w:tc>
-          <w:tcPr>
-            <w:tcW w:w="6248" w:type="dxa"/>
-          </w:tcPr>
-          <w:p>
-            <w:pPr>
-              <w:spacing w:line="360" w:lineRule="auto"/>
-              <w:jc w:val="both"/>
-            </w:pPr>
-            <w:r>
-              <w:rPr>
-                <w:lang w:val="en-US"/>
-              </w:rPr>
-              <w:t>Atanasoff Berry Computer</w:t>
-            </w:r>
-          </w:p>
-        </w:tc>
-      </w:tr>
-      <w:tr>
-        <w:tc>
-          <w:tcPr>
-            <w:tcW w:w="2048" w:type="dxa"/>
-          </w:tcPr>
-          <w:p>
-            <w:pPr>
-              <w:spacing w:line="360" w:lineRule="auto"/>
-              <w:jc w:val="both"/>
-            </w:pPr>
-            <w:r>
-              <w:rPr>
-                <w:lang w:val="en-US"/>
-              </w:rPr>
-              <w:t>ACM</w:t>
-            </w:r>
-          </w:p>
-        </w:tc>
-        <w:tc>
-          <w:tcPr>
-            <w:tcW w:w="6248" w:type="dxa"/>
-          </w:tcPr>
-          <w:p>
-            <w:pPr>
-              <w:spacing w:line="360" w:lineRule="auto"/>
-              <w:jc w:val="both"/>
-            </w:pPr>
-            <w:r>
-              <w:rPr>
-                <w:lang w:val="en-US"/>
-              </w:rPr>
-              <w:t>Association for Computing Machinery</w:t>
-            </w:r>
-          </w:p>
-        </w:tc>
-      </w:tr>
-      <w:tr>
-        <w:tc>
-          <w:tcPr>
-            <w:tcW w:w="2048" w:type="dxa"/>
-          </w:tcPr>
-          <w:p>
-            <w:pPr>
-              <w:spacing w:line="360" w:lineRule="auto"/>
-              <w:jc w:val="both"/>
-            </w:pPr>
-            <w:r>
-              <w:rPr>
-                <w:lang w:val="en-US"/>
-              </w:rPr>
-              <w:t>AI</w:t>
-            </w:r>
-          </w:p>
-        </w:tc>
-        <w:tc>
-          <w:tcPr>
-            <w:tcW w:w="6248" w:type="dxa"/>
-          </w:tcPr>
-          <w:p>
-            <w:pPr>
-              <w:spacing w:line="360" w:lineRule="auto"/>
-              <w:jc w:val="both"/>
-            </w:pPr>
-            <w:r>
-              <w:rPr>
-                <w:lang w:val="en-US"/>
-              </w:rPr>
-              <w:t>Artificial Intelligence</w:t>
-            </w:r>
-          </w:p>
-        </w:tc>
-      </w:tr>
-      <w:tr>
-        <w:tc>
-          <w:tcPr>
-            <w:tcW w:w="2048" w:type="dxa"/>
-          </w:tcPr>
-          <w:p>
-            <w:pPr>
-              <w:spacing w:line="360" w:lineRule="auto"/>
-              <w:jc w:val="both"/>
-            </w:pPr>
-            <w:r>
-              <w:rPr>
-                <w:lang w:val="en-US"/>
-              </w:rPr>
-              <w:t>ALGOL</w:t>
-            </w:r>
-          </w:p>
-        </w:tc>
-        <w:tc>
-          <w:tcPr>
-            <w:tcW w:w="6248" w:type="dxa"/>
-          </w:tcPr>
-          <w:p>
-            <w:pPr>
-              <w:spacing w:line="360" w:lineRule="auto"/>
-              <w:jc w:val="both"/>
-            </w:pPr>
-            <w:r>
-              <w:rPr>
-                <w:lang w:val="en-US"/>
-              </w:rPr>
-              <w:t>Algorithmic</w:t>
-            </w:r>
-            <w:r>
-              <w:rPr>
-                <w:lang w:val="en-US"/>
-              </w:rPr>
-              <w:t xml:space="preserve"> Language</w:t>
-            </w:r>
-          </w:p>
-        </w:tc>
-      </w:tr>
-      <w:tr>
-        <w:tc>
-          <w:tcPr>
-            <w:tcW w:w="2048" w:type="dxa"/>
-          </w:tcPr>
-          <w:p>
-            <w:pPr>
-              <w:spacing w:line="360" w:lineRule="auto"/>
-              <w:jc w:val="both"/>
-            </w:pPr>
-            <w:r>
-              <w:rPr>
-                <w:lang w:val="en-US"/>
-              </w:rPr>
-              <w:t>ALU</w:t>
-            </w:r>
-          </w:p>
-        </w:tc>
-        <w:tc>
-          <w:tcPr>
-            <w:tcW w:w="6248" w:type="dxa"/>
-          </w:tcPr>
-          <w:p>
-            <w:pPr>
-              <w:spacing w:line="360" w:lineRule="auto"/>
-              <w:jc w:val="both"/>
-            </w:pPr>
-            <w:r>
-              <w:rPr>
-                <w:lang w:val="en-US"/>
-              </w:rPr>
-              <w:t>Arithmetic Logic Unit</w:t>
-            </w:r>
-          </w:p>
-        </w:tc>
-      </w:tr>
-      <w:tr>
-        <w:tc>
-          <w:tcPr>
-            <w:tcW w:w="2048" w:type="dxa"/>
-          </w:tcPr>
-          <w:p>
-            <w:pPr>
-              <w:spacing w:line="360" w:lineRule="auto"/>
-              <w:jc w:val="both"/>
-            </w:pPr>
-            <w:r>
-              <w:rPr>
-                <w:lang w:val="en-US"/>
-              </w:rPr>
-              <w:t>AMD</w:t>
-            </w:r>
-          </w:p>
-        </w:tc>
-        <w:tc>
-          <w:tcPr>
-            <w:tcW w:w="6248" w:type="dxa"/>
-          </w:tcPr>
-          <w:p>
-            <w:pPr>
-              <w:spacing w:line="360" w:lineRule="auto"/>
-              <w:jc w:val="both"/>
-            </w:pPr>
-            <w:r>
-              <w:rPr>
-                <w:lang w:val="en-US"/>
-              </w:rPr>
-              <w:t>Advanced Micro Devices</w:t>
-            </w:r>
-          </w:p>
-        </w:tc>
-      </w:tr>
-      <w:tr>
-        <w:tc>
-          <w:tcPr>
-            <w:tcW w:w="2048" w:type="dxa"/>
-          </w:tcPr>
-          <w:p>
-            <w:pPr>
-              <w:spacing w:line="360" w:lineRule="auto"/>
-              <w:jc w:val="both"/>
-            </w:pPr>
-            <w:r>
-              <w:rPr>
-                <w:lang w:val="en-US"/>
-              </w:rPr>
-              <w:t>ARPANET</w:t>
-            </w:r>
-          </w:p>
-        </w:tc>
-        <w:tc>
-          <w:tcPr>
-            <w:tcW w:w="6248" w:type="dxa"/>
-          </w:tcPr>
-          <w:p>
-            <w:pPr>
-              <w:spacing w:line="360" w:lineRule="auto"/>
-              <w:jc w:val="both"/>
-            </w:pPr>
-            <w:r>
-              <w:rPr>
-                <w:lang w:val="en-US"/>
-              </w:rPr>
-              <w:t>Advanced Research Project Agency Network</w:t>
-            </w:r>
-          </w:p>
-        </w:tc>
-      </w:tr>
-      <w:tr>
-        <w:tc>
-          <w:tcPr>
-            <w:tcW w:w="2048" w:type="dxa"/>
-          </w:tcPr>
-          <w:p>
-            <w:pPr>
-              <w:spacing w:line="360" w:lineRule="auto"/>
-              <w:jc w:val="both"/>
-            </w:pPr>
-            <w:r>
-              <w:rPr>
-                <w:lang w:val="en-US"/>
-              </w:rPr>
-              <w:t>ASCII</w:t>
-            </w:r>
-          </w:p>
-        </w:tc>
-        <w:tc>
-          <w:tcPr>
-            <w:tcW w:w="6248" w:type="dxa"/>
-          </w:tcPr>
-          <w:p>
-            <w:pPr>
-              <w:spacing w:line="360" w:lineRule="auto"/>
-              <w:jc w:val="both"/>
-            </w:pPr>
-            <w:r>
-              <w:rPr>
-                <w:lang w:val="en-US"/>
-              </w:rPr>
-              <w:t>American Standard Code for Information Interchange</w:t>
-            </w:r>
-          </w:p>
-        </w:tc>
-      </w:tr>
-      <w:tr>
-        <w:tc>
-          <w:tcPr>
-            <w:tcW w:w="2048" w:type="dxa"/>
-          </w:tcPr>
-          <w:p>
-            <w:pPr>
-              <w:spacing w:line="360" w:lineRule="auto"/>
-              <w:jc w:val="both"/>
-            </w:pPr>
-            <w:r>
-              <w:rPr>
-                <w:lang w:val="en-US"/>
-              </w:rPr>
-              <w:t>BASIC</w:t>
-            </w:r>
-          </w:p>
-        </w:tc>
-        <w:tc>
-          <w:tcPr>
-            <w:tcW w:w="6248" w:type="dxa"/>
-          </w:tcPr>
-          <w:p>
-            <w:pPr>
-              <w:spacing w:line="360" w:lineRule="auto"/>
-              <w:jc w:val="both"/>
-            </w:pPr>
-            <w:r>
-              <w:rPr>
-                <w:lang w:val="en-US"/>
-              </w:rPr>
-              <w:t>Beginners All-purpose Symbolic Instruction Code</w:t>
-            </w:r>
-          </w:p>
-        </w:tc>
-      </w:tr>
-      <w:tr>
-        <w:tc>
-          <w:tcPr>
-            <w:tcW w:w="2048" w:type="dxa"/>
-          </w:tcPr>
-          <w:p>
-            <w:pPr>
-              <w:spacing w:line="360" w:lineRule="auto"/>
-              <w:jc w:val="both"/>
-            </w:pPr>
-            <w:r>
-              <w:rPr>
-                <w:lang w:val="en-US"/>
-              </w:rPr>
-              <w:t>BCD</w:t>
-            </w:r>
-          </w:p>
-        </w:tc>
-        <w:tc>
-          <w:tcPr>
-            <w:tcW w:w="6248" w:type="dxa"/>
-          </w:tcPr>
-          <w:p>
-            <w:pPr>
-              <w:spacing w:line="360" w:lineRule="auto"/>
-              <w:jc w:val="both"/>
-            </w:pPr>
-            <w:r>
-              <w:rPr>
-                <w:lang w:val="en-US"/>
-              </w:rPr>
-              <w:t>Binary Coded Decimal</w:t>
-            </w:r>
-          </w:p>
-        </w:tc>
-      </w:tr>
-      <w:tr>
-        <w:tc>
-          <w:tcPr>
-            <w:tcW w:w="2048" w:type="dxa"/>
-          </w:tcPr>
-          <w:p>
-            <w:pPr>
-              <w:spacing w:line="360" w:lineRule="auto"/>
-              <w:jc w:val="both"/>
-            </w:pPr>
-            <w:r>
-              <w:rPr>
-                <w:lang w:val="en-US"/>
-              </w:rPr>
-              <w:t>BIOS</w:t>
-            </w:r>
-          </w:p>
-        </w:tc>
-        <w:tc>
-          <w:tcPr>
-            <w:tcW w:w="6248" w:type="dxa"/>
-          </w:tcPr>
-          <w:p>
-            <w:pPr>
-              <w:spacing w:line="360" w:lineRule="auto"/>
-              <w:jc w:val="both"/>
-            </w:pPr>
-            <w:r>
-              <w:rPr>
-                <w:lang w:val="en-US"/>
-              </w:rPr>
-              <w:t>Basic Input Output System</w:t>
-            </w:r>
-          </w:p>
-        </w:tc>
-      </w:tr>
-      <w:tr>
-        <w:tc>
-          <w:tcPr>
-            <w:tcW w:w="2048" w:type="dxa"/>
-          </w:tcPr>
-          <w:p>
-            <w:pPr>
-              <w:spacing w:line="360" w:lineRule="auto"/>
-              <w:jc w:val="both"/>
-            </w:pPr>
-            <w:r>
-              <w:rPr>
-                <w:lang w:val="en-US"/>
-              </w:rPr>
-              <w:t>BIPS</w:t>
-            </w:r>
-          </w:p>
-        </w:tc>
-        <w:tc>
-          <w:tcPr>
-            <w:tcW w:w="6248" w:type="dxa"/>
-          </w:tcPr>
-          <w:p>
-            <w:pPr>
-              <w:spacing w:line="360" w:lineRule="auto"/>
-              <w:jc w:val="both"/>
-            </w:pPr>
-            <w:r>
-              <w:rPr>
-                <w:lang w:val="en-US"/>
-              </w:rPr>
-              <w:t>Billions of Instructions Per Second</w:t>
-            </w:r>
-          </w:p>
-        </w:tc>
-      </w:tr>
-      <w:tr>
-        <w:tc>
-          <w:tcPr>
-            <w:tcW w:w="2048" w:type="dxa"/>
-          </w:tcPr>
-          <w:p>
-            <w:pPr>
-              <w:spacing w:line="360" w:lineRule="auto"/>
-              <w:jc w:val="both"/>
-            </w:pPr>
-            <w:r>
-              <w:rPr>
-                <w:lang w:val="en-US"/>
-              </w:rPr>
-              <w:t>BPI</w:t>
-            </w:r>
-          </w:p>
-        </w:tc>
-        <w:tc>
-          <w:tcPr>
-            <w:tcW w:w="6248" w:type="dxa"/>
-          </w:tcPr>
-          <w:p>
-            <w:pPr>
-              <w:spacing w:line="360" w:lineRule="auto"/>
-              <w:jc w:val="both"/>
-            </w:pPr>
-            <w:r>
-              <w:rPr>
-                <w:lang w:val="en-US"/>
-              </w:rPr>
-              <w:t>Bytes Per Inch</w:t>
-            </w:r>
-          </w:p>
-        </w:tc>
-      </w:tr>
-      <w:tr>
-        <w:tc>
-          <w:tcPr>
-            <w:tcW w:w="2048" w:type="dxa"/>
-          </w:tcPr>
-          <w:p>
-            <w:pPr>
-              <w:spacing w:line="360" w:lineRule="auto"/>
-              <w:jc w:val="both"/>
-            </w:pPr>
-            <w:r>
-              <w:rPr>
-                <w:lang w:val="en-US"/>
-              </w:rPr>
-              <w:t>CAD</w:t>
-            </w:r>
-          </w:p>
-        </w:tc>
-        <w:tc>
-          <w:tcPr>
-            <w:tcW w:w="6248" w:type="dxa"/>
-          </w:tcPr>
-          <w:p>
-            <w:pPr>
-              <w:spacing w:line="360" w:lineRule="auto"/>
-              <w:jc w:val="both"/>
-            </w:pPr>
-            <w:r>
-              <w:rPr>
-                <w:lang w:val="en-US"/>
-              </w:rPr>
-              <w:t>Computer Aided Design</w:t>
-            </w:r>
-          </w:p>
-        </w:tc>
-      </w:tr>
-      <w:tr>
-        <w:tc>
-          <w:tcPr>
-            <w:tcW w:w="2048" w:type="dxa"/>
-          </w:tcPr>
-          <w:p>
-            <w:pPr>
-              <w:spacing w:line="360" w:lineRule="auto"/>
-              <w:jc w:val="both"/>
-            </w:pPr>
-            <w:r>
-              <w:rPr>
-                <w:lang w:val="en-US"/>
-              </w:rPr>
-              <w:t>CAE</w:t>
-            </w:r>
-          </w:p>
-        </w:tc>
-        <w:tc>
-          <w:tcPr>
-            <w:tcW w:w="6248" w:type="dxa"/>
-          </w:tcPr>
-          <w:p>
-            <w:pPr>
-              <w:spacing w:line="360" w:lineRule="auto"/>
-              <w:jc w:val="both"/>
-            </w:pPr>
-            <w:r>
-              <w:rPr>
-                <w:lang w:val="en-US"/>
-              </w:rPr>
-              <w:t>Computer Aided Engineering</w:t>
-            </w:r>
-          </w:p>
-        </w:tc>
-      </w:tr>
-      <w:tr>
-        <w:tc>
-          <w:tcPr>
-            <w:tcW w:w="2048" w:type="dxa"/>
-          </w:tcPr>
-          <w:p>
-            <w:pPr>
-              <w:spacing w:line="360" w:lineRule="auto"/>
-              <w:jc w:val="both"/>
-            </w:pPr>
-            <w:r>
-              <w:rPr>
-                <w:lang w:val="en-US"/>
-              </w:rPr>
-              <w:t>CAN</w:t>
-            </w:r>
-          </w:p>
-        </w:tc>
-        <w:tc>
-          <w:tcPr>
-            <w:tcW w:w="6248" w:type="dxa"/>
-          </w:tcPr>
-          <w:p>
-            <w:pPr>
-              <w:spacing w:line="360" w:lineRule="auto"/>
-              <w:jc w:val="both"/>
-            </w:pPr>
-            <w:r>
-              <w:rPr>
-                <w:lang w:val="en-US"/>
-              </w:rPr>
-              <w:t>Campus Area Network</w:t>
-            </w:r>
-          </w:p>
-        </w:tc>
-      </w:tr>
-      <w:tr>
-        <w:tc>
-          <w:tcPr>
-            <w:tcW w:w="2048" w:type="dxa"/>
-          </w:tcPr>
-          <w:p>
-            <w:pPr>
-              <w:spacing w:line="360" w:lineRule="auto"/>
-              <w:jc w:val="both"/>
-            </w:pPr>
-            <w:r>
-              <w:t>E.G.</w:t>
-            </w:r>
-          </w:p>
-        </w:tc>
-        <w:tc>
-          <w:tcPr>
-            <w:tcW w:w="6248" w:type="dxa"/>
-          </w:tcPr>
-          <w:p>
-            <w:pPr>
-              <w:spacing w:line="360" w:lineRule="auto"/>
-              <w:jc w:val="both"/>
-            </w:pPr>
-            <w:r>
-              <w:t>Example</w:t>
-            </w:r>
-          </w:p>
-        </w:tc>
-      </w:tr>
-    </w:tbl>
-    <w:p>
-      <w:pPr>
-        <w:spacing w:line="360" w:lineRule="auto"/>
-        <w:jc w:val="both"/>
-        <w:rPr>
-          <w:rFonts w:eastAsiaTheme="majorEastAsia" w:cstheme="majorBidi"/>
-          <w:b/>
-          <w:sz w:val="28"/>
-          <w:szCs w:val="32"/>
-          <w:highlight w:val="lightGray"/>
-        </w:rPr>
-      </w:pPr>
-      <w:r>
-        <w:rPr>
-          <w:highlight w:val="lightGray"/>
+        <w:jc w:val="both"/>
+        <w:rPr>
+          <w:i/>
+          <w:iCs/>
+          <w:color w:val="FF0000"/>
+          <w:sz w:val="22"/>
+          <w:szCs w:val="20"/>
+          <w:u w:val="single"/>
+        </w:rPr>
+      </w:pPr>
+      <w:r>
+        <w:rPr>
+          <w:i/>
+          <w:iCs/>
+          <w:color w:val="FF0000"/>
+          <w:sz w:val="22"/>
+          <w:szCs w:val="20"/>
+          <w:u w:val="single"/>
         </w:rPr>
         <w:br w:type="page"/>
       </w:r>
@@ -5586,287 +4708,6 @@
         <w:rPr>
           <w:sz w:val="32"/>
         </w:rPr>
-        <w:lastRenderedPageBreak/>
-        <w:t>Introduction</w:t>
-      </w:r>
-    </w:p>
-    <w:p>
-      <w:pPr>
-        <w:tabs>
-          <w:tab w:val="left" w:pos="7380"/>
-          <w:tab w:val="left" w:pos="8280"/>
-        </w:tabs>
-        <w:spacing w:line="360" w:lineRule="auto"/>
-        <w:jc w:val="both"/>
-        <w:rPr>
-          <w:szCs w:val="24"/>
-        </w:rPr>
-      </w:pPr>
-      <w:r>
-        <w:rPr>
-          <w:szCs w:val="24"/>
-        </w:rPr>
-        <w:t>Rock, Paper, Scissors is one of the most popular and old</w:t>
-      </w:r>
-      <w:r>
-        <w:rPr>
-          <w:szCs w:val="24"/>
-        </w:rPr>
-        <w:t xml:space="preserve">est hand games played </w:t>
-      </w:r>
-      <w:r>
-        <w:rPr>
-          <w:szCs w:val="24"/>
-        </w:rPr>
-        <w:t xml:space="preserve">throughout </w:t>
-      </w:r>
-      <w:r>
-        <w:rPr>
-          <w:szCs w:val="24"/>
-        </w:rPr>
-        <w:t>the world. The game is simple, entertaining and commonly used for decision making purposes. Traditionally, the game is played between two players where each player chooses whether rock, paper, or scissor. In this computerized version, the user plays against computer and the w</w:t>
-      </w:r>
-      <w:r>
-        <w:rPr>
-          <w:szCs w:val="24"/>
-        </w:rPr>
-        <w:t xml:space="preserve">inner is determined </w:t>
-      </w:r>
-      <w:r>
-        <w:rPr>
-          <w:szCs w:val="24"/>
-        </w:rPr>
-        <w:t>according to</w:t>
-      </w:r>
-      <w:r>
-        <w:rPr>
-          <w:szCs w:val="24"/>
-        </w:rPr>
-        <w:t xml:space="preserve"> the rules: rock defeats scissors, scissors defeat</w:t>
-      </w:r>
-      <w:r>
-        <w:rPr>
-          <w:szCs w:val="24"/>
-        </w:rPr>
-        <w:t xml:space="preserve"> paper, and paper defeats rocks.</w:t>
-      </w:r>
-    </w:p>
-    <w:p>
-      <w:pPr>
-        <w:tabs>
-          <w:tab w:val="left" w:pos="7380"/>
-          <w:tab w:val="left" w:pos="8280"/>
-        </w:tabs>
-        <w:spacing w:line="360" w:lineRule="auto"/>
-        <w:jc w:val="both"/>
-        <w:rPr>
-          <w:szCs w:val="24"/>
-        </w:rPr>
-      </w:pPr>
-      <w:r>
-        <w:rPr>
-          <w:szCs w:val="24"/>
-        </w:rPr>
-        <w:t xml:space="preserve">This project focuses on developing an advanced Rock Paper Scissors game using C programming language with several advanced features such as login system, registration system, CRUD operations, score management, multiplayer gameplay, account deletion, tournament mode, leaderboard system, match history, and file handling. The project is designed to simulate a real real-world gaming </w:t>
-      </w:r>
-      <w:r>
-        <w:rPr>
-          <w:szCs w:val="24"/>
-        </w:rPr>
-        <w:t xml:space="preserve">system where users can create accounts, store scores permanently, compete with other players, and </w:t>
-      </w:r>
-      <w:r>
-        <w:rPr>
-          <w:szCs w:val="24"/>
-        </w:rPr>
-        <w:t xml:space="preserve">manage their data efficiently. </w:t>
-      </w:r>
-    </w:p>
-    <w:p>
-      <w:pPr>
-        <w:spacing w:line="360" w:lineRule="auto"/>
-        <w:jc w:val="both"/>
-        <w:rPr>
-          <w:szCs w:val="24"/>
-        </w:rPr>
-      </w:pPr>
-      <w:r>
-        <w:rPr>
-          <w:szCs w:val="24"/>
-        </w:rPr>
-        <w:t>The system will allow users to create accounts and securely log in using usernames. User data is stored permanently using file handlin</w:t>
-      </w:r>
-      <w:r>
-        <w:rPr>
-          <w:szCs w:val="24"/>
-        </w:rPr>
-        <w:t>g techniques</w:t>
-      </w:r>
-      <w:r>
-        <w:rPr>
-          <w:szCs w:val="24"/>
-        </w:rPr>
-        <w:t>. Once logged in, players can play against the computer or compete with another player in multiplayer mode. Scores are recorded and stored in files so that player performance can be tracked ev</w:t>
-      </w:r>
-      <w:r>
-        <w:rPr>
-          <w:szCs w:val="24"/>
-        </w:rPr>
-        <w:t>en after the program is closed.</w:t>
-      </w:r>
-    </w:p>
-    <w:p>
-      <w:pPr>
-        <w:spacing w:line="360" w:lineRule="auto"/>
-        <w:jc w:val="both"/>
-        <w:rPr>
-          <w:szCs w:val="24"/>
-        </w:rPr>
-      </w:pPr>
-      <w:r>
-        <w:rPr>
-          <w:szCs w:val="24"/>
-        </w:rPr>
-        <w:t>The implementation of CRUD operation is one of the most important highlights of the project. CRUD stands for Create, Read, Update</w:t>
-      </w:r>
-      <w:r>
-        <w:rPr>
-          <w:szCs w:val="24"/>
-        </w:rPr>
-        <w:t>, and Delete. In this project, users can create new accounts, read player details and scores, update records automatically through gameplay, and delete accounts permanently.</w:t>
-      </w:r>
-    </w:p>
-    <w:p>
-      <w:pPr>
-        <w:spacing w:line="360" w:lineRule="auto"/>
-        <w:jc w:val="both"/>
-        <w:rPr>
-          <w:szCs w:val="24"/>
-        </w:rPr>
-      </w:pPr>
-      <w:r>
-        <w:rPr>
-          <w:szCs w:val="24"/>
-        </w:rPr>
-        <w:t>File handling is another important component of the project. Since the C language does not include a built-in data base</w:t>
-      </w:r>
-      <w:r>
-        <w:rPr>
-          <w:szCs w:val="24"/>
-        </w:rPr>
-        <w:t xml:space="preserve"> management system, text files are used to store player records, scores, and match history. The multiplayer feature increases interaction and competitiveness between users. Instead of limiting gameplay to computer-based interaction only, the system allows two user</w:t>
-      </w:r>
-      <w:r>
-        <w:rPr>
-          <w:szCs w:val="24"/>
-        </w:rPr>
-        <w:t>s</w:t>
-      </w:r>
-      <w:r>
-        <w:rPr>
-          <w:szCs w:val="24"/>
-        </w:rPr>
-        <w:t xml:space="preserve"> to compete directly against each other. This improves our experience and makes the game more engaging.</w:t>
-      </w:r>
-    </w:p>
-    <w:p>
-      <w:pPr>
-        <w:rPr>
-          <w:szCs w:val="24"/>
-        </w:rPr>
-      </w:pPr>
-      <w:r>
-        <w:rPr>
-          <w:szCs w:val="24"/>
-        </w:rPr>
-        <w:br w:type="page"/>
-      </w:r>
-    </w:p>
-    <w:p>
-      <w:pPr>
-        <w:spacing w:line="360" w:lineRule="auto"/>
-        <w:jc w:val="both"/>
-      </w:pPr>
-      <w:r>
-        <w:lastRenderedPageBreak/>
-        <w:t>This project also includes additional innovative feature such as tournament mode and streak bonus system. Tournament mode allows users to compete in multiple rounds continuously, while the streak bonus system reward users for consecutive wins. These features increase excitement and provide better gaming experience.</w:t>
-      </w:r>
-    </w:p>
-    <w:p>
-      <w:pPr>
-        <w:spacing w:line="360" w:lineRule="auto"/>
-        <w:jc w:val="both"/>
-        <w:rPr>
-          <w:szCs w:val="24"/>
-        </w:rPr>
-      </w:pPr>
-      <w:r>
-        <w:rPr>
-          <w:szCs w:val="24"/>
-        </w:rPr>
-        <w:t>The project demonstrates the practical application of various programming concepts including loops, conditional statements, arrays, structures, functions, file handling and user authentication which helps beginner programmers understand how multiple concepts can be combined together to create a complete software application.</w:t>
-      </w:r>
-    </w:p>
-    <w:p>
-      <w:pPr>
-        <w:spacing w:line="360" w:lineRule="auto"/>
-        <w:jc w:val="both"/>
-      </w:pPr>
-      <w:r>
-        <w:t>Overall, the advanced Rock Paper Scissors game is an educational and interactive project that combines entertainment with software development knowledge. It provides practical understanding of game logic, user management systems, and permanent data storage through file handling.</w:t>
-      </w:r>
-    </w:p>
-    <w:p/>
-    <w:p>
-      <w:pPr>
-        <w:spacing w:before="120" w:after="0" w:line="360" w:lineRule="auto"/>
-        <w:ind w:firstLine="720"/>
-        <w:jc w:val="both"/>
-      </w:pPr>
-    </w:p>
-    <w:p>
-      <w:pPr>
-        <w:spacing w:after="0" w:line="360" w:lineRule="auto"/>
-        <w:jc w:val="both"/>
-        <w:rPr>
-          <w:i/>
-          <w:iCs/>
-          <w:color w:val="FF0000"/>
-          <w:sz w:val="22"/>
-          <w:szCs w:val="20"/>
-          <w:u w:val="single"/>
-        </w:rPr>
-      </w:pPr>
-      <w:r>
-        <w:rPr>
-          <w:i/>
-          <w:iCs/>
-          <w:color w:val="FF0000"/>
-          <w:sz w:val="22"/>
-          <w:szCs w:val="20"/>
-          <w:u w:val="single"/>
-        </w:rPr>
-        <w:br w:type="page"/>
-      </w:r>
-    </w:p>
-    <w:p>
-      <w:pPr>
-        <w:pStyle w:val="Heading1"/>
-        <w:numPr>
-          <w:ilvl w:val="0"/>
-          <w:numId w:val="2"/>
-        </w:numPr>
-        <w:spacing w:after="0" w:line="360" w:lineRule="auto"/>
-        <w:jc w:val="both"/>
-        <w:rPr>
-          <w:sz w:val="32"/>
-        </w:rPr>
-      </w:pPr>
-      <w:r>
-        <w:rPr>
-          <w:sz w:val="32"/>
-        </w:rPr>
-        <w:lastRenderedPageBreak/>
         <w:t>Problem Statement</w:t>
       </w:r>
     </w:p>
@@ -5920,7 +4761,6 @@
         <w:rPr>
           <w:sz w:val="32"/>
         </w:rPr>
-        <w:lastRenderedPageBreak/>
         <w:t xml:space="preserve">Objective </w:t>
       </w:r>
     </w:p>
@@ -6140,7 +4980,6 @@
         <w:jc w:val="both"/>
       </w:pPr>
       <w:r>
-        <w:lastRenderedPageBreak/>
         <w:t>Background Study</w:t>
       </w:r>
     </w:p>
@@ -6166,20 +5005,13 @@
         <w:jc w:val="both"/>
       </w:pPr>
       <w:r>
-        <w:t xml:space="preserve">Current challenges in digital game implementations include data security, user friendliness, and feature richness. Many existing systems do not support multiplayer functionality, which limits social interaction. Additionally, traditional game systems often do not include comprehensive dashboards or real-time leaderboards, which are critical for motivating </w:t>
-      </w:r>
-      <w:proofErr w:type="spellStart"/>
-      <w:proofErr w:type="gramStart"/>
-      <w:r>
-        <w:t>players.</w:t>
-      </w:r>
-      <w:r>
-        <w:t>As</w:t>
-      </w:r>
-      <w:proofErr w:type="spellEnd"/>
-      <w:proofErr w:type="gramEnd"/>
-      <w:r>
-        <w:t xml:space="preserve"> gaming and computing developed, many traditional games were adapted into digital versions. Early computer versions of simple games were usually built to demonstrate basic logic and user interaction. Rock Paper Scissors became especially useful for programming practice because it requires only a few rules, yet it still needs conditional decision-making and random number generation. In this way, it became a common beginner-level project in programming education. The digital version also removed the need for physical play and allowed the game to be used in classrooms, labs, and self-learning environments.</w:t>
+        <w:t>Current challenges in digital game implementations include data security, user friendliness, and feature richness. Many existing systems do not support multiplayer functionality, which limits social interaction. Additionally, traditional game systems often do not include comprehensive dashboards or real-time leaderboards, which are critical for motivating players.</w:t>
+      </w:r>
+      <w:r>
+        <w:t xml:space="preserve"> </w:t>
+      </w:r>
+      <w:r>
+        <w:t>As gaming and computing developed, many traditional games were adapted into digital versions. Early computer versions of simple games were usually built to demonstrate basic logic and user interaction. Rock Paper Scissors became especially useful for programming practice because it requires only a few rules, yet it still needs conditional decision-making and random number generation. In this way, it became a common beginner-level project in programming education. The digital version also removed the need for physical play and allowed the game to be used in classrooms, labs, and self-learning environments.</w:t>
       </w:r>
     </w:p>
     <w:p>
@@ -6191,28 +5023,10 @@
         </w:rPr>
       </w:pPr>
       <w:r>
-        <w:t xml:space="preserve"> Many existing systems do not support multiplayer functionality, which limits social interaction. Additionally, traditional game systems often do not include comprehensive dashboards or real-time leaderboards, which are critical for motivating </w:t>
-      </w:r>
-      <w:proofErr w:type="spellStart"/>
-      <w:proofErr w:type="gramStart"/>
-      <w:r>
-        <w:t>players.This</w:t>
-      </w:r>
-      <w:proofErr w:type="spellEnd"/>
-      <w:proofErr w:type="gramEnd"/>
-      <w:r>
-        <w:t xml:space="preserve"> project aims to address these gaps by implementing a multi-mode Rock-Paper-Scissors game with robust data management, multiplayer capabilities, and an intuitive user interface. The motivation stems from the need to create an engaging online game platform that is accessible to users with varying levels of technical expertise, and to explore how traditional games can be adapted to modern digital environments.</w:t>
-      </w:r>
-      <w:r>
-        <w:t xml:space="preserve"> The development process involves </w:t>
-      </w:r>
-      <w:proofErr w:type="spellStart"/>
-      <w:r>
-        <w:t>analyzing</w:t>
-      </w:r>
-      <w:proofErr w:type="spellEnd"/>
-      <w:r>
-        <w:t xml:space="preserve"> existing systems, identifying missing features, and designing an integrated system that combines game logic with user management, data persistence, and interactive interfaces.</w:t>
+        <w:t xml:space="preserve"> Many existing systems do not support multiplayer functionality, which limits social interaction. Additionally, traditional game systems often do not include comprehensive dashboards or real-time leaderboards, which are critical for motivating players.This project aims to address these gaps by implementing a multi-mode Rock-Paper-Scissors game with robust data management, multiplayer capabilities, and an intuitive user interface. The motivation stems from the need to create an engaging online game platform that is accessible to users with varying levels of technical expertise, and to explore how traditional games can be adapted to modern digital environments.</w:t>
+      </w:r>
+      <w:r>
+        <w:t xml:space="preserve"> The development process involves analyzing existing systems, identifying missing features, and designing an integrated system that combines game logic with user management, data persistence, and interactive interfaces.</w:t>
       </w:r>
       <w:r>
         <w:rPr>
@@ -6241,7 +5055,6 @@
         <w:jc w:val="both"/>
       </w:pPr>
       <w:r>
-        <w:lastRenderedPageBreak/>
         <w:t>Requirement Document</w:t>
       </w:r>
     </w:p>
@@ -6419,6 +5232,7 @@
             <w:tblPr>
               <w:tblW w:w="0" w:type="auto"/>
               <w:tblCellSpacing w:w="15" w:type="dxa"/>
+              <w:tblLayout w:type="fixed"/>
               <w:tblCellMar>
                 <w:top w:w="15" w:type="dxa"/>
                 <w:left w:w="15" w:type="dxa"/>
@@ -6491,6 +5305,7 @@
             <w:tblPr>
               <w:tblW w:w="1989" w:type="dxa"/>
               <w:tblCellSpacing w:w="15" w:type="dxa"/>
+              <w:tblLayout w:type="fixed"/>
               <w:tblCellMar>
                 <w:top w:w="15" w:type="dxa"/>
                 <w:left w:w="15" w:type="dxa"/>
@@ -6553,14 +5368,7 @@
               <w:rPr>
                 <w:lang w:val="en-GB"/>
               </w:rPr>
-              <w:t xml:space="preserve">d </w:t>
-            </w:r>
-            <w:proofErr w:type="gramStart"/>
-            <w:r>
-              <w:rPr>
-                <w:lang w:val="en-GB"/>
-              </w:rPr>
-              <w:t xml:space="preserve">and  </w:t>
+              <w:t xml:space="preserve">d and  </w:t>
             </w:r>
             <w:r>
               <w:rPr>
@@ -6568,7 +5376,6 @@
               </w:rPr>
               <w:t>Authenticates</w:t>
             </w:r>
-            <w:proofErr w:type="gramEnd"/>
             <w:r>
               <w:rPr>
                 <w:lang w:val="en-GB"/>
@@ -6632,16 +5439,8 @@
               <w:rPr>
                 <w:lang w:val="en-GB"/>
               </w:rPr>
-              <w:t xml:space="preserve"> and security </w:t>
+              <w:t xml:space="preserve"> and security feature .</w:t>
             </w:r>
-            <w:proofErr w:type="gramStart"/>
-            <w:r>
-              <w:rPr>
-                <w:lang w:val="en-GB"/>
-              </w:rPr>
-              <w:t>feature .</w:t>
-            </w:r>
-            <w:proofErr w:type="gramEnd"/>
           </w:p>
         </w:tc>
       </w:tr>
@@ -6862,7 +5661,6 @@
               <w:jc w:val="both"/>
             </w:pPr>
             <w:r>
-              <w:lastRenderedPageBreak/>
               <w:t>4.</w:t>
             </w:r>
           </w:p>
@@ -7197,27 +5995,13 @@
               <w:rPr>
                 <w:lang w:val="en-GB"/>
               </w:rPr>
-              <w:t xml:space="preserve"> </w:t>
-            </w:r>
-            <w:proofErr w:type="gramStart"/>
-            <w:r>
-              <w:rPr>
-                <w:lang w:val="en-GB"/>
-              </w:rPr>
-              <w:t xml:space="preserve">and  </w:t>
+              <w:t xml:space="preserve"> and  </w:t>
             </w:r>
             <w:r>
               <w:rPr>
                 <w:lang w:val="en-GB"/>
               </w:rPr>
-              <w:t>Score</w:t>
-            </w:r>
-            <w:proofErr w:type="gramEnd"/>
-            <w:r>
-              <w:rPr>
-                <w:lang w:val="en-GB"/>
-              </w:rPr>
-              <w:t xml:space="preserve"> Management System</w:t>
+              <w:t>Score Management System</w:t>
             </w:r>
           </w:p>
         </w:tc>
@@ -7618,19 +6402,11 @@
               </w:rPr>
               <w:t xml:space="preserve"> and </w:t>
             </w:r>
-            <w:proofErr w:type="gramStart"/>
             <w:r>
               <w:rPr>
                 <w:lang w:val="en-GB"/>
               </w:rPr>
-              <w:t>Closes</w:t>
-            </w:r>
-            <w:proofErr w:type="gramEnd"/>
-            <w:r>
-              <w:rPr>
-                <w:lang w:val="en-GB"/>
-              </w:rPr>
-              <w:t xml:space="preserve"> the application safely.</w:t>
+              <w:t>Closes the application safely.</w:t>
             </w:r>
           </w:p>
         </w:tc>
@@ -7696,7 +6472,6 @@
         <w:spacing w:before="0" w:after="0" w:line="360" w:lineRule="auto"/>
       </w:pPr>
       <w:r>
-        <w:lastRenderedPageBreak/>
         <w:t>Business Requirements</w:t>
       </w:r>
     </w:p>
@@ -7733,19 +6508,11 @@
           <w:lang w:val="en-US"/>
         </w:rPr>
       </w:pPr>
-      <w:proofErr w:type="gramStart"/>
       <w:r>
         <w:rPr>
           <w:lang w:val="en-US"/>
         </w:rPr>
-        <w:t>.Reduce</w:t>
-      </w:r>
-      <w:proofErr w:type="gramEnd"/>
-      <w:r>
-        <w:rPr>
-          <w:lang w:val="en-US"/>
-        </w:rPr>
-        <w:t xml:space="preserve"> manual score keeping </w:t>
+        <w:t xml:space="preserve">.Reduce manual score keeping </w:t>
       </w:r>
     </w:p>
     <w:p>
@@ -8101,19 +6868,11 @@
           <w:lang w:val="en-US"/>
         </w:rPr>
       </w:pPr>
-      <w:proofErr w:type="spellStart"/>
       <w:r>
         <w:rPr>
           <w:lang w:val="en-US"/>
         </w:rPr>
-        <w:t>PerformanceReliability</w:t>
-      </w:r>
-      <w:proofErr w:type="spellEnd"/>
-      <w:r>
-        <w:rPr>
-          <w:lang w:val="en-US"/>
-        </w:rPr>
-        <w:t xml:space="preserve">  </w:t>
+        <w:t xml:space="preserve">PerformanceReliability  </w:t>
       </w:r>
     </w:p>
     <w:p>
@@ -8215,9 +6974,1211 @@
         <w:spacing w:after="0"/>
       </w:pPr>
     </w:p>
-    <w:p>
-      <w:pPr>
-        <w:spacing w:after="0"/>
+    <w:p/>
+    <w:p/>
+    <w:p/>
+    <w:p/>
+    <w:p/>
+    <w:p>
+      <w:pPr>
+        <w:pStyle w:val="Heading1"/>
+        <w:numPr>
+          <w:ilvl w:val="0"/>
+          <w:numId w:val="2"/>
+        </w:numPr>
+        <w:spacing w:after="0" w:line="360" w:lineRule="auto"/>
+        <w:jc w:val="both"/>
+      </w:pPr>
+      <w:r>
+        <w:t>System</w:t>
+      </w:r>
+      <w:r>
+        <w:t xml:space="preserve"> Design</w:t>
+      </w:r>
+    </w:p>
+    <w:p>
+      <w:r>
+        <w:t>System Design represents the structure and operation of the Rock Paper Scissors Game. The design phase converts system requirements into a blueprint for development.</w:t>
+      </w:r>
+    </w:p>
+    <w:p/>
+    <w:p>
+      <w:pPr>
+        <w:keepNext/>
+      </w:pPr>
+      <w:bookmarkStart w:id="14" w:name="_GoBack"/>
+      <w:r>
+        <w:rPr>
+          <w:noProof/>
+          <w:lang w:val="en-US"/>
+        </w:rPr>
+        <w:drawing>
+          <wp:inline distT="0" distB="0" distL="0" distR="0" wp14:anchorId="49FEC3EB" wp14:editId="1A9FEA3A">
+            <wp:extent cx="5250873" cy="3994489"/>
+            <wp:effectExtent l="0" t="0" r="6985" b="0"/>
+            <wp:docPr id="1" name="Picture 1"/>
+            <wp:cNvGraphicFramePr>
+              <a:graphicFrameLocks xmlns:a="http://schemas.openxmlformats.org/drawingml/2006/main" noChangeAspect="1"/>
+            </wp:cNvGraphicFramePr>
+            <a:graphic xmlns:a="http://schemas.openxmlformats.org/drawingml/2006/main">
+              <a:graphicData uri="http://schemas.openxmlformats.org/drawingml/2006/picture">
+                <pic:pic xmlns:pic="http://schemas.openxmlformats.org/drawingml/2006/picture">
+                  <pic:nvPicPr>
+                    <pic:cNvPr id="1" name="mermaid-diagram (4).png"/>
+                    <pic:cNvPicPr/>
+                  </pic:nvPicPr>
+                  <pic:blipFill>
+                    <a:blip r:embed="rId12">
+                      <a:extLst>
+                        <a:ext uri="{28A0092B-C50C-407E-A947-70E740481C1C}">
+                          <a14:useLocalDpi xmlns:a14="http://schemas.microsoft.com/office/drawing/2010/main" val="0"/>
+                        </a:ext>
+                      </a:extLst>
+                    </a:blip>
+                    <a:stretch>
+                      <a:fillRect/>
+                    </a:stretch>
+                  </pic:blipFill>
+                  <pic:spPr>
+                    <a:xfrm>
+                      <a:off x="0" y="0"/>
+                      <a:ext cx="5394505" cy="4103754"/>
+                    </a:xfrm>
+                    <a:prstGeom prst="rect">
+                      <a:avLst/>
+                    </a:prstGeom>
+                  </pic:spPr>
+                </pic:pic>
+              </a:graphicData>
+            </a:graphic>
+          </wp:inline>
+        </w:drawing>
+      </w:r>
+      <w:bookmarkEnd w:id="14"/>
+    </w:p>
+    <w:p>
+      <w:pPr>
+        <w:pStyle w:val="Caption"/>
+        <w:jc w:val="center"/>
+        <w:rPr>
+          <w:i w:val="0"/>
+          <w:color w:val="auto"/>
+          <w:sz w:val="24"/>
+          <w:szCs w:val="24"/>
+        </w:rPr>
+      </w:pPr>
+      <w:r>
+        <w:rPr>
+          <w:i w:val="0"/>
+          <w:color w:val="auto"/>
+          <w:sz w:val="24"/>
+          <w:szCs w:val="24"/>
+        </w:rPr>
+        <w:t xml:space="preserve">Figure </w:t>
+      </w:r>
+      <w:r>
+        <w:rPr>
+          <w:i w:val="0"/>
+          <w:color w:val="auto"/>
+          <w:sz w:val="24"/>
+          <w:szCs w:val="24"/>
+        </w:rPr>
+        <w:fldChar w:fldCharType="begin"/>
+      </w:r>
+      <w:r>
+        <w:rPr>
+          <w:i w:val="0"/>
+          <w:color w:val="auto"/>
+          <w:sz w:val="24"/>
+          <w:szCs w:val="24"/>
+        </w:rPr>
+        <w:instrText xml:space="preserve"> SEQ Figure \* ARABIC </w:instrText>
+      </w:r>
+      <w:r>
+        <w:rPr>
+          <w:i w:val="0"/>
+          <w:color w:val="auto"/>
+          <w:sz w:val="24"/>
+          <w:szCs w:val="24"/>
+        </w:rPr>
+        <w:fldChar w:fldCharType="separate"/>
+      </w:r>
+      <w:r>
+        <w:rPr>
+          <w:i w:val="0"/>
+          <w:noProof/>
+          <w:color w:val="auto"/>
+          <w:sz w:val="24"/>
+          <w:szCs w:val="24"/>
+        </w:rPr>
+        <w:t>1</w:t>
+      </w:r>
+      <w:r>
+        <w:rPr>
+          <w:i w:val="0"/>
+          <w:color w:val="auto"/>
+          <w:sz w:val="24"/>
+          <w:szCs w:val="24"/>
+        </w:rPr>
+        <w:fldChar w:fldCharType="end"/>
+      </w:r>
+      <w:r>
+        <w:rPr>
+          <w:i w:val="0"/>
+          <w:color w:val="auto"/>
+          <w:sz w:val="24"/>
+          <w:szCs w:val="24"/>
+        </w:rPr>
+        <w:t xml:space="preserve"> Level 1 DFD of Rock Paper Scissor</w:t>
+      </w:r>
+    </w:p>
+    <w:p>
+      <w:pPr>
+        <w:spacing w:after="0" w:line="360" w:lineRule="auto"/>
+        <w:jc w:val="center"/>
+        <w:rPr>
+          <w:szCs w:val="24"/>
+        </w:rPr>
+      </w:pPr>
+    </w:p>
+    <w:p>
+      <w:pPr>
+        <w:keepNext/>
+      </w:pPr>
+      <w:r>
+        <w:rPr>
+          <w:szCs w:val="24"/>
+        </w:rPr>
+        <w:br w:type="page"/>
+      </w:r>
+      <w:r>
+        <w:rPr>
+          <w:noProof/>
+          <w:szCs w:val="24"/>
+          <w:lang w:val="en-US"/>
+        </w:rPr>
+        <w:drawing>
+          <wp:inline distT="0" distB="0" distL="0" distR="0" wp14:anchorId="7E515E7F" wp14:editId="0253D796">
+            <wp:extent cx="5904759" cy="5500255"/>
+            <wp:effectExtent l="0" t="0" r="1270" b="5715"/>
+            <wp:docPr id="11" name="Picture 11"/>
+            <wp:cNvGraphicFramePr>
+              <a:graphicFrameLocks xmlns:a="http://schemas.openxmlformats.org/drawingml/2006/main" noChangeAspect="1"/>
+            </wp:cNvGraphicFramePr>
+            <a:graphic xmlns:a="http://schemas.openxmlformats.org/drawingml/2006/main">
+              <a:graphicData uri="http://schemas.openxmlformats.org/drawingml/2006/picture">
+                <pic:pic xmlns:pic="http://schemas.openxmlformats.org/drawingml/2006/picture">
+                  <pic:nvPicPr>
+                    <pic:cNvPr id="11" name="mermaid-diagram (2).png"/>
+                    <pic:cNvPicPr/>
+                  </pic:nvPicPr>
+                  <pic:blipFill>
+                    <a:blip r:embed="rId13" cstate="print">
+                      <a:extLst>
+                        <a:ext uri="{28A0092B-C50C-407E-A947-70E740481C1C}">
+                          <a14:useLocalDpi xmlns:a14="http://schemas.microsoft.com/office/drawing/2010/main" val="0"/>
+                        </a:ext>
+                      </a:extLst>
+                    </a:blip>
+                    <a:stretch>
+                      <a:fillRect/>
+                    </a:stretch>
+                  </pic:blipFill>
+                  <pic:spPr>
+                    <a:xfrm>
+                      <a:off x="0" y="0"/>
+                      <a:ext cx="5904759" cy="5500255"/>
+                    </a:xfrm>
+                    <a:prstGeom prst="rect">
+                      <a:avLst/>
+                    </a:prstGeom>
+                  </pic:spPr>
+                </pic:pic>
+              </a:graphicData>
+            </a:graphic>
+          </wp:inline>
+        </w:drawing>
+      </w:r>
+    </w:p>
+    <w:p>
+      <w:pPr>
+        <w:pStyle w:val="Caption"/>
+        <w:jc w:val="center"/>
+        <w:rPr>
+          <w:i w:val="0"/>
+          <w:color w:val="auto"/>
+          <w:sz w:val="24"/>
+          <w:szCs w:val="24"/>
+        </w:rPr>
+      </w:pPr>
+      <w:r>
+        <w:rPr>
+          <w:i w:val="0"/>
+          <w:color w:val="auto"/>
+          <w:sz w:val="24"/>
+          <w:szCs w:val="24"/>
+        </w:rPr>
+        <w:t xml:space="preserve">Figure </w:t>
+      </w:r>
+      <w:r>
+        <w:rPr>
+          <w:i w:val="0"/>
+          <w:color w:val="auto"/>
+          <w:sz w:val="24"/>
+          <w:szCs w:val="24"/>
+        </w:rPr>
+        <w:fldChar w:fldCharType="begin"/>
+      </w:r>
+      <w:r>
+        <w:rPr>
+          <w:i w:val="0"/>
+          <w:color w:val="auto"/>
+          <w:sz w:val="24"/>
+          <w:szCs w:val="24"/>
+        </w:rPr>
+        <w:instrText xml:space="preserve"> SEQ Figure \* ARABIC </w:instrText>
+      </w:r>
+      <w:r>
+        <w:rPr>
+          <w:i w:val="0"/>
+          <w:color w:val="auto"/>
+          <w:sz w:val="24"/>
+          <w:szCs w:val="24"/>
+        </w:rPr>
+        <w:fldChar w:fldCharType="separate"/>
+      </w:r>
+      <w:r>
+        <w:rPr>
+          <w:i w:val="0"/>
+          <w:noProof/>
+          <w:color w:val="auto"/>
+          <w:sz w:val="24"/>
+          <w:szCs w:val="24"/>
+        </w:rPr>
+        <w:t>2</w:t>
+      </w:r>
+      <w:r>
+        <w:rPr>
+          <w:i w:val="0"/>
+          <w:color w:val="auto"/>
+          <w:sz w:val="24"/>
+          <w:szCs w:val="24"/>
+        </w:rPr>
+        <w:fldChar w:fldCharType="end"/>
+      </w:r>
+      <w:r>
+        <w:rPr>
+          <w:i w:val="0"/>
+          <w:color w:val="auto"/>
+          <w:sz w:val="24"/>
+          <w:szCs w:val="24"/>
+        </w:rPr>
+        <w:t xml:space="preserve"> System Flowchart of Rock Paper Scissor</w:t>
+      </w:r>
+    </w:p>
+    <w:p>
+      <w:pPr>
+        <w:keepNext/>
+      </w:pPr>
+      <w:r>
+        <w:rPr>
+          <w:szCs w:val="24"/>
+        </w:rPr>
+        <w:br w:type="page"/>
+      </w:r>
+      <w:r>
+        <w:rPr>
+          <w:noProof/>
+          <w:szCs w:val="24"/>
+          <w:lang w:val="en-US"/>
+        </w:rPr>
+        <w:drawing>
+          <wp:inline distT="0" distB="0" distL="0" distR="0" wp14:anchorId="78C41E9D" wp14:editId="5FFE4C43">
+            <wp:extent cx="5274310" cy="6285230"/>
+            <wp:effectExtent l="0" t="0" r="2540" b="1270"/>
+            <wp:docPr id="15" name="Picture 15"/>
+            <wp:cNvGraphicFramePr>
+              <a:graphicFrameLocks xmlns:a="http://schemas.openxmlformats.org/drawingml/2006/main" noChangeAspect="1"/>
+            </wp:cNvGraphicFramePr>
+            <a:graphic xmlns:a="http://schemas.openxmlformats.org/drawingml/2006/main">
+              <a:graphicData uri="http://schemas.openxmlformats.org/drawingml/2006/picture">
+                <pic:pic xmlns:pic="http://schemas.openxmlformats.org/drawingml/2006/picture">
+                  <pic:nvPicPr>
+                    <pic:cNvPr id="15" name="mermaid-diagram (1).png"/>
+                    <pic:cNvPicPr/>
+                  </pic:nvPicPr>
+                  <pic:blipFill>
+                    <a:blip r:embed="rId14" cstate="print">
+                      <a:extLst>
+                        <a:ext uri="{28A0092B-C50C-407E-A947-70E740481C1C}">
+                          <a14:useLocalDpi xmlns:a14="http://schemas.microsoft.com/office/drawing/2010/main" val="0"/>
+                        </a:ext>
+                      </a:extLst>
+                    </a:blip>
+                    <a:stretch>
+                      <a:fillRect/>
+                    </a:stretch>
+                  </pic:blipFill>
+                  <pic:spPr>
+                    <a:xfrm>
+                      <a:off x="0" y="0"/>
+                      <a:ext cx="5274310" cy="6285230"/>
+                    </a:xfrm>
+                    <a:prstGeom prst="rect">
+                      <a:avLst/>
+                    </a:prstGeom>
+                  </pic:spPr>
+                </pic:pic>
+              </a:graphicData>
+            </a:graphic>
+          </wp:inline>
+        </w:drawing>
+      </w:r>
+    </w:p>
+    <w:p>
+      <w:pPr>
+        <w:pStyle w:val="Caption"/>
+        <w:jc w:val="center"/>
+        <w:rPr>
+          <w:i w:val="0"/>
+          <w:color w:val="auto"/>
+          <w:sz w:val="24"/>
+          <w:szCs w:val="24"/>
+        </w:rPr>
+      </w:pPr>
+      <w:r>
+        <w:rPr>
+          <w:i w:val="0"/>
+          <w:color w:val="auto"/>
+          <w:sz w:val="24"/>
+          <w:szCs w:val="24"/>
+        </w:rPr>
+        <w:t xml:space="preserve">Figure </w:t>
+      </w:r>
+      <w:r>
+        <w:rPr>
+          <w:i w:val="0"/>
+          <w:color w:val="auto"/>
+          <w:sz w:val="24"/>
+          <w:szCs w:val="24"/>
+        </w:rPr>
+        <w:fldChar w:fldCharType="begin"/>
+      </w:r>
+      <w:r>
+        <w:rPr>
+          <w:i w:val="0"/>
+          <w:color w:val="auto"/>
+          <w:sz w:val="24"/>
+          <w:szCs w:val="24"/>
+        </w:rPr>
+        <w:instrText xml:space="preserve"> SEQ Figure \* ARABIC </w:instrText>
+      </w:r>
+      <w:r>
+        <w:rPr>
+          <w:i w:val="0"/>
+          <w:color w:val="auto"/>
+          <w:sz w:val="24"/>
+          <w:szCs w:val="24"/>
+        </w:rPr>
+        <w:fldChar w:fldCharType="separate"/>
+      </w:r>
+      <w:r>
+        <w:rPr>
+          <w:i w:val="0"/>
+          <w:noProof/>
+          <w:color w:val="auto"/>
+          <w:sz w:val="24"/>
+          <w:szCs w:val="24"/>
+        </w:rPr>
+        <w:t>3</w:t>
+      </w:r>
+      <w:r>
+        <w:rPr>
+          <w:i w:val="0"/>
+          <w:color w:val="auto"/>
+          <w:sz w:val="24"/>
+          <w:szCs w:val="24"/>
+        </w:rPr>
+        <w:fldChar w:fldCharType="end"/>
+      </w:r>
+      <w:r>
+        <w:rPr>
+          <w:i w:val="0"/>
+          <w:color w:val="auto"/>
+          <w:sz w:val="24"/>
+          <w:szCs w:val="24"/>
+        </w:rPr>
+        <w:t xml:space="preserve"> Single Player Gameplay Flowchart of Rock Paper Scissor</w:t>
+      </w:r>
+    </w:p>
+    <w:p>
+      <w:pPr>
+        <w:rPr>
+          <w:szCs w:val="24"/>
+        </w:rPr>
+      </w:pPr>
+      <w:r>
+        <w:rPr>
+          <w:szCs w:val="24"/>
+        </w:rPr>
+        <w:br w:type="page"/>
+      </w:r>
+    </w:p>
+    <w:p>
+      <w:pPr>
+        <w:keepNext/>
+      </w:pPr>
+      <w:r>
+        <w:rPr>
+          <w:noProof/>
+          <w:szCs w:val="24"/>
+          <w:lang w:val="en-US"/>
+        </w:rPr>
+        <w:drawing>
+          <wp:inline distT="0" distB="0" distL="0" distR="0" wp14:anchorId="0C47A2B4" wp14:editId="33916B23">
+            <wp:extent cx="5274310" cy="5942965"/>
+            <wp:effectExtent l="0" t="0" r="2540" b="635"/>
+            <wp:docPr id="16" name="Picture 16"/>
+            <wp:cNvGraphicFramePr>
+              <a:graphicFrameLocks xmlns:a="http://schemas.openxmlformats.org/drawingml/2006/main" noChangeAspect="1"/>
+            </wp:cNvGraphicFramePr>
+            <a:graphic xmlns:a="http://schemas.openxmlformats.org/drawingml/2006/main">
+              <a:graphicData uri="http://schemas.openxmlformats.org/drawingml/2006/picture">
+                <pic:pic xmlns:pic="http://schemas.openxmlformats.org/drawingml/2006/picture">
+                  <pic:nvPicPr>
+                    <pic:cNvPr id="16" name="mermaid-diagram.png"/>
+                    <pic:cNvPicPr/>
+                  </pic:nvPicPr>
+                  <pic:blipFill>
+                    <a:blip r:embed="rId15" cstate="print">
+                      <a:extLst>
+                        <a:ext uri="{28A0092B-C50C-407E-A947-70E740481C1C}">
+                          <a14:useLocalDpi xmlns:a14="http://schemas.microsoft.com/office/drawing/2010/main" val="0"/>
+                        </a:ext>
+                      </a:extLst>
+                    </a:blip>
+                    <a:stretch>
+                      <a:fillRect/>
+                    </a:stretch>
+                  </pic:blipFill>
+                  <pic:spPr>
+                    <a:xfrm>
+                      <a:off x="0" y="0"/>
+                      <a:ext cx="5274310" cy="5942965"/>
+                    </a:xfrm>
+                    <a:prstGeom prst="rect">
+                      <a:avLst/>
+                    </a:prstGeom>
+                  </pic:spPr>
+                </pic:pic>
+              </a:graphicData>
+            </a:graphic>
+          </wp:inline>
+        </w:drawing>
+      </w:r>
+    </w:p>
+    <w:p>
+      <w:pPr>
+        <w:pStyle w:val="Caption"/>
+        <w:jc w:val="center"/>
+        <w:rPr>
+          <w:i w:val="0"/>
+          <w:color w:val="auto"/>
+          <w:sz w:val="24"/>
+          <w:szCs w:val="24"/>
+        </w:rPr>
+      </w:pPr>
+      <w:r>
+        <w:rPr>
+          <w:i w:val="0"/>
+          <w:color w:val="auto"/>
+          <w:sz w:val="24"/>
+          <w:szCs w:val="24"/>
+        </w:rPr>
+        <w:t xml:space="preserve">Figure </w:t>
+      </w:r>
+      <w:r>
+        <w:rPr>
+          <w:i w:val="0"/>
+          <w:color w:val="auto"/>
+          <w:sz w:val="24"/>
+          <w:szCs w:val="24"/>
+        </w:rPr>
+        <w:fldChar w:fldCharType="begin"/>
+      </w:r>
+      <w:r>
+        <w:rPr>
+          <w:i w:val="0"/>
+          <w:color w:val="auto"/>
+          <w:sz w:val="24"/>
+          <w:szCs w:val="24"/>
+        </w:rPr>
+        <w:instrText xml:space="preserve"> SEQ Figure \* ARABIC </w:instrText>
+      </w:r>
+      <w:r>
+        <w:rPr>
+          <w:i w:val="0"/>
+          <w:color w:val="auto"/>
+          <w:sz w:val="24"/>
+          <w:szCs w:val="24"/>
+        </w:rPr>
+        <w:fldChar w:fldCharType="separate"/>
+      </w:r>
+      <w:r>
+        <w:rPr>
+          <w:i w:val="0"/>
+          <w:noProof/>
+          <w:color w:val="auto"/>
+          <w:sz w:val="24"/>
+          <w:szCs w:val="24"/>
+        </w:rPr>
+        <w:t>4</w:t>
+      </w:r>
+      <w:r>
+        <w:rPr>
+          <w:i w:val="0"/>
+          <w:color w:val="auto"/>
+          <w:sz w:val="24"/>
+          <w:szCs w:val="24"/>
+        </w:rPr>
+        <w:fldChar w:fldCharType="end"/>
+      </w:r>
+      <w:r>
+        <w:rPr>
+          <w:i w:val="0"/>
+          <w:color w:val="auto"/>
+          <w:sz w:val="24"/>
+          <w:szCs w:val="24"/>
+        </w:rPr>
+        <w:t xml:space="preserve"> Multiplayer Gameplay Flowchart of Rock Paper Scissor</w:t>
+      </w:r>
+    </w:p>
+    <w:p>
+      <w:r>
+        <w:br w:type="page"/>
+      </w:r>
+    </w:p>
+    <w:p>
+      <w:pPr>
+        <w:pStyle w:val="Heading1"/>
+        <w:numPr>
+          <w:ilvl w:val="0"/>
+          <w:numId w:val="2"/>
+        </w:numPr>
+        <w:spacing w:line="360" w:lineRule="auto"/>
+        <w:jc w:val="both"/>
+      </w:pPr>
+      <w:r>
+        <w:t>Development</w:t>
+      </w:r>
+    </w:p>
+    <w:p>
+      <w:pPr>
+        <w:spacing w:line="360" w:lineRule="auto"/>
+        <w:rPr>
+          <w:szCs w:val="24"/>
+        </w:rPr>
+      </w:pPr>
+      <w:r>
+        <w:rPr>
+          <w:szCs w:val="24"/>
+        </w:rPr>
+        <w:t>The waterfall model</w:t>
+      </w:r>
+      <w:r>
+        <w:rPr>
+          <w:szCs w:val="24"/>
+        </w:rPr>
+        <w:t xml:space="preserve"> was</w:t>
+      </w:r>
+      <w:r>
+        <w:rPr>
+          <w:szCs w:val="24"/>
+        </w:rPr>
+        <w:t xml:space="preserve"> chosen for the development of the Rock Paper Scissor game because it is suitable for small and well defined projects. The project re</w:t>
+      </w:r>
+      <w:r>
+        <w:rPr>
+          <w:szCs w:val="24"/>
+        </w:rPr>
+        <w:t xml:space="preserve">quirements and features are </w:t>
+      </w:r>
+      <w:r>
+        <w:rPr>
+          <w:szCs w:val="24"/>
+        </w:rPr>
+        <w:t>clearly defined before the development proces</w:t>
+      </w:r>
+      <w:r>
+        <w:rPr>
+          <w:szCs w:val="24"/>
+        </w:rPr>
+        <w:t>s</w:t>
+      </w:r>
+      <w:r>
+        <w:rPr>
+          <w:szCs w:val="24"/>
+        </w:rPr>
+        <w:t xml:space="preserve"> which </w:t>
+      </w:r>
+      <w:r>
+        <w:rPr>
+          <w:szCs w:val="24"/>
+        </w:rPr>
+        <w:t>made</w:t>
+      </w:r>
+      <w:r>
+        <w:rPr>
+          <w:szCs w:val="24"/>
+        </w:rPr>
+        <w:t xml:space="preserve"> the waterfall approach effective and easy to manage.</w:t>
+      </w:r>
+      <w:r>
+        <w:rPr>
+          <w:szCs w:val="24"/>
+        </w:rPr>
+        <w:t xml:space="preserve"> </w:t>
+      </w:r>
+      <w:r>
+        <w:rPr>
+          <w:szCs w:val="24"/>
+        </w:rPr>
+        <w:t xml:space="preserve">Unlike complex software projects, this project </w:t>
+      </w:r>
+      <w:r>
+        <w:rPr>
+          <w:szCs w:val="24"/>
+        </w:rPr>
+        <w:t>f</w:t>
+      </w:r>
+      <w:r>
+        <w:rPr>
+          <w:szCs w:val="24"/>
+        </w:rPr>
+        <w:t>ollow</w:t>
+      </w:r>
+      <w:r>
+        <w:rPr>
+          <w:szCs w:val="24"/>
+        </w:rPr>
+        <w:t>s</w:t>
+      </w:r>
+      <w:r>
+        <w:rPr>
+          <w:szCs w:val="24"/>
+        </w:rPr>
+        <w:t xml:space="preserve"> a simple and structured process. Each phase such as requirement analysis, system design, implementatio</w:t>
+      </w:r>
+      <w:r>
+        <w:rPr>
+          <w:szCs w:val="24"/>
+        </w:rPr>
+        <w:t>n, testing, and maintenance was</w:t>
+      </w:r>
+      <w:r>
+        <w:rPr>
+          <w:szCs w:val="24"/>
+        </w:rPr>
+        <w:t xml:space="preserve"> completed ste</w:t>
+      </w:r>
+      <w:r>
+        <w:rPr>
+          <w:szCs w:val="24"/>
+        </w:rPr>
+        <w:t>p by step in sequence which</w:t>
+      </w:r>
+      <w:r>
+        <w:rPr>
+          <w:szCs w:val="24"/>
+        </w:rPr>
+        <w:t xml:space="preserve"> help</w:t>
+      </w:r>
+      <w:r>
+        <w:rPr>
+          <w:szCs w:val="24"/>
+        </w:rPr>
+        <w:t>ed</w:t>
+      </w:r>
+      <w:r>
+        <w:rPr>
+          <w:szCs w:val="24"/>
+        </w:rPr>
+        <w:t xml:space="preserve"> in proper planning, coding, testing, and documentation.</w:t>
+      </w:r>
+    </w:p>
+    <w:p>
+      <w:pPr>
+        <w:spacing w:line="360" w:lineRule="auto"/>
+        <w:rPr>
+          <w:rFonts w:eastAsia="Times New Roman" w:cs="Times New Roman"/>
+          <w:szCs w:val="24"/>
+          <w:lang w:val="en-US"/>
+        </w:rPr>
+      </w:pPr>
+      <w:r>
+        <w:rPr>
+          <w:rFonts w:eastAsia="Times New Roman" w:cs="Times New Roman"/>
+          <w:szCs w:val="24"/>
+          <w:lang w:val="en-US"/>
+        </w:rPr>
+        <w:t>The Waterfall Model was preferred over other models because:</w:t>
+      </w:r>
+    </w:p>
+    <w:p>
+      <w:pPr>
+        <w:numPr>
+          <w:ilvl w:val="0"/>
+          <w:numId w:val="43"/>
+        </w:numPr>
+        <w:tabs>
+          <w:tab w:val="clear" w:pos="720"/>
+          <w:tab w:val="left" w:pos="180"/>
+        </w:tabs>
+        <w:spacing w:before="100" w:beforeAutospacing="1" w:after="100" w:afterAutospacing="1" w:line="360" w:lineRule="auto"/>
+        <w:ind w:left="360"/>
+        <w:jc w:val="both"/>
+        <w:rPr>
+          <w:rFonts w:eastAsia="Times New Roman" w:cs="Times New Roman"/>
+          <w:szCs w:val="24"/>
+          <w:lang w:val="en-US"/>
+        </w:rPr>
+      </w:pPr>
+      <w:r>
+        <w:rPr>
+          <w:rFonts w:eastAsia="Times New Roman" w:cs="Times New Roman"/>
+          <w:szCs w:val="24"/>
+          <w:lang w:val="en-US"/>
+        </w:rPr>
+        <w:t xml:space="preserve">The project had fixed and clearly defined requirements. </w:t>
+      </w:r>
+    </w:p>
+    <w:p>
+      <w:pPr>
+        <w:numPr>
+          <w:ilvl w:val="0"/>
+          <w:numId w:val="43"/>
+        </w:numPr>
+        <w:tabs>
+          <w:tab w:val="clear" w:pos="720"/>
+          <w:tab w:val="num" w:pos="180"/>
+        </w:tabs>
+        <w:spacing w:before="100" w:beforeAutospacing="1" w:after="100" w:afterAutospacing="1" w:line="360" w:lineRule="auto"/>
+        <w:ind w:hanging="720"/>
+        <w:jc w:val="both"/>
+        <w:rPr>
+          <w:rFonts w:eastAsia="Times New Roman" w:cs="Times New Roman"/>
+          <w:szCs w:val="24"/>
+          <w:lang w:val="en-US"/>
+        </w:rPr>
+      </w:pPr>
+      <w:r>
+        <w:rPr>
+          <w:rFonts w:eastAsia="Times New Roman" w:cs="Times New Roman"/>
+          <w:szCs w:val="24"/>
+          <w:lang w:val="en-US"/>
+        </w:rPr>
+        <w:t xml:space="preserve">The system was small-scale and easy to manage. </w:t>
+      </w:r>
+    </w:p>
+    <w:p>
+      <w:pPr>
+        <w:numPr>
+          <w:ilvl w:val="0"/>
+          <w:numId w:val="43"/>
+        </w:numPr>
+        <w:tabs>
+          <w:tab w:val="clear" w:pos="720"/>
+          <w:tab w:val="num" w:pos="180"/>
+        </w:tabs>
+        <w:spacing w:before="100" w:beforeAutospacing="1" w:after="100" w:afterAutospacing="1" w:line="360" w:lineRule="auto"/>
+        <w:ind w:left="360"/>
+        <w:jc w:val="both"/>
+        <w:rPr>
+          <w:rFonts w:eastAsia="Times New Roman" w:cs="Times New Roman"/>
+          <w:szCs w:val="24"/>
+          <w:lang w:val="en-US"/>
+        </w:rPr>
+      </w:pPr>
+      <w:r>
+        <w:rPr>
+          <w:rFonts w:eastAsia="Times New Roman" w:cs="Times New Roman"/>
+          <w:szCs w:val="24"/>
+          <w:lang w:val="en-US"/>
+        </w:rPr>
+        <w:t xml:space="preserve">Development was completed phase by phase in an organized manner. </w:t>
+      </w:r>
+    </w:p>
+    <w:p>
+      <w:pPr>
+        <w:numPr>
+          <w:ilvl w:val="0"/>
+          <w:numId w:val="43"/>
+        </w:numPr>
+        <w:tabs>
+          <w:tab w:val="clear" w:pos="720"/>
+          <w:tab w:val="num" w:pos="360"/>
+        </w:tabs>
+        <w:spacing w:before="100" w:beforeAutospacing="1" w:after="100" w:afterAutospacing="1" w:line="360" w:lineRule="auto"/>
+        <w:ind w:left="180" w:hanging="180"/>
+        <w:jc w:val="both"/>
+        <w:rPr>
+          <w:rFonts w:eastAsia="Times New Roman" w:cs="Times New Roman"/>
+          <w:szCs w:val="24"/>
+          <w:lang w:val="en-US"/>
+        </w:rPr>
+      </w:pPr>
+      <w:r>
+        <w:rPr>
+          <w:rFonts w:eastAsia="Times New Roman" w:cs="Times New Roman"/>
+          <w:szCs w:val="24"/>
+          <w:lang w:val="en-US"/>
+        </w:rPr>
+        <w:t xml:space="preserve">It was suitable for academic and documentation-based projects. </w:t>
+      </w:r>
+    </w:p>
+    <w:p>
+      <w:pPr>
+        <w:numPr>
+          <w:ilvl w:val="0"/>
+          <w:numId w:val="43"/>
+        </w:numPr>
+        <w:tabs>
+          <w:tab w:val="clear" w:pos="720"/>
+          <w:tab w:val="num" w:pos="180"/>
+        </w:tabs>
+        <w:spacing w:before="100" w:beforeAutospacing="1" w:after="100" w:afterAutospacing="1" w:line="360" w:lineRule="auto"/>
+        <w:ind w:hanging="720"/>
+        <w:jc w:val="both"/>
+        <w:rPr>
+          <w:rFonts w:eastAsia="Times New Roman" w:cs="Times New Roman"/>
+          <w:szCs w:val="24"/>
+          <w:lang w:val="en-US"/>
+        </w:rPr>
+      </w:pPr>
+      <w:r>
+        <w:rPr>
+          <w:rFonts w:eastAsia="Times New Roman" w:cs="Times New Roman"/>
+          <w:szCs w:val="24"/>
+          <w:lang w:val="en-US"/>
+        </w:rPr>
+        <w:t>The model provided a clear structure and proper documentation for each stage.</w:t>
+      </w:r>
+    </w:p>
+    <w:p>
+      <w:pPr>
+        <w:keepNext/>
+      </w:pPr>
+      <w:r>
+        <w:rPr>
+          <w:noProof/>
+          <w:lang w:val="en-US"/>
+        </w:rPr>
+        <w:drawing>
+          <wp:inline distT="0" distB="0" distL="0" distR="0" wp14:anchorId="2C6AD0C7" wp14:editId="1D1C28F6">
+            <wp:extent cx="4555816" cy="3640523"/>
+            <wp:effectExtent l="0" t="0" r="0" b="0"/>
+            <wp:docPr id="6" name="Picture 6" descr="waterfall model of software engineering - Computer and Internet"/>
+            <wp:cNvGraphicFramePr>
+              <a:graphicFrameLocks xmlns:a="http://schemas.openxmlformats.org/drawingml/2006/main" noChangeAspect="1"/>
+            </wp:cNvGraphicFramePr>
+            <a:graphic xmlns:a="http://schemas.openxmlformats.org/drawingml/2006/main">
+              <a:graphicData uri="http://schemas.openxmlformats.org/drawingml/2006/picture">
+                <pic:pic xmlns:pic="http://schemas.openxmlformats.org/drawingml/2006/picture">
+                  <pic:nvPicPr>
+                    <pic:cNvPr id="0" name="Picture 2" descr="waterfall model of software engineering - Computer and Internet"/>
+                    <pic:cNvPicPr>
+                      <a:picLocks noChangeAspect="1" noChangeArrowheads="1"/>
+                    </pic:cNvPicPr>
+                  </pic:nvPicPr>
+                  <pic:blipFill>
+                    <a:blip r:embed="rId16">
+                      <a:extLst>
+                        <a:ext uri="{28A0092B-C50C-407E-A947-70E740481C1C}">
+                          <a14:useLocalDpi xmlns:a14="http://schemas.microsoft.com/office/drawing/2010/main" val="0"/>
+                        </a:ext>
+                      </a:extLst>
+                    </a:blip>
+                    <a:srcRect/>
+                    <a:stretch>
+                      <a:fillRect/>
+                    </a:stretch>
+                  </pic:blipFill>
+                  <pic:spPr bwMode="auto">
+                    <a:xfrm>
+                      <a:off x="0" y="0"/>
+                      <a:ext cx="4598514" cy="3674643"/>
+                    </a:xfrm>
+                    <a:prstGeom prst="rect">
+                      <a:avLst/>
+                    </a:prstGeom>
+                    <a:noFill/>
+                    <a:ln>
+                      <a:noFill/>
+                    </a:ln>
+                  </pic:spPr>
+                </pic:pic>
+              </a:graphicData>
+            </a:graphic>
+          </wp:inline>
+        </w:drawing>
+      </w:r>
+    </w:p>
+    <w:p>
+      <w:pPr>
+        <w:pStyle w:val="Caption"/>
+        <w:jc w:val="center"/>
+        <w:rPr>
+          <w:color w:val="auto"/>
+          <w:sz w:val="24"/>
+          <w:szCs w:val="24"/>
+        </w:rPr>
+      </w:pPr>
+      <w:r>
+        <w:rPr>
+          <w:color w:val="auto"/>
+          <w:sz w:val="24"/>
+          <w:szCs w:val="24"/>
+        </w:rPr>
+        <w:t xml:space="preserve">Figure </w:t>
+      </w:r>
+      <w:r>
+        <w:rPr>
+          <w:color w:val="auto"/>
+          <w:sz w:val="24"/>
+          <w:szCs w:val="24"/>
+        </w:rPr>
+        <w:fldChar w:fldCharType="begin"/>
+      </w:r>
+      <w:r>
+        <w:rPr>
+          <w:color w:val="auto"/>
+          <w:sz w:val="24"/>
+          <w:szCs w:val="24"/>
+        </w:rPr>
+        <w:instrText xml:space="preserve"> SEQ Figure \* ARABIC </w:instrText>
+      </w:r>
+      <w:r>
+        <w:rPr>
+          <w:color w:val="auto"/>
+          <w:sz w:val="24"/>
+          <w:szCs w:val="24"/>
+        </w:rPr>
+        <w:fldChar w:fldCharType="separate"/>
+      </w:r>
+      <w:r>
+        <w:rPr>
+          <w:noProof/>
+          <w:color w:val="auto"/>
+          <w:sz w:val="24"/>
+          <w:szCs w:val="24"/>
+        </w:rPr>
+        <w:t>5</w:t>
+      </w:r>
+      <w:r>
+        <w:rPr>
+          <w:color w:val="auto"/>
+          <w:sz w:val="24"/>
+          <w:szCs w:val="24"/>
+        </w:rPr>
+        <w:fldChar w:fldCharType="end"/>
+      </w:r>
+      <w:r>
+        <w:rPr>
+          <w:color w:val="auto"/>
+          <w:sz w:val="24"/>
+          <w:szCs w:val="24"/>
+        </w:rPr>
+        <w:t xml:space="preserve"> Waterfall Model</w:t>
+      </w:r>
+    </w:p>
+    <w:p>
+      <w:pPr>
+        <w:rPr>
+          <w:szCs w:val="24"/>
+        </w:rPr>
+      </w:pPr>
+      <w:r>
+        <w:rPr>
+          <w:szCs w:val="24"/>
+        </w:rPr>
+        <w:br w:type="page"/>
+      </w:r>
+    </w:p>
+    <w:p>
+      <w:pPr>
+        <w:spacing w:line="360" w:lineRule="auto"/>
+        <w:jc w:val="both"/>
+        <w:rPr>
+          <w:b/>
+          <w:szCs w:val="24"/>
+        </w:rPr>
+      </w:pPr>
+      <w:r>
+        <w:rPr>
+          <w:b/>
+          <w:szCs w:val="24"/>
+        </w:rPr>
+        <w:t>Gantt Chart</w:t>
+      </w:r>
+    </w:p>
+    <w:p>
+      <w:pPr>
+        <w:spacing w:line="360" w:lineRule="auto"/>
+        <w:jc w:val="both"/>
+        <w:rPr>
+          <w:b/>
+          <w:szCs w:val="24"/>
+        </w:rPr>
+      </w:pPr>
+      <w:r>
+        <w:rPr>
+          <w:szCs w:val="24"/>
+        </w:rPr>
+        <w:t>The Gantt chart is a graphical representation of the project schedule that shows the sequence and duration of activities involved in the development of the Rock Paper Scissors game. It helps in planning, monitoring, and completing the project within the allocated time frame. Since this project follows the Waterfall Model, the development process is divided into different phases such as requirement analysis, system design, coding, testing, documentation, and final deployment. The chart below illustrates the timeline of each phase from the beginning of the project to the final submission period.</w:t>
+      </w:r>
+    </w:p>
+    <w:p>
+      <w:pPr>
+        <w:keepNext/>
+      </w:pPr>
+      <w:r>
+        <w:rPr>
+          <w:noProof/>
+          <w:lang w:val="en-US"/>
+        </w:rPr>
+        <w:drawing>
+          <wp:inline distT="0" distB="0" distL="0" distR="0" wp14:anchorId="77888471" wp14:editId="284C43D2">
+            <wp:extent cx="5814966" cy="4224043"/>
+            <wp:effectExtent l="0" t="0" r="0" b="5080"/>
+            <wp:docPr id="17" name="Picture 17"/>
+            <wp:cNvGraphicFramePr>
+              <a:graphicFrameLocks xmlns:a="http://schemas.openxmlformats.org/drawingml/2006/main" noChangeAspect="1"/>
+            </wp:cNvGraphicFramePr>
+            <a:graphic xmlns:a="http://schemas.openxmlformats.org/drawingml/2006/main">
+              <a:graphicData uri="http://schemas.openxmlformats.org/drawingml/2006/picture">
+                <pic:pic xmlns:pic="http://schemas.openxmlformats.org/drawingml/2006/picture">
+                  <pic:nvPicPr>
+                    <pic:cNvPr id="17" name="Screenshot (33).png"/>
+                    <pic:cNvPicPr/>
+                  </pic:nvPicPr>
+                  <pic:blipFill>
+                    <a:blip r:embed="rId17">
+                      <a:extLst>
+                        <a:ext uri="{28A0092B-C50C-407E-A947-70E740481C1C}">
+                          <a14:useLocalDpi xmlns:a14="http://schemas.microsoft.com/office/drawing/2010/main" val="0"/>
+                        </a:ext>
+                      </a:extLst>
+                    </a:blip>
+                    <a:stretch>
+                      <a:fillRect/>
+                    </a:stretch>
+                  </pic:blipFill>
+                  <pic:spPr>
+                    <a:xfrm>
+                      <a:off x="0" y="0"/>
+                      <a:ext cx="5873786" cy="4266770"/>
+                    </a:xfrm>
+                    <a:prstGeom prst="rect">
+                      <a:avLst/>
+                    </a:prstGeom>
+                  </pic:spPr>
+                </pic:pic>
+              </a:graphicData>
+            </a:graphic>
+          </wp:inline>
+        </w:drawing>
+      </w:r>
+    </w:p>
+    <w:p>
+      <w:pPr>
+        <w:pStyle w:val="Caption"/>
+        <w:jc w:val="center"/>
+        <w:rPr>
+          <w:i w:val="0"/>
+          <w:color w:val="auto"/>
+          <w:sz w:val="24"/>
+          <w:szCs w:val="24"/>
+        </w:rPr>
+      </w:pPr>
+      <w:r>
+        <w:rPr>
+          <w:i w:val="0"/>
+          <w:color w:val="auto"/>
+          <w:sz w:val="24"/>
+          <w:szCs w:val="24"/>
+        </w:rPr>
+        <w:t xml:space="preserve">Figure </w:t>
+      </w:r>
+      <w:r>
+        <w:rPr>
+          <w:i w:val="0"/>
+          <w:color w:val="auto"/>
+          <w:sz w:val="24"/>
+          <w:szCs w:val="24"/>
+        </w:rPr>
+        <w:fldChar w:fldCharType="begin"/>
+      </w:r>
+      <w:r>
+        <w:rPr>
+          <w:i w:val="0"/>
+          <w:color w:val="auto"/>
+          <w:sz w:val="24"/>
+          <w:szCs w:val="24"/>
+        </w:rPr>
+        <w:instrText xml:space="preserve"> SEQ Figure \* ARABIC </w:instrText>
+      </w:r>
+      <w:r>
+        <w:rPr>
+          <w:i w:val="0"/>
+          <w:color w:val="auto"/>
+          <w:sz w:val="24"/>
+          <w:szCs w:val="24"/>
+        </w:rPr>
+        <w:fldChar w:fldCharType="separate"/>
+      </w:r>
+      <w:r>
+        <w:rPr>
+          <w:i w:val="0"/>
+          <w:noProof/>
+          <w:color w:val="auto"/>
+          <w:sz w:val="24"/>
+          <w:szCs w:val="24"/>
+        </w:rPr>
+        <w:t>6</w:t>
+      </w:r>
+      <w:r>
+        <w:rPr>
+          <w:i w:val="0"/>
+          <w:color w:val="auto"/>
+          <w:sz w:val="24"/>
+          <w:szCs w:val="24"/>
+        </w:rPr>
+        <w:fldChar w:fldCharType="end"/>
+      </w:r>
+      <w:r>
+        <w:rPr>
+          <w:i w:val="0"/>
+          <w:color w:val="auto"/>
+          <w:sz w:val="24"/>
+          <w:szCs w:val="24"/>
+        </w:rPr>
+        <w:t xml:space="preserve"> Gantt Chart</w:t>
+      </w:r>
+    </w:p>
+    <w:p>
+      <w:r>
+        <w:br w:type="page"/>
+      </w:r>
+    </w:p>
+    <w:p>
+      <w:pPr>
+        <w:pStyle w:val="ListParagraph"/>
+        <w:ind w:left="360"/>
+        <w:rPr>
+          <w:b/>
+          <w:sz w:val="32"/>
+          <w:szCs w:val="32"/>
+        </w:rPr>
       </w:pPr>
     </w:p>
     <w:p/>
@@ -8252,8 +8213,6 @@
     <w:p/>
     <w:p/>
     <w:p/>
-    <w:p/>
-    <w:p/>
     <w:p>
       <w:pPr>
         <w:pStyle w:val="Heading1"/>
@@ -8265,170 +8224,12 @@
         <w:jc w:val="both"/>
       </w:pPr>
       <w:r>
-        <w:lastRenderedPageBreak/>
-        <w:t>System</w:t>
-      </w:r>
-      <w:r>
-        <w:t xml:space="preserve"> Design</w:t>
-      </w:r>
-    </w:p>
-    <w:p>
-      <w:r>
-        <w:t>System Design represents the structure and operation of the Rock Paper Scissors Game. The design phase converts system requirements into a blueprint for development.</w:t>
-      </w:r>
-    </w:p>
-    <w:p/>
-    <w:p/>
-    <w:p>
-      <w:pPr>
-        <w:spacing w:after="0" w:line="360" w:lineRule="auto"/>
-        <w:jc w:val="both"/>
-        <w:rPr>
-          <w:szCs w:val="24"/>
-        </w:rPr>
-      </w:pPr>
-    </w:p>
-    <w:p>
-      <w:pPr>
-        <w:rPr>
-          <w:szCs w:val="24"/>
-        </w:rPr>
-      </w:pPr>
-      <w:r>
-        <w:rPr>
-          <w:szCs w:val="24"/>
-        </w:rPr>
-        <w:br w:type="page"/>
-      </w:r>
-    </w:p>
-    <w:p>
-      <w:pPr>
-        <w:pStyle w:val="Heading1"/>
-        <w:numPr>
-          <w:ilvl w:val="0"/>
-          <w:numId w:val="2"/>
-        </w:numPr>
-        <w:spacing w:line="360" w:lineRule="auto"/>
-        <w:jc w:val="both"/>
-      </w:pPr>
-      <w:r>
-        <w:lastRenderedPageBreak/>
-        <w:t>Development</w:t>
-      </w:r>
-    </w:p>
-    <w:p>
-      <w:r>
-        <w:t xml:space="preserve">The waterfall model will be chosen for the development of the Rock Paper Scissor game because it is suitable for small and </w:t>
-      </w:r>
-      <w:proofErr w:type="gramStart"/>
-      <w:r>
-        <w:t>well defined</w:t>
-      </w:r>
-      <w:proofErr w:type="gramEnd"/>
-      <w:r>
-        <w:t xml:space="preserve"> projects. The project requirements and features will be clearly defined before the development process begins, which will make the waterfall approach effective and easy to </w:t>
-      </w:r>
-      <w:proofErr w:type="spellStart"/>
-      <w:proofErr w:type="gramStart"/>
-      <w:r>
-        <w:t>manage.Unlike</w:t>
-      </w:r>
-      <w:proofErr w:type="spellEnd"/>
-      <w:proofErr w:type="gramEnd"/>
-      <w:r>
-        <w:t xml:space="preserve"> complex software projects, this project will follow a simple and structured process. Each phase such as requirement analysis, system design, implementation, testing, and maintenance will be completed step by step in sequence. This will help in proper planning, coding, testing, and documentation.</w:t>
-      </w:r>
-    </w:p>
-    <w:p>
-      <w:r>
-        <w:rPr>
-          <w:noProof/>
-        </w:rPr>
-        <w:drawing>
-          <wp:inline distT="0" distB="0" distL="0" distR="0" wp14:anchorId="1AD31D95" wp14:editId="3022A1B1">
-            <wp:extent cx="4763135" cy="3806190"/>
-            <wp:effectExtent l="0" t="0" r="0" b="3810"/>
-            <wp:docPr id="6" name="Picture 6" descr="waterfall model of software engineering - Computer and Internet"/>
-            <wp:cNvGraphicFramePr>
-              <a:graphicFrameLocks xmlns:a="http://schemas.openxmlformats.org/drawingml/2006/main" noChangeAspect="1"/>
-            </wp:cNvGraphicFramePr>
-            <a:graphic xmlns:a="http://schemas.openxmlformats.org/drawingml/2006/main">
-              <a:graphicData uri="http://schemas.openxmlformats.org/drawingml/2006/picture">
-                <pic:pic xmlns:pic="http://schemas.openxmlformats.org/drawingml/2006/picture">
-                  <pic:nvPicPr>
-                    <pic:cNvPr id="0" name="Picture 2" descr="waterfall model of software engineering - Computer and Internet"/>
-                    <pic:cNvPicPr>
-                      <a:picLocks noChangeAspect="1" noChangeArrowheads="1"/>
-                    </pic:cNvPicPr>
-                  </pic:nvPicPr>
-                  <pic:blipFill>
-                    <a:blip r:embed="rId12">
-                      <a:extLst>
-                        <a:ext uri="{28A0092B-C50C-407E-A947-70E740481C1C}">
-                          <a14:useLocalDpi xmlns:a14="http://schemas.microsoft.com/office/drawing/2010/main" val="0"/>
-                        </a:ext>
-                      </a:extLst>
-                    </a:blip>
-                    <a:srcRect/>
-                    <a:stretch>
-                      <a:fillRect/>
-                    </a:stretch>
-                  </pic:blipFill>
-                  <pic:spPr bwMode="auto">
-                    <a:xfrm>
-                      <a:off x="0" y="0"/>
-                      <a:ext cx="4800738" cy="3836238"/>
-                    </a:xfrm>
-                    <a:prstGeom prst="rect">
-                      <a:avLst/>
-                    </a:prstGeom>
-                    <a:noFill/>
-                    <a:ln>
-                      <a:noFill/>
-                    </a:ln>
-                  </pic:spPr>
-                </pic:pic>
-              </a:graphicData>
-            </a:graphic>
-          </wp:inline>
-        </w:drawing>
-      </w:r>
-    </w:p>
-    <w:p/>
-    <w:p/>
-    <w:p/>
-    <w:p/>
-    <w:p/>
-    <w:p/>
-    <w:p/>
-    <w:p/>
-    <w:p/>
-    <w:p>
-      <w:pPr>
-        <w:pStyle w:val="Heading1"/>
-        <w:numPr>
-          <w:ilvl w:val="0"/>
-          <w:numId w:val="2"/>
-        </w:numPr>
-        <w:spacing w:after="0" w:line="360" w:lineRule="auto"/>
-        <w:jc w:val="both"/>
-      </w:pPr>
-      <w:r>
-        <w:lastRenderedPageBreak/>
         <w:t>Testing</w:t>
       </w:r>
     </w:p>
     <w:p>
       <w:r>
-        <w:t>Testing was performed according to the Software Testing Life Cycle (</w:t>
-      </w:r>
-      <w:proofErr w:type="spellStart"/>
-      <w:r>
-        <w:t>STLC</w:t>
-      </w:r>
-      <w:proofErr w:type="spellEnd"/>
-      <w:r>
-        <w:t>) to ensure that all modules functioned correctly.</w:t>
+        <w:t>Testing was performed according to the Software Testing Life Cycle (STLC) to ensure that all modules functioned correctly.</w:t>
       </w:r>
     </w:p>
     <w:p>
@@ -8446,21 +8247,7 @@
         <w:rPr>
           <w:lang w:val="en-US"/>
         </w:rPr>
-        <w:t>Software Testing Life Cycle (</w:t>
-      </w:r>
-      <w:proofErr w:type="spellStart"/>
-      <w:r>
-        <w:rPr>
-          <w:lang w:val="en-US"/>
-        </w:rPr>
-        <w:t>STLC</w:t>
-      </w:r>
-      <w:proofErr w:type="spellEnd"/>
-      <w:r>
-        <w:rPr>
-          <w:lang w:val="en-US"/>
-        </w:rPr>
-        <w:t>)</w:t>
+        <w:t>Software Testing Life Cycle (STLC)</w:t>
       </w:r>
     </w:p>
     <w:p>
@@ -8497,16 +8284,15 @@
           <w:bCs/>
           <w:lang w:val="en-US"/>
         </w:rPr>
-        <w:t xml:space="preserve">Requirement </w:t>
-      </w:r>
-      <w:proofErr w:type="gramStart"/>
+        <w:t>Requirement Analysis</w:t>
+      </w:r>
       <w:r>
         <w:rPr>
           <w:b/>
           <w:bCs/>
           <w:lang w:val="en-US"/>
         </w:rPr>
-        <w:t>Analysis</w:t>
+        <w:t xml:space="preserve"> </w:t>
       </w:r>
       <w:r>
         <w:rPr>
@@ -8514,24 +8300,7 @@
           <w:bCs/>
           <w:lang w:val="en-US"/>
         </w:rPr>
-        <w:t xml:space="preserve"> </w:t>
-      </w:r>
-      <w:r>
-        <w:rPr>
-          <w:b/>
-          <w:bCs/>
-          <w:lang w:val="en-US"/>
-        </w:rPr>
-        <w:t>:</w:t>
-      </w:r>
-      <w:proofErr w:type="gramEnd"/>
-      <w:r>
-        <w:rPr>
-          <w:b/>
-          <w:bCs/>
-          <w:lang w:val="en-US"/>
-        </w:rPr>
-        <w:t xml:space="preserve"> </w:t>
+        <w:t xml:space="preserve">: </w:t>
       </w:r>
       <w:r>
         <w:rPr>
@@ -8561,26 +8330,16 @@
           <w:bCs/>
           <w:lang w:val="en-US"/>
         </w:rPr>
-        <w:t xml:space="preserve">Test </w:t>
-      </w:r>
-      <w:proofErr w:type="gramStart"/>
+        <w:t>Test Planning</w:t>
+      </w:r>
       <w:r>
         <w:rPr>
           <w:b/>
           <w:bCs/>
           <w:lang w:val="en-US"/>
         </w:rPr>
-        <w:t>Planning</w:t>
-      </w:r>
-      <w:r>
-        <w:rPr>
-          <w:b/>
-          <w:bCs/>
-          <w:lang w:val="en-US"/>
-        </w:rPr>
         <w:t xml:space="preserve"> :</w:t>
       </w:r>
-      <w:proofErr w:type="gramEnd"/>
       <w:r>
         <w:rPr>
           <w:lang w:val="en-US"/>
@@ -8621,13 +8380,7 @@
         <w:rPr>
           <w:lang w:val="en-US"/>
         </w:rPr>
-        <w:t xml:space="preserve"> </w:t>
-      </w:r>
-      <w:r>
-        <w:rPr>
-          <w:lang w:val="en-US"/>
-        </w:rPr>
-        <w:t>Positive and negative test cases were created.</w:t>
+        <w:t xml:space="preserve"> Positive and negative test cases were created.</w:t>
       </w:r>
     </w:p>
     <w:p>
@@ -8657,13 +8410,7 @@
         <w:rPr>
           <w:lang w:val="en-US"/>
         </w:rPr>
-        <w:t xml:space="preserve"> </w:t>
-      </w:r>
-      <w:r>
-        <w:rPr>
-          <w:lang w:val="en-US"/>
-        </w:rPr>
-        <w:t>Program execution environment was prepared.</w:t>
+        <w:t xml:space="preserve"> Program execution environment was prepared.</w:t>
       </w:r>
     </w:p>
     <w:p>
@@ -8693,13 +8440,7 @@
         <w:rPr>
           <w:lang w:val="en-US"/>
         </w:rPr>
-        <w:t xml:space="preserve"> </w:t>
-      </w:r>
-      <w:r>
-        <w:rPr>
-          <w:lang w:val="en-US"/>
-        </w:rPr>
-        <w:t>Modules were executed and validated.</w:t>
+        <w:t xml:space="preserve"> Modules were executed and validated.</w:t>
       </w:r>
     </w:p>
     <w:p>
@@ -8729,13 +8470,7 @@
         <w:rPr>
           <w:lang w:val="en-US"/>
         </w:rPr>
-        <w:t xml:space="preserve"> </w:t>
-      </w:r>
-      <w:r>
-        <w:rPr>
-          <w:lang w:val="en-US"/>
-        </w:rPr>
-        <w:t>Results were documented.</w:t>
+        <w:t xml:space="preserve"> Results were documented.</w:t>
       </w:r>
     </w:p>
     <w:p>
@@ -8775,99 +8510,12 @@
     <w:p/>
     <w:p>
       <w:pPr>
-        <w:pStyle w:val="Heading1"/>
-        <w:spacing w:after="0" w:line="360" w:lineRule="auto"/>
-        <w:jc w:val="both"/>
-      </w:pPr>
-      <w:r>
-        <w:t>System Design</w:t>
-      </w:r>
-    </w:p>
-    <w:p>
-      <w:pPr>
-        <w:spacing w:after="0" w:line="360" w:lineRule="auto"/>
-        <w:jc w:val="both"/>
-      </w:pPr>
-      <w:r>
-        <w:t>You can use the system design you have created in the mid-term report, basically we need to show the system design via two methods.</w:t>
-      </w:r>
-    </w:p>
-    <w:p>
-      <w:pPr>
-        <w:pStyle w:val="ListParagraph"/>
-        <w:numPr>
-          <w:ilvl w:val="0"/>
-          <w:numId w:val="11"/>
-        </w:numPr>
-        <w:spacing w:after="0" w:line="360" w:lineRule="auto"/>
-        <w:jc w:val="both"/>
-        <w:rPr>
-          <w:b/>
-          <w:bCs/>
-        </w:rPr>
-      </w:pPr>
-      <w:r>
-        <w:rPr>
-          <w:b/>
-          <w:bCs/>
-        </w:rPr>
-        <w:t>Data Flow Diagram</w:t>
-      </w:r>
-    </w:p>
-    <w:p>
-      <w:pPr>
         <w:pStyle w:val="ListParagraph"/>
         <w:spacing w:after="0" w:line="360" w:lineRule="auto"/>
         <w:jc w:val="both"/>
       </w:pPr>
       <w:r>
-        <w:t xml:space="preserve">In the case of </w:t>
-      </w:r>
-      <w:proofErr w:type="spellStart"/>
-      <w:r>
-        <w:t>DFDs</w:t>
-      </w:r>
-      <w:proofErr w:type="spellEnd"/>
-      <w:r>
-        <w:t xml:space="preserve">, do not include context level diagram rather use level-1 or level-2 </w:t>
-      </w:r>
-      <w:proofErr w:type="spellStart"/>
-      <w:r>
-        <w:t>DFD</w:t>
-      </w:r>
-      <w:proofErr w:type="spellEnd"/>
-      <w:r>
-        <w:t xml:space="preserve">, given the limited time you guys have one may use the correctly amended </w:t>
-      </w:r>
-      <w:proofErr w:type="spellStart"/>
-      <w:r>
-        <w:t>DFD</w:t>
-      </w:r>
-      <w:proofErr w:type="spellEnd"/>
-      <w:r>
-        <w:t xml:space="preserve"> diagrams.</w:t>
-      </w:r>
-    </w:p>
-    <w:p>
-      <w:pPr>
-        <w:pStyle w:val="ListParagraph"/>
-        <w:numPr>
-          <w:ilvl w:val="0"/>
-          <w:numId w:val="11"/>
-        </w:numPr>
-        <w:spacing w:after="0" w:line="360" w:lineRule="auto"/>
-        <w:jc w:val="both"/>
-        <w:rPr>
-          <w:b/>
-          <w:bCs/>
-        </w:rPr>
-      </w:pPr>
-      <w:r>
-        <w:rPr>
-          <w:b/>
-          <w:bCs/>
-        </w:rPr>
-        <w:t>Flowchart</w:t>
+        <w:t>.</w:t>
       </w:r>
     </w:p>
     <w:p>
@@ -8876,76 +8524,6 @@
         <w:spacing w:after="0" w:line="360" w:lineRule="auto"/>
         <w:jc w:val="both"/>
       </w:pPr>
-      <w:r>
-        <w:t xml:space="preserve">Make sure, the flowchart encompasses all the components of the </w:t>
-      </w:r>
-      <w:r>
-        <w:t>project</w:t>
-      </w:r>
-      <w:r>
-        <w:rPr>
-          <w:color w:val="FF0000"/>
-        </w:rPr>
-        <w:t xml:space="preserve">, the best approach would be creating flow chart for the CRUD operations </w:t>
-      </w:r>
-      <w:r>
-        <w:t>what you use for the data-entry, data selection, data modification and deletion.</w:t>
-      </w:r>
-    </w:p>
-    <w:p>
-      <w:pPr>
-        <w:pStyle w:val="ListParagraph"/>
-        <w:spacing w:after="0" w:line="360" w:lineRule="auto"/>
-        <w:jc w:val="both"/>
-      </w:pPr>
-      <w:r>
-        <w:rPr>
-          <w:noProof/>
-          <w:lang w:val="en-US"/>
-        </w:rPr>
-        <w:lastRenderedPageBreak/>
-        <w:drawing>
-          <wp:inline distT="0" distB="0" distL="0" distR="0" wp14:anchorId="23DD7EC3" wp14:editId="723BBC67">
-            <wp:extent cx="4274794" cy="5438774"/>
-            <wp:effectExtent l="0" t="0" r="0" b="0"/>
-            <wp:docPr id="7" name="Picture 7" descr="Standard Flowchart Symbols. | Download Scientific Diagram"/>
-            <wp:cNvGraphicFramePr>
-              <a:graphicFrameLocks xmlns:a="http://schemas.openxmlformats.org/drawingml/2006/main" noChangeAspect="1"/>
-            </wp:cNvGraphicFramePr>
-            <a:graphic xmlns:a="http://schemas.openxmlformats.org/drawingml/2006/main">
-              <a:graphicData uri="http://schemas.openxmlformats.org/drawingml/2006/picture">
-                <pic:pic xmlns:pic="http://schemas.openxmlformats.org/drawingml/2006/picture">
-                  <pic:nvPicPr>
-                    <pic:cNvPr id="0" name="Picture 7"/>
-                    <pic:cNvPicPr/>
-                  </pic:nvPicPr>
-                  <pic:blipFill>
-                    <a:blip r:embed="rId13">
-                      <a:extLst>
-                        <a:ext uri="{28A0092B-C50C-407E-A947-70E740481C1C}">
-                          <a14:useLocalDpi xmlns:a14="http://schemas.microsoft.com/office/drawing/2010/main" val="0"/>
-                        </a:ext>
-                      </a:extLst>
-                    </a:blip>
-                    <a:stretch>
-                      <a:fillRect/>
-                    </a:stretch>
-                  </pic:blipFill>
-                  <pic:spPr>
-                    <a:xfrm>
-                      <a:off x="0" y="0"/>
-                      <a:ext cx="4274794" cy="5438774"/>
-                    </a:xfrm>
-                    <a:prstGeom prst="rect">
-                      <a:avLst/>
-                    </a:prstGeom>
-                  </pic:spPr>
-                </pic:pic>
-              </a:graphicData>
-            </a:graphic>
-          </wp:inline>
-        </w:drawing>
-      </w:r>
     </w:p>
     <w:p>
       <w:pPr>
@@ -9005,13 +8583,8 @@
               <w:spacing w:before="0" w:beforeAutospacing="0" w:after="0" w:afterAutospacing="0" w:line="360" w:lineRule="auto"/>
               <w:jc w:val="both"/>
             </w:pPr>
-            <w:proofErr w:type="spellStart"/>
             <w:r>
-              <w:t>S.N</w:t>
-            </w:r>
-            <w:proofErr w:type="spellEnd"/>
-            <w:r>
-              <w:t>.</w:t>
+              <w:t>S.N.</w:t>
             </w:r>
           </w:p>
         </w:tc>
@@ -9120,13 +8693,8 @@
               <w:ind w:left="346"/>
               <w:jc w:val="both"/>
             </w:pPr>
-            <w:proofErr w:type="spellStart"/>
             <w:r>
-              <w:t>DFD</w:t>
-            </w:r>
-            <w:proofErr w:type="spellEnd"/>
-            <w:r>
-              <w:t xml:space="preserve"> </w:t>
+              <w:t xml:space="preserve">DFD </w:t>
             </w:r>
           </w:p>
           <w:p>
@@ -9263,7 +8831,6 @@
               <w:jc w:val="both"/>
             </w:pPr>
             <w:r>
-              <w:lastRenderedPageBreak/>
               <w:t>Coding of login system</w:t>
             </w:r>
           </w:p>
@@ -9460,7 +9027,6 @@
         <w:jc w:val="both"/>
       </w:pPr>
       <w:r>
-        <w:lastRenderedPageBreak/>
         <w:t xml:space="preserve">  Future Enhancement</w:t>
       </w:r>
     </w:p>
@@ -9487,13 +9053,8 @@
         <w:ind w:left="180" w:hanging="180"/>
       </w:pPr>
       <w:r>
-        <w:t xml:space="preserve">Database </w:t>
-      </w:r>
-      <w:proofErr w:type="spellStart"/>
-      <w:r>
-        <w:t>Intergration</w:t>
-      </w:r>
-      <w:proofErr w:type="spellEnd"/>
+        <w:t>Database Intergration</w:t>
+      </w:r>
     </w:p>
     <w:p>
       <w:pPr>
@@ -9505,13 +9066,8 @@
         <w:ind w:left="180" w:hanging="180"/>
       </w:pPr>
       <w:r>
-        <w:t xml:space="preserve">Online </w:t>
-      </w:r>
-      <w:proofErr w:type="spellStart"/>
-      <w:r>
-        <w:t>Mulitiplayer</w:t>
-      </w:r>
-      <w:proofErr w:type="spellEnd"/>
+        <w:t>Online Mulitiplayer</w:t>
+      </w:r>
     </w:p>
     <w:p>
       <w:pPr>
@@ -9617,21 +9173,7 @@
         <w:rPr>
           <w:rFonts w:cs="Times New Roman"/>
         </w:rPr>
-        <w:t xml:space="preserve">TLC stands for Software Testing Life Cycle. </w:t>
-      </w:r>
-      <w:proofErr w:type="spellStart"/>
-      <w:r>
-        <w:rPr>
-          <w:rFonts w:cs="Times New Roman"/>
-        </w:rPr>
-        <w:t>STLC</w:t>
-      </w:r>
-      <w:proofErr w:type="spellEnd"/>
-      <w:r>
-        <w:rPr>
-          <w:rFonts w:cs="Times New Roman"/>
-        </w:rPr>
-        <w:t xml:space="preserve"> is a sequence of different activities performed by the testing team to ensure the quality of the software or the product.</w:t>
+        <w:t>TLC stands for Software Testing Life Cycle. STLC is a sequence of different activities performed by the testing team to ensure the quality of the software or the product.</w:t>
       </w:r>
     </w:p>
     <w:p>
@@ -9675,33 +9217,11 @@
           <w:rFonts w:cs="Times New Roman"/>
         </w:rPr>
       </w:pPr>
-      <w:proofErr w:type="spellStart"/>
-      <w:r>
-        <w:rPr>
-          <w:rFonts w:cs="Times New Roman"/>
-        </w:rPr>
-        <w:t>STLC</w:t>
-      </w:r>
-      <w:proofErr w:type="spellEnd"/>
-      <w:r>
-        <w:rPr>
-          <w:rFonts w:cs="Times New Roman"/>
-        </w:rPr>
-        <w:t xml:space="preserve"> is an integral part of Software Development Life Cycle (SDLC). But, </w:t>
-      </w:r>
-      <w:proofErr w:type="spellStart"/>
-      <w:r>
-        <w:rPr>
-          <w:rFonts w:cs="Times New Roman"/>
-        </w:rPr>
-        <w:t>STLC</w:t>
-      </w:r>
-      <w:proofErr w:type="spellEnd"/>
-      <w:r>
-        <w:rPr>
-          <w:rFonts w:cs="Times New Roman"/>
-        </w:rPr>
-        <w:t xml:space="preserve"> deals only with the testing phases.</w:t>
+      <w:r>
+        <w:rPr>
+          <w:rFonts w:cs="Times New Roman"/>
+        </w:rPr>
+        <w:t>STLC is an integral part of Software Development Life Cycle (SDLC). But, STLC deals only with the testing phases.</w:t>
       </w:r>
     </w:p>
     <w:p>
@@ -9717,19 +9237,11 @@
           <w:rFonts w:cs="Times New Roman"/>
         </w:rPr>
       </w:pPr>
-      <w:proofErr w:type="spellStart"/>
-      <w:r>
-        <w:rPr>
-          <w:rFonts w:cs="Times New Roman"/>
-        </w:rPr>
-        <w:t>STLC</w:t>
-      </w:r>
-      <w:proofErr w:type="spellEnd"/>
-      <w:r>
-        <w:rPr>
-          <w:rFonts w:cs="Times New Roman"/>
-        </w:rPr>
-        <w:t xml:space="preserve"> starts as soon as requirements are defined or SRD (Software Requirement Document) is shared by stakeholders.</w:t>
+      <w:r>
+        <w:rPr>
+          <w:rFonts w:cs="Times New Roman"/>
+        </w:rPr>
+        <w:t>STLC starts as soon as requirements are defined or SRD (Software Requirement Document) is shared by stakeholders.</w:t>
       </w:r>
     </w:p>
     <w:p>
@@ -9784,7 +9296,7 @@
                           <pic:cNvPr id="1026" name="Picture 2">
                             <a:extLst>
                               <a:ext uri="{FF2B5EF4-FFF2-40B4-BE49-F238E27FC236}">
-                                <a16:creationId xmlns:a16="http://schemas.microsoft.com/office/drawing/2014/main" id="{F6C4AF52-ACA0-4323-B934-EF30663D567C}"/>
+                                <a16:creationId xmlns:a16="http://schemas.microsoft.com/office/drawing/2014/main" xmlns:w16se="http://schemas.microsoft.com/office/word/2015/wordml/symex" xmlns:w16sdtfl="http://schemas.microsoft.com/office/word/2024/wordml/sdtformatlock" xmlns:w16sdtdh="http://schemas.microsoft.com/office/word/2020/wordml/sdtdatahash" xmlns:w16du="http://schemas.microsoft.com/office/word/2023/wordml/word16du" xmlns:w16="http://schemas.microsoft.com/office/word/2018/wordml" xmlns:w16cid="http://schemas.microsoft.com/office/word/2016/wordml/cid" xmlns:w16cex="http://schemas.microsoft.com/office/word/2018/wordml/cex" xmlns:w="http://schemas.openxmlformats.org/wordprocessingml/2006/main" xmlns:w10="urn:schemas-microsoft-com:office:word" xmlns:v="urn:schemas-microsoft-com:vml" xmlns:oel="http://schemas.microsoft.com/office/2019/extlst" xmlns:o="urn:schemas-microsoft-com:office:office" xmlns:am3d="http://schemas.microsoft.com/office/drawing/2017/model3d" xmlns:aink="http://schemas.microsoft.com/office/drawing/2016/ink" xmlns:cx8="http://schemas.microsoft.com/office/drawing/2016/5/14/chartex" xmlns:cx7="http://schemas.microsoft.com/office/drawing/2016/5/13/chartex" xmlns:cx6="http://schemas.microsoft.com/office/drawing/2016/5/12/chartex" xmlns:cx5="http://schemas.microsoft.com/office/drawing/2016/5/11/chartex" xmlns:cx4="http://schemas.microsoft.com/office/drawing/2016/5/10/chartex" xmlns:cx3="http://schemas.microsoft.com/office/drawing/2016/5/9/chartex" xmlns:cx2="http://schemas.microsoft.com/office/drawing/2015/10/21/chartex" xmlns:cx1="http://schemas.microsoft.com/office/drawing/2015/9/8/chartex" xmlns:cx="http://schemas.microsoft.com/office/drawing/2014/chartex" xmlns="" id="{F6C4AF52-ACA0-4323-B934-EF30663D567C}"/>
                               </a:ext>
                             </a:extLst>
                           </pic:cNvPr>
@@ -9793,7 +9305,7 @@
                           </pic:cNvPicPr>
                         </pic:nvPicPr>
                         <pic:blipFill rotWithShape="1">
-                          <a:blip r:embed="rId14">
+                          <a:blip r:embed="rId18">
                             <a:extLst>
                               <a:ext uri="{28A0092B-C50C-407E-A947-70E740481C1C}">
                                 <a14:useLocalDpi xmlns:a14="http://schemas.microsoft.com/office/drawing/2010/main" val="0"/>
@@ -9856,7 +9368,7 @@
                                   <w:lang w:val="en-US"/>
                                 </w:rPr>
                               </w:pPr>
-                              <w:bookmarkStart w:id="14" w:name="_Toc56929757"/>
+                              <w:bookmarkStart w:id="15" w:name="_Toc56929757"/>
                               <w:r>
                                 <w:rPr>
                                   <w:rFonts w:cs="Times New Roman"/>
@@ -9916,7 +9428,7 @@
                                   <w:szCs w:val="22"/>
                                   <w:lang w:val="en-US"/>
                                 </w:rPr>
-                                <w:t>1</w:t>
+                                <w:t>7</w:t>
                               </w:r>
                               <w:r>
                                 <w:rPr>
@@ -9942,7 +9454,7 @@
                                 </w:rPr>
                                 <w:t>: Software Testing Life Cycle</w:t>
                               </w:r>
-                              <w:bookmarkEnd w:id="14"/>
+                              <w:bookmarkEnd w:id="15"/>
                             </w:p>
                           </w:txbxContent>
                         </wps:txbx>
@@ -9967,12 +9479,12 @@
           </mc:Choice>
           <mc:Fallback>
             <w:pict>
-              <v:group w14:anchorId="7B020EE0" id="Group 14" o:spid="_x0000_s1026" style="position:absolute;left:0;text-align:left;margin-left:21.75pt;margin-top:16.8pt;width:337.5pt;height:263.4pt;z-index:251660288;mso-width-relative:margin;mso-height-relative:margin" coordsize="45732,35693" o:gfxdata="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">
+              <v:group w14:anchorId="7B020EE0" id="Group 14" o:spid="_x0000_s1026" style="position:absolute;left:0;text-align:left;margin-left:21.75pt;margin-top:16.8pt;width:337.5pt;height:263.4pt;z-index:251660288;mso-width-relative:margin;mso-height-relative:margin" coordsize="45732,35693" o:gfxdata="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">
                 <v:shapetype id="_x0000_t202" coordsize="21600,21600" o:spt="202" path="m,l,21600r21600,l21600,xe">
                   <v:stroke joinstyle="miter"/>
                   <v:path gradientshapeok="t" o:connecttype="rect"/>
                 </v:shapetype>
-                <v:shape id="Text Box 12" o:spid="_x0000_s1028" type="#_x0000_t202" style="position:absolute;top:32670;width:45732;height:3023;visibility:visible;mso-wrap-style:square;v-text-anchor:top" o:gfxdata="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" stroked="f">
+                <v:shape id="Text Box 12" o:spid="_x0000_s1028" type="#_x0000_t202" style="position:absolute;top:32670;width:45732;height:3023;visibility:visible;mso-wrap-style:square;v-text-anchor:top" o:gfxdata="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" stroked="f">
                   <v:textbox inset="0,0,0,0">
                     <w:txbxContent>
                       <w:p>
@@ -9989,7 +9501,7 @@
                             <w:lang w:val="en-US"/>
                           </w:rPr>
                         </w:pPr>
-                        <w:bookmarkStart w:id="15" w:name="_Toc56929757"/>
+                        <w:bookmarkStart w:id="16" w:name="_Toc56929757"/>
                         <w:r>
                           <w:rPr>
                             <w:rFonts w:cs="Times New Roman"/>
@@ -10049,7 +9561,7 @@
                             <w:szCs w:val="22"/>
                             <w:lang w:val="en-US"/>
                           </w:rPr>
-                          <w:t>1</w:t>
+                          <w:t>7</w:t>
                         </w:r>
                         <w:r>
                           <w:rPr>
@@ -10075,7 +9587,7 @@
                           </w:rPr>
                           <w:t>: Software Testing Life Cycle</w:t>
                         </w:r>
-                        <w:bookmarkEnd w:id="15"/>
+                        <w:bookmarkEnd w:id="16"/>
                       </w:p>
                     </w:txbxContent>
                   </v:textbox>
@@ -10086,19 +9598,11 @@
           </mc:Fallback>
         </mc:AlternateContent>
       </w:r>
-      <w:proofErr w:type="spellStart"/>
-      <w:r>
-        <w:rPr>
-          <w:rFonts w:cs="Times New Roman"/>
-        </w:rPr>
-        <w:t>STLC</w:t>
-      </w:r>
-      <w:proofErr w:type="spellEnd"/>
-      <w:r>
-        <w:rPr>
-          <w:rFonts w:cs="Times New Roman"/>
-        </w:rPr>
-        <w:t xml:space="preserve"> provides a step-by-step process to ensure quality software.</w:t>
+      <w:r>
+        <w:rPr>
+          <w:rFonts w:cs="Times New Roman"/>
+        </w:rPr>
+        <w:t>STLC provides a step-by-step process to ensure quality software.</w:t>
       </w:r>
     </w:p>
     <w:p>
@@ -10116,23 +9620,7 @@
           <w:rFonts w:cs="Times New Roman"/>
           <w:lang w:val="en-US"/>
         </w:rPr>
-        <w:t xml:space="preserve">There are 6 major phases of </w:t>
-      </w:r>
-      <w:proofErr w:type="spellStart"/>
-      <w:r>
-        <w:rPr>
-          <w:rFonts w:cs="Times New Roman"/>
-          <w:lang w:val="en-US"/>
-        </w:rPr>
-        <w:t>STLC</w:t>
-      </w:r>
-      <w:proofErr w:type="spellEnd"/>
-      <w:r>
-        <w:rPr>
-          <w:rFonts w:cs="Times New Roman"/>
-          <w:lang w:val="en-US"/>
-        </w:rPr>
-        <w:t xml:space="preserve"> −</w:t>
+        <w:t>There are 6 major phases of STLC −</w:t>
       </w:r>
     </w:p>
     <w:p>
@@ -10156,7 +9644,6 @@
           <w:bCs/>
           <w:lang w:val="en-US"/>
         </w:rPr>
-        <w:lastRenderedPageBreak/>
         <w:t>Requirement Analysis</w:t>
       </w:r>
       <w:r>
@@ -10315,14 +9802,14 @@
           <w:lang w:val="en-US"/>
         </w:rPr>
       </w:pPr>
-      <w:bookmarkStart w:id="16" w:name="_Toc57274838"/>
+      <w:bookmarkStart w:id="17" w:name="_Toc57274838"/>
       <w:r>
         <w:rPr>
           <w:lang w:val="en-US"/>
         </w:rPr>
         <w:t>EXAMPLE OF A TEST CASE,</w:t>
       </w:r>
-      <w:bookmarkEnd w:id="16"/>
+      <w:bookmarkEnd w:id="17"/>
       <w:r>
         <w:rPr>
           <w:lang w:val="en-US"/>
@@ -10510,7 +9997,6 @@
           <w:noProof/>
           <w:lang w:val="en-US"/>
         </w:rPr>
-        <w:lastRenderedPageBreak/>
         <w:drawing>
           <wp:anchor distT="0" distB="0" distL="114300" distR="114300" simplePos="0" relativeHeight="251659264" behindDoc="0" locked="0" layoutInCell="1" allowOverlap="1" wp14:anchorId="70867EED" wp14:editId="72C03458">
             <wp:simplePos x="0" y="0"/>
@@ -10537,7 +10023,7 @@
                     </pic:cNvPicPr>
                   </pic:nvPicPr>
                   <pic:blipFill>
-                    <a:blip r:embed="rId15">
+                    <a:blip r:embed="rId19">
                       <a:extLst>
                         <a:ext uri="{28A0092B-C50C-407E-A947-70E740481C1C}">
                           <a14:useLocalDpi xmlns:a14="http://schemas.microsoft.com/office/drawing/2010/main" val="0"/>
@@ -10625,7 +10111,7 @@
                                 <w:lang w:val="en-US"/>
                               </w:rPr>
                             </w:pPr>
-                            <w:bookmarkStart w:id="17" w:name="_Toc56929758"/>
+                            <w:bookmarkStart w:id="18" w:name="_Toc56929758"/>
                             <w:r>
                               <w:rPr>
                                 <w:rFonts w:cs="Times New Roman"/>
@@ -10685,7 +10171,7 @@
                                 <w:szCs w:val="22"/>
                                 <w:lang w:val="en-US"/>
                               </w:rPr>
-                              <w:t>2</w:t>
+                              <w:t>8</w:t>
                             </w:r>
                             <w:r>
                               <w:rPr>
@@ -10711,7 +10197,7 @@
                               </w:rPr>
                               <w:t>: Test Case using Matrix</w:t>
                             </w:r>
-                            <w:bookmarkEnd w:id="17"/>
+                            <w:bookmarkEnd w:id="18"/>
                           </w:p>
                         </w:txbxContent>
                       </wps:txbx>
@@ -10729,7 +10215,7 @@
           </mc:Choice>
           <mc:Fallback>
             <w:pict>
-              <v:shape w14:anchorId="52A503B0" id="Text Box 13" o:spid="_x0000_s1029" type="#_x0000_t202" style="position:absolute;left:0;text-align:left;margin-left:-3pt;margin-top:150.95pt;width:415.3pt;height:.05pt;z-index:251661312;visibility:visible;mso-wrap-style:square;mso-wrap-distance-left:9pt;mso-wrap-distance-top:0;mso-wrap-distance-right:9pt;mso-wrap-distance-bottom:0;mso-position-horizontal:absolute;mso-position-horizontal-relative:text;mso-position-vertical:absolute;mso-position-vertical-relative:text;v-text-anchor:top" o:gfxdata="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" stroked="f">
+              <v:shape w14:anchorId="52A503B0" id="Text Box 13" o:spid="_x0000_s1029" type="#_x0000_t202" style="position:absolute;left:0;text-align:left;margin-left:-3pt;margin-top:150.95pt;width:415.3pt;height:.05pt;z-index:251661312;visibility:visible;mso-wrap-style:square;mso-wrap-distance-left:9pt;mso-wrap-distance-top:0;mso-wrap-distance-right:9pt;mso-wrap-distance-bottom:0;mso-position-horizontal:absolute;mso-position-horizontal-relative:text;mso-position-vertical:absolute;mso-position-vertical-relative:text;v-text-anchor:top" o:gfxdata="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" stroked="f">
                 <v:textbox style="mso-fit-shape-to-text:t" inset="0,0,0,0">
                   <w:txbxContent>
                     <w:p>
@@ -10746,7 +10232,7 @@
                           <w:lang w:val="en-US"/>
                         </w:rPr>
                       </w:pPr>
-                      <w:bookmarkStart w:id="18" w:name="_Toc56929758"/>
+                      <w:bookmarkStart w:id="19" w:name="_Toc56929758"/>
                       <w:r>
                         <w:rPr>
                           <w:rFonts w:cs="Times New Roman"/>
@@ -10806,7 +10292,7 @@
                           <w:szCs w:val="22"/>
                           <w:lang w:val="en-US"/>
                         </w:rPr>
-                        <w:t>2</w:t>
+                        <w:t>8</w:t>
                       </w:r>
                       <w:r>
                         <w:rPr>
@@ -10832,7 +10318,7 @@
                         </w:rPr>
                         <w:t>: Test Case using Matrix</w:t>
                       </w:r>
-                      <w:bookmarkEnd w:id="18"/>
+                      <w:bookmarkEnd w:id="19"/>
                     </w:p>
                   </w:txbxContent>
                 </v:textbox>
@@ -10860,11 +10346,11 @@
         <w:spacing w:line="360" w:lineRule="auto"/>
         <w:ind w:left="360"/>
       </w:pPr>
-      <w:bookmarkStart w:id="19" w:name="_Toc57274839"/>
+      <w:bookmarkStart w:id="20" w:name="_Toc57274839"/>
       <w:r>
         <w:t>A Test Matrix with Tested modules or Requirement Traceability Matrix</w:t>
       </w:r>
-      <w:bookmarkEnd w:id="19"/>
+      <w:bookmarkEnd w:id="20"/>
     </w:p>
     <w:p>
       <w:pPr>
@@ -10939,16 +10425,12 @@
                 <w:rFonts w:cs="Times New Roman"/>
               </w:rPr>
             </w:pPr>
-            <w:proofErr w:type="spellStart"/>
-            <w:proofErr w:type="gramStart"/>
             <w:r>
               <w:rPr>
                 <w:rFonts w:cs="Times New Roman"/>
               </w:rPr>
               <w:t>S.N</w:t>
             </w:r>
-            <w:proofErr w:type="spellEnd"/>
-            <w:proofErr w:type="gramEnd"/>
           </w:p>
         </w:tc>
         <w:tc>
@@ -11085,28 +10567,12 @@
                 <w:rFonts w:cs="Times New Roman"/>
               </w:rPr>
             </w:pPr>
-            <w:proofErr w:type="spellStart"/>
             <w:r>
               <w:rPr>
                 <w:rFonts w:cs="Times New Roman"/>
               </w:rPr>
-              <w:t>TC01</w:t>
+              <w:t>TC01, TC02</w:t>
             </w:r>
-            <w:proofErr w:type="spellEnd"/>
-            <w:r>
-              <w:rPr>
-                <w:rFonts w:cs="Times New Roman"/>
-              </w:rPr>
-              <w:t xml:space="preserve">, </w:t>
-            </w:r>
-            <w:proofErr w:type="spellStart"/>
-            <w:r>
-              <w:rPr>
-                <w:rFonts w:cs="Times New Roman"/>
-              </w:rPr>
-              <w:t>TC02</w:t>
-            </w:r>
-            <w:proofErr w:type="spellEnd"/>
           </w:p>
         </w:tc>
         <w:tc>
@@ -11121,19 +10587,11 @@
                 <w:rFonts w:cs="Times New Roman"/>
               </w:rPr>
             </w:pPr>
-            <w:proofErr w:type="spellStart"/>
             <w:r>
               <w:rPr>
                 <w:rFonts w:cs="Times New Roman"/>
               </w:rPr>
-              <w:t>TC01</w:t>
-            </w:r>
-            <w:proofErr w:type="spellEnd"/>
-            <w:r>
-              <w:rPr>
-                <w:rFonts w:cs="Times New Roman"/>
-              </w:rPr>
-              <w:t>- Pass</w:t>
+              <w:t>TC01- Pass</w:t>
             </w:r>
           </w:p>
           <w:p>
@@ -11144,7 +10602,6 @@
                 <w:rFonts w:cs="Times New Roman"/>
               </w:rPr>
             </w:pPr>
-            <w:proofErr w:type="spellStart"/>
             <w:r>
               <w:rPr>
                 <w:rFonts w:cs="Times New Roman"/>
@@ -11157,7 +10614,6 @@
               </w:rPr>
               <w:t>2</w:t>
             </w:r>
-            <w:proofErr w:type="spellEnd"/>
             <w:r>
               <w:rPr>
                 <w:rFonts w:cs="Times New Roman"/>
@@ -11240,14 +10696,12 @@
                 <w:rFonts w:cs="Times New Roman"/>
               </w:rPr>
             </w:pPr>
-            <w:proofErr w:type="spellStart"/>
             <w:r>
               <w:rPr>
                 <w:rFonts w:cs="Times New Roman"/>
               </w:rPr>
               <w:t>TC03</w:t>
             </w:r>
-            <w:proofErr w:type="spellEnd"/>
           </w:p>
         </w:tc>
         <w:tc>
@@ -11262,19 +10716,11 @@
                 <w:rFonts w:cs="Times New Roman"/>
               </w:rPr>
             </w:pPr>
-            <w:proofErr w:type="spellStart"/>
             <w:r>
               <w:rPr>
                 <w:rFonts w:cs="Times New Roman"/>
               </w:rPr>
-              <w:t>TC03</w:t>
-            </w:r>
-            <w:proofErr w:type="spellEnd"/>
-            <w:r>
-              <w:rPr>
-                <w:rFonts w:cs="Times New Roman"/>
-              </w:rPr>
-              <w:t>- pass</w:t>
+              <w:t>TC03- pass</w:t>
             </w:r>
           </w:p>
         </w:tc>
@@ -11352,28 +10798,12 @@
                 <w:rFonts w:cs="Times New Roman"/>
               </w:rPr>
             </w:pPr>
-            <w:proofErr w:type="spellStart"/>
             <w:r>
               <w:rPr>
                 <w:rFonts w:cs="Times New Roman"/>
               </w:rPr>
-              <w:t>TC04</w:t>
+              <w:t>TC04, TC05, TC06</w:t>
             </w:r>
-            <w:proofErr w:type="spellEnd"/>
-            <w:r>
-              <w:rPr>
-                <w:rFonts w:cs="Times New Roman"/>
-              </w:rPr>
-              <w:t xml:space="preserve">, TC05, </w:t>
-            </w:r>
-            <w:proofErr w:type="spellStart"/>
-            <w:r>
-              <w:rPr>
-                <w:rFonts w:cs="Times New Roman"/>
-              </w:rPr>
-              <w:t>TC06</w:t>
-            </w:r>
-            <w:proofErr w:type="spellEnd"/>
           </w:p>
         </w:tc>
         <w:tc>
@@ -11388,19 +10818,11 @@
                 <w:rFonts w:cs="Times New Roman"/>
               </w:rPr>
             </w:pPr>
-            <w:proofErr w:type="spellStart"/>
             <w:r>
               <w:rPr>
                 <w:rFonts w:cs="Times New Roman"/>
               </w:rPr>
-              <w:t>TC04</w:t>
-            </w:r>
-            <w:proofErr w:type="spellEnd"/>
-            <w:r>
-              <w:rPr>
-                <w:rFonts w:cs="Times New Roman"/>
-              </w:rPr>
-              <w:t>- Pass</w:t>
+              <w:t>TC04- Pass</w:t>
             </w:r>
           </w:p>
           <w:p>
@@ -11426,19 +10848,11 @@
                 <w:rFonts w:cs="Times New Roman"/>
               </w:rPr>
             </w:pPr>
-            <w:proofErr w:type="spellStart"/>
             <w:r>
               <w:rPr>
                 <w:rFonts w:cs="Times New Roman"/>
               </w:rPr>
-              <w:t>TC06</w:t>
-            </w:r>
-            <w:proofErr w:type="spellEnd"/>
-            <w:r>
-              <w:rPr>
-                <w:rFonts w:cs="Times New Roman"/>
-              </w:rPr>
-              <w:t>- Pass</w:t>
+              <w:t>TC06- Pass</w:t>
             </w:r>
           </w:p>
         </w:tc>
@@ -11489,23 +10903,7 @@
           <w:rFonts w:cs="Times New Roman"/>
           <w:highlight w:val="lightGray"/>
         </w:rPr>
-        <w:t xml:space="preserve">NOTE: </w:t>
-      </w:r>
-      <w:proofErr w:type="gramStart"/>
-      <w:r>
-        <w:rPr>
-          <w:rFonts w:cs="Times New Roman"/>
-          <w:highlight w:val="lightGray"/>
-        </w:rPr>
-        <w:t>UAT(</w:t>
-      </w:r>
-      <w:proofErr w:type="gramEnd"/>
-      <w:r>
-        <w:rPr>
-          <w:rFonts w:cs="Times New Roman"/>
-          <w:highlight w:val="lightGray"/>
-        </w:rPr>
-        <w:t xml:space="preserve">User Acceptance Testing) must be addressed in the final report, so here it is not required in mid-term report. </w:t>
+        <w:t xml:space="preserve">NOTE: UAT(User Acceptance Testing) must be addressed in the final report, so here it is not required in mid-term report. </w:t>
       </w:r>
     </w:p>
     <w:p>
@@ -11514,11 +10912,7 @@
         <w:jc w:val="both"/>
       </w:pPr>
       <w:r>
-        <w:t xml:space="preserve">User Acceptance Testing (UAT), also known as beta or end-user testing, is defined as testing the software by the user or client to determine whether it can be accepted or </w:t>
-      </w:r>
-      <w:r>
-        <w:lastRenderedPageBreak/>
-        <w:t>not. This is the final testing performed once the functional, system and regression testing are completed.</w:t>
+        <w:t>User Acceptance Testing (UAT), also known as beta or end-user testing, is defined as testing the software by the user or client to determine whether it can be accepted or not. This is the final testing performed once the functional, system and regression testing are completed.</w:t>
       </w:r>
     </w:p>
     <w:p>
@@ -11550,11 +10944,11 @@
                     <pic:cNvPicPr/>
                   </pic:nvPicPr>
                   <pic:blipFill>
-                    <a:blip r:embed="rId16">
+                    <a:blip r:embed="rId20">
                       <a:extLst>
                         <a:ext uri="{BEBA8EAE-BF5A-486C-A8C5-ECC9F3942E4B}">
                           <a14:imgProps xmlns:a14="http://schemas.microsoft.com/office/drawing/2010/main">
-                            <a14:imgLayer r:embed="rId17">
+                            <a14:imgLayer r:embed="rId21">
                               <a14:imgEffect>
                                 <a14:backgroundRemoval t="8511" b="91135" l="4330" r="95464">
                                   <a14:foregroundMark x1="11753" y1="40780" x2="11753" y2="40780"/>
@@ -11695,33 +11089,15 @@
                 <w:bCs/>
                 <w:szCs w:val="24"/>
               </w:rPr>
-              <w:t xml:space="preserve">Acceptance </w:t>
+              <w:t>Acceptance requirement</w:t>
             </w:r>
-            <w:proofErr w:type="gramStart"/>
             <w:r>
               <w:rPr>
                 <w:rFonts w:eastAsiaTheme="majorEastAsia" w:cs="Times New Roman"/>
                 <w:bCs/>
                 <w:szCs w:val="24"/>
               </w:rPr>
-              <w:t>requirement</w:t>
-            </w:r>
-            <w:r>
-              <w:rPr>
-                <w:rFonts w:eastAsiaTheme="majorEastAsia" w:cs="Times New Roman"/>
-                <w:bCs/>
-                <w:szCs w:val="24"/>
-              </w:rPr>
-              <w:t>(</w:t>
-            </w:r>
-            <w:proofErr w:type="gramEnd"/>
-            <w:r>
-              <w:rPr>
-                <w:rFonts w:eastAsiaTheme="majorEastAsia" w:cs="Times New Roman"/>
-                <w:bCs/>
-                <w:szCs w:val="24"/>
-              </w:rPr>
-              <w:t>USR)</w:t>
+              <w:t>(USR)</w:t>
             </w:r>
           </w:p>
         </w:tc>
@@ -11780,33 +11156,15 @@
                 <w:bCs/>
                 <w:szCs w:val="24"/>
               </w:rPr>
-              <w:t xml:space="preserve">Test </w:t>
+              <w:t>Test Results</w:t>
             </w:r>
-            <w:proofErr w:type="gramStart"/>
             <w:r>
               <w:rPr>
                 <w:rFonts w:eastAsiaTheme="majorEastAsia" w:cs="Times New Roman"/>
                 <w:bCs/>
                 <w:szCs w:val="24"/>
               </w:rPr>
-              <w:t>Results</w:t>
-            </w:r>
-            <w:r>
-              <w:rPr>
-                <w:rFonts w:eastAsiaTheme="majorEastAsia" w:cs="Times New Roman"/>
-                <w:bCs/>
-                <w:szCs w:val="24"/>
-              </w:rPr>
-              <w:t>(</w:t>
-            </w:r>
-            <w:proofErr w:type="gramEnd"/>
-            <w:r>
-              <w:rPr>
-                <w:rFonts w:eastAsiaTheme="majorEastAsia" w:cs="Times New Roman"/>
-                <w:bCs/>
-                <w:szCs w:val="24"/>
-              </w:rPr>
-              <w:t>DEV)</w:t>
+              <w:t>(DEV)</w:t>
             </w:r>
           </w:p>
         </w:tc>
@@ -11826,7 +11184,6 @@
                 <w:highlight w:val="lightGray"/>
               </w:rPr>
             </w:pPr>
-            <w:proofErr w:type="gramStart"/>
             <w:r>
               <w:rPr>
                 <w:rFonts w:eastAsiaTheme="majorEastAsia" w:cs="Times New Roman"/>
@@ -11841,16 +11198,7 @@
                 <w:bCs/>
                 <w:szCs w:val="24"/>
               </w:rPr>
-              <w:t>(</w:t>
-            </w:r>
-            <w:proofErr w:type="gramEnd"/>
-            <w:r>
-              <w:rPr>
-                <w:rFonts w:eastAsiaTheme="majorEastAsia" w:cs="Times New Roman"/>
-                <w:bCs/>
-                <w:szCs w:val="24"/>
-              </w:rPr>
-              <w:t>USR)</w:t>
+              <w:t>(USR)</w:t>
             </w:r>
           </w:p>
         </w:tc>
@@ -12363,7 +11711,6 @@
         <w:rPr>
           <w:bCs/>
         </w:rPr>
-        <w:lastRenderedPageBreak/>
         <w:t xml:space="preserve"> </w:t>
       </w:r>
       <w:r>
@@ -12412,14 +11759,8 @@
         <w:jc w:val="both"/>
       </w:pPr>
       <w:r>
-        <w:lastRenderedPageBreak/>
-        <w:t xml:space="preserve"> </w:t>
-      </w:r>
-      <w:proofErr w:type="spellStart"/>
-      <w:r>
-        <w:t>Annexeures</w:t>
-      </w:r>
-      <w:proofErr w:type="spellEnd"/>
+        <w:t xml:space="preserve"> Annexeures</w:t>
+      </w:r>
     </w:p>
     <w:p>
       <w:r>
@@ -12440,7 +11781,6 @@
           <w:sz w:val="28"/>
           <w:szCs w:val="28"/>
         </w:rPr>
-        <w:lastRenderedPageBreak/>
         <w:t>11</w:t>
       </w:r>
       <w:r>
@@ -12470,13 +11810,8 @@
         <w:t>each</w:t>
       </w:r>
       <w:r>
-        <w:t xml:space="preserve"> </w:t>
-      </w:r>
-      <w:proofErr w:type="gramStart"/>
-      <w:r>
-        <w:t>headings</w:t>
-      </w:r>
-      <w:proofErr w:type="gramEnd"/>
+        <w:t xml:space="preserve"> headings</w:t>
+      </w:r>
       <w:r>
         <w:t>.</w:t>
       </w:r>
@@ -12508,7 +11843,6 @@
           <w:sz w:val="28"/>
           <w:szCs w:val="28"/>
         </w:rPr>
-        <w:lastRenderedPageBreak/>
         <w:t>12. Annexures</w:t>
       </w:r>
     </w:p>
@@ -12582,7 +11916,7 @@
       </w:pPr>
     </w:p>
     <w:sectPr>
-      <w:footerReference w:type="default" r:id="rId18"/>
+      <w:footerReference w:type="default" r:id="rId22"/>
       <w:pgSz w:w="11906" w:h="16838" w:code="9"/>
       <w:pgMar w:top="1440" w:right="1440" w:bottom="1440" w:left="2160" w:header="720" w:footer="720" w:gutter="0"/>
       <w:cols w:space="720"/>
@@ -12593,7 +11927,7 @@
 </file>
 
 <file path=word/endnotes.xml><?xml version="1.0" encoding="utf-8"?>
-<w:endnotes xmlns:wpc="http://schemas.microsoft.com/office/word/2010/wordprocessingCanvas" xmlns:cx="http://schemas.microsoft.com/office/drawing/2014/chartex" xmlns:cx1="http://schemas.microsoft.com/office/drawing/2015/9/8/chartex" xmlns:cx2="http://schemas.microsoft.com/office/drawing/2015/10/21/chartex" xmlns:cx3="http://schemas.microsoft.com/office/drawing/2016/5/9/chartex" xmlns:cx4="http://schemas.microsoft.com/office/drawing/2016/5/10/chartex" xmlns:cx5="http://schemas.microsoft.com/office/drawing/2016/5/11/chartex" xmlns:cx6="http://schemas.microsoft.com/office/drawing/2016/5/12/chartex" xmlns:cx7="http://schemas.microsoft.com/office/drawing/2016/5/13/chartex" xmlns:cx8="http://schemas.microsoft.com/office/drawing/2016/5/14/chartex" xmlns:mc="http://schemas.openxmlformats.org/markup-compatibility/2006" xmlns:aink="http://schemas.microsoft.com/office/drawing/2016/ink" xmlns:am3d="http://schemas.microsoft.com/office/drawing/2017/model3d" xmlns:o="urn:schemas-microsoft-com:office:office" xmlns:oel="http://schemas.microsoft.com/office/2019/extlst" xmlns:r="http://schemas.openxmlformats.org/officeDocument/2006/relationships" xmlns:m="http://schemas.openxmlformats.org/officeDocument/2006/math" xmlns:v="urn:schemas-microsoft-com:vml" xmlns:wp14="http://schemas.microsoft.com/office/word/2010/wordprocessingDrawing" xmlns:wp="http://schemas.openxmlformats.org/drawingml/2006/wordprocessingDrawing" xmlns:w10="urn:schemas-microsoft-com:office:word" xmlns:w="http://schemas.openxmlformats.org/wordprocessingml/2006/main" xmlns:w14="http://schemas.microsoft.com/office/word/2010/wordml" xmlns:w15="http://schemas.microsoft.com/office/word/2012/wordml" xmlns:w16cex="http://schemas.microsoft.com/office/word/2018/wordml/cex" xmlns:w16cid="http://schemas.microsoft.com/office/word/2016/wordml/cid" xmlns:w16="http://schemas.microsoft.com/office/word/2018/wordml" xmlns:w16du="http://schemas.microsoft.com/office/word/2023/wordml/word16du" xmlns:w16sdtdh="http://schemas.microsoft.com/office/word/2020/wordml/sdtdatahash" xmlns:w16sdtfl="http://schemas.microsoft.com/office/word/2024/wordml/sdtformatlock" xmlns:w16se="http://schemas.microsoft.com/office/word/2015/wordml/symex" xmlns:wpg="http://schemas.microsoft.com/office/word/2010/wordprocessingGroup" xmlns:wpi="http://schemas.microsoft.com/office/word/2010/wordprocessingInk" xmlns:wne="http://schemas.microsoft.com/office/word/2006/wordml" xmlns:wps="http://schemas.microsoft.com/office/word/2010/wordprocessingShape" mc:Ignorable="w14 w15 w16se w16cid w16 w16cex w16sdtdh w16sdtfl w16du wp14">
+<w:endnotes xmlns:wpc="http://schemas.microsoft.com/office/word/2010/wordprocessingCanvas" xmlns:mc="http://schemas.openxmlformats.org/markup-compatibility/2006" xmlns:o="urn:schemas-microsoft-com:office:office" xmlns:r="http://schemas.openxmlformats.org/officeDocument/2006/relationships" xmlns:m="http://schemas.openxmlformats.org/officeDocument/2006/math" xmlns:v="urn:schemas-microsoft-com:vml" xmlns:wp14="http://schemas.microsoft.com/office/word/2010/wordprocessingDrawing" xmlns:wp="http://schemas.openxmlformats.org/drawingml/2006/wordprocessingDrawing" xmlns:w10="urn:schemas-microsoft-com:office:word" xmlns:w="http://schemas.openxmlformats.org/wordprocessingml/2006/main" xmlns:w14="http://schemas.microsoft.com/office/word/2010/wordml" xmlns:w15="http://schemas.microsoft.com/office/word/2012/wordml" xmlns:wpg="http://schemas.microsoft.com/office/word/2010/wordprocessingGroup" xmlns:wpi="http://schemas.microsoft.com/office/word/2010/wordprocessingInk" xmlns:wne="http://schemas.microsoft.com/office/word/2006/wordml" xmlns:wps="http://schemas.microsoft.com/office/word/2010/wordprocessingShape" mc:Ignorable="w14 w15 wp14">
   <w:endnote w:type="separator" w:id="-1">
     <w:p>
       <w:pPr>
@@ -12618,7 +11952,7 @@
 </file>
 
 <file path=word/footer1.xml><?xml version="1.0" encoding="utf-8"?>
-<w:ftr xmlns:wpc="http://schemas.microsoft.com/office/word/2010/wordprocessingCanvas" xmlns:cx="http://schemas.microsoft.com/office/drawing/2014/chartex" xmlns:cx1="http://schemas.microsoft.com/office/drawing/2015/9/8/chartex" xmlns:cx2="http://schemas.microsoft.com/office/drawing/2015/10/21/chartex" xmlns:cx3="http://schemas.microsoft.com/office/drawing/2016/5/9/chartex" xmlns:cx4="http://schemas.microsoft.com/office/drawing/2016/5/10/chartex" xmlns:cx5="http://schemas.microsoft.com/office/drawing/2016/5/11/chartex" xmlns:cx6="http://schemas.microsoft.com/office/drawing/2016/5/12/chartex" xmlns:cx7="http://schemas.microsoft.com/office/drawing/2016/5/13/chartex" xmlns:cx8="http://schemas.microsoft.com/office/drawing/2016/5/14/chartex" xmlns:mc="http://schemas.openxmlformats.org/markup-compatibility/2006" xmlns:aink="http://schemas.microsoft.com/office/drawing/2016/ink" xmlns:am3d="http://schemas.microsoft.com/office/drawing/2017/model3d" xmlns:o="urn:schemas-microsoft-com:office:office" xmlns:oel="http://schemas.microsoft.com/office/2019/extlst" xmlns:r="http://schemas.openxmlformats.org/officeDocument/2006/relationships" xmlns:m="http://schemas.openxmlformats.org/officeDocument/2006/math" xmlns:v="urn:schemas-microsoft-com:vml" xmlns:wp14="http://schemas.microsoft.com/office/word/2010/wordprocessingDrawing" xmlns:wp="http://schemas.openxmlformats.org/drawingml/2006/wordprocessingDrawing" xmlns:w10="urn:schemas-microsoft-com:office:word" xmlns:w="http://schemas.openxmlformats.org/wordprocessingml/2006/main" xmlns:w14="http://schemas.microsoft.com/office/word/2010/wordml" xmlns:w15="http://schemas.microsoft.com/office/word/2012/wordml" xmlns:w16cex="http://schemas.microsoft.com/office/word/2018/wordml/cex" xmlns:w16cid="http://schemas.microsoft.com/office/word/2016/wordml/cid" xmlns:w16="http://schemas.microsoft.com/office/word/2018/wordml" xmlns:w16du="http://schemas.microsoft.com/office/word/2023/wordml/word16du" xmlns:w16sdtdh="http://schemas.microsoft.com/office/word/2020/wordml/sdtdatahash" xmlns:w16sdtfl="http://schemas.microsoft.com/office/word/2024/wordml/sdtformatlock" xmlns:w16se="http://schemas.microsoft.com/office/word/2015/wordml/symex" xmlns:wpg="http://schemas.microsoft.com/office/word/2010/wordprocessingGroup" xmlns:wpi="http://schemas.microsoft.com/office/word/2010/wordprocessingInk" xmlns:wne="http://schemas.microsoft.com/office/word/2006/wordml" xmlns:wps="http://schemas.microsoft.com/office/word/2010/wordprocessingShape" mc:Ignorable="w14 w15 w16se w16cid w16 w16cex w16sdtdh w16sdtfl w16du wp14">
+<w:ftr xmlns:wpc="http://schemas.microsoft.com/office/word/2010/wordprocessingCanvas" xmlns:mc="http://schemas.openxmlformats.org/markup-compatibility/2006" xmlns:o="urn:schemas-microsoft-com:office:office" xmlns:r="http://schemas.openxmlformats.org/officeDocument/2006/relationships" xmlns:m="http://schemas.openxmlformats.org/officeDocument/2006/math" xmlns:v="urn:schemas-microsoft-com:vml" xmlns:wp14="http://schemas.microsoft.com/office/word/2010/wordprocessingDrawing" xmlns:wp="http://schemas.openxmlformats.org/drawingml/2006/wordprocessingDrawing" xmlns:w10="urn:schemas-microsoft-com:office:word" xmlns:w="http://schemas.openxmlformats.org/wordprocessingml/2006/main" xmlns:w14="http://schemas.microsoft.com/office/word/2010/wordml" xmlns:w15="http://schemas.microsoft.com/office/word/2012/wordml" xmlns:wpg="http://schemas.microsoft.com/office/word/2010/wordprocessingGroup" xmlns:wpi="http://schemas.microsoft.com/office/word/2010/wordprocessingInk" xmlns:wne="http://schemas.microsoft.com/office/word/2006/wordml" xmlns:wps="http://schemas.microsoft.com/office/word/2010/wordprocessingShape" mc:Ignorable="w14 w15 wp14">
   <w:sdt>
     <w:sdtPr>
       <w:id w:val="1769740165"/>
@@ -12671,7 +12005,7 @@
 </file>
 
 <file path=word/footnotes.xml><?xml version="1.0" encoding="utf-8"?>
-<w:footnotes xmlns:wpc="http://schemas.microsoft.com/office/word/2010/wordprocessingCanvas" xmlns:cx="http://schemas.microsoft.com/office/drawing/2014/chartex" xmlns:cx1="http://schemas.microsoft.com/office/drawing/2015/9/8/chartex" xmlns:cx2="http://schemas.microsoft.com/office/drawing/2015/10/21/chartex" xmlns:cx3="http://schemas.microsoft.com/office/drawing/2016/5/9/chartex" xmlns:cx4="http://schemas.microsoft.com/office/drawing/2016/5/10/chartex" xmlns:cx5="http://schemas.microsoft.com/office/drawing/2016/5/11/chartex" xmlns:cx6="http://schemas.microsoft.com/office/drawing/2016/5/12/chartex" xmlns:cx7="http://schemas.microsoft.com/office/drawing/2016/5/13/chartex" xmlns:cx8="http://schemas.microsoft.com/office/drawing/2016/5/14/chartex" xmlns:mc="http://schemas.openxmlformats.org/markup-compatibility/2006" xmlns:aink="http://schemas.microsoft.com/office/drawing/2016/ink" xmlns:am3d="http://schemas.microsoft.com/office/drawing/2017/model3d" xmlns:o="urn:schemas-microsoft-com:office:office" xmlns:oel="http://schemas.microsoft.com/office/2019/extlst" xmlns:r="http://schemas.openxmlformats.org/officeDocument/2006/relationships" xmlns:m="http://schemas.openxmlformats.org/officeDocument/2006/math" xmlns:v="urn:schemas-microsoft-com:vml" xmlns:wp14="http://schemas.microsoft.com/office/word/2010/wordprocessingDrawing" xmlns:wp="http://schemas.openxmlformats.org/drawingml/2006/wordprocessingDrawing" xmlns:w10="urn:schemas-microsoft-com:office:word" xmlns:w="http://schemas.openxmlformats.org/wordprocessingml/2006/main" xmlns:w14="http://schemas.microsoft.com/office/word/2010/wordml" xmlns:w15="http://schemas.microsoft.com/office/word/2012/wordml" xmlns:w16cex="http://schemas.microsoft.com/office/word/2018/wordml/cex" xmlns:w16cid="http://schemas.microsoft.com/office/word/2016/wordml/cid" xmlns:w16="http://schemas.microsoft.com/office/word/2018/wordml" xmlns:w16du="http://schemas.microsoft.com/office/word/2023/wordml/word16du" xmlns:w16sdtdh="http://schemas.microsoft.com/office/word/2020/wordml/sdtdatahash" xmlns:w16sdtfl="http://schemas.microsoft.com/office/word/2024/wordml/sdtformatlock" xmlns:w16se="http://schemas.microsoft.com/office/word/2015/wordml/symex" xmlns:wpg="http://schemas.microsoft.com/office/word/2010/wordprocessingGroup" xmlns:wpi="http://schemas.microsoft.com/office/word/2010/wordprocessingInk" xmlns:wne="http://schemas.microsoft.com/office/word/2006/wordml" xmlns:wps="http://schemas.microsoft.com/office/word/2010/wordprocessingShape" mc:Ignorable="w14 w15 w16se w16cid w16 w16cex w16sdtdh w16sdtfl w16du wp14">
+<w:footnotes xmlns:wpc="http://schemas.microsoft.com/office/word/2010/wordprocessingCanvas" xmlns:mc="http://schemas.openxmlformats.org/markup-compatibility/2006" xmlns:o="urn:schemas-microsoft-com:office:office" xmlns:r="http://schemas.openxmlformats.org/officeDocument/2006/relationships" xmlns:m="http://schemas.openxmlformats.org/officeDocument/2006/math" xmlns:v="urn:schemas-microsoft-com:vml" xmlns:wp14="http://schemas.microsoft.com/office/word/2010/wordprocessingDrawing" xmlns:wp="http://schemas.openxmlformats.org/drawingml/2006/wordprocessingDrawing" xmlns:w10="urn:schemas-microsoft-com:office:word" xmlns:w="http://schemas.openxmlformats.org/wordprocessingml/2006/main" xmlns:w14="http://schemas.microsoft.com/office/word/2010/wordml" xmlns:w15="http://schemas.microsoft.com/office/word/2012/wordml" xmlns:wpg="http://schemas.microsoft.com/office/word/2010/wordprocessingGroup" xmlns:wpi="http://schemas.microsoft.com/office/word/2010/wordprocessingInk" xmlns:wne="http://schemas.microsoft.com/office/word/2006/wordml" xmlns:wps="http://schemas.microsoft.com/office/word/2010/wordprocessingShape" mc:Ignorable="w14 w15 wp14">
   <w:footnote w:type="separator" w:id="-1">
     <w:p>
       <w:pPr>
@@ -12696,8 +12030,8 @@
 </file>
 
 <file path=word/numbering.xml><?xml version="1.0" encoding="utf-8"?>
-<w:numbering xmlns:wpc="http://schemas.microsoft.com/office/word/2010/wordprocessingCanvas" xmlns:cx="http://schemas.microsoft.com/office/drawing/2014/chartex" xmlns:cx1="http://schemas.microsoft.com/office/drawing/2015/9/8/chartex" xmlns:cx2="http://schemas.microsoft.com/office/drawing/2015/10/21/chartex" xmlns:cx3="http://schemas.microsoft.com/office/drawing/2016/5/9/chartex" xmlns:cx4="http://schemas.microsoft.com/office/drawing/2016/5/10/chartex" xmlns:cx5="http://schemas.microsoft.com/office/drawing/2016/5/11/chartex" xmlns:cx6="http://schemas.microsoft.com/office/drawing/2016/5/12/chartex" xmlns:cx7="http://schemas.microsoft.com/office/drawing/2016/5/13/chartex" xmlns:cx8="http://schemas.microsoft.com/office/drawing/2016/5/14/chartex" xmlns:mc="http://schemas.openxmlformats.org/markup-compatibility/2006" xmlns:aink="http://schemas.microsoft.com/office/drawing/2016/ink" xmlns:am3d="http://schemas.microsoft.com/office/drawing/2017/model3d" xmlns:o="urn:schemas-microsoft-com:office:office" xmlns:oel="http://schemas.microsoft.com/office/2019/extlst" xmlns:r="http://schemas.openxmlformats.org/officeDocument/2006/relationships" xmlns:m="http://schemas.openxmlformats.org/officeDocument/2006/math" xmlns:v="urn:schemas-microsoft-com:vml" xmlns:wp14="http://schemas.microsoft.com/office/word/2010/wordprocessingDrawing" xmlns:wp="http://schemas.openxmlformats.org/drawingml/2006/wordprocessingDrawing" xmlns:w10="urn:schemas-microsoft-com:office:word" xmlns:w="http://schemas.openxmlformats.org/wordprocessingml/2006/main" xmlns:w14="http://schemas.microsoft.com/office/word/2010/wordml" xmlns:w15="http://schemas.microsoft.com/office/word/2012/wordml" xmlns:w16cex="http://schemas.microsoft.com/office/word/2018/wordml/cex" xmlns:w16cid="http://schemas.microsoft.com/office/word/2016/wordml/cid" xmlns:w16="http://schemas.microsoft.com/office/word/2018/wordml" xmlns:w16du="http://schemas.microsoft.com/office/word/2023/wordml/word16du" xmlns:w16sdtdh="http://schemas.microsoft.com/office/word/2020/wordml/sdtdatahash" xmlns:w16sdtfl="http://schemas.microsoft.com/office/word/2024/wordml/sdtformatlock" xmlns:w16se="http://schemas.microsoft.com/office/word/2015/wordml/symex" xmlns:wpg="http://schemas.microsoft.com/office/word/2010/wordprocessingGroup" xmlns:wpi="http://schemas.microsoft.com/office/word/2010/wordprocessingInk" xmlns:wne="http://schemas.microsoft.com/office/word/2006/wordml" xmlns:wps="http://schemas.microsoft.com/office/word/2010/wordprocessingShape" mc:Ignorable="w14 w15 w16se w16cid w16 w16cex w16sdtdh w16sdtfl w16du wp14">
-  <w:abstractNum w:abstractNumId="0" w15:restartNumberingAfterBreak="0">
+<w:numbering xmlns:wpc="http://schemas.microsoft.com/office/word/2010/wordprocessingCanvas" xmlns:mc="http://schemas.openxmlformats.org/markup-compatibility/2006" xmlns:o="urn:schemas-microsoft-com:office:office" xmlns:r="http://schemas.openxmlformats.org/officeDocument/2006/relationships" xmlns:m="http://schemas.openxmlformats.org/officeDocument/2006/math" xmlns:v="urn:schemas-microsoft-com:vml" xmlns:wp14="http://schemas.microsoft.com/office/word/2010/wordprocessingDrawing" xmlns:wp="http://schemas.openxmlformats.org/drawingml/2006/wordprocessingDrawing" xmlns:w10="urn:schemas-microsoft-com:office:word" xmlns:w="http://schemas.openxmlformats.org/wordprocessingml/2006/main" xmlns:w14="http://schemas.microsoft.com/office/word/2010/wordml" xmlns:w15="http://schemas.microsoft.com/office/word/2012/wordml" xmlns:wpg="http://schemas.microsoft.com/office/word/2010/wordprocessingGroup" xmlns:wpi="http://schemas.microsoft.com/office/word/2010/wordprocessingInk" xmlns:wne="http://schemas.microsoft.com/office/word/2006/wordml" xmlns:wps="http://schemas.microsoft.com/office/word/2010/wordprocessingShape" mc:Ignorable="w14 w15 wp14">
+  <w:abstractNum w:abstractNumId="0">
     <w:nsid w:val="02AF2FA9"/>
     <w:multiLevelType w:val="hybridMultilevel"/>
     <w:tmpl w:val="26E0B6EA"/>
@@ -12810,7 +12144,7 @@
       </w:rPr>
     </w:lvl>
   </w:abstractNum>
-  <w:abstractNum w:abstractNumId="1" w15:restartNumberingAfterBreak="0">
+  <w:abstractNum w:abstractNumId="1">
     <w:nsid w:val="04710410"/>
     <w:multiLevelType w:val="hybridMultilevel"/>
     <w:tmpl w:val="1A20C2C2"/>
@@ -12923,7 +12257,7 @@
       </w:rPr>
     </w:lvl>
   </w:abstractNum>
-  <w:abstractNum w:abstractNumId="2" w15:restartNumberingAfterBreak="0">
+  <w:abstractNum w:abstractNumId="2">
     <w:nsid w:val="08F018C5"/>
     <w:multiLevelType w:val="hybridMultilevel"/>
     <w:tmpl w:val="F5F20FAA"/>
@@ -13036,7 +12370,7 @@
       </w:rPr>
     </w:lvl>
   </w:abstractNum>
-  <w:abstractNum w:abstractNumId="3" w15:restartNumberingAfterBreak="0">
+  <w:abstractNum w:abstractNumId="3">
     <w:nsid w:val="0E022743"/>
     <w:multiLevelType w:val="hybridMultilevel"/>
     <w:tmpl w:val="FCAAA680"/>
@@ -13125,7 +12459,7 @@
       </w:pPr>
     </w:lvl>
   </w:abstractNum>
-  <w:abstractNum w:abstractNumId="4" w15:restartNumberingAfterBreak="0">
+  <w:abstractNum w:abstractNumId="4">
     <w:nsid w:val="0FA97372"/>
     <w:multiLevelType w:val="multilevel"/>
     <w:tmpl w:val="7C181842"/>
@@ -13238,7 +12572,7 @@
       </w:rPr>
     </w:lvl>
   </w:abstractNum>
-  <w:abstractNum w:abstractNumId="5" w15:restartNumberingAfterBreak="0">
+  <w:abstractNum w:abstractNumId="5">
     <w:nsid w:val="11080D9D"/>
     <w:multiLevelType w:val="multilevel"/>
     <w:tmpl w:val="DB1C7804"/>
@@ -13387,7 +12721,7 @@
       </w:rPr>
     </w:lvl>
   </w:abstractNum>
-  <w:abstractNum w:abstractNumId="6" w15:restartNumberingAfterBreak="0">
+  <w:abstractNum w:abstractNumId="6">
     <w:nsid w:val="112A3736"/>
     <w:multiLevelType w:val="hybridMultilevel"/>
     <w:tmpl w:val="AC8C2C88"/>
@@ -13500,7 +12834,7 @@
       </w:rPr>
     </w:lvl>
   </w:abstractNum>
-  <w:abstractNum w:abstractNumId="7" w15:restartNumberingAfterBreak="0">
+  <w:abstractNum w:abstractNumId="7">
     <w:nsid w:val="16737223"/>
     <w:multiLevelType w:val="hybridMultilevel"/>
     <w:tmpl w:val="E1A62552"/>
@@ -13613,7 +12947,7 @@
       </w:rPr>
     </w:lvl>
   </w:abstractNum>
-  <w:abstractNum w:abstractNumId="8" w15:restartNumberingAfterBreak="0">
+  <w:abstractNum w:abstractNumId="8">
     <w:nsid w:val="1D1574F5"/>
     <w:multiLevelType w:val="hybridMultilevel"/>
     <w:tmpl w:val="51DE0FC4"/>
@@ -13726,7 +13060,7 @@
       </w:rPr>
     </w:lvl>
   </w:abstractNum>
-  <w:abstractNum w:abstractNumId="9" w15:restartNumberingAfterBreak="0">
+  <w:abstractNum w:abstractNumId="9">
     <w:nsid w:val="1F5B20BF"/>
     <w:multiLevelType w:val="hybridMultilevel"/>
     <w:tmpl w:val="0B148300"/>
@@ -13812,7 +13146,7 @@
       </w:pPr>
     </w:lvl>
   </w:abstractNum>
-  <w:abstractNum w:abstractNumId="10" w15:restartNumberingAfterBreak="0">
+  <w:abstractNum w:abstractNumId="10">
     <w:nsid w:val="230E7A72"/>
     <w:multiLevelType w:val="hybridMultilevel"/>
     <w:tmpl w:val="D14E5DB6"/>
@@ -13901,7 +13235,7 @@
       </w:pPr>
     </w:lvl>
   </w:abstractNum>
-  <w:abstractNum w:abstractNumId="11" w15:restartNumberingAfterBreak="0">
+  <w:abstractNum w:abstractNumId="11">
     <w:nsid w:val="28D53AAE"/>
     <w:multiLevelType w:val="multilevel"/>
     <w:tmpl w:val="E0D85A56"/>
@@ -14022,7 +13356,7 @@
       </w:rPr>
     </w:lvl>
   </w:abstractNum>
-  <w:abstractNum w:abstractNumId="12" w15:restartNumberingAfterBreak="0">
+  <w:abstractNum w:abstractNumId="12">
     <w:nsid w:val="29DB7099"/>
     <w:multiLevelType w:val="multilevel"/>
     <w:tmpl w:val="D360899E"/>
@@ -14171,7 +13505,7 @@
       </w:rPr>
     </w:lvl>
   </w:abstractNum>
-  <w:abstractNum w:abstractNumId="13" w15:restartNumberingAfterBreak="0">
+  <w:abstractNum w:abstractNumId="13">
     <w:nsid w:val="2BC606F8"/>
     <w:multiLevelType w:val="hybridMultilevel"/>
     <w:tmpl w:val="02CE1BBA"/>
@@ -14260,7 +13594,7 @@
       </w:pPr>
     </w:lvl>
   </w:abstractNum>
-  <w:abstractNum w:abstractNumId="14" w15:restartNumberingAfterBreak="0">
+  <w:abstractNum w:abstractNumId="14">
     <w:nsid w:val="2E9B1B58"/>
     <w:multiLevelType w:val="hybridMultilevel"/>
     <w:tmpl w:val="7AAEFB44"/>
@@ -14373,7 +13707,7 @@
       </w:rPr>
     </w:lvl>
   </w:abstractNum>
-  <w:abstractNum w:abstractNumId="15" w15:restartNumberingAfterBreak="0">
+  <w:abstractNum w:abstractNumId="15">
     <w:nsid w:val="304450E7"/>
     <w:multiLevelType w:val="hybridMultilevel"/>
     <w:tmpl w:val="179C1F3A"/>
@@ -14462,7 +13796,7 @@
       </w:pPr>
     </w:lvl>
   </w:abstractNum>
-  <w:abstractNum w:abstractNumId="16" w15:restartNumberingAfterBreak="0">
+  <w:abstractNum w:abstractNumId="16">
     <w:nsid w:val="354143F8"/>
     <w:multiLevelType w:val="hybridMultilevel"/>
     <w:tmpl w:val="80A26312"/>
@@ -14575,7 +13909,7 @@
       </w:rPr>
     </w:lvl>
   </w:abstractNum>
-  <w:abstractNum w:abstractNumId="17" w15:restartNumberingAfterBreak="0">
+  <w:abstractNum w:abstractNumId="17">
     <w:nsid w:val="37B976D2"/>
     <w:multiLevelType w:val="hybridMultilevel"/>
     <w:tmpl w:val="C686B4C6"/>
@@ -14664,7 +13998,7 @@
       </w:pPr>
     </w:lvl>
   </w:abstractNum>
-  <w:abstractNum w:abstractNumId="18" w15:restartNumberingAfterBreak="0">
+  <w:abstractNum w:abstractNumId="18">
     <w:nsid w:val="3A103230"/>
     <w:multiLevelType w:val="hybridMultilevel"/>
     <w:tmpl w:val="420E5E74"/>
@@ -14753,7 +14087,7 @@
       </w:pPr>
     </w:lvl>
   </w:abstractNum>
-  <w:abstractNum w:abstractNumId="19" w15:restartNumberingAfterBreak="0">
+  <w:abstractNum w:abstractNumId="19">
     <w:nsid w:val="3CAA7D00"/>
     <w:multiLevelType w:val="hybridMultilevel"/>
     <w:tmpl w:val="7FAE95B6"/>
@@ -14866,7 +14200,7 @@
       </w:rPr>
     </w:lvl>
   </w:abstractNum>
-  <w:abstractNum w:abstractNumId="20" w15:restartNumberingAfterBreak="0">
+  <w:abstractNum w:abstractNumId="20">
     <w:nsid w:val="3D85501A"/>
     <w:multiLevelType w:val="hybridMultilevel"/>
     <w:tmpl w:val="7ED8929C"/>
@@ -14952,7 +14286,7 @@
       </w:pPr>
     </w:lvl>
   </w:abstractNum>
-  <w:abstractNum w:abstractNumId="21" w15:restartNumberingAfterBreak="0">
+  <w:abstractNum w:abstractNumId="21">
     <w:nsid w:val="3E057983"/>
     <w:multiLevelType w:val="hybridMultilevel"/>
     <w:tmpl w:val="B37E624E"/>
@@ -15065,7 +14399,7 @@
       </w:rPr>
     </w:lvl>
   </w:abstractNum>
-  <w:abstractNum w:abstractNumId="22" w15:restartNumberingAfterBreak="0">
+  <w:abstractNum w:abstractNumId="22">
     <w:nsid w:val="40EC6F4B"/>
     <w:multiLevelType w:val="hybridMultilevel"/>
     <w:tmpl w:val="CCFC8B78"/>
@@ -15178,7 +14512,7 @@
       </w:rPr>
     </w:lvl>
   </w:abstractNum>
-  <w:abstractNum w:abstractNumId="23" w15:restartNumberingAfterBreak="0">
+  <w:abstractNum w:abstractNumId="23">
     <w:nsid w:val="42FA2D85"/>
     <w:multiLevelType w:val="hybridMultilevel"/>
     <w:tmpl w:val="F1D89E2E"/>
@@ -15291,7 +14625,7 @@
       </w:rPr>
     </w:lvl>
   </w:abstractNum>
-  <w:abstractNum w:abstractNumId="24" w15:restartNumberingAfterBreak="0">
+  <w:abstractNum w:abstractNumId="24">
     <w:nsid w:val="45022324"/>
     <w:multiLevelType w:val="hybridMultilevel"/>
     <w:tmpl w:val="FD901576"/>
@@ -15380,7 +14714,7 @@
       </w:pPr>
     </w:lvl>
   </w:abstractNum>
-  <w:abstractNum w:abstractNumId="25" w15:restartNumberingAfterBreak="0">
+  <w:abstractNum w:abstractNumId="25">
     <w:nsid w:val="506753AC"/>
     <w:multiLevelType w:val="multilevel"/>
     <w:tmpl w:val="61100354"/>
@@ -15529,7 +14863,7 @@
       </w:rPr>
     </w:lvl>
   </w:abstractNum>
-  <w:abstractNum w:abstractNumId="26" w15:restartNumberingAfterBreak="0">
+  <w:abstractNum w:abstractNumId="26">
     <w:nsid w:val="510C12AC"/>
     <w:multiLevelType w:val="hybridMultilevel"/>
     <w:tmpl w:val="1EECA868"/>
@@ -15642,7 +14976,7 @@
       </w:rPr>
     </w:lvl>
   </w:abstractNum>
-  <w:abstractNum w:abstractNumId="27" w15:restartNumberingAfterBreak="0">
+  <w:abstractNum w:abstractNumId="27">
     <w:nsid w:val="582375CB"/>
     <w:multiLevelType w:val="hybridMultilevel"/>
     <w:tmpl w:val="8FA6697A"/>
@@ -15755,7 +15089,7 @@
       </w:rPr>
     </w:lvl>
   </w:abstractNum>
-  <w:abstractNum w:abstractNumId="28" w15:restartNumberingAfterBreak="0">
+  <w:abstractNum w:abstractNumId="28">
     <w:nsid w:val="59916BA6"/>
     <w:multiLevelType w:val="hybridMultilevel"/>
     <w:tmpl w:val="15280794"/>
@@ -15868,7 +15202,7 @@
       </w:rPr>
     </w:lvl>
   </w:abstractNum>
-  <w:abstractNum w:abstractNumId="29" w15:restartNumberingAfterBreak="0">
+  <w:abstractNum w:abstractNumId="29">
     <w:nsid w:val="5CFE4A2C"/>
     <w:multiLevelType w:val="hybridMultilevel"/>
     <w:tmpl w:val="07B62302"/>
@@ -15957,7 +15291,7 @@
       </w:pPr>
     </w:lvl>
   </w:abstractNum>
-  <w:abstractNum w:abstractNumId="30" w15:restartNumberingAfterBreak="0">
+  <w:abstractNum w:abstractNumId="30">
     <w:nsid w:val="5EE54FC1"/>
     <w:multiLevelType w:val="hybridMultilevel"/>
     <w:tmpl w:val="DA84BB5A"/>
@@ -16070,7 +15404,7 @@
       </w:rPr>
     </w:lvl>
   </w:abstractNum>
-  <w:abstractNum w:abstractNumId="31" w15:restartNumberingAfterBreak="0">
+  <w:abstractNum w:abstractNumId="31">
     <w:nsid w:val="60975DAC"/>
     <w:multiLevelType w:val="multilevel"/>
     <w:tmpl w:val="1F52DA72"/>
@@ -16192,7 +15526,7 @@
       </w:rPr>
     </w:lvl>
   </w:abstractNum>
-  <w:abstractNum w:abstractNumId="32" w15:restartNumberingAfterBreak="0">
+  <w:abstractNum w:abstractNumId="32">
     <w:nsid w:val="60B12A81"/>
     <w:multiLevelType w:val="multilevel"/>
     <w:tmpl w:val="BBE6D7CC"/>
@@ -16341,7 +15675,7 @@
       </w:rPr>
     </w:lvl>
   </w:abstractNum>
-  <w:abstractNum w:abstractNumId="33" w15:restartNumberingAfterBreak="0">
+  <w:abstractNum w:abstractNumId="33">
     <w:nsid w:val="690A662B"/>
     <w:multiLevelType w:val="hybridMultilevel"/>
     <w:tmpl w:val="B77E13B2"/>
@@ -16454,7 +15788,156 @@
       </w:rPr>
     </w:lvl>
   </w:abstractNum>
-  <w:abstractNum w:abstractNumId="34" w15:restartNumberingAfterBreak="0">
+  <w:abstractNum w:abstractNumId="34">
+    <w:nsid w:val="692E515B"/>
+    <w:multiLevelType w:val="multilevel"/>
+    <w:tmpl w:val="D0A6F4BE"/>
+    <w:lvl w:ilvl="0">
+      <w:start w:val="1"/>
+      <w:numFmt w:val="bullet"/>
+      <w:lvlText w:val=""/>
+      <w:lvlJc w:val="left"/>
+      <w:pPr>
+        <w:tabs>
+          <w:tab w:val="num" w:pos="720"/>
+        </w:tabs>
+        <w:ind w:left="720" w:hanging="360"/>
+      </w:pPr>
+      <w:rPr>
+        <w:rFonts w:ascii="Symbol" w:hAnsi="Symbol" w:hint="default"/>
+        <w:sz w:val="20"/>
+      </w:rPr>
+    </w:lvl>
+    <w:lvl w:ilvl="1" w:tentative="1">
+      <w:start w:val="1"/>
+      <w:numFmt w:val="bullet"/>
+      <w:lvlText w:val="o"/>
+      <w:lvlJc w:val="left"/>
+      <w:pPr>
+        <w:tabs>
+          <w:tab w:val="num" w:pos="1440"/>
+        </w:tabs>
+        <w:ind w:left="1440" w:hanging="360"/>
+      </w:pPr>
+      <w:rPr>
+        <w:rFonts w:ascii="Courier New" w:hAnsi="Courier New" w:hint="default"/>
+        <w:sz w:val="20"/>
+      </w:rPr>
+    </w:lvl>
+    <w:lvl w:ilvl="2" w:tentative="1">
+      <w:start w:val="1"/>
+      <w:numFmt w:val="bullet"/>
+      <w:lvlText w:val=""/>
+      <w:lvlJc w:val="left"/>
+      <w:pPr>
+        <w:tabs>
+          <w:tab w:val="num" w:pos="2160"/>
+        </w:tabs>
+        <w:ind w:left="2160" w:hanging="360"/>
+      </w:pPr>
+      <w:rPr>
+        <w:rFonts w:ascii="Wingdings" w:hAnsi="Wingdings" w:hint="default"/>
+        <w:sz w:val="20"/>
+      </w:rPr>
+    </w:lvl>
+    <w:lvl w:ilvl="3" w:tentative="1">
+      <w:start w:val="1"/>
+      <w:numFmt w:val="bullet"/>
+      <w:lvlText w:val=""/>
+      <w:lvlJc w:val="left"/>
+      <w:pPr>
+        <w:tabs>
+          <w:tab w:val="num" w:pos="2880"/>
+        </w:tabs>
+        <w:ind w:left="2880" w:hanging="360"/>
+      </w:pPr>
+      <w:rPr>
+        <w:rFonts w:ascii="Wingdings" w:hAnsi="Wingdings" w:hint="default"/>
+        <w:sz w:val="20"/>
+      </w:rPr>
+    </w:lvl>
+    <w:lvl w:ilvl="4" w:tentative="1">
+      <w:start w:val="1"/>
+      <w:numFmt w:val="bullet"/>
+      <w:lvlText w:val=""/>
+      <w:lvlJc w:val="left"/>
+      <w:pPr>
+        <w:tabs>
+          <w:tab w:val="num" w:pos="3600"/>
+        </w:tabs>
+        <w:ind w:left="3600" w:hanging="360"/>
+      </w:pPr>
+      <w:rPr>
+        <w:rFonts w:ascii="Wingdings" w:hAnsi="Wingdings" w:hint="default"/>
+        <w:sz w:val="20"/>
+      </w:rPr>
+    </w:lvl>
+    <w:lvl w:ilvl="5" w:tentative="1">
+      <w:start w:val="1"/>
+      <w:numFmt w:val="bullet"/>
+      <w:lvlText w:val=""/>
+      <w:lvlJc w:val="left"/>
+      <w:pPr>
+        <w:tabs>
+          <w:tab w:val="num" w:pos="4320"/>
+        </w:tabs>
+        <w:ind w:left="4320" w:hanging="360"/>
+      </w:pPr>
+      <w:rPr>
+        <w:rFonts w:ascii="Wingdings" w:hAnsi="Wingdings" w:hint="default"/>
+        <w:sz w:val="20"/>
+      </w:rPr>
+    </w:lvl>
+    <w:lvl w:ilvl="6" w:tentative="1">
+      <w:start w:val="1"/>
+      <w:numFmt w:val="bullet"/>
+      <w:lvlText w:val=""/>
+      <w:lvlJc w:val="left"/>
+      <w:pPr>
+        <w:tabs>
+          <w:tab w:val="num" w:pos="5040"/>
+        </w:tabs>
+        <w:ind w:left="5040" w:hanging="360"/>
+      </w:pPr>
+      <w:rPr>
+        <w:rFonts w:ascii="Wingdings" w:hAnsi="Wingdings" w:hint="default"/>
+        <w:sz w:val="20"/>
+      </w:rPr>
+    </w:lvl>
+    <w:lvl w:ilvl="7" w:tentative="1">
+      <w:start w:val="1"/>
+      <w:numFmt w:val="bullet"/>
+      <w:lvlText w:val=""/>
+      <w:lvlJc w:val="left"/>
+      <w:pPr>
+        <w:tabs>
+          <w:tab w:val="num" w:pos="5760"/>
+        </w:tabs>
+        <w:ind w:left="5760" w:hanging="360"/>
+      </w:pPr>
+      <w:rPr>
+        <w:rFonts w:ascii="Wingdings" w:hAnsi="Wingdings" w:hint="default"/>
+        <w:sz w:val="20"/>
+      </w:rPr>
+    </w:lvl>
+    <w:lvl w:ilvl="8" w:tentative="1">
+      <w:start w:val="1"/>
+      <w:numFmt w:val="bullet"/>
+      <w:lvlText w:val=""/>
+      <w:lvlJc w:val="left"/>
+      <w:pPr>
+        <w:tabs>
+          <w:tab w:val="num" w:pos="6480"/>
+        </w:tabs>
+        <w:ind w:left="6480" w:hanging="360"/>
+      </w:pPr>
+      <w:rPr>
+        <w:rFonts w:ascii="Wingdings" w:hAnsi="Wingdings" w:hint="default"/>
+        <w:sz w:val="20"/>
+      </w:rPr>
+    </w:lvl>
+  </w:abstractNum>
+  <w:abstractNum w:abstractNumId="35">
     <w:nsid w:val="69CA3B02"/>
     <w:multiLevelType w:val="hybridMultilevel"/>
     <w:tmpl w:val="F642E598"/>
@@ -16567,7 +16050,7 @@
       </w:rPr>
     </w:lvl>
   </w:abstractNum>
-  <w:abstractNum w:abstractNumId="35" w15:restartNumberingAfterBreak="0">
+  <w:abstractNum w:abstractNumId="36">
     <w:nsid w:val="6DE10F54"/>
     <w:multiLevelType w:val="hybridMultilevel"/>
     <w:tmpl w:val="57166F10"/>
@@ -16680,7 +16163,7 @@
       </w:rPr>
     </w:lvl>
   </w:abstractNum>
-  <w:abstractNum w:abstractNumId="36" w15:restartNumberingAfterBreak="0">
+  <w:abstractNum w:abstractNumId="37">
     <w:nsid w:val="6E17352B"/>
     <w:multiLevelType w:val="hybridMultilevel"/>
     <w:tmpl w:val="FB103E68"/>
@@ -16793,7 +16276,7 @@
       </w:rPr>
     </w:lvl>
   </w:abstractNum>
-  <w:abstractNum w:abstractNumId="37" w15:restartNumberingAfterBreak="0">
+  <w:abstractNum w:abstractNumId="38">
     <w:nsid w:val="72BA1947"/>
     <w:multiLevelType w:val="hybridMultilevel"/>
     <w:tmpl w:val="CCE4C876"/>
@@ -16906,7 +16389,7 @@
       </w:rPr>
     </w:lvl>
   </w:abstractNum>
-  <w:abstractNum w:abstractNumId="38" w15:restartNumberingAfterBreak="0">
+  <w:abstractNum w:abstractNumId="39">
     <w:nsid w:val="78FD57A9"/>
     <w:multiLevelType w:val="hybridMultilevel"/>
     <w:tmpl w:val="830A9456"/>
@@ -17019,7 +16502,7 @@
       </w:rPr>
     </w:lvl>
   </w:abstractNum>
-  <w:abstractNum w:abstractNumId="39" w15:restartNumberingAfterBreak="0">
+  <w:abstractNum w:abstractNumId="40">
     <w:nsid w:val="7A3B0902"/>
     <w:multiLevelType w:val="hybridMultilevel"/>
     <w:tmpl w:val="8F7AAA36"/>
@@ -17132,7 +16615,7 @@
       </w:rPr>
     </w:lvl>
   </w:abstractNum>
-  <w:abstractNum w:abstractNumId="40" w15:restartNumberingAfterBreak="0">
+  <w:abstractNum w:abstractNumId="41">
     <w:nsid w:val="7A600773"/>
     <w:multiLevelType w:val="hybridMultilevel"/>
     <w:tmpl w:val="0E0403B4"/>
@@ -17245,7 +16728,7 @@
       </w:rPr>
     </w:lvl>
   </w:abstractNum>
-  <w:abstractNum w:abstractNumId="41" w15:restartNumberingAfterBreak="0">
+  <w:abstractNum w:abstractNumId="42">
     <w:nsid w:val="7B7D3BBC"/>
     <w:multiLevelType w:val="multilevel"/>
     <w:tmpl w:val="99D04C86"/>
@@ -17394,137 +16877,140 @@
       </w:rPr>
     </w:lvl>
   </w:abstractNum>
-  <w:num w:numId="1" w16cid:durableId="1773165780">
+  <w:num w:numId="1">
     <w:abstractNumId w:val="15"/>
   </w:num>
-  <w:num w:numId="2" w16cid:durableId="1320616063">
+  <w:num w:numId="2">
     <w:abstractNumId w:val="31"/>
   </w:num>
-  <w:num w:numId="3" w16cid:durableId="2107269425">
+  <w:num w:numId="3">
     <w:abstractNumId w:val="16"/>
   </w:num>
-  <w:num w:numId="4" w16cid:durableId="1521898237">
+  <w:num w:numId="4">
     <w:abstractNumId w:val="26"/>
   </w:num>
-  <w:num w:numId="5" w16cid:durableId="943265137">
+  <w:num w:numId="5">
     <w:abstractNumId w:val="32"/>
   </w:num>
-  <w:num w:numId="6" w16cid:durableId="449738512">
-    <w:abstractNumId w:val="34"/>
+  <w:num w:numId="6">
+    <w:abstractNumId w:val="35"/>
   </w:num>
-  <w:num w:numId="7" w16cid:durableId="1962609355">
+  <w:num w:numId="7">
     <w:abstractNumId w:val="17"/>
   </w:num>
-  <w:num w:numId="8" w16cid:durableId="2024554991">
+  <w:num w:numId="8">
     <w:abstractNumId w:val="9"/>
   </w:num>
-  <w:num w:numId="9" w16cid:durableId="1026634610">
+  <w:num w:numId="9">
     <w:abstractNumId w:val="22"/>
   </w:num>
-  <w:num w:numId="10" w16cid:durableId="1953395279">
+  <w:num w:numId="10">
     <w:abstractNumId w:val="4"/>
   </w:num>
-  <w:num w:numId="11" w16cid:durableId="291595662">
+  <w:num w:numId="11">
     <w:abstractNumId w:val="18"/>
   </w:num>
-  <w:num w:numId="12" w16cid:durableId="1557738495">
+  <w:num w:numId="12">
     <w:abstractNumId w:val="29"/>
   </w:num>
-  <w:num w:numId="13" w16cid:durableId="1821001554">
+  <w:num w:numId="13">
     <w:abstractNumId w:val="20"/>
   </w:num>
-  <w:num w:numId="14" w16cid:durableId="1471052803">
+  <w:num w:numId="14">
     <w:abstractNumId w:val="11"/>
   </w:num>
-  <w:num w:numId="15" w16cid:durableId="1836415643">
+  <w:num w:numId="15">
+    <w:abstractNumId w:val="40"/>
+  </w:num>
+  <w:num w:numId="16">
+    <w:abstractNumId w:val="5"/>
+  </w:num>
+  <w:num w:numId="17">
+    <w:abstractNumId w:val="38"/>
+  </w:num>
+  <w:num w:numId="18">
+    <w:abstractNumId w:val="19"/>
+  </w:num>
+  <w:num w:numId="19">
+    <w:abstractNumId w:val="3"/>
+  </w:num>
+  <w:num w:numId="20">
+    <w:abstractNumId w:val="13"/>
+  </w:num>
+  <w:num w:numId="21">
+    <w:abstractNumId w:val="24"/>
+  </w:num>
+  <w:num w:numId="22">
+    <w:abstractNumId w:val="10"/>
+  </w:num>
+  <w:num w:numId="23">
+    <w:abstractNumId w:val="27"/>
+  </w:num>
+  <w:num w:numId="24">
+    <w:abstractNumId w:val="7"/>
+  </w:num>
+  <w:num w:numId="25">
+    <w:abstractNumId w:val="41"/>
+  </w:num>
+  <w:num w:numId="26">
+    <w:abstractNumId w:val="8"/>
+  </w:num>
+  <w:num w:numId="27">
+    <w:abstractNumId w:val="23"/>
+  </w:num>
+  <w:num w:numId="28">
+    <w:abstractNumId w:val="37"/>
+  </w:num>
+  <w:num w:numId="29">
+    <w:abstractNumId w:val="14"/>
+  </w:num>
+  <w:num w:numId="30">
+    <w:abstractNumId w:val="28"/>
+  </w:num>
+  <w:num w:numId="31">
+    <w:abstractNumId w:val="2"/>
+  </w:num>
+  <w:num w:numId="32">
+    <w:abstractNumId w:val="25"/>
+  </w:num>
+  <w:num w:numId="33">
+    <w:abstractNumId w:val="1"/>
+  </w:num>
+  <w:num w:numId="34">
+    <w:abstractNumId w:val="0"/>
+  </w:num>
+  <w:num w:numId="35">
+    <w:abstractNumId w:val="12"/>
+  </w:num>
+  <w:num w:numId="36">
     <w:abstractNumId w:val="39"/>
   </w:num>
-  <w:num w:numId="16" w16cid:durableId="1642537558">
-    <w:abstractNumId w:val="5"/>
+  <w:num w:numId="37">
+    <w:abstractNumId w:val="42"/>
   </w:num>
-  <w:num w:numId="17" w16cid:durableId="808784792">
-    <w:abstractNumId w:val="37"/>
+  <w:num w:numId="38">
+    <w:abstractNumId w:val="6"/>
   </w:num>
-  <w:num w:numId="18" w16cid:durableId="363407699">
-    <w:abstractNumId w:val="19"/>
+  <w:num w:numId="39">
+    <w:abstractNumId w:val="33"/>
   </w:num>
-  <w:num w:numId="19" w16cid:durableId="1042628653">
-    <w:abstractNumId w:val="3"/>
+  <w:num w:numId="40">
+    <w:abstractNumId w:val="30"/>
   </w:num>
-  <w:num w:numId="20" w16cid:durableId="630523030">
-    <w:abstractNumId w:val="13"/>
+  <w:num w:numId="41">
+    <w:abstractNumId w:val="21"/>
   </w:num>
-  <w:num w:numId="21" w16cid:durableId="1739550192">
-    <w:abstractNumId w:val="24"/>
-  </w:num>
-  <w:num w:numId="22" w16cid:durableId="187529239">
-    <w:abstractNumId w:val="10"/>
-  </w:num>
-  <w:num w:numId="23" w16cid:durableId="893007590">
-    <w:abstractNumId w:val="27"/>
-  </w:num>
-  <w:num w:numId="24" w16cid:durableId="1581063109">
-    <w:abstractNumId w:val="7"/>
-  </w:num>
-  <w:num w:numId="25" w16cid:durableId="935214693">
-    <w:abstractNumId w:val="40"/>
-  </w:num>
-  <w:num w:numId="26" w16cid:durableId="1690714777">
-    <w:abstractNumId w:val="8"/>
-  </w:num>
-  <w:num w:numId="27" w16cid:durableId="1634870142">
-    <w:abstractNumId w:val="23"/>
-  </w:num>
-  <w:num w:numId="28" w16cid:durableId="40711704">
+  <w:num w:numId="42">
     <w:abstractNumId w:val="36"/>
   </w:num>
-  <w:num w:numId="29" w16cid:durableId="1052923370">
-    <w:abstractNumId w:val="14"/>
-  </w:num>
-  <w:num w:numId="30" w16cid:durableId="538128949">
-    <w:abstractNumId w:val="28"/>
-  </w:num>
-  <w:num w:numId="31" w16cid:durableId="1081609523">
-    <w:abstractNumId w:val="2"/>
-  </w:num>
-  <w:num w:numId="32" w16cid:durableId="1952929642">
-    <w:abstractNumId w:val="25"/>
-  </w:num>
-  <w:num w:numId="33" w16cid:durableId="1240022676">
-    <w:abstractNumId w:val="1"/>
-  </w:num>
-  <w:num w:numId="34" w16cid:durableId="503933501">
-    <w:abstractNumId w:val="0"/>
-  </w:num>
-  <w:num w:numId="35" w16cid:durableId="1997372216">
-    <w:abstractNumId w:val="12"/>
-  </w:num>
-  <w:num w:numId="36" w16cid:durableId="424764812">
-    <w:abstractNumId w:val="38"/>
-  </w:num>
-  <w:num w:numId="37" w16cid:durableId="469594030">
-    <w:abstractNumId w:val="41"/>
-  </w:num>
-  <w:num w:numId="38" w16cid:durableId="100613340">
-    <w:abstractNumId w:val="6"/>
-  </w:num>
-  <w:num w:numId="39" w16cid:durableId="875773531">
-    <w:abstractNumId w:val="33"/>
-  </w:num>
-  <w:num w:numId="40" w16cid:durableId="992491352">
-    <w:abstractNumId w:val="30"/>
-  </w:num>
-  <w:num w:numId="41" w16cid:durableId="1902863381">
-    <w:abstractNumId w:val="21"/>
-  </w:num>
-  <w:num w:numId="42" w16cid:durableId="207693438">
-    <w:abstractNumId w:val="35"/>
+  <w:num w:numId="43">
+    <w:abstractNumId w:val="34"/>
   </w:num>
 </w:numbering>
 </file>
 
 <file path=word/styles.xml><?xml version="1.0" encoding="utf-8"?>
-<w:styles xmlns:mc="http://schemas.openxmlformats.org/markup-compatibility/2006" xmlns:r="http://schemas.openxmlformats.org/officeDocument/2006/relationships" xmlns:w="http://schemas.openxmlformats.org/wordprocessingml/2006/main" xmlns:w14="http://schemas.microsoft.com/office/word/2010/wordml" xmlns:w15="http://schemas.microsoft.com/office/word/2012/wordml" xmlns:w16cex="http://schemas.microsoft.com/office/word/2018/wordml/cex" xmlns:w16cid="http://schemas.microsoft.com/office/word/2016/wordml/cid" xmlns:w16="http://schemas.microsoft.com/office/word/2018/wordml" xmlns:w16du="http://schemas.microsoft.com/office/word/2023/wordml/word16du" xmlns:w16sdtdh="http://schemas.microsoft.com/office/word/2020/wordml/sdtdatahash" xmlns:w16sdtfl="http://schemas.microsoft.com/office/word/2024/wordml/sdtformatlock" xmlns:w16se="http://schemas.microsoft.com/office/word/2015/wordml/symex" mc:Ignorable="w14 w15 w16se w16cid w16 w16cex w16sdtdh w16sdtfl w16du">
+<w:styles xmlns:mc="http://schemas.openxmlformats.org/markup-compatibility/2006" xmlns:r="http://schemas.openxmlformats.org/officeDocument/2006/relationships" xmlns:w="http://schemas.openxmlformats.org/wordprocessingml/2006/main" xmlns:w14="http://schemas.microsoft.com/office/word/2010/wordml" xmlns:w15="http://schemas.microsoft.com/office/word/2012/wordml" mc:Ignorable="w14 w15">
   <w:docDefaults>
     <w:rPrDefault>
       <w:rPr>
@@ -17540,7 +17026,7 @@
       </w:pPr>
     </w:pPrDefault>
   </w:docDefaults>
-  <w:latentStyles w:defLockedState="0" w:defUIPriority="99" w:defSemiHidden="0" w:defUnhideWhenUsed="0" w:defQFormat="0" w:count="376">
+  <w:latentStyles w:defLockedState="0" w:defUIPriority="99" w:defSemiHidden="0" w:defUnhideWhenUsed="0" w:defQFormat="0" w:count="371">
     <w:lsdException w:name="Normal" w:uiPriority="0" w:qFormat="1"/>
     <w:lsdException w:name="heading 1" w:uiPriority="9" w:qFormat="1"/>
     <w:lsdException w:name="heading 2" w:semiHidden="1" w:uiPriority="9" w:unhideWhenUsed="1" w:qFormat="1"/>
@@ -17912,11 +17398,6 @@
     <w:lsdException w:name="List Table 5 Dark Accent 6" w:uiPriority="50"/>
     <w:lsdException w:name="List Table 6 Colorful Accent 6" w:uiPriority="51"/>
     <w:lsdException w:name="List Table 7 Colorful Accent 6" w:uiPriority="52"/>
-    <w:lsdException w:name="Mention" w:semiHidden="1" w:unhideWhenUsed="1"/>
-    <w:lsdException w:name="Smart Hyperlink" w:semiHidden="1" w:unhideWhenUsed="1"/>
-    <w:lsdException w:name="Hashtag" w:semiHidden="1" w:unhideWhenUsed="1"/>
-    <w:lsdException w:name="Unresolved Mention" w:semiHidden="1" w:unhideWhenUsed="1"/>
-    <w:lsdException w:name="Smart Link" w:semiHidden="1" w:unhideWhenUsed="1"/>
   </w:latentStyles>
   <w:style w:type="paragraph" w:default="1" w:styleId="Normal">
     <w:name w:val="Normal"/>
@@ -17996,6 +17477,7 @@
   <w:style w:type="character" w:default="1" w:styleId="DefaultParagraphFont">
     <w:name w:val="Default Paragraph Font"/>
     <w:uiPriority w:val="1"/>
+    <w:semiHidden/>
     <w:unhideWhenUsed/>
   </w:style>
   <w:style w:type="table" w:default="1" w:styleId="TableNormal">
@@ -18028,6 +17510,7 @@
       <w:spacing w:after="0" w:line="240" w:lineRule="auto"/>
     </w:pPr>
     <w:tblPr>
+      <w:tblInd w:w="0" w:type="dxa"/>
       <w:tblBorders>
         <w:top w:val="single" w:sz="4" w:space="0" w:color="auto"/>
         <w:left w:val="single" w:sz="4" w:space="0" w:color="auto"/>
@@ -18036,6 +17519,12 @@
         <w:insideH w:val="single" w:sz="4" w:space="0" w:color="auto"/>
         <w:insideV w:val="single" w:sz="4" w:space="0" w:color="auto"/>
       </w:tblBorders>
+      <w:tblCellMar>
+        <w:top w:w="0" w:type="dxa"/>
+        <w:left w:w="108" w:type="dxa"/>
+        <w:bottom w:w="0" w:type="dxa"/>
+        <w:right w:w="108" w:type="dxa"/>
+      </w:tblCellMar>
     </w:tblPr>
   </w:style>
   <w:style w:type="character" w:styleId="PlaceholderText">
@@ -18224,12 +17713,19 @@
     <w:tblPr>
       <w:tblStyleRowBandSize w:val="1"/>
       <w:tblStyleColBandSize w:val="1"/>
+      <w:tblInd w:w="0" w:type="dxa"/>
       <w:tblBorders>
         <w:top w:val="single" w:sz="4" w:space="0" w:color="000000" w:themeColor="text1"/>
         <w:left w:val="single" w:sz="4" w:space="0" w:color="000000" w:themeColor="text1"/>
         <w:bottom w:val="single" w:sz="4" w:space="0" w:color="000000" w:themeColor="text1"/>
         <w:right w:val="single" w:sz="4" w:space="0" w:color="000000" w:themeColor="text1"/>
       </w:tblBorders>
+      <w:tblCellMar>
+        <w:top w:w="0" w:type="dxa"/>
+        <w:left w:w="108" w:type="dxa"/>
+        <w:bottom w:w="0" w:type="dxa"/>
+        <w:right w:w="108" w:type="dxa"/>
+      </w:tblCellMar>
     </w:tblPr>
     <w:tblStylePr w:type="firstRow">
       <w:rPr>
@@ -18348,6 +17844,7 @@
     <w:tblPr>
       <w:tblStyleRowBandSize w:val="1"/>
       <w:tblStyleColBandSize w:val="1"/>
+      <w:tblInd w:w="0" w:type="dxa"/>
       <w:tblBorders>
         <w:top w:val="single" w:sz="4" w:space="0" w:color="999999" w:themeColor="text1" w:themeTint="66"/>
         <w:left w:val="single" w:sz="4" w:space="0" w:color="999999" w:themeColor="text1" w:themeTint="66"/>
@@ -18356,6 +17853,12 @@
         <w:insideH w:val="single" w:sz="4" w:space="0" w:color="999999" w:themeColor="text1" w:themeTint="66"/>
         <w:insideV w:val="single" w:sz="4" w:space="0" w:color="999999" w:themeColor="text1" w:themeTint="66"/>
       </w:tblBorders>
+      <w:tblCellMar>
+        <w:top w:w="0" w:type="dxa"/>
+        <w:left w:w="108" w:type="dxa"/>
+        <w:bottom w:w="0" w:type="dxa"/>
+        <w:right w:w="108" w:type="dxa"/>
+      </w:tblCellMar>
     </w:tblPr>
     <w:tblStylePr w:type="firstRow">
       <w:rPr>
@@ -18468,7 +17971,7 @@
 </file>
 
 <file path=word/glossary/document.xml><?xml version="1.0" encoding="utf-8"?>
-<w:glossaryDocument xmlns:wpc="http://schemas.microsoft.com/office/word/2010/wordprocessingCanvas" xmlns:cx="http://schemas.microsoft.com/office/drawing/2014/chartex" xmlns:cx1="http://schemas.microsoft.com/office/drawing/2015/9/8/chartex" xmlns:cx2="http://schemas.microsoft.com/office/drawing/2015/10/21/chartex" xmlns:cx3="http://schemas.microsoft.com/office/drawing/2016/5/9/chartex" xmlns:cx4="http://schemas.microsoft.com/office/drawing/2016/5/10/chartex" xmlns:cx5="http://schemas.microsoft.com/office/drawing/2016/5/11/chartex" xmlns:cx6="http://schemas.microsoft.com/office/drawing/2016/5/12/chartex" xmlns:cx7="http://schemas.microsoft.com/office/drawing/2016/5/13/chartex" xmlns:cx8="http://schemas.microsoft.com/office/drawing/2016/5/14/chartex" xmlns:mc="http://schemas.openxmlformats.org/markup-compatibility/2006" xmlns:aink="http://schemas.microsoft.com/office/drawing/2016/ink" xmlns:am3d="http://schemas.microsoft.com/office/drawing/2017/model3d" xmlns:o="urn:schemas-microsoft-com:office:office" xmlns:oel="http://schemas.microsoft.com/office/2019/extlst" xmlns:r="http://schemas.openxmlformats.org/officeDocument/2006/relationships" xmlns:m="http://schemas.openxmlformats.org/officeDocument/2006/math" xmlns:v="urn:schemas-microsoft-com:vml" xmlns:wp14="http://schemas.microsoft.com/office/word/2010/wordprocessingDrawing" xmlns:wp="http://schemas.openxmlformats.org/drawingml/2006/wordprocessingDrawing" xmlns:w10="urn:schemas-microsoft-com:office:word" xmlns:w="http://schemas.openxmlformats.org/wordprocessingml/2006/main" xmlns:w14="http://schemas.microsoft.com/office/word/2010/wordml" xmlns:w15="http://schemas.microsoft.com/office/word/2012/wordml" xmlns:w16cex="http://schemas.microsoft.com/office/word/2018/wordml/cex" xmlns:w16cid="http://schemas.microsoft.com/office/word/2016/wordml/cid" xmlns:w16="http://schemas.microsoft.com/office/word/2018/wordml" xmlns:w16du="http://schemas.microsoft.com/office/word/2023/wordml/word16du" xmlns:w16sdtdh="http://schemas.microsoft.com/office/word/2020/wordml/sdtdatahash" xmlns:w16sdtfl="http://schemas.microsoft.com/office/word/2024/wordml/sdtformatlock" xmlns:w16se="http://schemas.microsoft.com/office/word/2015/wordml/symex" xmlns:wpg="http://schemas.microsoft.com/office/word/2010/wordprocessingGroup" xmlns:wpi="http://schemas.microsoft.com/office/word/2010/wordprocessingInk" xmlns:wne="http://schemas.microsoft.com/office/word/2006/wordml" xmlns:wps="http://schemas.microsoft.com/office/word/2010/wordprocessingShape" mc:Ignorable="w14 w15 w16se w16cid w16 w16cex w16sdtdh w16sdtfl w16du wp14">
+<w:glossaryDocument xmlns:wpc="http://schemas.microsoft.com/office/word/2010/wordprocessingCanvas" xmlns:mc="http://schemas.openxmlformats.org/markup-compatibility/2006" xmlns:o="urn:schemas-microsoft-com:office:office" xmlns:r="http://schemas.openxmlformats.org/officeDocument/2006/relationships" xmlns:m="http://schemas.openxmlformats.org/officeDocument/2006/math" xmlns:v="urn:schemas-microsoft-com:vml" xmlns:wp14="http://schemas.microsoft.com/office/word/2010/wordprocessingDrawing" xmlns:wp="http://schemas.openxmlformats.org/drawingml/2006/wordprocessingDrawing" xmlns:w10="urn:schemas-microsoft-com:office:word" xmlns:w="http://schemas.openxmlformats.org/wordprocessingml/2006/main" xmlns:w14="http://schemas.microsoft.com/office/word/2010/wordml" xmlns:w15="http://schemas.microsoft.com/office/word/2012/wordml" xmlns:wpg="http://schemas.microsoft.com/office/word/2010/wordprocessingGroup" xmlns:wpi="http://schemas.microsoft.com/office/word/2010/wordprocessingInk" xmlns:wne="http://schemas.microsoft.com/office/word/2006/wordml" xmlns:wps="http://schemas.microsoft.com/office/word/2010/wordprocessingShape" mc:Ignorable="w14 w15 wp14">
   <w:docParts>
     <w:docPart>
       <w:docPartPr>
@@ -18504,7 +18007,7 @@
 </file>
 
 <file path=word/glossary/fontTable.xml><?xml version="1.0" encoding="utf-8"?>
-<w:fonts xmlns:mc="http://schemas.openxmlformats.org/markup-compatibility/2006" xmlns:r="http://schemas.openxmlformats.org/officeDocument/2006/relationships" xmlns:w="http://schemas.openxmlformats.org/wordprocessingml/2006/main" xmlns:w14="http://schemas.microsoft.com/office/word/2010/wordml" xmlns:w15="http://schemas.microsoft.com/office/word/2012/wordml" xmlns:w16cex="http://schemas.microsoft.com/office/word/2018/wordml/cex" xmlns:w16cid="http://schemas.microsoft.com/office/word/2016/wordml/cid" xmlns:w16="http://schemas.microsoft.com/office/word/2018/wordml" xmlns:w16du="http://schemas.microsoft.com/office/word/2023/wordml/word16du" xmlns:w16sdtdh="http://schemas.microsoft.com/office/word/2020/wordml/sdtdatahash" xmlns:w16sdtfl="http://schemas.microsoft.com/office/word/2024/wordml/sdtformatlock" xmlns:w16se="http://schemas.microsoft.com/office/word/2015/wordml/symex" mc:Ignorable="w14 w15 w16se w16cid w16 w16cex w16sdtdh w16sdtfl w16du">
+<w:fonts xmlns:mc="http://schemas.openxmlformats.org/markup-compatibility/2006" xmlns:r="http://schemas.openxmlformats.org/officeDocument/2006/relationships" xmlns:w="http://schemas.openxmlformats.org/wordprocessingml/2006/main" xmlns:w14="http://schemas.microsoft.com/office/word/2010/wordml" xmlns:w15="http://schemas.microsoft.com/office/word/2012/wordml" mc:Ignorable="w14 w15">
   <w:font w:name="Symbol">
     <w:panose1 w:val="05050102010706020507"/>
     <w:charset w:val="02"/>
@@ -18565,7 +18068,7 @@
 </file>
 
 <file path=word/glossary/settings.xml><?xml version="1.0" encoding="utf-8"?>
-<w:settings xmlns:mc="http://schemas.openxmlformats.org/markup-compatibility/2006" xmlns:o="urn:schemas-microsoft-com:office:office" xmlns:r="http://schemas.openxmlformats.org/officeDocument/2006/relationships" xmlns:m="http://schemas.openxmlformats.org/officeDocument/2006/math" xmlns:v="urn:schemas-microsoft-com:vml" xmlns:w10="urn:schemas-microsoft-com:office:word" xmlns:w="http://schemas.openxmlformats.org/wordprocessingml/2006/main" xmlns:w14="http://schemas.microsoft.com/office/word/2010/wordml" xmlns:w15="http://schemas.microsoft.com/office/word/2012/wordml" xmlns:w16cex="http://schemas.microsoft.com/office/word/2018/wordml/cex" xmlns:w16cid="http://schemas.microsoft.com/office/word/2016/wordml/cid" xmlns:w16="http://schemas.microsoft.com/office/word/2018/wordml" xmlns:w16du="http://schemas.microsoft.com/office/word/2023/wordml/word16du" xmlns:w16sdtdh="http://schemas.microsoft.com/office/word/2020/wordml/sdtdatahash" xmlns:w16sdtfl="http://schemas.microsoft.com/office/word/2024/wordml/sdtformatlock" xmlns:w16se="http://schemas.microsoft.com/office/word/2015/wordml/symex" xmlns:sl="http://schemas.openxmlformats.org/schemaLibrary/2006/main" mc:Ignorable="w14 w15 w16se w16cid w16 w16cex w16sdtdh w16sdtfl w16du">
+<w:settings xmlns:mc="http://schemas.openxmlformats.org/markup-compatibility/2006" xmlns:o="urn:schemas-microsoft-com:office:office" xmlns:r="http://schemas.openxmlformats.org/officeDocument/2006/relationships" xmlns:m="http://schemas.openxmlformats.org/officeDocument/2006/math" xmlns:v="urn:schemas-microsoft-com:vml" xmlns:w10="urn:schemas-microsoft-com:office:word" xmlns:w="http://schemas.openxmlformats.org/wordprocessingml/2006/main" xmlns:w14="http://schemas.microsoft.com/office/word/2010/wordml" xmlns:w15="http://schemas.microsoft.com/office/word/2012/wordml" xmlns:sl="http://schemas.openxmlformats.org/schemaLibrary/2006/main" mc:Ignorable="w14 w15">
   <w:view w:val="normal"/>
   <w:defaultTabStop w:val="720"/>
   <w:characterSpacingControl w:val="doNotCompress"/>
@@ -18575,7 +18078,6 @@
     <w:compatSetting w:name="overrideTableStyleFontSizeAndJustification" w:uri="http://schemas.microsoft.com/office/word" w:val="1"/>
     <w:compatSetting w:name="enableOpenTypeFeatures" w:uri="http://schemas.microsoft.com/office/word" w:val="1"/>
     <w:compatSetting w:name="doNotFlipMirrorIndents" w:uri="http://schemas.microsoft.com/office/word" w:val="1"/>
-    <w:compatSetting w:name="useWord2013TrackBottomHyphenation" w:uri="http://schemas.microsoft.com/office/word" w:val="1"/>
   </w:compat>
   <w:rsids>
     <w:rsidRoot w:val="001B1BB0"/>
@@ -18597,6 +18099,7 @@
     <w:rsid w:val="00B43994"/>
     <w:rsid w:val="00C4473B"/>
     <w:rsid w:val="00C86294"/>
+    <w:rsid w:val="00D14F8F"/>
     <w:rsid w:val="00D458CD"/>
     <w:rsid w:val="00D45CFF"/>
     <w:rsid w:val="00DA309B"/>
@@ -18628,7 +18131,7 @@
 </file>
 
 <file path=word/glossary/styles.xml><?xml version="1.0" encoding="utf-8"?>
-<w:styles xmlns:mc="http://schemas.openxmlformats.org/markup-compatibility/2006" xmlns:r="http://schemas.openxmlformats.org/officeDocument/2006/relationships" xmlns:w="http://schemas.openxmlformats.org/wordprocessingml/2006/main" xmlns:w14="http://schemas.microsoft.com/office/word/2010/wordml" xmlns:w15="http://schemas.microsoft.com/office/word/2012/wordml" xmlns:w16cex="http://schemas.microsoft.com/office/word/2018/wordml/cex" xmlns:w16cid="http://schemas.microsoft.com/office/word/2016/wordml/cid" xmlns:w16="http://schemas.microsoft.com/office/word/2018/wordml" xmlns:w16du="http://schemas.microsoft.com/office/word/2023/wordml/word16du" xmlns:w16sdtdh="http://schemas.microsoft.com/office/word/2020/wordml/sdtdatahash" xmlns:w16sdtfl="http://schemas.microsoft.com/office/word/2024/wordml/sdtformatlock" xmlns:w16se="http://schemas.microsoft.com/office/word/2015/wordml/symex" mc:Ignorable="w14 w15 w16se w16cid w16 w16cex w16sdtdh w16sdtfl w16du">
+<w:styles xmlns:mc="http://schemas.openxmlformats.org/markup-compatibility/2006" xmlns:r="http://schemas.openxmlformats.org/officeDocument/2006/relationships" xmlns:w="http://schemas.openxmlformats.org/wordprocessingml/2006/main" xmlns:w14="http://schemas.microsoft.com/office/word/2010/wordml" xmlns:w15="http://schemas.microsoft.com/office/word/2012/wordml" mc:Ignorable="w14 w15">
   <w:docDefaults>
     <w:rPrDefault>
       <w:rPr>
@@ -18644,7 +18147,7 @@
       </w:pPr>
     </w:pPrDefault>
   </w:docDefaults>
-  <w:latentStyles w:defLockedState="0" w:defUIPriority="99" w:defSemiHidden="0" w:defUnhideWhenUsed="0" w:defQFormat="0" w:count="376">
+  <w:latentStyles w:defLockedState="0" w:defUIPriority="99" w:defSemiHidden="0" w:defUnhideWhenUsed="0" w:defQFormat="0" w:count="371">
     <w:lsdException w:name="Normal" w:uiPriority="0" w:qFormat="1"/>
     <w:lsdException w:name="heading 1" w:uiPriority="9" w:qFormat="1"/>
     <w:lsdException w:name="heading 2" w:semiHidden="1" w:uiPriority="9" w:unhideWhenUsed="1" w:qFormat="1"/>
@@ -19016,11 +18519,6 @@
     <w:lsdException w:name="List Table 5 Dark Accent 6" w:uiPriority="50"/>
     <w:lsdException w:name="List Table 6 Colorful Accent 6" w:uiPriority="51"/>
     <w:lsdException w:name="List Table 7 Colorful Accent 6" w:uiPriority="52"/>
-    <w:lsdException w:name="Mention" w:semiHidden="1" w:unhideWhenUsed="1"/>
-    <w:lsdException w:name="Smart Hyperlink" w:semiHidden="1" w:unhideWhenUsed="1"/>
-    <w:lsdException w:name="Hashtag" w:semiHidden="1" w:unhideWhenUsed="1"/>
-    <w:lsdException w:name="Unresolved Mention" w:semiHidden="1" w:unhideWhenUsed="1"/>
-    <w:lsdException w:name="Smart Link" w:semiHidden="1" w:unhideWhenUsed="1"/>
   </w:latentStyles>
   <w:style w:type="paragraph" w:default="1" w:styleId="Normal">
     <w:name w:val="Normal"/>
@@ -19071,7 +18569,7 @@
 </file>
 
 <file path=word/glossary/webSettings.xml><?xml version="1.0" encoding="utf-8"?>
-<w:webSettings xmlns:mc="http://schemas.openxmlformats.org/markup-compatibility/2006" xmlns:r="http://schemas.openxmlformats.org/officeDocument/2006/relationships" xmlns:w="http://schemas.openxmlformats.org/wordprocessingml/2006/main" xmlns:w14="http://schemas.microsoft.com/office/word/2010/wordml" xmlns:w15="http://schemas.microsoft.com/office/word/2012/wordml" xmlns:w16cex="http://schemas.microsoft.com/office/word/2018/wordml/cex" xmlns:w16cid="http://schemas.microsoft.com/office/word/2016/wordml/cid" xmlns:w16="http://schemas.microsoft.com/office/word/2018/wordml" xmlns:w16du="http://schemas.microsoft.com/office/word/2023/wordml/word16du" xmlns:w16sdtdh="http://schemas.microsoft.com/office/word/2020/wordml/sdtdatahash" xmlns:w16sdtfl="http://schemas.microsoft.com/office/word/2024/wordml/sdtformatlock" xmlns:w16se="http://schemas.microsoft.com/office/word/2015/wordml/symex" mc:Ignorable="w14 w15 w16se w16cid w16 w16cex w16sdtdh w16sdtfl w16du">
+<w:webSettings xmlns:mc="http://schemas.openxmlformats.org/markup-compatibility/2006" xmlns:r="http://schemas.openxmlformats.org/officeDocument/2006/relationships" xmlns:w="http://schemas.openxmlformats.org/wordprocessingml/2006/main" xmlns:w14="http://schemas.microsoft.com/office/word/2010/wordml" xmlns:w15="http://schemas.microsoft.com/office/word/2012/wordml" mc:Ignorable="w14 w15">
   <w:optimizeForBrowser/>
   <w:allowPNG/>
 </w:webSettings>
@@ -19373,12 +18871,9 @@
 </file>
 
 <file path=customXml/item1.xml><?xml version="1.0" encoding="utf-8"?>
-<?mso-contentType ?>
-<FormTemplates xmlns="http://schemas.microsoft.com/sharepoint/v3/contenttype/forms">
-  <Display>DocumentLibraryForm</Display>
-  <Edit>DocumentLibraryForm</Edit>
-  <New>DocumentLibraryForm</New>
-</FormTemplates>
+<p:properties xmlns:p="http://schemas.microsoft.com/office/2006/metadata/properties" xmlns:xsi="http://www.w3.org/2001/XMLSchema-instance" xmlns:pc="http://schemas.microsoft.com/office/infopath/2007/PartnerControls">
+  <documentManagement/>
+</p:properties>
 </file>
 
 <file path=customXml/item2.xml><?xml version="1.0" encoding="utf-8"?>
@@ -19566,9 +19061,12 @@
 </file>
 
 <file path=customXml/item3.xml><?xml version="1.0" encoding="utf-8"?>
-<p:properties xmlns:p="http://schemas.microsoft.com/office/2006/metadata/properties" xmlns:xsi="http://www.w3.org/2001/XMLSchema-instance" xmlns:pc="http://schemas.microsoft.com/office/infopath/2007/PartnerControls">
-  <documentManagement/>
-</p:properties>
+<?mso-contentType ?>
+<FormTemplates xmlns="http://schemas.microsoft.com/sharepoint/v3/contenttype/forms">
+  <Display>DocumentLibraryForm</Display>
+  <Edit>DocumentLibraryForm</Edit>
+  <New>DocumentLibraryForm</New>
+</FormTemplates>
 </file>
 
 <file path=customXml/item4.xml><?xml version="1.0" encoding="utf-8"?>
@@ -19576,9 +19074,10 @@
 </file>
 
 <file path=customXml/itemProps1.xml><?xml version="1.0" encoding="utf-8"?>
-<ds:datastoreItem xmlns:ds="http://schemas.openxmlformats.org/officeDocument/2006/customXml" ds:itemID="{56C44748-5791-4773-80AF-F953C3055353}">
+<ds:datastoreItem xmlns:ds="http://schemas.openxmlformats.org/officeDocument/2006/customXml" ds:itemID="{279A32A1-94B8-4C38-AF26-42DBFF0B0D86}">
   <ds:schemaRefs>
-    <ds:schemaRef ds:uri="http://schemas.microsoft.com/sharepoint/v3/contenttype/forms"/>
+    <ds:schemaRef ds:uri="http://schemas.microsoft.com/office/2006/metadata/properties"/>
+    <ds:schemaRef ds:uri="http://schemas.microsoft.com/office/infopath/2007/PartnerControls"/>
   </ds:schemaRefs>
 </ds:datastoreItem>
 </file>
@@ -19602,16 +19101,15 @@
 </file>
 
 <file path=customXml/itemProps3.xml><?xml version="1.0" encoding="utf-8"?>
-<ds:datastoreItem xmlns:ds="http://schemas.openxmlformats.org/officeDocument/2006/customXml" ds:itemID="{279A32A1-94B8-4C38-AF26-42DBFF0B0D86}">
+<ds:datastoreItem xmlns:ds="http://schemas.openxmlformats.org/officeDocument/2006/customXml" ds:itemID="{56C44748-5791-4773-80AF-F953C3055353}">
   <ds:schemaRefs>
-    <ds:schemaRef ds:uri="http://schemas.microsoft.com/office/2006/metadata/properties"/>
-    <ds:schemaRef ds:uri="http://schemas.microsoft.com/office/infopath/2007/PartnerControls"/>
+    <ds:schemaRef ds:uri="http://schemas.microsoft.com/sharepoint/v3/contenttype/forms"/>
   </ds:schemaRefs>
 </ds:datastoreItem>
 </file>
 
 <file path=customXml/itemProps4.xml><?xml version="1.0" encoding="utf-8"?>
-<ds:datastoreItem xmlns:ds="http://schemas.openxmlformats.org/officeDocument/2006/customXml" ds:itemID="{E9ADDFEF-8E6D-4A44-9BD5-88DAE4957CA9}">
+<ds:datastoreItem xmlns:ds="http://schemas.openxmlformats.org/officeDocument/2006/customXml" ds:itemID="{AE3888D5-E109-414A-8DD9-80387A3EDFE3}">
   <ds:schemaRefs>
     <ds:schemaRef ds:uri="http://schemas.openxmlformats.org/officeDocument/2006/bibliography"/>
   </ds:schemaRefs>

--- a/final project report.docx
+++ b/final project report.docx
@@ -1,6 +1,6 @@
 
 <file path=word/document.xml><?xml version="1.0" encoding="utf-8"?>
-<w:document xmlns:wpc="http://schemas.microsoft.com/office/word/2010/wordprocessingCanvas" xmlns:mc="http://schemas.openxmlformats.org/markup-compatibility/2006" xmlns:o="urn:schemas-microsoft-com:office:office" xmlns:r="http://schemas.openxmlformats.org/officeDocument/2006/relationships" xmlns:m="http://schemas.openxmlformats.org/officeDocument/2006/math" xmlns:v="urn:schemas-microsoft-com:vml" xmlns:wp14="http://schemas.microsoft.com/office/word/2010/wordprocessingDrawing" xmlns:wp="http://schemas.openxmlformats.org/drawingml/2006/wordprocessingDrawing" xmlns:w10="urn:schemas-microsoft-com:office:word" xmlns:w="http://schemas.openxmlformats.org/wordprocessingml/2006/main" xmlns:w14="http://schemas.microsoft.com/office/word/2010/wordml" xmlns:w15="http://schemas.microsoft.com/office/word/2012/wordml" xmlns:wpg="http://schemas.microsoft.com/office/word/2010/wordprocessingGroup" xmlns:wpi="http://schemas.microsoft.com/office/word/2010/wordprocessingInk" xmlns:wne="http://schemas.microsoft.com/office/word/2006/wordml" xmlns:wps="http://schemas.microsoft.com/office/word/2010/wordprocessingShape" mc:Ignorable="w14 w15 wp14">
+<w:document xmlns:wpc="http://schemas.microsoft.com/office/word/2010/wordprocessingCanvas" xmlns:cx="http://schemas.microsoft.com/office/drawing/2014/chartex" xmlns:cx1="http://schemas.microsoft.com/office/drawing/2015/9/8/chartex" xmlns:cx2="http://schemas.microsoft.com/office/drawing/2015/10/21/chartex" xmlns:cx3="http://schemas.microsoft.com/office/drawing/2016/5/9/chartex" xmlns:cx4="http://schemas.microsoft.com/office/drawing/2016/5/10/chartex" xmlns:cx5="http://schemas.microsoft.com/office/drawing/2016/5/11/chartex" xmlns:cx6="http://schemas.microsoft.com/office/drawing/2016/5/12/chartex" xmlns:cx7="http://schemas.microsoft.com/office/drawing/2016/5/13/chartex" xmlns:cx8="http://schemas.microsoft.com/office/drawing/2016/5/14/chartex" xmlns:mc="http://schemas.openxmlformats.org/markup-compatibility/2006" xmlns:aink="http://schemas.microsoft.com/office/drawing/2016/ink" xmlns:am3d="http://schemas.microsoft.com/office/drawing/2017/model3d" xmlns:o="urn:schemas-microsoft-com:office:office" xmlns:oel="http://schemas.microsoft.com/office/2019/extlst" xmlns:r="http://schemas.openxmlformats.org/officeDocument/2006/relationships" xmlns:m="http://schemas.openxmlformats.org/officeDocument/2006/math" xmlns:v="urn:schemas-microsoft-com:vml" xmlns:wp14="http://schemas.microsoft.com/office/word/2010/wordprocessingDrawing" xmlns:wp="http://schemas.openxmlformats.org/drawingml/2006/wordprocessingDrawing" xmlns:w10="urn:schemas-microsoft-com:office:word" xmlns:w="http://schemas.openxmlformats.org/wordprocessingml/2006/main" xmlns:w14="http://schemas.microsoft.com/office/word/2010/wordml" xmlns:w15="http://schemas.microsoft.com/office/word/2012/wordml" xmlns:w16cex="http://schemas.microsoft.com/office/word/2018/wordml/cex" xmlns:w16cid="http://schemas.microsoft.com/office/word/2016/wordml/cid" xmlns:w16="http://schemas.microsoft.com/office/word/2018/wordml" xmlns:w16du="http://schemas.microsoft.com/office/word/2023/wordml/word16du" xmlns:w16sdtdh="http://schemas.microsoft.com/office/word/2020/wordml/sdtdatahash" xmlns:w16sdtfl="http://schemas.microsoft.com/office/word/2024/wordml/sdtformatlock" xmlns:w16se="http://schemas.microsoft.com/office/word/2015/wordml/symex" xmlns:wpg="http://schemas.microsoft.com/office/word/2010/wordprocessingGroup" xmlns:wpi="http://schemas.microsoft.com/office/word/2010/wordprocessingInk" xmlns:wne="http://schemas.microsoft.com/office/word/2006/wordml" xmlns:wps="http://schemas.microsoft.com/office/word/2010/wordprocessingShape" mc:Ignorable="w14 w15 w16se w16cid w16 w16cex w16sdtdh w16sdtfl w16du wp14">
   <w:body>
     <w:p>
       <w:pPr>
@@ -496,7 +496,23 @@
           <w:rFonts w:cs="Times New Roman"/>
           <w:szCs w:val="24"/>
         </w:rPr>
-        <w:t>Use A4 size white paper and print only on single side of the paper.</w:t>
+        <w:t xml:space="preserve">Use </w:t>
+      </w:r>
+      <w:proofErr w:type="spellStart"/>
+      <w:r>
+        <w:rPr>
+          <w:rFonts w:cs="Times New Roman"/>
+          <w:szCs w:val="24"/>
+        </w:rPr>
+        <w:t>A4</w:t>
+      </w:r>
+      <w:proofErr w:type="spellEnd"/>
+      <w:r>
+        <w:rPr>
+          <w:rFonts w:cs="Times New Roman"/>
+          <w:szCs w:val="24"/>
+        </w:rPr>
+        <w:t xml:space="preserve"> size white paper and print only on single side of the paper.</w:t>
       </w:r>
     </w:p>
     <w:p>
@@ -555,7 +571,23 @@
           <w:rFonts w:cs="Times New Roman"/>
           <w:szCs w:val="24"/>
         </w:rPr>
-        <w:t>Left side: 1.5 inch, Right side: 1 inch, Bottom: 1 inch, Top: 1 inch</w:t>
+        <w:t xml:space="preserve">Left side: </w:t>
+      </w:r>
+      <w:proofErr w:type="gramStart"/>
+      <w:r>
+        <w:rPr>
+          <w:rFonts w:cs="Times New Roman"/>
+          <w:szCs w:val="24"/>
+        </w:rPr>
+        <w:t>1.5 inch</w:t>
+      </w:r>
+      <w:proofErr w:type="gramEnd"/>
+      <w:r>
+        <w:rPr>
+          <w:rFonts w:cs="Times New Roman"/>
+          <w:szCs w:val="24"/>
+        </w:rPr>
+        <w:t>, Right side: 1 inch, Bottom: 1 inch, Top: 1 inch</w:t>
       </w:r>
     </w:p>
     <w:p>
@@ -620,14 +652,62 @@
           <w:rFonts w:cs="Times New Roman"/>
           <w:szCs w:val="24"/>
         </w:rPr>
-        <w:t>Space Before:  12 pt, After:  12 pt, Keep with next, Keep lines together</w:t>
-      </w:r>
-      <w:r>
-        <w:rPr>
-          <w:rFonts w:cs="Times New Roman"/>
-          <w:szCs w:val="24"/>
-        </w:rPr>
-        <w:t xml:space="preserve">, Every context word should start with Uppercase, </w:t>
+        <w:t xml:space="preserve">Space Before:  12 pt, After:  12 pt, </w:t>
+      </w:r>
+      <w:proofErr w:type="gramStart"/>
+      <w:r>
+        <w:rPr>
+          <w:rFonts w:cs="Times New Roman"/>
+          <w:szCs w:val="24"/>
+        </w:rPr>
+        <w:t>Keep</w:t>
+      </w:r>
+      <w:proofErr w:type="gramEnd"/>
+      <w:r>
+        <w:rPr>
+          <w:rFonts w:cs="Times New Roman"/>
+          <w:szCs w:val="24"/>
+        </w:rPr>
+        <w:t xml:space="preserve"> with next, </w:t>
+      </w:r>
+      <w:proofErr w:type="gramStart"/>
+      <w:r>
+        <w:rPr>
+          <w:rFonts w:cs="Times New Roman"/>
+          <w:szCs w:val="24"/>
+        </w:rPr>
+        <w:t>Keep</w:t>
+      </w:r>
+      <w:proofErr w:type="gramEnd"/>
+      <w:r>
+        <w:rPr>
+          <w:rFonts w:cs="Times New Roman"/>
+          <w:szCs w:val="24"/>
+        </w:rPr>
+        <w:t xml:space="preserve"> lines together</w:t>
+      </w:r>
+      <w:r>
+        <w:rPr>
+          <w:rFonts w:cs="Times New Roman"/>
+          <w:szCs w:val="24"/>
+        </w:rPr>
+        <w:t xml:space="preserve">, </w:t>
+      </w:r>
+      <w:proofErr w:type="gramStart"/>
+      <w:r>
+        <w:rPr>
+          <w:rFonts w:cs="Times New Roman"/>
+          <w:szCs w:val="24"/>
+        </w:rPr>
+        <w:t>Every</w:t>
+      </w:r>
+      <w:proofErr w:type="gramEnd"/>
+      <w:r>
+        <w:rPr>
+          <w:rFonts w:cs="Times New Roman"/>
+          <w:szCs w:val="24"/>
+        </w:rPr>
+        <w:t xml:space="preserve"> context word should start with Uppercase, </w:t>
       </w:r>
     </w:p>
     <w:p>
@@ -651,14 +731,62 @@
           <w:rFonts w:cs="Times New Roman"/>
           <w:szCs w:val="24"/>
         </w:rPr>
-        <w:t>Space Before:  12 pt, After:  12 pt, Keep with next, Keep lines together</w:t>
-      </w:r>
-      <w:r>
-        <w:rPr>
-          <w:rFonts w:cs="Times New Roman"/>
-          <w:szCs w:val="24"/>
-        </w:rPr>
-        <w:t>, Every context word should start with Uppercase</w:t>
+        <w:t xml:space="preserve">Space Before:  12 pt, After:  12 pt, </w:t>
+      </w:r>
+      <w:proofErr w:type="gramStart"/>
+      <w:r>
+        <w:rPr>
+          <w:rFonts w:cs="Times New Roman"/>
+          <w:szCs w:val="24"/>
+        </w:rPr>
+        <w:t>Keep</w:t>
+      </w:r>
+      <w:proofErr w:type="gramEnd"/>
+      <w:r>
+        <w:rPr>
+          <w:rFonts w:cs="Times New Roman"/>
+          <w:szCs w:val="24"/>
+        </w:rPr>
+        <w:t xml:space="preserve"> with next, </w:t>
+      </w:r>
+      <w:proofErr w:type="gramStart"/>
+      <w:r>
+        <w:rPr>
+          <w:rFonts w:cs="Times New Roman"/>
+          <w:szCs w:val="24"/>
+        </w:rPr>
+        <w:t>Keep</w:t>
+      </w:r>
+      <w:proofErr w:type="gramEnd"/>
+      <w:r>
+        <w:rPr>
+          <w:rFonts w:cs="Times New Roman"/>
+          <w:szCs w:val="24"/>
+        </w:rPr>
+        <w:t xml:space="preserve"> lines together</w:t>
+      </w:r>
+      <w:r>
+        <w:rPr>
+          <w:rFonts w:cs="Times New Roman"/>
+          <w:szCs w:val="24"/>
+        </w:rPr>
+        <w:t xml:space="preserve">, </w:t>
+      </w:r>
+      <w:proofErr w:type="gramStart"/>
+      <w:r>
+        <w:rPr>
+          <w:rFonts w:cs="Times New Roman"/>
+          <w:szCs w:val="24"/>
+        </w:rPr>
+        <w:t>Every</w:t>
+      </w:r>
+      <w:proofErr w:type="gramEnd"/>
+      <w:r>
+        <w:rPr>
+          <w:rFonts w:cs="Times New Roman"/>
+          <w:szCs w:val="24"/>
+        </w:rPr>
+        <w:t xml:space="preserve"> context word should start with Uppercase</w:t>
       </w:r>
     </w:p>
     <w:p>
@@ -682,14 +810,78 @@
           <w:rFonts w:cs="Times New Roman"/>
           <w:szCs w:val="24"/>
         </w:rPr>
-        <w:t xml:space="preserve">Space Before:  6 pt, After:  6 pt, Keep with next, Keep lines together </w:t>
-      </w:r>
-      <w:r>
-        <w:rPr>
-          <w:rFonts w:cs="Times New Roman"/>
-          <w:szCs w:val="24"/>
-        </w:rPr>
-        <w:t>, Every context word should start with Uppercase</w:t>
+        <w:t xml:space="preserve">Space Before:  6 pt, After:  6 pt, </w:t>
+      </w:r>
+      <w:proofErr w:type="gramStart"/>
+      <w:r>
+        <w:rPr>
+          <w:rFonts w:cs="Times New Roman"/>
+          <w:szCs w:val="24"/>
+        </w:rPr>
+        <w:t>Keep</w:t>
+      </w:r>
+      <w:proofErr w:type="gramEnd"/>
+      <w:r>
+        <w:rPr>
+          <w:rFonts w:cs="Times New Roman"/>
+          <w:szCs w:val="24"/>
+        </w:rPr>
+        <w:t xml:space="preserve"> with next, </w:t>
+      </w:r>
+      <w:proofErr w:type="gramStart"/>
+      <w:r>
+        <w:rPr>
+          <w:rFonts w:cs="Times New Roman"/>
+          <w:szCs w:val="24"/>
+        </w:rPr>
+        <w:t>Keep</w:t>
+      </w:r>
+      <w:proofErr w:type="gramEnd"/>
+      <w:r>
+        <w:rPr>
+          <w:rFonts w:cs="Times New Roman"/>
+          <w:szCs w:val="24"/>
+        </w:rPr>
+        <w:t xml:space="preserve"> lines </w:t>
+      </w:r>
+      <w:proofErr w:type="gramStart"/>
+      <w:r>
+        <w:rPr>
+          <w:rFonts w:cs="Times New Roman"/>
+          <w:szCs w:val="24"/>
+        </w:rPr>
+        <w:t xml:space="preserve">together </w:t>
+      </w:r>
+      <w:r>
+        <w:rPr>
+          <w:rFonts w:cs="Times New Roman"/>
+          <w:szCs w:val="24"/>
+        </w:rPr>
+        <w:t>,</w:t>
+      </w:r>
+      <w:proofErr w:type="gramEnd"/>
+      <w:r>
+        <w:rPr>
+          <w:rFonts w:cs="Times New Roman"/>
+          <w:szCs w:val="24"/>
+        </w:rPr>
+        <w:t xml:space="preserve"> </w:t>
+      </w:r>
+      <w:proofErr w:type="gramStart"/>
+      <w:r>
+        <w:rPr>
+          <w:rFonts w:cs="Times New Roman"/>
+          <w:szCs w:val="24"/>
+        </w:rPr>
+        <w:t>Every</w:t>
+      </w:r>
+      <w:proofErr w:type="gramEnd"/>
+      <w:r>
+        <w:rPr>
+          <w:rFonts w:cs="Times New Roman"/>
+          <w:szCs w:val="24"/>
+        </w:rPr>
+        <w:t xml:space="preserve"> context word should start with Uppercase</w:t>
       </w:r>
     </w:p>
     <w:p>
@@ -706,7 +898,23 @@
           <w:rFonts w:cs="Times New Roman"/>
           <w:szCs w:val="24"/>
         </w:rPr>
-        <w:t>Heading 4: 12, Normal, Every context word should start with Uppercase</w:t>
+        <w:t xml:space="preserve">Heading 4: 12, Normal, </w:t>
+      </w:r>
+      <w:proofErr w:type="gramStart"/>
+      <w:r>
+        <w:rPr>
+          <w:rFonts w:cs="Times New Roman"/>
+          <w:szCs w:val="24"/>
+        </w:rPr>
+        <w:t>Every</w:t>
+      </w:r>
+      <w:proofErr w:type="gramEnd"/>
+      <w:r>
+        <w:rPr>
+          <w:rFonts w:cs="Times New Roman"/>
+          <w:szCs w:val="24"/>
+        </w:rPr>
+        <w:t xml:space="preserve"> context word should start with Uppercase</w:t>
       </w:r>
     </w:p>
     <w:p>
@@ -853,7 +1061,23 @@
           <w:rFonts w:cs="Times New Roman"/>
           <w:szCs w:val="24"/>
         </w:rPr>
-        <w:t>Natural numbers (1,2,3,…) from first page to end of the report including Annex. Roman numbering in the introductory pages like Acknowledgement, Table of Contents, List of Tables, List of Figures, and other if any.</w:t>
+        <w:t>Natural numbers (1,</w:t>
+      </w:r>
+      <w:proofErr w:type="gramStart"/>
+      <w:r>
+        <w:rPr>
+          <w:rFonts w:cs="Times New Roman"/>
+          <w:szCs w:val="24"/>
+        </w:rPr>
+        <w:t>2,3,…</w:t>
+      </w:r>
+      <w:proofErr w:type="gramEnd"/>
+      <w:r>
+        <w:rPr>
+          <w:rFonts w:cs="Times New Roman"/>
+          <w:szCs w:val="24"/>
+        </w:rPr>
+        <w:t>) from first page to end of the report including Annex. Roman numbering in the introductory pages like Acknowledgement, Table of Contents, List of Tables, List of Figures, and other if any.</w:t>
       </w:r>
     </w:p>
     <w:p>
@@ -864,9 +1088,14 @@
       </w:pPr>
       <w:bookmarkStart w:id="9" w:name="_Toc265989762"/>
       <w:r>
-        <w:t>4.10 Table and Figure labeling</w:t>
+        <w:t xml:space="preserve">4.10 Table and Figure </w:t>
+      </w:r>
+      <w:proofErr w:type="spellStart"/>
+      <w:r>
+        <w:t>labeling</w:t>
       </w:r>
       <w:bookmarkEnd w:id="9"/>
+      <w:proofErr w:type="spellEnd"/>
     </w:p>
     <w:p>
       <w:pPr>
@@ -882,7 +1111,41 @@
           <w:rFonts w:cs="Times New Roman"/>
           <w:szCs w:val="24"/>
         </w:rPr>
-        <w:t xml:space="preserve">Table Section No.Table No – Table Name, Times New Roman, 10, Normal, center </w:t>
+        <w:t xml:space="preserve">Table Section </w:t>
+      </w:r>
+      <w:proofErr w:type="spellStart"/>
+      <w:proofErr w:type="gramStart"/>
+      <w:r>
+        <w:rPr>
+          <w:rFonts w:cs="Times New Roman"/>
+          <w:szCs w:val="24"/>
+        </w:rPr>
+        <w:t>No.Table</w:t>
+      </w:r>
+      <w:proofErr w:type="spellEnd"/>
+      <w:proofErr w:type="gramEnd"/>
+      <w:r>
+        <w:rPr>
+          <w:rFonts w:cs="Times New Roman"/>
+          <w:szCs w:val="24"/>
+        </w:rPr>
+        <w:t xml:space="preserve"> No – Table Name, Times New Roman, 10, Normal, </w:t>
+      </w:r>
+      <w:proofErr w:type="spellStart"/>
+      <w:r>
+        <w:rPr>
+          <w:rFonts w:cs="Times New Roman"/>
+          <w:szCs w:val="24"/>
+        </w:rPr>
+        <w:t>center</w:t>
+      </w:r>
+      <w:proofErr w:type="spellEnd"/>
+      <w:r>
+        <w:rPr>
+          <w:rFonts w:cs="Times New Roman"/>
+          <w:szCs w:val="24"/>
+        </w:rPr>
+        <w:t xml:space="preserve"> </w:t>
       </w:r>
     </w:p>
     <w:p>
@@ -956,15 +1219,42 @@
           <w:rFonts w:cs="Times New Roman"/>
           <w:szCs w:val="20"/>
         </w:rPr>
-        <w:t>Figure Section No.Figure No – Figure Name, Times New Roman, 10, Normal</w:t>
-      </w:r>
+        <w:t xml:space="preserve">Figure Section </w:t>
+      </w:r>
+      <w:proofErr w:type="spellStart"/>
+      <w:proofErr w:type="gramStart"/>
       <w:r>
         <w:rPr>
           <w:rFonts w:cs="Times New Roman"/>
           <w:szCs w:val="20"/>
         </w:rPr>
-        <w:t>, center</w:t>
-      </w:r>
+        <w:t>No.Figure</w:t>
+      </w:r>
+      <w:proofErr w:type="spellEnd"/>
+      <w:proofErr w:type="gramEnd"/>
+      <w:r>
+        <w:rPr>
+          <w:rFonts w:cs="Times New Roman"/>
+          <w:szCs w:val="20"/>
+        </w:rPr>
+        <w:t xml:space="preserve"> No – Figure Name, Times New Roman, 10, Normal</w:t>
+      </w:r>
+      <w:r>
+        <w:rPr>
+          <w:rFonts w:cs="Times New Roman"/>
+          <w:szCs w:val="20"/>
+        </w:rPr>
+        <w:t xml:space="preserve">, </w:t>
+      </w:r>
+      <w:proofErr w:type="spellStart"/>
+      <w:r>
+        <w:rPr>
+          <w:rFonts w:cs="Times New Roman"/>
+          <w:szCs w:val="20"/>
+        </w:rPr>
+        <w:t>center</w:t>
+      </w:r>
+      <w:proofErr w:type="spellEnd"/>
     </w:p>
     <w:p>
       <w:pPr>
@@ -1022,6 +1312,7 @@
       </w:pPr>
       <w:bookmarkStart w:id="10" w:name="_Toc265989763"/>
       <w:r>
+        <w:lastRenderedPageBreak/>
         <w:t>4.11 Binding</w:t>
       </w:r>
       <w:bookmarkEnd w:id="10"/>
@@ -1040,7 +1331,39 @@
           <w:rFonts w:cs="Times New Roman"/>
           <w:szCs w:val="20"/>
         </w:rPr>
-        <w:t>Proposal: Tape Binding (1 Copy during defense and after defense, 2 copies of finalized version of the proposal with correction need to be submitted to the college).</w:t>
+        <w:t xml:space="preserve">Proposal: Tape Binding (1 Copy during </w:t>
+      </w:r>
+      <w:proofErr w:type="spellStart"/>
+      <w:r>
+        <w:rPr>
+          <w:rFonts w:cs="Times New Roman"/>
+          <w:szCs w:val="20"/>
+        </w:rPr>
+        <w:t>defense</w:t>
+      </w:r>
+      <w:proofErr w:type="spellEnd"/>
+      <w:r>
+        <w:rPr>
+          <w:rFonts w:cs="Times New Roman"/>
+          <w:szCs w:val="20"/>
+        </w:rPr>
+        <w:t xml:space="preserve"> and after </w:t>
+      </w:r>
+      <w:proofErr w:type="spellStart"/>
+      <w:r>
+        <w:rPr>
+          <w:rFonts w:cs="Times New Roman"/>
+          <w:szCs w:val="20"/>
+        </w:rPr>
+        <w:t>defense</w:t>
+      </w:r>
+      <w:proofErr w:type="spellEnd"/>
+      <w:r>
+        <w:rPr>
+          <w:rFonts w:cs="Times New Roman"/>
+          <w:szCs w:val="20"/>
+        </w:rPr>
+        <w:t>, 2 copies of finalized version of the proposal with correction need to be submitted to the college).</w:t>
       </w:r>
     </w:p>
     <w:p>
@@ -1260,6 +1583,7 @@
           <w:noProof/>
           <w:lang w:val="en-US"/>
         </w:rPr>
+        <w:lastRenderedPageBreak/>
         <w:drawing>
           <wp:inline distT="0" distB="0" distL="0" distR="0" wp14:anchorId="761D56FA" wp14:editId="16E81A9B">
             <wp:extent cx="2381885" cy="690880"/>
@@ -1358,6 +1682,7 @@
         </w:rPr>
         <w:tab/>
       </w:r>
+      <w:proofErr w:type="spellStart"/>
       <w:r>
         <w:rPr>
           <w:rFonts w:cs="Times New Roman"/>
@@ -1366,7 +1691,18 @@
           <w:sz w:val="28"/>
           <w:szCs w:val="28"/>
         </w:rPr>
-        <w:t>Simalchaur, Pokhara</w:t>
+        <w:t>Simalchaur</w:t>
+      </w:r>
+      <w:proofErr w:type="spellEnd"/>
+      <w:r>
+        <w:rPr>
+          <w:rFonts w:cs="Times New Roman"/>
+          <w:b/>
+          <w:bCs/>
+          <w:sz w:val="28"/>
+          <w:szCs w:val="28"/>
+        </w:rPr>
+        <w:t>, Pokhara</w:t>
       </w:r>
       <w:r>
         <w:rPr>
@@ -1645,7 +1981,7 @@
               </wp:inline>
             </w:drawing>
           </mc:Choice>
-          <mc:Fallback xmlns:w16se="http://schemas.microsoft.com/office/word/2015/wordml/symex" xmlns:w16sdtfl="http://schemas.microsoft.com/office/word/2024/wordml/sdtformatlock" xmlns:w16sdtdh="http://schemas.microsoft.com/office/word/2020/wordml/sdtdatahash" xmlns:w16du="http://schemas.microsoft.com/office/word/2023/wordml/word16du" xmlns:w16="http://schemas.microsoft.com/office/word/2018/wordml" xmlns:w16cid="http://schemas.microsoft.com/office/word/2016/wordml/cid" xmlns:w16cex="http://schemas.microsoft.com/office/word/2018/wordml/cex" xmlns:oel="http://schemas.microsoft.com/office/2019/extlst" xmlns:am3d="http://schemas.microsoft.com/office/drawing/2017/model3d" xmlns:aink="http://schemas.microsoft.com/office/drawing/2016/ink" xmlns:cx8="http://schemas.microsoft.com/office/drawing/2016/5/14/chartex" xmlns:cx7="http://schemas.microsoft.com/office/drawing/2016/5/13/chartex" xmlns:cx6="http://schemas.microsoft.com/office/drawing/2016/5/12/chartex" xmlns:cx5="http://schemas.microsoft.com/office/drawing/2016/5/11/chartex" xmlns:cx4="http://schemas.microsoft.com/office/drawing/2016/5/10/chartex" xmlns:cx3="http://schemas.microsoft.com/office/drawing/2016/5/9/chartex" xmlns:cx2="http://schemas.microsoft.com/office/drawing/2015/10/21/chartex" xmlns:cx1="http://schemas.microsoft.com/office/drawing/2015/9/8/chartex" xmlns:cx="http://schemas.microsoft.com/office/drawing/2014/chartex">
+          <mc:Fallback>
             <w:pict>
               <v:group w14:anchorId="5F28FB87" id="Group 5" o:spid="_x0000_s1026" style="width:43.55pt;height:123.05pt;mso-position-horizontal-relative:char;mso-position-vertical-relative:line" coordsize="6762,16097" o:gfxdata="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">
                 <v:line id="Straight Connector 2" o:spid="_x0000_s1027" style="position:absolute;visibility:visible;mso-wrap-style:square" from="3333,0" to="3333,16097" o:connectortype="straight" o:gfxdata="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" strokecolor="black [3200]" strokeweight="2.5pt">
@@ -1905,6 +2241,7 @@
                 <w:szCs w:val="24"/>
               </w:rPr>
             </w:pPr>
+            <w:proofErr w:type="spellStart"/>
             <w:r>
               <w:rPr>
                 <w:rFonts w:cs="Times New Roman"/>
@@ -1912,7 +2249,17 @@
                 <w:bCs/>
                 <w:szCs w:val="24"/>
               </w:rPr>
-              <w:t>P.U. Registration Number</w:t>
+              <w:t>P.U</w:t>
+            </w:r>
+            <w:proofErr w:type="spellEnd"/>
+            <w:r>
+              <w:rPr>
+                <w:rFonts w:cs="Times New Roman"/>
+                <w:b/>
+                <w:bCs/>
+                <w:szCs w:val="24"/>
+              </w:rPr>
+              <w:t>. Registration Number</w:t>
             </w:r>
           </w:p>
         </w:tc>
@@ -2127,6 +2474,7 @@
           <w:szCs w:val="24"/>
         </w:rPr>
       </w:pPr>
+      <w:proofErr w:type="spellStart"/>
       <w:r>
         <w:rPr>
           <w:rFonts w:cs="Times New Roman"/>
@@ -2171,7 +2519,18 @@
           <w:noProof/>
           <w:szCs w:val="24"/>
         </w:rPr>
-        <w:t>15/06/2026</w:t>
+        <w:t>16</w:t>
+      </w:r>
+      <w:proofErr w:type="spellEnd"/>
+      <w:r>
+        <w:rPr>
+          <w:rFonts w:cs="Times New Roman"/>
+          <w:b/>
+          <w:bCs/>
+          <w:noProof/>
+          <w:szCs w:val="24"/>
+        </w:rPr>
+        <w:t>/06/2026</w:t>
       </w:r>
       <w:r>
         <w:rPr>
@@ -2379,6 +2738,7 @@
           <w:sz w:val="32"/>
           <w:szCs w:val="32"/>
         </w:rPr>
+        <w:lastRenderedPageBreak/>
         <w:t>Declaration for</w:t>
       </w:r>
     </w:p>
@@ -2402,6 +2762,8 @@
         </w:rPr>
         <w:t>“</w:t>
       </w:r>
+      <w:proofErr w:type="spellStart"/>
+      <w:proofErr w:type="gramStart"/>
       <w:r>
         <w:rPr>
           <w:rFonts w:cs="Times New Roman"/>
@@ -2409,8 +2771,9 @@
           <w:sz w:val="32"/>
           <w:szCs w:val="32"/>
         </w:rPr>
-        <w:t>Rock,Paper,Scissor</w:t>
-      </w:r>
+        <w:t>Rock,Paper</w:t>
+      </w:r>
+      <w:proofErr w:type="gramEnd"/>
       <w:r>
         <w:rPr>
           <w:rFonts w:cs="Times New Roman"/>
@@ -2418,6 +2781,16 @@
           <w:sz w:val="32"/>
           <w:szCs w:val="32"/>
         </w:rPr>
+        <w:t>,Scissor</w:t>
+      </w:r>
+      <w:proofErr w:type="spellEnd"/>
+      <w:r>
+        <w:rPr>
+          <w:rFonts w:cs="Times New Roman"/>
+          <w:b/>
+          <w:sz w:val="32"/>
+          <w:szCs w:val="32"/>
+        </w:rPr>
         <w:t>”</w:t>
       </w:r>
     </w:p>
@@ -2580,12 +2953,21 @@
           <w:szCs w:val="24"/>
         </w:rPr>
       </w:pPr>
-      <w:r>
-        <w:rPr>
-          <w:rFonts w:cs="Times New Roman"/>
-          <w:szCs w:val="24"/>
-        </w:rPr>
-        <w:t>Date:____ / ____ / ________</w:t>
+      <w:proofErr w:type="gramStart"/>
+      <w:r>
+        <w:rPr>
+          <w:rFonts w:cs="Times New Roman"/>
+          <w:szCs w:val="24"/>
+        </w:rPr>
+        <w:t>Date:_</w:t>
+      </w:r>
+      <w:proofErr w:type="gramEnd"/>
+      <w:r>
+        <w:rPr>
+          <w:rFonts w:cs="Times New Roman"/>
+          <w:szCs w:val="24"/>
+        </w:rPr>
+        <w:t>___ / ____ / ________</w:t>
       </w:r>
     </w:p>
     <w:p>
@@ -2615,6 +2997,7 @@
           <w:sz w:val="28"/>
           <w:szCs w:val="24"/>
         </w:rPr>
+        <w:lastRenderedPageBreak/>
         <w:t>Supervisor</w:t>
       </w:r>
       <w:r>
@@ -2652,14 +3035,26 @@
         </w:rPr>
         <w:t>I hereby recommend that this project entitled “</w:t>
       </w:r>
+      <w:proofErr w:type="spellStart"/>
+      <w:proofErr w:type="gramStart"/>
       <w:r>
         <w:rPr>
           <w:rFonts w:cs="Times New Roman"/>
           <w:b/>
           <w:szCs w:val="24"/>
         </w:rPr>
-        <w:t>Rock,Paper,Scissor</w:t>
-      </w:r>
+        <w:t>Rock,Paper</w:t>
+      </w:r>
+      <w:proofErr w:type="gramEnd"/>
+      <w:r>
+        <w:rPr>
+          <w:rFonts w:cs="Times New Roman"/>
+          <w:b/>
+          <w:szCs w:val="24"/>
+        </w:rPr>
+        <w:t>,Scissor</w:t>
+      </w:r>
+      <w:proofErr w:type="spellEnd"/>
       <w:r>
         <w:rPr>
           <w:rFonts w:cs="Times New Roman"/>
@@ -2754,7 +3149,15 @@
           <w:rFonts w:cs="Times New Roman"/>
           <w:szCs w:val="24"/>
         </w:rPr>
-        <w:t xml:space="preserve"> (BCA)</w:t>
+        <w:t xml:space="preserve"> (</w:t>
+      </w:r>
+      <w:proofErr w:type="gramStart"/>
+      <w:r>
+        <w:rPr>
+          <w:rFonts w:cs="Times New Roman"/>
+          <w:szCs w:val="24"/>
+        </w:rPr>
+        <w:t>BCA)</w:t>
       </w:r>
       <w:r>
         <w:rPr>
@@ -2768,7 +3171,15 @@
           <w:rFonts w:cs="Times New Roman"/>
           <w:szCs w:val="24"/>
         </w:rPr>
-        <w:t xml:space="preserve"> under </w:t>
+        <w:t xml:space="preserve"> under</w:t>
+      </w:r>
+      <w:proofErr w:type="gramEnd"/>
+      <w:r>
+        <w:rPr>
+          <w:rFonts w:cs="Times New Roman"/>
+          <w:szCs w:val="24"/>
+        </w:rPr>
+        <w:t xml:space="preserve"> </w:t>
       </w:r>
       <w:r>
         <w:rPr>
@@ -2823,13 +3234,25 @@
           <w:szCs w:val="24"/>
         </w:rPr>
       </w:pPr>
+      <w:proofErr w:type="spellStart"/>
+      <w:proofErr w:type="gramStart"/>
       <w:r>
         <w:rPr>
           <w:rFonts w:cs="Times New Roman"/>
           <w:b/>
           <w:szCs w:val="24"/>
         </w:rPr>
-        <w:t>Mr.Arpan Pokhrel</w:t>
+        <w:t>Mr.Arpan</w:t>
+      </w:r>
+      <w:proofErr w:type="spellEnd"/>
+      <w:proofErr w:type="gramEnd"/>
+      <w:r>
+        <w:rPr>
+          <w:rFonts w:cs="Times New Roman"/>
+          <w:b/>
+          <w:szCs w:val="24"/>
+        </w:rPr>
+        <w:t xml:space="preserve"> Pokhrel</w:t>
       </w:r>
     </w:p>
     <w:p>
@@ -2882,12 +3305,21 @@
           <w:szCs w:val="24"/>
         </w:rPr>
       </w:pPr>
-      <w:r>
-        <w:rPr>
-          <w:rFonts w:cs="Times New Roman"/>
-          <w:szCs w:val="24"/>
-        </w:rPr>
-        <w:t>Date:____ / ____ / ________</w:t>
+      <w:proofErr w:type="gramStart"/>
+      <w:r>
+        <w:rPr>
+          <w:rFonts w:cs="Times New Roman"/>
+          <w:szCs w:val="24"/>
+        </w:rPr>
+        <w:t>Date:_</w:t>
+      </w:r>
+      <w:proofErr w:type="gramEnd"/>
+      <w:r>
+        <w:rPr>
+          <w:rFonts w:cs="Times New Roman"/>
+          <w:szCs w:val="24"/>
+        </w:rPr>
+        <w:t>___ / ____ / ________</w:t>
       </w:r>
     </w:p>
     <w:p>
@@ -2925,6 +3357,7 @@
           <w:sz w:val="32"/>
           <w:szCs w:val="24"/>
         </w:rPr>
+        <w:lastRenderedPageBreak/>
         <w:t>Letter of Approval</w:t>
       </w:r>
     </w:p>
@@ -2995,13 +3428,23 @@
         </w:rPr>
         <w:t xml:space="preserve"> of the requirements for the degree of </w:t>
       </w:r>
+      <w:proofErr w:type="spellStart"/>
       <w:r>
         <w:rPr>
           <w:rFonts w:cs="Times New Roman"/>
           <w:b/>
           <w:szCs w:val="24"/>
         </w:rPr>
-        <w:t xml:space="preserve">Bachleor of Computer Application </w:t>
+        <w:t>Bachleor</w:t>
+      </w:r>
+      <w:proofErr w:type="spellEnd"/>
+      <w:r>
+        <w:rPr>
+          <w:rFonts w:cs="Times New Roman"/>
+          <w:b/>
+          <w:szCs w:val="24"/>
+        </w:rPr>
+        <w:t xml:space="preserve"> of Computer Application </w:t>
       </w:r>
       <w:r>
         <w:rPr>
@@ -3235,12 +3678,21 @@
                 <w:szCs w:val="24"/>
               </w:rPr>
             </w:pPr>
+            <w:proofErr w:type="gramStart"/>
             <w:r>
               <w:rPr>
                 <w:rFonts w:cs="Times New Roman"/>
                 <w:szCs w:val="24"/>
               </w:rPr>
-              <w:t>Date:____ / ____ / ________</w:t>
+              <w:t>Date:_</w:t>
+            </w:r>
+            <w:proofErr w:type="gramEnd"/>
+            <w:r>
+              <w:rPr>
+                <w:rFonts w:cs="Times New Roman"/>
+                <w:szCs w:val="24"/>
+              </w:rPr>
+              <w:t>___ / ____ / ________</w:t>
             </w:r>
           </w:p>
           <w:p>
@@ -3414,6 +3866,7 @@
           <w:sz w:val="32"/>
           <w:szCs w:val="32"/>
         </w:rPr>
+        <w:lastRenderedPageBreak/>
         <w:t>TABLE OF CONTENT</w:t>
       </w:r>
     </w:p>
@@ -4391,6 +4844,7 @@
           <w:sz w:val="32"/>
           <w:szCs w:val="32"/>
         </w:rPr>
+        <w:lastRenderedPageBreak/>
         <w:t>LIST OF FIGURES</w:t>
       </w:r>
     </w:p>
@@ -4415,6 +4869,7 @@
         <w:rPr>
           <w:sz w:val="32"/>
         </w:rPr>
+        <w:lastRenderedPageBreak/>
         <w:t xml:space="preserve"> </w:t>
       </w:r>
       <w:r>
@@ -4622,6 +5077,7 @@
         <w:rPr>
           <w:szCs w:val="24"/>
         </w:rPr>
+        <w:lastRenderedPageBreak/>
         <w:tab/>
       </w:r>
     </w:p>
@@ -4708,6 +5164,7 @@
         <w:rPr>
           <w:sz w:val="32"/>
         </w:rPr>
+        <w:lastRenderedPageBreak/>
         <w:t>Problem Statement</w:t>
       </w:r>
     </w:p>
@@ -4761,6 +5218,7 @@
         <w:rPr>
           <w:sz w:val="32"/>
         </w:rPr>
+        <w:lastRenderedPageBreak/>
         <w:t xml:space="preserve">Objective </w:t>
       </w:r>
     </w:p>
@@ -4980,6 +5438,7 @@
         <w:jc w:val="both"/>
       </w:pPr>
       <w:r>
+        <w:lastRenderedPageBreak/>
         <w:t>Background Study</w:t>
       </w:r>
     </w:p>
@@ -5023,10 +5482,28 @@
         </w:rPr>
       </w:pPr>
       <w:r>
-        <w:t xml:space="preserve"> Many existing systems do not support multiplayer functionality, which limits social interaction. Additionally, traditional game systems often do not include comprehensive dashboards or real-time leaderboards, which are critical for motivating players.This project aims to address these gaps by implementing a multi-mode Rock-Paper-Scissors game with robust data management, multiplayer capabilities, and an intuitive user interface. The motivation stems from the need to create an engaging online game platform that is accessible to users with varying levels of technical expertise, and to explore how traditional games can be adapted to modern digital environments.</w:t>
-      </w:r>
-      <w:r>
-        <w:t xml:space="preserve"> The development process involves analyzing existing systems, identifying missing features, and designing an integrated system that combines game logic with user management, data persistence, and interactive interfaces.</w:t>
+        <w:t xml:space="preserve"> Many existing systems do not support multiplayer functionality, which limits social interaction. Additionally, traditional game systems often do not include comprehensive dashboards or real-time leaderboards, which are critical for motivating </w:t>
+      </w:r>
+      <w:proofErr w:type="spellStart"/>
+      <w:proofErr w:type="gramStart"/>
+      <w:r>
+        <w:t>players.This</w:t>
+      </w:r>
+      <w:proofErr w:type="spellEnd"/>
+      <w:proofErr w:type="gramEnd"/>
+      <w:r>
+        <w:t xml:space="preserve"> project aims to address these gaps by implementing a multi-mode Rock-Paper-Scissors game with robust data management, multiplayer capabilities, and an intuitive user interface. The motivation stems from the need to create an engaging online game platform that is accessible to users with varying levels of technical expertise, and to explore how traditional games can be adapted to modern digital environments.</w:t>
+      </w:r>
+      <w:r>
+        <w:t xml:space="preserve"> The development process involves </w:t>
+      </w:r>
+      <w:proofErr w:type="spellStart"/>
+      <w:r>
+        <w:t>analyzing</w:t>
+      </w:r>
+      <w:proofErr w:type="spellEnd"/>
+      <w:r>
+        <w:t xml:space="preserve"> existing systems, identifying missing features, and designing an integrated system that combines game logic with user management, data persistence, and interactive interfaces.</w:t>
       </w:r>
       <w:r>
         <w:rPr>
@@ -5055,6 +5532,7 @@
         <w:jc w:val="both"/>
       </w:pPr>
       <w:r>
+        <w:lastRenderedPageBreak/>
         <w:t>Requirement Document</w:t>
       </w:r>
     </w:p>
@@ -5368,7 +5846,14 @@
               <w:rPr>
                 <w:lang w:val="en-GB"/>
               </w:rPr>
-              <w:t xml:space="preserve">d and  </w:t>
+              <w:t xml:space="preserve">d </w:t>
+            </w:r>
+            <w:proofErr w:type="gramStart"/>
+            <w:r>
+              <w:rPr>
+                <w:lang w:val="en-GB"/>
+              </w:rPr>
+              <w:t xml:space="preserve">and  </w:t>
             </w:r>
             <w:r>
               <w:rPr>
@@ -5376,6 +5861,7 @@
               </w:rPr>
               <w:t>Authenticates</w:t>
             </w:r>
+            <w:proofErr w:type="gramEnd"/>
             <w:r>
               <w:rPr>
                 <w:lang w:val="en-GB"/>
@@ -5439,8 +5925,16 @@
               <w:rPr>
                 <w:lang w:val="en-GB"/>
               </w:rPr>
-              <w:t xml:space="preserve"> and security feature .</w:t>
+              <w:t xml:space="preserve"> and security </w:t>
             </w:r>
+            <w:proofErr w:type="gramStart"/>
+            <w:r>
+              <w:rPr>
+                <w:lang w:val="en-GB"/>
+              </w:rPr>
+              <w:t>feature .</w:t>
+            </w:r>
+            <w:proofErr w:type="gramEnd"/>
           </w:p>
         </w:tc>
       </w:tr>
@@ -5661,6 +6155,7 @@
               <w:jc w:val="both"/>
             </w:pPr>
             <w:r>
+              <w:lastRenderedPageBreak/>
               <w:t>4.</w:t>
             </w:r>
           </w:p>
@@ -5995,13 +6490,27 @@
               <w:rPr>
                 <w:lang w:val="en-GB"/>
               </w:rPr>
-              <w:t xml:space="preserve"> and  </w:t>
+              <w:t xml:space="preserve"> </w:t>
+            </w:r>
+            <w:proofErr w:type="gramStart"/>
+            <w:r>
+              <w:rPr>
+                <w:lang w:val="en-GB"/>
+              </w:rPr>
+              <w:t xml:space="preserve">and  </w:t>
             </w:r>
             <w:r>
               <w:rPr>
                 <w:lang w:val="en-GB"/>
               </w:rPr>
-              <w:t>Score Management System</w:t>
+              <w:t>Score</w:t>
+            </w:r>
+            <w:proofErr w:type="gramEnd"/>
+            <w:r>
+              <w:rPr>
+                <w:lang w:val="en-GB"/>
+              </w:rPr>
+              <w:t xml:space="preserve"> Management System</w:t>
             </w:r>
           </w:p>
         </w:tc>
@@ -6402,11 +6911,19 @@
               </w:rPr>
               <w:t xml:space="preserve"> and </w:t>
             </w:r>
+            <w:proofErr w:type="gramStart"/>
             <w:r>
               <w:rPr>
                 <w:lang w:val="en-GB"/>
               </w:rPr>
-              <w:t>Closes the application safely.</w:t>
+              <w:t>Closes</w:t>
+            </w:r>
+            <w:proofErr w:type="gramEnd"/>
+            <w:r>
+              <w:rPr>
+                <w:lang w:val="en-GB"/>
+              </w:rPr>
+              <w:t xml:space="preserve"> the application safely.</w:t>
             </w:r>
           </w:p>
         </w:tc>
@@ -6472,6 +6989,7 @@
         <w:spacing w:before="0" w:after="0" w:line="360" w:lineRule="auto"/>
       </w:pPr>
       <w:r>
+        <w:lastRenderedPageBreak/>
         <w:t>Business Requirements</w:t>
       </w:r>
     </w:p>
@@ -6508,11 +7026,19 @@
           <w:lang w:val="en-US"/>
         </w:rPr>
       </w:pPr>
+      <w:proofErr w:type="gramStart"/>
       <w:r>
         <w:rPr>
           <w:lang w:val="en-US"/>
         </w:rPr>
-        <w:t xml:space="preserve">.Reduce manual score keeping </w:t>
+        <w:t>.Reduce</w:t>
+      </w:r>
+      <w:proofErr w:type="gramEnd"/>
+      <w:r>
+        <w:rPr>
+          <w:lang w:val="en-US"/>
+        </w:rPr>
+        <w:t xml:space="preserve"> manual score keeping </w:t>
       </w:r>
     </w:p>
     <w:p>
@@ -6868,11 +7394,19 @@
           <w:lang w:val="en-US"/>
         </w:rPr>
       </w:pPr>
+      <w:proofErr w:type="spellStart"/>
       <w:r>
         <w:rPr>
           <w:lang w:val="en-US"/>
         </w:rPr>
-        <w:t xml:space="preserve">PerformanceReliability  </w:t>
+        <w:t>PerformanceReliability</w:t>
+      </w:r>
+      <w:proofErr w:type="spellEnd"/>
+      <w:r>
+        <w:rPr>
+          <w:lang w:val="en-US"/>
+        </w:rPr>
+        <w:t xml:space="preserve">  </w:t>
       </w:r>
     </w:p>
     <w:p>
@@ -6990,6 +7524,7 @@
         <w:jc w:val="both"/>
       </w:pPr>
       <w:r>
+        <w:lastRenderedPageBreak/>
         <w:t>System</w:t>
       </w:r>
       <w:r>
@@ -7001,22 +7536,16 @@
         <w:t>System Design represents the structure and operation of the Rock Paper Scissors Game. The design phase converts system requirements into a blueprint for development.</w:t>
       </w:r>
     </w:p>
-    <w:p/>
-    <w:p>
-      <w:pPr>
-        <w:keepNext/>
-      </w:pPr>
-      <w:bookmarkStart w:id="14" w:name="_GoBack"/>
+    <w:p>
       <w:r>
         <w:rPr>
           <w:noProof/>
-          <w:lang w:val="en-US"/>
         </w:rPr>
         <w:drawing>
-          <wp:inline distT="0" distB="0" distL="0" distR="0" wp14:anchorId="49FEC3EB" wp14:editId="1A9FEA3A">
-            <wp:extent cx="5250873" cy="3994489"/>
-            <wp:effectExtent l="0" t="0" r="6985" b="0"/>
-            <wp:docPr id="1" name="Picture 1"/>
+          <wp:inline distT="0" distB="0" distL="0" distR="0" wp14:anchorId="6E6CF932" wp14:editId="083EAC58">
+            <wp:extent cx="5274310" cy="5923722"/>
+            <wp:effectExtent l="0" t="0" r="2540" b="0"/>
+            <wp:docPr id="654234312" name="Picture 6"/>
             <wp:cNvGraphicFramePr>
               <a:graphicFrameLocks xmlns:a="http://schemas.openxmlformats.org/drawingml/2006/main" noChangeAspect="1"/>
             </wp:cNvGraphicFramePr>
@@ -7024,7 +7553,7 @@
               <a:graphicData uri="http://schemas.openxmlformats.org/drawingml/2006/picture">
                 <pic:pic xmlns:pic="http://schemas.openxmlformats.org/drawingml/2006/picture">
                   <pic:nvPicPr>
-                    <pic:cNvPr id="1" name="mermaid-diagram (4).png"/>
+                    <pic:cNvPr id="654234312" name="Picture 654234312"/>
                     <pic:cNvPicPr/>
                   </pic:nvPicPr>
                   <pic:blipFill>
@@ -7042,7 +7571,7 @@
                   <pic:spPr>
                     <a:xfrm>
                       <a:off x="0" y="0"/>
-                      <a:ext cx="5394505" cy="4103754"/>
+                      <a:ext cx="5285510" cy="5936301"/>
                     </a:xfrm>
                     <a:prstGeom prst="rect">
                       <a:avLst/>
@@ -7054,7 +7583,11 @@
           </wp:inline>
         </w:drawing>
       </w:r>
-      <w:bookmarkEnd w:id="14"/>
+    </w:p>
+    <w:p>
+      <w:pPr>
+        <w:keepNext/>
+      </w:pPr>
     </w:p>
     <w:p>
       <w:pPr>
@@ -7129,7 +7662,27 @@
           <w:sz w:val="24"/>
           <w:szCs w:val="24"/>
         </w:rPr>
-        <w:t xml:space="preserve"> Level 1 DFD of Rock Paper Scissor</w:t>
+        <w:t xml:space="preserve"> Level 1 </w:t>
+      </w:r>
+      <w:proofErr w:type="spellStart"/>
+      <w:r>
+        <w:rPr>
+          <w:i w:val="0"/>
+          <w:color w:val="auto"/>
+          <w:sz w:val="24"/>
+          <w:szCs w:val="24"/>
+        </w:rPr>
+        <w:t>DFD</w:t>
+      </w:r>
+      <w:proofErr w:type="spellEnd"/>
+      <w:r>
+        <w:rPr>
+          <w:i w:val="0"/>
+          <w:color w:val="auto"/>
+          <w:sz w:val="24"/>
+          <w:szCs w:val="24"/>
+        </w:rPr>
+        <w:t xml:space="preserve"> of Rock Paper Scissor</w:t>
       </w:r>
     </w:p>
     <w:p>
@@ -7157,6 +7710,7 @@
           <w:szCs w:val="24"/>
           <w:lang w:val="en-US"/>
         </w:rPr>
+        <w:lastRenderedPageBreak/>
         <w:drawing>
           <wp:inline distT="0" distB="0" distL="0" distR="0" wp14:anchorId="7E515E7F" wp14:editId="0253D796">
             <wp:extent cx="5904759" cy="5500255"/>
@@ -7292,6 +7846,7 @@
           <w:szCs w:val="24"/>
           <w:lang w:val="en-US"/>
         </w:rPr>
+        <w:lastRenderedPageBreak/>
         <w:drawing>
           <wp:inline distT="0" distB="0" distL="0" distR="0" wp14:anchorId="78C41E9D" wp14:editId="5FFE4C43">
             <wp:extent cx="5274310" cy="6285230"/>
@@ -7434,6 +7989,7 @@
           <w:szCs w:val="24"/>
           <w:lang w:val="en-US"/>
         </w:rPr>
+        <w:lastRenderedPageBreak/>
         <w:drawing>
           <wp:inline distT="0" distB="0" distL="0" distR="0" wp14:anchorId="0C47A2B4" wp14:editId="33916B23">
             <wp:extent cx="5274310" cy="5942965"/>
@@ -7569,6 +8125,7 @@
         <w:jc w:val="both"/>
       </w:pPr>
       <w:r>
+        <w:lastRenderedPageBreak/>
         <w:t>Development</w:t>
       </w:r>
     </w:p>
@@ -7595,7 +8152,21 @@
         <w:rPr>
           <w:szCs w:val="24"/>
         </w:rPr>
-        <w:t xml:space="preserve"> chosen for the development of the Rock Paper Scissor game because it is suitable for small and well defined projects. The project re</w:t>
+        <w:t xml:space="preserve"> chosen for the development of the Rock Paper Scissor game because it is suitable for small and </w:t>
+      </w:r>
+      <w:proofErr w:type="gramStart"/>
+      <w:r>
+        <w:rPr>
+          <w:szCs w:val="24"/>
+        </w:rPr>
+        <w:t>well defined</w:t>
+      </w:r>
+      <w:proofErr w:type="gramEnd"/>
+      <w:r>
+        <w:rPr>
+          <w:szCs w:val="24"/>
+        </w:rPr>
+        <w:t xml:space="preserve"> projects. The project re</w:t>
       </w:r>
       <w:r>
         <w:rPr>
@@ -8018,6 +8589,7 @@
           <w:b/>
           <w:szCs w:val="24"/>
         </w:rPr>
+        <w:lastRenderedPageBreak/>
         <w:t>Gantt Chart</w:t>
       </w:r>
     </w:p>
@@ -8229,7 +8801,15 @@
     </w:p>
     <w:p>
       <w:r>
-        <w:t>Testing was performed according to the Software Testing Life Cycle (STLC) to ensure that all modules functioned correctly.</w:t>
+        <w:t>Testing was performed according to the Software Testing Life Cycle (</w:t>
+      </w:r>
+      <w:proofErr w:type="spellStart"/>
+      <w:r>
+        <w:t>STLC</w:t>
+      </w:r>
+      <w:proofErr w:type="spellEnd"/>
+      <w:r>
+        <w:t>) to ensure that all modules functioned correctly.</w:t>
       </w:r>
     </w:p>
     <w:p>
@@ -8247,7 +8827,21 @@
         <w:rPr>
           <w:lang w:val="en-US"/>
         </w:rPr>
-        <w:t>Software Testing Life Cycle (STLC)</w:t>
+        <w:t>Software Testing Life Cycle (</w:t>
+      </w:r>
+      <w:proofErr w:type="spellStart"/>
+      <w:r>
+        <w:rPr>
+          <w:lang w:val="en-US"/>
+        </w:rPr>
+        <w:t>STLC</w:t>
+      </w:r>
+      <w:proofErr w:type="spellEnd"/>
+      <w:r>
+        <w:rPr>
+          <w:lang w:val="en-US"/>
+        </w:rPr>
+        <w:t>)</w:t>
       </w:r>
     </w:p>
     <w:p>
@@ -8284,15 +8878,16 @@
           <w:bCs/>
           <w:lang w:val="en-US"/>
         </w:rPr>
-        <w:t>Requirement Analysis</w:t>
-      </w:r>
+        <w:t xml:space="preserve">Requirement </w:t>
+      </w:r>
+      <w:proofErr w:type="gramStart"/>
       <w:r>
         <w:rPr>
           <w:b/>
           <w:bCs/>
           <w:lang w:val="en-US"/>
         </w:rPr>
-        <w:t xml:space="preserve"> </w:t>
+        <w:t>Analysis</w:t>
       </w:r>
       <w:r>
         <w:rPr>
@@ -8300,7 +8895,24 @@
           <w:bCs/>
           <w:lang w:val="en-US"/>
         </w:rPr>
-        <w:t xml:space="preserve">: </w:t>
+        <w:t xml:space="preserve"> </w:t>
+      </w:r>
+      <w:r>
+        <w:rPr>
+          <w:b/>
+          <w:bCs/>
+          <w:lang w:val="en-US"/>
+        </w:rPr>
+        <w:t>:</w:t>
+      </w:r>
+      <w:proofErr w:type="gramEnd"/>
+      <w:r>
+        <w:rPr>
+          <w:b/>
+          <w:bCs/>
+          <w:lang w:val="en-US"/>
+        </w:rPr>
+        <w:t xml:space="preserve"> </w:t>
       </w:r>
       <w:r>
         <w:rPr>
@@ -8330,16 +8942,26 @@
           <w:bCs/>
           <w:lang w:val="en-US"/>
         </w:rPr>
-        <w:t>Test Planning</w:t>
-      </w:r>
+        <w:t xml:space="preserve">Test </w:t>
+      </w:r>
+      <w:proofErr w:type="gramStart"/>
       <w:r>
         <w:rPr>
           <w:b/>
           <w:bCs/>
           <w:lang w:val="en-US"/>
         </w:rPr>
+        <w:t>Planning</w:t>
+      </w:r>
+      <w:r>
+        <w:rPr>
+          <w:b/>
+          <w:bCs/>
+          <w:lang w:val="en-US"/>
+        </w:rPr>
         <w:t xml:space="preserve"> :</w:t>
       </w:r>
+      <w:proofErr w:type="gramEnd"/>
       <w:r>
         <w:rPr>
           <w:lang w:val="en-US"/>
@@ -8583,8 +9205,13 @@
               <w:spacing w:before="0" w:beforeAutospacing="0" w:after="0" w:afterAutospacing="0" w:line="360" w:lineRule="auto"/>
               <w:jc w:val="both"/>
             </w:pPr>
+            <w:proofErr w:type="spellStart"/>
             <w:r>
-              <w:t>S.N.</w:t>
+              <w:t>S.N</w:t>
+            </w:r>
+            <w:proofErr w:type="spellEnd"/>
+            <w:r>
+              <w:t>.</w:t>
             </w:r>
           </w:p>
         </w:tc>
@@ -8693,8 +9320,13 @@
               <w:ind w:left="346"/>
               <w:jc w:val="both"/>
             </w:pPr>
+            <w:proofErr w:type="spellStart"/>
             <w:r>
-              <w:t xml:space="preserve">DFD </w:t>
+              <w:t>DFD</w:t>
+            </w:r>
+            <w:proofErr w:type="spellEnd"/>
+            <w:r>
+              <w:t xml:space="preserve"> </w:t>
             </w:r>
           </w:p>
           <w:p>
@@ -8980,6 +9612,7 @@
               <w:jc w:val="both"/>
             </w:pPr>
             <w:r>
+              <w:lastRenderedPageBreak/>
               <w:t>Logic definition.</w:t>
             </w:r>
           </w:p>
@@ -9027,6 +9660,7 @@
         <w:jc w:val="both"/>
       </w:pPr>
       <w:r>
+        <w:lastRenderedPageBreak/>
         <w:t xml:space="preserve">  Future Enhancement</w:t>
       </w:r>
     </w:p>
@@ -9053,8 +9687,13 @@
         <w:ind w:left="180" w:hanging="180"/>
       </w:pPr>
       <w:r>
-        <w:t>Database Intergration</w:t>
-      </w:r>
+        <w:t xml:space="preserve">Database </w:t>
+      </w:r>
+      <w:proofErr w:type="spellStart"/>
+      <w:r>
+        <w:t>Intergration</w:t>
+      </w:r>
+      <w:proofErr w:type="spellEnd"/>
     </w:p>
     <w:p>
       <w:pPr>
@@ -9066,8 +9705,13 @@
         <w:ind w:left="180" w:hanging="180"/>
       </w:pPr>
       <w:r>
-        <w:t>Online Mulitiplayer</w:t>
-      </w:r>
+        <w:t xml:space="preserve">Online </w:t>
+      </w:r>
+      <w:proofErr w:type="spellStart"/>
+      <w:r>
+        <w:t>Mulitiplayer</w:t>
+      </w:r>
+      <w:proofErr w:type="spellEnd"/>
     </w:p>
     <w:p>
       <w:pPr>
@@ -9173,7 +9817,21 @@
         <w:rPr>
           <w:rFonts w:cs="Times New Roman"/>
         </w:rPr>
-        <w:t>TLC stands for Software Testing Life Cycle. STLC is a sequence of different activities performed by the testing team to ensure the quality of the software or the product.</w:t>
+        <w:t xml:space="preserve">TLC stands for Software Testing Life Cycle. </w:t>
+      </w:r>
+      <w:proofErr w:type="spellStart"/>
+      <w:r>
+        <w:rPr>
+          <w:rFonts w:cs="Times New Roman"/>
+        </w:rPr>
+        <w:t>STLC</w:t>
+      </w:r>
+      <w:proofErr w:type="spellEnd"/>
+      <w:r>
+        <w:rPr>
+          <w:rFonts w:cs="Times New Roman"/>
+        </w:rPr>
+        <w:t xml:space="preserve"> is a sequence of different activities performed by the testing team to ensure the quality of the software or the product.</w:t>
       </w:r>
     </w:p>
     <w:p>
@@ -9217,11 +9875,33 @@
           <w:rFonts w:cs="Times New Roman"/>
         </w:rPr>
       </w:pPr>
-      <w:r>
-        <w:rPr>
-          <w:rFonts w:cs="Times New Roman"/>
-        </w:rPr>
-        <w:t>STLC is an integral part of Software Development Life Cycle (SDLC). But, STLC deals only with the testing phases.</w:t>
+      <w:proofErr w:type="spellStart"/>
+      <w:r>
+        <w:rPr>
+          <w:rFonts w:cs="Times New Roman"/>
+        </w:rPr>
+        <w:t>STLC</w:t>
+      </w:r>
+      <w:proofErr w:type="spellEnd"/>
+      <w:r>
+        <w:rPr>
+          <w:rFonts w:cs="Times New Roman"/>
+        </w:rPr>
+        <w:t xml:space="preserve"> is an integral part of Software Development Life Cycle (SDLC). But, </w:t>
+      </w:r>
+      <w:proofErr w:type="spellStart"/>
+      <w:r>
+        <w:rPr>
+          <w:rFonts w:cs="Times New Roman"/>
+        </w:rPr>
+        <w:t>STLC</w:t>
+      </w:r>
+      <w:proofErr w:type="spellEnd"/>
+      <w:r>
+        <w:rPr>
+          <w:rFonts w:cs="Times New Roman"/>
+        </w:rPr>
+        <w:t xml:space="preserve"> deals only with the testing phases.</w:t>
       </w:r>
     </w:p>
     <w:p>
@@ -9237,11 +9917,19 @@
           <w:rFonts w:cs="Times New Roman"/>
         </w:rPr>
       </w:pPr>
-      <w:r>
-        <w:rPr>
-          <w:rFonts w:cs="Times New Roman"/>
-        </w:rPr>
-        <w:t>STLC starts as soon as requirements are defined or SRD (Software Requirement Document) is shared by stakeholders.</w:t>
+      <w:proofErr w:type="spellStart"/>
+      <w:r>
+        <w:rPr>
+          <w:rFonts w:cs="Times New Roman"/>
+        </w:rPr>
+        <w:t>STLC</w:t>
+      </w:r>
+      <w:proofErr w:type="spellEnd"/>
+      <w:r>
+        <w:rPr>
+          <w:rFonts w:cs="Times New Roman"/>
+        </w:rPr>
+        <w:t xml:space="preserve"> starts as soon as requirements are defined or SRD (Software Requirement Document) is shared by stakeholders.</w:t>
       </w:r>
     </w:p>
     <w:p>
@@ -9296,7 +9984,7 @@
                           <pic:cNvPr id="1026" name="Picture 2">
                             <a:extLst>
                               <a:ext uri="{FF2B5EF4-FFF2-40B4-BE49-F238E27FC236}">
-                                <a16:creationId xmlns:a16="http://schemas.microsoft.com/office/drawing/2014/main" xmlns:w16se="http://schemas.microsoft.com/office/word/2015/wordml/symex" xmlns:w16sdtfl="http://schemas.microsoft.com/office/word/2024/wordml/sdtformatlock" xmlns:w16sdtdh="http://schemas.microsoft.com/office/word/2020/wordml/sdtdatahash" xmlns:w16du="http://schemas.microsoft.com/office/word/2023/wordml/word16du" xmlns:w16="http://schemas.microsoft.com/office/word/2018/wordml" xmlns:w16cid="http://schemas.microsoft.com/office/word/2016/wordml/cid" xmlns:w16cex="http://schemas.microsoft.com/office/word/2018/wordml/cex" xmlns:w="http://schemas.openxmlformats.org/wordprocessingml/2006/main" xmlns:w10="urn:schemas-microsoft-com:office:word" xmlns:v="urn:schemas-microsoft-com:vml" xmlns:oel="http://schemas.microsoft.com/office/2019/extlst" xmlns:o="urn:schemas-microsoft-com:office:office" xmlns:am3d="http://schemas.microsoft.com/office/drawing/2017/model3d" xmlns:aink="http://schemas.microsoft.com/office/drawing/2016/ink" xmlns:cx8="http://schemas.microsoft.com/office/drawing/2016/5/14/chartex" xmlns:cx7="http://schemas.microsoft.com/office/drawing/2016/5/13/chartex" xmlns:cx6="http://schemas.microsoft.com/office/drawing/2016/5/12/chartex" xmlns:cx5="http://schemas.microsoft.com/office/drawing/2016/5/11/chartex" xmlns:cx4="http://schemas.microsoft.com/office/drawing/2016/5/10/chartex" xmlns:cx3="http://schemas.microsoft.com/office/drawing/2016/5/9/chartex" xmlns:cx2="http://schemas.microsoft.com/office/drawing/2015/10/21/chartex" xmlns:cx1="http://schemas.microsoft.com/office/drawing/2015/9/8/chartex" xmlns:cx="http://schemas.microsoft.com/office/drawing/2014/chartex" xmlns="" id="{F6C4AF52-ACA0-4323-B934-EF30663D567C}"/>
+                                <a16:creationId xmlns:a16="http://schemas.microsoft.com/office/drawing/2014/main" id="{F6C4AF52-ACA0-4323-B934-EF30663D567C}"/>
                               </a:ext>
                             </a:extLst>
                           </pic:cNvPr>
@@ -9368,7 +10056,7 @@
                                   <w:lang w:val="en-US"/>
                                 </w:rPr>
                               </w:pPr>
-                              <w:bookmarkStart w:id="15" w:name="_Toc56929757"/>
+                              <w:bookmarkStart w:id="14" w:name="_Toc56929757"/>
                               <w:r>
                                 <w:rPr>
                                   <w:rFonts w:cs="Times New Roman"/>
@@ -9454,7 +10142,7 @@
                                 </w:rPr>
                                 <w:t>: Software Testing Life Cycle</w:t>
                               </w:r>
-                              <w:bookmarkEnd w:id="15"/>
+                              <w:bookmarkEnd w:id="14"/>
                             </w:p>
                           </w:txbxContent>
                         </wps:txbx>
@@ -9479,12 +10167,12 @@
           </mc:Choice>
           <mc:Fallback>
             <w:pict>
-              <v:group w14:anchorId="7B020EE0" id="Group 14" o:spid="_x0000_s1026" style="position:absolute;left:0;text-align:left;margin-left:21.75pt;margin-top:16.8pt;width:337.5pt;height:263.4pt;z-index:251660288;mso-width-relative:margin;mso-height-relative:margin" coordsize="45732,35693" o:gfxdata="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">
+              <v:group w14:anchorId="7B020EE0" id="Group 14" o:spid="_x0000_s1026" style="position:absolute;left:0;text-align:left;margin-left:21.75pt;margin-top:16.8pt;width:337.5pt;height:263.4pt;z-index:251660288;mso-width-relative:margin;mso-height-relative:margin" coordsize="45732,35693" o:gfxdata="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">
                 <v:shapetype id="_x0000_t202" coordsize="21600,21600" o:spt="202" path="m,l,21600r21600,l21600,xe">
                   <v:stroke joinstyle="miter"/>
                   <v:path gradientshapeok="t" o:connecttype="rect"/>
                 </v:shapetype>
-                <v:shape id="Text Box 12" o:spid="_x0000_s1028" type="#_x0000_t202" style="position:absolute;top:32670;width:45732;height:3023;visibility:visible;mso-wrap-style:square;v-text-anchor:top" o:gfxdata="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" stroked="f">
+                <v:shape id="Text Box 12" o:spid="_x0000_s1028" type="#_x0000_t202" style="position:absolute;top:32670;width:45732;height:3023;visibility:visible;mso-wrap-style:square;v-text-anchor:top" o:gfxdata="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" stroked="f">
                   <v:textbox inset="0,0,0,0">
                     <w:txbxContent>
                       <w:p>
@@ -9501,7 +10189,7 @@
                             <w:lang w:val="en-US"/>
                           </w:rPr>
                         </w:pPr>
-                        <w:bookmarkStart w:id="16" w:name="_Toc56929757"/>
+                        <w:bookmarkStart w:id="15" w:name="_Toc56929757"/>
                         <w:r>
                           <w:rPr>
                             <w:rFonts w:cs="Times New Roman"/>
@@ -9587,7 +10275,7 @@
                           </w:rPr>
                           <w:t>: Software Testing Life Cycle</w:t>
                         </w:r>
-                        <w:bookmarkEnd w:id="16"/>
+                        <w:bookmarkEnd w:id="15"/>
                       </w:p>
                     </w:txbxContent>
                   </v:textbox>
@@ -9598,11 +10286,19 @@
           </mc:Fallback>
         </mc:AlternateContent>
       </w:r>
-      <w:r>
-        <w:rPr>
-          <w:rFonts w:cs="Times New Roman"/>
-        </w:rPr>
-        <w:t>STLC provides a step-by-step process to ensure quality software.</w:t>
+      <w:proofErr w:type="spellStart"/>
+      <w:r>
+        <w:rPr>
+          <w:rFonts w:cs="Times New Roman"/>
+        </w:rPr>
+        <w:t>STLC</w:t>
+      </w:r>
+      <w:proofErr w:type="spellEnd"/>
+      <w:r>
+        <w:rPr>
+          <w:rFonts w:cs="Times New Roman"/>
+        </w:rPr>
+        <w:t xml:space="preserve"> provides a step-by-step process to ensure quality software.</w:t>
       </w:r>
     </w:p>
     <w:p>
@@ -9620,7 +10316,23 @@
           <w:rFonts w:cs="Times New Roman"/>
           <w:lang w:val="en-US"/>
         </w:rPr>
-        <w:t>There are 6 major phases of STLC −</w:t>
+        <w:t xml:space="preserve">There are 6 major phases of </w:t>
+      </w:r>
+      <w:proofErr w:type="spellStart"/>
+      <w:r>
+        <w:rPr>
+          <w:rFonts w:cs="Times New Roman"/>
+          <w:lang w:val="en-US"/>
+        </w:rPr>
+        <w:t>STLC</w:t>
+      </w:r>
+      <w:proofErr w:type="spellEnd"/>
+      <w:r>
+        <w:rPr>
+          <w:rFonts w:cs="Times New Roman"/>
+          <w:lang w:val="en-US"/>
+        </w:rPr>
+        <w:t xml:space="preserve"> −</w:t>
       </w:r>
     </w:p>
     <w:p>
@@ -9644,6 +10356,7 @@
           <w:bCs/>
           <w:lang w:val="en-US"/>
         </w:rPr>
+        <w:lastRenderedPageBreak/>
         <w:t>Requirement Analysis</w:t>
       </w:r>
       <w:r>
@@ -9802,14 +10515,14 @@
           <w:lang w:val="en-US"/>
         </w:rPr>
       </w:pPr>
-      <w:bookmarkStart w:id="17" w:name="_Toc57274838"/>
+      <w:bookmarkStart w:id="16" w:name="_Toc57274838"/>
       <w:r>
         <w:rPr>
           <w:lang w:val="en-US"/>
         </w:rPr>
         <w:t>EXAMPLE OF A TEST CASE,</w:t>
       </w:r>
-      <w:bookmarkEnd w:id="17"/>
+      <w:bookmarkEnd w:id="16"/>
       <w:r>
         <w:rPr>
           <w:lang w:val="en-US"/>
@@ -9997,6 +10710,7 @@
           <w:noProof/>
           <w:lang w:val="en-US"/>
         </w:rPr>
+        <w:lastRenderedPageBreak/>
         <w:drawing>
           <wp:anchor distT="0" distB="0" distL="114300" distR="114300" simplePos="0" relativeHeight="251659264" behindDoc="0" locked="0" layoutInCell="1" allowOverlap="1" wp14:anchorId="70867EED" wp14:editId="72C03458">
             <wp:simplePos x="0" y="0"/>
@@ -10111,7 +10825,7 @@
                                 <w:lang w:val="en-US"/>
                               </w:rPr>
                             </w:pPr>
-                            <w:bookmarkStart w:id="18" w:name="_Toc56929758"/>
+                            <w:bookmarkStart w:id="17" w:name="_Toc56929758"/>
                             <w:r>
                               <w:rPr>
                                 <w:rFonts w:cs="Times New Roman"/>
@@ -10197,7 +10911,7 @@
                               </w:rPr>
                               <w:t>: Test Case using Matrix</w:t>
                             </w:r>
-                            <w:bookmarkEnd w:id="18"/>
+                            <w:bookmarkEnd w:id="17"/>
                           </w:p>
                         </w:txbxContent>
                       </wps:txbx>
@@ -10215,7 +10929,7 @@
           </mc:Choice>
           <mc:Fallback>
             <w:pict>
-              <v:shape w14:anchorId="52A503B0" id="Text Box 13" o:spid="_x0000_s1029" type="#_x0000_t202" style="position:absolute;left:0;text-align:left;margin-left:-3pt;margin-top:150.95pt;width:415.3pt;height:.05pt;z-index:251661312;visibility:visible;mso-wrap-style:square;mso-wrap-distance-left:9pt;mso-wrap-distance-top:0;mso-wrap-distance-right:9pt;mso-wrap-distance-bottom:0;mso-position-horizontal:absolute;mso-position-horizontal-relative:text;mso-position-vertical:absolute;mso-position-vertical-relative:text;v-text-anchor:top" o:gfxdata="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" stroked="f">
+              <v:shape w14:anchorId="52A503B0" id="Text Box 13" o:spid="_x0000_s1029" type="#_x0000_t202" style="position:absolute;left:0;text-align:left;margin-left:-3pt;margin-top:150.95pt;width:415.3pt;height:.05pt;z-index:251661312;visibility:visible;mso-wrap-style:square;mso-wrap-distance-left:9pt;mso-wrap-distance-top:0;mso-wrap-distance-right:9pt;mso-wrap-distance-bottom:0;mso-position-horizontal:absolute;mso-position-horizontal-relative:text;mso-position-vertical:absolute;mso-position-vertical-relative:text;v-text-anchor:top" o:gfxdata="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" stroked="f">
                 <v:textbox style="mso-fit-shape-to-text:t" inset="0,0,0,0">
                   <w:txbxContent>
                     <w:p>
@@ -10232,7 +10946,7 @@
                           <w:lang w:val="en-US"/>
                         </w:rPr>
                       </w:pPr>
-                      <w:bookmarkStart w:id="19" w:name="_Toc56929758"/>
+                      <w:bookmarkStart w:id="18" w:name="_Toc56929758"/>
                       <w:r>
                         <w:rPr>
                           <w:rFonts w:cs="Times New Roman"/>
@@ -10318,7 +11032,7 @@
                         </w:rPr>
                         <w:t>: Test Case using Matrix</w:t>
                       </w:r>
-                      <w:bookmarkEnd w:id="19"/>
+                      <w:bookmarkEnd w:id="18"/>
                     </w:p>
                   </w:txbxContent>
                 </v:textbox>
@@ -10346,11 +11060,11 @@
         <w:spacing w:line="360" w:lineRule="auto"/>
         <w:ind w:left="360"/>
       </w:pPr>
-      <w:bookmarkStart w:id="20" w:name="_Toc57274839"/>
+      <w:bookmarkStart w:id="19" w:name="_Toc57274839"/>
       <w:r>
         <w:t>A Test Matrix with Tested modules or Requirement Traceability Matrix</w:t>
       </w:r>
-      <w:bookmarkEnd w:id="20"/>
+      <w:bookmarkEnd w:id="19"/>
     </w:p>
     <w:p>
       <w:pPr>
@@ -10425,12 +11139,16 @@
                 <w:rFonts w:cs="Times New Roman"/>
               </w:rPr>
             </w:pPr>
+            <w:proofErr w:type="spellStart"/>
+            <w:proofErr w:type="gramStart"/>
             <w:r>
               <w:rPr>
                 <w:rFonts w:cs="Times New Roman"/>
               </w:rPr>
               <w:t>S.N</w:t>
             </w:r>
+            <w:proofErr w:type="spellEnd"/>
+            <w:proofErr w:type="gramEnd"/>
           </w:p>
         </w:tc>
         <w:tc>
@@ -10567,12 +11285,28 @@
                 <w:rFonts w:cs="Times New Roman"/>
               </w:rPr>
             </w:pPr>
+            <w:proofErr w:type="spellStart"/>
             <w:r>
               <w:rPr>
                 <w:rFonts w:cs="Times New Roman"/>
               </w:rPr>
-              <w:t>TC01, TC02</w:t>
+              <w:t>TC01</w:t>
             </w:r>
+            <w:proofErr w:type="spellEnd"/>
+            <w:r>
+              <w:rPr>
+                <w:rFonts w:cs="Times New Roman"/>
+              </w:rPr>
+              <w:t xml:space="preserve">, </w:t>
+            </w:r>
+            <w:proofErr w:type="spellStart"/>
+            <w:r>
+              <w:rPr>
+                <w:rFonts w:cs="Times New Roman"/>
+              </w:rPr>
+              <w:t>TC02</w:t>
+            </w:r>
+            <w:proofErr w:type="spellEnd"/>
           </w:p>
         </w:tc>
         <w:tc>
@@ -10587,11 +11321,19 @@
                 <w:rFonts w:cs="Times New Roman"/>
               </w:rPr>
             </w:pPr>
+            <w:proofErr w:type="spellStart"/>
             <w:r>
               <w:rPr>
                 <w:rFonts w:cs="Times New Roman"/>
               </w:rPr>
-              <w:t>TC01- Pass</w:t>
+              <w:t>TC01</w:t>
+            </w:r>
+            <w:proofErr w:type="spellEnd"/>
+            <w:r>
+              <w:rPr>
+                <w:rFonts w:cs="Times New Roman"/>
+              </w:rPr>
+              <w:t>- Pass</w:t>
             </w:r>
           </w:p>
           <w:p>
@@ -10602,6 +11344,7 @@
                 <w:rFonts w:cs="Times New Roman"/>
               </w:rPr>
             </w:pPr>
+            <w:proofErr w:type="spellStart"/>
             <w:r>
               <w:rPr>
                 <w:rFonts w:cs="Times New Roman"/>
@@ -10614,6 +11357,7 @@
               </w:rPr>
               <w:t>2</w:t>
             </w:r>
+            <w:proofErr w:type="spellEnd"/>
             <w:r>
               <w:rPr>
                 <w:rFonts w:cs="Times New Roman"/>
@@ -10696,12 +11440,14 @@
                 <w:rFonts w:cs="Times New Roman"/>
               </w:rPr>
             </w:pPr>
+            <w:proofErr w:type="spellStart"/>
             <w:r>
               <w:rPr>
                 <w:rFonts w:cs="Times New Roman"/>
               </w:rPr>
               <w:t>TC03</w:t>
             </w:r>
+            <w:proofErr w:type="spellEnd"/>
           </w:p>
         </w:tc>
         <w:tc>
@@ -10716,11 +11462,19 @@
                 <w:rFonts w:cs="Times New Roman"/>
               </w:rPr>
             </w:pPr>
+            <w:proofErr w:type="spellStart"/>
             <w:r>
               <w:rPr>
                 <w:rFonts w:cs="Times New Roman"/>
               </w:rPr>
-              <w:t>TC03- pass</w:t>
+              <w:t>TC03</w:t>
+            </w:r>
+            <w:proofErr w:type="spellEnd"/>
+            <w:r>
+              <w:rPr>
+                <w:rFonts w:cs="Times New Roman"/>
+              </w:rPr>
+              <w:t>- pass</w:t>
             </w:r>
           </w:p>
         </w:tc>
@@ -10798,12 +11552,28 @@
                 <w:rFonts w:cs="Times New Roman"/>
               </w:rPr>
             </w:pPr>
+            <w:proofErr w:type="spellStart"/>
             <w:r>
               <w:rPr>
                 <w:rFonts w:cs="Times New Roman"/>
               </w:rPr>
-              <w:t>TC04, TC05, TC06</w:t>
+              <w:t>TC04</w:t>
             </w:r>
+            <w:proofErr w:type="spellEnd"/>
+            <w:r>
+              <w:rPr>
+                <w:rFonts w:cs="Times New Roman"/>
+              </w:rPr>
+              <w:t xml:space="preserve">, TC05, </w:t>
+            </w:r>
+            <w:proofErr w:type="spellStart"/>
+            <w:r>
+              <w:rPr>
+                <w:rFonts w:cs="Times New Roman"/>
+              </w:rPr>
+              <w:t>TC06</w:t>
+            </w:r>
+            <w:proofErr w:type="spellEnd"/>
           </w:p>
         </w:tc>
         <w:tc>
@@ -10818,11 +11588,19 @@
                 <w:rFonts w:cs="Times New Roman"/>
               </w:rPr>
             </w:pPr>
+            <w:proofErr w:type="spellStart"/>
             <w:r>
               <w:rPr>
                 <w:rFonts w:cs="Times New Roman"/>
               </w:rPr>
-              <w:t>TC04- Pass</w:t>
+              <w:t>TC04</w:t>
+            </w:r>
+            <w:proofErr w:type="spellEnd"/>
+            <w:r>
+              <w:rPr>
+                <w:rFonts w:cs="Times New Roman"/>
+              </w:rPr>
+              <w:t>- Pass</w:t>
             </w:r>
           </w:p>
           <w:p>
@@ -10848,11 +11626,19 @@
                 <w:rFonts w:cs="Times New Roman"/>
               </w:rPr>
             </w:pPr>
+            <w:proofErr w:type="spellStart"/>
             <w:r>
               <w:rPr>
                 <w:rFonts w:cs="Times New Roman"/>
               </w:rPr>
-              <w:t>TC06- Pass</w:t>
+              <w:t>TC06</w:t>
+            </w:r>
+            <w:proofErr w:type="spellEnd"/>
+            <w:r>
+              <w:rPr>
+                <w:rFonts w:cs="Times New Roman"/>
+              </w:rPr>
+              <w:t>- Pass</w:t>
             </w:r>
           </w:p>
         </w:tc>
@@ -10903,7 +11689,23 @@
           <w:rFonts w:cs="Times New Roman"/>
           <w:highlight w:val="lightGray"/>
         </w:rPr>
-        <w:t xml:space="preserve">NOTE: UAT(User Acceptance Testing) must be addressed in the final report, so here it is not required in mid-term report. </w:t>
+        <w:t xml:space="preserve">NOTE: </w:t>
+      </w:r>
+      <w:proofErr w:type="gramStart"/>
+      <w:r>
+        <w:rPr>
+          <w:rFonts w:cs="Times New Roman"/>
+          <w:highlight w:val="lightGray"/>
+        </w:rPr>
+        <w:t>UAT(</w:t>
+      </w:r>
+      <w:proofErr w:type="gramEnd"/>
+      <w:r>
+        <w:rPr>
+          <w:rFonts w:cs="Times New Roman"/>
+          <w:highlight w:val="lightGray"/>
+        </w:rPr>
+        <w:t xml:space="preserve">User Acceptance Testing) must be addressed in the final report, so here it is not required in mid-term report. </w:t>
       </w:r>
     </w:p>
     <w:p>
@@ -10912,7 +11714,11 @@
         <w:jc w:val="both"/>
       </w:pPr>
       <w:r>
-        <w:t>User Acceptance Testing (UAT), also known as beta or end-user testing, is defined as testing the software by the user or client to determine whether it can be accepted or not. This is the final testing performed once the functional, system and regression testing are completed.</w:t>
+        <w:t xml:space="preserve">User Acceptance Testing (UAT), also known as beta or end-user testing, is defined as testing the software by the user or client to determine whether it can be accepted or </w:t>
+      </w:r>
+      <w:r>
+        <w:lastRenderedPageBreak/>
+        <w:t>not. This is the final testing performed once the functional, system and regression testing are completed.</w:t>
       </w:r>
     </w:p>
     <w:p>
@@ -11089,15 +11895,33 @@
                 <w:bCs/>
                 <w:szCs w:val="24"/>
               </w:rPr>
-              <w:t>Acceptance requirement</w:t>
+              <w:t xml:space="preserve">Acceptance </w:t>
             </w:r>
+            <w:proofErr w:type="gramStart"/>
             <w:r>
               <w:rPr>
                 <w:rFonts w:eastAsiaTheme="majorEastAsia" w:cs="Times New Roman"/>
                 <w:bCs/>
                 <w:szCs w:val="24"/>
               </w:rPr>
-              <w:t>(USR)</w:t>
+              <w:t>requirement</w:t>
+            </w:r>
+            <w:r>
+              <w:rPr>
+                <w:rFonts w:eastAsiaTheme="majorEastAsia" w:cs="Times New Roman"/>
+                <w:bCs/>
+                <w:szCs w:val="24"/>
+              </w:rPr>
+              <w:t>(</w:t>
+            </w:r>
+            <w:proofErr w:type="gramEnd"/>
+            <w:r>
+              <w:rPr>
+                <w:rFonts w:eastAsiaTheme="majorEastAsia" w:cs="Times New Roman"/>
+                <w:bCs/>
+                <w:szCs w:val="24"/>
+              </w:rPr>
+              <w:t>USR)</w:t>
             </w:r>
           </w:p>
         </w:tc>
@@ -11156,15 +11980,33 @@
                 <w:bCs/>
                 <w:szCs w:val="24"/>
               </w:rPr>
-              <w:t>Test Results</w:t>
+              <w:t xml:space="preserve">Test </w:t>
             </w:r>
+            <w:proofErr w:type="gramStart"/>
             <w:r>
               <w:rPr>
                 <w:rFonts w:eastAsiaTheme="majorEastAsia" w:cs="Times New Roman"/>
                 <w:bCs/>
                 <w:szCs w:val="24"/>
               </w:rPr>
-              <w:t>(DEV)</w:t>
+              <w:t>Results</w:t>
+            </w:r>
+            <w:r>
+              <w:rPr>
+                <w:rFonts w:eastAsiaTheme="majorEastAsia" w:cs="Times New Roman"/>
+                <w:bCs/>
+                <w:szCs w:val="24"/>
+              </w:rPr>
+              <w:t>(</w:t>
+            </w:r>
+            <w:proofErr w:type="gramEnd"/>
+            <w:r>
+              <w:rPr>
+                <w:rFonts w:eastAsiaTheme="majorEastAsia" w:cs="Times New Roman"/>
+                <w:bCs/>
+                <w:szCs w:val="24"/>
+              </w:rPr>
+              <w:t>DEV)</w:t>
             </w:r>
           </w:p>
         </w:tc>
@@ -11184,6 +12026,7 @@
                 <w:highlight w:val="lightGray"/>
               </w:rPr>
             </w:pPr>
+            <w:proofErr w:type="gramStart"/>
             <w:r>
               <w:rPr>
                 <w:rFonts w:eastAsiaTheme="majorEastAsia" w:cs="Times New Roman"/>
@@ -11198,7 +12041,16 @@
                 <w:bCs/>
                 <w:szCs w:val="24"/>
               </w:rPr>
-              <w:t>(USR)</w:t>
+              <w:t>(</w:t>
+            </w:r>
+            <w:proofErr w:type="gramEnd"/>
+            <w:r>
+              <w:rPr>
+                <w:rFonts w:eastAsiaTheme="majorEastAsia" w:cs="Times New Roman"/>
+                <w:bCs/>
+                <w:szCs w:val="24"/>
+              </w:rPr>
+              <w:t>USR)</w:t>
             </w:r>
           </w:p>
         </w:tc>
@@ -11711,6 +12563,7 @@
         <w:rPr>
           <w:bCs/>
         </w:rPr>
+        <w:lastRenderedPageBreak/>
         <w:t xml:space="preserve"> </w:t>
       </w:r>
       <w:r>
@@ -11759,8 +12612,14 @@
         <w:jc w:val="both"/>
       </w:pPr>
       <w:r>
-        <w:t xml:space="preserve"> Annexeures</w:t>
-      </w:r>
+        <w:lastRenderedPageBreak/>
+        <w:t xml:space="preserve"> </w:t>
+      </w:r>
+      <w:proofErr w:type="spellStart"/>
+      <w:r>
+        <w:t>Annexeures</w:t>
+      </w:r>
+      <w:proofErr w:type="spellEnd"/>
     </w:p>
     <w:p>
       <w:r>
@@ -11781,6 +12640,7 @@
           <w:sz w:val="28"/>
           <w:szCs w:val="28"/>
         </w:rPr>
+        <w:lastRenderedPageBreak/>
         <w:t>11</w:t>
       </w:r>
       <w:r>
@@ -11810,8 +12670,13 @@
         <w:t>each</w:t>
       </w:r>
       <w:r>
-        <w:t xml:space="preserve"> headings</w:t>
-      </w:r>
+        <w:t xml:space="preserve"> </w:t>
+      </w:r>
+      <w:proofErr w:type="gramStart"/>
+      <w:r>
+        <w:t>headings</w:t>
+      </w:r>
+      <w:proofErr w:type="gramEnd"/>
       <w:r>
         <w:t>.</w:t>
       </w:r>
@@ -11843,6 +12708,7 @@
           <w:sz w:val="28"/>
           <w:szCs w:val="28"/>
         </w:rPr>
+        <w:lastRenderedPageBreak/>
         <w:t>12. Annexures</w:t>
       </w:r>
     </w:p>
@@ -11927,7 +12793,7 @@
 </file>
 
 <file path=word/endnotes.xml><?xml version="1.0" encoding="utf-8"?>
-<w:endnotes xmlns:wpc="http://schemas.microsoft.com/office/word/2010/wordprocessingCanvas" xmlns:mc="http://schemas.openxmlformats.org/markup-compatibility/2006" xmlns:o="urn:schemas-microsoft-com:office:office" xmlns:r="http://schemas.openxmlformats.org/officeDocument/2006/relationships" xmlns:m="http://schemas.openxmlformats.org/officeDocument/2006/math" xmlns:v="urn:schemas-microsoft-com:vml" xmlns:wp14="http://schemas.microsoft.com/office/word/2010/wordprocessingDrawing" xmlns:wp="http://schemas.openxmlformats.org/drawingml/2006/wordprocessingDrawing" xmlns:w10="urn:schemas-microsoft-com:office:word" xmlns:w="http://schemas.openxmlformats.org/wordprocessingml/2006/main" xmlns:w14="http://schemas.microsoft.com/office/word/2010/wordml" xmlns:w15="http://schemas.microsoft.com/office/word/2012/wordml" xmlns:wpg="http://schemas.microsoft.com/office/word/2010/wordprocessingGroup" xmlns:wpi="http://schemas.microsoft.com/office/word/2010/wordprocessingInk" xmlns:wne="http://schemas.microsoft.com/office/word/2006/wordml" xmlns:wps="http://schemas.microsoft.com/office/word/2010/wordprocessingShape" mc:Ignorable="w14 w15 wp14">
+<w:endnotes xmlns:wpc="http://schemas.microsoft.com/office/word/2010/wordprocessingCanvas" xmlns:cx="http://schemas.microsoft.com/office/drawing/2014/chartex" xmlns:cx1="http://schemas.microsoft.com/office/drawing/2015/9/8/chartex" xmlns:cx2="http://schemas.microsoft.com/office/drawing/2015/10/21/chartex" xmlns:cx3="http://schemas.microsoft.com/office/drawing/2016/5/9/chartex" xmlns:cx4="http://schemas.microsoft.com/office/drawing/2016/5/10/chartex" xmlns:cx5="http://schemas.microsoft.com/office/drawing/2016/5/11/chartex" xmlns:cx6="http://schemas.microsoft.com/office/drawing/2016/5/12/chartex" xmlns:cx7="http://schemas.microsoft.com/office/drawing/2016/5/13/chartex" xmlns:cx8="http://schemas.microsoft.com/office/drawing/2016/5/14/chartex" xmlns:mc="http://schemas.openxmlformats.org/markup-compatibility/2006" xmlns:aink="http://schemas.microsoft.com/office/drawing/2016/ink" xmlns:am3d="http://schemas.microsoft.com/office/drawing/2017/model3d" xmlns:o="urn:schemas-microsoft-com:office:office" xmlns:oel="http://schemas.microsoft.com/office/2019/extlst" xmlns:r="http://schemas.openxmlformats.org/officeDocument/2006/relationships" xmlns:m="http://schemas.openxmlformats.org/officeDocument/2006/math" xmlns:v="urn:schemas-microsoft-com:vml" xmlns:wp14="http://schemas.microsoft.com/office/word/2010/wordprocessingDrawing" xmlns:wp="http://schemas.openxmlformats.org/drawingml/2006/wordprocessingDrawing" xmlns:w10="urn:schemas-microsoft-com:office:word" xmlns:w="http://schemas.openxmlformats.org/wordprocessingml/2006/main" xmlns:w14="http://schemas.microsoft.com/office/word/2010/wordml" xmlns:w15="http://schemas.microsoft.com/office/word/2012/wordml" xmlns:w16cex="http://schemas.microsoft.com/office/word/2018/wordml/cex" xmlns:w16cid="http://schemas.microsoft.com/office/word/2016/wordml/cid" xmlns:w16="http://schemas.microsoft.com/office/word/2018/wordml" xmlns:w16du="http://schemas.microsoft.com/office/word/2023/wordml/word16du" xmlns:w16sdtdh="http://schemas.microsoft.com/office/word/2020/wordml/sdtdatahash" xmlns:w16sdtfl="http://schemas.microsoft.com/office/word/2024/wordml/sdtformatlock" xmlns:w16se="http://schemas.microsoft.com/office/word/2015/wordml/symex" xmlns:wpg="http://schemas.microsoft.com/office/word/2010/wordprocessingGroup" xmlns:wpi="http://schemas.microsoft.com/office/word/2010/wordprocessingInk" xmlns:wne="http://schemas.microsoft.com/office/word/2006/wordml" xmlns:wps="http://schemas.microsoft.com/office/word/2010/wordprocessingShape" mc:Ignorable="w14 w15 w16se w16cid w16 w16cex w16sdtdh w16sdtfl w16du wp14">
   <w:endnote w:type="separator" w:id="-1">
     <w:p>
       <w:pPr>
@@ -11952,7 +12818,7 @@
 </file>
 
 <file path=word/footer1.xml><?xml version="1.0" encoding="utf-8"?>
-<w:ftr xmlns:wpc="http://schemas.microsoft.com/office/word/2010/wordprocessingCanvas" xmlns:mc="http://schemas.openxmlformats.org/markup-compatibility/2006" xmlns:o="urn:schemas-microsoft-com:office:office" xmlns:r="http://schemas.openxmlformats.org/officeDocument/2006/relationships" xmlns:m="http://schemas.openxmlformats.org/officeDocument/2006/math" xmlns:v="urn:schemas-microsoft-com:vml" xmlns:wp14="http://schemas.microsoft.com/office/word/2010/wordprocessingDrawing" xmlns:wp="http://schemas.openxmlformats.org/drawingml/2006/wordprocessingDrawing" xmlns:w10="urn:schemas-microsoft-com:office:word" xmlns:w="http://schemas.openxmlformats.org/wordprocessingml/2006/main" xmlns:w14="http://schemas.microsoft.com/office/word/2010/wordml" xmlns:w15="http://schemas.microsoft.com/office/word/2012/wordml" xmlns:wpg="http://schemas.microsoft.com/office/word/2010/wordprocessingGroup" xmlns:wpi="http://schemas.microsoft.com/office/word/2010/wordprocessingInk" xmlns:wne="http://schemas.microsoft.com/office/word/2006/wordml" xmlns:wps="http://schemas.microsoft.com/office/word/2010/wordprocessingShape" mc:Ignorable="w14 w15 wp14">
+<w:ftr xmlns:wpc="http://schemas.microsoft.com/office/word/2010/wordprocessingCanvas" xmlns:cx="http://schemas.microsoft.com/office/drawing/2014/chartex" xmlns:cx1="http://schemas.microsoft.com/office/drawing/2015/9/8/chartex" xmlns:cx2="http://schemas.microsoft.com/office/drawing/2015/10/21/chartex" xmlns:cx3="http://schemas.microsoft.com/office/drawing/2016/5/9/chartex" xmlns:cx4="http://schemas.microsoft.com/office/drawing/2016/5/10/chartex" xmlns:cx5="http://schemas.microsoft.com/office/drawing/2016/5/11/chartex" xmlns:cx6="http://schemas.microsoft.com/office/drawing/2016/5/12/chartex" xmlns:cx7="http://schemas.microsoft.com/office/drawing/2016/5/13/chartex" xmlns:cx8="http://schemas.microsoft.com/office/drawing/2016/5/14/chartex" xmlns:mc="http://schemas.openxmlformats.org/markup-compatibility/2006" xmlns:aink="http://schemas.microsoft.com/office/drawing/2016/ink" xmlns:am3d="http://schemas.microsoft.com/office/drawing/2017/model3d" xmlns:o="urn:schemas-microsoft-com:office:office" xmlns:oel="http://schemas.microsoft.com/office/2019/extlst" xmlns:r="http://schemas.openxmlformats.org/officeDocument/2006/relationships" xmlns:m="http://schemas.openxmlformats.org/officeDocument/2006/math" xmlns:v="urn:schemas-microsoft-com:vml" xmlns:wp14="http://schemas.microsoft.com/office/word/2010/wordprocessingDrawing" xmlns:wp="http://schemas.openxmlformats.org/drawingml/2006/wordprocessingDrawing" xmlns:w10="urn:schemas-microsoft-com:office:word" xmlns:w="http://schemas.openxmlformats.org/wordprocessingml/2006/main" xmlns:w14="http://schemas.microsoft.com/office/word/2010/wordml" xmlns:w15="http://schemas.microsoft.com/office/word/2012/wordml" xmlns:w16cex="http://schemas.microsoft.com/office/word/2018/wordml/cex" xmlns:w16cid="http://schemas.microsoft.com/office/word/2016/wordml/cid" xmlns:w16="http://schemas.microsoft.com/office/word/2018/wordml" xmlns:w16du="http://schemas.microsoft.com/office/word/2023/wordml/word16du" xmlns:w16sdtdh="http://schemas.microsoft.com/office/word/2020/wordml/sdtdatahash" xmlns:w16sdtfl="http://schemas.microsoft.com/office/word/2024/wordml/sdtformatlock" xmlns:w16se="http://schemas.microsoft.com/office/word/2015/wordml/symex" xmlns:wpg="http://schemas.microsoft.com/office/word/2010/wordprocessingGroup" xmlns:wpi="http://schemas.microsoft.com/office/word/2010/wordprocessingInk" xmlns:wne="http://schemas.microsoft.com/office/word/2006/wordml" xmlns:wps="http://schemas.microsoft.com/office/word/2010/wordprocessingShape" mc:Ignorable="w14 w15 w16se w16cid w16 w16cex w16sdtdh w16sdtfl w16du wp14">
   <w:sdt>
     <w:sdtPr>
       <w:id w:val="1769740165"/>
@@ -12005,7 +12871,7 @@
 </file>
 
 <file path=word/footnotes.xml><?xml version="1.0" encoding="utf-8"?>
-<w:footnotes xmlns:wpc="http://schemas.microsoft.com/office/word/2010/wordprocessingCanvas" xmlns:mc="http://schemas.openxmlformats.org/markup-compatibility/2006" xmlns:o="urn:schemas-microsoft-com:office:office" xmlns:r="http://schemas.openxmlformats.org/officeDocument/2006/relationships" xmlns:m="http://schemas.openxmlformats.org/officeDocument/2006/math" xmlns:v="urn:schemas-microsoft-com:vml" xmlns:wp14="http://schemas.microsoft.com/office/word/2010/wordprocessingDrawing" xmlns:wp="http://schemas.openxmlformats.org/drawingml/2006/wordprocessingDrawing" xmlns:w10="urn:schemas-microsoft-com:office:word" xmlns:w="http://schemas.openxmlformats.org/wordprocessingml/2006/main" xmlns:w14="http://schemas.microsoft.com/office/word/2010/wordml" xmlns:w15="http://schemas.microsoft.com/office/word/2012/wordml" xmlns:wpg="http://schemas.microsoft.com/office/word/2010/wordprocessingGroup" xmlns:wpi="http://schemas.microsoft.com/office/word/2010/wordprocessingInk" xmlns:wne="http://schemas.microsoft.com/office/word/2006/wordml" xmlns:wps="http://schemas.microsoft.com/office/word/2010/wordprocessingShape" mc:Ignorable="w14 w15 wp14">
+<w:footnotes xmlns:wpc="http://schemas.microsoft.com/office/word/2010/wordprocessingCanvas" xmlns:cx="http://schemas.microsoft.com/office/drawing/2014/chartex" xmlns:cx1="http://schemas.microsoft.com/office/drawing/2015/9/8/chartex" xmlns:cx2="http://schemas.microsoft.com/office/drawing/2015/10/21/chartex" xmlns:cx3="http://schemas.microsoft.com/office/drawing/2016/5/9/chartex" xmlns:cx4="http://schemas.microsoft.com/office/drawing/2016/5/10/chartex" xmlns:cx5="http://schemas.microsoft.com/office/drawing/2016/5/11/chartex" xmlns:cx6="http://schemas.microsoft.com/office/drawing/2016/5/12/chartex" xmlns:cx7="http://schemas.microsoft.com/office/drawing/2016/5/13/chartex" xmlns:cx8="http://schemas.microsoft.com/office/drawing/2016/5/14/chartex" xmlns:mc="http://schemas.openxmlformats.org/markup-compatibility/2006" xmlns:aink="http://schemas.microsoft.com/office/drawing/2016/ink" xmlns:am3d="http://schemas.microsoft.com/office/drawing/2017/model3d" xmlns:o="urn:schemas-microsoft-com:office:office" xmlns:oel="http://schemas.microsoft.com/office/2019/extlst" xmlns:r="http://schemas.openxmlformats.org/officeDocument/2006/relationships" xmlns:m="http://schemas.openxmlformats.org/officeDocument/2006/math" xmlns:v="urn:schemas-microsoft-com:vml" xmlns:wp14="http://schemas.microsoft.com/office/word/2010/wordprocessingDrawing" xmlns:wp="http://schemas.openxmlformats.org/drawingml/2006/wordprocessingDrawing" xmlns:w10="urn:schemas-microsoft-com:office:word" xmlns:w="http://schemas.openxmlformats.org/wordprocessingml/2006/main" xmlns:w14="http://schemas.microsoft.com/office/word/2010/wordml" xmlns:w15="http://schemas.microsoft.com/office/word/2012/wordml" xmlns:w16cex="http://schemas.microsoft.com/office/word/2018/wordml/cex" xmlns:w16cid="http://schemas.microsoft.com/office/word/2016/wordml/cid" xmlns:w16="http://schemas.microsoft.com/office/word/2018/wordml" xmlns:w16du="http://schemas.microsoft.com/office/word/2023/wordml/word16du" xmlns:w16sdtdh="http://schemas.microsoft.com/office/word/2020/wordml/sdtdatahash" xmlns:w16sdtfl="http://schemas.microsoft.com/office/word/2024/wordml/sdtformatlock" xmlns:w16se="http://schemas.microsoft.com/office/word/2015/wordml/symex" xmlns:wpg="http://schemas.microsoft.com/office/word/2010/wordprocessingGroup" xmlns:wpi="http://schemas.microsoft.com/office/word/2010/wordprocessingInk" xmlns:wne="http://schemas.microsoft.com/office/word/2006/wordml" xmlns:wps="http://schemas.microsoft.com/office/word/2010/wordprocessingShape" mc:Ignorable="w14 w15 w16se w16cid w16 w16cex w16sdtdh w16sdtfl w16du wp14">
   <w:footnote w:type="separator" w:id="-1">
     <w:p>
       <w:pPr>
@@ -12030,8 +12896,8 @@
 </file>
 
 <file path=word/numbering.xml><?xml version="1.0" encoding="utf-8"?>
-<w:numbering xmlns:wpc="http://schemas.microsoft.com/office/word/2010/wordprocessingCanvas" xmlns:mc="http://schemas.openxmlformats.org/markup-compatibility/2006" xmlns:o="urn:schemas-microsoft-com:office:office" xmlns:r="http://schemas.openxmlformats.org/officeDocument/2006/relationships" xmlns:m="http://schemas.openxmlformats.org/officeDocument/2006/math" xmlns:v="urn:schemas-microsoft-com:vml" xmlns:wp14="http://schemas.microsoft.com/office/word/2010/wordprocessingDrawing" xmlns:wp="http://schemas.openxmlformats.org/drawingml/2006/wordprocessingDrawing" xmlns:w10="urn:schemas-microsoft-com:office:word" xmlns:w="http://schemas.openxmlformats.org/wordprocessingml/2006/main" xmlns:w14="http://schemas.microsoft.com/office/word/2010/wordml" xmlns:w15="http://schemas.microsoft.com/office/word/2012/wordml" xmlns:wpg="http://schemas.microsoft.com/office/word/2010/wordprocessingGroup" xmlns:wpi="http://schemas.microsoft.com/office/word/2010/wordprocessingInk" xmlns:wne="http://schemas.microsoft.com/office/word/2006/wordml" xmlns:wps="http://schemas.microsoft.com/office/word/2010/wordprocessingShape" mc:Ignorable="w14 w15 wp14">
-  <w:abstractNum w:abstractNumId="0">
+<w:numbering xmlns:wpc="http://schemas.microsoft.com/office/word/2010/wordprocessingCanvas" xmlns:cx="http://schemas.microsoft.com/office/drawing/2014/chartex" xmlns:cx1="http://schemas.microsoft.com/office/drawing/2015/9/8/chartex" xmlns:cx2="http://schemas.microsoft.com/office/drawing/2015/10/21/chartex" xmlns:cx3="http://schemas.microsoft.com/office/drawing/2016/5/9/chartex" xmlns:cx4="http://schemas.microsoft.com/office/drawing/2016/5/10/chartex" xmlns:cx5="http://schemas.microsoft.com/office/drawing/2016/5/11/chartex" xmlns:cx6="http://schemas.microsoft.com/office/drawing/2016/5/12/chartex" xmlns:cx7="http://schemas.microsoft.com/office/drawing/2016/5/13/chartex" xmlns:cx8="http://schemas.microsoft.com/office/drawing/2016/5/14/chartex" xmlns:mc="http://schemas.openxmlformats.org/markup-compatibility/2006" xmlns:aink="http://schemas.microsoft.com/office/drawing/2016/ink" xmlns:am3d="http://schemas.microsoft.com/office/drawing/2017/model3d" xmlns:o="urn:schemas-microsoft-com:office:office" xmlns:oel="http://schemas.microsoft.com/office/2019/extlst" xmlns:r="http://schemas.openxmlformats.org/officeDocument/2006/relationships" xmlns:m="http://schemas.openxmlformats.org/officeDocument/2006/math" xmlns:v="urn:schemas-microsoft-com:vml" xmlns:wp14="http://schemas.microsoft.com/office/word/2010/wordprocessingDrawing" xmlns:wp="http://schemas.openxmlformats.org/drawingml/2006/wordprocessingDrawing" xmlns:w10="urn:schemas-microsoft-com:office:word" xmlns:w="http://schemas.openxmlformats.org/wordprocessingml/2006/main" xmlns:w14="http://schemas.microsoft.com/office/word/2010/wordml" xmlns:w15="http://schemas.microsoft.com/office/word/2012/wordml" xmlns:w16cex="http://schemas.microsoft.com/office/word/2018/wordml/cex" xmlns:w16cid="http://schemas.microsoft.com/office/word/2016/wordml/cid" xmlns:w16="http://schemas.microsoft.com/office/word/2018/wordml" xmlns:w16du="http://schemas.microsoft.com/office/word/2023/wordml/word16du" xmlns:w16sdtdh="http://schemas.microsoft.com/office/word/2020/wordml/sdtdatahash" xmlns:w16sdtfl="http://schemas.microsoft.com/office/word/2024/wordml/sdtformatlock" xmlns:w16se="http://schemas.microsoft.com/office/word/2015/wordml/symex" xmlns:wpg="http://schemas.microsoft.com/office/word/2010/wordprocessingGroup" xmlns:wpi="http://schemas.microsoft.com/office/word/2010/wordprocessingInk" xmlns:wne="http://schemas.microsoft.com/office/word/2006/wordml" xmlns:wps="http://schemas.microsoft.com/office/word/2010/wordprocessingShape" mc:Ignorable="w14 w15 w16se w16cid w16 w16cex w16sdtdh w16sdtfl w16du wp14">
+  <w:abstractNum w:abstractNumId="0" w15:restartNumberingAfterBreak="0">
     <w:nsid w:val="02AF2FA9"/>
     <w:multiLevelType w:val="hybridMultilevel"/>
     <w:tmpl w:val="26E0B6EA"/>
@@ -12144,7 +13010,7 @@
       </w:rPr>
     </w:lvl>
   </w:abstractNum>
-  <w:abstractNum w:abstractNumId="1">
+  <w:abstractNum w:abstractNumId="1" w15:restartNumberingAfterBreak="0">
     <w:nsid w:val="04710410"/>
     <w:multiLevelType w:val="hybridMultilevel"/>
     <w:tmpl w:val="1A20C2C2"/>
@@ -12257,7 +13123,7 @@
       </w:rPr>
     </w:lvl>
   </w:abstractNum>
-  <w:abstractNum w:abstractNumId="2">
+  <w:abstractNum w:abstractNumId="2" w15:restartNumberingAfterBreak="0">
     <w:nsid w:val="08F018C5"/>
     <w:multiLevelType w:val="hybridMultilevel"/>
     <w:tmpl w:val="F5F20FAA"/>
@@ -12370,7 +13236,7 @@
       </w:rPr>
     </w:lvl>
   </w:abstractNum>
-  <w:abstractNum w:abstractNumId="3">
+  <w:abstractNum w:abstractNumId="3" w15:restartNumberingAfterBreak="0">
     <w:nsid w:val="0E022743"/>
     <w:multiLevelType w:val="hybridMultilevel"/>
     <w:tmpl w:val="FCAAA680"/>
@@ -12459,7 +13325,7 @@
       </w:pPr>
     </w:lvl>
   </w:abstractNum>
-  <w:abstractNum w:abstractNumId="4">
+  <w:abstractNum w:abstractNumId="4" w15:restartNumberingAfterBreak="0">
     <w:nsid w:val="0FA97372"/>
     <w:multiLevelType w:val="multilevel"/>
     <w:tmpl w:val="7C181842"/>
@@ -12572,7 +13438,7 @@
       </w:rPr>
     </w:lvl>
   </w:abstractNum>
-  <w:abstractNum w:abstractNumId="5">
+  <w:abstractNum w:abstractNumId="5" w15:restartNumberingAfterBreak="0">
     <w:nsid w:val="11080D9D"/>
     <w:multiLevelType w:val="multilevel"/>
     <w:tmpl w:val="DB1C7804"/>
@@ -12721,7 +13587,7 @@
       </w:rPr>
     </w:lvl>
   </w:abstractNum>
-  <w:abstractNum w:abstractNumId="6">
+  <w:abstractNum w:abstractNumId="6" w15:restartNumberingAfterBreak="0">
     <w:nsid w:val="112A3736"/>
     <w:multiLevelType w:val="hybridMultilevel"/>
     <w:tmpl w:val="AC8C2C88"/>
@@ -12834,7 +13700,7 @@
       </w:rPr>
     </w:lvl>
   </w:abstractNum>
-  <w:abstractNum w:abstractNumId="7">
+  <w:abstractNum w:abstractNumId="7" w15:restartNumberingAfterBreak="0">
     <w:nsid w:val="16737223"/>
     <w:multiLevelType w:val="hybridMultilevel"/>
     <w:tmpl w:val="E1A62552"/>
@@ -12947,7 +13813,7 @@
       </w:rPr>
     </w:lvl>
   </w:abstractNum>
-  <w:abstractNum w:abstractNumId="8">
+  <w:abstractNum w:abstractNumId="8" w15:restartNumberingAfterBreak="0">
     <w:nsid w:val="1D1574F5"/>
     <w:multiLevelType w:val="hybridMultilevel"/>
     <w:tmpl w:val="51DE0FC4"/>
@@ -13060,7 +13926,7 @@
       </w:rPr>
     </w:lvl>
   </w:abstractNum>
-  <w:abstractNum w:abstractNumId="9">
+  <w:abstractNum w:abstractNumId="9" w15:restartNumberingAfterBreak="0">
     <w:nsid w:val="1F5B20BF"/>
     <w:multiLevelType w:val="hybridMultilevel"/>
     <w:tmpl w:val="0B148300"/>
@@ -13146,7 +14012,7 @@
       </w:pPr>
     </w:lvl>
   </w:abstractNum>
-  <w:abstractNum w:abstractNumId="10">
+  <w:abstractNum w:abstractNumId="10" w15:restartNumberingAfterBreak="0">
     <w:nsid w:val="230E7A72"/>
     <w:multiLevelType w:val="hybridMultilevel"/>
     <w:tmpl w:val="D14E5DB6"/>
@@ -13235,7 +14101,7 @@
       </w:pPr>
     </w:lvl>
   </w:abstractNum>
-  <w:abstractNum w:abstractNumId="11">
+  <w:abstractNum w:abstractNumId="11" w15:restartNumberingAfterBreak="0">
     <w:nsid w:val="28D53AAE"/>
     <w:multiLevelType w:val="multilevel"/>
     <w:tmpl w:val="E0D85A56"/>
@@ -13356,7 +14222,7 @@
       </w:rPr>
     </w:lvl>
   </w:abstractNum>
-  <w:abstractNum w:abstractNumId="12">
+  <w:abstractNum w:abstractNumId="12" w15:restartNumberingAfterBreak="0">
     <w:nsid w:val="29DB7099"/>
     <w:multiLevelType w:val="multilevel"/>
     <w:tmpl w:val="D360899E"/>
@@ -13505,7 +14371,7 @@
       </w:rPr>
     </w:lvl>
   </w:abstractNum>
-  <w:abstractNum w:abstractNumId="13">
+  <w:abstractNum w:abstractNumId="13" w15:restartNumberingAfterBreak="0">
     <w:nsid w:val="2BC606F8"/>
     <w:multiLevelType w:val="hybridMultilevel"/>
     <w:tmpl w:val="02CE1BBA"/>
@@ -13594,7 +14460,7 @@
       </w:pPr>
     </w:lvl>
   </w:abstractNum>
-  <w:abstractNum w:abstractNumId="14">
+  <w:abstractNum w:abstractNumId="14" w15:restartNumberingAfterBreak="0">
     <w:nsid w:val="2E9B1B58"/>
     <w:multiLevelType w:val="hybridMultilevel"/>
     <w:tmpl w:val="7AAEFB44"/>
@@ -13707,7 +14573,7 @@
       </w:rPr>
     </w:lvl>
   </w:abstractNum>
-  <w:abstractNum w:abstractNumId="15">
+  <w:abstractNum w:abstractNumId="15" w15:restartNumberingAfterBreak="0">
     <w:nsid w:val="304450E7"/>
     <w:multiLevelType w:val="hybridMultilevel"/>
     <w:tmpl w:val="179C1F3A"/>
@@ -13796,7 +14662,7 @@
       </w:pPr>
     </w:lvl>
   </w:abstractNum>
-  <w:abstractNum w:abstractNumId="16">
+  <w:abstractNum w:abstractNumId="16" w15:restartNumberingAfterBreak="0">
     <w:nsid w:val="354143F8"/>
     <w:multiLevelType w:val="hybridMultilevel"/>
     <w:tmpl w:val="80A26312"/>
@@ -13909,7 +14775,7 @@
       </w:rPr>
     </w:lvl>
   </w:abstractNum>
-  <w:abstractNum w:abstractNumId="17">
+  <w:abstractNum w:abstractNumId="17" w15:restartNumberingAfterBreak="0">
     <w:nsid w:val="37B976D2"/>
     <w:multiLevelType w:val="hybridMultilevel"/>
     <w:tmpl w:val="C686B4C6"/>
@@ -13998,7 +14864,7 @@
       </w:pPr>
     </w:lvl>
   </w:abstractNum>
-  <w:abstractNum w:abstractNumId="18">
+  <w:abstractNum w:abstractNumId="18" w15:restartNumberingAfterBreak="0">
     <w:nsid w:val="3A103230"/>
     <w:multiLevelType w:val="hybridMultilevel"/>
     <w:tmpl w:val="420E5E74"/>
@@ -14087,7 +14953,7 @@
       </w:pPr>
     </w:lvl>
   </w:abstractNum>
-  <w:abstractNum w:abstractNumId="19">
+  <w:abstractNum w:abstractNumId="19" w15:restartNumberingAfterBreak="0">
     <w:nsid w:val="3CAA7D00"/>
     <w:multiLevelType w:val="hybridMultilevel"/>
     <w:tmpl w:val="7FAE95B6"/>
@@ -14200,7 +15066,7 @@
       </w:rPr>
     </w:lvl>
   </w:abstractNum>
-  <w:abstractNum w:abstractNumId="20">
+  <w:abstractNum w:abstractNumId="20" w15:restartNumberingAfterBreak="0">
     <w:nsid w:val="3D85501A"/>
     <w:multiLevelType w:val="hybridMultilevel"/>
     <w:tmpl w:val="7ED8929C"/>
@@ -14286,7 +15152,7 @@
       </w:pPr>
     </w:lvl>
   </w:abstractNum>
-  <w:abstractNum w:abstractNumId="21">
+  <w:abstractNum w:abstractNumId="21" w15:restartNumberingAfterBreak="0">
     <w:nsid w:val="3E057983"/>
     <w:multiLevelType w:val="hybridMultilevel"/>
     <w:tmpl w:val="B37E624E"/>
@@ -14399,7 +15265,7 @@
       </w:rPr>
     </w:lvl>
   </w:abstractNum>
-  <w:abstractNum w:abstractNumId="22">
+  <w:abstractNum w:abstractNumId="22" w15:restartNumberingAfterBreak="0">
     <w:nsid w:val="40EC6F4B"/>
     <w:multiLevelType w:val="hybridMultilevel"/>
     <w:tmpl w:val="CCFC8B78"/>
@@ -14512,7 +15378,7 @@
       </w:rPr>
     </w:lvl>
   </w:abstractNum>
-  <w:abstractNum w:abstractNumId="23">
+  <w:abstractNum w:abstractNumId="23" w15:restartNumberingAfterBreak="0">
     <w:nsid w:val="42FA2D85"/>
     <w:multiLevelType w:val="hybridMultilevel"/>
     <w:tmpl w:val="F1D89E2E"/>
@@ -14625,7 +15491,7 @@
       </w:rPr>
     </w:lvl>
   </w:abstractNum>
-  <w:abstractNum w:abstractNumId="24">
+  <w:abstractNum w:abstractNumId="24" w15:restartNumberingAfterBreak="0">
     <w:nsid w:val="45022324"/>
     <w:multiLevelType w:val="hybridMultilevel"/>
     <w:tmpl w:val="FD901576"/>
@@ -14714,7 +15580,7 @@
       </w:pPr>
     </w:lvl>
   </w:abstractNum>
-  <w:abstractNum w:abstractNumId="25">
+  <w:abstractNum w:abstractNumId="25" w15:restartNumberingAfterBreak="0">
     <w:nsid w:val="506753AC"/>
     <w:multiLevelType w:val="multilevel"/>
     <w:tmpl w:val="61100354"/>
@@ -14863,7 +15729,7 @@
       </w:rPr>
     </w:lvl>
   </w:abstractNum>
-  <w:abstractNum w:abstractNumId="26">
+  <w:abstractNum w:abstractNumId="26" w15:restartNumberingAfterBreak="0">
     <w:nsid w:val="510C12AC"/>
     <w:multiLevelType w:val="hybridMultilevel"/>
     <w:tmpl w:val="1EECA868"/>
@@ -14976,7 +15842,7 @@
       </w:rPr>
     </w:lvl>
   </w:abstractNum>
-  <w:abstractNum w:abstractNumId="27">
+  <w:abstractNum w:abstractNumId="27" w15:restartNumberingAfterBreak="0">
     <w:nsid w:val="582375CB"/>
     <w:multiLevelType w:val="hybridMultilevel"/>
     <w:tmpl w:val="8FA6697A"/>
@@ -15089,7 +15955,7 @@
       </w:rPr>
     </w:lvl>
   </w:abstractNum>
-  <w:abstractNum w:abstractNumId="28">
+  <w:abstractNum w:abstractNumId="28" w15:restartNumberingAfterBreak="0">
     <w:nsid w:val="59916BA6"/>
     <w:multiLevelType w:val="hybridMultilevel"/>
     <w:tmpl w:val="15280794"/>
@@ -15202,7 +16068,7 @@
       </w:rPr>
     </w:lvl>
   </w:abstractNum>
-  <w:abstractNum w:abstractNumId="29">
+  <w:abstractNum w:abstractNumId="29" w15:restartNumberingAfterBreak="0">
     <w:nsid w:val="5CFE4A2C"/>
     <w:multiLevelType w:val="hybridMultilevel"/>
     <w:tmpl w:val="07B62302"/>
@@ -15291,7 +16157,7 @@
       </w:pPr>
     </w:lvl>
   </w:abstractNum>
-  <w:abstractNum w:abstractNumId="30">
+  <w:abstractNum w:abstractNumId="30" w15:restartNumberingAfterBreak="0">
     <w:nsid w:val="5EE54FC1"/>
     <w:multiLevelType w:val="hybridMultilevel"/>
     <w:tmpl w:val="DA84BB5A"/>
@@ -15404,7 +16270,7 @@
       </w:rPr>
     </w:lvl>
   </w:abstractNum>
-  <w:abstractNum w:abstractNumId="31">
+  <w:abstractNum w:abstractNumId="31" w15:restartNumberingAfterBreak="0">
     <w:nsid w:val="60975DAC"/>
     <w:multiLevelType w:val="multilevel"/>
     <w:tmpl w:val="1F52DA72"/>
@@ -15526,7 +16392,7 @@
       </w:rPr>
     </w:lvl>
   </w:abstractNum>
-  <w:abstractNum w:abstractNumId="32">
+  <w:abstractNum w:abstractNumId="32" w15:restartNumberingAfterBreak="0">
     <w:nsid w:val="60B12A81"/>
     <w:multiLevelType w:val="multilevel"/>
     <w:tmpl w:val="BBE6D7CC"/>
@@ -15675,7 +16541,7 @@
       </w:rPr>
     </w:lvl>
   </w:abstractNum>
-  <w:abstractNum w:abstractNumId="33">
+  <w:abstractNum w:abstractNumId="33" w15:restartNumberingAfterBreak="0">
     <w:nsid w:val="690A662B"/>
     <w:multiLevelType w:val="hybridMultilevel"/>
     <w:tmpl w:val="B77E13B2"/>
@@ -15788,7 +16654,7 @@
       </w:rPr>
     </w:lvl>
   </w:abstractNum>
-  <w:abstractNum w:abstractNumId="34">
+  <w:abstractNum w:abstractNumId="34" w15:restartNumberingAfterBreak="0">
     <w:nsid w:val="692E515B"/>
     <w:multiLevelType w:val="multilevel"/>
     <w:tmpl w:val="D0A6F4BE"/>
@@ -15937,7 +16803,7 @@
       </w:rPr>
     </w:lvl>
   </w:abstractNum>
-  <w:abstractNum w:abstractNumId="35">
+  <w:abstractNum w:abstractNumId="35" w15:restartNumberingAfterBreak="0">
     <w:nsid w:val="69CA3B02"/>
     <w:multiLevelType w:val="hybridMultilevel"/>
     <w:tmpl w:val="F642E598"/>
@@ -16050,7 +16916,7 @@
       </w:rPr>
     </w:lvl>
   </w:abstractNum>
-  <w:abstractNum w:abstractNumId="36">
+  <w:abstractNum w:abstractNumId="36" w15:restartNumberingAfterBreak="0">
     <w:nsid w:val="6DE10F54"/>
     <w:multiLevelType w:val="hybridMultilevel"/>
     <w:tmpl w:val="57166F10"/>
@@ -16163,7 +17029,7 @@
       </w:rPr>
     </w:lvl>
   </w:abstractNum>
-  <w:abstractNum w:abstractNumId="37">
+  <w:abstractNum w:abstractNumId="37" w15:restartNumberingAfterBreak="0">
     <w:nsid w:val="6E17352B"/>
     <w:multiLevelType w:val="hybridMultilevel"/>
     <w:tmpl w:val="FB103E68"/>
@@ -16276,7 +17142,7 @@
       </w:rPr>
     </w:lvl>
   </w:abstractNum>
-  <w:abstractNum w:abstractNumId="38">
+  <w:abstractNum w:abstractNumId="38" w15:restartNumberingAfterBreak="0">
     <w:nsid w:val="72BA1947"/>
     <w:multiLevelType w:val="hybridMultilevel"/>
     <w:tmpl w:val="CCE4C876"/>
@@ -16389,7 +17255,7 @@
       </w:rPr>
     </w:lvl>
   </w:abstractNum>
-  <w:abstractNum w:abstractNumId="39">
+  <w:abstractNum w:abstractNumId="39" w15:restartNumberingAfterBreak="0">
     <w:nsid w:val="78FD57A9"/>
     <w:multiLevelType w:val="hybridMultilevel"/>
     <w:tmpl w:val="830A9456"/>
@@ -16502,7 +17368,7 @@
       </w:rPr>
     </w:lvl>
   </w:abstractNum>
-  <w:abstractNum w:abstractNumId="40">
+  <w:abstractNum w:abstractNumId="40" w15:restartNumberingAfterBreak="0">
     <w:nsid w:val="7A3B0902"/>
     <w:multiLevelType w:val="hybridMultilevel"/>
     <w:tmpl w:val="8F7AAA36"/>
@@ -16615,7 +17481,7 @@
       </w:rPr>
     </w:lvl>
   </w:abstractNum>
-  <w:abstractNum w:abstractNumId="41">
+  <w:abstractNum w:abstractNumId="41" w15:restartNumberingAfterBreak="0">
     <w:nsid w:val="7A600773"/>
     <w:multiLevelType w:val="hybridMultilevel"/>
     <w:tmpl w:val="0E0403B4"/>
@@ -16728,7 +17594,7 @@
       </w:rPr>
     </w:lvl>
   </w:abstractNum>
-  <w:abstractNum w:abstractNumId="42">
+  <w:abstractNum w:abstractNumId="42" w15:restartNumberingAfterBreak="0">
     <w:nsid w:val="7B7D3BBC"/>
     <w:multiLevelType w:val="multilevel"/>
     <w:tmpl w:val="99D04C86"/>
@@ -16877,140 +17743,140 @@
       </w:rPr>
     </w:lvl>
   </w:abstractNum>
-  <w:num w:numId="1">
+  <w:num w:numId="1" w16cid:durableId="1108113191">
     <w:abstractNumId w:val="15"/>
   </w:num>
-  <w:num w:numId="2">
+  <w:num w:numId="2" w16cid:durableId="1243373057">
     <w:abstractNumId w:val="31"/>
   </w:num>
-  <w:num w:numId="3">
+  <w:num w:numId="3" w16cid:durableId="289240854">
     <w:abstractNumId w:val="16"/>
   </w:num>
-  <w:num w:numId="4">
+  <w:num w:numId="4" w16cid:durableId="1299409002">
     <w:abstractNumId w:val="26"/>
   </w:num>
-  <w:num w:numId="5">
+  <w:num w:numId="5" w16cid:durableId="1294825527">
     <w:abstractNumId w:val="32"/>
   </w:num>
-  <w:num w:numId="6">
+  <w:num w:numId="6" w16cid:durableId="1094781971">
     <w:abstractNumId w:val="35"/>
   </w:num>
-  <w:num w:numId="7">
+  <w:num w:numId="7" w16cid:durableId="1872258918">
     <w:abstractNumId w:val="17"/>
   </w:num>
-  <w:num w:numId="8">
+  <w:num w:numId="8" w16cid:durableId="1947732882">
     <w:abstractNumId w:val="9"/>
   </w:num>
-  <w:num w:numId="9">
+  <w:num w:numId="9" w16cid:durableId="860556096">
     <w:abstractNumId w:val="22"/>
   </w:num>
-  <w:num w:numId="10">
+  <w:num w:numId="10" w16cid:durableId="132719757">
     <w:abstractNumId w:val="4"/>
   </w:num>
-  <w:num w:numId="11">
+  <w:num w:numId="11" w16cid:durableId="856697294">
     <w:abstractNumId w:val="18"/>
   </w:num>
-  <w:num w:numId="12">
+  <w:num w:numId="12" w16cid:durableId="1092778053">
     <w:abstractNumId w:val="29"/>
   </w:num>
-  <w:num w:numId="13">
+  <w:num w:numId="13" w16cid:durableId="365175743">
     <w:abstractNumId w:val="20"/>
   </w:num>
-  <w:num w:numId="14">
+  <w:num w:numId="14" w16cid:durableId="1158113872">
     <w:abstractNumId w:val="11"/>
   </w:num>
-  <w:num w:numId="15">
+  <w:num w:numId="15" w16cid:durableId="866914355">
     <w:abstractNumId w:val="40"/>
   </w:num>
-  <w:num w:numId="16">
+  <w:num w:numId="16" w16cid:durableId="1848403077">
     <w:abstractNumId w:val="5"/>
   </w:num>
-  <w:num w:numId="17">
+  <w:num w:numId="17" w16cid:durableId="584069859">
     <w:abstractNumId w:val="38"/>
   </w:num>
-  <w:num w:numId="18">
+  <w:num w:numId="18" w16cid:durableId="1476221743">
     <w:abstractNumId w:val="19"/>
   </w:num>
-  <w:num w:numId="19">
+  <w:num w:numId="19" w16cid:durableId="485708498">
     <w:abstractNumId w:val="3"/>
   </w:num>
-  <w:num w:numId="20">
+  <w:num w:numId="20" w16cid:durableId="912357232">
     <w:abstractNumId w:val="13"/>
   </w:num>
-  <w:num w:numId="21">
+  <w:num w:numId="21" w16cid:durableId="665985384">
     <w:abstractNumId w:val="24"/>
   </w:num>
-  <w:num w:numId="22">
+  <w:num w:numId="22" w16cid:durableId="1894924225">
     <w:abstractNumId w:val="10"/>
   </w:num>
-  <w:num w:numId="23">
+  <w:num w:numId="23" w16cid:durableId="1171750274">
     <w:abstractNumId w:val="27"/>
   </w:num>
-  <w:num w:numId="24">
+  <w:num w:numId="24" w16cid:durableId="2112703440">
     <w:abstractNumId w:val="7"/>
   </w:num>
-  <w:num w:numId="25">
+  <w:num w:numId="25" w16cid:durableId="1660384629">
     <w:abstractNumId w:val="41"/>
   </w:num>
-  <w:num w:numId="26">
+  <w:num w:numId="26" w16cid:durableId="193426903">
     <w:abstractNumId w:val="8"/>
   </w:num>
-  <w:num w:numId="27">
+  <w:num w:numId="27" w16cid:durableId="1900633539">
     <w:abstractNumId w:val="23"/>
   </w:num>
-  <w:num w:numId="28">
+  <w:num w:numId="28" w16cid:durableId="118227270">
     <w:abstractNumId w:val="37"/>
   </w:num>
-  <w:num w:numId="29">
+  <w:num w:numId="29" w16cid:durableId="963389510">
     <w:abstractNumId w:val="14"/>
   </w:num>
-  <w:num w:numId="30">
+  <w:num w:numId="30" w16cid:durableId="1071856029">
     <w:abstractNumId w:val="28"/>
   </w:num>
-  <w:num w:numId="31">
+  <w:num w:numId="31" w16cid:durableId="1619407844">
     <w:abstractNumId w:val="2"/>
   </w:num>
-  <w:num w:numId="32">
+  <w:num w:numId="32" w16cid:durableId="573517876">
     <w:abstractNumId w:val="25"/>
   </w:num>
-  <w:num w:numId="33">
+  <w:num w:numId="33" w16cid:durableId="1228496974">
     <w:abstractNumId w:val="1"/>
   </w:num>
-  <w:num w:numId="34">
+  <w:num w:numId="34" w16cid:durableId="1559437263">
     <w:abstractNumId w:val="0"/>
   </w:num>
-  <w:num w:numId="35">
+  <w:num w:numId="35" w16cid:durableId="531000562">
     <w:abstractNumId w:val="12"/>
   </w:num>
-  <w:num w:numId="36">
+  <w:num w:numId="36" w16cid:durableId="1770390132">
     <w:abstractNumId w:val="39"/>
   </w:num>
-  <w:num w:numId="37">
+  <w:num w:numId="37" w16cid:durableId="723722355">
     <w:abstractNumId w:val="42"/>
   </w:num>
-  <w:num w:numId="38">
+  <w:num w:numId="38" w16cid:durableId="806702705">
     <w:abstractNumId w:val="6"/>
   </w:num>
-  <w:num w:numId="39">
+  <w:num w:numId="39" w16cid:durableId="1555389441">
     <w:abstractNumId w:val="33"/>
   </w:num>
-  <w:num w:numId="40">
+  <w:num w:numId="40" w16cid:durableId="689989947">
     <w:abstractNumId w:val="30"/>
   </w:num>
-  <w:num w:numId="41">
+  <w:num w:numId="41" w16cid:durableId="1619800404">
     <w:abstractNumId w:val="21"/>
   </w:num>
-  <w:num w:numId="42">
+  <w:num w:numId="42" w16cid:durableId="848132861">
     <w:abstractNumId w:val="36"/>
   </w:num>
-  <w:num w:numId="43">
+  <w:num w:numId="43" w16cid:durableId="182474599">
     <w:abstractNumId w:val="34"/>
   </w:num>
 </w:numbering>
 </file>
 
 <file path=word/styles.xml><?xml version="1.0" encoding="utf-8"?>
-<w:styles xmlns:mc="http://schemas.openxmlformats.org/markup-compatibility/2006" xmlns:r="http://schemas.openxmlformats.org/officeDocument/2006/relationships" xmlns:w="http://schemas.openxmlformats.org/wordprocessingml/2006/main" xmlns:w14="http://schemas.microsoft.com/office/word/2010/wordml" xmlns:w15="http://schemas.microsoft.com/office/word/2012/wordml" mc:Ignorable="w14 w15">
+<w:styles xmlns:mc="http://schemas.openxmlformats.org/markup-compatibility/2006" xmlns:r="http://schemas.openxmlformats.org/officeDocument/2006/relationships" xmlns:w="http://schemas.openxmlformats.org/wordprocessingml/2006/main" xmlns:w14="http://schemas.microsoft.com/office/word/2010/wordml" xmlns:w15="http://schemas.microsoft.com/office/word/2012/wordml" xmlns:w16cex="http://schemas.microsoft.com/office/word/2018/wordml/cex" xmlns:w16cid="http://schemas.microsoft.com/office/word/2016/wordml/cid" xmlns:w16="http://schemas.microsoft.com/office/word/2018/wordml" xmlns:w16du="http://schemas.microsoft.com/office/word/2023/wordml/word16du" xmlns:w16sdtdh="http://schemas.microsoft.com/office/word/2020/wordml/sdtdatahash" xmlns:w16sdtfl="http://schemas.microsoft.com/office/word/2024/wordml/sdtformatlock" xmlns:w16se="http://schemas.microsoft.com/office/word/2015/wordml/symex" mc:Ignorable="w14 w15 w16se w16cid w16 w16cex w16sdtdh w16sdtfl w16du">
   <w:docDefaults>
     <w:rPrDefault>
       <w:rPr>
@@ -17026,7 +17892,7 @@
       </w:pPr>
     </w:pPrDefault>
   </w:docDefaults>
-  <w:latentStyles w:defLockedState="0" w:defUIPriority="99" w:defSemiHidden="0" w:defUnhideWhenUsed="0" w:defQFormat="0" w:count="371">
+  <w:latentStyles w:defLockedState="0" w:defUIPriority="99" w:defSemiHidden="0" w:defUnhideWhenUsed="0" w:defQFormat="0" w:count="376">
     <w:lsdException w:name="Normal" w:uiPriority="0" w:qFormat="1"/>
     <w:lsdException w:name="heading 1" w:uiPriority="9" w:qFormat="1"/>
     <w:lsdException w:name="heading 2" w:semiHidden="1" w:uiPriority="9" w:unhideWhenUsed="1" w:qFormat="1"/>
@@ -17398,6 +18264,11 @@
     <w:lsdException w:name="List Table 5 Dark Accent 6" w:uiPriority="50"/>
     <w:lsdException w:name="List Table 6 Colorful Accent 6" w:uiPriority="51"/>
     <w:lsdException w:name="List Table 7 Colorful Accent 6" w:uiPriority="52"/>
+    <w:lsdException w:name="Mention" w:semiHidden="1" w:unhideWhenUsed="1"/>
+    <w:lsdException w:name="Smart Hyperlink" w:semiHidden="1" w:unhideWhenUsed="1"/>
+    <w:lsdException w:name="Hashtag" w:semiHidden="1" w:unhideWhenUsed="1"/>
+    <w:lsdException w:name="Unresolved Mention" w:semiHidden="1" w:unhideWhenUsed="1"/>
+    <w:lsdException w:name="Smart Link" w:semiHidden="1" w:unhideWhenUsed="1"/>
   </w:latentStyles>
   <w:style w:type="paragraph" w:default="1" w:styleId="Normal">
     <w:name w:val="Normal"/>
@@ -17510,7 +18381,6 @@
       <w:spacing w:after="0" w:line="240" w:lineRule="auto"/>
     </w:pPr>
     <w:tblPr>
-      <w:tblInd w:w="0" w:type="dxa"/>
       <w:tblBorders>
         <w:top w:val="single" w:sz="4" w:space="0" w:color="auto"/>
         <w:left w:val="single" w:sz="4" w:space="0" w:color="auto"/>
@@ -17519,12 +18389,6 @@
         <w:insideH w:val="single" w:sz="4" w:space="0" w:color="auto"/>
         <w:insideV w:val="single" w:sz="4" w:space="0" w:color="auto"/>
       </w:tblBorders>
-      <w:tblCellMar>
-        <w:top w:w="0" w:type="dxa"/>
-        <w:left w:w="108" w:type="dxa"/>
-        <w:bottom w:w="0" w:type="dxa"/>
-        <w:right w:w="108" w:type="dxa"/>
-      </w:tblCellMar>
     </w:tblPr>
   </w:style>
   <w:style w:type="character" w:styleId="PlaceholderText">
@@ -17713,19 +18577,12 @@
     <w:tblPr>
       <w:tblStyleRowBandSize w:val="1"/>
       <w:tblStyleColBandSize w:val="1"/>
-      <w:tblInd w:w="0" w:type="dxa"/>
       <w:tblBorders>
         <w:top w:val="single" w:sz="4" w:space="0" w:color="000000" w:themeColor="text1"/>
         <w:left w:val="single" w:sz="4" w:space="0" w:color="000000" w:themeColor="text1"/>
         <w:bottom w:val="single" w:sz="4" w:space="0" w:color="000000" w:themeColor="text1"/>
         <w:right w:val="single" w:sz="4" w:space="0" w:color="000000" w:themeColor="text1"/>
       </w:tblBorders>
-      <w:tblCellMar>
-        <w:top w:w="0" w:type="dxa"/>
-        <w:left w:w="108" w:type="dxa"/>
-        <w:bottom w:w="0" w:type="dxa"/>
-        <w:right w:w="108" w:type="dxa"/>
-      </w:tblCellMar>
     </w:tblPr>
     <w:tblStylePr w:type="firstRow">
       <w:rPr>
@@ -17844,7 +18701,6 @@
     <w:tblPr>
       <w:tblStyleRowBandSize w:val="1"/>
       <w:tblStyleColBandSize w:val="1"/>
-      <w:tblInd w:w="0" w:type="dxa"/>
       <w:tblBorders>
         <w:top w:val="single" w:sz="4" w:space="0" w:color="999999" w:themeColor="text1" w:themeTint="66"/>
         <w:left w:val="single" w:sz="4" w:space="0" w:color="999999" w:themeColor="text1" w:themeTint="66"/>
@@ -17853,12 +18709,6 @@
         <w:insideH w:val="single" w:sz="4" w:space="0" w:color="999999" w:themeColor="text1" w:themeTint="66"/>
         <w:insideV w:val="single" w:sz="4" w:space="0" w:color="999999" w:themeColor="text1" w:themeTint="66"/>
       </w:tblBorders>
-      <w:tblCellMar>
-        <w:top w:w="0" w:type="dxa"/>
-        <w:left w:w="108" w:type="dxa"/>
-        <w:bottom w:w="0" w:type="dxa"/>
-        <w:right w:w="108" w:type="dxa"/>
-      </w:tblCellMar>
     </w:tblPr>
     <w:tblStylePr w:type="firstRow">
       <w:rPr>
@@ -17971,7 +18821,7 @@
 </file>
 
 <file path=word/glossary/document.xml><?xml version="1.0" encoding="utf-8"?>
-<w:glossaryDocument xmlns:wpc="http://schemas.microsoft.com/office/word/2010/wordprocessingCanvas" xmlns:mc="http://schemas.openxmlformats.org/markup-compatibility/2006" xmlns:o="urn:schemas-microsoft-com:office:office" xmlns:r="http://schemas.openxmlformats.org/officeDocument/2006/relationships" xmlns:m="http://schemas.openxmlformats.org/officeDocument/2006/math" xmlns:v="urn:schemas-microsoft-com:vml" xmlns:wp14="http://schemas.microsoft.com/office/word/2010/wordprocessingDrawing" xmlns:wp="http://schemas.openxmlformats.org/drawingml/2006/wordprocessingDrawing" xmlns:w10="urn:schemas-microsoft-com:office:word" xmlns:w="http://schemas.openxmlformats.org/wordprocessingml/2006/main" xmlns:w14="http://schemas.microsoft.com/office/word/2010/wordml" xmlns:w15="http://schemas.microsoft.com/office/word/2012/wordml" xmlns:wpg="http://schemas.microsoft.com/office/word/2010/wordprocessingGroup" xmlns:wpi="http://schemas.microsoft.com/office/word/2010/wordprocessingInk" xmlns:wne="http://schemas.microsoft.com/office/word/2006/wordml" xmlns:wps="http://schemas.microsoft.com/office/word/2010/wordprocessingShape" mc:Ignorable="w14 w15 wp14">
+<w:glossaryDocument xmlns:wpc="http://schemas.microsoft.com/office/word/2010/wordprocessingCanvas" xmlns:cx="http://schemas.microsoft.com/office/drawing/2014/chartex" xmlns:cx1="http://schemas.microsoft.com/office/drawing/2015/9/8/chartex" xmlns:cx2="http://schemas.microsoft.com/office/drawing/2015/10/21/chartex" xmlns:cx3="http://schemas.microsoft.com/office/drawing/2016/5/9/chartex" xmlns:cx4="http://schemas.microsoft.com/office/drawing/2016/5/10/chartex" xmlns:cx5="http://schemas.microsoft.com/office/drawing/2016/5/11/chartex" xmlns:cx6="http://schemas.microsoft.com/office/drawing/2016/5/12/chartex" xmlns:cx7="http://schemas.microsoft.com/office/drawing/2016/5/13/chartex" xmlns:cx8="http://schemas.microsoft.com/office/drawing/2016/5/14/chartex" xmlns:mc="http://schemas.openxmlformats.org/markup-compatibility/2006" xmlns:aink="http://schemas.microsoft.com/office/drawing/2016/ink" xmlns:am3d="http://schemas.microsoft.com/office/drawing/2017/model3d" xmlns:o="urn:schemas-microsoft-com:office:office" xmlns:oel="http://schemas.microsoft.com/office/2019/extlst" xmlns:r="http://schemas.openxmlformats.org/officeDocument/2006/relationships" xmlns:m="http://schemas.openxmlformats.org/officeDocument/2006/math" xmlns:v="urn:schemas-microsoft-com:vml" xmlns:wp14="http://schemas.microsoft.com/office/word/2010/wordprocessingDrawing" xmlns:wp="http://schemas.openxmlformats.org/drawingml/2006/wordprocessingDrawing" xmlns:w10="urn:schemas-microsoft-com:office:word" xmlns:w="http://schemas.openxmlformats.org/wordprocessingml/2006/main" xmlns:w14="http://schemas.microsoft.com/office/word/2010/wordml" xmlns:w15="http://schemas.microsoft.com/office/word/2012/wordml" xmlns:w16cex="http://schemas.microsoft.com/office/word/2018/wordml/cex" xmlns:w16cid="http://schemas.microsoft.com/office/word/2016/wordml/cid" xmlns:w16="http://schemas.microsoft.com/office/word/2018/wordml" xmlns:w16du="http://schemas.microsoft.com/office/word/2023/wordml/word16du" xmlns:w16sdtdh="http://schemas.microsoft.com/office/word/2020/wordml/sdtdatahash" xmlns:w16sdtfl="http://schemas.microsoft.com/office/word/2024/wordml/sdtformatlock" xmlns:w16se="http://schemas.microsoft.com/office/word/2015/wordml/symex" xmlns:wpg="http://schemas.microsoft.com/office/word/2010/wordprocessingGroup" xmlns:wpi="http://schemas.microsoft.com/office/word/2010/wordprocessingInk" xmlns:wne="http://schemas.microsoft.com/office/word/2006/wordml" xmlns:wps="http://schemas.microsoft.com/office/word/2010/wordprocessingShape" mc:Ignorable="w14 w15 w16se w16cid w16 w16cex w16sdtdh w16sdtfl w16du wp14">
   <w:docParts>
     <w:docPart>
       <w:docPartPr>
@@ -18007,7 +18857,7 @@
 </file>
 
 <file path=word/glossary/fontTable.xml><?xml version="1.0" encoding="utf-8"?>
-<w:fonts xmlns:mc="http://schemas.openxmlformats.org/markup-compatibility/2006" xmlns:r="http://schemas.openxmlformats.org/officeDocument/2006/relationships" xmlns:w="http://schemas.openxmlformats.org/wordprocessingml/2006/main" xmlns:w14="http://schemas.microsoft.com/office/word/2010/wordml" xmlns:w15="http://schemas.microsoft.com/office/word/2012/wordml" mc:Ignorable="w14 w15">
+<w:fonts xmlns:mc="http://schemas.openxmlformats.org/markup-compatibility/2006" xmlns:r="http://schemas.openxmlformats.org/officeDocument/2006/relationships" xmlns:w="http://schemas.openxmlformats.org/wordprocessingml/2006/main" xmlns:w14="http://schemas.microsoft.com/office/word/2010/wordml" xmlns:w15="http://schemas.microsoft.com/office/word/2012/wordml" xmlns:w16cex="http://schemas.microsoft.com/office/word/2018/wordml/cex" xmlns:w16cid="http://schemas.microsoft.com/office/word/2016/wordml/cid" xmlns:w16="http://schemas.microsoft.com/office/word/2018/wordml" xmlns:w16du="http://schemas.microsoft.com/office/word/2023/wordml/word16du" xmlns:w16sdtdh="http://schemas.microsoft.com/office/word/2020/wordml/sdtdatahash" xmlns:w16sdtfl="http://schemas.microsoft.com/office/word/2024/wordml/sdtformatlock" xmlns:w16se="http://schemas.microsoft.com/office/word/2015/wordml/symex" mc:Ignorable="w14 w15 w16se w16cid w16 w16cex w16sdtdh w16sdtfl w16du">
   <w:font w:name="Symbol">
     <w:panose1 w:val="05050102010706020507"/>
     <w:charset w:val="02"/>
@@ -18068,7 +18918,7 @@
 </file>
 
 <file path=word/glossary/settings.xml><?xml version="1.0" encoding="utf-8"?>
-<w:settings xmlns:mc="http://schemas.openxmlformats.org/markup-compatibility/2006" xmlns:o="urn:schemas-microsoft-com:office:office" xmlns:r="http://schemas.openxmlformats.org/officeDocument/2006/relationships" xmlns:m="http://schemas.openxmlformats.org/officeDocument/2006/math" xmlns:v="urn:schemas-microsoft-com:vml" xmlns:w10="urn:schemas-microsoft-com:office:word" xmlns:w="http://schemas.openxmlformats.org/wordprocessingml/2006/main" xmlns:w14="http://schemas.microsoft.com/office/word/2010/wordml" xmlns:w15="http://schemas.microsoft.com/office/word/2012/wordml" xmlns:sl="http://schemas.openxmlformats.org/schemaLibrary/2006/main" mc:Ignorable="w14 w15">
+<w:settings xmlns:mc="http://schemas.openxmlformats.org/markup-compatibility/2006" xmlns:o="urn:schemas-microsoft-com:office:office" xmlns:r="http://schemas.openxmlformats.org/officeDocument/2006/relationships" xmlns:m="http://schemas.openxmlformats.org/officeDocument/2006/math" xmlns:v="urn:schemas-microsoft-com:vml" xmlns:w10="urn:schemas-microsoft-com:office:word" xmlns:w="http://schemas.openxmlformats.org/wordprocessingml/2006/main" xmlns:w14="http://schemas.microsoft.com/office/word/2010/wordml" xmlns:w15="http://schemas.microsoft.com/office/word/2012/wordml" xmlns:w16cex="http://schemas.microsoft.com/office/word/2018/wordml/cex" xmlns:w16cid="http://schemas.microsoft.com/office/word/2016/wordml/cid" xmlns:w16="http://schemas.microsoft.com/office/word/2018/wordml" xmlns:w16du="http://schemas.microsoft.com/office/word/2023/wordml/word16du" xmlns:w16sdtdh="http://schemas.microsoft.com/office/word/2020/wordml/sdtdatahash" xmlns:w16sdtfl="http://schemas.microsoft.com/office/word/2024/wordml/sdtformatlock" xmlns:w16se="http://schemas.microsoft.com/office/word/2015/wordml/symex" xmlns:sl="http://schemas.openxmlformats.org/schemaLibrary/2006/main" mc:Ignorable="w14 w15 w16se w16cid w16 w16cex w16sdtdh w16sdtfl w16du">
   <w:view w:val="normal"/>
   <w:defaultTabStop w:val="720"/>
   <w:characterSpacingControl w:val="doNotCompress"/>
@@ -18078,16 +18928,19 @@
     <w:compatSetting w:name="overrideTableStyleFontSizeAndJustification" w:uri="http://schemas.microsoft.com/office/word" w:val="1"/>
     <w:compatSetting w:name="enableOpenTypeFeatures" w:uri="http://schemas.microsoft.com/office/word" w:val="1"/>
     <w:compatSetting w:name="doNotFlipMirrorIndents" w:uri="http://schemas.microsoft.com/office/word" w:val="1"/>
+    <w:compatSetting w:name="useWord2013TrackBottomHyphenation" w:uri="http://schemas.microsoft.com/office/word" w:val="1"/>
   </w:compat>
   <w:rsids>
     <w:rsidRoot w:val="001B1BB0"/>
     <w:rsid w:val="000F3C26"/>
     <w:rsid w:val="001300FF"/>
     <w:rsid w:val="001B1BB0"/>
+    <w:rsid w:val="002F0AE4"/>
     <w:rsid w:val="003212F4"/>
     <w:rsid w:val="0035202E"/>
     <w:rsid w:val="003708ED"/>
     <w:rsid w:val="005047B6"/>
+    <w:rsid w:val="00572B42"/>
     <w:rsid w:val="00586AAF"/>
     <w:rsid w:val="005A53D4"/>
     <w:rsid w:val="00632E6A"/>
@@ -18131,7 +18984,7 @@
 </file>
 
 <file path=word/glossary/styles.xml><?xml version="1.0" encoding="utf-8"?>
-<w:styles xmlns:mc="http://schemas.openxmlformats.org/markup-compatibility/2006" xmlns:r="http://schemas.openxmlformats.org/officeDocument/2006/relationships" xmlns:w="http://schemas.openxmlformats.org/wordprocessingml/2006/main" xmlns:w14="http://schemas.microsoft.com/office/word/2010/wordml" xmlns:w15="http://schemas.microsoft.com/office/word/2012/wordml" mc:Ignorable="w14 w15">
+<w:styles xmlns:mc="http://schemas.openxmlformats.org/markup-compatibility/2006" xmlns:r="http://schemas.openxmlformats.org/officeDocument/2006/relationships" xmlns:w="http://schemas.openxmlformats.org/wordprocessingml/2006/main" xmlns:w14="http://schemas.microsoft.com/office/word/2010/wordml" xmlns:w15="http://schemas.microsoft.com/office/word/2012/wordml" xmlns:w16cex="http://schemas.microsoft.com/office/word/2018/wordml/cex" xmlns:w16cid="http://schemas.microsoft.com/office/word/2016/wordml/cid" xmlns:w16="http://schemas.microsoft.com/office/word/2018/wordml" xmlns:w16du="http://schemas.microsoft.com/office/word/2023/wordml/word16du" xmlns:w16sdtdh="http://schemas.microsoft.com/office/word/2020/wordml/sdtdatahash" xmlns:w16sdtfl="http://schemas.microsoft.com/office/word/2024/wordml/sdtformatlock" xmlns:w16se="http://schemas.microsoft.com/office/word/2015/wordml/symex" mc:Ignorable="w14 w15 w16se w16cid w16 w16cex w16sdtdh w16sdtfl w16du">
   <w:docDefaults>
     <w:rPrDefault>
       <w:rPr>
@@ -18147,7 +19000,7 @@
       </w:pPr>
     </w:pPrDefault>
   </w:docDefaults>
-  <w:latentStyles w:defLockedState="0" w:defUIPriority="99" w:defSemiHidden="0" w:defUnhideWhenUsed="0" w:defQFormat="0" w:count="371">
+  <w:latentStyles w:defLockedState="0" w:defUIPriority="99" w:defSemiHidden="0" w:defUnhideWhenUsed="0" w:defQFormat="0" w:count="376">
     <w:lsdException w:name="Normal" w:uiPriority="0" w:qFormat="1"/>
     <w:lsdException w:name="heading 1" w:uiPriority="9" w:qFormat="1"/>
     <w:lsdException w:name="heading 2" w:semiHidden="1" w:uiPriority="9" w:unhideWhenUsed="1" w:qFormat="1"/>
@@ -18519,6 +19372,11 @@
     <w:lsdException w:name="List Table 5 Dark Accent 6" w:uiPriority="50"/>
     <w:lsdException w:name="List Table 6 Colorful Accent 6" w:uiPriority="51"/>
     <w:lsdException w:name="List Table 7 Colorful Accent 6" w:uiPriority="52"/>
+    <w:lsdException w:name="Mention" w:semiHidden="1" w:unhideWhenUsed="1"/>
+    <w:lsdException w:name="Smart Hyperlink" w:semiHidden="1" w:unhideWhenUsed="1"/>
+    <w:lsdException w:name="Hashtag" w:semiHidden="1" w:unhideWhenUsed="1"/>
+    <w:lsdException w:name="Unresolved Mention" w:semiHidden="1" w:unhideWhenUsed="1"/>
+    <w:lsdException w:name="Smart Link" w:semiHidden="1" w:unhideWhenUsed="1"/>
   </w:latentStyles>
   <w:style w:type="paragraph" w:default="1" w:styleId="Normal">
     <w:name w:val="Normal"/>
@@ -18569,7 +19427,7 @@
 </file>
 
 <file path=word/glossary/webSettings.xml><?xml version="1.0" encoding="utf-8"?>
-<w:webSettings xmlns:mc="http://schemas.openxmlformats.org/markup-compatibility/2006" xmlns:r="http://schemas.openxmlformats.org/officeDocument/2006/relationships" xmlns:w="http://schemas.openxmlformats.org/wordprocessingml/2006/main" xmlns:w14="http://schemas.microsoft.com/office/word/2010/wordml" xmlns:w15="http://schemas.microsoft.com/office/word/2012/wordml" mc:Ignorable="w14 w15">
+<w:webSettings xmlns:mc="http://schemas.openxmlformats.org/markup-compatibility/2006" xmlns:r="http://schemas.openxmlformats.org/officeDocument/2006/relationships" xmlns:w="http://schemas.openxmlformats.org/wordprocessingml/2006/main" xmlns:w14="http://schemas.microsoft.com/office/word/2010/wordml" xmlns:w15="http://schemas.microsoft.com/office/word/2012/wordml" xmlns:w16cex="http://schemas.microsoft.com/office/word/2018/wordml/cex" xmlns:w16cid="http://schemas.microsoft.com/office/word/2016/wordml/cid" xmlns:w16="http://schemas.microsoft.com/office/word/2018/wordml" xmlns:w16du="http://schemas.microsoft.com/office/word/2023/wordml/word16du" xmlns:w16sdtdh="http://schemas.microsoft.com/office/word/2020/wordml/sdtdatahash" xmlns:w16sdtfl="http://schemas.microsoft.com/office/word/2024/wordml/sdtformatlock" xmlns:w16se="http://schemas.microsoft.com/office/word/2015/wordml/symex" mc:Ignorable="w14 w15 w16se w16cid w16 w16cex w16sdtdh w16sdtfl w16du">
   <w:optimizeForBrowser/>
   <w:allowPNG/>
 </w:webSettings>
@@ -18871,12 +19729,6 @@
 </file>
 
 <file path=customXml/item1.xml><?xml version="1.0" encoding="utf-8"?>
-<p:properties xmlns:p="http://schemas.microsoft.com/office/2006/metadata/properties" xmlns:xsi="http://www.w3.org/2001/XMLSchema-instance" xmlns:pc="http://schemas.microsoft.com/office/infopath/2007/PartnerControls">
-  <documentManagement/>
-</p:properties>
-</file>
-
-<file path=customXml/item2.xml><?xml version="1.0" encoding="utf-8"?>
 <ct:contentTypeSchema xmlns:ct="http://schemas.microsoft.com/office/2006/metadata/contentType" xmlns:ma="http://schemas.microsoft.com/office/2006/metadata/properties/metaAttributes" ct:_="" ma:_="" ma:contentTypeName="Document" ma:contentTypeID="0x01010021A59588BC0053418FC88F40861DA871" ma:contentTypeVersion="10" ma:contentTypeDescription="Create a new document." ma:contentTypeScope="" ma:versionID="3673c1cf7550c71788a22a838bb0d9c0">
   <xsd:schema xmlns:xsd="http://www.w3.org/2001/XMLSchema" xmlns:xs="http://www.w3.org/2001/XMLSchema" xmlns:p="http://schemas.microsoft.com/office/2006/metadata/properties" xmlns:ns2="22f4eba5-1bf1-421f-a001-fd7acca9760c" targetNamespace="http://schemas.microsoft.com/office/2006/metadata/properties" ma:root="true" ma:fieldsID="ac330b6bfa0f539d41f40e8181b11b47" ns2:_="">
     <xsd:import namespace="22f4eba5-1bf1-421f-a001-fd7acca9760c"/>
@@ -19060,7 +19912,17 @@
 </ct:contentTypeSchema>
 </file>
 
+<file path=customXml/item2.xml><?xml version="1.0" encoding="utf-8"?>
+<p:properties xmlns:p="http://schemas.microsoft.com/office/2006/metadata/properties" xmlns:xsi="http://www.w3.org/2001/XMLSchema-instance" xmlns:pc="http://schemas.microsoft.com/office/infopath/2007/PartnerControls">
+  <documentManagement/>
+</p:properties>
+</file>
+
 <file path=customXml/item3.xml><?xml version="1.0" encoding="utf-8"?>
+<b:Sources xmlns:b="http://schemas.openxmlformats.org/officeDocument/2006/bibliography" xmlns="http://schemas.openxmlformats.org/officeDocument/2006/bibliography" SelectedStyle="\APASixthEditionOfficeOnline.xsl" StyleName="APA" Version="6"/>
+</file>
+
+<file path=customXml/item4.xml><?xml version="1.0" encoding="utf-8"?>
 <?mso-contentType ?>
 <FormTemplates xmlns="http://schemas.microsoft.com/sharepoint/v3/contenttype/forms">
   <Display>DocumentLibraryForm</Display>
@@ -19069,20 +19931,7 @@
 </FormTemplates>
 </file>
 
-<file path=customXml/item4.xml><?xml version="1.0" encoding="utf-8"?>
-<b:Sources xmlns:b="http://schemas.openxmlformats.org/officeDocument/2006/bibliography" xmlns="http://schemas.openxmlformats.org/officeDocument/2006/bibliography" SelectedStyle="\APASixthEditionOfficeOnline.xsl" StyleName="APA" Version="6"/>
-</file>
-
 <file path=customXml/itemProps1.xml><?xml version="1.0" encoding="utf-8"?>
-<ds:datastoreItem xmlns:ds="http://schemas.openxmlformats.org/officeDocument/2006/customXml" ds:itemID="{279A32A1-94B8-4C38-AF26-42DBFF0B0D86}">
-  <ds:schemaRefs>
-    <ds:schemaRef ds:uri="http://schemas.microsoft.com/office/2006/metadata/properties"/>
-    <ds:schemaRef ds:uri="http://schemas.microsoft.com/office/infopath/2007/PartnerControls"/>
-  </ds:schemaRefs>
-</ds:datastoreItem>
-</file>
-
-<file path=customXml/itemProps2.xml><?xml version="1.0" encoding="utf-8"?>
 <ds:datastoreItem xmlns:ds="http://schemas.openxmlformats.org/officeDocument/2006/customXml" ds:itemID="{65E5B5D4-677A-455F-8552-96943537CE77}">
   <ds:schemaRefs>
     <ds:schemaRef ds:uri="http://schemas.microsoft.com/office/2006/metadata/contentType"/>
@@ -19100,18 +19949,27 @@
 </ds:datastoreItem>
 </file>
 
+<file path=customXml/itemProps2.xml><?xml version="1.0" encoding="utf-8"?>
+<ds:datastoreItem xmlns:ds="http://schemas.openxmlformats.org/officeDocument/2006/customXml" ds:itemID="{279A32A1-94B8-4C38-AF26-42DBFF0B0D86}">
+  <ds:schemaRefs>
+    <ds:schemaRef ds:uri="http://schemas.microsoft.com/office/2006/metadata/properties"/>
+    <ds:schemaRef ds:uri="http://schemas.microsoft.com/office/infopath/2007/PartnerControls"/>
+  </ds:schemaRefs>
+</ds:datastoreItem>
+</file>
+
 <file path=customXml/itemProps3.xml><?xml version="1.0" encoding="utf-8"?>
+<ds:datastoreItem xmlns:ds="http://schemas.openxmlformats.org/officeDocument/2006/customXml" ds:itemID="{AE3888D5-E109-414A-8DD9-80387A3EDFE3}">
+  <ds:schemaRefs>
+    <ds:schemaRef ds:uri="http://schemas.openxmlformats.org/officeDocument/2006/bibliography"/>
+  </ds:schemaRefs>
+</ds:datastoreItem>
+</file>
+
+<file path=customXml/itemProps4.xml><?xml version="1.0" encoding="utf-8"?>
 <ds:datastoreItem xmlns:ds="http://schemas.openxmlformats.org/officeDocument/2006/customXml" ds:itemID="{56C44748-5791-4773-80AF-F953C3055353}">
   <ds:schemaRefs>
     <ds:schemaRef ds:uri="http://schemas.microsoft.com/sharepoint/v3/contenttype/forms"/>
   </ds:schemaRefs>
 </ds:datastoreItem>
-</file>
-
-<file path=customXml/itemProps4.xml><?xml version="1.0" encoding="utf-8"?>
-<ds:datastoreItem xmlns:ds="http://schemas.openxmlformats.org/officeDocument/2006/customXml" ds:itemID="{AE3888D5-E109-414A-8DD9-80387A3EDFE3}">
-  <ds:schemaRefs>
-    <ds:schemaRef ds:uri="http://schemas.openxmlformats.org/officeDocument/2006/bibliography"/>
-  </ds:schemaRefs>
-</ds:datastoreItem>
 </file>
--- a/final project report.docx
+++ b/final project report.docx
@@ -4,1577 +4,6 @@
   <w:body>
     <w:p>
       <w:pPr>
-        <w:pStyle w:val="Heading2"/>
-        <w:spacing w:after="0" w:line="360" w:lineRule="auto"/>
-        <w:jc w:val="both"/>
-      </w:pPr>
-      <w:r>
-        <w:t xml:space="preserve"> </w:t>
-      </w:r>
-      <w:r>
-        <w:t>FINAL REPORT FORMAT</w:t>
-      </w:r>
-    </w:p>
-    <w:p>
-      <w:pPr>
-        <w:pStyle w:val="Heading2"/>
-        <w:spacing w:after="0" w:line="360" w:lineRule="auto"/>
-        <w:jc w:val="both"/>
-      </w:pPr>
-      <w:r>
-        <w:t>Contents</w:t>
-      </w:r>
-    </w:p>
-    <w:p>
-      <w:pPr>
-        <w:pStyle w:val="ListParagraph"/>
-        <w:spacing w:after="0" w:line="360" w:lineRule="auto"/>
-        <w:ind w:left="1440"/>
-        <w:jc w:val="both"/>
-        <w:rPr>
-          <w:rFonts w:cs="Times New Roman"/>
-          <w:szCs w:val="24"/>
-        </w:rPr>
-      </w:pPr>
-      <w:r>
-        <w:rPr>
-          <w:rFonts w:cs="Times New Roman"/>
-          <w:szCs w:val="24"/>
-        </w:rPr>
-        <w:t>Title Page</w:t>
-      </w:r>
-    </w:p>
-    <w:p>
-      <w:pPr>
-        <w:pStyle w:val="ListParagraph"/>
-        <w:spacing w:after="0" w:line="360" w:lineRule="auto"/>
-        <w:ind w:left="1440"/>
-        <w:jc w:val="both"/>
-        <w:rPr>
-          <w:rFonts w:cs="Times New Roman"/>
-          <w:szCs w:val="24"/>
-        </w:rPr>
-      </w:pPr>
-      <w:r>
-        <w:rPr>
-          <w:rFonts w:cs="Times New Roman"/>
-          <w:szCs w:val="24"/>
-        </w:rPr>
-        <w:t>Acknowledgement</w:t>
-      </w:r>
-    </w:p>
-    <w:p>
-      <w:pPr>
-        <w:pStyle w:val="ListParagraph"/>
-        <w:spacing w:after="0" w:line="360" w:lineRule="auto"/>
-        <w:ind w:left="1440"/>
-        <w:jc w:val="both"/>
-        <w:rPr>
-          <w:rFonts w:cs="Times New Roman"/>
-          <w:szCs w:val="24"/>
-        </w:rPr>
-      </w:pPr>
-      <w:r>
-        <w:rPr>
-          <w:rFonts w:cs="Times New Roman"/>
-          <w:szCs w:val="24"/>
-        </w:rPr>
-        <w:t>Declaration and Recommendation</w:t>
-      </w:r>
-    </w:p>
-    <w:p>
-      <w:pPr>
-        <w:pStyle w:val="ListParagraph"/>
-        <w:spacing w:after="0" w:line="360" w:lineRule="auto"/>
-        <w:ind w:left="1440"/>
-        <w:jc w:val="both"/>
-        <w:rPr>
-          <w:rFonts w:cs="Times New Roman"/>
-          <w:szCs w:val="24"/>
-        </w:rPr>
-      </w:pPr>
-      <w:r>
-        <w:rPr>
-          <w:rFonts w:cs="Times New Roman"/>
-          <w:szCs w:val="24"/>
-        </w:rPr>
-        <w:t>Letter of Approval</w:t>
-      </w:r>
-    </w:p>
-    <w:p>
-      <w:pPr>
-        <w:pStyle w:val="ListParagraph"/>
-        <w:spacing w:after="0" w:line="360" w:lineRule="auto"/>
-        <w:ind w:left="1440"/>
-        <w:jc w:val="both"/>
-        <w:rPr>
-          <w:rFonts w:cs="Times New Roman"/>
-          <w:szCs w:val="24"/>
-        </w:rPr>
-      </w:pPr>
-      <w:r>
-        <w:rPr>
-          <w:rFonts w:cs="Times New Roman"/>
-          <w:szCs w:val="24"/>
-        </w:rPr>
-        <w:t>Abstract</w:t>
-      </w:r>
-    </w:p>
-    <w:p>
-      <w:pPr>
-        <w:pStyle w:val="ListParagraph"/>
-        <w:spacing w:after="0" w:line="360" w:lineRule="auto"/>
-        <w:ind w:left="1440"/>
-        <w:jc w:val="both"/>
-        <w:rPr>
-          <w:rFonts w:cs="Times New Roman"/>
-          <w:szCs w:val="24"/>
-        </w:rPr>
-      </w:pPr>
-      <w:r>
-        <w:rPr>
-          <w:rFonts w:cs="Times New Roman"/>
-          <w:szCs w:val="24"/>
-        </w:rPr>
-        <w:t>Table of Contents</w:t>
-      </w:r>
-    </w:p>
-    <w:p>
-      <w:pPr>
-        <w:pStyle w:val="ListParagraph"/>
-        <w:spacing w:after="0" w:line="360" w:lineRule="auto"/>
-        <w:ind w:left="1440"/>
-        <w:jc w:val="both"/>
-        <w:rPr>
-          <w:rFonts w:cs="Times New Roman"/>
-          <w:szCs w:val="24"/>
-        </w:rPr>
-      </w:pPr>
-      <w:r>
-        <w:rPr>
-          <w:rFonts w:cs="Times New Roman"/>
-          <w:szCs w:val="24"/>
-        </w:rPr>
-        <w:t>List of Tables</w:t>
-      </w:r>
-    </w:p>
-    <w:p>
-      <w:pPr>
-        <w:pStyle w:val="ListParagraph"/>
-        <w:spacing w:after="0" w:line="360" w:lineRule="auto"/>
-        <w:ind w:left="1440"/>
-        <w:jc w:val="both"/>
-        <w:rPr>
-          <w:rFonts w:cs="Times New Roman"/>
-          <w:szCs w:val="24"/>
-        </w:rPr>
-      </w:pPr>
-      <w:r>
-        <w:rPr>
-          <w:rFonts w:cs="Times New Roman"/>
-          <w:szCs w:val="24"/>
-        </w:rPr>
-        <w:t>List of Figures</w:t>
-      </w:r>
-    </w:p>
-    <w:p>
-      <w:pPr>
-        <w:pStyle w:val="ListParagraph"/>
-        <w:spacing w:after="0" w:line="360" w:lineRule="auto"/>
-        <w:ind w:left="1440"/>
-        <w:jc w:val="both"/>
-        <w:rPr>
-          <w:rFonts w:cs="Times New Roman"/>
-          <w:szCs w:val="24"/>
-        </w:rPr>
-      </w:pPr>
-      <w:r>
-        <w:rPr>
-          <w:rFonts w:cs="Times New Roman"/>
-          <w:szCs w:val="24"/>
-        </w:rPr>
-        <w:t>Abbreviations</w:t>
-      </w:r>
-    </w:p>
-    <w:p>
-      <w:pPr>
-        <w:pStyle w:val="ListParagraph"/>
-        <w:numPr>
-          <w:ilvl w:val="0"/>
-          <w:numId w:val="8"/>
-        </w:numPr>
-        <w:spacing w:after="0" w:line="360" w:lineRule="auto"/>
-        <w:jc w:val="both"/>
-        <w:rPr>
-          <w:rFonts w:cs="Times New Roman"/>
-          <w:szCs w:val="24"/>
-        </w:rPr>
-      </w:pPr>
-      <w:r>
-        <w:rPr>
-          <w:rFonts w:cs="Times New Roman"/>
-          <w:szCs w:val="24"/>
-        </w:rPr>
-        <w:t>Introduction</w:t>
-      </w:r>
-    </w:p>
-    <w:p>
-      <w:pPr>
-        <w:pStyle w:val="ListParagraph"/>
-        <w:numPr>
-          <w:ilvl w:val="0"/>
-          <w:numId w:val="8"/>
-        </w:numPr>
-        <w:spacing w:after="0" w:line="360" w:lineRule="auto"/>
-        <w:jc w:val="both"/>
-        <w:rPr>
-          <w:rFonts w:cs="Times New Roman"/>
-          <w:szCs w:val="24"/>
-        </w:rPr>
-      </w:pPr>
-      <w:r>
-        <w:rPr>
-          <w:rFonts w:cs="Times New Roman"/>
-          <w:szCs w:val="24"/>
-        </w:rPr>
-        <w:t>Problem Statement</w:t>
-      </w:r>
-    </w:p>
-    <w:p>
-      <w:pPr>
-        <w:pStyle w:val="ListParagraph"/>
-        <w:numPr>
-          <w:ilvl w:val="0"/>
-          <w:numId w:val="8"/>
-        </w:numPr>
-        <w:spacing w:after="0" w:line="360" w:lineRule="auto"/>
-        <w:jc w:val="both"/>
-        <w:rPr>
-          <w:rFonts w:cs="Times New Roman"/>
-          <w:szCs w:val="24"/>
-        </w:rPr>
-      </w:pPr>
-      <w:r>
-        <w:rPr>
-          <w:rFonts w:cs="Times New Roman"/>
-          <w:szCs w:val="24"/>
-        </w:rPr>
-        <w:t>Objectives</w:t>
-      </w:r>
-    </w:p>
-    <w:p>
-      <w:pPr>
-        <w:pStyle w:val="ListParagraph"/>
-        <w:numPr>
-          <w:ilvl w:val="0"/>
-          <w:numId w:val="8"/>
-        </w:numPr>
-        <w:spacing w:after="0" w:line="360" w:lineRule="auto"/>
-        <w:jc w:val="both"/>
-        <w:rPr>
-          <w:rFonts w:cs="Times New Roman"/>
-          <w:szCs w:val="24"/>
-        </w:rPr>
-      </w:pPr>
-      <w:r>
-        <w:rPr>
-          <w:rFonts w:cs="Times New Roman"/>
-          <w:szCs w:val="24"/>
-        </w:rPr>
-        <w:t>Background Study</w:t>
-      </w:r>
-    </w:p>
-    <w:p>
-      <w:pPr>
-        <w:pStyle w:val="ListParagraph"/>
-        <w:numPr>
-          <w:ilvl w:val="0"/>
-          <w:numId w:val="8"/>
-        </w:numPr>
-        <w:spacing w:after="0" w:line="360" w:lineRule="auto"/>
-        <w:jc w:val="both"/>
-        <w:rPr>
-          <w:rFonts w:cs="Times New Roman"/>
-          <w:szCs w:val="24"/>
-        </w:rPr>
-      </w:pPr>
-      <w:r>
-        <w:rPr>
-          <w:rFonts w:cs="Times New Roman"/>
-          <w:szCs w:val="24"/>
-        </w:rPr>
-        <w:t>Requirement Document</w:t>
-      </w:r>
-    </w:p>
-    <w:p>
-      <w:pPr>
-        <w:pStyle w:val="ListParagraph"/>
-        <w:numPr>
-          <w:ilvl w:val="0"/>
-          <w:numId w:val="8"/>
-        </w:numPr>
-        <w:spacing w:after="0" w:line="360" w:lineRule="auto"/>
-        <w:jc w:val="both"/>
-        <w:rPr>
-          <w:rFonts w:cs="Times New Roman"/>
-          <w:szCs w:val="24"/>
-        </w:rPr>
-      </w:pPr>
-      <w:r>
-        <w:rPr>
-          <w:rFonts w:cs="Times New Roman"/>
-          <w:szCs w:val="24"/>
-        </w:rPr>
-        <w:t xml:space="preserve">System Design </w:t>
-      </w:r>
-    </w:p>
-    <w:p>
-      <w:pPr>
-        <w:pStyle w:val="ListParagraph"/>
-        <w:numPr>
-          <w:ilvl w:val="0"/>
-          <w:numId w:val="8"/>
-        </w:numPr>
-        <w:spacing w:after="0" w:line="360" w:lineRule="auto"/>
-        <w:jc w:val="both"/>
-        <w:rPr>
-          <w:rFonts w:cs="Times New Roman"/>
-          <w:szCs w:val="24"/>
-        </w:rPr>
-      </w:pPr>
-      <w:r>
-        <w:rPr>
-          <w:rFonts w:cs="Times New Roman"/>
-          <w:szCs w:val="24"/>
-        </w:rPr>
-        <w:t>Development</w:t>
-      </w:r>
-    </w:p>
-    <w:p>
-      <w:pPr>
-        <w:pStyle w:val="ListParagraph"/>
-        <w:numPr>
-          <w:ilvl w:val="0"/>
-          <w:numId w:val="8"/>
-        </w:numPr>
-        <w:spacing w:after="0" w:line="360" w:lineRule="auto"/>
-        <w:jc w:val="both"/>
-        <w:rPr>
-          <w:rFonts w:cs="Times New Roman"/>
-          <w:szCs w:val="24"/>
-        </w:rPr>
-      </w:pPr>
-      <w:r>
-        <w:rPr>
-          <w:rFonts w:cs="Times New Roman"/>
-          <w:szCs w:val="24"/>
-        </w:rPr>
-        <w:t>Testing</w:t>
-      </w:r>
-    </w:p>
-    <w:p>
-      <w:pPr>
-        <w:pStyle w:val="ListParagraph"/>
-        <w:numPr>
-          <w:ilvl w:val="0"/>
-          <w:numId w:val="8"/>
-        </w:numPr>
-        <w:spacing w:after="0" w:line="360" w:lineRule="auto"/>
-        <w:jc w:val="both"/>
-        <w:rPr>
-          <w:rFonts w:cs="Times New Roman"/>
-          <w:szCs w:val="24"/>
-        </w:rPr>
-      </w:pPr>
-      <w:r>
-        <w:rPr>
-          <w:rFonts w:cs="Times New Roman"/>
-          <w:szCs w:val="24"/>
-        </w:rPr>
-        <w:t>Project Result (Should supplement this topic with a Demo)</w:t>
-      </w:r>
-    </w:p>
-    <w:p>
-      <w:pPr>
-        <w:pStyle w:val="ListParagraph"/>
-        <w:numPr>
-          <w:ilvl w:val="0"/>
-          <w:numId w:val="8"/>
-        </w:numPr>
-        <w:spacing w:after="0" w:line="360" w:lineRule="auto"/>
-        <w:jc w:val="both"/>
-        <w:rPr>
-          <w:rFonts w:cs="Times New Roman"/>
-          <w:szCs w:val="24"/>
-        </w:rPr>
-      </w:pPr>
-      <w:r>
-        <w:rPr>
-          <w:rFonts w:cs="Times New Roman"/>
-          <w:szCs w:val="24"/>
-        </w:rPr>
-        <w:t>Future Enhancements</w:t>
-      </w:r>
-    </w:p>
-    <w:p>
-      <w:pPr>
-        <w:pStyle w:val="ListParagraph"/>
-        <w:numPr>
-          <w:ilvl w:val="0"/>
-          <w:numId w:val="8"/>
-        </w:numPr>
-        <w:spacing w:after="0" w:line="360" w:lineRule="auto"/>
-        <w:jc w:val="both"/>
-        <w:rPr>
-          <w:rFonts w:cs="Times New Roman"/>
-          <w:szCs w:val="24"/>
-        </w:rPr>
-      </w:pPr>
-      <w:r>
-        <w:rPr>
-          <w:rFonts w:cs="Times New Roman"/>
-          <w:szCs w:val="24"/>
-        </w:rPr>
-        <w:t>Conclusion</w:t>
-      </w:r>
-    </w:p>
-    <w:p>
-      <w:pPr>
-        <w:pStyle w:val="ListParagraph"/>
-        <w:numPr>
-          <w:ilvl w:val="0"/>
-          <w:numId w:val="8"/>
-        </w:numPr>
-        <w:spacing w:after="0" w:line="360" w:lineRule="auto"/>
-        <w:jc w:val="both"/>
-        <w:rPr>
-          <w:rFonts w:cs="Times New Roman"/>
-          <w:szCs w:val="24"/>
-        </w:rPr>
-      </w:pPr>
-      <w:r>
-        <w:rPr>
-          <w:rFonts w:cs="Times New Roman"/>
-          <w:szCs w:val="24"/>
-        </w:rPr>
-        <w:t>Annex</w:t>
-      </w:r>
-    </w:p>
-    <w:p>
-      <w:pPr>
-        <w:pStyle w:val="Heading1"/>
-        <w:spacing w:after="0" w:line="360" w:lineRule="auto"/>
-        <w:jc w:val="both"/>
-      </w:pPr>
-      <w:r>
-        <w:t>4. Formatting Guidelines</w:t>
-      </w:r>
-    </w:p>
-    <w:p>
-      <w:pPr>
-        <w:pStyle w:val="Heading2"/>
-        <w:spacing w:after="0" w:line="360" w:lineRule="auto"/>
-        <w:jc w:val="both"/>
-      </w:pPr>
-      <w:bookmarkStart w:id="0" w:name="_Toc265989753"/>
-      <w:r>
-        <w:t>4.1 Paper</w:t>
-      </w:r>
-      <w:bookmarkEnd w:id="0"/>
-    </w:p>
-    <w:p>
-      <w:pPr>
-        <w:spacing w:after="0" w:line="360" w:lineRule="auto"/>
-        <w:jc w:val="both"/>
-        <w:rPr>
-          <w:rFonts w:cs="Times New Roman"/>
-          <w:szCs w:val="24"/>
-        </w:rPr>
-      </w:pPr>
-      <w:r>
-        <w:rPr>
-          <w:rFonts w:cs="Times New Roman"/>
-          <w:szCs w:val="24"/>
-        </w:rPr>
-        <w:t xml:space="preserve">Use </w:t>
-      </w:r>
-      <w:proofErr w:type="spellStart"/>
-      <w:r>
-        <w:rPr>
-          <w:rFonts w:cs="Times New Roman"/>
-          <w:szCs w:val="24"/>
-        </w:rPr>
-        <w:t>A4</w:t>
-      </w:r>
-      <w:proofErr w:type="spellEnd"/>
-      <w:r>
-        <w:rPr>
-          <w:rFonts w:cs="Times New Roman"/>
-          <w:szCs w:val="24"/>
-        </w:rPr>
-        <w:t xml:space="preserve"> size white paper and print only on single side of the paper.</w:t>
-      </w:r>
-    </w:p>
-    <w:p>
-      <w:pPr>
-        <w:pStyle w:val="Heading2"/>
-        <w:spacing w:after="0" w:line="360" w:lineRule="auto"/>
-        <w:jc w:val="both"/>
-      </w:pPr>
-      <w:bookmarkStart w:id="1" w:name="_Toc265989754"/>
-      <w:r>
-        <w:t>4.2 Length of the Report</w:t>
-      </w:r>
-      <w:bookmarkEnd w:id="1"/>
-    </w:p>
-    <w:p>
-      <w:pPr>
-        <w:spacing w:after="0" w:line="360" w:lineRule="auto"/>
-        <w:jc w:val="both"/>
-        <w:rPr>
-          <w:rFonts w:cs="Times New Roman"/>
-          <w:szCs w:val="24"/>
-        </w:rPr>
-      </w:pPr>
-      <w:r>
-        <w:rPr>
-          <w:rFonts w:cs="Times New Roman"/>
-          <w:szCs w:val="24"/>
-        </w:rPr>
-        <w:t>It depends on the nature of the project. The valid length is under the jurisdiction of the supervisor and the department.</w:t>
-      </w:r>
-    </w:p>
-    <w:p>
-      <w:pPr>
-        <w:pStyle w:val="Heading2"/>
-        <w:spacing w:after="0" w:line="360" w:lineRule="auto"/>
-        <w:jc w:val="both"/>
-      </w:pPr>
-      <w:bookmarkStart w:id="2" w:name="_Toc265989755"/>
-      <w:r>
-        <w:lastRenderedPageBreak/>
-        <w:t>4.3 Margins</w:t>
-      </w:r>
-      <w:bookmarkEnd w:id="2"/>
-    </w:p>
-    <w:p>
-      <w:pPr>
-        <w:spacing w:after="0" w:line="360" w:lineRule="auto"/>
-        <w:jc w:val="both"/>
-        <w:rPr>
-          <w:rFonts w:cs="Times New Roman"/>
-          <w:szCs w:val="24"/>
-        </w:rPr>
-      </w:pPr>
-      <w:r>
-        <w:rPr>
-          <w:rFonts w:cs="Times New Roman"/>
-          <w:szCs w:val="24"/>
-        </w:rPr>
-        <w:t xml:space="preserve">Left side: </w:t>
-      </w:r>
-      <w:proofErr w:type="gramStart"/>
-      <w:r>
-        <w:rPr>
-          <w:rFonts w:cs="Times New Roman"/>
-          <w:szCs w:val="24"/>
-        </w:rPr>
-        <w:t>1.5 inch</w:t>
-      </w:r>
-      <w:proofErr w:type="gramEnd"/>
-      <w:r>
-        <w:rPr>
-          <w:rFonts w:cs="Times New Roman"/>
-          <w:szCs w:val="24"/>
-        </w:rPr>
-        <w:t>, Right side: 1 inch, Bottom: 1 inch, Top: 1 inch</w:t>
-      </w:r>
-    </w:p>
-    <w:p>
-      <w:pPr>
-        <w:pStyle w:val="Heading2"/>
-        <w:spacing w:after="0" w:line="360" w:lineRule="auto"/>
-        <w:jc w:val="both"/>
-      </w:pPr>
-      <w:bookmarkStart w:id="3" w:name="_Toc265989756"/>
-      <w:r>
-        <w:t>4.4 Font</w:t>
-      </w:r>
-      <w:bookmarkEnd w:id="3"/>
-    </w:p>
-    <w:p>
-      <w:pPr>
-        <w:spacing w:after="0" w:line="360" w:lineRule="auto"/>
-        <w:jc w:val="both"/>
-        <w:rPr>
-          <w:rFonts w:cs="Times New Roman"/>
-          <w:szCs w:val="24"/>
-        </w:rPr>
-      </w:pPr>
-      <w:r>
-        <w:rPr>
-          <w:rFonts w:cs="Times New Roman"/>
-          <w:szCs w:val="24"/>
-        </w:rPr>
-        <w:t>Times New Roman, Black</w:t>
-      </w:r>
-    </w:p>
-    <w:p>
-      <w:pPr>
-        <w:pStyle w:val="Heading2"/>
-        <w:spacing w:after="0" w:line="360" w:lineRule="auto"/>
-        <w:jc w:val="both"/>
-      </w:pPr>
-      <w:bookmarkStart w:id="4" w:name="_Toc265989757"/>
-      <w:r>
-        <w:t>4.5 Font Size</w:t>
-      </w:r>
-      <w:bookmarkEnd w:id="4"/>
-    </w:p>
-    <w:p>
-      <w:pPr>
-        <w:spacing w:after="0" w:line="360" w:lineRule="auto"/>
-        <w:jc w:val="both"/>
-        <w:rPr>
-          <w:rFonts w:cs="Times New Roman"/>
-          <w:szCs w:val="24"/>
-        </w:rPr>
-      </w:pPr>
-      <w:r>
-        <w:rPr>
-          <w:rFonts w:cs="Times New Roman"/>
-          <w:szCs w:val="24"/>
-        </w:rPr>
-        <w:t xml:space="preserve">Heading 1: 16, Bold, </w:t>
-      </w:r>
-      <w:r>
-        <w:rPr>
-          <w:rFonts w:cs="Times New Roman"/>
-          <w:szCs w:val="24"/>
-        </w:rPr>
-        <w:t xml:space="preserve">Space Before:  12 pt, After:  12 pt, </w:t>
-      </w:r>
-      <w:proofErr w:type="gramStart"/>
-      <w:r>
-        <w:rPr>
-          <w:rFonts w:cs="Times New Roman"/>
-          <w:szCs w:val="24"/>
-        </w:rPr>
-        <w:t>Keep</w:t>
-      </w:r>
-      <w:proofErr w:type="gramEnd"/>
-      <w:r>
-        <w:rPr>
-          <w:rFonts w:cs="Times New Roman"/>
-          <w:szCs w:val="24"/>
-        </w:rPr>
-        <w:t xml:space="preserve"> with next, </w:t>
-      </w:r>
-      <w:proofErr w:type="gramStart"/>
-      <w:r>
-        <w:rPr>
-          <w:rFonts w:cs="Times New Roman"/>
-          <w:szCs w:val="24"/>
-        </w:rPr>
-        <w:t>Keep</w:t>
-      </w:r>
-      <w:proofErr w:type="gramEnd"/>
-      <w:r>
-        <w:rPr>
-          <w:rFonts w:cs="Times New Roman"/>
-          <w:szCs w:val="24"/>
-        </w:rPr>
-        <w:t xml:space="preserve"> lines together</w:t>
-      </w:r>
-      <w:r>
-        <w:rPr>
-          <w:rFonts w:cs="Times New Roman"/>
-          <w:szCs w:val="24"/>
-        </w:rPr>
-        <w:t xml:space="preserve">, </w:t>
-      </w:r>
-      <w:proofErr w:type="gramStart"/>
-      <w:r>
-        <w:rPr>
-          <w:rFonts w:cs="Times New Roman"/>
-          <w:szCs w:val="24"/>
-        </w:rPr>
-        <w:t>Every</w:t>
-      </w:r>
-      <w:proofErr w:type="gramEnd"/>
-      <w:r>
-        <w:rPr>
-          <w:rFonts w:cs="Times New Roman"/>
-          <w:szCs w:val="24"/>
-        </w:rPr>
-        <w:t xml:space="preserve"> context word should start with Uppercase, </w:t>
-      </w:r>
-    </w:p>
-    <w:p>
-      <w:pPr>
-        <w:spacing w:after="0" w:line="360" w:lineRule="auto"/>
-        <w:jc w:val="both"/>
-        <w:rPr>
-          <w:rFonts w:cs="Times New Roman"/>
-          <w:szCs w:val="24"/>
-        </w:rPr>
-      </w:pPr>
-      <w:r>
-        <w:rPr>
-          <w:rFonts w:cs="Times New Roman"/>
-          <w:szCs w:val="24"/>
-        </w:rPr>
-        <w:t xml:space="preserve">Heading 2: 14, Bold, </w:t>
-      </w:r>
-      <w:r>
-        <w:rPr>
-          <w:rFonts w:cs="Times New Roman"/>
-          <w:szCs w:val="24"/>
-        </w:rPr>
-        <w:t xml:space="preserve">Space Before:  12 pt, After:  12 pt, </w:t>
-      </w:r>
-      <w:proofErr w:type="gramStart"/>
-      <w:r>
-        <w:rPr>
-          <w:rFonts w:cs="Times New Roman"/>
-          <w:szCs w:val="24"/>
-        </w:rPr>
-        <w:t>Keep</w:t>
-      </w:r>
-      <w:proofErr w:type="gramEnd"/>
-      <w:r>
-        <w:rPr>
-          <w:rFonts w:cs="Times New Roman"/>
-          <w:szCs w:val="24"/>
-        </w:rPr>
-        <w:t xml:space="preserve"> with next, </w:t>
-      </w:r>
-      <w:proofErr w:type="gramStart"/>
-      <w:r>
-        <w:rPr>
-          <w:rFonts w:cs="Times New Roman"/>
-          <w:szCs w:val="24"/>
-        </w:rPr>
-        <w:t>Keep</w:t>
-      </w:r>
-      <w:proofErr w:type="gramEnd"/>
-      <w:r>
-        <w:rPr>
-          <w:rFonts w:cs="Times New Roman"/>
-          <w:szCs w:val="24"/>
-        </w:rPr>
-        <w:t xml:space="preserve"> lines together</w:t>
-      </w:r>
-      <w:r>
-        <w:rPr>
-          <w:rFonts w:cs="Times New Roman"/>
-          <w:szCs w:val="24"/>
-        </w:rPr>
-        <w:t xml:space="preserve">, </w:t>
-      </w:r>
-      <w:proofErr w:type="gramStart"/>
-      <w:r>
-        <w:rPr>
-          <w:rFonts w:cs="Times New Roman"/>
-          <w:szCs w:val="24"/>
-        </w:rPr>
-        <w:t>Every</w:t>
-      </w:r>
-      <w:proofErr w:type="gramEnd"/>
-      <w:r>
-        <w:rPr>
-          <w:rFonts w:cs="Times New Roman"/>
-          <w:szCs w:val="24"/>
-        </w:rPr>
-        <w:t xml:space="preserve"> context word should start with Uppercase</w:t>
-      </w:r>
-    </w:p>
-    <w:p>
-      <w:pPr>
-        <w:spacing w:after="0" w:line="360" w:lineRule="auto"/>
-        <w:jc w:val="both"/>
-        <w:rPr>
-          <w:rFonts w:cs="Times New Roman"/>
-          <w:szCs w:val="24"/>
-        </w:rPr>
-      </w:pPr>
-      <w:r>
-        <w:rPr>
-          <w:rFonts w:cs="Times New Roman"/>
-          <w:szCs w:val="24"/>
-        </w:rPr>
-        <w:t xml:space="preserve">Heading 3: 12, Bold, </w:t>
-      </w:r>
-      <w:r>
-        <w:rPr>
-          <w:rFonts w:cs="Times New Roman"/>
-          <w:szCs w:val="24"/>
-        </w:rPr>
-        <w:t xml:space="preserve">Space Before:  6 pt, After:  6 pt, </w:t>
-      </w:r>
-      <w:proofErr w:type="gramStart"/>
-      <w:r>
-        <w:rPr>
-          <w:rFonts w:cs="Times New Roman"/>
-          <w:szCs w:val="24"/>
-        </w:rPr>
-        <w:t>Keep</w:t>
-      </w:r>
-      <w:proofErr w:type="gramEnd"/>
-      <w:r>
-        <w:rPr>
-          <w:rFonts w:cs="Times New Roman"/>
-          <w:szCs w:val="24"/>
-        </w:rPr>
-        <w:t xml:space="preserve"> with next, </w:t>
-      </w:r>
-      <w:proofErr w:type="gramStart"/>
-      <w:r>
-        <w:rPr>
-          <w:rFonts w:cs="Times New Roman"/>
-          <w:szCs w:val="24"/>
-        </w:rPr>
-        <w:t>Keep</w:t>
-      </w:r>
-      <w:proofErr w:type="gramEnd"/>
-      <w:r>
-        <w:rPr>
-          <w:rFonts w:cs="Times New Roman"/>
-          <w:szCs w:val="24"/>
-        </w:rPr>
-        <w:t xml:space="preserve"> lines </w:t>
-      </w:r>
-      <w:proofErr w:type="gramStart"/>
-      <w:r>
-        <w:rPr>
-          <w:rFonts w:cs="Times New Roman"/>
-          <w:szCs w:val="24"/>
-        </w:rPr>
-        <w:t xml:space="preserve">together </w:t>
-      </w:r>
-      <w:r>
-        <w:rPr>
-          <w:rFonts w:cs="Times New Roman"/>
-          <w:szCs w:val="24"/>
-        </w:rPr>
-        <w:t>,</w:t>
-      </w:r>
-      <w:proofErr w:type="gramEnd"/>
-      <w:r>
-        <w:rPr>
-          <w:rFonts w:cs="Times New Roman"/>
-          <w:szCs w:val="24"/>
-        </w:rPr>
-        <w:t xml:space="preserve"> </w:t>
-      </w:r>
-      <w:proofErr w:type="gramStart"/>
-      <w:r>
-        <w:rPr>
-          <w:rFonts w:cs="Times New Roman"/>
-          <w:szCs w:val="24"/>
-        </w:rPr>
-        <w:t>Every</w:t>
-      </w:r>
-      <w:proofErr w:type="gramEnd"/>
-      <w:r>
-        <w:rPr>
-          <w:rFonts w:cs="Times New Roman"/>
-          <w:szCs w:val="24"/>
-        </w:rPr>
-        <w:t xml:space="preserve"> context word should start with Uppercase</w:t>
-      </w:r>
-    </w:p>
-    <w:p>
-      <w:pPr>
-        <w:spacing w:after="0" w:line="360" w:lineRule="auto"/>
-        <w:jc w:val="both"/>
-        <w:rPr>
-          <w:rFonts w:cs="Times New Roman"/>
-          <w:szCs w:val="24"/>
-        </w:rPr>
-      </w:pPr>
-      <w:r>
-        <w:rPr>
-          <w:rFonts w:cs="Times New Roman"/>
-          <w:szCs w:val="24"/>
-        </w:rPr>
-        <w:t xml:space="preserve">Heading 4: 12, Normal, </w:t>
-      </w:r>
-      <w:proofErr w:type="gramStart"/>
-      <w:r>
-        <w:rPr>
-          <w:rFonts w:cs="Times New Roman"/>
-          <w:szCs w:val="24"/>
-        </w:rPr>
-        <w:t>Every</w:t>
-      </w:r>
-      <w:proofErr w:type="gramEnd"/>
-      <w:r>
-        <w:rPr>
-          <w:rFonts w:cs="Times New Roman"/>
-          <w:szCs w:val="24"/>
-        </w:rPr>
-        <w:t xml:space="preserve"> context word should start with Uppercase</w:t>
-      </w:r>
-    </w:p>
-    <w:p>
-      <w:pPr>
-        <w:spacing w:after="0" w:line="360" w:lineRule="auto"/>
-        <w:jc w:val="both"/>
-        <w:rPr>
-          <w:rFonts w:cs="Times New Roman"/>
-          <w:szCs w:val="24"/>
-        </w:rPr>
-      </w:pPr>
-      <w:r>
-        <w:rPr>
-          <w:rFonts w:cs="Times New Roman"/>
-          <w:szCs w:val="24"/>
-        </w:rPr>
-        <w:t>Main Text: 12, Normal and Justified, Italics and Bold are permitted for emphasis as and when required.</w:t>
-      </w:r>
-    </w:p>
-    <w:p>
-      <w:pPr>
-        <w:pStyle w:val="Heading2"/>
-        <w:spacing w:after="0" w:line="360" w:lineRule="auto"/>
-        <w:jc w:val="both"/>
-      </w:pPr>
-      <w:bookmarkStart w:id="5" w:name="_Toc265989758"/>
-      <w:r>
-        <w:t>4.6 Line Spacing</w:t>
-      </w:r>
-      <w:bookmarkEnd w:id="5"/>
-    </w:p>
-    <w:p>
-      <w:pPr>
-        <w:spacing w:after="0" w:line="360" w:lineRule="auto"/>
-        <w:jc w:val="both"/>
-        <w:rPr>
-          <w:rFonts w:cs="Times New Roman"/>
-          <w:szCs w:val="24"/>
-        </w:rPr>
-      </w:pPr>
-      <w:r>
-        <w:rPr>
-          <w:rFonts w:cs="Times New Roman"/>
-          <w:szCs w:val="24"/>
-        </w:rPr>
-        <w:t>1.5 lines</w:t>
-      </w:r>
-    </w:p>
-    <w:p>
-      <w:pPr>
-        <w:pStyle w:val="Heading2"/>
-        <w:numPr>
-          <w:ilvl w:val="1"/>
-          <w:numId w:val="10"/>
-        </w:numPr>
-        <w:spacing w:after="0" w:line="360" w:lineRule="auto"/>
-        <w:jc w:val="both"/>
-      </w:pPr>
-      <w:bookmarkStart w:id="6" w:name="_Toc265989759"/>
-      <w:r>
-        <w:t>Paragraph</w:t>
-      </w:r>
-      <w:bookmarkEnd w:id="6"/>
-      <w:r>
-        <w:t xml:space="preserve"> </w:t>
-      </w:r>
-    </w:p>
-    <w:p>
-      <w:pPr>
-        <w:spacing w:after="0" w:line="360" w:lineRule="auto"/>
-        <w:jc w:val="both"/>
-        <w:rPr>
-          <w:rFonts w:cs="Times New Roman"/>
-          <w:szCs w:val="24"/>
-        </w:rPr>
-      </w:pPr>
-      <w:r>
-        <w:rPr>
-          <w:rFonts w:cs="Times New Roman"/>
-          <w:szCs w:val="24"/>
-        </w:rPr>
-        <w:t>N</w:t>
-      </w:r>
-      <w:r>
-        <w:rPr>
-          <w:rFonts w:cs="Times New Roman"/>
-          <w:szCs w:val="24"/>
-        </w:rPr>
-        <w:t xml:space="preserve">o indentation </w:t>
-      </w:r>
-    </w:p>
-    <w:p>
-      <w:pPr>
-        <w:pStyle w:val="Heading2"/>
-        <w:spacing w:after="0" w:line="360" w:lineRule="auto"/>
-        <w:jc w:val="both"/>
-      </w:pPr>
-      <w:bookmarkStart w:id="7" w:name="_Toc265989760"/>
-      <w:r>
-        <w:t>4.8. Page Number</w:t>
-      </w:r>
-      <w:bookmarkEnd w:id="7"/>
-    </w:p>
-    <w:p>
-      <w:pPr>
-        <w:spacing w:after="0" w:line="360" w:lineRule="auto"/>
-        <w:jc w:val="both"/>
-        <w:rPr>
-          <w:rFonts w:cs="Times New Roman"/>
-          <w:szCs w:val="24"/>
-        </w:rPr>
-      </w:pPr>
-      <w:r>
-        <w:rPr>
-          <w:rFonts w:cs="Times New Roman"/>
-          <w:szCs w:val="24"/>
-        </w:rPr>
-        <w:t>At the right of the page, Times New Roman, 10, Black, Normal</w:t>
-      </w:r>
-    </w:p>
-    <w:p>
-      <w:pPr>
-        <w:pStyle w:val="Heading2"/>
-        <w:spacing w:after="0" w:line="360" w:lineRule="auto"/>
-        <w:jc w:val="both"/>
-      </w:pPr>
-      <w:bookmarkStart w:id="8" w:name="_Toc265989761"/>
-      <w:r>
-        <w:t>4.9 Pagination</w:t>
-      </w:r>
-      <w:bookmarkEnd w:id="8"/>
-    </w:p>
-    <w:p>
-      <w:pPr>
-        <w:spacing w:after="0" w:line="360" w:lineRule="auto"/>
-        <w:jc w:val="both"/>
-        <w:rPr>
-          <w:rFonts w:cs="Times New Roman"/>
-          <w:szCs w:val="24"/>
-        </w:rPr>
-      </w:pPr>
-      <w:r>
-        <w:rPr>
-          <w:rFonts w:cs="Times New Roman"/>
-          <w:szCs w:val="24"/>
-        </w:rPr>
-        <w:t>Natural numbers (1,</w:t>
-      </w:r>
-      <w:proofErr w:type="gramStart"/>
-      <w:r>
-        <w:rPr>
-          <w:rFonts w:cs="Times New Roman"/>
-          <w:szCs w:val="24"/>
-        </w:rPr>
-        <w:t>2,3,…</w:t>
-      </w:r>
-      <w:proofErr w:type="gramEnd"/>
-      <w:r>
-        <w:rPr>
-          <w:rFonts w:cs="Times New Roman"/>
-          <w:szCs w:val="24"/>
-        </w:rPr>
-        <w:t>) from first page to end of the report including Annex. Roman numbering in the introductory pages like Acknowledgement, Table of Contents, List of Tables, List of Figures, and other if any.</w:t>
-      </w:r>
-    </w:p>
-    <w:p>
-      <w:pPr>
-        <w:pStyle w:val="Heading2"/>
-        <w:spacing w:after="0" w:line="360" w:lineRule="auto"/>
-        <w:jc w:val="both"/>
-      </w:pPr>
-      <w:bookmarkStart w:id="9" w:name="_Toc265989762"/>
-      <w:r>
-        <w:t xml:space="preserve">4.10 Table and Figure </w:t>
-      </w:r>
-      <w:proofErr w:type="spellStart"/>
-      <w:r>
-        <w:t>labeling</w:t>
-      </w:r>
-      <w:bookmarkEnd w:id="9"/>
-      <w:proofErr w:type="spellEnd"/>
-    </w:p>
-    <w:p>
-      <w:pPr>
-        <w:spacing w:after="0" w:line="360" w:lineRule="auto"/>
-        <w:jc w:val="both"/>
-        <w:rPr>
-          <w:rFonts w:cs="Times New Roman"/>
-          <w:szCs w:val="24"/>
-        </w:rPr>
-      </w:pPr>
-      <w:r>
-        <w:rPr>
-          <w:rFonts w:cs="Times New Roman"/>
-          <w:szCs w:val="24"/>
-        </w:rPr>
-        <w:t xml:space="preserve">Table Section </w:t>
-      </w:r>
-      <w:proofErr w:type="spellStart"/>
-      <w:proofErr w:type="gramStart"/>
-      <w:r>
-        <w:rPr>
-          <w:rFonts w:cs="Times New Roman"/>
-          <w:szCs w:val="24"/>
-        </w:rPr>
-        <w:t>No.Table</w:t>
-      </w:r>
-      <w:proofErr w:type="spellEnd"/>
-      <w:proofErr w:type="gramEnd"/>
-      <w:r>
-        <w:rPr>
-          <w:rFonts w:cs="Times New Roman"/>
-          <w:szCs w:val="24"/>
-        </w:rPr>
-        <w:t xml:space="preserve"> No – Table Name, Times New Roman, 10, Normal, </w:t>
-      </w:r>
-      <w:proofErr w:type="spellStart"/>
-      <w:r>
-        <w:rPr>
-          <w:rFonts w:cs="Times New Roman"/>
-          <w:szCs w:val="24"/>
-        </w:rPr>
-        <w:t>center</w:t>
-      </w:r>
-      <w:proofErr w:type="spellEnd"/>
-      <w:r>
-        <w:rPr>
-          <w:rFonts w:cs="Times New Roman"/>
-          <w:szCs w:val="24"/>
-        </w:rPr>
-        <w:t xml:space="preserve"> </w:t>
-      </w:r>
-    </w:p>
-    <w:p>
-      <w:pPr>
-        <w:spacing w:after="0" w:line="360" w:lineRule="auto"/>
-        <w:jc w:val="both"/>
-        <w:rPr>
-          <w:rFonts w:cs="Times New Roman"/>
-          <w:sz w:val="20"/>
-          <w:szCs w:val="20"/>
-        </w:rPr>
-      </w:pPr>
-      <w:r>
-        <w:rPr>
-          <w:rFonts w:cs="Times New Roman"/>
-          <w:szCs w:val="24"/>
-        </w:rPr>
-        <w:t>e.g.,</w:t>
-      </w:r>
-      <w:r>
-        <w:rPr>
-          <w:rFonts w:cs="Times New Roman"/>
-          <w:szCs w:val="24"/>
-        </w:rPr>
-        <w:t xml:space="preserve"> </w:t>
-      </w:r>
-      <w:r>
-        <w:rPr>
-          <w:rFonts w:cs="Times New Roman"/>
-          <w:sz w:val="20"/>
-          <w:szCs w:val="20"/>
-        </w:rPr>
-        <w:t xml:space="preserve">Table </w:t>
-      </w:r>
-      <w:r>
-        <w:rPr>
-          <w:rFonts w:cs="Times New Roman"/>
-          <w:sz w:val="20"/>
-          <w:szCs w:val="20"/>
-        </w:rPr>
-        <w:t>4.</w:t>
-      </w:r>
-      <w:r>
-        <w:rPr>
-          <w:rFonts w:cs="Times New Roman"/>
-          <w:sz w:val="20"/>
-          <w:szCs w:val="20"/>
-        </w:rPr>
-        <w:t>10</w:t>
-      </w:r>
-      <w:r>
-        <w:rPr>
-          <w:rFonts w:cs="Times New Roman"/>
-          <w:sz w:val="20"/>
-          <w:szCs w:val="20"/>
-        </w:rPr>
-        <w:t>.1- Table Naming Example</w:t>
-      </w:r>
-    </w:p>
-    <w:p>
-      <w:pPr>
-        <w:spacing w:after="0" w:line="360" w:lineRule="auto"/>
-        <w:jc w:val="both"/>
-        <w:rPr>
-          <w:rFonts w:cs="Times New Roman"/>
-          <w:szCs w:val="20"/>
-        </w:rPr>
-      </w:pPr>
-      <w:r>
-        <w:rPr>
-          <w:rFonts w:cs="Times New Roman"/>
-          <w:szCs w:val="20"/>
-        </w:rPr>
-        <w:t xml:space="preserve">Figure Section </w:t>
-      </w:r>
-      <w:proofErr w:type="spellStart"/>
-      <w:proofErr w:type="gramStart"/>
-      <w:r>
-        <w:rPr>
-          <w:rFonts w:cs="Times New Roman"/>
-          <w:szCs w:val="20"/>
-        </w:rPr>
-        <w:t>No.Figure</w:t>
-      </w:r>
-      <w:proofErr w:type="spellEnd"/>
-      <w:proofErr w:type="gramEnd"/>
-      <w:r>
-        <w:rPr>
-          <w:rFonts w:cs="Times New Roman"/>
-          <w:szCs w:val="20"/>
-        </w:rPr>
-        <w:t xml:space="preserve"> No – Figure Name, Times New Roman, 10, Normal</w:t>
-      </w:r>
-      <w:r>
-        <w:rPr>
-          <w:rFonts w:cs="Times New Roman"/>
-          <w:szCs w:val="20"/>
-        </w:rPr>
-        <w:t xml:space="preserve">, </w:t>
-      </w:r>
-      <w:proofErr w:type="spellStart"/>
-      <w:r>
-        <w:rPr>
-          <w:rFonts w:cs="Times New Roman"/>
-          <w:szCs w:val="20"/>
-        </w:rPr>
-        <w:t>center</w:t>
-      </w:r>
-      <w:proofErr w:type="spellEnd"/>
-    </w:p>
-    <w:p>
-      <w:pPr>
-        <w:spacing w:after="0" w:line="360" w:lineRule="auto"/>
-        <w:jc w:val="both"/>
-        <w:rPr>
-          <w:rFonts w:cs="Times New Roman"/>
-          <w:szCs w:val="20"/>
-        </w:rPr>
-      </w:pPr>
-      <w:r>
-        <w:rPr>
-          <w:rFonts w:cs="Times New Roman"/>
-          <w:szCs w:val="20"/>
-        </w:rPr>
-        <w:t>e.g.,</w:t>
-      </w:r>
-      <w:r>
-        <w:rPr>
-          <w:rFonts w:cs="Times New Roman"/>
-          <w:szCs w:val="20"/>
-        </w:rPr>
-        <w:t xml:space="preserve"> </w:t>
-      </w:r>
-      <w:r>
-        <w:rPr>
-          <w:rFonts w:cs="Times New Roman"/>
-          <w:sz w:val="20"/>
-          <w:szCs w:val="20"/>
-        </w:rPr>
-        <w:t>Figure 4.</w:t>
-      </w:r>
-      <w:r>
-        <w:rPr>
-          <w:rFonts w:cs="Times New Roman"/>
-          <w:sz w:val="20"/>
-          <w:szCs w:val="20"/>
-        </w:rPr>
-        <w:t>10</w:t>
-      </w:r>
-      <w:r>
-        <w:rPr>
-          <w:rFonts w:cs="Times New Roman"/>
-          <w:sz w:val="20"/>
-          <w:szCs w:val="20"/>
-        </w:rPr>
-        <w:t>.1 – Figure Naming Example</w:t>
-      </w:r>
-    </w:p>
-    <w:p>
-      <w:pPr>
-        <w:pStyle w:val="Heading2"/>
-        <w:spacing w:after="0" w:line="360" w:lineRule="auto"/>
-        <w:jc w:val="both"/>
-      </w:pPr>
-      <w:bookmarkStart w:id="10" w:name="_Toc265989763"/>
-      <w:r>
-        <w:lastRenderedPageBreak/>
-        <w:t>4.11 Binding</w:t>
-      </w:r>
-      <w:bookmarkEnd w:id="10"/>
-    </w:p>
-    <w:p>
-      <w:pPr>
-        <w:spacing w:after="0" w:line="360" w:lineRule="auto"/>
-        <w:jc w:val="both"/>
-        <w:rPr>
-          <w:rFonts w:cs="Times New Roman"/>
-          <w:szCs w:val="20"/>
-        </w:rPr>
-      </w:pPr>
-      <w:r>
-        <w:rPr>
-          <w:rFonts w:cs="Times New Roman"/>
-          <w:szCs w:val="20"/>
-        </w:rPr>
-        <w:t xml:space="preserve">Proposal: Tape Binding (1 Copy during </w:t>
-      </w:r>
-      <w:proofErr w:type="spellStart"/>
-      <w:r>
-        <w:rPr>
-          <w:rFonts w:cs="Times New Roman"/>
-          <w:szCs w:val="20"/>
-        </w:rPr>
-        <w:t>defense</w:t>
-      </w:r>
-      <w:proofErr w:type="spellEnd"/>
-      <w:r>
-        <w:rPr>
-          <w:rFonts w:cs="Times New Roman"/>
-          <w:szCs w:val="20"/>
-        </w:rPr>
-        <w:t xml:space="preserve"> and after </w:t>
-      </w:r>
-      <w:proofErr w:type="spellStart"/>
-      <w:r>
-        <w:rPr>
-          <w:rFonts w:cs="Times New Roman"/>
-          <w:szCs w:val="20"/>
-        </w:rPr>
-        <w:t>defense</w:t>
-      </w:r>
-      <w:proofErr w:type="spellEnd"/>
-      <w:r>
-        <w:rPr>
-          <w:rFonts w:cs="Times New Roman"/>
-          <w:szCs w:val="20"/>
-        </w:rPr>
-        <w:t>, 2 copies of finalized version of the proposal with correction need to be submitted to the college).</w:t>
-      </w:r>
-    </w:p>
-    <w:p>
-      <w:pPr>
-        <w:spacing w:after="0" w:line="360" w:lineRule="auto"/>
-        <w:jc w:val="both"/>
-        <w:rPr>
-          <w:rFonts w:cs="Times New Roman"/>
-          <w:szCs w:val="20"/>
-        </w:rPr>
-      </w:pPr>
-      <w:r>
-        <w:rPr>
-          <w:rFonts w:cs="Times New Roman"/>
-          <w:szCs w:val="20"/>
-        </w:rPr>
-        <w:t>Mid Term Progress Report: Tape Binding (1 copy to the supervisor)</w:t>
-      </w:r>
-    </w:p>
-    <w:p>
-      <w:pPr>
-        <w:spacing w:after="0" w:line="360" w:lineRule="auto"/>
-        <w:jc w:val="both"/>
-        <w:rPr>
-          <w:rFonts w:cs="Times New Roman"/>
-          <w:szCs w:val="20"/>
-        </w:rPr>
-      </w:pPr>
-    </w:p>
-    <w:p>
-      <w:pPr>
-        <w:spacing w:after="0" w:line="360" w:lineRule="auto"/>
-        <w:jc w:val="both"/>
-        <w:rPr>
-          <w:rFonts w:cs="Times New Roman"/>
-          <w:b/>
-          <w:bCs/>
-          <w:szCs w:val="20"/>
-        </w:rPr>
-      </w:pPr>
-      <w:r>
-        <w:rPr>
-          <w:rFonts w:cs="Times New Roman"/>
-          <w:b/>
-          <w:bCs/>
-          <w:szCs w:val="20"/>
-        </w:rPr>
-        <w:t xml:space="preserve">Final Project Report: </w:t>
-      </w:r>
-    </w:p>
-    <w:p>
-      <w:pPr>
-        <w:spacing w:after="0" w:line="360" w:lineRule="auto"/>
-        <w:ind w:firstLine="720"/>
-        <w:jc w:val="both"/>
-        <w:rPr>
-          <w:rFonts w:cs="Times New Roman"/>
-          <w:szCs w:val="20"/>
-        </w:rPr>
-      </w:pPr>
-      <w:r>
-        <w:rPr>
-          <w:rFonts w:cs="Times New Roman"/>
-          <w:szCs w:val="20"/>
-        </w:rPr>
-        <w:t>For 2</w:t>
-      </w:r>
-      <w:r>
-        <w:rPr>
-          <w:rFonts w:cs="Times New Roman"/>
-          <w:szCs w:val="20"/>
-          <w:vertAlign w:val="superscript"/>
-        </w:rPr>
-        <w:t>nd</w:t>
-      </w:r>
-      <w:r>
-        <w:rPr>
-          <w:rFonts w:cs="Times New Roman"/>
-          <w:szCs w:val="20"/>
-        </w:rPr>
-        <w:t xml:space="preserve"> and 4</w:t>
-      </w:r>
-      <w:r>
-        <w:rPr>
-          <w:rFonts w:cs="Times New Roman"/>
-          <w:szCs w:val="20"/>
-          <w:vertAlign w:val="superscript"/>
-        </w:rPr>
-        <w:t>th</w:t>
-      </w:r>
-      <w:r>
-        <w:rPr>
-          <w:rFonts w:cs="Times New Roman"/>
-          <w:szCs w:val="20"/>
-        </w:rPr>
-        <w:t xml:space="preserve"> Semester</w:t>
-      </w:r>
-    </w:p>
-    <w:p>
-      <w:pPr>
-        <w:spacing w:after="0" w:line="360" w:lineRule="auto"/>
-        <w:ind w:left="720"/>
-        <w:jc w:val="both"/>
-        <w:rPr>
-          <w:rFonts w:cs="Times New Roman"/>
-          <w:szCs w:val="20"/>
-        </w:rPr>
-      </w:pPr>
-      <w:r>
-        <w:rPr>
-          <w:rFonts w:cs="Times New Roman"/>
-          <w:szCs w:val="20"/>
-        </w:rPr>
-        <w:t>Tape Binding (Total 4 Copies: Pokhara University – 1 Copy, College – 2 Copies, Student – 1 Copy). No. of student copies may differ according to the number of members in the project group.</w:t>
-      </w:r>
-    </w:p>
-    <w:p>
-      <w:pPr>
-        <w:spacing w:after="0" w:line="360" w:lineRule="auto"/>
-        <w:ind w:firstLine="720"/>
-        <w:jc w:val="both"/>
-        <w:rPr>
-          <w:rFonts w:cs="Times New Roman"/>
-          <w:szCs w:val="20"/>
-        </w:rPr>
-      </w:pPr>
-      <w:r>
-        <w:rPr>
-          <w:rFonts w:cs="Times New Roman"/>
-          <w:szCs w:val="20"/>
-        </w:rPr>
-        <w:t>For 6</w:t>
-      </w:r>
-      <w:r>
-        <w:rPr>
-          <w:rFonts w:cs="Times New Roman"/>
-          <w:szCs w:val="20"/>
-          <w:vertAlign w:val="superscript"/>
-        </w:rPr>
-        <w:t>th</w:t>
-      </w:r>
-      <w:r>
-        <w:rPr>
-          <w:rFonts w:cs="Times New Roman"/>
-          <w:szCs w:val="20"/>
-        </w:rPr>
-        <w:t xml:space="preserve"> and 8</w:t>
-      </w:r>
-      <w:r>
-        <w:rPr>
-          <w:rFonts w:cs="Times New Roman"/>
-          <w:szCs w:val="20"/>
-          <w:vertAlign w:val="superscript"/>
-        </w:rPr>
-        <w:t>th</w:t>
-      </w:r>
-      <w:r>
-        <w:rPr>
-          <w:rFonts w:cs="Times New Roman"/>
-          <w:szCs w:val="20"/>
-        </w:rPr>
-        <w:t xml:space="preserve"> Semester</w:t>
-      </w:r>
-    </w:p>
-    <w:p>
-      <w:pPr>
-        <w:spacing w:after="0" w:line="360" w:lineRule="auto"/>
-        <w:ind w:left="720"/>
-        <w:jc w:val="both"/>
-        <w:rPr>
-          <w:rFonts w:cs="Times New Roman"/>
-          <w:szCs w:val="20"/>
-        </w:rPr>
-      </w:pPr>
-      <w:r>
-        <w:rPr>
-          <w:rFonts w:cs="Times New Roman"/>
-          <w:szCs w:val="20"/>
-        </w:rPr>
-        <w:t>Hard Binding (Total 4 Copies: Pokhara University – 1 Copy, College – 2 Copies, Student – 1 Copy). No. of student copies may differ according to the number of members in the project group.</w:t>
-      </w:r>
-    </w:p>
-    <w:p>
-      <w:pPr>
-        <w:spacing w:after="0" w:line="360" w:lineRule="auto"/>
-        <w:jc w:val="both"/>
-        <w:rPr>
-          <w:rFonts w:cs="Times New Roman"/>
-          <w:szCs w:val="24"/>
-        </w:rPr>
-      </w:pPr>
-    </w:p>
-    <w:p>
-      <w:pPr>
-        <w:spacing w:after="0" w:line="360" w:lineRule="auto"/>
-        <w:jc w:val="both"/>
-        <w:rPr>
-          <w:rFonts w:cs="Times New Roman"/>
-          <w:szCs w:val="24"/>
-        </w:rPr>
-      </w:pPr>
-      <w:r>
-        <w:rPr>
-          <w:rFonts w:cs="Times New Roman"/>
-          <w:szCs w:val="24"/>
-        </w:rPr>
-        <w:br w:type="page"/>
-      </w:r>
-    </w:p>
-    <w:p>
-      <w:pPr>
         <w:spacing w:before="120" w:after="0" w:line="360" w:lineRule="auto"/>
         <w:jc w:val="center"/>
       </w:pPr>
@@ -1583,7 +12,6 @@
           <w:noProof/>
           <w:lang w:val="en-US"/>
         </w:rPr>
-        <w:lastRenderedPageBreak/>
         <w:drawing>
           <wp:inline distT="0" distB="0" distL="0" distR="0" wp14:anchorId="761D56FA" wp14:editId="16E81A9B">
             <wp:extent cx="2381885" cy="690880"/>
@@ -1645,7 +73,7 @@
           <w:szCs w:val="28"/>
         </w:rPr>
       </w:pPr>
-      <w:bookmarkStart w:id="11" w:name="_Toc52224141"/>
+      <w:bookmarkStart w:id="0" w:name="_Toc52224141"/>
       <w:r>
         <w:rPr>
           <w:b/>
@@ -1655,7 +83,7 @@
         </w:rPr>
         <w:t>LA GRANDEE INTERNATIONAL COLLEGE</w:t>
       </w:r>
-      <w:bookmarkEnd w:id="11"/>
+      <w:bookmarkEnd w:id="0"/>
     </w:p>
     <w:p>
       <w:pPr>
@@ -1780,8 +208,8 @@
           <w:szCs w:val="28"/>
         </w:rPr>
       </w:pPr>
-      <w:bookmarkStart w:id="12" w:name="_Toc52226986"/>
-      <w:bookmarkStart w:id="13" w:name="_Toc52224142"/>
+      <w:bookmarkStart w:id="1" w:name="_Toc52226986"/>
+      <w:bookmarkStart w:id="2" w:name="_Toc52224142"/>
       <w:r>
         <w:rPr>
           <w:b/>
@@ -1800,7 +228,7 @@
         </w:rPr>
         <w:t>“</w:t>
       </w:r>
-      <w:bookmarkEnd w:id="12"/>
+      <w:bookmarkEnd w:id="1"/>
       <w:sdt>
         <w:sdtPr>
           <w:rPr>
@@ -1839,7 +267,7 @@
         </w:rPr>
         <w:t>”</w:t>
       </w:r>
-      <w:bookmarkEnd w:id="13"/>
+      <w:bookmarkEnd w:id="2"/>
       <w:r>
         <w:rPr>
           <w:b/>
@@ -2519,7 +947,7 @@
           <w:noProof/>
           <w:szCs w:val="24"/>
         </w:rPr>
-        <w:t>16</w:t>
+        <w:t>17</w:t>
       </w:r>
       <w:proofErr w:type="spellEnd"/>
       <w:r>
@@ -2564,7 +992,7 @@
     <w:p>
       <w:pPr>
         <w:spacing w:before="120" w:after="0" w:line="360" w:lineRule="auto"/>
-        <w:jc w:val="both"/>
+        <w:jc w:val="center"/>
         <w:rPr>
           <w:rFonts w:cs="Times New Roman"/>
           <w:b/>
@@ -2572,37 +1000,14 @@
           <w:szCs w:val="32"/>
         </w:rPr>
       </w:pPr>
-    </w:p>
-    <w:p>
-      <w:pPr>
-        <w:spacing w:before="120" w:after="0" w:line="360" w:lineRule="auto"/>
-        <w:jc w:val="both"/>
+      <w:r>
         <w:rPr>
           <w:rFonts w:cs="Times New Roman"/>
           <w:b/>
           <w:sz w:val="32"/>
           <w:szCs w:val="32"/>
         </w:rPr>
-      </w:pPr>
-    </w:p>
-    <w:p>
-      <w:pPr>
-        <w:spacing w:before="120" w:after="0" w:line="360" w:lineRule="auto"/>
-        <w:jc w:val="center"/>
-        <w:rPr>
-          <w:rFonts w:cs="Times New Roman"/>
-          <w:b/>
-          <w:sz w:val="32"/>
-          <w:szCs w:val="32"/>
-        </w:rPr>
-      </w:pPr>
-      <w:r>
-        <w:rPr>
-          <w:rFonts w:cs="Times New Roman"/>
-          <w:b/>
-          <w:sz w:val="32"/>
-          <w:szCs w:val="32"/>
-        </w:rPr>
+        <w:lastRenderedPageBreak/>
         <w:t>Acknowledgement</w:t>
       </w:r>
     </w:p>
@@ -3848,6 +2253,1062 @@
         <w:br w:type="page"/>
       </w:r>
     </w:p>
+    <w:sdt>
+      <w:sdtPr>
+        <w:rPr>
+          <w:rFonts w:ascii="Times New Roman" w:eastAsiaTheme="minorHAnsi" w:hAnsi="Times New Roman" w:cstheme="minorBidi"/>
+          <w:color w:val="auto"/>
+          <w:sz w:val="24"/>
+          <w:szCs w:val="22"/>
+          <w:lang w:val="en-GB"/>
+        </w:rPr>
+        <w:id w:val="-141664028"/>
+        <w:docPartObj>
+          <w:docPartGallery w:val="Table of Contents"/>
+          <w:docPartUnique/>
+        </w:docPartObj>
+      </w:sdtPr>
+      <w:sdtEndPr>
+        <w:rPr>
+          <w:b/>
+          <w:bCs/>
+          <w:noProof/>
+        </w:rPr>
+      </w:sdtEndPr>
+      <w:sdtContent>
+        <w:p>
+          <w:pPr>
+            <w:pStyle w:val="TOCHeading"/>
+            <w:jc w:val="center"/>
+            <w:rPr>
+              <w:rStyle w:val="Heading1Char"/>
+              <w:color w:val="0D0D0D" w:themeColor="text1" w:themeTint="F2"/>
+            </w:rPr>
+          </w:pPr>
+          <w:r>
+            <w:rPr>
+              <w:rStyle w:val="Heading1Char"/>
+              <w:color w:val="0D0D0D" w:themeColor="text1" w:themeTint="F2"/>
+            </w:rPr>
+            <w:t>Table of Contents</w:t>
+          </w:r>
+        </w:p>
+        <w:p>
+          <w:pPr>
+            <w:pStyle w:val="TOC1"/>
+            <w:rPr>
+              <w:rFonts w:asciiTheme="minorHAnsi" w:eastAsiaTheme="minorEastAsia" w:hAnsiTheme="minorHAnsi"/>
+              <w:noProof/>
+              <w:kern w:val="2"/>
+              <w:szCs w:val="24"/>
+              <w:lang w:val="en-US"/>
+              <w14:ligatures w14:val="standardContextual"/>
+            </w:rPr>
+          </w:pPr>
+          <w:r>
+            <w:fldChar w:fldCharType="begin"/>
+          </w:r>
+          <w:r>
+            <w:instrText xml:space="preserve"> TOC \o "1-3" \h \z \u </w:instrText>
+          </w:r>
+          <w:r>
+            <w:fldChar w:fldCharType="separate"/>
+          </w:r>
+          <w:hyperlink w:anchor="_Toc232570754" w:history="1">
+            <w:r>
+              <w:rPr>
+                <w:rStyle w:val="Hyperlink"/>
+                <w:noProof/>
+              </w:rPr>
+              <w:t>1.</w:t>
+            </w:r>
+            <w:r>
+              <w:rPr>
+                <w:rFonts w:asciiTheme="minorHAnsi" w:eastAsiaTheme="minorEastAsia" w:hAnsiTheme="minorHAnsi"/>
+                <w:noProof/>
+                <w:kern w:val="2"/>
+                <w:szCs w:val="24"/>
+                <w:lang w:val="en-US"/>
+                <w14:ligatures w14:val="standardContextual"/>
+              </w:rPr>
+              <w:tab/>
+            </w:r>
+            <w:r>
+              <w:rPr>
+                <w:rStyle w:val="Hyperlink"/>
+                <w:noProof/>
+              </w:rPr>
+              <w:t>Introduction</w:t>
+            </w:r>
+            <w:r>
+              <w:rPr>
+                <w:noProof/>
+                <w:webHidden/>
+              </w:rPr>
+              <w:tab/>
+            </w:r>
+            <w:r>
+              <w:rPr>
+                <w:noProof/>
+                <w:webHidden/>
+              </w:rPr>
+              <w:fldChar w:fldCharType="begin"/>
+            </w:r>
+            <w:r>
+              <w:rPr>
+                <w:noProof/>
+                <w:webHidden/>
+              </w:rPr>
+              <w:instrText xml:space="preserve"> PAGEREF _Toc232570754 \h </w:instrText>
+            </w:r>
+            <w:r>
+              <w:rPr>
+                <w:noProof/>
+                <w:webHidden/>
+              </w:rPr>
+            </w:r>
+            <w:r>
+              <w:rPr>
+                <w:noProof/>
+                <w:webHidden/>
+              </w:rPr>
+              <w:fldChar w:fldCharType="separate"/>
+            </w:r>
+            <w:r>
+              <w:rPr>
+                <w:noProof/>
+                <w:webHidden/>
+              </w:rPr>
+              <w:t>8</w:t>
+            </w:r>
+            <w:r>
+              <w:rPr>
+                <w:noProof/>
+                <w:webHidden/>
+              </w:rPr>
+              <w:fldChar w:fldCharType="end"/>
+            </w:r>
+          </w:hyperlink>
+        </w:p>
+        <w:p>
+          <w:pPr>
+            <w:pStyle w:val="TOC1"/>
+            <w:rPr>
+              <w:rFonts w:asciiTheme="minorHAnsi" w:eastAsiaTheme="minorEastAsia" w:hAnsiTheme="minorHAnsi"/>
+              <w:noProof/>
+              <w:kern w:val="2"/>
+              <w:szCs w:val="24"/>
+              <w:lang w:val="en-US"/>
+              <w14:ligatures w14:val="standardContextual"/>
+            </w:rPr>
+          </w:pPr>
+          <w:hyperlink w:anchor="_Toc232570755" w:history="1">
+            <w:r>
+              <w:rPr>
+                <w:rStyle w:val="Hyperlink"/>
+                <w:noProof/>
+              </w:rPr>
+              <w:t>2.</w:t>
+            </w:r>
+            <w:r>
+              <w:rPr>
+                <w:rFonts w:asciiTheme="minorHAnsi" w:eastAsiaTheme="minorEastAsia" w:hAnsiTheme="minorHAnsi"/>
+                <w:noProof/>
+                <w:kern w:val="2"/>
+                <w:szCs w:val="24"/>
+                <w:lang w:val="en-US"/>
+                <w14:ligatures w14:val="standardContextual"/>
+              </w:rPr>
+              <w:tab/>
+            </w:r>
+            <w:r>
+              <w:rPr>
+                <w:rStyle w:val="Hyperlink"/>
+                <w:noProof/>
+              </w:rPr>
+              <w:t>Problem Statement</w:t>
+            </w:r>
+            <w:r>
+              <w:rPr>
+                <w:noProof/>
+                <w:webHidden/>
+              </w:rPr>
+              <w:tab/>
+            </w:r>
+            <w:r>
+              <w:rPr>
+                <w:noProof/>
+                <w:webHidden/>
+              </w:rPr>
+              <w:fldChar w:fldCharType="begin"/>
+            </w:r>
+            <w:r>
+              <w:rPr>
+                <w:noProof/>
+                <w:webHidden/>
+              </w:rPr>
+              <w:instrText xml:space="preserve"> PAGEREF _Toc232570755 \h </w:instrText>
+            </w:r>
+            <w:r>
+              <w:rPr>
+                <w:noProof/>
+                <w:webHidden/>
+              </w:rPr>
+            </w:r>
+            <w:r>
+              <w:rPr>
+                <w:noProof/>
+                <w:webHidden/>
+              </w:rPr>
+              <w:fldChar w:fldCharType="separate"/>
+            </w:r>
+            <w:r>
+              <w:rPr>
+                <w:noProof/>
+                <w:webHidden/>
+              </w:rPr>
+              <w:t>10</w:t>
+            </w:r>
+            <w:r>
+              <w:rPr>
+                <w:noProof/>
+                <w:webHidden/>
+              </w:rPr>
+              <w:fldChar w:fldCharType="end"/>
+            </w:r>
+          </w:hyperlink>
+        </w:p>
+        <w:p>
+          <w:pPr>
+            <w:pStyle w:val="TOC1"/>
+            <w:rPr>
+              <w:rFonts w:asciiTheme="minorHAnsi" w:eastAsiaTheme="minorEastAsia" w:hAnsiTheme="minorHAnsi"/>
+              <w:noProof/>
+              <w:kern w:val="2"/>
+              <w:szCs w:val="24"/>
+              <w:lang w:val="en-US"/>
+              <w14:ligatures w14:val="standardContextual"/>
+            </w:rPr>
+          </w:pPr>
+          <w:hyperlink w:anchor="_Toc232570756" w:history="1">
+            <w:r>
+              <w:rPr>
+                <w:rStyle w:val="Hyperlink"/>
+                <w:noProof/>
+              </w:rPr>
+              <w:t>3.</w:t>
+            </w:r>
+            <w:r>
+              <w:rPr>
+                <w:rFonts w:asciiTheme="minorHAnsi" w:eastAsiaTheme="minorEastAsia" w:hAnsiTheme="minorHAnsi"/>
+                <w:noProof/>
+                <w:kern w:val="2"/>
+                <w:szCs w:val="24"/>
+                <w:lang w:val="en-US"/>
+                <w14:ligatures w14:val="standardContextual"/>
+              </w:rPr>
+              <w:tab/>
+            </w:r>
+            <w:r>
+              <w:rPr>
+                <w:rStyle w:val="Hyperlink"/>
+                <w:noProof/>
+              </w:rPr>
+              <w:t>Objective</w:t>
+            </w:r>
+            <w:r>
+              <w:rPr>
+                <w:noProof/>
+                <w:webHidden/>
+              </w:rPr>
+              <w:tab/>
+            </w:r>
+            <w:r>
+              <w:rPr>
+                <w:noProof/>
+                <w:webHidden/>
+              </w:rPr>
+              <w:fldChar w:fldCharType="begin"/>
+            </w:r>
+            <w:r>
+              <w:rPr>
+                <w:noProof/>
+                <w:webHidden/>
+              </w:rPr>
+              <w:instrText xml:space="preserve"> PAGEREF _Toc232570756 \h </w:instrText>
+            </w:r>
+            <w:r>
+              <w:rPr>
+                <w:noProof/>
+                <w:webHidden/>
+              </w:rPr>
+            </w:r>
+            <w:r>
+              <w:rPr>
+                <w:noProof/>
+                <w:webHidden/>
+              </w:rPr>
+              <w:fldChar w:fldCharType="separate"/>
+            </w:r>
+            <w:r>
+              <w:rPr>
+                <w:noProof/>
+                <w:webHidden/>
+              </w:rPr>
+              <w:t>11</w:t>
+            </w:r>
+            <w:r>
+              <w:rPr>
+                <w:noProof/>
+                <w:webHidden/>
+              </w:rPr>
+              <w:fldChar w:fldCharType="end"/>
+            </w:r>
+          </w:hyperlink>
+        </w:p>
+        <w:p>
+          <w:pPr>
+            <w:pStyle w:val="TOC1"/>
+            <w:rPr>
+              <w:rFonts w:asciiTheme="minorHAnsi" w:eastAsiaTheme="minorEastAsia" w:hAnsiTheme="minorHAnsi"/>
+              <w:noProof/>
+              <w:kern w:val="2"/>
+              <w:szCs w:val="24"/>
+              <w:lang w:val="en-US"/>
+              <w14:ligatures w14:val="standardContextual"/>
+            </w:rPr>
+          </w:pPr>
+          <w:hyperlink w:anchor="_Toc232570757" w:history="1">
+            <w:r>
+              <w:rPr>
+                <w:rStyle w:val="Hyperlink"/>
+                <w:noProof/>
+              </w:rPr>
+              <w:t>4.</w:t>
+            </w:r>
+            <w:r>
+              <w:rPr>
+                <w:rFonts w:asciiTheme="minorHAnsi" w:eastAsiaTheme="minorEastAsia" w:hAnsiTheme="minorHAnsi"/>
+                <w:noProof/>
+                <w:kern w:val="2"/>
+                <w:szCs w:val="24"/>
+                <w:lang w:val="en-US"/>
+                <w14:ligatures w14:val="standardContextual"/>
+              </w:rPr>
+              <w:tab/>
+            </w:r>
+            <w:r>
+              <w:rPr>
+                <w:rStyle w:val="Hyperlink"/>
+                <w:noProof/>
+              </w:rPr>
+              <w:t>Background Study</w:t>
+            </w:r>
+            <w:r>
+              <w:rPr>
+                <w:noProof/>
+                <w:webHidden/>
+              </w:rPr>
+              <w:tab/>
+            </w:r>
+            <w:r>
+              <w:rPr>
+                <w:noProof/>
+                <w:webHidden/>
+              </w:rPr>
+              <w:fldChar w:fldCharType="begin"/>
+            </w:r>
+            <w:r>
+              <w:rPr>
+                <w:noProof/>
+                <w:webHidden/>
+              </w:rPr>
+              <w:instrText xml:space="preserve"> PAGEREF _Toc232570757 \h </w:instrText>
+            </w:r>
+            <w:r>
+              <w:rPr>
+                <w:noProof/>
+                <w:webHidden/>
+              </w:rPr>
+            </w:r>
+            <w:r>
+              <w:rPr>
+                <w:noProof/>
+                <w:webHidden/>
+              </w:rPr>
+              <w:fldChar w:fldCharType="separate"/>
+            </w:r>
+            <w:r>
+              <w:rPr>
+                <w:noProof/>
+                <w:webHidden/>
+              </w:rPr>
+              <w:t>12</w:t>
+            </w:r>
+            <w:r>
+              <w:rPr>
+                <w:noProof/>
+                <w:webHidden/>
+              </w:rPr>
+              <w:fldChar w:fldCharType="end"/>
+            </w:r>
+          </w:hyperlink>
+        </w:p>
+        <w:p>
+          <w:pPr>
+            <w:pStyle w:val="TOC1"/>
+            <w:rPr>
+              <w:rFonts w:asciiTheme="minorHAnsi" w:eastAsiaTheme="minorEastAsia" w:hAnsiTheme="minorHAnsi"/>
+              <w:noProof/>
+              <w:kern w:val="2"/>
+              <w:szCs w:val="24"/>
+              <w:lang w:val="en-US"/>
+              <w14:ligatures w14:val="standardContextual"/>
+            </w:rPr>
+          </w:pPr>
+          <w:hyperlink w:anchor="_Toc232570758" w:history="1">
+            <w:r>
+              <w:rPr>
+                <w:rStyle w:val="Hyperlink"/>
+                <w:noProof/>
+              </w:rPr>
+              <w:t>5.</w:t>
+            </w:r>
+            <w:r>
+              <w:rPr>
+                <w:rFonts w:asciiTheme="minorHAnsi" w:eastAsiaTheme="minorEastAsia" w:hAnsiTheme="minorHAnsi"/>
+                <w:noProof/>
+                <w:kern w:val="2"/>
+                <w:szCs w:val="24"/>
+                <w:lang w:val="en-US"/>
+                <w14:ligatures w14:val="standardContextual"/>
+              </w:rPr>
+              <w:tab/>
+            </w:r>
+            <w:r>
+              <w:rPr>
+                <w:rStyle w:val="Hyperlink"/>
+                <w:noProof/>
+              </w:rPr>
+              <w:t>Requirement Document</w:t>
+            </w:r>
+            <w:r>
+              <w:rPr>
+                <w:noProof/>
+                <w:webHidden/>
+              </w:rPr>
+              <w:tab/>
+            </w:r>
+            <w:r>
+              <w:rPr>
+                <w:noProof/>
+                <w:webHidden/>
+              </w:rPr>
+              <w:fldChar w:fldCharType="begin"/>
+            </w:r>
+            <w:r>
+              <w:rPr>
+                <w:noProof/>
+                <w:webHidden/>
+              </w:rPr>
+              <w:instrText xml:space="preserve"> PAGEREF _Toc232570758 \h </w:instrText>
+            </w:r>
+            <w:r>
+              <w:rPr>
+                <w:noProof/>
+                <w:webHidden/>
+              </w:rPr>
+            </w:r>
+            <w:r>
+              <w:rPr>
+                <w:noProof/>
+                <w:webHidden/>
+              </w:rPr>
+              <w:fldChar w:fldCharType="separate"/>
+            </w:r>
+            <w:r>
+              <w:rPr>
+                <w:noProof/>
+                <w:webHidden/>
+              </w:rPr>
+              <w:t>13</w:t>
+            </w:r>
+            <w:r>
+              <w:rPr>
+                <w:noProof/>
+                <w:webHidden/>
+              </w:rPr>
+              <w:fldChar w:fldCharType="end"/>
+            </w:r>
+          </w:hyperlink>
+        </w:p>
+        <w:p>
+          <w:pPr>
+            <w:pStyle w:val="TOC2"/>
+            <w:tabs>
+              <w:tab w:val="right" w:leader="dot" w:pos="8296"/>
+            </w:tabs>
+            <w:rPr>
+              <w:rFonts w:asciiTheme="minorHAnsi" w:eastAsiaTheme="minorEastAsia" w:hAnsiTheme="minorHAnsi"/>
+              <w:noProof/>
+              <w:kern w:val="2"/>
+              <w:szCs w:val="24"/>
+              <w:lang w:val="en-US"/>
+              <w14:ligatures w14:val="standardContextual"/>
+            </w:rPr>
+          </w:pPr>
+          <w:hyperlink w:anchor="_Toc232570759" w:history="1">
+            <w:r>
+              <w:rPr>
+                <w:rStyle w:val="Hyperlink"/>
+                <w:noProof/>
+              </w:rPr>
+              <w:t>5.1 Requirement Matrix</w:t>
+            </w:r>
+            <w:r>
+              <w:rPr>
+                <w:noProof/>
+                <w:webHidden/>
+              </w:rPr>
+              <w:tab/>
+            </w:r>
+            <w:r>
+              <w:rPr>
+                <w:noProof/>
+                <w:webHidden/>
+              </w:rPr>
+              <w:fldChar w:fldCharType="begin"/>
+            </w:r>
+            <w:r>
+              <w:rPr>
+                <w:noProof/>
+                <w:webHidden/>
+              </w:rPr>
+              <w:instrText xml:space="preserve"> PAGEREF _Toc232570759 \h </w:instrText>
+            </w:r>
+            <w:r>
+              <w:rPr>
+                <w:noProof/>
+                <w:webHidden/>
+              </w:rPr>
+            </w:r>
+            <w:r>
+              <w:rPr>
+                <w:noProof/>
+                <w:webHidden/>
+              </w:rPr>
+              <w:fldChar w:fldCharType="separate"/>
+            </w:r>
+            <w:r>
+              <w:rPr>
+                <w:noProof/>
+                <w:webHidden/>
+              </w:rPr>
+              <w:t>13</w:t>
+            </w:r>
+            <w:r>
+              <w:rPr>
+                <w:noProof/>
+                <w:webHidden/>
+              </w:rPr>
+              <w:fldChar w:fldCharType="end"/>
+            </w:r>
+          </w:hyperlink>
+        </w:p>
+        <w:p>
+          <w:pPr>
+            <w:pStyle w:val="TOC2"/>
+            <w:tabs>
+              <w:tab w:val="right" w:leader="dot" w:pos="8296"/>
+            </w:tabs>
+            <w:rPr>
+              <w:rFonts w:asciiTheme="minorHAnsi" w:eastAsiaTheme="minorEastAsia" w:hAnsiTheme="minorHAnsi"/>
+              <w:noProof/>
+              <w:kern w:val="2"/>
+              <w:szCs w:val="24"/>
+              <w:lang w:val="en-US"/>
+              <w14:ligatures w14:val="standardContextual"/>
+            </w:rPr>
+          </w:pPr>
+          <w:hyperlink w:anchor="_Toc232570760" w:history="1">
+            <w:r>
+              <w:rPr>
+                <w:rStyle w:val="Hyperlink"/>
+                <w:noProof/>
+              </w:rPr>
+              <w:t>5.2 Business Requirements</w:t>
+            </w:r>
+            <w:r>
+              <w:rPr>
+                <w:noProof/>
+                <w:webHidden/>
+              </w:rPr>
+              <w:tab/>
+            </w:r>
+            <w:r>
+              <w:rPr>
+                <w:noProof/>
+                <w:webHidden/>
+              </w:rPr>
+              <w:fldChar w:fldCharType="begin"/>
+            </w:r>
+            <w:r>
+              <w:rPr>
+                <w:noProof/>
+                <w:webHidden/>
+              </w:rPr>
+              <w:instrText xml:space="preserve"> PAGEREF _Toc232570760 \h </w:instrText>
+            </w:r>
+            <w:r>
+              <w:rPr>
+                <w:noProof/>
+                <w:webHidden/>
+              </w:rPr>
+            </w:r>
+            <w:r>
+              <w:rPr>
+                <w:noProof/>
+                <w:webHidden/>
+              </w:rPr>
+              <w:fldChar w:fldCharType="separate"/>
+            </w:r>
+            <w:r>
+              <w:rPr>
+                <w:noProof/>
+                <w:webHidden/>
+              </w:rPr>
+              <w:t>15</w:t>
+            </w:r>
+            <w:r>
+              <w:rPr>
+                <w:noProof/>
+                <w:webHidden/>
+              </w:rPr>
+              <w:fldChar w:fldCharType="end"/>
+            </w:r>
+          </w:hyperlink>
+        </w:p>
+        <w:p>
+          <w:pPr>
+            <w:pStyle w:val="TOC2"/>
+            <w:tabs>
+              <w:tab w:val="right" w:leader="dot" w:pos="8296"/>
+            </w:tabs>
+            <w:rPr>
+              <w:rFonts w:asciiTheme="minorHAnsi" w:eastAsiaTheme="minorEastAsia" w:hAnsiTheme="minorHAnsi"/>
+              <w:noProof/>
+              <w:kern w:val="2"/>
+              <w:szCs w:val="24"/>
+              <w:lang w:val="en-US"/>
+              <w14:ligatures w14:val="standardContextual"/>
+            </w:rPr>
+          </w:pPr>
+          <w:hyperlink w:anchor="_Toc232570761" w:history="1">
+            <w:r>
+              <w:rPr>
+                <w:rStyle w:val="Hyperlink"/>
+                <w:noProof/>
+                <w:lang w:val="en-US"/>
+              </w:rPr>
+              <w:t xml:space="preserve">5.3 </w:t>
+            </w:r>
+            <w:r>
+              <w:rPr>
+                <w:rStyle w:val="Hyperlink"/>
+                <w:bCs/>
+                <w:noProof/>
+                <w:lang w:val="en-US"/>
+              </w:rPr>
+              <w:t>User Requirements</w:t>
+            </w:r>
+            <w:r>
+              <w:rPr>
+                <w:noProof/>
+                <w:webHidden/>
+              </w:rPr>
+              <w:tab/>
+            </w:r>
+            <w:r>
+              <w:rPr>
+                <w:noProof/>
+                <w:webHidden/>
+              </w:rPr>
+              <w:fldChar w:fldCharType="begin"/>
+            </w:r>
+            <w:r>
+              <w:rPr>
+                <w:noProof/>
+                <w:webHidden/>
+              </w:rPr>
+              <w:instrText xml:space="preserve"> PAGEREF _Toc232570761 \h </w:instrText>
+            </w:r>
+            <w:r>
+              <w:rPr>
+                <w:noProof/>
+                <w:webHidden/>
+              </w:rPr>
+            </w:r>
+            <w:r>
+              <w:rPr>
+                <w:noProof/>
+                <w:webHidden/>
+              </w:rPr>
+              <w:fldChar w:fldCharType="separate"/>
+            </w:r>
+            <w:r>
+              <w:rPr>
+                <w:noProof/>
+                <w:webHidden/>
+              </w:rPr>
+              <w:t>15</w:t>
+            </w:r>
+            <w:r>
+              <w:rPr>
+                <w:noProof/>
+                <w:webHidden/>
+              </w:rPr>
+              <w:fldChar w:fldCharType="end"/>
+            </w:r>
+          </w:hyperlink>
+        </w:p>
+        <w:p>
+          <w:pPr>
+            <w:pStyle w:val="TOC2"/>
+            <w:tabs>
+              <w:tab w:val="right" w:leader="dot" w:pos="8296"/>
+            </w:tabs>
+            <w:rPr>
+              <w:rFonts w:asciiTheme="minorHAnsi" w:eastAsiaTheme="minorEastAsia" w:hAnsiTheme="minorHAnsi"/>
+              <w:noProof/>
+              <w:kern w:val="2"/>
+              <w:szCs w:val="24"/>
+              <w:lang w:val="en-US"/>
+              <w14:ligatures w14:val="standardContextual"/>
+            </w:rPr>
+          </w:pPr>
+          <w:hyperlink w:anchor="_Toc232570762" w:history="1">
+            <w:r>
+              <w:rPr>
+                <w:rStyle w:val="Hyperlink"/>
+                <w:bCs/>
+                <w:noProof/>
+                <w:lang w:val="en-US"/>
+              </w:rPr>
+              <w:t>5.4 Functional Requirements</w:t>
+            </w:r>
+            <w:r>
+              <w:rPr>
+                <w:noProof/>
+                <w:webHidden/>
+              </w:rPr>
+              <w:tab/>
+            </w:r>
+            <w:r>
+              <w:rPr>
+                <w:noProof/>
+                <w:webHidden/>
+              </w:rPr>
+              <w:fldChar w:fldCharType="begin"/>
+            </w:r>
+            <w:r>
+              <w:rPr>
+                <w:noProof/>
+                <w:webHidden/>
+              </w:rPr>
+              <w:instrText xml:space="preserve"> PAGEREF _Toc232570762 \h </w:instrText>
+            </w:r>
+            <w:r>
+              <w:rPr>
+                <w:noProof/>
+                <w:webHidden/>
+              </w:rPr>
+            </w:r>
+            <w:r>
+              <w:rPr>
+                <w:noProof/>
+                <w:webHidden/>
+              </w:rPr>
+              <w:fldChar w:fldCharType="separate"/>
+            </w:r>
+            <w:r>
+              <w:rPr>
+                <w:noProof/>
+                <w:webHidden/>
+              </w:rPr>
+              <w:t>15</w:t>
+            </w:r>
+            <w:r>
+              <w:rPr>
+                <w:noProof/>
+                <w:webHidden/>
+              </w:rPr>
+              <w:fldChar w:fldCharType="end"/>
+            </w:r>
+          </w:hyperlink>
+        </w:p>
+        <w:p>
+          <w:pPr>
+            <w:pStyle w:val="TOC2"/>
+            <w:tabs>
+              <w:tab w:val="right" w:leader="dot" w:pos="8296"/>
+            </w:tabs>
+            <w:rPr>
+              <w:rFonts w:asciiTheme="minorHAnsi" w:eastAsiaTheme="minorEastAsia" w:hAnsiTheme="minorHAnsi"/>
+              <w:noProof/>
+              <w:kern w:val="2"/>
+              <w:szCs w:val="24"/>
+              <w:lang w:val="en-US"/>
+              <w14:ligatures w14:val="standardContextual"/>
+            </w:rPr>
+          </w:pPr>
+          <w:hyperlink w:anchor="_Toc232570763" w:history="1">
+            <w:r>
+              <w:rPr>
+                <w:rStyle w:val="Hyperlink"/>
+                <w:bCs/>
+                <w:noProof/>
+                <w:lang w:val="en-US"/>
+              </w:rPr>
+              <w:t>5.5 Non-Functional Requirements</w:t>
+            </w:r>
+            <w:r>
+              <w:rPr>
+                <w:noProof/>
+                <w:webHidden/>
+              </w:rPr>
+              <w:tab/>
+            </w:r>
+            <w:r>
+              <w:rPr>
+                <w:noProof/>
+                <w:webHidden/>
+              </w:rPr>
+              <w:fldChar w:fldCharType="begin"/>
+            </w:r>
+            <w:r>
+              <w:rPr>
+                <w:noProof/>
+                <w:webHidden/>
+              </w:rPr>
+              <w:instrText xml:space="preserve"> PAGEREF _Toc232570763 \h </w:instrText>
+            </w:r>
+            <w:r>
+              <w:rPr>
+                <w:noProof/>
+                <w:webHidden/>
+              </w:rPr>
+            </w:r>
+            <w:r>
+              <w:rPr>
+                <w:noProof/>
+                <w:webHidden/>
+              </w:rPr>
+              <w:fldChar w:fldCharType="separate"/>
+            </w:r>
+            <w:r>
+              <w:rPr>
+                <w:noProof/>
+                <w:webHidden/>
+              </w:rPr>
+              <w:t>15</w:t>
+            </w:r>
+            <w:r>
+              <w:rPr>
+                <w:noProof/>
+                <w:webHidden/>
+              </w:rPr>
+              <w:fldChar w:fldCharType="end"/>
+            </w:r>
+          </w:hyperlink>
+        </w:p>
+        <w:p>
+          <w:pPr>
+            <w:pStyle w:val="TOC1"/>
+            <w:rPr>
+              <w:rFonts w:asciiTheme="minorHAnsi" w:eastAsiaTheme="minorEastAsia" w:hAnsiTheme="minorHAnsi"/>
+              <w:noProof/>
+              <w:kern w:val="2"/>
+              <w:szCs w:val="24"/>
+              <w:lang w:val="en-US"/>
+              <w14:ligatures w14:val="standardContextual"/>
+            </w:rPr>
+          </w:pPr>
+          <w:hyperlink w:anchor="_Toc232570764" w:history="1">
+            <w:r>
+              <w:rPr>
+                <w:rStyle w:val="Hyperlink"/>
+                <w:noProof/>
+              </w:rPr>
+              <w:t>6.</w:t>
+            </w:r>
+            <w:r>
+              <w:rPr>
+                <w:rFonts w:asciiTheme="minorHAnsi" w:eastAsiaTheme="minorEastAsia" w:hAnsiTheme="minorHAnsi"/>
+                <w:noProof/>
+                <w:kern w:val="2"/>
+                <w:szCs w:val="24"/>
+                <w:lang w:val="en-US"/>
+                <w14:ligatures w14:val="standardContextual"/>
+              </w:rPr>
+              <w:tab/>
+            </w:r>
+            <w:r>
+              <w:rPr>
+                <w:rStyle w:val="Hyperlink"/>
+                <w:noProof/>
+              </w:rPr>
+              <w:t>System Design</w:t>
+            </w:r>
+            <w:r>
+              <w:rPr>
+                <w:noProof/>
+                <w:webHidden/>
+              </w:rPr>
+              <w:tab/>
+            </w:r>
+            <w:r>
+              <w:rPr>
+                <w:noProof/>
+                <w:webHidden/>
+              </w:rPr>
+              <w:fldChar w:fldCharType="begin"/>
+            </w:r>
+            <w:r>
+              <w:rPr>
+                <w:noProof/>
+                <w:webHidden/>
+              </w:rPr>
+              <w:instrText xml:space="preserve"> PAGEREF _Toc232570764 \h </w:instrText>
+            </w:r>
+            <w:r>
+              <w:rPr>
+                <w:noProof/>
+                <w:webHidden/>
+              </w:rPr>
+            </w:r>
+            <w:r>
+              <w:rPr>
+                <w:noProof/>
+                <w:webHidden/>
+              </w:rPr>
+              <w:fldChar w:fldCharType="separate"/>
+            </w:r>
+            <w:r>
+              <w:rPr>
+                <w:noProof/>
+                <w:webHidden/>
+              </w:rPr>
+              <w:t>16</w:t>
+            </w:r>
+            <w:r>
+              <w:rPr>
+                <w:noProof/>
+                <w:webHidden/>
+              </w:rPr>
+              <w:fldChar w:fldCharType="end"/>
+            </w:r>
+          </w:hyperlink>
+        </w:p>
+        <w:p>
+          <w:pPr>
+            <w:pStyle w:val="TOC1"/>
+            <w:rPr>
+              <w:rFonts w:asciiTheme="minorHAnsi" w:eastAsiaTheme="minorEastAsia" w:hAnsiTheme="minorHAnsi"/>
+              <w:noProof/>
+              <w:kern w:val="2"/>
+              <w:szCs w:val="24"/>
+              <w:lang w:val="en-US"/>
+              <w14:ligatures w14:val="standardContextual"/>
+            </w:rPr>
+          </w:pPr>
+          <w:hyperlink w:anchor="_Toc232570765" w:history="1">
+            <w:r>
+              <w:rPr>
+                <w:rStyle w:val="Hyperlink"/>
+                <w:noProof/>
+              </w:rPr>
+              <w:t>7.</w:t>
+            </w:r>
+            <w:r>
+              <w:rPr>
+                <w:rFonts w:asciiTheme="minorHAnsi" w:eastAsiaTheme="minorEastAsia" w:hAnsiTheme="minorHAnsi"/>
+                <w:noProof/>
+                <w:kern w:val="2"/>
+                <w:szCs w:val="24"/>
+                <w:lang w:val="en-US"/>
+                <w14:ligatures w14:val="standardContextual"/>
+              </w:rPr>
+              <w:tab/>
+            </w:r>
+            <w:r>
+              <w:rPr>
+                <w:rStyle w:val="Hyperlink"/>
+                <w:noProof/>
+              </w:rPr>
+              <w:t>Development</w:t>
+            </w:r>
+            <w:r>
+              <w:rPr>
+                <w:noProof/>
+                <w:webHidden/>
+              </w:rPr>
+              <w:tab/>
+            </w:r>
+            <w:r>
+              <w:rPr>
+                <w:noProof/>
+                <w:webHidden/>
+              </w:rPr>
+              <w:fldChar w:fldCharType="begin"/>
+            </w:r>
+            <w:r>
+              <w:rPr>
+                <w:noProof/>
+                <w:webHidden/>
+              </w:rPr>
+              <w:instrText xml:space="preserve"> PAGEREF _Toc232570765 \h </w:instrText>
+            </w:r>
+            <w:r>
+              <w:rPr>
+                <w:noProof/>
+                <w:webHidden/>
+              </w:rPr>
+            </w:r>
+            <w:r>
+              <w:rPr>
+                <w:noProof/>
+                <w:webHidden/>
+              </w:rPr>
+              <w:fldChar w:fldCharType="separate"/>
+            </w:r>
+            <w:r>
+              <w:rPr>
+                <w:noProof/>
+                <w:webHidden/>
+              </w:rPr>
+              <w:t>20</w:t>
+            </w:r>
+            <w:r>
+              <w:rPr>
+                <w:noProof/>
+                <w:webHidden/>
+              </w:rPr>
+              <w:fldChar w:fldCharType="end"/>
+            </w:r>
+          </w:hyperlink>
+        </w:p>
+        <w:p>
+          <w:r>
+            <w:rPr>
+              <w:b/>
+              <w:bCs/>
+              <w:noProof/>
+            </w:rPr>
+            <w:fldChar w:fldCharType="end"/>
+          </w:r>
+        </w:p>
+      </w:sdtContent>
+    </w:sdt>
     <w:p>
       <w:pPr>
         <w:spacing w:after="0" w:line="360" w:lineRule="auto"/>
@@ -3859,45 +3320,110 @@
           <w:szCs w:val="32"/>
         </w:rPr>
       </w:pPr>
-      <w:r>
+    </w:p>
+    <w:p>
+      <w:pPr>
+        <w:spacing w:after="0" w:line="360" w:lineRule="auto"/>
+        <w:jc w:val="both"/>
         <w:rPr>
           <w:rFonts w:cs="Times New Roman"/>
           <w:b/>
           <w:sz w:val="32"/>
           <w:szCs w:val="32"/>
         </w:rPr>
+      </w:pPr>
+      <w:r>
+        <w:rPr>
+          <w:rFonts w:cs="Times New Roman"/>
+          <w:b/>
+          <w:sz w:val="32"/>
+          <w:szCs w:val="32"/>
+        </w:rPr>
+        <w:br w:type="page"/>
+      </w:r>
+    </w:p>
+    <w:p>
+      <w:pPr>
+        <w:spacing w:after="0" w:line="360" w:lineRule="auto"/>
+        <w:jc w:val="center"/>
+        <w:rPr>
+          <w:rFonts w:cs="Times New Roman"/>
+          <w:b/>
+          <w:sz w:val="32"/>
+          <w:szCs w:val="32"/>
+        </w:rPr>
+      </w:pPr>
+      <w:r>
+        <w:rPr>
+          <w:rFonts w:cs="Times New Roman"/>
+          <w:b/>
+          <w:sz w:val="32"/>
+          <w:szCs w:val="32"/>
+        </w:rPr>
         <w:lastRenderedPageBreak/>
-        <w:t>TABLE OF CONTENT</w:t>
-      </w:r>
-    </w:p>
-    <w:p>
-      <w:pPr>
-        <w:pStyle w:val="TOC1"/>
-        <w:spacing w:after="0" w:line="360" w:lineRule="auto"/>
-        <w:jc w:val="both"/>
+        <w:t xml:space="preserve">LIST OF </w:t>
+      </w:r>
+      <w:proofErr w:type="gramStart"/>
+      <w:r>
+        <w:rPr>
+          <w:rFonts w:cs="Times New Roman"/>
+          <w:b/>
+          <w:sz w:val="32"/>
+          <w:szCs w:val="32"/>
+        </w:rPr>
+        <w:t>FIGURE</w:t>
+      </w:r>
+      <w:proofErr w:type="gramEnd"/>
+    </w:p>
+    <w:p>
+      <w:pPr>
+        <w:pStyle w:val="TableofFigures"/>
+        <w:tabs>
+          <w:tab w:val="right" w:leader="dot" w:pos="8296"/>
+        </w:tabs>
         <w:rPr>
           <w:rFonts w:asciiTheme="minorHAnsi" w:eastAsiaTheme="minorEastAsia" w:hAnsiTheme="minorHAnsi"/>
           <w:noProof/>
-          <w:sz w:val="22"/>
+          <w:kern w:val="2"/>
+          <w:szCs w:val="24"/>
           <w:lang w:val="en-US"/>
-        </w:rPr>
-      </w:pPr>
-      <w:r>
+          <w14:ligatures w14:val="standardContextual"/>
+        </w:rPr>
+      </w:pPr>
+      <w:r>
+        <w:rPr>
+          <w:rFonts w:cs="Times New Roman"/>
+          <w:b/>
+          <w:sz w:val="32"/>
+          <w:szCs w:val="32"/>
+        </w:rPr>
         <w:fldChar w:fldCharType="begin"/>
       </w:r>
       <w:r>
-        <w:instrText xml:space="preserve"> TOC \o "1-3" \h \z \u </w:instrText>
-      </w:r>
-      <w:r>
+        <w:rPr>
+          <w:rFonts w:cs="Times New Roman"/>
+          <w:b/>
+          <w:sz w:val="32"/>
+          <w:szCs w:val="32"/>
+        </w:rPr>
+        <w:instrText xml:space="preserve"> TOC \h \z \c "Figure" </w:instrText>
+      </w:r>
+      <w:r>
+        <w:rPr>
+          <w:rFonts w:cs="Times New Roman"/>
+          <w:b/>
+          <w:sz w:val="32"/>
+          <w:szCs w:val="32"/>
+        </w:rPr>
         <w:fldChar w:fldCharType="separate"/>
       </w:r>
-      <w:hyperlink w:anchor="_Toc52261128" w:history="1">
+      <w:hyperlink w:anchor="_Toc232571316" w:history="1">
         <w:r>
           <w:rPr>
             <w:rStyle w:val="Hyperlink"/>
             <w:noProof/>
           </w:rPr>
-          <w:t>ACKNOWLEDGEMENT</w:t>
+          <w:t>Figure 1 Level 1 DFD of Rock Paper Scissor</w:t>
         </w:r>
         <w:r>
           <w:rPr>
@@ -3918,7 +3444,7 @@
             <w:noProof/>
             <w:webHidden/>
           </w:rPr>
-          <w:instrText xml:space="preserve"> PAGEREF _Toc52261128 \h </w:instrText>
+          <w:instrText xml:space="preserve"> PAGEREF _Toc232571316 \h </w:instrText>
         </w:r>
         <w:r>
           <w:rPr>
@@ -3938,7 +3464,7 @@
             <w:noProof/>
             <w:webHidden/>
           </w:rPr>
-          <w:t>ii</w:t>
+          <w:t>16</w:t>
         </w:r>
         <w:r>
           <w:rPr>
@@ -3951,23 +3477,26 @@
     </w:p>
     <w:p>
       <w:pPr>
-        <w:pStyle w:val="TOC1"/>
-        <w:spacing w:after="0" w:line="360" w:lineRule="auto"/>
-        <w:jc w:val="both"/>
+        <w:pStyle w:val="TableofFigures"/>
+        <w:tabs>
+          <w:tab w:val="right" w:leader="dot" w:pos="8296"/>
+        </w:tabs>
         <w:rPr>
           <w:rFonts w:asciiTheme="minorHAnsi" w:eastAsiaTheme="minorEastAsia" w:hAnsiTheme="minorHAnsi"/>
           <w:noProof/>
-          <w:sz w:val="22"/>
+          <w:kern w:val="2"/>
+          <w:szCs w:val="24"/>
           <w:lang w:val="en-US"/>
-        </w:rPr>
-      </w:pPr>
-      <w:hyperlink w:anchor="_Toc52261129" w:history="1">
+          <w14:ligatures w14:val="standardContextual"/>
+        </w:rPr>
+      </w:pPr>
+      <w:hyperlink w:anchor="_Toc232571317" w:history="1">
         <w:r>
           <w:rPr>
             <w:rStyle w:val="Hyperlink"/>
             <w:noProof/>
           </w:rPr>
-          <w:t>STUDENT’S DECLARATION</w:t>
+          <w:t>Figure 2 System Flowchart</w:t>
         </w:r>
         <w:r>
           <w:rPr>
@@ -3988,7 +3517,7 @@
             <w:noProof/>
             <w:webHidden/>
           </w:rPr>
-          <w:instrText xml:space="preserve"> PAGEREF _Toc52261129 \h </w:instrText>
+          <w:instrText xml:space="preserve"> PAGEREF _Toc232571317 \h </w:instrText>
         </w:r>
         <w:r>
           <w:rPr>
@@ -4008,7 +3537,7 @@
             <w:noProof/>
             <w:webHidden/>
           </w:rPr>
-          <w:t>iii</w:t>
+          <w:t>17</w:t>
         </w:r>
         <w:r>
           <w:rPr>
@@ -4021,23 +3550,26 @@
     </w:p>
     <w:p>
       <w:pPr>
-        <w:pStyle w:val="TOC1"/>
-        <w:spacing w:after="0" w:line="360" w:lineRule="auto"/>
-        <w:jc w:val="both"/>
+        <w:pStyle w:val="TableofFigures"/>
+        <w:tabs>
+          <w:tab w:val="right" w:leader="dot" w:pos="8296"/>
+        </w:tabs>
         <w:rPr>
           <w:rFonts w:asciiTheme="minorHAnsi" w:eastAsiaTheme="minorEastAsia" w:hAnsiTheme="minorHAnsi"/>
           <w:noProof/>
-          <w:sz w:val="22"/>
+          <w:kern w:val="2"/>
+          <w:szCs w:val="24"/>
           <w:lang w:val="en-US"/>
-        </w:rPr>
-      </w:pPr>
-      <w:hyperlink w:anchor="_Toc52261130" w:history="1">
+          <w14:ligatures w14:val="standardContextual"/>
+        </w:rPr>
+      </w:pPr>
+      <w:hyperlink w:anchor="_Toc232571318" w:history="1">
         <w:r>
           <w:rPr>
             <w:rStyle w:val="Hyperlink"/>
             <w:noProof/>
           </w:rPr>
-          <w:t>SUPERVISOR’S DECLARATION</w:t>
+          <w:t>Figure 3 Single Gameplay Flowchart</w:t>
         </w:r>
         <w:r>
           <w:rPr>
@@ -4058,7 +3590,7 @@
             <w:noProof/>
             <w:webHidden/>
           </w:rPr>
-          <w:instrText xml:space="preserve"> PAGEREF _Toc52261130 \h </w:instrText>
+          <w:instrText xml:space="preserve"> PAGEREF _Toc232571318 \h </w:instrText>
         </w:r>
         <w:r>
           <w:rPr>
@@ -4078,7 +3610,7 @@
             <w:noProof/>
             <w:webHidden/>
           </w:rPr>
-          <w:t>iv</w:t>
+          <w:t>18</w:t>
         </w:r>
         <w:r>
           <w:rPr>
@@ -4091,39 +3623,26 @@
     </w:p>
     <w:p>
       <w:pPr>
-        <w:pStyle w:val="TOC1"/>
-        <w:spacing w:after="0" w:line="360" w:lineRule="auto"/>
-        <w:jc w:val="both"/>
+        <w:pStyle w:val="TableofFigures"/>
+        <w:tabs>
+          <w:tab w:val="right" w:leader="dot" w:pos="8296"/>
+        </w:tabs>
         <w:rPr>
           <w:rFonts w:asciiTheme="minorHAnsi" w:eastAsiaTheme="minorEastAsia" w:hAnsiTheme="minorHAnsi"/>
           <w:noProof/>
-          <w:sz w:val="22"/>
+          <w:kern w:val="2"/>
+          <w:szCs w:val="24"/>
           <w:lang w:val="en-US"/>
-        </w:rPr>
-      </w:pPr>
-      <w:hyperlink w:anchor="_Toc52261131" w:history="1">
+          <w14:ligatures w14:val="standardContextual"/>
+        </w:rPr>
+      </w:pPr>
+      <w:hyperlink w:anchor="_Toc232571319" w:history="1">
         <w:r>
           <w:rPr>
             <w:rStyle w:val="Hyperlink"/>
             <w:noProof/>
           </w:rPr>
-          <w:t>1.</w:t>
-        </w:r>
-        <w:r>
-          <w:rPr>
-            <w:rFonts w:asciiTheme="minorHAnsi" w:eastAsiaTheme="minorEastAsia" w:hAnsiTheme="minorHAnsi"/>
-            <w:noProof/>
-            <w:sz w:val="22"/>
-            <w:lang w:val="en-US"/>
-          </w:rPr>
-          <w:tab/>
-        </w:r>
-        <w:r>
-          <w:rPr>
-            <w:rStyle w:val="Hyperlink"/>
-            <w:noProof/>
-          </w:rPr>
-          <w:t>INTRODUCTION</w:t>
+          <w:t>Figure 4Multiplayer Gameplay Flowchart</w:t>
         </w:r>
         <w:r>
           <w:rPr>
@@ -4144,7 +3663,7 @@
             <w:noProof/>
             <w:webHidden/>
           </w:rPr>
-          <w:instrText xml:space="preserve"> PAGEREF _Toc52261131 \h </w:instrText>
+          <w:instrText xml:space="preserve"> PAGEREF _Toc232571319 \h </w:instrText>
         </w:r>
         <w:r>
           <w:rPr>
@@ -4164,7 +3683,7 @@
             <w:noProof/>
             <w:webHidden/>
           </w:rPr>
-          <w:t>1</w:t>
+          <w:t>19</w:t>
         </w:r>
         <w:r>
           <w:rPr>
@@ -4177,39 +3696,26 @@
     </w:p>
     <w:p>
       <w:pPr>
-        <w:pStyle w:val="TOC1"/>
-        <w:spacing w:after="0" w:line="360" w:lineRule="auto"/>
-        <w:jc w:val="both"/>
+        <w:pStyle w:val="TableofFigures"/>
+        <w:tabs>
+          <w:tab w:val="right" w:leader="dot" w:pos="8296"/>
+        </w:tabs>
         <w:rPr>
           <w:rFonts w:asciiTheme="minorHAnsi" w:eastAsiaTheme="minorEastAsia" w:hAnsiTheme="minorHAnsi"/>
           <w:noProof/>
-          <w:sz w:val="22"/>
+          <w:kern w:val="2"/>
+          <w:szCs w:val="24"/>
           <w:lang w:val="en-US"/>
-        </w:rPr>
-      </w:pPr>
-      <w:hyperlink w:anchor="_Toc52261132" w:history="1">
+          <w14:ligatures w14:val="standardContextual"/>
+        </w:rPr>
+      </w:pPr>
+      <w:hyperlink w:anchor="_Toc232571320" w:history="1">
         <w:r>
           <w:rPr>
             <w:rStyle w:val="Hyperlink"/>
             <w:noProof/>
           </w:rPr>
-          <w:t>2.</w:t>
-        </w:r>
-        <w:r>
-          <w:rPr>
-            <w:rFonts w:asciiTheme="minorHAnsi" w:eastAsiaTheme="minorEastAsia" w:hAnsiTheme="minorHAnsi"/>
-            <w:noProof/>
-            <w:sz w:val="22"/>
-            <w:lang w:val="en-US"/>
-          </w:rPr>
-          <w:tab/>
-        </w:r>
-        <w:r>
-          <w:rPr>
-            <w:rStyle w:val="Hyperlink"/>
-            <w:noProof/>
-          </w:rPr>
-          <w:t>PROBLEM STATEMENT</w:t>
+          <w:t>Figure 5 Waterfall model</w:t>
         </w:r>
         <w:r>
           <w:rPr>
@@ -4230,7 +3736,7 @@
             <w:noProof/>
             <w:webHidden/>
           </w:rPr>
-          <w:instrText xml:space="preserve"> PAGEREF _Toc52261132 \h </w:instrText>
+          <w:instrText xml:space="preserve"> PAGEREF _Toc232571320 \h </w:instrText>
         </w:r>
         <w:r>
           <w:rPr>
@@ -4250,7 +3756,7 @@
             <w:noProof/>
             <w:webHidden/>
           </w:rPr>
-          <w:t>2</w:t>
+          <w:t>20</w:t>
         </w:r>
         <w:r>
           <w:rPr>
@@ -4263,39 +3769,26 @@
     </w:p>
     <w:p>
       <w:pPr>
-        <w:pStyle w:val="TOC1"/>
-        <w:spacing w:after="0" w:line="360" w:lineRule="auto"/>
-        <w:jc w:val="both"/>
+        <w:pStyle w:val="TableofFigures"/>
+        <w:tabs>
+          <w:tab w:val="right" w:leader="dot" w:pos="8296"/>
+        </w:tabs>
         <w:rPr>
           <w:rFonts w:asciiTheme="minorHAnsi" w:eastAsiaTheme="minorEastAsia" w:hAnsiTheme="minorHAnsi"/>
           <w:noProof/>
-          <w:sz w:val="22"/>
+          <w:kern w:val="2"/>
+          <w:szCs w:val="24"/>
           <w:lang w:val="en-US"/>
-        </w:rPr>
-      </w:pPr>
-      <w:hyperlink w:anchor="_Toc52261133" w:history="1">
+          <w14:ligatures w14:val="standardContextual"/>
+        </w:rPr>
+      </w:pPr>
+      <w:hyperlink w:anchor="_Toc232571321" w:history="1">
         <w:r>
           <w:rPr>
             <w:rStyle w:val="Hyperlink"/>
             <w:noProof/>
           </w:rPr>
-          <w:t>3.</w:t>
-        </w:r>
-        <w:r>
-          <w:rPr>
-            <w:rFonts w:asciiTheme="minorHAnsi" w:eastAsiaTheme="minorEastAsia" w:hAnsiTheme="minorHAnsi"/>
-            <w:noProof/>
-            <w:sz w:val="22"/>
-            <w:lang w:val="en-US"/>
-          </w:rPr>
-          <w:tab/>
-        </w:r>
-        <w:r>
-          <w:rPr>
-            <w:rStyle w:val="Hyperlink"/>
-            <w:noProof/>
-          </w:rPr>
-          <w:t>OBJECTIVES</w:t>
+          <w:t>Figure 6 Gantt Chart</w:t>
         </w:r>
         <w:r>
           <w:rPr>
@@ -4316,7 +3809,7 @@
             <w:noProof/>
             <w:webHidden/>
           </w:rPr>
-          <w:instrText xml:space="preserve"> PAGEREF _Toc52261133 \h </w:instrText>
+          <w:instrText xml:space="preserve"> PAGEREF _Toc232571321 \h </w:instrText>
         </w:r>
         <w:r>
           <w:rPr>
@@ -4336,7 +3829,7 @@
             <w:noProof/>
             <w:webHidden/>
           </w:rPr>
-          <w:t>3</w:t>
+          <w:t>21</w:t>
         </w:r>
         <w:r>
           <w:rPr>
@@ -4349,466 +3842,8 @@
     </w:p>
     <w:p>
       <w:pPr>
-        <w:pStyle w:val="TOC1"/>
         <w:spacing w:after="0" w:line="360" w:lineRule="auto"/>
-        <w:jc w:val="both"/>
-        <w:rPr>
-          <w:rFonts w:asciiTheme="minorHAnsi" w:eastAsiaTheme="minorEastAsia" w:hAnsiTheme="minorHAnsi"/>
-          <w:noProof/>
-          <w:sz w:val="22"/>
-          <w:lang w:val="en-US"/>
-        </w:rPr>
-      </w:pPr>
-      <w:hyperlink w:anchor="_Toc52261134" w:history="1">
-        <w:r>
-          <w:rPr>
-            <w:rStyle w:val="Hyperlink"/>
-            <w:noProof/>
-          </w:rPr>
-          <w:t>4.</w:t>
-        </w:r>
-        <w:r>
-          <w:rPr>
-            <w:rFonts w:asciiTheme="minorHAnsi" w:eastAsiaTheme="minorEastAsia" w:hAnsiTheme="minorHAnsi"/>
-            <w:noProof/>
-            <w:sz w:val="22"/>
-            <w:lang w:val="en-US"/>
-          </w:rPr>
-          <w:tab/>
-        </w:r>
-        <w:r>
-          <w:rPr>
-            <w:rStyle w:val="Hyperlink"/>
-            <w:noProof/>
-          </w:rPr>
-          <w:t>METHODOLOGY</w:t>
-        </w:r>
-        <w:r>
-          <w:rPr>
-            <w:noProof/>
-            <w:webHidden/>
-          </w:rPr>
-          <w:tab/>
-        </w:r>
-        <w:r>
-          <w:rPr>
-            <w:noProof/>
-            <w:webHidden/>
-          </w:rPr>
-          <w:fldChar w:fldCharType="begin"/>
-        </w:r>
-        <w:r>
-          <w:rPr>
-            <w:noProof/>
-            <w:webHidden/>
-          </w:rPr>
-          <w:instrText xml:space="preserve"> PAGEREF _Toc52261134 \h </w:instrText>
-        </w:r>
-        <w:r>
-          <w:rPr>
-            <w:noProof/>
-            <w:webHidden/>
-          </w:rPr>
-        </w:r>
-        <w:r>
-          <w:rPr>
-            <w:noProof/>
-            <w:webHidden/>
-          </w:rPr>
-          <w:fldChar w:fldCharType="separate"/>
-        </w:r>
-        <w:r>
-          <w:rPr>
-            <w:noProof/>
-            <w:webHidden/>
-          </w:rPr>
-          <w:t>4</w:t>
-        </w:r>
-        <w:r>
-          <w:rPr>
-            <w:noProof/>
-            <w:webHidden/>
-          </w:rPr>
-          <w:fldChar w:fldCharType="end"/>
-        </w:r>
-      </w:hyperlink>
-    </w:p>
-    <w:p>
-      <w:pPr>
-        <w:pStyle w:val="TOC1"/>
-        <w:spacing w:after="0" w:line="360" w:lineRule="auto"/>
-        <w:jc w:val="both"/>
-        <w:rPr>
-          <w:rFonts w:asciiTheme="minorHAnsi" w:eastAsiaTheme="minorEastAsia" w:hAnsiTheme="minorHAnsi"/>
-          <w:noProof/>
-          <w:sz w:val="22"/>
-          <w:lang w:val="en-US"/>
-        </w:rPr>
-      </w:pPr>
-      <w:hyperlink w:anchor="_Toc52261135" w:history="1">
-        <w:r>
-          <w:rPr>
-            <w:rStyle w:val="Hyperlink"/>
-            <w:noProof/>
-          </w:rPr>
-          <w:t>5.</w:t>
-        </w:r>
-        <w:r>
-          <w:rPr>
-            <w:rFonts w:asciiTheme="minorHAnsi" w:eastAsiaTheme="minorEastAsia" w:hAnsiTheme="minorHAnsi"/>
-            <w:noProof/>
-            <w:sz w:val="22"/>
-            <w:lang w:val="en-US"/>
-          </w:rPr>
-          <w:tab/>
-        </w:r>
-        <w:r>
-          <w:rPr>
-            <w:rStyle w:val="Hyperlink"/>
-            <w:noProof/>
-          </w:rPr>
-          <w:t>DATA FLOW DIAGRAM</w:t>
-        </w:r>
-        <w:r>
-          <w:rPr>
-            <w:noProof/>
-            <w:webHidden/>
-          </w:rPr>
-          <w:tab/>
-        </w:r>
-        <w:r>
-          <w:rPr>
-            <w:noProof/>
-            <w:webHidden/>
-          </w:rPr>
-          <w:fldChar w:fldCharType="begin"/>
-        </w:r>
-        <w:r>
-          <w:rPr>
-            <w:noProof/>
-            <w:webHidden/>
-          </w:rPr>
-          <w:instrText xml:space="preserve"> PAGEREF _Toc52261135 \h </w:instrText>
-        </w:r>
-        <w:r>
-          <w:rPr>
-            <w:noProof/>
-            <w:webHidden/>
-          </w:rPr>
-        </w:r>
-        <w:r>
-          <w:rPr>
-            <w:noProof/>
-            <w:webHidden/>
-          </w:rPr>
-          <w:fldChar w:fldCharType="separate"/>
-        </w:r>
-        <w:r>
-          <w:rPr>
-            <w:noProof/>
-            <w:webHidden/>
-          </w:rPr>
-          <w:t>5</w:t>
-        </w:r>
-        <w:r>
-          <w:rPr>
-            <w:noProof/>
-            <w:webHidden/>
-          </w:rPr>
-          <w:fldChar w:fldCharType="end"/>
-        </w:r>
-      </w:hyperlink>
-    </w:p>
-    <w:p>
-      <w:pPr>
-        <w:pStyle w:val="TOC1"/>
-        <w:spacing w:after="0" w:line="360" w:lineRule="auto"/>
-        <w:jc w:val="both"/>
-        <w:rPr>
-          <w:rFonts w:asciiTheme="minorHAnsi" w:eastAsiaTheme="minorEastAsia" w:hAnsiTheme="minorHAnsi"/>
-          <w:noProof/>
-          <w:sz w:val="22"/>
-          <w:lang w:val="en-US"/>
-        </w:rPr>
-      </w:pPr>
-      <w:hyperlink w:anchor="_Toc52261136" w:history="1">
-        <w:r>
-          <w:rPr>
-            <w:rStyle w:val="Hyperlink"/>
-            <w:noProof/>
-          </w:rPr>
-          <w:t>6.</w:t>
-        </w:r>
-        <w:r>
-          <w:rPr>
-            <w:rFonts w:asciiTheme="minorHAnsi" w:eastAsiaTheme="minorEastAsia" w:hAnsiTheme="minorHAnsi"/>
-            <w:noProof/>
-            <w:sz w:val="22"/>
-            <w:lang w:val="en-US"/>
-          </w:rPr>
-          <w:tab/>
-        </w:r>
-        <w:r>
-          <w:rPr>
-            <w:rStyle w:val="Hyperlink"/>
-            <w:noProof/>
-          </w:rPr>
-          <w:t>PROJECT GANTT CHART/ TIMELINE CHART</w:t>
-        </w:r>
-        <w:r>
-          <w:rPr>
-            <w:noProof/>
-            <w:webHidden/>
-          </w:rPr>
-          <w:tab/>
-        </w:r>
-        <w:r>
-          <w:rPr>
-            <w:noProof/>
-            <w:webHidden/>
-          </w:rPr>
-          <w:fldChar w:fldCharType="begin"/>
-        </w:r>
-        <w:r>
-          <w:rPr>
-            <w:noProof/>
-            <w:webHidden/>
-          </w:rPr>
-          <w:instrText xml:space="preserve"> PAGEREF _Toc52261136 \h </w:instrText>
-        </w:r>
-        <w:r>
-          <w:rPr>
-            <w:noProof/>
-            <w:webHidden/>
-          </w:rPr>
-        </w:r>
-        <w:r>
-          <w:rPr>
-            <w:noProof/>
-            <w:webHidden/>
-          </w:rPr>
-          <w:fldChar w:fldCharType="separate"/>
-        </w:r>
-        <w:r>
-          <w:rPr>
-            <w:noProof/>
-            <w:webHidden/>
-          </w:rPr>
-          <w:t>6</w:t>
-        </w:r>
-        <w:r>
-          <w:rPr>
-            <w:noProof/>
-            <w:webHidden/>
-          </w:rPr>
-          <w:fldChar w:fldCharType="end"/>
-        </w:r>
-      </w:hyperlink>
-    </w:p>
-    <w:p>
-      <w:pPr>
-        <w:pStyle w:val="TOC1"/>
-        <w:spacing w:after="0" w:line="360" w:lineRule="auto"/>
-        <w:jc w:val="both"/>
-        <w:rPr>
-          <w:rFonts w:asciiTheme="minorHAnsi" w:eastAsiaTheme="minorEastAsia" w:hAnsiTheme="minorHAnsi"/>
-          <w:noProof/>
-          <w:sz w:val="22"/>
-          <w:lang w:val="en-US"/>
-        </w:rPr>
-      </w:pPr>
-      <w:hyperlink w:anchor="_Toc52261137" w:history="1">
-        <w:r>
-          <w:rPr>
-            <w:rStyle w:val="Hyperlink"/>
-            <w:noProof/>
-            <w:lang w:val="en-US"/>
-          </w:rPr>
-          <w:t>7.</w:t>
-        </w:r>
-        <w:r>
-          <w:rPr>
-            <w:rFonts w:asciiTheme="minorHAnsi" w:eastAsiaTheme="minorEastAsia" w:hAnsiTheme="minorHAnsi"/>
-            <w:noProof/>
-            <w:sz w:val="22"/>
-            <w:lang w:val="en-US"/>
-          </w:rPr>
-          <w:tab/>
-        </w:r>
-        <w:r>
-          <w:rPr>
-            <w:rStyle w:val="Hyperlink"/>
-            <w:noProof/>
-            <w:lang w:val="en-US"/>
-          </w:rPr>
-          <w:t>DELIVERABLES</w:t>
-        </w:r>
-        <w:r>
-          <w:rPr>
-            <w:noProof/>
-            <w:webHidden/>
-          </w:rPr>
-          <w:tab/>
-        </w:r>
-        <w:r>
-          <w:rPr>
-            <w:noProof/>
-            <w:webHidden/>
-          </w:rPr>
-          <w:fldChar w:fldCharType="begin"/>
-        </w:r>
-        <w:r>
-          <w:rPr>
-            <w:noProof/>
-            <w:webHidden/>
-          </w:rPr>
-          <w:instrText xml:space="preserve"> PAGEREF _Toc52261137 \h </w:instrText>
-        </w:r>
-        <w:r>
-          <w:rPr>
-            <w:noProof/>
-            <w:webHidden/>
-          </w:rPr>
-        </w:r>
-        <w:r>
-          <w:rPr>
-            <w:noProof/>
-            <w:webHidden/>
-          </w:rPr>
-          <w:fldChar w:fldCharType="separate"/>
-        </w:r>
-        <w:r>
-          <w:rPr>
-            <w:noProof/>
-            <w:webHidden/>
-          </w:rPr>
-          <w:t>7</w:t>
-        </w:r>
-        <w:r>
-          <w:rPr>
-            <w:noProof/>
-            <w:webHidden/>
-          </w:rPr>
-          <w:fldChar w:fldCharType="end"/>
-        </w:r>
-      </w:hyperlink>
-    </w:p>
-    <w:p>
-      <w:pPr>
-        <w:pStyle w:val="TOC1"/>
-        <w:spacing w:after="0" w:line="360" w:lineRule="auto"/>
-        <w:jc w:val="both"/>
-        <w:rPr>
-          <w:rFonts w:asciiTheme="minorHAnsi" w:eastAsiaTheme="minorEastAsia" w:hAnsiTheme="minorHAnsi"/>
-          <w:noProof/>
-          <w:sz w:val="22"/>
-          <w:lang w:val="en-US"/>
-        </w:rPr>
-      </w:pPr>
-      <w:hyperlink w:anchor="_Toc52261138" w:history="1">
-        <w:r>
-          <w:rPr>
-            <w:rStyle w:val="Hyperlink"/>
-            <w:noProof/>
-            <w:lang w:val="en-US"/>
-          </w:rPr>
-          <w:t>8.</w:t>
-        </w:r>
-        <w:r>
-          <w:rPr>
-            <w:rFonts w:asciiTheme="minorHAnsi" w:eastAsiaTheme="minorEastAsia" w:hAnsiTheme="minorHAnsi"/>
-            <w:noProof/>
-            <w:sz w:val="22"/>
-            <w:lang w:val="en-US"/>
-          </w:rPr>
-          <w:tab/>
-        </w:r>
-        <w:r>
-          <w:rPr>
-            <w:rStyle w:val="Hyperlink"/>
-            <w:noProof/>
-            <w:lang w:val="en-US"/>
-          </w:rPr>
-          <w:t>CONCLUSION</w:t>
-        </w:r>
-        <w:r>
-          <w:rPr>
-            <w:noProof/>
-            <w:webHidden/>
-          </w:rPr>
-          <w:tab/>
-        </w:r>
-        <w:r>
-          <w:rPr>
-            <w:noProof/>
-            <w:webHidden/>
-          </w:rPr>
-          <w:fldChar w:fldCharType="begin"/>
-        </w:r>
-        <w:r>
-          <w:rPr>
-            <w:noProof/>
-            <w:webHidden/>
-          </w:rPr>
-          <w:instrText xml:space="preserve"> PAGEREF _Toc52261138 \h </w:instrText>
-        </w:r>
-        <w:r>
-          <w:rPr>
-            <w:noProof/>
-            <w:webHidden/>
-          </w:rPr>
-        </w:r>
-        <w:r>
-          <w:rPr>
-            <w:noProof/>
-            <w:webHidden/>
-          </w:rPr>
-          <w:fldChar w:fldCharType="separate"/>
-        </w:r>
-        <w:r>
-          <w:rPr>
-            <w:noProof/>
-            <w:webHidden/>
-          </w:rPr>
-          <w:t>8</w:t>
-        </w:r>
-        <w:r>
-          <w:rPr>
-            <w:noProof/>
-            <w:webHidden/>
-          </w:rPr>
-          <w:fldChar w:fldCharType="end"/>
-        </w:r>
-      </w:hyperlink>
-    </w:p>
-    <w:p>
-      <w:pPr>
-        <w:pStyle w:val="TOC1"/>
-        <w:spacing w:after="0" w:line="360" w:lineRule="auto"/>
-        <w:jc w:val="both"/>
-        <w:rPr>
-          <w:noProof/>
-        </w:rPr>
-      </w:pPr>
-      <w:r>
-        <w:rPr>
-          <w:b/>
-          <w:bCs/>
-          <w:noProof/>
-        </w:rPr>
-        <w:fldChar w:fldCharType="end"/>
-      </w:r>
-      <w:r>
-        <w:rPr>
-          <w:noProof/>
-        </w:rPr>
-        <w:t xml:space="preserve"> </w:t>
-      </w:r>
-    </w:p>
-    <w:p>
-      <w:pPr>
-        <w:spacing w:after="0" w:line="360" w:lineRule="auto"/>
-        <w:jc w:val="both"/>
+        <w:jc w:val="center"/>
         <w:rPr>
           <w:rFonts w:cs="Times New Roman"/>
           <w:b/>
@@ -4823,61 +3858,36 @@
           <w:sz w:val="32"/>
           <w:szCs w:val="32"/>
         </w:rPr>
+        <w:fldChar w:fldCharType="end"/>
+      </w:r>
+    </w:p>
+    <w:p>
+      <w:pPr>
+        <w:pStyle w:val="Heading1"/>
+        <w:numPr>
+          <w:ilvl w:val="0"/>
+          <w:numId w:val="44"/>
+        </w:numPr>
+        <w:ind w:left="360"/>
+        <w:rPr>
+          <w:sz w:val="32"/>
+        </w:rPr>
+      </w:pPr>
+      <w:r>
+        <w:rPr>
+          <w:rFonts w:cs="Times New Roman"/>
+        </w:rPr>
         <w:br w:type="page"/>
       </w:r>
-    </w:p>
-    <w:p>
-      <w:pPr>
-        <w:spacing w:after="0" w:line="360" w:lineRule="auto"/>
-        <w:jc w:val="center"/>
-        <w:rPr>
-          <w:rFonts w:cs="Times New Roman"/>
-          <w:b/>
+      <w:bookmarkStart w:id="3" w:name="_Toc232570754"/>
+      <w:r>
+        <w:rPr>
           <w:sz w:val="32"/>
-          <w:szCs w:val="32"/>
-        </w:rPr>
-      </w:pPr>
-      <w:r>
-        <w:rPr>
-          <w:rFonts w:cs="Times New Roman"/>
-          <w:b/>
-          <w:sz w:val="32"/>
-          <w:szCs w:val="32"/>
         </w:rPr>
         <w:lastRenderedPageBreak/>
-        <w:t>LIST OF FIGURES</w:t>
-      </w:r>
-    </w:p>
-    <w:p>
-      <w:pPr>
-        <w:spacing w:after="0" w:line="360" w:lineRule="auto"/>
-        <w:jc w:val="both"/>
-        <w:rPr>
-          <w:sz w:val="32"/>
-        </w:rPr>
-      </w:pPr>
-      <w:r>
-        <w:rPr>
-          <w:rFonts w:cs="Times New Roman"/>
-          <w:b/>
-          <w:sz w:val="32"/>
-          <w:szCs w:val="32"/>
-        </w:rPr>
-        <w:br w:type="page"/>
-      </w:r>
-      <w:r>
-        <w:rPr>
-          <w:sz w:val="32"/>
-        </w:rPr>
-        <w:lastRenderedPageBreak/>
-        <w:t xml:space="preserve"> </w:t>
-      </w:r>
-      <w:r>
-        <w:rPr>
-          <w:sz w:val="32"/>
-        </w:rPr>
         <w:t>Introduction</w:t>
       </w:r>
+      <w:bookmarkEnd w:id="3"/>
     </w:p>
     <w:p>
       <w:pPr>
@@ -5071,13 +4081,6 @@
         <w:rPr>
           <w:szCs w:val="24"/>
         </w:rPr>
-        <w:br w:type="page"/>
-      </w:r>
-      <w:r>
-        <w:rPr>
-          <w:szCs w:val="24"/>
-        </w:rPr>
-        <w:lastRenderedPageBreak/>
         <w:tab/>
       </w:r>
     </w:p>
@@ -5087,6 +4090,7 @@
         <w:jc w:val="both"/>
       </w:pPr>
       <w:r>
+        <w:lastRenderedPageBreak/>
         <w:t>This project also includes additional innovative feature such as tournament mode and streak bonus system. Tournament mode allows users to compete in multiple rounds continuously, while the streak bonus system reward users for consecutive wins. These features increase excitement and provide better gaming experience.</w:t>
       </w:r>
     </w:p>
@@ -5152,7 +4156,7 @@
         <w:pStyle w:val="Heading1"/>
         <w:numPr>
           <w:ilvl w:val="0"/>
-          <w:numId w:val="2"/>
+          <w:numId w:val="44"/>
         </w:numPr>
         <w:spacing w:after="0" w:line="360" w:lineRule="auto"/>
         <w:jc w:val="both"/>
@@ -5160,6 +4164,7 @@
           <w:sz w:val="32"/>
         </w:rPr>
       </w:pPr>
+      <w:bookmarkStart w:id="4" w:name="_Toc232570755"/>
       <w:r>
         <w:rPr>
           <w:sz w:val="32"/>
@@ -5167,6 +4172,7 @@
         <w:lastRenderedPageBreak/>
         <w:t>Problem Statement</w:t>
       </w:r>
+      <w:bookmarkEnd w:id="4"/>
     </w:p>
     <w:p>
       <w:pPr>
@@ -5206,7 +4212,7 @@
         <w:pStyle w:val="Heading1"/>
         <w:numPr>
           <w:ilvl w:val="0"/>
-          <w:numId w:val="2"/>
+          <w:numId w:val="44"/>
         </w:numPr>
         <w:spacing w:after="0" w:line="360" w:lineRule="auto"/>
         <w:jc w:val="both"/>
@@ -5214,12 +4220,20 @@
           <w:sz w:val="32"/>
         </w:rPr>
       </w:pPr>
+      <w:bookmarkStart w:id="5" w:name="_Toc232570756"/>
       <w:r>
         <w:rPr>
           <w:sz w:val="32"/>
         </w:rPr>
         <w:lastRenderedPageBreak/>
-        <w:t xml:space="preserve">Objective </w:t>
+        <w:t>Objective</w:t>
+      </w:r>
+      <w:bookmarkEnd w:id="5"/>
+      <w:r>
+        <w:rPr>
+          <w:sz w:val="32"/>
+        </w:rPr>
+        <w:t xml:space="preserve"> </w:t>
       </w:r>
     </w:p>
     <w:p>
@@ -5432,15 +4446,17 @@
         <w:pStyle w:val="Heading1"/>
         <w:numPr>
           <w:ilvl w:val="0"/>
-          <w:numId w:val="2"/>
+          <w:numId w:val="44"/>
         </w:numPr>
         <w:spacing w:after="0" w:line="360" w:lineRule="auto"/>
         <w:jc w:val="both"/>
       </w:pPr>
+      <w:bookmarkStart w:id="6" w:name="_Toc232570757"/>
       <w:r>
         <w:lastRenderedPageBreak/>
         <w:t>Background Study</w:t>
       </w:r>
+      <w:bookmarkEnd w:id="6"/>
     </w:p>
     <w:p>
       <w:pPr>
@@ -5526,15 +4542,30 @@
         <w:pStyle w:val="Heading1"/>
         <w:numPr>
           <w:ilvl w:val="0"/>
-          <w:numId w:val="2"/>
+          <w:numId w:val="44"/>
         </w:numPr>
-        <w:spacing w:after="0" w:line="360" w:lineRule="auto"/>
+        <w:spacing w:before="0" w:after="0" w:line="360" w:lineRule="auto"/>
         <w:jc w:val="both"/>
       </w:pPr>
+      <w:bookmarkStart w:id="7" w:name="_Toc232570758"/>
       <w:r>
         <w:lastRenderedPageBreak/>
         <w:t>Requirement Document</w:t>
       </w:r>
+      <w:bookmarkEnd w:id="7"/>
+    </w:p>
+    <w:p>
+      <w:pPr>
+        <w:pStyle w:val="isselectedend"/>
+        <w:tabs>
+          <w:tab w:val="left" w:pos="540"/>
+        </w:tabs>
+        <w:spacing w:before="0" w:beforeAutospacing="0"/>
+        <w:jc w:val="both"/>
+      </w:pPr>
+      <w:r>
+        <w:t>A project cannot be successfully implemented without proper requirement analysis. The requirement document identifies the needs of stakeholders and ensures that the developed system meets user expectations. The Rock Paper Scissors Game was developed to provide a digital platform for playing the traditional game while incorporating user authentication, score tracking, and file management features.</w:t>
+      </w:r>
     </w:p>
     <w:p>
       <w:pPr>
@@ -5542,32 +4573,24 @@
         <w:jc w:val="both"/>
       </w:pPr>
       <w:r>
-        <w:t>A project cannot be successfully implemented without proper requirement analysis. The requirement document identifies the needs of stakeholders and ensures that the developed system meets user expectations. The Rock Paper Scissors Game was developed to provide a digital platform for playing the traditional game while incorporating user authentication, score tracking, and file management features.</w:t>
-      </w:r>
-    </w:p>
-    <w:p>
-      <w:pPr>
-        <w:pStyle w:val="isselectedend"/>
-        <w:jc w:val="both"/>
-      </w:pPr>
-      <w:r>
         <w:t>The requirement gathering process involved identifying the needs of players, developers, and supervisors. These requirements were categorized into business requirements, user requirements, functional requirements, and non-functional requirements.</w:t>
       </w:r>
     </w:p>
     <w:p>
       <w:pPr>
         <w:pStyle w:val="Heading2"/>
-        <w:numPr>
-          <w:ilvl w:val="1"/>
-          <w:numId w:val="2"/>
-        </w:numPr>
-      </w:pPr>
+      </w:pPr>
+      <w:bookmarkStart w:id="8" w:name="_Toc232570759"/>
+      <w:r>
+        <w:t xml:space="preserve">5.1 </w:t>
+      </w:r>
       <w:r>
         <w:t>Requirement Matri</w:t>
       </w:r>
       <w:r>
         <w:t>x</w:t>
       </w:r>
+      <w:bookmarkEnd w:id="8"/>
     </w:p>
     <w:p>
       <w:pPr>
@@ -6982,16 +6005,17 @@
     <w:p>
       <w:pPr>
         <w:pStyle w:val="Heading2"/>
-        <w:numPr>
-          <w:ilvl w:val="1"/>
-          <w:numId w:val="2"/>
-        </w:numPr>
         <w:spacing w:before="0" w:after="0" w:line="360" w:lineRule="auto"/>
       </w:pPr>
+      <w:bookmarkStart w:id="9" w:name="_Toc232570760"/>
       <w:r>
         <w:lastRenderedPageBreak/>
+        <w:t xml:space="preserve">5.2 </w:t>
+      </w:r>
+      <w:r>
         <w:t>Business Requirements</w:t>
       </w:r>
+      <w:bookmarkEnd w:id="9"/>
     </w:p>
     <w:p>
       <w:pPr>
@@ -7093,6 +6117,7 @@
           <w:lang w:val="en-US"/>
         </w:rPr>
       </w:pPr>
+      <w:bookmarkStart w:id="10" w:name="_Toc232570761"/>
       <w:r>
         <w:rPr>
           <w:lang w:val="en-US"/>
@@ -7106,6 +6131,7 @@
         </w:rPr>
         <w:t>User Requirements</w:t>
       </w:r>
+      <w:bookmarkEnd w:id="10"/>
     </w:p>
     <w:p>
       <w:pPr>
@@ -7236,6 +6262,7 @@
           <w:lang w:val="en-US"/>
         </w:rPr>
       </w:pPr>
+      <w:bookmarkStart w:id="11" w:name="_Toc232570762"/>
       <w:r>
         <w:rPr>
           <w:bCs/>
@@ -7243,6 +6270,7 @@
         </w:rPr>
         <w:t>5.4 Functional Requirements</w:t>
       </w:r>
+      <w:bookmarkEnd w:id="11"/>
     </w:p>
     <w:p>
       <w:pPr>
@@ -7373,6 +6401,7 @@
           <w:lang w:val="en-US"/>
         </w:rPr>
       </w:pPr>
+      <w:bookmarkStart w:id="12" w:name="_Toc232570763"/>
       <w:r>
         <w:rPr>
           <w:bCs/>
@@ -7380,6 +6409,7 @@
         </w:rPr>
         <w:t>5.5 Non-Functional Requirements</w:t>
       </w:r>
+      <w:bookmarkEnd w:id="12"/>
     </w:p>
     <w:p>
       <w:pPr>
@@ -7518,11 +6548,12 @@
         <w:pStyle w:val="Heading1"/>
         <w:numPr>
           <w:ilvl w:val="0"/>
-          <w:numId w:val="2"/>
+          <w:numId w:val="44"/>
         </w:numPr>
         <w:spacing w:after="0" w:line="360" w:lineRule="auto"/>
         <w:jc w:val="both"/>
       </w:pPr>
+      <w:bookmarkStart w:id="13" w:name="_Toc232570764"/>
       <w:r>
         <w:lastRenderedPageBreak/>
         <w:t>System</w:t>
@@ -7530,6 +6561,7 @@
       <w:r>
         <w:t xml:space="preserve"> Design</w:t>
       </w:r>
+      <w:bookmarkEnd w:id="13"/>
     </w:p>
     <w:p>
       <w:r>
@@ -7537,6 +6569,9 @@
       </w:r>
     </w:p>
     <w:p>
+      <w:pPr>
+        <w:keepNext/>
+      </w:pPr>
       <w:r>
         <w:rPr>
           <w:noProof/>
@@ -7586,13 +6621,120 @@
     </w:p>
     <w:p>
       <w:pPr>
-        <w:keepNext/>
-      </w:pPr>
-    </w:p>
-    <w:p>
-      <w:pPr>
         <w:pStyle w:val="Caption"/>
         <w:jc w:val="center"/>
+        <w:rPr>
+          <w:i w:val="0"/>
+          <w:iCs w:val="0"/>
+          <w:color w:val="000000" w:themeColor="text1"/>
+          <w:sz w:val="24"/>
+          <w:szCs w:val="24"/>
+        </w:rPr>
+      </w:pPr>
+      <w:bookmarkStart w:id="14" w:name="_Toc232571316"/>
+      <w:r>
+        <w:rPr>
+          <w:i w:val="0"/>
+          <w:iCs w:val="0"/>
+          <w:color w:val="000000" w:themeColor="text1"/>
+          <w:sz w:val="24"/>
+          <w:szCs w:val="24"/>
+        </w:rPr>
+        <w:t xml:space="preserve">Figure </w:t>
+      </w:r>
+      <w:r>
+        <w:rPr>
+          <w:i w:val="0"/>
+          <w:iCs w:val="0"/>
+          <w:color w:val="000000" w:themeColor="text1"/>
+          <w:sz w:val="24"/>
+          <w:szCs w:val="24"/>
+        </w:rPr>
+        <w:fldChar w:fldCharType="begin"/>
+      </w:r>
+      <w:r>
+        <w:rPr>
+          <w:i w:val="0"/>
+          <w:iCs w:val="0"/>
+          <w:color w:val="000000" w:themeColor="text1"/>
+          <w:sz w:val="24"/>
+          <w:szCs w:val="24"/>
+        </w:rPr>
+        <w:instrText xml:space="preserve"> SEQ Figure \* ARABIC </w:instrText>
+      </w:r>
+      <w:r>
+        <w:rPr>
+          <w:i w:val="0"/>
+          <w:iCs w:val="0"/>
+          <w:color w:val="000000" w:themeColor="text1"/>
+          <w:sz w:val="24"/>
+          <w:szCs w:val="24"/>
+        </w:rPr>
+        <w:fldChar w:fldCharType="separate"/>
+      </w:r>
+      <w:r>
+        <w:rPr>
+          <w:i w:val="0"/>
+          <w:iCs w:val="0"/>
+          <w:noProof/>
+          <w:color w:val="000000" w:themeColor="text1"/>
+          <w:sz w:val="24"/>
+          <w:szCs w:val="24"/>
+        </w:rPr>
+        <w:t>1</w:t>
+      </w:r>
+      <w:r>
+        <w:rPr>
+          <w:i w:val="0"/>
+          <w:iCs w:val="0"/>
+          <w:color w:val="000000" w:themeColor="text1"/>
+          <w:sz w:val="24"/>
+          <w:szCs w:val="24"/>
+        </w:rPr>
+        <w:fldChar w:fldCharType="end"/>
+      </w:r>
+      <w:r>
+        <w:rPr>
+          <w:i w:val="0"/>
+          <w:iCs w:val="0"/>
+          <w:color w:val="000000" w:themeColor="text1"/>
+          <w:sz w:val="24"/>
+          <w:szCs w:val="24"/>
+        </w:rPr>
+        <w:t xml:space="preserve"> Level 1 </w:t>
+      </w:r>
+      <w:proofErr w:type="spellStart"/>
+      <w:r>
+        <w:rPr>
+          <w:i w:val="0"/>
+          <w:iCs w:val="0"/>
+          <w:color w:val="000000" w:themeColor="text1"/>
+          <w:sz w:val="24"/>
+          <w:szCs w:val="24"/>
+        </w:rPr>
+        <w:t>DFD</w:t>
+      </w:r>
+      <w:proofErr w:type="spellEnd"/>
+      <w:r>
+        <w:rPr>
+          <w:i w:val="0"/>
+          <w:iCs w:val="0"/>
+          <w:color w:val="000000" w:themeColor="text1"/>
+          <w:sz w:val="24"/>
+          <w:szCs w:val="24"/>
+        </w:rPr>
+        <w:t xml:space="preserve"> of Rock Paper Scissor</w:t>
+      </w:r>
+      <w:bookmarkEnd w:id="14"/>
+    </w:p>
+    <w:p>
+      <w:pPr>
+        <w:keepNext/>
+      </w:pPr>
+    </w:p>
+    <w:p>
+      <w:pPr>
+        <w:pStyle w:val="Caption"/>
         <w:rPr>
           <w:i w:val="0"/>
           <w:color w:val="auto"/>
@@ -7600,90 +6742,6 @@
           <w:szCs w:val="24"/>
         </w:rPr>
       </w:pPr>
-      <w:r>
-        <w:rPr>
-          <w:i w:val="0"/>
-          <w:color w:val="auto"/>
-          <w:sz w:val="24"/>
-          <w:szCs w:val="24"/>
-        </w:rPr>
-        <w:t xml:space="preserve">Figure </w:t>
-      </w:r>
-      <w:r>
-        <w:rPr>
-          <w:i w:val="0"/>
-          <w:color w:val="auto"/>
-          <w:sz w:val="24"/>
-          <w:szCs w:val="24"/>
-        </w:rPr>
-        <w:fldChar w:fldCharType="begin"/>
-      </w:r>
-      <w:r>
-        <w:rPr>
-          <w:i w:val="0"/>
-          <w:color w:val="auto"/>
-          <w:sz w:val="24"/>
-          <w:szCs w:val="24"/>
-        </w:rPr>
-        <w:instrText xml:space="preserve"> SEQ Figure \* ARABIC </w:instrText>
-      </w:r>
-      <w:r>
-        <w:rPr>
-          <w:i w:val="0"/>
-          <w:color w:val="auto"/>
-          <w:sz w:val="24"/>
-          <w:szCs w:val="24"/>
-        </w:rPr>
-        <w:fldChar w:fldCharType="separate"/>
-      </w:r>
-      <w:r>
-        <w:rPr>
-          <w:i w:val="0"/>
-          <w:noProof/>
-          <w:color w:val="auto"/>
-          <w:sz w:val="24"/>
-          <w:szCs w:val="24"/>
-        </w:rPr>
-        <w:t>1</w:t>
-      </w:r>
-      <w:r>
-        <w:rPr>
-          <w:i w:val="0"/>
-          <w:color w:val="auto"/>
-          <w:sz w:val="24"/>
-          <w:szCs w:val="24"/>
-        </w:rPr>
-        <w:fldChar w:fldCharType="end"/>
-      </w:r>
-      <w:r>
-        <w:rPr>
-          <w:i w:val="0"/>
-          <w:color w:val="auto"/>
-          <w:sz w:val="24"/>
-          <w:szCs w:val="24"/>
-        </w:rPr>
-        <w:t xml:space="preserve"> Level 1 </w:t>
-      </w:r>
-      <w:proofErr w:type="spellStart"/>
-      <w:r>
-        <w:rPr>
-          <w:i w:val="0"/>
-          <w:color w:val="auto"/>
-          <w:sz w:val="24"/>
-          <w:szCs w:val="24"/>
-        </w:rPr>
-        <w:t>DFD</w:t>
-      </w:r>
-      <w:proofErr w:type="spellEnd"/>
-      <w:r>
-        <w:rPr>
-          <w:i w:val="0"/>
-          <w:color w:val="auto"/>
-          <w:sz w:val="24"/>
-          <w:szCs w:val="24"/>
-        </w:rPr>
-        <w:t xml:space="preserve"> of Rock Paper Scissor</w:t>
-      </w:r>
     </w:p>
     <w:p>
       <w:pPr>
@@ -7760,15 +6818,17 @@
         <w:jc w:val="center"/>
         <w:rPr>
           <w:i w:val="0"/>
-          <w:color w:val="auto"/>
+          <w:iCs w:val="0"/>
           <w:sz w:val="24"/>
           <w:szCs w:val="24"/>
         </w:rPr>
       </w:pPr>
+      <w:bookmarkStart w:id="15" w:name="_Toc232571317"/>
       <w:r>
         <w:rPr>
           <w:i w:val="0"/>
-          <w:color w:val="auto"/>
+          <w:iCs w:val="0"/>
+          <w:color w:val="000000" w:themeColor="text1"/>
           <w:sz w:val="24"/>
           <w:szCs w:val="24"/>
         </w:rPr>
@@ -7777,7 +6837,8 @@
       <w:r>
         <w:rPr>
           <w:i w:val="0"/>
-          <w:color w:val="auto"/>
+          <w:iCs w:val="0"/>
+          <w:color w:val="000000" w:themeColor="text1"/>
           <w:sz w:val="24"/>
           <w:szCs w:val="24"/>
         </w:rPr>
@@ -7786,7 +6847,8 @@
       <w:r>
         <w:rPr>
           <w:i w:val="0"/>
-          <w:color w:val="auto"/>
+          <w:iCs w:val="0"/>
+          <w:color w:val="000000" w:themeColor="text1"/>
           <w:sz w:val="24"/>
           <w:szCs w:val="24"/>
         </w:rPr>
@@ -7795,7 +6857,8 @@
       <w:r>
         <w:rPr>
           <w:i w:val="0"/>
-          <w:color w:val="auto"/>
+          <w:iCs w:val="0"/>
+          <w:color w:val="000000" w:themeColor="text1"/>
           <w:sz w:val="24"/>
           <w:szCs w:val="24"/>
         </w:rPr>
@@ -7804,8 +6867,9 @@
       <w:r>
         <w:rPr>
           <w:i w:val="0"/>
+          <w:iCs w:val="0"/>
           <w:noProof/>
-          <w:color w:val="auto"/>
+          <w:color w:val="000000" w:themeColor="text1"/>
           <w:sz w:val="24"/>
           <w:szCs w:val="24"/>
         </w:rPr>
@@ -7814,7 +6878,8 @@
       <w:r>
         <w:rPr>
           <w:i w:val="0"/>
-          <w:color w:val="auto"/>
+          <w:iCs w:val="0"/>
+          <w:color w:val="000000" w:themeColor="text1"/>
           <w:sz w:val="24"/>
           <w:szCs w:val="24"/>
         </w:rPr>
@@ -7823,12 +6888,14 @@
       <w:r>
         <w:rPr>
           <w:i w:val="0"/>
-          <w:color w:val="auto"/>
+          <w:iCs w:val="0"/>
+          <w:color w:val="000000" w:themeColor="text1"/>
           <w:sz w:val="24"/>
           <w:szCs w:val="24"/>
         </w:rPr>
-        <w:t xml:space="preserve"> System Flowchart of Rock Paper Scissor</w:t>
-      </w:r>
+        <w:t xml:space="preserve"> System Flowchart</w:t>
+      </w:r>
+      <w:bookmarkEnd w:id="15"/>
     </w:p>
     <w:p>
       <w:pPr>
@@ -7896,75 +6963,96 @@
         <w:jc w:val="center"/>
         <w:rPr>
           <w:i w:val="0"/>
-          <w:color w:val="auto"/>
+          <w:iCs w:val="0"/>
+          <w:color w:val="000000" w:themeColor="text1"/>
           <w:sz w:val="24"/>
           <w:szCs w:val="24"/>
         </w:rPr>
       </w:pPr>
-      <w:r>
+      <w:bookmarkStart w:id="16" w:name="_Toc232571318"/>
+      <w:r>
+        <w:rPr>
+          <w:i w:val="0"/>
+          <w:iCs w:val="0"/>
+          <w:color w:val="000000" w:themeColor="text1"/>
+          <w:sz w:val="24"/>
+          <w:szCs w:val="24"/>
+        </w:rPr>
+        <w:t xml:space="preserve">Figure </w:t>
+      </w:r>
+      <w:r>
+        <w:rPr>
+          <w:i w:val="0"/>
+          <w:iCs w:val="0"/>
+          <w:color w:val="000000" w:themeColor="text1"/>
+          <w:sz w:val="24"/>
+          <w:szCs w:val="24"/>
+        </w:rPr>
+        <w:fldChar w:fldCharType="begin"/>
+      </w:r>
+      <w:r>
+        <w:rPr>
+          <w:i w:val="0"/>
+          <w:iCs w:val="0"/>
+          <w:color w:val="000000" w:themeColor="text1"/>
+          <w:sz w:val="24"/>
+          <w:szCs w:val="24"/>
+        </w:rPr>
+        <w:instrText xml:space="preserve"> SEQ Figure \* ARABIC </w:instrText>
+      </w:r>
+      <w:r>
+        <w:rPr>
+          <w:i w:val="0"/>
+          <w:iCs w:val="0"/>
+          <w:color w:val="000000" w:themeColor="text1"/>
+          <w:sz w:val="24"/>
+          <w:szCs w:val="24"/>
+        </w:rPr>
+        <w:fldChar w:fldCharType="separate"/>
+      </w:r>
+      <w:r>
+        <w:rPr>
+          <w:i w:val="0"/>
+          <w:iCs w:val="0"/>
+          <w:noProof/>
+          <w:color w:val="000000" w:themeColor="text1"/>
+          <w:sz w:val="24"/>
+          <w:szCs w:val="24"/>
+        </w:rPr>
+        <w:t>3</w:t>
+      </w:r>
+      <w:r>
+        <w:rPr>
+          <w:i w:val="0"/>
+          <w:iCs w:val="0"/>
+          <w:color w:val="000000" w:themeColor="text1"/>
+          <w:sz w:val="24"/>
+          <w:szCs w:val="24"/>
+        </w:rPr>
+        <w:fldChar w:fldCharType="end"/>
+      </w:r>
+      <w:r>
+        <w:rPr>
+          <w:i w:val="0"/>
+          <w:iCs w:val="0"/>
+          <w:color w:val="000000" w:themeColor="text1"/>
+          <w:sz w:val="24"/>
+          <w:szCs w:val="24"/>
+        </w:rPr>
+        <w:t xml:space="preserve"> Single Gameplay Flowchart</w:t>
+      </w:r>
+      <w:bookmarkEnd w:id="16"/>
+    </w:p>
+    <w:p>
+      <w:pPr>
+        <w:pStyle w:val="Caption"/>
         <w:rPr>
           <w:i w:val="0"/>
           <w:color w:val="auto"/>
           <w:sz w:val="24"/>
           <w:szCs w:val="24"/>
         </w:rPr>
-        <w:t xml:space="preserve">Figure </w:t>
-      </w:r>
-      <w:r>
-        <w:rPr>
-          <w:i w:val="0"/>
-          <w:color w:val="auto"/>
-          <w:sz w:val="24"/>
-          <w:szCs w:val="24"/>
-        </w:rPr>
-        <w:fldChar w:fldCharType="begin"/>
-      </w:r>
-      <w:r>
-        <w:rPr>
-          <w:i w:val="0"/>
-          <w:color w:val="auto"/>
-          <w:sz w:val="24"/>
-          <w:szCs w:val="24"/>
-        </w:rPr>
-        <w:instrText xml:space="preserve"> SEQ Figure \* ARABIC </w:instrText>
-      </w:r>
-      <w:r>
-        <w:rPr>
-          <w:i w:val="0"/>
-          <w:color w:val="auto"/>
-          <w:sz w:val="24"/>
-          <w:szCs w:val="24"/>
-        </w:rPr>
-        <w:fldChar w:fldCharType="separate"/>
-      </w:r>
-      <w:r>
-        <w:rPr>
-          <w:i w:val="0"/>
-          <w:noProof/>
-          <w:color w:val="auto"/>
-          <w:sz w:val="24"/>
-          <w:szCs w:val="24"/>
-        </w:rPr>
-        <w:t>3</w:t>
-      </w:r>
-      <w:r>
-        <w:rPr>
-          <w:i w:val="0"/>
-          <w:color w:val="auto"/>
-          <w:sz w:val="24"/>
-          <w:szCs w:val="24"/>
-        </w:rPr>
-        <w:fldChar w:fldCharType="end"/>
-      </w:r>
-      <w:r>
-        <w:rPr>
-          <w:i w:val="0"/>
-          <w:color w:val="auto"/>
-          <w:sz w:val="24"/>
-          <w:szCs w:val="24"/>
-        </w:rPr>
-        <w:t xml:space="preserve"> Single Player Gameplay Flowchart of Rock Paper Scissor</w:t>
-      </w:r>
+      </w:pPr>
     </w:p>
     <w:p>
       <w:pPr>
@@ -8039,75 +7127,108 @@
         <w:jc w:val="center"/>
         <w:rPr>
           <w:i w:val="0"/>
-          <w:color w:val="auto"/>
+          <w:iCs w:val="0"/>
+          <w:color w:val="000000" w:themeColor="text1"/>
           <w:sz w:val="24"/>
           <w:szCs w:val="24"/>
         </w:rPr>
       </w:pPr>
-      <w:r>
+      <w:bookmarkStart w:id="17" w:name="_Toc232571319"/>
+      <w:r>
+        <w:rPr>
+          <w:i w:val="0"/>
+          <w:iCs w:val="0"/>
+          <w:color w:val="000000" w:themeColor="text1"/>
+          <w:sz w:val="24"/>
+          <w:szCs w:val="24"/>
+        </w:rPr>
+        <w:t xml:space="preserve">Figure </w:t>
+      </w:r>
+      <w:r>
+        <w:rPr>
+          <w:i w:val="0"/>
+          <w:iCs w:val="0"/>
+          <w:color w:val="000000" w:themeColor="text1"/>
+          <w:sz w:val="24"/>
+          <w:szCs w:val="24"/>
+        </w:rPr>
+        <w:fldChar w:fldCharType="begin"/>
+      </w:r>
+      <w:r>
+        <w:rPr>
+          <w:i w:val="0"/>
+          <w:iCs w:val="0"/>
+          <w:color w:val="000000" w:themeColor="text1"/>
+          <w:sz w:val="24"/>
+          <w:szCs w:val="24"/>
+        </w:rPr>
+        <w:instrText xml:space="preserve"> SEQ Figure \* ARABIC </w:instrText>
+      </w:r>
+      <w:r>
+        <w:rPr>
+          <w:i w:val="0"/>
+          <w:iCs w:val="0"/>
+          <w:color w:val="000000" w:themeColor="text1"/>
+          <w:sz w:val="24"/>
+          <w:szCs w:val="24"/>
+        </w:rPr>
+        <w:fldChar w:fldCharType="separate"/>
+      </w:r>
+      <w:r>
+        <w:rPr>
+          <w:i w:val="0"/>
+          <w:iCs w:val="0"/>
+          <w:noProof/>
+          <w:color w:val="000000" w:themeColor="text1"/>
+          <w:sz w:val="24"/>
+          <w:szCs w:val="24"/>
+        </w:rPr>
+        <w:t>4</w:t>
+      </w:r>
+      <w:r>
+        <w:rPr>
+          <w:i w:val="0"/>
+          <w:iCs w:val="0"/>
+          <w:color w:val="000000" w:themeColor="text1"/>
+          <w:sz w:val="24"/>
+          <w:szCs w:val="24"/>
+        </w:rPr>
+        <w:fldChar w:fldCharType="end"/>
+      </w:r>
+      <w:proofErr w:type="spellStart"/>
+      <w:r>
+        <w:rPr>
+          <w:i w:val="0"/>
+          <w:iCs w:val="0"/>
+          <w:color w:val="000000" w:themeColor="text1"/>
+          <w:sz w:val="24"/>
+          <w:szCs w:val="24"/>
+        </w:rPr>
+        <w:t>Multiplayer</w:t>
+      </w:r>
+      <w:proofErr w:type="spellEnd"/>
+      <w:r>
+        <w:rPr>
+          <w:i w:val="0"/>
+          <w:iCs w:val="0"/>
+          <w:color w:val="000000" w:themeColor="text1"/>
+          <w:sz w:val="24"/>
+          <w:szCs w:val="24"/>
+        </w:rPr>
+        <w:t xml:space="preserve"> Gameplay Flowchart</w:t>
+      </w:r>
+      <w:bookmarkEnd w:id="17"/>
+    </w:p>
+    <w:p>
+      <w:pPr>
+        <w:pStyle w:val="Caption"/>
         <w:rPr>
           <w:i w:val="0"/>
           <w:color w:val="auto"/>
           <w:sz w:val="24"/>
           <w:szCs w:val="24"/>
         </w:rPr>
-        <w:t xml:space="preserve">Figure </w:t>
-      </w:r>
-      <w:r>
-        <w:rPr>
-          <w:i w:val="0"/>
-          <w:color w:val="auto"/>
-          <w:sz w:val="24"/>
-          <w:szCs w:val="24"/>
-        </w:rPr>
-        <w:fldChar w:fldCharType="begin"/>
-      </w:r>
-      <w:r>
-        <w:rPr>
-          <w:i w:val="0"/>
-          <w:color w:val="auto"/>
-          <w:sz w:val="24"/>
-          <w:szCs w:val="24"/>
-        </w:rPr>
-        <w:instrText xml:space="preserve"> SEQ Figure \* ARABIC </w:instrText>
-      </w:r>
-      <w:r>
-        <w:rPr>
-          <w:i w:val="0"/>
-          <w:color w:val="auto"/>
-          <w:sz w:val="24"/>
-          <w:szCs w:val="24"/>
-        </w:rPr>
-        <w:fldChar w:fldCharType="separate"/>
-      </w:r>
-      <w:r>
-        <w:rPr>
-          <w:i w:val="0"/>
-          <w:noProof/>
-          <w:color w:val="auto"/>
-          <w:sz w:val="24"/>
-          <w:szCs w:val="24"/>
-        </w:rPr>
-        <w:t>4</w:t>
-      </w:r>
-      <w:r>
-        <w:rPr>
-          <w:i w:val="0"/>
-          <w:color w:val="auto"/>
-          <w:sz w:val="24"/>
-          <w:szCs w:val="24"/>
-        </w:rPr>
-        <w:fldChar w:fldCharType="end"/>
-      </w:r>
-      <w:r>
-        <w:rPr>
-          <w:i w:val="0"/>
-          <w:color w:val="auto"/>
-          <w:sz w:val="24"/>
-          <w:szCs w:val="24"/>
-        </w:rPr>
-        <w:t xml:space="preserve"> Multiplayer Gameplay Flowchart of Rock Paper Scissor</w:t>
-      </w:r>
+      </w:pPr>
     </w:p>
     <w:p>
       <w:r>
@@ -8119,19 +7240,21 @@
         <w:pStyle w:val="Heading1"/>
         <w:numPr>
           <w:ilvl w:val="0"/>
-          <w:numId w:val="2"/>
+          <w:numId w:val="44"/>
         </w:numPr>
-        <w:spacing w:line="360" w:lineRule="auto"/>
+        <w:spacing w:before="0" w:after="0" w:line="360" w:lineRule="auto"/>
         <w:jc w:val="both"/>
       </w:pPr>
+      <w:bookmarkStart w:id="18" w:name="_Toc232570765"/>
       <w:r>
         <w:lastRenderedPageBreak/>
         <w:t>Development</w:t>
       </w:r>
-    </w:p>
-    <w:p>
-      <w:pPr>
-        <w:spacing w:line="360" w:lineRule="auto"/>
+      <w:bookmarkEnd w:id="18"/>
+    </w:p>
+    <w:p>
+      <w:pPr>
+        <w:spacing w:after="0" w:line="360" w:lineRule="auto"/>
         <w:rPr>
           <w:szCs w:val="24"/>
         </w:rPr>
@@ -8499,14 +7622,19 @@
         <w:pStyle w:val="Caption"/>
         <w:jc w:val="center"/>
         <w:rPr>
-          <w:color w:val="auto"/>
+          <w:i w:val="0"/>
+          <w:iCs w:val="0"/>
+          <w:color w:val="000000" w:themeColor="text1"/>
           <w:sz w:val="24"/>
           <w:szCs w:val="24"/>
         </w:rPr>
       </w:pPr>
-      <w:r>
-        <w:rPr>
-          <w:color w:val="auto"/>
+      <w:bookmarkStart w:id="19" w:name="_Toc232571320"/>
+      <w:r>
+        <w:rPr>
+          <w:i w:val="0"/>
+          <w:iCs w:val="0"/>
+          <w:color w:val="000000" w:themeColor="text1"/>
           <w:sz w:val="24"/>
           <w:szCs w:val="24"/>
         </w:rPr>
@@ -8514,7 +7642,9 @@
       </w:r>
       <w:r>
         <w:rPr>
-          <w:color w:val="auto"/>
+          <w:i w:val="0"/>
+          <w:iCs w:val="0"/>
+          <w:color w:val="000000" w:themeColor="text1"/>
           <w:sz w:val="24"/>
           <w:szCs w:val="24"/>
         </w:rPr>
@@ -8522,7 +7652,9 @@
       </w:r>
       <w:r>
         <w:rPr>
-          <w:color w:val="auto"/>
+          <w:i w:val="0"/>
+          <w:iCs w:val="0"/>
+          <w:color w:val="000000" w:themeColor="text1"/>
           <w:sz w:val="24"/>
           <w:szCs w:val="24"/>
         </w:rPr>
@@ -8530,7 +7662,9 @@
       </w:r>
       <w:r>
         <w:rPr>
-          <w:color w:val="auto"/>
+          <w:i w:val="0"/>
+          <w:iCs w:val="0"/>
+          <w:color w:val="000000" w:themeColor="text1"/>
           <w:sz w:val="24"/>
           <w:szCs w:val="24"/>
         </w:rPr>
@@ -8538,8 +7672,10 @@
       </w:r>
       <w:r>
         <w:rPr>
+          <w:i w:val="0"/>
+          <w:iCs w:val="0"/>
           <w:noProof/>
-          <w:color w:val="auto"/>
+          <w:color w:val="000000" w:themeColor="text1"/>
           <w:sz w:val="24"/>
           <w:szCs w:val="24"/>
         </w:rPr>
@@ -8547,7 +7683,9 @@
       </w:r>
       <w:r>
         <w:rPr>
-          <w:color w:val="auto"/>
+          <w:i w:val="0"/>
+          <w:iCs w:val="0"/>
+          <w:color w:val="000000" w:themeColor="text1"/>
           <w:sz w:val="24"/>
           <w:szCs w:val="24"/>
         </w:rPr>
@@ -8555,29 +7693,26 @@
       </w:r>
       <w:r>
         <w:rPr>
-          <w:color w:val="auto"/>
+          <w:i w:val="0"/>
+          <w:iCs w:val="0"/>
+          <w:color w:val="000000" w:themeColor="text1"/>
           <w:sz w:val="24"/>
           <w:szCs w:val="24"/>
         </w:rPr>
-        <w:t xml:space="preserve"> Waterfall Model</w:t>
-      </w:r>
-    </w:p>
-    <w:p>
-      <w:pPr>
-        <w:rPr>
-          <w:szCs w:val="24"/>
-        </w:rPr>
-      </w:pPr>
-      <w:r>
-        <w:rPr>
-          <w:szCs w:val="24"/>
-        </w:rPr>
-        <w:br w:type="page"/>
-      </w:r>
-    </w:p>
-    <w:p>
-      <w:pPr>
-        <w:spacing w:line="360" w:lineRule="auto"/>
+        <w:t xml:space="preserve"> Waterfall model</w:t>
+      </w:r>
+      <w:bookmarkEnd w:id="19"/>
+    </w:p>
+    <w:p>
+      <w:pPr>
+        <w:rPr>
+          <w:szCs w:val="24"/>
+        </w:rPr>
+      </w:pPr>
+    </w:p>
+    <w:p>
+      <w:pPr>
+        <w:spacing w:after="0" w:line="360" w:lineRule="auto"/>
         <w:jc w:val="both"/>
         <w:rPr>
           <w:b/>
@@ -8595,7 +7730,7 @@
     </w:p>
     <w:p>
       <w:pPr>
-        <w:spacing w:line="360" w:lineRule="auto"/>
+        <w:spacing w:after="0" w:line="360" w:lineRule="auto"/>
         <w:jc w:val="both"/>
         <w:rPr>
           <w:b/>
@@ -8667,15 +7802,18 @@
         <w:jc w:val="center"/>
         <w:rPr>
           <w:i w:val="0"/>
-          <w:color w:val="auto"/>
+          <w:iCs w:val="0"/>
+          <w:color w:val="000000" w:themeColor="text1"/>
           <w:sz w:val="24"/>
           <w:szCs w:val="24"/>
         </w:rPr>
       </w:pPr>
+      <w:bookmarkStart w:id="20" w:name="_Toc232571321"/>
       <w:r>
         <w:rPr>
           <w:i w:val="0"/>
-          <w:color w:val="auto"/>
+          <w:iCs w:val="0"/>
+          <w:color w:val="000000" w:themeColor="text1"/>
           <w:sz w:val="24"/>
           <w:szCs w:val="24"/>
         </w:rPr>
@@ -8684,7 +7822,8 @@
       <w:r>
         <w:rPr>
           <w:i w:val="0"/>
-          <w:color w:val="auto"/>
+          <w:iCs w:val="0"/>
+          <w:color w:val="000000" w:themeColor="text1"/>
           <w:sz w:val="24"/>
           <w:szCs w:val="24"/>
         </w:rPr>
@@ -8693,7 +7832,8 @@
       <w:r>
         <w:rPr>
           <w:i w:val="0"/>
-          <w:color w:val="auto"/>
+          <w:iCs w:val="0"/>
+          <w:color w:val="000000" w:themeColor="text1"/>
           <w:sz w:val="24"/>
           <w:szCs w:val="24"/>
         </w:rPr>
@@ -8702,7 +7842,8 @@
       <w:r>
         <w:rPr>
           <w:i w:val="0"/>
-          <w:color w:val="auto"/>
+          <w:iCs w:val="0"/>
+          <w:color w:val="000000" w:themeColor="text1"/>
           <w:sz w:val="24"/>
           <w:szCs w:val="24"/>
         </w:rPr>
@@ -8711,8 +7852,9 @@
       <w:r>
         <w:rPr>
           <w:i w:val="0"/>
+          <w:iCs w:val="0"/>
           <w:noProof/>
-          <w:color w:val="auto"/>
+          <w:color w:val="000000" w:themeColor="text1"/>
           <w:sz w:val="24"/>
           <w:szCs w:val="24"/>
         </w:rPr>
@@ -8721,7 +7863,8 @@
       <w:r>
         <w:rPr>
           <w:i w:val="0"/>
-          <w:color w:val="auto"/>
+          <w:iCs w:val="0"/>
+          <w:color w:val="000000" w:themeColor="text1"/>
           <w:sz w:val="24"/>
           <w:szCs w:val="24"/>
         </w:rPr>
@@ -8730,12 +7873,14 @@
       <w:r>
         <w:rPr>
           <w:i w:val="0"/>
-          <w:color w:val="auto"/>
+          <w:iCs w:val="0"/>
+          <w:color w:val="000000" w:themeColor="text1"/>
           <w:sz w:val="24"/>
           <w:szCs w:val="24"/>
         </w:rPr>
         <w:t xml:space="preserve"> Gantt Chart</w:t>
       </w:r>
+      <w:bookmarkEnd w:id="20"/>
     </w:p>
     <w:p>
       <w:r>
@@ -8787,316 +7932,6 @@
     <w:p/>
     <w:p>
       <w:pPr>
-        <w:pStyle w:val="Heading1"/>
-        <w:numPr>
-          <w:ilvl w:val="0"/>
-          <w:numId w:val="2"/>
-        </w:numPr>
-        <w:spacing w:after="0" w:line="360" w:lineRule="auto"/>
-        <w:jc w:val="both"/>
-      </w:pPr>
-      <w:r>
-        <w:t>Testing</w:t>
-      </w:r>
-    </w:p>
-    <w:p>
-      <w:r>
-        <w:t>Testing was performed according to the Software Testing Life Cycle (</w:t>
-      </w:r>
-      <w:proofErr w:type="spellStart"/>
-      <w:r>
-        <w:t>STLC</w:t>
-      </w:r>
-      <w:proofErr w:type="spellEnd"/>
-      <w:r>
-        <w:t>) to ensure that all modules functioned correctly.</w:t>
-      </w:r>
-    </w:p>
-    <w:p>
-      <w:pPr>
-        <w:pStyle w:val="Heading2"/>
-        <w:numPr>
-          <w:ilvl w:val="1"/>
-          <w:numId w:val="2"/>
-        </w:numPr>
-        <w:rPr>
-          <w:lang w:val="en-US"/>
-        </w:rPr>
-      </w:pPr>
-      <w:r>
-        <w:rPr>
-          <w:lang w:val="en-US"/>
-        </w:rPr>
-        <w:t>Software Testing Life Cycle (</w:t>
-      </w:r>
-      <w:proofErr w:type="spellStart"/>
-      <w:r>
-        <w:rPr>
-          <w:lang w:val="en-US"/>
-        </w:rPr>
-        <w:t>STLC</w:t>
-      </w:r>
-      <w:proofErr w:type="spellEnd"/>
-      <w:r>
-        <w:rPr>
-          <w:lang w:val="en-US"/>
-        </w:rPr>
-        <w:t>)</w:t>
-      </w:r>
-    </w:p>
-    <w:p>
-      <w:pPr>
-        <w:rPr>
-          <w:lang w:val="en-US"/>
-        </w:rPr>
-      </w:pPr>
-      <w:r>
-        <w:rPr>
-          <w:lang w:val="en-US"/>
-        </w:rPr>
-        <w:t>The following phases were followed:</w:t>
-      </w:r>
-    </w:p>
-    <w:p>
-      <w:pPr>
-        <w:pStyle w:val="ListParagraph"/>
-        <w:numPr>
-          <w:ilvl w:val="0"/>
-          <w:numId w:val="42"/>
-        </w:numPr>
-        <w:tabs>
-          <w:tab w:val="left" w:pos="180"/>
-        </w:tabs>
-        <w:ind w:left="360"/>
-        <w:rPr>
-          <w:lang w:val="en-US"/>
-        </w:rPr>
-      </w:pPr>
-      <w:r>
-        <w:rPr>
-          <w:b/>
-          <w:bCs/>
-          <w:lang w:val="en-US"/>
-        </w:rPr>
-        <w:t xml:space="preserve">Requirement </w:t>
-      </w:r>
-      <w:proofErr w:type="gramStart"/>
-      <w:r>
-        <w:rPr>
-          <w:b/>
-          <w:bCs/>
-          <w:lang w:val="en-US"/>
-        </w:rPr>
-        <w:t>Analysis</w:t>
-      </w:r>
-      <w:r>
-        <w:rPr>
-          <w:b/>
-          <w:bCs/>
-          <w:lang w:val="en-US"/>
-        </w:rPr>
-        <w:t xml:space="preserve"> </w:t>
-      </w:r>
-      <w:r>
-        <w:rPr>
-          <w:b/>
-          <w:bCs/>
-          <w:lang w:val="en-US"/>
-        </w:rPr>
-        <w:t>:</w:t>
-      </w:r>
-      <w:proofErr w:type="gramEnd"/>
-      <w:r>
-        <w:rPr>
-          <w:b/>
-          <w:bCs/>
-          <w:lang w:val="en-US"/>
-        </w:rPr>
-        <w:t xml:space="preserve"> </w:t>
-      </w:r>
-      <w:r>
-        <w:rPr>
-          <w:lang w:val="en-US"/>
-        </w:rPr>
-        <w:t>Project requirements were analyzed.</w:t>
-      </w:r>
-    </w:p>
-    <w:p>
-      <w:pPr>
-        <w:pStyle w:val="ListParagraph"/>
-        <w:numPr>
-          <w:ilvl w:val="0"/>
-          <w:numId w:val="42"/>
-        </w:numPr>
-        <w:tabs>
-          <w:tab w:val="left" w:pos="180"/>
-        </w:tabs>
-        <w:ind w:left="360"/>
-        <w:rPr>
-          <w:lang w:val="en-US"/>
-        </w:rPr>
-      </w:pPr>
-      <w:r>
-        <w:rPr>
-          <w:b/>
-          <w:bCs/>
-          <w:lang w:val="en-US"/>
-        </w:rPr>
-        <w:t xml:space="preserve">Test </w:t>
-      </w:r>
-      <w:proofErr w:type="gramStart"/>
-      <w:r>
-        <w:rPr>
-          <w:b/>
-          <w:bCs/>
-          <w:lang w:val="en-US"/>
-        </w:rPr>
-        <w:t>Planning</w:t>
-      </w:r>
-      <w:r>
-        <w:rPr>
-          <w:b/>
-          <w:bCs/>
-          <w:lang w:val="en-US"/>
-        </w:rPr>
-        <w:t xml:space="preserve"> :</w:t>
-      </w:r>
-      <w:proofErr w:type="gramEnd"/>
-      <w:r>
-        <w:rPr>
-          <w:lang w:val="en-US"/>
-        </w:rPr>
-        <w:t xml:space="preserve"> </w:t>
-      </w:r>
-      <w:r>
-        <w:rPr>
-          <w:lang w:val="en-US"/>
-        </w:rPr>
-        <w:t>Testing strategies and objectives were prepared</w:t>
-      </w:r>
-    </w:p>
-    <w:p>
-      <w:pPr>
-        <w:pStyle w:val="ListParagraph"/>
-        <w:numPr>
-          <w:ilvl w:val="0"/>
-          <w:numId w:val="42"/>
-        </w:numPr>
-        <w:tabs>
-          <w:tab w:val="left" w:pos="180"/>
-        </w:tabs>
-        <w:ind w:left="360"/>
-        <w:rPr>
-          <w:lang w:val="en-US"/>
-        </w:rPr>
-      </w:pPr>
-      <w:r>
-        <w:rPr>
-          <w:b/>
-          <w:bCs/>
-          <w:lang w:val="en-US"/>
-        </w:rPr>
-        <w:t>Test Case Design:</w:t>
-      </w:r>
-      <w:r>
-        <w:rPr>
-          <w:lang w:val="en-US"/>
-        </w:rPr>
-        <w:t xml:space="preserve"> Positive and negative test cases were created.</w:t>
-      </w:r>
-    </w:p>
-    <w:p>
-      <w:pPr>
-        <w:pStyle w:val="ListParagraph"/>
-        <w:numPr>
-          <w:ilvl w:val="0"/>
-          <w:numId w:val="42"/>
-        </w:numPr>
-        <w:tabs>
-          <w:tab w:val="left" w:pos="180"/>
-        </w:tabs>
-        <w:ind w:left="360"/>
-        <w:rPr>
-          <w:lang w:val="en-US"/>
-        </w:rPr>
-      </w:pPr>
-      <w:r>
-        <w:rPr>
-          <w:b/>
-          <w:bCs/>
-          <w:lang w:val="en-US"/>
-        </w:rPr>
-        <w:t>Test Environment Setup:</w:t>
-      </w:r>
-      <w:r>
-        <w:rPr>
-          <w:lang w:val="en-US"/>
-        </w:rPr>
-        <w:t xml:space="preserve"> Program execution environment was prepared.</w:t>
-      </w:r>
-    </w:p>
-    <w:p>
-      <w:pPr>
-        <w:pStyle w:val="ListParagraph"/>
-        <w:numPr>
-          <w:ilvl w:val="0"/>
-          <w:numId w:val="42"/>
-        </w:numPr>
-        <w:tabs>
-          <w:tab w:val="left" w:pos="180"/>
-        </w:tabs>
-        <w:ind w:left="360"/>
-        <w:rPr>
-          <w:lang w:val="en-US"/>
-        </w:rPr>
-      </w:pPr>
-      <w:r>
-        <w:rPr>
-          <w:b/>
-          <w:bCs/>
-          <w:lang w:val="en-US"/>
-        </w:rPr>
-        <w:t>Test Execution:</w:t>
-      </w:r>
-      <w:r>
-        <w:rPr>
-          <w:lang w:val="en-US"/>
-        </w:rPr>
-        <w:t xml:space="preserve"> Modules were executed and validated.</w:t>
-      </w:r>
-    </w:p>
-    <w:p>
-      <w:pPr>
-        <w:pStyle w:val="ListParagraph"/>
-        <w:numPr>
-          <w:ilvl w:val="0"/>
-          <w:numId w:val="42"/>
-        </w:numPr>
-        <w:tabs>
-          <w:tab w:val="left" w:pos="180"/>
-        </w:tabs>
-        <w:ind w:left="360"/>
-        <w:rPr>
-          <w:lang w:val="en-US"/>
-        </w:rPr>
-      </w:pPr>
-      <w:r>
-        <w:rPr>
-          <w:b/>
-          <w:bCs/>
-          <w:lang w:val="en-US"/>
-        </w:rPr>
-        <w:t>Test Closure:</w:t>
-      </w:r>
-      <w:r>
-        <w:rPr>
-          <w:lang w:val="en-US"/>
-        </w:rPr>
-        <w:t xml:space="preserve"> Results were documented.</w:t>
-      </w:r>
-    </w:p>
-    <w:p>
-      <w:pPr>
         <w:rPr>
           <w:lang w:val="en-US"/>
         </w:rPr>
@@ -9142,3392 +7977,6 @@
     </w:p>
     <w:p>
       <w:pPr>
-        <w:pStyle w:val="ListParagraph"/>
-        <w:spacing w:after="0" w:line="360" w:lineRule="auto"/>
-        <w:jc w:val="both"/>
-      </w:pPr>
-    </w:p>
-    <w:p>
-      <w:pPr>
-        <w:pStyle w:val="ListParagraph"/>
-        <w:spacing w:after="0" w:line="360" w:lineRule="auto"/>
-        <w:jc w:val="both"/>
-      </w:pPr>
-      <w:r>
-        <w:t>Try to use all the symbols properly, it is quite easy once you get a hang of it.</w:t>
-      </w:r>
-    </w:p>
-    <w:p>
-      <w:pPr>
-        <w:pStyle w:val="Heading1"/>
-        <w:numPr>
-          <w:ilvl w:val="0"/>
-          <w:numId w:val="2"/>
-        </w:numPr>
-        <w:spacing w:after="0" w:line="360" w:lineRule="auto"/>
-        <w:jc w:val="both"/>
-      </w:pPr>
-      <w:r>
-        <w:t>Project Result</w:t>
-      </w:r>
-    </w:p>
-    <w:p>
-      <w:pPr>
-        <w:pStyle w:val="NormalWeb"/>
-        <w:shd w:val="clear" w:color="auto" w:fill="FFFFFF"/>
-        <w:spacing w:before="0" w:beforeAutospacing="0" w:after="0" w:afterAutospacing="0" w:line="360" w:lineRule="auto"/>
-        <w:jc w:val="both"/>
-      </w:pPr>
-      <w:r>
-        <w:t xml:space="preserve">. </w:t>
-      </w:r>
-    </w:p>
-    <w:tbl>
-      <w:tblPr>
-        <w:tblStyle w:val="TableGrid"/>
-        <w:tblW w:w="0" w:type="auto"/>
-        <w:tblLook w:val="04A0" w:firstRow="1" w:lastRow="0" w:firstColumn="1" w:lastColumn="0" w:noHBand="0" w:noVBand="1"/>
-      </w:tblPr>
-      <w:tblGrid>
-        <w:gridCol w:w="643"/>
-        <w:gridCol w:w="2502"/>
-        <w:gridCol w:w="3100"/>
-        <w:gridCol w:w="2051"/>
-      </w:tblGrid>
-      <w:tr>
-        <w:tc>
-          <w:tcPr>
-            <w:tcW w:w="643" w:type="dxa"/>
-          </w:tcPr>
-          <w:p>
-            <w:pPr>
-              <w:pStyle w:val="NormalWeb"/>
-              <w:spacing w:before="0" w:beforeAutospacing="0" w:after="0" w:afterAutospacing="0" w:line="360" w:lineRule="auto"/>
-              <w:jc w:val="both"/>
-            </w:pPr>
-            <w:proofErr w:type="spellStart"/>
-            <w:r>
-              <w:t>S.N</w:t>
-            </w:r>
-            <w:proofErr w:type="spellEnd"/>
-            <w:r>
-              <w:t>.</w:t>
-            </w:r>
-          </w:p>
-        </w:tc>
-        <w:tc>
-          <w:tcPr>
-            <w:tcW w:w="2502" w:type="dxa"/>
-          </w:tcPr>
-          <w:p>
-            <w:pPr>
-              <w:pStyle w:val="NormalWeb"/>
-              <w:spacing w:before="0" w:beforeAutospacing="0" w:after="0" w:afterAutospacing="0" w:line="360" w:lineRule="auto"/>
-              <w:jc w:val="both"/>
-            </w:pPr>
-            <w:r>
-              <w:t>Name of the member</w:t>
-            </w:r>
-          </w:p>
-        </w:tc>
-        <w:tc>
-          <w:tcPr>
-            <w:tcW w:w="3100" w:type="dxa"/>
-          </w:tcPr>
-          <w:p>
-            <w:pPr>
-              <w:pStyle w:val="NormalWeb"/>
-              <w:spacing w:before="0" w:beforeAutospacing="0" w:after="0" w:afterAutospacing="0" w:line="360" w:lineRule="auto"/>
-              <w:jc w:val="both"/>
-            </w:pPr>
-            <w:r>
-              <w:t xml:space="preserve">Work assigned </w:t>
-            </w:r>
-          </w:p>
-        </w:tc>
-        <w:tc>
-          <w:tcPr>
-            <w:tcW w:w="2051" w:type="dxa"/>
-          </w:tcPr>
-          <w:p>
-            <w:pPr>
-              <w:pStyle w:val="NormalWeb"/>
-              <w:spacing w:before="0" w:beforeAutospacing="0" w:after="0" w:afterAutospacing="0" w:line="360" w:lineRule="auto"/>
-              <w:jc w:val="both"/>
-            </w:pPr>
-            <w:r>
-              <w:t>Remarks</w:t>
-            </w:r>
-          </w:p>
-        </w:tc>
-      </w:tr>
-      <w:tr>
-        <w:tc>
-          <w:tcPr>
-            <w:tcW w:w="643" w:type="dxa"/>
-          </w:tcPr>
-          <w:p>
-            <w:pPr>
-              <w:pStyle w:val="NormalWeb"/>
-              <w:spacing w:before="0" w:beforeAutospacing="0" w:after="0" w:afterAutospacing="0" w:line="360" w:lineRule="auto"/>
-              <w:jc w:val="both"/>
-            </w:pPr>
-            <w:r>
-              <w:t>1.</w:t>
-            </w:r>
-          </w:p>
-        </w:tc>
-        <w:tc>
-          <w:tcPr>
-            <w:tcW w:w="2502" w:type="dxa"/>
-          </w:tcPr>
-          <w:p>
-            <w:pPr>
-              <w:pStyle w:val="NormalWeb"/>
-              <w:spacing w:before="0" w:beforeAutospacing="0" w:after="0" w:afterAutospacing="0" w:line="360" w:lineRule="auto"/>
-              <w:jc w:val="both"/>
-            </w:pPr>
-            <w:r>
-              <w:t>Your name</w:t>
-            </w:r>
-          </w:p>
-        </w:tc>
-        <w:tc>
-          <w:tcPr>
-            <w:tcW w:w="3100" w:type="dxa"/>
-          </w:tcPr>
-          <w:p>
-            <w:pPr>
-              <w:pStyle w:val="NormalWeb"/>
-              <w:spacing w:before="0" w:beforeAutospacing="0" w:after="0" w:afterAutospacing="0" w:line="360" w:lineRule="auto"/>
-              <w:jc w:val="both"/>
-            </w:pPr>
-            <w:r>
-              <w:t>Documentation</w:t>
-            </w:r>
-            <w:r>
-              <w:t xml:space="preserve"> and coding.</w:t>
-            </w:r>
-          </w:p>
-          <w:p>
-            <w:pPr>
-              <w:pStyle w:val="NormalWeb"/>
-              <w:numPr>
-                <w:ilvl w:val="0"/>
-                <w:numId w:val="6"/>
-              </w:numPr>
-              <w:spacing w:before="0" w:beforeAutospacing="0" w:after="0" w:afterAutospacing="0" w:line="360" w:lineRule="auto"/>
-              <w:ind w:left="346"/>
-              <w:jc w:val="both"/>
-            </w:pPr>
-            <w:proofErr w:type="spellStart"/>
-            <w:r>
-              <w:t>DFD</w:t>
-            </w:r>
-            <w:proofErr w:type="spellEnd"/>
-            <w:r>
-              <w:t xml:space="preserve"> </w:t>
-            </w:r>
-          </w:p>
-          <w:p>
-            <w:pPr>
-              <w:pStyle w:val="NormalWeb"/>
-              <w:numPr>
-                <w:ilvl w:val="0"/>
-                <w:numId w:val="6"/>
-              </w:numPr>
-              <w:spacing w:before="0" w:beforeAutospacing="0" w:after="0" w:afterAutospacing="0" w:line="360" w:lineRule="auto"/>
-              <w:ind w:left="346"/>
-              <w:jc w:val="both"/>
-            </w:pPr>
-            <w:r>
-              <w:t>Problem Identification</w:t>
-            </w:r>
-          </w:p>
-          <w:p>
-            <w:pPr>
-              <w:pStyle w:val="NormalWeb"/>
-              <w:numPr>
-                <w:ilvl w:val="0"/>
-                <w:numId w:val="6"/>
-              </w:numPr>
-              <w:spacing w:before="0" w:beforeAutospacing="0" w:after="0" w:afterAutospacing="0" w:line="360" w:lineRule="auto"/>
-              <w:ind w:left="346"/>
-              <w:jc w:val="both"/>
-            </w:pPr>
-            <w:r>
-              <w:t>Coding support</w:t>
-            </w:r>
-          </w:p>
-          <w:p>
-            <w:pPr>
-              <w:pStyle w:val="NormalWeb"/>
-              <w:numPr>
-                <w:ilvl w:val="0"/>
-                <w:numId w:val="6"/>
-              </w:numPr>
-              <w:spacing w:before="0" w:beforeAutospacing="0" w:after="0" w:afterAutospacing="0" w:line="360" w:lineRule="auto"/>
-              <w:ind w:left="346"/>
-              <w:jc w:val="both"/>
-            </w:pPr>
-            <w:r>
-              <w:t>Support in system design.</w:t>
-            </w:r>
-          </w:p>
-        </w:tc>
-        <w:tc>
-          <w:tcPr>
-            <w:tcW w:w="2051" w:type="dxa"/>
-          </w:tcPr>
-          <w:p>
-            <w:pPr>
-              <w:pStyle w:val="NormalWeb"/>
-              <w:spacing w:before="0" w:beforeAutospacing="0" w:after="0" w:afterAutospacing="0" w:line="360" w:lineRule="auto"/>
-              <w:jc w:val="both"/>
-            </w:pPr>
-          </w:p>
-        </w:tc>
-      </w:tr>
-      <w:tr>
-        <w:tc>
-          <w:tcPr>
-            <w:tcW w:w="643" w:type="dxa"/>
-          </w:tcPr>
-          <w:p>
-            <w:pPr>
-              <w:pStyle w:val="NormalWeb"/>
-              <w:spacing w:before="0" w:beforeAutospacing="0" w:after="0" w:afterAutospacing="0" w:line="360" w:lineRule="auto"/>
-              <w:jc w:val="both"/>
-            </w:pPr>
-            <w:r>
-              <w:t>2.</w:t>
-            </w:r>
-          </w:p>
-        </w:tc>
-        <w:tc>
-          <w:tcPr>
-            <w:tcW w:w="2502" w:type="dxa"/>
-          </w:tcPr>
-          <w:p>
-            <w:pPr>
-              <w:pStyle w:val="NormalWeb"/>
-              <w:spacing w:before="0" w:beforeAutospacing="0" w:after="0" w:afterAutospacing="0" w:line="360" w:lineRule="auto"/>
-              <w:jc w:val="both"/>
-            </w:pPr>
-            <w:r>
-              <w:t>Name</w:t>
-            </w:r>
-          </w:p>
-        </w:tc>
-        <w:tc>
-          <w:tcPr>
-            <w:tcW w:w="3100" w:type="dxa"/>
-          </w:tcPr>
-          <w:p>
-            <w:pPr>
-              <w:pStyle w:val="NormalWeb"/>
-              <w:spacing w:before="0" w:beforeAutospacing="0" w:after="0" w:afterAutospacing="0" w:line="360" w:lineRule="auto"/>
-              <w:jc w:val="both"/>
-            </w:pPr>
-            <w:r>
-              <w:t>Documentation</w:t>
-            </w:r>
-            <w:r>
-              <w:t xml:space="preserve"> and coding.</w:t>
-            </w:r>
-          </w:p>
-          <w:p>
-            <w:pPr>
-              <w:pStyle w:val="NormalWeb"/>
-              <w:numPr>
-                <w:ilvl w:val="0"/>
-                <w:numId w:val="6"/>
-              </w:numPr>
-              <w:spacing w:before="0" w:beforeAutospacing="0" w:after="0" w:afterAutospacing="0" w:line="360" w:lineRule="auto"/>
-              <w:ind w:left="346"/>
-              <w:jc w:val="both"/>
-            </w:pPr>
-            <w:r>
-              <w:t xml:space="preserve">Gantt Chart </w:t>
-            </w:r>
-          </w:p>
-          <w:p>
-            <w:pPr>
-              <w:pStyle w:val="NormalWeb"/>
-              <w:numPr>
-                <w:ilvl w:val="0"/>
-                <w:numId w:val="6"/>
-              </w:numPr>
-              <w:spacing w:before="0" w:beforeAutospacing="0" w:after="0" w:afterAutospacing="0" w:line="360" w:lineRule="auto"/>
-              <w:ind w:left="346"/>
-              <w:jc w:val="both"/>
-            </w:pPr>
-            <w:r>
-              <w:t>Coding of login system</w:t>
-            </w:r>
-          </w:p>
-          <w:p>
-            <w:pPr>
-              <w:pStyle w:val="NormalWeb"/>
-              <w:numPr>
-                <w:ilvl w:val="0"/>
-                <w:numId w:val="6"/>
-              </w:numPr>
-              <w:spacing w:before="0" w:beforeAutospacing="0" w:after="0" w:afterAutospacing="0" w:line="360" w:lineRule="auto"/>
-              <w:ind w:left="346"/>
-              <w:jc w:val="both"/>
-            </w:pPr>
-            <w:r>
-              <w:t>Support in system design.</w:t>
-            </w:r>
-          </w:p>
-          <w:p>
-            <w:pPr>
-              <w:pStyle w:val="NormalWeb"/>
-              <w:numPr>
-                <w:ilvl w:val="0"/>
-                <w:numId w:val="6"/>
-              </w:numPr>
-              <w:spacing w:before="0" w:beforeAutospacing="0" w:after="0" w:afterAutospacing="0" w:line="360" w:lineRule="auto"/>
-              <w:ind w:left="346"/>
-              <w:jc w:val="both"/>
-            </w:pPr>
-            <w:r>
-              <w:t>Feasibility analysis.</w:t>
-            </w:r>
-          </w:p>
-        </w:tc>
-        <w:tc>
-          <w:tcPr>
-            <w:tcW w:w="2051" w:type="dxa"/>
-          </w:tcPr>
-          <w:p>
-            <w:pPr>
-              <w:pStyle w:val="NormalWeb"/>
-              <w:spacing w:before="0" w:beforeAutospacing="0" w:after="0" w:afterAutospacing="0" w:line="360" w:lineRule="auto"/>
-              <w:jc w:val="both"/>
-            </w:pPr>
-          </w:p>
-        </w:tc>
-      </w:tr>
-      <w:tr>
-        <w:tc>
-          <w:tcPr>
-            <w:tcW w:w="643" w:type="dxa"/>
-          </w:tcPr>
-          <w:p>
-            <w:pPr>
-              <w:pStyle w:val="NormalWeb"/>
-              <w:spacing w:before="0" w:beforeAutospacing="0" w:after="0" w:afterAutospacing="0" w:line="360" w:lineRule="auto"/>
-              <w:jc w:val="both"/>
-            </w:pPr>
-            <w:r>
-              <w:t>3.</w:t>
-            </w:r>
-          </w:p>
-        </w:tc>
-        <w:tc>
-          <w:tcPr>
-            <w:tcW w:w="2502" w:type="dxa"/>
-          </w:tcPr>
-          <w:p>
-            <w:pPr>
-              <w:pStyle w:val="NormalWeb"/>
-              <w:spacing w:before="0" w:beforeAutospacing="0" w:after="0" w:afterAutospacing="0" w:line="360" w:lineRule="auto"/>
-              <w:jc w:val="both"/>
-            </w:pPr>
-            <w:r>
-              <w:t>Name</w:t>
-            </w:r>
-          </w:p>
-        </w:tc>
-        <w:tc>
-          <w:tcPr>
-            <w:tcW w:w="3100" w:type="dxa"/>
-          </w:tcPr>
-          <w:p>
-            <w:pPr>
-              <w:pStyle w:val="NormalWeb"/>
-              <w:spacing w:before="0" w:beforeAutospacing="0" w:after="0" w:afterAutospacing="0" w:line="360" w:lineRule="auto"/>
-              <w:jc w:val="both"/>
-            </w:pPr>
-            <w:r>
-              <w:t>Documentation and coding.</w:t>
-            </w:r>
-          </w:p>
-          <w:p>
-            <w:pPr>
-              <w:pStyle w:val="NormalWeb"/>
-              <w:numPr>
-                <w:ilvl w:val="0"/>
-                <w:numId w:val="6"/>
-              </w:numPr>
-              <w:spacing w:before="0" w:beforeAutospacing="0" w:after="0" w:afterAutospacing="0" w:line="360" w:lineRule="auto"/>
-              <w:ind w:left="346"/>
-              <w:jc w:val="both"/>
-            </w:pPr>
-            <w:r>
-              <w:t>Designed Flowchart.</w:t>
-            </w:r>
-          </w:p>
-          <w:p>
-            <w:pPr>
-              <w:pStyle w:val="NormalWeb"/>
-              <w:numPr>
-                <w:ilvl w:val="0"/>
-                <w:numId w:val="6"/>
-              </w:numPr>
-              <w:spacing w:before="0" w:beforeAutospacing="0" w:after="0" w:afterAutospacing="0" w:line="360" w:lineRule="auto"/>
-              <w:ind w:left="346"/>
-              <w:jc w:val="both"/>
-            </w:pPr>
-            <w:r>
-              <w:t>Coding for seat selection.</w:t>
-            </w:r>
-          </w:p>
-          <w:p>
-            <w:pPr>
-              <w:pStyle w:val="NormalWeb"/>
-              <w:numPr>
-                <w:ilvl w:val="0"/>
-                <w:numId w:val="6"/>
-              </w:numPr>
-              <w:spacing w:before="0" w:beforeAutospacing="0" w:after="0" w:afterAutospacing="0" w:line="360" w:lineRule="auto"/>
-              <w:ind w:left="346"/>
-              <w:jc w:val="both"/>
-            </w:pPr>
-            <w:r>
-              <w:t>Support in system design.</w:t>
-            </w:r>
-          </w:p>
-          <w:p>
-            <w:pPr>
-              <w:pStyle w:val="NormalWeb"/>
-              <w:numPr>
-                <w:ilvl w:val="0"/>
-                <w:numId w:val="6"/>
-              </w:numPr>
-              <w:spacing w:before="0" w:beforeAutospacing="0" w:after="0" w:afterAutospacing="0" w:line="360" w:lineRule="auto"/>
-              <w:ind w:left="346"/>
-              <w:jc w:val="both"/>
-            </w:pPr>
-            <w:r>
-              <w:lastRenderedPageBreak/>
-              <w:t>Logic definition.</w:t>
-            </w:r>
-          </w:p>
-          <w:p>
-            <w:pPr>
-              <w:pStyle w:val="NormalWeb"/>
-              <w:spacing w:before="0" w:beforeAutospacing="0" w:after="0" w:afterAutospacing="0" w:line="360" w:lineRule="auto"/>
-              <w:jc w:val="both"/>
-            </w:pPr>
-          </w:p>
-        </w:tc>
-        <w:tc>
-          <w:tcPr>
-            <w:tcW w:w="2051" w:type="dxa"/>
-          </w:tcPr>
-          <w:p>
-            <w:pPr>
-              <w:pStyle w:val="NormalWeb"/>
-              <w:spacing w:before="0" w:beforeAutospacing="0" w:after="0" w:afterAutospacing="0" w:line="360" w:lineRule="auto"/>
-              <w:jc w:val="both"/>
-            </w:pPr>
-          </w:p>
-        </w:tc>
-      </w:tr>
-    </w:tbl>
-    <w:p>
-      <w:pPr>
-        <w:spacing w:line="360" w:lineRule="auto"/>
-      </w:pPr>
-      <w:r>
-        <w:br w:type="page"/>
-      </w:r>
-    </w:p>
-    <w:p>
-      <w:pPr>
-        <w:pStyle w:val="Heading1"/>
-        <w:numPr>
-          <w:ilvl w:val="0"/>
-          <w:numId w:val="2"/>
-        </w:numPr>
-        <w:tabs>
-          <w:tab w:val="left" w:pos="720"/>
-        </w:tabs>
-        <w:spacing w:after="0" w:line="360" w:lineRule="auto"/>
-        <w:jc w:val="both"/>
-      </w:pPr>
-      <w:r>
-        <w:lastRenderedPageBreak/>
-        <w:t xml:space="preserve">  Future Enhancement</w:t>
-      </w:r>
-    </w:p>
-    <w:p>
-      <w:pPr>
-        <w:pStyle w:val="ListParagraph"/>
-        <w:numPr>
-          <w:ilvl w:val="0"/>
-          <w:numId w:val="28"/>
-        </w:numPr>
-        <w:ind w:left="180" w:hanging="180"/>
-      </w:pPr>
-      <w:r>
-        <w:t xml:space="preserve">Graphical User Interface (GUI) </w:t>
-      </w:r>
-    </w:p>
-    <w:p>
-      <w:pPr>
-        <w:pStyle w:val="ListParagraph"/>
-        <w:numPr>
-          <w:ilvl w:val="0"/>
-          <w:numId w:val="28"/>
-        </w:numPr>
-        <w:ind w:left="180" w:hanging="180"/>
-      </w:pPr>
-      <w:r>
-        <w:t xml:space="preserve">Database </w:t>
-      </w:r>
-      <w:proofErr w:type="spellStart"/>
-      <w:r>
-        <w:t>Intergration</w:t>
-      </w:r>
-      <w:proofErr w:type="spellEnd"/>
-    </w:p>
-    <w:p>
-      <w:pPr>
-        <w:pStyle w:val="ListParagraph"/>
-        <w:numPr>
-          <w:ilvl w:val="0"/>
-          <w:numId w:val="28"/>
-        </w:numPr>
-        <w:ind w:left="180" w:hanging="180"/>
-      </w:pPr>
-      <w:r>
-        <w:t xml:space="preserve">Online </w:t>
-      </w:r>
-      <w:proofErr w:type="spellStart"/>
-      <w:r>
-        <w:t>Mulitiplayer</w:t>
-      </w:r>
-      <w:proofErr w:type="spellEnd"/>
-    </w:p>
-    <w:p>
-      <w:pPr>
-        <w:pStyle w:val="ListParagraph"/>
-        <w:numPr>
-          <w:ilvl w:val="0"/>
-          <w:numId w:val="28"/>
-        </w:numPr>
-        <w:ind w:left="180" w:hanging="180"/>
-      </w:pPr>
-      <w:r>
-        <w:t>AI opponent</w:t>
-      </w:r>
-    </w:p>
-    <w:p>
-      <w:pPr>
-        <w:pStyle w:val="ListParagraph"/>
-        <w:numPr>
-          <w:ilvl w:val="0"/>
-          <w:numId w:val="28"/>
-        </w:numPr>
-        <w:ind w:left="180" w:hanging="180"/>
-      </w:pPr>
-      <w:r>
-        <w:t>Effect and Animation</w:t>
-      </w:r>
-    </w:p>
-    <w:p>
-      <w:pPr>
-        <w:pStyle w:val="ListParagraph"/>
-        <w:numPr>
-          <w:ilvl w:val="0"/>
-          <w:numId w:val="28"/>
-        </w:numPr>
-        <w:ind w:left="180" w:hanging="180"/>
-      </w:pPr>
-      <w:r>
-        <w:t>Sound effect</w:t>
-      </w:r>
-    </w:p>
-    <w:p/>
-    <w:p>
-      <w:pPr>
-        <w:ind w:left="360"/>
-      </w:pPr>
-    </w:p>
-    <w:p>
-      <w:pPr>
-        <w:tabs>
-          <w:tab w:val="left" w:pos="0"/>
-        </w:tabs>
-      </w:pPr>
-    </w:p>
-    <w:p/>
-    <w:p/>
-    <w:p/>
-    <w:p/>
-    <w:p/>
-    <w:p/>
-    <w:p/>
-    <w:p/>
-    <w:p/>
-    <w:p/>
-    <w:p/>
-    <w:p/>
-    <w:p/>
-    <w:p/>
-    <w:p/>
-    <w:p/>
-    <w:p/>
-    <w:p/>
-    <w:p/>
-    <w:p/>
-    <w:p/>
-    <w:p/>
-    <w:p/>
-    <w:p/>
-    <w:p/>
-    <w:p/>
-    <w:p>
-      <w:pPr>
-        <w:spacing w:line="360" w:lineRule="auto"/>
-        <w:jc w:val="both"/>
-        <w:rPr>
-          <w:rFonts w:cs="Times New Roman"/>
-        </w:rPr>
-      </w:pPr>
-      <w:r>
-        <w:rPr>
-          <w:rFonts w:cs="Times New Roman"/>
-          <w:lang w:val="en-US"/>
-        </w:rPr>
-        <w:t>Mention the testing methodology you have used,</w:t>
-      </w:r>
-      <w:r>
-        <w:rPr>
-          <w:rFonts w:cs="Times New Roman"/>
-          <w:lang w:val="en-US"/>
-        </w:rPr>
-        <w:t xml:space="preserve"> make sure that we follow the testing paradigm, or software testing life cycle when we test a prototype or module.</w:t>
-      </w:r>
-      <w:r>
-        <w:rPr>
-          <w:rFonts w:cs="Times New Roman"/>
-        </w:rPr>
-        <w:t xml:space="preserve">TLC stands for Software Testing Life Cycle. </w:t>
-      </w:r>
-      <w:proofErr w:type="spellStart"/>
-      <w:r>
-        <w:rPr>
-          <w:rFonts w:cs="Times New Roman"/>
-        </w:rPr>
-        <w:t>STLC</w:t>
-      </w:r>
-      <w:proofErr w:type="spellEnd"/>
-      <w:r>
-        <w:rPr>
-          <w:rFonts w:cs="Times New Roman"/>
-        </w:rPr>
-        <w:t xml:space="preserve"> is a sequence of different activities performed by the testing team to ensure the quality of the software or the product.</w:t>
-      </w:r>
-    </w:p>
-    <w:p>
-      <w:pPr>
-        <w:spacing w:line="360" w:lineRule="auto"/>
-        <w:jc w:val="both"/>
-        <w:rPr>
-          <w:rFonts w:cs="Times New Roman"/>
-        </w:rPr>
-      </w:pPr>
-      <w:r>
-        <w:rPr>
-          <w:rFonts w:cs="Times New Roman"/>
-        </w:rPr>
-        <w:t xml:space="preserve">The main Motive behind Testing is that the </w:t>
-      </w:r>
-      <w:r>
-        <w:rPr>
-          <w:rFonts w:cs="Times New Roman"/>
-          <w:highlight w:val="yellow"/>
-        </w:rPr>
-        <w:t>tester or developers must be able to understand the client’s requirement</w:t>
-      </w:r>
-      <w:r>
-        <w:rPr>
-          <w:rFonts w:cs="Times New Roman"/>
-        </w:rPr>
-        <w:t>, and thoroughly inspect the modules to create a positive and negative test cases.</w:t>
-      </w:r>
-    </w:p>
-    <w:p>
-      <w:pPr>
-        <w:pStyle w:val="ListParagraph"/>
-        <w:numPr>
-          <w:ilvl w:val="0"/>
-          <w:numId w:val="15"/>
-        </w:numPr>
-        <w:spacing w:line="360" w:lineRule="auto"/>
-        <w:jc w:val="both"/>
-        <w:rPr>
-          <w:rFonts w:cs="Times New Roman"/>
-        </w:rPr>
-      </w:pPr>
-      <w:proofErr w:type="spellStart"/>
-      <w:r>
-        <w:rPr>
-          <w:rFonts w:cs="Times New Roman"/>
-        </w:rPr>
-        <w:t>STLC</w:t>
-      </w:r>
-      <w:proofErr w:type="spellEnd"/>
-      <w:r>
-        <w:rPr>
-          <w:rFonts w:cs="Times New Roman"/>
-        </w:rPr>
-        <w:t xml:space="preserve"> is an integral part of Software Development Life Cycle (SDLC). But, </w:t>
-      </w:r>
-      <w:proofErr w:type="spellStart"/>
-      <w:r>
-        <w:rPr>
-          <w:rFonts w:cs="Times New Roman"/>
-        </w:rPr>
-        <w:t>STLC</w:t>
-      </w:r>
-      <w:proofErr w:type="spellEnd"/>
-      <w:r>
-        <w:rPr>
-          <w:rFonts w:cs="Times New Roman"/>
-        </w:rPr>
-        <w:t xml:space="preserve"> deals only with the testing phases.</w:t>
-      </w:r>
-    </w:p>
-    <w:p>
-      <w:pPr>
-        <w:pStyle w:val="ListParagraph"/>
-        <w:numPr>
-          <w:ilvl w:val="0"/>
-          <w:numId w:val="15"/>
-        </w:numPr>
-        <w:spacing w:line="360" w:lineRule="auto"/>
-        <w:jc w:val="both"/>
-        <w:rPr>
-          <w:rFonts w:cs="Times New Roman"/>
-        </w:rPr>
-      </w:pPr>
-      <w:proofErr w:type="spellStart"/>
-      <w:r>
-        <w:rPr>
-          <w:rFonts w:cs="Times New Roman"/>
-        </w:rPr>
-        <w:t>STLC</w:t>
-      </w:r>
-      <w:proofErr w:type="spellEnd"/>
-      <w:r>
-        <w:rPr>
-          <w:rFonts w:cs="Times New Roman"/>
-        </w:rPr>
-        <w:t xml:space="preserve"> starts as soon as requirements are defined or SRD (Software Requirement Document) is shared by stakeholders.</w:t>
-      </w:r>
-    </w:p>
-    <w:p>
-      <w:pPr>
-        <w:pStyle w:val="ListParagraph"/>
-        <w:numPr>
-          <w:ilvl w:val="0"/>
-          <w:numId w:val="15"/>
-        </w:numPr>
-        <w:spacing w:line="360" w:lineRule="auto"/>
-        <w:jc w:val="both"/>
-        <w:rPr>
-          <w:rFonts w:cs="Times New Roman"/>
-        </w:rPr>
-      </w:pPr>
-      <w:r>
-        <w:rPr>
-          <w:rFonts w:cs="Times New Roman"/>
-          <w:noProof/>
-          <w:lang w:val="en-US"/>
-        </w:rPr>
-        <mc:AlternateContent>
-          <mc:Choice Requires="wpg">
-            <w:drawing>
-              <wp:anchor distT="0" distB="0" distL="114300" distR="114300" simplePos="0" relativeHeight="251660288" behindDoc="0" locked="0" layoutInCell="1" allowOverlap="1" wp14:anchorId="7B020EE0" wp14:editId="1901AE40">
-                <wp:simplePos x="0" y="0"/>
-                <wp:positionH relativeFrom="column">
-                  <wp:posOffset>276225</wp:posOffset>
-                </wp:positionH>
-                <wp:positionV relativeFrom="paragraph">
-                  <wp:posOffset>213360</wp:posOffset>
-                </wp:positionV>
-                <wp:extent cx="4286250" cy="3345180"/>
-                <wp:effectExtent l="0" t="0" r="0" b="7620"/>
-                <wp:wrapTopAndBottom/>
-                <wp:docPr id="14" name="Group 14"/>
-                <wp:cNvGraphicFramePr/>
-                <a:graphic xmlns:a="http://schemas.openxmlformats.org/drawingml/2006/main">
-                  <a:graphicData uri="http://schemas.microsoft.com/office/word/2010/wordprocessingGroup">
-                    <wpg:wgp>
-                      <wpg:cNvGrpSpPr/>
-                      <wpg:grpSpPr>
-                        <a:xfrm>
-                          <a:off x="0" y="0"/>
-                          <a:ext cx="4286250" cy="3345180"/>
-                          <a:chOff x="0" y="0"/>
-                          <a:chExt cx="4573270" cy="3569335"/>
-                        </a:xfrm>
-                      </wpg:grpSpPr>
-                      <pic:pic xmlns:pic="http://schemas.openxmlformats.org/drawingml/2006/picture">
-                        <pic:nvPicPr>
-                          <pic:cNvPr id="1026" name="Picture 2">
-                            <a:extLst>
-                              <a:ext uri="{FF2B5EF4-FFF2-40B4-BE49-F238E27FC236}">
-                                <a16:creationId xmlns:a16="http://schemas.microsoft.com/office/drawing/2014/main" id="{F6C4AF52-ACA0-4323-B934-EF30663D567C}"/>
-                              </a:ext>
-                            </a:extLst>
-                          </pic:cNvPr>
-                          <pic:cNvPicPr>
-                            <a:picLocks noGrp="1" noChangeAspect="1"/>
-                          </pic:cNvPicPr>
-                        </pic:nvPicPr>
-                        <pic:blipFill rotWithShape="1">
-                          <a:blip r:embed="rId18">
-                            <a:extLst>
-                              <a:ext uri="{28A0092B-C50C-407E-A947-70E740481C1C}">
-                                <a14:useLocalDpi xmlns:a14="http://schemas.microsoft.com/office/drawing/2010/main" val="0"/>
-                              </a:ext>
-                            </a:extLst>
-                          </a:blip>
-                          <a:srcRect l="980" t="6685" r="229" b="7249"/>
-                          <a:stretch/>
-                        </pic:blipFill>
-                        <pic:spPr bwMode="auto">
-                          <a:xfrm>
-                            <a:off x="0" y="0"/>
-                            <a:ext cx="4019550" cy="3172460"/>
-                          </a:xfrm>
-                          <a:prstGeom prst="rect">
-                            <a:avLst/>
-                          </a:prstGeom>
-                          <a:noFill/>
-                          <a:ln>
-                            <a:noFill/>
-                          </a:ln>
-                          <a:extLst>
-                            <a:ext uri="{53640926-AAD7-44D8-BBD7-CCE9431645EC}">
-                              <a14:shadowObscured xmlns:a14="http://schemas.microsoft.com/office/drawing/2010/main"/>
-                            </a:ext>
-                          </a:extLst>
-                        </pic:spPr>
-                      </pic:pic>
-                      <wps:wsp>
-                        <wps:cNvPr id="12" name="Text Box 12"/>
-                        <wps:cNvSpPr txBox="1"/>
-                        <wps:spPr>
-                          <a:xfrm>
-                            <a:off x="0" y="3267075"/>
-                            <a:ext cx="4573270" cy="302260"/>
-                          </a:xfrm>
-                          <a:prstGeom prst="rect">
-                            <a:avLst/>
-                          </a:prstGeom>
-                          <a:solidFill>
-                            <a:prstClr val="white"/>
-                          </a:solidFill>
-                          <a:ln>
-                            <a:noFill/>
-                          </a:ln>
-                        </wps:spPr>
-                        <wps:txbx>
-                          <w:txbxContent>
-                            <w:p>
-                              <w:pPr>
-                                <w:pStyle w:val="Caption"/>
-                                <w:jc w:val="center"/>
-                                <w:rPr>
-                                  <w:rFonts w:cs="Times New Roman"/>
-                                  <w:i w:val="0"/>
-                                  <w:iCs w:val="0"/>
-                                  <w:color w:val="auto"/>
-                                  <w:sz w:val="24"/>
-                                  <w:szCs w:val="22"/>
-                                  <w:lang w:val="en-US"/>
-                                </w:rPr>
-                              </w:pPr>
-                              <w:bookmarkStart w:id="14" w:name="_Toc56929757"/>
-                              <w:r>
-                                <w:rPr>
-                                  <w:rFonts w:cs="Times New Roman"/>
-                                  <w:i w:val="0"/>
-                                  <w:iCs w:val="0"/>
-                                  <w:color w:val="auto"/>
-                                  <w:sz w:val="24"/>
-                                  <w:szCs w:val="22"/>
-                                  <w:lang w:val="en-US"/>
-                                </w:rPr>
-                                <w:t xml:space="preserve">Figure </w:t>
-                              </w:r>
-                              <w:r>
-                                <w:rPr>
-                                  <w:rFonts w:cs="Times New Roman"/>
-                                  <w:i w:val="0"/>
-                                  <w:iCs w:val="0"/>
-                                  <w:color w:val="auto"/>
-                                  <w:sz w:val="24"/>
-                                  <w:szCs w:val="22"/>
-                                  <w:lang w:val="en-US"/>
-                                </w:rPr>
-                                <w:fldChar w:fldCharType="begin"/>
-                              </w:r>
-                              <w:r>
-                                <w:rPr>
-                                  <w:rFonts w:cs="Times New Roman"/>
-                                  <w:i w:val="0"/>
-                                  <w:iCs w:val="0"/>
-                                  <w:color w:val="auto"/>
-                                  <w:sz w:val="24"/>
-                                  <w:szCs w:val="22"/>
-                                  <w:lang w:val="en-US"/>
-                                </w:rPr>
-                                <w:instrText xml:space="preserve"> SEQ Figure \* ARABIC </w:instrText>
-                              </w:r>
-                              <w:r>
-                                <w:rPr>
-                                  <w:rFonts w:cs="Times New Roman"/>
-                                  <w:i w:val="0"/>
-                                  <w:iCs w:val="0"/>
-                                  <w:color w:val="auto"/>
-                                  <w:sz w:val="24"/>
-                                  <w:szCs w:val="22"/>
-                                  <w:lang w:val="en-US"/>
-                                </w:rPr>
-                                <w:fldChar w:fldCharType="separate"/>
-                              </w:r>
-                              <w:r>
-                                <w:rPr>
-                                  <w:rFonts w:cs="Times New Roman"/>
-                                  <w:i w:val="0"/>
-                                  <w:iCs w:val="0"/>
-                                  <w:noProof/>
-                                  <w:color w:val="auto"/>
-                                  <w:sz w:val="24"/>
-                                  <w:szCs w:val="22"/>
-                                  <w:lang w:val="en-US"/>
-                                </w:rPr>
-                                <w:t>7</w:t>
-                              </w:r>
-                              <w:r>
-                                <w:rPr>
-                                  <w:rFonts w:cs="Times New Roman"/>
-                                  <w:i w:val="0"/>
-                                  <w:iCs w:val="0"/>
-                                  <w:color w:val="auto"/>
-                                  <w:sz w:val="24"/>
-                                  <w:szCs w:val="22"/>
-                                  <w:lang w:val="en-US"/>
-                                </w:rPr>
-                                <w:fldChar w:fldCharType="end"/>
-                              </w:r>
-                              <w:r>
-                                <w:rPr>
-                                  <w:rFonts w:cs="Times New Roman"/>
-                                  <w:i w:val="0"/>
-                                  <w:iCs w:val="0"/>
-                                  <w:color w:val="auto"/>
-                                  <w:sz w:val="24"/>
-                                  <w:szCs w:val="22"/>
-                                  <w:lang w:val="en-US"/>
-                                </w:rPr>
-                                <w:t>: Software Testing Life Cycle</w:t>
-                              </w:r>
-                              <w:bookmarkEnd w:id="14"/>
-                            </w:p>
-                          </w:txbxContent>
-                        </wps:txbx>
-                        <wps:bodyPr rot="0" spcFirstLastPara="0" vertOverflow="overflow" horzOverflow="overflow" vert="horz" wrap="square" lIns="0" tIns="0" rIns="0" bIns="0" numCol="1" spcCol="0" rtlCol="0" fromWordArt="0" anchor="t" anchorCtr="0" forceAA="0" compatLnSpc="1">
-                          <a:prstTxWarp prst="textNoShape">
-                            <a:avLst/>
-                          </a:prstTxWarp>
-                          <a:noAutofit/>
-                        </wps:bodyPr>
-                      </wps:wsp>
-                    </wpg:wgp>
-                  </a:graphicData>
-                </a:graphic>
-                <wp14:sizeRelH relativeFrom="margin">
-                  <wp14:pctWidth>0</wp14:pctWidth>
-                </wp14:sizeRelH>
-                <wp14:sizeRelV relativeFrom="margin">
-                  <wp14:pctHeight>0</wp14:pctHeight>
-                </wp14:sizeRelV>
-              </wp:anchor>
-            </w:drawing>
-          </mc:Choice>
-          <mc:Fallback>
-            <w:pict>
-              <v:group w14:anchorId="7B020EE0" id="Group 14" o:spid="_x0000_s1026" style="position:absolute;left:0;text-align:left;margin-left:21.75pt;margin-top:16.8pt;width:337.5pt;height:263.4pt;z-index:251660288;mso-width-relative:margin;mso-height-relative:margin" coordsize="45732,35693" o:gfxdata="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">
-                <v:shapetype id="_x0000_t202" coordsize="21600,21600" o:spt="202" path="m,l,21600r21600,l21600,xe">
-                  <v:stroke joinstyle="miter"/>
-                  <v:path gradientshapeok="t" o:connecttype="rect"/>
-                </v:shapetype>
-                <v:shape id="Text Box 12" o:spid="_x0000_s1028" type="#_x0000_t202" style="position:absolute;top:32670;width:45732;height:3023;visibility:visible;mso-wrap-style:square;v-text-anchor:top" o:gfxdata="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" stroked="f">
-                  <v:textbox inset="0,0,0,0">
-                    <w:txbxContent>
-                      <w:p>
-                        <w:pPr>
-                          <w:pStyle w:val="Caption"/>
-                          <w:jc w:val="center"/>
-                          <w:rPr>
-                            <w:rFonts w:cs="Times New Roman"/>
-                            <w:i w:val="0"/>
-                            <w:iCs w:val="0"/>
-                            <w:color w:val="auto"/>
-                            <w:sz w:val="24"/>
-                            <w:szCs w:val="22"/>
-                            <w:lang w:val="en-US"/>
-                          </w:rPr>
-                        </w:pPr>
-                        <w:bookmarkStart w:id="15" w:name="_Toc56929757"/>
-                        <w:r>
-                          <w:rPr>
-                            <w:rFonts w:cs="Times New Roman"/>
-                            <w:i w:val="0"/>
-                            <w:iCs w:val="0"/>
-                            <w:color w:val="auto"/>
-                            <w:sz w:val="24"/>
-                            <w:szCs w:val="22"/>
-                            <w:lang w:val="en-US"/>
-                          </w:rPr>
-                          <w:t xml:space="preserve">Figure </w:t>
-                        </w:r>
-                        <w:r>
-                          <w:rPr>
-                            <w:rFonts w:cs="Times New Roman"/>
-                            <w:i w:val="0"/>
-                            <w:iCs w:val="0"/>
-                            <w:color w:val="auto"/>
-                            <w:sz w:val="24"/>
-                            <w:szCs w:val="22"/>
-                            <w:lang w:val="en-US"/>
-                          </w:rPr>
-                          <w:fldChar w:fldCharType="begin"/>
-                        </w:r>
-                        <w:r>
-                          <w:rPr>
-                            <w:rFonts w:cs="Times New Roman"/>
-                            <w:i w:val="0"/>
-                            <w:iCs w:val="0"/>
-                            <w:color w:val="auto"/>
-                            <w:sz w:val="24"/>
-                            <w:szCs w:val="22"/>
-                            <w:lang w:val="en-US"/>
-                          </w:rPr>
-                          <w:instrText xml:space="preserve"> SEQ Figure \* ARABIC </w:instrText>
-                        </w:r>
-                        <w:r>
-                          <w:rPr>
-                            <w:rFonts w:cs="Times New Roman"/>
-                            <w:i w:val="0"/>
-                            <w:iCs w:val="0"/>
-                            <w:color w:val="auto"/>
-                            <w:sz w:val="24"/>
-                            <w:szCs w:val="22"/>
-                            <w:lang w:val="en-US"/>
-                          </w:rPr>
-                          <w:fldChar w:fldCharType="separate"/>
-                        </w:r>
-                        <w:r>
-                          <w:rPr>
-                            <w:rFonts w:cs="Times New Roman"/>
-                            <w:i w:val="0"/>
-                            <w:iCs w:val="0"/>
-                            <w:noProof/>
-                            <w:color w:val="auto"/>
-                            <w:sz w:val="24"/>
-                            <w:szCs w:val="22"/>
-                            <w:lang w:val="en-US"/>
-                          </w:rPr>
-                          <w:t>7</w:t>
-                        </w:r>
-                        <w:r>
-                          <w:rPr>
-                            <w:rFonts w:cs="Times New Roman"/>
-                            <w:i w:val="0"/>
-                            <w:iCs w:val="0"/>
-                            <w:color w:val="auto"/>
-                            <w:sz w:val="24"/>
-                            <w:szCs w:val="22"/>
-                            <w:lang w:val="en-US"/>
-                          </w:rPr>
-                          <w:fldChar w:fldCharType="end"/>
-                        </w:r>
-                        <w:r>
-                          <w:rPr>
-                            <w:rFonts w:cs="Times New Roman"/>
-                            <w:i w:val="0"/>
-                            <w:iCs w:val="0"/>
-                            <w:color w:val="auto"/>
-                            <w:sz w:val="24"/>
-                            <w:szCs w:val="22"/>
-                            <w:lang w:val="en-US"/>
-                          </w:rPr>
-                          <w:t>: Software Testing Life Cycle</w:t>
-                        </w:r>
-                        <w:bookmarkEnd w:id="15"/>
-                      </w:p>
-                    </w:txbxContent>
-                  </v:textbox>
-                </v:shape>
-                <w10:wrap type="topAndBottom"/>
-              </v:group>
-            </w:pict>
-          </mc:Fallback>
-        </mc:AlternateContent>
-      </w:r>
-      <w:proofErr w:type="spellStart"/>
-      <w:r>
-        <w:rPr>
-          <w:rFonts w:cs="Times New Roman"/>
-        </w:rPr>
-        <w:t>STLC</w:t>
-      </w:r>
-      <w:proofErr w:type="spellEnd"/>
-      <w:r>
-        <w:rPr>
-          <w:rFonts w:cs="Times New Roman"/>
-        </w:rPr>
-        <w:t xml:space="preserve"> provides a step-by-step process to ensure quality software.</w:t>
-      </w:r>
-    </w:p>
-    <w:p>
-      <w:pPr>
-        <w:spacing w:before="120" w:after="144" w:line="360" w:lineRule="auto"/>
-        <w:ind w:left="48" w:right="48"/>
-        <w:jc w:val="both"/>
-        <w:rPr>
-          <w:rFonts w:cs="Times New Roman"/>
-          <w:lang w:val="en-US"/>
-        </w:rPr>
-      </w:pPr>
-      <w:r>
-        <w:rPr>
-          <w:rFonts w:cs="Times New Roman"/>
-          <w:lang w:val="en-US"/>
-        </w:rPr>
-        <w:t xml:space="preserve">There are 6 major phases of </w:t>
-      </w:r>
-      <w:proofErr w:type="spellStart"/>
-      <w:r>
-        <w:rPr>
-          <w:rFonts w:cs="Times New Roman"/>
-          <w:lang w:val="en-US"/>
-        </w:rPr>
-        <w:t>STLC</w:t>
-      </w:r>
-      <w:proofErr w:type="spellEnd"/>
-      <w:r>
-        <w:rPr>
-          <w:rFonts w:cs="Times New Roman"/>
-          <w:lang w:val="en-US"/>
-        </w:rPr>
-        <w:t xml:space="preserve"> −</w:t>
-      </w:r>
-    </w:p>
-    <w:p>
-      <w:pPr>
-        <w:numPr>
-          <w:ilvl w:val="0"/>
-          <w:numId w:val="16"/>
-        </w:numPr>
-        <w:spacing w:before="120" w:after="144" w:line="360" w:lineRule="auto"/>
-        <w:ind w:left="768" w:right="48"/>
-        <w:jc w:val="both"/>
-        <w:rPr>
-          <w:rFonts w:cs="Times New Roman"/>
-          <w:lang w:val="en-US"/>
-        </w:rPr>
-      </w:pPr>
-      <w:r>
-        <w:rPr>
-          <w:rFonts w:cs="Times New Roman"/>
-          <w:b/>
-          <w:bCs/>
-          <w:lang w:val="en-US"/>
-        </w:rPr>
-        <w:lastRenderedPageBreak/>
-        <w:t>Requirement Analysis</w:t>
-      </w:r>
-      <w:r>
-        <w:rPr>
-          <w:rFonts w:cs="Times New Roman"/>
-          <w:lang w:val="en-US"/>
-        </w:rPr>
-        <w:t> − SRD is ready and shared with the stakeholders, the testing team starts high level analysis concerning the AUT (Application under Test).</w:t>
-      </w:r>
-    </w:p>
-    <w:p>
-      <w:pPr>
-        <w:numPr>
-          <w:ilvl w:val="0"/>
-          <w:numId w:val="16"/>
-        </w:numPr>
-        <w:spacing w:before="120" w:after="144" w:line="360" w:lineRule="auto"/>
-        <w:ind w:left="768" w:right="48"/>
-        <w:jc w:val="both"/>
-        <w:rPr>
-          <w:rFonts w:cs="Times New Roman"/>
-          <w:lang w:val="en-US"/>
-        </w:rPr>
-      </w:pPr>
-      <w:r>
-        <w:rPr>
-          <w:rFonts w:cs="Times New Roman"/>
-          <w:b/>
-          <w:bCs/>
-          <w:lang w:val="en-US"/>
-        </w:rPr>
-        <w:t>Test Planning or Execution</w:t>
-      </w:r>
-      <w:r>
-        <w:rPr>
-          <w:rFonts w:cs="Times New Roman"/>
-          <w:lang w:val="en-US"/>
-        </w:rPr>
-        <w:t>− Test Team plans the strategy and approach, can be forward testing, backward testing, concurrent testing, modular testing.</w:t>
-      </w:r>
-    </w:p>
-    <w:p>
-      <w:pPr>
-        <w:numPr>
-          <w:ilvl w:val="0"/>
-          <w:numId w:val="16"/>
-        </w:numPr>
-        <w:spacing w:before="120" w:after="144" w:line="360" w:lineRule="auto"/>
-        <w:ind w:left="768" w:right="48"/>
-        <w:jc w:val="both"/>
-        <w:rPr>
-          <w:rFonts w:cs="Times New Roman"/>
-          <w:lang w:val="en-US"/>
-        </w:rPr>
-      </w:pPr>
-      <w:r>
-        <w:rPr>
-          <w:rFonts w:cs="Times New Roman"/>
-          <w:lang w:val="en-US"/>
-        </w:rPr>
-        <w:t xml:space="preserve">Test Case Designing − create the test cases based on </w:t>
-      </w:r>
-      <w:r>
-        <w:rPr>
-          <w:rFonts w:cs="Times New Roman"/>
-          <w:b/>
-          <w:bCs/>
-          <w:lang w:val="en-US"/>
-        </w:rPr>
-        <w:t>scope and criteria</w:t>
-      </w:r>
-      <w:r>
-        <w:rPr>
-          <w:rFonts w:cs="Times New Roman"/>
-          <w:lang w:val="en-US"/>
-        </w:rPr>
-        <w:t>.</w:t>
-      </w:r>
-    </w:p>
-    <w:p>
-      <w:pPr>
-        <w:numPr>
-          <w:ilvl w:val="0"/>
-          <w:numId w:val="16"/>
-        </w:numPr>
-        <w:spacing w:before="120" w:after="144" w:line="360" w:lineRule="auto"/>
-        <w:ind w:left="768" w:right="48"/>
-        <w:jc w:val="both"/>
-        <w:rPr>
-          <w:rFonts w:cs="Times New Roman"/>
-          <w:lang w:val="en-US"/>
-        </w:rPr>
-      </w:pPr>
-      <w:r>
-        <w:rPr>
-          <w:rFonts w:cs="Times New Roman"/>
-          <w:lang w:val="en-US"/>
-        </w:rPr>
-        <w:t>Test Environment Setup − When integrated environment is ready to validate the product.</w:t>
-      </w:r>
-    </w:p>
-    <w:p>
-      <w:pPr>
-        <w:numPr>
-          <w:ilvl w:val="0"/>
-          <w:numId w:val="16"/>
-        </w:numPr>
-        <w:spacing w:before="120" w:after="144" w:line="360" w:lineRule="auto"/>
-        <w:ind w:left="768" w:right="48"/>
-        <w:jc w:val="both"/>
-        <w:rPr>
-          <w:rFonts w:cs="Times New Roman"/>
-          <w:lang w:val="en-US"/>
-        </w:rPr>
-      </w:pPr>
-      <w:r>
-        <w:rPr>
-          <w:rFonts w:cs="Times New Roman"/>
-          <w:lang w:val="en-US"/>
-        </w:rPr>
-        <w:t>Test Execution − Real-time validation of product and finding bugs.</w:t>
-      </w:r>
-    </w:p>
-    <w:p>
-      <w:pPr>
-        <w:numPr>
-          <w:ilvl w:val="0"/>
-          <w:numId w:val="16"/>
-        </w:numPr>
-        <w:spacing w:before="120" w:after="144" w:line="360" w:lineRule="auto"/>
-        <w:ind w:left="768" w:right="48"/>
-        <w:jc w:val="both"/>
-        <w:rPr>
-          <w:rFonts w:cs="Times New Roman"/>
-          <w:lang w:val="en-US"/>
-        </w:rPr>
-      </w:pPr>
-      <w:r>
-        <w:rPr>
-          <w:rFonts w:cs="Times New Roman"/>
-          <w:lang w:val="en-US"/>
-        </w:rPr>
-        <w:t>Test Closure − Once testing is completed, matrix, reports, results are documented.</w:t>
-      </w:r>
-    </w:p>
-    <w:p>
-      <w:pPr>
-        <w:pStyle w:val="Heading2"/>
-        <w:numPr>
-          <w:ilvl w:val="1"/>
-          <w:numId w:val="14"/>
-        </w:numPr>
-        <w:spacing w:line="360" w:lineRule="auto"/>
-        <w:ind w:left="360"/>
-        <w:rPr>
-          <w:lang w:val="en-US"/>
-        </w:rPr>
-      </w:pPr>
-      <w:bookmarkStart w:id="16" w:name="_Toc57274838"/>
-      <w:r>
-        <w:rPr>
-          <w:lang w:val="en-US"/>
-        </w:rPr>
-        <w:t>EXAMPLE OF A TEST CASE,</w:t>
-      </w:r>
-      <w:bookmarkEnd w:id="16"/>
-      <w:r>
-        <w:rPr>
-          <w:lang w:val="en-US"/>
-        </w:rPr>
-        <w:t xml:space="preserve"> </w:t>
-      </w:r>
-    </w:p>
-    <w:p>
-      <w:pPr>
-        <w:spacing w:before="120" w:after="144" w:line="360" w:lineRule="auto"/>
-        <w:ind w:right="48"/>
-        <w:jc w:val="both"/>
-        <w:rPr>
-          <w:rFonts w:cs="Times New Roman"/>
-          <w:b/>
-          <w:bCs/>
-          <w:lang w:val="en-US"/>
-        </w:rPr>
-      </w:pPr>
-      <w:r>
-        <w:rPr>
-          <w:rFonts w:cs="Times New Roman"/>
-          <w:b/>
-          <w:bCs/>
-          <w:lang w:val="en-US"/>
-        </w:rPr>
-        <w:t>can use matrix or can use like this</w:t>
-      </w:r>
-    </w:p>
-    <w:p>
-      <w:pPr>
-        <w:spacing w:line="360" w:lineRule="auto"/>
-        <w:jc w:val="both"/>
-        <w:rPr>
-          <w:rFonts w:cs="Times New Roman"/>
-          <w:szCs w:val="24"/>
-        </w:rPr>
-      </w:pPr>
-      <w:r>
-        <w:rPr>
-          <w:rFonts w:cs="Times New Roman"/>
-        </w:rPr>
-        <w:t>Here is an example of a software test case:</w:t>
-      </w:r>
-    </w:p>
-    <w:p>
-      <w:pPr>
-        <w:spacing w:line="360" w:lineRule="auto"/>
-        <w:jc w:val="both"/>
-        <w:rPr>
-          <w:rFonts w:cs="Times New Roman"/>
-        </w:rPr>
-      </w:pPr>
-      <w:r>
-        <w:rPr>
-          <w:rStyle w:val="Strong"/>
-          <w:rFonts w:cs="Times New Roman"/>
-          <w:bdr w:val="none" w:sz="0" w:space="0" w:color="auto" w:frame="1"/>
-        </w:rPr>
-        <w:t>Title</w:t>
-      </w:r>
-      <w:r>
-        <w:rPr>
-          <w:rFonts w:cs="Times New Roman"/>
-        </w:rPr>
-        <w:t>: Module Testing of a Login function– Authentication of users</w:t>
-      </w:r>
-    </w:p>
-    <w:p>
-      <w:pPr>
-        <w:spacing w:line="360" w:lineRule="auto"/>
-        <w:jc w:val="both"/>
-        <w:rPr>
-          <w:rFonts w:cs="Times New Roman"/>
-        </w:rPr>
-      </w:pPr>
-      <w:r>
-        <w:rPr>
-          <w:rFonts w:cs="Times New Roman"/>
-          <w:b/>
-          <w:bCs/>
-        </w:rPr>
-        <w:t>TID</w:t>
-      </w:r>
-      <w:r>
-        <w:rPr>
-          <w:rFonts w:cs="Times New Roman"/>
-        </w:rPr>
-        <w:t>: 001, 002, 003</w:t>
-      </w:r>
-    </w:p>
-    <w:p>
-      <w:pPr>
-        <w:spacing w:line="360" w:lineRule="auto"/>
-        <w:jc w:val="both"/>
-        <w:rPr>
-          <w:rFonts w:cs="Times New Roman"/>
-        </w:rPr>
-      </w:pPr>
-      <w:r>
-        <w:rPr>
-          <w:rStyle w:val="Strong"/>
-          <w:rFonts w:cs="Times New Roman"/>
-          <w:bdr w:val="none" w:sz="0" w:space="0" w:color="auto" w:frame="1"/>
-        </w:rPr>
-        <w:t>Description: </w:t>
-      </w:r>
-      <w:r>
-        <w:rPr>
-          <w:rFonts w:cs="Times New Roman"/>
-        </w:rPr>
-        <w:t>A user should be able to log in with proper username and password</w:t>
-      </w:r>
-    </w:p>
-    <w:p>
-      <w:pPr>
-        <w:spacing w:line="360" w:lineRule="auto"/>
-        <w:jc w:val="both"/>
-        <w:rPr>
-          <w:rFonts w:cs="Times New Roman"/>
-        </w:rPr>
-      </w:pPr>
-      <w:r>
-        <w:rPr>
-          <w:rStyle w:val="Strong"/>
-          <w:rFonts w:cs="Times New Roman"/>
-          <w:bdr w:val="none" w:sz="0" w:space="0" w:color="auto" w:frame="1"/>
-        </w:rPr>
-        <w:t>Precondition:</w:t>
-      </w:r>
-      <w:r>
-        <w:rPr>
-          <w:rFonts w:cs="Times New Roman"/>
-        </w:rPr>
-        <w:t> The user must have username and password that is previously registered.</w:t>
-      </w:r>
-    </w:p>
-    <w:p>
-      <w:pPr>
-        <w:spacing w:line="360" w:lineRule="auto"/>
-        <w:jc w:val="both"/>
-        <w:rPr>
-          <w:rFonts w:cs="Times New Roman"/>
-        </w:rPr>
-      </w:pPr>
-      <w:r>
-        <w:rPr>
-          <w:rStyle w:val="Strong"/>
-          <w:rFonts w:cs="Times New Roman"/>
-          <w:bdr w:val="none" w:sz="0" w:space="0" w:color="auto" w:frame="1"/>
-        </w:rPr>
-        <w:t>Test Steps:</w:t>
-      </w:r>
-    </w:p>
-    <w:p>
-      <w:pPr>
-        <w:spacing w:line="360" w:lineRule="auto"/>
-        <w:jc w:val="both"/>
-        <w:rPr>
-          <w:rFonts w:cs="Times New Roman"/>
-          <w:spacing w:val="15"/>
-        </w:rPr>
-      </w:pPr>
-      <w:r>
-        <w:rPr>
-          <w:rFonts w:cs="Times New Roman"/>
-          <w:spacing w:val="15"/>
-        </w:rPr>
-        <w:t>Open the Executable file of the project, navigate to the login panel</w:t>
-      </w:r>
-    </w:p>
-    <w:p>
-      <w:pPr>
-        <w:spacing w:before="120" w:after="144" w:line="360" w:lineRule="auto"/>
-        <w:ind w:right="48"/>
-        <w:jc w:val="both"/>
-        <w:rPr>
-          <w:rFonts w:cs="Times New Roman"/>
-          <w:spacing w:val="15"/>
-        </w:rPr>
-      </w:pPr>
-      <w:r>
-        <w:rPr>
-          <w:rFonts w:cs="Times New Roman"/>
-          <w:noProof/>
-          <w:lang w:val="en-US"/>
-        </w:rPr>
-        <w:lastRenderedPageBreak/>
-        <w:drawing>
-          <wp:anchor distT="0" distB="0" distL="114300" distR="114300" simplePos="0" relativeHeight="251659264" behindDoc="0" locked="0" layoutInCell="1" allowOverlap="1" wp14:anchorId="70867EED" wp14:editId="72C03458">
-            <wp:simplePos x="0" y="0"/>
-            <wp:positionH relativeFrom="column">
-              <wp:posOffset>-38100</wp:posOffset>
-            </wp:positionH>
-            <wp:positionV relativeFrom="paragraph">
-              <wp:posOffset>763905</wp:posOffset>
-            </wp:positionV>
-            <wp:extent cx="5274310" cy="1210310"/>
-            <wp:effectExtent l="0" t="0" r="2540" b="8890"/>
-            <wp:wrapTopAndBottom/>
-            <wp:docPr id="8" name="Picture 8" descr="How to Create Requirements Traceability Matrix (RTM)"/>
-            <wp:cNvGraphicFramePr>
-              <a:graphicFrameLocks xmlns:a="http://schemas.openxmlformats.org/drawingml/2006/main" noChangeAspect="1"/>
-            </wp:cNvGraphicFramePr>
-            <a:graphic xmlns:a="http://schemas.openxmlformats.org/drawingml/2006/main">
-              <a:graphicData uri="http://schemas.openxmlformats.org/drawingml/2006/picture">
-                <pic:pic xmlns:pic="http://schemas.openxmlformats.org/drawingml/2006/picture">
-                  <pic:nvPicPr>
-                    <pic:cNvPr id="0" name="Picture 1" descr="How to Create Requirements Traceability Matrix (RTM)"/>
-                    <pic:cNvPicPr>
-                      <a:picLocks noChangeAspect="1" noChangeArrowheads="1"/>
-                    </pic:cNvPicPr>
-                  </pic:nvPicPr>
-                  <pic:blipFill>
-                    <a:blip r:embed="rId19">
-                      <a:extLst>
-                        <a:ext uri="{28A0092B-C50C-407E-A947-70E740481C1C}">
-                          <a14:useLocalDpi xmlns:a14="http://schemas.microsoft.com/office/drawing/2010/main" val="0"/>
-                        </a:ext>
-                      </a:extLst>
-                    </a:blip>
-                    <a:srcRect/>
-                    <a:stretch>
-                      <a:fillRect/>
-                    </a:stretch>
-                  </pic:blipFill>
-                  <pic:spPr bwMode="auto">
-                    <a:xfrm>
-                      <a:off x="0" y="0"/>
-                      <a:ext cx="5274310" cy="1210310"/>
-                    </a:xfrm>
-                    <a:prstGeom prst="rect">
-                      <a:avLst/>
-                    </a:prstGeom>
-                    <a:noFill/>
-                    <a:ln>
-                      <a:noFill/>
-                    </a:ln>
-                  </pic:spPr>
-                </pic:pic>
-              </a:graphicData>
-            </a:graphic>
-          </wp:anchor>
-        </w:drawing>
-      </w:r>
-      <w:r>
-        <w:rPr>
-          <w:rFonts w:cs="Times New Roman"/>
-          <w:noProof/>
-          <w:lang w:val="en-US"/>
-        </w:rPr>
-        <mc:AlternateContent>
-          <mc:Choice Requires="wps">
-            <w:drawing>
-              <wp:anchor distT="0" distB="0" distL="114300" distR="114300" simplePos="0" relativeHeight="251661312" behindDoc="0" locked="0" layoutInCell="1" allowOverlap="1" wp14:anchorId="52A503B0" wp14:editId="1F8B4A2F">
-                <wp:simplePos x="0" y="0"/>
-                <wp:positionH relativeFrom="column">
-                  <wp:posOffset>-38100</wp:posOffset>
-                </wp:positionH>
-                <wp:positionV relativeFrom="paragraph">
-                  <wp:posOffset>1917065</wp:posOffset>
-                </wp:positionV>
-                <wp:extent cx="5274310" cy="635"/>
-                <wp:effectExtent l="0" t="0" r="0" b="0"/>
-                <wp:wrapTopAndBottom/>
-                <wp:docPr id="13" name="Text Box 13"/>
-                <wp:cNvGraphicFramePr/>
-                <a:graphic xmlns:a="http://schemas.openxmlformats.org/drawingml/2006/main">
-                  <a:graphicData uri="http://schemas.microsoft.com/office/word/2010/wordprocessingShape">
-                    <wps:wsp>
-                      <wps:cNvSpPr txBox="1"/>
-                      <wps:spPr>
-                        <a:xfrm>
-                          <a:off x="0" y="0"/>
-                          <a:ext cx="5274310" cy="635"/>
-                        </a:xfrm>
-                        <a:prstGeom prst="rect">
-                          <a:avLst/>
-                        </a:prstGeom>
-                        <a:solidFill>
-                          <a:prstClr val="white"/>
-                        </a:solidFill>
-                        <a:ln>
-                          <a:noFill/>
-                        </a:ln>
-                      </wps:spPr>
-                      <wps:txbx>
-                        <w:txbxContent>
-                          <w:p>
-                            <w:pPr>
-                              <w:pStyle w:val="Caption"/>
-                              <w:jc w:val="center"/>
-                              <w:rPr>
-                                <w:rFonts w:cs="Times New Roman"/>
-                                <w:i w:val="0"/>
-                                <w:iCs w:val="0"/>
-                                <w:color w:val="auto"/>
-                                <w:sz w:val="24"/>
-                                <w:szCs w:val="22"/>
-                                <w:lang w:val="en-US"/>
-                              </w:rPr>
-                            </w:pPr>
-                            <w:bookmarkStart w:id="17" w:name="_Toc56929758"/>
-                            <w:r>
-                              <w:rPr>
-                                <w:rFonts w:cs="Times New Roman"/>
-                                <w:i w:val="0"/>
-                                <w:iCs w:val="0"/>
-                                <w:color w:val="auto"/>
-                                <w:sz w:val="24"/>
-                                <w:szCs w:val="22"/>
-                                <w:lang w:val="en-US"/>
-                              </w:rPr>
-                              <w:t xml:space="preserve">Figure </w:t>
-                            </w:r>
-                            <w:r>
-                              <w:rPr>
-                                <w:rFonts w:cs="Times New Roman"/>
-                                <w:i w:val="0"/>
-                                <w:iCs w:val="0"/>
-                                <w:color w:val="auto"/>
-                                <w:sz w:val="24"/>
-                                <w:szCs w:val="22"/>
-                                <w:lang w:val="en-US"/>
-                              </w:rPr>
-                              <w:fldChar w:fldCharType="begin"/>
-                            </w:r>
-                            <w:r>
-                              <w:rPr>
-                                <w:rFonts w:cs="Times New Roman"/>
-                                <w:i w:val="0"/>
-                                <w:iCs w:val="0"/>
-                                <w:color w:val="auto"/>
-                                <w:sz w:val="24"/>
-                                <w:szCs w:val="22"/>
-                                <w:lang w:val="en-US"/>
-                              </w:rPr>
-                              <w:instrText xml:space="preserve"> SEQ Figure \* ARABIC </w:instrText>
-                            </w:r>
-                            <w:r>
-                              <w:rPr>
-                                <w:rFonts w:cs="Times New Roman"/>
-                                <w:i w:val="0"/>
-                                <w:iCs w:val="0"/>
-                                <w:color w:val="auto"/>
-                                <w:sz w:val="24"/>
-                                <w:szCs w:val="22"/>
-                                <w:lang w:val="en-US"/>
-                              </w:rPr>
-                              <w:fldChar w:fldCharType="separate"/>
-                            </w:r>
-                            <w:r>
-                              <w:rPr>
-                                <w:rFonts w:cs="Times New Roman"/>
-                                <w:i w:val="0"/>
-                                <w:iCs w:val="0"/>
-                                <w:noProof/>
-                                <w:color w:val="auto"/>
-                                <w:sz w:val="24"/>
-                                <w:szCs w:val="22"/>
-                                <w:lang w:val="en-US"/>
-                              </w:rPr>
-                              <w:t>8</w:t>
-                            </w:r>
-                            <w:r>
-                              <w:rPr>
-                                <w:rFonts w:cs="Times New Roman"/>
-                                <w:i w:val="0"/>
-                                <w:iCs w:val="0"/>
-                                <w:color w:val="auto"/>
-                                <w:sz w:val="24"/>
-                                <w:szCs w:val="22"/>
-                                <w:lang w:val="en-US"/>
-                              </w:rPr>
-                              <w:fldChar w:fldCharType="end"/>
-                            </w:r>
-                            <w:r>
-                              <w:rPr>
-                                <w:rFonts w:cs="Times New Roman"/>
-                                <w:i w:val="0"/>
-                                <w:iCs w:val="0"/>
-                                <w:color w:val="auto"/>
-                                <w:sz w:val="24"/>
-                                <w:szCs w:val="22"/>
-                                <w:lang w:val="en-US"/>
-                              </w:rPr>
-                              <w:t>: Test Case using Matrix</w:t>
-                            </w:r>
-                            <w:bookmarkEnd w:id="17"/>
-                          </w:p>
-                        </w:txbxContent>
-                      </wps:txbx>
-                      <wps:bodyPr rot="0" spcFirstLastPara="0" vertOverflow="overflow" horzOverflow="overflow" vert="horz" wrap="square" lIns="0" tIns="0" rIns="0" bIns="0" numCol="1" spcCol="0" rtlCol="0" fromWordArt="0" anchor="t" anchorCtr="0" forceAA="0" compatLnSpc="1">
-                        <a:prstTxWarp prst="textNoShape">
-                          <a:avLst/>
-                        </a:prstTxWarp>
-                        <a:spAutoFit/>
-                      </wps:bodyPr>
-                    </wps:wsp>
-                  </a:graphicData>
-                </a:graphic>
-              </wp:anchor>
-            </w:drawing>
-          </mc:Choice>
-          <mc:Fallback>
-            <w:pict>
-              <v:shape w14:anchorId="52A503B0" id="Text Box 13" o:spid="_x0000_s1029" type="#_x0000_t202" style="position:absolute;left:0;text-align:left;margin-left:-3pt;margin-top:150.95pt;width:415.3pt;height:.05pt;z-index:251661312;visibility:visible;mso-wrap-style:square;mso-wrap-distance-left:9pt;mso-wrap-distance-top:0;mso-wrap-distance-right:9pt;mso-wrap-distance-bottom:0;mso-position-horizontal:absolute;mso-position-horizontal-relative:text;mso-position-vertical:absolute;mso-position-vertical-relative:text;v-text-anchor:top" o:gfxdata="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" stroked="f">
-                <v:textbox style="mso-fit-shape-to-text:t" inset="0,0,0,0">
-                  <w:txbxContent>
-                    <w:p>
-                      <w:pPr>
-                        <w:pStyle w:val="Caption"/>
-                        <w:jc w:val="center"/>
-                        <w:rPr>
-                          <w:rFonts w:cs="Times New Roman"/>
-                          <w:i w:val="0"/>
-                          <w:iCs w:val="0"/>
-                          <w:color w:val="auto"/>
-                          <w:sz w:val="24"/>
-                          <w:szCs w:val="22"/>
-                          <w:lang w:val="en-US"/>
-                        </w:rPr>
-                      </w:pPr>
-                      <w:bookmarkStart w:id="18" w:name="_Toc56929758"/>
-                      <w:r>
-                        <w:rPr>
-                          <w:rFonts w:cs="Times New Roman"/>
-                          <w:i w:val="0"/>
-                          <w:iCs w:val="0"/>
-                          <w:color w:val="auto"/>
-                          <w:sz w:val="24"/>
-                          <w:szCs w:val="22"/>
-                          <w:lang w:val="en-US"/>
-                        </w:rPr>
-                        <w:t xml:space="preserve">Figure </w:t>
-                      </w:r>
-                      <w:r>
-                        <w:rPr>
-                          <w:rFonts w:cs="Times New Roman"/>
-                          <w:i w:val="0"/>
-                          <w:iCs w:val="0"/>
-                          <w:color w:val="auto"/>
-                          <w:sz w:val="24"/>
-                          <w:szCs w:val="22"/>
-                          <w:lang w:val="en-US"/>
-                        </w:rPr>
-                        <w:fldChar w:fldCharType="begin"/>
-                      </w:r>
-                      <w:r>
-                        <w:rPr>
-                          <w:rFonts w:cs="Times New Roman"/>
-                          <w:i w:val="0"/>
-                          <w:iCs w:val="0"/>
-                          <w:color w:val="auto"/>
-                          <w:sz w:val="24"/>
-                          <w:szCs w:val="22"/>
-                          <w:lang w:val="en-US"/>
-                        </w:rPr>
-                        <w:instrText xml:space="preserve"> SEQ Figure \* ARABIC </w:instrText>
-                      </w:r>
-                      <w:r>
-                        <w:rPr>
-                          <w:rFonts w:cs="Times New Roman"/>
-                          <w:i w:val="0"/>
-                          <w:iCs w:val="0"/>
-                          <w:color w:val="auto"/>
-                          <w:sz w:val="24"/>
-                          <w:szCs w:val="22"/>
-                          <w:lang w:val="en-US"/>
-                        </w:rPr>
-                        <w:fldChar w:fldCharType="separate"/>
-                      </w:r>
-                      <w:r>
-                        <w:rPr>
-                          <w:rFonts w:cs="Times New Roman"/>
-                          <w:i w:val="0"/>
-                          <w:iCs w:val="0"/>
-                          <w:noProof/>
-                          <w:color w:val="auto"/>
-                          <w:sz w:val="24"/>
-                          <w:szCs w:val="22"/>
-                          <w:lang w:val="en-US"/>
-                        </w:rPr>
-                        <w:t>8</w:t>
-                      </w:r>
-                      <w:r>
-                        <w:rPr>
-                          <w:rFonts w:cs="Times New Roman"/>
-                          <w:i w:val="0"/>
-                          <w:iCs w:val="0"/>
-                          <w:color w:val="auto"/>
-                          <w:sz w:val="24"/>
-                          <w:szCs w:val="22"/>
-                          <w:lang w:val="en-US"/>
-                        </w:rPr>
-                        <w:fldChar w:fldCharType="end"/>
-                      </w:r>
-                      <w:r>
-                        <w:rPr>
-                          <w:rFonts w:cs="Times New Roman"/>
-                          <w:i w:val="0"/>
-                          <w:iCs w:val="0"/>
-                          <w:color w:val="auto"/>
-                          <w:sz w:val="24"/>
-                          <w:szCs w:val="22"/>
-                          <w:lang w:val="en-US"/>
-                        </w:rPr>
-                        <w:t>: Test Case using Matrix</w:t>
-                      </w:r>
-                      <w:bookmarkEnd w:id="18"/>
-                    </w:p>
-                  </w:txbxContent>
-                </v:textbox>
-                <w10:wrap type="topAndBottom"/>
-              </v:shape>
-            </w:pict>
-          </mc:Fallback>
-        </mc:AlternateContent>
-      </w:r>
-      <w:r>
-        <w:rPr>
-          <w:rFonts w:cs="Times New Roman"/>
-          <w:spacing w:val="15"/>
-        </w:rPr>
-        <w:t>Enter random strings, zero values, null values, Capitalised strings, functions within functions, check whether it redirects to authorised sections.</w:t>
-      </w:r>
-    </w:p>
-    <w:p>
-      <w:pPr>
-        <w:pStyle w:val="Heading2"/>
-        <w:numPr>
-          <w:ilvl w:val="1"/>
-          <w:numId w:val="14"/>
-        </w:numPr>
-        <w:spacing w:line="360" w:lineRule="auto"/>
-        <w:ind w:left="360"/>
-      </w:pPr>
-      <w:bookmarkStart w:id="19" w:name="_Toc57274839"/>
-      <w:r>
-        <w:t>A Test Matrix with Tested modules or Requirement Traceability Matrix</w:t>
-      </w:r>
-      <w:bookmarkEnd w:id="19"/>
-    </w:p>
-    <w:p>
-      <w:pPr>
-        <w:spacing w:line="360" w:lineRule="auto"/>
-        <w:jc w:val="both"/>
-        <w:rPr>
-          <w:rFonts w:cs="Times New Roman"/>
-          <w:szCs w:val="24"/>
-          <w:shd w:val="clear" w:color="auto" w:fill="FFFFFF"/>
-        </w:rPr>
-      </w:pPr>
-      <w:r>
-        <w:rPr>
-          <w:rStyle w:val="Strong"/>
-          <w:rFonts w:cs="Times New Roman"/>
-          <w:szCs w:val="24"/>
-          <w:shd w:val="clear" w:color="auto" w:fill="FFFFFF"/>
-        </w:rPr>
-        <w:t>Requirement Traceability Matrix (RTM)</w:t>
-      </w:r>
-      <w:r>
-        <w:rPr>
-          <w:rFonts w:cs="Times New Roman"/>
-          <w:szCs w:val="24"/>
-          <w:shd w:val="clear" w:color="auto" w:fill="FFFFFF"/>
-        </w:rPr>
-        <w:t xml:space="preserve"> is a document that maps and traces the user requirement with different test cases. </w:t>
-      </w:r>
-    </w:p>
-    <w:p>
-      <w:pPr>
-        <w:spacing w:line="360" w:lineRule="auto"/>
-        <w:jc w:val="both"/>
-        <w:rPr>
-          <w:rFonts w:cs="Times New Roman"/>
-          <w:sz w:val="22"/>
-          <w:szCs w:val="20"/>
-        </w:rPr>
-      </w:pPr>
-      <w:r>
-        <w:rPr>
-          <w:rFonts w:cs="Times New Roman"/>
-          <w:szCs w:val="24"/>
-          <w:shd w:val="clear" w:color="auto" w:fill="FFFFFF"/>
-        </w:rPr>
-        <w:t>It collects all requirements addressed by the client or the requirement analysts and requirement traceability in a single document, delivered at the conclusion of the Software development life cycle.</w:t>
-      </w:r>
-    </w:p>
-    <w:tbl>
-      <w:tblPr>
-        <w:tblStyle w:val="TableGrid"/>
-        <w:tblW w:w="0" w:type="auto"/>
-        <w:tblLook w:val="04A0" w:firstRow="1" w:lastRow="0" w:firstColumn="1" w:lastColumn="0" w:noHBand="0" w:noVBand="1"/>
-      </w:tblPr>
-      <w:tblGrid>
-        <w:gridCol w:w="583"/>
-        <w:gridCol w:w="2742"/>
-        <w:gridCol w:w="1350"/>
-        <w:gridCol w:w="1963"/>
-        <w:gridCol w:w="1658"/>
-      </w:tblGrid>
-      <w:tr>
-        <w:tc>
-          <w:tcPr>
-            <w:tcW w:w="583" w:type="dxa"/>
-          </w:tcPr>
-          <w:p>
-            <w:pPr>
-              <w:spacing w:line="360" w:lineRule="auto"/>
-              <w:jc w:val="both"/>
-              <w:rPr>
-                <w:rFonts w:cs="Times New Roman"/>
-              </w:rPr>
-            </w:pPr>
-            <w:proofErr w:type="spellStart"/>
-            <w:proofErr w:type="gramStart"/>
-            <w:r>
-              <w:rPr>
-                <w:rFonts w:cs="Times New Roman"/>
-              </w:rPr>
-              <w:t>S.N</w:t>
-            </w:r>
-            <w:proofErr w:type="spellEnd"/>
-            <w:proofErr w:type="gramEnd"/>
-          </w:p>
-        </w:tc>
-        <w:tc>
-          <w:tcPr>
-            <w:tcW w:w="2742" w:type="dxa"/>
-          </w:tcPr>
-          <w:p>
-            <w:pPr>
-              <w:spacing w:line="360" w:lineRule="auto"/>
-              <w:jc w:val="both"/>
-              <w:rPr>
-                <w:rFonts w:cs="Times New Roman"/>
-              </w:rPr>
-            </w:pPr>
-            <w:r>
-              <w:rPr>
-                <w:rFonts w:cs="Times New Roman"/>
-              </w:rPr>
-              <w:t>Requirement Description</w:t>
-            </w:r>
-          </w:p>
-        </w:tc>
-        <w:tc>
-          <w:tcPr>
-            <w:tcW w:w="1350" w:type="dxa"/>
-          </w:tcPr>
-          <w:p>
-            <w:pPr>
-              <w:spacing w:line="360" w:lineRule="auto"/>
-              <w:jc w:val="both"/>
-              <w:rPr>
-                <w:rFonts w:cs="Times New Roman"/>
-              </w:rPr>
-            </w:pPr>
-            <w:r>
-              <w:rPr>
-                <w:rFonts w:cs="Times New Roman"/>
-              </w:rPr>
-              <w:t>Testcase ID</w:t>
-            </w:r>
-          </w:p>
-        </w:tc>
-        <w:tc>
-          <w:tcPr>
-            <w:tcW w:w="1963" w:type="dxa"/>
-          </w:tcPr>
-          <w:p>
-            <w:pPr>
-              <w:spacing w:line="360" w:lineRule="auto"/>
-              <w:jc w:val="both"/>
-              <w:rPr>
-                <w:rFonts w:cs="Times New Roman"/>
-              </w:rPr>
-            </w:pPr>
-            <w:r>
-              <w:rPr>
-                <w:rFonts w:cs="Times New Roman"/>
-              </w:rPr>
-              <w:t>Status</w:t>
-            </w:r>
-          </w:p>
-        </w:tc>
-        <w:tc>
-          <w:tcPr>
-            <w:tcW w:w="1658" w:type="dxa"/>
-          </w:tcPr>
-          <w:p>
-            <w:pPr>
-              <w:spacing w:line="360" w:lineRule="auto"/>
-              <w:jc w:val="both"/>
-              <w:rPr>
-                <w:rFonts w:cs="Times New Roman"/>
-              </w:rPr>
-            </w:pPr>
-            <w:r>
-              <w:rPr>
-                <w:rFonts w:cs="Times New Roman"/>
-              </w:rPr>
-              <w:t>Remarks if any:</w:t>
-            </w:r>
-          </w:p>
-        </w:tc>
-      </w:tr>
-      <w:tr>
-        <w:tc>
-          <w:tcPr>
-            <w:tcW w:w="583" w:type="dxa"/>
-          </w:tcPr>
-          <w:p>
-            <w:pPr>
-              <w:spacing w:line="360" w:lineRule="auto"/>
-              <w:jc w:val="both"/>
-              <w:rPr>
-                <w:rFonts w:cs="Times New Roman"/>
-              </w:rPr>
-            </w:pPr>
-            <w:r>
-              <w:rPr>
-                <w:rFonts w:cs="Times New Roman"/>
-              </w:rPr>
-              <w:t>101</w:t>
-            </w:r>
-          </w:p>
-        </w:tc>
-        <w:tc>
-          <w:tcPr>
-            <w:tcW w:w="2742" w:type="dxa"/>
-          </w:tcPr>
-          <w:p>
-            <w:pPr>
-              <w:spacing w:line="360" w:lineRule="auto"/>
-              <w:jc w:val="both"/>
-              <w:rPr>
-                <w:rFonts w:cs="Times New Roman"/>
-              </w:rPr>
-            </w:pPr>
-            <w:r>
-              <w:rPr>
-                <w:rFonts w:cs="Times New Roman"/>
-              </w:rPr>
-              <w:t>Login into the application</w:t>
-            </w:r>
-          </w:p>
-        </w:tc>
-        <w:tc>
-          <w:tcPr>
-            <w:tcW w:w="1350" w:type="dxa"/>
-          </w:tcPr>
-          <w:p>
-            <w:pPr>
-              <w:spacing w:line="360" w:lineRule="auto"/>
-              <w:jc w:val="both"/>
-              <w:rPr>
-                <w:rFonts w:cs="Times New Roman"/>
-              </w:rPr>
-            </w:pPr>
-            <w:proofErr w:type="spellStart"/>
-            <w:r>
-              <w:rPr>
-                <w:rFonts w:cs="Times New Roman"/>
-              </w:rPr>
-              <w:t>TC01</w:t>
-            </w:r>
-            <w:proofErr w:type="spellEnd"/>
-            <w:r>
-              <w:rPr>
-                <w:rFonts w:cs="Times New Roman"/>
-              </w:rPr>
-              <w:t xml:space="preserve">, </w:t>
-            </w:r>
-            <w:proofErr w:type="spellStart"/>
-            <w:r>
-              <w:rPr>
-                <w:rFonts w:cs="Times New Roman"/>
-              </w:rPr>
-              <w:t>TC02</w:t>
-            </w:r>
-            <w:proofErr w:type="spellEnd"/>
-          </w:p>
-        </w:tc>
-        <w:tc>
-          <w:tcPr>
-            <w:tcW w:w="1963" w:type="dxa"/>
-          </w:tcPr>
-          <w:p>
-            <w:pPr>
-              <w:spacing w:line="360" w:lineRule="auto"/>
-              <w:jc w:val="both"/>
-              <w:rPr>
-                <w:rFonts w:cs="Times New Roman"/>
-              </w:rPr>
-            </w:pPr>
-            <w:proofErr w:type="spellStart"/>
-            <w:r>
-              <w:rPr>
-                <w:rFonts w:cs="Times New Roman"/>
-              </w:rPr>
-              <w:t>TC01</w:t>
-            </w:r>
-            <w:proofErr w:type="spellEnd"/>
-            <w:r>
-              <w:rPr>
-                <w:rFonts w:cs="Times New Roman"/>
-              </w:rPr>
-              <w:t>- Pass</w:t>
-            </w:r>
-          </w:p>
-          <w:p>
-            <w:pPr>
-              <w:spacing w:line="360" w:lineRule="auto"/>
-              <w:jc w:val="both"/>
-              <w:rPr>
-                <w:rFonts w:cs="Times New Roman"/>
-              </w:rPr>
-            </w:pPr>
-            <w:proofErr w:type="spellStart"/>
-            <w:r>
-              <w:rPr>
-                <w:rFonts w:cs="Times New Roman"/>
-              </w:rPr>
-              <w:t>TC0</w:t>
-            </w:r>
-            <w:r>
-              <w:rPr>
-                <w:rFonts w:cs="Times New Roman"/>
-              </w:rPr>
-              <w:t>2</w:t>
-            </w:r>
-            <w:proofErr w:type="spellEnd"/>
-            <w:r>
-              <w:rPr>
-                <w:rFonts w:cs="Times New Roman"/>
-              </w:rPr>
-              <w:t>- Fail</w:t>
-            </w:r>
-          </w:p>
-        </w:tc>
-        <w:tc>
-          <w:tcPr>
-            <w:tcW w:w="1658" w:type="dxa"/>
-          </w:tcPr>
-          <w:p>
-            <w:pPr>
-              <w:spacing w:line="360" w:lineRule="auto"/>
-              <w:jc w:val="both"/>
-              <w:rPr>
-                <w:rFonts w:cs="Times New Roman"/>
-              </w:rPr>
-            </w:pPr>
-            <w:r>
-              <w:rPr>
-                <w:rFonts w:cs="Times New Roman"/>
-              </w:rPr>
-              <w:t>Changes needed in masking the password</w:t>
-            </w:r>
-          </w:p>
-        </w:tc>
-      </w:tr>
-      <w:tr>
-        <w:tc>
-          <w:tcPr>
-            <w:tcW w:w="583" w:type="dxa"/>
-          </w:tcPr>
-          <w:p>
-            <w:pPr>
-              <w:spacing w:line="360" w:lineRule="auto"/>
-              <w:jc w:val="both"/>
-              <w:rPr>
-                <w:rFonts w:cs="Times New Roman"/>
-              </w:rPr>
-            </w:pPr>
-            <w:r>
-              <w:rPr>
-                <w:rFonts w:cs="Times New Roman"/>
-              </w:rPr>
-              <w:t>102</w:t>
-            </w:r>
-          </w:p>
-        </w:tc>
-        <w:tc>
-          <w:tcPr>
-            <w:tcW w:w="2742" w:type="dxa"/>
-          </w:tcPr>
-          <w:p>
-            <w:pPr>
-              <w:spacing w:line="360" w:lineRule="auto"/>
-              <w:jc w:val="both"/>
-              <w:rPr>
-                <w:rFonts w:cs="Times New Roman"/>
-              </w:rPr>
-            </w:pPr>
-            <w:r>
-              <w:rPr>
-                <w:rFonts w:cs="Times New Roman"/>
-              </w:rPr>
-              <w:t>ID Creation</w:t>
-            </w:r>
-          </w:p>
-        </w:tc>
-        <w:tc>
-          <w:tcPr>
-            <w:tcW w:w="1350" w:type="dxa"/>
-          </w:tcPr>
-          <w:p>
-            <w:pPr>
-              <w:spacing w:line="360" w:lineRule="auto"/>
-              <w:jc w:val="both"/>
-              <w:rPr>
-                <w:rFonts w:cs="Times New Roman"/>
-              </w:rPr>
-            </w:pPr>
-            <w:proofErr w:type="spellStart"/>
-            <w:r>
-              <w:rPr>
-                <w:rFonts w:cs="Times New Roman"/>
-              </w:rPr>
-              <w:t>TC03</w:t>
-            </w:r>
-            <w:proofErr w:type="spellEnd"/>
-          </w:p>
-        </w:tc>
-        <w:tc>
-          <w:tcPr>
-            <w:tcW w:w="1963" w:type="dxa"/>
-          </w:tcPr>
-          <w:p>
-            <w:pPr>
-              <w:spacing w:line="360" w:lineRule="auto"/>
-              <w:jc w:val="both"/>
-              <w:rPr>
-                <w:rFonts w:cs="Times New Roman"/>
-              </w:rPr>
-            </w:pPr>
-            <w:proofErr w:type="spellStart"/>
-            <w:r>
-              <w:rPr>
-                <w:rFonts w:cs="Times New Roman"/>
-              </w:rPr>
-              <w:t>TC03</w:t>
-            </w:r>
-            <w:proofErr w:type="spellEnd"/>
-            <w:r>
-              <w:rPr>
-                <w:rFonts w:cs="Times New Roman"/>
-              </w:rPr>
-              <w:t>- pass</w:t>
-            </w:r>
-          </w:p>
-        </w:tc>
-        <w:tc>
-          <w:tcPr>
-            <w:tcW w:w="1658" w:type="dxa"/>
-          </w:tcPr>
-          <w:p>
-            <w:pPr>
-              <w:spacing w:line="360" w:lineRule="auto"/>
-              <w:jc w:val="both"/>
-              <w:rPr>
-                <w:rFonts w:cs="Times New Roman"/>
-              </w:rPr>
-            </w:pPr>
-            <w:r>
-              <w:rPr>
-                <w:rFonts w:cs="Times New Roman"/>
-              </w:rPr>
-              <w:t>No changes required</w:t>
-            </w:r>
-          </w:p>
-        </w:tc>
-      </w:tr>
-      <w:tr>
-        <w:tc>
-          <w:tcPr>
-            <w:tcW w:w="583" w:type="dxa"/>
-          </w:tcPr>
-          <w:p>
-            <w:pPr>
-              <w:spacing w:line="360" w:lineRule="auto"/>
-              <w:jc w:val="both"/>
-              <w:rPr>
-                <w:rFonts w:cs="Times New Roman"/>
-              </w:rPr>
-            </w:pPr>
-            <w:r>
-              <w:rPr>
-                <w:rFonts w:cs="Times New Roman"/>
-              </w:rPr>
-              <w:t>103</w:t>
-            </w:r>
-          </w:p>
-        </w:tc>
-        <w:tc>
-          <w:tcPr>
-            <w:tcW w:w="2742" w:type="dxa"/>
-          </w:tcPr>
-          <w:p>
-            <w:pPr>
-              <w:spacing w:line="360" w:lineRule="auto"/>
-              <w:jc w:val="both"/>
-              <w:rPr>
-                <w:rFonts w:cs="Times New Roman"/>
-              </w:rPr>
-            </w:pPr>
-            <w:r>
-              <w:rPr>
-                <w:rFonts w:cs="Times New Roman"/>
-              </w:rPr>
-              <w:t>Ticket Search</w:t>
-            </w:r>
-          </w:p>
-        </w:tc>
-        <w:tc>
-          <w:tcPr>
-            <w:tcW w:w="1350" w:type="dxa"/>
-          </w:tcPr>
-          <w:p>
-            <w:pPr>
-              <w:spacing w:line="360" w:lineRule="auto"/>
-              <w:jc w:val="both"/>
-              <w:rPr>
-                <w:rFonts w:cs="Times New Roman"/>
-              </w:rPr>
-            </w:pPr>
-            <w:proofErr w:type="spellStart"/>
-            <w:r>
-              <w:rPr>
-                <w:rFonts w:cs="Times New Roman"/>
-              </w:rPr>
-              <w:t>TC04</w:t>
-            </w:r>
-            <w:proofErr w:type="spellEnd"/>
-            <w:r>
-              <w:rPr>
-                <w:rFonts w:cs="Times New Roman"/>
-              </w:rPr>
-              <w:t xml:space="preserve">, TC05, </w:t>
-            </w:r>
-            <w:proofErr w:type="spellStart"/>
-            <w:r>
-              <w:rPr>
-                <w:rFonts w:cs="Times New Roman"/>
-              </w:rPr>
-              <w:t>TC06</w:t>
-            </w:r>
-            <w:proofErr w:type="spellEnd"/>
-          </w:p>
-        </w:tc>
-        <w:tc>
-          <w:tcPr>
-            <w:tcW w:w="1963" w:type="dxa"/>
-          </w:tcPr>
-          <w:p>
-            <w:pPr>
-              <w:spacing w:line="360" w:lineRule="auto"/>
-              <w:jc w:val="both"/>
-              <w:rPr>
-                <w:rFonts w:cs="Times New Roman"/>
-              </w:rPr>
-            </w:pPr>
-            <w:proofErr w:type="spellStart"/>
-            <w:r>
-              <w:rPr>
-                <w:rFonts w:cs="Times New Roman"/>
-              </w:rPr>
-              <w:t>TC04</w:t>
-            </w:r>
-            <w:proofErr w:type="spellEnd"/>
-            <w:r>
-              <w:rPr>
-                <w:rFonts w:cs="Times New Roman"/>
-              </w:rPr>
-              <w:t>- Pass</w:t>
-            </w:r>
-          </w:p>
-          <w:p>
-            <w:pPr>
-              <w:spacing w:line="360" w:lineRule="auto"/>
-              <w:jc w:val="both"/>
-              <w:rPr>
-                <w:rFonts w:cs="Times New Roman"/>
-              </w:rPr>
-            </w:pPr>
-            <w:r>
-              <w:rPr>
-                <w:rFonts w:cs="Times New Roman"/>
-              </w:rPr>
-              <w:t>TC05- fail</w:t>
-            </w:r>
-          </w:p>
-          <w:p>
-            <w:pPr>
-              <w:spacing w:line="360" w:lineRule="auto"/>
-              <w:jc w:val="both"/>
-              <w:rPr>
-                <w:rFonts w:cs="Times New Roman"/>
-              </w:rPr>
-            </w:pPr>
-            <w:proofErr w:type="spellStart"/>
-            <w:r>
-              <w:rPr>
-                <w:rFonts w:cs="Times New Roman"/>
-              </w:rPr>
-              <w:t>TC06</w:t>
-            </w:r>
-            <w:proofErr w:type="spellEnd"/>
-            <w:r>
-              <w:rPr>
-                <w:rFonts w:cs="Times New Roman"/>
-              </w:rPr>
-              <w:t>- Pass</w:t>
-            </w:r>
-          </w:p>
-        </w:tc>
-        <w:tc>
-          <w:tcPr>
-            <w:tcW w:w="1658" w:type="dxa"/>
-          </w:tcPr>
-          <w:p>
-            <w:pPr>
-              <w:spacing w:line="360" w:lineRule="auto"/>
-              <w:jc w:val="both"/>
-              <w:rPr>
-                <w:rFonts w:cs="Times New Roman"/>
-              </w:rPr>
-            </w:pPr>
-            <w:r>
-              <w:rPr>
-                <w:rFonts w:cs="Times New Roman"/>
-              </w:rPr>
-              <w:t>Search mechanism failed.</w:t>
-            </w:r>
-          </w:p>
-        </w:tc>
-      </w:tr>
-    </w:tbl>
-    <w:p>
-      <w:pPr>
-        <w:pStyle w:val="Heading1"/>
-        <w:spacing w:line="360" w:lineRule="auto"/>
-        <w:jc w:val="both"/>
-        <w:rPr>
-          <w:rFonts w:cs="Times New Roman"/>
-          <w:highlight w:val="lightGray"/>
-        </w:rPr>
-      </w:pPr>
-    </w:p>
-    <w:p>
-      <w:pPr>
-        <w:spacing w:line="360" w:lineRule="auto"/>
-        <w:jc w:val="both"/>
-        <w:rPr>
-          <w:rFonts w:cs="Times New Roman"/>
-          <w:highlight w:val="lightGray"/>
-        </w:rPr>
-      </w:pPr>
-      <w:r>
-        <w:rPr>
-          <w:rFonts w:cs="Times New Roman"/>
-          <w:highlight w:val="lightGray"/>
-        </w:rPr>
-        <w:t xml:space="preserve">NOTE: </w:t>
-      </w:r>
-      <w:proofErr w:type="gramStart"/>
-      <w:r>
-        <w:rPr>
-          <w:rFonts w:cs="Times New Roman"/>
-          <w:highlight w:val="lightGray"/>
-        </w:rPr>
-        <w:t>UAT(</w:t>
-      </w:r>
-      <w:proofErr w:type="gramEnd"/>
-      <w:r>
-        <w:rPr>
-          <w:rFonts w:cs="Times New Roman"/>
-          <w:highlight w:val="lightGray"/>
-        </w:rPr>
-        <w:t xml:space="preserve">User Acceptance Testing) must be addressed in the final report, so here it is not required in mid-term report. </w:t>
-      </w:r>
-    </w:p>
-    <w:p>
-      <w:pPr>
-        <w:spacing w:line="360" w:lineRule="auto"/>
-        <w:jc w:val="both"/>
-      </w:pPr>
-      <w:r>
-        <w:t xml:space="preserve">User Acceptance Testing (UAT), also known as beta or end-user testing, is defined as testing the software by the user or client to determine whether it can be accepted or </w:t>
-      </w:r>
-      <w:r>
-        <w:lastRenderedPageBreak/>
-        <w:t>not. This is the final testing performed once the functional, system and regression testing are completed.</w:t>
-      </w:r>
-    </w:p>
-    <w:p>
-      <w:pPr>
-        <w:spacing w:line="360" w:lineRule="auto"/>
-        <w:jc w:val="both"/>
-        <w:rPr>
-          <w:highlight w:val="lightGray"/>
-        </w:rPr>
-      </w:pPr>
-      <w:r>
-        <w:rPr>
-          <w:noProof/>
-          <w:lang w:val="en-US"/>
-        </w:rPr>
-        <w:drawing>
-          <wp:inline distT="0" distB="0" distL="0" distR="0" wp14:anchorId="69C8A1A5" wp14:editId="31CC3CF4">
-            <wp:extent cx="4619626" cy="2686050"/>
-            <wp:effectExtent l="0" t="0" r="0" b="0"/>
-            <wp:docPr id="9" name="Picture 9" descr="when is UAT performed"/>
-            <wp:cNvGraphicFramePr>
-              <a:graphicFrameLocks xmlns:a="http://schemas.openxmlformats.org/drawingml/2006/main" noChangeAspect="1"/>
-            </wp:cNvGraphicFramePr>
-            <a:graphic xmlns:a="http://schemas.openxmlformats.org/drawingml/2006/main">
-              <a:graphicData uri="http://schemas.openxmlformats.org/drawingml/2006/picture">
-                <pic:pic xmlns:pic="http://schemas.openxmlformats.org/drawingml/2006/picture">
-                  <pic:nvPicPr>
-                    <pic:cNvPr id="0" name="Picture 9"/>
-                    <pic:cNvPicPr/>
-                  </pic:nvPicPr>
-                  <pic:blipFill>
-                    <a:blip r:embed="rId20">
-                      <a:extLst>
-                        <a:ext uri="{BEBA8EAE-BF5A-486C-A8C5-ECC9F3942E4B}">
-                          <a14:imgProps xmlns:a14="http://schemas.microsoft.com/office/drawing/2010/main">
-                            <a14:imgLayer r:embed="rId21">
-                              <a14:imgEffect>
-                                <a14:backgroundRemoval t="8511" b="91135" l="4330" r="95464">
-                                  <a14:foregroundMark x1="11753" y1="40780" x2="11753" y2="40780"/>
-                                  <a14:foregroundMark x1="19588" y1="40780" x2="7629" y2="37589"/>
-                                  <a14:foregroundMark x1="7629" y1="37589" x2="7216" y2="55319"/>
-                                  <a14:foregroundMark x1="7216" y1="55319" x2="19381" y2="55674"/>
-                                  <a14:foregroundMark x1="19381" y1="55674" x2="18969" y2="40780"/>
-                                  <a14:foregroundMark x1="42062" y1="39007" x2="30928" y2="38652"/>
-                                  <a14:foregroundMark x1="30928" y1="38652" x2="35464" y2="65248"/>
-                                  <a14:foregroundMark x1="35464" y1="65248" x2="47629" y2="55674"/>
-                                  <a14:foregroundMark x1="47629" y1="55674" x2="40825" y2="37589"/>
-                                  <a14:foregroundMark x1="40825" y1="37589" x2="38763" y2="37589"/>
-                                  <a14:foregroundMark x1="7216" y1="27660" x2="4536" y2="46454"/>
-                                  <a14:foregroundMark x1="4536" y1="46454" x2="16289" y2="64894"/>
-                                  <a14:foregroundMark x1="16289" y1="64894" x2="24948" y2="47163"/>
-                                  <a14:foregroundMark x1="24948" y1="47163" x2="15464" y2="30496"/>
-                                  <a14:foregroundMark x1="15464" y1="30496" x2="4742" y2="28014"/>
-                                  <a14:foregroundMark x1="4742" y1="28014" x2="4742" y2="28014"/>
-                                  <a14:foregroundMark x1="58351" y1="34397" x2="56495" y2="59574"/>
-                                  <a14:foregroundMark x1="56495" y1="59574" x2="74639" y2="69504"/>
-                                  <a14:foregroundMark x1="74639" y1="69504" x2="76495" y2="43972"/>
-                                  <a14:foregroundMark x1="76495" y1="43972" x2="63093" y2="39716"/>
-                                  <a14:foregroundMark x1="63093" y1="39716" x2="51753" y2="43617"/>
-                                  <a14:foregroundMark x1="73402" y1="32979" x2="56907" y2="40071"/>
-                                  <a14:foregroundMark x1="56907" y1="40071" x2="68041" y2="62766"/>
-                                  <a14:foregroundMark x1="68041" y1="62766" x2="81031" y2="62766"/>
-                                  <a14:foregroundMark x1="81031" y1="62766" x2="92784" y2="63830"/>
-                                  <a14:foregroundMark x1="92784" y1="63830" x2="95876" y2="42553"/>
-                                  <a14:foregroundMark x1="95876" y1="42553" x2="86186" y2="26950"/>
-                                  <a14:foregroundMark x1="86186" y1="26950" x2="71340" y2="32270"/>
-                                  <a14:foregroundMark x1="82268" y1="41489" x2="94021" y2="56028"/>
-                                  <a14:foregroundMark x1="94021" y1="56028" x2="87629" y2="42199"/>
-                                  <a14:foregroundMark x1="87629" y1="42199" x2="83711" y2="42199"/>
-                                  <a14:foregroundMark x1="79381" y1="42908" x2="76907" y2="43262"/>
-                                  <a14:foregroundMark x1="77320" y1="46099" x2="79175" y2="44326"/>
-                                  <a14:foregroundMark x1="79175" y1="46454" x2="79175" y2="46454"/>
-                                  <a14:foregroundMark x1="80619" y1="46809" x2="80619" y2="46809"/>
-                                  <a14:foregroundMark x1="80619" y1="46809" x2="80619" y2="46809"/>
-                                  <a14:foregroundMark x1="83918" y1="46809" x2="83918" y2="46809"/>
-                                  <a14:foregroundMark x1="10515" y1="48936" x2="10515" y2="48936"/>
-                                  <a14:foregroundMark x1="35670" y1="48582" x2="35670" y2="48582"/>
-                                  <a14:foregroundMark x1="63505" y1="8511" x2="63505" y2="8511"/>
-                                  <a14:foregroundMark x1="63093" y1="91135" x2="63093" y2="91135"/>
-                                  <a14:foregroundMark x1="14433" y1="49645" x2="14433" y2="49645"/>
-                                </a14:backgroundRemoval>
-                              </a14:imgEffect>
-                            </a14:imgLayer>
-                          </a14:imgProps>
-                        </a:ext>
-                        <a:ext uri="{28A0092B-C50C-407E-A947-70E740481C1C}">
-                          <a14:useLocalDpi xmlns:a14="http://schemas.microsoft.com/office/drawing/2010/main" val="0"/>
-                        </a:ext>
-                      </a:extLst>
-                    </a:blip>
-                    <a:stretch>
-                      <a:fillRect/>
-                    </a:stretch>
-                  </pic:blipFill>
-                  <pic:spPr>
-                    <a:xfrm>
-                      <a:off x="0" y="0"/>
-                      <a:ext cx="4619626" cy="2686050"/>
-                    </a:xfrm>
-                    <a:prstGeom prst="rect">
-                      <a:avLst/>
-                    </a:prstGeom>
-                  </pic:spPr>
-                </pic:pic>
-              </a:graphicData>
-            </a:graphic>
-          </wp:inline>
-        </w:drawing>
-      </w:r>
-    </w:p>
-    <w:tbl>
-      <w:tblPr>
-        <w:tblStyle w:val="TableGrid"/>
-        <w:tblW w:w="0" w:type="auto"/>
-        <w:tblLook w:val="04A0" w:firstRow="1" w:lastRow="0" w:firstColumn="1" w:lastColumn="0" w:noHBand="0" w:noVBand="1"/>
-      </w:tblPr>
-      <w:tblGrid>
-        <w:gridCol w:w="570"/>
-        <w:gridCol w:w="2026"/>
-        <w:gridCol w:w="977"/>
-        <w:gridCol w:w="853"/>
-        <w:gridCol w:w="1009"/>
-        <w:gridCol w:w="978"/>
-        <w:gridCol w:w="1883"/>
-      </w:tblGrid>
-      <w:tr>
-        <w:tc>
-          <w:tcPr>
-            <w:tcW w:w="570" w:type="dxa"/>
-            <w:vMerge w:val="restart"/>
-            <w:shd w:val="clear" w:color="auto" w:fill="FFFFFF" w:themeFill="background1"/>
-          </w:tcPr>
-          <w:p>
-            <w:pPr>
-              <w:spacing w:line="360" w:lineRule="auto"/>
-              <w:rPr>
-                <w:szCs w:val="24"/>
-                <w:highlight w:val="lightGray"/>
-              </w:rPr>
-            </w:pPr>
-            <w:r>
-              <w:rPr>
-                <w:szCs w:val="24"/>
-                <w:shd w:val="clear" w:color="auto" w:fill="FFFFFF" w:themeFill="background1"/>
-              </w:rPr>
-              <w:t>No</w:t>
-            </w:r>
-            <w:r>
-              <w:rPr>
-                <w:szCs w:val="24"/>
-              </w:rPr>
-              <w:t>.</w:t>
-            </w:r>
-          </w:p>
-        </w:tc>
-        <w:tc>
-          <w:tcPr>
-            <w:tcW w:w="2035" w:type="dxa"/>
-            <w:vMerge w:val="restart"/>
-          </w:tcPr>
-          <w:p>
-            <w:pPr>
-              <w:spacing w:line="360" w:lineRule="auto"/>
-              <w:jc w:val="both"/>
-              <w:rPr>
-                <w:rFonts w:eastAsiaTheme="majorEastAsia" w:cs="Times New Roman"/>
-                <w:bCs/>
-                <w:szCs w:val="24"/>
-              </w:rPr>
-            </w:pPr>
-            <w:r>
-              <w:rPr>
-                <w:rFonts w:eastAsiaTheme="majorEastAsia" w:cs="Times New Roman"/>
-                <w:bCs/>
-                <w:szCs w:val="24"/>
-              </w:rPr>
-              <w:t xml:space="preserve">Acceptance </w:t>
-            </w:r>
-            <w:proofErr w:type="gramStart"/>
-            <w:r>
-              <w:rPr>
-                <w:rFonts w:eastAsiaTheme="majorEastAsia" w:cs="Times New Roman"/>
-                <w:bCs/>
-                <w:szCs w:val="24"/>
-              </w:rPr>
-              <w:t>requirement</w:t>
-            </w:r>
-            <w:r>
-              <w:rPr>
-                <w:rFonts w:eastAsiaTheme="majorEastAsia" w:cs="Times New Roman"/>
-                <w:bCs/>
-                <w:szCs w:val="24"/>
-              </w:rPr>
-              <w:t>(</w:t>
-            </w:r>
-            <w:proofErr w:type="gramEnd"/>
-            <w:r>
-              <w:rPr>
-                <w:rFonts w:eastAsiaTheme="majorEastAsia" w:cs="Times New Roman"/>
-                <w:bCs/>
-                <w:szCs w:val="24"/>
-              </w:rPr>
-              <w:t>USR)</w:t>
-            </w:r>
-          </w:p>
-        </w:tc>
-        <w:tc>
-          <w:tcPr>
-            <w:tcW w:w="1980" w:type="dxa"/>
-            <w:gridSpan w:val="2"/>
-          </w:tcPr>
-          <w:p>
-            <w:pPr>
-              <w:spacing w:line="360" w:lineRule="auto"/>
-              <w:jc w:val="both"/>
-              <w:rPr>
-                <w:rFonts w:eastAsiaTheme="majorEastAsia" w:cs="Times New Roman"/>
-                <w:bCs/>
-                <w:szCs w:val="24"/>
-              </w:rPr>
-            </w:pPr>
-            <w:r>
-              <w:rPr>
-                <w:rFonts w:eastAsiaTheme="majorEastAsia" w:cs="Times New Roman"/>
-                <w:bCs/>
-                <w:szCs w:val="24"/>
-              </w:rPr>
-              <w:t xml:space="preserve">Critical </w:t>
-            </w:r>
-            <w:r>
-              <w:rPr>
-                <w:rFonts w:eastAsiaTheme="majorEastAsia" w:cs="Times New Roman"/>
-                <w:bCs/>
-                <w:szCs w:val="24"/>
-              </w:rPr>
-              <w:t>(DEV)</w:t>
-            </w:r>
-          </w:p>
-        </w:tc>
-        <w:tc>
-          <w:tcPr>
-            <w:tcW w:w="2073" w:type="dxa"/>
-            <w:gridSpan w:val="2"/>
-          </w:tcPr>
-          <w:p>
-            <w:pPr>
-              <w:spacing w:line="360" w:lineRule="auto"/>
-              <w:jc w:val="both"/>
-              <w:rPr>
-                <w:rFonts w:eastAsiaTheme="majorEastAsia" w:cs="Times New Roman"/>
-                <w:b/>
-                <w:szCs w:val="24"/>
-                <w:highlight w:val="lightGray"/>
-              </w:rPr>
-            </w:pPr>
-            <w:r>
-              <w:rPr>
-                <w:rFonts w:eastAsiaTheme="majorEastAsia" w:cs="Times New Roman"/>
-                <w:bCs/>
-                <w:szCs w:val="24"/>
-              </w:rPr>
-              <w:t xml:space="preserve">Test </w:t>
-            </w:r>
-            <w:proofErr w:type="gramStart"/>
-            <w:r>
-              <w:rPr>
-                <w:rFonts w:eastAsiaTheme="majorEastAsia" w:cs="Times New Roman"/>
-                <w:bCs/>
-                <w:szCs w:val="24"/>
-              </w:rPr>
-              <w:t>Results</w:t>
-            </w:r>
-            <w:r>
-              <w:rPr>
-                <w:rFonts w:eastAsiaTheme="majorEastAsia" w:cs="Times New Roman"/>
-                <w:bCs/>
-                <w:szCs w:val="24"/>
-              </w:rPr>
-              <w:t>(</w:t>
-            </w:r>
-            <w:proofErr w:type="gramEnd"/>
-            <w:r>
-              <w:rPr>
-                <w:rFonts w:eastAsiaTheme="majorEastAsia" w:cs="Times New Roman"/>
-                <w:bCs/>
-                <w:szCs w:val="24"/>
-              </w:rPr>
-              <w:t>DEV)</w:t>
-            </w:r>
-          </w:p>
-        </w:tc>
-        <w:tc>
-          <w:tcPr>
-            <w:tcW w:w="1638" w:type="dxa"/>
-            <w:vMerge w:val="restart"/>
-          </w:tcPr>
-          <w:p>
-            <w:pPr>
-              <w:spacing w:line="360" w:lineRule="auto"/>
-              <w:jc w:val="both"/>
-              <w:rPr>
-                <w:rFonts w:eastAsiaTheme="majorEastAsia" w:cs="Times New Roman"/>
-                <w:b/>
-                <w:szCs w:val="24"/>
-                <w:highlight w:val="lightGray"/>
-              </w:rPr>
-            </w:pPr>
-            <w:proofErr w:type="gramStart"/>
-            <w:r>
-              <w:rPr>
-                <w:rFonts w:eastAsiaTheme="majorEastAsia" w:cs="Times New Roman"/>
-                <w:bCs/>
-                <w:szCs w:val="24"/>
-              </w:rPr>
-              <w:t>Comments</w:t>
-            </w:r>
-            <w:r>
-              <w:rPr>
-                <w:rFonts w:eastAsiaTheme="majorEastAsia" w:cs="Times New Roman"/>
-                <w:bCs/>
-                <w:szCs w:val="24"/>
-              </w:rPr>
-              <w:t>(</w:t>
-            </w:r>
-            <w:proofErr w:type="gramEnd"/>
-            <w:r>
-              <w:rPr>
-                <w:rFonts w:eastAsiaTheme="majorEastAsia" w:cs="Times New Roman"/>
-                <w:bCs/>
-                <w:szCs w:val="24"/>
-              </w:rPr>
-              <w:t>USR)</w:t>
-            </w:r>
-          </w:p>
-        </w:tc>
-      </w:tr>
-      <w:tr>
-        <w:tc>
-          <w:tcPr>
-            <w:tcW w:w="570" w:type="dxa"/>
-            <w:vMerge/>
-            <w:shd w:val="clear" w:color="auto" w:fill="FFFFFF" w:themeFill="background1"/>
-          </w:tcPr>
-          <w:p>
-            <w:pPr>
-              <w:spacing w:line="360" w:lineRule="auto"/>
-              <w:rPr>
-                <w:szCs w:val="24"/>
-                <w:shd w:val="clear" w:color="auto" w:fill="FFFFFF" w:themeFill="background1"/>
-              </w:rPr>
-            </w:pPr>
-          </w:p>
-        </w:tc>
-        <w:tc>
-          <w:tcPr>
-            <w:tcW w:w="2035" w:type="dxa"/>
-            <w:vMerge/>
-          </w:tcPr>
-          <w:p>
-            <w:pPr>
-              <w:spacing w:line="360" w:lineRule="auto"/>
-              <w:jc w:val="both"/>
-              <w:rPr>
-                <w:rFonts w:eastAsiaTheme="majorEastAsia" w:cs="Times New Roman"/>
-                <w:bCs/>
-                <w:szCs w:val="24"/>
-              </w:rPr>
-            </w:pPr>
-          </w:p>
-        </w:tc>
-        <w:tc>
-          <w:tcPr>
-            <w:tcW w:w="990" w:type="dxa"/>
-          </w:tcPr>
-          <w:p>
-            <w:pPr>
-              <w:spacing w:line="360" w:lineRule="auto"/>
-              <w:jc w:val="both"/>
-              <w:rPr>
-                <w:rFonts w:eastAsiaTheme="majorEastAsia" w:cs="Times New Roman"/>
-                <w:bCs/>
-                <w:szCs w:val="24"/>
-              </w:rPr>
-            </w:pPr>
-            <w:r>
-              <w:rPr>
-                <w:rFonts w:eastAsiaTheme="majorEastAsia" w:cs="Times New Roman"/>
-                <w:bCs/>
-                <w:szCs w:val="24"/>
-              </w:rPr>
-              <w:t>Yes</w:t>
-            </w:r>
-          </w:p>
-        </w:tc>
-        <w:tc>
-          <w:tcPr>
-            <w:tcW w:w="990" w:type="dxa"/>
-          </w:tcPr>
-          <w:p>
-            <w:pPr>
-              <w:spacing w:line="360" w:lineRule="auto"/>
-              <w:jc w:val="both"/>
-              <w:rPr>
-                <w:rFonts w:eastAsiaTheme="majorEastAsia" w:cs="Times New Roman"/>
-                <w:bCs/>
-                <w:szCs w:val="24"/>
-              </w:rPr>
-            </w:pPr>
-            <w:r>
-              <w:rPr>
-                <w:rFonts w:eastAsiaTheme="majorEastAsia" w:cs="Times New Roman"/>
-                <w:bCs/>
-                <w:szCs w:val="24"/>
-              </w:rPr>
-              <w:t>No</w:t>
-            </w:r>
-          </w:p>
-        </w:tc>
-        <w:tc>
-          <w:tcPr>
-            <w:tcW w:w="1036" w:type="dxa"/>
-          </w:tcPr>
-          <w:p>
-            <w:pPr>
-              <w:spacing w:line="360" w:lineRule="auto"/>
-              <w:jc w:val="both"/>
-              <w:rPr>
-                <w:rFonts w:eastAsiaTheme="majorEastAsia" w:cs="Times New Roman"/>
-                <w:bCs/>
-                <w:szCs w:val="24"/>
-              </w:rPr>
-            </w:pPr>
-            <w:r>
-              <w:rPr>
-                <w:rFonts w:eastAsiaTheme="majorEastAsia" w:cs="Times New Roman"/>
-                <w:bCs/>
-                <w:szCs w:val="24"/>
-              </w:rPr>
-              <w:t>Accept</w:t>
-            </w:r>
-          </w:p>
-        </w:tc>
-        <w:tc>
-          <w:tcPr>
-            <w:tcW w:w="1037" w:type="dxa"/>
-          </w:tcPr>
-          <w:p>
-            <w:pPr>
-              <w:spacing w:line="360" w:lineRule="auto"/>
-              <w:jc w:val="both"/>
-              <w:rPr>
-                <w:rFonts w:eastAsiaTheme="majorEastAsia" w:cs="Times New Roman"/>
-                <w:bCs/>
-                <w:szCs w:val="24"/>
-              </w:rPr>
-            </w:pPr>
-            <w:r>
-              <w:rPr>
-                <w:rFonts w:eastAsiaTheme="majorEastAsia" w:cs="Times New Roman"/>
-                <w:bCs/>
-                <w:szCs w:val="24"/>
-              </w:rPr>
-              <w:t>Reject</w:t>
-            </w:r>
-          </w:p>
-        </w:tc>
-        <w:tc>
-          <w:tcPr>
-            <w:tcW w:w="1638" w:type="dxa"/>
-            <w:vMerge/>
-          </w:tcPr>
-          <w:p>
-            <w:pPr>
-              <w:spacing w:line="360" w:lineRule="auto"/>
-              <w:jc w:val="both"/>
-              <w:rPr>
-                <w:rFonts w:eastAsiaTheme="majorEastAsia" w:cs="Times New Roman"/>
-                <w:bCs/>
-                <w:szCs w:val="24"/>
-              </w:rPr>
-            </w:pPr>
-          </w:p>
-        </w:tc>
-      </w:tr>
-      <w:tr>
-        <w:tc>
-          <w:tcPr>
-            <w:tcW w:w="570" w:type="dxa"/>
-            <w:shd w:val="clear" w:color="auto" w:fill="FFFFFF" w:themeFill="background1"/>
-          </w:tcPr>
-          <w:p>
-            <w:pPr>
-              <w:spacing w:line="360" w:lineRule="auto"/>
-              <w:rPr>
-                <w:szCs w:val="24"/>
-                <w:shd w:val="clear" w:color="auto" w:fill="FFFFFF" w:themeFill="background1"/>
-              </w:rPr>
-            </w:pPr>
-            <w:r>
-              <w:rPr>
-                <w:szCs w:val="24"/>
-                <w:shd w:val="clear" w:color="auto" w:fill="FFFFFF" w:themeFill="background1"/>
-              </w:rPr>
-              <w:t>1.</w:t>
-            </w:r>
-          </w:p>
-        </w:tc>
-        <w:tc>
-          <w:tcPr>
-            <w:tcW w:w="2035" w:type="dxa"/>
-          </w:tcPr>
-          <w:p>
-            <w:pPr>
-              <w:spacing w:line="360" w:lineRule="auto"/>
-              <w:jc w:val="both"/>
-              <w:rPr>
-                <w:rFonts w:eastAsiaTheme="majorEastAsia" w:cs="Times New Roman"/>
-                <w:bCs/>
-                <w:szCs w:val="24"/>
-              </w:rPr>
-            </w:pPr>
-            <w:r>
-              <w:rPr>
-                <w:rFonts w:eastAsiaTheme="majorEastAsia" w:cs="Times New Roman"/>
-                <w:bCs/>
-                <w:szCs w:val="24"/>
-              </w:rPr>
-              <w:t>The login system should ensure security</w:t>
-            </w:r>
-          </w:p>
-        </w:tc>
-        <w:tc>
-          <w:tcPr>
-            <w:tcW w:w="990" w:type="dxa"/>
-          </w:tcPr>
-          <w:p>
-            <w:pPr>
-              <w:spacing w:line="360" w:lineRule="auto"/>
-              <w:jc w:val="both"/>
-              <w:rPr>
-                <w:rFonts w:eastAsiaTheme="majorEastAsia" w:cs="Times New Roman"/>
-                <w:bCs/>
-                <w:szCs w:val="24"/>
-              </w:rPr>
-            </w:pPr>
-            <w:r>
-              <w:rPr>
-                <w:rFonts w:eastAsiaTheme="majorEastAsia" w:cs="Times New Roman"/>
-                <w:bCs/>
-                <w:szCs w:val="24"/>
-              </w:rPr>
-              <w:t>Affirm</w:t>
-            </w:r>
-            <w:r>
-              <w:rPr>
-                <w:rFonts w:eastAsiaTheme="majorEastAsia" w:cs="Times New Roman"/>
-                <w:bCs/>
-                <w:szCs w:val="24"/>
-              </w:rPr>
-              <w:t>.</w:t>
-            </w:r>
-          </w:p>
-        </w:tc>
-        <w:tc>
-          <w:tcPr>
-            <w:tcW w:w="990" w:type="dxa"/>
-          </w:tcPr>
-          <w:p>
-            <w:pPr>
-              <w:spacing w:line="360" w:lineRule="auto"/>
-              <w:jc w:val="both"/>
-              <w:rPr>
-                <w:rFonts w:eastAsiaTheme="majorEastAsia" w:cs="Times New Roman"/>
-                <w:bCs/>
-                <w:szCs w:val="24"/>
-              </w:rPr>
-            </w:pPr>
-          </w:p>
-        </w:tc>
-        <w:tc>
-          <w:tcPr>
-            <w:tcW w:w="1036" w:type="dxa"/>
-          </w:tcPr>
-          <w:p>
-            <w:pPr>
-              <w:spacing w:line="360" w:lineRule="auto"/>
-              <w:jc w:val="both"/>
-              <w:rPr>
-                <w:rFonts w:eastAsiaTheme="majorEastAsia" w:cs="Times New Roman"/>
-                <w:bCs/>
-                <w:szCs w:val="24"/>
-              </w:rPr>
-            </w:pPr>
-            <w:r>
-              <w:rPr>
-                <w:rFonts w:eastAsiaTheme="majorEastAsia" w:cs="Times New Roman"/>
-                <w:bCs/>
-                <w:szCs w:val="24"/>
-              </w:rPr>
-              <w:t>Affirm</w:t>
-            </w:r>
-          </w:p>
-        </w:tc>
-        <w:tc>
-          <w:tcPr>
-            <w:tcW w:w="1037" w:type="dxa"/>
-          </w:tcPr>
-          <w:p>
-            <w:pPr>
-              <w:spacing w:line="360" w:lineRule="auto"/>
-              <w:jc w:val="both"/>
-              <w:rPr>
-                <w:rFonts w:eastAsiaTheme="majorEastAsia" w:cs="Times New Roman"/>
-                <w:bCs/>
-                <w:szCs w:val="24"/>
-              </w:rPr>
-            </w:pPr>
-          </w:p>
-        </w:tc>
-        <w:tc>
-          <w:tcPr>
-            <w:tcW w:w="1638" w:type="dxa"/>
-          </w:tcPr>
-          <w:p>
-            <w:pPr>
-              <w:spacing w:line="360" w:lineRule="auto"/>
-              <w:jc w:val="both"/>
-              <w:rPr>
-                <w:rFonts w:eastAsiaTheme="majorEastAsia" w:cs="Times New Roman"/>
-                <w:bCs/>
-                <w:szCs w:val="24"/>
-              </w:rPr>
-            </w:pPr>
-            <w:r>
-              <w:rPr>
-                <w:rFonts w:eastAsiaTheme="majorEastAsia" w:cs="Times New Roman"/>
-                <w:bCs/>
-                <w:szCs w:val="24"/>
-              </w:rPr>
-              <w:t>The system is felt secured.</w:t>
-            </w:r>
-          </w:p>
-        </w:tc>
-      </w:tr>
-      <w:tr>
-        <w:tc>
-          <w:tcPr>
-            <w:tcW w:w="570" w:type="dxa"/>
-            <w:shd w:val="clear" w:color="auto" w:fill="FFFFFF" w:themeFill="background1"/>
-          </w:tcPr>
-          <w:p>
-            <w:pPr>
-              <w:spacing w:line="360" w:lineRule="auto"/>
-              <w:rPr>
-                <w:szCs w:val="24"/>
-                <w:shd w:val="clear" w:color="auto" w:fill="FFFFFF" w:themeFill="background1"/>
-              </w:rPr>
-            </w:pPr>
-            <w:r>
-              <w:rPr>
-                <w:szCs w:val="24"/>
-                <w:shd w:val="clear" w:color="auto" w:fill="FFFFFF" w:themeFill="background1"/>
-              </w:rPr>
-              <w:t>2.</w:t>
-            </w:r>
-          </w:p>
-        </w:tc>
-        <w:tc>
-          <w:tcPr>
-            <w:tcW w:w="2035" w:type="dxa"/>
-          </w:tcPr>
-          <w:p>
-            <w:pPr>
-              <w:spacing w:line="360" w:lineRule="auto"/>
-              <w:jc w:val="both"/>
-              <w:rPr>
-                <w:rFonts w:eastAsiaTheme="majorEastAsia" w:cs="Times New Roman"/>
-                <w:bCs/>
-                <w:szCs w:val="24"/>
-              </w:rPr>
-            </w:pPr>
-            <w:r>
-              <w:rPr>
-                <w:rFonts w:eastAsiaTheme="majorEastAsia" w:cs="Times New Roman"/>
-                <w:bCs/>
-                <w:szCs w:val="24"/>
-              </w:rPr>
-              <w:t>The results must be correct for inventory</w:t>
-            </w:r>
-          </w:p>
-        </w:tc>
-        <w:tc>
-          <w:tcPr>
-            <w:tcW w:w="990" w:type="dxa"/>
-          </w:tcPr>
-          <w:p>
-            <w:pPr>
-              <w:spacing w:line="360" w:lineRule="auto"/>
-              <w:jc w:val="both"/>
-              <w:rPr>
-                <w:rFonts w:eastAsiaTheme="majorEastAsia" w:cs="Times New Roman"/>
-                <w:bCs/>
-                <w:szCs w:val="24"/>
-              </w:rPr>
-            </w:pPr>
-            <w:r>
-              <w:rPr>
-                <w:rFonts w:eastAsiaTheme="majorEastAsia" w:cs="Times New Roman"/>
-                <w:bCs/>
-                <w:szCs w:val="24"/>
-              </w:rPr>
-              <w:t>Affirm.</w:t>
-            </w:r>
-          </w:p>
-        </w:tc>
-        <w:tc>
-          <w:tcPr>
-            <w:tcW w:w="990" w:type="dxa"/>
-          </w:tcPr>
-          <w:p>
-            <w:pPr>
-              <w:spacing w:line="360" w:lineRule="auto"/>
-              <w:jc w:val="both"/>
-              <w:rPr>
-                <w:rFonts w:eastAsiaTheme="majorEastAsia" w:cs="Times New Roman"/>
-                <w:bCs/>
-                <w:szCs w:val="24"/>
-              </w:rPr>
-            </w:pPr>
-          </w:p>
-        </w:tc>
-        <w:tc>
-          <w:tcPr>
-            <w:tcW w:w="1036" w:type="dxa"/>
-          </w:tcPr>
-          <w:p>
-            <w:pPr>
-              <w:spacing w:line="360" w:lineRule="auto"/>
-              <w:jc w:val="both"/>
-              <w:rPr>
-                <w:rFonts w:eastAsiaTheme="majorEastAsia" w:cs="Times New Roman"/>
-                <w:bCs/>
-                <w:szCs w:val="24"/>
-              </w:rPr>
-            </w:pPr>
-            <w:r>
-              <w:rPr>
-                <w:rFonts w:eastAsiaTheme="majorEastAsia" w:cs="Times New Roman"/>
-                <w:bCs/>
-                <w:szCs w:val="24"/>
-              </w:rPr>
-              <w:t>Affirm.</w:t>
-            </w:r>
-          </w:p>
-        </w:tc>
-        <w:tc>
-          <w:tcPr>
-            <w:tcW w:w="1037" w:type="dxa"/>
-          </w:tcPr>
-          <w:p>
-            <w:pPr>
-              <w:spacing w:line="360" w:lineRule="auto"/>
-              <w:jc w:val="both"/>
-              <w:rPr>
-                <w:rFonts w:eastAsiaTheme="majorEastAsia" w:cs="Times New Roman"/>
-                <w:bCs/>
-                <w:szCs w:val="24"/>
-              </w:rPr>
-            </w:pPr>
-          </w:p>
-        </w:tc>
-        <w:tc>
-          <w:tcPr>
-            <w:tcW w:w="1638" w:type="dxa"/>
-          </w:tcPr>
-          <w:p>
-            <w:pPr>
-              <w:spacing w:line="360" w:lineRule="auto"/>
-              <w:jc w:val="both"/>
-              <w:rPr>
-                <w:rFonts w:eastAsiaTheme="majorEastAsia" w:cs="Times New Roman"/>
-                <w:bCs/>
-                <w:szCs w:val="24"/>
-              </w:rPr>
-            </w:pPr>
-            <w:r>
-              <w:rPr>
-                <w:rFonts w:eastAsiaTheme="majorEastAsia" w:cs="Times New Roman"/>
-                <w:bCs/>
-                <w:szCs w:val="24"/>
-              </w:rPr>
-              <w:t>The results were correct</w:t>
-            </w:r>
-          </w:p>
-        </w:tc>
-      </w:tr>
-    </w:tbl>
-    <w:p>
-      <w:pPr>
-        <w:pStyle w:val="Heading1"/>
-        <w:spacing w:after="0" w:line="360" w:lineRule="auto"/>
-        <w:jc w:val="both"/>
-        <w:rPr>
-          <w:color w:val="FF0000"/>
-        </w:rPr>
-      </w:pPr>
-    </w:p>
-    <w:p>
-      <w:pPr>
         <w:spacing w:line="360" w:lineRule="auto"/>
         <w:rPr>
           <w:rFonts w:eastAsiaTheme="majorEastAsia" w:cstheme="majorBidi"/>
@@ -12537,40 +7986,7 @@
         </w:rPr>
       </w:pPr>
       <w:r>
-        <w:rPr>
-          <w:color w:val="FF0000"/>
-        </w:rPr>
-        <w:t>Finally, include the user’s note or the supervisor’s note that the system works well and still a lot of updates are required for the future enhancements.</w:t>
-      </w:r>
-      <w:r>
         <w:br w:type="page"/>
-      </w:r>
-    </w:p>
-    <w:p>
-      <w:pPr>
-        <w:pStyle w:val="Heading1"/>
-        <w:numPr>
-          <w:ilvl w:val="0"/>
-          <w:numId w:val="2"/>
-        </w:numPr>
-        <w:spacing w:after="0" w:line="360" w:lineRule="auto"/>
-        <w:jc w:val="both"/>
-        <w:rPr>
-          <w:bCs/>
-        </w:rPr>
-      </w:pPr>
-      <w:r>
-        <w:rPr>
-          <w:bCs/>
-        </w:rPr>
-        <w:lastRenderedPageBreak/>
-        <w:t xml:space="preserve"> </w:t>
-      </w:r>
-      <w:r>
-        <w:rPr>
-          <w:bCs/>
-        </w:rPr>
-        <w:t>Conclusion</w:t>
       </w:r>
     </w:p>
     <w:p/>
@@ -12600,147 +8016,22 @@
     <w:p/>
     <w:p/>
     <w:p/>
-    <w:p/>
-    <w:p>
-      <w:pPr>
-        <w:pStyle w:val="Heading1"/>
-        <w:numPr>
-          <w:ilvl w:val="0"/>
-          <w:numId w:val="2"/>
-        </w:numPr>
+    <w:p>
+      <w:r>
+        <w:br w:type="page"/>
+      </w:r>
+    </w:p>
+    <w:p>
+      <w:r>
+        <w:lastRenderedPageBreak/>
+        <w:br w:type="page"/>
+      </w:r>
+    </w:p>
+    <w:p>
+      <w:pPr>
         <w:spacing w:after="0" w:line="360" w:lineRule="auto"/>
         <w:jc w:val="both"/>
       </w:pPr>
-      <w:r>
-        <w:lastRenderedPageBreak/>
-        <w:t xml:space="preserve"> </w:t>
-      </w:r>
-      <w:proofErr w:type="spellStart"/>
-      <w:r>
-        <w:t>Annexeures</w:t>
-      </w:r>
-      <w:proofErr w:type="spellEnd"/>
-    </w:p>
-    <w:p>
-      <w:r>
-        <w:br w:type="page"/>
-      </w:r>
-    </w:p>
-    <w:p>
-      <w:pPr>
-        <w:spacing w:line="360" w:lineRule="auto"/>
-        <w:rPr>
-          <w:sz w:val="28"/>
-          <w:szCs w:val="28"/>
-        </w:rPr>
-      </w:pPr>
-      <w:r>
-        <w:rPr>
-          <w:b/>
-          <w:sz w:val="28"/>
-          <w:szCs w:val="28"/>
-        </w:rPr>
-        <w:lastRenderedPageBreak/>
-        <w:t>11</w:t>
-      </w:r>
-      <w:r>
-        <w:rPr>
-          <w:sz w:val="28"/>
-          <w:szCs w:val="28"/>
-        </w:rPr>
-        <w:t xml:space="preserve">. </w:t>
-      </w:r>
-      <w:r>
-        <w:rPr>
-          <w:b/>
-          <w:sz w:val="28"/>
-          <w:szCs w:val="28"/>
-        </w:rPr>
-        <w:t>Conclusion</w:t>
-      </w:r>
-    </w:p>
-    <w:p>
-      <w:pPr>
-        <w:spacing w:line="360" w:lineRule="auto"/>
-      </w:pPr>
-      <w:r>
-        <w:t xml:space="preserve">Final, summary of the documentation, write down the most important components and findings. of </w:t>
-      </w:r>
-      <w:r>
-        <w:t>each</w:t>
-      </w:r>
-      <w:r>
-        <w:t xml:space="preserve"> </w:t>
-      </w:r>
-      <w:proofErr w:type="gramStart"/>
-      <w:r>
-        <w:t>headings</w:t>
-      </w:r>
-      <w:proofErr w:type="gramEnd"/>
-      <w:r>
-        <w:t>.</w:t>
-      </w:r>
-    </w:p>
-    <w:p>
-      <w:pPr>
-        <w:spacing w:line="360" w:lineRule="auto"/>
-        <w:jc w:val="center"/>
-      </w:pPr>
-      <w:r>
-        <w:br/>
-      </w:r>
-    </w:p>
-    <w:p>
-      <w:r>
-        <w:br w:type="page"/>
-      </w:r>
-    </w:p>
-    <w:p>
-      <w:pPr>
-        <w:pStyle w:val="Heading2"/>
-        <w:rPr>
-          <w:sz w:val="28"/>
-          <w:szCs w:val="28"/>
-        </w:rPr>
-      </w:pPr>
-      <w:r>
-        <w:rPr>
-          <w:sz w:val="28"/>
-          <w:szCs w:val="28"/>
-        </w:rPr>
-        <w:lastRenderedPageBreak/>
-        <w:t>12. Annexures</w:t>
-      </w:r>
-    </w:p>
-    <w:p>
-      <w:pPr>
-        <w:spacing w:line="360" w:lineRule="auto"/>
-      </w:pPr>
-      <w:r>
-        <w:t xml:space="preserve">Supplementary documents, </w:t>
-      </w:r>
-      <w:r>
-        <w:rPr>
-          <w:color w:val="FF0000"/>
-        </w:rPr>
-        <w:t>snapshots, source codes</w:t>
-      </w:r>
-      <w:r>
-        <w:t>, formula, important logics, conversation with the end-users.</w:t>
-      </w:r>
-    </w:p>
-    <w:p>
-      <w:pPr>
-        <w:spacing w:line="360" w:lineRule="auto"/>
-      </w:pPr>
-    </w:p>
-    <w:p>
-      <w:pPr>
-        <w:pStyle w:val="NormalWeb"/>
-        <w:shd w:val="clear" w:color="auto" w:fill="FFFFFF"/>
-        <w:spacing w:before="0" w:beforeAutospacing="0" w:after="0" w:afterAutospacing="0" w:line="360" w:lineRule="auto"/>
-        <w:jc w:val="both"/>
-      </w:pPr>
     </w:p>
     <w:p>
       <w:pPr>
@@ -12753,15 +8044,15 @@
         <w:spacing w:after="0" w:line="360" w:lineRule="auto"/>
         <w:jc w:val="both"/>
       </w:pPr>
+      <w:r>
+        <w:t xml:space="preserve"> </w:t>
+      </w:r>
     </w:p>
     <w:p>
       <w:pPr>
         <w:spacing w:after="0" w:line="360" w:lineRule="auto"/>
         <w:jc w:val="both"/>
       </w:pPr>
-      <w:r>
-        <w:t xml:space="preserve"> </w:t>
-      </w:r>
     </w:p>
     <w:p>
       <w:pPr>
@@ -12775,14 +8066,8 @@
         <w:jc w:val="both"/>
       </w:pPr>
     </w:p>
-    <w:p>
-      <w:pPr>
-        <w:spacing w:after="0" w:line="360" w:lineRule="auto"/>
-        <w:jc w:val="both"/>
-      </w:pPr>
-    </w:p>
     <w:sectPr>
-      <w:footerReference w:type="default" r:id="rId22"/>
+      <w:footerReference w:type="default" r:id="rId18"/>
       <w:pgSz w:w="11906" w:h="16838" w:code="9"/>
       <w:pgMar w:top="1440" w:right="1440" w:bottom="1440" w:left="2160" w:header="720" w:footer="720" w:gutter="0"/>
       <w:cols w:space="720"/>
@@ -13814,6 +9099,124 @@
     </w:lvl>
   </w:abstractNum>
   <w:abstractNum w:abstractNumId="8" w15:restartNumberingAfterBreak="0">
+    <w:nsid w:val="1AB84912"/>
+    <w:multiLevelType w:val="multilevel"/>
+    <w:tmpl w:val="B6489DF0"/>
+    <w:lvl w:ilvl="0">
+      <w:start w:val="1"/>
+      <w:numFmt w:val="decimal"/>
+      <w:lvlText w:val="%1."/>
+      <w:lvlJc w:val="left"/>
+      <w:pPr>
+        <w:ind w:left="720" w:hanging="360"/>
+      </w:pPr>
+    </w:lvl>
+    <w:lvl w:ilvl="1">
+      <w:start w:val="1"/>
+      <w:numFmt w:val="decimal"/>
+      <w:isLgl/>
+      <w:lvlText w:val="%1.%2"/>
+      <w:lvlJc w:val="left"/>
+      <w:pPr>
+        <w:ind w:left="720" w:hanging="360"/>
+      </w:pPr>
+      <w:rPr>
+        <w:rFonts w:hint="default"/>
+      </w:rPr>
+    </w:lvl>
+    <w:lvl w:ilvl="2">
+      <w:start w:val="1"/>
+      <w:numFmt w:val="decimal"/>
+      <w:isLgl/>
+      <w:lvlText w:val="%1.%2.%3"/>
+      <w:lvlJc w:val="left"/>
+      <w:pPr>
+        <w:ind w:left="1080" w:hanging="720"/>
+      </w:pPr>
+      <w:rPr>
+        <w:rFonts w:hint="default"/>
+      </w:rPr>
+    </w:lvl>
+    <w:lvl w:ilvl="3">
+      <w:start w:val="1"/>
+      <w:numFmt w:val="decimal"/>
+      <w:isLgl/>
+      <w:lvlText w:val="%1.%2.%3.%4"/>
+      <w:lvlJc w:val="left"/>
+      <w:pPr>
+        <w:ind w:left="1080" w:hanging="720"/>
+      </w:pPr>
+      <w:rPr>
+        <w:rFonts w:hint="default"/>
+      </w:rPr>
+    </w:lvl>
+    <w:lvl w:ilvl="4">
+      <w:start w:val="1"/>
+      <w:numFmt w:val="decimal"/>
+      <w:isLgl/>
+      <w:lvlText w:val="%1.%2.%3.%4.%5"/>
+      <w:lvlJc w:val="left"/>
+      <w:pPr>
+        <w:ind w:left="1440" w:hanging="1080"/>
+      </w:pPr>
+      <w:rPr>
+        <w:rFonts w:hint="default"/>
+      </w:rPr>
+    </w:lvl>
+    <w:lvl w:ilvl="5">
+      <w:start w:val="1"/>
+      <w:numFmt w:val="decimal"/>
+      <w:isLgl/>
+      <w:lvlText w:val="%1.%2.%3.%4.%5.%6"/>
+      <w:lvlJc w:val="left"/>
+      <w:pPr>
+        <w:ind w:left="1440" w:hanging="1080"/>
+      </w:pPr>
+      <w:rPr>
+        <w:rFonts w:hint="default"/>
+      </w:rPr>
+    </w:lvl>
+    <w:lvl w:ilvl="6">
+      <w:start w:val="1"/>
+      <w:numFmt w:val="decimal"/>
+      <w:isLgl/>
+      <w:lvlText w:val="%1.%2.%3.%4.%5.%6.%7"/>
+      <w:lvlJc w:val="left"/>
+      <w:pPr>
+        <w:ind w:left="1800" w:hanging="1440"/>
+      </w:pPr>
+      <w:rPr>
+        <w:rFonts w:hint="default"/>
+      </w:rPr>
+    </w:lvl>
+    <w:lvl w:ilvl="7">
+      <w:start w:val="1"/>
+      <w:numFmt w:val="decimal"/>
+      <w:isLgl/>
+      <w:lvlText w:val="%1.%2.%3.%4.%5.%6.%7.%8"/>
+      <w:lvlJc w:val="left"/>
+      <w:pPr>
+        <w:ind w:left="1800" w:hanging="1440"/>
+      </w:pPr>
+      <w:rPr>
+        <w:rFonts w:hint="default"/>
+      </w:rPr>
+    </w:lvl>
+    <w:lvl w:ilvl="8">
+      <w:start w:val="1"/>
+      <w:numFmt w:val="decimal"/>
+      <w:isLgl/>
+      <w:lvlText w:val="%1.%2.%3.%4.%5.%6.%7.%8.%9"/>
+      <w:lvlJc w:val="left"/>
+      <w:pPr>
+        <w:ind w:left="2160" w:hanging="1800"/>
+      </w:pPr>
+      <w:rPr>
+        <w:rFonts w:hint="default"/>
+      </w:rPr>
+    </w:lvl>
+  </w:abstractNum>
+  <w:abstractNum w:abstractNumId="9" w15:restartNumberingAfterBreak="0">
     <w:nsid w:val="1D1574F5"/>
     <w:multiLevelType w:val="hybridMultilevel"/>
     <w:tmpl w:val="51DE0FC4"/>
@@ -13926,7 +9329,7 @@
       </w:rPr>
     </w:lvl>
   </w:abstractNum>
-  <w:abstractNum w:abstractNumId="9" w15:restartNumberingAfterBreak="0">
+  <w:abstractNum w:abstractNumId="10" w15:restartNumberingAfterBreak="0">
     <w:nsid w:val="1F5B20BF"/>
     <w:multiLevelType w:val="hybridMultilevel"/>
     <w:tmpl w:val="0B148300"/>
@@ -14012,7 +9415,7 @@
       </w:pPr>
     </w:lvl>
   </w:abstractNum>
-  <w:abstractNum w:abstractNumId="10" w15:restartNumberingAfterBreak="0">
+  <w:abstractNum w:abstractNumId="11" w15:restartNumberingAfterBreak="0">
     <w:nsid w:val="230E7A72"/>
     <w:multiLevelType w:val="hybridMultilevel"/>
     <w:tmpl w:val="D14E5DB6"/>
@@ -14101,7 +9504,7 @@
       </w:pPr>
     </w:lvl>
   </w:abstractNum>
-  <w:abstractNum w:abstractNumId="11" w15:restartNumberingAfterBreak="0">
+  <w:abstractNum w:abstractNumId="12" w15:restartNumberingAfterBreak="0">
     <w:nsid w:val="28D53AAE"/>
     <w:multiLevelType w:val="multilevel"/>
     <w:tmpl w:val="E0D85A56"/>
@@ -14222,7 +9625,7 @@
       </w:rPr>
     </w:lvl>
   </w:abstractNum>
-  <w:abstractNum w:abstractNumId="12" w15:restartNumberingAfterBreak="0">
+  <w:abstractNum w:abstractNumId="13" w15:restartNumberingAfterBreak="0">
     <w:nsid w:val="29DB7099"/>
     <w:multiLevelType w:val="multilevel"/>
     <w:tmpl w:val="D360899E"/>
@@ -14371,7 +9774,7 @@
       </w:rPr>
     </w:lvl>
   </w:abstractNum>
-  <w:abstractNum w:abstractNumId="13" w15:restartNumberingAfterBreak="0">
+  <w:abstractNum w:abstractNumId="14" w15:restartNumberingAfterBreak="0">
     <w:nsid w:val="2BC606F8"/>
     <w:multiLevelType w:val="hybridMultilevel"/>
     <w:tmpl w:val="02CE1BBA"/>
@@ -14460,7 +9863,7 @@
       </w:pPr>
     </w:lvl>
   </w:abstractNum>
-  <w:abstractNum w:abstractNumId="14" w15:restartNumberingAfterBreak="0">
+  <w:abstractNum w:abstractNumId="15" w15:restartNumberingAfterBreak="0">
     <w:nsid w:val="2E9B1B58"/>
     <w:multiLevelType w:val="hybridMultilevel"/>
     <w:tmpl w:val="7AAEFB44"/>
@@ -14573,7 +9976,7 @@
       </w:rPr>
     </w:lvl>
   </w:abstractNum>
-  <w:abstractNum w:abstractNumId="15" w15:restartNumberingAfterBreak="0">
+  <w:abstractNum w:abstractNumId="16" w15:restartNumberingAfterBreak="0">
     <w:nsid w:val="304450E7"/>
     <w:multiLevelType w:val="hybridMultilevel"/>
     <w:tmpl w:val="179C1F3A"/>
@@ -14662,7 +10065,7 @@
       </w:pPr>
     </w:lvl>
   </w:abstractNum>
-  <w:abstractNum w:abstractNumId="16" w15:restartNumberingAfterBreak="0">
+  <w:abstractNum w:abstractNumId="17" w15:restartNumberingAfterBreak="0">
     <w:nsid w:val="354143F8"/>
     <w:multiLevelType w:val="hybridMultilevel"/>
     <w:tmpl w:val="80A26312"/>
@@ -14775,7 +10178,7 @@
       </w:rPr>
     </w:lvl>
   </w:abstractNum>
-  <w:abstractNum w:abstractNumId="17" w15:restartNumberingAfterBreak="0">
+  <w:abstractNum w:abstractNumId="18" w15:restartNumberingAfterBreak="0">
     <w:nsid w:val="37B976D2"/>
     <w:multiLevelType w:val="hybridMultilevel"/>
     <w:tmpl w:val="C686B4C6"/>
@@ -14864,7 +10267,7 @@
       </w:pPr>
     </w:lvl>
   </w:abstractNum>
-  <w:abstractNum w:abstractNumId="18" w15:restartNumberingAfterBreak="0">
+  <w:abstractNum w:abstractNumId="19" w15:restartNumberingAfterBreak="0">
     <w:nsid w:val="3A103230"/>
     <w:multiLevelType w:val="hybridMultilevel"/>
     <w:tmpl w:val="420E5E74"/>
@@ -14953,7 +10356,7 @@
       </w:pPr>
     </w:lvl>
   </w:abstractNum>
-  <w:abstractNum w:abstractNumId="19" w15:restartNumberingAfterBreak="0">
+  <w:abstractNum w:abstractNumId="20" w15:restartNumberingAfterBreak="0">
     <w:nsid w:val="3CAA7D00"/>
     <w:multiLevelType w:val="hybridMultilevel"/>
     <w:tmpl w:val="7FAE95B6"/>
@@ -15066,7 +10469,7 @@
       </w:rPr>
     </w:lvl>
   </w:abstractNum>
-  <w:abstractNum w:abstractNumId="20" w15:restartNumberingAfterBreak="0">
+  <w:abstractNum w:abstractNumId="21" w15:restartNumberingAfterBreak="0">
     <w:nsid w:val="3D85501A"/>
     <w:multiLevelType w:val="hybridMultilevel"/>
     <w:tmpl w:val="7ED8929C"/>
@@ -15152,7 +10555,7 @@
       </w:pPr>
     </w:lvl>
   </w:abstractNum>
-  <w:abstractNum w:abstractNumId="21" w15:restartNumberingAfterBreak="0">
+  <w:abstractNum w:abstractNumId="22" w15:restartNumberingAfterBreak="0">
     <w:nsid w:val="3E057983"/>
     <w:multiLevelType w:val="hybridMultilevel"/>
     <w:tmpl w:val="B37E624E"/>
@@ -15265,7 +10668,7 @@
       </w:rPr>
     </w:lvl>
   </w:abstractNum>
-  <w:abstractNum w:abstractNumId="22" w15:restartNumberingAfterBreak="0">
+  <w:abstractNum w:abstractNumId="23" w15:restartNumberingAfterBreak="0">
     <w:nsid w:val="40EC6F4B"/>
     <w:multiLevelType w:val="hybridMultilevel"/>
     <w:tmpl w:val="CCFC8B78"/>
@@ -15378,7 +10781,7 @@
       </w:rPr>
     </w:lvl>
   </w:abstractNum>
-  <w:abstractNum w:abstractNumId="23" w15:restartNumberingAfterBreak="0">
+  <w:abstractNum w:abstractNumId="24" w15:restartNumberingAfterBreak="0">
     <w:nsid w:val="42FA2D85"/>
     <w:multiLevelType w:val="hybridMultilevel"/>
     <w:tmpl w:val="F1D89E2E"/>
@@ -15491,7 +10894,7 @@
       </w:rPr>
     </w:lvl>
   </w:abstractNum>
-  <w:abstractNum w:abstractNumId="24" w15:restartNumberingAfterBreak="0">
+  <w:abstractNum w:abstractNumId="25" w15:restartNumberingAfterBreak="0">
     <w:nsid w:val="45022324"/>
     <w:multiLevelType w:val="hybridMultilevel"/>
     <w:tmpl w:val="FD901576"/>
@@ -15580,7 +10983,7 @@
       </w:pPr>
     </w:lvl>
   </w:abstractNum>
-  <w:abstractNum w:abstractNumId="25" w15:restartNumberingAfterBreak="0">
+  <w:abstractNum w:abstractNumId="26" w15:restartNumberingAfterBreak="0">
     <w:nsid w:val="506753AC"/>
     <w:multiLevelType w:val="multilevel"/>
     <w:tmpl w:val="61100354"/>
@@ -15729,7 +11132,7 @@
       </w:rPr>
     </w:lvl>
   </w:abstractNum>
-  <w:abstractNum w:abstractNumId="26" w15:restartNumberingAfterBreak="0">
+  <w:abstractNum w:abstractNumId="27" w15:restartNumberingAfterBreak="0">
     <w:nsid w:val="510C12AC"/>
     <w:multiLevelType w:val="hybridMultilevel"/>
     <w:tmpl w:val="1EECA868"/>
@@ -15842,7 +11245,7 @@
       </w:rPr>
     </w:lvl>
   </w:abstractNum>
-  <w:abstractNum w:abstractNumId="27" w15:restartNumberingAfterBreak="0">
+  <w:abstractNum w:abstractNumId="28" w15:restartNumberingAfterBreak="0">
     <w:nsid w:val="582375CB"/>
     <w:multiLevelType w:val="hybridMultilevel"/>
     <w:tmpl w:val="8FA6697A"/>
@@ -15955,7 +11358,7 @@
       </w:rPr>
     </w:lvl>
   </w:abstractNum>
-  <w:abstractNum w:abstractNumId="28" w15:restartNumberingAfterBreak="0">
+  <w:abstractNum w:abstractNumId="29" w15:restartNumberingAfterBreak="0">
     <w:nsid w:val="59916BA6"/>
     <w:multiLevelType w:val="hybridMultilevel"/>
     <w:tmpl w:val="15280794"/>
@@ -16068,7 +11471,7 @@
       </w:rPr>
     </w:lvl>
   </w:abstractNum>
-  <w:abstractNum w:abstractNumId="29" w15:restartNumberingAfterBreak="0">
+  <w:abstractNum w:abstractNumId="30" w15:restartNumberingAfterBreak="0">
     <w:nsid w:val="5CFE4A2C"/>
     <w:multiLevelType w:val="hybridMultilevel"/>
     <w:tmpl w:val="07B62302"/>
@@ -16157,7 +11560,7 @@
       </w:pPr>
     </w:lvl>
   </w:abstractNum>
-  <w:abstractNum w:abstractNumId="30" w15:restartNumberingAfterBreak="0">
+  <w:abstractNum w:abstractNumId="31" w15:restartNumberingAfterBreak="0">
     <w:nsid w:val="5EE54FC1"/>
     <w:multiLevelType w:val="hybridMultilevel"/>
     <w:tmpl w:val="DA84BB5A"/>
@@ -16270,10 +11673,10 @@
       </w:rPr>
     </w:lvl>
   </w:abstractNum>
-  <w:abstractNum w:abstractNumId="31" w15:restartNumberingAfterBreak="0">
+  <w:abstractNum w:abstractNumId="32" w15:restartNumberingAfterBreak="0">
     <w:nsid w:val="60975DAC"/>
     <w:multiLevelType w:val="multilevel"/>
-    <w:tmpl w:val="1F52DA72"/>
+    <w:tmpl w:val="5F7805AA"/>
     <w:lvl w:ilvl="0">
       <w:start w:val="1"/>
       <w:numFmt w:val="decimal"/>
@@ -16392,7 +11795,7 @@
       </w:rPr>
     </w:lvl>
   </w:abstractNum>
-  <w:abstractNum w:abstractNumId="32" w15:restartNumberingAfterBreak="0">
+  <w:abstractNum w:abstractNumId="33" w15:restartNumberingAfterBreak="0">
     <w:nsid w:val="60B12A81"/>
     <w:multiLevelType w:val="multilevel"/>
     <w:tmpl w:val="BBE6D7CC"/>
@@ -16541,7 +11944,7 @@
       </w:rPr>
     </w:lvl>
   </w:abstractNum>
-  <w:abstractNum w:abstractNumId="33" w15:restartNumberingAfterBreak="0">
+  <w:abstractNum w:abstractNumId="34" w15:restartNumberingAfterBreak="0">
     <w:nsid w:val="690A662B"/>
     <w:multiLevelType w:val="hybridMultilevel"/>
     <w:tmpl w:val="B77E13B2"/>
@@ -16654,7 +12057,7 @@
       </w:rPr>
     </w:lvl>
   </w:abstractNum>
-  <w:abstractNum w:abstractNumId="34" w15:restartNumberingAfterBreak="0">
+  <w:abstractNum w:abstractNumId="35" w15:restartNumberingAfterBreak="0">
     <w:nsid w:val="692E515B"/>
     <w:multiLevelType w:val="multilevel"/>
     <w:tmpl w:val="D0A6F4BE"/>
@@ -16803,7 +12206,7 @@
       </w:rPr>
     </w:lvl>
   </w:abstractNum>
-  <w:abstractNum w:abstractNumId="35" w15:restartNumberingAfterBreak="0">
+  <w:abstractNum w:abstractNumId="36" w15:restartNumberingAfterBreak="0">
     <w:nsid w:val="69CA3B02"/>
     <w:multiLevelType w:val="hybridMultilevel"/>
     <w:tmpl w:val="F642E598"/>
@@ -16916,7 +12319,7 @@
       </w:rPr>
     </w:lvl>
   </w:abstractNum>
-  <w:abstractNum w:abstractNumId="36" w15:restartNumberingAfterBreak="0">
+  <w:abstractNum w:abstractNumId="37" w15:restartNumberingAfterBreak="0">
     <w:nsid w:val="6DE10F54"/>
     <w:multiLevelType w:val="hybridMultilevel"/>
     <w:tmpl w:val="57166F10"/>
@@ -17029,7 +12432,7 @@
       </w:rPr>
     </w:lvl>
   </w:abstractNum>
-  <w:abstractNum w:abstractNumId="37" w15:restartNumberingAfterBreak="0">
+  <w:abstractNum w:abstractNumId="38" w15:restartNumberingAfterBreak="0">
     <w:nsid w:val="6E17352B"/>
     <w:multiLevelType w:val="hybridMultilevel"/>
     <w:tmpl w:val="FB103E68"/>
@@ -17142,7 +12545,7 @@
       </w:rPr>
     </w:lvl>
   </w:abstractNum>
-  <w:abstractNum w:abstractNumId="38" w15:restartNumberingAfterBreak="0">
+  <w:abstractNum w:abstractNumId="39" w15:restartNumberingAfterBreak="0">
     <w:nsid w:val="72BA1947"/>
     <w:multiLevelType w:val="hybridMultilevel"/>
     <w:tmpl w:val="CCE4C876"/>
@@ -17255,7 +12658,7 @@
       </w:rPr>
     </w:lvl>
   </w:abstractNum>
-  <w:abstractNum w:abstractNumId="39" w15:restartNumberingAfterBreak="0">
+  <w:abstractNum w:abstractNumId="40" w15:restartNumberingAfterBreak="0">
     <w:nsid w:val="78FD57A9"/>
     <w:multiLevelType w:val="hybridMultilevel"/>
     <w:tmpl w:val="830A9456"/>
@@ -17368,7 +12771,7 @@
       </w:rPr>
     </w:lvl>
   </w:abstractNum>
-  <w:abstractNum w:abstractNumId="40" w15:restartNumberingAfterBreak="0">
+  <w:abstractNum w:abstractNumId="41" w15:restartNumberingAfterBreak="0">
     <w:nsid w:val="7A3B0902"/>
     <w:multiLevelType w:val="hybridMultilevel"/>
     <w:tmpl w:val="8F7AAA36"/>
@@ -17481,7 +12884,7 @@
       </w:rPr>
     </w:lvl>
   </w:abstractNum>
-  <w:abstractNum w:abstractNumId="41" w15:restartNumberingAfterBreak="0">
+  <w:abstractNum w:abstractNumId="42" w15:restartNumberingAfterBreak="0">
     <w:nsid w:val="7A600773"/>
     <w:multiLevelType w:val="hybridMultilevel"/>
     <w:tmpl w:val="0E0403B4"/>
@@ -17594,7 +12997,7 @@
       </w:rPr>
     </w:lvl>
   </w:abstractNum>
-  <w:abstractNum w:abstractNumId="42" w15:restartNumberingAfterBreak="0">
+  <w:abstractNum w:abstractNumId="43" w15:restartNumberingAfterBreak="0">
     <w:nsid w:val="7B7D3BBC"/>
     <w:multiLevelType w:val="multilevel"/>
     <w:tmpl w:val="99D04C86"/>
@@ -17744,100 +13147,100 @@
     </w:lvl>
   </w:abstractNum>
   <w:num w:numId="1" w16cid:durableId="1108113191">
-    <w:abstractNumId w:val="15"/>
+    <w:abstractNumId w:val="16"/>
   </w:num>
   <w:num w:numId="2" w16cid:durableId="1243373057">
-    <w:abstractNumId w:val="31"/>
+    <w:abstractNumId w:val="32"/>
   </w:num>
   <w:num w:numId="3" w16cid:durableId="289240854">
-    <w:abstractNumId w:val="16"/>
+    <w:abstractNumId w:val="17"/>
   </w:num>
   <w:num w:numId="4" w16cid:durableId="1299409002">
-    <w:abstractNumId w:val="26"/>
+    <w:abstractNumId w:val="27"/>
   </w:num>
   <w:num w:numId="5" w16cid:durableId="1294825527">
-    <w:abstractNumId w:val="32"/>
+    <w:abstractNumId w:val="33"/>
   </w:num>
   <w:num w:numId="6" w16cid:durableId="1094781971">
-    <w:abstractNumId w:val="35"/>
+    <w:abstractNumId w:val="36"/>
   </w:num>
   <w:num w:numId="7" w16cid:durableId="1872258918">
-    <w:abstractNumId w:val="17"/>
+    <w:abstractNumId w:val="18"/>
   </w:num>
   <w:num w:numId="8" w16cid:durableId="1947732882">
-    <w:abstractNumId w:val="9"/>
+    <w:abstractNumId w:val="10"/>
   </w:num>
   <w:num w:numId="9" w16cid:durableId="860556096">
-    <w:abstractNumId w:val="22"/>
+    <w:abstractNumId w:val="23"/>
   </w:num>
   <w:num w:numId="10" w16cid:durableId="132719757">
     <w:abstractNumId w:val="4"/>
   </w:num>
   <w:num w:numId="11" w16cid:durableId="856697294">
-    <w:abstractNumId w:val="18"/>
+    <w:abstractNumId w:val="19"/>
   </w:num>
   <w:num w:numId="12" w16cid:durableId="1092778053">
-    <w:abstractNumId w:val="29"/>
+    <w:abstractNumId w:val="30"/>
   </w:num>
   <w:num w:numId="13" w16cid:durableId="365175743">
-    <w:abstractNumId w:val="20"/>
+    <w:abstractNumId w:val="21"/>
   </w:num>
   <w:num w:numId="14" w16cid:durableId="1158113872">
-    <w:abstractNumId w:val="11"/>
+    <w:abstractNumId w:val="12"/>
   </w:num>
   <w:num w:numId="15" w16cid:durableId="866914355">
-    <w:abstractNumId w:val="40"/>
+    <w:abstractNumId w:val="41"/>
   </w:num>
   <w:num w:numId="16" w16cid:durableId="1848403077">
     <w:abstractNumId w:val="5"/>
   </w:num>
   <w:num w:numId="17" w16cid:durableId="584069859">
-    <w:abstractNumId w:val="38"/>
+    <w:abstractNumId w:val="39"/>
   </w:num>
   <w:num w:numId="18" w16cid:durableId="1476221743">
-    <w:abstractNumId w:val="19"/>
+    <w:abstractNumId w:val="20"/>
   </w:num>
   <w:num w:numId="19" w16cid:durableId="485708498">
     <w:abstractNumId w:val="3"/>
   </w:num>
   <w:num w:numId="20" w16cid:durableId="912357232">
-    <w:abstractNumId w:val="13"/>
+    <w:abstractNumId w:val="14"/>
   </w:num>
   <w:num w:numId="21" w16cid:durableId="665985384">
-    <w:abstractNumId w:val="24"/>
+    <w:abstractNumId w:val="25"/>
   </w:num>
   <w:num w:numId="22" w16cid:durableId="1894924225">
-    <w:abstractNumId w:val="10"/>
+    <w:abstractNumId w:val="11"/>
   </w:num>
   <w:num w:numId="23" w16cid:durableId="1171750274">
-    <w:abstractNumId w:val="27"/>
+    <w:abstractNumId w:val="28"/>
   </w:num>
   <w:num w:numId="24" w16cid:durableId="2112703440">
     <w:abstractNumId w:val="7"/>
   </w:num>
   <w:num w:numId="25" w16cid:durableId="1660384629">
-    <w:abstractNumId w:val="41"/>
+    <w:abstractNumId w:val="42"/>
   </w:num>
   <w:num w:numId="26" w16cid:durableId="193426903">
-    <w:abstractNumId w:val="8"/>
+    <w:abstractNumId w:val="9"/>
   </w:num>
   <w:num w:numId="27" w16cid:durableId="1900633539">
-    <w:abstractNumId w:val="23"/>
+    <w:abstractNumId w:val="24"/>
   </w:num>
   <w:num w:numId="28" w16cid:durableId="118227270">
-    <w:abstractNumId w:val="37"/>
+    <w:abstractNumId w:val="38"/>
   </w:num>
   <w:num w:numId="29" w16cid:durableId="963389510">
-    <w:abstractNumId w:val="14"/>
+    <w:abstractNumId w:val="15"/>
   </w:num>
   <w:num w:numId="30" w16cid:durableId="1071856029">
-    <w:abstractNumId w:val="28"/>
+    <w:abstractNumId w:val="29"/>
   </w:num>
   <w:num w:numId="31" w16cid:durableId="1619407844">
     <w:abstractNumId w:val="2"/>
   </w:num>
   <w:num w:numId="32" w16cid:durableId="573517876">
-    <w:abstractNumId w:val="25"/>
+    <w:abstractNumId w:val="26"/>
   </w:num>
   <w:num w:numId="33" w16cid:durableId="1228496974">
     <w:abstractNumId w:val="1"/>
@@ -17846,31 +13249,34 @@
     <w:abstractNumId w:val="0"/>
   </w:num>
   <w:num w:numId="35" w16cid:durableId="531000562">
-    <w:abstractNumId w:val="12"/>
+    <w:abstractNumId w:val="13"/>
   </w:num>
   <w:num w:numId="36" w16cid:durableId="1770390132">
-    <w:abstractNumId w:val="39"/>
+    <w:abstractNumId w:val="40"/>
   </w:num>
   <w:num w:numId="37" w16cid:durableId="723722355">
-    <w:abstractNumId w:val="42"/>
+    <w:abstractNumId w:val="43"/>
   </w:num>
   <w:num w:numId="38" w16cid:durableId="806702705">
     <w:abstractNumId w:val="6"/>
   </w:num>
   <w:num w:numId="39" w16cid:durableId="1555389441">
-    <w:abstractNumId w:val="33"/>
+    <w:abstractNumId w:val="34"/>
   </w:num>
   <w:num w:numId="40" w16cid:durableId="689989947">
-    <w:abstractNumId w:val="30"/>
+    <w:abstractNumId w:val="31"/>
   </w:num>
   <w:num w:numId="41" w16cid:durableId="1619800404">
-    <w:abstractNumId w:val="21"/>
+    <w:abstractNumId w:val="22"/>
   </w:num>
   <w:num w:numId="42" w16cid:durableId="848132861">
-    <w:abstractNumId w:val="36"/>
+    <w:abstractNumId w:val="37"/>
   </w:num>
   <w:num w:numId="43" w16cid:durableId="182474599">
-    <w:abstractNumId w:val="34"/>
+    <w:abstractNumId w:val="35"/>
+  </w:num>
+  <w:num w:numId="44" w16cid:durableId="1015574275">
+    <w:abstractNumId w:val="8"/>
   </w:num>
 </w:numbering>
 </file>
@@ -18817,6 +14223,50 @@
       <w:lang w:val="en-GB"/>
     </w:rPr>
   </w:style>
+  <w:style w:type="paragraph" w:styleId="TOCHeading">
+    <w:name w:val="TOC Heading"/>
+    <w:basedOn w:val="Heading1"/>
+    <w:next w:val="Normal"/>
+    <w:uiPriority w:val="39"/>
+    <w:unhideWhenUsed/>
+    <w:qFormat/>
+    <w:rsid w:val="00001121"/>
+    <w:pPr>
+      <w:spacing w:before="240" w:after="0"/>
+      <w:outlineLvl w:val="9"/>
+    </w:pPr>
+    <w:rPr>
+      <w:rFonts w:asciiTheme="majorHAnsi" w:hAnsiTheme="majorHAnsi"/>
+      <w:b w:val="0"/>
+      <w:color w:val="2F5496" w:themeColor="accent1" w:themeShade="BF"/>
+      <w:sz w:val="32"/>
+      <w:lang w:val="en-US"/>
+    </w:rPr>
+  </w:style>
+  <w:style w:type="paragraph" w:styleId="TOC2">
+    <w:name w:val="toc 2"/>
+    <w:basedOn w:val="Normal"/>
+    <w:next w:val="Normal"/>
+    <w:autoRedefine/>
+    <w:uiPriority w:val="39"/>
+    <w:unhideWhenUsed/>
+    <w:rsid w:val="00001121"/>
+    <w:pPr>
+      <w:spacing w:after="100"/>
+      <w:ind w:left="240"/>
+    </w:pPr>
+  </w:style>
+  <w:style w:type="paragraph" w:styleId="TableofFigures">
+    <w:name w:val="table of figures"/>
+    <w:basedOn w:val="Normal"/>
+    <w:next w:val="Normal"/>
+    <w:uiPriority w:val="99"/>
+    <w:unhideWhenUsed/>
+    <w:rsid w:val="007B2275"/>
+    <w:pPr>
+      <w:spacing w:after="0"/>
+    </w:pPr>
+  </w:style>
 </w:styles>
 </file>
 
@@ -18946,12 +14396,16 @@
     <w:rsid w:val="00632E6A"/>
     <w:rsid w:val="00743365"/>
     <w:rsid w:val="007C12A3"/>
+    <w:rsid w:val="00806FB8"/>
     <w:rsid w:val="008A5352"/>
     <w:rsid w:val="009308D6"/>
+    <w:rsid w:val="00A65D08"/>
     <w:rsid w:val="00A65DB8"/>
     <w:rsid w:val="00B43994"/>
+    <w:rsid w:val="00B83E20"/>
     <w:rsid w:val="00C4473B"/>
     <w:rsid w:val="00C86294"/>
+    <w:rsid w:val="00C93E94"/>
     <w:rsid w:val="00D14F8F"/>
     <w:rsid w:val="00D458CD"/>
     <w:rsid w:val="00D45CFF"/>

--- a/final project report.docx
+++ b/final project report.docx
@@ -110,7 +110,7 @@
         </w:rPr>
         <w:tab/>
       </w:r>
-      <w:proofErr w:type="spellStart"/>
+      <w:proofErr w:type="gramStart"/>
       <w:r>
         <w:rPr>
           <w:rFonts w:cs="Times New Roman"/>
@@ -121,7 +121,6 @@
         </w:rPr>
         <w:t>Simalchaur</w:t>
       </w:r>
-      <w:proofErr w:type="spellEnd"/>
       <w:r>
         <w:rPr>
           <w:rFonts w:cs="Times New Roman"/>
@@ -130,7 +129,7 @@
           <w:sz w:val="28"/>
           <w:szCs w:val="28"/>
         </w:rPr>
-        <w:t>, Pokhara</w:t>
+        <w:t xml:space="preserve"> </w:t>
       </w:r>
       <w:r>
         <w:rPr>
@@ -140,8 +139,9 @@
           <w:sz w:val="28"/>
           <w:szCs w:val="28"/>
         </w:rPr>
-        <w:t xml:space="preserve"> </w:t>
-      </w:r>
+        <w:t>,</w:t>
+      </w:r>
+      <w:proofErr w:type="gramEnd"/>
       <w:r>
         <w:rPr>
           <w:rFonts w:cs="Times New Roman"/>
@@ -150,7 +150,7 @@
           <w:sz w:val="28"/>
           <w:szCs w:val="28"/>
         </w:rPr>
-        <w:t>Nepal</w:t>
+        <w:t xml:space="preserve"> Pokhara</w:t>
       </w:r>
       <w:r>
         <w:rPr>
@@ -160,6 +160,26 @@
           <w:sz w:val="28"/>
           <w:szCs w:val="28"/>
         </w:rPr>
+        <w:t xml:space="preserve"> </w:t>
+      </w:r>
+      <w:r>
+        <w:rPr>
+          <w:rFonts w:cs="Times New Roman"/>
+          <w:b/>
+          <w:bCs/>
+          <w:sz w:val="28"/>
+          <w:szCs w:val="28"/>
+        </w:rPr>
+        <w:t>Nepal</w:t>
+      </w:r>
+      <w:r>
+        <w:rPr>
+          <w:rFonts w:cs="Times New Roman"/>
+          <w:b/>
+          <w:bCs/>
+          <w:sz w:val="28"/>
+          <w:szCs w:val="28"/>
+        </w:rPr>
         <w:tab/>
       </w:r>
     </w:p>
@@ -175,7 +195,13 @@
         <w:rPr>
           <w:rFonts w:cs="Times New Roman"/>
         </w:rPr>
-        <w:t>A Project Proposal</w:t>
+        <w:t xml:space="preserve">A Project </w:t>
+      </w:r>
+      <w:r>
+        <w:rPr>
+          <w:rFonts w:cs="Times New Roman"/>
+        </w:rPr>
+        <w:t>Report</w:t>
       </w:r>
     </w:p>
     <w:p>
@@ -947,7 +973,7 @@
           <w:noProof/>
           <w:szCs w:val="24"/>
         </w:rPr>
-        <w:t>17</w:t>
+        <w:t>18</w:t>
       </w:r>
       <w:proofErr w:type="spellEnd"/>
       <w:r>
@@ -3417,7 +3443,7 @@
         </w:rPr>
         <w:fldChar w:fldCharType="separate"/>
       </w:r>
-      <w:hyperlink w:anchor="_Toc232571316" w:history="1">
+      <w:hyperlink w:anchor="_Toc232590305" w:history="1">
         <w:r>
           <w:rPr>
             <w:rStyle w:val="Hyperlink"/>
@@ -3444,7 +3470,7 @@
             <w:noProof/>
             <w:webHidden/>
           </w:rPr>
-          <w:instrText xml:space="preserve"> PAGEREF _Toc232571316 \h </w:instrText>
+          <w:instrText xml:space="preserve"> PAGEREF _Toc232590305 \h </w:instrText>
         </w:r>
         <w:r>
           <w:rPr>
@@ -3490,7 +3516,7 @@
           <w14:ligatures w14:val="standardContextual"/>
         </w:rPr>
       </w:pPr>
-      <w:hyperlink w:anchor="_Toc232571317" w:history="1">
+      <w:hyperlink w:anchor="_Toc232590306" w:history="1">
         <w:r>
           <w:rPr>
             <w:rStyle w:val="Hyperlink"/>
@@ -3517,7 +3543,7 @@
             <w:noProof/>
             <w:webHidden/>
           </w:rPr>
-          <w:instrText xml:space="preserve"> PAGEREF _Toc232571317 \h </w:instrText>
+          <w:instrText xml:space="preserve"> PAGEREF _Toc232590306 \h </w:instrText>
         </w:r>
         <w:r>
           <w:rPr>
@@ -3563,7 +3589,7 @@
           <w14:ligatures w14:val="standardContextual"/>
         </w:rPr>
       </w:pPr>
-      <w:hyperlink w:anchor="_Toc232571318" w:history="1">
+      <w:hyperlink w:anchor="_Toc232590307" w:history="1">
         <w:r>
           <w:rPr>
             <w:rStyle w:val="Hyperlink"/>
@@ -3590,7 +3616,7 @@
             <w:noProof/>
             <w:webHidden/>
           </w:rPr>
-          <w:instrText xml:space="preserve"> PAGEREF _Toc232571318 \h </w:instrText>
+          <w:instrText xml:space="preserve"> PAGEREF _Toc232590307 \h </w:instrText>
         </w:r>
         <w:r>
           <w:rPr>
@@ -3636,7 +3662,7 @@
           <w14:ligatures w14:val="standardContextual"/>
         </w:rPr>
       </w:pPr>
-      <w:hyperlink w:anchor="_Toc232571319" w:history="1">
+      <w:hyperlink w:anchor="_Toc232590308" w:history="1">
         <w:r>
           <w:rPr>
             <w:rStyle w:val="Hyperlink"/>
@@ -3663,7 +3689,7 @@
             <w:noProof/>
             <w:webHidden/>
           </w:rPr>
-          <w:instrText xml:space="preserve"> PAGEREF _Toc232571319 \h </w:instrText>
+          <w:instrText xml:space="preserve"> PAGEREF _Toc232590308 \h </w:instrText>
         </w:r>
         <w:r>
           <w:rPr>
@@ -3709,13 +3735,13 @@
           <w14:ligatures w14:val="standardContextual"/>
         </w:rPr>
       </w:pPr>
-      <w:hyperlink w:anchor="_Toc232571320" w:history="1">
+      <w:hyperlink w:anchor="_Toc232590309" w:history="1">
         <w:r>
           <w:rPr>
             <w:rStyle w:val="Hyperlink"/>
             <w:noProof/>
           </w:rPr>
-          <w:t>Figure 5 Waterfall model</w:t>
+          <w:t>Figure 5 Use case diagram</w:t>
         </w:r>
         <w:r>
           <w:rPr>
@@ -3736,7 +3762,7 @@
             <w:noProof/>
             <w:webHidden/>
           </w:rPr>
-          <w:instrText xml:space="preserve"> PAGEREF _Toc232571320 \h </w:instrText>
+          <w:instrText xml:space="preserve"> PAGEREF _Toc232590309 \h </w:instrText>
         </w:r>
         <w:r>
           <w:rPr>
@@ -3782,13 +3808,13 @@
           <w14:ligatures w14:val="standardContextual"/>
         </w:rPr>
       </w:pPr>
-      <w:hyperlink w:anchor="_Toc232571321" w:history="1">
+      <w:hyperlink w:anchor="_Toc232590310" w:history="1">
         <w:r>
           <w:rPr>
             <w:rStyle w:val="Hyperlink"/>
             <w:noProof/>
           </w:rPr>
-          <w:t>Figure 6 Gantt Chart</w:t>
+          <w:t>Figure 6 Waterfall model</w:t>
         </w:r>
         <w:r>
           <w:rPr>
@@ -3809,7 +3835,7 @@
             <w:noProof/>
             <w:webHidden/>
           </w:rPr>
-          <w:instrText xml:space="preserve"> PAGEREF _Toc232571321 \h </w:instrText>
+          <w:instrText xml:space="preserve"> PAGEREF _Toc232590310 \h </w:instrText>
         </w:r>
         <w:r>
           <w:rPr>
@@ -3842,6 +3868,79 @@
     </w:p>
     <w:p>
       <w:pPr>
+        <w:pStyle w:val="TableofFigures"/>
+        <w:tabs>
+          <w:tab w:val="right" w:leader="dot" w:pos="8296"/>
+        </w:tabs>
+        <w:rPr>
+          <w:rFonts w:asciiTheme="minorHAnsi" w:eastAsiaTheme="minorEastAsia" w:hAnsiTheme="minorHAnsi"/>
+          <w:noProof/>
+          <w:kern w:val="2"/>
+          <w:szCs w:val="24"/>
+          <w:lang w:val="en-US"/>
+          <w14:ligatures w14:val="standardContextual"/>
+        </w:rPr>
+      </w:pPr>
+      <w:hyperlink w:anchor="_Toc232590311" w:history="1">
+        <w:r>
+          <w:rPr>
+            <w:rStyle w:val="Hyperlink"/>
+            <w:noProof/>
+          </w:rPr>
+          <w:t>Figure 7 Gantt Chart</w:t>
+        </w:r>
+        <w:r>
+          <w:rPr>
+            <w:noProof/>
+            <w:webHidden/>
+          </w:rPr>
+          <w:tab/>
+        </w:r>
+        <w:r>
+          <w:rPr>
+            <w:noProof/>
+            <w:webHidden/>
+          </w:rPr>
+          <w:fldChar w:fldCharType="begin"/>
+        </w:r>
+        <w:r>
+          <w:rPr>
+            <w:noProof/>
+            <w:webHidden/>
+          </w:rPr>
+          <w:instrText xml:space="preserve"> PAGEREF _Toc232590311 \h </w:instrText>
+        </w:r>
+        <w:r>
+          <w:rPr>
+            <w:noProof/>
+            <w:webHidden/>
+          </w:rPr>
+        </w:r>
+        <w:r>
+          <w:rPr>
+            <w:noProof/>
+            <w:webHidden/>
+          </w:rPr>
+          <w:fldChar w:fldCharType="separate"/>
+        </w:r>
+        <w:r>
+          <w:rPr>
+            <w:noProof/>
+            <w:webHidden/>
+          </w:rPr>
+          <w:t>22</w:t>
+        </w:r>
+        <w:r>
+          <w:rPr>
+            <w:noProof/>
+            <w:webHidden/>
+          </w:rPr>
+          <w:fldChar w:fldCharType="end"/>
+        </w:r>
+      </w:hyperlink>
+    </w:p>
+    <w:p>
+      <w:pPr>
         <w:spacing w:after="0" w:line="360" w:lineRule="auto"/>
         <w:jc w:val="center"/>
         <w:rPr>
@@ -3966,7 +4065,7 @@
         <w:rPr>
           <w:szCs w:val="24"/>
         </w:rPr>
-        <w:t xml:space="preserve">This project focuses on developing an advanced Rock Paper Scissors game using C programming language with several advanced features such as login system, registration system, CRUD operations, score management, multiplayer gameplay, account deletion, tournament mode, leaderboard system, match history, and file handling. The project is designed to simulate a real real-world gaming </w:t>
+        <w:t xml:space="preserve">This project focuses on developing an advanced Rock Paper Scissors game using C programming language with several advanced features such as login system, registration system, CRUD operations, score management, multiplayer gameplay, account deletion, leaderboard system, match history, and file handling. The project is designed to simulate a real real-world gaming </w:t>
       </w:r>
       <w:r>
         <w:rPr>
@@ -4090,8 +4189,11 @@
         <w:jc w:val="both"/>
       </w:pPr>
       <w:r>
+        <w:t xml:space="preserve">This project also includes additional innovative feature such as tournament mode and streak bonus system. Tournament mode allows users to compete in multiple rounds </w:t>
+      </w:r>
+      <w:r>
         <w:lastRenderedPageBreak/>
-        <w:t>This project also includes additional innovative feature such as tournament mode and streak bonus system. Tournament mode allows users to compete in multiple rounds continuously, while the streak bonus system reward users for consecutive wins. These features increase excitement and provide better gaming experience.</w:t>
+        <w:t>continuously, while the streak bonus system reward users for consecutive wins. These features increase excitement and provide better gaming experience.</w:t>
       </w:r>
     </w:p>
     <w:p>
@@ -4159,6 +4261,7 @@
           <w:numId w:val="44"/>
         </w:numPr>
         <w:spacing w:after="0" w:line="360" w:lineRule="auto"/>
+        <w:ind w:left="360"/>
         <w:jc w:val="both"/>
         <w:rPr>
           <w:sz w:val="32"/>
@@ -4215,6 +4318,7 @@
           <w:numId w:val="44"/>
         </w:numPr>
         <w:spacing w:after="0" w:line="360" w:lineRule="auto"/>
+        <w:ind w:left="360"/>
         <w:jc w:val="both"/>
         <w:rPr>
           <w:sz w:val="32"/>
@@ -4259,17 +4363,13 @@
           <w:numId w:val="18"/>
         </w:numPr>
         <w:spacing w:after="0" w:line="360" w:lineRule="auto"/>
-        <w:ind w:left="180" w:hanging="180"/>
-        <w:jc w:val="both"/>
+        <w:ind w:left="360"/>
         <w:rPr>
           <w:rFonts w:eastAsia="Times New Roman" w:cs="Times New Roman"/>
           <w:szCs w:val="24"/>
         </w:rPr>
       </w:pPr>
       <w:r>
-        <w:rPr>
-          <w:szCs w:val="24"/>
-        </w:rPr>
         <w:t>To implement multiple gameplay modes including player versus computer and multiplayer functionality.</w:t>
       </w:r>
     </w:p>
@@ -4281,8 +4381,7 @@
           <w:numId w:val="18"/>
         </w:numPr>
         <w:spacing w:after="0" w:line="360" w:lineRule="auto"/>
-        <w:ind w:left="180" w:hanging="180"/>
-        <w:jc w:val="both"/>
+        <w:ind w:left="360"/>
         <w:rPr>
           <w:rFonts w:eastAsia="Times New Roman" w:cs="Times New Roman"/>
           <w:szCs w:val="24"/>
@@ -4293,14 +4392,7 @@
           <w:rFonts w:eastAsia="Times New Roman" w:cs="Times New Roman"/>
           <w:szCs w:val="24"/>
         </w:rPr>
-        <w:t>To create a das</w:t>
-      </w:r>
-      <w:r>
-        <w:rPr>
-          <w:rFonts w:eastAsia="Times New Roman" w:cs="Times New Roman"/>
-          <w:szCs w:val="24"/>
-        </w:rPr>
-        <w:t>hboard that provides easy access to gameplay, match history, leaderboard and user options.</w:t>
+        <w:t>To use file handling for storing player records, maintaining match history, and displaying scoreboards.</w:t>
       </w:r>
     </w:p>
     <w:p>
@@ -4311,117 +4403,36 @@
           <w:numId w:val="18"/>
         </w:numPr>
         <w:spacing w:after="0" w:line="360" w:lineRule="auto"/>
-        <w:ind w:left="180" w:hanging="180"/>
+        <w:ind w:left="360"/>
+        <w:rPr>
+          <w:rFonts w:eastAsia="Times New Roman" w:cs="Times New Roman"/>
+          <w:szCs w:val="24"/>
+        </w:rPr>
+      </w:pPr>
+      <w:r>
+        <w:rPr>
+          <w:rFonts w:eastAsia="Times New Roman" w:cs="Times New Roman"/>
+          <w:szCs w:val="24"/>
+        </w:rPr>
+        <w:t>Dashboard that provides easy access to gameplay</w:t>
+      </w:r>
+      <w:r>
+        <w:rPr>
+          <w:rFonts w:eastAsia="Times New Roman" w:cs="Times New Roman"/>
+          <w:szCs w:val="24"/>
+        </w:rPr>
+        <w:t>, match history, leaderboard and user options.</w:t>
+      </w:r>
+    </w:p>
+    <w:p>
+      <w:pPr>
+        <w:spacing w:after="0" w:line="360" w:lineRule="auto"/>
         <w:jc w:val="both"/>
         <w:rPr>
           <w:rFonts w:eastAsia="Times New Roman" w:cs="Times New Roman"/>
           <w:szCs w:val="24"/>
         </w:rPr>
       </w:pPr>
-      <w:r>
-        <w:rPr>
-          <w:rFonts w:eastAsia="Times New Roman" w:cs="Times New Roman"/>
-          <w:szCs w:val="24"/>
-        </w:rPr>
-        <w:t xml:space="preserve"> To implement user registration and login functionality</w:t>
-      </w:r>
-      <w:r>
-        <w:rPr>
-          <w:rFonts w:eastAsia="Times New Roman" w:cs="Times New Roman"/>
-          <w:szCs w:val="24"/>
-        </w:rPr>
-        <w:t>.</w:t>
-      </w:r>
-    </w:p>
-    <w:p>
-      <w:pPr>
-        <w:pStyle w:val="ListParagraph"/>
-        <w:numPr>
-          <w:ilvl w:val="0"/>
-          <w:numId w:val="18"/>
-        </w:numPr>
-        <w:spacing w:line="360" w:lineRule="auto"/>
-        <w:ind w:left="180" w:hanging="180"/>
-        <w:jc w:val="both"/>
-        <w:rPr>
-          <w:rFonts w:eastAsia="Times New Roman" w:cs="Times New Roman"/>
-          <w:szCs w:val="24"/>
-          <w:lang w:val="en-US"/>
-        </w:rPr>
-      </w:pPr>
-      <w:r>
-        <w:rPr>
-          <w:rFonts w:eastAsia="Times New Roman" w:cs="Times New Roman"/>
-          <w:szCs w:val="24"/>
-          <w:lang w:val="en-US"/>
-        </w:rPr>
-        <w:t>T</w:t>
-      </w:r>
-      <w:r>
-        <w:rPr>
-          <w:rFonts w:eastAsia="Times New Roman" w:cs="Times New Roman"/>
-          <w:szCs w:val="24"/>
-          <w:lang w:val="en-US"/>
-        </w:rPr>
-        <w:t xml:space="preserve">o ensure accurate game result calculation. </w:t>
-      </w:r>
-    </w:p>
-    <w:p>
-      <w:pPr>
-        <w:pStyle w:val="ListParagraph"/>
-        <w:numPr>
-          <w:ilvl w:val="0"/>
-          <w:numId w:val="18"/>
-        </w:numPr>
-        <w:spacing w:after="0" w:line="360" w:lineRule="auto"/>
-        <w:ind w:left="180" w:hanging="180"/>
-        <w:jc w:val="both"/>
-        <w:rPr>
-          <w:rFonts w:eastAsia="Times New Roman" w:cs="Times New Roman"/>
-          <w:szCs w:val="24"/>
-        </w:rPr>
-      </w:pPr>
-      <w:r>
-        <w:rPr>
-          <w:rFonts w:eastAsia="Times New Roman" w:cs="Times New Roman"/>
-          <w:szCs w:val="24"/>
-          <w:lang w:val="en-US"/>
-        </w:rPr>
-        <w:t>To provide a simple and user-friendly interface.</w:t>
-      </w:r>
-    </w:p>
-    <w:p>
-      <w:pPr>
-        <w:pStyle w:val="ListParagraph"/>
-        <w:numPr>
-          <w:ilvl w:val="0"/>
-          <w:numId w:val="18"/>
-        </w:numPr>
-        <w:tabs>
-          <w:tab w:val="left" w:pos="180"/>
-        </w:tabs>
-        <w:spacing w:after="0" w:line="360" w:lineRule="auto"/>
-        <w:ind w:left="360"/>
-        <w:jc w:val="both"/>
-        <w:rPr>
-          <w:rFonts w:eastAsia="Times New Roman" w:cs="Times New Roman"/>
-          <w:szCs w:val="24"/>
-        </w:rPr>
-      </w:pPr>
-      <w:r>
-        <w:rPr>
-          <w:rFonts w:eastAsia="Times New Roman" w:cs="Times New Roman"/>
-          <w:szCs w:val="24"/>
-        </w:rPr>
-        <w:t>To use file handling for storing player records, maintaining match history</w:t>
-      </w:r>
-      <w:r>
-        <w:rPr>
-          <w:rFonts w:eastAsia="Times New Roman" w:cs="Times New Roman"/>
-          <w:szCs w:val="24"/>
-        </w:rPr>
-        <w:t>.</w:t>
-      </w:r>
     </w:p>
     <w:p>
       <w:r>
@@ -4449,6 +4460,7 @@
           <w:numId w:val="44"/>
         </w:numPr>
         <w:spacing w:after="0" w:line="360" w:lineRule="auto"/>
+        <w:ind w:left="360"/>
         <w:jc w:val="both"/>
       </w:pPr>
       <w:bookmarkStart w:id="6" w:name="_Toc232570757"/>
@@ -4545,6 +4557,7 @@
           <w:numId w:val="44"/>
         </w:numPr>
         <w:spacing w:before="0" w:after="0" w:line="360" w:lineRule="auto"/>
+        <w:ind w:left="360"/>
         <w:jc w:val="both"/>
       </w:pPr>
       <w:bookmarkStart w:id="7" w:name="_Toc232570758"/>
@@ -6551,6 +6564,7 @@
           <w:numId w:val="44"/>
         </w:numPr>
         <w:spacing w:after="0" w:line="360" w:lineRule="auto"/>
+        <w:ind w:left="360"/>
         <w:jc w:val="both"/>
       </w:pPr>
       <w:bookmarkStart w:id="13" w:name="_Toc232570764"/>
@@ -6631,7 +6645,7 @@
           <w:szCs w:val="24"/>
         </w:rPr>
       </w:pPr>
-      <w:bookmarkStart w:id="14" w:name="_Toc232571316"/>
+      <w:bookmarkStart w:id="14" w:name="_Toc232590305"/>
       <w:r>
         <w:rPr>
           <w:i w:val="0"/>
@@ -6823,7 +6837,7 @@
           <w:szCs w:val="24"/>
         </w:rPr>
       </w:pPr>
-      <w:bookmarkStart w:id="15" w:name="_Toc232571317"/>
+      <w:bookmarkStart w:id="15" w:name="_Toc232590306"/>
       <w:r>
         <w:rPr>
           <w:i w:val="0"/>
@@ -6969,7 +6983,7 @@
           <w:szCs w:val="24"/>
         </w:rPr>
       </w:pPr>
-      <w:bookmarkStart w:id="16" w:name="_Toc232571318"/>
+      <w:bookmarkStart w:id="16" w:name="_Toc232590307"/>
       <w:r>
         <w:rPr>
           <w:i w:val="0"/>
@@ -7133,7 +7147,7 @@
           <w:szCs w:val="24"/>
         </w:rPr>
       </w:pPr>
-      <w:bookmarkStart w:id="17" w:name="_Toc232571319"/>
+      <w:bookmarkStart w:id="17" w:name="_Toc232590308"/>
       <w:r>
         <w:rPr>
           <w:i w:val="0"/>
@@ -7195,7 +7209,6 @@
         </w:rPr>
         <w:fldChar w:fldCharType="end"/>
       </w:r>
-      <w:proofErr w:type="spellStart"/>
       <w:r>
         <w:rPr>
           <w:i w:val="0"/>
@@ -7204,10 +7217,77 @@
           <w:sz w:val="24"/>
           <w:szCs w:val="24"/>
         </w:rPr>
-        <w:t>Multiplayer</w:t>
-      </w:r>
-      <w:proofErr w:type="spellEnd"/>
-      <w:r>
+        <w:t>Multiplayer Gameplay Flowchart</w:t>
+      </w:r>
+      <w:bookmarkEnd w:id="17"/>
+    </w:p>
+    <w:p>
+      <w:pPr>
+        <w:pStyle w:val="Caption"/>
+        <w:rPr>
+          <w:i w:val="0"/>
+          <w:color w:val="auto"/>
+          <w:sz w:val="24"/>
+          <w:szCs w:val="24"/>
+        </w:rPr>
+      </w:pPr>
+    </w:p>
+    <w:p>
+      <w:pPr>
+        <w:keepNext/>
+      </w:pPr>
+      <w:r>
+        <w:rPr>
+          <w:noProof/>
+        </w:rPr>
+        <w:lastRenderedPageBreak/>
+        <w:drawing>
+          <wp:inline distT="0" distB="0" distL="0" distR="0" wp14:anchorId="119B8F6E" wp14:editId="4C521896">
+            <wp:extent cx="3721100" cy="5136543"/>
+            <wp:effectExtent l="0" t="0" r="0" b="6985"/>
+            <wp:docPr id="1927568087" name="Picture 4"/>
+            <wp:cNvGraphicFramePr>
+              <a:graphicFrameLocks xmlns:a="http://schemas.openxmlformats.org/drawingml/2006/main" noChangeAspect="1"/>
+            </wp:cNvGraphicFramePr>
+            <a:graphic xmlns:a="http://schemas.openxmlformats.org/drawingml/2006/main">
+              <a:graphicData uri="http://schemas.openxmlformats.org/drawingml/2006/picture">
+                <pic:pic xmlns:pic="http://schemas.openxmlformats.org/drawingml/2006/picture">
+                  <pic:nvPicPr>
+                    <pic:cNvPr id="1927568087" name="Picture 1927568087"/>
+                    <pic:cNvPicPr/>
+                  </pic:nvPicPr>
+                  <pic:blipFill>
+                    <a:blip r:embed="rId16">
+                      <a:extLst>
+                        <a:ext uri="{28A0092B-C50C-407E-A947-70E740481C1C}">
+                          <a14:useLocalDpi xmlns:a14="http://schemas.microsoft.com/office/drawing/2010/main" val="0"/>
+                        </a:ext>
+                      </a:extLst>
+                    </a:blip>
+                    <a:stretch>
+                      <a:fillRect/>
+                    </a:stretch>
+                  </pic:blipFill>
+                  <pic:spPr>
+                    <a:xfrm>
+                      <a:off x="0" y="0"/>
+                      <a:ext cx="3721676" cy="5137338"/>
+                    </a:xfrm>
+                    <a:prstGeom prst="rect">
+                      <a:avLst/>
+                    </a:prstGeom>
+                  </pic:spPr>
+                </pic:pic>
+              </a:graphicData>
+            </a:graphic>
+          </wp:inline>
+        </w:drawing>
+      </w:r>
+    </w:p>
+    <w:p>
+      <w:pPr>
+        <w:pStyle w:val="Caption"/>
+        <w:jc w:val="center"/>
         <w:rPr>
           <w:i w:val="0"/>
           <w:iCs w:val="0"/>
@@ -7215,20 +7295,80 @@
           <w:sz w:val="24"/>
           <w:szCs w:val="24"/>
         </w:rPr>
-        <w:t xml:space="preserve"> Gameplay Flowchart</w:t>
-      </w:r>
-      <w:bookmarkEnd w:id="17"/>
-    </w:p>
-    <w:p>
-      <w:pPr>
-        <w:pStyle w:val="Caption"/>
+      </w:pPr>
+      <w:bookmarkStart w:id="18" w:name="_Toc232590309"/>
+      <w:r>
         <w:rPr>
           <w:i w:val="0"/>
-          <w:color w:val="auto"/>
+          <w:iCs w:val="0"/>
+          <w:color w:val="000000" w:themeColor="text1"/>
           <w:sz w:val="24"/>
           <w:szCs w:val="24"/>
         </w:rPr>
-      </w:pPr>
+        <w:t xml:space="preserve">Figure </w:t>
+      </w:r>
+      <w:r>
+        <w:rPr>
+          <w:i w:val="0"/>
+          <w:iCs w:val="0"/>
+          <w:color w:val="000000" w:themeColor="text1"/>
+          <w:sz w:val="24"/>
+          <w:szCs w:val="24"/>
+        </w:rPr>
+        <w:fldChar w:fldCharType="begin"/>
+      </w:r>
+      <w:r>
+        <w:rPr>
+          <w:i w:val="0"/>
+          <w:iCs w:val="0"/>
+          <w:color w:val="000000" w:themeColor="text1"/>
+          <w:sz w:val="24"/>
+          <w:szCs w:val="24"/>
+        </w:rPr>
+        <w:instrText xml:space="preserve"> SEQ Figure \* ARABIC </w:instrText>
+      </w:r>
+      <w:r>
+        <w:rPr>
+          <w:i w:val="0"/>
+          <w:iCs w:val="0"/>
+          <w:color w:val="000000" w:themeColor="text1"/>
+          <w:sz w:val="24"/>
+          <w:szCs w:val="24"/>
+        </w:rPr>
+        <w:fldChar w:fldCharType="separate"/>
+      </w:r>
+      <w:r>
+        <w:rPr>
+          <w:i w:val="0"/>
+          <w:iCs w:val="0"/>
+          <w:noProof/>
+          <w:color w:val="000000" w:themeColor="text1"/>
+          <w:sz w:val="24"/>
+          <w:szCs w:val="24"/>
+        </w:rPr>
+        <w:t>5</w:t>
+      </w:r>
+      <w:r>
+        <w:rPr>
+          <w:i w:val="0"/>
+          <w:iCs w:val="0"/>
+          <w:color w:val="000000" w:themeColor="text1"/>
+          <w:sz w:val="24"/>
+          <w:szCs w:val="24"/>
+        </w:rPr>
+        <w:fldChar w:fldCharType="end"/>
+      </w:r>
+      <w:r>
+        <w:rPr>
+          <w:i w:val="0"/>
+          <w:iCs w:val="0"/>
+          <w:color w:val="000000" w:themeColor="text1"/>
+          <w:sz w:val="24"/>
+          <w:szCs w:val="24"/>
+        </w:rPr>
+        <w:t xml:space="preserve"> Use case diagram</w:t>
+      </w:r>
+      <w:bookmarkEnd w:id="18"/>
     </w:p>
     <w:p>
       <w:r>
@@ -7243,14 +7383,15 @@
           <w:numId w:val="44"/>
         </w:numPr>
         <w:spacing w:before="0" w:after="0" w:line="360" w:lineRule="auto"/>
+        <w:ind w:left="360"/>
         <w:jc w:val="both"/>
       </w:pPr>
-      <w:bookmarkStart w:id="18" w:name="_Toc232570765"/>
+      <w:bookmarkStart w:id="19" w:name="_Toc232570765"/>
       <w:r>
         <w:lastRenderedPageBreak/>
         <w:t>Development</w:t>
       </w:r>
-      <w:bookmarkEnd w:id="18"/>
+      <w:bookmarkEnd w:id="19"/>
     </w:p>
     <w:p>
       <w:pPr>
@@ -7585,7 +7726,7 @@
                     </pic:cNvPicPr>
                   </pic:nvPicPr>
                   <pic:blipFill>
-                    <a:blip r:embed="rId16">
+                    <a:blip r:embed="rId17">
                       <a:extLst>
                         <a:ext uri="{28A0092B-C50C-407E-A947-70E740481C1C}">
                           <a14:useLocalDpi xmlns:a14="http://schemas.microsoft.com/office/drawing/2010/main" val="0"/>
@@ -7629,7 +7770,7 @@
           <w:szCs w:val="24"/>
         </w:rPr>
       </w:pPr>
-      <w:bookmarkStart w:id="19" w:name="_Toc232571320"/>
+      <w:bookmarkStart w:id="20" w:name="_Toc232590310"/>
       <w:r>
         <w:rPr>
           <w:i w:val="0"/>
@@ -7679,7 +7820,7 @@
           <w:sz w:val="24"/>
           <w:szCs w:val="24"/>
         </w:rPr>
-        <w:t>5</w:t>
+        <w:t>6</w:t>
       </w:r>
       <w:r>
         <w:rPr>
@@ -7701,7 +7842,7 @@
         </w:rPr>
         <w:t xml:space="preserve"> Waterfall model</w:t>
       </w:r>
-      <w:bookmarkEnd w:id="19"/>
+      <w:bookmarkEnd w:id="20"/>
     </w:p>
     <w:p>
       <w:pPr>
@@ -7769,7 +7910,7 @@
                     <pic:cNvPicPr/>
                   </pic:nvPicPr>
                   <pic:blipFill>
-                    <a:blip r:embed="rId17">
+                    <a:blip r:embed="rId18">
                       <a:extLst>
                         <a:ext uri="{28A0092B-C50C-407E-A947-70E740481C1C}">
                           <a14:useLocalDpi xmlns:a14="http://schemas.microsoft.com/office/drawing/2010/main" val="0"/>
@@ -7808,7 +7949,7 @@
           <w:szCs w:val="24"/>
         </w:rPr>
       </w:pPr>
-      <w:bookmarkStart w:id="20" w:name="_Toc232571321"/>
+      <w:bookmarkStart w:id="21" w:name="_Toc232590311"/>
       <w:r>
         <w:rPr>
           <w:i w:val="0"/>
@@ -7858,7 +7999,7 @@
           <w:sz w:val="24"/>
           <w:szCs w:val="24"/>
         </w:rPr>
-        <w:t>6</w:t>
+        <w:t>7</w:t>
       </w:r>
       <w:r>
         <w:rPr>
@@ -7880,7 +8021,7 @@
         </w:rPr>
         <w:t xml:space="preserve"> Gantt Chart</w:t>
       </w:r>
-      <w:bookmarkEnd w:id="20"/>
+      <w:bookmarkEnd w:id="21"/>
     </w:p>
     <w:p>
       <w:r>
@@ -8067,7 +8208,7 @@
       </w:pPr>
     </w:p>
     <w:sectPr>
-      <w:footerReference w:type="default" r:id="rId18"/>
+      <w:footerReference w:type="default" r:id="rId19"/>
       <w:pgSz w:w="11906" w:h="16838" w:code="9"/>
       <w:pgMar w:top="1440" w:right="1440" w:bottom="1440" w:left="2160" w:header="720" w:footer="720" w:gutter="0"/>
       <w:cols w:space="720"/>
@@ -14389,6 +14530,7 @@
     <w:rsid w:val="003212F4"/>
     <w:rsid w:val="0035202E"/>
     <w:rsid w:val="003708ED"/>
+    <w:rsid w:val="003A7737"/>
     <w:rsid w:val="005047B6"/>
     <w:rsid w:val="00572B42"/>
     <w:rsid w:val="00586AAF"/>
@@ -14399,6 +14541,7 @@
     <w:rsid w:val="00806FB8"/>
     <w:rsid w:val="008A5352"/>
     <w:rsid w:val="009308D6"/>
+    <w:rsid w:val="00931747"/>
     <w:rsid w:val="00A65D08"/>
     <w:rsid w:val="00A65DB8"/>
     <w:rsid w:val="00B43994"/>
@@ -14412,6 +14555,8 @@
     <w:rsid w:val="00DA309B"/>
     <w:rsid w:val="00DD3B45"/>
     <w:rsid w:val="00DF390D"/>
+    <w:rsid w:val="00E64B65"/>
+    <w:rsid w:val="00E7419B"/>
     <w:rsid w:val="00ED5739"/>
     <w:rsid w:val="00F530A9"/>
     <w:rsid w:val="00F97161"/>

--- a/final project report.docx
+++ b/final project report.docx
@@ -1,6 +1,6 @@
 
 <file path=word/document.xml><?xml version="1.0" encoding="utf-8"?>
-<w:document xmlns:wpc="http://schemas.microsoft.com/office/word/2010/wordprocessingCanvas" xmlns:cx="http://schemas.microsoft.com/office/drawing/2014/chartex" xmlns:cx1="http://schemas.microsoft.com/office/drawing/2015/9/8/chartex" xmlns:cx2="http://schemas.microsoft.com/office/drawing/2015/10/21/chartex" xmlns:cx3="http://schemas.microsoft.com/office/drawing/2016/5/9/chartex" xmlns:cx4="http://schemas.microsoft.com/office/drawing/2016/5/10/chartex" xmlns:cx5="http://schemas.microsoft.com/office/drawing/2016/5/11/chartex" xmlns:cx6="http://schemas.microsoft.com/office/drawing/2016/5/12/chartex" xmlns:cx7="http://schemas.microsoft.com/office/drawing/2016/5/13/chartex" xmlns:cx8="http://schemas.microsoft.com/office/drawing/2016/5/14/chartex" xmlns:mc="http://schemas.openxmlformats.org/markup-compatibility/2006" xmlns:aink="http://schemas.microsoft.com/office/drawing/2016/ink" xmlns:am3d="http://schemas.microsoft.com/office/drawing/2017/model3d" xmlns:o="urn:schemas-microsoft-com:office:office" xmlns:oel="http://schemas.microsoft.com/office/2019/extlst" xmlns:r="http://schemas.openxmlformats.org/officeDocument/2006/relationships" xmlns:m="http://schemas.openxmlformats.org/officeDocument/2006/math" xmlns:v="urn:schemas-microsoft-com:vml" xmlns:wp14="http://schemas.microsoft.com/office/word/2010/wordprocessingDrawing" xmlns:wp="http://schemas.openxmlformats.org/drawingml/2006/wordprocessingDrawing" xmlns:w10="urn:schemas-microsoft-com:office:word" xmlns:w="http://schemas.openxmlformats.org/wordprocessingml/2006/main" xmlns:w14="http://schemas.microsoft.com/office/word/2010/wordml" xmlns:w15="http://schemas.microsoft.com/office/word/2012/wordml" xmlns:w16cex="http://schemas.microsoft.com/office/word/2018/wordml/cex" xmlns:w16cid="http://schemas.microsoft.com/office/word/2016/wordml/cid" xmlns:w16="http://schemas.microsoft.com/office/word/2018/wordml" xmlns:w16du="http://schemas.microsoft.com/office/word/2023/wordml/word16du" xmlns:w16sdtdh="http://schemas.microsoft.com/office/word/2020/wordml/sdtdatahash" xmlns:w16sdtfl="http://schemas.microsoft.com/office/word/2024/wordml/sdtformatlock" xmlns:w16se="http://schemas.microsoft.com/office/word/2015/wordml/symex" xmlns:wpg="http://schemas.microsoft.com/office/word/2010/wordprocessingGroup" xmlns:wpi="http://schemas.microsoft.com/office/word/2010/wordprocessingInk" xmlns:wne="http://schemas.microsoft.com/office/word/2006/wordml" xmlns:wps="http://schemas.microsoft.com/office/word/2010/wordprocessingShape" mc:Ignorable="w14 w15 w16se w16cid w16 w16cex w16sdtdh w16sdtfl w16du wp14">
+<w:document xmlns:wpc="http://schemas.microsoft.com/office/word/2010/wordprocessingCanvas" xmlns:mc="http://schemas.openxmlformats.org/markup-compatibility/2006" xmlns:o="urn:schemas-microsoft-com:office:office" xmlns:r="http://schemas.openxmlformats.org/officeDocument/2006/relationships" xmlns:m="http://schemas.openxmlformats.org/officeDocument/2006/math" xmlns:v="urn:schemas-microsoft-com:vml" xmlns:wp14="http://schemas.microsoft.com/office/word/2010/wordprocessingDrawing" xmlns:wp="http://schemas.openxmlformats.org/drawingml/2006/wordprocessingDrawing" xmlns:w10="urn:schemas-microsoft-com:office:word" xmlns:w="http://schemas.openxmlformats.org/wordprocessingml/2006/main" xmlns:w14="http://schemas.microsoft.com/office/word/2010/wordml" xmlns:w15="http://schemas.microsoft.com/office/word/2012/wordml" xmlns:wpg="http://schemas.microsoft.com/office/word/2010/wordprocessingGroup" xmlns:wpi="http://schemas.microsoft.com/office/word/2010/wordprocessingInk" xmlns:wne="http://schemas.microsoft.com/office/word/2006/wordml" xmlns:wps="http://schemas.microsoft.com/office/word/2010/wordprocessingShape" mc:Ignorable="w14 w15 wp14">
   <w:body>
     <w:p>
       <w:pPr>
@@ -110,7 +110,6 @@
         </w:rPr>
         <w:tab/>
       </w:r>
-      <w:proofErr w:type="gramStart"/>
       <w:r>
         <w:rPr>
           <w:rFonts w:cs="Times New Roman"/>
@@ -139,18 +138,7 @@
           <w:sz w:val="28"/>
           <w:szCs w:val="28"/>
         </w:rPr>
-        <w:t>,</w:t>
-      </w:r>
-      <w:proofErr w:type="gramEnd"/>
-      <w:r>
-        <w:rPr>
-          <w:rFonts w:cs="Times New Roman"/>
-          <w:b/>
-          <w:bCs/>
-          <w:sz w:val="28"/>
-          <w:szCs w:val="28"/>
-        </w:rPr>
-        <w:t xml:space="preserve"> Pokhara</w:t>
+        <w:t>, Pokhara</w:t>
       </w:r>
       <w:r>
         <w:rPr>
@@ -272,6 +260,7 @@
           <w:dataBinding w:prefixMappings="xmlns:ns0='http://purl.org/dc/elements/1.1/' xmlns:ns1='http://schemas.openxmlformats.org/package/2006/metadata/core-properties' " w:xpath="/ns1:coreProperties[1]/ns0:title[1]" w:storeItemID="{6C3C8BC8-F283-45AE-878A-BAB7291924A1}"/>
           <w:text/>
         </w:sdtPr>
+        <w:sdtEndPr/>
         <w:sdtContent>
           <w:r>
             <w:rPr>
@@ -435,7 +424,7 @@
               </wp:inline>
             </w:drawing>
           </mc:Choice>
-          <mc:Fallback>
+          <mc:Fallback xmlns:w16se="http://schemas.microsoft.com/office/word/2015/wordml/symex" xmlns:w16sdtfl="http://schemas.microsoft.com/office/word/2024/wordml/sdtformatlock" xmlns:w16sdtdh="http://schemas.microsoft.com/office/word/2020/wordml/sdtdatahash" xmlns:w16du="http://schemas.microsoft.com/office/word/2023/wordml/word16du" xmlns:w16="http://schemas.microsoft.com/office/word/2018/wordml" xmlns:w16cid="http://schemas.microsoft.com/office/word/2016/wordml/cid" xmlns:w16cex="http://schemas.microsoft.com/office/word/2018/wordml/cex" xmlns:oel="http://schemas.microsoft.com/office/2019/extlst" xmlns:am3d="http://schemas.microsoft.com/office/drawing/2017/model3d" xmlns:aink="http://schemas.microsoft.com/office/drawing/2016/ink" xmlns:cx8="http://schemas.microsoft.com/office/drawing/2016/5/14/chartex" xmlns:cx7="http://schemas.microsoft.com/office/drawing/2016/5/13/chartex" xmlns:cx6="http://schemas.microsoft.com/office/drawing/2016/5/12/chartex" xmlns:cx5="http://schemas.microsoft.com/office/drawing/2016/5/11/chartex" xmlns:cx4="http://schemas.microsoft.com/office/drawing/2016/5/10/chartex" xmlns:cx3="http://schemas.microsoft.com/office/drawing/2016/5/9/chartex" xmlns:cx2="http://schemas.microsoft.com/office/drawing/2015/10/21/chartex" xmlns:cx1="http://schemas.microsoft.com/office/drawing/2015/9/8/chartex" xmlns:cx="http://schemas.microsoft.com/office/drawing/2014/chartex">
             <w:pict>
               <v:group w14:anchorId="5F28FB87" id="Group 5" o:spid="_x0000_s1026" style="width:43.55pt;height:123.05pt;mso-position-horizontal-relative:char;mso-position-vertical-relative:line" coordsize="6762,16097" o:gfxdata="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">
                 <v:line id="Straight Connector 2" o:spid="_x0000_s1027" style="position:absolute;visibility:visible;mso-wrap-style:square" from="3333,0" to="3333,16097" o:connectortype="straight" o:gfxdata="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" strokecolor="black [3200]" strokeweight="2.5pt">
@@ -695,7 +684,6 @@
                 <w:szCs w:val="24"/>
               </w:rPr>
             </w:pPr>
-            <w:proofErr w:type="spellStart"/>
             <w:r>
               <w:rPr>
                 <w:rFonts w:cs="Times New Roman"/>
@@ -703,17 +691,7 @@
                 <w:bCs/>
                 <w:szCs w:val="24"/>
               </w:rPr>
-              <w:t>P.U</w:t>
-            </w:r>
-            <w:proofErr w:type="spellEnd"/>
-            <w:r>
-              <w:rPr>
-                <w:rFonts w:cs="Times New Roman"/>
-                <w:b/>
-                <w:bCs/>
-                <w:szCs w:val="24"/>
-              </w:rPr>
-              <w:t>. Registration Number</w:t>
+              <w:t>P.U. Registration Number</w:t>
             </w:r>
           </w:p>
         </w:tc>
@@ -928,7 +906,6 @@
           <w:szCs w:val="24"/>
         </w:rPr>
       </w:pPr>
-      <w:proofErr w:type="spellStart"/>
       <w:r>
         <w:rPr>
           <w:rFonts w:cs="Times New Roman"/>
@@ -973,18 +950,7 @@
           <w:noProof/>
           <w:szCs w:val="24"/>
         </w:rPr>
-        <w:t>18</w:t>
-      </w:r>
-      <w:proofErr w:type="spellEnd"/>
-      <w:r>
-        <w:rPr>
-          <w:rFonts w:cs="Times New Roman"/>
-          <w:b/>
-          <w:bCs/>
-          <w:noProof/>
-          <w:szCs w:val="24"/>
-        </w:rPr>
-        <w:t>/06/2026</w:t>
+        <w:t>01/07/2026</w:t>
       </w:r>
       <w:r>
         <w:rPr>
@@ -1169,7 +1135,6 @@
           <w:sz w:val="32"/>
           <w:szCs w:val="32"/>
         </w:rPr>
-        <w:lastRenderedPageBreak/>
         <w:t>Declaration for</w:t>
       </w:r>
     </w:p>
@@ -1193,8 +1158,6 @@
         </w:rPr>
         <w:t>“</w:t>
       </w:r>
-      <w:proofErr w:type="spellStart"/>
-      <w:proofErr w:type="gramStart"/>
       <w:r>
         <w:rPr>
           <w:rFonts w:cs="Times New Roman"/>
@@ -1202,9 +1165,8 @@
           <w:sz w:val="32"/>
           <w:szCs w:val="32"/>
         </w:rPr>
-        <w:t>Rock,Paper</w:t>
-      </w:r>
-      <w:proofErr w:type="gramEnd"/>
+        <w:t>Rock,Paper,Scissor</w:t>
+      </w:r>
       <w:r>
         <w:rPr>
           <w:rFonts w:cs="Times New Roman"/>
@@ -1212,16 +1174,6 @@
           <w:sz w:val="32"/>
           <w:szCs w:val="32"/>
         </w:rPr>
-        <w:t>,Scissor</w:t>
-      </w:r>
-      <w:proofErr w:type="spellEnd"/>
-      <w:r>
-        <w:rPr>
-          <w:rFonts w:cs="Times New Roman"/>
-          <w:b/>
-          <w:sz w:val="32"/>
-          <w:szCs w:val="32"/>
-        </w:rPr>
         <w:t>”</w:t>
       </w:r>
     </w:p>
@@ -1384,21 +1336,12 @@
           <w:szCs w:val="24"/>
         </w:rPr>
       </w:pPr>
-      <w:proofErr w:type="gramStart"/>
       <w:r>
         <w:rPr>
           <w:rFonts w:cs="Times New Roman"/>
           <w:szCs w:val="24"/>
         </w:rPr>
-        <w:t>Date:_</w:t>
-      </w:r>
-      <w:proofErr w:type="gramEnd"/>
-      <w:r>
-        <w:rPr>
-          <w:rFonts w:cs="Times New Roman"/>
-          <w:szCs w:val="24"/>
-        </w:rPr>
-        <w:t>___ / ____ / ________</w:t>
+        <w:t>Date:____ / ____ / ________</w:t>
       </w:r>
     </w:p>
     <w:p>
@@ -1428,7 +1371,6 @@
           <w:sz w:val="28"/>
           <w:szCs w:val="24"/>
         </w:rPr>
-        <w:lastRenderedPageBreak/>
         <w:t>Supervisor</w:t>
       </w:r>
       <w:r>
@@ -1466,32 +1408,28 @@
         </w:rPr>
         <w:t>I hereby recommend that this project entitled “</w:t>
       </w:r>
-      <w:proofErr w:type="spellStart"/>
-      <w:proofErr w:type="gramStart"/>
       <w:r>
         <w:rPr>
           <w:rFonts w:cs="Times New Roman"/>
           <w:b/>
           <w:szCs w:val="24"/>
         </w:rPr>
-        <w:t>Rock,Paper</w:t>
-      </w:r>
-      <w:proofErr w:type="gramEnd"/>
+        <w:t>Rock,Paper,Scissor</w:t>
+      </w:r>
+      <w:r>
+        <w:rPr>
+          <w:rFonts w:cs="Times New Roman"/>
+          <w:szCs w:val="24"/>
+        </w:rPr>
+        <w:t xml:space="preserve">” is done under my supervision by </w:t>
+      </w:r>
       <w:r>
         <w:rPr>
           <w:rFonts w:cs="Times New Roman"/>
           <w:b/>
           <w:szCs w:val="24"/>
         </w:rPr>
-        <w:t>,Scissor</w:t>
-      </w:r>
-      <w:proofErr w:type="spellEnd"/>
-      <w:r>
-        <w:rPr>
-          <w:rFonts w:cs="Times New Roman"/>
-          <w:szCs w:val="24"/>
-        </w:rPr>
-        <w:t xml:space="preserve">” is done under my supervision by </w:t>
+        <w:t xml:space="preserve">Divya Sharma </w:t>
       </w:r>
       <w:r>
         <w:rPr>
@@ -1499,7 +1437,7 @@
           <w:b/>
           <w:szCs w:val="24"/>
         </w:rPr>
-        <w:t xml:space="preserve">Divya Sharma </w:t>
+        <w:t>and</w:t>
       </w:r>
       <w:r>
         <w:rPr>
@@ -1507,7 +1445,7 @@
           <w:b/>
           <w:szCs w:val="24"/>
         </w:rPr>
-        <w:t>and</w:t>
+        <w:t xml:space="preserve"> S</w:t>
       </w:r>
       <w:r>
         <w:rPr>
@@ -1515,7 +1453,21 @@
           <w:b/>
           <w:szCs w:val="24"/>
         </w:rPr>
-        <w:t xml:space="preserve"> S</w:t>
+        <w:t xml:space="preserve">abina Puwanli </w:t>
+      </w:r>
+      <w:r>
+        <w:rPr>
+          <w:rFonts w:cs="Times New Roman"/>
+          <w:szCs w:val="24"/>
+        </w:rPr>
+        <w:t xml:space="preserve">during their </w:t>
+      </w:r>
+      <w:r>
+        <w:rPr>
+          <w:rFonts w:cs="Times New Roman"/>
+          <w:szCs w:val="24"/>
+        </w:rPr>
+        <w:t>2nd</w:t>
       </w:r>
       <w:r>
         <w:rPr>
@@ -1523,21 +1475,56 @@
           <w:b/>
           <w:szCs w:val="24"/>
         </w:rPr>
-        <w:t xml:space="preserve">abina Puwanli </w:t>
+        <w:t xml:space="preserve"> </w:t>
       </w:r>
       <w:r>
         <w:rPr>
           <w:rFonts w:cs="Times New Roman"/>
           <w:szCs w:val="24"/>
         </w:rPr>
-        <w:t xml:space="preserve">during their </w:t>
+        <w:t xml:space="preserve">Semester in partial </w:t>
       </w:r>
       <w:r>
         <w:rPr>
           <w:rFonts w:cs="Times New Roman"/>
           <w:szCs w:val="24"/>
         </w:rPr>
-        <w:t>2nd</w:t>
+        <w:t>fulfilment</w:t>
+      </w:r>
+      <w:r>
+        <w:rPr>
+          <w:rFonts w:cs="Times New Roman"/>
+          <w:szCs w:val="24"/>
+        </w:rPr>
+        <w:t xml:space="preserve"> of the requirements for the degree of</w:t>
+      </w:r>
+      <w:r>
+        <w:rPr>
+          <w:rFonts w:cs="Times New Roman"/>
+          <w:szCs w:val="24"/>
+        </w:rPr>
+        <w:t xml:space="preserve"> Bachelor of Computer Application</w:t>
+      </w:r>
+      <w:r>
+        <w:rPr>
+          <w:rFonts w:cs="Times New Roman"/>
+          <w:szCs w:val="24"/>
+        </w:rPr>
+        <w:t xml:space="preserve"> (BCA)</w:t>
+      </w:r>
+      <w:r>
+        <w:rPr>
+          <w:rFonts w:cs="Times New Roman"/>
+          <w:szCs w:val="24"/>
+        </w:rPr>
+        <w:t xml:space="preserve"> </w:t>
+      </w:r>
+      <w:r>
+        <w:rPr>
+          <w:rFonts w:cs="Times New Roman"/>
+          <w:szCs w:val="24"/>
+        </w:rPr>
+        <w:t xml:space="preserve"> under </w:t>
       </w:r>
       <w:r>
         <w:rPr>
@@ -1545,87 +1532,60 @@
           <w:b/>
           <w:szCs w:val="24"/>
         </w:rPr>
-        <w:t xml:space="preserve"> </w:t>
+        <w:t>Pokhara University</w:t>
       </w:r>
       <w:r>
         <w:rPr>
           <w:rFonts w:cs="Times New Roman"/>
           <w:szCs w:val="24"/>
         </w:rPr>
-        <w:t xml:space="preserve">Semester in partial </w:t>
-      </w:r>
-      <w:r>
+        <w:t xml:space="preserve"> is completed to my satisfaction and be processed for final evaluation.</w:t>
+      </w:r>
+    </w:p>
+    <w:p>
+      <w:pPr>
+        <w:spacing w:after="0" w:line="360" w:lineRule="auto"/>
+        <w:jc w:val="both"/>
         <w:rPr>
           <w:rFonts w:cs="Times New Roman"/>
           <w:szCs w:val="24"/>
         </w:rPr>
-        <w:t>fulfilment</w:t>
-      </w:r>
-      <w:r>
+      </w:pPr>
+    </w:p>
+    <w:p>
+      <w:pPr>
+        <w:spacing w:after="0" w:line="360" w:lineRule="auto"/>
+        <w:jc w:val="both"/>
         <w:rPr>
           <w:rFonts w:cs="Times New Roman"/>
           <w:szCs w:val="24"/>
         </w:rPr>
-        <w:t xml:space="preserve"> of the requirements for the degree of</w:t>
-      </w:r>
+      </w:pPr>
       <w:r>
         <w:rPr>
           <w:rFonts w:cs="Times New Roman"/>
           <w:szCs w:val="24"/>
         </w:rPr>
-        <w:t xml:space="preserve"> Bachelor of Computer Application</w:t>
-      </w:r>
-      <w:r>
-        <w:rPr>
-          <w:rFonts w:cs="Times New Roman"/>
-          <w:szCs w:val="24"/>
-        </w:rPr>
-        <w:t xml:space="preserve"> (</w:t>
-      </w:r>
-      <w:proofErr w:type="gramStart"/>
-      <w:r>
-        <w:rPr>
-          <w:rFonts w:cs="Times New Roman"/>
-          <w:szCs w:val="24"/>
-        </w:rPr>
-        <w:t>BCA)</w:t>
-      </w:r>
-      <w:r>
-        <w:rPr>
-          <w:rFonts w:cs="Times New Roman"/>
-          <w:szCs w:val="24"/>
-        </w:rPr>
-        <w:t xml:space="preserve"> </w:t>
-      </w:r>
-      <w:r>
-        <w:rPr>
-          <w:rFonts w:cs="Times New Roman"/>
-          <w:szCs w:val="24"/>
-        </w:rPr>
-        <w:t xml:space="preserve"> under</w:t>
-      </w:r>
-      <w:proofErr w:type="gramEnd"/>
-      <w:r>
-        <w:rPr>
-          <w:rFonts w:cs="Times New Roman"/>
-          <w:szCs w:val="24"/>
-        </w:rPr>
-        <w:t xml:space="preserve"> </w:t>
-      </w:r>
-      <w:r>
+        <w:t>____________________________</w:t>
+      </w:r>
+    </w:p>
+    <w:p>
+      <w:pPr>
+        <w:spacing w:after="0" w:line="360" w:lineRule="auto"/>
+        <w:jc w:val="both"/>
         <w:rPr>
           <w:rFonts w:cs="Times New Roman"/>
           <w:b/>
           <w:szCs w:val="24"/>
         </w:rPr>
-        <w:t>Pokhara University</w:t>
-      </w:r>
+      </w:pPr>
       <w:r>
         <w:rPr>
           <w:rFonts w:cs="Times New Roman"/>
-          <w:szCs w:val="24"/>
-        </w:rPr>
-        <w:t xml:space="preserve"> is completed to my satisfaction and be processed for final evaluation.</w:t>
+          <w:b/>
+          <w:szCs w:val="24"/>
+        </w:rPr>
+        <w:t>Mr.Arpan Pokhrel</w:t>
       </w:r>
     </w:p>
     <w:p>
@@ -1634,6 +1594,7 @@
         <w:jc w:val="both"/>
         <w:rPr>
           <w:rFonts w:cs="Times New Roman"/>
+          <w:b/>
           <w:szCs w:val="24"/>
         </w:rPr>
       </w:pPr>
@@ -1644,15 +1605,17 @@
         <w:jc w:val="both"/>
         <w:rPr>
           <w:rFonts w:cs="Times New Roman"/>
+          <w:bCs/>
           <w:szCs w:val="24"/>
         </w:rPr>
       </w:pPr>
       <w:r>
         <w:rPr>
           <w:rFonts w:cs="Times New Roman"/>
-          <w:szCs w:val="24"/>
-        </w:rPr>
-        <w:t>____________________________</w:t>
+          <w:bCs/>
+          <w:szCs w:val="24"/>
+        </w:rPr>
+        <w:t>Supervisor</w:t>
       </w:r>
     </w:p>
     <w:p>
@@ -1665,26 +1628,6 @@
           <w:szCs w:val="24"/>
         </w:rPr>
       </w:pPr>
-      <w:proofErr w:type="spellStart"/>
-      <w:proofErr w:type="gramStart"/>
-      <w:r>
-        <w:rPr>
-          <w:rFonts w:cs="Times New Roman"/>
-          <w:b/>
-          <w:szCs w:val="24"/>
-        </w:rPr>
-        <w:t>Mr.Arpan</w:t>
-      </w:r>
-      <w:proofErr w:type="spellEnd"/>
-      <w:proofErr w:type="gramEnd"/>
-      <w:r>
-        <w:rPr>
-          <w:rFonts w:cs="Times New Roman"/>
-          <w:b/>
-          <w:szCs w:val="24"/>
-        </w:rPr>
-        <w:t xml:space="preserve"> Pokhrel</w:t>
-      </w:r>
     </w:p>
     <w:p>
       <w:pPr>
@@ -1692,65 +1635,15 @@
         <w:jc w:val="both"/>
         <w:rPr>
           <w:rFonts w:cs="Times New Roman"/>
-          <w:b/>
-          <w:szCs w:val="24"/>
-        </w:rPr>
-      </w:pPr>
-    </w:p>
-    <w:p>
-      <w:pPr>
-        <w:spacing w:after="0" w:line="360" w:lineRule="auto"/>
-        <w:jc w:val="both"/>
+          <w:szCs w:val="24"/>
+        </w:rPr>
+      </w:pPr>
+      <w:r>
         <w:rPr>
           <w:rFonts w:cs="Times New Roman"/>
-          <w:bCs/>
-          <w:szCs w:val="24"/>
-        </w:rPr>
-      </w:pPr>
-      <w:r>
-        <w:rPr>
-          <w:rFonts w:cs="Times New Roman"/>
-          <w:bCs/>
-          <w:szCs w:val="24"/>
-        </w:rPr>
-        <w:t>Supervisor</w:t>
-      </w:r>
-    </w:p>
-    <w:p>
-      <w:pPr>
-        <w:spacing w:after="0" w:line="360" w:lineRule="auto"/>
-        <w:jc w:val="both"/>
-        <w:rPr>
-          <w:rFonts w:cs="Times New Roman"/>
-          <w:b/>
-          <w:szCs w:val="24"/>
-        </w:rPr>
-      </w:pPr>
-    </w:p>
-    <w:p>
-      <w:pPr>
-        <w:spacing w:after="0" w:line="360" w:lineRule="auto"/>
-        <w:jc w:val="both"/>
-        <w:rPr>
-          <w:rFonts w:cs="Times New Roman"/>
-          <w:szCs w:val="24"/>
-        </w:rPr>
-      </w:pPr>
-      <w:proofErr w:type="gramStart"/>
-      <w:r>
-        <w:rPr>
-          <w:rFonts w:cs="Times New Roman"/>
-          <w:szCs w:val="24"/>
-        </w:rPr>
-        <w:t>Date:_</w:t>
-      </w:r>
-      <w:proofErr w:type="gramEnd"/>
-      <w:r>
-        <w:rPr>
-          <w:rFonts w:cs="Times New Roman"/>
-          <w:szCs w:val="24"/>
-        </w:rPr>
-        <w:t>___ / ____ / ________</w:t>
+          <w:szCs w:val="24"/>
+        </w:rPr>
+        <w:t>Date:____ / ____ / ________</w:t>
       </w:r>
     </w:p>
     <w:p>
@@ -1788,7 +1681,6 @@
           <w:sz w:val="32"/>
           <w:szCs w:val="24"/>
         </w:rPr>
-        <w:lastRenderedPageBreak/>
         <w:t>Letter of Approval</w:t>
       </w:r>
     </w:p>
@@ -1859,23 +1751,13 @@
         </w:rPr>
         <w:t xml:space="preserve"> of the requirements for the degree of </w:t>
       </w:r>
-      <w:proofErr w:type="spellStart"/>
       <w:r>
         <w:rPr>
           <w:rFonts w:cs="Times New Roman"/>
           <w:b/>
           <w:szCs w:val="24"/>
         </w:rPr>
-        <w:t>Bachleor</w:t>
-      </w:r>
-      <w:proofErr w:type="spellEnd"/>
-      <w:r>
-        <w:rPr>
-          <w:rFonts w:cs="Times New Roman"/>
-          <w:b/>
-          <w:szCs w:val="24"/>
-        </w:rPr>
-        <w:t xml:space="preserve"> of Computer Application </w:t>
+        <w:t xml:space="preserve">Bachleor of Computer Application </w:t>
       </w:r>
       <w:r>
         <w:rPr>
@@ -2109,21 +1991,12 @@
                 <w:szCs w:val="24"/>
               </w:rPr>
             </w:pPr>
-            <w:proofErr w:type="gramStart"/>
             <w:r>
               <w:rPr>
                 <w:rFonts w:cs="Times New Roman"/>
                 <w:szCs w:val="24"/>
               </w:rPr>
-              <w:t>Date:_</w:t>
-            </w:r>
-            <w:proofErr w:type="gramEnd"/>
-            <w:r>
-              <w:rPr>
-                <w:rFonts w:cs="Times New Roman"/>
-                <w:szCs w:val="24"/>
-              </w:rPr>
-              <w:t>___ / ____ / ________</w:t>
+              <w:t>Date:____ / ____ / ________</w:t>
             </w:r>
           </w:p>
           <w:p>
@@ -3386,20 +3259,8 @@
           <w:sz w:val="32"/>
           <w:szCs w:val="32"/>
         </w:rPr>
-        <w:lastRenderedPageBreak/>
-        <w:t xml:space="preserve">LIST OF </w:t>
-      </w:r>
-      <w:proofErr w:type="gramStart"/>
-      <w:r>
-        <w:rPr>
-          <w:rFonts w:cs="Times New Roman"/>
-          <w:b/>
-          <w:sz w:val="32"/>
-          <w:szCs w:val="32"/>
-        </w:rPr>
-        <w:t>FIGURE</w:t>
-      </w:r>
-      <w:proofErr w:type="gramEnd"/>
+        <w:t>LIST OF FIGURE</w:t>
+      </w:r>
     </w:p>
     <w:p>
       <w:pPr>
@@ -3983,7 +3844,6 @@
         <w:rPr>
           <w:sz w:val="32"/>
         </w:rPr>
-        <w:lastRenderedPageBreak/>
         <w:t>Introduction</w:t>
       </w:r>
       <w:bookmarkEnd w:id="3"/>
@@ -4189,11 +4049,7 @@
         <w:jc w:val="both"/>
       </w:pPr>
       <w:r>
-        <w:t xml:space="preserve">This project also includes additional innovative feature such as tournament mode and streak bonus system. Tournament mode allows users to compete in multiple rounds </w:t>
-      </w:r>
-      <w:r>
-        <w:lastRenderedPageBreak/>
-        <w:t>continuously, while the streak bonus system reward users for consecutive wins. These features increase excitement and provide better gaming experience.</w:t>
+        <w:t>This project also includes additional innovative feature such as tournament mode and streak bonus system. Tournament mode allows users to compete in multiple rounds continuously, while the streak bonus system reward users for consecutive wins. These features increase excitement and provide better gaming experience.</w:t>
       </w:r>
     </w:p>
     <w:p>
@@ -4272,7 +4128,6 @@
         <w:rPr>
           <w:sz w:val="32"/>
         </w:rPr>
-        <w:lastRenderedPageBreak/>
         <w:t>Problem Statement</w:t>
       </w:r>
       <w:bookmarkEnd w:id="4"/>
@@ -4329,7 +4184,6 @@
         <w:rPr>
           <w:sz w:val="32"/>
         </w:rPr>
-        <w:lastRenderedPageBreak/>
         <w:t>Objective</w:t>
       </w:r>
       <w:bookmarkEnd w:id="5"/>
@@ -4465,7 +4319,6 @@
       </w:pPr>
       <w:bookmarkStart w:id="6" w:name="_Toc232570757"/>
       <w:r>
-        <w:lastRenderedPageBreak/>
         <w:t>Background Study</w:t>
       </w:r>
       <w:bookmarkEnd w:id="6"/>
@@ -4510,28 +4363,10 @@
         </w:rPr>
       </w:pPr>
       <w:r>
-        <w:t xml:space="preserve"> Many existing systems do not support multiplayer functionality, which limits social interaction. Additionally, traditional game systems often do not include comprehensive dashboards or real-time leaderboards, which are critical for motivating </w:t>
-      </w:r>
-      <w:proofErr w:type="spellStart"/>
-      <w:proofErr w:type="gramStart"/>
-      <w:r>
-        <w:t>players.This</w:t>
-      </w:r>
-      <w:proofErr w:type="spellEnd"/>
-      <w:proofErr w:type="gramEnd"/>
-      <w:r>
-        <w:t xml:space="preserve"> project aims to address these gaps by implementing a multi-mode Rock-Paper-Scissors game with robust data management, multiplayer capabilities, and an intuitive user interface. The motivation stems from the need to create an engaging online game platform that is accessible to users with varying levels of technical expertise, and to explore how traditional games can be adapted to modern digital environments.</w:t>
-      </w:r>
-      <w:r>
-        <w:t xml:space="preserve"> The development process involves </w:t>
-      </w:r>
-      <w:proofErr w:type="spellStart"/>
-      <w:r>
-        <w:t>analyzing</w:t>
-      </w:r>
-      <w:proofErr w:type="spellEnd"/>
-      <w:r>
-        <w:t xml:space="preserve"> existing systems, identifying missing features, and designing an integrated system that combines game logic with user management, data persistence, and interactive interfaces.</w:t>
+        <w:t xml:space="preserve"> Many existing systems do not support multiplayer functionality, which limits social interaction. Additionally, traditional game systems often do not include comprehensive dashboards or real-time leaderboards, which are critical for motivating players.This project aims to address these gaps by implementing a multi-mode Rock-Paper-Scissors game with robust data management, multiplayer capabilities, and an intuitive user interface. The motivation stems from the need to create an engaging online game platform that is accessible to users with varying levels of technical expertise, and to explore how traditional games can be adapted to modern digital environments.</w:t>
+      </w:r>
+      <w:r>
+        <w:t xml:space="preserve"> The development process involves analyzing existing systems, identifying missing features, and designing an integrated system that combines game logic with user management, data persistence, and interactive interfaces.</w:t>
       </w:r>
       <w:r>
         <w:rPr>
@@ -4562,7 +4397,6 @@
       </w:pPr>
       <w:bookmarkStart w:id="7" w:name="_Toc232570758"/>
       <w:r>
-        <w:lastRenderedPageBreak/>
         <w:t>Requirement Document</w:t>
       </w:r>
       <w:bookmarkEnd w:id="7"/>
@@ -4882,22 +4716,14 @@
               <w:rPr>
                 <w:lang w:val="en-GB"/>
               </w:rPr>
-              <w:t xml:space="preserve">d </w:t>
-            </w:r>
-            <w:proofErr w:type="gramStart"/>
+              <w:t xml:space="preserve">d and  </w:t>
+            </w:r>
             <w:r>
               <w:rPr>
                 <w:lang w:val="en-GB"/>
               </w:rPr>
-              <w:t xml:space="preserve">and  </w:t>
-            </w:r>
-            <w:r>
-              <w:rPr>
-                <w:lang w:val="en-GB"/>
-              </w:rPr>
               <w:t>Authenticates</w:t>
             </w:r>
-            <w:proofErr w:type="gramEnd"/>
             <w:r>
               <w:rPr>
                 <w:lang w:val="en-GB"/>
@@ -4961,16 +4787,8 @@
               <w:rPr>
                 <w:lang w:val="en-GB"/>
               </w:rPr>
-              <w:t xml:space="preserve"> and security </w:t>
-            </w:r>
-            <w:proofErr w:type="gramStart"/>
-            <w:r>
-              <w:rPr>
-                <w:lang w:val="en-GB"/>
-              </w:rPr>
-              <w:t>feature .</w:t>
-            </w:r>
-            <w:proofErr w:type="gramEnd"/>
+              <w:t xml:space="preserve"> and security feature .</w:t>
+            </w:r>
           </w:p>
         </w:tc>
       </w:tr>
@@ -5191,7 +5009,6 @@
               <w:jc w:val="both"/>
             </w:pPr>
             <w:r>
-              <w:lastRenderedPageBreak/>
               <w:t>4.</w:t>
             </w:r>
           </w:p>
@@ -5526,27 +5343,13 @@
               <w:rPr>
                 <w:lang w:val="en-GB"/>
               </w:rPr>
-              <w:t xml:space="preserve"> </w:t>
-            </w:r>
-            <w:proofErr w:type="gramStart"/>
+              <w:t xml:space="preserve"> and  </w:t>
+            </w:r>
             <w:r>
               <w:rPr>
                 <w:lang w:val="en-GB"/>
               </w:rPr>
-              <w:t xml:space="preserve">and  </w:t>
-            </w:r>
-            <w:r>
-              <w:rPr>
-                <w:lang w:val="en-GB"/>
-              </w:rPr>
-              <w:t>Score</w:t>
-            </w:r>
-            <w:proofErr w:type="gramEnd"/>
-            <w:r>
-              <w:rPr>
-                <w:lang w:val="en-GB"/>
-              </w:rPr>
-              <w:t xml:space="preserve"> Management System</w:t>
+              <w:t>Score Management System</w:t>
             </w:r>
           </w:p>
         </w:tc>
@@ -5947,19 +5750,11 @@
               </w:rPr>
               <w:t xml:space="preserve"> and </w:t>
             </w:r>
-            <w:proofErr w:type="gramStart"/>
             <w:r>
               <w:rPr>
                 <w:lang w:val="en-GB"/>
               </w:rPr>
-              <w:t>Closes</w:t>
-            </w:r>
-            <w:proofErr w:type="gramEnd"/>
-            <w:r>
-              <w:rPr>
-                <w:lang w:val="en-GB"/>
-              </w:rPr>
-              <w:t xml:space="preserve"> the application safely.</w:t>
+              <w:t>Closes the application safely.</w:t>
             </w:r>
           </w:p>
         </w:tc>
@@ -6022,7 +5817,6 @@
       </w:pPr>
       <w:bookmarkStart w:id="9" w:name="_Toc232570760"/>
       <w:r>
-        <w:lastRenderedPageBreak/>
         <w:t xml:space="preserve">5.2 </w:t>
       </w:r>
       <w:r>
@@ -6063,19 +5857,11 @@
           <w:lang w:val="en-US"/>
         </w:rPr>
       </w:pPr>
-      <w:proofErr w:type="gramStart"/>
       <w:r>
         <w:rPr>
           <w:lang w:val="en-US"/>
         </w:rPr>
-        <w:t>.Reduce</w:t>
-      </w:r>
-      <w:proofErr w:type="gramEnd"/>
-      <w:r>
-        <w:rPr>
-          <w:lang w:val="en-US"/>
-        </w:rPr>
-        <w:t xml:space="preserve"> manual score keeping </w:t>
+        <w:t xml:space="preserve">.Reduce manual score keeping </w:t>
       </w:r>
     </w:p>
     <w:p>
@@ -6437,19 +6223,11 @@
           <w:lang w:val="en-US"/>
         </w:rPr>
       </w:pPr>
-      <w:proofErr w:type="spellStart"/>
       <w:r>
         <w:rPr>
           <w:lang w:val="en-US"/>
         </w:rPr>
-        <w:t>PerformanceReliability</w:t>
-      </w:r>
-      <w:proofErr w:type="spellEnd"/>
-      <w:r>
-        <w:rPr>
-          <w:lang w:val="en-US"/>
-        </w:rPr>
-        <w:t xml:space="preserve">  </w:t>
+        <w:t xml:space="preserve">PerformanceReliability  </w:t>
       </w:r>
     </w:p>
     <w:p>
@@ -6569,7 +6347,6 @@
       </w:pPr>
       <w:bookmarkStart w:id="13" w:name="_Toc232570764"/>
       <w:r>
-        <w:lastRenderedPageBreak/>
         <w:t>System</w:t>
       </w:r>
       <w:r>
@@ -6584,17 +6361,23 @@
     </w:p>
     <w:p>
       <w:pPr>
-        <w:keepNext/>
-      </w:pPr>
+        <w:jc w:val="center"/>
+        <w:rPr>
+          <w:color w:val="000000" w:themeColor="text1"/>
+          <w:szCs w:val="24"/>
+        </w:rPr>
+      </w:pPr>
+      <w:bookmarkStart w:id="14" w:name="_GoBack"/>
       <w:r>
         <w:rPr>
           <w:noProof/>
+          <w:lang w:val="en-US"/>
         </w:rPr>
         <w:drawing>
-          <wp:inline distT="0" distB="0" distL="0" distR="0" wp14:anchorId="6E6CF932" wp14:editId="083EAC58">
-            <wp:extent cx="5274310" cy="5923722"/>
-            <wp:effectExtent l="0" t="0" r="2540" b="0"/>
-            <wp:docPr id="654234312" name="Picture 6"/>
+          <wp:inline distT="0" distB="0" distL="0" distR="0" wp14:anchorId="6D8990A6" wp14:editId="6624C661">
+            <wp:extent cx="5837958" cy="5478308"/>
+            <wp:effectExtent l="0" t="0" r="0" b="8255"/>
+            <wp:docPr id="1" name="Picture 1"/>
             <wp:cNvGraphicFramePr>
               <a:graphicFrameLocks xmlns:a="http://schemas.openxmlformats.org/drawingml/2006/main" noChangeAspect="1"/>
             </wp:cNvGraphicFramePr>
@@ -6602,7 +6385,7 @@
               <a:graphicData uri="http://schemas.openxmlformats.org/drawingml/2006/picture">
                 <pic:pic xmlns:pic="http://schemas.openxmlformats.org/drawingml/2006/picture">
                   <pic:nvPicPr>
-                    <pic:cNvPr id="654234312" name="Picture 654234312"/>
+                    <pic:cNvPr id="1" name="ChatGPT Image Jul 1, 2026, 08_22_40 PM.png"/>
                     <pic:cNvPicPr/>
                   </pic:nvPicPr>
                   <pic:blipFill>
@@ -6620,7 +6403,7 @@
                   <pic:spPr>
                     <a:xfrm>
                       <a:off x="0" y="0"/>
-                      <a:ext cx="5285510" cy="5936301"/>
+                      <a:ext cx="5873062" cy="5511250"/>
                     </a:xfrm>
                     <a:prstGeom prst="rect">
                       <a:avLst/>
@@ -6632,114 +6415,65 @@
           </wp:inline>
         </w:drawing>
       </w:r>
-    </w:p>
-    <w:p>
-      <w:pPr>
-        <w:pStyle w:val="Caption"/>
-        <w:jc w:val="center"/>
-        <w:rPr>
-          <w:i w:val="0"/>
-          <w:iCs w:val="0"/>
+      <w:bookmarkStart w:id="15" w:name="_Toc232590305"/>
+      <w:bookmarkEnd w:id="14"/>
+      <w:r>
+        <w:rPr>
           <w:color w:val="000000" w:themeColor="text1"/>
-          <w:sz w:val="24"/>
-          <w:szCs w:val="24"/>
-        </w:rPr>
-      </w:pPr>
-      <w:bookmarkStart w:id="14" w:name="_Toc232590305"/>
-      <w:r>
-        <w:rPr>
-          <w:i w:val="0"/>
-          <w:iCs w:val="0"/>
+          <w:szCs w:val="24"/>
+        </w:rPr>
+        <w:t xml:space="preserve">Figure </w:t>
+      </w:r>
+      <w:r>
+        <w:rPr>
+          <w:i/>
+          <w:iCs/>
           <w:color w:val="000000" w:themeColor="text1"/>
-          <w:sz w:val="24"/>
-          <w:szCs w:val="24"/>
-        </w:rPr>
-        <w:t xml:space="preserve">Figure </w:t>
-      </w:r>
-      <w:r>
-        <w:rPr>
-          <w:i w:val="0"/>
-          <w:iCs w:val="0"/>
+          <w:szCs w:val="24"/>
+        </w:rPr>
+        <w:fldChar w:fldCharType="begin"/>
+      </w:r>
+      <w:r>
+        <w:rPr>
           <w:color w:val="000000" w:themeColor="text1"/>
-          <w:sz w:val="24"/>
-          <w:szCs w:val="24"/>
-        </w:rPr>
-        <w:fldChar w:fldCharType="begin"/>
-      </w:r>
-      <w:r>
-        <w:rPr>
-          <w:i w:val="0"/>
-          <w:iCs w:val="0"/>
+          <w:szCs w:val="24"/>
+        </w:rPr>
+        <w:instrText xml:space="preserve"> SEQ Figure \* ARABIC </w:instrText>
+      </w:r>
+      <w:r>
+        <w:rPr>
+          <w:i/>
+          <w:iCs/>
           <w:color w:val="000000" w:themeColor="text1"/>
-          <w:sz w:val="24"/>
-          <w:szCs w:val="24"/>
-        </w:rPr>
-        <w:instrText xml:space="preserve"> SEQ Figure \* ARABIC </w:instrText>
-      </w:r>
-      <w:r>
-        <w:rPr>
-          <w:i w:val="0"/>
-          <w:iCs w:val="0"/>
-          <w:color w:val="000000" w:themeColor="text1"/>
-          <w:sz w:val="24"/>
           <w:szCs w:val="24"/>
         </w:rPr>
         <w:fldChar w:fldCharType="separate"/>
       </w:r>
       <w:r>
         <w:rPr>
-          <w:i w:val="0"/>
-          <w:iCs w:val="0"/>
           <w:noProof/>
           <w:color w:val="000000" w:themeColor="text1"/>
-          <w:sz w:val="24"/>
           <w:szCs w:val="24"/>
         </w:rPr>
         <w:t>1</w:t>
       </w:r>
       <w:r>
         <w:rPr>
-          <w:i w:val="0"/>
-          <w:iCs w:val="0"/>
+          <w:i/>
+          <w:iCs/>
           <w:color w:val="000000" w:themeColor="text1"/>
-          <w:sz w:val="24"/>
           <w:szCs w:val="24"/>
         </w:rPr>
         <w:fldChar w:fldCharType="end"/>
       </w:r>
       <w:r>
         <w:rPr>
-          <w:i w:val="0"/>
-          <w:iCs w:val="0"/>
           <w:color w:val="000000" w:themeColor="text1"/>
-          <w:sz w:val="24"/>
-          <w:szCs w:val="24"/>
-        </w:rPr>
-        <w:t xml:space="preserve"> Level 1 </w:t>
-      </w:r>
-      <w:proofErr w:type="spellStart"/>
-      <w:r>
-        <w:rPr>
-          <w:i w:val="0"/>
-          <w:iCs w:val="0"/>
-          <w:color w:val="000000" w:themeColor="text1"/>
-          <w:sz w:val="24"/>
-          <w:szCs w:val="24"/>
-        </w:rPr>
-        <w:t>DFD</w:t>
-      </w:r>
-      <w:proofErr w:type="spellEnd"/>
-      <w:r>
-        <w:rPr>
-          <w:i w:val="0"/>
-          <w:iCs w:val="0"/>
-          <w:color w:val="000000" w:themeColor="text1"/>
-          <w:sz w:val="24"/>
-          <w:szCs w:val="24"/>
-        </w:rPr>
-        <w:t xml:space="preserve"> of Rock Paper Scissor</w:t>
-      </w:r>
-      <w:bookmarkEnd w:id="14"/>
+          <w:szCs w:val="24"/>
+        </w:rPr>
+        <w:t xml:space="preserve"> Level 1 DFD of Rock Paper Scissor</w:t>
+      </w:r>
+      <w:bookmarkEnd w:id="15"/>
     </w:p>
     <w:p>
       <w:pPr>
@@ -6782,7 +6516,6 @@
           <w:szCs w:val="24"/>
           <w:lang w:val="en-US"/>
         </w:rPr>
-        <w:lastRenderedPageBreak/>
         <w:drawing>
           <wp:inline distT="0" distB="0" distL="0" distR="0" wp14:anchorId="7E515E7F" wp14:editId="0253D796">
             <wp:extent cx="5904759" cy="5500255"/>
@@ -6837,7 +6570,7 @@
           <w:szCs w:val="24"/>
         </w:rPr>
       </w:pPr>
-      <w:bookmarkStart w:id="15" w:name="_Toc232590306"/>
+      <w:bookmarkStart w:id="16" w:name="_Toc232590306"/>
       <w:r>
         <w:rPr>
           <w:i w:val="0"/>
@@ -6909,7 +6642,7 @@
         </w:rPr>
         <w:t xml:space="preserve"> System Flowchart</w:t>
       </w:r>
-      <w:bookmarkEnd w:id="15"/>
+      <w:bookmarkEnd w:id="16"/>
     </w:p>
     <w:p>
       <w:pPr>
@@ -6927,7 +6660,6 @@
           <w:szCs w:val="24"/>
           <w:lang w:val="en-US"/>
         </w:rPr>
-        <w:lastRenderedPageBreak/>
         <w:drawing>
           <wp:inline distT="0" distB="0" distL="0" distR="0" wp14:anchorId="78C41E9D" wp14:editId="5FFE4C43">
             <wp:extent cx="5274310" cy="6285230"/>
@@ -6983,7 +6715,7 @@
           <w:szCs w:val="24"/>
         </w:rPr>
       </w:pPr>
-      <w:bookmarkStart w:id="16" w:name="_Toc232590307"/>
+      <w:bookmarkStart w:id="17" w:name="_Toc232590307"/>
       <w:r>
         <w:rPr>
           <w:i w:val="0"/>
@@ -7055,7 +6787,7 @@
         </w:rPr>
         <w:t xml:space="preserve"> Single Gameplay Flowchart</w:t>
       </w:r>
-      <w:bookmarkEnd w:id="16"/>
+      <w:bookmarkEnd w:id="17"/>
     </w:p>
     <w:p>
       <w:pPr>
@@ -7091,7 +6823,6 @@
           <w:szCs w:val="24"/>
           <w:lang w:val="en-US"/>
         </w:rPr>
-        <w:lastRenderedPageBreak/>
         <w:drawing>
           <wp:inline distT="0" distB="0" distL="0" distR="0" wp14:anchorId="0C47A2B4" wp14:editId="33916B23">
             <wp:extent cx="5274310" cy="5942965"/>
@@ -7147,7 +6878,7 @@
           <w:szCs w:val="24"/>
         </w:rPr>
       </w:pPr>
-      <w:bookmarkStart w:id="17" w:name="_Toc232590308"/>
+      <w:bookmarkStart w:id="18" w:name="_Toc232590308"/>
       <w:r>
         <w:rPr>
           <w:i w:val="0"/>
@@ -7219,7 +6950,7 @@
         </w:rPr>
         <w:t>Multiplayer Gameplay Flowchart</w:t>
       </w:r>
-      <w:bookmarkEnd w:id="17"/>
+      <w:bookmarkEnd w:id="18"/>
     </w:p>
     <w:p>
       <w:pPr>
@@ -7239,8 +6970,8 @@
       <w:r>
         <w:rPr>
           <w:noProof/>
-        </w:rPr>
-        <w:lastRenderedPageBreak/>
+          <w:lang w:val="en-US"/>
+        </w:rPr>
         <w:drawing>
           <wp:inline distT="0" distB="0" distL="0" distR="0" wp14:anchorId="119B8F6E" wp14:editId="4C521896">
             <wp:extent cx="3721100" cy="5136543"/>
@@ -7296,7 +7027,7 @@
           <w:szCs w:val="24"/>
         </w:rPr>
       </w:pPr>
-      <w:bookmarkStart w:id="18" w:name="_Toc232590309"/>
+      <w:bookmarkStart w:id="19" w:name="_Toc232590309"/>
       <w:r>
         <w:rPr>
           <w:i w:val="0"/>
@@ -7368,7 +7099,7 @@
         </w:rPr>
         <w:t xml:space="preserve"> Use case diagram</w:t>
       </w:r>
-      <w:bookmarkEnd w:id="18"/>
+      <w:bookmarkEnd w:id="19"/>
     </w:p>
     <w:p>
       <w:r>
@@ -7386,12 +7117,11 @@
         <w:ind w:left="360"/>
         <w:jc w:val="both"/>
       </w:pPr>
-      <w:bookmarkStart w:id="19" w:name="_Toc232570765"/>
-      <w:r>
-        <w:lastRenderedPageBreak/>
+      <w:bookmarkStart w:id="20" w:name="_Toc232570765"/>
+      <w:r>
         <w:t>Development</w:t>
       </w:r>
-      <w:bookmarkEnd w:id="19"/>
+      <w:bookmarkEnd w:id="20"/>
     </w:p>
     <w:p>
       <w:pPr>
@@ -7416,21 +7146,7 @@
         <w:rPr>
           <w:szCs w:val="24"/>
         </w:rPr>
-        <w:t xml:space="preserve"> chosen for the development of the Rock Paper Scissor game because it is suitable for small and </w:t>
-      </w:r>
-      <w:proofErr w:type="gramStart"/>
-      <w:r>
-        <w:rPr>
-          <w:szCs w:val="24"/>
-        </w:rPr>
-        <w:t>well defined</w:t>
-      </w:r>
-      <w:proofErr w:type="gramEnd"/>
-      <w:r>
-        <w:rPr>
-          <w:szCs w:val="24"/>
-        </w:rPr>
-        <w:t xml:space="preserve"> projects. The project re</w:t>
+        <w:t xml:space="preserve"> chosen for the development of the Rock Paper Scissor game because it is suitable for small and well defined projects. The project re</w:t>
       </w:r>
       <w:r>
         <w:rPr>
@@ -7770,7 +7486,7 @@
           <w:szCs w:val="24"/>
         </w:rPr>
       </w:pPr>
-      <w:bookmarkStart w:id="20" w:name="_Toc232590310"/>
+      <w:bookmarkStart w:id="21" w:name="_Toc232590310"/>
       <w:r>
         <w:rPr>
           <w:i w:val="0"/>
@@ -7842,7 +7558,7 @@
         </w:rPr>
         <w:t xml:space="preserve"> Waterfall model</w:t>
       </w:r>
-      <w:bookmarkEnd w:id="20"/>
+      <w:bookmarkEnd w:id="21"/>
     </w:p>
     <w:p>
       <w:pPr>
@@ -7865,7 +7581,6 @@
           <w:b/>
           <w:szCs w:val="24"/>
         </w:rPr>
-        <w:lastRenderedPageBreak/>
         <w:t>Gantt Chart</w:t>
       </w:r>
     </w:p>
@@ -7949,7 +7664,7 @@
           <w:szCs w:val="24"/>
         </w:rPr>
       </w:pPr>
-      <w:bookmarkStart w:id="21" w:name="_Toc232590311"/>
+      <w:bookmarkStart w:id="22" w:name="_Toc232590311"/>
       <w:r>
         <w:rPr>
           <w:i w:val="0"/>
@@ -8021,7 +7736,7 @@
         </w:rPr>
         <w:t xml:space="preserve"> Gantt Chart</w:t>
       </w:r>
-      <w:bookmarkEnd w:id="21"/>
+      <w:bookmarkEnd w:id="22"/>
     </w:p>
     <w:p>
       <w:r>
@@ -8164,7 +7879,6 @@
     </w:p>
     <w:p>
       <w:r>
-        <w:lastRenderedPageBreak/>
         <w:br w:type="page"/>
       </w:r>
     </w:p>
@@ -8219,7 +7933,7 @@
 </file>
 
 <file path=word/endnotes.xml><?xml version="1.0" encoding="utf-8"?>
-<w:endnotes xmlns:wpc="http://schemas.microsoft.com/office/word/2010/wordprocessingCanvas" xmlns:cx="http://schemas.microsoft.com/office/drawing/2014/chartex" xmlns:cx1="http://schemas.microsoft.com/office/drawing/2015/9/8/chartex" xmlns:cx2="http://schemas.microsoft.com/office/drawing/2015/10/21/chartex" xmlns:cx3="http://schemas.microsoft.com/office/drawing/2016/5/9/chartex" xmlns:cx4="http://schemas.microsoft.com/office/drawing/2016/5/10/chartex" xmlns:cx5="http://schemas.microsoft.com/office/drawing/2016/5/11/chartex" xmlns:cx6="http://schemas.microsoft.com/office/drawing/2016/5/12/chartex" xmlns:cx7="http://schemas.microsoft.com/office/drawing/2016/5/13/chartex" xmlns:cx8="http://schemas.microsoft.com/office/drawing/2016/5/14/chartex" xmlns:mc="http://schemas.openxmlformats.org/markup-compatibility/2006" xmlns:aink="http://schemas.microsoft.com/office/drawing/2016/ink" xmlns:am3d="http://schemas.microsoft.com/office/drawing/2017/model3d" xmlns:o="urn:schemas-microsoft-com:office:office" xmlns:oel="http://schemas.microsoft.com/office/2019/extlst" xmlns:r="http://schemas.openxmlformats.org/officeDocument/2006/relationships" xmlns:m="http://schemas.openxmlformats.org/officeDocument/2006/math" xmlns:v="urn:schemas-microsoft-com:vml" xmlns:wp14="http://schemas.microsoft.com/office/word/2010/wordprocessingDrawing" xmlns:wp="http://schemas.openxmlformats.org/drawingml/2006/wordprocessingDrawing" xmlns:w10="urn:schemas-microsoft-com:office:word" xmlns:w="http://schemas.openxmlformats.org/wordprocessingml/2006/main" xmlns:w14="http://schemas.microsoft.com/office/word/2010/wordml" xmlns:w15="http://schemas.microsoft.com/office/word/2012/wordml" xmlns:w16cex="http://schemas.microsoft.com/office/word/2018/wordml/cex" xmlns:w16cid="http://schemas.microsoft.com/office/word/2016/wordml/cid" xmlns:w16="http://schemas.microsoft.com/office/word/2018/wordml" xmlns:w16du="http://schemas.microsoft.com/office/word/2023/wordml/word16du" xmlns:w16sdtdh="http://schemas.microsoft.com/office/word/2020/wordml/sdtdatahash" xmlns:w16sdtfl="http://schemas.microsoft.com/office/word/2024/wordml/sdtformatlock" xmlns:w16se="http://schemas.microsoft.com/office/word/2015/wordml/symex" xmlns:wpg="http://schemas.microsoft.com/office/word/2010/wordprocessingGroup" xmlns:wpi="http://schemas.microsoft.com/office/word/2010/wordprocessingInk" xmlns:wne="http://schemas.microsoft.com/office/word/2006/wordml" xmlns:wps="http://schemas.microsoft.com/office/word/2010/wordprocessingShape" mc:Ignorable="w14 w15 w16se w16cid w16 w16cex w16sdtdh w16sdtfl w16du wp14">
+<w:endnotes xmlns:wpc="http://schemas.microsoft.com/office/word/2010/wordprocessingCanvas" xmlns:mc="http://schemas.openxmlformats.org/markup-compatibility/2006" xmlns:o="urn:schemas-microsoft-com:office:office" xmlns:r="http://schemas.openxmlformats.org/officeDocument/2006/relationships" xmlns:m="http://schemas.openxmlformats.org/officeDocument/2006/math" xmlns:v="urn:schemas-microsoft-com:vml" xmlns:wp14="http://schemas.microsoft.com/office/word/2010/wordprocessingDrawing" xmlns:wp="http://schemas.openxmlformats.org/drawingml/2006/wordprocessingDrawing" xmlns:w10="urn:schemas-microsoft-com:office:word" xmlns:w="http://schemas.openxmlformats.org/wordprocessingml/2006/main" xmlns:w14="http://schemas.microsoft.com/office/word/2010/wordml" xmlns:w15="http://schemas.microsoft.com/office/word/2012/wordml" xmlns:wpg="http://schemas.microsoft.com/office/word/2010/wordprocessingGroup" xmlns:wpi="http://schemas.microsoft.com/office/word/2010/wordprocessingInk" xmlns:wne="http://schemas.microsoft.com/office/word/2006/wordml" xmlns:wps="http://schemas.microsoft.com/office/word/2010/wordprocessingShape" mc:Ignorable="w14 w15 wp14">
   <w:endnote w:type="separator" w:id="-1">
     <w:p>
       <w:pPr>
@@ -8244,7 +7958,7 @@
 </file>
 
 <file path=word/footer1.xml><?xml version="1.0" encoding="utf-8"?>
-<w:ftr xmlns:wpc="http://schemas.microsoft.com/office/word/2010/wordprocessingCanvas" xmlns:cx="http://schemas.microsoft.com/office/drawing/2014/chartex" xmlns:cx1="http://schemas.microsoft.com/office/drawing/2015/9/8/chartex" xmlns:cx2="http://schemas.microsoft.com/office/drawing/2015/10/21/chartex" xmlns:cx3="http://schemas.microsoft.com/office/drawing/2016/5/9/chartex" xmlns:cx4="http://schemas.microsoft.com/office/drawing/2016/5/10/chartex" xmlns:cx5="http://schemas.microsoft.com/office/drawing/2016/5/11/chartex" xmlns:cx6="http://schemas.microsoft.com/office/drawing/2016/5/12/chartex" xmlns:cx7="http://schemas.microsoft.com/office/drawing/2016/5/13/chartex" xmlns:cx8="http://schemas.microsoft.com/office/drawing/2016/5/14/chartex" xmlns:mc="http://schemas.openxmlformats.org/markup-compatibility/2006" xmlns:aink="http://schemas.microsoft.com/office/drawing/2016/ink" xmlns:am3d="http://schemas.microsoft.com/office/drawing/2017/model3d" xmlns:o="urn:schemas-microsoft-com:office:office" xmlns:oel="http://schemas.microsoft.com/office/2019/extlst" xmlns:r="http://schemas.openxmlformats.org/officeDocument/2006/relationships" xmlns:m="http://schemas.openxmlformats.org/officeDocument/2006/math" xmlns:v="urn:schemas-microsoft-com:vml" xmlns:wp14="http://schemas.microsoft.com/office/word/2010/wordprocessingDrawing" xmlns:wp="http://schemas.openxmlformats.org/drawingml/2006/wordprocessingDrawing" xmlns:w10="urn:schemas-microsoft-com:office:word" xmlns:w="http://schemas.openxmlformats.org/wordprocessingml/2006/main" xmlns:w14="http://schemas.microsoft.com/office/word/2010/wordml" xmlns:w15="http://schemas.microsoft.com/office/word/2012/wordml" xmlns:w16cex="http://schemas.microsoft.com/office/word/2018/wordml/cex" xmlns:w16cid="http://schemas.microsoft.com/office/word/2016/wordml/cid" xmlns:w16="http://schemas.microsoft.com/office/word/2018/wordml" xmlns:w16du="http://schemas.microsoft.com/office/word/2023/wordml/word16du" xmlns:w16sdtdh="http://schemas.microsoft.com/office/word/2020/wordml/sdtdatahash" xmlns:w16sdtfl="http://schemas.microsoft.com/office/word/2024/wordml/sdtformatlock" xmlns:w16se="http://schemas.microsoft.com/office/word/2015/wordml/symex" xmlns:wpg="http://schemas.microsoft.com/office/word/2010/wordprocessingGroup" xmlns:wpi="http://schemas.microsoft.com/office/word/2010/wordprocessingInk" xmlns:wne="http://schemas.microsoft.com/office/word/2006/wordml" xmlns:wps="http://schemas.microsoft.com/office/word/2010/wordprocessingShape" mc:Ignorable="w14 w15 w16se w16cid w16 w16cex w16sdtdh w16sdtfl w16du wp14">
+<w:ftr xmlns:wpc="http://schemas.microsoft.com/office/word/2010/wordprocessingCanvas" xmlns:mc="http://schemas.openxmlformats.org/markup-compatibility/2006" xmlns:o="urn:schemas-microsoft-com:office:office" xmlns:r="http://schemas.openxmlformats.org/officeDocument/2006/relationships" xmlns:m="http://schemas.openxmlformats.org/officeDocument/2006/math" xmlns:v="urn:schemas-microsoft-com:vml" xmlns:wp14="http://schemas.microsoft.com/office/word/2010/wordprocessingDrawing" xmlns:wp="http://schemas.openxmlformats.org/drawingml/2006/wordprocessingDrawing" xmlns:w10="urn:schemas-microsoft-com:office:word" xmlns:w="http://schemas.openxmlformats.org/wordprocessingml/2006/main" xmlns:w14="http://schemas.microsoft.com/office/word/2010/wordml" xmlns:w15="http://schemas.microsoft.com/office/word/2012/wordml" xmlns:wpg="http://schemas.microsoft.com/office/word/2010/wordprocessingGroup" xmlns:wpi="http://schemas.microsoft.com/office/word/2010/wordprocessingInk" xmlns:wne="http://schemas.microsoft.com/office/word/2006/wordml" xmlns:wps="http://schemas.microsoft.com/office/word/2010/wordprocessingShape" mc:Ignorable="w14 w15 wp14">
   <w:sdt>
     <w:sdtPr>
       <w:id w:val="1769740165"/>
@@ -8297,7 +8011,7 @@
 </file>
 
 <file path=word/footnotes.xml><?xml version="1.0" encoding="utf-8"?>
-<w:footnotes xmlns:wpc="http://schemas.microsoft.com/office/word/2010/wordprocessingCanvas" xmlns:cx="http://schemas.microsoft.com/office/drawing/2014/chartex" xmlns:cx1="http://schemas.microsoft.com/office/drawing/2015/9/8/chartex" xmlns:cx2="http://schemas.microsoft.com/office/drawing/2015/10/21/chartex" xmlns:cx3="http://schemas.microsoft.com/office/drawing/2016/5/9/chartex" xmlns:cx4="http://schemas.microsoft.com/office/drawing/2016/5/10/chartex" xmlns:cx5="http://schemas.microsoft.com/office/drawing/2016/5/11/chartex" xmlns:cx6="http://schemas.microsoft.com/office/drawing/2016/5/12/chartex" xmlns:cx7="http://schemas.microsoft.com/office/drawing/2016/5/13/chartex" xmlns:cx8="http://schemas.microsoft.com/office/drawing/2016/5/14/chartex" xmlns:mc="http://schemas.openxmlformats.org/markup-compatibility/2006" xmlns:aink="http://schemas.microsoft.com/office/drawing/2016/ink" xmlns:am3d="http://schemas.microsoft.com/office/drawing/2017/model3d" xmlns:o="urn:schemas-microsoft-com:office:office" xmlns:oel="http://schemas.microsoft.com/office/2019/extlst" xmlns:r="http://schemas.openxmlformats.org/officeDocument/2006/relationships" xmlns:m="http://schemas.openxmlformats.org/officeDocument/2006/math" xmlns:v="urn:schemas-microsoft-com:vml" xmlns:wp14="http://schemas.microsoft.com/office/word/2010/wordprocessingDrawing" xmlns:wp="http://schemas.openxmlformats.org/drawingml/2006/wordprocessingDrawing" xmlns:w10="urn:schemas-microsoft-com:office:word" xmlns:w="http://schemas.openxmlformats.org/wordprocessingml/2006/main" xmlns:w14="http://schemas.microsoft.com/office/word/2010/wordml" xmlns:w15="http://schemas.microsoft.com/office/word/2012/wordml" xmlns:w16cex="http://schemas.microsoft.com/office/word/2018/wordml/cex" xmlns:w16cid="http://schemas.microsoft.com/office/word/2016/wordml/cid" xmlns:w16="http://schemas.microsoft.com/office/word/2018/wordml" xmlns:w16du="http://schemas.microsoft.com/office/word/2023/wordml/word16du" xmlns:w16sdtdh="http://schemas.microsoft.com/office/word/2020/wordml/sdtdatahash" xmlns:w16sdtfl="http://schemas.microsoft.com/office/word/2024/wordml/sdtformatlock" xmlns:w16se="http://schemas.microsoft.com/office/word/2015/wordml/symex" xmlns:wpg="http://schemas.microsoft.com/office/word/2010/wordprocessingGroup" xmlns:wpi="http://schemas.microsoft.com/office/word/2010/wordprocessingInk" xmlns:wne="http://schemas.microsoft.com/office/word/2006/wordml" xmlns:wps="http://schemas.microsoft.com/office/word/2010/wordprocessingShape" mc:Ignorable="w14 w15 w16se w16cid w16 w16cex w16sdtdh w16sdtfl w16du wp14">
+<w:footnotes xmlns:wpc="http://schemas.microsoft.com/office/word/2010/wordprocessingCanvas" xmlns:mc="http://schemas.openxmlformats.org/markup-compatibility/2006" xmlns:o="urn:schemas-microsoft-com:office:office" xmlns:r="http://schemas.openxmlformats.org/officeDocument/2006/relationships" xmlns:m="http://schemas.openxmlformats.org/officeDocument/2006/math" xmlns:v="urn:schemas-microsoft-com:vml" xmlns:wp14="http://schemas.microsoft.com/office/word/2010/wordprocessingDrawing" xmlns:wp="http://schemas.openxmlformats.org/drawingml/2006/wordprocessingDrawing" xmlns:w10="urn:schemas-microsoft-com:office:word" xmlns:w="http://schemas.openxmlformats.org/wordprocessingml/2006/main" xmlns:w14="http://schemas.microsoft.com/office/word/2010/wordml" xmlns:w15="http://schemas.microsoft.com/office/word/2012/wordml" xmlns:wpg="http://schemas.microsoft.com/office/word/2010/wordprocessingGroup" xmlns:wpi="http://schemas.microsoft.com/office/word/2010/wordprocessingInk" xmlns:wne="http://schemas.microsoft.com/office/word/2006/wordml" xmlns:wps="http://schemas.microsoft.com/office/word/2010/wordprocessingShape" mc:Ignorable="w14 w15 wp14">
   <w:footnote w:type="separator" w:id="-1">
     <w:p>
       <w:pPr>
@@ -8322,8 +8036,8 @@
 </file>
 
 <file path=word/numbering.xml><?xml version="1.0" encoding="utf-8"?>
-<w:numbering xmlns:wpc="http://schemas.microsoft.com/office/word/2010/wordprocessingCanvas" xmlns:cx="http://schemas.microsoft.com/office/drawing/2014/chartex" xmlns:cx1="http://schemas.microsoft.com/office/drawing/2015/9/8/chartex" xmlns:cx2="http://schemas.microsoft.com/office/drawing/2015/10/21/chartex" xmlns:cx3="http://schemas.microsoft.com/office/drawing/2016/5/9/chartex" xmlns:cx4="http://schemas.microsoft.com/office/drawing/2016/5/10/chartex" xmlns:cx5="http://schemas.microsoft.com/office/drawing/2016/5/11/chartex" xmlns:cx6="http://schemas.microsoft.com/office/drawing/2016/5/12/chartex" xmlns:cx7="http://schemas.microsoft.com/office/drawing/2016/5/13/chartex" xmlns:cx8="http://schemas.microsoft.com/office/drawing/2016/5/14/chartex" xmlns:mc="http://schemas.openxmlformats.org/markup-compatibility/2006" xmlns:aink="http://schemas.microsoft.com/office/drawing/2016/ink" xmlns:am3d="http://schemas.microsoft.com/office/drawing/2017/model3d" xmlns:o="urn:schemas-microsoft-com:office:office" xmlns:oel="http://schemas.microsoft.com/office/2019/extlst" xmlns:r="http://schemas.openxmlformats.org/officeDocument/2006/relationships" xmlns:m="http://schemas.openxmlformats.org/officeDocument/2006/math" xmlns:v="urn:schemas-microsoft-com:vml" xmlns:wp14="http://schemas.microsoft.com/office/word/2010/wordprocessingDrawing" xmlns:wp="http://schemas.openxmlformats.org/drawingml/2006/wordprocessingDrawing" xmlns:w10="urn:schemas-microsoft-com:office:word" xmlns:w="http://schemas.openxmlformats.org/wordprocessingml/2006/main" xmlns:w14="http://schemas.microsoft.com/office/word/2010/wordml" xmlns:w15="http://schemas.microsoft.com/office/word/2012/wordml" xmlns:w16cex="http://schemas.microsoft.com/office/word/2018/wordml/cex" xmlns:w16cid="http://schemas.microsoft.com/office/word/2016/wordml/cid" xmlns:w16="http://schemas.microsoft.com/office/word/2018/wordml" xmlns:w16du="http://schemas.microsoft.com/office/word/2023/wordml/word16du" xmlns:w16sdtdh="http://schemas.microsoft.com/office/word/2020/wordml/sdtdatahash" xmlns:w16sdtfl="http://schemas.microsoft.com/office/word/2024/wordml/sdtformatlock" xmlns:w16se="http://schemas.microsoft.com/office/word/2015/wordml/symex" xmlns:wpg="http://schemas.microsoft.com/office/word/2010/wordprocessingGroup" xmlns:wpi="http://schemas.microsoft.com/office/word/2010/wordprocessingInk" xmlns:wne="http://schemas.microsoft.com/office/word/2006/wordml" xmlns:wps="http://schemas.microsoft.com/office/word/2010/wordprocessingShape" mc:Ignorable="w14 w15 w16se w16cid w16 w16cex w16sdtdh w16sdtfl w16du wp14">
-  <w:abstractNum w:abstractNumId="0" w15:restartNumberingAfterBreak="0">
+<w:numbering xmlns:wpc="http://schemas.microsoft.com/office/word/2010/wordprocessingCanvas" xmlns:mc="http://schemas.openxmlformats.org/markup-compatibility/2006" xmlns:o="urn:schemas-microsoft-com:office:office" xmlns:r="http://schemas.openxmlformats.org/officeDocument/2006/relationships" xmlns:m="http://schemas.openxmlformats.org/officeDocument/2006/math" xmlns:v="urn:schemas-microsoft-com:vml" xmlns:wp14="http://schemas.microsoft.com/office/word/2010/wordprocessingDrawing" xmlns:wp="http://schemas.openxmlformats.org/drawingml/2006/wordprocessingDrawing" xmlns:w10="urn:schemas-microsoft-com:office:word" xmlns:w="http://schemas.openxmlformats.org/wordprocessingml/2006/main" xmlns:w14="http://schemas.microsoft.com/office/word/2010/wordml" xmlns:w15="http://schemas.microsoft.com/office/word/2012/wordml" xmlns:wpg="http://schemas.microsoft.com/office/word/2010/wordprocessingGroup" xmlns:wpi="http://schemas.microsoft.com/office/word/2010/wordprocessingInk" xmlns:wne="http://schemas.microsoft.com/office/word/2006/wordml" xmlns:wps="http://schemas.microsoft.com/office/word/2010/wordprocessingShape" mc:Ignorable="w14 w15 wp14">
+  <w:abstractNum w:abstractNumId="0">
     <w:nsid w:val="02AF2FA9"/>
     <w:multiLevelType w:val="hybridMultilevel"/>
     <w:tmpl w:val="26E0B6EA"/>
@@ -8436,7 +8150,7 @@
       </w:rPr>
     </w:lvl>
   </w:abstractNum>
-  <w:abstractNum w:abstractNumId="1" w15:restartNumberingAfterBreak="0">
+  <w:abstractNum w:abstractNumId="1">
     <w:nsid w:val="04710410"/>
     <w:multiLevelType w:val="hybridMultilevel"/>
     <w:tmpl w:val="1A20C2C2"/>
@@ -8549,7 +8263,7 @@
       </w:rPr>
     </w:lvl>
   </w:abstractNum>
-  <w:abstractNum w:abstractNumId="2" w15:restartNumberingAfterBreak="0">
+  <w:abstractNum w:abstractNumId="2">
     <w:nsid w:val="08F018C5"/>
     <w:multiLevelType w:val="hybridMultilevel"/>
     <w:tmpl w:val="F5F20FAA"/>
@@ -8662,7 +8376,7 @@
       </w:rPr>
     </w:lvl>
   </w:abstractNum>
-  <w:abstractNum w:abstractNumId="3" w15:restartNumberingAfterBreak="0">
+  <w:abstractNum w:abstractNumId="3">
     <w:nsid w:val="0E022743"/>
     <w:multiLevelType w:val="hybridMultilevel"/>
     <w:tmpl w:val="FCAAA680"/>
@@ -8751,7 +8465,7 @@
       </w:pPr>
     </w:lvl>
   </w:abstractNum>
-  <w:abstractNum w:abstractNumId="4" w15:restartNumberingAfterBreak="0">
+  <w:abstractNum w:abstractNumId="4">
     <w:nsid w:val="0FA97372"/>
     <w:multiLevelType w:val="multilevel"/>
     <w:tmpl w:val="7C181842"/>
@@ -8864,7 +8578,7 @@
       </w:rPr>
     </w:lvl>
   </w:abstractNum>
-  <w:abstractNum w:abstractNumId="5" w15:restartNumberingAfterBreak="0">
+  <w:abstractNum w:abstractNumId="5">
     <w:nsid w:val="11080D9D"/>
     <w:multiLevelType w:val="multilevel"/>
     <w:tmpl w:val="DB1C7804"/>
@@ -9013,7 +8727,7 @@
       </w:rPr>
     </w:lvl>
   </w:abstractNum>
-  <w:abstractNum w:abstractNumId="6" w15:restartNumberingAfterBreak="0">
+  <w:abstractNum w:abstractNumId="6">
     <w:nsid w:val="112A3736"/>
     <w:multiLevelType w:val="hybridMultilevel"/>
     <w:tmpl w:val="AC8C2C88"/>
@@ -9126,7 +8840,7 @@
       </w:rPr>
     </w:lvl>
   </w:abstractNum>
-  <w:abstractNum w:abstractNumId="7" w15:restartNumberingAfterBreak="0">
+  <w:abstractNum w:abstractNumId="7">
     <w:nsid w:val="16737223"/>
     <w:multiLevelType w:val="hybridMultilevel"/>
     <w:tmpl w:val="E1A62552"/>
@@ -9239,7 +8953,7 @@
       </w:rPr>
     </w:lvl>
   </w:abstractNum>
-  <w:abstractNum w:abstractNumId="8" w15:restartNumberingAfterBreak="0">
+  <w:abstractNum w:abstractNumId="8">
     <w:nsid w:val="1AB84912"/>
     <w:multiLevelType w:val="multilevel"/>
     <w:tmpl w:val="B6489DF0"/>
@@ -9357,7 +9071,7 @@
       </w:rPr>
     </w:lvl>
   </w:abstractNum>
-  <w:abstractNum w:abstractNumId="9" w15:restartNumberingAfterBreak="0">
+  <w:abstractNum w:abstractNumId="9">
     <w:nsid w:val="1D1574F5"/>
     <w:multiLevelType w:val="hybridMultilevel"/>
     <w:tmpl w:val="51DE0FC4"/>
@@ -9470,7 +9184,7 @@
       </w:rPr>
     </w:lvl>
   </w:abstractNum>
-  <w:abstractNum w:abstractNumId="10" w15:restartNumberingAfterBreak="0">
+  <w:abstractNum w:abstractNumId="10">
     <w:nsid w:val="1F5B20BF"/>
     <w:multiLevelType w:val="hybridMultilevel"/>
     <w:tmpl w:val="0B148300"/>
@@ -9556,7 +9270,7 @@
       </w:pPr>
     </w:lvl>
   </w:abstractNum>
-  <w:abstractNum w:abstractNumId="11" w15:restartNumberingAfterBreak="0">
+  <w:abstractNum w:abstractNumId="11">
     <w:nsid w:val="230E7A72"/>
     <w:multiLevelType w:val="hybridMultilevel"/>
     <w:tmpl w:val="D14E5DB6"/>
@@ -9645,7 +9359,7 @@
       </w:pPr>
     </w:lvl>
   </w:abstractNum>
-  <w:abstractNum w:abstractNumId="12" w15:restartNumberingAfterBreak="0">
+  <w:abstractNum w:abstractNumId="12">
     <w:nsid w:val="28D53AAE"/>
     <w:multiLevelType w:val="multilevel"/>
     <w:tmpl w:val="E0D85A56"/>
@@ -9766,7 +9480,7 @@
       </w:rPr>
     </w:lvl>
   </w:abstractNum>
-  <w:abstractNum w:abstractNumId="13" w15:restartNumberingAfterBreak="0">
+  <w:abstractNum w:abstractNumId="13">
     <w:nsid w:val="29DB7099"/>
     <w:multiLevelType w:val="multilevel"/>
     <w:tmpl w:val="D360899E"/>
@@ -9915,7 +9629,7 @@
       </w:rPr>
     </w:lvl>
   </w:abstractNum>
-  <w:abstractNum w:abstractNumId="14" w15:restartNumberingAfterBreak="0">
+  <w:abstractNum w:abstractNumId="14">
     <w:nsid w:val="2BC606F8"/>
     <w:multiLevelType w:val="hybridMultilevel"/>
     <w:tmpl w:val="02CE1BBA"/>
@@ -10004,7 +9718,7 @@
       </w:pPr>
     </w:lvl>
   </w:abstractNum>
-  <w:abstractNum w:abstractNumId="15" w15:restartNumberingAfterBreak="0">
+  <w:abstractNum w:abstractNumId="15">
     <w:nsid w:val="2E9B1B58"/>
     <w:multiLevelType w:val="hybridMultilevel"/>
     <w:tmpl w:val="7AAEFB44"/>
@@ -10117,7 +9831,7 @@
       </w:rPr>
     </w:lvl>
   </w:abstractNum>
-  <w:abstractNum w:abstractNumId="16" w15:restartNumberingAfterBreak="0">
+  <w:abstractNum w:abstractNumId="16">
     <w:nsid w:val="304450E7"/>
     <w:multiLevelType w:val="hybridMultilevel"/>
     <w:tmpl w:val="179C1F3A"/>
@@ -10206,7 +9920,7 @@
       </w:pPr>
     </w:lvl>
   </w:abstractNum>
-  <w:abstractNum w:abstractNumId="17" w15:restartNumberingAfterBreak="0">
+  <w:abstractNum w:abstractNumId="17">
     <w:nsid w:val="354143F8"/>
     <w:multiLevelType w:val="hybridMultilevel"/>
     <w:tmpl w:val="80A26312"/>
@@ -10319,7 +10033,7 @@
       </w:rPr>
     </w:lvl>
   </w:abstractNum>
-  <w:abstractNum w:abstractNumId="18" w15:restartNumberingAfterBreak="0">
+  <w:abstractNum w:abstractNumId="18">
     <w:nsid w:val="37B976D2"/>
     <w:multiLevelType w:val="hybridMultilevel"/>
     <w:tmpl w:val="C686B4C6"/>
@@ -10408,7 +10122,7 @@
       </w:pPr>
     </w:lvl>
   </w:abstractNum>
-  <w:abstractNum w:abstractNumId="19" w15:restartNumberingAfterBreak="0">
+  <w:abstractNum w:abstractNumId="19">
     <w:nsid w:val="3A103230"/>
     <w:multiLevelType w:val="hybridMultilevel"/>
     <w:tmpl w:val="420E5E74"/>
@@ -10497,7 +10211,7 @@
       </w:pPr>
     </w:lvl>
   </w:abstractNum>
-  <w:abstractNum w:abstractNumId="20" w15:restartNumberingAfterBreak="0">
+  <w:abstractNum w:abstractNumId="20">
     <w:nsid w:val="3CAA7D00"/>
     <w:multiLevelType w:val="hybridMultilevel"/>
     <w:tmpl w:val="7FAE95B6"/>
@@ -10610,7 +10324,7 @@
       </w:rPr>
     </w:lvl>
   </w:abstractNum>
-  <w:abstractNum w:abstractNumId="21" w15:restartNumberingAfterBreak="0">
+  <w:abstractNum w:abstractNumId="21">
     <w:nsid w:val="3D85501A"/>
     <w:multiLevelType w:val="hybridMultilevel"/>
     <w:tmpl w:val="7ED8929C"/>
@@ -10696,7 +10410,7 @@
       </w:pPr>
     </w:lvl>
   </w:abstractNum>
-  <w:abstractNum w:abstractNumId="22" w15:restartNumberingAfterBreak="0">
+  <w:abstractNum w:abstractNumId="22">
     <w:nsid w:val="3E057983"/>
     <w:multiLevelType w:val="hybridMultilevel"/>
     <w:tmpl w:val="B37E624E"/>
@@ -10809,7 +10523,7 @@
       </w:rPr>
     </w:lvl>
   </w:abstractNum>
-  <w:abstractNum w:abstractNumId="23" w15:restartNumberingAfterBreak="0">
+  <w:abstractNum w:abstractNumId="23">
     <w:nsid w:val="40EC6F4B"/>
     <w:multiLevelType w:val="hybridMultilevel"/>
     <w:tmpl w:val="CCFC8B78"/>
@@ -10922,7 +10636,7 @@
       </w:rPr>
     </w:lvl>
   </w:abstractNum>
-  <w:abstractNum w:abstractNumId="24" w15:restartNumberingAfterBreak="0">
+  <w:abstractNum w:abstractNumId="24">
     <w:nsid w:val="42FA2D85"/>
     <w:multiLevelType w:val="hybridMultilevel"/>
     <w:tmpl w:val="F1D89E2E"/>
@@ -11035,7 +10749,7 @@
       </w:rPr>
     </w:lvl>
   </w:abstractNum>
-  <w:abstractNum w:abstractNumId="25" w15:restartNumberingAfterBreak="0">
+  <w:abstractNum w:abstractNumId="25">
     <w:nsid w:val="45022324"/>
     <w:multiLevelType w:val="hybridMultilevel"/>
     <w:tmpl w:val="FD901576"/>
@@ -11124,7 +10838,7 @@
       </w:pPr>
     </w:lvl>
   </w:abstractNum>
-  <w:abstractNum w:abstractNumId="26" w15:restartNumberingAfterBreak="0">
+  <w:abstractNum w:abstractNumId="26">
     <w:nsid w:val="506753AC"/>
     <w:multiLevelType w:val="multilevel"/>
     <w:tmpl w:val="61100354"/>
@@ -11273,7 +10987,7 @@
       </w:rPr>
     </w:lvl>
   </w:abstractNum>
-  <w:abstractNum w:abstractNumId="27" w15:restartNumberingAfterBreak="0">
+  <w:abstractNum w:abstractNumId="27">
     <w:nsid w:val="510C12AC"/>
     <w:multiLevelType w:val="hybridMultilevel"/>
     <w:tmpl w:val="1EECA868"/>
@@ -11386,7 +11100,7 @@
       </w:rPr>
     </w:lvl>
   </w:abstractNum>
-  <w:abstractNum w:abstractNumId="28" w15:restartNumberingAfterBreak="0">
+  <w:abstractNum w:abstractNumId="28">
     <w:nsid w:val="582375CB"/>
     <w:multiLevelType w:val="hybridMultilevel"/>
     <w:tmpl w:val="8FA6697A"/>
@@ -11499,7 +11213,7 @@
       </w:rPr>
     </w:lvl>
   </w:abstractNum>
-  <w:abstractNum w:abstractNumId="29" w15:restartNumberingAfterBreak="0">
+  <w:abstractNum w:abstractNumId="29">
     <w:nsid w:val="59916BA6"/>
     <w:multiLevelType w:val="hybridMultilevel"/>
     <w:tmpl w:val="15280794"/>
@@ -11612,7 +11326,7 @@
       </w:rPr>
     </w:lvl>
   </w:abstractNum>
-  <w:abstractNum w:abstractNumId="30" w15:restartNumberingAfterBreak="0">
+  <w:abstractNum w:abstractNumId="30">
     <w:nsid w:val="5CFE4A2C"/>
     <w:multiLevelType w:val="hybridMultilevel"/>
     <w:tmpl w:val="07B62302"/>
@@ -11701,7 +11415,7 @@
       </w:pPr>
     </w:lvl>
   </w:abstractNum>
-  <w:abstractNum w:abstractNumId="31" w15:restartNumberingAfterBreak="0">
+  <w:abstractNum w:abstractNumId="31">
     <w:nsid w:val="5EE54FC1"/>
     <w:multiLevelType w:val="hybridMultilevel"/>
     <w:tmpl w:val="DA84BB5A"/>
@@ -11814,7 +11528,7 @@
       </w:rPr>
     </w:lvl>
   </w:abstractNum>
-  <w:abstractNum w:abstractNumId="32" w15:restartNumberingAfterBreak="0">
+  <w:abstractNum w:abstractNumId="32">
     <w:nsid w:val="60975DAC"/>
     <w:multiLevelType w:val="multilevel"/>
     <w:tmpl w:val="5F7805AA"/>
@@ -11936,7 +11650,7 @@
       </w:rPr>
     </w:lvl>
   </w:abstractNum>
-  <w:abstractNum w:abstractNumId="33" w15:restartNumberingAfterBreak="0">
+  <w:abstractNum w:abstractNumId="33">
     <w:nsid w:val="60B12A81"/>
     <w:multiLevelType w:val="multilevel"/>
     <w:tmpl w:val="BBE6D7CC"/>
@@ -12085,7 +11799,7 @@
       </w:rPr>
     </w:lvl>
   </w:abstractNum>
-  <w:abstractNum w:abstractNumId="34" w15:restartNumberingAfterBreak="0">
+  <w:abstractNum w:abstractNumId="34">
     <w:nsid w:val="690A662B"/>
     <w:multiLevelType w:val="hybridMultilevel"/>
     <w:tmpl w:val="B77E13B2"/>
@@ -12198,7 +11912,7 @@
       </w:rPr>
     </w:lvl>
   </w:abstractNum>
-  <w:abstractNum w:abstractNumId="35" w15:restartNumberingAfterBreak="0">
+  <w:abstractNum w:abstractNumId="35">
     <w:nsid w:val="692E515B"/>
     <w:multiLevelType w:val="multilevel"/>
     <w:tmpl w:val="D0A6F4BE"/>
@@ -12347,7 +12061,7 @@
       </w:rPr>
     </w:lvl>
   </w:abstractNum>
-  <w:abstractNum w:abstractNumId="36" w15:restartNumberingAfterBreak="0">
+  <w:abstractNum w:abstractNumId="36">
     <w:nsid w:val="69CA3B02"/>
     <w:multiLevelType w:val="hybridMultilevel"/>
     <w:tmpl w:val="F642E598"/>
@@ -12460,7 +12174,7 @@
       </w:rPr>
     </w:lvl>
   </w:abstractNum>
-  <w:abstractNum w:abstractNumId="37" w15:restartNumberingAfterBreak="0">
+  <w:abstractNum w:abstractNumId="37">
     <w:nsid w:val="6DE10F54"/>
     <w:multiLevelType w:val="hybridMultilevel"/>
     <w:tmpl w:val="57166F10"/>
@@ -12573,7 +12287,7 @@
       </w:rPr>
     </w:lvl>
   </w:abstractNum>
-  <w:abstractNum w:abstractNumId="38" w15:restartNumberingAfterBreak="0">
+  <w:abstractNum w:abstractNumId="38">
     <w:nsid w:val="6E17352B"/>
     <w:multiLevelType w:val="hybridMultilevel"/>
     <w:tmpl w:val="FB103E68"/>
@@ -12686,7 +12400,7 @@
       </w:rPr>
     </w:lvl>
   </w:abstractNum>
-  <w:abstractNum w:abstractNumId="39" w15:restartNumberingAfterBreak="0">
+  <w:abstractNum w:abstractNumId="39">
     <w:nsid w:val="72BA1947"/>
     <w:multiLevelType w:val="hybridMultilevel"/>
     <w:tmpl w:val="CCE4C876"/>
@@ -12799,7 +12513,7 @@
       </w:rPr>
     </w:lvl>
   </w:abstractNum>
-  <w:abstractNum w:abstractNumId="40" w15:restartNumberingAfterBreak="0">
+  <w:abstractNum w:abstractNumId="40">
     <w:nsid w:val="78FD57A9"/>
     <w:multiLevelType w:val="hybridMultilevel"/>
     <w:tmpl w:val="830A9456"/>
@@ -12912,7 +12626,7 @@
       </w:rPr>
     </w:lvl>
   </w:abstractNum>
-  <w:abstractNum w:abstractNumId="41" w15:restartNumberingAfterBreak="0">
+  <w:abstractNum w:abstractNumId="41">
     <w:nsid w:val="7A3B0902"/>
     <w:multiLevelType w:val="hybridMultilevel"/>
     <w:tmpl w:val="8F7AAA36"/>
@@ -13025,7 +12739,7 @@
       </w:rPr>
     </w:lvl>
   </w:abstractNum>
-  <w:abstractNum w:abstractNumId="42" w15:restartNumberingAfterBreak="0">
+  <w:abstractNum w:abstractNumId="42">
     <w:nsid w:val="7A600773"/>
     <w:multiLevelType w:val="hybridMultilevel"/>
     <w:tmpl w:val="0E0403B4"/>
@@ -13138,7 +12852,7 @@
       </w:rPr>
     </w:lvl>
   </w:abstractNum>
-  <w:abstractNum w:abstractNumId="43" w15:restartNumberingAfterBreak="0">
+  <w:abstractNum w:abstractNumId="43">
     <w:nsid w:val="7B7D3BBC"/>
     <w:multiLevelType w:val="multilevel"/>
     <w:tmpl w:val="99D04C86"/>
@@ -13287,143 +13001,143 @@
       </w:rPr>
     </w:lvl>
   </w:abstractNum>
-  <w:num w:numId="1" w16cid:durableId="1108113191">
+  <w:num w:numId="1">
     <w:abstractNumId w:val="16"/>
   </w:num>
-  <w:num w:numId="2" w16cid:durableId="1243373057">
+  <w:num w:numId="2">
     <w:abstractNumId w:val="32"/>
   </w:num>
-  <w:num w:numId="3" w16cid:durableId="289240854">
+  <w:num w:numId="3">
     <w:abstractNumId w:val="17"/>
   </w:num>
-  <w:num w:numId="4" w16cid:durableId="1299409002">
+  <w:num w:numId="4">
     <w:abstractNumId w:val="27"/>
   </w:num>
-  <w:num w:numId="5" w16cid:durableId="1294825527">
+  <w:num w:numId="5">
     <w:abstractNumId w:val="33"/>
   </w:num>
-  <w:num w:numId="6" w16cid:durableId="1094781971">
+  <w:num w:numId="6">
     <w:abstractNumId w:val="36"/>
   </w:num>
-  <w:num w:numId="7" w16cid:durableId="1872258918">
+  <w:num w:numId="7">
     <w:abstractNumId w:val="18"/>
   </w:num>
-  <w:num w:numId="8" w16cid:durableId="1947732882">
+  <w:num w:numId="8">
     <w:abstractNumId w:val="10"/>
   </w:num>
-  <w:num w:numId="9" w16cid:durableId="860556096">
+  <w:num w:numId="9">
     <w:abstractNumId w:val="23"/>
   </w:num>
-  <w:num w:numId="10" w16cid:durableId="132719757">
+  <w:num w:numId="10">
     <w:abstractNumId w:val="4"/>
   </w:num>
-  <w:num w:numId="11" w16cid:durableId="856697294">
+  <w:num w:numId="11">
     <w:abstractNumId w:val="19"/>
   </w:num>
-  <w:num w:numId="12" w16cid:durableId="1092778053">
+  <w:num w:numId="12">
     <w:abstractNumId w:val="30"/>
   </w:num>
-  <w:num w:numId="13" w16cid:durableId="365175743">
+  <w:num w:numId="13">
     <w:abstractNumId w:val="21"/>
   </w:num>
-  <w:num w:numId="14" w16cid:durableId="1158113872">
+  <w:num w:numId="14">
     <w:abstractNumId w:val="12"/>
   </w:num>
-  <w:num w:numId="15" w16cid:durableId="866914355">
+  <w:num w:numId="15">
     <w:abstractNumId w:val="41"/>
   </w:num>
-  <w:num w:numId="16" w16cid:durableId="1848403077">
+  <w:num w:numId="16">
     <w:abstractNumId w:val="5"/>
   </w:num>
-  <w:num w:numId="17" w16cid:durableId="584069859">
+  <w:num w:numId="17">
     <w:abstractNumId w:val="39"/>
   </w:num>
-  <w:num w:numId="18" w16cid:durableId="1476221743">
+  <w:num w:numId="18">
     <w:abstractNumId w:val="20"/>
   </w:num>
-  <w:num w:numId="19" w16cid:durableId="485708498">
+  <w:num w:numId="19">
     <w:abstractNumId w:val="3"/>
   </w:num>
-  <w:num w:numId="20" w16cid:durableId="912357232">
+  <w:num w:numId="20">
     <w:abstractNumId w:val="14"/>
   </w:num>
-  <w:num w:numId="21" w16cid:durableId="665985384">
+  <w:num w:numId="21">
     <w:abstractNumId w:val="25"/>
   </w:num>
-  <w:num w:numId="22" w16cid:durableId="1894924225">
+  <w:num w:numId="22">
     <w:abstractNumId w:val="11"/>
   </w:num>
-  <w:num w:numId="23" w16cid:durableId="1171750274">
+  <w:num w:numId="23">
     <w:abstractNumId w:val="28"/>
   </w:num>
-  <w:num w:numId="24" w16cid:durableId="2112703440">
+  <w:num w:numId="24">
     <w:abstractNumId w:val="7"/>
   </w:num>
-  <w:num w:numId="25" w16cid:durableId="1660384629">
+  <w:num w:numId="25">
     <w:abstractNumId w:val="42"/>
   </w:num>
-  <w:num w:numId="26" w16cid:durableId="193426903">
+  <w:num w:numId="26">
     <w:abstractNumId w:val="9"/>
   </w:num>
-  <w:num w:numId="27" w16cid:durableId="1900633539">
+  <w:num w:numId="27">
     <w:abstractNumId w:val="24"/>
   </w:num>
-  <w:num w:numId="28" w16cid:durableId="118227270">
+  <w:num w:numId="28">
     <w:abstractNumId w:val="38"/>
   </w:num>
-  <w:num w:numId="29" w16cid:durableId="963389510">
+  <w:num w:numId="29">
     <w:abstractNumId w:val="15"/>
   </w:num>
-  <w:num w:numId="30" w16cid:durableId="1071856029">
+  <w:num w:numId="30">
     <w:abstractNumId w:val="29"/>
   </w:num>
-  <w:num w:numId="31" w16cid:durableId="1619407844">
+  <w:num w:numId="31">
     <w:abstractNumId w:val="2"/>
   </w:num>
-  <w:num w:numId="32" w16cid:durableId="573517876">
+  <w:num w:numId="32">
     <w:abstractNumId w:val="26"/>
   </w:num>
-  <w:num w:numId="33" w16cid:durableId="1228496974">
+  <w:num w:numId="33">
     <w:abstractNumId w:val="1"/>
   </w:num>
-  <w:num w:numId="34" w16cid:durableId="1559437263">
+  <w:num w:numId="34">
     <w:abstractNumId w:val="0"/>
   </w:num>
-  <w:num w:numId="35" w16cid:durableId="531000562">
+  <w:num w:numId="35">
     <w:abstractNumId w:val="13"/>
   </w:num>
-  <w:num w:numId="36" w16cid:durableId="1770390132">
+  <w:num w:numId="36">
     <w:abstractNumId w:val="40"/>
   </w:num>
-  <w:num w:numId="37" w16cid:durableId="723722355">
+  <w:num w:numId="37">
     <w:abstractNumId w:val="43"/>
   </w:num>
-  <w:num w:numId="38" w16cid:durableId="806702705">
+  <w:num w:numId="38">
     <w:abstractNumId w:val="6"/>
   </w:num>
-  <w:num w:numId="39" w16cid:durableId="1555389441">
+  <w:num w:numId="39">
     <w:abstractNumId w:val="34"/>
   </w:num>
-  <w:num w:numId="40" w16cid:durableId="689989947">
+  <w:num w:numId="40">
     <w:abstractNumId w:val="31"/>
   </w:num>
-  <w:num w:numId="41" w16cid:durableId="1619800404">
+  <w:num w:numId="41">
     <w:abstractNumId w:val="22"/>
   </w:num>
-  <w:num w:numId="42" w16cid:durableId="848132861">
+  <w:num w:numId="42">
     <w:abstractNumId w:val="37"/>
   </w:num>
-  <w:num w:numId="43" w16cid:durableId="182474599">
+  <w:num w:numId="43">
     <w:abstractNumId w:val="35"/>
   </w:num>
-  <w:num w:numId="44" w16cid:durableId="1015574275">
+  <w:num w:numId="44">
     <w:abstractNumId w:val="8"/>
   </w:num>
 </w:numbering>
 </file>
 
 <file path=word/styles.xml><?xml version="1.0" encoding="utf-8"?>
-<w:styles xmlns:mc="http://schemas.openxmlformats.org/markup-compatibility/2006" xmlns:r="http://schemas.openxmlformats.org/officeDocument/2006/relationships" xmlns:w="http://schemas.openxmlformats.org/wordprocessingml/2006/main" xmlns:w14="http://schemas.microsoft.com/office/word/2010/wordml" xmlns:w15="http://schemas.microsoft.com/office/word/2012/wordml" xmlns:w16cex="http://schemas.microsoft.com/office/word/2018/wordml/cex" xmlns:w16cid="http://schemas.microsoft.com/office/word/2016/wordml/cid" xmlns:w16="http://schemas.microsoft.com/office/word/2018/wordml" xmlns:w16du="http://schemas.microsoft.com/office/word/2023/wordml/word16du" xmlns:w16sdtdh="http://schemas.microsoft.com/office/word/2020/wordml/sdtdatahash" xmlns:w16sdtfl="http://schemas.microsoft.com/office/word/2024/wordml/sdtformatlock" xmlns:w16se="http://schemas.microsoft.com/office/word/2015/wordml/symex" mc:Ignorable="w14 w15 w16se w16cid w16 w16cex w16sdtdh w16sdtfl w16du">
+<w:styles xmlns:mc="http://schemas.openxmlformats.org/markup-compatibility/2006" xmlns:r="http://schemas.openxmlformats.org/officeDocument/2006/relationships" xmlns:w="http://schemas.openxmlformats.org/wordprocessingml/2006/main" xmlns:w14="http://schemas.microsoft.com/office/word/2010/wordml" xmlns:w15="http://schemas.microsoft.com/office/word/2012/wordml" mc:Ignorable="w14 w15">
   <w:docDefaults>
     <w:rPrDefault>
       <w:rPr>
@@ -13439,7 +13153,7 @@
       </w:pPr>
     </w:pPrDefault>
   </w:docDefaults>
-  <w:latentStyles w:defLockedState="0" w:defUIPriority="99" w:defSemiHidden="0" w:defUnhideWhenUsed="0" w:defQFormat="0" w:count="376">
+  <w:latentStyles w:defLockedState="0" w:defUIPriority="99" w:defSemiHidden="0" w:defUnhideWhenUsed="0" w:defQFormat="0" w:count="371">
     <w:lsdException w:name="Normal" w:uiPriority="0" w:qFormat="1"/>
     <w:lsdException w:name="heading 1" w:uiPriority="9" w:qFormat="1"/>
     <w:lsdException w:name="heading 2" w:semiHidden="1" w:uiPriority="9" w:unhideWhenUsed="1" w:qFormat="1"/>
@@ -13811,11 +13525,6 @@
     <w:lsdException w:name="List Table 5 Dark Accent 6" w:uiPriority="50"/>
     <w:lsdException w:name="List Table 6 Colorful Accent 6" w:uiPriority="51"/>
     <w:lsdException w:name="List Table 7 Colorful Accent 6" w:uiPriority="52"/>
-    <w:lsdException w:name="Mention" w:semiHidden="1" w:unhideWhenUsed="1"/>
-    <w:lsdException w:name="Smart Hyperlink" w:semiHidden="1" w:unhideWhenUsed="1"/>
-    <w:lsdException w:name="Hashtag" w:semiHidden="1" w:unhideWhenUsed="1"/>
-    <w:lsdException w:name="Unresolved Mention" w:semiHidden="1" w:unhideWhenUsed="1"/>
-    <w:lsdException w:name="Smart Link" w:semiHidden="1" w:unhideWhenUsed="1"/>
   </w:latentStyles>
   <w:style w:type="paragraph" w:default="1" w:styleId="Normal">
     <w:name w:val="Normal"/>
@@ -13928,6 +13637,7 @@
       <w:spacing w:after="0" w:line="240" w:lineRule="auto"/>
     </w:pPr>
     <w:tblPr>
+      <w:tblInd w:w="0" w:type="dxa"/>
       <w:tblBorders>
         <w:top w:val="single" w:sz="4" w:space="0" w:color="auto"/>
         <w:left w:val="single" w:sz="4" w:space="0" w:color="auto"/>
@@ -13936,6 +13646,12 @@
         <w:insideH w:val="single" w:sz="4" w:space="0" w:color="auto"/>
         <w:insideV w:val="single" w:sz="4" w:space="0" w:color="auto"/>
       </w:tblBorders>
+      <w:tblCellMar>
+        <w:top w:w="0" w:type="dxa"/>
+        <w:left w:w="108" w:type="dxa"/>
+        <w:bottom w:w="0" w:type="dxa"/>
+        <w:right w:w="108" w:type="dxa"/>
+      </w:tblCellMar>
     </w:tblPr>
   </w:style>
   <w:style w:type="character" w:styleId="PlaceholderText">
@@ -14124,12 +13840,19 @@
     <w:tblPr>
       <w:tblStyleRowBandSize w:val="1"/>
       <w:tblStyleColBandSize w:val="1"/>
+      <w:tblInd w:w="0" w:type="dxa"/>
       <w:tblBorders>
         <w:top w:val="single" w:sz="4" w:space="0" w:color="000000" w:themeColor="text1"/>
         <w:left w:val="single" w:sz="4" w:space="0" w:color="000000" w:themeColor="text1"/>
         <w:bottom w:val="single" w:sz="4" w:space="0" w:color="000000" w:themeColor="text1"/>
         <w:right w:val="single" w:sz="4" w:space="0" w:color="000000" w:themeColor="text1"/>
       </w:tblBorders>
+      <w:tblCellMar>
+        <w:top w:w="0" w:type="dxa"/>
+        <w:left w:w="108" w:type="dxa"/>
+        <w:bottom w:w="0" w:type="dxa"/>
+        <w:right w:w="108" w:type="dxa"/>
+      </w:tblCellMar>
     </w:tblPr>
     <w:tblStylePr w:type="firstRow">
       <w:rPr>
@@ -14248,6 +13971,7 @@
     <w:tblPr>
       <w:tblStyleRowBandSize w:val="1"/>
       <w:tblStyleColBandSize w:val="1"/>
+      <w:tblInd w:w="0" w:type="dxa"/>
       <w:tblBorders>
         <w:top w:val="single" w:sz="4" w:space="0" w:color="999999" w:themeColor="text1" w:themeTint="66"/>
         <w:left w:val="single" w:sz="4" w:space="0" w:color="999999" w:themeColor="text1" w:themeTint="66"/>
@@ -14256,6 +13980,12 @@
         <w:insideH w:val="single" w:sz="4" w:space="0" w:color="999999" w:themeColor="text1" w:themeTint="66"/>
         <w:insideV w:val="single" w:sz="4" w:space="0" w:color="999999" w:themeColor="text1" w:themeTint="66"/>
       </w:tblBorders>
+      <w:tblCellMar>
+        <w:top w:w="0" w:type="dxa"/>
+        <w:left w:w="108" w:type="dxa"/>
+        <w:bottom w:w="0" w:type="dxa"/>
+        <w:right w:w="108" w:type="dxa"/>
+      </w:tblCellMar>
     </w:tblPr>
     <w:tblStylePr w:type="firstRow">
       <w:rPr>
@@ -14412,7 +14142,7 @@
 </file>
 
 <file path=word/glossary/document.xml><?xml version="1.0" encoding="utf-8"?>
-<w:glossaryDocument xmlns:wpc="http://schemas.microsoft.com/office/word/2010/wordprocessingCanvas" xmlns:cx="http://schemas.microsoft.com/office/drawing/2014/chartex" xmlns:cx1="http://schemas.microsoft.com/office/drawing/2015/9/8/chartex" xmlns:cx2="http://schemas.microsoft.com/office/drawing/2015/10/21/chartex" xmlns:cx3="http://schemas.microsoft.com/office/drawing/2016/5/9/chartex" xmlns:cx4="http://schemas.microsoft.com/office/drawing/2016/5/10/chartex" xmlns:cx5="http://schemas.microsoft.com/office/drawing/2016/5/11/chartex" xmlns:cx6="http://schemas.microsoft.com/office/drawing/2016/5/12/chartex" xmlns:cx7="http://schemas.microsoft.com/office/drawing/2016/5/13/chartex" xmlns:cx8="http://schemas.microsoft.com/office/drawing/2016/5/14/chartex" xmlns:mc="http://schemas.openxmlformats.org/markup-compatibility/2006" xmlns:aink="http://schemas.microsoft.com/office/drawing/2016/ink" xmlns:am3d="http://schemas.microsoft.com/office/drawing/2017/model3d" xmlns:o="urn:schemas-microsoft-com:office:office" xmlns:oel="http://schemas.microsoft.com/office/2019/extlst" xmlns:r="http://schemas.openxmlformats.org/officeDocument/2006/relationships" xmlns:m="http://schemas.openxmlformats.org/officeDocument/2006/math" xmlns:v="urn:schemas-microsoft-com:vml" xmlns:wp14="http://schemas.microsoft.com/office/word/2010/wordprocessingDrawing" xmlns:wp="http://schemas.openxmlformats.org/drawingml/2006/wordprocessingDrawing" xmlns:w10="urn:schemas-microsoft-com:office:word" xmlns:w="http://schemas.openxmlformats.org/wordprocessingml/2006/main" xmlns:w14="http://schemas.microsoft.com/office/word/2010/wordml" xmlns:w15="http://schemas.microsoft.com/office/word/2012/wordml" xmlns:w16cex="http://schemas.microsoft.com/office/word/2018/wordml/cex" xmlns:w16cid="http://schemas.microsoft.com/office/word/2016/wordml/cid" xmlns:w16="http://schemas.microsoft.com/office/word/2018/wordml" xmlns:w16du="http://schemas.microsoft.com/office/word/2023/wordml/word16du" xmlns:w16sdtdh="http://schemas.microsoft.com/office/word/2020/wordml/sdtdatahash" xmlns:w16sdtfl="http://schemas.microsoft.com/office/word/2024/wordml/sdtformatlock" xmlns:w16se="http://schemas.microsoft.com/office/word/2015/wordml/symex" xmlns:wpg="http://schemas.microsoft.com/office/word/2010/wordprocessingGroup" xmlns:wpi="http://schemas.microsoft.com/office/word/2010/wordprocessingInk" xmlns:wne="http://schemas.microsoft.com/office/word/2006/wordml" xmlns:wps="http://schemas.microsoft.com/office/word/2010/wordprocessingShape" mc:Ignorable="w14 w15 w16se w16cid w16 w16cex w16sdtdh w16sdtfl w16du wp14">
+<w:glossaryDocument xmlns:wpc="http://schemas.microsoft.com/office/word/2010/wordprocessingCanvas" xmlns:mc="http://schemas.openxmlformats.org/markup-compatibility/2006" xmlns:o="urn:schemas-microsoft-com:office:office" xmlns:r="http://schemas.openxmlformats.org/officeDocument/2006/relationships" xmlns:m="http://schemas.openxmlformats.org/officeDocument/2006/math" xmlns:v="urn:schemas-microsoft-com:vml" xmlns:wp14="http://schemas.microsoft.com/office/word/2010/wordprocessingDrawing" xmlns:wp="http://schemas.openxmlformats.org/drawingml/2006/wordprocessingDrawing" xmlns:w10="urn:schemas-microsoft-com:office:word" xmlns:w="http://schemas.openxmlformats.org/wordprocessingml/2006/main" xmlns:w14="http://schemas.microsoft.com/office/word/2010/wordml" xmlns:w15="http://schemas.microsoft.com/office/word/2012/wordml" xmlns:wpg="http://schemas.microsoft.com/office/word/2010/wordprocessingGroup" xmlns:wpi="http://schemas.microsoft.com/office/word/2010/wordprocessingInk" xmlns:wne="http://schemas.microsoft.com/office/word/2006/wordml" xmlns:wps="http://schemas.microsoft.com/office/word/2010/wordprocessingShape" mc:Ignorable="w14 w15 wp14">
   <w:docParts>
     <w:docPart>
       <w:docPartPr>
@@ -14448,7 +14178,7 @@
 </file>
 
 <file path=word/glossary/fontTable.xml><?xml version="1.0" encoding="utf-8"?>
-<w:fonts xmlns:mc="http://schemas.openxmlformats.org/markup-compatibility/2006" xmlns:r="http://schemas.openxmlformats.org/officeDocument/2006/relationships" xmlns:w="http://schemas.openxmlformats.org/wordprocessingml/2006/main" xmlns:w14="http://schemas.microsoft.com/office/word/2010/wordml" xmlns:w15="http://schemas.microsoft.com/office/word/2012/wordml" xmlns:w16cex="http://schemas.microsoft.com/office/word/2018/wordml/cex" xmlns:w16cid="http://schemas.microsoft.com/office/word/2016/wordml/cid" xmlns:w16="http://schemas.microsoft.com/office/word/2018/wordml" xmlns:w16du="http://schemas.microsoft.com/office/word/2023/wordml/word16du" xmlns:w16sdtdh="http://schemas.microsoft.com/office/word/2020/wordml/sdtdatahash" xmlns:w16sdtfl="http://schemas.microsoft.com/office/word/2024/wordml/sdtformatlock" xmlns:w16se="http://schemas.microsoft.com/office/word/2015/wordml/symex" mc:Ignorable="w14 w15 w16se w16cid w16 w16cex w16sdtdh w16sdtfl w16du">
+<w:fonts xmlns:mc="http://schemas.openxmlformats.org/markup-compatibility/2006" xmlns:r="http://schemas.openxmlformats.org/officeDocument/2006/relationships" xmlns:w="http://schemas.openxmlformats.org/wordprocessingml/2006/main" xmlns:w14="http://schemas.microsoft.com/office/word/2010/wordml" xmlns:w15="http://schemas.microsoft.com/office/word/2012/wordml" mc:Ignorable="w14 w15">
   <w:font w:name="Symbol">
     <w:panose1 w:val="05050102010706020507"/>
     <w:charset w:val="02"/>
@@ -14509,7 +14239,7 @@
 </file>
 
 <file path=word/glossary/settings.xml><?xml version="1.0" encoding="utf-8"?>
-<w:settings xmlns:mc="http://schemas.openxmlformats.org/markup-compatibility/2006" xmlns:o="urn:schemas-microsoft-com:office:office" xmlns:r="http://schemas.openxmlformats.org/officeDocument/2006/relationships" xmlns:m="http://schemas.openxmlformats.org/officeDocument/2006/math" xmlns:v="urn:schemas-microsoft-com:vml" xmlns:w10="urn:schemas-microsoft-com:office:word" xmlns:w="http://schemas.openxmlformats.org/wordprocessingml/2006/main" xmlns:w14="http://schemas.microsoft.com/office/word/2010/wordml" xmlns:w15="http://schemas.microsoft.com/office/word/2012/wordml" xmlns:w16cex="http://schemas.microsoft.com/office/word/2018/wordml/cex" xmlns:w16cid="http://schemas.microsoft.com/office/word/2016/wordml/cid" xmlns:w16="http://schemas.microsoft.com/office/word/2018/wordml" xmlns:w16du="http://schemas.microsoft.com/office/word/2023/wordml/word16du" xmlns:w16sdtdh="http://schemas.microsoft.com/office/word/2020/wordml/sdtdatahash" xmlns:w16sdtfl="http://schemas.microsoft.com/office/word/2024/wordml/sdtformatlock" xmlns:w16se="http://schemas.microsoft.com/office/word/2015/wordml/symex" xmlns:sl="http://schemas.openxmlformats.org/schemaLibrary/2006/main" mc:Ignorable="w14 w15 w16se w16cid w16 w16cex w16sdtdh w16sdtfl w16du">
+<w:settings xmlns:mc="http://schemas.openxmlformats.org/markup-compatibility/2006" xmlns:o="urn:schemas-microsoft-com:office:office" xmlns:r="http://schemas.openxmlformats.org/officeDocument/2006/relationships" xmlns:m="http://schemas.openxmlformats.org/officeDocument/2006/math" xmlns:v="urn:schemas-microsoft-com:vml" xmlns:w10="urn:schemas-microsoft-com:office:word" xmlns:w="http://schemas.openxmlformats.org/wordprocessingml/2006/main" xmlns:w14="http://schemas.microsoft.com/office/word/2010/wordml" xmlns:w15="http://schemas.microsoft.com/office/word/2012/wordml" xmlns:sl="http://schemas.openxmlformats.org/schemaLibrary/2006/main" mc:Ignorable="w14 w15">
   <w:view w:val="normal"/>
   <w:defaultTabStop w:val="720"/>
   <w:characterSpacingControl w:val="doNotCompress"/>
@@ -14519,7 +14249,6 @@
     <w:compatSetting w:name="overrideTableStyleFontSizeAndJustification" w:uri="http://schemas.microsoft.com/office/word" w:val="1"/>
     <w:compatSetting w:name="enableOpenTypeFeatures" w:uri="http://schemas.microsoft.com/office/word" w:val="1"/>
     <w:compatSetting w:name="doNotFlipMirrorIndents" w:uri="http://schemas.microsoft.com/office/word" w:val="1"/>
-    <w:compatSetting w:name="useWord2013TrackBottomHyphenation" w:uri="http://schemas.microsoft.com/office/word" w:val="1"/>
   </w:compat>
   <w:rsids>
     <w:rsidRoot w:val="001B1BB0"/>
@@ -14542,6 +14271,7 @@
     <w:rsid w:val="008A5352"/>
     <w:rsid w:val="009308D6"/>
     <w:rsid w:val="00931747"/>
+    <w:rsid w:val="00A41DD8"/>
     <w:rsid w:val="00A65D08"/>
     <w:rsid w:val="00A65DB8"/>
     <w:rsid w:val="00B43994"/>
@@ -14583,7 +14313,7 @@
 </file>
 
 <file path=word/glossary/styles.xml><?xml version="1.0" encoding="utf-8"?>
-<w:styles xmlns:mc="http://schemas.openxmlformats.org/markup-compatibility/2006" xmlns:r="http://schemas.openxmlformats.org/officeDocument/2006/relationships" xmlns:w="http://schemas.openxmlformats.org/wordprocessingml/2006/main" xmlns:w14="http://schemas.microsoft.com/office/word/2010/wordml" xmlns:w15="http://schemas.microsoft.com/office/word/2012/wordml" xmlns:w16cex="http://schemas.microsoft.com/office/word/2018/wordml/cex" xmlns:w16cid="http://schemas.microsoft.com/office/word/2016/wordml/cid" xmlns:w16="http://schemas.microsoft.com/office/word/2018/wordml" xmlns:w16du="http://schemas.microsoft.com/office/word/2023/wordml/word16du" xmlns:w16sdtdh="http://schemas.microsoft.com/office/word/2020/wordml/sdtdatahash" xmlns:w16sdtfl="http://schemas.microsoft.com/office/word/2024/wordml/sdtformatlock" xmlns:w16se="http://schemas.microsoft.com/office/word/2015/wordml/symex" mc:Ignorable="w14 w15 w16se w16cid w16 w16cex w16sdtdh w16sdtfl w16du">
+<w:styles xmlns:mc="http://schemas.openxmlformats.org/markup-compatibility/2006" xmlns:r="http://schemas.openxmlformats.org/officeDocument/2006/relationships" xmlns:w="http://schemas.openxmlformats.org/wordprocessingml/2006/main" xmlns:w14="http://schemas.microsoft.com/office/word/2010/wordml" xmlns:w15="http://schemas.microsoft.com/office/word/2012/wordml" mc:Ignorable="w14 w15">
   <w:docDefaults>
     <w:rPrDefault>
       <w:rPr>
@@ -14599,7 +14329,7 @@
       </w:pPr>
     </w:pPrDefault>
   </w:docDefaults>
-  <w:latentStyles w:defLockedState="0" w:defUIPriority="99" w:defSemiHidden="0" w:defUnhideWhenUsed="0" w:defQFormat="0" w:count="376">
+  <w:latentStyles w:defLockedState="0" w:defUIPriority="99" w:defSemiHidden="0" w:defUnhideWhenUsed="0" w:defQFormat="0" w:count="371">
     <w:lsdException w:name="Normal" w:uiPriority="0" w:qFormat="1"/>
     <w:lsdException w:name="heading 1" w:uiPriority="9" w:qFormat="1"/>
     <w:lsdException w:name="heading 2" w:semiHidden="1" w:uiPriority="9" w:unhideWhenUsed="1" w:qFormat="1"/>
@@ -14971,11 +14701,6 @@
     <w:lsdException w:name="List Table 5 Dark Accent 6" w:uiPriority="50"/>
     <w:lsdException w:name="List Table 6 Colorful Accent 6" w:uiPriority="51"/>
     <w:lsdException w:name="List Table 7 Colorful Accent 6" w:uiPriority="52"/>
-    <w:lsdException w:name="Mention" w:semiHidden="1" w:unhideWhenUsed="1"/>
-    <w:lsdException w:name="Smart Hyperlink" w:semiHidden="1" w:unhideWhenUsed="1"/>
-    <w:lsdException w:name="Hashtag" w:semiHidden="1" w:unhideWhenUsed="1"/>
-    <w:lsdException w:name="Unresolved Mention" w:semiHidden="1" w:unhideWhenUsed="1"/>
-    <w:lsdException w:name="Smart Link" w:semiHidden="1" w:unhideWhenUsed="1"/>
   </w:latentStyles>
   <w:style w:type="paragraph" w:default="1" w:styleId="Normal">
     <w:name w:val="Normal"/>
@@ -15026,7 +14751,7 @@
 </file>
 
 <file path=word/glossary/webSettings.xml><?xml version="1.0" encoding="utf-8"?>
-<w:webSettings xmlns:mc="http://schemas.openxmlformats.org/markup-compatibility/2006" xmlns:r="http://schemas.openxmlformats.org/officeDocument/2006/relationships" xmlns:w="http://schemas.openxmlformats.org/wordprocessingml/2006/main" xmlns:w14="http://schemas.microsoft.com/office/word/2010/wordml" xmlns:w15="http://schemas.microsoft.com/office/word/2012/wordml" xmlns:w16cex="http://schemas.microsoft.com/office/word/2018/wordml/cex" xmlns:w16cid="http://schemas.microsoft.com/office/word/2016/wordml/cid" xmlns:w16="http://schemas.microsoft.com/office/word/2018/wordml" xmlns:w16du="http://schemas.microsoft.com/office/word/2023/wordml/word16du" xmlns:w16sdtdh="http://schemas.microsoft.com/office/word/2020/wordml/sdtdatahash" xmlns:w16sdtfl="http://schemas.microsoft.com/office/word/2024/wordml/sdtformatlock" xmlns:w16se="http://schemas.microsoft.com/office/word/2015/wordml/symex" mc:Ignorable="w14 w15 w16se w16cid w16 w16cex w16sdtdh w16sdtfl w16du">
+<w:webSettings xmlns:mc="http://schemas.openxmlformats.org/markup-compatibility/2006" xmlns:r="http://schemas.openxmlformats.org/officeDocument/2006/relationships" xmlns:w="http://schemas.openxmlformats.org/wordprocessingml/2006/main" xmlns:w14="http://schemas.microsoft.com/office/word/2010/wordml" xmlns:w15="http://schemas.microsoft.com/office/word/2012/wordml" mc:Ignorable="w14 w15">
   <w:optimizeForBrowser/>
   <w:allowPNG/>
 </w:webSettings>
@@ -15328,6 +15053,12 @@
 </file>
 
 <file path=customXml/item1.xml><?xml version="1.0" encoding="utf-8"?>
+<p:properties xmlns:p="http://schemas.microsoft.com/office/2006/metadata/properties" xmlns:xsi="http://www.w3.org/2001/XMLSchema-instance" xmlns:pc="http://schemas.microsoft.com/office/infopath/2007/PartnerControls">
+  <documentManagement/>
+</p:properties>
+</file>
+
+<file path=customXml/item2.xml><?xml version="1.0" encoding="utf-8"?>
 <ct:contentTypeSchema xmlns:ct="http://schemas.microsoft.com/office/2006/metadata/contentType" xmlns:ma="http://schemas.microsoft.com/office/2006/metadata/properties/metaAttributes" ct:_="" ma:_="" ma:contentTypeName="Document" ma:contentTypeID="0x01010021A59588BC0053418FC88F40861DA871" ma:contentTypeVersion="10" ma:contentTypeDescription="Create a new document." ma:contentTypeScope="" ma:versionID="3673c1cf7550c71788a22a838bb0d9c0">
   <xsd:schema xmlns:xsd="http://www.w3.org/2001/XMLSchema" xmlns:xs="http://www.w3.org/2001/XMLSchema" xmlns:p="http://schemas.microsoft.com/office/2006/metadata/properties" xmlns:ns2="22f4eba5-1bf1-421f-a001-fd7acca9760c" targetNamespace="http://schemas.microsoft.com/office/2006/metadata/properties" ma:root="true" ma:fieldsID="ac330b6bfa0f539d41f40e8181b11b47" ns2:_="">
     <xsd:import namespace="22f4eba5-1bf1-421f-a001-fd7acca9760c"/>
@@ -15511,17 +15242,7 @@
 </ct:contentTypeSchema>
 </file>
 
-<file path=customXml/item2.xml><?xml version="1.0" encoding="utf-8"?>
-<p:properties xmlns:p="http://schemas.microsoft.com/office/2006/metadata/properties" xmlns:xsi="http://www.w3.org/2001/XMLSchema-instance" xmlns:pc="http://schemas.microsoft.com/office/infopath/2007/PartnerControls">
-  <documentManagement/>
-</p:properties>
-</file>
-
 <file path=customXml/item3.xml><?xml version="1.0" encoding="utf-8"?>
-<b:Sources xmlns:b="http://schemas.openxmlformats.org/officeDocument/2006/bibliography" xmlns="http://schemas.openxmlformats.org/officeDocument/2006/bibliography" SelectedStyle="\APASixthEditionOfficeOnline.xsl" StyleName="APA" Version="6"/>
-</file>
-
-<file path=customXml/item4.xml><?xml version="1.0" encoding="utf-8"?>
 <?mso-contentType ?>
 <FormTemplates xmlns="http://schemas.microsoft.com/sharepoint/v3/contenttype/forms">
   <Display>DocumentLibraryForm</Display>
@@ -15530,7 +15251,20 @@
 </FormTemplates>
 </file>
 
+<file path=customXml/item4.xml><?xml version="1.0" encoding="utf-8"?>
+<b:Sources xmlns:b="http://schemas.openxmlformats.org/officeDocument/2006/bibliography" xmlns="http://schemas.openxmlformats.org/officeDocument/2006/bibliography" SelectedStyle="\APASixthEditionOfficeOnline.xsl" StyleName="APA" Version="6"/>
+</file>
+
 <file path=customXml/itemProps1.xml><?xml version="1.0" encoding="utf-8"?>
+<ds:datastoreItem xmlns:ds="http://schemas.openxmlformats.org/officeDocument/2006/customXml" ds:itemID="{279A32A1-94B8-4C38-AF26-42DBFF0B0D86}">
+  <ds:schemaRefs>
+    <ds:schemaRef ds:uri="http://schemas.microsoft.com/office/2006/metadata/properties"/>
+    <ds:schemaRef ds:uri="http://schemas.microsoft.com/office/infopath/2007/PartnerControls"/>
+  </ds:schemaRefs>
+</ds:datastoreItem>
+</file>
+
+<file path=customXml/itemProps2.xml><?xml version="1.0" encoding="utf-8"?>
 <ds:datastoreItem xmlns:ds="http://schemas.openxmlformats.org/officeDocument/2006/customXml" ds:itemID="{65E5B5D4-677A-455F-8552-96943537CE77}">
   <ds:schemaRefs>
     <ds:schemaRef ds:uri="http://schemas.microsoft.com/office/2006/metadata/contentType"/>
@@ -15548,27 +15282,18 @@
 </ds:datastoreItem>
 </file>
 
-<file path=customXml/itemProps2.xml><?xml version="1.0" encoding="utf-8"?>
-<ds:datastoreItem xmlns:ds="http://schemas.openxmlformats.org/officeDocument/2006/customXml" ds:itemID="{279A32A1-94B8-4C38-AF26-42DBFF0B0D86}">
+<file path=customXml/itemProps3.xml><?xml version="1.0" encoding="utf-8"?>
+<ds:datastoreItem xmlns:ds="http://schemas.openxmlformats.org/officeDocument/2006/customXml" ds:itemID="{56C44748-5791-4773-80AF-F953C3055353}">
   <ds:schemaRefs>
-    <ds:schemaRef ds:uri="http://schemas.microsoft.com/office/2006/metadata/properties"/>
-    <ds:schemaRef ds:uri="http://schemas.microsoft.com/office/infopath/2007/PartnerControls"/>
-  </ds:schemaRefs>
-</ds:datastoreItem>
-</file>
-
-<file path=customXml/itemProps3.xml><?xml version="1.0" encoding="utf-8"?>
-<ds:datastoreItem xmlns:ds="http://schemas.openxmlformats.org/officeDocument/2006/customXml" ds:itemID="{AE3888D5-E109-414A-8DD9-80387A3EDFE3}">
-  <ds:schemaRefs>
-    <ds:schemaRef ds:uri="http://schemas.openxmlformats.org/officeDocument/2006/bibliography"/>
+    <ds:schemaRef ds:uri="http://schemas.microsoft.com/sharepoint/v3/contenttype/forms"/>
   </ds:schemaRefs>
 </ds:datastoreItem>
 </file>
 
 <file path=customXml/itemProps4.xml><?xml version="1.0" encoding="utf-8"?>
-<ds:datastoreItem xmlns:ds="http://schemas.openxmlformats.org/officeDocument/2006/customXml" ds:itemID="{56C44748-5791-4773-80AF-F953C3055353}">
+<ds:datastoreItem xmlns:ds="http://schemas.openxmlformats.org/officeDocument/2006/customXml" ds:itemID="{C412B1D5-E3D0-4411-9103-DE975B89EC70}">
   <ds:schemaRefs>
-    <ds:schemaRef ds:uri="http://schemas.microsoft.com/sharepoint/v3/contenttype/forms"/>
+    <ds:schemaRef ds:uri="http://schemas.openxmlformats.org/officeDocument/2006/bibliography"/>
   </ds:schemaRefs>
 </ds:datastoreItem>
 </file>
--- a/final project report.docx
+++ b/final project report.docx
@@ -7,6 +7,9 @@
         <w:spacing w:before="120" w:after="0" w:line="360" w:lineRule="auto"/>
         <w:jc w:val="center"/>
       </w:pPr>
+      <w:r>
+        <w:t xml:space="preserve">  </w:t>
+      </w:r>
       <w:r>
         <w:rPr>
           <w:noProof/>
@@ -118,27 +121,7 @@
           <w:sz w:val="28"/>
           <w:szCs w:val="28"/>
         </w:rPr>
-        <w:t>Simalchaur</w:t>
-      </w:r>
-      <w:r>
-        <w:rPr>
-          <w:rFonts w:cs="Times New Roman"/>
-          <w:b/>
-          <w:bCs/>
-          <w:sz w:val="28"/>
-          <w:szCs w:val="28"/>
-        </w:rPr>
-        <w:t xml:space="preserve"> </w:t>
-      </w:r>
-      <w:r>
-        <w:rPr>
-          <w:rFonts w:cs="Times New Roman"/>
-          <w:b/>
-          <w:bCs/>
-          <w:sz w:val="28"/>
-          <w:szCs w:val="28"/>
-        </w:rPr>
-        <w:t>, Pokhara</w:t>
+        <w:t>Simalchaur, Pokhara</w:t>
       </w:r>
       <w:r>
         <w:rPr>
@@ -950,7 +933,7 @@
           <w:noProof/>
           <w:szCs w:val="24"/>
         </w:rPr>
-        <w:t>01/07/2026</w:t>
+        <w:t>02/07/2026</w:t>
       </w:r>
       <w:r>
         <w:rPr>
@@ -1165,7 +1148,7 @@
           <w:sz w:val="32"/>
           <w:szCs w:val="32"/>
         </w:rPr>
-        <w:t>Rock,Paper,Scissor</w:t>
+        <w:t>Rock,</w:t>
       </w:r>
       <w:r>
         <w:rPr>
@@ -1174,6 +1157,42 @@
           <w:sz w:val="32"/>
           <w:szCs w:val="32"/>
         </w:rPr>
+        <w:t xml:space="preserve"> </w:t>
+      </w:r>
+      <w:r>
+        <w:rPr>
+          <w:rFonts w:cs="Times New Roman"/>
+          <w:b/>
+          <w:sz w:val="32"/>
+          <w:szCs w:val="32"/>
+        </w:rPr>
+        <w:t>Paper,</w:t>
+      </w:r>
+      <w:r>
+        <w:rPr>
+          <w:rFonts w:cs="Times New Roman"/>
+          <w:b/>
+          <w:sz w:val="32"/>
+          <w:szCs w:val="32"/>
+        </w:rPr>
+        <w:t xml:space="preserve"> </w:t>
+      </w:r>
+      <w:r>
+        <w:rPr>
+          <w:rFonts w:cs="Times New Roman"/>
+          <w:b/>
+          <w:sz w:val="32"/>
+          <w:szCs w:val="32"/>
+        </w:rPr>
+        <w:t>Scissor</w:t>
+      </w:r>
+      <w:r>
+        <w:rPr>
+          <w:rFonts w:cs="Times New Roman"/>
+          <w:b/>
+          <w:sz w:val="32"/>
+          <w:szCs w:val="32"/>
+        </w:rPr>
         <w:t>”</w:t>
       </w:r>
     </w:p>
@@ -1414,14 +1433,7 @@
           <w:b/>
           <w:szCs w:val="24"/>
         </w:rPr>
-        <w:t>Rock,Paper,Scissor</w:t>
-      </w:r>
-      <w:r>
-        <w:rPr>
-          <w:rFonts w:cs="Times New Roman"/>
-          <w:szCs w:val="24"/>
-        </w:rPr>
-        <w:t xml:space="preserve">” is done under my supervision by </w:t>
+        <w:t>Rock,</w:t>
       </w:r>
       <w:r>
         <w:rPr>
@@ -1429,7 +1441,7 @@
           <w:b/>
           <w:szCs w:val="24"/>
         </w:rPr>
-        <w:t xml:space="preserve">Divya Sharma </w:t>
+        <w:t xml:space="preserve"> </w:t>
       </w:r>
       <w:r>
         <w:rPr>
@@ -1437,7 +1449,7 @@
           <w:b/>
           <w:szCs w:val="24"/>
         </w:rPr>
-        <w:t>and</w:t>
+        <w:t>Paper,</w:t>
       </w:r>
       <w:r>
         <w:rPr>
@@ -1445,7 +1457,7 @@
           <w:b/>
           <w:szCs w:val="24"/>
         </w:rPr>
-        <w:t xml:space="preserve"> S</w:t>
+        <w:t xml:space="preserve"> </w:t>
       </w:r>
       <w:r>
         <w:rPr>
@@ -1453,21 +1465,14 @@
           <w:b/>
           <w:szCs w:val="24"/>
         </w:rPr>
-        <w:t xml:space="preserve">abina Puwanli </w:t>
+        <w:t>Scissor</w:t>
       </w:r>
       <w:r>
         <w:rPr>
           <w:rFonts w:cs="Times New Roman"/>
           <w:szCs w:val="24"/>
         </w:rPr>
-        <w:t xml:space="preserve">during their </w:t>
-      </w:r>
-      <w:r>
-        <w:rPr>
-          <w:rFonts w:cs="Times New Roman"/>
-          <w:szCs w:val="24"/>
-        </w:rPr>
-        <w:t>2nd</w:t>
+        <w:t xml:space="preserve">” is done under my supervision by </w:t>
       </w:r>
       <w:r>
         <w:rPr>
@@ -1475,11 +1480,49 @@
           <w:b/>
           <w:szCs w:val="24"/>
         </w:rPr>
-        <w:t xml:space="preserve"> </w:t>
+        <w:t xml:space="preserve">Divya Sharma </w:t>
       </w:r>
       <w:r>
         <w:rPr>
           <w:rFonts w:cs="Times New Roman"/>
+          <w:b/>
+          <w:szCs w:val="24"/>
+        </w:rPr>
+        <w:t>and</w:t>
+      </w:r>
+      <w:r>
+        <w:rPr>
+          <w:rFonts w:cs="Times New Roman"/>
+          <w:b/>
+          <w:szCs w:val="24"/>
+        </w:rPr>
+        <w:t xml:space="preserve"> S</w:t>
+      </w:r>
+      <w:r>
+        <w:rPr>
+          <w:rFonts w:cs="Times New Roman"/>
+          <w:b/>
+          <w:szCs w:val="24"/>
+        </w:rPr>
+        <w:t xml:space="preserve">abina Puwanli </w:t>
+      </w:r>
+      <w:r>
+        <w:rPr>
+          <w:rFonts w:cs="Times New Roman"/>
+          <w:szCs w:val="24"/>
+        </w:rPr>
+        <w:t xml:space="preserve">during their </w:t>
+      </w:r>
+      <w:r>
+        <w:rPr>
+          <w:rFonts w:cs="Times New Roman"/>
+          <w:szCs w:val="24"/>
+        </w:rPr>
+        <w:t xml:space="preserve">second </w:t>
+      </w:r>
+      <w:r>
+        <w:rPr>
+          <w:rFonts w:cs="Times New Roman"/>
           <w:szCs w:val="24"/>
         </w:rPr>
         <w:t xml:space="preserve">Semester in partial </w:t>
@@ -1511,13 +1554,6 @@
           <w:szCs w:val="24"/>
         </w:rPr>
         <w:t xml:space="preserve"> (BCA)</w:t>
-      </w:r>
-      <w:r>
-        <w:rPr>
-          <w:rFonts w:cs="Times New Roman"/>
-          <w:szCs w:val="24"/>
-        </w:rPr>
-        <w:t xml:space="preserve"> </w:t>
       </w:r>
       <w:r>
         <w:rPr>
@@ -1757,7 +1793,15 @@
           <w:b/>
           <w:szCs w:val="24"/>
         </w:rPr>
-        <w:t xml:space="preserve">Bachleor of Computer Application </w:t>
+        <w:t>Bachelor</w:t>
+      </w:r>
+      <w:r>
+        <w:rPr>
+          <w:rFonts w:cs="Times New Roman"/>
+          <w:b/>
+          <w:szCs w:val="24"/>
+        </w:rPr>
+        <w:t xml:space="preserve"> of Computer Application </w:t>
       </w:r>
       <w:r>
         <w:rPr>
@@ -3925,7 +3969,19 @@
         <w:rPr>
           <w:szCs w:val="24"/>
         </w:rPr>
-        <w:t xml:space="preserve">This project focuses on developing an advanced Rock Paper Scissors game using C programming language with several advanced features such as login system, registration system, CRUD operations, score management, multiplayer gameplay, account deletion, leaderboard system, match history, and file handling. The project is designed to simulate a real real-world gaming </w:t>
+        <w:t xml:space="preserve">This project focuses on developing an advanced Rock Paper Scissors game using C programming language with several advanced features such as login system, registration system, CRUD operations, score management, multiplayer gameplay, account deletion, </w:t>
+      </w:r>
+      <w:r>
+        <w:rPr>
+          <w:szCs w:val="24"/>
+        </w:rPr>
+        <w:t>leader board</w:t>
+      </w:r>
+      <w:r>
+        <w:rPr>
+          <w:szCs w:val="24"/>
+        </w:rPr>
+        <w:t xml:space="preserve"> system, match history, and file handling. The project is designed to simulate a real real-world gaming </w:t>
       </w:r>
       <w:r>
         <w:rPr>
@@ -4137,7 +4193,13 @@
         <w:jc w:val="both"/>
       </w:pPr>
       <w:r>
-        <w:t>Traditional Rock Paper Scissors games are normally played manually and do not keep any records of results, player identities, or previous matches. Because of this, users cannot review their performance, compare scores over time, or maintain a leaderboard. In a multiplayer environment, it is also difficult to manage repeated gameplay and fair result recording without an organized system. In the rapidly evolving world of online gaming, providing a seamless and secure experience for players is crucial for the success of any gaming platform. The system must efficiently manage user interactions, game sessions, and data storage to ensure smooth operation, user satisfaction, and fair play.</w:t>
+        <w:t xml:space="preserve">Traditional Rock Paper Scissors games are normally played manually and do not keep any records of results, player identities, or previous matches. Because of this, users cannot review their performance, compare scores over time, or maintain a </w:t>
+      </w:r>
+      <w:r>
+        <w:t>leader board</w:t>
+      </w:r>
+      <w:r>
+        <w:t>. In a multiplayer environment, it is also difficult to manage repeated gameplay and fair result recording without an organized system. In the rapidly evolving world of online gaming, providing a seamless and secure experience for players is crucial for the success of any gaming platform. The system must efficiently manage user interactions, game sessions, and data storage to ensure smooth operation, user satisfaction, and fair play.</w:t>
       </w:r>
     </w:p>
     <w:p>
@@ -4145,7 +4207,13 @@
         <w:jc w:val="both"/>
       </w:pPr>
       <w:r>
-        <w:t>The problem addressed in this project is the absence of a structured, computer-based Rock Paper Scissors system that supports multiple modes, user registration, login, file-based data storage, match history, and leaderboard tracking. The aim is to solve these problems by building a C program that can manage gameplay in a systematic and user-friendly manner.</w:t>
+        <w:t xml:space="preserve">The problem addressed in this project is the absence of a structured, computer-based Rock Paper Scissors system that supports multiple modes, user registration, login, file-based data storage, match history, and </w:t>
+      </w:r>
+      <w:r>
+        <w:t>leader board</w:t>
+      </w:r>
+      <w:r>
+        <w:t xml:space="preserve"> tracking. The aim is to solve these problems by building a C program that can manage gameplay in a systematic and user-friendly manner.</w:t>
       </w:r>
     </w:p>
     <w:p/>
@@ -4268,6 +4336,13 @@
           <w:rFonts w:eastAsia="Times New Roman" w:cs="Times New Roman"/>
           <w:szCs w:val="24"/>
         </w:rPr>
+        <w:t xml:space="preserve">To create a </w:t>
+      </w:r>
+      <w:r>
+        <w:rPr>
+          <w:rFonts w:eastAsia="Times New Roman" w:cs="Times New Roman"/>
+          <w:szCs w:val="24"/>
+        </w:rPr>
         <w:t>Dashboard that provides easy access to gameplay</w:t>
       </w:r>
       <w:r>
@@ -4275,7 +4350,21 @@
           <w:rFonts w:eastAsia="Times New Roman" w:cs="Times New Roman"/>
           <w:szCs w:val="24"/>
         </w:rPr>
-        <w:t>, match history, leaderboard and user options.</w:t>
+        <w:t xml:space="preserve">, match history, </w:t>
+      </w:r>
+      <w:r>
+        <w:rPr>
+          <w:rFonts w:eastAsia="Times New Roman" w:cs="Times New Roman"/>
+          <w:szCs w:val="24"/>
+        </w:rPr>
+        <w:t>leader board</w:t>
+      </w:r>
+      <w:r>
+        <w:rPr>
+          <w:rFonts w:eastAsia="Times New Roman" w:cs="Times New Roman"/>
+          <w:szCs w:val="24"/>
+        </w:rPr>
+        <w:t xml:space="preserve"> and user options.</w:t>
       </w:r>
     </w:p>
     <w:p>
@@ -4331,7 +4420,13 @@
         <w:t>The evolution of game development from traditional board and hand games to digital applications has significantly enhanced user engagement and accessibility. Rock-Paper-Scissors, being one of the oldest and simplest games, has served as an ideal subject for computerization due to its straightforward rules and minimal computational requirements.</w:t>
       </w:r>
       <w:r>
-        <w:t xml:space="preserve"> Historically, computer implementations of Rock-Paper-Scissors were basic, often limited to single-player modes against the computer without persistent data storage. These implementations lacked features such as user registration, match history, and leaderboards, which are essential for fostering competitive spirit and long-term engagement.</w:t>
+        <w:t xml:space="preserve"> Historically, computer implementations of Rock-Paper-Scissors were basic, often limited to single-player modes against the computer without persistent data storage. These implementations lacked features such as user registration, match history, and </w:t>
+      </w:r>
+      <w:r>
+        <w:t>leader boards</w:t>
+      </w:r>
+      <w:r>
+        <w:t>, which are essential for fostering competitive spirit and long-term engagement.</w:t>
       </w:r>
       <w:r>
         <w:t xml:space="preserve"> </w:t>
@@ -4363,10 +4458,30 @@
         </w:rPr>
       </w:pPr>
       <w:r>
-        <w:t xml:space="preserve"> Many existing systems do not support multiplayer functionality, which limits social interaction. Additionally, traditional game systems often do not include comprehensive dashboards or real-time leaderboards, which are critical for motivating players.This project aims to address these gaps by implementing a multi-mode Rock-Paper-Scissors game with robust data management, multiplayer capabilities, and an intuitive user interface. The motivation stems from the need to create an engaging online game platform that is accessible to users with varying levels of technical expertise, and to explore how traditional games can be adapted to modern digital environments.</w:t>
-      </w:r>
-      <w:r>
-        <w:t xml:space="preserve"> The development process involves analyzing existing systems, identifying missing features, and designing an integrated system that combines game logic with user management, data persistence, and interactive interfaces.</w:t>
+        <w:t xml:space="preserve"> Many existing systems do not support multiplayer functionality, which limits social interaction. Additionally, traditional game systems often do not include comprehensive dashboards or real-time </w:t>
+      </w:r>
+      <w:r>
+        <w:t>leader boards</w:t>
+      </w:r>
+      <w:r>
+        <w:t>, which are critical for motivating players.</w:t>
+      </w:r>
+      <w:r>
+        <w:t xml:space="preserve"> </w:t>
+      </w:r>
+      <w:r>
+        <w:t>This project aims to address these gaps by implementing a multi-mode Rock-Paper-Scissors game with robust data management, multiplayer capabilities, and an intuitive user interface. The motivation stems from the need to create an engaging online game platform that is accessible to users with varying levels of technical expertise, and to explore how traditional games can be adapted to modern digital environments.</w:t>
+      </w:r>
+      <w:r>
+        <w:t xml:space="preserve"> The development process involves </w:t>
+      </w:r>
+      <w:r>
+        <w:t>analysing</w:t>
+      </w:r>
+      <w:bookmarkStart w:id="7" w:name="_GoBack"/>
+      <w:bookmarkEnd w:id="7"/>
+      <w:r>
+        <w:t xml:space="preserve"> existing systems, identifying missing features, and designing an integrated system that combines game logic with user management, data persistence, and interactive interfaces.</w:t>
       </w:r>
       <w:r>
         <w:rPr>
@@ -4395,11 +4510,11 @@
         <w:ind w:left="360"/>
         <w:jc w:val="both"/>
       </w:pPr>
-      <w:bookmarkStart w:id="7" w:name="_Toc232570758"/>
+      <w:bookmarkStart w:id="8" w:name="_Toc232570758"/>
       <w:r>
         <w:t>Requirement Document</w:t>
       </w:r>
-      <w:bookmarkEnd w:id="7"/>
+      <w:bookmarkEnd w:id="8"/>
     </w:p>
     <w:p>
       <w:pPr>
@@ -4427,7 +4542,7 @@
       <w:pPr>
         <w:pStyle w:val="Heading2"/>
       </w:pPr>
-      <w:bookmarkStart w:id="8" w:name="_Toc232570759"/>
+      <w:bookmarkStart w:id="9" w:name="_Toc232570759"/>
       <w:r>
         <w:t xml:space="preserve">5.1 </w:t>
       </w:r>
@@ -4437,7 +4552,7 @@
       <w:r>
         <w:t>x</w:t>
       </w:r>
-      <w:bookmarkEnd w:id="8"/>
+      <w:bookmarkEnd w:id="9"/>
     </w:p>
     <w:p>
       <w:pPr>
@@ -4716,13 +4831,13 @@
               <w:rPr>
                 <w:lang w:val="en-GB"/>
               </w:rPr>
-              <w:t xml:space="preserve">d and  </w:t>
+              <w:t xml:space="preserve">d </w:t>
             </w:r>
             <w:r>
               <w:rPr>
                 <w:lang w:val="en-GB"/>
               </w:rPr>
-              <w:t>Authenticates</w:t>
+              <w:t>and Authenticates</w:t>
             </w:r>
             <w:r>
               <w:rPr>
@@ -4787,7 +4902,13 @@
               <w:rPr>
                 <w:lang w:val="en-GB"/>
               </w:rPr>
-              <w:t xml:space="preserve"> and security feature .</w:t>
+              <w:t xml:space="preserve"> and security </w:t>
+            </w:r>
+            <w:r>
+              <w:rPr>
+                <w:lang w:val="en-GB"/>
+              </w:rPr>
+              <w:t>feature.</w:t>
             </w:r>
           </w:p>
         </w:tc>
@@ -5815,14 +5936,14 @@
         <w:pStyle w:val="Heading2"/>
         <w:spacing w:before="0" w:after="0" w:line="360" w:lineRule="auto"/>
       </w:pPr>
-      <w:bookmarkStart w:id="9" w:name="_Toc232570760"/>
+      <w:bookmarkStart w:id="10" w:name="_Toc232570760"/>
       <w:r>
         <w:t xml:space="preserve">5.2 </w:t>
       </w:r>
       <w:r>
         <w:t>Business Requirements</w:t>
       </w:r>
-      <w:bookmarkEnd w:id="9"/>
+      <w:bookmarkEnd w:id="10"/>
     </w:p>
     <w:p>
       <w:pPr>
@@ -5916,7 +6037,7 @@
           <w:lang w:val="en-US"/>
         </w:rPr>
       </w:pPr>
-      <w:bookmarkStart w:id="10" w:name="_Toc232570761"/>
+      <w:bookmarkStart w:id="11" w:name="_Toc232570761"/>
       <w:r>
         <w:rPr>
           <w:lang w:val="en-US"/>
@@ -5930,7 +6051,7 @@
         </w:rPr>
         <w:t>User Requirements</w:t>
       </w:r>
-      <w:bookmarkEnd w:id="10"/>
+      <w:bookmarkEnd w:id="11"/>
     </w:p>
     <w:p>
       <w:pPr>
@@ -6061,7 +6182,7 @@
           <w:lang w:val="en-US"/>
         </w:rPr>
       </w:pPr>
-      <w:bookmarkStart w:id="11" w:name="_Toc232570762"/>
+      <w:bookmarkStart w:id="12" w:name="_Toc232570762"/>
       <w:r>
         <w:rPr>
           <w:bCs/>
@@ -6069,7 +6190,7 @@
         </w:rPr>
         <w:t>5.4 Functional Requirements</w:t>
       </w:r>
-      <w:bookmarkEnd w:id="11"/>
+      <w:bookmarkEnd w:id="12"/>
     </w:p>
     <w:p>
       <w:pPr>
@@ -6200,7 +6321,7 @@
           <w:lang w:val="en-US"/>
         </w:rPr>
       </w:pPr>
-      <w:bookmarkStart w:id="12" w:name="_Toc232570763"/>
+      <w:bookmarkStart w:id="13" w:name="_Toc232570763"/>
       <w:r>
         <w:rPr>
           <w:bCs/>
@@ -6208,7 +6329,7 @@
         </w:rPr>
         <w:t>5.5 Non-Functional Requirements</w:t>
       </w:r>
-      <w:bookmarkEnd w:id="12"/>
+      <w:bookmarkEnd w:id="13"/>
     </w:p>
     <w:p>
       <w:pPr>
@@ -6345,14 +6466,14 @@
         <w:ind w:left="360"/>
         <w:jc w:val="both"/>
       </w:pPr>
-      <w:bookmarkStart w:id="13" w:name="_Toc232570764"/>
+      <w:bookmarkStart w:id="14" w:name="_Toc232570764"/>
       <w:r>
         <w:t>System</w:t>
       </w:r>
       <w:r>
         <w:t xml:space="preserve"> Design</w:t>
       </w:r>
-      <w:bookmarkEnd w:id="13"/>
+      <w:bookmarkEnd w:id="14"/>
     </w:p>
     <w:p>
       <w:r>
@@ -6367,7 +6488,6 @@
           <w:szCs w:val="24"/>
         </w:rPr>
       </w:pPr>
-      <w:bookmarkStart w:id="14" w:name="_GoBack"/>
       <w:r>
         <w:rPr>
           <w:noProof/>
@@ -6416,7 +6536,6 @@
         </w:drawing>
       </w:r>
       <w:bookmarkStart w:id="15" w:name="_Toc232590305"/>
-      <w:bookmarkEnd w:id="14"/>
       <w:r>
         <w:rPr>
           <w:color w:val="000000" w:themeColor="text1"/>
@@ -14260,6 +14379,7 @@
     <w:rsid w:val="0035202E"/>
     <w:rsid w:val="003708ED"/>
     <w:rsid w:val="003A7737"/>
+    <w:rsid w:val="003B3DBF"/>
     <w:rsid w:val="005047B6"/>
     <w:rsid w:val="00572B42"/>
     <w:rsid w:val="00586AAF"/>
@@ -14268,6 +14388,7 @@
     <w:rsid w:val="00743365"/>
     <w:rsid w:val="007C12A3"/>
     <w:rsid w:val="00806FB8"/>
+    <w:rsid w:val="00857ABB"/>
     <w:rsid w:val="008A5352"/>
     <w:rsid w:val="009308D6"/>
     <w:rsid w:val="00931747"/>
@@ -15291,7 +15412,7 @@
 </file>
 
 <file path=customXml/itemProps4.xml><?xml version="1.0" encoding="utf-8"?>
-<ds:datastoreItem xmlns:ds="http://schemas.openxmlformats.org/officeDocument/2006/customXml" ds:itemID="{C412B1D5-E3D0-4411-9103-DE975B89EC70}">
+<ds:datastoreItem xmlns:ds="http://schemas.openxmlformats.org/officeDocument/2006/customXml" ds:itemID="{4CBAF165-B519-473D-9A76-0B7AA688B56D}">
   <ds:schemaRefs>
     <ds:schemaRef ds:uri="http://schemas.openxmlformats.org/officeDocument/2006/bibliography"/>
   </ds:schemaRefs>

--- a/final project report.docx
+++ b/final project report.docx
@@ -1,6 +1,6 @@
 
 <file path=word/document.xml><?xml version="1.0" encoding="utf-8"?>
-<w:document xmlns:wpc="http://schemas.microsoft.com/office/word/2010/wordprocessingCanvas" xmlns:mc="http://schemas.openxmlformats.org/markup-compatibility/2006" xmlns:o="urn:schemas-microsoft-com:office:office" xmlns:r="http://schemas.openxmlformats.org/officeDocument/2006/relationships" xmlns:m="http://schemas.openxmlformats.org/officeDocument/2006/math" xmlns:v="urn:schemas-microsoft-com:vml" xmlns:wp14="http://schemas.microsoft.com/office/word/2010/wordprocessingDrawing" xmlns:wp="http://schemas.openxmlformats.org/drawingml/2006/wordprocessingDrawing" xmlns:w10="urn:schemas-microsoft-com:office:word" xmlns:w="http://schemas.openxmlformats.org/wordprocessingml/2006/main" xmlns:w14="http://schemas.microsoft.com/office/word/2010/wordml" xmlns:w15="http://schemas.microsoft.com/office/word/2012/wordml" xmlns:wpg="http://schemas.microsoft.com/office/word/2010/wordprocessingGroup" xmlns:wpi="http://schemas.microsoft.com/office/word/2010/wordprocessingInk" xmlns:wne="http://schemas.microsoft.com/office/word/2006/wordml" xmlns:wps="http://schemas.microsoft.com/office/word/2010/wordprocessingShape" mc:Ignorable="w14 w15 wp14">
+<w:document xmlns:wpc="http://schemas.microsoft.com/office/word/2010/wordprocessingCanvas" xmlns:cx="http://schemas.microsoft.com/office/drawing/2014/chartex" xmlns:cx1="http://schemas.microsoft.com/office/drawing/2015/9/8/chartex" xmlns:cx2="http://schemas.microsoft.com/office/drawing/2015/10/21/chartex" xmlns:cx3="http://schemas.microsoft.com/office/drawing/2016/5/9/chartex" xmlns:cx4="http://schemas.microsoft.com/office/drawing/2016/5/10/chartex" xmlns:cx5="http://schemas.microsoft.com/office/drawing/2016/5/11/chartex" xmlns:cx6="http://schemas.microsoft.com/office/drawing/2016/5/12/chartex" xmlns:cx7="http://schemas.microsoft.com/office/drawing/2016/5/13/chartex" xmlns:cx8="http://schemas.microsoft.com/office/drawing/2016/5/14/chartex" xmlns:mc="http://schemas.openxmlformats.org/markup-compatibility/2006" xmlns:aink="http://schemas.microsoft.com/office/drawing/2016/ink" xmlns:am3d="http://schemas.microsoft.com/office/drawing/2017/model3d" xmlns:o="urn:schemas-microsoft-com:office:office" xmlns:oel="http://schemas.microsoft.com/office/2019/extlst" xmlns:r="http://schemas.openxmlformats.org/officeDocument/2006/relationships" xmlns:m="http://schemas.openxmlformats.org/officeDocument/2006/math" xmlns:v="urn:schemas-microsoft-com:vml" xmlns:wp14="http://schemas.microsoft.com/office/word/2010/wordprocessingDrawing" xmlns:wp="http://schemas.openxmlformats.org/drawingml/2006/wordprocessingDrawing" xmlns:w10="urn:schemas-microsoft-com:office:word" xmlns:w="http://schemas.openxmlformats.org/wordprocessingml/2006/main" xmlns:w14="http://schemas.microsoft.com/office/word/2010/wordml" xmlns:w15="http://schemas.microsoft.com/office/word/2012/wordml" xmlns:w16cex="http://schemas.microsoft.com/office/word/2018/wordml/cex" xmlns:w16cid="http://schemas.microsoft.com/office/word/2016/wordml/cid" xmlns:w16="http://schemas.microsoft.com/office/word/2018/wordml" xmlns:w16du="http://schemas.microsoft.com/office/word/2023/wordml/word16du" xmlns:w16sdtdh="http://schemas.microsoft.com/office/word/2020/wordml/sdtdatahash" xmlns:w16sdtfl="http://schemas.microsoft.com/office/word/2024/wordml/sdtformatlock" xmlns:w16se="http://schemas.microsoft.com/office/word/2015/wordml/symex" xmlns:wpg="http://schemas.microsoft.com/office/word/2010/wordprocessingGroup" xmlns:wpi="http://schemas.microsoft.com/office/word/2010/wordprocessingInk" xmlns:wne="http://schemas.microsoft.com/office/word/2006/wordml" xmlns:wps="http://schemas.microsoft.com/office/word/2010/wordprocessingShape" mc:Ignorable="w14 w15 w16se w16cid w16 w16cex w16sdtdh w16sdtfl w16du wp14">
   <w:body>
     <w:p>
       <w:pPr>
@@ -110,6 +110,8 @@
         </w:rPr>
         <w:tab/>
       </w:r>
+      <w:proofErr w:type="spellStart"/>
+      <w:proofErr w:type="gramStart"/>
       <w:r>
         <w:rPr>
           <w:rFonts w:cs="Times New Roman"/>
@@ -120,6 +122,7 @@
         </w:rPr>
         <w:t>Simalchaur</w:t>
       </w:r>
+      <w:proofErr w:type="spellEnd"/>
       <w:r>
         <w:rPr>
           <w:rFonts w:cs="Times New Roman"/>
@@ -138,7 +141,18 @@
           <w:sz w:val="28"/>
           <w:szCs w:val="28"/>
         </w:rPr>
-        <w:t>, Pokhara</w:t>
+        <w:t>,</w:t>
+      </w:r>
+      <w:proofErr w:type="gramEnd"/>
+      <w:r>
+        <w:rPr>
+          <w:rFonts w:cs="Times New Roman"/>
+          <w:b/>
+          <w:bCs/>
+          <w:sz w:val="28"/>
+          <w:szCs w:val="28"/>
+        </w:rPr>
+        <w:t xml:space="preserve"> Pokhara</w:t>
       </w:r>
       <w:r>
         <w:rPr>
@@ -260,7 +274,6 @@
           <w:dataBinding w:prefixMappings="xmlns:ns0='http://purl.org/dc/elements/1.1/' xmlns:ns1='http://schemas.openxmlformats.org/package/2006/metadata/core-properties' " w:xpath="/ns1:coreProperties[1]/ns0:title[1]" w:storeItemID="{6C3C8BC8-F283-45AE-878A-BAB7291924A1}"/>
           <w:text/>
         </w:sdtPr>
-        <w:sdtEndPr/>
         <w:sdtContent>
           <w:r>
             <w:rPr>
@@ -424,7 +437,7 @@
               </wp:inline>
             </w:drawing>
           </mc:Choice>
-          <mc:Fallback xmlns:w16se="http://schemas.microsoft.com/office/word/2015/wordml/symex" xmlns:w16sdtfl="http://schemas.microsoft.com/office/word/2024/wordml/sdtformatlock" xmlns:w16sdtdh="http://schemas.microsoft.com/office/word/2020/wordml/sdtdatahash" xmlns:w16du="http://schemas.microsoft.com/office/word/2023/wordml/word16du" xmlns:w16="http://schemas.microsoft.com/office/word/2018/wordml" xmlns:w16cid="http://schemas.microsoft.com/office/word/2016/wordml/cid" xmlns:w16cex="http://schemas.microsoft.com/office/word/2018/wordml/cex" xmlns:oel="http://schemas.microsoft.com/office/2019/extlst" xmlns:am3d="http://schemas.microsoft.com/office/drawing/2017/model3d" xmlns:aink="http://schemas.microsoft.com/office/drawing/2016/ink" xmlns:cx8="http://schemas.microsoft.com/office/drawing/2016/5/14/chartex" xmlns:cx7="http://schemas.microsoft.com/office/drawing/2016/5/13/chartex" xmlns:cx6="http://schemas.microsoft.com/office/drawing/2016/5/12/chartex" xmlns:cx5="http://schemas.microsoft.com/office/drawing/2016/5/11/chartex" xmlns:cx4="http://schemas.microsoft.com/office/drawing/2016/5/10/chartex" xmlns:cx3="http://schemas.microsoft.com/office/drawing/2016/5/9/chartex" xmlns:cx2="http://schemas.microsoft.com/office/drawing/2015/10/21/chartex" xmlns:cx1="http://schemas.microsoft.com/office/drawing/2015/9/8/chartex" xmlns:cx="http://schemas.microsoft.com/office/drawing/2014/chartex">
+          <mc:Fallback>
             <w:pict>
               <v:group w14:anchorId="5F28FB87" id="Group 5" o:spid="_x0000_s1026" style="width:43.55pt;height:123.05pt;mso-position-horizontal-relative:char;mso-position-vertical-relative:line" coordsize="6762,16097" o:gfxdata="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">
                 <v:line id="Straight Connector 2" o:spid="_x0000_s1027" style="position:absolute;visibility:visible;mso-wrap-style:square" from="3333,0" to="3333,16097" o:connectortype="straight" o:gfxdata="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" strokecolor="black [3200]" strokeweight="2.5pt">
@@ -684,6 +697,7 @@
                 <w:szCs w:val="24"/>
               </w:rPr>
             </w:pPr>
+            <w:proofErr w:type="spellStart"/>
             <w:r>
               <w:rPr>
                 <w:rFonts w:cs="Times New Roman"/>
@@ -691,7 +705,17 @@
                 <w:bCs/>
                 <w:szCs w:val="24"/>
               </w:rPr>
-              <w:t>P.U. Registration Number</w:t>
+              <w:t>P.U</w:t>
+            </w:r>
+            <w:proofErr w:type="spellEnd"/>
+            <w:r>
+              <w:rPr>
+                <w:rFonts w:cs="Times New Roman"/>
+                <w:b/>
+                <w:bCs/>
+                <w:szCs w:val="24"/>
+              </w:rPr>
+              <w:t>. Registration Number</w:t>
             </w:r>
           </w:p>
         </w:tc>
@@ -906,6 +930,7 @@
           <w:szCs w:val="24"/>
         </w:rPr>
       </w:pPr>
+      <w:proofErr w:type="spellStart"/>
       <w:r>
         <w:rPr>
           <w:rFonts w:cs="Times New Roman"/>
@@ -950,7 +975,18 @@
           <w:noProof/>
           <w:szCs w:val="24"/>
         </w:rPr>
-        <w:t>01/07/2026</w:t>
+        <w:t>05</w:t>
+      </w:r>
+      <w:proofErr w:type="spellEnd"/>
+      <w:r>
+        <w:rPr>
+          <w:rFonts w:cs="Times New Roman"/>
+          <w:b/>
+          <w:bCs/>
+          <w:noProof/>
+          <w:szCs w:val="24"/>
+        </w:rPr>
+        <w:t>/07/2026</w:t>
       </w:r>
       <w:r>
         <w:rPr>
@@ -1135,6 +1171,7 @@
           <w:sz w:val="32"/>
           <w:szCs w:val="32"/>
         </w:rPr>
+        <w:lastRenderedPageBreak/>
         <w:t>Declaration for</w:t>
       </w:r>
     </w:p>
@@ -1158,6 +1195,8 @@
         </w:rPr>
         <w:t>“</w:t>
       </w:r>
+      <w:proofErr w:type="spellStart"/>
+      <w:proofErr w:type="gramStart"/>
       <w:r>
         <w:rPr>
           <w:rFonts w:cs="Times New Roman"/>
@@ -1165,8 +1204,9 @@
           <w:sz w:val="32"/>
           <w:szCs w:val="32"/>
         </w:rPr>
-        <w:t>Rock,Paper,Scissor</w:t>
-      </w:r>
+        <w:t>Rock,Paper</w:t>
+      </w:r>
+      <w:proofErr w:type="gramEnd"/>
       <w:r>
         <w:rPr>
           <w:rFonts w:cs="Times New Roman"/>
@@ -1174,6 +1214,16 @@
           <w:sz w:val="32"/>
           <w:szCs w:val="32"/>
         </w:rPr>
+        <w:t>,Scissor</w:t>
+      </w:r>
+      <w:proofErr w:type="spellEnd"/>
+      <w:r>
+        <w:rPr>
+          <w:rFonts w:cs="Times New Roman"/>
+          <w:b/>
+          <w:sz w:val="32"/>
+          <w:szCs w:val="32"/>
+        </w:rPr>
         <w:t>”</w:t>
       </w:r>
     </w:p>
@@ -1336,12 +1386,21 @@
           <w:szCs w:val="24"/>
         </w:rPr>
       </w:pPr>
+      <w:proofErr w:type="gramStart"/>
       <w:r>
         <w:rPr>
           <w:rFonts w:cs="Times New Roman"/>
           <w:szCs w:val="24"/>
         </w:rPr>
-        <w:t>Date:____ / ____ / ________</w:t>
+        <w:t>Date:_</w:t>
+      </w:r>
+      <w:proofErr w:type="gramEnd"/>
+      <w:r>
+        <w:rPr>
+          <w:rFonts w:cs="Times New Roman"/>
+          <w:szCs w:val="24"/>
+        </w:rPr>
+        <w:t>___ / ____ / ________</w:t>
       </w:r>
     </w:p>
     <w:p>
@@ -1371,6 +1430,7 @@
           <w:sz w:val="28"/>
           <w:szCs w:val="24"/>
         </w:rPr>
+        <w:lastRenderedPageBreak/>
         <w:t>Supervisor</w:t>
       </w:r>
       <w:r>
@@ -1408,28 +1468,32 @@
         </w:rPr>
         <w:t>I hereby recommend that this project entitled “</w:t>
       </w:r>
+      <w:proofErr w:type="spellStart"/>
+      <w:proofErr w:type="gramStart"/>
       <w:r>
         <w:rPr>
           <w:rFonts w:cs="Times New Roman"/>
           <w:b/>
           <w:szCs w:val="24"/>
         </w:rPr>
-        <w:t>Rock,Paper,Scissor</w:t>
-      </w:r>
-      <w:r>
-        <w:rPr>
-          <w:rFonts w:cs="Times New Roman"/>
-          <w:szCs w:val="24"/>
-        </w:rPr>
-        <w:t xml:space="preserve">” is done under my supervision by </w:t>
-      </w:r>
+        <w:t>Rock,Paper</w:t>
+      </w:r>
+      <w:proofErr w:type="gramEnd"/>
       <w:r>
         <w:rPr>
           <w:rFonts w:cs="Times New Roman"/>
           <w:b/>
           <w:szCs w:val="24"/>
         </w:rPr>
-        <w:t xml:space="preserve">Divya Sharma </w:t>
+        <w:t>,Scissor</w:t>
+      </w:r>
+      <w:proofErr w:type="spellEnd"/>
+      <w:r>
+        <w:rPr>
+          <w:rFonts w:cs="Times New Roman"/>
+          <w:szCs w:val="24"/>
+        </w:rPr>
+        <w:t xml:space="preserve">” is done under my supervision by </w:t>
       </w:r>
       <w:r>
         <w:rPr>
@@ -1437,7 +1501,7 @@
           <w:b/>
           <w:szCs w:val="24"/>
         </w:rPr>
-        <w:t>and</w:t>
+        <w:t xml:space="preserve">Divya Sharma </w:t>
       </w:r>
       <w:r>
         <w:rPr>
@@ -1445,7 +1509,7 @@
           <w:b/>
           <w:szCs w:val="24"/>
         </w:rPr>
-        <w:t xml:space="preserve"> S</w:t>
+        <w:t>and</w:t>
       </w:r>
       <w:r>
         <w:rPr>
@@ -1453,21 +1517,7 @@
           <w:b/>
           <w:szCs w:val="24"/>
         </w:rPr>
-        <w:t xml:space="preserve">abina Puwanli </w:t>
-      </w:r>
-      <w:r>
-        <w:rPr>
-          <w:rFonts w:cs="Times New Roman"/>
-          <w:szCs w:val="24"/>
-        </w:rPr>
-        <w:t xml:space="preserve">during their </w:t>
-      </w:r>
-      <w:r>
-        <w:rPr>
-          <w:rFonts w:cs="Times New Roman"/>
-          <w:szCs w:val="24"/>
-        </w:rPr>
-        <w:t>2nd</w:t>
+        <w:t xml:space="preserve"> S</w:t>
       </w:r>
       <w:r>
         <w:rPr>
@@ -1475,56 +1525,21 @@
           <w:b/>
           <w:szCs w:val="24"/>
         </w:rPr>
-        <w:t xml:space="preserve"> </w:t>
+        <w:t xml:space="preserve">abina Puwanli </w:t>
       </w:r>
       <w:r>
         <w:rPr>
           <w:rFonts w:cs="Times New Roman"/>
           <w:szCs w:val="24"/>
         </w:rPr>
-        <w:t xml:space="preserve">Semester in partial </w:t>
+        <w:t xml:space="preserve">during their </w:t>
       </w:r>
       <w:r>
         <w:rPr>
           <w:rFonts w:cs="Times New Roman"/>
           <w:szCs w:val="24"/>
         </w:rPr>
-        <w:t>fulfilment</w:t>
-      </w:r>
-      <w:r>
-        <w:rPr>
-          <w:rFonts w:cs="Times New Roman"/>
-          <w:szCs w:val="24"/>
-        </w:rPr>
-        <w:t xml:space="preserve"> of the requirements for the degree of</w:t>
-      </w:r>
-      <w:r>
-        <w:rPr>
-          <w:rFonts w:cs="Times New Roman"/>
-          <w:szCs w:val="24"/>
-        </w:rPr>
-        <w:t xml:space="preserve"> Bachelor of Computer Application</w:t>
-      </w:r>
-      <w:r>
-        <w:rPr>
-          <w:rFonts w:cs="Times New Roman"/>
-          <w:szCs w:val="24"/>
-        </w:rPr>
-        <w:t xml:space="preserve"> (BCA)</w:t>
-      </w:r>
-      <w:r>
-        <w:rPr>
-          <w:rFonts w:cs="Times New Roman"/>
-          <w:szCs w:val="24"/>
-        </w:rPr>
-        <w:t xml:space="preserve"> </w:t>
-      </w:r>
-      <w:r>
-        <w:rPr>
-          <w:rFonts w:cs="Times New Roman"/>
-          <w:szCs w:val="24"/>
-        </w:rPr>
-        <w:t xml:space="preserve"> under </w:t>
+        <w:t>2nd</w:t>
       </w:r>
       <w:r>
         <w:rPr>
@@ -1532,6 +1547,79 @@
           <w:b/>
           <w:szCs w:val="24"/>
         </w:rPr>
+        <w:t xml:space="preserve"> </w:t>
+      </w:r>
+      <w:r>
+        <w:rPr>
+          <w:rFonts w:cs="Times New Roman"/>
+          <w:szCs w:val="24"/>
+        </w:rPr>
+        <w:t xml:space="preserve">Semester in partial </w:t>
+      </w:r>
+      <w:r>
+        <w:rPr>
+          <w:rFonts w:cs="Times New Roman"/>
+          <w:szCs w:val="24"/>
+        </w:rPr>
+        <w:t>fulfilment</w:t>
+      </w:r>
+      <w:r>
+        <w:rPr>
+          <w:rFonts w:cs="Times New Roman"/>
+          <w:szCs w:val="24"/>
+        </w:rPr>
+        <w:t xml:space="preserve"> of the requirements for the degree of</w:t>
+      </w:r>
+      <w:r>
+        <w:rPr>
+          <w:rFonts w:cs="Times New Roman"/>
+          <w:szCs w:val="24"/>
+        </w:rPr>
+        <w:t xml:space="preserve"> Bachelor of Computer Application</w:t>
+      </w:r>
+      <w:r>
+        <w:rPr>
+          <w:rFonts w:cs="Times New Roman"/>
+          <w:szCs w:val="24"/>
+        </w:rPr>
+        <w:t xml:space="preserve"> (</w:t>
+      </w:r>
+      <w:proofErr w:type="gramStart"/>
+      <w:r>
+        <w:rPr>
+          <w:rFonts w:cs="Times New Roman"/>
+          <w:szCs w:val="24"/>
+        </w:rPr>
+        <w:t>BCA)</w:t>
+      </w:r>
+      <w:r>
+        <w:rPr>
+          <w:rFonts w:cs="Times New Roman"/>
+          <w:szCs w:val="24"/>
+        </w:rPr>
+        <w:t xml:space="preserve"> </w:t>
+      </w:r>
+      <w:r>
+        <w:rPr>
+          <w:rFonts w:cs="Times New Roman"/>
+          <w:szCs w:val="24"/>
+        </w:rPr>
+        <w:t xml:space="preserve"> under</w:t>
+      </w:r>
+      <w:proofErr w:type="gramEnd"/>
+      <w:r>
+        <w:rPr>
+          <w:rFonts w:cs="Times New Roman"/>
+          <w:szCs w:val="24"/>
+        </w:rPr>
+        <w:t xml:space="preserve"> </w:t>
+      </w:r>
+      <w:r>
+        <w:rPr>
+          <w:rFonts w:cs="Times New Roman"/>
+          <w:b/>
+          <w:szCs w:val="24"/>
+        </w:rPr>
         <w:t>Pokhara University</w:t>
       </w:r>
       <w:r>
@@ -1579,13 +1667,25 @@
           <w:szCs w:val="24"/>
         </w:rPr>
       </w:pPr>
+      <w:proofErr w:type="spellStart"/>
+      <w:proofErr w:type="gramStart"/>
       <w:r>
         <w:rPr>
           <w:rFonts w:cs="Times New Roman"/>
           <w:b/>
           <w:szCs w:val="24"/>
         </w:rPr>
-        <w:t>Mr.Arpan Pokhrel</w:t>
+        <w:t>Mr.Arpan</w:t>
+      </w:r>
+      <w:proofErr w:type="spellEnd"/>
+      <w:proofErr w:type="gramEnd"/>
+      <w:r>
+        <w:rPr>
+          <w:rFonts w:cs="Times New Roman"/>
+          <w:b/>
+          <w:szCs w:val="24"/>
+        </w:rPr>
+        <w:t xml:space="preserve"> Pokhrel</w:t>
       </w:r>
     </w:p>
     <w:p>
@@ -1638,12 +1738,21 @@
           <w:szCs w:val="24"/>
         </w:rPr>
       </w:pPr>
+      <w:proofErr w:type="gramStart"/>
       <w:r>
         <w:rPr>
           <w:rFonts w:cs="Times New Roman"/>
           <w:szCs w:val="24"/>
         </w:rPr>
-        <w:t>Date:____ / ____ / ________</w:t>
+        <w:t>Date:_</w:t>
+      </w:r>
+      <w:proofErr w:type="gramEnd"/>
+      <w:r>
+        <w:rPr>
+          <w:rFonts w:cs="Times New Roman"/>
+          <w:szCs w:val="24"/>
+        </w:rPr>
+        <w:t>___ / ____ / ________</w:t>
       </w:r>
     </w:p>
     <w:p>
@@ -1681,6 +1790,7 @@
           <w:sz w:val="32"/>
           <w:szCs w:val="24"/>
         </w:rPr>
+        <w:lastRenderedPageBreak/>
         <w:t>Letter of Approval</w:t>
       </w:r>
     </w:p>
@@ -1751,13 +1861,23 @@
         </w:rPr>
         <w:t xml:space="preserve"> of the requirements for the degree of </w:t>
       </w:r>
+      <w:proofErr w:type="spellStart"/>
       <w:r>
         <w:rPr>
           <w:rFonts w:cs="Times New Roman"/>
           <w:b/>
           <w:szCs w:val="24"/>
         </w:rPr>
-        <w:t xml:space="preserve">Bachleor of Computer Application </w:t>
+        <w:t>Bachleor</w:t>
+      </w:r>
+      <w:proofErr w:type="spellEnd"/>
+      <w:r>
+        <w:rPr>
+          <w:rFonts w:cs="Times New Roman"/>
+          <w:b/>
+          <w:szCs w:val="24"/>
+        </w:rPr>
+        <w:t xml:space="preserve"> of Computer Application </w:t>
       </w:r>
       <w:r>
         <w:rPr>
@@ -1991,12 +2111,21 @@
                 <w:szCs w:val="24"/>
               </w:rPr>
             </w:pPr>
+            <w:proofErr w:type="gramStart"/>
             <w:r>
               <w:rPr>
                 <w:rFonts w:cs="Times New Roman"/>
                 <w:szCs w:val="24"/>
               </w:rPr>
-              <w:t>Date:____ / ____ / ________</w:t>
+              <w:t>Date:_</w:t>
+            </w:r>
+            <w:proofErr w:type="gramEnd"/>
+            <w:r>
+              <w:rPr>
+                <w:rFonts w:cs="Times New Roman"/>
+                <w:szCs w:val="24"/>
+              </w:rPr>
+              <w:t>___ / ____ / ________</w:t>
             </w:r>
           </w:p>
           <w:p>
@@ -3259,8 +3388,20 @@
           <w:sz w:val="32"/>
           <w:szCs w:val="32"/>
         </w:rPr>
-        <w:t>LIST OF FIGURE</w:t>
-      </w:r>
+        <w:lastRenderedPageBreak/>
+        <w:t xml:space="preserve">LIST OF </w:t>
+      </w:r>
+      <w:proofErr w:type="gramStart"/>
+      <w:r>
+        <w:rPr>
+          <w:rFonts w:cs="Times New Roman"/>
+          <w:b/>
+          <w:sz w:val="32"/>
+          <w:szCs w:val="32"/>
+        </w:rPr>
+        <w:t>FIGURE</w:t>
+      </w:r>
+      <w:proofErr w:type="gramEnd"/>
     </w:p>
     <w:p>
       <w:pPr>
@@ -3844,6 +3985,7 @@
         <w:rPr>
           <w:sz w:val="32"/>
         </w:rPr>
+        <w:lastRenderedPageBreak/>
         <w:t>Introduction</w:t>
       </w:r>
       <w:bookmarkEnd w:id="3"/>
@@ -4049,7 +4191,11 @@
         <w:jc w:val="both"/>
       </w:pPr>
       <w:r>
-        <w:t>This project also includes additional innovative feature such as tournament mode and streak bonus system. Tournament mode allows users to compete in multiple rounds continuously, while the streak bonus system reward users for consecutive wins. These features increase excitement and provide better gaming experience.</w:t>
+        <w:t xml:space="preserve">This project also includes additional innovative feature such as tournament mode and streak bonus system. Tournament mode allows users to compete in multiple rounds </w:t>
+      </w:r>
+      <w:r>
+        <w:lastRenderedPageBreak/>
+        <w:t>continuously, while the streak bonus system reward users for consecutive wins. These features increase excitement and provide better gaming experience.</w:t>
       </w:r>
     </w:p>
     <w:p>
@@ -4128,6 +4274,7 @@
         <w:rPr>
           <w:sz w:val="32"/>
         </w:rPr>
+        <w:lastRenderedPageBreak/>
         <w:t>Problem Statement</w:t>
       </w:r>
       <w:bookmarkEnd w:id="4"/>
@@ -4184,6 +4331,7 @@
         <w:rPr>
           <w:sz w:val="32"/>
         </w:rPr>
+        <w:lastRenderedPageBreak/>
         <w:t>Objective</w:t>
       </w:r>
       <w:bookmarkEnd w:id="5"/>
@@ -4319,6 +4467,7 @@
       </w:pPr>
       <w:bookmarkStart w:id="6" w:name="_Toc232570757"/>
       <w:r>
+        <w:lastRenderedPageBreak/>
         <w:t>Background Study</w:t>
       </w:r>
       <w:bookmarkEnd w:id="6"/>
@@ -4363,10 +4512,28 @@
         </w:rPr>
       </w:pPr>
       <w:r>
-        <w:t xml:space="preserve"> Many existing systems do not support multiplayer functionality, which limits social interaction. Additionally, traditional game systems often do not include comprehensive dashboards or real-time leaderboards, which are critical for motivating players.This project aims to address these gaps by implementing a multi-mode Rock-Paper-Scissors game with robust data management, multiplayer capabilities, and an intuitive user interface. The motivation stems from the need to create an engaging online game platform that is accessible to users with varying levels of technical expertise, and to explore how traditional games can be adapted to modern digital environments.</w:t>
-      </w:r>
-      <w:r>
-        <w:t xml:space="preserve"> The development process involves analyzing existing systems, identifying missing features, and designing an integrated system that combines game logic with user management, data persistence, and interactive interfaces.</w:t>
+        <w:t xml:space="preserve"> Many existing systems do not support multiplayer functionality, which limits social interaction. Additionally, traditional game systems often do not include comprehensive dashboards or real-time leaderboards, which are critical for motivating </w:t>
+      </w:r>
+      <w:proofErr w:type="spellStart"/>
+      <w:proofErr w:type="gramStart"/>
+      <w:r>
+        <w:t>players.This</w:t>
+      </w:r>
+      <w:proofErr w:type="spellEnd"/>
+      <w:proofErr w:type="gramEnd"/>
+      <w:r>
+        <w:t xml:space="preserve"> project aims to address these gaps by implementing a multi-mode Rock-Paper-Scissors game with robust data management, multiplayer capabilities, and an intuitive user interface. The motivation stems from the need to create an engaging online game platform that is accessible to users with varying levels of technical expertise, and to explore how traditional games can be adapted to modern digital environments.</w:t>
+      </w:r>
+      <w:r>
+        <w:t xml:space="preserve"> The development process involves </w:t>
+      </w:r>
+      <w:proofErr w:type="spellStart"/>
+      <w:r>
+        <w:t>analyzing</w:t>
+      </w:r>
+      <w:proofErr w:type="spellEnd"/>
+      <w:r>
+        <w:t xml:space="preserve"> existing systems, identifying missing features, and designing an integrated system that combines game logic with user management, data persistence, and interactive interfaces.</w:t>
       </w:r>
       <w:r>
         <w:rPr>
@@ -4397,6 +4564,7 @@
       </w:pPr>
       <w:bookmarkStart w:id="7" w:name="_Toc232570758"/>
       <w:r>
+        <w:lastRenderedPageBreak/>
         <w:t>Requirement Document</w:t>
       </w:r>
       <w:bookmarkEnd w:id="7"/>
@@ -4716,14 +4884,22 @@
               <w:rPr>
                 <w:lang w:val="en-GB"/>
               </w:rPr>
-              <w:t xml:space="preserve">d and  </w:t>
-            </w:r>
+              <w:t xml:space="preserve">d </w:t>
+            </w:r>
+            <w:proofErr w:type="gramStart"/>
             <w:r>
               <w:rPr>
                 <w:lang w:val="en-GB"/>
               </w:rPr>
+              <w:t xml:space="preserve">and  </w:t>
+            </w:r>
+            <w:r>
+              <w:rPr>
+                <w:lang w:val="en-GB"/>
+              </w:rPr>
               <w:t>Authenticates</w:t>
             </w:r>
+            <w:proofErr w:type="gramEnd"/>
             <w:r>
               <w:rPr>
                 <w:lang w:val="en-GB"/>
@@ -4787,8 +4963,16 @@
               <w:rPr>
                 <w:lang w:val="en-GB"/>
               </w:rPr>
-              <w:t xml:space="preserve"> and security feature .</w:t>
-            </w:r>
+              <w:t xml:space="preserve"> and security </w:t>
+            </w:r>
+            <w:proofErr w:type="gramStart"/>
+            <w:r>
+              <w:rPr>
+                <w:lang w:val="en-GB"/>
+              </w:rPr>
+              <w:t>feature .</w:t>
+            </w:r>
+            <w:proofErr w:type="gramEnd"/>
           </w:p>
         </w:tc>
       </w:tr>
@@ -5009,6 +5193,7 @@
               <w:jc w:val="both"/>
             </w:pPr>
             <w:r>
+              <w:lastRenderedPageBreak/>
               <w:t>4.</w:t>
             </w:r>
           </w:p>
@@ -5343,13 +5528,27 @@
               <w:rPr>
                 <w:lang w:val="en-GB"/>
               </w:rPr>
-              <w:t xml:space="preserve"> and  </w:t>
-            </w:r>
+              <w:t xml:space="preserve"> </w:t>
+            </w:r>
+            <w:proofErr w:type="gramStart"/>
             <w:r>
               <w:rPr>
                 <w:lang w:val="en-GB"/>
               </w:rPr>
-              <w:t>Score Management System</w:t>
+              <w:t xml:space="preserve">and  </w:t>
+            </w:r>
+            <w:r>
+              <w:rPr>
+                <w:lang w:val="en-GB"/>
+              </w:rPr>
+              <w:t>Score</w:t>
+            </w:r>
+            <w:proofErr w:type="gramEnd"/>
+            <w:r>
+              <w:rPr>
+                <w:lang w:val="en-GB"/>
+              </w:rPr>
+              <w:t xml:space="preserve"> Management System</w:t>
             </w:r>
           </w:p>
         </w:tc>
@@ -5750,11 +5949,19 @@
               </w:rPr>
               <w:t xml:space="preserve"> and </w:t>
             </w:r>
+            <w:proofErr w:type="gramStart"/>
             <w:r>
               <w:rPr>
                 <w:lang w:val="en-GB"/>
               </w:rPr>
-              <w:t>Closes the application safely.</w:t>
+              <w:t>Closes</w:t>
+            </w:r>
+            <w:proofErr w:type="gramEnd"/>
+            <w:r>
+              <w:rPr>
+                <w:lang w:val="en-GB"/>
+              </w:rPr>
+              <w:t xml:space="preserve"> the application safely.</w:t>
             </w:r>
           </w:p>
         </w:tc>
@@ -5817,6 +6024,7 @@
       </w:pPr>
       <w:bookmarkStart w:id="9" w:name="_Toc232570760"/>
       <w:r>
+        <w:lastRenderedPageBreak/>
         <w:t xml:space="preserve">5.2 </w:t>
       </w:r>
       <w:r>
@@ -5857,11 +6065,19 @@
           <w:lang w:val="en-US"/>
         </w:rPr>
       </w:pPr>
+      <w:proofErr w:type="gramStart"/>
       <w:r>
         <w:rPr>
           <w:lang w:val="en-US"/>
         </w:rPr>
-        <w:t xml:space="preserve">.Reduce manual score keeping </w:t>
+        <w:t>.Reduce</w:t>
+      </w:r>
+      <w:proofErr w:type="gramEnd"/>
+      <w:r>
+        <w:rPr>
+          <w:lang w:val="en-US"/>
+        </w:rPr>
+        <w:t xml:space="preserve"> manual score keeping </w:t>
       </w:r>
     </w:p>
     <w:p>
@@ -6223,11 +6439,19 @@
           <w:lang w:val="en-US"/>
         </w:rPr>
       </w:pPr>
+      <w:proofErr w:type="spellStart"/>
       <w:r>
         <w:rPr>
           <w:lang w:val="en-US"/>
         </w:rPr>
-        <w:t xml:space="preserve">PerformanceReliability  </w:t>
+        <w:t>PerformanceReliability</w:t>
+      </w:r>
+      <w:proofErr w:type="spellEnd"/>
+      <w:r>
+        <w:rPr>
+          <w:lang w:val="en-US"/>
+        </w:rPr>
+        <w:t xml:space="preserve">  </w:t>
       </w:r>
     </w:p>
     <w:p>
@@ -6347,6 +6571,7 @@
       </w:pPr>
       <w:bookmarkStart w:id="13" w:name="_Toc232570764"/>
       <w:r>
+        <w:lastRenderedPageBreak/>
         <w:t>System</w:t>
       </w:r>
       <w:r>
@@ -6367,7 +6592,6 @@
           <w:szCs w:val="24"/>
         </w:rPr>
       </w:pPr>
-      <w:bookmarkStart w:id="14" w:name="_GoBack"/>
       <w:r>
         <w:rPr>
           <w:noProof/>
@@ -6415,8 +6639,7 @@
           </wp:inline>
         </w:drawing>
       </w:r>
-      <w:bookmarkStart w:id="15" w:name="_Toc232590305"/>
-      <w:bookmarkEnd w:id="14"/>
+      <w:bookmarkStart w:id="14" w:name="_Toc232590305"/>
       <w:r>
         <w:rPr>
           <w:color w:val="000000" w:themeColor="text1"/>
@@ -6471,9 +6694,25 @@
           <w:color w:val="000000" w:themeColor="text1"/>
           <w:szCs w:val="24"/>
         </w:rPr>
-        <w:t xml:space="preserve"> Level 1 DFD of Rock Paper Scissor</w:t>
-      </w:r>
-      <w:bookmarkEnd w:id="15"/>
+        <w:t xml:space="preserve"> Level 1 </w:t>
+      </w:r>
+      <w:proofErr w:type="spellStart"/>
+      <w:r>
+        <w:rPr>
+          <w:color w:val="000000" w:themeColor="text1"/>
+          <w:szCs w:val="24"/>
+        </w:rPr>
+        <w:t>DFD</w:t>
+      </w:r>
+      <w:proofErr w:type="spellEnd"/>
+      <w:r>
+        <w:rPr>
+          <w:color w:val="000000" w:themeColor="text1"/>
+          <w:szCs w:val="24"/>
+        </w:rPr>
+        <w:t xml:space="preserve"> of Rock Paper Scissor</w:t>
+      </w:r>
+      <w:bookmarkEnd w:id="14"/>
     </w:p>
     <w:p>
       <w:pPr>
@@ -6516,6 +6755,7 @@
           <w:szCs w:val="24"/>
           <w:lang w:val="en-US"/>
         </w:rPr>
+        <w:lastRenderedPageBreak/>
         <w:drawing>
           <wp:inline distT="0" distB="0" distL="0" distR="0" wp14:anchorId="7E515E7F" wp14:editId="0253D796">
             <wp:extent cx="5904759" cy="5500255"/>
@@ -6570,7 +6810,7 @@
           <w:szCs w:val="24"/>
         </w:rPr>
       </w:pPr>
-      <w:bookmarkStart w:id="16" w:name="_Toc232590306"/>
+      <w:bookmarkStart w:id="15" w:name="_Toc232590306"/>
       <w:r>
         <w:rPr>
           <w:i w:val="0"/>
@@ -6642,7 +6882,7 @@
         </w:rPr>
         <w:t xml:space="preserve"> System Flowchart</w:t>
       </w:r>
-      <w:bookmarkEnd w:id="16"/>
+      <w:bookmarkEnd w:id="15"/>
     </w:p>
     <w:p>
       <w:pPr>
@@ -6660,6 +6900,7 @@
           <w:szCs w:val="24"/>
           <w:lang w:val="en-US"/>
         </w:rPr>
+        <w:lastRenderedPageBreak/>
         <w:drawing>
           <wp:inline distT="0" distB="0" distL="0" distR="0" wp14:anchorId="78C41E9D" wp14:editId="5FFE4C43">
             <wp:extent cx="5274310" cy="6285230"/>
@@ -6715,7 +6956,7 @@
           <w:szCs w:val="24"/>
         </w:rPr>
       </w:pPr>
-      <w:bookmarkStart w:id="17" w:name="_Toc232590307"/>
+      <w:bookmarkStart w:id="16" w:name="_Toc232590307"/>
       <w:r>
         <w:rPr>
           <w:i w:val="0"/>
@@ -6787,7 +7028,7 @@
         </w:rPr>
         <w:t xml:space="preserve"> Single Gameplay Flowchart</w:t>
       </w:r>
-      <w:bookmarkEnd w:id="17"/>
+      <w:bookmarkEnd w:id="16"/>
     </w:p>
     <w:p>
       <w:pPr>
@@ -6823,6 +7064,7 @@
           <w:szCs w:val="24"/>
           <w:lang w:val="en-US"/>
         </w:rPr>
+        <w:lastRenderedPageBreak/>
         <w:drawing>
           <wp:inline distT="0" distB="0" distL="0" distR="0" wp14:anchorId="0C47A2B4" wp14:editId="33916B23">
             <wp:extent cx="5274310" cy="5942965"/>
@@ -6878,7 +7120,7 @@
           <w:szCs w:val="24"/>
         </w:rPr>
       </w:pPr>
-      <w:bookmarkStart w:id="18" w:name="_Toc232590308"/>
+      <w:bookmarkStart w:id="17" w:name="_Toc232590308"/>
       <w:r>
         <w:rPr>
           <w:i w:val="0"/>
@@ -6919,6 +7161,7 @@
         </w:rPr>
         <w:fldChar w:fldCharType="separate"/>
       </w:r>
+      <w:proofErr w:type="spellStart"/>
       <w:r>
         <w:rPr>
           <w:i w:val="0"/>
@@ -6948,9 +7191,20 @@
           <w:sz w:val="24"/>
           <w:szCs w:val="24"/>
         </w:rPr>
-        <w:t>Multiplayer Gameplay Flowchart</w:t>
-      </w:r>
-      <w:bookmarkEnd w:id="18"/>
+        <w:t>Multiplayer</w:t>
+      </w:r>
+      <w:proofErr w:type="spellEnd"/>
+      <w:r>
+        <w:rPr>
+          <w:i w:val="0"/>
+          <w:iCs w:val="0"/>
+          <w:color w:val="000000" w:themeColor="text1"/>
+          <w:sz w:val="24"/>
+          <w:szCs w:val="24"/>
+        </w:rPr>
+        <w:t xml:space="preserve"> Gameplay Flowchart</w:t>
+      </w:r>
+      <w:bookmarkEnd w:id="17"/>
     </w:p>
     <w:p>
       <w:pPr>
@@ -6970,13 +7224,13 @@
       <w:r>
         <w:rPr>
           <w:noProof/>
-          <w:lang w:val="en-US"/>
-        </w:rPr>
+        </w:rPr>
+        <w:lastRenderedPageBreak/>
         <w:drawing>
-          <wp:inline distT="0" distB="0" distL="0" distR="0" wp14:anchorId="119B8F6E" wp14:editId="4C521896">
-            <wp:extent cx="3721100" cy="5136543"/>
-            <wp:effectExtent l="0" t="0" r="0" b="6985"/>
-            <wp:docPr id="1927568087" name="Picture 4"/>
+          <wp:inline distT="0" distB="0" distL="0" distR="0" wp14:anchorId="35581872" wp14:editId="2FD39BE4">
+            <wp:extent cx="3830955" cy="4398579"/>
+            <wp:effectExtent l="0" t="0" r="0" b="2540"/>
+            <wp:docPr id="910132804" name="Picture 8"/>
             <wp:cNvGraphicFramePr>
               <a:graphicFrameLocks xmlns:a="http://schemas.openxmlformats.org/drawingml/2006/main" noChangeAspect="1"/>
             </wp:cNvGraphicFramePr>
@@ -6984,29 +7238,33 @@
               <a:graphicData uri="http://schemas.openxmlformats.org/drawingml/2006/picture">
                 <pic:pic xmlns:pic="http://schemas.openxmlformats.org/drawingml/2006/picture">
                   <pic:nvPicPr>
-                    <pic:cNvPr id="1927568087" name="Picture 1927568087"/>
-                    <pic:cNvPicPr/>
+                    <pic:cNvPr id="0" name="Picture 3"/>
+                    <pic:cNvPicPr>
+                      <a:picLocks noChangeAspect="1" noChangeArrowheads="1"/>
+                    </pic:cNvPicPr>
                   </pic:nvPicPr>
                   <pic:blipFill>
-                    <a:blip r:embed="rId16">
+                    <a:blip r:embed="rId16" cstate="print">
                       <a:extLst>
                         <a:ext uri="{28A0092B-C50C-407E-A947-70E740481C1C}">
                           <a14:useLocalDpi xmlns:a14="http://schemas.microsoft.com/office/drawing/2010/main" val="0"/>
                         </a:ext>
                       </a:extLst>
                     </a:blip>
+                    <a:srcRect/>
                     <a:stretch>
                       <a:fillRect/>
                     </a:stretch>
                   </pic:blipFill>
-                  <pic:spPr>
+                  <pic:spPr bwMode="auto">
                     <a:xfrm>
                       <a:off x="0" y="0"/>
-                      <a:ext cx="3721676" cy="5137338"/>
+                      <a:ext cx="3852106" cy="4422864"/>
                     </a:xfrm>
                     <a:prstGeom prst="rect">
                       <a:avLst/>
                     </a:prstGeom>
+                    <a:noFill/>
                   </pic:spPr>
                 </pic:pic>
               </a:graphicData>
@@ -7027,7 +7285,7 @@
           <w:szCs w:val="24"/>
         </w:rPr>
       </w:pPr>
-      <w:bookmarkStart w:id="19" w:name="_Toc232590309"/>
+      <w:bookmarkStart w:id="18" w:name="_Toc232590309"/>
       <w:r>
         <w:rPr>
           <w:i w:val="0"/>
@@ -7099,7 +7357,7 @@
         </w:rPr>
         <w:t xml:space="preserve"> Use case diagram</w:t>
       </w:r>
-      <w:bookmarkEnd w:id="19"/>
+      <w:bookmarkEnd w:id="18"/>
     </w:p>
     <w:p>
       <w:r>
@@ -7117,11 +7375,12 @@
         <w:ind w:left="360"/>
         <w:jc w:val="both"/>
       </w:pPr>
-      <w:bookmarkStart w:id="20" w:name="_Toc232570765"/>
-      <w:r>
+      <w:bookmarkStart w:id="19" w:name="_Toc232570765"/>
+      <w:r>
+        <w:lastRenderedPageBreak/>
         <w:t>Development</w:t>
       </w:r>
-      <w:bookmarkEnd w:id="20"/>
+      <w:bookmarkEnd w:id="19"/>
     </w:p>
     <w:p>
       <w:pPr>
@@ -7146,7 +7405,21 @@
         <w:rPr>
           <w:szCs w:val="24"/>
         </w:rPr>
-        <w:t xml:space="preserve"> chosen for the development of the Rock Paper Scissor game because it is suitable for small and well defined projects. The project re</w:t>
+        <w:t xml:space="preserve"> chosen for the development of the Rock Paper Scissor game because it is suitable for small and </w:t>
+      </w:r>
+      <w:proofErr w:type="gramStart"/>
+      <w:r>
+        <w:rPr>
+          <w:szCs w:val="24"/>
+        </w:rPr>
+        <w:t>well defined</w:t>
+      </w:r>
+      <w:proofErr w:type="gramEnd"/>
+      <w:r>
+        <w:rPr>
+          <w:szCs w:val="24"/>
+        </w:rPr>
+        <w:t xml:space="preserve"> projects. The project re</w:t>
       </w:r>
       <w:r>
         <w:rPr>
@@ -7486,7 +7759,7 @@
           <w:szCs w:val="24"/>
         </w:rPr>
       </w:pPr>
-      <w:bookmarkStart w:id="21" w:name="_Toc232590310"/>
+      <w:bookmarkStart w:id="20" w:name="_Toc232590310"/>
       <w:r>
         <w:rPr>
           <w:i w:val="0"/>
@@ -7558,7 +7831,14 @@
         </w:rPr>
         <w:t xml:space="preserve"> Waterfall model</w:t>
       </w:r>
-      <w:bookmarkEnd w:id="21"/>
+      <w:bookmarkEnd w:id="20"/>
+    </w:p>
+    <w:p>
+      <w:pPr>
+        <w:rPr>
+          <w:szCs w:val="24"/>
+        </w:rPr>
+      </w:pPr>
     </w:p>
     <w:p>
       <w:pPr>
@@ -7664,7 +7944,7 @@
           <w:szCs w:val="24"/>
         </w:rPr>
       </w:pPr>
-      <w:bookmarkStart w:id="22" w:name="_Toc232590311"/>
+      <w:bookmarkStart w:id="21" w:name="_Toc232590311"/>
       <w:r>
         <w:rPr>
           <w:i w:val="0"/>
@@ -7736,7 +8016,7 @@
         </w:rPr>
         <w:t xml:space="preserve"> Gantt Chart</w:t>
       </w:r>
-      <w:bookmarkEnd w:id="22"/>
+      <w:bookmarkEnd w:id="21"/>
     </w:p>
     <w:p>
       <w:r>
@@ -7879,6 +8159,7 @@
     </w:p>
     <w:p>
       <w:r>
+        <w:lastRenderedPageBreak/>
         <w:br w:type="page"/>
       </w:r>
     </w:p>
@@ -7933,7 +8214,7 @@
 </file>
 
 <file path=word/endnotes.xml><?xml version="1.0" encoding="utf-8"?>
-<w:endnotes xmlns:wpc="http://schemas.microsoft.com/office/word/2010/wordprocessingCanvas" xmlns:mc="http://schemas.openxmlformats.org/markup-compatibility/2006" xmlns:o="urn:schemas-microsoft-com:office:office" xmlns:r="http://schemas.openxmlformats.org/officeDocument/2006/relationships" xmlns:m="http://schemas.openxmlformats.org/officeDocument/2006/math" xmlns:v="urn:schemas-microsoft-com:vml" xmlns:wp14="http://schemas.microsoft.com/office/word/2010/wordprocessingDrawing" xmlns:wp="http://schemas.openxmlformats.org/drawingml/2006/wordprocessingDrawing" xmlns:w10="urn:schemas-microsoft-com:office:word" xmlns:w="http://schemas.openxmlformats.org/wordprocessingml/2006/main" xmlns:w14="http://schemas.microsoft.com/office/word/2010/wordml" xmlns:w15="http://schemas.microsoft.com/office/word/2012/wordml" xmlns:wpg="http://schemas.microsoft.com/office/word/2010/wordprocessingGroup" xmlns:wpi="http://schemas.microsoft.com/office/word/2010/wordprocessingInk" xmlns:wne="http://schemas.microsoft.com/office/word/2006/wordml" xmlns:wps="http://schemas.microsoft.com/office/word/2010/wordprocessingShape" mc:Ignorable="w14 w15 wp14">
+<w:endnotes xmlns:wpc="http://schemas.microsoft.com/office/word/2010/wordprocessingCanvas" xmlns:cx="http://schemas.microsoft.com/office/drawing/2014/chartex" xmlns:cx1="http://schemas.microsoft.com/office/drawing/2015/9/8/chartex" xmlns:cx2="http://schemas.microsoft.com/office/drawing/2015/10/21/chartex" xmlns:cx3="http://schemas.microsoft.com/office/drawing/2016/5/9/chartex" xmlns:cx4="http://schemas.microsoft.com/office/drawing/2016/5/10/chartex" xmlns:cx5="http://schemas.microsoft.com/office/drawing/2016/5/11/chartex" xmlns:cx6="http://schemas.microsoft.com/office/drawing/2016/5/12/chartex" xmlns:cx7="http://schemas.microsoft.com/office/drawing/2016/5/13/chartex" xmlns:cx8="http://schemas.microsoft.com/office/drawing/2016/5/14/chartex" xmlns:mc="http://schemas.openxmlformats.org/markup-compatibility/2006" xmlns:aink="http://schemas.microsoft.com/office/drawing/2016/ink" xmlns:am3d="http://schemas.microsoft.com/office/drawing/2017/model3d" xmlns:o="urn:schemas-microsoft-com:office:office" xmlns:oel="http://schemas.microsoft.com/office/2019/extlst" xmlns:r="http://schemas.openxmlformats.org/officeDocument/2006/relationships" xmlns:m="http://schemas.openxmlformats.org/officeDocument/2006/math" xmlns:v="urn:schemas-microsoft-com:vml" xmlns:wp14="http://schemas.microsoft.com/office/word/2010/wordprocessingDrawing" xmlns:wp="http://schemas.openxmlformats.org/drawingml/2006/wordprocessingDrawing" xmlns:w10="urn:schemas-microsoft-com:office:word" xmlns:w="http://schemas.openxmlformats.org/wordprocessingml/2006/main" xmlns:w14="http://schemas.microsoft.com/office/word/2010/wordml" xmlns:w15="http://schemas.microsoft.com/office/word/2012/wordml" xmlns:w16cex="http://schemas.microsoft.com/office/word/2018/wordml/cex" xmlns:w16cid="http://schemas.microsoft.com/office/word/2016/wordml/cid" xmlns:w16="http://schemas.microsoft.com/office/word/2018/wordml" xmlns:w16du="http://schemas.microsoft.com/office/word/2023/wordml/word16du" xmlns:w16sdtdh="http://schemas.microsoft.com/office/word/2020/wordml/sdtdatahash" xmlns:w16sdtfl="http://schemas.microsoft.com/office/word/2024/wordml/sdtformatlock" xmlns:w16se="http://schemas.microsoft.com/office/word/2015/wordml/symex" xmlns:wpg="http://schemas.microsoft.com/office/word/2010/wordprocessingGroup" xmlns:wpi="http://schemas.microsoft.com/office/word/2010/wordprocessingInk" xmlns:wne="http://schemas.microsoft.com/office/word/2006/wordml" xmlns:wps="http://schemas.microsoft.com/office/word/2010/wordprocessingShape" mc:Ignorable="w14 w15 w16se w16cid w16 w16cex w16sdtdh w16sdtfl w16du wp14">
   <w:endnote w:type="separator" w:id="-1">
     <w:p>
       <w:pPr>
@@ -7958,7 +8239,7 @@
 </file>
 
 <file path=word/footer1.xml><?xml version="1.0" encoding="utf-8"?>
-<w:ftr xmlns:wpc="http://schemas.microsoft.com/office/word/2010/wordprocessingCanvas" xmlns:mc="http://schemas.openxmlformats.org/markup-compatibility/2006" xmlns:o="urn:schemas-microsoft-com:office:office" xmlns:r="http://schemas.openxmlformats.org/officeDocument/2006/relationships" xmlns:m="http://schemas.openxmlformats.org/officeDocument/2006/math" xmlns:v="urn:schemas-microsoft-com:vml" xmlns:wp14="http://schemas.microsoft.com/office/word/2010/wordprocessingDrawing" xmlns:wp="http://schemas.openxmlformats.org/drawingml/2006/wordprocessingDrawing" xmlns:w10="urn:schemas-microsoft-com:office:word" xmlns:w="http://schemas.openxmlformats.org/wordprocessingml/2006/main" xmlns:w14="http://schemas.microsoft.com/office/word/2010/wordml" xmlns:w15="http://schemas.microsoft.com/office/word/2012/wordml" xmlns:wpg="http://schemas.microsoft.com/office/word/2010/wordprocessingGroup" xmlns:wpi="http://schemas.microsoft.com/office/word/2010/wordprocessingInk" xmlns:wne="http://schemas.microsoft.com/office/word/2006/wordml" xmlns:wps="http://schemas.microsoft.com/office/word/2010/wordprocessingShape" mc:Ignorable="w14 w15 wp14">
+<w:ftr xmlns:wpc="http://schemas.microsoft.com/office/word/2010/wordprocessingCanvas" xmlns:cx="http://schemas.microsoft.com/office/drawing/2014/chartex" xmlns:cx1="http://schemas.microsoft.com/office/drawing/2015/9/8/chartex" xmlns:cx2="http://schemas.microsoft.com/office/drawing/2015/10/21/chartex" xmlns:cx3="http://schemas.microsoft.com/office/drawing/2016/5/9/chartex" xmlns:cx4="http://schemas.microsoft.com/office/drawing/2016/5/10/chartex" xmlns:cx5="http://schemas.microsoft.com/office/drawing/2016/5/11/chartex" xmlns:cx6="http://schemas.microsoft.com/office/drawing/2016/5/12/chartex" xmlns:cx7="http://schemas.microsoft.com/office/drawing/2016/5/13/chartex" xmlns:cx8="http://schemas.microsoft.com/office/drawing/2016/5/14/chartex" xmlns:mc="http://schemas.openxmlformats.org/markup-compatibility/2006" xmlns:aink="http://schemas.microsoft.com/office/drawing/2016/ink" xmlns:am3d="http://schemas.microsoft.com/office/drawing/2017/model3d" xmlns:o="urn:schemas-microsoft-com:office:office" xmlns:oel="http://schemas.microsoft.com/office/2019/extlst" xmlns:r="http://schemas.openxmlformats.org/officeDocument/2006/relationships" xmlns:m="http://schemas.openxmlformats.org/officeDocument/2006/math" xmlns:v="urn:schemas-microsoft-com:vml" xmlns:wp14="http://schemas.microsoft.com/office/word/2010/wordprocessingDrawing" xmlns:wp="http://schemas.openxmlformats.org/drawingml/2006/wordprocessingDrawing" xmlns:w10="urn:schemas-microsoft-com:office:word" xmlns:w="http://schemas.openxmlformats.org/wordprocessingml/2006/main" xmlns:w14="http://schemas.microsoft.com/office/word/2010/wordml" xmlns:w15="http://schemas.microsoft.com/office/word/2012/wordml" xmlns:w16cex="http://schemas.microsoft.com/office/word/2018/wordml/cex" xmlns:w16cid="http://schemas.microsoft.com/office/word/2016/wordml/cid" xmlns:w16="http://schemas.microsoft.com/office/word/2018/wordml" xmlns:w16du="http://schemas.microsoft.com/office/word/2023/wordml/word16du" xmlns:w16sdtdh="http://schemas.microsoft.com/office/word/2020/wordml/sdtdatahash" xmlns:w16sdtfl="http://schemas.microsoft.com/office/word/2024/wordml/sdtformatlock" xmlns:w16se="http://schemas.microsoft.com/office/word/2015/wordml/symex" xmlns:wpg="http://schemas.microsoft.com/office/word/2010/wordprocessingGroup" xmlns:wpi="http://schemas.microsoft.com/office/word/2010/wordprocessingInk" xmlns:wne="http://schemas.microsoft.com/office/word/2006/wordml" xmlns:wps="http://schemas.microsoft.com/office/word/2010/wordprocessingShape" mc:Ignorable="w14 w15 w16se w16cid w16 w16cex w16sdtdh w16sdtfl w16du wp14">
   <w:sdt>
     <w:sdtPr>
       <w:id w:val="1769740165"/>
@@ -8011,7 +8292,7 @@
 </file>
 
 <file path=word/footnotes.xml><?xml version="1.0" encoding="utf-8"?>
-<w:footnotes xmlns:wpc="http://schemas.microsoft.com/office/word/2010/wordprocessingCanvas" xmlns:mc="http://schemas.openxmlformats.org/markup-compatibility/2006" xmlns:o="urn:schemas-microsoft-com:office:office" xmlns:r="http://schemas.openxmlformats.org/officeDocument/2006/relationships" xmlns:m="http://schemas.openxmlformats.org/officeDocument/2006/math" xmlns:v="urn:schemas-microsoft-com:vml" xmlns:wp14="http://schemas.microsoft.com/office/word/2010/wordprocessingDrawing" xmlns:wp="http://schemas.openxmlformats.org/drawingml/2006/wordprocessingDrawing" xmlns:w10="urn:schemas-microsoft-com:office:word" xmlns:w="http://schemas.openxmlformats.org/wordprocessingml/2006/main" xmlns:w14="http://schemas.microsoft.com/office/word/2010/wordml" xmlns:w15="http://schemas.microsoft.com/office/word/2012/wordml" xmlns:wpg="http://schemas.microsoft.com/office/word/2010/wordprocessingGroup" xmlns:wpi="http://schemas.microsoft.com/office/word/2010/wordprocessingInk" xmlns:wne="http://schemas.microsoft.com/office/word/2006/wordml" xmlns:wps="http://schemas.microsoft.com/office/word/2010/wordprocessingShape" mc:Ignorable="w14 w15 wp14">
+<w:footnotes xmlns:wpc="http://schemas.microsoft.com/office/word/2010/wordprocessingCanvas" xmlns:cx="http://schemas.microsoft.com/office/drawing/2014/chartex" xmlns:cx1="http://schemas.microsoft.com/office/drawing/2015/9/8/chartex" xmlns:cx2="http://schemas.microsoft.com/office/drawing/2015/10/21/chartex" xmlns:cx3="http://schemas.microsoft.com/office/drawing/2016/5/9/chartex" xmlns:cx4="http://schemas.microsoft.com/office/drawing/2016/5/10/chartex" xmlns:cx5="http://schemas.microsoft.com/office/drawing/2016/5/11/chartex" xmlns:cx6="http://schemas.microsoft.com/office/drawing/2016/5/12/chartex" xmlns:cx7="http://schemas.microsoft.com/office/drawing/2016/5/13/chartex" xmlns:cx8="http://schemas.microsoft.com/office/drawing/2016/5/14/chartex" xmlns:mc="http://schemas.openxmlformats.org/markup-compatibility/2006" xmlns:aink="http://schemas.microsoft.com/office/drawing/2016/ink" xmlns:am3d="http://schemas.microsoft.com/office/drawing/2017/model3d" xmlns:o="urn:schemas-microsoft-com:office:office" xmlns:oel="http://schemas.microsoft.com/office/2019/extlst" xmlns:r="http://schemas.openxmlformats.org/officeDocument/2006/relationships" xmlns:m="http://schemas.openxmlformats.org/officeDocument/2006/math" xmlns:v="urn:schemas-microsoft-com:vml" xmlns:wp14="http://schemas.microsoft.com/office/word/2010/wordprocessingDrawing" xmlns:wp="http://schemas.openxmlformats.org/drawingml/2006/wordprocessingDrawing" xmlns:w10="urn:schemas-microsoft-com:office:word" xmlns:w="http://schemas.openxmlformats.org/wordprocessingml/2006/main" xmlns:w14="http://schemas.microsoft.com/office/word/2010/wordml" xmlns:w15="http://schemas.microsoft.com/office/word/2012/wordml" xmlns:w16cex="http://schemas.microsoft.com/office/word/2018/wordml/cex" xmlns:w16cid="http://schemas.microsoft.com/office/word/2016/wordml/cid" xmlns:w16="http://schemas.microsoft.com/office/word/2018/wordml" xmlns:w16du="http://schemas.microsoft.com/office/word/2023/wordml/word16du" xmlns:w16sdtdh="http://schemas.microsoft.com/office/word/2020/wordml/sdtdatahash" xmlns:w16sdtfl="http://schemas.microsoft.com/office/word/2024/wordml/sdtformatlock" xmlns:w16se="http://schemas.microsoft.com/office/word/2015/wordml/symex" xmlns:wpg="http://schemas.microsoft.com/office/word/2010/wordprocessingGroup" xmlns:wpi="http://schemas.microsoft.com/office/word/2010/wordprocessingInk" xmlns:wne="http://schemas.microsoft.com/office/word/2006/wordml" xmlns:wps="http://schemas.microsoft.com/office/word/2010/wordprocessingShape" mc:Ignorable="w14 w15 w16se w16cid w16 w16cex w16sdtdh w16sdtfl w16du wp14">
   <w:footnote w:type="separator" w:id="-1">
     <w:p>
       <w:pPr>
@@ -8036,8 +8317,8 @@
 </file>
 
 <file path=word/numbering.xml><?xml version="1.0" encoding="utf-8"?>
-<w:numbering xmlns:wpc="http://schemas.microsoft.com/office/word/2010/wordprocessingCanvas" xmlns:mc="http://schemas.openxmlformats.org/markup-compatibility/2006" xmlns:o="urn:schemas-microsoft-com:office:office" xmlns:r="http://schemas.openxmlformats.org/officeDocument/2006/relationships" xmlns:m="http://schemas.openxmlformats.org/officeDocument/2006/math" xmlns:v="urn:schemas-microsoft-com:vml" xmlns:wp14="http://schemas.microsoft.com/office/word/2010/wordprocessingDrawing" xmlns:wp="http://schemas.openxmlformats.org/drawingml/2006/wordprocessingDrawing" xmlns:w10="urn:schemas-microsoft-com:office:word" xmlns:w="http://schemas.openxmlformats.org/wordprocessingml/2006/main" xmlns:w14="http://schemas.microsoft.com/office/word/2010/wordml" xmlns:w15="http://schemas.microsoft.com/office/word/2012/wordml" xmlns:wpg="http://schemas.microsoft.com/office/word/2010/wordprocessingGroup" xmlns:wpi="http://schemas.microsoft.com/office/word/2010/wordprocessingInk" xmlns:wne="http://schemas.microsoft.com/office/word/2006/wordml" xmlns:wps="http://schemas.microsoft.com/office/word/2010/wordprocessingShape" mc:Ignorable="w14 w15 wp14">
-  <w:abstractNum w:abstractNumId="0">
+<w:numbering xmlns:wpc="http://schemas.microsoft.com/office/word/2010/wordprocessingCanvas" xmlns:cx="http://schemas.microsoft.com/office/drawing/2014/chartex" xmlns:cx1="http://schemas.microsoft.com/office/drawing/2015/9/8/chartex" xmlns:cx2="http://schemas.microsoft.com/office/drawing/2015/10/21/chartex" xmlns:cx3="http://schemas.microsoft.com/office/drawing/2016/5/9/chartex" xmlns:cx4="http://schemas.microsoft.com/office/drawing/2016/5/10/chartex" xmlns:cx5="http://schemas.microsoft.com/office/drawing/2016/5/11/chartex" xmlns:cx6="http://schemas.microsoft.com/office/drawing/2016/5/12/chartex" xmlns:cx7="http://schemas.microsoft.com/office/drawing/2016/5/13/chartex" xmlns:cx8="http://schemas.microsoft.com/office/drawing/2016/5/14/chartex" xmlns:mc="http://schemas.openxmlformats.org/markup-compatibility/2006" xmlns:aink="http://schemas.microsoft.com/office/drawing/2016/ink" xmlns:am3d="http://schemas.microsoft.com/office/drawing/2017/model3d" xmlns:o="urn:schemas-microsoft-com:office:office" xmlns:oel="http://schemas.microsoft.com/office/2019/extlst" xmlns:r="http://schemas.openxmlformats.org/officeDocument/2006/relationships" xmlns:m="http://schemas.openxmlformats.org/officeDocument/2006/math" xmlns:v="urn:schemas-microsoft-com:vml" xmlns:wp14="http://schemas.microsoft.com/office/word/2010/wordprocessingDrawing" xmlns:wp="http://schemas.openxmlformats.org/drawingml/2006/wordprocessingDrawing" xmlns:w10="urn:schemas-microsoft-com:office:word" xmlns:w="http://schemas.openxmlformats.org/wordprocessingml/2006/main" xmlns:w14="http://schemas.microsoft.com/office/word/2010/wordml" xmlns:w15="http://schemas.microsoft.com/office/word/2012/wordml" xmlns:w16cex="http://schemas.microsoft.com/office/word/2018/wordml/cex" xmlns:w16cid="http://schemas.microsoft.com/office/word/2016/wordml/cid" xmlns:w16="http://schemas.microsoft.com/office/word/2018/wordml" xmlns:w16du="http://schemas.microsoft.com/office/word/2023/wordml/word16du" xmlns:w16sdtdh="http://schemas.microsoft.com/office/word/2020/wordml/sdtdatahash" xmlns:w16sdtfl="http://schemas.microsoft.com/office/word/2024/wordml/sdtformatlock" xmlns:w16se="http://schemas.microsoft.com/office/word/2015/wordml/symex" xmlns:wpg="http://schemas.microsoft.com/office/word/2010/wordprocessingGroup" xmlns:wpi="http://schemas.microsoft.com/office/word/2010/wordprocessingInk" xmlns:wne="http://schemas.microsoft.com/office/word/2006/wordml" xmlns:wps="http://schemas.microsoft.com/office/word/2010/wordprocessingShape" mc:Ignorable="w14 w15 w16se w16cid w16 w16cex w16sdtdh w16sdtfl w16du wp14">
+  <w:abstractNum w:abstractNumId="0" w15:restartNumberingAfterBreak="0">
     <w:nsid w:val="02AF2FA9"/>
     <w:multiLevelType w:val="hybridMultilevel"/>
     <w:tmpl w:val="26E0B6EA"/>
@@ -8150,7 +8431,7 @@
       </w:rPr>
     </w:lvl>
   </w:abstractNum>
-  <w:abstractNum w:abstractNumId="1">
+  <w:abstractNum w:abstractNumId="1" w15:restartNumberingAfterBreak="0">
     <w:nsid w:val="04710410"/>
     <w:multiLevelType w:val="hybridMultilevel"/>
     <w:tmpl w:val="1A20C2C2"/>
@@ -8263,7 +8544,7 @@
       </w:rPr>
     </w:lvl>
   </w:abstractNum>
-  <w:abstractNum w:abstractNumId="2">
+  <w:abstractNum w:abstractNumId="2" w15:restartNumberingAfterBreak="0">
     <w:nsid w:val="08F018C5"/>
     <w:multiLevelType w:val="hybridMultilevel"/>
     <w:tmpl w:val="F5F20FAA"/>
@@ -8376,7 +8657,7 @@
       </w:rPr>
     </w:lvl>
   </w:abstractNum>
-  <w:abstractNum w:abstractNumId="3">
+  <w:abstractNum w:abstractNumId="3" w15:restartNumberingAfterBreak="0">
     <w:nsid w:val="0E022743"/>
     <w:multiLevelType w:val="hybridMultilevel"/>
     <w:tmpl w:val="FCAAA680"/>
@@ -8465,7 +8746,7 @@
       </w:pPr>
     </w:lvl>
   </w:abstractNum>
-  <w:abstractNum w:abstractNumId="4">
+  <w:abstractNum w:abstractNumId="4" w15:restartNumberingAfterBreak="0">
     <w:nsid w:val="0FA97372"/>
     <w:multiLevelType w:val="multilevel"/>
     <w:tmpl w:val="7C181842"/>
@@ -8578,7 +8859,7 @@
       </w:rPr>
     </w:lvl>
   </w:abstractNum>
-  <w:abstractNum w:abstractNumId="5">
+  <w:abstractNum w:abstractNumId="5" w15:restartNumberingAfterBreak="0">
     <w:nsid w:val="11080D9D"/>
     <w:multiLevelType w:val="multilevel"/>
     <w:tmpl w:val="DB1C7804"/>
@@ -8727,7 +9008,7 @@
       </w:rPr>
     </w:lvl>
   </w:abstractNum>
-  <w:abstractNum w:abstractNumId="6">
+  <w:abstractNum w:abstractNumId="6" w15:restartNumberingAfterBreak="0">
     <w:nsid w:val="112A3736"/>
     <w:multiLevelType w:val="hybridMultilevel"/>
     <w:tmpl w:val="AC8C2C88"/>
@@ -8840,7 +9121,7 @@
       </w:rPr>
     </w:lvl>
   </w:abstractNum>
-  <w:abstractNum w:abstractNumId="7">
+  <w:abstractNum w:abstractNumId="7" w15:restartNumberingAfterBreak="0">
     <w:nsid w:val="16737223"/>
     <w:multiLevelType w:val="hybridMultilevel"/>
     <w:tmpl w:val="E1A62552"/>
@@ -8953,7 +9234,7 @@
       </w:rPr>
     </w:lvl>
   </w:abstractNum>
-  <w:abstractNum w:abstractNumId="8">
+  <w:abstractNum w:abstractNumId="8" w15:restartNumberingAfterBreak="0">
     <w:nsid w:val="1AB84912"/>
     <w:multiLevelType w:val="multilevel"/>
     <w:tmpl w:val="B6489DF0"/>
@@ -9071,7 +9352,7 @@
       </w:rPr>
     </w:lvl>
   </w:abstractNum>
-  <w:abstractNum w:abstractNumId="9">
+  <w:abstractNum w:abstractNumId="9" w15:restartNumberingAfterBreak="0">
     <w:nsid w:val="1D1574F5"/>
     <w:multiLevelType w:val="hybridMultilevel"/>
     <w:tmpl w:val="51DE0FC4"/>
@@ -9184,7 +9465,7 @@
       </w:rPr>
     </w:lvl>
   </w:abstractNum>
-  <w:abstractNum w:abstractNumId="10">
+  <w:abstractNum w:abstractNumId="10" w15:restartNumberingAfterBreak="0">
     <w:nsid w:val="1F5B20BF"/>
     <w:multiLevelType w:val="hybridMultilevel"/>
     <w:tmpl w:val="0B148300"/>
@@ -9270,7 +9551,7 @@
       </w:pPr>
     </w:lvl>
   </w:abstractNum>
-  <w:abstractNum w:abstractNumId="11">
+  <w:abstractNum w:abstractNumId="11" w15:restartNumberingAfterBreak="0">
     <w:nsid w:val="230E7A72"/>
     <w:multiLevelType w:val="hybridMultilevel"/>
     <w:tmpl w:val="D14E5DB6"/>
@@ -9359,7 +9640,7 @@
       </w:pPr>
     </w:lvl>
   </w:abstractNum>
-  <w:abstractNum w:abstractNumId="12">
+  <w:abstractNum w:abstractNumId="12" w15:restartNumberingAfterBreak="0">
     <w:nsid w:val="28D53AAE"/>
     <w:multiLevelType w:val="multilevel"/>
     <w:tmpl w:val="E0D85A56"/>
@@ -9480,7 +9761,7 @@
       </w:rPr>
     </w:lvl>
   </w:abstractNum>
-  <w:abstractNum w:abstractNumId="13">
+  <w:abstractNum w:abstractNumId="13" w15:restartNumberingAfterBreak="0">
     <w:nsid w:val="29DB7099"/>
     <w:multiLevelType w:val="multilevel"/>
     <w:tmpl w:val="D360899E"/>
@@ -9629,7 +9910,7 @@
       </w:rPr>
     </w:lvl>
   </w:abstractNum>
-  <w:abstractNum w:abstractNumId="14">
+  <w:abstractNum w:abstractNumId="14" w15:restartNumberingAfterBreak="0">
     <w:nsid w:val="2BC606F8"/>
     <w:multiLevelType w:val="hybridMultilevel"/>
     <w:tmpl w:val="02CE1BBA"/>
@@ -9718,7 +9999,7 @@
       </w:pPr>
     </w:lvl>
   </w:abstractNum>
-  <w:abstractNum w:abstractNumId="15">
+  <w:abstractNum w:abstractNumId="15" w15:restartNumberingAfterBreak="0">
     <w:nsid w:val="2E9B1B58"/>
     <w:multiLevelType w:val="hybridMultilevel"/>
     <w:tmpl w:val="7AAEFB44"/>
@@ -9831,7 +10112,7 @@
       </w:rPr>
     </w:lvl>
   </w:abstractNum>
-  <w:abstractNum w:abstractNumId="16">
+  <w:abstractNum w:abstractNumId="16" w15:restartNumberingAfterBreak="0">
     <w:nsid w:val="304450E7"/>
     <w:multiLevelType w:val="hybridMultilevel"/>
     <w:tmpl w:val="179C1F3A"/>
@@ -9920,7 +10201,7 @@
       </w:pPr>
     </w:lvl>
   </w:abstractNum>
-  <w:abstractNum w:abstractNumId="17">
+  <w:abstractNum w:abstractNumId="17" w15:restartNumberingAfterBreak="0">
     <w:nsid w:val="354143F8"/>
     <w:multiLevelType w:val="hybridMultilevel"/>
     <w:tmpl w:val="80A26312"/>
@@ -10033,7 +10314,7 @@
       </w:rPr>
     </w:lvl>
   </w:abstractNum>
-  <w:abstractNum w:abstractNumId="18">
+  <w:abstractNum w:abstractNumId="18" w15:restartNumberingAfterBreak="0">
     <w:nsid w:val="37B976D2"/>
     <w:multiLevelType w:val="hybridMultilevel"/>
     <w:tmpl w:val="C686B4C6"/>
@@ -10122,7 +10403,7 @@
       </w:pPr>
     </w:lvl>
   </w:abstractNum>
-  <w:abstractNum w:abstractNumId="19">
+  <w:abstractNum w:abstractNumId="19" w15:restartNumberingAfterBreak="0">
     <w:nsid w:val="3A103230"/>
     <w:multiLevelType w:val="hybridMultilevel"/>
     <w:tmpl w:val="420E5E74"/>
@@ -10211,7 +10492,7 @@
       </w:pPr>
     </w:lvl>
   </w:abstractNum>
-  <w:abstractNum w:abstractNumId="20">
+  <w:abstractNum w:abstractNumId="20" w15:restartNumberingAfterBreak="0">
     <w:nsid w:val="3CAA7D00"/>
     <w:multiLevelType w:val="hybridMultilevel"/>
     <w:tmpl w:val="7FAE95B6"/>
@@ -10324,7 +10605,7 @@
       </w:rPr>
     </w:lvl>
   </w:abstractNum>
-  <w:abstractNum w:abstractNumId="21">
+  <w:abstractNum w:abstractNumId="21" w15:restartNumberingAfterBreak="0">
     <w:nsid w:val="3D85501A"/>
     <w:multiLevelType w:val="hybridMultilevel"/>
     <w:tmpl w:val="7ED8929C"/>
@@ -10410,7 +10691,7 @@
       </w:pPr>
     </w:lvl>
   </w:abstractNum>
-  <w:abstractNum w:abstractNumId="22">
+  <w:abstractNum w:abstractNumId="22" w15:restartNumberingAfterBreak="0">
     <w:nsid w:val="3E057983"/>
     <w:multiLevelType w:val="hybridMultilevel"/>
     <w:tmpl w:val="B37E624E"/>
@@ -10523,7 +10804,7 @@
       </w:rPr>
     </w:lvl>
   </w:abstractNum>
-  <w:abstractNum w:abstractNumId="23">
+  <w:abstractNum w:abstractNumId="23" w15:restartNumberingAfterBreak="0">
     <w:nsid w:val="40EC6F4B"/>
     <w:multiLevelType w:val="hybridMultilevel"/>
     <w:tmpl w:val="CCFC8B78"/>
@@ -10636,7 +10917,7 @@
       </w:rPr>
     </w:lvl>
   </w:abstractNum>
-  <w:abstractNum w:abstractNumId="24">
+  <w:abstractNum w:abstractNumId="24" w15:restartNumberingAfterBreak="0">
     <w:nsid w:val="42FA2D85"/>
     <w:multiLevelType w:val="hybridMultilevel"/>
     <w:tmpl w:val="F1D89E2E"/>
@@ -10749,7 +11030,7 @@
       </w:rPr>
     </w:lvl>
   </w:abstractNum>
-  <w:abstractNum w:abstractNumId="25">
+  <w:abstractNum w:abstractNumId="25" w15:restartNumberingAfterBreak="0">
     <w:nsid w:val="45022324"/>
     <w:multiLevelType w:val="hybridMultilevel"/>
     <w:tmpl w:val="FD901576"/>
@@ -10838,7 +11119,7 @@
       </w:pPr>
     </w:lvl>
   </w:abstractNum>
-  <w:abstractNum w:abstractNumId="26">
+  <w:abstractNum w:abstractNumId="26" w15:restartNumberingAfterBreak="0">
     <w:nsid w:val="506753AC"/>
     <w:multiLevelType w:val="multilevel"/>
     <w:tmpl w:val="61100354"/>
@@ -10987,7 +11268,7 @@
       </w:rPr>
     </w:lvl>
   </w:abstractNum>
-  <w:abstractNum w:abstractNumId="27">
+  <w:abstractNum w:abstractNumId="27" w15:restartNumberingAfterBreak="0">
     <w:nsid w:val="510C12AC"/>
     <w:multiLevelType w:val="hybridMultilevel"/>
     <w:tmpl w:val="1EECA868"/>
@@ -11100,7 +11381,7 @@
       </w:rPr>
     </w:lvl>
   </w:abstractNum>
-  <w:abstractNum w:abstractNumId="28">
+  <w:abstractNum w:abstractNumId="28" w15:restartNumberingAfterBreak="0">
     <w:nsid w:val="582375CB"/>
     <w:multiLevelType w:val="hybridMultilevel"/>
     <w:tmpl w:val="8FA6697A"/>
@@ -11213,7 +11494,7 @@
       </w:rPr>
     </w:lvl>
   </w:abstractNum>
-  <w:abstractNum w:abstractNumId="29">
+  <w:abstractNum w:abstractNumId="29" w15:restartNumberingAfterBreak="0">
     <w:nsid w:val="59916BA6"/>
     <w:multiLevelType w:val="hybridMultilevel"/>
     <w:tmpl w:val="15280794"/>
@@ -11326,7 +11607,7 @@
       </w:rPr>
     </w:lvl>
   </w:abstractNum>
-  <w:abstractNum w:abstractNumId="30">
+  <w:abstractNum w:abstractNumId="30" w15:restartNumberingAfterBreak="0">
     <w:nsid w:val="5CFE4A2C"/>
     <w:multiLevelType w:val="hybridMultilevel"/>
     <w:tmpl w:val="07B62302"/>
@@ -11415,7 +11696,7 @@
       </w:pPr>
     </w:lvl>
   </w:abstractNum>
-  <w:abstractNum w:abstractNumId="31">
+  <w:abstractNum w:abstractNumId="31" w15:restartNumberingAfterBreak="0">
     <w:nsid w:val="5EE54FC1"/>
     <w:multiLevelType w:val="hybridMultilevel"/>
     <w:tmpl w:val="DA84BB5A"/>
@@ -11528,7 +11809,7 @@
       </w:rPr>
     </w:lvl>
   </w:abstractNum>
-  <w:abstractNum w:abstractNumId="32">
+  <w:abstractNum w:abstractNumId="32" w15:restartNumberingAfterBreak="0">
     <w:nsid w:val="60975DAC"/>
     <w:multiLevelType w:val="multilevel"/>
     <w:tmpl w:val="5F7805AA"/>
@@ -11650,7 +11931,7 @@
       </w:rPr>
     </w:lvl>
   </w:abstractNum>
-  <w:abstractNum w:abstractNumId="33">
+  <w:abstractNum w:abstractNumId="33" w15:restartNumberingAfterBreak="0">
     <w:nsid w:val="60B12A81"/>
     <w:multiLevelType w:val="multilevel"/>
     <w:tmpl w:val="BBE6D7CC"/>
@@ -11799,7 +12080,7 @@
       </w:rPr>
     </w:lvl>
   </w:abstractNum>
-  <w:abstractNum w:abstractNumId="34">
+  <w:abstractNum w:abstractNumId="34" w15:restartNumberingAfterBreak="0">
     <w:nsid w:val="690A662B"/>
     <w:multiLevelType w:val="hybridMultilevel"/>
     <w:tmpl w:val="B77E13B2"/>
@@ -11912,7 +12193,7 @@
       </w:rPr>
     </w:lvl>
   </w:abstractNum>
-  <w:abstractNum w:abstractNumId="35">
+  <w:abstractNum w:abstractNumId="35" w15:restartNumberingAfterBreak="0">
     <w:nsid w:val="692E515B"/>
     <w:multiLevelType w:val="multilevel"/>
     <w:tmpl w:val="D0A6F4BE"/>
@@ -12061,7 +12342,7 @@
       </w:rPr>
     </w:lvl>
   </w:abstractNum>
-  <w:abstractNum w:abstractNumId="36">
+  <w:abstractNum w:abstractNumId="36" w15:restartNumberingAfterBreak="0">
     <w:nsid w:val="69CA3B02"/>
     <w:multiLevelType w:val="hybridMultilevel"/>
     <w:tmpl w:val="F642E598"/>
@@ -12174,7 +12455,7 @@
       </w:rPr>
     </w:lvl>
   </w:abstractNum>
-  <w:abstractNum w:abstractNumId="37">
+  <w:abstractNum w:abstractNumId="37" w15:restartNumberingAfterBreak="0">
     <w:nsid w:val="6DE10F54"/>
     <w:multiLevelType w:val="hybridMultilevel"/>
     <w:tmpl w:val="57166F10"/>
@@ -12287,7 +12568,7 @@
       </w:rPr>
     </w:lvl>
   </w:abstractNum>
-  <w:abstractNum w:abstractNumId="38">
+  <w:abstractNum w:abstractNumId="38" w15:restartNumberingAfterBreak="0">
     <w:nsid w:val="6E17352B"/>
     <w:multiLevelType w:val="hybridMultilevel"/>
     <w:tmpl w:val="FB103E68"/>
@@ -12400,7 +12681,7 @@
       </w:rPr>
     </w:lvl>
   </w:abstractNum>
-  <w:abstractNum w:abstractNumId="39">
+  <w:abstractNum w:abstractNumId="39" w15:restartNumberingAfterBreak="0">
     <w:nsid w:val="72BA1947"/>
     <w:multiLevelType w:val="hybridMultilevel"/>
     <w:tmpl w:val="CCE4C876"/>
@@ -12513,7 +12794,7 @@
       </w:rPr>
     </w:lvl>
   </w:abstractNum>
-  <w:abstractNum w:abstractNumId="40">
+  <w:abstractNum w:abstractNumId="40" w15:restartNumberingAfterBreak="0">
     <w:nsid w:val="78FD57A9"/>
     <w:multiLevelType w:val="hybridMultilevel"/>
     <w:tmpl w:val="830A9456"/>
@@ -12626,7 +12907,7 @@
       </w:rPr>
     </w:lvl>
   </w:abstractNum>
-  <w:abstractNum w:abstractNumId="41">
+  <w:abstractNum w:abstractNumId="41" w15:restartNumberingAfterBreak="0">
     <w:nsid w:val="7A3B0902"/>
     <w:multiLevelType w:val="hybridMultilevel"/>
     <w:tmpl w:val="8F7AAA36"/>
@@ -12739,7 +13020,7 @@
       </w:rPr>
     </w:lvl>
   </w:abstractNum>
-  <w:abstractNum w:abstractNumId="42">
+  <w:abstractNum w:abstractNumId="42" w15:restartNumberingAfterBreak="0">
     <w:nsid w:val="7A600773"/>
     <w:multiLevelType w:val="hybridMultilevel"/>
     <w:tmpl w:val="0E0403B4"/>
@@ -12852,7 +13133,7 @@
       </w:rPr>
     </w:lvl>
   </w:abstractNum>
-  <w:abstractNum w:abstractNumId="43">
+  <w:abstractNum w:abstractNumId="43" w15:restartNumberingAfterBreak="0">
     <w:nsid w:val="7B7D3BBC"/>
     <w:multiLevelType w:val="multilevel"/>
     <w:tmpl w:val="99D04C86"/>
@@ -13001,143 +13282,143 @@
       </w:rPr>
     </w:lvl>
   </w:abstractNum>
-  <w:num w:numId="1">
+  <w:num w:numId="1" w16cid:durableId="1209873188">
     <w:abstractNumId w:val="16"/>
   </w:num>
-  <w:num w:numId="2">
+  <w:num w:numId="2" w16cid:durableId="453015560">
     <w:abstractNumId w:val="32"/>
   </w:num>
-  <w:num w:numId="3">
+  <w:num w:numId="3" w16cid:durableId="726416643">
     <w:abstractNumId w:val="17"/>
   </w:num>
-  <w:num w:numId="4">
+  <w:num w:numId="4" w16cid:durableId="301887265">
     <w:abstractNumId w:val="27"/>
   </w:num>
-  <w:num w:numId="5">
+  <w:num w:numId="5" w16cid:durableId="522863315">
     <w:abstractNumId w:val="33"/>
   </w:num>
-  <w:num w:numId="6">
+  <w:num w:numId="6" w16cid:durableId="1446848146">
     <w:abstractNumId w:val="36"/>
   </w:num>
-  <w:num w:numId="7">
+  <w:num w:numId="7" w16cid:durableId="1867056133">
     <w:abstractNumId w:val="18"/>
   </w:num>
-  <w:num w:numId="8">
+  <w:num w:numId="8" w16cid:durableId="783428677">
     <w:abstractNumId w:val="10"/>
   </w:num>
-  <w:num w:numId="9">
+  <w:num w:numId="9" w16cid:durableId="159808739">
     <w:abstractNumId w:val="23"/>
   </w:num>
-  <w:num w:numId="10">
+  <w:num w:numId="10" w16cid:durableId="1091393614">
     <w:abstractNumId w:val="4"/>
   </w:num>
-  <w:num w:numId="11">
+  <w:num w:numId="11" w16cid:durableId="1077938413">
     <w:abstractNumId w:val="19"/>
   </w:num>
-  <w:num w:numId="12">
+  <w:num w:numId="12" w16cid:durableId="1312976775">
     <w:abstractNumId w:val="30"/>
   </w:num>
-  <w:num w:numId="13">
+  <w:num w:numId="13" w16cid:durableId="541406618">
     <w:abstractNumId w:val="21"/>
   </w:num>
-  <w:num w:numId="14">
+  <w:num w:numId="14" w16cid:durableId="413360999">
     <w:abstractNumId w:val="12"/>
   </w:num>
-  <w:num w:numId="15">
+  <w:num w:numId="15" w16cid:durableId="972057685">
     <w:abstractNumId w:val="41"/>
   </w:num>
-  <w:num w:numId="16">
+  <w:num w:numId="16" w16cid:durableId="2142962383">
     <w:abstractNumId w:val="5"/>
   </w:num>
-  <w:num w:numId="17">
+  <w:num w:numId="17" w16cid:durableId="878976906">
     <w:abstractNumId w:val="39"/>
   </w:num>
-  <w:num w:numId="18">
+  <w:num w:numId="18" w16cid:durableId="489105788">
     <w:abstractNumId w:val="20"/>
   </w:num>
-  <w:num w:numId="19">
+  <w:num w:numId="19" w16cid:durableId="962150821">
     <w:abstractNumId w:val="3"/>
   </w:num>
-  <w:num w:numId="20">
+  <w:num w:numId="20" w16cid:durableId="1672636455">
     <w:abstractNumId w:val="14"/>
   </w:num>
-  <w:num w:numId="21">
+  <w:num w:numId="21" w16cid:durableId="1243375475">
     <w:abstractNumId w:val="25"/>
   </w:num>
-  <w:num w:numId="22">
+  <w:num w:numId="22" w16cid:durableId="957106910">
     <w:abstractNumId w:val="11"/>
   </w:num>
-  <w:num w:numId="23">
+  <w:num w:numId="23" w16cid:durableId="214126633">
     <w:abstractNumId w:val="28"/>
   </w:num>
-  <w:num w:numId="24">
+  <w:num w:numId="24" w16cid:durableId="997267175">
     <w:abstractNumId w:val="7"/>
   </w:num>
-  <w:num w:numId="25">
+  <w:num w:numId="25" w16cid:durableId="2016374919">
     <w:abstractNumId w:val="42"/>
   </w:num>
-  <w:num w:numId="26">
+  <w:num w:numId="26" w16cid:durableId="1391657290">
     <w:abstractNumId w:val="9"/>
   </w:num>
-  <w:num w:numId="27">
+  <w:num w:numId="27" w16cid:durableId="1051920646">
     <w:abstractNumId w:val="24"/>
   </w:num>
-  <w:num w:numId="28">
+  <w:num w:numId="28" w16cid:durableId="1852720629">
     <w:abstractNumId w:val="38"/>
   </w:num>
-  <w:num w:numId="29">
+  <w:num w:numId="29" w16cid:durableId="1935360776">
     <w:abstractNumId w:val="15"/>
   </w:num>
-  <w:num w:numId="30">
+  <w:num w:numId="30" w16cid:durableId="2027825896">
     <w:abstractNumId w:val="29"/>
   </w:num>
-  <w:num w:numId="31">
+  <w:num w:numId="31" w16cid:durableId="136072666">
     <w:abstractNumId w:val="2"/>
   </w:num>
-  <w:num w:numId="32">
+  <w:num w:numId="32" w16cid:durableId="908616575">
     <w:abstractNumId w:val="26"/>
   </w:num>
-  <w:num w:numId="33">
+  <w:num w:numId="33" w16cid:durableId="1473525524">
     <w:abstractNumId w:val="1"/>
   </w:num>
-  <w:num w:numId="34">
+  <w:num w:numId="34" w16cid:durableId="396561620">
     <w:abstractNumId w:val="0"/>
   </w:num>
-  <w:num w:numId="35">
+  <w:num w:numId="35" w16cid:durableId="1944871798">
     <w:abstractNumId w:val="13"/>
   </w:num>
-  <w:num w:numId="36">
+  <w:num w:numId="36" w16cid:durableId="767234419">
     <w:abstractNumId w:val="40"/>
   </w:num>
-  <w:num w:numId="37">
+  <w:num w:numId="37" w16cid:durableId="158273544">
     <w:abstractNumId w:val="43"/>
   </w:num>
-  <w:num w:numId="38">
+  <w:num w:numId="38" w16cid:durableId="971134297">
     <w:abstractNumId w:val="6"/>
   </w:num>
-  <w:num w:numId="39">
+  <w:num w:numId="39" w16cid:durableId="1663972470">
     <w:abstractNumId w:val="34"/>
   </w:num>
-  <w:num w:numId="40">
+  <w:num w:numId="40" w16cid:durableId="245458968">
     <w:abstractNumId w:val="31"/>
   </w:num>
-  <w:num w:numId="41">
+  <w:num w:numId="41" w16cid:durableId="1097679643">
     <w:abstractNumId w:val="22"/>
   </w:num>
-  <w:num w:numId="42">
+  <w:num w:numId="42" w16cid:durableId="2130463878">
     <w:abstractNumId w:val="37"/>
   </w:num>
-  <w:num w:numId="43">
+  <w:num w:numId="43" w16cid:durableId="1076587265">
     <w:abstractNumId w:val="35"/>
   </w:num>
-  <w:num w:numId="44">
+  <w:num w:numId="44" w16cid:durableId="872964186">
     <w:abstractNumId w:val="8"/>
   </w:num>
 </w:numbering>
 </file>
 
 <file path=word/styles.xml><?xml version="1.0" encoding="utf-8"?>
-<w:styles xmlns:mc="http://schemas.openxmlformats.org/markup-compatibility/2006" xmlns:r="http://schemas.openxmlformats.org/officeDocument/2006/relationships" xmlns:w="http://schemas.openxmlformats.org/wordprocessingml/2006/main" xmlns:w14="http://schemas.microsoft.com/office/word/2010/wordml" xmlns:w15="http://schemas.microsoft.com/office/word/2012/wordml" mc:Ignorable="w14 w15">
+<w:styles xmlns:mc="http://schemas.openxmlformats.org/markup-compatibility/2006" xmlns:r="http://schemas.openxmlformats.org/officeDocument/2006/relationships" xmlns:w="http://schemas.openxmlformats.org/wordprocessingml/2006/main" xmlns:w14="http://schemas.microsoft.com/office/word/2010/wordml" xmlns:w15="http://schemas.microsoft.com/office/word/2012/wordml" xmlns:w16cex="http://schemas.microsoft.com/office/word/2018/wordml/cex" xmlns:w16cid="http://schemas.microsoft.com/office/word/2016/wordml/cid" xmlns:w16="http://schemas.microsoft.com/office/word/2018/wordml" xmlns:w16du="http://schemas.microsoft.com/office/word/2023/wordml/word16du" xmlns:w16sdtdh="http://schemas.microsoft.com/office/word/2020/wordml/sdtdatahash" xmlns:w16sdtfl="http://schemas.microsoft.com/office/word/2024/wordml/sdtformatlock" xmlns:w16se="http://schemas.microsoft.com/office/word/2015/wordml/symex" mc:Ignorable="w14 w15 w16se w16cid w16 w16cex w16sdtdh w16sdtfl w16du">
   <w:docDefaults>
     <w:rPrDefault>
       <w:rPr>
@@ -13153,7 +13434,7 @@
       </w:pPr>
     </w:pPrDefault>
   </w:docDefaults>
-  <w:latentStyles w:defLockedState="0" w:defUIPriority="99" w:defSemiHidden="0" w:defUnhideWhenUsed="0" w:defQFormat="0" w:count="371">
+  <w:latentStyles w:defLockedState="0" w:defUIPriority="99" w:defSemiHidden="0" w:defUnhideWhenUsed="0" w:defQFormat="0" w:count="376">
     <w:lsdException w:name="Normal" w:uiPriority="0" w:qFormat="1"/>
     <w:lsdException w:name="heading 1" w:uiPriority="9" w:qFormat="1"/>
     <w:lsdException w:name="heading 2" w:semiHidden="1" w:uiPriority="9" w:unhideWhenUsed="1" w:qFormat="1"/>
@@ -13525,6 +13806,11 @@
     <w:lsdException w:name="List Table 5 Dark Accent 6" w:uiPriority="50"/>
     <w:lsdException w:name="List Table 6 Colorful Accent 6" w:uiPriority="51"/>
     <w:lsdException w:name="List Table 7 Colorful Accent 6" w:uiPriority="52"/>
+    <w:lsdException w:name="Mention" w:semiHidden="1" w:unhideWhenUsed="1"/>
+    <w:lsdException w:name="Smart Hyperlink" w:semiHidden="1" w:unhideWhenUsed="1"/>
+    <w:lsdException w:name="Hashtag" w:semiHidden="1" w:unhideWhenUsed="1"/>
+    <w:lsdException w:name="Unresolved Mention" w:semiHidden="1" w:unhideWhenUsed="1"/>
+    <w:lsdException w:name="Smart Link" w:semiHidden="1" w:unhideWhenUsed="1"/>
   </w:latentStyles>
   <w:style w:type="paragraph" w:default="1" w:styleId="Normal">
     <w:name w:val="Normal"/>
@@ -13637,7 +13923,6 @@
       <w:spacing w:after="0" w:line="240" w:lineRule="auto"/>
     </w:pPr>
     <w:tblPr>
-      <w:tblInd w:w="0" w:type="dxa"/>
       <w:tblBorders>
         <w:top w:val="single" w:sz="4" w:space="0" w:color="auto"/>
         <w:left w:val="single" w:sz="4" w:space="0" w:color="auto"/>
@@ -13646,12 +13931,6 @@
         <w:insideH w:val="single" w:sz="4" w:space="0" w:color="auto"/>
         <w:insideV w:val="single" w:sz="4" w:space="0" w:color="auto"/>
       </w:tblBorders>
-      <w:tblCellMar>
-        <w:top w:w="0" w:type="dxa"/>
-        <w:left w:w="108" w:type="dxa"/>
-        <w:bottom w:w="0" w:type="dxa"/>
-        <w:right w:w="108" w:type="dxa"/>
-      </w:tblCellMar>
     </w:tblPr>
   </w:style>
   <w:style w:type="character" w:styleId="PlaceholderText">
@@ -13840,19 +14119,12 @@
     <w:tblPr>
       <w:tblStyleRowBandSize w:val="1"/>
       <w:tblStyleColBandSize w:val="1"/>
-      <w:tblInd w:w="0" w:type="dxa"/>
       <w:tblBorders>
         <w:top w:val="single" w:sz="4" w:space="0" w:color="000000" w:themeColor="text1"/>
         <w:left w:val="single" w:sz="4" w:space="0" w:color="000000" w:themeColor="text1"/>
         <w:bottom w:val="single" w:sz="4" w:space="0" w:color="000000" w:themeColor="text1"/>
         <w:right w:val="single" w:sz="4" w:space="0" w:color="000000" w:themeColor="text1"/>
       </w:tblBorders>
-      <w:tblCellMar>
-        <w:top w:w="0" w:type="dxa"/>
-        <w:left w:w="108" w:type="dxa"/>
-        <w:bottom w:w="0" w:type="dxa"/>
-        <w:right w:w="108" w:type="dxa"/>
-      </w:tblCellMar>
     </w:tblPr>
     <w:tblStylePr w:type="firstRow">
       <w:rPr>
@@ -13971,7 +14243,6 @@
     <w:tblPr>
       <w:tblStyleRowBandSize w:val="1"/>
       <w:tblStyleColBandSize w:val="1"/>
-      <w:tblInd w:w="0" w:type="dxa"/>
       <w:tblBorders>
         <w:top w:val="single" w:sz="4" w:space="0" w:color="999999" w:themeColor="text1" w:themeTint="66"/>
         <w:left w:val="single" w:sz="4" w:space="0" w:color="999999" w:themeColor="text1" w:themeTint="66"/>
@@ -13980,12 +14251,6 @@
         <w:insideH w:val="single" w:sz="4" w:space="0" w:color="999999" w:themeColor="text1" w:themeTint="66"/>
         <w:insideV w:val="single" w:sz="4" w:space="0" w:color="999999" w:themeColor="text1" w:themeTint="66"/>
       </w:tblBorders>
-      <w:tblCellMar>
-        <w:top w:w="0" w:type="dxa"/>
-        <w:left w:w="108" w:type="dxa"/>
-        <w:bottom w:w="0" w:type="dxa"/>
-        <w:right w:w="108" w:type="dxa"/>
-      </w:tblCellMar>
     </w:tblPr>
     <w:tblStylePr w:type="firstRow">
       <w:rPr>
@@ -14142,7 +14407,7 @@
 </file>
 
 <file path=word/glossary/document.xml><?xml version="1.0" encoding="utf-8"?>
-<w:glossaryDocument xmlns:wpc="http://schemas.microsoft.com/office/word/2010/wordprocessingCanvas" xmlns:mc="http://schemas.openxmlformats.org/markup-compatibility/2006" xmlns:o="urn:schemas-microsoft-com:office:office" xmlns:r="http://schemas.openxmlformats.org/officeDocument/2006/relationships" xmlns:m="http://schemas.openxmlformats.org/officeDocument/2006/math" xmlns:v="urn:schemas-microsoft-com:vml" xmlns:wp14="http://schemas.microsoft.com/office/word/2010/wordprocessingDrawing" xmlns:wp="http://schemas.openxmlformats.org/drawingml/2006/wordprocessingDrawing" xmlns:w10="urn:schemas-microsoft-com:office:word" xmlns:w="http://schemas.openxmlformats.org/wordprocessingml/2006/main" xmlns:w14="http://schemas.microsoft.com/office/word/2010/wordml" xmlns:w15="http://schemas.microsoft.com/office/word/2012/wordml" xmlns:wpg="http://schemas.microsoft.com/office/word/2010/wordprocessingGroup" xmlns:wpi="http://schemas.microsoft.com/office/word/2010/wordprocessingInk" xmlns:wne="http://schemas.microsoft.com/office/word/2006/wordml" xmlns:wps="http://schemas.microsoft.com/office/word/2010/wordprocessingShape" mc:Ignorable="w14 w15 wp14">
+<w:glossaryDocument xmlns:wpc="http://schemas.microsoft.com/office/word/2010/wordprocessingCanvas" xmlns:cx="http://schemas.microsoft.com/office/drawing/2014/chartex" xmlns:cx1="http://schemas.microsoft.com/office/drawing/2015/9/8/chartex" xmlns:cx2="http://schemas.microsoft.com/office/drawing/2015/10/21/chartex" xmlns:cx3="http://schemas.microsoft.com/office/drawing/2016/5/9/chartex" xmlns:cx4="http://schemas.microsoft.com/office/drawing/2016/5/10/chartex" xmlns:cx5="http://schemas.microsoft.com/office/drawing/2016/5/11/chartex" xmlns:cx6="http://schemas.microsoft.com/office/drawing/2016/5/12/chartex" xmlns:cx7="http://schemas.microsoft.com/office/drawing/2016/5/13/chartex" xmlns:cx8="http://schemas.microsoft.com/office/drawing/2016/5/14/chartex" xmlns:mc="http://schemas.openxmlformats.org/markup-compatibility/2006" xmlns:aink="http://schemas.microsoft.com/office/drawing/2016/ink" xmlns:am3d="http://schemas.microsoft.com/office/drawing/2017/model3d" xmlns:o="urn:schemas-microsoft-com:office:office" xmlns:oel="http://schemas.microsoft.com/office/2019/extlst" xmlns:r="http://schemas.openxmlformats.org/officeDocument/2006/relationships" xmlns:m="http://schemas.openxmlformats.org/officeDocument/2006/math" xmlns:v="urn:schemas-microsoft-com:vml" xmlns:wp14="http://schemas.microsoft.com/office/word/2010/wordprocessingDrawing" xmlns:wp="http://schemas.openxmlformats.org/drawingml/2006/wordprocessingDrawing" xmlns:w10="urn:schemas-microsoft-com:office:word" xmlns:w="http://schemas.openxmlformats.org/wordprocessingml/2006/main" xmlns:w14="http://schemas.microsoft.com/office/word/2010/wordml" xmlns:w15="http://schemas.microsoft.com/office/word/2012/wordml" xmlns:w16cex="http://schemas.microsoft.com/office/word/2018/wordml/cex" xmlns:w16cid="http://schemas.microsoft.com/office/word/2016/wordml/cid" xmlns:w16="http://schemas.microsoft.com/office/word/2018/wordml" xmlns:w16du="http://schemas.microsoft.com/office/word/2023/wordml/word16du" xmlns:w16sdtdh="http://schemas.microsoft.com/office/word/2020/wordml/sdtdatahash" xmlns:w16sdtfl="http://schemas.microsoft.com/office/word/2024/wordml/sdtformatlock" xmlns:w16se="http://schemas.microsoft.com/office/word/2015/wordml/symex" xmlns:wpg="http://schemas.microsoft.com/office/word/2010/wordprocessingGroup" xmlns:wpi="http://schemas.microsoft.com/office/word/2010/wordprocessingInk" xmlns:wne="http://schemas.microsoft.com/office/word/2006/wordml" xmlns:wps="http://schemas.microsoft.com/office/word/2010/wordprocessingShape" mc:Ignorable="w14 w15 w16se w16cid w16 w16cex w16sdtdh w16sdtfl w16du wp14">
   <w:docParts>
     <w:docPart>
       <w:docPartPr>
@@ -14178,7 +14443,7 @@
 </file>
 
 <file path=word/glossary/fontTable.xml><?xml version="1.0" encoding="utf-8"?>
-<w:fonts xmlns:mc="http://schemas.openxmlformats.org/markup-compatibility/2006" xmlns:r="http://schemas.openxmlformats.org/officeDocument/2006/relationships" xmlns:w="http://schemas.openxmlformats.org/wordprocessingml/2006/main" xmlns:w14="http://schemas.microsoft.com/office/word/2010/wordml" xmlns:w15="http://schemas.microsoft.com/office/word/2012/wordml" mc:Ignorable="w14 w15">
+<w:fonts xmlns:mc="http://schemas.openxmlformats.org/markup-compatibility/2006" xmlns:r="http://schemas.openxmlformats.org/officeDocument/2006/relationships" xmlns:w="http://schemas.openxmlformats.org/wordprocessingml/2006/main" xmlns:w14="http://schemas.microsoft.com/office/word/2010/wordml" xmlns:w15="http://schemas.microsoft.com/office/word/2012/wordml" xmlns:w16cex="http://schemas.microsoft.com/office/word/2018/wordml/cex" xmlns:w16cid="http://schemas.microsoft.com/office/word/2016/wordml/cid" xmlns:w16="http://schemas.microsoft.com/office/word/2018/wordml" xmlns:w16du="http://schemas.microsoft.com/office/word/2023/wordml/word16du" xmlns:w16sdtdh="http://schemas.microsoft.com/office/word/2020/wordml/sdtdatahash" xmlns:w16sdtfl="http://schemas.microsoft.com/office/word/2024/wordml/sdtformatlock" xmlns:w16se="http://schemas.microsoft.com/office/word/2015/wordml/symex" mc:Ignorable="w14 w15 w16se w16cid w16 w16cex w16sdtdh w16sdtfl w16du">
   <w:font w:name="Symbol">
     <w:panose1 w:val="05050102010706020507"/>
     <w:charset w:val="02"/>
@@ -14239,7 +14504,7 @@
 </file>
 
 <file path=word/glossary/settings.xml><?xml version="1.0" encoding="utf-8"?>
-<w:settings xmlns:mc="http://schemas.openxmlformats.org/markup-compatibility/2006" xmlns:o="urn:schemas-microsoft-com:office:office" xmlns:r="http://schemas.openxmlformats.org/officeDocument/2006/relationships" xmlns:m="http://schemas.openxmlformats.org/officeDocument/2006/math" xmlns:v="urn:schemas-microsoft-com:vml" xmlns:w10="urn:schemas-microsoft-com:office:word" xmlns:w="http://schemas.openxmlformats.org/wordprocessingml/2006/main" xmlns:w14="http://schemas.microsoft.com/office/word/2010/wordml" xmlns:w15="http://schemas.microsoft.com/office/word/2012/wordml" xmlns:sl="http://schemas.openxmlformats.org/schemaLibrary/2006/main" mc:Ignorable="w14 w15">
+<w:settings xmlns:mc="http://schemas.openxmlformats.org/markup-compatibility/2006" xmlns:o="urn:schemas-microsoft-com:office:office" xmlns:r="http://schemas.openxmlformats.org/officeDocument/2006/relationships" xmlns:m="http://schemas.openxmlformats.org/officeDocument/2006/math" xmlns:v="urn:schemas-microsoft-com:vml" xmlns:w10="urn:schemas-microsoft-com:office:word" xmlns:w="http://schemas.openxmlformats.org/wordprocessingml/2006/main" xmlns:w14="http://schemas.microsoft.com/office/word/2010/wordml" xmlns:w15="http://schemas.microsoft.com/office/word/2012/wordml" xmlns:w16cex="http://schemas.microsoft.com/office/word/2018/wordml/cex" xmlns:w16cid="http://schemas.microsoft.com/office/word/2016/wordml/cid" xmlns:w16="http://schemas.microsoft.com/office/word/2018/wordml" xmlns:w16du="http://schemas.microsoft.com/office/word/2023/wordml/word16du" xmlns:w16sdtdh="http://schemas.microsoft.com/office/word/2020/wordml/sdtdatahash" xmlns:w16sdtfl="http://schemas.microsoft.com/office/word/2024/wordml/sdtformatlock" xmlns:w16se="http://schemas.microsoft.com/office/word/2015/wordml/symex" xmlns:sl="http://schemas.openxmlformats.org/schemaLibrary/2006/main" mc:Ignorable="w14 w15 w16se w16cid w16 w16cex w16sdtdh w16sdtfl w16du">
   <w:view w:val="normal"/>
   <w:defaultTabStop w:val="720"/>
   <w:characterSpacingControl w:val="doNotCompress"/>
@@ -14249,6 +14514,7 @@
     <w:compatSetting w:name="overrideTableStyleFontSizeAndJustification" w:uri="http://schemas.microsoft.com/office/word" w:val="1"/>
     <w:compatSetting w:name="enableOpenTypeFeatures" w:uri="http://schemas.microsoft.com/office/word" w:val="1"/>
     <w:compatSetting w:name="doNotFlipMirrorIndents" w:uri="http://schemas.microsoft.com/office/word" w:val="1"/>
+    <w:compatSetting w:name="useWord2013TrackBottomHyphenation" w:uri="http://schemas.microsoft.com/office/word" w:val="1"/>
   </w:compat>
   <w:rsids>
     <w:rsidRoot w:val="001B1BB0"/>
@@ -14265,6 +14531,7 @@
     <w:rsid w:val="00586AAF"/>
     <w:rsid w:val="005A53D4"/>
     <w:rsid w:val="00632E6A"/>
+    <w:rsid w:val="006D4DF3"/>
     <w:rsid w:val="00743365"/>
     <w:rsid w:val="007C12A3"/>
     <w:rsid w:val="00806FB8"/>
@@ -14290,6 +14557,7 @@
     <w:rsid w:val="00ED5739"/>
     <w:rsid w:val="00F530A9"/>
     <w:rsid w:val="00F97161"/>
+    <w:rsid w:val="00FB3B08"/>
     <w:rsid w:val="00FE3784"/>
   </w:rsids>
   <m:mathPr>
@@ -14313,7 +14581,7 @@
 </file>
 
 <file path=word/glossary/styles.xml><?xml version="1.0" encoding="utf-8"?>
-<w:styles xmlns:mc="http://schemas.openxmlformats.org/markup-compatibility/2006" xmlns:r="http://schemas.openxmlformats.org/officeDocument/2006/relationships" xmlns:w="http://schemas.openxmlformats.org/wordprocessingml/2006/main" xmlns:w14="http://schemas.microsoft.com/office/word/2010/wordml" xmlns:w15="http://schemas.microsoft.com/office/word/2012/wordml" mc:Ignorable="w14 w15">
+<w:styles xmlns:mc="http://schemas.openxmlformats.org/markup-compatibility/2006" xmlns:r="http://schemas.openxmlformats.org/officeDocument/2006/relationships" xmlns:w="http://schemas.openxmlformats.org/wordprocessingml/2006/main" xmlns:w14="http://schemas.microsoft.com/office/word/2010/wordml" xmlns:w15="http://schemas.microsoft.com/office/word/2012/wordml" xmlns:w16cex="http://schemas.microsoft.com/office/word/2018/wordml/cex" xmlns:w16cid="http://schemas.microsoft.com/office/word/2016/wordml/cid" xmlns:w16="http://schemas.microsoft.com/office/word/2018/wordml" xmlns:w16du="http://schemas.microsoft.com/office/word/2023/wordml/word16du" xmlns:w16sdtdh="http://schemas.microsoft.com/office/word/2020/wordml/sdtdatahash" xmlns:w16sdtfl="http://schemas.microsoft.com/office/word/2024/wordml/sdtformatlock" xmlns:w16se="http://schemas.microsoft.com/office/word/2015/wordml/symex" mc:Ignorable="w14 w15 w16se w16cid w16 w16cex w16sdtdh w16sdtfl w16du">
   <w:docDefaults>
     <w:rPrDefault>
       <w:rPr>
@@ -14329,7 +14597,7 @@
       </w:pPr>
     </w:pPrDefault>
   </w:docDefaults>
-  <w:latentStyles w:defLockedState="0" w:defUIPriority="99" w:defSemiHidden="0" w:defUnhideWhenUsed="0" w:defQFormat="0" w:count="371">
+  <w:latentStyles w:defLockedState="0" w:defUIPriority="99" w:defSemiHidden="0" w:defUnhideWhenUsed="0" w:defQFormat="0" w:count="376">
     <w:lsdException w:name="Normal" w:uiPriority="0" w:qFormat="1"/>
     <w:lsdException w:name="heading 1" w:uiPriority="9" w:qFormat="1"/>
     <w:lsdException w:name="heading 2" w:semiHidden="1" w:uiPriority="9" w:unhideWhenUsed="1" w:qFormat="1"/>
@@ -14701,6 +14969,11 @@
     <w:lsdException w:name="List Table 5 Dark Accent 6" w:uiPriority="50"/>
     <w:lsdException w:name="List Table 6 Colorful Accent 6" w:uiPriority="51"/>
     <w:lsdException w:name="List Table 7 Colorful Accent 6" w:uiPriority="52"/>
+    <w:lsdException w:name="Mention" w:semiHidden="1" w:unhideWhenUsed="1"/>
+    <w:lsdException w:name="Smart Hyperlink" w:semiHidden="1" w:unhideWhenUsed="1"/>
+    <w:lsdException w:name="Hashtag" w:semiHidden="1" w:unhideWhenUsed="1"/>
+    <w:lsdException w:name="Unresolved Mention" w:semiHidden="1" w:unhideWhenUsed="1"/>
+    <w:lsdException w:name="Smart Link" w:semiHidden="1" w:unhideWhenUsed="1"/>
   </w:latentStyles>
   <w:style w:type="paragraph" w:default="1" w:styleId="Normal">
     <w:name w:val="Normal"/>
@@ -14751,7 +15024,7 @@
 </file>
 
 <file path=word/glossary/webSettings.xml><?xml version="1.0" encoding="utf-8"?>
-<w:webSettings xmlns:mc="http://schemas.openxmlformats.org/markup-compatibility/2006" xmlns:r="http://schemas.openxmlformats.org/officeDocument/2006/relationships" xmlns:w="http://schemas.openxmlformats.org/wordprocessingml/2006/main" xmlns:w14="http://schemas.microsoft.com/office/word/2010/wordml" xmlns:w15="http://schemas.microsoft.com/office/word/2012/wordml" mc:Ignorable="w14 w15">
+<w:webSettings xmlns:mc="http://schemas.openxmlformats.org/markup-compatibility/2006" xmlns:r="http://schemas.openxmlformats.org/officeDocument/2006/relationships" xmlns:w="http://schemas.openxmlformats.org/wordprocessingml/2006/main" xmlns:w14="http://schemas.microsoft.com/office/word/2010/wordml" xmlns:w15="http://schemas.microsoft.com/office/word/2012/wordml" xmlns:w16cex="http://schemas.microsoft.com/office/word/2018/wordml/cex" xmlns:w16cid="http://schemas.microsoft.com/office/word/2016/wordml/cid" xmlns:w16="http://schemas.microsoft.com/office/word/2018/wordml" xmlns:w16du="http://schemas.microsoft.com/office/word/2023/wordml/word16du" xmlns:w16sdtdh="http://schemas.microsoft.com/office/word/2020/wordml/sdtdatahash" xmlns:w16sdtfl="http://schemas.microsoft.com/office/word/2024/wordml/sdtformatlock" xmlns:w16se="http://schemas.microsoft.com/office/word/2015/wordml/symex" mc:Ignorable="w14 w15 w16se w16cid w16 w16cex w16sdtdh w16sdtfl w16du">
   <w:optimizeForBrowser/>
   <w:allowPNG/>
 </w:webSettings>
@@ -15053,12 +15326,6 @@
 </file>
 
 <file path=customXml/item1.xml><?xml version="1.0" encoding="utf-8"?>
-<p:properties xmlns:p="http://schemas.microsoft.com/office/2006/metadata/properties" xmlns:xsi="http://www.w3.org/2001/XMLSchema-instance" xmlns:pc="http://schemas.microsoft.com/office/infopath/2007/PartnerControls">
-  <documentManagement/>
-</p:properties>
-</file>
-
-<file path=customXml/item2.xml><?xml version="1.0" encoding="utf-8"?>
 <ct:contentTypeSchema xmlns:ct="http://schemas.microsoft.com/office/2006/metadata/contentType" xmlns:ma="http://schemas.microsoft.com/office/2006/metadata/properties/metaAttributes" ct:_="" ma:_="" ma:contentTypeName="Document" ma:contentTypeID="0x01010021A59588BC0053418FC88F40861DA871" ma:contentTypeVersion="10" ma:contentTypeDescription="Create a new document." ma:contentTypeScope="" ma:versionID="3673c1cf7550c71788a22a838bb0d9c0">
   <xsd:schema xmlns:xsd="http://www.w3.org/2001/XMLSchema" xmlns:xs="http://www.w3.org/2001/XMLSchema" xmlns:p="http://schemas.microsoft.com/office/2006/metadata/properties" xmlns:ns2="22f4eba5-1bf1-421f-a001-fd7acca9760c" targetNamespace="http://schemas.microsoft.com/office/2006/metadata/properties" ma:root="true" ma:fieldsID="ac330b6bfa0f539d41f40e8181b11b47" ns2:_="">
     <xsd:import namespace="22f4eba5-1bf1-421f-a001-fd7acca9760c"/>
@@ -15242,7 +15509,17 @@
 </ct:contentTypeSchema>
 </file>
 
+<file path=customXml/item2.xml><?xml version="1.0" encoding="utf-8"?>
+<p:properties xmlns:p="http://schemas.microsoft.com/office/2006/metadata/properties" xmlns:xsi="http://www.w3.org/2001/XMLSchema-instance" xmlns:pc="http://schemas.microsoft.com/office/infopath/2007/PartnerControls">
+  <documentManagement/>
+</p:properties>
+</file>
+
 <file path=customXml/item3.xml><?xml version="1.0" encoding="utf-8"?>
+<b:Sources xmlns:b="http://schemas.openxmlformats.org/officeDocument/2006/bibliography" xmlns="http://schemas.openxmlformats.org/officeDocument/2006/bibliography" SelectedStyle="\APASixthEditionOfficeOnline.xsl" StyleName="APA" Version="6"/>
+</file>
+
+<file path=customXml/item4.xml><?xml version="1.0" encoding="utf-8"?>
 <?mso-contentType ?>
 <FormTemplates xmlns="http://schemas.microsoft.com/sharepoint/v3/contenttype/forms">
   <Display>DocumentLibraryForm</Display>
@@ -15251,20 +15528,7 @@
 </FormTemplates>
 </file>
 
-<file path=customXml/item4.xml><?xml version="1.0" encoding="utf-8"?>
-<b:Sources xmlns:b="http://schemas.openxmlformats.org/officeDocument/2006/bibliography" xmlns="http://schemas.openxmlformats.org/officeDocument/2006/bibliography" SelectedStyle="\APASixthEditionOfficeOnline.xsl" StyleName="APA" Version="6"/>
-</file>
-
 <file path=customXml/itemProps1.xml><?xml version="1.0" encoding="utf-8"?>
-<ds:datastoreItem xmlns:ds="http://schemas.openxmlformats.org/officeDocument/2006/customXml" ds:itemID="{279A32A1-94B8-4C38-AF26-42DBFF0B0D86}">
-  <ds:schemaRefs>
-    <ds:schemaRef ds:uri="http://schemas.microsoft.com/office/2006/metadata/properties"/>
-    <ds:schemaRef ds:uri="http://schemas.microsoft.com/office/infopath/2007/PartnerControls"/>
-  </ds:schemaRefs>
-</ds:datastoreItem>
-</file>
-
-<file path=customXml/itemProps2.xml><?xml version="1.0" encoding="utf-8"?>
 <ds:datastoreItem xmlns:ds="http://schemas.openxmlformats.org/officeDocument/2006/customXml" ds:itemID="{65E5B5D4-677A-455F-8552-96943537CE77}">
   <ds:schemaRefs>
     <ds:schemaRef ds:uri="http://schemas.microsoft.com/office/2006/metadata/contentType"/>
@@ -15282,18 +15546,27 @@
 </ds:datastoreItem>
 </file>
 
+<file path=customXml/itemProps2.xml><?xml version="1.0" encoding="utf-8"?>
+<ds:datastoreItem xmlns:ds="http://schemas.openxmlformats.org/officeDocument/2006/customXml" ds:itemID="{279A32A1-94B8-4C38-AF26-42DBFF0B0D86}">
+  <ds:schemaRefs>
+    <ds:schemaRef ds:uri="http://schemas.microsoft.com/office/2006/metadata/properties"/>
+    <ds:schemaRef ds:uri="http://schemas.microsoft.com/office/infopath/2007/PartnerControls"/>
+  </ds:schemaRefs>
+</ds:datastoreItem>
+</file>
+
 <file path=customXml/itemProps3.xml><?xml version="1.0" encoding="utf-8"?>
+<ds:datastoreItem xmlns:ds="http://schemas.openxmlformats.org/officeDocument/2006/customXml" ds:itemID="{C412B1D5-E3D0-4411-9103-DE975B89EC70}">
+  <ds:schemaRefs>
+    <ds:schemaRef ds:uri="http://schemas.openxmlformats.org/officeDocument/2006/bibliography"/>
+  </ds:schemaRefs>
+</ds:datastoreItem>
+</file>
+
+<file path=customXml/itemProps4.xml><?xml version="1.0" encoding="utf-8"?>
 <ds:datastoreItem xmlns:ds="http://schemas.openxmlformats.org/officeDocument/2006/customXml" ds:itemID="{56C44748-5791-4773-80AF-F953C3055353}">
   <ds:schemaRefs>
     <ds:schemaRef ds:uri="http://schemas.microsoft.com/sharepoint/v3/contenttype/forms"/>
   </ds:schemaRefs>
 </ds:datastoreItem>
-</file>
-
-<file path=customXml/itemProps4.xml><?xml version="1.0" encoding="utf-8"?>
-<ds:datastoreItem xmlns:ds="http://schemas.openxmlformats.org/officeDocument/2006/customXml" ds:itemID="{C412B1D5-E3D0-4411-9103-DE975B89EC70}">
-  <ds:schemaRefs>
-    <ds:schemaRef ds:uri="http://schemas.openxmlformats.org/officeDocument/2006/bibliography"/>
-  </ds:schemaRefs>
-</ds:datastoreItem>
 </file>
--- a/final project report.docx
+++ b/final project report.docx
@@ -1,6 +1,6 @@
 
 <file path=word/document.xml><?xml version="1.0" encoding="utf-8"?>
-<w:document xmlns:wpc="http://schemas.microsoft.com/office/word/2010/wordprocessingCanvas" xmlns:cx="http://schemas.microsoft.com/office/drawing/2014/chartex" xmlns:cx1="http://schemas.microsoft.com/office/drawing/2015/9/8/chartex" xmlns:cx2="http://schemas.microsoft.com/office/drawing/2015/10/21/chartex" xmlns:cx3="http://schemas.microsoft.com/office/drawing/2016/5/9/chartex" xmlns:cx4="http://schemas.microsoft.com/office/drawing/2016/5/10/chartex" xmlns:cx5="http://schemas.microsoft.com/office/drawing/2016/5/11/chartex" xmlns:cx6="http://schemas.microsoft.com/office/drawing/2016/5/12/chartex" xmlns:cx7="http://schemas.microsoft.com/office/drawing/2016/5/13/chartex" xmlns:cx8="http://schemas.microsoft.com/office/drawing/2016/5/14/chartex" xmlns:mc="http://schemas.openxmlformats.org/markup-compatibility/2006" xmlns:aink="http://schemas.microsoft.com/office/drawing/2016/ink" xmlns:am3d="http://schemas.microsoft.com/office/drawing/2017/model3d" xmlns:o="urn:schemas-microsoft-com:office:office" xmlns:oel="http://schemas.microsoft.com/office/2019/extlst" xmlns:r="http://schemas.openxmlformats.org/officeDocument/2006/relationships" xmlns:m="http://schemas.openxmlformats.org/officeDocument/2006/math" xmlns:v="urn:schemas-microsoft-com:vml" xmlns:wp14="http://schemas.microsoft.com/office/word/2010/wordprocessingDrawing" xmlns:wp="http://schemas.openxmlformats.org/drawingml/2006/wordprocessingDrawing" xmlns:w10="urn:schemas-microsoft-com:office:word" xmlns:w="http://schemas.openxmlformats.org/wordprocessingml/2006/main" xmlns:w14="http://schemas.microsoft.com/office/word/2010/wordml" xmlns:w15="http://schemas.microsoft.com/office/word/2012/wordml" xmlns:w16cex="http://schemas.microsoft.com/office/word/2018/wordml/cex" xmlns:w16cid="http://schemas.microsoft.com/office/word/2016/wordml/cid" xmlns:w16="http://schemas.microsoft.com/office/word/2018/wordml" xmlns:w16du="http://schemas.microsoft.com/office/word/2023/wordml/word16du" xmlns:w16sdtdh="http://schemas.microsoft.com/office/word/2020/wordml/sdtdatahash" xmlns:w16sdtfl="http://schemas.microsoft.com/office/word/2024/wordml/sdtformatlock" xmlns:w16se="http://schemas.microsoft.com/office/word/2015/wordml/symex" xmlns:wpg="http://schemas.microsoft.com/office/word/2010/wordprocessingGroup" xmlns:wpi="http://schemas.microsoft.com/office/word/2010/wordprocessingInk" xmlns:wne="http://schemas.microsoft.com/office/word/2006/wordml" xmlns:wps="http://schemas.microsoft.com/office/word/2010/wordprocessingShape" mc:Ignorable="w14 w15 w16se w16cid w16 w16cex w16sdtdh w16sdtfl w16du wp14">
+<w:document xmlns:wpc="http://schemas.microsoft.com/office/word/2010/wordprocessingCanvas" xmlns:mc="http://schemas.openxmlformats.org/markup-compatibility/2006" xmlns:o="urn:schemas-microsoft-com:office:office" xmlns:r="http://schemas.openxmlformats.org/officeDocument/2006/relationships" xmlns:m="http://schemas.openxmlformats.org/officeDocument/2006/math" xmlns:v="urn:schemas-microsoft-com:vml" xmlns:wp14="http://schemas.microsoft.com/office/word/2010/wordprocessingDrawing" xmlns:wp="http://schemas.openxmlformats.org/drawingml/2006/wordprocessingDrawing" xmlns:w10="urn:schemas-microsoft-com:office:word" xmlns:w="http://schemas.openxmlformats.org/wordprocessingml/2006/main" xmlns:w14="http://schemas.microsoft.com/office/word/2010/wordml" xmlns:w15="http://schemas.microsoft.com/office/word/2012/wordml" xmlns:wpg="http://schemas.microsoft.com/office/word/2010/wordprocessingGroup" xmlns:wpi="http://schemas.microsoft.com/office/word/2010/wordprocessingInk" xmlns:wne="http://schemas.microsoft.com/office/word/2006/wordml" xmlns:wps="http://schemas.microsoft.com/office/word/2010/wordprocessingShape" mc:Ignorable="w14 w15 wp14">
   <w:body>
     <w:p>
       <w:pPr>
@@ -110,8 +110,6 @@
         </w:rPr>
         <w:tab/>
       </w:r>
-      <w:proofErr w:type="spellStart"/>
-      <w:proofErr w:type="gramStart"/>
       <w:r>
         <w:rPr>
           <w:rFonts w:cs="Times New Roman"/>
@@ -122,7 +120,6 @@
         </w:rPr>
         <w:t>Simalchaur</w:t>
       </w:r>
-      <w:proofErr w:type="spellEnd"/>
       <w:r>
         <w:rPr>
           <w:rFonts w:cs="Times New Roman"/>
@@ -141,18 +138,7 @@
           <w:sz w:val="28"/>
           <w:szCs w:val="28"/>
         </w:rPr>
-        <w:t>,</w:t>
-      </w:r>
-      <w:proofErr w:type="gramEnd"/>
-      <w:r>
-        <w:rPr>
-          <w:rFonts w:cs="Times New Roman"/>
-          <w:b/>
-          <w:bCs/>
-          <w:sz w:val="28"/>
-          <w:szCs w:val="28"/>
-        </w:rPr>
-        <w:t xml:space="preserve"> Pokhara</w:t>
+        <w:t>, Pokhara</w:t>
       </w:r>
       <w:r>
         <w:rPr>
@@ -274,6 +260,7 @@
           <w:dataBinding w:prefixMappings="xmlns:ns0='http://purl.org/dc/elements/1.1/' xmlns:ns1='http://schemas.openxmlformats.org/package/2006/metadata/core-properties' " w:xpath="/ns1:coreProperties[1]/ns0:title[1]" w:storeItemID="{6C3C8BC8-F283-45AE-878A-BAB7291924A1}"/>
           <w:text/>
         </w:sdtPr>
+        <w:sdtEndPr/>
         <w:sdtContent>
           <w:r>
             <w:rPr>
@@ -437,7 +424,7 @@
               </wp:inline>
             </w:drawing>
           </mc:Choice>
-          <mc:Fallback>
+          <mc:Fallback xmlns:w16se="http://schemas.microsoft.com/office/word/2015/wordml/symex" xmlns:w16sdtfl="http://schemas.microsoft.com/office/word/2024/wordml/sdtformatlock" xmlns:w16sdtdh="http://schemas.microsoft.com/office/word/2020/wordml/sdtdatahash" xmlns:w16du="http://schemas.microsoft.com/office/word/2023/wordml/word16du" xmlns:w16="http://schemas.microsoft.com/office/word/2018/wordml" xmlns:w16cid="http://schemas.microsoft.com/office/word/2016/wordml/cid" xmlns:w16cex="http://schemas.microsoft.com/office/word/2018/wordml/cex" xmlns:oel="http://schemas.microsoft.com/office/2019/extlst" xmlns:am3d="http://schemas.microsoft.com/office/drawing/2017/model3d" xmlns:aink="http://schemas.microsoft.com/office/drawing/2016/ink" xmlns:cx8="http://schemas.microsoft.com/office/drawing/2016/5/14/chartex" xmlns:cx7="http://schemas.microsoft.com/office/drawing/2016/5/13/chartex" xmlns:cx6="http://schemas.microsoft.com/office/drawing/2016/5/12/chartex" xmlns:cx5="http://schemas.microsoft.com/office/drawing/2016/5/11/chartex" xmlns:cx4="http://schemas.microsoft.com/office/drawing/2016/5/10/chartex" xmlns:cx3="http://schemas.microsoft.com/office/drawing/2016/5/9/chartex" xmlns:cx2="http://schemas.microsoft.com/office/drawing/2015/10/21/chartex" xmlns:cx1="http://schemas.microsoft.com/office/drawing/2015/9/8/chartex" xmlns:cx="http://schemas.microsoft.com/office/drawing/2014/chartex">
             <w:pict>
               <v:group w14:anchorId="5F28FB87" id="Group 5" o:spid="_x0000_s1026" style="width:43.55pt;height:123.05pt;mso-position-horizontal-relative:char;mso-position-vertical-relative:line" coordsize="6762,16097" o:gfxdata="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">
                 <v:line id="Straight Connector 2" o:spid="_x0000_s1027" style="position:absolute;visibility:visible;mso-wrap-style:square" from="3333,0" to="3333,16097" o:connectortype="straight" o:gfxdata="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" strokecolor="black [3200]" strokeweight="2.5pt">
@@ -697,7 +684,6 @@
                 <w:szCs w:val="24"/>
               </w:rPr>
             </w:pPr>
-            <w:proofErr w:type="spellStart"/>
             <w:r>
               <w:rPr>
                 <w:rFonts w:cs="Times New Roman"/>
@@ -705,17 +691,7 @@
                 <w:bCs/>
                 <w:szCs w:val="24"/>
               </w:rPr>
-              <w:t>P.U</w:t>
-            </w:r>
-            <w:proofErr w:type="spellEnd"/>
-            <w:r>
-              <w:rPr>
-                <w:rFonts w:cs="Times New Roman"/>
-                <w:b/>
-                <w:bCs/>
-                <w:szCs w:val="24"/>
-              </w:rPr>
-              <w:t>. Registration Number</w:t>
+              <w:t>P.U. Registration Number</w:t>
             </w:r>
           </w:p>
         </w:tc>
@@ -930,7 +906,6 @@
           <w:szCs w:val="24"/>
         </w:rPr>
       </w:pPr>
-      <w:proofErr w:type="spellStart"/>
       <w:r>
         <w:rPr>
           <w:rFonts w:cs="Times New Roman"/>
@@ -975,18 +950,7 @@
           <w:noProof/>
           <w:szCs w:val="24"/>
         </w:rPr>
-        <w:t>05</w:t>
-      </w:r>
-      <w:proofErr w:type="spellEnd"/>
-      <w:r>
-        <w:rPr>
-          <w:rFonts w:cs="Times New Roman"/>
-          <w:b/>
-          <w:bCs/>
-          <w:noProof/>
-          <w:szCs w:val="24"/>
-        </w:rPr>
-        <w:t>/07/2026</w:t>
+        <w:t>06/07/2026</w:t>
       </w:r>
       <w:r>
         <w:rPr>
@@ -1171,7 +1135,6 @@
           <w:sz w:val="32"/>
           <w:szCs w:val="32"/>
         </w:rPr>
-        <w:lastRenderedPageBreak/>
         <w:t>Declaration for</w:t>
       </w:r>
     </w:p>
@@ -1195,8 +1158,6 @@
         </w:rPr>
         <w:t>“</w:t>
       </w:r>
-      <w:proofErr w:type="spellStart"/>
-      <w:proofErr w:type="gramStart"/>
       <w:r>
         <w:rPr>
           <w:rFonts w:cs="Times New Roman"/>
@@ -1204,9 +1165,8 @@
           <w:sz w:val="32"/>
           <w:szCs w:val="32"/>
         </w:rPr>
-        <w:t>Rock,Paper</w:t>
-      </w:r>
-      <w:proofErr w:type="gramEnd"/>
+        <w:t>Rock,Paper,Scissor</w:t>
+      </w:r>
       <w:r>
         <w:rPr>
           <w:rFonts w:cs="Times New Roman"/>
@@ -1214,16 +1174,6 @@
           <w:sz w:val="32"/>
           <w:szCs w:val="32"/>
         </w:rPr>
-        <w:t>,Scissor</w:t>
-      </w:r>
-      <w:proofErr w:type="spellEnd"/>
-      <w:r>
-        <w:rPr>
-          <w:rFonts w:cs="Times New Roman"/>
-          <w:b/>
-          <w:sz w:val="32"/>
-          <w:szCs w:val="32"/>
-        </w:rPr>
         <w:t>”</w:t>
       </w:r>
     </w:p>
@@ -1386,21 +1336,12 @@
           <w:szCs w:val="24"/>
         </w:rPr>
       </w:pPr>
-      <w:proofErr w:type="gramStart"/>
       <w:r>
         <w:rPr>
           <w:rFonts w:cs="Times New Roman"/>
           <w:szCs w:val="24"/>
         </w:rPr>
-        <w:t>Date:_</w:t>
-      </w:r>
-      <w:proofErr w:type="gramEnd"/>
-      <w:r>
-        <w:rPr>
-          <w:rFonts w:cs="Times New Roman"/>
-          <w:szCs w:val="24"/>
-        </w:rPr>
-        <w:t>___ / ____ / ________</w:t>
+        <w:t>Date:____ / ____ / ________</w:t>
       </w:r>
     </w:p>
     <w:p>
@@ -1430,7 +1371,6 @@
           <w:sz w:val="28"/>
           <w:szCs w:val="24"/>
         </w:rPr>
-        <w:lastRenderedPageBreak/>
         <w:t>Supervisor</w:t>
       </w:r>
       <w:r>
@@ -1468,32 +1408,28 @@
         </w:rPr>
         <w:t>I hereby recommend that this project entitled “</w:t>
       </w:r>
-      <w:proofErr w:type="spellStart"/>
-      <w:proofErr w:type="gramStart"/>
       <w:r>
         <w:rPr>
           <w:rFonts w:cs="Times New Roman"/>
           <w:b/>
           <w:szCs w:val="24"/>
         </w:rPr>
-        <w:t>Rock,Paper</w:t>
-      </w:r>
-      <w:proofErr w:type="gramEnd"/>
+        <w:t>Rock,Paper,Scissor</w:t>
+      </w:r>
+      <w:r>
+        <w:rPr>
+          <w:rFonts w:cs="Times New Roman"/>
+          <w:szCs w:val="24"/>
+        </w:rPr>
+        <w:t xml:space="preserve">” is done under my supervision by </w:t>
+      </w:r>
       <w:r>
         <w:rPr>
           <w:rFonts w:cs="Times New Roman"/>
           <w:b/>
           <w:szCs w:val="24"/>
         </w:rPr>
-        <w:t>,Scissor</w:t>
-      </w:r>
-      <w:proofErr w:type="spellEnd"/>
-      <w:r>
-        <w:rPr>
-          <w:rFonts w:cs="Times New Roman"/>
-          <w:szCs w:val="24"/>
-        </w:rPr>
-        <w:t xml:space="preserve">” is done under my supervision by </w:t>
+        <w:t xml:space="preserve">Divya Sharma </w:t>
       </w:r>
       <w:r>
         <w:rPr>
@@ -1501,7 +1437,7 @@
           <w:b/>
           <w:szCs w:val="24"/>
         </w:rPr>
-        <w:t xml:space="preserve">Divya Sharma </w:t>
+        <w:t>and</w:t>
       </w:r>
       <w:r>
         <w:rPr>
@@ -1509,7 +1445,7 @@
           <w:b/>
           <w:szCs w:val="24"/>
         </w:rPr>
-        <w:t>and</w:t>
+        <w:t xml:space="preserve"> S</w:t>
       </w:r>
       <w:r>
         <w:rPr>
@@ -1517,7 +1453,21 @@
           <w:b/>
           <w:szCs w:val="24"/>
         </w:rPr>
-        <w:t xml:space="preserve"> S</w:t>
+        <w:t xml:space="preserve">abina Puwanli </w:t>
+      </w:r>
+      <w:r>
+        <w:rPr>
+          <w:rFonts w:cs="Times New Roman"/>
+          <w:szCs w:val="24"/>
+        </w:rPr>
+        <w:t xml:space="preserve">during their </w:t>
+      </w:r>
+      <w:r>
+        <w:rPr>
+          <w:rFonts w:cs="Times New Roman"/>
+          <w:szCs w:val="24"/>
+        </w:rPr>
+        <w:t>2nd</w:t>
       </w:r>
       <w:r>
         <w:rPr>
@@ -1525,21 +1475,56 @@
           <w:b/>
           <w:szCs w:val="24"/>
         </w:rPr>
-        <w:t xml:space="preserve">abina Puwanli </w:t>
+        <w:t xml:space="preserve"> </w:t>
       </w:r>
       <w:r>
         <w:rPr>
           <w:rFonts w:cs="Times New Roman"/>
           <w:szCs w:val="24"/>
         </w:rPr>
-        <w:t xml:space="preserve">during their </w:t>
+        <w:t xml:space="preserve">Semester in partial </w:t>
       </w:r>
       <w:r>
         <w:rPr>
           <w:rFonts w:cs="Times New Roman"/>
           <w:szCs w:val="24"/>
         </w:rPr>
-        <w:t>2nd</w:t>
+        <w:t>fulfilment</w:t>
+      </w:r>
+      <w:r>
+        <w:rPr>
+          <w:rFonts w:cs="Times New Roman"/>
+          <w:szCs w:val="24"/>
+        </w:rPr>
+        <w:t xml:space="preserve"> of the requirements for the degree of</w:t>
+      </w:r>
+      <w:r>
+        <w:rPr>
+          <w:rFonts w:cs="Times New Roman"/>
+          <w:szCs w:val="24"/>
+        </w:rPr>
+        <w:t xml:space="preserve"> Bachelor of Computer Application</w:t>
+      </w:r>
+      <w:r>
+        <w:rPr>
+          <w:rFonts w:cs="Times New Roman"/>
+          <w:szCs w:val="24"/>
+        </w:rPr>
+        <w:t xml:space="preserve"> (BCA)</w:t>
+      </w:r>
+      <w:r>
+        <w:rPr>
+          <w:rFonts w:cs="Times New Roman"/>
+          <w:szCs w:val="24"/>
+        </w:rPr>
+        <w:t xml:space="preserve"> </w:t>
+      </w:r>
+      <w:r>
+        <w:rPr>
+          <w:rFonts w:cs="Times New Roman"/>
+          <w:szCs w:val="24"/>
+        </w:rPr>
+        <w:t xml:space="preserve"> under </w:t>
       </w:r>
       <w:r>
         <w:rPr>
@@ -1547,87 +1532,60 @@
           <w:b/>
           <w:szCs w:val="24"/>
         </w:rPr>
-        <w:t xml:space="preserve"> </w:t>
+        <w:t>Pokhara University</w:t>
       </w:r>
       <w:r>
         <w:rPr>
           <w:rFonts w:cs="Times New Roman"/>
           <w:szCs w:val="24"/>
         </w:rPr>
-        <w:t xml:space="preserve">Semester in partial </w:t>
-      </w:r>
-      <w:r>
+        <w:t xml:space="preserve"> is completed to my satisfaction and be processed for final evaluation.</w:t>
+      </w:r>
+    </w:p>
+    <w:p>
+      <w:pPr>
+        <w:spacing w:after="0" w:line="360" w:lineRule="auto"/>
+        <w:jc w:val="both"/>
         <w:rPr>
           <w:rFonts w:cs="Times New Roman"/>
           <w:szCs w:val="24"/>
         </w:rPr>
-        <w:t>fulfilment</w:t>
-      </w:r>
-      <w:r>
+      </w:pPr>
+    </w:p>
+    <w:p>
+      <w:pPr>
+        <w:spacing w:after="0" w:line="360" w:lineRule="auto"/>
+        <w:jc w:val="both"/>
         <w:rPr>
           <w:rFonts w:cs="Times New Roman"/>
           <w:szCs w:val="24"/>
         </w:rPr>
-        <w:t xml:space="preserve"> of the requirements for the degree of</w:t>
-      </w:r>
+      </w:pPr>
       <w:r>
         <w:rPr>
           <w:rFonts w:cs="Times New Roman"/>
           <w:szCs w:val="24"/>
         </w:rPr>
-        <w:t xml:space="preserve"> Bachelor of Computer Application</w:t>
-      </w:r>
-      <w:r>
-        <w:rPr>
-          <w:rFonts w:cs="Times New Roman"/>
-          <w:szCs w:val="24"/>
-        </w:rPr>
-        <w:t xml:space="preserve"> (</w:t>
-      </w:r>
-      <w:proofErr w:type="gramStart"/>
-      <w:r>
-        <w:rPr>
-          <w:rFonts w:cs="Times New Roman"/>
-          <w:szCs w:val="24"/>
-        </w:rPr>
-        <w:t>BCA)</w:t>
-      </w:r>
-      <w:r>
-        <w:rPr>
-          <w:rFonts w:cs="Times New Roman"/>
-          <w:szCs w:val="24"/>
-        </w:rPr>
-        <w:t xml:space="preserve"> </w:t>
-      </w:r>
-      <w:r>
-        <w:rPr>
-          <w:rFonts w:cs="Times New Roman"/>
-          <w:szCs w:val="24"/>
-        </w:rPr>
-        <w:t xml:space="preserve"> under</w:t>
-      </w:r>
-      <w:proofErr w:type="gramEnd"/>
-      <w:r>
-        <w:rPr>
-          <w:rFonts w:cs="Times New Roman"/>
-          <w:szCs w:val="24"/>
-        </w:rPr>
-        <w:t xml:space="preserve"> </w:t>
-      </w:r>
-      <w:r>
+        <w:t>____________________________</w:t>
+      </w:r>
+    </w:p>
+    <w:p>
+      <w:pPr>
+        <w:spacing w:after="0" w:line="360" w:lineRule="auto"/>
+        <w:jc w:val="both"/>
         <w:rPr>
           <w:rFonts w:cs="Times New Roman"/>
           <w:b/>
           <w:szCs w:val="24"/>
         </w:rPr>
-        <w:t>Pokhara University</w:t>
-      </w:r>
+      </w:pPr>
       <w:r>
         <w:rPr>
           <w:rFonts w:cs="Times New Roman"/>
-          <w:szCs w:val="24"/>
-        </w:rPr>
-        <w:t xml:space="preserve"> is completed to my satisfaction and be processed for final evaluation.</w:t>
+          <w:b/>
+          <w:szCs w:val="24"/>
+        </w:rPr>
+        <w:t>Mr.Arpan Pokhrel</w:t>
       </w:r>
     </w:p>
     <w:p>
@@ -1636,6 +1594,7 @@
         <w:jc w:val="both"/>
         <w:rPr>
           <w:rFonts w:cs="Times New Roman"/>
+          <w:b/>
           <w:szCs w:val="24"/>
         </w:rPr>
       </w:pPr>
@@ -1646,15 +1605,17 @@
         <w:jc w:val="both"/>
         <w:rPr>
           <w:rFonts w:cs="Times New Roman"/>
+          <w:bCs/>
           <w:szCs w:val="24"/>
         </w:rPr>
       </w:pPr>
       <w:r>
         <w:rPr>
           <w:rFonts w:cs="Times New Roman"/>
-          <w:szCs w:val="24"/>
-        </w:rPr>
-        <w:t>____________________________</w:t>
+          <w:bCs/>
+          <w:szCs w:val="24"/>
+        </w:rPr>
+        <w:t>Supervisor</w:t>
       </w:r>
     </w:p>
     <w:p>
@@ -1667,26 +1628,6 @@
           <w:szCs w:val="24"/>
         </w:rPr>
       </w:pPr>
-      <w:proofErr w:type="spellStart"/>
-      <w:proofErr w:type="gramStart"/>
-      <w:r>
-        <w:rPr>
-          <w:rFonts w:cs="Times New Roman"/>
-          <w:b/>
-          <w:szCs w:val="24"/>
-        </w:rPr>
-        <w:t>Mr.Arpan</w:t>
-      </w:r>
-      <w:proofErr w:type="spellEnd"/>
-      <w:proofErr w:type="gramEnd"/>
-      <w:r>
-        <w:rPr>
-          <w:rFonts w:cs="Times New Roman"/>
-          <w:b/>
-          <w:szCs w:val="24"/>
-        </w:rPr>
-        <w:t xml:space="preserve"> Pokhrel</w:t>
-      </w:r>
     </w:p>
     <w:p>
       <w:pPr>
@@ -1694,65 +1635,15 @@
         <w:jc w:val="both"/>
         <w:rPr>
           <w:rFonts w:cs="Times New Roman"/>
-          <w:b/>
-          <w:szCs w:val="24"/>
-        </w:rPr>
-      </w:pPr>
-    </w:p>
-    <w:p>
-      <w:pPr>
-        <w:spacing w:after="0" w:line="360" w:lineRule="auto"/>
-        <w:jc w:val="both"/>
+          <w:szCs w:val="24"/>
+        </w:rPr>
+      </w:pPr>
+      <w:r>
         <w:rPr>
           <w:rFonts w:cs="Times New Roman"/>
-          <w:bCs/>
-          <w:szCs w:val="24"/>
-        </w:rPr>
-      </w:pPr>
-      <w:r>
-        <w:rPr>
-          <w:rFonts w:cs="Times New Roman"/>
-          <w:bCs/>
-          <w:szCs w:val="24"/>
-        </w:rPr>
-        <w:t>Supervisor</w:t>
-      </w:r>
-    </w:p>
-    <w:p>
-      <w:pPr>
-        <w:spacing w:after="0" w:line="360" w:lineRule="auto"/>
-        <w:jc w:val="both"/>
-        <w:rPr>
-          <w:rFonts w:cs="Times New Roman"/>
-          <w:b/>
-          <w:szCs w:val="24"/>
-        </w:rPr>
-      </w:pPr>
-    </w:p>
-    <w:p>
-      <w:pPr>
-        <w:spacing w:after="0" w:line="360" w:lineRule="auto"/>
-        <w:jc w:val="both"/>
-        <w:rPr>
-          <w:rFonts w:cs="Times New Roman"/>
-          <w:szCs w:val="24"/>
-        </w:rPr>
-      </w:pPr>
-      <w:proofErr w:type="gramStart"/>
-      <w:r>
-        <w:rPr>
-          <w:rFonts w:cs="Times New Roman"/>
-          <w:szCs w:val="24"/>
-        </w:rPr>
-        <w:t>Date:_</w:t>
-      </w:r>
-      <w:proofErr w:type="gramEnd"/>
-      <w:r>
-        <w:rPr>
-          <w:rFonts w:cs="Times New Roman"/>
-          <w:szCs w:val="24"/>
-        </w:rPr>
-        <w:t>___ / ____ / ________</w:t>
+          <w:szCs w:val="24"/>
+        </w:rPr>
+        <w:t>Date:____ / ____ / ________</w:t>
       </w:r>
     </w:p>
     <w:p>
@@ -1790,7 +1681,6 @@
           <w:sz w:val="32"/>
           <w:szCs w:val="24"/>
         </w:rPr>
-        <w:lastRenderedPageBreak/>
         <w:t>Letter of Approval</w:t>
       </w:r>
     </w:p>
@@ -1861,23 +1751,13 @@
         </w:rPr>
         <w:t xml:space="preserve"> of the requirements for the degree of </w:t>
       </w:r>
-      <w:proofErr w:type="spellStart"/>
       <w:r>
         <w:rPr>
           <w:rFonts w:cs="Times New Roman"/>
           <w:b/>
           <w:szCs w:val="24"/>
         </w:rPr>
-        <w:t>Bachleor</w:t>
-      </w:r>
-      <w:proofErr w:type="spellEnd"/>
-      <w:r>
-        <w:rPr>
-          <w:rFonts w:cs="Times New Roman"/>
-          <w:b/>
-          <w:szCs w:val="24"/>
-        </w:rPr>
-        <w:t xml:space="preserve"> of Computer Application </w:t>
+        <w:t xml:space="preserve">Bachleor of Computer Application </w:t>
       </w:r>
       <w:r>
         <w:rPr>
@@ -2111,21 +1991,12 @@
                 <w:szCs w:val="24"/>
               </w:rPr>
             </w:pPr>
-            <w:proofErr w:type="gramStart"/>
             <w:r>
               <w:rPr>
                 <w:rFonts w:cs="Times New Roman"/>
                 <w:szCs w:val="24"/>
               </w:rPr>
-              <w:t>Date:_</w:t>
-            </w:r>
-            <w:proofErr w:type="gramEnd"/>
-            <w:r>
-              <w:rPr>
-                <w:rFonts w:cs="Times New Roman"/>
-                <w:szCs w:val="24"/>
-              </w:rPr>
-              <w:t>___ / ____ / ________</w:t>
+              <w:t>Date:____ / ____ / ________</w:t>
             </w:r>
           </w:p>
           <w:p>
@@ -3388,20 +3259,8 @@
           <w:sz w:val="32"/>
           <w:szCs w:val="32"/>
         </w:rPr>
-        <w:lastRenderedPageBreak/>
-        <w:t xml:space="preserve">LIST OF </w:t>
-      </w:r>
-      <w:proofErr w:type="gramStart"/>
-      <w:r>
-        <w:rPr>
-          <w:rFonts w:cs="Times New Roman"/>
-          <w:b/>
-          <w:sz w:val="32"/>
-          <w:szCs w:val="32"/>
-        </w:rPr>
-        <w:t>FIGURE</w:t>
-      </w:r>
-      <w:proofErr w:type="gramEnd"/>
+        <w:t>LIST OF FIGURE</w:t>
+      </w:r>
     </w:p>
     <w:p>
       <w:pPr>
@@ -3985,7 +3844,6 @@
         <w:rPr>
           <w:sz w:val="32"/>
         </w:rPr>
-        <w:lastRenderedPageBreak/>
         <w:t>Introduction</w:t>
       </w:r>
       <w:bookmarkEnd w:id="3"/>
@@ -4191,11 +4049,7 @@
         <w:jc w:val="both"/>
       </w:pPr>
       <w:r>
-        <w:t xml:space="preserve">This project also includes additional innovative feature such as tournament mode and streak bonus system. Tournament mode allows users to compete in multiple rounds </w:t>
-      </w:r>
-      <w:r>
-        <w:lastRenderedPageBreak/>
-        <w:t>continuously, while the streak bonus system reward users for consecutive wins. These features increase excitement and provide better gaming experience.</w:t>
+        <w:t>This project also includes additional innovative feature such as tournament mode and streak bonus system. Tournament mode allows users to compete in multiple rounds continuously, while the streak bonus system reward users for consecutive wins. These features increase excitement and provide better gaming experience.</w:t>
       </w:r>
     </w:p>
     <w:p>
@@ -4274,7 +4128,6 @@
         <w:rPr>
           <w:sz w:val="32"/>
         </w:rPr>
-        <w:lastRenderedPageBreak/>
         <w:t>Problem Statement</w:t>
       </w:r>
       <w:bookmarkEnd w:id="4"/>
@@ -4331,7 +4184,6 @@
         <w:rPr>
           <w:sz w:val="32"/>
         </w:rPr>
-        <w:lastRenderedPageBreak/>
         <w:t>Objective</w:t>
       </w:r>
       <w:bookmarkEnd w:id="5"/>
@@ -4467,7 +4319,6 @@
       </w:pPr>
       <w:bookmarkStart w:id="6" w:name="_Toc232570757"/>
       <w:r>
-        <w:lastRenderedPageBreak/>
         <w:t>Background Study</w:t>
       </w:r>
       <w:bookmarkEnd w:id="6"/>
@@ -4512,28 +4363,10 @@
         </w:rPr>
       </w:pPr>
       <w:r>
-        <w:t xml:space="preserve"> Many existing systems do not support multiplayer functionality, which limits social interaction. Additionally, traditional game systems often do not include comprehensive dashboards or real-time leaderboards, which are critical for motivating </w:t>
-      </w:r>
-      <w:proofErr w:type="spellStart"/>
-      <w:proofErr w:type="gramStart"/>
-      <w:r>
-        <w:t>players.This</w:t>
-      </w:r>
-      <w:proofErr w:type="spellEnd"/>
-      <w:proofErr w:type="gramEnd"/>
-      <w:r>
-        <w:t xml:space="preserve"> project aims to address these gaps by implementing a multi-mode Rock-Paper-Scissors game with robust data management, multiplayer capabilities, and an intuitive user interface. The motivation stems from the need to create an engaging online game platform that is accessible to users with varying levels of technical expertise, and to explore how traditional games can be adapted to modern digital environments.</w:t>
-      </w:r>
-      <w:r>
-        <w:t xml:space="preserve"> The development process involves </w:t>
-      </w:r>
-      <w:proofErr w:type="spellStart"/>
-      <w:r>
-        <w:t>analyzing</w:t>
-      </w:r>
-      <w:proofErr w:type="spellEnd"/>
-      <w:r>
-        <w:t xml:space="preserve"> existing systems, identifying missing features, and designing an integrated system that combines game logic with user management, data persistence, and interactive interfaces.</w:t>
+        <w:t xml:space="preserve"> Many existing systems do not support multiplayer functionality, which limits social interaction. Additionally, traditional game systems often do not include comprehensive dashboards or real-time leaderboards, which are critical for motivating players.This project aims to address these gaps by implementing a multi-mode Rock-Paper-Scissors game with robust data management, multiplayer capabilities, and an intuitive user interface. The motivation stems from the need to create an engaging online game platform that is accessible to users with varying levels of technical expertise, and to explore how traditional games can be adapted to modern digital environments.</w:t>
+      </w:r>
+      <w:r>
+        <w:t xml:space="preserve"> The development process involves analyzing existing systems, identifying missing features, and designing an integrated system that combines game logic with user management, data persistence, and interactive interfaces.</w:t>
       </w:r>
       <w:r>
         <w:rPr>
@@ -4564,7 +4397,6 @@
       </w:pPr>
       <w:bookmarkStart w:id="7" w:name="_Toc232570758"/>
       <w:r>
-        <w:lastRenderedPageBreak/>
         <w:t>Requirement Document</w:t>
       </w:r>
       <w:bookmarkEnd w:id="7"/>
@@ -4884,22 +4716,14 @@
               <w:rPr>
                 <w:lang w:val="en-GB"/>
               </w:rPr>
-              <w:t xml:space="preserve">d </w:t>
-            </w:r>
-            <w:proofErr w:type="gramStart"/>
+              <w:t xml:space="preserve">d and  </w:t>
+            </w:r>
             <w:r>
               <w:rPr>
                 <w:lang w:val="en-GB"/>
               </w:rPr>
-              <w:t xml:space="preserve">and  </w:t>
-            </w:r>
-            <w:r>
-              <w:rPr>
-                <w:lang w:val="en-GB"/>
-              </w:rPr>
               <w:t>Authenticates</w:t>
             </w:r>
-            <w:proofErr w:type="gramEnd"/>
             <w:r>
               <w:rPr>
                 <w:lang w:val="en-GB"/>
@@ -4963,16 +4787,8 @@
               <w:rPr>
                 <w:lang w:val="en-GB"/>
               </w:rPr>
-              <w:t xml:space="preserve"> and security </w:t>
-            </w:r>
-            <w:proofErr w:type="gramStart"/>
-            <w:r>
-              <w:rPr>
-                <w:lang w:val="en-GB"/>
-              </w:rPr>
-              <w:t>feature .</w:t>
-            </w:r>
-            <w:proofErr w:type="gramEnd"/>
+              <w:t xml:space="preserve"> and security feature .</w:t>
+            </w:r>
           </w:p>
         </w:tc>
       </w:tr>
@@ -5193,7 +5009,6 @@
               <w:jc w:val="both"/>
             </w:pPr>
             <w:r>
-              <w:lastRenderedPageBreak/>
               <w:t>4.</w:t>
             </w:r>
           </w:p>
@@ -5528,27 +5343,13 @@
               <w:rPr>
                 <w:lang w:val="en-GB"/>
               </w:rPr>
-              <w:t xml:space="preserve"> </w:t>
-            </w:r>
-            <w:proofErr w:type="gramStart"/>
+              <w:t xml:space="preserve"> and  </w:t>
+            </w:r>
             <w:r>
               <w:rPr>
                 <w:lang w:val="en-GB"/>
               </w:rPr>
-              <w:t xml:space="preserve">and  </w:t>
-            </w:r>
-            <w:r>
-              <w:rPr>
-                <w:lang w:val="en-GB"/>
-              </w:rPr>
-              <w:t>Score</w:t>
-            </w:r>
-            <w:proofErr w:type="gramEnd"/>
-            <w:r>
-              <w:rPr>
-                <w:lang w:val="en-GB"/>
-              </w:rPr>
-              <w:t xml:space="preserve"> Management System</w:t>
+              <w:t>Score Management System</w:t>
             </w:r>
           </w:p>
         </w:tc>
@@ -5949,19 +5750,11 @@
               </w:rPr>
               <w:t xml:space="preserve"> and </w:t>
             </w:r>
-            <w:proofErr w:type="gramStart"/>
             <w:r>
               <w:rPr>
                 <w:lang w:val="en-GB"/>
               </w:rPr>
-              <w:t>Closes</w:t>
-            </w:r>
-            <w:proofErr w:type="gramEnd"/>
-            <w:r>
-              <w:rPr>
-                <w:lang w:val="en-GB"/>
-              </w:rPr>
-              <w:t xml:space="preserve"> the application safely.</w:t>
+              <w:t>Closes the application safely.</w:t>
             </w:r>
           </w:p>
         </w:tc>
@@ -6024,7 +5817,6 @@
       </w:pPr>
       <w:bookmarkStart w:id="9" w:name="_Toc232570760"/>
       <w:r>
-        <w:lastRenderedPageBreak/>
         <w:t xml:space="preserve">5.2 </w:t>
       </w:r>
       <w:r>
@@ -6065,19 +5857,11 @@
           <w:lang w:val="en-US"/>
         </w:rPr>
       </w:pPr>
-      <w:proofErr w:type="gramStart"/>
       <w:r>
         <w:rPr>
           <w:lang w:val="en-US"/>
         </w:rPr>
-        <w:t>.Reduce</w:t>
-      </w:r>
-      <w:proofErr w:type="gramEnd"/>
-      <w:r>
-        <w:rPr>
-          <w:lang w:val="en-US"/>
-        </w:rPr>
-        <w:t xml:space="preserve"> manual score keeping </w:t>
+        <w:t xml:space="preserve">.Reduce manual score keeping </w:t>
       </w:r>
     </w:p>
     <w:p>
@@ -6439,19 +6223,11 @@
           <w:lang w:val="en-US"/>
         </w:rPr>
       </w:pPr>
-      <w:proofErr w:type="spellStart"/>
       <w:r>
         <w:rPr>
           <w:lang w:val="en-US"/>
         </w:rPr>
-        <w:t>PerformanceReliability</w:t>
-      </w:r>
-      <w:proofErr w:type="spellEnd"/>
-      <w:r>
-        <w:rPr>
-          <w:lang w:val="en-US"/>
-        </w:rPr>
-        <w:t xml:space="preserve">  </w:t>
+        <w:t xml:space="preserve">PerformanceReliability  </w:t>
       </w:r>
     </w:p>
     <w:p>
@@ -6571,7 +6347,6 @@
       </w:pPr>
       <w:bookmarkStart w:id="13" w:name="_Toc232570764"/>
       <w:r>
-        <w:lastRenderedPageBreak/>
         <w:t>System</w:t>
       </w:r>
       <w:r>
@@ -6694,73 +6469,41 @@
           <w:color w:val="000000" w:themeColor="text1"/>
           <w:szCs w:val="24"/>
         </w:rPr>
-        <w:t xml:space="preserve"> Level 1 </w:t>
-      </w:r>
-      <w:proofErr w:type="spellStart"/>
-      <w:r>
+        <w:t xml:space="preserve"> Level 1 DFD of Rock Paper Scissor</w:t>
+      </w:r>
+      <w:bookmarkEnd w:id="14"/>
+    </w:p>
+    <w:p>
+      <w:pPr>
         <w:rPr>
           <w:color w:val="000000" w:themeColor="text1"/>
           <w:szCs w:val="24"/>
         </w:rPr>
-        <w:t>DFD</w:t>
-      </w:r>
-      <w:proofErr w:type="spellEnd"/>
+      </w:pPr>
       <w:r>
         <w:rPr>
           <w:color w:val="000000" w:themeColor="text1"/>
           <w:szCs w:val="24"/>
         </w:rPr>
-        <w:t xml:space="preserve"> of Rock Paper Scissor</w:t>
-      </w:r>
-      <w:bookmarkEnd w:id="14"/>
+        <w:br w:type="page"/>
+      </w:r>
     </w:p>
     <w:p>
       <w:pPr>
         <w:keepNext/>
-      </w:pPr>
-    </w:p>
-    <w:p>
-      <w:pPr>
-        <w:pStyle w:val="Caption"/>
-        <w:rPr>
-          <w:i w:val="0"/>
-          <w:color w:val="auto"/>
-          <w:sz w:val="24"/>
-          <w:szCs w:val="24"/>
-        </w:rPr>
-      </w:pPr>
-    </w:p>
-    <w:p>
-      <w:pPr>
-        <w:spacing w:after="0" w:line="360" w:lineRule="auto"/>
         <w:jc w:val="center"/>
-        <w:rPr>
-          <w:szCs w:val="24"/>
-        </w:rPr>
-      </w:pPr>
-    </w:p>
-    <w:p>
-      <w:pPr>
-        <w:keepNext/>
-      </w:pPr>
-      <w:r>
-        <w:rPr>
-          <w:szCs w:val="24"/>
-        </w:rPr>
-        <w:br w:type="page"/>
-      </w:r>
+      </w:pPr>
       <w:r>
         <w:rPr>
           <w:noProof/>
           <w:szCs w:val="24"/>
           <w:lang w:val="en-US"/>
         </w:rPr>
-        <w:lastRenderedPageBreak/>
         <w:drawing>
-          <wp:inline distT="0" distB="0" distL="0" distR="0" wp14:anchorId="7E515E7F" wp14:editId="0253D796">
-            <wp:extent cx="5904759" cy="5500255"/>
-            <wp:effectExtent l="0" t="0" r="1270" b="5715"/>
-            <wp:docPr id="11" name="Picture 11"/>
+          <wp:inline distT="0" distB="0" distL="0" distR="0" wp14:anchorId="396530F8" wp14:editId="41FD6FC5">
+            <wp:extent cx="4685289" cy="5854638"/>
+            <wp:effectExtent l="0" t="0" r="1270" b="0"/>
+            <wp:docPr id="7" name="Picture 7"/>
             <wp:cNvGraphicFramePr>
               <a:graphicFrameLocks xmlns:a="http://schemas.openxmlformats.org/drawingml/2006/main" noChangeAspect="1"/>
             </wp:cNvGraphicFramePr>
@@ -6768,11 +6511,11 @@
               <a:graphicData uri="http://schemas.openxmlformats.org/drawingml/2006/picture">
                 <pic:pic xmlns:pic="http://schemas.openxmlformats.org/drawingml/2006/picture">
                   <pic:nvPicPr>
-                    <pic:cNvPr id="11" name="mermaid-diagram (2).png"/>
+                    <pic:cNvPr id="7" name="ChatGPT Image Jul 6, 2026, 04_21_23 PM.png"/>
                     <pic:cNvPicPr/>
                   </pic:nvPicPr>
                   <pic:blipFill>
-                    <a:blip r:embed="rId13" cstate="print">
+                    <a:blip r:embed="rId13">
                       <a:extLst>
                         <a:ext uri="{28A0092B-C50C-407E-A947-70E740481C1C}">
                           <a14:useLocalDpi xmlns:a14="http://schemas.microsoft.com/office/drawing/2010/main" val="0"/>
@@ -6786,7 +6529,7 @@
                   <pic:spPr>
                     <a:xfrm>
                       <a:off x="0" y="0"/>
-                      <a:ext cx="5904759" cy="5500255"/>
+                      <a:ext cx="4694605" cy="5866279"/>
                     </a:xfrm>
                     <a:prstGeom prst="rect">
                       <a:avLst/>
@@ -6805,17 +6548,15 @@
         <w:jc w:val="center"/>
         <w:rPr>
           <w:i w:val="0"/>
-          <w:iCs w:val="0"/>
+          <w:color w:val="auto"/>
           <w:sz w:val="24"/>
           <w:szCs w:val="24"/>
         </w:rPr>
       </w:pPr>
-      <w:bookmarkStart w:id="15" w:name="_Toc232590306"/>
       <w:r>
         <w:rPr>
           <w:i w:val="0"/>
-          <w:iCs w:val="0"/>
-          <w:color w:val="000000" w:themeColor="text1"/>
+          <w:color w:val="auto"/>
           <w:sz w:val="24"/>
           <w:szCs w:val="24"/>
         </w:rPr>
@@ -6824,8 +6565,7 @@
       <w:r>
         <w:rPr>
           <w:i w:val="0"/>
-          <w:iCs w:val="0"/>
-          <w:color w:val="000000" w:themeColor="text1"/>
+          <w:color w:val="auto"/>
           <w:sz w:val="24"/>
           <w:szCs w:val="24"/>
         </w:rPr>
@@ -6834,8 +6574,7 @@
       <w:r>
         <w:rPr>
           <w:i w:val="0"/>
-          <w:iCs w:val="0"/>
-          <w:color w:val="000000" w:themeColor="text1"/>
+          <w:color w:val="auto"/>
           <w:sz w:val="24"/>
           <w:szCs w:val="24"/>
         </w:rPr>
@@ -6844,8 +6583,7 @@
       <w:r>
         <w:rPr>
           <w:i w:val="0"/>
-          <w:iCs w:val="0"/>
-          <w:color w:val="000000" w:themeColor="text1"/>
+          <w:color w:val="auto"/>
           <w:sz w:val="24"/>
           <w:szCs w:val="24"/>
         </w:rPr>
@@ -6854,9 +6592,8 @@
       <w:r>
         <w:rPr>
           <w:i w:val="0"/>
-          <w:iCs w:val="0"/>
           <w:noProof/>
-          <w:color w:val="000000" w:themeColor="text1"/>
+          <w:color w:val="auto"/>
           <w:sz w:val="24"/>
           <w:szCs w:val="24"/>
         </w:rPr>
@@ -6865,8 +6602,7 @@
       <w:r>
         <w:rPr>
           <w:i w:val="0"/>
-          <w:iCs w:val="0"/>
-          <w:color w:val="000000" w:themeColor="text1"/>
+          <w:color w:val="auto"/>
           <w:sz w:val="24"/>
           <w:szCs w:val="24"/>
         </w:rPr>
@@ -6875,18 +6611,187 @@
       <w:r>
         <w:rPr>
           <w:i w:val="0"/>
-          <w:iCs w:val="0"/>
-          <w:color w:val="000000" w:themeColor="text1"/>
+          <w:color w:val="auto"/>
           <w:sz w:val="24"/>
           <w:szCs w:val="24"/>
         </w:rPr>
-        <w:t xml:space="preserve"> System Flowchart</w:t>
-      </w:r>
+        <w:t xml:space="preserve"> flowchart for main menu and registration</w:t>
+      </w:r>
+    </w:p>
+    <w:p>
+      <w:r>
+        <w:br w:type="page"/>
+      </w:r>
+    </w:p>
+    <w:p>
+      <w:pPr>
+        <w:keepNext/>
+        <w:jc w:val="center"/>
+        <w:rPr>
+          <w:szCs w:val="24"/>
+        </w:rPr>
+      </w:pPr>
+      <w:r>
+        <w:rPr>
+          <w:noProof/>
+          <w:szCs w:val="24"/>
+          <w:lang w:val="en-US"/>
+        </w:rPr>
+        <w:drawing>
+          <wp:inline distT="0" distB="0" distL="0" distR="0" wp14:anchorId="6F218E08" wp14:editId="7552BCAB">
+            <wp:extent cx="4458712" cy="4961163"/>
+            <wp:effectExtent l="0" t="0" r="0" b="0"/>
+            <wp:docPr id="8" name="Picture 8"/>
+            <wp:cNvGraphicFramePr>
+              <a:graphicFrameLocks xmlns:a="http://schemas.openxmlformats.org/drawingml/2006/main" noChangeAspect="1"/>
+            </wp:cNvGraphicFramePr>
+            <a:graphic xmlns:a="http://schemas.openxmlformats.org/drawingml/2006/main">
+              <a:graphicData uri="http://schemas.openxmlformats.org/drawingml/2006/picture">
+                <pic:pic xmlns:pic="http://schemas.openxmlformats.org/drawingml/2006/picture">
+                  <pic:nvPicPr>
+                    <pic:cNvPr id="8" name="ChatGPT Image Jul 6, 2026, 04_25_16 PM.png"/>
+                    <pic:cNvPicPr/>
+                  </pic:nvPicPr>
+                  <pic:blipFill>
+                    <a:blip r:embed="rId14" cstate="print">
+                      <a:extLst>
+                        <a:ext uri="{28A0092B-C50C-407E-A947-70E740481C1C}">
+                          <a14:useLocalDpi xmlns:a14="http://schemas.microsoft.com/office/drawing/2010/main" val="0"/>
+                        </a:ext>
+                      </a:extLst>
+                    </a:blip>
+                    <a:stretch>
+                      <a:fillRect/>
+                    </a:stretch>
+                  </pic:blipFill>
+                  <pic:spPr>
+                    <a:xfrm>
+                      <a:off x="0" y="0"/>
+                      <a:ext cx="4472445" cy="4976444"/>
+                    </a:xfrm>
+                    <a:prstGeom prst="rect">
+                      <a:avLst/>
+                    </a:prstGeom>
+                  </pic:spPr>
+                </pic:pic>
+              </a:graphicData>
+            </a:graphic>
+          </wp:inline>
+        </w:drawing>
+      </w:r>
+      <w:bookmarkStart w:id="15" w:name="_GoBack"/>
       <w:bookmarkEnd w:id="15"/>
     </w:p>
     <w:p>
       <w:pPr>
+        <w:pStyle w:val="Caption"/>
+        <w:jc w:val="center"/>
+        <w:rPr>
+          <w:i w:val="0"/>
+          <w:color w:val="auto"/>
+          <w:sz w:val="24"/>
+          <w:szCs w:val="24"/>
+        </w:rPr>
+      </w:pPr>
+      <w:r>
+        <w:rPr>
+          <w:i w:val="0"/>
+          <w:color w:val="auto"/>
+          <w:sz w:val="24"/>
+          <w:szCs w:val="24"/>
+        </w:rPr>
+        <w:t xml:space="preserve">Figure </w:t>
+      </w:r>
+      <w:r>
+        <w:rPr>
+          <w:i w:val="0"/>
+          <w:color w:val="auto"/>
+          <w:sz w:val="24"/>
+          <w:szCs w:val="24"/>
+        </w:rPr>
+        <w:fldChar w:fldCharType="begin"/>
+      </w:r>
+      <w:r>
+        <w:rPr>
+          <w:i w:val="0"/>
+          <w:color w:val="auto"/>
+          <w:sz w:val="24"/>
+          <w:szCs w:val="24"/>
+        </w:rPr>
+        <w:instrText xml:space="preserve"> SEQ Figure \* ARABIC </w:instrText>
+      </w:r>
+      <w:r>
+        <w:rPr>
+          <w:i w:val="0"/>
+          <w:color w:val="auto"/>
+          <w:sz w:val="24"/>
+          <w:szCs w:val="24"/>
+        </w:rPr>
+        <w:fldChar w:fldCharType="separate"/>
+      </w:r>
+      <w:r>
+        <w:rPr>
+          <w:i w:val="0"/>
+          <w:noProof/>
+          <w:color w:val="auto"/>
+          <w:sz w:val="24"/>
+          <w:szCs w:val="24"/>
+        </w:rPr>
+        <w:t>3</w:t>
+      </w:r>
+      <w:r>
+        <w:rPr>
+          <w:i w:val="0"/>
+          <w:color w:val="auto"/>
+          <w:sz w:val="24"/>
+          <w:szCs w:val="24"/>
+        </w:rPr>
+        <w:fldChar w:fldCharType="end"/>
+      </w:r>
+      <w:r>
+        <w:rPr>
+          <w:i w:val="0"/>
+          <w:color w:val="auto"/>
+          <w:sz w:val="24"/>
+          <w:szCs w:val="24"/>
+        </w:rPr>
+        <w:t xml:space="preserve"> Flowchart for Login</w